--- a/data/outputs/v2/Chemistry/SS2.1_Introduction_to_Salts/Chemistry_Introduction_to_Salts_CBE_LessonSequence.docx
+++ b/data/outputs/v2/Chemistry/SS2.1_Introduction_to_Salts/Chemistry_Introduction_to_Salts_CBE_LessonSequence.docx
@@ -3086,7 +3086,7 @@
             <w:pPr>
               <w:spacing w:after="20" w:before="0"/>
             </w:pPr>
-            <w:hyperlink w:history="1" r:id="rId_5nqdibg0icffdyozvdn2">
+            <w:hyperlink w:history="1" r:id="rIdpbuii6jsyqxsbvsubpxgc">
               <w:r>
                 <w:rPr>
                   <w:rFonts w:ascii="Arial" w:cs="Arial" w:eastAsia="Arial" w:hAnsi="Arial"/>
@@ -3095,7 +3095,7 @@
                   <w:szCs w:val="16"/>
                   <w:u w:val="single" w:color="2E75B6"/>
                 </w:rPr>
-                <w:t xml:space="preserve">Ratios on coordinate plane</w:t>
+                <w:t xml:space="preserve">pH of salt solutions</w:t>
               </w:r>
             </w:hyperlink>
           </w:p>
@@ -3119,7 +3119,7 @@
               <w:spacing w:after="10" w:before="0"/>
               <w:ind w:left="120"/>
             </w:pPr>
-            <w:hyperlink w:history="1" r:id="rIdqk20e03i6_ibsljfqfpc1">
+            <w:hyperlink w:history="1" r:id="rIdv3fnhraodwmgd4cgv8vq9">
               <w:r>
                 <w:rPr>
                   <w:rFonts w:ascii="Arial" w:cs="Arial" w:eastAsia="Arial" w:hAnsi="Arial"/>
@@ -3157,14 +3157,241 @@
                 <w:sz w:val="16"/>
                 <w:szCs w:val="16"/>
               </w:rPr>
-              <w:t xml:space="preserve">📖 HTML:</w:t>
+              <w:t xml:space="preserve">📖 READING:</w:t>
             </w:r>
           </w:p>
           <w:p>
             <w:pPr>
               <w:spacing w:after="20" w:before="0"/>
             </w:pPr>
-            <w:hyperlink w:history="1" r:id="rId7qpnmbtj3okuzo4ucgakd">
+            <w:r>
+              <w:rPr>
+                <w:rFonts w:ascii="Arial" w:cs="Arial" w:eastAsia="Arial" w:hAnsi="Arial"/>
+                <w:i/>
+                <w:iCs/>
+                <w:color w:val="595959"/>
+                <w:sz w:val="16"/>
+                <w:szCs w:val="16"/>
+              </w:rPr>
+              <w:t xml:space="preserve">No closely matching reading in the ARES library for this activity.</w:t>
+            </w:r>
+          </w:p>
+          <w:p>
+            <w:pPr>
+              <w:spacing w:after="10" w:before="0"/>
+              <w:ind w:left="120"/>
+            </w:pPr>
+            <w:hyperlink w:history="1" r:id="rIdg0nsngfxejgrykjelwavk">
+              <w:r>
+                <w:rPr>
+                  <w:rFonts w:ascii="Arial" w:cs="Arial" w:eastAsia="Arial" w:hAnsi="Arial"/>
+                  <w:color w:val="595959"/>
+                  <w:sz w:val="14"/>
+                  <w:szCs w:val="14"/>
+                  <w:u w:val="single" w:color="595959"/>
+                </w:rPr>
+                <w:t xml:space="preserve">🔍 Search ARES for readings</w:t>
+              </w:r>
+            </w:hyperlink>
+          </w:p>
+          <w:p>
+            <w:pPr>
+              <w:spacing w:after="10" w:before="0"/>
+              <w:ind w:left="120"/>
+            </w:pPr>
+            <w:r>
+              <w:rPr>
+                <w:rFonts w:ascii="Arial" w:cs="Arial" w:eastAsia="Arial" w:hAnsi="Arial"/>
+                <w:color w:val="595959"/>
+                <w:sz w:val="14"/>
+                <w:szCs w:val="14"/>
+              </w:rPr>
+              <w:t xml:space="preserve">Search terms: salts classification normal acidic</w:t>
+            </w:r>
+          </w:p>
+        </w:tc>
+        <w:tc>
+          <w:tcPr>
+            <w:tcW w:type="dxa" w:w="3040"/>
+            <w:shd w:fill="FFFFFF" w:color="auto" w:val="clear"/>
+            <w:tcMar>
+              <w:top w:type="dxa" w:w="60"/>
+              <w:left w:type="dxa" w:w="120"/>
+              <w:bottom w:type="dxa" w:w="60"/>
+              <w:right w:type="dxa" w:w="120"/>
+            </w:tcMar>
+            <w:vAlign w:val="top"/>
+          </w:tcPr>
+          <w:p>
+            <w:pPr>
+              <w:spacing w:after="40" w:before="0"/>
+              <w:jc w:val="left"/>
+            </w:pPr>
+            <w:r>
+              <w:rPr>
+                <w:rFonts w:ascii="Arial" w:cs="Arial" w:eastAsia="Arial" w:hAnsi="Arial"/>
+                <w:b w:val="false"/>
+                <w:bCs w:val="false"/>
+                <w:i w:val="false"/>
+                <w:iCs w:val="false"/>
+                <w:color w:val="000000"/>
+                <w:sz w:val="18"/>
+                <w:szCs w:val="18"/>
+              </w:rPr>
+              <w:t xml:space="preserve">Learners are presented with three labelled photographs and/or physical displays: (A) a torn-open bag of CAN fertiliser granules that appear wet and clumped; (B) a dish of washing soda (Na₂CO₃·10H₂O) crystals with a white powdery crust; (C) a salt shaker of ordinary table salt, unchanged. They work in pairs for 5 minutes to write silent individual responses to the prompt: 'All three substances are called salts. Predict why the fertiliser granules clumped together overnight, the washing soda formed a white crust, but the table salt stayed the same. Use any science you already know.' Pairs then share predictions with a neighbouring pair (Think–Pair–Share). One spokesperson per group of four shares one idea with the class. Teacher records ALL predictions — without correcting — on the whiteboard under the heading 'Our Predictions (Day 1)'. Learners record their own predictions in their science notebooks.</w:t>
+            </w:r>
+          </w:p>
+        </w:tc>
+        <w:tc>
+          <w:tcPr>
+            <w:tcW w:type="dxa" w:w="3040"/>
+            <w:shd w:fill="F2F2F2" w:color="auto" w:val="clear"/>
+            <w:tcMar>
+              <w:top w:type="dxa" w:w="60"/>
+              <w:left w:type="dxa" w:w="120"/>
+              <w:bottom w:type="dxa" w:w="60"/>
+              <w:right w:type="dxa" w:w="120"/>
+            </w:tcMar>
+            <w:vAlign w:val="top"/>
+          </w:tcPr>
+          <w:p>
+            <w:pPr>
+              <w:spacing w:after="40" w:before="0"/>
+              <w:jc w:val="left"/>
+            </w:pPr>
+            <w:r>
+              <w:rPr>
+                <w:rFonts w:ascii="Arial" w:cs="Arial" w:eastAsia="Arial" w:hAnsi="Arial"/>
+                <w:b w:val="false"/>
+                <w:bCs w:val="false"/>
+                <w:i w:val="false"/>
+                <w:iCs w:val="false"/>
+                <w:color w:val="000000"/>
+                <w:sz w:val="18"/>
+                <w:szCs w:val="18"/>
+              </w:rPr>
+              <w:t xml:space="preserve">Display the three samples/photographs prominently before learners enter the room so curiosity is immediate. Say: 'Before I tell you anything, I want your brain's first guess — there are no wrong answers yet.' Distribute the individual prediction slips. Allow 3 minutes of silent writing — enforce no talking. After Think–Pair–Share, cold-call FOUR groups (not volunteers) using the class register: 'Group 3, what was your prediction?' After each response, paraphrase back: 'So you are saying that maybe the fertiliser pulled water from the air — is that right?' Apply 10–12 seconds of WAIT TIME after each cold-call before accepting answers. Record every prediction verbatim on the board. Close the phase by saying: 'Hold onto these ideas — by the end of this unit, you will be able to explain exactly why each of these three salts behaved the way it did. That is our investigation.'</w:t>
+            </w:r>
+          </w:p>
+        </w:tc>
+        <w:tc>
+          <w:tcPr>
+            <w:tcW w:type="dxa" w:w="3040"/>
+            <w:shd w:fill="FFFFFF" w:color="auto" w:val="clear"/>
+            <w:tcMar>
+              <w:top w:type="dxa" w:w="60"/>
+              <w:left w:type="dxa" w:w="120"/>
+              <w:bottom w:type="dxa" w:w="60"/>
+              <w:right w:type="dxa" w:w="120"/>
+            </w:tcMar>
+            <w:vAlign w:val="top"/>
+          </w:tcPr>
+          <w:p>
+            <w:pPr>
+              <w:spacing w:after="40" w:before="0"/>
+              <w:jc w:val="left"/>
+            </w:pPr>
+            <w:r>
+              <w:rPr>
+                <w:rFonts w:ascii="Arial" w:cs="Arial" w:eastAsia="Arial" w:hAnsi="Arial"/>
+                <w:b w:val="false"/>
+                <w:bCs w:val="false"/>
+                <w:i w:val="false"/>
+                <w:iCs w:val="false"/>
+                <w:color w:val="000000"/>
+                <w:sz w:val="18"/>
+                <w:szCs w:val="18"/>
+              </w:rPr>
+              <w:t xml:space="preserve">Think–Pair–Share Prediction Protocol: This strategy activates prior knowledge about salts from everyday life (cooking, farming, laboratory) before instruction, reveals misconceptions the teacher can address across the unit, and gives every learner a personal stake in the phenomenon by committing their prediction to writing. Recording predictions publicly creates accountability and a reference point for revision.</w:t>
+            </w:r>
+          </w:p>
+        </w:tc>
+        <w:tc>
+          <w:tcPr>
+            <w:tcW w:type="dxa" w:w="3040"/>
+            <w:shd w:fill="F2F2F2" w:color="auto" w:val="clear"/>
+            <w:tcMar>
+              <w:top w:type="dxa" w:w="60"/>
+              <w:left w:type="dxa" w:w="120"/>
+              <w:bottom w:type="dxa" w:w="60"/>
+              <w:right w:type="dxa" w:w="120"/>
+            </w:tcMar>
+            <w:vAlign w:val="top"/>
+          </w:tcPr>
+          <w:p>
+            <w:pPr>
+              <w:spacing w:after="40" w:before="0"/>
+              <w:jc w:val="left"/>
+            </w:pPr>
+            <w:r>
+              <w:rPr>
+                <w:rFonts w:ascii="Arial" w:cs="Arial" w:eastAsia="Arial" w:hAnsi="Arial"/>
+                <w:b w:val="false"/>
+                <w:bCs w:val="false"/>
+                <w:i w:val="false"/>
+                <w:iCs w:val="false"/>
+                <w:color w:val="000000"/>
+                <w:sz w:val="18"/>
+                <w:szCs w:val="18"/>
+              </w:rPr>
+              <w:t xml:space="preserve">Observable indicator: Every learner has a written prediction in their notebook before whole-class sharing begins. Teacher scans notebooks during pair-share to check engagement. Key misconception to listen for: learners conflating 'salt' solely with table salt (NaCl) — note this for Phase 3. Collect 3–4 prediction slips from different ability groups to inform pacing of Phase 3.</w:t>
+            </w:r>
+          </w:p>
+        </w:tc>
+      </w:tr>
+      <w:tr>
+        <w:tc>
+          <w:tcPr>
+            <w:tcW w:type="dxa" w:w="1520"/>
+            <w:shd w:fill="D9EEF1" w:color="auto" w:val="clear"/>
+            <w:tcMar>
+              <w:top w:type="dxa" w:w="60"/>
+              <w:left w:type="dxa" w:w="120"/>
+              <w:bottom w:type="dxa" w:w="60"/>
+              <w:right w:type="dxa" w:w="120"/>
+            </w:tcMar>
+            <w:vAlign w:val="top"/>
+          </w:tcPr>
+          <w:p>
+            <w:pPr>
+              <w:spacing w:after="40" w:before="0"/>
+              <w:jc w:val="left"/>
+            </w:pPr>
+            <w:r>
+              <w:rPr>
+                <w:rFonts w:ascii="Arial" w:cs="Arial" w:eastAsia="Arial" w:hAnsi="Arial"/>
+                <w:b/>
+                <w:bCs/>
+                <w:i w:val="false"/>
+                <w:iCs w:val="false"/>
+                <w:color w:val="000000"/>
+                <w:sz w:val="18"/>
+                <w:szCs w:val="18"/>
+              </w:rPr>
+              <w:t xml:space="preserve">Observe Phase</w:t>
+            </w:r>
+          </w:p>
+          <w:p>
+            <w:pPr>
+              <w:spacing w:after="20" w:before="0"/>
+            </w:pPr>
+            <w:r>
+              <w:rPr>
+                <w:rFonts w:ascii="Arial" w:cs="Arial" w:eastAsia="Arial" w:hAnsi="Arial"/>
+                <w:b/>
+                <w:bCs/>
+                <w:color w:val="1F3864"/>
+                <w:sz w:val="16"/>
+                <w:szCs w:val="16"/>
+              </w:rPr>
+              <w:t xml:space="preserve">📹 VIDEO:</w:t>
+            </w:r>
+          </w:p>
+          <w:p>
+            <w:pPr>
+              <w:spacing w:after="20" w:before="0"/>
+            </w:pPr>
+            <w:hyperlink w:history="1" r:id="rIdlz0jwqijl1oyyox6b9bnz">
               <w:r>
                 <w:rPr>
                   <w:rFonts w:ascii="Arial" w:cs="Arial" w:eastAsia="Arial" w:hAnsi="Arial"/>
@@ -3173,7 +3400,7 @@
                   <w:szCs w:val="16"/>
                   <w:u w:val="single" w:color="2E75B6"/>
                 </w:rPr>
-                <w:t xml:space="preserve">Hydrolysis of Salts: Equations (Flexbook)</w:t>
+                <w:t xml:space="preserve">Acid–base properties of salts</w:t>
               </w:r>
             </w:hyperlink>
           </w:p>
@@ -3189,7 +3416,7 @@
                 <w:sz w:val="14"/>
                 <w:szCs w:val="14"/>
               </w:rPr>
-              <w:t xml:space="preserve">Source: CK-12</w:t>
+              <w:t xml:space="preserve">Source: Khan Academy (English - US curriculum)</w:t>
             </w:r>
           </w:p>
           <w:p>
@@ -3197,235 +3424,7 @@
               <w:spacing w:after="10" w:before="0"/>
               <w:ind w:left="120"/>
             </w:pPr>
-            <w:hyperlink w:history="1" r:id="rIdu8dj-vw7gz09jcqbsuoyx">
-              <w:r>
-                <w:rPr>
-                  <w:rFonts w:ascii="Arial" w:cs="Arial" w:eastAsia="Arial" w:hAnsi="Arial"/>
-                  <w:color w:val="595959"/>
-                  <w:sz w:val="14"/>
-                  <w:szCs w:val="14"/>
-                  <w:u w:val="single" w:color="595959"/>
-                </w:rPr>
-                <w:t xml:space="preserve">🔍 Search ARES for similar readings</w:t>
-              </w:r>
-            </w:hyperlink>
-          </w:p>
-        </w:tc>
-        <w:tc>
-          <w:tcPr>
-            <w:tcW w:type="dxa" w:w="3040"/>
-            <w:shd w:fill="FFFFFF" w:color="auto" w:val="clear"/>
-            <w:tcMar>
-              <w:top w:type="dxa" w:w="60"/>
-              <w:left w:type="dxa" w:w="120"/>
-              <w:bottom w:type="dxa" w:w="60"/>
-              <w:right w:type="dxa" w:w="120"/>
-            </w:tcMar>
-            <w:vAlign w:val="top"/>
-          </w:tcPr>
-          <w:p>
-            <w:pPr>
-              <w:spacing w:after="40" w:before="0"/>
-              <w:jc w:val="left"/>
-            </w:pPr>
-            <w:r>
-              <w:rPr>
-                <w:rFonts w:ascii="Arial" w:cs="Arial" w:eastAsia="Arial" w:hAnsi="Arial"/>
-                <w:b w:val="false"/>
-                <w:bCs w:val="false"/>
-                <w:i w:val="false"/>
-                <w:iCs w:val="false"/>
-                <w:color w:val="000000"/>
-                <w:sz w:val="18"/>
-                <w:szCs w:val="18"/>
-              </w:rPr>
-              <w:t xml:space="preserve">Learners are presented with three labelled photographs and/or physical displays: (A) a torn-open bag of CAN fertiliser granules that appear wet and clumped; (B) a dish of washing soda (Na₂CO₃·10H₂O) crystals with a white powdery crust; (C) a salt shaker of ordinary table salt, unchanged. They work in pairs for 5 minutes to write silent individual responses to the prompt: 'All three substances are called salts. Predict why the fertiliser granules clumped together overnight, the washing soda formed a white crust, but the table salt stayed the same. Use any science you already know.' Pairs then share predictions with a neighbouring pair (Think–Pair–Share). One spokesperson per group of four shares one idea with the class. Teacher records ALL predictions — without correcting — on the whiteboard under the heading 'Our Predictions (Day 1)'. Learners record their own predictions in their science notebooks.</w:t>
-            </w:r>
-          </w:p>
-        </w:tc>
-        <w:tc>
-          <w:tcPr>
-            <w:tcW w:type="dxa" w:w="3040"/>
-            <w:shd w:fill="F2F2F2" w:color="auto" w:val="clear"/>
-            <w:tcMar>
-              <w:top w:type="dxa" w:w="60"/>
-              <w:left w:type="dxa" w:w="120"/>
-              <w:bottom w:type="dxa" w:w="60"/>
-              <w:right w:type="dxa" w:w="120"/>
-            </w:tcMar>
-            <w:vAlign w:val="top"/>
-          </w:tcPr>
-          <w:p>
-            <w:pPr>
-              <w:spacing w:after="40" w:before="0"/>
-              <w:jc w:val="left"/>
-            </w:pPr>
-            <w:r>
-              <w:rPr>
-                <w:rFonts w:ascii="Arial" w:cs="Arial" w:eastAsia="Arial" w:hAnsi="Arial"/>
-                <w:b w:val="false"/>
-                <w:bCs w:val="false"/>
-                <w:i w:val="false"/>
-                <w:iCs w:val="false"/>
-                <w:color w:val="000000"/>
-                <w:sz w:val="18"/>
-                <w:szCs w:val="18"/>
-              </w:rPr>
-              <w:t xml:space="preserve">Display the three samples/photographs prominently before learners enter the room so curiosity is immediate. Say: 'Before I tell you anything, I want your brain's first guess — there are no wrong answers yet.' Distribute the individual prediction slips. Allow 3 minutes of silent writing — enforce no talking. After Think–Pair–Share, cold-call FOUR groups (not volunteers) using the class register: 'Group 3, what was your prediction?' After each response, paraphrase back: 'So you are saying that maybe the fertiliser pulled water from the air — is that right?' Apply 10–12 seconds of WAIT TIME after each cold-call before accepting answers. Record every prediction verbatim on the board. Close the phase by saying: 'Hold onto these ideas — by the end of this unit, you will be able to explain exactly why each of these three salts behaved the way it did. That is our investigation.'</w:t>
-            </w:r>
-          </w:p>
-        </w:tc>
-        <w:tc>
-          <w:tcPr>
-            <w:tcW w:type="dxa" w:w="3040"/>
-            <w:shd w:fill="FFFFFF" w:color="auto" w:val="clear"/>
-            <w:tcMar>
-              <w:top w:type="dxa" w:w="60"/>
-              <w:left w:type="dxa" w:w="120"/>
-              <w:bottom w:type="dxa" w:w="60"/>
-              <w:right w:type="dxa" w:w="120"/>
-            </w:tcMar>
-            <w:vAlign w:val="top"/>
-          </w:tcPr>
-          <w:p>
-            <w:pPr>
-              <w:spacing w:after="40" w:before="0"/>
-              <w:jc w:val="left"/>
-            </w:pPr>
-            <w:r>
-              <w:rPr>
-                <w:rFonts w:ascii="Arial" w:cs="Arial" w:eastAsia="Arial" w:hAnsi="Arial"/>
-                <w:b w:val="false"/>
-                <w:bCs w:val="false"/>
-                <w:i w:val="false"/>
-                <w:iCs w:val="false"/>
-                <w:color w:val="000000"/>
-                <w:sz w:val="18"/>
-                <w:szCs w:val="18"/>
-              </w:rPr>
-              <w:t xml:space="preserve">Think–Pair–Share Prediction Protocol: This strategy activates prior knowledge about salts from everyday life (cooking, farming, laboratory) before instruction, reveals misconceptions the teacher can address across the unit, and gives every learner a personal stake in the phenomenon by committing their prediction to writing. Recording predictions publicly creates accountability and a reference point for revision.</w:t>
-            </w:r>
-          </w:p>
-        </w:tc>
-        <w:tc>
-          <w:tcPr>
-            <w:tcW w:type="dxa" w:w="3040"/>
-            <w:shd w:fill="F2F2F2" w:color="auto" w:val="clear"/>
-            <w:tcMar>
-              <w:top w:type="dxa" w:w="60"/>
-              <w:left w:type="dxa" w:w="120"/>
-              <w:bottom w:type="dxa" w:w="60"/>
-              <w:right w:type="dxa" w:w="120"/>
-            </w:tcMar>
-            <w:vAlign w:val="top"/>
-          </w:tcPr>
-          <w:p>
-            <w:pPr>
-              <w:spacing w:after="40" w:before="0"/>
-              <w:jc w:val="left"/>
-            </w:pPr>
-            <w:r>
-              <w:rPr>
-                <w:rFonts w:ascii="Arial" w:cs="Arial" w:eastAsia="Arial" w:hAnsi="Arial"/>
-                <w:b w:val="false"/>
-                <w:bCs w:val="false"/>
-                <w:i w:val="false"/>
-                <w:iCs w:val="false"/>
-                <w:color w:val="000000"/>
-                <w:sz w:val="18"/>
-                <w:szCs w:val="18"/>
-              </w:rPr>
-              <w:t xml:space="preserve">Observable indicator: Every learner has a written prediction in their notebook before whole-class sharing begins. Teacher scans notebooks during pair-share to check engagement. Key misconception to listen for: learners conflating 'salt' solely with table salt (NaCl) — note this for Phase 3. Collect 3–4 prediction slips from different ability groups to inform pacing of Phase 3.</w:t>
-            </w:r>
-          </w:p>
-        </w:tc>
-      </w:tr>
-      <w:tr>
-        <w:tc>
-          <w:tcPr>
-            <w:tcW w:type="dxa" w:w="1520"/>
-            <w:shd w:fill="D9EEF1" w:color="auto" w:val="clear"/>
-            <w:tcMar>
-              <w:top w:type="dxa" w:w="60"/>
-              <w:left w:type="dxa" w:w="120"/>
-              <w:bottom w:type="dxa" w:w="60"/>
-              <w:right w:type="dxa" w:w="120"/>
-            </w:tcMar>
-            <w:vAlign w:val="top"/>
-          </w:tcPr>
-          <w:p>
-            <w:pPr>
-              <w:spacing w:after="40" w:before="0"/>
-              <w:jc w:val="left"/>
-            </w:pPr>
-            <w:r>
-              <w:rPr>
-                <w:rFonts w:ascii="Arial" w:cs="Arial" w:eastAsia="Arial" w:hAnsi="Arial"/>
-                <w:b/>
-                <w:bCs/>
-                <w:i w:val="false"/>
-                <w:iCs w:val="false"/>
-                <w:color w:val="000000"/>
-                <w:sz w:val="18"/>
-                <w:szCs w:val="18"/>
-              </w:rPr>
-              <w:t xml:space="preserve">Observe Phase</w:t>
-            </w:r>
-          </w:p>
-          <w:p>
-            <w:pPr>
-              <w:spacing w:after="20" w:before="0"/>
-            </w:pPr>
-            <w:r>
-              <w:rPr>
-                <w:rFonts w:ascii="Arial" w:cs="Arial" w:eastAsia="Arial" w:hAnsi="Arial"/>
-                <w:b/>
-                <w:bCs/>
-                <w:color w:val="1F3864"/>
-                <w:sz w:val="16"/>
-                <w:szCs w:val="16"/>
-              </w:rPr>
-              <w:t xml:space="preserve">📹 VIDEO:</w:t>
-            </w:r>
-          </w:p>
-          <w:p>
-            <w:pPr>
-              <w:spacing w:after="20" w:before="0"/>
-            </w:pPr>
-            <w:hyperlink w:history="1" r:id="rIdlmyvslmhmytvfzni_d1jv">
-              <w:r>
-                <w:rPr>
-                  <w:rFonts w:ascii="Arial" w:cs="Arial" w:eastAsia="Arial" w:hAnsi="Arial"/>
-                  <w:color w:val="2E75B6"/>
-                  <w:sz w:val="16"/>
-                  <w:szCs w:val="16"/>
-                  <w:u w:val="single" w:color="2E75B6"/>
-                </w:rPr>
-                <w:t xml:space="preserve">Ratios on coordinate plane</w:t>
-              </w:r>
-            </w:hyperlink>
-          </w:p>
-          <w:p>
-            <w:pPr>
-              <w:spacing w:after="10" w:before="0"/>
-              <w:ind w:left="120"/>
-            </w:pPr>
-            <w:r>
-              <w:rPr>
-                <w:rFonts w:ascii="Arial" w:cs="Arial" w:eastAsia="Arial" w:hAnsi="Arial"/>
-                <w:color w:val="595959"/>
-                <w:sz w:val="14"/>
-                <w:szCs w:val="14"/>
-              </w:rPr>
-              <w:t xml:space="preserve">Source: Khan Academy (English - US curriculum)</w:t>
-            </w:r>
-          </w:p>
-          <w:p>
-            <w:pPr>
-              <w:spacing w:after="10" w:before="0"/>
-              <w:ind w:left="120"/>
-            </w:pPr>
-            <w:hyperlink w:history="1" r:id="rIde7yzs3t-rj_ny7glugffj">
+            <w:hyperlink w:history="1" r:id="rIdt4ybygkp4knxx3uxuw_9t">
               <w:r>
                 <w:rPr>
                   <w:rFonts w:ascii="Arial" w:cs="Arial" w:eastAsia="Arial" w:hAnsi="Arial"/>
@@ -3463,14 +3462,241 @@
                 <w:sz w:val="16"/>
                 <w:szCs w:val="16"/>
               </w:rPr>
-              <w:t xml:space="preserve">📖 HTML:</w:t>
+              <w:t xml:space="preserve">📖 READING:</w:t>
             </w:r>
           </w:p>
           <w:p>
             <w:pPr>
               <w:spacing w:after="20" w:before="0"/>
             </w:pPr>
-            <w:hyperlink w:history="1" r:id="rIdtc4ov5xq1grlj4-8ofmor">
+            <w:r>
+              <w:rPr>
+                <w:rFonts w:ascii="Arial" w:cs="Arial" w:eastAsia="Arial" w:hAnsi="Arial"/>
+                <w:i/>
+                <w:iCs/>
+                <w:color w:val="595959"/>
+                <w:sz w:val="16"/>
+                <w:szCs w:val="16"/>
+              </w:rPr>
+              <w:t xml:space="preserve">No closely matching reading in the ARES library for this activity.</w:t>
+            </w:r>
+          </w:p>
+          <w:p>
+            <w:pPr>
+              <w:spacing w:after="10" w:before="0"/>
+              <w:ind w:left="120"/>
+            </w:pPr>
+            <w:hyperlink w:history="1" r:id="rId8klllo3uulegq9hwmjjmu">
+              <w:r>
+                <w:rPr>
+                  <w:rFonts w:ascii="Arial" w:cs="Arial" w:eastAsia="Arial" w:hAnsi="Arial"/>
+                  <w:color w:val="595959"/>
+                  <w:sz w:val="14"/>
+                  <w:szCs w:val="14"/>
+                  <w:u w:val="single" w:color="595959"/>
+                </w:rPr>
+                <w:t xml:space="preserve">🔍 Search ARES for readings</w:t>
+              </w:r>
+            </w:hyperlink>
+          </w:p>
+          <w:p>
+            <w:pPr>
+              <w:spacing w:after="10" w:before="0"/>
+              <w:ind w:left="120"/>
+            </w:pPr>
+            <w:r>
+              <w:rPr>
+                <w:rFonts w:ascii="Arial" w:cs="Arial" w:eastAsia="Arial" w:hAnsi="Arial"/>
+                <w:color w:val="595959"/>
+                <w:sz w:val="14"/>
+                <w:szCs w:val="14"/>
+              </w:rPr>
+              <w:t xml:space="preserve">Search terms: salts classification normal acidic</w:t>
+            </w:r>
+          </w:p>
+        </w:tc>
+        <w:tc>
+          <w:tcPr>
+            <w:tcW w:type="dxa" w:w="3040"/>
+            <w:shd w:fill="FFFFFF" w:color="auto" w:val="clear"/>
+            <w:tcMar>
+              <w:top w:type="dxa" w:w="60"/>
+              <w:left w:type="dxa" w:w="120"/>
+              <w:bottom w:type="dxa" w:w="60"/>
+              <w:right w:type="dxa" w:w="120"/>
+            </w:tcMar>
+            <w:vAlign w:val="top"/>
+          </w:tcPr>
+          <w:p>
+            <w:pPr>
+              <w:spacing w:after="40" w:before="0"/>
+              <w:jc w:val="left"/>
+            </w:pPr>
+            <w:r>
+              <w:rPr>
+                <w:rFonts w:ascii="Arial" w:cs="Arial" w:eastAsia="Arial" w:hAnsi="Arial"/>
+                <w:b w:val="false"/>
+                <w:bCs w:val="false"/>
+                <w:i w:val="false"/>
+                <w:iCs w:val="false"/>
+                <w:color w:val="000000"/>
+                <w:sz w:val="18"/>
+                <w:szCs w:val="18"/>
+              </w:rPr>
+              <w:t xml:space="preserve">Each group of four learners receives a tray containing four labelled specimen tubes: (1) Table salt — NaCl; (2) CAN fertiliser granules — Ca(NO₃)₂ / NH₄NO₃ mixture; (3) Copper sulphate crystals — CuSO₄·5H₂O; (4) Washing soda crystals — Na₂CO₃·10H₂O. Learners observe each sample using sight and touch ONLY (no tasting) and complete a structured observation table in their notebooks with columns: Sample name | Colour | Texture | Crystal shape (if visible) | Any other observations | 'Is this a salt? My evidence'. After individual observation (5 min), groups discuss and reach a consensus answer to: 'What do these four substances have in common that makes them all called salts?' Groups record their consensus statement. Teacher then shares the KICD-mandated information card: 'A salt is a substance that is formed when a hydrogen atom in an acid is fully or partially replaced by a positive ion.' Learners annotate their observation tables with this definition and identify which acid and which positive ion they think might have formed each sample — making a first attempt even if uncertain.</w:t>
+            </w:r>
+          </w:p>
+        </w:tc>
+        <w:tc>
+          <w:tcPr>
+            <w:tcW w:type="dxa" w:w="3040"/>
+            <w:shd w:fill="F2F2F2" w:color="auto" w:val="clear"/>
+            <w:tcMar>
+              <w:top w:type="dxa" w:w="60"/>
+              <w:left w:type="dxa" w:w="120"/>
+              <w:bottom w:type="dxa" w:w="60"/>
+              <w:right w:type="dxa" w:w="120"/>
+            </w:tcMar>
+            <w:vAlign w:val="top"/>
+          </w:tcPr>
+          <w:p>
+            <w:pPr>
+              <w:spacing w:after="40" w:before="0"/>
+              <w:jc w:val="left"/>
+            </w:pPr>
+            <w:r>
+              <w:rPr>
+                <w:rFonts w:ascii="Arial" w:cs="Arial" w:eastAsia="Arial" w:hAnsi="Arial"/>
+                <w:b w:val="false"/>
+                <w:bCs w:val="false"/>
+                <w:i w:val="false"/>
+                <w:iCs w:val="false"/>
+                <w:color w:val="000000"/>
+                <w:sz w:val="18"/>
+                <w:szCs w:val="18"/>
+              </w:rPr>
+              <w:t xml:space="preserve">Before distributing trays, say: 'You are about to handle real laboratory chemicals. Copper sulphate is toxic — do NOT taste anything. Lab coats and goggles on now.' Circulate every 90 seconds, crouching to group level. Prompt deeper observation with: 'What do you notice about the crystal shape of the copper sulphate compared to the table salt?' and 'If these are all salts, what acid do you think each one came from?' After groups record consensus statements, cold-call THREE groups (rotate from the register): 'Group 5, read me your consensus statement exactly as you wrote it.' Apply 12 seconds WAIT TIME. After each response, write key phrases on the board. Do NOT confirm or deny yet — say: 'Interesting — let's test that idea.' Transition by holding up the KICD definition card: 'Here is how Kenyan chemists define a salt. Take 90 seconds to read it silently, then annotate your table.'</w:t>
+            </w:r>
+          </w:p>
+        </w:tc>
+        <w:tc>
+          <w:tcPr>
+            <w:tcW w:type="dxa" w:w="3040"/>
+            <w:shd w:fill="FFFFFF" w:color="auto" w:val="clear"/>
+            <w:tcMar>
+              <w:top w:type="dxa" w:w="60"/>
+              <w:left w:type="dxa" w:w="120"/>
+              <w:bottom w:type="dxa" w:w="60"/>
+              <w:right w:type="dxa" w:w="120"/>
+            </w:tcMar>
+            <w:vAlign w:val="top"/>
+          </w:tcPr>
+          <w:p>
+            <w:pPr>
+              <w:spacing w:after="40" w:before="0"/>
+              <w:jc w:val="left"/>
+            </w:pPr>
+            <w:r>
+              <w:rPr>
+                <w:rFonts w:ascii="Arial" w:cs="Arial" w:eastAsia="Arial" w:hAnsi="Arial"/>
+                <w:b w:val="false"/>
+                <w:bCs w:val="false"/>
+                <w:i w:val="false"/>
+                <w:iCs w:val="false"/>
+                <w:color w:val="000000"/>
+                <w:sz w:val="18"/>
+                <w:szCs w:val="18"/>
+              </w:rPr>
+              <w:t xml:space="preserve">Structured Observation Table with Consensus Protocol: Requiring learners to observe before receiving the definition ensures they build their own inductive understanding ('these things share properties') before deductive instruction. The consensus statement forces groups to negotiate language, which mirrors scientific practice. Connecting each sample back to an acid and a positive ion previews the classification work in Phase 3 and ties the samples to the phenomenon.</w:t>
+            </w:r>
+          </w:p>
+        </w:tc>
+        <w:tc>
+          <w:tcPr>
+            <w:tcW w:type="dxa" w:w="3040"/>
+            <w:shd w:fill="F2F2F2" w:color="auto" w:val="clear"/>
+            <w:tcMar>
+              <w:top w:type="dxa" w:w="60"/>
+              <w:left w:type="dxa" w:w="120"/>
+              <w:bottom w:type="dxa" w:w="60"/>
+              <w:right w:type="dxa" w:w="120"/>
+            </w:tcMar>
+            <w:vAlign w:val="top"/>
+          </w:tcPr>
+          <w:p>
+            <w:pPr>
+              <w:spacing w:after="40" w:before="0"/>
+              <w:jc w:val="left"/>
+            </w:pPr>
+            <w:r>
+              <w:rPr>
+                <w:rFonts w:ascii="Arial" w:cs="Arial" w:eastAsia="Arial" w:hAnsi="Arial"/>
+                <w:b w:val="false"/>
+                <w:bCs w:val="false"/>
+                <w:i w:val="false"/>
+                <w:iCs w:val="false"/>
+                <w:color w:val="000000"/>
+                <w:sz w:val="18"/>
+                <w:szCs w:val="18"/>
+              </w:rPr>
+              <w:t xml:space="preserve">Observable indicator: Completed observation tables with all four columns filled for each sample, plus a consensus statement. Teacher checks that learners are connecting observations to the definition (e.g. 'NaCl comes from HCl — H replaced by Na⁺'). Listen for groups who cannot identify the acid source — these groups will need targeted support in Phase 3. Indicator of readiness to move: at least 3 of 4 groups have a consensus statement that references ion replacement.</w:t>
+            </w:r>
+          </w:p>
+        </w:tc>
+      </w:tr>
+      <w:tr>
+        <w:tc>
+          <w:tcPr>
+            <w:tcW w:type="dxa" w:w="1520"/>
+            <w:shd w:fill="E2EFDA" w:color="auto" w:val="clear"/>
+            <w:tcMar>
+              <w:top w:type="dxa" w:w="60"/>
+              <w:left w:type="dxa" w:w="120"/>
+              <w:bottom w:type="dxa" w:w="60"/>
+              <w:right w:type="dxa" w:w="120"/>
+            </w:tcMar>
+            <w:vAlign w:val="top"/>
+          </w:tcPr>
+          <w:p>
+            <w:pPr>
+              <w:spacing w:after="40" w:before="0"/>
+              <w:jc w:val="left"/>
+            </w:pPr>
+            <w:r>
+              <w:rPr>
+                <w:rFonts w:ascii="Arial" w:cs="Arial" w:eastAsia="Arial" w:hAnsi="Arial"/>
+                <w:b/>
+                <w:bCs/>
+                <w:i w:val="false"/>
+                <w:iCs w:val="false"/>
+                <w:color w:val="000000"/>
+                <w:sz w:val="18"/>
+                <w:szCs w:val="18"/>
+              </w:rPr>
+              <w:t xml:space="preserve">Explain Phase</w:t>
+            </w:r>
+          </w:p>
+          <w:p>
+            <w:pPr>
+              <w:spacing w:after="20" w:before="0"/>
+            </w:pPr>
+            <w:r>
+              <w:rPr>
+                <w:rFonts w:ascii="Arial" w:cs="Arial" w:eastAsia="Arial" w:hAnsi="Arial"/>
+                <w:b/>
+                <w:bCs/>
+                <w:color w:val="1F3864"/>
+                <w:sz w:val="16"/>
+                <w:szCs w:val="16"/>
+              </w:rPr>
+              <w:t xml:space="preserve">📹 VIDEO:</w:t>
+            </w:r>
+          </w:p>
+          <w:p>
+            <w:pPr>
+              <w:spacing w:after="20" w:before="0"/>
+            </w:pPr>
+            <w:hyperlink w:history="1" r:id="rId9jyxem5fd8geonn_uivjg">
               <w:r>
                 <w:rPr>
                   <w:rFonts w:ascii="Arial" w:cs="Arial" w:eastAsia="Arial" w:hAnsi="Arial"/>
@@ -3479,7 +3705,7 @@
                   <w:szCs w:val="16"/>
                   <w:u w:val="single" w:color="2E75B6"/>
                 </w:rPr>
-                <w:t xml:space="preserve">Hydrolysis of Salts: Equations (Flexbook)</w:t>
+                <w:t xml:space="preserve">pH of salt solutions</w:t>
               </w:r>
             </w:hyperlink>
           </w:p>
@@ -3495,7 +3721,7 @@
                 <w:sz w:val="14"/>
                 <w:szCs w:val="14"/>
               </w:rPr>
-              <w:t xml:space="preserve">Source: CK-12</w:t>
+              <w:t xml:space="preserve">Source: Khan Academy (English - US curriculum)</w:t>
             </w:r>
           </w:p>
           <w:p>
@@ -3503,235 +3729,7 @@
               <w:spacing w:after="10" w:before="0"/>
               <w:ind w:left="120"/>
             </w:pPr>
-            <w:hyperlink w:history="1" r:id="rIdcrxws_-xi9mv5serlvsdg">
-              <w:r>
-                <w:rPr>
-                  <w:rFonts w:ascii="Arial" w:cs="Arial" w:eastAsia="Arial" w:hAnsi="Arial"/>
-                  <w:color w:val="595959"/>
-                  <w:sz w:val="14"/>
-                  <w:szCs w:val="14"/>
-                  <w:u w:val="single" w:color="595959"/>
-                </w:rPr>
-                <w:t xml:space="preserve">🔍 Search ARES for similar readings</w:t>
-              </w:r>
-            </w:hyperlink>
-          </w:p>
-        </w:tc>
-        <w:tc>
-          <w:tcPr>
-            <w:tcW w:type="dxa" w:w="3040"/>
-            <w:shd w:fill="FFFFFF" w:color="auto" w:val="clear"/>
-            <w:tcMar>
-              <w:top w:type="dxa" w:w="60"/>
-              <w:left w:type="dxa" w:w="120"/>
-              <w:bottom w:type="dxa" w:w="60"/>
-              <w:right w:type="dxa" w:w="120"/>
-            </w:tcMar>
-            <w:vAlign w:val="top"/>
-          </w:tcPr>
-          <w:p>
-            <w:pPr>
-              <w:spacing w:after="40" w:before="0"/>
-              <w:jc w:val="left"/>
-            </w:pPr>
-            <w:r>
-              <w:rPr>
-                <w:rFonts w:ascii="Arial" w:cs="Arial" w:eastAsia="Arial" w:hAnsi="Arial"/>
-                <w:b w:val="false"/>
-                <w:bCs w:val="false"/>
-                <w:i w:val="false"/>
-                <w:iCs w:val="false"/>
-                <w:color w:val="000000"/>
-                <w:sz w:val="18"/>
-                <w:szCs w:val="18"/>
-              </w:rPr>
-              <w:t xml:space="preserve">Each group of four learners receives a tray containing four labelled specimen tubes: (1) Table salt — NaCl; (2) CAN fertiliser granules — Ca(NO₃)₂ / NH₄NO₃ mixture; (3) Copper sulphate crystals — CuSO₄·5H₂O; (4) Washing soda crystals — Na₂CO₃·10H₂O. Learners observe each sample using sight and touch ONLY (no tasting) and complete a structured observation table in their notebooks with columns: Sample name | Colour | Texture | Crystal shape (if visible) | Any other observations | 'Is this a salt? My evidence'. After individual observation (5 min), groups discuss and reach a consensus answer to: 'What do these four substances have in common that makes them all called salts?' Groups record their consensus statement. Teacher then shares the KICD-mandated information card: 'A salt is a substance that is formed when a hydrogen atom in an acid is fully or partially replaced by a positive ion.' Learners annotate their observation tables with this definition and identify which acid and which positive ion they think might have formed each sample — making a first attempt even if uncertain.</w:t>
-            </w:r>
-          </w:p>
-        </w:tc>
-        <w:tc>
-          <w:tcPr>
-            <w:tcW w:type="dxa" w:w="3040"/>
-            <w:shd w:fill="F2F2F2" w:color="auto" w:val="clear"/>
-            <w:tcMar>
-              <w:top w:type="dxa" w:w="60"/>
-              <w:left w:type="dxa" w:w="120"/>
-              <w:bottom w:type="dxa" w:w="60"/>
-              <w:right w:type="dxa" w:w="120"/>
-            </w:tcMar>
-            <w:vAlign w:val="top"/>
-          </w:tcPr>
-          <w:p>
-            <w:pPr>
-              <w:spacing w:after="40" w:before="0"/>
-              <w:jc w:val="left"/>
-            </w:pPr>
-            <w:r>
-              <w:rPr>
-                <w:rFonts w:ascii="Arial" w:cs="Arial" w:eastAsia="Arial" w:hAnsi="Arial"/>
-                <w:b w:val="false"/>
-                <w:bCs w:val="false"/>
-                <w:i w:val="false"/>
-                <w:iCs w:val="false"/>
-                <w:color w:val="000000"/>
-                <w:sz w:val="18"/>
-                <w:szCs w:val="18"/>
-              </w:rPr>
-              <w:t xml:space="preserve">Before distributing trays, say: 'You are about to handle real laboratory chemicals. Copper sulphate is toxic — do NOT taste anything. Lab coats and goggles on now.' Circulate every 90 seconds, crouching to group level. Prompt deeper observation with: 'What do you notice about the crystal shape of the copper sulphate compared to the table salt?' and 'If these are all salts, what acid do you think each one came from?' After groups record consensus statements, cold-call THREE groups (rotate from the register): 'Group 5, read me your consensus statement exactly as you wrote it.' Apply 12 seconds WAIT TIME. After each response, write key phrases on the board. Do NOT confirm or deny yet — say: 'Interesting — let's test that idea.' Transition by holding up the KICD definition card: 'Here is how Kenyan chemists define a salt. Take 90 seconds to read it silently, then annotate your table.'</w:t>
-            </w:r>
-          </w:p>
-        </w:tc>
-        <w:tc>
-          <w:tcPr>
-            <w:tcW w:type="dxa" w:w="3040"/>
-            <w:shd w:fill="FFFFFF" w:color="auto" w:val="clear"/>
-            <w:tcMar>
-              <w:top w:type="dxa" w:w="60"/>
-              <w:left w:type="dxa" w:w="120"/>
-              <w:bottom w:type="dxa" w:w="60"/>
-              <w:right w:type="dxa" w:w="120"/>
-            </w:tcMar>
-            <w:vAlign w:val="top"/>
-          </w:tcPr>
-          <w:p>
-            <w:pPr>
-              <w:spacing w:after="40" w:before="0"/>
-              <w:jc w:val="left"/>
-            </w:pPr>
-            <w:r>
-              <w:rPr>
-                <w:rFonts w:ascii="Arial" w:cs="Arial" w:eastAsia="Arial" w:hAnsi="Arial"/>
-                <w:b w:val="false"/>
-                <w:bCs w:val="false"/>
-                <w:i w:val="false"/>
-                <w:iCs w:val="false"/>
-                <w:color w:val="000000"/>
-                <w:sz w:val="18"/>
-                <w:szCs w:val="18"/>
-              </w:rPr>
-              <w:t xml:space="preserve">Structured Observation Table with Consensus Protocol: Requiring learners to observe before receiving the definition ensures they build their own inductive understanding ('these things share properties') before deductive instruction. The consensus statement forces groups to negotiate language, which mirrors scientific practice. Connecting each sample back to an acid and a positive ion previews the classification work in Phase 3 and ties the samples to the phenomenon.</w:t>
-            </w:r>
-          </w:p>
-        </w:tc>
-        <w:tc>
-          <w:tcPr>
-            <w:tcW w:type="dxa" w:w="3040"/>
-            <w:shd w:fill="F2F2F2" w:color="auto" w:val="clear"/>
-            <w:tcMar>
-              <w:top w:type="dxa" w:w="60"/>
-              <w:left w:type="dxa" w:w="120"/>
-              <w:bottom w:type="dxa" w:w="60"/>
-              <w:right w:type="dxa" w:w="120"/>
-            </w:tcMar>
-            <w:vAlign w:val="top"/>
-          </w:tcPr>
-          <w:p>
-            <w:pPr>
-              <w:spacing w:after="40" w:before="0"/>
-              <w:jc w:val="left"/>
-            </w:pPr>
-            <w:r>
-              <w:rPr>
-                <w:rFonts w:ascii="Arial" w:cs="Arial" w:eastAsia="Arial" w:hAnsi="Arial"/>
-                <w:b w:val="false"/>
-                <w:bCs w:val="false"/>
-                <w:i w:val="false"/>
-                <w:iCs w:val="false"/>
-                <w:color w:val="000000"/>
-                <w:sz w:val="18"/>
-                <w:szCs w:val="18"/>
-              </w:rPr>
-              <w:t xml:space="preserve">Observable indicator: Completed observation tables with all four columns filled for each sample, plus a consensus statement. Teacher checks that learners are connecting observations to the definition (e.g. 'NaCl comes from HCl — H replaced by Na⁺'). Listen for groups who cannot identify the acid source — these groups will need targeted support in Phase 3. Indicator of readiness to move: at least 3 of 4 groups have a consensus statement that references ion replacement.</w:t>
-            </w:r>
-          </w:p>
-        </w:tc>
-      </w:tr>
-      <w:tr>
-        <w:tc>
-          <w:tcPr>
-            <w:tcW w:type="dxa" w:w="1520"/>
-            <w:shd w:fill="E2EFDA" w:color="auto" w:val="clear"/>
-            <w:tcMar>
-              <w:top w:type="dxa" w:w="60"/>
-              <w:left w:type="dxa" w:w="120"/>
-              <w:bottom w:type="dxa" w:w="60"/>
-              <w:right w:type="dxa" w:w="120"/>
-            </w:tcMar>
-            <w:vAlign w:val="top"/>
-          </w:tcPr>
-          <w:p>
-            <w:pPr>
-              <w:spacing w:after="40" w:before="0"/>
-              <w:jc w:val="left"/>
-            </w:pPr>
-            <w:r>
-              <w:rPr>
-                <w:rFonts w:ascii="Arial" w:cs="Arial" w:eastAsia="Arial" w:hAnsi="Arial"/>
-                <w:b/>
-                <w:bCs/>
-                <w:i w:val="false"/>
-                <w:iCs w:val="false"/>
-                <w:color w:val="000000"/>
-                <w:sz w:val="18"/>
-                <w:szCs w:val="18"/>
-              </w:rPr>
-              <w:t xml:space="preserve">Explain Phase</w:t>
-            </w:r>
-          </w:p>
-          <w:p>
-            <w:pPr>
-              <w:spacing w:after="20" w:before="0"/>
-            </w:pPr>
-            <w:r>
-              <w:rPr>
-                <w:rFonts w:ascii="Arial" w:cs="Arial" w:eastAsia="Arial" w:hAnsi="Arial"/>
-                <w:b/>
-                <w:bCs/>
-                <w:color w:val="1F3864"/>
-                <w:sz w:val="16"/>
-                <w:szCs w:val="16"/>
-              </w:rPr>
-              <w:t xml:space="preserve">📹 VIDEO:</w:t>
-            </w:r>
-          </w:p>
-          <w:p>
-            <w:pPr>
-              <w:spacing w:after="20" w:before="0"/>
-            </w:pPr>
-            <w:hyperlink w:history="1" r:id="rId-eiivhvzlqcrauxmard1p">
-              <w:r>
-                <w:rPr>
-                  <w:rFonts w:ascii="Arial" w:cs="Arial" w:eastAsia="Arial" w:hAnsi="Arial"/>
-                  <w:color w:val="2E75B6"/>
-                  <w:sz w:val="16"/>
-                  <w:szCs w:val="16"/>
-                  <w:u w:val="single" w:color="2E75B6"/>
-                </w:rPr>
-                <w:t xml:space="preserve">Ratios on coordinate plane</w:t>
-              </w:r>
-            </w:hyperlink>
-          </w:p>
-          <w:p>
-            <w:pPr>
-              <w:spacing w:after="10" w:before="0"/>
-              <w:ind w:left="120"/>
-            </w:pPr>
-            <w:r>
-              <w:rPr>
-                <w:rFonts w:ascii="Arial" w:cs="Arial" w:eastAsia="Arial" w:hAnsi="Arial"/>
-                <w:color w:val="595959"/>
-                <w:sz w:val="14"/>
-                <w:szCs w:val="14"/>
-              </w:rPr>
-              <w:t xml:space="preserve">Source: Khan Academy (English - US curriculum)</w:t>
-            </w:r>
-          </w:p>
-          <w:p>
-            <w:pPr>
-              <w:spacing w:after="10" w:before="0"/>
-              <w:ind w:left="120"/>
-            </w:pPr>
-            <w:hyperlink w:history="1" r:id="rIdecnzqx4bl-xlo-sq_d6dv">
+            <w:hyperlink w:history="1" r:id="rId9pmwjehgrzudqfquzlxro">
               <w:r>
                 <w:rPr>
                   <w:rFonts w:ascii="Arial" w:cs="Arial" w:eastAsia="Arial" w:hAnsi="Arial"/>
@@ -3769,14 +3767,241 @@
                 <w:sz w:val="16"/>
                 <w:szCs w:val="16"/>
               </w:rPr>
-              <w:t xml:space="preserve">📖 HTML:</w:t>
+              <w:t xml:space="preserve">📖 READING:</w:t>
             </w:r>
           </w:p>
           <w:p>
             <w:pPr>
               <w:spacing w:after="20" w:before="0"/>
             </w:pPr>
-            <w:hyperlink w:history="1" r:id="rIdw7drq5zhvu1447qcjslwq">
+            <w:r>
+              <w:rPr>
+                <w:rFonts w:ascii="Arial" w:cs="Arial" w:eastAsia="Arial" w:hAnsi="Arial"/>
+                <w:i/>
+                <w:iCs/>
+                <w:color w:val="595959"/>
+                <w:sz w:val="16"/>
+                <w:szCs w:val="16"/>
+              </w:rPr>
+              <w:t xml:space="preserve">No closely matching reading in the ARES library for this activity.</w:t>
+            </w:r>
+          </w:p>
+          <w:p>
+            <w:pPr>
+              <w:spacing w:after="10" w:before="0"/>
+              <w:ind w:left="120"/>
+            </w:pPr>
+            <w:hyperlink w:history="1" r:id="rIdiy-zv76szcw0sjjdbynoe">
+              <w:r>
+                <w:rPr>
+                  <w:rFonts w:ascii="Arial" w:cs="Arial" w:eastAsia="Arial" w:hAnsi="Arial"/>
+                  <w:color w:val="595959"/>
+                  <w:sz w:val="14"/>
+                  <w:szCs w:val="14"/>
+                  <w:u w:val="single" w:color="595959"/>
+                </w:rPr>
+                <w:t xml:space="preserve">🔍 Search ARES for readings</w:t>
+              </w:r>
+            </w:hyperlink>
+          </w:p>
+          <w:p>
+            <w:pPr>
+              <w:spacing w:after="10" w:before="0"/>
+              <w:ind w:left="120"/>
+            </w:pPr>
+            <w:r>
+              <w:rPr>
+                <w:rFonts w:ascii="Arial" w:cs="Arial" w:eastAsia="Arial" w:hAnsi="Arial"/>
+                <w:color w:val="595959"/>
+                <w:sz w:val="14"/>
+                <w:szCs w:val="14"/>
+              </w:rPr>
+              <w:t xml:space="preserve">Search terms: salts classification normal acidic</w:t>
+            </w:r>
+          </w:p>
+        </w:tc>
+        <w:tc>
+          <w:tcPr>
+            <w:tcW w:type="dxa" w:w="3040"/>
+            <w:shd w:fill="FFFFFF" w:color="auto" w:val="clear"/>
+            <w:tcMar>
+              <w:top w:type="dxa" w:w="60"/>
+              <w:left w:type="dxa" w:w="120"/>
+              <w:bottom w:type="dxa" w:w="60"/>
+              <w:right w:type="dxa" w:w="120"/>
+            </w:tcMar>
+            <w:vAlign w:val="top"/>
+          </w:tcPr>
+          <w:p>
+            <w:pPr>
+              <w:spacing w:after="40" w:before="0"/>
+              <w:jc w:val="left"/>
+            </w:pPr>
+            <w:r>
+              <w:rPr>
+                <w:rFonts w:ascii="Arial" w:cs="Arial" w:eastAsia="Arial" w:hAnsi="Arial"/>
+                <w:b w:val="false"/>
+                <w:bCs w:val="false"/>
+                <w:i w:val="false"/>
+                <w:iCs w:val="false"/>
+                <w:color w:val="000000"/>
+                <w:sz w:val="18"/>
+                <w:szCs w:val="18"/>
+              </w:rPr>
+              <w:t xml:space="preserve">Teacher-facilitated whole-class discussion builds from the observation consensus statements toward the formal classification of salts. Learners receive or draw a Classification Anchor Chart template in their notebooks with four columns: Normal Salt | Acidic Salt | Basic Salt | Double Salt. Teacher provides the KICD definitions and worked examples for each type, connecting each to the four physical samples and to the anchoring phenomenon. Learners then work in groups to complete a sorting card activity: 16 salt formula cards (e.g. NaCl, NaHCO₃, Pb(OH)Cl, KAl(SO₄)₂·12H₂O, KHSO₄, CuSO₄, NH₄NO₃, Na₂SO₄, Ca(H₂PO₄)₂, Mg(OH)Cl, Fe₂(SO₄)₃, NaHSO₄, CaCO₃, ZnCO₃, KCr(SO₄)₂·12H₂O, Na₂CO₃) are sorted into the four categories with written justification for each. Groups then connect the activity back to the phenomenon: 'Which category does CAN fertiliser (NH₄NO₃) belong to? What about washing soda (Na₂CO₃)? What about table salt (NaCl)?' Each group writes a 2-sentence explanation connecting category to the phenomenon. Groups share, class agrees on correct placements, teacher corrects misconceptions using the board.</w:t>
+            </w:r>
+          </w:p>
+        </w:tc>
+        <w:tc>
+          <w:tcPr>
+            <w:tcW w:type="dxa" w:w="3040"/>
+            <w:shd w:fill="F2F2F2" w:color="auto" w:val="clear"/>
+            <w:tcMar>
+              <w:top w:type="dxa" w:w="60"/>
+              <w:left w:type="dxa" w:w="120"/>
+              <w:bottom w:type="dxa" w:w="60"/>
+              <w:right w:type="dxa" w:w="120"/>
+            </w:tcMar>
+            <w:vAlign w:val="top"/>
+          </w:tcPr>
+          <w:p>
+            <w:pPr>
+              <w:spacing w:after="40" w:before="0"/>
+              <w:jc w:val="left"/>
+            </w:pPr>
+            <w:r>
+              <w:rPr>
+                <w:rFonts w:ascii="Arial" w:cs="Arial" w:eastAsia="Arial" w:hAnsi="Arial"/>
+                <w:b w:val="false"/>
+                <w:bCs w:val="false"/>
+                <w:i w:val="false"/>
+                <w:iCs w:val="false"/>
+                <w:color w:val="000000"/>
+                <w:sz w:val="18"/>
+                <w:szCs w:val="18"/>
+              </w:rPr>
+              <w:t xml:space="preserve">Open Phase 3 by pointing to the predictions board: 'Let's revisit your predictions. Now that you have a definition and have observed the samples, which predictions do you want to revise?' Cold-call TWO learners (choose learners who had very different predictions): 'Amina, you predicted the fertiliser absorbed water from the soil — would you revise that now, or keep it?' WAIT 12 seconds. Deliver the classification content using the four physical samples as concrete referents throughout: 'When HCl reacts with NaOH, ALL the hydrogen is replaced — NaCl is a normal salt.' Write each definition with an example equation on the board. After card sort, cold-call FIVE different groups for five different cards — include at least one acidic and one basic salt. When a group mis-sorts, say: 'That is a really common placement — can anyone tell us what additional information we need to check before we decide?' WAIT 10 seconds. Close by returning to the phenomenon: 'So we now know NaCl is a normal salt, Na₂CO₃ is a normal salt, and NH₄NO₃ is a normal salt. They are all normal salts — yet they behaved differently overnight. That tells us classification alone does NOT explain the phenomenon. What else must we investigate?'</w:t>
+            </w:r>
+          </w:p>
+        </w:tc>
+        <w:tc>
+          <w:tcPr>
+            <w:tcW w:type="dxa" w:w="3040"/>
+            <w:shd w:fill="FFFFFF" w:color="auto" w:val="clear"/>
+            <w:tcMar>
+              <w:top w:type="dxa" w:w="60"/>
+              <w:left w:type="dxa" w:w="120"/>
+              <w:bottom w:type="dxa" w:w="60"/>
+              <w:right w:type="dxa" w:w="120"/>
+            </w:tcMar>
+            <w:vAlign w:val="top"/>
+          </w:tcPr>
+          <w:p>
+            <w:pPr>
+              <w:spacing w:after="40" w:before="0"/>
+              <w:jc w:val="left"/>
+            </w:pPr>
+            <w:r>
+              <w:rPr>
+                <w:rFonts w:ascii="Arial" w:cs="Arial" w:eastAsia="Arial" w:hAnsi="Arial"/>
+                <w:b w:val="false"/>
+                <w:bCs w:val="false"/>
+                <w:i w:val="false"/>
+                <w:iCs w:val="false"/>
+                <w:color w:val="000000"/>
+                <w:sz w:val="18"/>
+                <w:szCs w:val="18"/>
+              </w:rPr>
+              <w:t xml:space="preserve">Classification Anchor Chart + Card Sort: The anchor chart creates a permanent visual reference that learners will revisit and annotate across all 30 lessons. The card sort makes classification an active, error-tolerant process rather than passive note-taking, and the requirement for written justification develops scientific argumentation. Returning the card sort results to the phenomenon ('all normal salts — but different behaviours') creates productive confusion that motivates the rest of the unit.</w:t>
+            </w:r>
+          </w:p>
+        </w:tc>
+        <w:tc>
+          <w:tcPr>
+            <w:tcW w:type="dxa" w:w="3040"/>
+            <w:shd w:fill="F2F2F2" w:color="auto" w:val="clear"/>
+            <w:tcMar>
+              <w:top w:type="dxa" w:w="60"/>
+              <w:left w:type="dxa" w:w="120"/>
+              <w:bottom w:type="dxa" w:w="60"/>
+              <w:right w:type="dxa" w:w="120"/>
+            </w:tcMar>
+            <w:vAlign w:val="top"/>
+          </w:tcPr>
+          <w:p>
+            <w:pPr>
+              <w:spacing w:after="40" w:before="0"/>
+              <w:jc w:val="left"/>
+            </w:pPr>
+            <w:r>
+              <w:rPr>
+                <w:rFonts w:ascii="Arial" w:cs="Arial" w:eastAsia="Arial" w:hAnsi="Arial"/>
+                <w:b w:val="false"/>
+                <w:bCs w:val="false"/>
+                <w:i w:val="false"/>
+                <w:iCs w:val="false"/>
+                <w:color w:val="000000"/>
+                <w:sz w:val="18"/>
+                <w:szCs w:val="18"/>
+              </w:rPr>
+              <w:t xml:space="preserve">Observable indicator: Each group's card sort is fully completed with written justification for every card. Teacher photographs each group's sorted cards before cards are returned. Exit check: teacher poses one oral question to the whole class using a show-of-hands agree/disagree response: 'Sodium hydrogen carbonate, NaHCO₃, is a normal salt — agree or disagree?' (Correct: disagree — it is an acidic salt because one H remains.) Count the disagree hands; if fewer than 60% respond correctly, re-teach acidic salts before closing Phase 3. Learners who correctly disagree must justify orally — cold-call TWO of them.</w:t>
+            </w:r>
+          </w:p>
+        </w:tc>
+      </w:tr>
+      <w:tr>
+        <w:tc>
+          <w:tcPr>
+            <w:tcW w:type="dxa" w:w="1520"/>
+            <w:shd w:fill="FCE4D6" w:color="auto" w:val="clear"/>
+            <w:tcMar>
+              <w:top w:type="dxa" w:w="60"/>
+              <w:left w:type="dxa" w:w="120"/>
+              <w:bottom w:type="dxa" w:w="60"/>
+              <w:right w:type="dxa" w:w="120"/>
+            </w:tcMar>
+            <w:vAlign w:val="top"/>
+          </w:tcPr>
+          <w:p>
+            <w:pPr>
+              <w:spacing w:after="40" w:before="0"/>
+              <w:jc w:val="left"/>
+            </w:pPr>
+            <w:r>
+              <w:rPr>
+                <w:rFonts w:ascii="Arial" w:cs="Arial" w:eastAsia="Arial" w:hAnsi="Arial"/>
+                <w:b/>
+                <w:bCs/>
+                <w:i w:val="false"/>
+                <w:iCs w:val="false"/>
+                <w:color w:val="000000"/>
+                <w:sz w:val="18"/>
+                <w:szCs w:val="18"/>
+              </w:rPr>
+              <w:t xml:space="preserve">Driving Question Board (DQB) Creation</w:t>
+            </w:r>
+          </w:p>
+          <w:p>
+            <w:pPr>
+              <w:spacing w:after="20" w:before="0"/>
+            </w:pPr>
+            <w:r>
+              <w:rPr>
+                <w:rFonts w:ascii="Arial" w:cs="Arial" w:eastAsia="Arial" w:hAnsi="Arial"/>
+                <w:b/>
+                <w:bCs/>
+                <w:color w:val="1F3864"/>
+                <w:sz w:val="16"/>
+                <w:szCs w:val="16"/>
+              </w:rPr>
+              <w:t xml:space="preserve">📹 VIDEO:</w:t>
+            </w:r>
+          </w:p>
+          <w:p>
+            <w:pPr>
+              <w:spacing w:after="20" w:before="0"/>
+            </w:pPr>
+            <w:hyperlink w:history="1" r:id="rIdfgh-slpb8f-bnhi47uq2h">
               <w:r>
                 <w:rPr>
                   <w:rFonts w:ascii="Arial" w:cs="Arial" w:eastAsia="Arial" w:hAnsi="Arial"/>
@@ -3785,7 +4010,7 @@
                   <w:szCs w:val="16"/>
                   <w:u w:val="single" w:color="2E75B6"/>
                 </w:rPr>
-                <w:t xml:space="preserve">Hydrolysis of Salts: Equations (Flexbook)</w:t>
+                <w:t xml:space="preserve">pH of salt solutions</w:t>
               </w:r>
             </w:hyperlink>
           </w:p>
@@ -3801,7 +4026,7 @@
                 <w:sz w:val="14"/>
                 <w:szCs w:val="14"/>
               </w:rPr>
-              <w:t xml:space="preserve">Source: CK-12</w:t>
+              <w:t xml:space="preserve">Source: Khan Academy (English - US curriculum)</w:t>
             </w:r>
           </w:p>
           <w:p>
@@ -3809,235 +4034,7 @@
               <w:spacing w:after="10" w:before="0"/>
               <w:ind w:left="120"/>
             </w:pPr>
-            <w:hyperlink w:history="1" r:id="rIdjwawiuxim6qnwnlawjg-q">
-              <w:r>
-                <w:rPr>
-                  <w:rFonts w:ascii="Arial" w:cs="Arial" w:eastAsia="Arial" w:hAnsi="Arial"/>
-                  <w:color w:val="595959"/>
-                  <w:sz w:val="14"/>
-                  <w:szCs w:val="14"/>
-                  <w:u w:val="single" w:color="595959"/>
-                </w:rPr>
-                <w:t xml:space="preserve">🔍 Search ARES for similar readings</w:t>
-              </w:r>
-            </w:hyperlink>
-          </w:p>
-        </w:tc>
-        <w:tc>
-          <w:tcPr>
-            <w:tcW w:type="dxa" w:w="3040"/>
-            <w:shd w:fill="FFFFFF" w:color="auto" w:val="clear"/>
-            <w:tcMar>
-              <w:top w:type="dxa" w:w="60"/>
-              <w:left w:type="dxa" w:w="120"/>
-              <w:bottom w:type="dxa" w:w="60"/>
-              <w:right w:type="dxa" w:w="120"/>
-            </w:tcMar>
-            <w:vAlign w:val="top"/>
-          </w:tcPr>
-          <w:p>
-            <w:pPr>
-              <w:spacing w:after="40" w:before="0"/>
-              <w:jc w:val="left"/>
-            </w:pPr>
-            <w:r>
-              <w:rPr>
-                <w:rFonts w:ascii="Arial" w:cs="Arial" w:eastAsia="Arial" w:hAnsi="Arial"/>
-                <w:b w:val="false"/>
-                <w:bCs w:val="false"/>
-                <w:i w:val="false"/>
-                <w:iCs w:val="false"/>
-                <w:color w:val="000000"/>
-                <w:sz w:val="18"/>
-                <w:szCs w:val="18"/>
-              </w:rPr>
-              <w:t xml:space="preserve">Teacher-facilitated whole-class discussion builds from the observation consensus statements toward the formal classification of salts. Learners receive or draw a Classification Anchor Chart template in their notebooks with four columns: Normal Salt | Acidic Salt | Basic Salt | Double Salt. Teacher provides the KICD definitions and worked examples for each type, connecting each to the four physical samples and to the anchoring phenomenon. Learners then work in groups to complete a sorting card activity: 16 salt formula cards (e.g. NaCl, NaHCO₃, Pb(OH)Cl, KAl(SO₄)₂·12H₂O, KHSO₄, CuSO₄, NH₄NO₃, Na₂SO₄, Ca(H₂PO₄)₂, Mg(OH)Cl, Fe₂(SO₄)₃, NaHSO₄, CaCO₃, ZnCO₃, KCr(SO₄)₂·12H₂O, Na₂CO₃) are sorted into the four categories with written justification for each. Groups then connect the activity back to the phenomenon: 'Which category does CAN fertiliser (NH₄NO₃) belong to? What about washing soda (Na₂CO₃)? What about table salt (NaCl)?' Each group writes a 2-sentence explanation connecting category to the phenomenon. Groups share, class agrees on correct placements, teacher corrects misconceptions using the board.</w:t>
-            </w:r>
-          </w:p>
-        </w:tc>
-        <w:tc>
-          <w:tcPr>
-            <w:tcW w:type="dxa" w:w="3040"/>
-            <w:shd w:fill="F2F2F2" w:color="auto" w:val="clear"/>
-            <w:tcMar>
-              <w:top w:type="dxa" w:w="60"/>
-              <w:left w:type="dxa" w:w="120"/>
-              <w:bottom w:type="dxa" w:w="60"/>
-              <w:right w:type="dxa" w:w="120"/>
-            </w:tcMar>
-            <w:vAlign w:val="top"/>
-          </w:tcPr>
-          <w:p>
-            <w:pPr>
-              <w:spacing w:after="40" w:before="0"/>
-              <w:jc w:val="left"/>
-            </w:pPr>
-            <w:r>
-              <w:rPr>
-                <w:rFonts w:ascii="Arial" w:cs="Arial" w:eastAsia="Arial" w:hAnsi="Arial"/>
-                <w:b w:val="false"/>
-                <w:bCs w:val="false"/>
-                <w:i w:val="false"/>
-                <w:iCs w:val="false"/>
-                <w:color w:val="000000"/>
-                <w:sz w:val="18"/>
-                <w:szCs w:val="18"/>
-              </w:rPr>
-              <w:t xml:space="preserve">Open Phase 3 by pointing to the predictions board: 'Let's revisit your predictions. Now that you have a definition and have observed the samples, which predictions do you want to revise?' Cold-call TWO learners (choose learners who had very different predictions): 'Amina, you predicted the fertiliser absorbed water from the soil — would you revise that now, or keep it?' WAIT 12 seconds. Deliver the classification content using the four physical samples as concrete referents throughout: 'When HCl reacts with NaOH, ALL the hydrogen is replaced — NaCl is a normal salt.' Write each definition with an example equation on the board. After card sort, cold-call FIVE different groups for five different cards — include at least one acidic and one basic salt. When a group mis-sorts, say: 'That is a really common placement — can anyone tell us what additional information we need to check before we decide?' WAIT 10 seconds. Close by returning to the phenomenon: 'So we now know NaCl is a normal salt, Na₂CO₃ is a normal salt, and NH₄NO₃ is a normal salt. They are all normal salts — yet they behaved differently overnight. That tells us classification alone does NOT explain the phenomenon. What else must we investigate?'</w:t>
-            </w:r>
-          </w:p>
-        </w:tc>
-        <w:tc>
-          <w:tcPr>
-            <w:tcW w:type="dxa" w:w="3040"/>
-            <w:shd w:fill="FFFFFF" w:color="auto" w:val="clear"/>
-            <w:tcMar>
-              <w:top w:type="dxa" w:w="60"/>
-              <w:left w:type="dxa" w:w="120"/>
-              <w:bottom w:type="dxa" w:w="60"/>
-              <w:right w:type="dxa" w:w="120"/>
-            </w:tcMar>
-            <w:vAlign w:val="top"/>
-          </w:tcPr>
-          <w:p>
-            <w:pPr>
-              <w:spacing w:after="40" w:before="0"/>
-              <w:jc w:val="left"/>
-            </w:pPr>
-            <w:r>
-              <w:rPr>
-                <w:rFonts w:ascii="Arial" w:cs="Arial" w:eastAsia="Arial" w:hAnsi="Arial"/>
-                <w:b w:val="false"/>
-                <w:bCs w:val="false"/>
-                <w:i w:val="false"/>
-                <w:iCs w:val="false"/>
-                <w:color w:val="000000"/>
-                <w:sz w:val="18"/>
-                <w:szCs w:val="18"/>
-              </w:rPr>
-              <w:t xml:space="preserve">Classification Anchor Chart + Card Sort: The anchor chart creates a permanent visual reference that learners will revisit and annotate across all 30 lessons. The card sort makes classification an active, error-tolerant process rather than passive note-taking, and the requirement for written justification develops scientific argumentation. Returning the card sort results to the phenomenon ('all normal salts — but different behaviours') creates productive confusion that motivates the rest of the unit.</w:t>
-            </w:r>
-          </w:p>
-        </w:tc>
-        <w:tc>
-          <w:tcPr>
-            <w:tcW w:type="dxa" w:w="3040"/>
-            <w:shd w:fill="F2F2F2" w:color="auto" w:val="clear"/>
-            <w:tcMar>
-              <w:top w:type="dxa" w:w="60"/>
-              <w:left w:type="dxa" w:w="120"/>
-              <w:bottom w:type="dxa" w:w="60"/>
-              <w:right w:type="dxa" w:w="120"/>
-            </w:tcMar>
-            <w:vAlign w:val="top"/>
-          </w:tcPr>
-          <w:p>
-            <w:pPr>
-              <w:spacing w:after="40" w:before="0"/>
-              <w:jc w:val="left"/>
-            </w:pPr>
-            <w:r>
-              <w:rPr>
-                <w:rFonts w:ascii="Arial" w:cs="Arial" w:eastAsia="Arial" w:hAnsi="Arial"/>
-                <w:b w:val="false"/>
-                <w:bCs w:val="false"/>
-                <w:i w:val="false"/>
-                <w:iCs w:val="false"/>
-                <w:color w:val="000000"/>
-                <w:sz w:val="18"/>
-                <w:szCs w:val="18"/>
-              </w:rPr>
-              <w:t xml:space="preserve">Observable indicator: Each group's card sort is fully completed with written justification for every card. Teacher photographs each group's sorted cards before cards are returned. Exit check: teacher poses one oral question to the whole class using a show-of-hands agree/disagree response: 'Sodium hydrogen carbonate, NaHCO₃, is a normal salt — agree or disagree?' (Correct: disagree — it is an acidic salt because one H remains.) Count the disagree hands; if fewer than 60% respond correctly, re-teach acidic salts before closing Phase 3. Learners who correctly disagree must justify orally — cold-call TWO of them.</w:t>
-            </w:r>
-          </w:p>
-        </w:tc>
-      </w:tr>
-      <w:tr>
-        <w:tc>
-          <w:tcPr>
-            <w:tcW w:type="dxa" w:w="1520"/>
-            <w:shd w:fill="FCE4D6" w:color="auto" w:val="clear"/>
-            <w:tcMar>
-              <w:top w:type="dxa" w:w="60"/>
-              <w:left w:type="dxa" w:w="120"/>
-              <w:bottom w:type="dxa" w:w="60"/>
-              <w:right w:type="dxa" w:w="120"/>
-            </w:tcMar>
-            <w:vAlign w:val="top"/>
-          </w:tcPr>
-          <w:p>
-            <w:pPr>
-              <w:spacing w:after="40" w:before="0"/>
-              <w:jc w:val="left"/>
-            </w:pPr>
-            <w:r>
-              <w:rPr>
-                <w:rFonts w:ascii="Arial" w:cs="Arial" w:eastAsia="Arial" w:hAnsi="Arial"/>
-                <w:b/>
-                <w:bCs/>
-                <w:i w:val="false"/>
-                <w:iCs w:val="false"/>
-                <w:color w:val="000000"/>
-                <w:sz w:val="18"/>
-                <w:szCs w:val="18"/>
-              </w:rPr>
-              <w:t xml:space="preserve">Driving Question Board (DQB) Creation</w:t>
-            </w:r>
-          </w:p>
-          <w:p>
-            <w:pPr>
-              <w:spacing w:after="20" w:before="0"/>
-            </w:pPr>
-            <w:r>
-              <w:rPr>
-                <w:rFonts w:ascii="Arial" w:cs="Arial" w:eastAsia="Arial" w:hAnsi="Arial"/>
-                <w:b/>
-                <w:bCs/>
-                <w:color w:val="1F3864"/>
-                <w:sz w:val="16"/>
-                <w:szCs w:val="16"/>
-              </w:rPr>
-              <w:t xml:space="preserve">📹 VIDEO:</w:t>
-            </w:r>
-          </w:p>
-          <w:p>
-            <w:pPr>
-              <w:spacing w:after="20" w:before="0"/>
-            </w:pPr>
-            <w:hyperlink w:history="1" r:id="rIdozvitxafnlpoqew2onjri">
-              <w:r>
-                <w:rPr>
-                  <w:rFonts w:ascii="Arial" w:cs="Arial" w:eastAsia="Arial" w:hAnsi="Arial"/>
-                  <w:color w:val="2E75B6"/>
-                  <w:sz w:val="16"/>
-                  <w:szCs w:val="16"/>
-                  <w:u w:val="single" w:color="2E75B6"/>
-                </w:rPr>
-                <w:t xml:space="preserve">Ratios on coordinate plane</w:t>
-              </w:r>
-            </w:hyperlink>
-          </w:p>
-          <w:p>
-            <w:pPr>
-              <w:spacing w:after="10" w:before="0"/>
-              <w:ind w:left="120"/>
-            </w:pPr>
-            <w:r>
-              <w:rPr>
-                <w:rFonts w:ascii="Arial" w:cs="Arial" w:eastAsia="Arial" w:hAnsi="Arial"/>
-                <w:color w:val="595959"/>
-                <w:sz w:val="14"/>
-                <w:szCs w:val="14"/>
-              </w:rPr>
-              <w:t xml:space="preserve">Source: Khan Academy (English - US curriculum)</w:t>
-            </w:r>
-          </w:p>
-          <w:p>
-            <w:pPr>
-              <w:spacing w:after="10" w:before="0"/>
-              <w:ind w:left="120"/>
-            </w:pPr>
-            <w:hyperlink w:history="1" r:id="rIdgc2vgt2b6wou7qfixifvs">
+            <w:hyperlink w:history="1" r:id="rIdfhgsl5mazbefbrolv5aer">
               <w:r>
                 <w:rPr>
                   <w:rFonts w:ascii="Arial" w:cs="Arial" w:eastAsia="Arial" w:hAnsi="Arial"/>
@@ -4075,14 +4072,241 @@
                 <w:sz w:val="16"/>
                 <w:szCs w:val="16"/>
               </w:rPr>
-              <w:t xml:space="preserve">📖 HTML:</w:t>
+              <w:t xml:space="preserve">📖 READING:</w:t>
             </w:r>
           </w:p>
           <w:p>
             <w:pPr>
               <w:spacing w:after="20" w:before="0"/>
             </w:pPr>
-            <w:hyperlink w:history="1" r:id="rIdydpltu54sj2zcdrdpvfpd">
+            <w:r>
+              <w:rPr>
+                <w:rFonts w:ascii="Arial" w:cs="Arial" w:eastAsia="Arial" w:hAnsi="Arial"/>
+                <w:i/>
+                <w:iCs/>
+                <w:color w:val="595959"/>
+                <w:sz w:val="16"/>
+                <w:szCs w:val="16"/>
+              </w:rPr>
+              <w:t xml:space="preserve">No closely matching reading in the ARES library for this activity.</w:t>
+            </w:r>
+          </w:p>
+          <w:p>
+            <w:pPr>
+              <w:spacing w:after="10" w:before="0"/>
+              <w:ind w:left="120"/>
+            </w:pPr>
+            <w:hyperlink w:history="1" r:id="rIdqafhuwgdtjrqmxfnwpxef">
+              <w:r>
+                <w:rPr>
+                  <w:rFonts w:ascii="Arial" w:cs="Arial" w:eastAsia="Arial" w:hAnsi="Arial"/>
+                  <w:color w:val="595959"/>
+                  <w:sz w:val="14"/>
+                  <w:szCs w:val="14"/>
+                  <w:u w:val="single" w:color="595959"/>
+                </w:rPr>
+                <w:t xml:space="preserve">🔍 Search ARES for readings</w:t>
+              </w:r>
+            </w:hyperlink>
+          </w:p>
+          <w:p>
+            <w:pPr>
+              <w:spacing w:after="10" w:before="0"/>
+              <w:ind w:left="120"/>
+            </w:pPr>
+            <w:r>
+              <w:rPr>
+                <w:rFonts w:ascii="Arial" w:cs="Arial" w:eastAsia="Arial" w:hAnsi="Arial"/>
+                <w:color w:val="595959"/>
+                <w:sz w:val="14"/>
+                <w:szCs w:val="14"/>
+              </w:rPr>
+              <w:t xml:space="preserve">Search terms: salts classification normal acidic</w:t>
+            </w:r>
+          </w:p>
+        </w:tc>
+        <w:tc>
+          <w:tcPr>
+            <w:tcW w:type="dxa" w:w="3040"/>
+            <w:shd w:fill="FFFFFF" w:color="auto" w:val="clear"/>
+            <w:tcMar>
+              <w:top w:type="dxa" w:w="60"/>
+              <w:left w:type="dxa" w:w="120"/>
+              <w:bottom w:type="dxa" w:w="60"/>
+              <w:right w:type="dxa" w:w="120"/>
+            </w:tcMar>
+            <w:vAlign w:val="top"/>
+          </w:tcPr>
+          <w:p>
+            <w:pPr>
+              <w:spacing w:after="40" w:before="0"/>
+              <w:jc w:val="left"/>
+            </w:pPr>
+            <w:r>
+              <w:rPr>
+                <w:rFonts w:ascii="Arial" w:cs="Arial" w:eastAsia="Arial" w:hAnsi="Arial"/>
+                <w:b w:val="false"/>
+                <w:bCs w:val="false"/>
+                <w:i w:val="false"/>
+                <w:iCs w:val="false"/>
+                <w:color w:val="000000"/>
+                <w:sz w:val="18"/>
+                <w:szCs w:val="18"/>
+              </w:rPr>
+              <w:t xml:space="preserve">Teacher formally introduces the unit Driving Question Board (DQB) — a large sheet of manila paper or whiteboard section that will remain displayed for all 30 lessons. The unit Driving Question is read aloud together: 'Why did the fertiliser granules get wet and clump together overnight, the washing soda crystals shrink and form a white crust, but the table salt stay completely the same — and what does understanding salts tell us about how to prepare and use them safely in Kenya?' Each learner receives three sticky notes (different colours: pink = question I still have; yellow = something I observed that I cannot yet explain; green = something I now understand). Learners write independently for 4 minutes, then place their sticky notes on the DQB in designated zones. The class does a 'gallery walk' of 3 minutes reading each other's notes. Teacher reads 5–6 selected notes aloud and clusters them under emerging theme headings: 'What makes a salt absorb water?', 'How does a salt form?', 'What are salts used for in Kenya?', 'How do we prepare salts safely?'. These clusters become the sub-questions that will guide subsequent lessons. Teacher adds the lesson-specific question: 'We now know what salts are and how to classify them — but classification alone does not explain why these three salts behaved differently. What properties of salts do we still need to investigate?'</w:t>
+            </w:r>
+          </w:p>
+        </w:tc>
+        <w:tc>
+          <w:tcPr>
+            <w:tcW w:type="dxa" w:w="3040"/>
+            <w:shd w:fill="F2F2F2" w:color="auto" w:val="clear"/>
+            <w:tcMar>
+              <w:top w:type="dxa" w:w="60"/>
+              <w:left w:type="dxa" w:w="120"/>
+              <w:bottom w:type="dxa" w:w="60"/>
+              <w:right w:type="dxa" w:w="120"/>
+            </w:tcMar>
+            <w:vAlign w:val="top"/>
+          </w:tcPr>
+          <w:p>
+            <w:pPr>
+              <w:spacing w:after="40" w:before="0"/>
+              <w:jc w:val="left"/>
+            </w:pPr>
+            <w:r>
+              <w:rPr>
+                <w:rFonts w:ascii="Arial" w:cs="Arial" w:eastAsia="Arial" w:hAnsi="Arial"/>
+                <w:b w:val="false"/>
+                <w:bCs w:val="false"/>
+                <w:i w:val="false"/>
+                <w:iCs w:val="false"/>
+                <w:color w:val="000000"/>
+                <w:sz w:val="18"/>
+                <w:szCs w:val="18"/>
+              </w:rPr>
+              <w:t xml:space="preserve">Introduce the DQB by saying: 'This board is our class's investigation wall. Every lesson, we will add to it, revise it, and answer parts of it. By Lesson 30 it should be nearly full of answers — but today we start with mostly questions, and that is exactly right.' Model filling in one sticky note yourself ('I notice that all three salts are normal salts, but they behaved differently — I wonder if solubility matters') and place it on the board. Allow 4 minutes of silent independent sticky-note writing — no talking. During gallery walk, prompt deeper reading: 'Find one note that asks a question you also have — give that person a silent thumbs up.' After clustering, say: 'Look at these clusters — this is YOUR unit roadmap. Each cluster will become a future lesson. Today's cluster is: What is a salt and how do we classify it? — and we have partially answered it. The fertiliser cluster and the white-crust cluster are still open. That is what drives us forward.' Take a photograph of the DQB for the ARES platform record.</w:t>
+            </w:r>
+          </w:p>
+        </w:tc>
+        <w:tc>
+          <w:tcPr>
+            <w:tcW w:type="dxa" w:w="3040"/>
+            <w:shd w:fill="FFFFFF" w:color="auto" w:val="clear"/>
+            <w:tcMar>
+              <w:top w:type="dxa" w:w="60"/>
+              <w:left w:type="dxa" w:w="120"/>
+              <w:bottom w:type="dxa" w:w="60"/>
+              <w:right w:type="dxa" w:w="120"/>
+            </w:tcMar>
+            <w:vAlign w:val="top"/>
+          </w:tcPr>
+          <w:p>
+            <w:pPr>
+              <w:spacing w:after="40" w:before="0"/>
+              <w:jc w:val="left"/>
+            </w:pPr>
+            <w:r>
+              <w:rPr>
+                <w:rFonts w:ascii="Arial" w:cs="Arial" w:eastAsia="Arial" w:hAnsi="Arial"/>
+                <w:b w:val="false"/>
+                <w:bCs w:val="false"/>
+                <w:i w:val="false"/>
+                <w:iCs w:val="false"/>
+                <w:color w:val="000000"/>
+                <w:sz w:val="18"/>
+                <w:szCs w:val="18"/>
+              </w:rPr>
+              <w:t xml:space="preserve">Driving Question Board with Colour-Coded Sticky Notes: The three-colour system (question / unexplained observation / understood concept) externalises metacognition and makes the boundary between known and unknown visible to the whole class. Clustering notes into sub-questions transforms learner curiosity into a structured investigation roadmap, giving learners agency over the unit direction. Returning to the DQB every lesson ensures the phenomenon remains the anchor, not the textbook.</w:t>
+            </w:r>
+          </w:p>
+        </w:tc>
+        <w:tc>
+          <w:tcPr>
+            <w:tcW w:type="dxa" w:w="3040"/>
+            <w:shd w:fill="F2F2F2" w:color="auto" w:val="clear"/>
+            <w:tcMar>
+              <w:top w:type="dxa" w:w="60"/>
+              <w:left w:type="dxa" w:w="120"/>
+              <w:bottom w:type="dxa" w:w="60"/>
+              <w:right w:type="dxa" w:w="120"/>
+            </w:tcMar>
+            <w:vAlign w:val="top"/>
+          </w:tcPr>
+          <w:p>
+            <w:pPr>
+              <w:spacing w:after="40" w:before="0"/>
+              <w:jc w:val="left"/>
+            </w:pPr>
+            <w:r>
+              <w:rPr>
+                <w:rFonts w:ascii="Arial" w:cs="Arial" w:eastAsia="Arial" w:hAnsi="Arial"/>
+                <w:b w:val="false"/>
+                <w:bCs w:val="false"/>
+                <w:i w:val="false"/>
+                <w:iCs w:val="false"/>
+                <w:color w:val="000000"/>
+                <w:sz w:val="18"/>
+                <w:szCs w:val="18"/>
+              </w:rPr>
+              <w:t xml:space="preserve">Observable indicator: Every learner places at least one sticky note in each of the three colour zones. Teacher checks that pink (question) notes are phenomenon-linked — not generic ('I wonder what a salt is' is too vague; 'I wonder why CAN fertiliser clumps but table salt does not' is phenomenon-linked). Teacher uses the yellow (unexplained observation) notes as a pre-assessment of observational vocabulary and scientific thinking to inform grouping decisions for Lesson 2's solubility experiment.</w:t>
+            </w:r>
+          </w:p>
+        </w:tc>
+      </w:tr>
+      <w:tr>
+        <w:tc>
+          <w:tcPr>
+            <w:tcW w:type="dxa" w:w="1520"/>
+            <w:shd w:fill="D5E8F0" w:color="auto" w:val="clear"/>
+            <w:tcMar>
+              <w:top w:type="dxa" w:w="60"/>
+              <w:left w:type="dxa" w:w="120"/>
+              <w:bottom w:type="dxa" w:w="60"/>
+              <w:right w:type="dxa" w:w="120"/>
+            </w:tcMar>
+            <w:vAlign w:val="top"/>
+          </w:tcPr>
+          <w:p>
+            <w:pPr>
+              <w:spacing w:after="40" w:before="0"/>
+              <w:jc w:val="left"/>
+            </w:pPr>
+            <w:r>
+              <w:rPr>
+                <w:rFonts w:ascii="Arial" w:cs="Arial" w:eastAsia="Arial" w:hAnsi="Arial"/>
+                <w:b/>
+                <w:bCs/>
+                <w:i w:val="false"/>
+                <w:iCs w:val="false"/>
+                <w:color w:val="000000"/>
+                <w:sz w:val="18"/>
+                <w:szCs w:val="18"/>
+              </w:rPr>
+              <w:t xml:space="preserve">Model Building Phase</w:t>
+            </w:r>
+          </w:p>
+          <w:p>
+            <w:pPr>
+              <w:spacing w:after="20" w:before="0"/>
+            </w:pPr>
+            <w:r>
+              <w:rPr>
+                <w:rFonts w:ascii="Arial" w:cs="Arial" w:eastAsia="Arial" w:hAnsi="Arial"/>
+                <w:b/>
+                <w:bCs/>
+                <w:color w:val="1F3864"/>
+                <w:sz w:val="16"/>
+                <w:szCs w:val="16"/>
+              </w:rPr>
+              <w:t xml:space="preserve">📹 VIDEO:</w:t>
+            </w:r>
+          </w:p>
+          <w:p>
+            <w:pPr>
+              <w:spacing w:after="20" w:before="0"/>
+            </w:pPr>
+            <w:hyperlink w:history="1" r:id="rId4rwyj1fx8t4et_hnsz0ak">
               <w:r>
                 <w:rPr>
                   <w:rFonts w:ascii="Arial" w:cs="Arial" w:eastAsia="Arial" w:hAnsi="Arial"/>
@@ -4091,7 +4315,7 @@
                   <w:szCs w:val="16"/>
                   <w:u w:val="single" w:color="2E75B6"/>
                 </w:rPr>
-                <w:t xml:space="preserve">Hydrolysis of Salts: Equations (Flexbook)</w:t>
+                <w:t xml:space="preserve">pH of salt solutions</w:t>
               </w:r>
             </w:hyperlink>
           </w:p>
@@ -4107,7 +4331,7 @@
                 <w:sz w:val="14"/>
                 <w:szCs w:val="14"/>
               </w:rPr>
-              <w:t xml:space="preserve">Source: CK-12</w:t>
+              <w:t xml:space="preserve">Source: Khan Academy (English - US curriculum)</w:t>
             </w:r>
           </w:p>
           <w:p>
@@ -4115,235 +4339,7 @@
               <w:spacing w:after="10" w:before="0"/>
               <w:ind w:left="120"/>
             </w:pPr>
-            <w:hyperlink w:history="1" r:id="rIdqmhobv6gq9pkhrlwhak9u">
-              <w:r>
-                <w:rPr>
-                  <w:rFonts w:ascii="Arial" w:cs="Arial" w:eastAsia="Arial" w:hAnsi="Arial"/>
-                  <w:color w:val="595959"/>
-                  <w:sz w:val="14"/>
-                  <w:szCs w:val="14"/>
-                  <w:u w:val="single" w:color="595959"/>
-                </w:rPr>
-                <w:t xml:space="preserve">🔍 Search ARES for similar readings</w:t>
-              </w:r>
-            </w:hyperlink>
-          </w:p>
-        </w:tc>
-        <w:tc>
-          <w:tcPr>
-            <w:tcW w:type="dxa" w:w="3040"/>
-            <w:shd w:fill="FFFFFF" w:color="auto" w:val="clear"/>
-            <w:tcMar>
-              <w:top w:type="dxa" w:w="60"/>
-              <w:left w:type="dxa" w:w="120"/>
-              <w:bottom w:type="dxa" w:w="60"/>
-              <w:right w:type="dxa" w:w="120"/>
-            </w:tcMar>
-            <w:vAlign w:val="top"/>
-          </w:tcPr>
-          <w:p>
-            <w:pPr>
-              <w:spacing w:after="40" w:before="0"/>
-              <w:jc w:val="left"/>
-            </w:pPr>
-            <w:r>
-              <w:rPr>
-                <w:rFonts w:ascii="Arial" w:cs="Arial" w:eastAsia="Arial" w:hAnsi="Arial"/>
-                <w:b w:val="false"/>
-                <w:bCs w:val="false"/>
-                <w:i w:val="false"/>
-                <w:iCs w:val="false"/>
-                <w:color w:val="000000"/>
-                <w:sz w:val="18"/>
-                <w:szCs w:val="18"/>
-              </w:rPr>
-              <w:t xml:space="preserve">Teacher formally introduces the unit Driving Question Board (DQB) — a large sheet of manila paper or whiteboard section that will remain displayed for all 30 lessons. The unit Driving Question is read aloud together: 'Why did the fertiliser granules get wet and clump together overnight, the washing soda crystals shrink and form a white crust, but the table salt stay completely the same — and what does understanding salts tell us about how to prepare and use them safely in Kenya?' Each learner receives three sticky notes (different colours: pink = question I still have; yellow = something I observed that I cannot yet explain; green = something I now understand). Learners write independently for 4 minutes, then place their sticky notes on the DQB in designated zones. The class does a 'gallery walk' of 3 minutes reading each other's notes. Teacher reads 5–6 selected notes aloud and clusters them under emerging theme headings: 'What makes a salt absorb water?', 'How does a salt form?', 'What are salts used for in Kenya?', 'How do we prepare salts safely?'. These clusters become the sub-questions that will guide subsequent lessons. Teacher adds the lesson-specific question: 'We now know what salts are and how to classify them — but classification alone does not explain why these three salts behaved differently. What properties of salts do we still need to investigate?'</w:t>
-            </w:r>
-          </w:p>
-        </w:tc>
-        <w:tc>
-          <w:tcPr>
-            <w:tcW w:type="dxa" w:w="3040"/>
-            <w:shd w:fill="F2F2F2" w:color="auto" w:val="clear"/>
-            <w:tcMar>
-              <w:top w:type="dxa" w:w="60"/>
-              <w:left w:type="dxa" w:w="120"/>
-              <w:bottom w:type="dxa" w:w="60"/>
-              <w:right w:type="dxa" w:w="120"/>
-            </w:tcMar>
-            <w:vAlign w:val="top"/>
-          </w:tcPr>
-          <w:p>
-            <w:pPr>
-              <w:spacing w:after="40" w:before="0"/>
-              <w:jc w:val="left"/>
-            </w:pPr>
-            <w:r>
-              <w:rPr>
-                <w:rFonts w:ascii="Arial" w:cs="Arial" w:eastAsia="Arial" w:hAnsi="Arial"/>
-                <w:b w:val="false"/>
-                <w:bCs w:val="false"/>
-                <w:i w:val="false"/>
-                <w:iCs w:val="false"/>
-                <w:color w:val="000000"/>
-                <w:sz w:val="18"/>
-                <w:szCs w:val="18"/>
-              </w:rPr>
-              <w:t xml:space="preserve">Introduce the DQB by saying: 'This board is our class's investigation wall. Every lesson, we will add to it, revise it, and answer parts of it. By Lesson 30 it should be nearly full of answers — but today we start with mostly questions, and that is exactly right.' Model filling in one sticky note yourself ('I notice that all three salts are normal salts, but they behaved differently — I wonder if solubility matters') and place it on the board. Allow 4 minutes of silent independent sticky-note writing — no talking. During gallery walk, prompt deeper reading: 'Find one note that asks a question you also have — give that person a silent thumbs up.' After clustering, say: 'Look at these clusters — this is YOUR unit roadmap. Each cluster will become a future lesson. Today's cluster is: What is a salt and how do we classify it? — and we have partially answered it. The fertiliser cluster and the white-crust cluster are still open. That is what drives us forward.' Take a photograph of the DQB for the ARES platform record.</w:t>
-            </w:r>
-          </w:p>
-        </w:tc>
-        <w:tc>
-          <w:tcPr>
-            <w:tcW w:type="dxa" w:w="3040"/>
-            <w:shd w:fill="FFFFFF" w:color="auto" w:val="clear"/>
-            <w:tcMar>
-              <w:top w:type="dxa" w:w="60"/>
-              <w:left w:type="dxa" w:w="120"/>
-              <w:bottom w:type="dxa" w:w="60"/>
-              <w:right w:type="dxa" w:w="120"/>
-            </w:tcMar>
-            <w:vAlign w:val="top"/>
-          </w:tcPr>
-          <w:p>
-            <w:pPr>
-              <w:spacing w:after="40" w:before="0"/>
-              <w:jc w:val="left"/>
-            </w:pPr>
-            <w:r>
-              <w:rPr>
-                <w:rFonts w:ascii="Arial" w:cs="Arial" w:eastAsia="Arial" w:hAnsi="Arial"/>
-                <w:b w:val="false"/>
-                <w:bCs w:val="false"/>
-                <w:i w:val="false"/>
-                <w:iCs w:val="false"/>
-                <w:color w:val="000000"/>
-                <w:sz w:val="18"/>
-                <w:szCs w:val="18"/>
-              </w:rPr>
-              <w:t xml:space="preserve">Driving Question Board with Colour-Coded Sticky Notes: The three-colour system (question / unexplained observation / understood concept) externalises metacognition and makes the boundary between known and unknown visible to the whole class. Clustering notes into sub-questions transforms learner curiosity into a structured investigation roadmap, giving learners agency over the unit direction. Returning to the DQB every lesson ensures the phenomenon remains the anchor, not the textbook.</w:t>
-            </w:r>
-          </w:p>
-        </w:tc>
-        <w:tc>
-          <w:tcPr>
-            <w:tcW w:type="dxa" w:w="3040"/>
-            <w:shd w:fill="F2F2F2" w:color="auto" w:val="clear"/>
-            <w:tcMar>
-              <w:top w:type="dxa" w:w="60"/>
-              <w:left w:type="dxa" w:w="120"/>
-              <w:bottom w:type="dxa" w:w="60"/>
-              <w:right w:type="dxa" w:w="120"/>
-            </w:tcMar>
-            <w:vAlign w:val="top"/>
-          </w:tcPr>
-          <w:p>
-            <w:pPr>
-              <w:spacing w:after="40" w:before="0"/>
-              <w:jc w:val="left"/>
-            </w:pPr>
-            <w:r>
-              <w:rPr>
-                <w:rFonts w:ascii="Arial" w:cs="Arial" w:eastAsia="Arial" w:hAnsi="Arial"/>
-                <w:b w:val="false"/>
-                <w:bCs w:val="false"/>
-                <w:i w:val="false"/>
-                <w:iCs w:val="false"/>
-                <w:color w:val="000000"/>
-                <w:sz w:val="18"/>
-                <w:szCs w:val="18"/>
-              </w:rPr>
-              <w:t xml:space="preserve">Observable indicator: Every learner places at least one sticky note in each of the three colour zones. Teacher checks that pink (question) notes are phenomenon-linked — not generic ('I wonder what a salt is' is too vague; 'I wonder why CAN fertiliser clumps but table salt does not' is phenomenon-linked). Teacher uses the yellow (unexplained observation) notes as a pre-assessment of observational vocabulary and scientific thinking to inform grouping decisions for Lesson 2's solubility experiment.</w:t>
-            </w:r>
-          </w:p>
-        </w:tc>
-      </w:tr>
-      <w:tr>
-        <w:tc>
-          <w:tcPr>
-            <w:tcW w:type="dxa" w:w="1520"/>
-            <w:shd w:fill="D5E8F0" w:color="auto" w:val="clear"/>
-            <w:tcMar>
-              <w:top w:type="dxa" w:w="60"/>
-              <w:left w:type="dxa" w:w="120"/>
-              <w:bottom w:type="dxa" w:w="60"/>
-              <w:right w:type="dxa" w:w="120"/>
-            </w:tcMar>
-            <w:vAlign w:val="top"/>
-          </w:tcPr>
-          <w:p>
-            <w:pPr>
-              <w:spacing w:after="40" w:before="0"/>
-              <w:jc w:val="left"/>
-            </w:pPr>
-            <w:r>
-              <w:rPr>
-                <w:rFonts w:ascii="Arial" w:cs="Arial" w:eastAsia="Arial" w:hAnsi="Arial"/>
-                <w:b/>
-                <w:bCs/>
-                <w:i w:val="false"/>
-                <w:iCs w:val="false"/>
-                <w:color w:val="000000"/>
-                <w:sz w:val="18"/>
-                <w:szCs w:val="18"/>
-              </w:rPr>
-              <w:t xml:space="preserve">Model Building Phase</w:t>
-            </w:r>
-          </w:p>
-          <w:p>
-            <w:pPr>
-              <w:spacing w:after="20" w:before="0"/>
-            </w:pPr>
-            <w:r>
-              <w:rPr>
-                <w:rFonts w:ascii="Arial" w:cs="Arial" w:eastAsia="Arial" w:hAnsi="Arial"/>
-                <w:b/>
-                <w:bCs/>
-                <w:color w:val="1F3864"/>
-                <w:sz w:val="16"/>
-                <w:szCs w:val="16"/>
-              </w:rPr>
-              <w:t xml:space="preserve">📹 VIDEO:</w:t>
-            </w:r>
-          </w:p>
-          <w:p>
-            <w:pPr>
-              <w:spacing w:after="20" w:before="0"/>
-            </w:pPr>
-            <w:hyperlink w:history="1" r:id="rIdqpihk0orjs9tzj-q8kjf0">
-              <w:r>
-                <w:rPr>
-                  <w:rFonts w:ascii="Arial" w:cs="Arial" w:eastAsia="Arial" w:hAnsi="Arial"/>
-                  <w:color w:val="2E75B6"/>
-                  <w:sz w:val="16"/>
-                  <w:szCs w:val="16"/>
-                  <w:u w:val="single" w:color="2E75B6"/>
-                </w:rPr>
-                <w:t xml:space="preserve">Ratios on coordinate plane</w:t>
-              </w:r>
-            </w:hyperlink>
-          </w:p>
-          <w:p>
-            <w:pPr>
-              <w:spacing w:after="10" w:before="0"/>
-              <w:ind w:left="120"/>
-            </w:pPr>
-            <w:r>
-              <w:rPr>
-                <w:rFonts w:ascii="Arial" w:cs="Arial" w:eastAsia="Arial" w:hAnsi="Arial"/>
-                <w:color w:val="595959"/>
-                <w:sz w:val="14"/>
-                <w:szCs w:val="14"/>
-              </w:rPr>
-              <w:t xml:space="preserve">Source: Khan Academy (English - US curriculum)</w:t>
-            </w:r>
-          </w:p>
-          <w:p>
-            <w:pPr>
-              <w:spacing w:after="10" w:before="0"/>
-              <w:ind w:left="120"/>
-            </w:pPr>
-            <w:hyperlink w:history="1" r:id="rIddvxh3gbeedu2grlnvr5wz">
+            <w:hyperlink w:history="1" r:id="rIdowczmfo2nmbn8-_sqsd4q">
               <w:r>
                 <w:rPr>
                   <w:rFonts w:ascii="Arial" w:cs="Arial" w:eastAsia="Arial" w:hAnsi="Arial"/>
@@ -4381,47 +4377,31 @@
                 <w:sz w:val="16"/>
                 <w:szCs w:val="16"/>
               </w:rPr>
-              <w:t xml:space="preserve">📖 HTML:</w:t>
+              <w:t xml:space="preserve">📖 READING:</w:t>
             </w:r>
           </w:p>
           <w:p>
             <w:pPr>
               <w:spacing w:after="20" w:before="0"/>
             </w:pPr>
-            <w:hyperlink w:history="1" r:id="rId4sih7fsf-pfzgzkpriwdg">
-              <w:r>
-                <w:rPr>
-                  <w:rFonts w:ascii="Arial" w:cs="Arial" w:eastAsia="Arial" w:hAnsi="Arial"/>
-                  <w:color w:val="2E75B6"/>
-                  <w:sz w:val="16"/>
-                  <w:szCs w:val="16"/>
-                  <w:u w:val="single" w:color="2E75B6"/>
-                </w:rPr>
-                <w:t xml:space="preserve">Hydrolysis of Salts: Equations (Flexbook)</w:t>
-              </w:r>
-            </w:hyperlink>
+            <w:r>
+              <w:rPr>
+                <w:rFonts w:ascii="Arial" w:cs="Arial" w:eastAsia="Arial" w:hAnsi="Arial"/>
+                <w:i/>
+                <w:iCs/>
+                <w:color w:val="595959"/>
+                <w:sz w:val="16"/>
+                <w:szCs w:val="16"/>
+              </w:rPr>
+              <w:t xml:space="preserve">No closely matching reading in the ARES library for this activity.</w:t>
+            </w:r>
           </w:p>
           <w:p>
             <w:pPr>
               <w:spacing w:after="10" w:before="0"/>
               <w:ind w:left="120"/>
             </w:pPr>
-            <w:r>
-              <w:rPr>
-                <w:rFonts w:ascii="Arial" w:cs="Arial" w:eastAsia="Arial" w:hAnsi="Arial"/>
-                <w:color w:val="595959"/>
-                <w:sz w:val="14"/>
-                <w:szCs w:val="14"/>
-              </w:rPr>
-              <w:t xml:space="preserve">Source: CK-12</w:t>
-            </w:r>
-          </w:p>
-          <w:p>
-            <w:pPr>
-              <w:spacing w:after="10" w:before="0"/>
-              <w:ind w:left="120"/>
-            </w:pPr>
-            <w:hyperlink w:history="1" r:id="rIdverjjx40nyjio8pmk0tqi">
+            <w:hyperlink w:history="1" r:id="rIdr2oubcxl3gaeleosfx1uo">
               <w:r>
                 <w:rPr>
                   <w:rFonts w:ascii="Arial" w:cs="Arial" w:eastAsia="Arial" w:hAnsi="Arial"/>
@@ -4430,9 +4410,24 @@
                   <w:szCs w:val="14"/>
                   <w:u w:val="single" w:color="595959"/>
                 </w:rPr>
-                <w:t xml:space="preserve">🔍 Search ARES for similar readings</w:t>
+                <w:t xml:space="preserve">🔍 Search ARES for readings</w:t>
               </w:r>
             </w:hyperlink>
+          </w:p>
+          <w:p>
+            <w:pPr>
+              <w:spacing w:after="10" w:before="0"/>
+              <w:ind w:left="120"/>
+            </w:pPr>
+            <w:r>
+              <w:rPr>
+                <w:rFonts w:ascii="Arial" w:cs="Arial" w:eastAsia="Arial" w:hAnsi="Arial"/>
+                <w:color w:val="595959"/>
+                <w:sz w:val="14"/>
+                <w:szCs w:val="14"/>
+              </w:rPr>
+              <w:t xml:space="preserve">Search terms: salts classification normal acidic</w:t>
+            </w:r>
           </w:p>
         </w:tc>
         <w:tc>
@@ -6022,7 +6017,7 @@
             <w:pPr>
               <w:spacing w:after="20" w:before="0"/>
             </w:pPr>
-            <w:hyperlink w:history="1" r:id="rId-oqnzfwoiaeuhouefuld-">
+            <w:hyperlink w:history="1" r:id="rIdsdhne63nkivzyg2buwi-v">
               <w:r>
                 <w:rPr>
                   <w:rFonts w:ascii="Arial" w:cs="Arial" w:eastAsia="Arial" w:hAnsi="Arial"/>
@@ -6031,7 +6026,7 @@
                   <w:szCs w:val="16"/>
                   <w:u w:val="single" w:color="2E75B6"/>
                 </w:rPr>
-                <w:t xml:space="preserve">More functional groups</w:t>
+                <w:t xml:space="preserve">Solubility Rules - Overview</w:t>
               </w:r>
             </w:hyperlink>
           </w:p>
@@ -6047,7 +6042,7 @@
                 <w:sz w:val="14"/>
                 <w:szCs w:val="14"/>
               </w:rPr>
-              <w:t xml:space="preserve">Source: Khan Academy (English - US curriculum)</w:t>
+              <w:t xml:space="preserve">Source: CK-12</w:t>
             </w:r>
           </w:p>
           <w:p>
@@ -6055,7 +6050,7 @@
               <w:spacing w:after="10" w:before="0"/>
               <w:ind w:left="120"/>
             </w:pPr>
-            <w:hyperlink w:history="1" r:id="rIdjxtktjleoi_smz2vdtuet">
+            <w:hyperlink w:history="1" r:id="rIdggxkfqqhjs51uej-eczwn">
               <w:r>
                 <w:rPr>
                   <w:rFonts w:ascii="Arial" w:cs="Arial" w:eastAsia="Arial" w:hAnsi="Arial"/>
@@ -6100,7 +6095,7 @@
             <w:pPr>
               <w:spacing w:after="20" w:before="0"/>
             </w:pPr>
-            <w:hyperlink w:history="1" r:id="rId7-lmuprbdfmctsazox7kd">
+            <w:hyperlink w:history="1" r:id="rIdroop3nfafamrmvypk1ide">
               <w:r>
                 <w:rPr>
                   <w:rFonts w:ascii="Arial" w:cs="Arial" w:eastAsia="Arial" w:hAnsi="Arial"/>
@@ -6109,7 +6104,7 @@
                   <w:szCs w:val="16"/>
                   <w:u w:val="single" w:color="2E75B6"/>
                 </w:rPr>
-                <w:t xml:space="preserve">Chargaff's Base-Pairing Rules - Advanced (Flexbook)</w:t>
+                <w:t xml:space="preserve">Predicting Precipitates Using Solubility Rules (Flexbook)</w:t>
               </w:r>
             </w:hyperlink>
           </w:p>
@@ -6133,7 +6128,7 @@
               <w:spacing w:after="10" w:before="0"/>
               <w:ind w:left="120"/>
             </w:pPr>
-            <w:hyperlink w:history="1" r:id="rIdza2ptyedyjtxvbw5cwdst">
+            <w:hyperlink w:history="1" r:id="rIdsj-tclvhwrnagzkgsucnl">
               <w:r>
                 <w:rPr>
                   <w:rFonts w:ascii="Arial" w:cs="Arial" w:eastAsia="Arial" w:hAnsi="Arial"/>
@@ -6328,7 +6323,7 @@
             <w:pPr>
               <w:spacing w:after="20" w:before="0"/>
             </w:pPr>
-            <w:hyperlink w:history="1" r:id="rIdeimg23qj6n7o1cnogzfxs">
+            <w:hyperlink w:history="1" r:id="rId5ctrlm1vw7xmkcuzinx3t">
               <w:r>
                 <w:rPr>
                   <w:rFonts w:ascii="Arial" w:cs="Arial" w:eastAsia="Arial" w:hAnsi="Arial"/>
@@ -6337,7 +6332,7 @@
                   <w:szCs w:val="16"/>
                   <w:u w:val="single" w:color="2E75B6"/>
                 </w:rPr>
-                <w:t xml:space="preserve">More functional groups</w:t>
+                <w:t xml:space="preserve">pH of salt solutions</w:t>
               </w:r>
             </w:hyperlink>
           </w:p>
@@ -6361,7 +6356,7 @@
               <w:spacing w:after="10" w:before="0"/>
               <w:ind w:left="120"/>
             </w:pPr>
-            <w:hyperlink w:history="1" r:id="rIdjo5gepiu2yr9pexpaxbhw">
+            <w:hyperlink w:history="1" r:id="rIdg6rhhgryixm3-hoqe36ff">
               <w:r>
                 <w:rPr>
                   <w:rFonts w:ascii="Arial" w:cs="Arial" w:eastAsia="Arial" w:hAnsi="Arial"/>
@@ -6399,14 +6394,14 @@
                 <w:sz w:val="16"/>
                 <w:szCs w:val="16"/>
               </w:rPr>
-              <w:t xml:space="preserve">📖 HTML:</w:t>
+              <w:t xml:space="preserve">📖 EXERCISE:</w:t>
             </w:r>
           </w:p>
           <w:p>
             <w:pPr>
               <w:spacing w:after="20" w:before="0"/>
             </w:pPr>
-            <w:hyperlink w:history="1" r:id="rId4b3etosistfq5i2qbofqu">
+            <w:hyperlink w:history="1" r:id="rIdggyku7wcf4rvxn8nadiwb">
               <w:r>
                 <w:rPr>
                   <w:rFonts w:ascii="Arial" w:cs="Arial" w:eastAsia="Arial" w:hAnsi="Arial"/>
@@ -6415,7 +6410,7 @@
                   <w:szCs w:val="16"/>
                   <w:u w:val="single" w:color="2E75B6"/>
                 </w:rPr>
-                <w:t xml:space="preserve">Chargaff's Base-Pairing Rules - Advanced (Flexbook)</w:t>
+                <w:t xml:space="preserve">Predicting Precipitates Using Solubility Rules Practice</w:t>
               </w:r>
             </w:hyperlink>
           </w:p>
@@ -6439,7 +6434,7 @@
               <w:spacing w:after="10" w:before="0"/>
               <w:ind w:left="120"/>
             </w:pPr>
-            <w:hyperlink w:history="1" r:id="rIdy-wgyjnmtofbbvjsjs61p">
+            <w:hyperlink w:history="1" r:id="rIdxsulamdf-qqmn_obavyq6">
               <w:r>
                 <w:rPr>
                   <w:rFonts w:ascii="Arial" w:cs="Arial" w:eastAsia="Arial" w:hAnsi="Arial"/>
@@ -6634,7 +6629,7 @@
             <w:pPr>
               <w:spacing w:after="20" w:before="0"/>
             </w:pPr>
-            <w:hyperlink w:history="1" r:id="rIdmioalfvel-vu8kx-wjqdr">
+            <w:hyperlink w:history="1" r:id="rId-hyqzi1eqdlmcv9dbze3x">
               <w:r>
                 <w:rPr>
                   <w:rFonts w:ascii="Arial" w:cs="Arial" w:eastAsia="Arial" w:hAnsi="Arial"/>
@@ -6643,7 +6638,7 @@
                   <w:szCs w:val="16"/>
                   <w:u w:val="single" w:color="2E75B6"/>
                 </w:rPr>
-                <w:t xml:space="preserve">More functional groups</w:t>
+                <w:t xml:space="preserve">Solubility Rules - Overview</w:t>
               </w:r>
             </w:hyperlink>
           </w:p>
@@ -6659,7 +6654,7 @@
                 <w:sz w:val="14"/>
                 <w:szCs w:val="14"/>
               </w:rPr>
-              <w:t xml:space="preserve">Source: Khan Academy (English - US curriculum)</w:t>
+              <w:t xml:space="preserve">Source: CK-12</w:t>
             </w:r>
           </w:p>
           <w:p>
@@ -6667,7 +6662,7 @@
               <w:spacing w:after="10" w:before="0"/>
               <w:ind w:left="120"/>
             </w:pPr>
-            <w:hyperlink w:history="1" r:id="rIda4seaqfxmwactpocwkwvw">
+            <w:hyperlink w:history="1" r:id="rIdbbrrp7z-puvlaja6qh7ld">
               <w:r>
                 <w:rPr>
                   <w:rFonts w:ascii="Arial" w:cs="Arial" w:eastAsia="Arial" w:hAnsi="Arial"/>
@@ -6712,7 +6707,7 @@
             <w:pPr>
               <w:spacing w:after="20" w:before="0"/>
             </w:pPr>
-            <w:hyperlink w:history="1" r:id="rId2znuphd4-wdzzxcoqg3dq">
+            <w:hyperlink w:history="1" r:id="rIdxvpb4xpk4aglk6peohk5s">
               <w:r>
                 <w:rPr>
                   <w:rFonts w:ascii="Arial" w:cs="Arial" w:eastAsia="Arial" w:hAnsi="Arial"/>
@@ -6721,7 +6716,7 @@
                   <w:szCs w:val="16"/>
                   <w:u w:val="single" w:color="2E75B6"/>
                 </w:rPr>
-                <w:t xml:space="preserve">Chargaff's Base-Pairing Rules - Advanced (Flexbook)</w:t>
+                <w:t xml:space="preserve">Soluble Salts</w:t>
               </w:r>
             </w:hyperlink>
           </w:p>
@@ -6737,7 +6732,7 @@
                 <w:sz w:val="14"/>
                 <w:szCs w:val="14"/>
               </w:rPr>
-              <w:t xml:space="preserve">Source: CK-12</w:t>
+              <w:t xml:space="preserve">Source: PhET</w:t>
             </w:r>
           </w:p>
           <w:p>
@@ -6745,7 +6740,7 @@
               <w:spacing w:after="10" w:before="0"/>
               <w:ind w:left="120"/>
             </w:pPr>
-            <w:hyperlink w:history="1" r:id="rIdqci5ncdkyfnzqnkv1mjos">
+            <w:hyperlink w:history="1" r:id="rIdkcvdmfy4acc84c6ldz3uz">
               <w:r>
                 <w:rPr>
                   <w:rFonts w:ascii="Arial" w:cs="Arial" w:eastAsia="Arial" w:hAnsi="Arial"/>
@@ -6940,7 +6935,7 @@
             <w:pPr>
               <w:spacing w:after="20" w:before="0"/>
             </w:pPr>
-            <w:hyperlink w:history="1" r:id="rIdz-gvdlwp-oyiq0u1dbcwh">
+            <w:hyperlink w:history="1" r:id="rIdiklgeuzulm9uqb3ireq7w">
               <w:r>
                 <w:rPr>
                   <w:rFonts w:ascii="Arial" w:cs="Arial" w:eastAsia="Arial" w:hAnsi="Arial"/>
@@ -6949,7 +6944,7 @@
                   <w:szCs w:val="16"/>
                   <w:u w:val="single" w:color="2E75B6"/>
                 </w:rPr>
-                <w:t xml:space="preserve">More functional groups</w:t>
+                <w:t xml:space="preserve">Solubility Rules - Overview</w:t>
               </w:r>
             </w:hyperlink>
           </w:p>
@@ -6965,7 +6960,7 @@
                 <w:sz w:val="14"/>
                 <w:szCs w:val="14"/>
               </w:rPr>
-              <w:t xml:space="preserve">Source: Khan Academy (English - US curriculum)</w:t>
+              <w:t xml:space="preserve">Source: CK-12</w:t>
             </w:r>
           </w:p>
           <w:p>
@@ -6973,7 +6968,7 @@
               <w:spacing w:after="10" w:before="0"/>
               <w:ind w:left="120"/>
             </w:pPr>
-            <w:hyperlink w:history="1" r:id="rId5ob3m-4ibaazxdw_dmegr">
+            <w:hyperlink w:history="1" r:id="rId9vvlgtcracilxhctzaqmf">
               <w:r>
                 <w:rPr>
                   <w:rFonts w:ascii="Arial" w:cs="Arial" w:eastAsia="Arial" w:hAnsi="Arial"/>
@@ -7018,7 +7013,7 @@
             <w:pPr>
               <w:spacing w:after="20" w:before="0"/>
             </w:pPr>
-            <w:hyperlink w:history="1" r:id="rIdewr46wxhamayp8hurvfzh">
+            <w:hyperlink w:history="1" r:id="rIdfwnrh6exmsqyd7qvjztl7">
               <w:r>
                 <w:rPr>
                   <w:rFonts w:ascii="Arial" w:cs="Arial" w:eastAsia="Arial" w:hAnsi="Arial"/>
@@ -7027,7 +7022,7 @@
                   <w:szCs w:val="16"/>
                   <w:u w:val="single" w:color="2E75B6"/>
                 </w:rPr>
-                <w:t xml:space="preserve">Chargaff's Base-Pairing Rules - Advanced (Flexbook)</w:t>
+                <w:t xml:space="preserve">Predicting Precipitates Using Solubility Rules (Flexbook)</w:t>
               </w:r>
             </w:hyperlink>
           </w:p>
@@ -7051,7 +7046,7 @@
               <w:spacing w:after="10" w:before="0"/>
               <w:ind w:left="120"/>
             </w:pPr>
-            <w:hyperlink w:history="1" r:id="rIdilokxjtr14uhogzfxuykc">
+            <w:hyperlink w:history="1" r:id="rIdfx7v-v724miqdiz9enrpp">
               <w:r>
                 <w:rPr>
                   <w:rFonts w:ascii="Arial" w:cs="Arial" w:eastAsia="Arial" w:hAnsi="Arial"/>
@@ -7246,7 +7241,7 @@
             <w:pPr>
               <w:spacing w:after="20" w:before="0"/>
             </w:pPr>
-            <w:hyperlink w:history="1" r:id="rIdycgwbpk62md_l0xd0x-mb">
+            <w:hyperlink w:history="1" r:id="rIdh3gwizckm6txkl4gwgxvk">
               <w:r>
                 <w:rPr>
                   <w:rFonts w:ascii="Arial" w:cs="Arial" w:eastAsia="Arial" w:hAnsi="Arial"/>
@@ -7255,7 +7250,7 @@
                   <w:szCs w:val="16"/>
                   <w:u w:val="single" w:color="2E75B6"/>
                 </w:rPr>
-                <w:t xml:space="preserve">More functional groups</w:t>
+                <w:t xml:space="preserve">Solubility Rules - Overview</w:t>
               </w:r>
             </w:hyperlink>
           </w:p>
@@ -7271,7 +7266,7 @@
                 <w:sz w:val="14"/>
                 <w:szCs w:val="14"/>
               </w:rPr>
-              <w:t xml:space="preserve">Source: Khan Academy (English - US curriculum)</w:t>
+              <w:t xml:space="preserve">Source: CK-12</w:t>
             </w:r>
           </w:p>
           <w:p>
@@ -7279,7 +7274,7 @@
               <w:spacing w:after="10" w:before="0"/>
               <w:ind w:left="120"/>
             </w:pPr>
-            <w:hyperlink w:history="1" r:id="rIdee7bogcksc8lrahadnpfs">
+            <w:hyperlink w:history="1" r:id="rIdcgz8ynskxdxfptcjb_-2t">
               <w:r>
                 <w:rPr>
                   <w:rFonts w:ascii="Arial" w:cs="Arial" w:eastAsia="Arial" w:hAnsi="Arial"/>
@@ -7324,7 +7319,7 @@
             <w:pPr>
               <w:spacing w:after="20" w:before="0"/>
             </w:pPr>
-            <w:hyperlink w:history="1" r:id="rIdugzshyogm9hs5m3kmqhpw">
+            <w:hyperlink w:history="1" r:id="rIdfsxeuqdkzgmihzsk-02ly">
               <w:r>
                 <w:rPr>
                   <w:rFonts w:ascii="Arial" w:cs="Arial" w:eastAsia="Arial" w:hAnsi="Arial"/>
@@ -7333,7 +7328,7 @@
                   <w:szCs w:val="16"/>
                   <w:u w:val="single" w:color="2E75B6"/>
                 </w:rPr>
-                <w:t xml:space="preserve">Chargaff's Base-Pairing Rules - Advanced (Flexbook)</w:t>
+                <w:t xml:space="preserve">Predicting Precipitates Using Solubility Rules (Flexbook)</w:t>
               </w:r>
             </w:hyperlink>
           </w:p>
@@ -7357,7 +7352,7 @@
               <w:spacing w:after="10" w:before="0"/>
               <w:ind w:left="120"/>
             </w:pPr>
-            <w:hyperlink w:history="1" r:id="rIdav7vwt1n1tuqcz2urrfgq">
+            <w:hyperlink w:history="1" r:id="rIdneyyufwzozdvtrrhmcvdn">
               <w:r>
                 <w:rPr>
                   <w:rFonts w:ascii="Arial" w:cs="Arial" w:eastAsia="Arial" w:hAnsi="Arial"/>
@@ -8844,7 +8839,7 @@
             <w:pPr>
               <w:spacing w:after="20" w:before="0"/>
             </w:pPr>
-            <w:hyperlink w:history="1" r:id="rId72bomol1nwyc1ippksizn">
+            <w:hyperlink w:history="1" r:id="rIdhfp4oudsbspgedysqapdq">
               <w:r>
                 <w:rPr>
                   <w:rFonts w:ascii="Arial" w:cs="Arial" w:eastAsia="Arial" w:hAnsi="Arial"/>
@@ -8853,7 +8848,7 @@
                   <w:szCs w:val="16"/>
                   <w:u w:val="single" w:color="2E75B6"/>
                 </w:rPr>
-                <w:t xml:space="preserve">Video: pH Scale</w:t>
+                <w:t xml:space="preserve">01 Acid And Base Reactions With Metals</w:t>
               </w:r>
             </w:hyperlink>
           </w:p>
@@ -8869,7 +8864,7 @@
                 <w:sz w:val="14"/>
                 <w:szCs w:val="14"/>
               </w:rPr>
-              <w:t xml:space="preserve">Source: PhET Interactive Simulations (English)</w:t>
+              <w:t xml:space="preserve">Source: Seavuria</w:t>
             </w:r>
           </w:p>
           <w:p>
@@ -8877,7 +8872,7 @@
               <w:spacing w:after="10" w:before="0"/>
               <w:ind w:left="120"/>
             </w:pPr>
-            <w:hyperlink w:history="1" r:id="rIdcmhgakfhffejwkc9-tt9d">
+            <w:hyperlink w:history="1" r:id="rIdvz1l7nyckfn1j5wegy01t">
               <w:r>
                 <w:rPr>
                   <w:rFonts w:ascii="Arial" w:cs="Arial" w:eastAsia="Arial" w:hAnsi="Arial"/>
@@ -8922,7 +8917,7 @@
             <w:pPr>
               <w:spacing w:after="20" w:before="0"/>
             </w:pPr>
-            <w:hyperlink w:history="1" r:id="rIdzlkqjkmtg8eu-xp4rexs4">
+            <w:hyperlink w:history="1" r:id="rIdrboygajqalvootbhkuk95">
               <w:r>
                 <w:rPr>
                   <w:rFonts w:ascii="Arial" w:cs="Arial" w:eastAsia="Arial" w:hAnsi="Arial"/>
@@ -8931,7 +8926,7 @@
                   <w:szCs w:val="16"/>
                   <w:u w:val="single" w:color="2E75B6"/>
                 </w:rPr>
-                <w:t xml:space="preserve">Acid Rain (Flexbook)</w:t>
+                <w:t xml:space="preserve">Soluble Salts</w:t>
               </w:r>
             </w:hyperlink>
           </w:p>
@@ -8947,7 +8942,7 @@
                 <w:sz w:val="14"/>
                 <w:szCs w:val="14"/>
               </w:rPr>
-              <w:t xml:space="preserve">Source: CK-12</w:t>
+              <w:t xml:space="preserve">Source: PhET</w:t>
             </w:r>
           </w:p>
           <w:p>
@@ -8955,7 +8950,7 @@
               <w:spacing w:after="10" w:before="0"/>
               <w:ind w:left="120"/>
             </w:pPr>
-            <w:hyperlink w:history="1" r:id="rId5fs6tmm-cqp79vpuw7zco">
+            <w:hyperlink w:history="1" r:id="rIdh0oi-7ax__w-9pi2aw704">
               <w:r>
                 <w:rPr>
                   <w:rFonts w:ascii="Arial" w:cs="Arial" w:eastAsia="Arial" w:hAnsi="Arial"/>
@@ -9150,7 +9145,7 @@
             <w:pPr>
               <w:spacing w:after="20" w:before="0"/>
             </w:pPr>
-            <w:hyperlink w:history="1" r:id="rIdw_mt7rljmvvzvoaz-rzhm">
+            <w:hyperlink w:history="1" r:id="rId-qmlj8xe0nvsigzjxt2ay">
               <w:r>
                 <w:rPr>
                   <w:rFonts w:ascii="Arial" w:cs="Arial" w:eastAsia="Arial" w:hAnsi="Arial"/>
@@ -9159,7 +9154,7 @@
                   <w:szCs w:val="16"/>
                   <w:u w:val="single" w:color="2E75B6"/>
                 </w:rPr>
-                <w:t xml:space="preserve">Video: pH Scale</w:t>
+                <w:t xml:space="preserve">pH of salt solutions</w:t>
               </w:r>
             </w:hyperlink>
           </w:p>
@@ -9175,7 +9170,7 @@
                 <w:sz w:val="14"/>
                 <w:szCs w:val="14"/>
               </w:rPr>
-              <w:t xml:space="preserve">Source: PhET Interactive Simulations (English)</w:t>
+              <w:t xml:space="preserve">Source: Khan Academy (English - US curriculum)</w:t>
             </w:r>
           </w:p>
           <w:p>
@@ -9183,7 +9178,7 @@
               <w:spacing w:after="10" w:before="0"/>
               <w:ind w:left="120"/>
             </w:pPr>
-            <w:hyperlink w:history="1" r:id="rIdsnjarjpupa80nkue9w-bd">
+            <w:hyperlink w:history="1" r:id="rIdg64lav-stvpq9glsunxns">
               <w:r>
                 <w:rPr>
                   <w:rFonts w:ascii="Arial" w:cs="Arial" w:eastAsia="Arial" w:hAnsi="Arial"/>
@@ -9228,7 +9223,7 @@
             <w:pPr>
               <w:spacing w:after="20" w:before="0"/>
             </w:pPr>
-            <w:hyperlink w:history="1" r:id="rIdbclsxe9cxckzdqx2td6xj">
+            <w:hyperlink w:history="1" r:id="rIdr3sodog-sodzhyr-4g94x">
               <w:r>
                 <w:rPr>
                   <w:rFonts w:ascii="Arial" w:cs="Arial" w:eastAsia="Arial" w:hAnsi="Arial"/>
@@ -9237,7 +9232,7 @@
                   <w:szCs w:val="16"/>
                   <w:u w:val="single" w:color="2E75B6"/>
                 </w:rPr>
-                <w:t xml:space="preserve">Acid Rain (Flexbook)</w:t>
+                <w:t xml:space="preserve">Soluble Salts</w:t>
               </w:r>
             </w:hyperlink>
           </w:p>
@@ -9253,7 +9248,7 @@
                 <w:sz w:val="14"/>
                 <w:szCs w:val="14"/>
               </w:rPr>
-              <w:t xml:space="preserve">Source: CK-12</w:t>
+              <w:t xml:space="preserve">Source: PhET</w:t>
             </w:r>
           </w:p>
           <w:p>
@@ -9261,7 +9256,7 @@
               <w:spacing w:after="10" w:before="0"/>
               <w:ind w:left="120"/>
             </w:pPr>
-            <w:hyperlink w:history="1" r:id="rIdflssywwyymytdgbhkqe9e">
+            <w:hyperlink w:history="1" r:id="rIds7mkg1xmfgynmn5olr9q8">
               <w:r>
                 <w:rPr>
                   <w:rFonts w:ascii="Arial" w:cs="Arial" w:eastAsia="Arial" w:hAnsi="Arial"/>
@@ -9456,7 +9451,7 @@
             <w:pPr>
               <w:spacing w:after="20" w:before="0"/>
             </w:pPr>
-            <w:hyperlink w:history="1" r:id="rIdxaltfzfyx4iwpuu84fptm">
+            <w:hyperlink w:history="1" r:id="rId7ihomeu9-rxqzglaaeeqm">
               <w:r>
                 <w:rPr>
                   <w:rFonts w:ascii="Arial" w:cs="Arial" w:eastAsia="Arial" w:hAnsi="Arial"/>
@@ -9465,7 +9460,7 @@
                   <w:szCs w:val="16"/>
                   <w:u w:val="single" w:color="2E75B6"/>
                 </w:rPr>
-                <w:t xml:space="preserve">Video: pH Scale</w:t>
+                <w:t xml:space="preserve">03 Acid And Metal Carbonate Reactions</w:t>
               </w:r>
             </w:hyperlink>
           </w:p>
@@ -9481,7 +9476,7 @@
                 <w:sz w:val="14"/>
                 <w:szCs w:val="14"/>
               </w:rPr>
-              <w:t xml:space="preserve">Source: PhET Interactive Simulations (English)</w:t>
+              <w:t xml:space="preserve">Source: Seavuria</w:t>
             </w:r>
           </w:p>
           <w:p>
@@ -9489,7 +9484,7 @@
               <w:spacing w:after="10" w:before="0"/>
               <w:ind w:left="120"/>
             </w:pPr>
-            <w:hyperlink w:history="1" r:id="rIdkm5gr_psadj6p2fvhfmbc">
+            <w:hyperlink w:history="1" r:id="rIddkvx6bcafablmk4sphhov">
               <w:r>
                 <w:rPr>
                   <w:rFonts w:ascii="Arial" w:cs="Arial" w:eastAsia="Arial" w:hAnsi="Arial"/>
@@ -9534,7 +9529,7 @@
             <w:pPr>
               <w:spacing w:after="20" w:before="0"/>
             </w:pPr>
-            <w:hyperlink w:history="1" r:id="rId28puxqvqy0jkty3vcjqf4">
+            <w:hyperlink w:history="1" r:id="rIdfbz-rfu4kh0kzquhbup4y">
               <w:r>
                 <w:rPr>
                   <w:rFonts w:ascii="Arial" w:cs="Arial" w:eastAsia="Arial" w:hAnsi="Arial"/>
@@ -9543,7 +9538,7 @@
                   <w:szCs w:val="16"/>
                   <w:u w:val="single" w:color="2E75B6"/>
                 </w:rPr>
-                <w:t xml:space="preserve">Acid Rain (Flexbook)</w:t>
+                <w:t xml:space="preserve">Soluble Salts</w:t>
               </w:r>
             </w:hyperlink>
           </w:p>
@@ -9559,7 +9554,7 @@
                 <w:sz w:val="14"/>
                 <w:szCs w:val="14"/>
               </w:rPr>
-              <w:t xml:space="preserve">Source: CK-12</w:t>
+              <w:t xml:space="preserve">Source: PhET</w:t>
             </w:r>
           </w:p>
           <w:p>
@@ -9567,7 +9562,7 @@
               <w:spacing w:after="10" w:before="0"/>
               <w:ind w:left="120"/>
             </w:pPr>
-            <w:hyperlink w:history="1" r:id="rIddeay8prtx4vjzya_ogvwi">
+            <w:hyperlink w:history="1" r:id="rIdx47alkpngg7ogvxhqedbs">
               <w:r>
                 <w:rPr>
                   <w:rFonts w:ascii="Arial" w:cs="Arial" w:eastAsia="Arial" w:hAnsi="Arial"/>
@@ -9762,7 +9757,7 @@
             <w:pPr>
               <w:spacing w:after="20" w:before="0"/>
             </w:pPr>
-            <w:hyperlink w:history="1" r:id="rIdt1iwttfvyvo16bxqxlz99">
+            <w:hyperlink w:history="1" r:id="rId2izpqsfz2clvkhstoni-s">
               <w:r>
                 <w:rPr>
                   <w:rFonts w:ascii="Arial" w:cs="Arial" w:eastAsia="Arial" w:hAnsi="Arial"/>
@@ -9771,7 +9766,7 @@
                   <w:szCs w:val="16"/>
                   <w:u w:val="single" w:color="2E75B6"/>
                 </w:rPr>
-                <w:t xml:space="preserve">Video: pH Scale</w:t>
+                <w:t xml:space="preserve">Acid–base properties of salts</w:t>
               </w:r>
             </w:hyperlink>
           </w:p>
@@ -9787,7 +9782,7 @@
                 <w:sz w:val="14"/>
                 <w:szCs w:val="14"/>
               </w:rPr>
-              <w:t xml:space="preserve">Source: PhET Interactive Simulations (English)</w:t>
+              <w:t xml:space="preserve">Source: Khan Academy (English - US curriculum)</w:t>
             </w:r>
           </w:p>
           <w:p>
@@ -9795,7 +9790,7 @@
               <w:spacing w:after="10" w:before="0"/>
               <w:ind w:left="120"/>
             </w:pPr>
-            <w:hyperlink w:history="1" r:id="rIdhxrokq6b0si2of-vr2fsn">
+            <w:hyperlink w:history="1" r:id="rIdi0vu8dp4slobqijw7yzpt">
               <w:r>
                 <w:rPr>
                   <w:rFonts w:ascii="Arial" w:cs="Arial" w:eastAsia="Arial" w:hAnsi="Arial"/>
@@ -9840,7 +9835,7 @@
             <w:pPr>
               <w:spacing w:after="20" w:before="0"/>
             </w:pPr>
-            <w:hyperlink w:history="1" r:id="rIdwmlv5iza-qyhy45h7hsi5">
+            <w:hyperlink w:history="1" r:id="rIdbsiucwoec6xlzhrq-xpnd">
               <w:r>
                 <w:rPr>
                   <w:rFonts w:ascii="Arial" w:cs="Arial" w:eastAsia="Arial" w:hAnsi="Arial"/>
@@ -9849,7 +9844,7 @@
                   <w:szCs w:val="16"/>
                   <w:u w:val="single" w:color="2E75B6"/>
                 </w:rPr>
-                <w:t xml:space="preserve">Acid Rain (Flexbook)</w:t>
+                <w:t xml:space="preserve">Soluble Salts</w:t>
               </w:r>
             </w:hyperlink>
           </w:p>
@@ -9865,7 +9860,7 @@
                 <w:sz w:val="14"/>
                 <w:szCs w:val="14"/>
               </w:rPr>
-              <w:t xml:space="preserve">Source: CK-12</w:t>
+              <w:t xml:space="preserve">Source: PhET</w:t>
             </w:r>
           </w:p>
           <w:p>
@@ -9873,7 +9868,7 @@
               <w:spacing w:after="10" w:before="0"/>
               <w:ind w:left="120"/>
             </w:pPr>
-            <w:hyperlink w:history="1" r:id="rIdd6kqn-ogtg1xsbqjyzgk9">
+            <w:hyperlink w:history="1" r:id="rIdxugw7kumhtciez1b2oybg">
               <w:r>
                 <w:rPr>
                   <w:rFonts w:ascii="Arial" w:cs="Arial" w:eastAsia="Arial" w:hAnsi="Arial"/>
@@ -10068,7 +10063,7 @@
             <w:pPr>
               <w:spacing w:after="20" w:before="0"/>
             </w:pPr>
-            <w:hyperlink w:history="1" r:id="rIdtzvxvxqfjhtlsr_3hd9qn">
+            <w:hyperlink w:history="1" r:id="rIdi0g20rxraaxvzwczomi7l">
               <w:r>
                 <w:rPr>
                   <w:rFonts w:ascii="Arial" w:cs="Arial" w:eastAsia="Arial" w:hAnsi="Arial"/>
@@ -10077,7 +10072,7 @@
                   <w:szCs w:val="16"/>
                   <w:u w:val="single" w:color="2E75B6"/>
                 </w:rPr>
-                <w:t xml:space="preserve">Video: pH Scale</w:t>
+                <w:t xml:space="preserve">Methods for preparing buffers</w:t>
               </w:r>
             </w:hyperlink>
           </w:p>
@@ -10093,7 +10088,7 @@
                 <w:sz w:val="14"/>
                 <w:szCs w:val="14"/>
               </w:rPr>
-              <w:t xml:space="preserve">Source: PhET Interactive Simulations (English)</w:t>
+              <w:t xml:space="preserve">Source: Khan Academy (English - US curriculum)</w:t>
             </w:r>
           </w:p>
           <w:p>
@@ -10101,7 +10096,7 @@
               <w:spacing w:after="10" w:before="0"/>
               <w:ind w:left="120"/>
             </w:pPr>
-            <w:hyperlink w:history="1" r:id="rIdr5iazjyfgdsgpcuy2j-pb">
+            <w:hyperlink w:history="1" r:id="rIdmuqrukgeb_meql1tnkjva">
               <w:r>
                 <w:rPr>
                   <w:rFonts w:ascii="Arial" w:cs="Arial" w:eastAsia="Arial" w:hAnsi="Arial"/>
@@ -10146,7 +10141,7 @@
             <w:pPr>
               <w:spacing w:after="20" w:before="0"/>
             </w:pPr>
-            <w:hyperlink w:history="1" r:id="rIdkb2v75yftwtvp5okga6hd">
+            <w:hyperlink w:history="1" r:id="rIdjcjv6xqv8fpldy8q378cm">
               <w:r>
                 <w:rPr>
                   <w:rFonts w:ascii="Arial" w:cs="Arial" w:eastAsia="Arial" w:hAnsi="Arial"/>
@@ -10155,7 +10150,7 @@
                   <w:szCs w:val="16"/>
                   <w:u w:val="single" w:color="2E75B6"/>
                 </w:rPr>
-                <w:t xml:space="preserve">Acid Rain (Flexbook)</w:t>
+                <w:t xml:space="preserve">Soluble Salts</w:t>
               </w:r>
             </w:hyperlink>
           </w:p>
@@ -10171,7 +10166,7 @@
                 <w:sz w:val="14"/>
                 <w:szCs w:val="14"/>
               </w:rPr>
-              <w:t xml:space="preserve">Source: CK-12</w:t>
+              <w:t xml:space="preserve">Source: PhET</w:t>
             </w:r>
           </w:p>
           <w:p>
@@ -10179,7 +10174,7 @@
               <w:spacing w:after="10" w:before="0"/>
               <w:ind w:left="120"/>
             </w:pPr>
-            <w:hyperlink w:history="1" r:id="rIdnflisjypdiz7w-bs1rzwq">
+            <w:hyperlink w:history="1" r:id="rId9eaf-xobsxzm454sdfuta">
               <w:r>
                 <w:rPr>
                   <w:rFonts w:ascii="Arial" w:cs="Arial" w:eastAsia="Arial" w:hAnsi="Arial"/>
@@ -11761,7 +11756,7 @@
             <w:pPr>
               <w:spacing w:after="20" w:before="0"/>
             </w:pPr>
-            <w:hyperlink w:history="1" r:id="rIdrbvbj82hswigzwf5cvjmi">
+            <w:hyperlink w:history="1" r:id="rIdpquhw4h9jgwgwaqps1bcd">
               <w:r>
                 <w:rPr>
                   <w:rFonts w:ascii="Arial" w:cs="Arial" w:eastAsia="Arial" w:hAnsi="Arial"/>
@@ -11770,7 +11765,7 @@
                   <w:szCs w:val="16"/>
                   <w:u w:val="single" w:color="2E75B6"/>
                 </w:rPr>
-                <w:t xml:space="preserve">Precipitation reactions</w:t>
+                <w:t xml:space="preserve">Redox titrations</w:t>
               </w:r>
             </w:hyperlink>
           </w:p>
@@ -11794,7 +11789,7 @@
               <w:spacing w:after="10" w:before="0"/>
               <w:ind w:left="120"/>
             </w:pPr>
-            <w:hyperlink w:history="1" r:id="rId4yo6osyvcgim1dizjtcel">
+            <w:hyperlink w:history="1" r:id="rIdtpdst9tpbarp4pymmh-fn">
               <w:r>
                 <w:rPr>
                   <w:rFonts w:ascii="Arial" w:cs="Arial" w:eastAsia="Arial" w:hAnsi="Arial"/>
@@ -11839,7 +11834,7 @@
             <w:pPr>
               <w:spacing w:after="20" w:before="0"/>
             </w:pPr>
-            <w:hyperlink w:history="1" r:id="rIdavze5q-zk_hpvzqcbnj7i">
+            <w:hyperlink w:history="1" r:id="rIdxfo-gkacf6uemimv2vvci">
               <w:r>
                 <w:rPr>
                   <w:rFonts w:ascii="Arial" w:cs="Arial" w:eastAsia="Arial" w:hAnsi="Arial"/>
@@ -11848,7 +11843,7 @@
                   <w:szCs w:val="16"/>
                   <w:u w:val="single" w:color="2E75B6"/>
                 </w:rPr>
-                <w:t xml:space="preserve">Hydrolysis of Salts: Equations (Flexbook)</w:t>
+                <w:t xml:space="preserve">Soluble Salts</w:t>
               </w:r>
             </w:hyperlink>
           </w:p>
@@ -11864,7 +11859,7 @@
                 <w:sz w:val="14"/>
                 <w:szCs w:val="14"/>
               </w:rPr>
-              <w:t xml:space="preserve">Source: CK-12</w:t>
+              <w:t xml:space="preserve">Source: PhET</w:t>
             </w:r>
           </w:p>
           <w:p>
@@ -11872,7 +11867,7 @@
               <w:spacing w:after="10" w:before="0"/>
               <w:ind w:left="120"/>
             </w:pPr>
-            <w:hyperlink w:history="1" r:id="rIdycwodafgb5z78bkt5csyq">
+            <w:hyperlink w:history="1" r:id="rIdmegl7qrxqapzeugv3kr-f">
               <w:r>
                 <w:rPr>
                   <w:rFonts w:ascii="Arial" w:cs="Arial" w:eastAsia="Arial" w:hAnsi="Arial"/>
@@ -12067,7 +12062,7 @@
             <w:pPr>
               <w:spacing w:after="20" w:before="0"/>
             </w:pPr>
-            <w:hyperlink w:history="1" r:id="rIdh2d_q_drzsr810ovzzidy">
+            <w:hyperlink w:history="1" r:id="rIdhnc98o0wl86s7fgwhtwsm">
               <w:r>
                 <w:rPr>
                   <w:rFonts w:ascii="Arial" w:cs="Arial" w:eastAsia="Arial" w:hAnsi="Arial"/>
@@ -12076,7 +12071,7 @@
                   <w:szCs w:val="16"/>
                   <w:u w:val="single" w:color="2E75B6"/>
                 </w:rPr>
-                <w:t xml:space="preserve">Precipitation reactions</w:t>
+                <w:t xml:space="preserve">pH of salt solutions</w:t>
               </w:r>
             </w:hyperlink>
           </w:p>
@@ -12100,7 +12095,7 @@
               <w:spacing w:after="10" w:before="0"/>
               <w:ind w:left="120"/>
             </w:pPr>
-            <w:hyperlink w:history="1" r:id="rIdff8yiyqjztdiywikow6n7">
+            <w:hyperlink w:history="1" r:id="rIdqoklbrqd0tbaynlu5zse2">
               <w:r>
                 <w:rPr>
                   <w:rFonts w:ascii="Arial" w:cs="Arial" w:eastAsia="Arial" w:hAnsi="Arial"/>
@@ -12138,14 +12133,14 @@
                 <w:sz w:val="16"/>
                 <w:szCs w:val="16"/>
               </w:rPr>
-              <w:t xml:space="preserve">📖 HTML:</w:t>
+              <w:t xml:space="preserve">📖 EXERCISE:</w:t>
             </w:r>
           </w:p>
           <w:p>
             <w:pPr>
               <w:spacing w:after="20" w:before="0"/>
             </w:pPr>
-            <w:hyperlink w:history="1" r:id="rId9tvprcu-h4hvjpl_odfwh">
+            <w:hyperlink w:history="1" r:id="rIdsheug9mzrh8sbtmahx6nu">
               <w:r>
                 <w:rPr>
                   <w:rFonts w:ascii="Arial" w:cs="Arial" w:eastAsia="Arial" w:hAnsi="Arial"/>
@@ -12154,7 +12149,7 @@
                   <w:szCs w:val="16"/>
                   <w:u w:val="single" w:color="2E75B6"/>
                 </w:rPr>
-                <w:t xml:space="preserve">Hydrolysis of Salts: Equations (Flexbook)</w:t>
+                <w:t xml:space="preserve">Introduction to acid–base reactions</w:t>
               </w:r>
             </w:hyperlink>
           </w:p>
@@ -12170,7 +12165,7 @@
                 <w:sz w:val="14"/>
                 <w:szCs w:val="14"/>
               </w:rPr>
-              <w:t xml:space="preserve">Source: CK-12</w:t>
+              <w:t xml:space="preserve">Source: Khan Academy (English - US curriculum)</w:t>
             </w:r>
           </w:p>
           <w:p>
@@ -12178,7 +12173,7 @@
               <w:spacing w:after="10" w:before="0"/>
               <w:ind w:left="120"/>
             </w:pPr>
-            <w:hyperlink w:history="1" r:id="rIdjdwmbrr-fysdsmz2x3sot">
+            <w:hyperlink w:history="1" r:id="rIdk5ahbvwmwhllk99pg6naq">
               <w:r>
                 <w:rPr>
                   <w:rFonts w:ascii="Arial" w:cs="Arial" w:eastAsia="Arial" w:hAnsi="Arial"/>
@@ -12373,7 +12368,7 @@
             <w:pPr>
               <w:spacing w:after="20" w:before="0"/>
             </w:pPr>
-            <w:hyperlink w:history="1" r:id="rIdq1ghvuxeizhj-aods5m1n">
+            <w:hyperlink w:history="1" r:id="rIdmyjdnmaskpa_qk35a-rt6">
               <w:r>
                 <w:rPr>
                   <w:rFonts w:ascii="Arial" w:cs="Arial" w:eastAsia="Arial" w:hAnsi="Arial"/>
@@ -12382,7 +12377,7 @@
                   <w:szCs w:val="16"/>
                   <w:u w:val="single" w:color="2E75B6"/>
                 </w:rPr>
-                <w:t xml:space="preserve">Precipitation reactions</w:t>
+                <w:t xml:space="preserve">Ka and acid strength</w:t>
               </w:r>
             </w:hyperlink>
           </w:p>
@@ -12406,7 +12401,7 @@
               <w:spacing w:after="10" w:before="0"/>
               <w:ind w:left="120"/>
             </w:pPr>
-            <w:hyperlink w:history="1" r:id="rIdckswpp_ze-5ywp_locmg2">
+            <w:hyperlink w:history="1" r:id="rId7uu2xoy1sbakfviyxvitg">
               <w:r>
                 <w:rPr>
                   <w:rFonts w:ascii="Arial" w:cs="Arial" w:eastAsia="Arial" w:hAnsi="Arial"/>
@@ -12444,14 +12439,14 @@
                 <w:sz w:val="16"/>
                 <w:szCs w:val="16"/>
               </w:rPr>
-              <w:t xml:space="preserve">📖 HTML:</w:t>
+              <w:t xml:space="preserve">📖 PDF:</w:t>
             </w:r>
           </w:p>
           <w:p>
             <w:pPr>
               <w:spacing w:after="20" w:before="0"/>
             </w:pPr>
-            <w:hyperlink w:history="1" r:id="rIdzyn_gna7jlvxpguvk8dik">
+            <w:hyperlink w:history="1" r:id="rIdrkq6piu1-yb-cm8vlqs8l">
               <w:r>
                 <w:rPr>
                   <w:rFonts w:ascii="Arial" w:cs="Arial" w:eastAsia="Arial" w:hAnsi="Arial"/>
@@ -12460,7 +12455,7 @@
                   <w:szCs w:val="16"/>
                   <w:u w:val="single" w:color="2E75B6"/>
                 </w:rPr>
-                <w:t xml:space="preserve">Hydrolysis of Salts: Equations (Flexbook)</w:t>
+                <w:t xml:space="preserve">Acids Bases and salts.</w:t>
               </w:r>
             </w:hyperlink>
           </w:p>
@@ -12476,7 +12471,7 @@
                 <w:sz w:val="14"/>
                 <w:szCs w:val="14"/>
               </w:rPr>
-              <w:t xml:space="preserve">Source: CK-12</w:t>
+              <w:t xml:space="preserve">Source: ARES Local Curriculum  - Digital Literacy Content</w:t>
             </w:r>
           </w:p>
           <w:p>
@@ -12484,7 +12479,7 @@
               <w:spacing w:after="10" w:before="0"/>
               <w:ind w:left="120"/>
             </w:pPr>
-            <w:hyperlink w:history="1" r:id="rId256bcyffalh_ygqc9f9pw">
+            <w:hyperlink w:history="1" r:id="rIdbimyfodf7anogarvnwbah">
               <w:r>
                 <w:rPr>
                   <w:rFonts w:ascii="Arial" w:cs="Arial" w:eastAsia="Arial" w:hAnsi="Arial"/>
@@ -12679,7 +12674,7 @@
             <w:pPr>
               <w:spacing w:after="20" w:before="0"/>
             </w:pPr>
-            <w:hyperlink w:history="1" r:id="rIdhcvmjzhroztgaag6gxcp5">
+            <w:hyperlink w:history="1" r:id="rId65oxs_1hrr63_xuzb2byg">
               <w:r>
                 <w:rPr>
                   <w:rFonts w:ascii="Arial" w:cs="Arial" w:eastAsia="Arial" w:hAnsi="Arial"/>
@@ -12688,7 +12683,7 @@
                   <w:szCs w:val="16"/>
                   <w:u w:val="single" w:color="2E75B6"/>
                 </w:rPr>
-                <w:t xml:space="preserve">Precipitation reactions</w:t>
+                <w:t xml:space="preserve">Acid–base properties of salts</w:t>
               </w:r>
             </w:hyperlink>
           </w:p>
@@ -12712,7 +12707,7 @@
               <w:spacing w:after="10" w:before="0"/>
               <w:ind w:left="120"/>
             </w:pPr>
-            <w:hyperlink w:history="1" r:id="rId3et-hh2zrs4gpwf0jin6e">
+            <w:hyperlink w:history="1" r:id="rIdyb1igkg3hoezkqvvpb-mo">
               <w:r>
                 <w:rPr>
                   <w:rFonts w:ascii="Arial" w:cs="Arial" w:eastAsia="Arial" w:hAnsi="Arial"/>
@@ -12757,7 +12752,7 @@
             <w:pPr>
               <w:spacing w:after="20" w:before="0"/>
             </w:pPr>
-            <w:hyperlink w:history="1" r:id="rIdudtgm6fkyev3_wfznlefv">
+            <w:hyperlink w:history="1" r:id="rIdrvn746tcggkwqn4m7k9-d">
               <w:r>
                 <w:rPr>
                   <w:rFonts w:ascii="Arial" w:cs="Arial" w:eastAsia="Arial" w:hAnsi="Arial"/>
@@ -12766,7 +12761,7 @@
                   <w:szCs w:val="16"/>
                   <w:u w:val="single" w:color="2E75B6"/>
                 </w:rPr>
-                <w:t xml:space="preserve">Hydrolysis of Salts: Equations (Flexbook)</w:t>
+                <w:t xml:space="preserve">Soluble Salts</w:t>
               </w:r>
             </w:hyperlink>
           </w:p>
@@ -12782,7 +12777,7 @@
                 <w:sz w:val="14"/>
                 <w:szCs w:val="14"/>
               </w:rPr>
-              <w:t xml:space="preserve">Source: CK-12</w:t>
+              <w:t xml:space="preserve">Source: PhET</w:t>
             </w:r>
           </w:p>
           <w:p>
@@ -12790,7 +12785,7 @@
               <w:spacing w:after="10" w:before="0"/>
               <w:ind w:left="120"/>
             </w:pPr>
-            <w:hyperlink w:history="1" r:id="rIdrvgqwpdafvidvsfcnt2s0">
+            <w:hyperlink w:history="1" r:id="rIdvauujihe_edvjyyliocpg">
               <w:r>
                 <w:rPr>
                   <w:rFonts w:ascii="Arial" w:cs="Arial" w:eastAsia="Arial" w:hAnsi="Arial"/>
@@ -12985,7 +12980,7 @@
             <w:pPr>
               <w:spacing w:after="20" w:before="0"/>
             </w:pPr>
-            <w:hyperlink w:history="1" r:id="rIdktrihec0thidwritj0rsq">
+            <w:hyperlink w:history="1" r:id="rId6tbycmrndhfvtd8btfz-s">
               <w:r>
                 <w:rPr>
                   <w:rFonts w:ascii="Arial" w:cs="Arial" w:eastAsia="Arial" w:hAnsi="Arial"/>
@@ -12994,7 +12989,7 @@
                   <w:szCs w:val="16"/>
                   <w:u w:val="single" w:color="2E75B6"/>
                 </w:rPr>
-                <w:t xml:space="preserve">Precipitation reactions</w:t>
+                <w:t xml:space="preserve">Methods for preparing buffers</w:t>
               </w:r>
             </w:hyperlink>
           </w:p>
@@ -13018,7 +13013,7 @@
               <w:spacing w:after="10" w:before="0"/>
               <w:ind w:left="120"/>
             </w:pPr>
-            <w:hyperlink w:history="1" r:id="rIdzm_ieibn3wosye0kldqvp">
+            <w:hyperlink w:history="1" r:id="rIdhcxk8vrarpeu_nh74-dbq">
               <w:r>
                 <w:rPr>
                   <w:rFonts w:ascii="Arial" w:cs="Arial" w:eastAsia="Arial" w:hAnsi="Arial"/>
@@ -13063,7 +13058,7 @@
             <w:pPr>
               <w:spacing w:after="20" w:before="0"/>
             </w:pPr>
-            <w:hyperlink w:history="1" r:id="rIdmkek81vdjxxyepiztnk1z">
+            <w:hyperlink w:history="1" r:id="rIdnfgk7whbr0fmmzkdfi0qu">
               <w:r>
                 <w:rPr>
                   <w:rFonts w:ascii="Arial" w:cs="Arial" w:eastAsia="Arial" w:hAnsi="Arial"/>
@@ -13072,7 +13067,7 @@
                   <w:szCs w:val="16"/>
                   <w:u w:val="single" w:color="2E75B6"/>
                 </w:rPr>
-                <w:t xml:space="preserve">Hydrolysis of Salts: Equations (Flexbook)</w:t>
+                <w:t xml:space="preserve">Soluble Salts</w:t>
               </w:r>
             </w:hyperlink>
           </w:p>
@@ -13088,7 +13083,7 @@
                 <w:sz w:val="14"/>
                 <w:szCs w:val="14"/>
               </w:rPr>
-              <w:t xml:space="preserve">Source: CK-12</w:t>
+              <w:t xml:space="preserve">Source: PhET</w:t>
             </w:r>
           </w:p>
           <w:p>
@@ -13096,7 +13091,7 @@
               <w:spacing w:after="10" w:before="0"/>
               <w:ind w:left="120"/>
             </w:pPr>
-            <w:hyperlink w:history="1" r:id="rIdr8z_qhd5fjrnoramqy5-e">
+            <w:hyperlink w:history="1" r:id="rIdxpgvo6g0dyps5ni0hnypf">
               <w:r>
                 <w:rPr>
                   <w:rFonts w:ascii="Arial" w:cs="Arial" w:eastAsia="Arial" w:hAnsi="Arial"/>
@@ -14583,7 +14578,7 @@
             <w:pPr>
               <w:spacing w:after="20" w:before="0"/>
             </w:pPr>
-            <w:hyperlink w:history="1" r:id="rId-ph9qsyugiwslx3gefipq">
+            <w:hyperlink w:history="1" r:id="rIdavfv44vktj6b4ez23plwz">
               <w:r>
                 <w:rPr>
                   <w:rFonts w:ascii="Arial" w:cs="Arial" w:eastAsia="Arial" w:hAnsi="Arial"/>
@@ -14592,7 +14587,7 @@
                   <w:szCs w:val="16"/>
                   <w:u w:val="single" w:color="2E75B6"/>
                 </w:rPr>
-                <w:t xml:space="preserve">Meaningfully composing functions</w:t>
+                <w:t xml:space="preserve">Dissolution and precipitation</w:t>
               </w:r>
             </w:hyperlink>
           </w:p>
@@ -14616,7 +14611,7 @@
               <w:spacing w:after="10" w:before="0"/>
               <w:ind w:left="120"/>
             </w:pPr>
-            <w:hyperlink w:history="1" r:id="rId-3obiy17wp0yxqe2y32wb">
+            <w:hyperlink w:history="1" r:id="rIdygmaxvqoiyhqythpmkrbw">
               <w:r>
                 <w:rPr>
                   <w:rFonts w:ascii="Arial" w:cs="Arial" w:eastAsia="Arial" w:hAnsi="Arial"/>
@@ -14661,7 +14656,7 @@
             <w:pPr>
               <w:spacing w:after="20" w:before="0"/>
             </w:pPr>
-            <w:hyperlink w:history="1" r:id="rIdglurqf-ub4i6ha4jyhsk_">
+            <w:hyperlink w:history="1" r:id="rIdy29hrgbtbiwtrpho-v6my">
               <w:r>
                 <w:rPr>
                   <w:rFonts w:ascii="Arial" w:cs="Arial" w:eastAsia="Arial" w:hAnsi="Arial"/>
@@ -14670,7 +14665,7 @@
                   <w:szCs w:val="16"/>
                   <w:u w:val="single" w:color="2E75B6"/>
                 </w:rPr>
-                <w:t xml:space="preserve">Chemical Reaction Overview (Flexbook)</w:t>
+                <w:t xml:space="preserve">Neutralization Reaction and Net Ionic Equations for Neutralization Reactions (Flexbook)</w:t>
               </w:r>
             </w:hyperlink>
           </w:p>
@@ -14694,7 +14689,7 @@
               <w:spacing w:after="10" w:before="0"/>
               <w:ind w:left="120"/>
             </w:pPr>
-            <w:hyperlink w:history="1" r:id="rIdb4ser3nhc_om7g6a-yt_6">
+            <w:hyperlink w:history="1" r:id="rIddphcpojtftentxl9ndsm6">
               <w:r>
                 <w:rPr>
                   <w:rFonts w:ascii="Arial" w:cs="Arial" w:eastAsia="Arial" w:hAnsi="Arial"/>
@@ -14889,7 +14884,7 @@
             <w:pPr>
               <w:spacing w:after="20" w:before="0"/>
             </w:pPr>
-            <w:hyperlink w:history="1" r:id="rIdurbryx-ufhqwf4vgry8ff">
+            <w:hyperlink w:history="1" r:id="rId0c93h8etdthrjkcejsyio">
               <w:r>
                 <w:rPr>
                   <w:rFonts w:ascii="Arial" w:cs="Arial" w:eastAsia="Arial" w:hAnsi="Arial"/>
@@ -14898,7 +14893,7 @@
                   <w:szCs w:val="16"/>
                   <w:u w:val="single" w:color="2E75B6"/>
                 </w:rPr>
-                <w:t xml:space="preserve">Meaningfully composing functions</w:t>
+                <w:t xml:space="preserve">Molecular, complete ionic, and net ionic equations</w:t>
               </w:r>
             </w:hyperlink>
           </w:p>
@@ -14922,7 +14917,7 @@
               <w:spacing w:after="10" w:before="0"/>
               <w:ind w:left="120"/>
             </w:pPr>
-            <w:hyperlink w:history="1" r:id="rIdiqoghsb33_km6q0ou50d-">
+            <w:hyperlink w:history="1" r:id="rIdezxfv9df8fcwprdt2x0so">
               <w:r>
                 <w:rPr>
                   <w:rFonts w:ascii="Arial" w:cs="Arial" w:eastAsia="Arial" w:hAnsi="Arial"/>
@@ -14960,14 +14955,14 @@
                 <w:sz w:val="16"/>
                 <w:szCs w:val="16"/>
               </w:rPr>
-              <w:t xml:space="preserve">📖 HTML:</w:t>
+              <w:t xml:space="preserve">📖 EXERCISE:</w:t>
             </w:r>
           </w:p>
           <w:p>
             <w:pPr>
               <w:spacing w:after="20" w:before="0"/>
             </w:pPr>
-            <w:hyperlink w:history="1" r:id="rIdakvndlo-uueitcoxzhddo">
+            <w:hyperlink w:history="1" r:id="rId-tx2q5_inw0amlmje3kls">
               <w:r>
                 <w:rPr>
                   <w:rFonts w:ascii="Arial" w:cs="Arial" w:eastAsia="Arial" w:hAnsi="Arial"/>
@@ -14976,7 +14971,7 @@
                   <w:szCs w:val="16"/>
                   <w:u w:val="single" w:color="2E75B6"/>
                 </w:rPr>
-                <w:t xml:space="preserve">Chemical Reaction Overview (Flexbook)</w:t>
+                <w:t xml:space="preserve">Net ionic equations</w:t>
               </w:r>
             </w:hyperlink>
           </w:p>
@@ -14992,7 +14987,7 @@
                 <w:sz w:val="14"/>
                 <w:szCs w:val="14"/>
               </w:rPr>
-              <w:t xml:space="preserve">Source: CK-12</w:t>
+              <w:t xml:space="preserve">Source: Khan Academy (English - US curriculum)</w:t>
             </w:r>
           </w:p>
           <w:p>
@@ -15000,7 +14995,7 @@
               <w:spacing w:after="10" w:before="0"/>
               <w:ind w:left="120"/>
             </w:pPr>
-            <w:hyperlink w:history="1" r:id="rIdh-icthluv1kcik8xvasge">
+            <w:hyperlink w:history="1" r:id="rIdckd0vsbfdrndzrv402hdo">
               <w:r>
                 <w:rPr>
                   <w:rFonts w:ascii="Arial" w:cs="Arial" w:eastAsia="Arial" w:hAnsi="Arial"/>
@@ -15195,7 +15190,7 @@
             <w:pPr>
               <w:spacing w:after="20" w:before="0"/>
             </w:pPr>
-            <w:hyperlink w:history="1" r:id="rIdcuh8qtawsvhwp7_t7stn2">
+            <w:hyperlink w:history="1" r:id="rIdec-t47o8d0_rj7ykthmd7">
               <w:r>
                 <w:rPr>
                   <w:rFonts w:ascii="Arial" w:cs="Arial" w:eastAsia="Arial" w:hAnsi="Arial"/>
@@ -15204,7 +15199,7 @@
                   <w:szCs w:val="16"/>
                   <w:u w:val="single" w:color="2E75B6"/>
                 </w:rPr>
-                <w:t xml:space="preserve">Meaningfully composing functions</w:t>
+                <w:t xml:space="preserve">Precipitation reactions</w:t>
               </w:r>
             </w:hyperlink>
           </w:p>
@@ -15228,7 +15223,7 @@
               <w:spacing w:after="10" w:before="0"/>
               <w:ind w:left="120"/>
             </w:pPr>
-            <w:hyperlink w:history="1" r:id="rId53h_cvxhu831u65bkgq4j">
+            <w:hyperlink w:history="1" r:id="rIdppo_slbarun93lq_cs1ys">
               <w:r>
                 <w:rPr>
                   <w:rFonts w:ascii="Arial" w:cs="Arial" w:eastAsia="Arial" w:hAnsi="Arial"/>
@@ -15273,7 +15268,7 @@
             <w:pPr>
               <w:spacing w:after="20" w:before="0"/>
             </w:pPr>
-            <w:hyperlink w:history="1" r:id="rIdh1zrgmwcz3whfwxbq0uur">
+            <w:hyperlink w:history="1" r:id="rId35mzwgpy-rkqduo022iak">
               <w:r>
                 <w:rPr>
                   <w:rFonts w:ascii="Arial" w:cs="Arial" w:eastAsia="Arial" w:hAnsi="Arial"/>
@@ -15282,7 +15277,7 @@
                   <w:szCs w:val="16"/>
                   <w:u w:val="single" w:color="2E75B6"/>
                 </w:rPr>
-                <w:t xml:space="preserve">Chemical Reaction Overview (Flexbook)</w:t>
+                <w:t xml:space="preserve">Net Ionic Equations (Flexbook)</w:t>
               </w:r>
             </w:hyperlink>
           </w:p>
@@ -15306,7 +15301,7 @@
               <w:spacing w:after="10" w:before="0"/>
               <w:ind w:left="120"/>
             </w:pPr>
-            <w:hyperlink w:history="1" r:id="rIdplspclqqocy-_d-mtofam">
+            <w:hyperlink w:history="1" r:id="rId1dbzgkz25qmbs_-pmg48z">
               <w:r>
                 <w:rPr>
                   <w:rFonts w:ascii="Arial" w:cs="Arial" w:eastAsia="Arial" w:hAnsi="Arial"/>
@@ -15501,7 +15496,7 @@
             <w:pPr>
               <w:spacing w:after="20" w:before="0"/>
             </w:pPr>
-            <w:hyperlink w:history="1" r:id="rId-3e62a4eii74cpdaqhv19">
+            <w:hyperlink w:history="1" r:id="rIdz3f0skc-dsdsifktym6ra">
               <w:r>
                 <w:rPr>
                   <w:rFonts w:ascii="Arial" w:cs="Arial" w:eastAsia="Arial" w:hAnsi="Arial"/>
@@ -15510,7 +15505,7 @@
                   <w:szCs w:val="16"/>
                   <w:u w:val="single" w:color="2E75B6"/>
                 </w:rPr>
-                <w:t xml:space="preserve">Meaningfully composing functions</w:t>
+                <w:t xml:space="preserve">2015 AP Chemistry free response 6</w:t>
               </w:r>
             </w:hyperlink>
           </w:p>
@@ -15534,7 +15529,7 @@
               <w:spacing w:after="10" w:before="0"/>
               <w:ind w:left="120"/>
             </w:pPr>
-            <w:hyperlink w:history="1" r:id="rIddwosbpkifzo5sik-w1-ne">
+            <w:hyperlink w:history="1" r:id="rIdu5co1ivtmu6l3a0yq95jk">
               <w:r>
                 <w:rPr>
                   <w:rFonts w:ascii="Arial" w:cs="Arial" w:eastAsia="Arial" w:hAnsi="Arial"/>
@@ -15572,14 +15567,14 @@
                 <w:sz w:val="16"/>
                 <w:szCs w:val="16"/>
               </w:rPr>
-              <w:t xml:space="preserve">📖 HTML:</w:t>
+              <w:t xml:space="preserve">📖 EXERCISE:</w:t>
             </w:r>
           </w:p>
           <w:p>
             <w:pPr>
               <w:spacing w:after="20" w:before="0"/>
             </w:pPr>
-            <w:hyperlink w:history="1" r:id="rIdaj4svckqo2rcngi_bxzda">
+            <w:hyperlink w:history="1" r:id="rIdy4exepvarrfhjrr_fayzn">
               <w:r>
                 <w:rPr>
                   <w:rFonts w:ascii="Arial" w:cs="Arial" w:eastAsia="Arial" w:hAnsi="Arial"/>
@@ -15588,7 +15583,7 @@
                   <w:szCs w:val="16"/>
                   <w:u w:val="single" w:color="2E75B6"/>
                 </w:rPr>
-                <w:t xml:space="preserve">Chemical Reaction Overview (Flexbook)</w:t>
+                <w:t xml:space="preserve">Net Ionic Equations Practice</w:t>
               </w:r>
             </w:hyperlink>
           </w:p>
@@ -15612,7 +15607,7 @@
               <w:spacing w:after="10" w:before="0"/>
               <w:ind w:left="120"/>
             </w:pPr>
-            <w:hyperlink w:history="1" r:id="rIdqs90_ldynovukhmzyiht4">
+            <w:hyperlink w:history="1" r:id="rId_r6tefwqfzdhkqvvz4yge">
               <w:r>
                 <w:rPr>
                   <w:rFonts w:ascii="Arial" w:cs="Arial" w:eastAsia="Arial" w:hAnsi="Arial"/>
@@ -15807,7 +15802,7 @@
             <w:pPr>
               <w:spacing w:after="20" w:before="0"/>
             </w:pPr>
-            <w:hyperlink w:history="1" r:id="rId6eqquevjir29o4bzl4jo3">
+            <w:hyperlink w:history="1" r:id="rIdbwdnau3extjfercrl9p3r">
               <w:r>
                 <w:rPr>
                   <w:rFonts w:ascii="Arial" w:cs="Arial" w:eastAsia="Arial" w:hAnsi="Arial"/>
@@ -15816,7 +15811,7 @@
                   <w:szCs w:val="16"/>
                   <w:u w:val="single" w:color="2E75B6"/>
                 </w:rPr>
-                <w:t xml:space="preserve">Meaningfully composing functions</w:t>
+                <w:t xml:space="preserve">Dissolution and precipitation</w:t>
               </w:r>
             </w:hyperlink>
           </w:p>
@@ -15840,7 +15835,7 @@
               <w:spacing w:after="10" w:before="0"/>
               <w:ind w:left="120"/>
             </w:pPr>
-            <w:hyperlink w:history="1" r:id="rIdedv80ngdvqgymz57qbyhh">
+            <w:hyperlink w:history="1" r:id="rId7syx6kw2xq5nvet_wepx9">
               <w:r>
                 <w:rPr>
                   <w:rFonts w:ascii="Arial" w:cs="Arial" w:eastAsia="Arial" w:hAnsi="Arial"/>
@@ -15885,7 +15880,7 @@
             <w:pPr>
               <w:spacing w:after="20" w:before="0"/>
             </w:pPr>
-            <w:hyperlink w:history="1" r:id="rIdfy4v9besukdf19j72k7js">
+            <w:hyperlink w:history="1" r:id="rIdyo_oynmpoyt-jeva1tqnm">
               <w:r>
                 <w:rPr>
                   <w:rFonts w:ascii="Arial" w:cs="Arial" w:eastAsia="Arial" w:hAnsi="Arial"/>
@@ -15894,7 +15889,7 @@
                   <w:szCs w:val="16"/>
                   <w:u w:val="single" w:color="2E75B6"/>
                 </w:rPr>
-                <w:t xml:space="preserve">Chemical Reaction Overview (Flexbook)</w:t>
+                <w:t xml:space="preserve">Neutralization Reaction and Net Ionic Equations for Neutralization Reactions (Flexbook)</w:t>
               </w:r>
             </w:hyperlink>
           </w:p>
@@ -15918,7 +15913,7 @@
               <w:spacing w:after="10" w:before="0"/>
               <w:ind w:left="120"/>
             </w:pPr>
-            <w:hyperlink w:history="1" r:id="rIdaqeonwwmbsrgabhxbdkqz">
+            <w:hyperlink w:history="1" r:id="rIdnd9a1vks4inpzrsx2pwnm">
               <w:r>
                 <w:rPr>
                   <w:rFonts w:ascii="Arial" w:cs="Arial" w:eastAsia="Arial" w:hAnsi="Arial"/>
@@ -17405,40 +17400,24 @@
             <w:pPr>
               <w:spacing w:after="20" w:before="0"/>
             </w:pPr>
-            <w:hyperlink w:history="1" r:id="rIdyp4pvdofxyvqukyx1jsdl">
-              <w:r>
-                <w:rPr>
-                  <w:rFonts w:ascii="Arial" w:cs="Arial" w:eastAsia="Arial" w:hAnsi="Arial"/>
-                  <w:color w:val="2E75B6"/>
-                  <w:sz w:val="16"/>
-                  <w:szCs w:val="16"/>
-                  <w:u w:val="single" w:color="2E75B6"/>
-                </w:rPr>
-                <w:t xml:space="preserve">Genetics vocabulary</w:t>
-              </w:r>
-            </w:hyperlink>
+            <w:r>
+              <w:rPr>
+                <w:rFonts w:ascii="Arial" w:cs="Arial" w:eastAsia="Arial" w:hAnsi="Arial"/>
+                <w:i/>
+                <w:iCs/>
+                <w:color w:val="595959"/>
+                <w:sz w:val="16"/>
+                <w:szCs w:val="16"/>
+              </w:rPr>
+              <w:t xml:space="preserve">No closely matching video in the ARES library for this activity.</w:t>
+            </w:r>
           </w:p>
           <w:p>
             <w:pPr>
               <w:spacing w:after="10" w:before="0"/>
               <w:ind w:left="120"/>
             </w:pPr>
-            <w:r>
-              <w:rPr>
-                <w:rFonts w:ascii="Arial" w:cs="Arial" w:eastAsia="Arial" w:hAnsi="Arial"/>
-                <w:color w:val="595959"/>
-                <w:sz w:val="14"/>
-                <w:szCs w:val="14"/>
-              </w:rPr>
-              <w:t xml:space="preserve">Source: Khan Academy (English - US curriculum)</w:t>
-            </w:r>
-          </w:p>
-          <w:p>
-            <w:pPr>
-              <w:spacing w:after="10" w:before="0"/>
-              <w:ind w:left="120"/>
-            </w:pPr>
-            <w:hyperlink w:history="1" r:id="rIdk6bvirxikddsjac1togos">
+            <w:hyperlink w:history="1" r:id="rId6gntpq_lizixplh5qzyyz">
               <w:r>
                 <w:rPr>
                   <w:rFonts w:ascii="Arial" w:cs="Arial" w:eastAsia="Arial" w:hAnsi="Arial"/>
@@ -17447,9 +17426,24 @@
                   <w:szCs w:val="14"/>
                   <w:u w:val="single" w:color="595959"/>
                 </w:rPr>
-                <w:t xml:space="preserve">🔍 Search ARES for similar videos</w:t>
+                <w:t xml:space="preserve">🔍 Search ARES for videos</w:t>
               </w:r>
             </w:hyperlink>
+          </w:p>
+          <w:p>
+            <w:pPr>
+              <w:spacing w:after="10" w:before="0"/>
+              <w:ind w:left="120"/>
+            </w:pPr>
+            <w:r>
+              <w:rPr>
+                <w:rFonts w:ascii="Arial" w:cs="Arial" w:eastAsia="Arial" w:hAnsi="Arial"/>
+                <w:color w:val="595959"/>
+                <w:sz w:val="14"/>
+                <w:szCs w:val="14"/>
+              </w:rPr>
+              <w:t xml:space="preserve">Search terms: salts hygroscopic deliquescent efflorescent</w:t>
+            </w:r>
           </w:p>
           <w:p>
             <w:pPr>
@@ -17476,47 +17470,31 @@
                 <w:sz w:val="16"/>
                 <w:szCs w:val="16"/>
               </w:rPr>
-              <w:t xml:space="preserve">📖 HTML:</w:t>
+              <w:t xml:space="preserve">📖 READING:</w:t>
             </w:r>
           </w:p>
           <w:p>
             <w:pPr>
               <w:spacing w:after="20" w:before="0"/>
             </w:pPr>
-            <w:hyperlink w:history="1" r:id="rIdiahlhyegsivg1m3lyef9v">
-              <w:r>
-                <w:rPr>
-                  <w:rFonts w:ascii="Arial" w:cs="Arial" w:eastAsia="Arial" w:hAnsi="Arial"/>
-                  <w:color w:val="2E75B6"/>
-                  <w:sz w:val="16"/>
-                  <w:szCs w:val="16"/>
-                  <w:u w:val="single" w:color="2E75B6"/>
-                </w:rPr>
-                <w:t xml:space="preserve">Hydrolysis of Salts: Equations (Flexbook)</w:t>
-              </w:r>
-            </w:hyperlink>
+            <w:r>
+              <w:rPr>
+                <w:rFonts w:ascii="Arial" w:cs="Arial" w:eastAsia="Arial" w:hAnsi="Arial"/>
+                <w:i/>
+                <w:iCs/>
+                <w:color w:val="595959"/>
+                <w:sz w:val="16"/>
+                <w:szCs w:val="16"/>
+              </w:rPr>
+              <w:t xml:space="preserve">No closely matching reading in the ARES library for this activity.</w:t>
+            </w:r>
           </w:p>
           <w:p>
             <w:pPr>
               <w:spacing w:after="10" w:before="0"/>
               <w:ind w:left="120"/>
             </w:pPr>
-            <w:r>
-              <w:rPr>
-                <w:rFonts w:ascii="Arial" w:cs="Arial" w:eastAsia="Arial" w:hAnsi="Arial"/>
-                <w:color w:val="595959"/>
-                <w:sz w:val="14"/>
-                <w:szCs w:val="14"/>
-              </w:rPr>
-              <w:t xml:space="preserve">Source: CK-12</w:t>
-            </w:r>
-          </w:p>
-          <w:p>
-            <w:pPr>
-              <w:spacing w:after="10" w:before="0"/>
-              <w:ind w:left="120"/>
-            </w:pPr>
-            <w:hyperlink w:history="1" r:id="rIdhkwdgpxbe_spgdcptzpe-">
+            <w:hyperlink w:history="1" r:id="rIddn3iph1d8p363vvt8tk9y">
               <w:r>
                 <w:rPr>
                   <w:rFonts w:ascii="Arial" w:cs="Arial" w:eastAsia="Arial" w:hAnsi="Arial"/>
@@ -17525,9 +17503,24 @@
                   <w:szCs w:val="14"/>
                   <w:u w:val="single" w:color="595959"/>
                 </w:rPr>
-                <w:t xml:space="preserve">🔍 Search ARES for similar readings</w:t>
+                <w:t xml:space="preserve">🔍 Search ARES for readings</w:t>
               </w:r>
             </w:hyperlink>
+          </w:p>
+          <w:p>
+            <w:pPr>
+              <w:spacing w:after="10" w:before="0"/>
+              <w:ind w:left="120"/>
+            </w:pPr>
+            <w:r>
+              <w:rPr>
+                <w:rFonts w:ascii="Arial" w:cs="Arial" w:eastAsia="Arial" w:hAnsi="Arial"/>
+                <w:color w:val="595959"/>
+                <w:sz w:val="14"/>
+                <w:szCs w:val="14"/>
+              </w:rPr>
+              <w:t xml:space="preserve">Search terms: salts hygroscopic deliquescent efflorescent</w:t>
+            </w:r>
           </w:p>
         </w:tc>
         <w:tc>
@@ -17711,40 +17704,24 @@
             <w:pPr>
               <w:spacing w:after="20" w:before="0"/>
             </w:pPr>
-            <w:hyperlink w:history="1" r:id="rIds9hil-eyihfdvrvm_ijkq">
-              <w:r>
-                <w:rPr>
-                  <w:rFonts w:ascii="Arial" w:cs="Arial" w:eastAsia="Arial" w:hAnsi="Arial"/>
-                  <w:color w:val="2E75B6"/>
-                  <w:sz w:val="16"/>
-                  <w:szCs w:val="16"/>
-                  <w:u w:val="single" w:color="2E75B6"/>
-                </w:rPr>
-                <w:t xml:space="preserve">Genetics vocabulary</w:t>
-              </w:r>
-            </w:hyperlink>
+            <w:r>
+              <w:rPr>
+                <w:rFonts w:ascii="Arial" w:cs="Arial" w:eastAsia="Arial" w:hAnsi="Arial"/>
+                <w:i/>
+                <w:iCs/>
+                <w:color w:val="595959"/>
+                <w:sz w:val="16"/>
+                <w:szCs w:val="16"/>
+              </w:rPr>
+              <w:t xml:space="preserve">No closely matching video in the ARES library for this activity.</w:t>
+            </w:r>
           </w:p>
           <w:p>
             <w:pPr>
               <w:spacing w:after="10" w:before="0"/>
               <w:ind w:left="120"/>
             </w:pPr>
-            <w:r>
-              <w:rPr>
-                <w:rFonts w:ascii="Arial" w:cs="Arial" w:eastAsia="Arial" w:hAnsi="Arial"/>
-                <w:color w:val="595959"/>
-                <w:sz w:val="14"/>
-                <w:szCs w:val="14"/>
-              </w:rPr>
-              <w:t xml:space="preserve">Source: Khan Academy (English - US curriculum)</w:t>
-            </w:r>
-          </w:p>
-          <w:p>
-            <w:pPr>
-              <w:spacing w:after="10" w:before="0"/>
-              <w:ind w:left="120"/>
-            </w:pPr>
-            <w:hyperlink w:history="1" r:id="rIdabioh4izdjcxqchyigbqq">
+            <w:hyperlink w:history="1" r:id="rIdyyvv9gnr_hmzvjgsezn-9">
               <w:r>
                 <w:rPr>
                   <w:rFonts w:ascii="Arial" w:cs="Arial" w:eastAsia="Arial" w:hAnsi="Arial"/>
@@ -17753,9 +17730,24 @@
                   <w:szCs w:val="14"/>
                   <w:u w:val="single" w:color="595959"/>
                 </w:rPr>
-                <w:t xml:space="preserve">🔍 Search ARES for similar videos</w:t>
+                <w:t xml:space="preserve">🔍 Search ARES for videos</w:t>
               </w:r>
             </w:hyperlink>
+          </w:p>
+          <w:p>
+            <w:pPr>
+              <w:spacing w:after="10" w:before="0"/>
+              <w:ind w:left="120"/>
+            </w:pPr>
+            <w:r>
+              <w:rPr>
+                <w:rFonts w:ascii="Arial" w:cs="Arial" w:eastAsia="Arial" w:hAnsi="Arial"/>
+                <w:color w:val="595959"/>
+                <w:sz w:val="14"/>
+                <w:szCs w:val="14"/>
+              </w:rPr>
+              <w:t xml:space="preserve">Search terms: salts hygroscopic deliquescent efflorescent</w:t>
+            </w:r>
           </w:p>
           <w:p>
             <w:pPr>
@@ -17782,47 +17774,31 @@
                 <w:sz w:val="16"/>
                 <w:szCs w:val="16"/>
               </w:rPr>
-              <w:t xml:space="preserve">📖 HTML:</w:t>
+              <w:t xml:space="preserve">📖 READING:</w:t>
             </w:r>
           </w:p>
           <w:p>
             <w:pPr>
               <w:spacing w:after="20" w:before="0"/>
             </w:pPr>
-            <w:hyperlink w:history="1" r:id="rIddw97gyucy1vuq8hcoeet_">
-              <w:r>
-                <w:rPr>
-                  <w:rFonts w:ascii="Arial" w:cs="Arial" w:eastAsia="Arial" w:hAnsi="Arial"/>
-                  <w:color w:val="2E75B6"/>
-                  <w:sz w:val="16"/>
-                  <w:szCs w:val="16"/>
-                  <w:u w:val="single" w:color="2E75B6"/>
-                </w:rPr>
-                <w:t xml:space="preserve">Hydrolysis of Salts: Equations (Flexbook)</w:t>
-              </w:r>
-            </w:hyperlink>
+            <w:r>
+              <w:rPr>
+                <w:rFonts w:ascii="Arial" w:cs="Arial" w:eastAsia="Arial" w:hAnsi="Arial"/>
+                <w:i/>
+                <w:iCs/>
+                <w:color w:val="595959"/>
+                <w:sz w:val="16"/>
+                <w:szCs w:val="16"/>
+              </w:rPr>
+              <w:t xml:space="preserve">No closely matching reading in the ARES library for this activity.</w:t>
+            </w:r>
           </w:p>
           <w:p>
             <w:pPr>
               <w:spacing w:after="10" w:before="0"/>
               <w:ind w:left="120"/>
             </w:pPr>
-            <w:r>
-              <w:rPr>
-                <w:rFonts w:ascii="Arial" w:cs="Arial" w:eastAsia="Arial" w:hAnsi="Arial"/>
-                <w:color w:val="595959"/>
-                <w:sz w:val="14"/>
-                <w:szCs w:val="14"/>
-              </w:rPr>
-              <w:t xml:space="preserve">Source: CK-12</w:t>
-            </w:r>
-          </w:p>
-          <w:p>
-            <w:pPr>
-              <w:spacing w:after="10" w:before="0"/>
-              <w:ind w:left="120"/>
-            </w:pPr>
-            <w:hyperlink w:history="1" r:id="rIdfhwaclovqnkt7jeb0h6x_">
+            <w:hyperlink w:history="1" r:id="rId4kd4v2txm8xuud7plyml1">
               <w:r>
                 <w:rPr>
                   <w:rFonts w:ascii="Arial" w:cs="Arial" w:eastAsia="Arial" w:hAnsi="Arial"/>
@@ -17831,9 +17807,24 @@
                   <w:szCs w:val="14"/>
                   <w:u w:val="single" w:color="595959"/>
                 </w:rPr>
-                <w:t xml:space="preserve">🔍 Search ARES for similar readings</w:t>
+                <w:t xml:space="preserve">🔍 Search ARES for readings</w:t>
               </w:r>
             </w:hyperlink>
+          </w:p>
+          <w:p>
+            <w:pPr>
+              <w:spacing w:after="10" w:before="0"/>
+              <w:ind w:left="120"/>
+            </w:pPr>
+            <w:r>
+              <w:rPr>
+                <w:rFonts w:ascii="Arial" w:cs="Arial" w:eastAsia="Arial" w:hAnsi="Arial"/>
+                <w:color w:val="595959"/>
+                <w:sz w:val="14"/>
+                <w:szCs w:val="14"/>
+              </w:rPr>
+              <w:t xml:space="preserve">Search terms: salts hygroscopic deliquescent efflorescent</w:t>
+            </w:r>
           </w:p>
         </w:tc>
         <w:tc>
@@ -18017,40 +18008,24 @@
             <w:pPr>
               <w:spacing w:after="20" w:before="0"/>
             </w:pPr>
-            <w:hyperlink w:history="1" r:id="rIddlt_gufwwo--pgpfl98-n">
-              <w:r>
-                <w:rPr>
-                  <w:rFonts w:ascii="Arial" w:cs="Arial" w:eastAsia="Arial" w:hAnsi="Arial"/>
-                  <w:color w:val="2E75B6"/>
-                  <w:sz w:val="16"/>
-                  <w:szCs w:val="16"/>
-                  <w:u w:val="single" w:color="2E75B6"/>
-                </w:rPr>
-                <w:t xml:space="preserve">Genetics vocabulary</w:t>
-              </w:r>
-            </w:hyperlink>
+            <w:r>
+              <w:rPr>
+                <w:rFonts w:ascii="Arial" w:cs="Arial" w:eastAsia="Arial" w:hAnsi="Arial"/>
+                <w:i/>
+                <w:iCs/>
+                <w:color w:val="595959"/>
+                <w:sz w:val="16"/>
+                <w:szCs w:val="16"/>
+              </w:rPr>
+              <w:t xml:space="preserve">No closely matching video in the ARES library for this activity.</w:t>
+            </w:r>
           </w:p>
           <w:p>
             <w:pPr>
               <w:spacing w:after="10" w:before="0"/>
               <w:ind w:left="120"/>
             </w:pPr>
-            <w:r>
-              <w:rPr>
-                <w:rFonts w:ascii="Arial" w:cs="Arial" w:eastAsia="Arial" w:hAnsi="Arial"/>
-                <w:color w:val="595959"/>
-                <w:sz w:val="14"/>
-                <w:szCs w:val="14"/>
-              </w:rPr>
-              <w:t xml:space="preserve">Source: Khan Academy (English - US curriculum)</w:t>
-            </w:r>
-          </w:p>
-          <w:p>
-            <w:pPr>
-              <w:spacing w:after="10" w:before="0"/>
-              <w:ind w:left="120"/>
-            </w:pPr>
-            <w:hyperlink w:history="1" r:id="rIdobeshgza1iraozakj4to7">
+            <w:hyperlink w:history="1" r:id="rIdaazunj6wmlbhp5uo-0lli">
               <w:r>
                 <w:rPr>
                   <w:rFonts w:ascii="Arial" w:cs="Arial" w:eastAsia="Arial" w:hAnsi="Arial"/>
@@ -18059,9 +18034,24 @@
                   <w:szCs w:val="14"/>
                   <w:u w:val="single" w:color="595959"/>
                 </w:rPr>
-                <w:t xml:space="preserve">🔍 Search ARES for similar videos</w:t>
+                <w:t xml:space="preserve">🔍 Search ARES for videos</w:t>
               </w:r>
             </w:hyperlink>
+          </w:p>
+          <w:p>
+            <w:pPr>
+              <w:spacing w:after="10" w:before="0"/>
+              <w:ind w:left="120"/>
+            </w:pPr>
+            <w:r>
+              <w:rPr>
+                <w:rFonts w:ascii="Arial" w:cs="Arial" w:eastAsia="Arial" w:hAnsi="Arial"/>
+                <w:color w:val="595959"/>
+                <w:sz w:val="14"/>
+                <w:szCs w:val="14"/>
+              </w:rPr>
+              <w:t xml:space="preserve">Search terms: salts hygroscopic deliquescent efflorescent</w:t>
+            </w:r>
           </w:p>
           <w:p>
             <w:pPr>
@@ -18088,47 +18078,31 @@
                 <w:sz w:val="16"/>
                 <w:szCs w:val="16"/>
               </w:rPr>
-              <w:t xml:space="preserve">📖 HTML:</w:t>
+              <w:t xml:space="preserve">📖 READING:</w:t>
             </w:r>
           </w:p>
           <w:p>
             <w:pPr>
               <w:spacing w:after="20" w:before="0"/>
             </w:pPr>
-            <w:hyperlink w:history="1" r:id="rIdrelstatndimbwq1g1n_42">
-              <w:r>
-                <w:rPr>
-                  <w:rFonts w:ascii="Arial" w:cs="Arial" w:eastAsia="Arial" w:hAnsi="Arial"/>
-                  <w:color w:val="2E75B6"/>
-                  <w:sz w:val="16"/>
-                  <w:szCs w:val="16"/>
-                  <w:u w:val="single" w:color="2E75B6"/>
-                </w:rPr>
-                <w:t xml:space="preserve">Hydrolysis of Salts: Equations (Flexbook)</w:t>
-              </w:r>
-            </w:hyperlink>
+            <w:r>
+              <w:rPr>
+                <w:rFonts w:ascii="Arial" w:cs="Arial" w:eastAsia="Arial" w:hAnsi="Arial"/>
+                <w:i/>
+                <w:iCs/>
+                <w:color w:val="595959"/>
+                <w:sz w:val="16"/>
+                <w:szCs w:val="16"/>
+              </w:rPr>
+              <w:t xml:space="preserve">No closely matching reading in the ARES library for this activity.</w:t>
+            </w:r>
           </w:p>
           <w:p>
             <w:pPr>
               <w:spacing w:after="10" w:before="0"/>
               <w:ind w:left="120"/>
             </w:pPr>
-            <w:r>
-              <w:rPr>
-                <w:rFonts w:ascii="Arial" w:cs="Arial" w:eastAsia="Arial" w:hAnsi="Arial"/>
-                <w:color w:val="595959"/>
-                <w:sz w:val="14"/>
-                <w:szCs w:val="14"/>
-              </w:rPr>
-              <w:t xml:space="preserve">Source: CK-12</w:t>
-            </w:r>
-          </w:p>
-          <w:p>
-            <w:pPr>
-              <w:spacing w:after="10" w:before="0"/>
-              <w:ind w:left="120"/>
-            </w:pPr>
-            <w:hyperlink w:history="1" r:id="rIda9_pukpoehjvbu8beilfl">
+            <w:hyperlink w:history="1" r:id="rIdqjnaan7_eu-gv-fri3uoi">
               <w:r>
                 <w:rPr>
                   <w:rFonts w:ascii="Arial" w:cs="Arial" w:eastAsia="Arial" w:hAnsi="Arial"/>
@@ -18137,9 +18111,24 @@
                   <w:szCs w:val="14"/>
                   <w:u w:val="single" w:color="595959"/>
                 </w:rPr>
-                <w:t xml:space="preserve">🔍 Search ARES for similar readings</w:t>
+                <w:t xml:space="preserve">🔍 Search ARES for readings</w:t>
               </w:r>
             </w:hyperlink>
+          </w:p>
+          <w:p>
+            <w:pPr>
+              <w:spacing w:after="10" w:before="0"/>
+              <w:ind w:left="120"/>
+            </w:pPr>
+            <w:r>
+              <w:rPr>
+                <w:rFonts w:ascii="Arial" w:cs="Arial" w:eastAsia="Arial" w:hAnsi="Arial"/>
+                <w:color w:val="595959"/>
+                <w:sz w:val="14"/>
+                <w:szCs w:val="14"/>
+              </w:rPr>
+              <w:t xml:space="preserve">Search terms: salts hygroscopic deliquescent efflorescent</w:t>
+            </w:r>
           </w:p>
         </w:tc>
         <w:tc>
@@ -18323,40 +18312,24 @@
             <w:pPr>
               <w:spacing w:after="20" w:before="0"/>
             </w:pPr>
-            <w:hyperlink w:history="1" r:id="rIdz4py6ynbx4iypkdqca_hf">
-              <w:r>
-                <w:rPr>
-                  <w:rFonts w:ascii="Arial" w:cs="Arial" w:eastAsia="Arial" w:hAnsi="Arial"/>
-                  <w:color w:val="2E75B6"/>
-                  <w:sz w:val="16"/>
-                  <w:szCs w:val="16"/>
-                  <w:u w:val="single" w:color="2E75B6"/>
-                </w:rPr>
-                <w:t xml:space="preserve">Genetics vocabulary</w:t>
-              </w:r>
-            </w:hyperlink>
+            <w:r>
+              <w:rPr>
+                <w:rFonts w:ascii="Arial" w:cs="Arial" w:eastAsia="Arial" w:hAnsi="Arial"/>
+                <w:i/>
+                <w:iCs/>
+                <w:color w:val="595959"/>
+                <w:sz w:val="16"/>
+                <w:szCs w:val="16"/>
+              </w:rPr>
+              <w:t xml:space="preserve">No closely matching video in the ARES library for this activity.</w:t>
+            </w:r>
           </w:p>
           <w:p>
             <w:pPr>
               <w:spacing w:after="10" w:before="0"/>
               <w:ind w:left="120"/>
             </w:pPr>
-            <w:r>
-              <w:rPr>
-                <w:rFonts w:ascii="Arial" w:cs="Arial" w:eastAsia="Arial" w:hAnsi="Arial"/>
-                <w:color w:val="595959"/>
-                <w:sz w:val="14"/>
-                <w:szCs w:val="14"/>
-              </w:rPr>
-              <w:t xml:space="preserve">Source: Khan Academy (English - US curriculum)</w:t>
-            </w:r>
-          </w:p>
-          <w:p>
-            <w:pPr>
-              <w:spacing w:after="10" w:before="0"/>
-              <w:ind w:left="120"/>
-            </w:pPr>
-            <w:hyperlink w:history="1" r:id="rIdk-kkjw8q7w54967dutsyq">
+            <w:hyperlink w:history="1" r:id="rIdq6yhzhtmrnievdnn-geg-">
               <w:r>
                 <w:rPr>
                   <w:rFonts w:ascii="Arial" w:cs="Arial" w:eastAsia="Arial" w:hAnsi="Arial"/>
@@ -18365,9 +18338,24 @@
                   <w:szCs w:val="14"/>
                   <w:u w:val="single" w:color="595959"/>
                 </w:rPr>
-                <w:t xml:space="preserve">🔍 Search ARES for similar videos</w:t>
+                <w:t xml:space="preserve">🔍 Search ARES for videos</w:t>
               </w:r>
             </w:hyperlink>
+          </w:p>
+          <w:p>
+            <w:pPr>
+              <w:spacing w:after="10" w:before="0"/>
+              <w:ind w:left="120"/>
+            </w:pPr>
+            <w:r>
+              <w:rPr>
+                <w:rFonts w:ascii="Arial" w:cs="Arial" w:eastAsia="Arial" w:hAnsi="Arial"/>
+                <w:color w:val="595959"/>
+                <w:sz w:val="14"/>
+                <w:szCs w:val="14"/>
+              </w:rPr>
+              <w:t xml:space="preserve">Search terms: salts hygroscopic deliquescent efflorescent</w:t>
+            </w:r>
           </w:p>
           <w:p>
             <w:pPr>
@@ -18394,47 +18382,31 @@
                 <w:sz w:val="16"/>
                 <w:szCs w:val="16"/>
               </w:rPr>
-              <w:t xml:space="preserve">📖 HTML:</w:t>
+              <w:t xml:space="preserve">📖 READING:</w:t>
             </w:r>
           </w:p>
           <w:p>
             <w:pPr>
               <w:spacing w:after="20" w:before="0"/>
             </w:pPr>
-            <w:hyperlink w:history="1" r:id="rIdgrtk_ll8eb3ndl2galgqk">
-              <w:r>
-                <w:rPr>
-                  <w:rFonts w:ascii="Arial" w:cs="Arial" w:eastAsia="Arial" w:hAnsi="Arial"/>
-                  <w:color w:val="2E75B6"/>
-                  <w:sz w:val="16"/>
-                  <w:szCs w:val="16"/>
-                  <w:u w:val="single" w:color="2E75B6"/>
-                </w:rPr>
-                <w:t xml:space="preserve">Hydrolysis of Salts: Equations (Flexbook)</w:t>
-              </w:r>
-            </w:hyperlink>
+            <w:r>
+              <w:rPr>
+                <w:rFonts w:ascii="Arial" w:cs="Arial" w:eastAsia="Arial" w:hAnsi="Arial"/>
+                <w:i/>
+                <w:iCs/>
+                <w:color w:val="595959"/>
+                <w:sz w:val="16"/>
+                <w:szCs w:val="16"/>
+              </w:rPr>
+              <w:t xml:space="preserve">No closely matching reading in the ARES library for this activity.</w:t>
+            </w:r>
           </w:p>
           <w:p>
             <w:pPr>
               <w:spacing w:after="10" w:before="0"/>
               <w:ind w:left="120"/>
             </w:pPr>
-            <w:r>
-              <w:rPr>
-                <w:rFonts w:ascii="Arial" w:cs="Arial" w:eastAsia="Arial" w:hAnsi="Arial"/>
-                <w:color w:val="595959"/>
-                <w:sz w:val="14"/>
-                <w:szCs w:val="14"/>
-              </w:rPr>
-              <w:t xml:space="preserve">Source: CK-12</w:t>
-            </w:r>
-          </w:p>
-          <w:p>
-            <w:pPr>
-              <w:spacing w:after="10" w:before="0"/>
-              <w:ind w:left="120"/>
-            </w:pPr>
-            <w:hyperlink w:history="1" r:id="rIdme0tvymck2-9iy-zriiaf">
+            <w:hyperlink w:history="1" r:id="rId9urq0lfzuigy68dt_cxcj">
               <w:r>
                 <w:rPr>
                   <w:rFonts w:ascii="Arial" w:cs="Arial" w:eastAsia="Arial" w:hAnsi="Arial"/>
@@ -18443,9 +18415,24 @@
                   <w:szCs w:val="14"/>
                   <w:u w:val="single" w:color="595959"/>
                 </w:rPr>
-                <w:t xml:space="preserve">🔍 Search ARES for similar readings</w:t>
+                <w:t xml:space="preserve">🔍 Search ARES for readings</w:t>
               </w:r>
             </w:hyperlink>
+          </w:p>
+          <w:p>
+            <w:pPr>
+              <w:spacing w:after="10" w:before="0"/>
+              <w:ind w:left="120"/>
+            </w:pPr>
+            <w:r>
+              <w:rPr>
+                <w:rFonts w:ascii="Arial" w:cs="Arial" w:eastAsia="Arial" w:hAnsi="Arial"/>
+                <w:color w:val="595959"/>
+                <w:sz w:val="14"/>
+                <w:szCs w:val="14"/>
+              </w:rPr>
+              <w:t xml:space="preserve">Search terms: salts hygroscopic deliquescent efflorescent</w:t>
+            </w:r>
           </w:p>
         </w:tc>
         <w:tc>
@@ -18629,40 +18616,24 @@
             <w:pPr>
               <w:spacing w:after="20" w:before="0"/>
             </w:pPr>
-            <w:hyperlink w:history="1" r:id="rIdv9c9thkz_tzsdoxy07tz4">
-              <w:r>
-                <w:rPr>
-                  <w:rFonts w:ascii="Arial" w:cs="Arial" w:eastAsia="Arial" w:hAnsi="Arial"/>
-                  <w:color w:val="2E75B6"/>
-                  <w:sz w:val="16"/>
-                  <w:szCs w:val="16"/>
-                  <w:u w:val="single" w:color="2E75B6"/>
-                </w:rPr>
-                <w:t xml:space="preserve">Genetics vocabulary</w:t>
-              </w:r>
-            </w:hyperlink>
+            <w:r>
+              <w:rPr>
+                <w:rFonts w:ascii="Arial" w:cs="Arial" w:eastAsia="Arial" w:hAnsi="Arial"/>
+                <w:i/>
+                <w:iCs/>
+                <w:color w:val="595959"/>
+                <w:sz w:val="16"/>
+                <w:szCs w:val="16"/>
+              </w:rPr>
+              <w:t xml:space="preserve">No closely matching video in the ARES library for this activity.</w:t>
+            </w:r>
           </w:p>
           <w:p>
             <w:pPr>
               <w:spacing w:after="10" w:before="0"/>
               <w:ind w:left="120"/>
             </w:pPr>
-            <w:r>
-              <w:rPr>
-                <w:rFonts w:ascii="Arial" w:cs="Arial" w:eastAsia="Arial" w:hAnsi="Arial"/>
-                <w:color w:val="595959"/>
-                <w:sz w:val="14"/>
-                <w:szCs w:val="14"/>
-              </w:rPr>
-              <w:t xml:space="preserve">Source: Khan Academy (English - US curriculum)</w:t>
-            </w:r>
-          </w:p>
-          <w:p>
-            <w:pPr>
-              <w:spacing w:after="10" w:before="0"/>
-              <w:ind w:left="120"/>
-            </w:pPr>
-            <w:hyperlink w:history="1" r:id="rIdj7y6cz1cpredl__vjyd-g">
+            <w:hyperlink w:history="1" r:id="rIdj4fl_-5cis61srexxpkbd">
               <w:r>
                 <w:rPr>
                   <w:rFonts w:ascii="Arial" w:cs="Arial" w:eastAsia="Arial" w:hAnsi="Arial"/>
@@ -18671,9 +18642,24 @@
                   <w:szCs w:val="14"/>
                   <w:u w:val="single" w:color="595959"/>
                 </w:rPr>
-                <w:t xml:space="preserve">🔍 Search ARES for similar videos</w:t>
+                <w:t xml:space="preserve">🔍 Search ARES for videos</w:t>
               </w:r>
             </w:hyperlink>
+          </w:p>
+          <w:p>
+            <w:pPr>
+              <w:spacing w:after="10" w:before="0"/>
+              <w:ind w:left="120"/>
+            </w:pPr>
+            <w:r>
+              <w:rPr>
+                <w:rFonts w:ascii="Arial" w:cs="Arial" w:eastAsia="Arial" w:hAnsi="Arial"/>
+                <w:color w:val="595959"/>
+                <w:sz w:val="14"/>
+                <w:szCs w:val="14"/>
+              </w:rPr>
+              <w:t xml:space="preserve">Search terms: salts hygroscopic deliquescent efflorescent</w:t>
+            </w:r>
           </w:p>
           <w:p>
             <w:pPr>
@@ -18700,47 +18686,31 @@
                 <w:sz w:val="16"/>
                 <w:szCs w:val="16"/>
               </w:rPr>
-              <w:t xml:space="preserve">📖 HTML:</w:t>
+              <w:t xml:space="preserve">📖 READING:</w:t>
             </w:r>
           </w:p>
           <w:p>
             <w:pPr>
               <w:spacing w:after="20" w:before="0"/>
             </w:pPr>
-            <w:hyperlink w:history="1" r:id="rIdve7wdbslz6q_yayjjxwtn">
-              <w:r>
-                <w:rPr>
-                  <w:rFonts w:ascii="Arial" w:cs="Arial" w:eastAsia="Arial" w:hAnsi="Arial"/>
-                  <w:color w:val="2E75B6"/>
-                  <w:sz w:val="16"/>
-                  <w:szCs w:val="16"/>
-                  <w:u w:val="single" w:color="2E75B6"/>
-                </w:rPr>
-                <w:t xml:space="preserve">Hydrolysis of Salts: Equations (Flexbook)</w:t>
-              </w:r>
-            </w:hyperlink>
+            <w:r>
+              <w:rPr>
+                <w:rFonts w:ascii="Arial" w:cs="Arial" w:eastAsia="Arial" w:hAnsi="Arial"/>
+                <w:i/>
+                <w:iCs/>
+                <w:color w:val="595959"/>
+                <w:sz w:val="16"/>
+                <w:szCs w:val="16"/>
+              </w:rPr>
+              <w:t xml:space="preserve">No closely matching reading in the ARES library for this activity.</w:t>
+            </w:r>
           </w:p>
           <w:p>
             <w:pPr>
               <w:spacing w:after="10" w:before="0"/>
               <w:ind w:left="120"/>
             </w:pPr>
-            <w:r>
-              <w:rPr>
-                <w:rFonts w:ascii="Arial" w:cs="Arial" w:eastAsia="Arial" w:hAnsi="Arial"/>
-                <w:color w:val="595959"/>
-                <w:sz w:val="14"/>
-                <w:szCs w:val="14"/>
-              </w:rPr>
-              <w:t xml:space="preserve">Source: CK-12</w:t>
-            </w:r>
-          </w:p>
-          <w:p>
-            <w:pPr>
-              <w:spacing w:after="10" w:before="0"/>
-              <w:ind w:left="120"/>
-            </w:pPr>
-            <w:hyperlink w:history="1" r:id="rIdiofao35segs1r6waddnza">
+            <w:hyperlink w:history="1" r:id="rId-335-uvh8pmwqpyvbg0vs">
               <w:r>
                 <w:rPr>
                   <w:rFonts w:ascii="Arial" w:cs="Arial" w:eastAsia="Arial" w:hAnsi="Arial"/>
@@ -18749,9 +18719,24 @@
                   <w:szCs w:val="14"/>
                   <w:u w:val="single" w:color="595959"/>
                 </w:rPr>
-                <w:t xml:space="preserve">🔍 Search ARES for similar readings</w:t>
+                <w:t xml:space="preserve">🔍 Search ARES for readings</w:t>
               </w:r>
             </w:hyperlink>
+          </w:p>
+          <w:p>
+            <w:pPr>
+              <w:spacing w:after="10" w:before="0"/>
+              <w:ind w:left="120"/>
+            </w:pPr>
+            <w:r>
+              <w:rPr>
+                <w:rFonts w:ascii="Arial" w:cs="Arial" w:eastAsia="Arial" w:hAnsi="Arial"/>
+                <w:color w:val="595959"/>
+                <w:sz w:val="14"/>
+                <w:szCs w:val="14"/>
+              </w:rPr>
+              <w:t xml:space="preserve">Search terms: salts hygroscopic deliquescent efflorescent</w:t>
+            </w:r>
           </w:p>
         </w:tc>
         <w:tc>
@@ -20227,7 +20212,7 @@
             <w:pPr>
               <w:spacing w:after="20" w:before="0"/>
             </w:pPr>
-            <w:hyperlink w:history="1" r:id="rIdevbrlgi_ish_snhse3bzu">
+            <w:hyperlink w:history="1" r:id="rIdkeiwkp2jgxfhl8zjqejlm">
               <w:r>
                 <w:rPr>
                   <w:rFonts w:ascii="Arial" w:cs="Arial" w:eastAsia="Arial" w:hAnsi="Arial"/>
@@ -20236,7 +20221,7 @@
                   <w:szCs w:val="16"/>
                   <w:u w:val="single" w:color="2E75B6"/>
                 </w:rPr>
-                <w:t xml:space="preserve">Conservation and the race to save biodiversity</w:t>
+                <w:t xml:space="preserve">2015 AP Chemistry free response 6</w:t>
               </w:r>
             </w:hyperlink>
           </w:p>
@@ -20260,7 +20245,7 @@
               <w:spacing w:after="10" w:before="0"/>
               <w:ind w:left="120"/>
             </w:pPr>
-            <w:hyperlink w:history="1" r:id="rIdgjxkjrdv0szuh0zejkqkw">
+            <w:hyperlink w:history="1" r:id="rId-bsqxcvjsq-tlvovdq61k">
               <w:r>
                 <w:rPr>
                   <w:rFonts w:ascii="Arial" w:cs="Arial" w:eastAsia="Arial" w:hAnsi="Arial"/>
@@ -20298,14 +20283,241 @@
                 <w:sz w:val="16"/>
                 <w:szCs w:val="16"/>
               </w:rPr>
-              <w:t xml:space="preserve">📖 HTML:</w:t>
+              <w:t xml:space="preserve">📖 READING:</w:t>
             </w:r>
           </w:p>
           <w:p>
             <w:pPr>
               <w:spacing w:after="20" w:before="0"/>
             </w:pPr>
-            <w:hyperlink w:history="1" r:id="rIdisutrke7doiet5poigled">
+            <w:r>
+              <w:rPr>
+                <w:rFonts w:ascii="Arial" w:cs="Arial" w:eastAsia="Arial" w:hAnsi="Arial"/>
+                <w:i/>
+                <w:iCs/>
+                <w:color w:val="595959"/>
+                <w:sz w:val="16"/>
+                <w:szCs w:val="16"/>
+              </w:rPr>
+              <w:t xml:space="preserve">No closely matching reading in the ARES library for this activity.</w:t>
+            </w:r>
+          </w:p>
+          <w:p>
+            <w:pPr>
+              <w:spacing w:after="10" w:before="0"/>
+              <w:ind w:left="120"/>
+            </w:pPr>
+            <w:hyperlink w:history="1" r:id="rIdgwy3d26ahtvr-uzzye0k3">
+              <w:r>
+                <w:rPr>
+                  <w:rFonts w:ascii="Arial" w:cs="Arial" w:eastAsia="Arial" w:hAnsi="Arial"/>
+                  <w:color w:val="595959"/>
+                  <w:sz w:val="14"/>
+                  <w:szCs w:val="14"/>
+                  <w:u w:val="single" w:color="595959"/>
+                </w:rPr>
+                <w:t xml:space="preserve">🔍 Search ARES for readings</w:t>
+              </w:r>
+            </w:hyperlink>
+          </w:p>
+          <w:p>
+            <w:pPr>
+              <w:spacing w:after="10" w:before="0"/>
+              <w:ind w:left="120"/>
+            </w:pPr>
+            <w:r>
+              <w:rPr>
+                <w:rFonts w:ascii="Arial" w:cs="Arial" w:eastAsia="Arial" w:hAnsi="Arial"/>
+                <w:color w:val="595959"/>
+                <w:sz w:val="14"/>
+                <w:szCs w:val="14"/>
+              </w:rPr>
+              <w:t xml:space="preserve">Search terms: salts applications fertiliser rift</w:t>
+            </w:r>
+          </w:p>
+        </w:tc>
+        <w:tc>
+          <w:tcPr>
+            <w:tcW w:type="dxa" w:w="3040"/>
+            <w:shd w:fill="FFFFFF" w:color="auto" w:val="clear"/>
+            <w:tcMar>
+              <w:top w:type="dxa" w:w="60"/>
+              <w:left w:type="dxa" w:w="120"/>
+              <w:bottom w:type="dxa" w:w="60"/>
+              <w:right w:type="dxa" w:w="120"/>
+            </w:tcMar>
+            <w:vAlign w:val="top"/>
+          </w:tcPr>
+          <w:p>
+            <w:pPr>
+              <w:spacing w:after="40" w:before="0"/>
+              <w:jc w:val="left"/>
+            </w:pPr>
+            <w:r>
+              <w:rPr>
+                <w:rFonts w:ascii="Arial" w:cs="Arial" w:eastAsia="Arial" w:hAnsi="Arial"/>
+                <w:b w:val="false"/>
+                <w:bCs w:val="false"/>
+                <w:i w:val="false"/>
+                <w:iCs w:val="false"/>
+                <w:color w:val="000000"/>
+                <w:sz w:val="18"/>
+                <w:szCs w:val="18"/>
+              </w:rPr>
+              <w:t xml:space="preserve">Learners are shown three images on the ARES platform: (A) a Rift Valley maize farmer pouring CAN fertiliser granules into a field; (B) a fishmonger at Kisumu's Dunga Beach rubbing salt onto fresh tilapia; (C) a nurse at a rural dispensary mixing oral rehydration salts (ORS) into water for a child. Learners individually write a prediction in their exercise books: 'For each image, identify the salt most likely being used, ONE property of that salt that makes it suitable for this purpose, and state whether that property is something you have already investigated in this unit.' Learners share predictions with a shoulder partner before the teacher takes cold-call responses.</w:t>
+            </w:r>
+          </w:p>
+        </w:tc>
+        <w:tc>
+          <w:tcPr>
+            <w:tcW w:type="dxa" w:w="3040"/>
+            <w:shd w:fill="F2F2F2" w:color="auto" w:val="clear"/>
+            <w:tcMar>
+              <w:top w:type="dxa" w:w="60"/>
+              <w:left w:type="dxa" w:w="120"/>
+              <w:bottom w:type="dxa" w:w="60"/>
+              <w:right w:type="dxa" w:w="120"/>
+            </w:tcMar>
+            <w:vAlign w:val="top"/>
+          </w:tcPr>
+          <w:p>
+            <w:pPr>
+              <w:spacing w:after="40" w:before="0"/>
+              <w:jc w:val="left"/>
+            </w:pPr>
+            <w:r>
+              <w:rPr>
+                <w:rFonts w:ascii="Arial" w:cs="Arial" w:eastAsia="Arial" w:hAnsi="Arial"/>
+                <w:b w:val="false"/>
+                <w:bCs w:val="false"/>
+                <w:i w:val="false"/>
+                <w:iCs w:val="false"/>
+                <w:color w:val="000000"/>
+                <w:sz w:val="18"/>
+                <w:szCs w:val="18"/>
+              </w:rPr>
+              <w:t xml:space="preserve">Display the three images and READ the prediction prompt aloud. Say: 'You have spent six lessons gathering evidence about salts — their types, solubility, and behaviour in air. Before we read anything new today, I want you to reach back into that evidence and make a prediction. Write your ideas individually first — you have 4 minutes.' [WAIT — 4 minutes silent writing.] After 4 minutes: 'Share your prediction with the person next to you. Listen carefully — do you agree on the property? You have 2 minutes.' [WAIT — 2 minutes pair talk.] Cold-call 4 learners (aim for at least one from a rural/farming background): 'Achieng, what salt did you predict for the farmer and what property did you choose?' After each response, press: 'What evidence from our earlier lessons supports that prediction?' Do NOT confirm or correct answers yet — record all predicted properties on the board under the heading: 'Properties we THINK matter for each use.'</w:t>
+            </w:r>
+          </w:p>
+        </w:tc>
+        <w:tc>
+          <w:tcPr>
+            <w:tcW w:type="dxa" w:w="3040"/>
+            <w:shd w:fill="FFFFFF" w:color="auto" w:val="clear"/>
+            <w:tcMar>
+              <w:top w:type="dxa" w:w="60"/>
+              <w:left w:type="dxa" w:w="120"/>
+              <w:bottom w:type="dxa" w:w="60"/>
+              <w:right w:type="dxa" w:w="120"/>
+            </w:tcMar>
+            <w:vAlign w:val="top"/>
+          </w:tcPr>
+          <w:p>
+            <w:pPr>
+              <w:spacing w:after="40" w:before="0"/>
+              <w:jc w:val="left"/>
+            </w:pPr>
+            <w:r>
+              <w:rPr>
+                <w:rFonts w:ascii="Arial" w:cs="Arial" w:eastAsia="Arial" w:hAnsi="Arial"/>
+                <w:b w:val="false"/>
+                <w:bCs w:val="false"/>
+                <w:i w:val="false"/>
+                <w:iCs w:val="false"/>
+                <w:color w:val="000000"/>
+                <w:sz w:val="18"/>
+                <w:szCs w:val="18"/>
+              </w:rPr>
+              <w:t xml:space="preserve">Strategy: Activation of Prior Knowledge through Prediction Mapping. By requiring learners to connect a specific property to a specific use BEFORE reading, this strategy surfaces existing mental models and creates a 'need to know' gap. Recording predictions publicly on the board gives learners an anchor to evaluate during the reading phase, making the eventual confirmation or revision of ideas personally meaningful.</w:t>
+            </w:r>
+          </w:p>
+        </w:tc>
+        <w:tc>
+          <w:tcPr>
+            <w:tcW w:type="dxa" w:w="3040"/>
+            <w:shd w:fill="F2F2F2" w:color="auto" w:val="clear"/>
+            <w:tcMar>
+              <w:top w:type="dxa" w:w="60"/>
+              <w:left w:type="dxa" w:w="120"/>
+              <w:bottom w:type="dxa" w:w="60"/>
+              <w:right w:type="dxa" w:w="120"/>
+            </w:tcMar>
+            <w:vAlign w:val="top"/>
+          </w:tcPr>
+          <w:p>
+            <w:pPr>
+              <w:spacing w:after="40" w:before="0"/>
+              <w:jc w:val="left"/>
+            </w:pPr>
+            <w:r>
+              <w:rPr>
+                <w:rFonts w:ascii="Arial" w:cs="Arial" w:eastAsia="Arial" w:hAnsi="Arial"/>
+                <w:b w:val="false"/>
+                <w:bCs w:val="false"/>
+                <w:i w:val="false"/>
+                <w:iCs w:val="false"/>
+                <w:color w:val="000000"/>
+                <w:sz w:val="18"/>
+                <w:szCs w:val="18"/>
+              </w:rPr>
+              <w:t xml:space="preserve">Observable indicator: Each learner has written at least one salt name and one property in their book before pair discussion begins. Teacher scans books during the 4-minute window. Listen during cold-calls for whether learners reference evidence from earlier lessons (e.g., 'CAN is deliquescent, we saw that in the phenomenon') versus making unsupported guesses. Identify misconceptions (e.g., 'all salts preserve food') to target during the Explain phase.</w:t>
+            </w:r>
+          </w:p>
+        </w:tc>
+      </w:tr>
+      <w:tr>
+        <w:tc>
+          <w:tcPr>
+            <w:tcW w:type="dxa" w:w="1520"/>
+            <w:shd w:fill="D9EEF1" w:color="auto" w:val="clear"/>
+            <w:tcMar>
+              <w:top w:type="dxa" w:w="60"/>
+              <w:left w:type="dxa" w:w="120"/>
+              <w:bottom w:type="dxa" w:w="60"/>
+              <w:right w:type="dxa" w:w="120"/>
+            </w:tcMar>
+            <w:vAlign w:val="top"/>
+          </w:tcPr>
+          <w:p>
+            <w:pPr>
+              <w:spacing w:after="40" w:before="0"/>
+              <w:jc w:val="left"/>
+            </w:pPr>
+            <w:r>
+              <w:rPr>
+                <w:rFonts w:ascii="Arial" w:cs="Arial" w:eastAsia="Arial" w:hAnsi="Arial"/>
+                <w:b/>
+                <w:bCs/>
+                <w:i w:val="false"/>
+                <w:iCs w:val="false"/>
+                <w:color w:val="000000"/>
+                <w:sz w:val="18"/>
+                <w:szCs w:val="18"/>
+              </w:rPr>
+              <w:t xml:space="preserve">Observe Phase</w:t>
+            </w:r>
+          </w:p>
+          <w:p>
+            <w:pPr>
+              <w:spacing w:after="20" w:before="0"/>
+            </w:pPr>
+            <w:r>
+              <w:rPr>
+                <w:rFonts w:ascii="Arial" w:cs="Arial" w:eastAsia="Arial" w:hAnsi="Arial"/>
+                <w:b/>
+                <w:bCs/>
+                <w:color w:val="1F3864"/>
+                <w:sz w:val="16"/>
+                <w:szCs w:val="16"/>
+              </w:rPr>
+              <w:t xml:space="preserve">📹 VIDEO:</w:t>
+            </w:r>
+          </w:p>
+          <w:p>
+            <w:pPr>
+              <w:spacing w:after="20" w:before="0"/>
+            </w:pPr>
+            <w:hyperlink w:history="1" r:id="rId_fl6qow6ose5ljv-mer_r">
               <w:r>
                 <w:rPr>
                   <w:rFonts w:ascii="Arial" w:cs="Arial" w:eastAsia="Arial" w:hAnsi="Arial"/>
@@ -20314,7 +20526,7 @@
                   <w:szCs w:val="16"/>
                   <w:u w:val="single" w:color="2E75B6"/>
                 </w:rPr>
-                <w:t xml:space="preserve">Hydrolysis of Salts: Equations (Flexbook)</w:t>
+                <w:t xml:space="preserve">2015 AP Chemistry free response 6</w:t>
               </w:r>
             </w:hyperlink>
           </w:p>
@@ -20330,7 +20542,7 @@
                 <w:sz w:val="14"/>
                 <w:szCs w:val="14"/>
               </w:rPr>
-              <w:t xml:space="preserve">Source: CK-12</w:t>
+              <w:t xml:space="preserve">Source: Khan Academy (English - US curriculum)</w:t>
             </w:r>
           </w:p>
           <w:p>
@@ -20338,235 +20550,7 @@
               <w:spacing w:after="10" w:before="0"/>
               <w:ind w:left="120"/>
             </w:pPr>
-            <w:hyperlink w:history="1" r:id="rIdnk4p0kc1yvixscc29jfxj">
-              <w:r>
-                <w:rPr>
-                  <w:rFonts w:ascii="Arial" w:cs="Arial" w:eastAsia="Arial" w:hAnsi="Arial"/>
-                  <w:color w:val="595959"/>
-                  <w:sz w:val="14"/>
-                  <w:szCs w:val="14"/>
-                  <w:u w:val="single" w:color="595959"/>
-                </w:rPr>
-                <w:t xml:space="preserve">🔍 Search ARES for similar readings</w:t>
-              </w:r>
-            </w:hyperlink>
-          </w:p>
-        </w:tc>
-        <w:tc>
-          <w:tcPr>
-            <w:tcW w:type="dxa" w:w="3040"/>
-            <w:shd w:fill="FFFFFF" w:color="auto" w:val="clear"/>
-            <w:tcMar>
-              <w:top w:type="dxa" w:w="60"/>
-              <w:left w:type="dxa" w:w="120"/>
-              <w:bottom w:type="dxa" w:w="60"/>
-              <w:right w:type="dxa" w:w="120"/>
-            </w:tcMar>
-            <w:vAlign w:val="top"/>
-          </w:tcPr>
-          <w:p>
-            <w:pPr>
-              <w:spacing w:after="40" w:before="0"/>
-              <w:jc w:val="left"/>
-            </w:pPr>
-            <w:r>
-              <w:rPr>
-                <w:rFonts w:ascii="Arial" w:cs="Arial" w:eastAsia="Arial" w:hAnsi="Arial"/>
-                <w:b w:val="false"/>
-                <w:bCs w:val="false"/>
-                <w:i w:val="false"/>
-                <w:iCs w:val="false"/>
-                <w:color w:val="000000"/>
-                <w:sz w:val="18"/>
-                <w:szCs w:val="18"/>
-              </w:rPr>
-              <w:t xml:space="preserve">Learners are shown three images on the ARES platform: (A) a Rift Valley maize farmer pouring CAN fertiliser granules into a field; (B) a fishmonger at Kisumu's Dunga Beach rubbing salt onto fresh tilapia; (C) a nurse at a rural dispensary mixing oral rehydration salts (ORS) into water for a child. Learners individually write a prediction in their exercise books: 'For each image, identify the salt most likely being used, ONE property of that salt that makes it suitable for this purpose, and state whether that property is something you have already investigated in this unit.' Learners share predictions with a shoulder partner before the teacher takes cold-call responses.</w:t>
-            </w:r>
-          </w:p>
-        </w:tc>
-        <w:tc>
-          <w:tcPr>
-            <w:tcW w:type="dxa" w:w="3040"/>
-            <w:shd w:fill="F2F2F2" w:color="auto" w:val="clear"/>
-            <w:tcMar>
-              <w:top w:type="dxa" w:w="60"/>
-              <w:left w:type="dxa" w:w="120"/>
-              <w:bottom w:type="dxa" w:w="60"/>
-              <w:right w:type="dxa" w:w="120"/>
-            </w:tcMar>
-            <w:vAlign w:val="top"/>
-          </w:tcPr>
-          <w:p>
-            <w:pPr>
-              <w:spacing w:after="40" w:before="0"/>
-              <w:jc w:val="left"/>
-            </w:pPr>
-            <w:r>
-              <w:rPr>
-                <w:rFonts w:ascii="Arial" w:cs="Arial" w:eastAsia="Arial" w:hAnsi="Arial"/>
-                <w:b w:val="false"/>
-                <w:bCs w:val="false"/>
-                <w:i w:val="false"/>
-                <w:iCs w:val="false"/>
-                <w:color w:val="000000"/>
-                <w:sz w:val="18"/>
-                <w:szCs w:val="18"/>
-              </w:rPr>
-              <w:t xml:space="preserve">Display the three images and READ the prediction prompt aloud. Say: 'You have spent six lessons gathering evidence about salts — their types, solubility, and behaviour in air. Before we read anything new today, I want you to reach back into that evidence and make a prediction. Write your ideas individually first — you have 4 minutes.' [WAIT — 4 minutes silent writing.] After 4 minutes: 'Share your prediction with the person next to you. Listen carefully — do you agree on the property? You have 2 minutes.' [WAIT — 2 minutes pair talk.] Cold-call 4 learners (aim for at least one from a rural/farming background): 'Achieng, what salt did you predict for the farmer and what property did you choose?' After each response, press: 'What evidence from our earlier lessons supports that prediction?' Do NOT confirm or correct answers yet — record all predicted properties on the board under the heading: 'Properties we THINK matter for each use.'</w:t>
-            </w:r>
-          </w:p>
-        </w:tc>
-        <w:tc>
-          <w:tcPr>
-            <w:tcW w:type="dxa" w:w="3040"/>
-            <w:shd w:fill="FFFFFF" w:color="auto" w:val="clear"/>
-            <w:tcMar>
-              <w:top w:type="dxa" w:w="60"/>
-              <w:left w:type="dxa" w:w="120"/>
-              <w:bottom w:type="dxa" w:w="60"/>
-              <w:right w:type="dxa" w:w="120"/>
-            </w:tcMar>
-            <w:vAlign w:val="top"/>
-          </w:tcPr>
-          <w:p>
-            <w:pPr>
-              <w:spacing w:after="40" w:before="0"/>
-              <w:jc w:val="left"/>
-            </w:pPr>
-            <w:r>
-              <w:rPr>
-                <w:rFonts w:ascii="Arial" w:cs="Arial" w:eastAsia="Arial" w:hAnsi="Arial"/>
-                <w:b w:val="false"/>
-                <w:bCs w:val="false"/>
-                <w:i w:val="false"/>
-                <w:iCs w:val="false"/>
-                <w:color w:val="000000"/>
-                <w:sz w:val="18"/>
-                <w:szCs w:val="18"/>
-              </w:rPr>
-              <w:t xml:space="preserve">Strategy: Activation of Prior Knowledge through Prediction Mapping. By requiring learners to connect a specific property to a specific use BEFORE reading, this strategy surfaces existing mental models and creates a 'need to know' gap. Recording predictions publicly on the board gives learners an anchor to evaluate during the reading phase, making the eventual confirmation or revision of ideas personally meaningful.</w:t>
-            </w:r>
-          </w:p>
-        </w:tc>
-        <w:tc>
-          <w:tcPr>
-            <w:tcW w:type="dxa" w:w="3040"/>
-            <w:shd w:fill="F2F2F2" w:color="auto" w:val="clear"/>
-            <w:tcMar>
-              <w:top w:type="dxa" w:w="60"/>
-              <w:left w:type="dxa" w:w="120"/>
-              <w:bottom w:type="dxa" w:w="60"/>
-              <w:right w:type="dxa" w:w="120"/>
-            </w:tcMar>
-            <w:vAlign w:val="top"/>
-          </w:tcPr>
-          <w:p>
-            <w:pPr>
-              <w:spacing w:after="40" w:before="0"/>
-              <w:jc w:val="left"/>
-            </w:pPr>
-            <w:r>
-              <w:rPr>
-                <w:rFonts w:ascii="Arial" w:cs="Arial" w:eastAsia="Arial" w:hAnsi="Arial"/>
-                <w:b w:val="false"/>
-                <w:bCs w:val="false"/>
-                <w:i w:val="false"/>
-                <w:iCs w:val="false"/>
-                <w:color w:val="000000"/>
-                <w:sz w:val="18"/>
-                <w:szCs w:val="18"/>
-              </w:rPr>
-              <w:t xml:space="preserve">Observable indicator: Each learner has written at least one salt name and one property in their book before pair discussion begins. Teacher scans books during the 4-minute window. Listen during cold-calls for whether learners reference evidence from earlier lessons (e.g., 'CAN is deliquescent, we saw that in the phenomenon') versus making unsupported guesses. Identify misconceptions (e.g., 'all salts preserve food') to target during the Explain phase.</w:t>
-            </w:r>
-          </w:p>
-        </w:tc>
-      </w:tr>
-      <w:tr>
-        <w:tc>
-          <w:tcPr>
-            <w:tcW w:type="dxa" w:w="1520"/>
-            <w:shd w:fill="D9EEF1" w:color="auto" w:val="clear"/>
-            <w:tcMar>
-              <w:top w:type="dxa" w:w="60"/>
-              <w:left w:type="dxa" w:w="120"/>
-              <w:bottom w:type="dxa" w:w="60"/>
-              <w:right w:type="dxa" w:w="120"/>
-            </w:tcMar>
-            <w:vAlign w:val="top"/>
-          </w:tcPr>
-          <w:p>
-            <w:pPr>
-              <w:spacing w:after="40" w:before="0"/>
-              <w:jc w:val="left"/>
-            </w:pPr>
-            <w:r>
-              <w:rPr>
-                <w:rFonts w:ascii="Arial" w:cs="Arial" w:eastAsia="Arial" w:hAnsi="Arial"/>
-                <w:b/>
-                <w:bCs/>
-                <w:i w:val="false"/>
-                <w:iCs w:val="false"/>
-                <w:color w:val="000000"/>
-                <w:sz w:val="18"/>
-                <w:szCs w:val="18"/>
-              </w:rPr>
-              <w:t xml:space="preserve">Observe Phase</w:t>
-            </w:r>
-          </w:p>
-          <w:p>
-            <w:pPr>
-              <w:spacing w:after="20" w:before="0"/>
-            </w:pPr>
-            <w:r>
-              <w:rPr>
-                <w:rFonts w:ascii="Arial" w:cs="Arial" w:eastAsia="Arial" w:hAnsi="Arial"/>
-                <w:b/>
-                <w:bCs/>
-                <w:color w:val="1F3864"/>
-                <w:sz w:val="16"/>
-                <w:szCs w:val="16"/>
-              </w:rPr>
-              <w:t xml:space="preserve">📹 VIDEO:</w:t>
-            </w:r>
-          </w:p>
-          <w:p>
-            <w:pPr>
-              <w:spacing w:after="20" w:before="0"/>
-            </w:pPr>
-            <w:hyperlink w:history="1" r:id="rIdte30anzfprvy1uxiwlspb">
-              <w:r>
-                <w:rPr>
-                  <w:rFonts w:ascii="Arial" w:cs="Arial" w:eastAsia="Arial" w:hAnsi="Arial"/>
-                  <w:color w:val="2E75B6"/>
-                  <w:sz w:val="16"/>
-                  <w:szCs w:val="16"/>
-                  <w:u w:val="single" w:color="2E75B6"/>
-                </w:rPr>
-                <w:t xml:space="preserve">Conservation and the race to save biodiversity</w:t>
-              </w:r>
-            </w:hyperlink>
-          </w:p>
-          <w:p>
-            <w:pPr>
-              <w:spacing w:after="10" w:before="0"/>
-              <w:ind w:left="120"/>
-            </w:pPr>
-            <w:r>
-              <w:rPr>
-                <w:rFonts w:ascii="Arial" w:cs="Arial" w:eastAsia="Arial" w:hAnsi="Arial"/>
-                <w:color w:val="595959"/>
-                <w:sz w:val="14"/>
-                <w:szCs w:val="14"/>
-              </w:rPr>
-              <w:t xml:space="preserve">Source: Khan Academy (English - US curriculum)</w:t>
-            </w:r>
-          </w:p>
-          <w:p>
-            <w:pPr>
-              <w:spacing w:after="10" w:before="0"/>
-              <w:ind w:left="120"/>
-            </w:pPr>
-            <w:hyperlink w:history="1" r:id="rId2tc2yiv5ugdqr50cdkhhw">
+            <w:hyperlink w:history="1" r:id="rIdu5fq7pplilcnshn3gazjl">
               <w:r>
                 <w:rPr>
                   <w:rFonts w:ascii="Arial" w:cs="Arial" w:eastAsia="Arial" w:hAnsi="Arial"/>
@@ -20604,14 +20588,241 @@
                 <w:sz w:val="16"/>
                 <w:szCs w:val="16"/>
               </w:rPr>
-              <w:t xml:space="preserve">📖 HTML:</w:t>
+              <w:t xml:space="preserve">📖 READING:</w:t>
             </w:r>
           </w:p>
           <w:p>
             <w:pPr>
               <w:spacing w:after="20" w:before="0"/>
             </w:pPr>
-            <w:hyperlink w:history="1" r:id="rIdutj98pna5jtssgmogcaci">
+            <w:r>
+              <w:rPr>
+                <w:rFonts w:ascii="Arial" w:cs="Arial" w:eastAsia="Arial" w:hAnsi="Arial"/>
+                <w:i/>
+                <w:iCs/>
+                <w:color w:val="595959"/>
+                <w:sz w:val="16"/>
+                <w:szCs w:val="16"/>
+              </w:rPr>
+              <w:t xml:space="preserve">No closely matching reading in the ARES library for this activity.</w:t>
+            </w:r>
+          </w:p>
+          <w:p>
+            <w:pPr>
+              <w:spacing w:after="10" w:before="0"/>
+              <w:ind w:left="120"/>
+            </w:pPr>
+            <w:hyperlink w:history="1" r:id="rId8ecg3gxc75e4fqqyyqmwl">
+              <w:r>
+                <w:rPr>
+                  <w:rFonts w:ascii="Arial" w:cs="Arial" w:eastAsia="Arial" w:hAnsi="Arial"/>
+                  <w:color w:val="595959"/>
+                  <w:sz w:val="14"/>
+                  <w:szCs w:val="14"/>
+                  <w:u w:val="single" w:color="595959"/>
+                </w:rPr>
+                <w:t xml:space="preserve">🔍 Search ARES for readings</w:t>
+              </w:r>
+            </w:hyperlink>
+          </w:p>
+          <w:p>
+            <w:pPr>
+              <w:spacing w:after="10" w:before="0"/>
+              <w:ind w:left="120"/>
+            </w:pPr>
+            <w:r>
+              <w:rPr>
+                <w:rFonts w:ascii="Arial" w:cs="Arial" w:eastAsia="Arial" w:hAnsi="Arial"/>
+                <w:color w:val="595959"/>
+                <w:sz w:val="14"/>
+                <w:szCs w:val="14"/>
+              </w:rPr>
+              <w:t xml:space="preserve">Search terms: salts applications fertiliser rift</w:t>
+            </w:r>
+          </w:p>
+        </w:tc>
+        <w:tc>
+          <w:tcPr>
+            <w:tcW w:type="dxa" w:w="3040"/>
+            <w:shd w:fill="FFFFFF" w:color="auto" w:val="clear"/>
+            <w:tcMar>
+              <w:top w:type="dxa" w:w="60"/>
+              <w:left w:type="dxa" w:w="120"/>
+              <w:bottom w:type="dxa" w:w="60"/>
+              <w:right w:type="dxa" w:w="120"/>
+            </w:tcMar>
+            <w:vAlign w:val="top"/>
+          </w:tcPr>
+          <w:p>
+            <w:pPr>
+              <w:spacing w:after="40" w:before="0"/>
+              <w:jc w:val="left"/>
+            </w:pPr>
+            <w:r>
+              <w:rPr>
+                <w:rFonts w:ascii="Arial" w:cs="Arial" w:eastAsia="Arial" w:hAnsi="Arial"/>
+                <w:b w:val="false"/>
+                <w:bCs w:val="false"/>
+                <w:i w:val="false"/>
+                <w:iCs w:val="false"/>
+                <w:color w:val="000000"/>
+                <w:sz w:val="18"/>
+                <w:szCs w:val="18"/>
+              </w:rPr>
+              <w:t xml:space="preserve">Learners are organised into six Expert Groups (approximately 5 learners each). Each group is assigned one application sector and receives the corresponding structured reading text on the ARES platform (or as a printed handout). The six sectors are: (1) Agriculture — CAN, ammonium sulphate, and single super phosphate as fertilisers; role of nitrogen, phosphorus, and potassium; why CAN must be stored in sealed bags (links to deliquescence from the phenomenon). (2) Food Industry — sodium chloride for preserving omena and tilapia at Lake Victoria; sodium nitrate/nitrite in processed meats; role of solubility and osmotic properties. (3) Medicine — oral rehydration salts (sodium chloride + potassium chloride + sodium citrate + glucose); iron(II) sulphate tablets for anaemia; zinc sulphate for child diarrhoea treatment; why ionic composition matters. (4) Paper and Paint Industries — sodium sulphate (salt cake) in paper pulping; barium sulphate as a white pigment in paint (links to insolubility rule from solubility lesson); titanium dioxide context. (5) Glass Industry — sodium carbonate (soda ash from Lake Magadi) as a flux to lower the melting point of silica; calcium carbonate to stabilise glass; sodium silicate. (6) Laundry Industry — sodium carbonate (washing soda) as a water softener; sodium hypochlorite as a bleach; links to efflorescence of washing soda observed in the phenomenon. Each group completes a structured reading guide with four columns: Salt Name | Chemical Formula | Key Property Used | Connection to Phenomenon or Earlier Lessons. After reading, the group prepares a summary poster (A3 paper or digital slide) with: sector title, two or three key salts, the property driving each use, and one sentence connecting the use to the phenomenon.</w:t>
+            </w:r>
+          </w:p>
+        </w:tc>
+        <w:tc>
+          <w:tcPr>
+            <w:tcW w:type="dxa" w:w="3040"/>
+            <w:shd w:fill="F2F2F2" w:color="auto" w:val="clear"/>
+            <w:tcMar>
+              <w:top w:type="dxa" w:w="60"/>
+              <w:left w:type="dxa" w:w="120"/>
+              <w:bottom w:type="dxa" w:w="60"/>
+              <w:right w:type="dxa" w:w="120"/>
+            </w:tcMar>
+            <w:vAlign w:val="top"/>
+          </w:tcPr>
+          <w:p>
+            <w:pPr>
+              <w:spacing w:after="40" w:before="0"/>
+              <w:jc w:val="left"/>
+            </w:pPr>
+            <w:r>
+              <w:rPr>
+                <w:rFonts w:ascii="Arial" w:cs="Arial" w:eastAsia="Arial" w:hAnsi="Arial"/>
+                <w:b w:val="false"/>
+                <w:bCs w:val="false"/>
+                <w:i w:val="false"/>
+                <w:iCs w:val="false"/>
+                <w:color w:val="000000"/>
+                <w:sz w:val="18"/>
+                <w:szCs w:val="18"/>
+              </w:rPr>
+              <w:t xml:space="preserve">Assign groups before the lesson and have materials ready on ARES. Introduce the task: 'Today you are expert researchers. Each group will become the class authority on one application sector of salts. Your job is to read carefully, complete the reading guide, and prepare a poster your classmates will learn from. You have 25 minutes for reading and poster preparation.' [WAIT — circulate continuously.] Visit each group at least twice. During visits, use targeted prompts: For Group 1 (Agriculture): 'You saw CAN clump overnight in the phenomenon. Find the word in your text that describes this behaviour. Why does the farmer NEED to know this?' For Group 2 (Food): 'What property of sodium chloride makes it effective at preserving fish? Is that a physical or chemical property?' For Group 4 (Paint): 'Your solubility table from Lesson 4 — is barium sulphate soluble or insoluble? Why might that matter for a pigment in paint?' For Group 6 (Laundry): 'Your text mentions washing soda. Look back at the phenomenon description — what happened to the washing soda crystals overnight? Write that exact behaviour in your connection column.' If a group finishes early, prompt: 'Add a column — name ONE career in Kenya where a person would need to know this application.' After 25 minutes, call time: 'Posters up. We move into gallery walk in 2 minutes — leave one member at your poster to explain; the rest walk.'</w:t>
+            </w:r>
+          </w:p>
+        </w:tc>
+        <w:tc>
+          <w:tcPr>
+            <w:tcW w:type="dxa" w:w="3040"/>
+            <w:shd w:fill="FFFFFF" w:color="auto" w:val="clear"/>
+            <w:tcMar>
+              <w:top w:type="dxa" w:w="60"/>
+              <w:left w:type="dxa" w:w="120"/>
+              <w:bottom w:type="dxa" w:w="60"/>
+              <w:right w:type="dxa" w:w="120"/>
+            </w:tcMar>
+            <w:vAlign w:val="top"/>
+          </w:tcPr>
+          <w:p>
+            <w:pPr>
+              <w:spacing w:after="40" w:before="0"/>
+              <w:jc w:val="left"/>
+            </w:pPr>
+            <w:r>
+              <w:rPr>
+                <w:rFonts w:ascii="Arial" w:cs="Arial" w:eastAsia="Arial" w:hAnsi="Arial"/>
+                <w:b w:val="false"/>
+                <w:bCs w:val="false"/>
+                <w:i w:val="false"/>
+                <w:iCs w:val="false"/>
+                <w:color w:val="000000"/>
+                <w:sz w:val="18"/>
+                <w:szCs w:val="18"/>
+              </w:rPr>
+              <w:t xml:space="preserve">Strategy: Jigsaw Expert Reading with Structured Note-Taking. Dividing the class into sector experts means every learner reads deeply on one area and then teaches peers — a well-evidenced strategy for content retention. The four-column reading guide (Salt | Formula | Property | Phenomenon Connection) scaffolds the reading so learners are not simply collecting facts but are explicitly building explanatory links. The mandatory 'connection to phenomenon' column ensures the anchoring phenomenon remains the cognitive thread across all groups.</w:t>
+            </w:r>
+          </w:p>
+        </w:tc>
+        <w:tc>
+          <w:tcPr>
+            <w:tcW w:type="dxa" w:w="3040"/>
+            <w:shd w:fill="F2F2F2" w:color="auto" w:val="clear"/>
+            <w:tcMar>
+              <w:top w:type="dxa" w:w="60"/>
+              <w:left w:type="dxa" w:w="120"/>
+              <w:bottom w:type="dxa" w:w="60"/>
+              <w:right w:type="dxa" w:w="120"/>
+            </w:tcMar>
+            <w:vAlign w:val="top"/>
+          </w:tcPr>
+          <w:p>
+            <w:pPr>
+              <w:spacing w:after="40" w:before="0"/>
+              <w:jc w:val="left"/>
+            </w:pPr>
+            <w:r>
+              <w:rPr>
+                <w:rFonts w:ascii="Arial" w:cs="Arial" w:eastAsia="Arial" w:hAnsi="Arial"/>
+                <w:b w:val="false"/>
+                <w:bCs w:val="false"/>
+                <w:i w:val="false"/>
+                <w:iCs w:val="false"/>
+                <w:color w:val="000000"/>
+                <w:sz w:val="18"/>
+                <w:szCs w:val="18"/>
+              </w:rPr>
+              <w:t xml:space="preserve">Observable indicator: Each group's completed reading guide has all four columns filled with accurate information for at least two salts. Teacher checks 'Connection to Phenomenon' column during circulation — if it is blank or vague (e.g., 'it is related'), prompt with: 'Be specific — which substance from the storeroom or laboratory bench does this remind you of, and why?' Poster quality check: the poster must name the key property (not just the use) — this distinguishes surface recall from conceptual understanding.</w:t>
+            </w:r>
+          </w:p>
+        </w:tc>
+      </w:tr>
+      <w:tr>
+        <w:tc>
+          <w:tcPr>
+            <w:tcW w:type="dxa" w:w="1520"/>
+            <w:shd w:fill="E2EFDA" w:color="auto" w:val="clear"/>
+            <w:tcMar>
+              <w:top w:type="dxa" w:w="60"/>
+              <w:left w:type="dxa" w:w="120"/>
+              <w:bottom w:type="dxa" w:w="60"/>
+              <w:right w:type="dxa" w:w="120"/>
+            </w:tcMar>
+            <w:vAlign w:val="top"/>
+          </w:tcPr>
+          <w:p>
+            <w:pPr>
+              <w:spacing w:after="40" w:before="0"/>
+              <w:jc w:val="left"/>
+            </w:pPr>
+            <w:r>
+              <w:rPr>
+                <w:rFonts w:ascii="Arial" w:cs="Arial" w:eastAsia="Arial" w:hAnsi="Arial"/>
+                <w:b/>
+                <w:bCs/>
+                <w:i w:val="false"/>
+                <w:iCs w:val="false"/>
+                <w:color w:val="000000"/>
+                <w:sz w:val="18"/>
+                <w:szCs w:val="18"/>
+              </w:rPr>
+              <w:t xml:space="preserve">Explain Phase</w:t>
+            </w:r>
+          </w:p>
+          <w:p>
+            <w:pPr>
+              <w:spacing w:after="20" w:before="0"/>
+            </w:pPr>
+            <w:r>
+              <w:rPr>
+                <w:rFonts w:ascii="Arial" w:cs="Arial" w:eastAsia="Arial" w:hAnsi="Arial"/>
+                <w:b/>
+                <w:bCs/>
+                <w:color w:val="1F3864"/>
+                <w:sz w:val="16"/>
+                <w:szCs w:val="16"/>
+              </w:rPr>
+              <w:t xml:space="preserve">📹 VIDEO:</w:t>
+            </w:r>
+          </w:p>
+          <w:p>
+            <w:pPr>
+              <w:spacing w:after="20" w:before="0"/>
+            </w:pPr>
+            <w:hyperlink w:history="1" r:id="rIdz3rdffzos-vgm1jqbr_xd">
               <w:r>
                 <w:rPr>
                   <w:rFonts w:ascii="Arial" w:cs="Arial" w:eastAsia="Arial" w:hAnsi="Arial"/>
@@ -20620,7 +20831,7 @@
                   <w:szCs w:val="16"/>
                   <w:u w:val="single" w:color="2E75B6"/>
                 </w:rPr>
-                <w:t xml:space="preserve">Hydrolysis of Salts: Equations (Flexbook)</w:t>
+                <w:t xml:space="preserve">2015 AP Chemistry free response 6</w:t>
               </w:r>
             </w:hyperlink>
           </w:p>
@@ -20636,7 +20847,7 @@
                 <w:sz w:val="14"/>
                 <w:szCs w:val="14"/>
               </w:rPr>
-              <w:t xml:space="preserve">Source: CK-12</w:t>
+              <w:t xml:space="preserve">Source: Khan Academy (English - US curriculum)</w:t>
             </w:r>
           </w:p>
           <w:p>
@@ -20644,235 +20855,7 @@
               <w:spacing w:after="10" w:before="0"/>
               <w:ind w:left="120"/>
             </w:pPr>
-            <w:hyperlink w:history="1" r:id="rIdv3nc7y5thw-unl62bqrhn">
-              <w:r>
-                <w:rPr>
-                  <w:rFonts w:ascii="Arial" w:cs="Arial" w:eastAsia="Arial" w:hAnsi="Arial"/>
-                  <w:color w:val="595959"/>
-                  <w:sz w:val="14"/>
-                  <w:szCs w:val="14"/>
-                  <w:u w:val="single" w:color="595959"/>
-                </w:rPr>
-                <w:t xml:space="preserve">🔍 Search ARES for similar readings</w:t>
-              </w:r>
-            </w:hyperlink>
-          </w:p>
-        </w:tc>
-        <w:tc>
-          <w:tcPr>
-            <w:tcW w:type="dxa" w:w="3040"/>
-            <w:shd w:fill="FFFFFF" w:color="auto" w:val="clear"/>
-            <w:tcMar>
-              <w:top w:type="dxa" w:w="60"/>
-              <w:left w:type="dxa" w:w="120"/>
-              <w:bottom w:type="dxa" w:w="60"/>
-              <w:right w:type="dxa" w:w="120"/>
-            </w:tcMar>
-            <w:vAlign w:val="top"/>
-          </w:tcPr>
-          <w:p>
-            <w:pPr>
-              <w:spacing w:after="40" w:before="0"/>
-              <w:jc w:val="left"/>
-            </w:pPr>
-            <w:r>
-              <w:rPr>
-                <w:rFonts w:ascii="Arial" w:cs="Arial" w:eastAsia="Arial" w:hAnsi="Arial"/>
-                <w:b w:val="false"/>
-                <w:bCs w:val="false"/>
-                <w:i w:val="false"/>
-                <w:iCs w:val="false"/>
-                <w:color w:val="000000"/>
-                <w:sz w:val="18"/>
-                <w:szCs w:val="18"/>
-              </w:rPr>
-              <w:t xml:space="preserve">Learners are organised into six Expert Groups (approximately 5 learners each). Each group is assigned one application sector and receives the corresponding structured reading text on the ARES platform (or as a printed handout). The six sectors are: (1) Agriculture — CAN, ammonium sulphate, and single super phosphate as fertilisers; role of nitrogen, phosphorus, and potassium; why CAN must be stored in sealed bags (links to deliquescence from the phenomenon). (2) Food Industry — sodium chloride for preserving omena and tilapia at Lake Victoria; sodium nitrate/nitrite in processed meats; role of solubility and osmotic properties. (3) Medicine — oral rehydration salts (sodium chloride + potassium chloride + sodium citrate + glucose); iron(II) sulphate tablets for anaemia; zinc sulphate for child diarrhoea treatment; why ionic composition matters. (4) Paper and Paint Industries — sodium sulphate (salt cake) in paper pulping; barium sulphate as a white pigment in paint (links to insolubility rule from solubility lesson); titanium dioxide context. (5) Glass Industry — sodium carbonate (soda ash from Lake Magadi) as a flux to lower the melting point of silica; calcium carbonate to stabilise glass; sodium silicate. (6) Laundry Industry — sodium carbonate (washing soda) as a water softener; sodium hypochlorite as a bleach; links to efflorescence of washing soda observed in the phenomenon. Each group completes a structured reading guide with four columns: Salt Name | Chemical Formula | Key Property Used | Connection to Phenomenon or Earlier Lessons. After reading, the group prepares a summary poster (A3 paper or digital slide) with: sector title, two or three key salts, the property driving each use, and one sentence connecting the use to the phenomenon.</w:t>
-            </w:r>
-          </w:p>
-        </w:tc>
-        <w:tc>
-          <w:tcPr>
-            <w:tcW w:type="dxa" w:w="3040"/>
-            <w:shd w:fill="F2F2F2" w:color="auto" w:val="clear"/>
-            <w:tcMar>
-              <w:top w:type="dxa" w:w="60"/>
-              <w:left w:type="dxa" w:w="120"/>
-              <w:bottom w:type="dxa" w:w="60"/>
-              <w:right w:type="dxa" w:w="120"/>
-            </w:tcMar>
-            <w:vAlign w:val="top"/>
-          </w:tcPr>
-          <w:p>
-            <w:pPr>
-              <w:spacing w:after="40" w:before="0"/>
-              <w:jc w:val="left"/>
-            </w:pPr>
-            <w:r>
-              <w:rPr>
-                <w:rFonts w:ascii="Arial" w:cs="Arial" w:eastAsia="Arial" w:hAnsi="Arial"/>
-                <w:b w:val="false"/>
-                <w:bCs w:val="false"/>
-                <w:i w:val="false"/>
-                <w:iCs w:val="false"/>
-                <w:color w:val="000000"/>
-                <w:sz w:val="18"/>
-                <w:szCs w:val="18"/>
-              </w:rPr>
-              <w:t xml:space="preserve">Assign groups before the lesson and have materials ready on ARES. Introduce the task: 'Today you are expert researchers. Each group will become the class authority on one application sector of salts. Your job is to read carefully, complete the reading guide, and prepare a poster your classmates will learn from. You have 25 minutes for reading and poster preparation.' [WAIT — circulate continuously.] Visit each group at least twice. During visits, use targeted prompts: For Group 1 (Agriculture): 'You saw CAN clump overnight in the phenomenon. Find the word in your text that describes this behaviour. Why does the farmer NEED to know this?' For Group 2 (Food): 'What property of sodium chloride makes it effective at preserving fish? Is that a physical or chemical property?' For Group 4 (Paint): 'Your solubility table from Lesson 4 — is barium sulphate soluble or insoluble? Why might that matter for a pigment in paint?' For Group 6 (Laundry): 'Your text mentions washing soda. Look back at the phenomenon description — what happened to the washing soda crystals overnight? Write that exact behaviour in your connection column.' If a group finishes early, prompt: 'Add a column — name ONE career in Kenya where a person would need to know this application.' After 25 minutes, call time: 'Posters up. We move into gallery walk in 2 minutes — leave one member at your poster to explain; the rest walk.'</w:t>
-            </w:r>
-          </w:p>
-        </w:tc>
-        <w:tc>
-          <w:tcPr>
-            <w:tcW w:type="dxa" w:w="3040"/>
-            <w:shd w:fill="FFFFFF" w:color="auto" w:val="clear"/>
-            <w:tcMar>
-              <w:top w:type="dxa" w:w="60"/>
-              <w:left w:type="dxa" w:w="120"/>
-              <w:bottom w:type="dxa" w:w="60"/>
-              <w:right w:type="dxa" w:w="120"/>
-            </w:tcMar>
-            <w:vAlign w:val="top"/>
-          </w:tcPr>
-          <w:p>
-            <w:pPr>
-              <w:spacing w:after="40" w:before="0"/>
-              <w:jc w:val="left"/>
-            </w:pPr>
-            <w:r>
-              <w:rPr>
-                <w:rFonts w:ascii="Arial" w:cs="Arial" w:eastAsia="Arial" w:hAnsi="Arial"/>
-                <w:b w:val="false"/>
-                <w:bCs w:val="false"/>
-                <w:i w:val="false"/>
-                <w:iCs w:val="false"/>
-                <w:color w:val="000000"/>
-                <w:sz w:val="18"/>
-                <w:szCs w:val="18"/>
-              </w:rPr>
-              <w:t xml:space="preserve">Strategy: Jigsaw Expert Reading with Structured Note-Taking. Dividing the class into sector experts means every learner reads deeply on one area and then teaches peers — a well-evidenced strategy for content retention. The four-column reading guide (Salt | Formula | Property | Phenomenon Connection) scaffolds the reading so learners are not simply collecting facts but are explicitly building explanatory links. The mandatory 'connection to phenomenon' column ensures the anchoring phenomenon remains the cognitive thread across all groups.</w:t>
-            </w:r>
-          </w:p>
-        </w:tc>
-        <w:tc>
-          <w:tcPr>
-            <w:tcW w:type="dxa" w:w="3040"/>
-            <w:shd w:fill="F2F2F2" w:color="auto" w:val="clear"/>
-            <w:tcMar>
-              <w:top w:type="dxa" w:w="60"/>
-              <w:left w:type="dxa" w:w="120"/>
-              <w:bottom w:type="dxa" w:w="60"/>
-              <w:right w:type="dxa" w:w="120"/>
-            </w:tcMar>
-            <w:vAlign w:val="top"/>
-          </w:tcPr>
-          <w:p>
-            <w:pPr>
-              <w:spacing w:after="40" w:before="0"/>
-              <w:jc w:val="left"/>
-            </w:pPr>
-            <w:r>
-              <w:rPr>
-                <w:rFonts w:ascii="Arial" w:cs="Arial" w:eastAsia="Arial" w:hAnsi="Arial"/>
-                <w:b w:val="false"/>
-                <w:bCs w:val="false"/>
-                <w:i w:val="false"/>
-                <w:iCs w:val="false"/>
-                <w:color w:val="000000"/>
-                <w:sz w:val="18"/>
-                <w:szCs w:val="18"/>
-              </w:rPr>
-              <w:t xml:space="preserve">Observable indicator: Each group's completed reading guide has all four columns filled with accurate information for at least two salts. Teacher checks 'Connection to Phenomenon' column during circulation — if it is blank or vague (e.g., 'it is related'), prompt with: 'Be specific — which substance from the storeroom or laboratory bench does this remind you of, and why?' Poster quality check: the poster must name the key property (not just the use) — this distinguishes surface recall from conceptual understanding.</w:t>
-            </w:r>
-          </w:p>
-        </w:tc>
-      </w:tr>
-      <w:tr>
-        <w:tc>
-          <w:tcPr>
-            <w:tcW w:type="dxa" w:w="1520"/>
-            <w:shd w:fill="E2EFDA" w:color="auto" w:val="clear"/>
-            <w:tcMar>
-              <w:top w:type="dxa" w:w="60"/>
-              <w:left w:type="dxa" w:w="120"/>
-              <w:bottom w:type="dxa" w:w="60"/>
-              <w:right w:type="dxa" w:w="120"/>
-            </w:tcMar>
-            <w:vAlign w:val="top"/>
-          </w:tcPr>
-          <w:p>
-            <w:pPr>
-              <w:spacing w:after="40" w:before="0"/>
-              <w:jc w:val="left"/>
-            </w:pPr>
-            <w:r>
-              <w:rPr>
-                <w:rFonts w:ascii="Arial" w:cs="Arial" w:eastAsia="Arial" w:hAnsi="Arial"/>
-                <w:b/>
-                <w:bCs/>
-                <w:i w:val="false"/>
-                <w:iCs w:val="false"/>
-                <w:color w:val="000000"/>
-                <w:sz w:val="18"/>
-                <w:szCs w:val="18"/>
-              </w:rPr>
-              <w:t xml:space="preserve">Explain Phase</w:t>
-            </w:r>
-          </w:p>
-          <w:p>
-            <w:pPr>
-              <w:spacing w:after="20" w:before="0"/>
-            </w:pPr>
-            <w:r>
-              <w:rPr>
-                <w:rFonts w:ascii="Arial" w:cs="Arial" w:eastAsia="Arial" w:hAnsi="Arial"/>
-                <w:b/>
-                <w:bCs/>
-                <w:color w:val="1F3864"/>
-                <w:sz w:val="16"/>
-                <w:szCs w:val="16"/>
-              </w:rPr>
-              <w:t xml:space="preserve">📹 VIDEO:</w:t>
-            </w:r>
-          </w:p>
-          <w:p>
-            <w:pPr>
-              <w:spacing w:after="20" w:before="0"/>
-            </w:pPr>
-            <w:hyperlink w:history="1" r:id="rIdnfxkaxm2wf4uf5lvbkcyu">
-              <w:r>
-                <w:rPr>
-                  <w:rFonts w:ascii="Arial" w:cs="Arial" w:eastAsia="Arial" w:hAnsi="Arial"/>
-                  <w:color w:val="2E75B6"/>
-                  <w:sz w:val="16"/>
-                  <w:szCs w:val="16"/>
-                  <w:u w:val="single" w:color="2E75B6"/>
-                </w:rPr>
-                <w:t xml:space="preserve">Conservation and the race to save biodiversity</w:t>
-              </w:r>
-            </w:hyperlink>
-          </w:p>
-          <w:p>
-            <w:pPr>
-              <w:spacing w:after="10" w:before="0"/>
-              <w:ind w:left="120"/>
-            </w:pPr>
-            <w:r>
-              <w:rPr>
-                <w:rFonts w:ascii="Arial" w:cs="Arial" w:eastAsia="Arial" w:hAnsi="Arial"/>
-                <w:color w:val="595959"/>
-                <w:sz w:val="14"/>
-                <w:szCs w:val="14"/>
-              </w:rPr>
-              <w:t xml:space="preserve">Source: Khan Academy (English - US curriculum)</w:t>
-            </w:r>
-          </w:p>
-          <w:p>
-            <w:pPr>
-              <w:spacing w:after="10" w:before="0"/>
-              <w:ind w:left="120"/>
-            </w:pPr>
-            <w:hyperlink w:history="1" r:id="rIdhaxjvhta4ovjtiarmb2et">
+            <w:hyperlink w:history="1" r:id="rIdhwixamiqtg4cp2jpy54qt">
               <w:r>
                 <w:rPr>
                   <w:rFonts w:ascii="Arial" w:cs="Arial" w:eastAsia="Arial" w:hAnsi="Arial"/>
@@ -20910,14 +20893,241 @@
                 <w:sz w:val="16"/>
                 <w:szCs w:val="16"/>
               </w:rPr>
-              <w:t xml:space="preserve">📖 HTML:</w:t>
+              <w:t xml:space="preserve">📖 READING:</w:t>
             </w:r>
           </w:p>
           <w:p>
             <w:pPr>
               <w:spacing w:after="20" w:before="0"/>
             </w:pPr>
-            <w:hyperlink w:history="1" r:id="rIdnfgbsqdztg3hgogmbmehq">
+            <w:r>
+              <w:rPr>
+                <w:rFonts w:ascii="Arial" w:cs="Arial" w:eastAsia="Arial" w:hAnsi="Arial"/>
+                <w:i/>
+                <w:iCs/>
+                <w:color w:val="595959"/>
+                <w:sz w:val="16"/>
+                <w:szCs w:val="16"/>
+              </w:rPr>
+              <w:t xml:space="preserve">No closely matching reading in the ARES library for this activity.</w:t>
+            </w:r>
+          </w:p>
+          <w:p>
+            <w:pPr>
+              <w:spacing w:after="10" w:before="0"/>
+              <w:ind w:left="120"/>
+            </w:pPr>
+            <w:hyperlink w:history="1" r:id="rId5ymcsjeszxsgfqce1yjag">
+              <w:r>
+                <w:rPr>
+                  <w:rFonts w:ascii="Arial" w:cs="Arial" w:eastAsia="Arial" w:hAnsi="Arial"/>
+                  <w:color w:val="595959"/>
+                  <w:sz w:val="14"/>
+                  <w:szCs w:val="14"/>
+                  <w:u w:val="single" w:color="595959"/>
+                </w:rPr>
+                <w:t xml:space="preserve">🔍 Search ARES for readings</w:t>
+              </w:r>
+            </w:hyperlink>
+          </w:p>
+          <w:p>
+            <w:pPr>
+              <w:spacing w:after="10" w:before="0"/>
+              <w:ind w:left="120"/>
+            </w:pPr>
+            <w:r>
+              <w:rPr>
+                <w:rFonts w:ascii="Arial" w:cs="Arial" w:eastAsia="Arial" w:hAnsi="Arial"/>
+                <w:color w:val="595959"/>
+                <w:sz w:val="14"/>
+                <w:szCs w:val="14"/>
+              </w:rPr>
+              <w:t xml:space="preserve">Search terms: salts applications fertiliser rift</w:t>
+            </w:r>
+          </w:p>
+        </w:tc>
+        <w:tc>
+          <w:tcPr>
+            <w:tcW w:type="dxa" w:w="3040"/>
+            <w:shd w:fill="FFFFFF" w:color="auto" w:val="clear"/>
+            <w:tcMar>
+              <w:top w:type="dxa" w:w="60"/>
+              <w:left w:type="dxa" w:w="120"/>
+              <w:bottom w:type="dxa" w:w="60"/>
+              <w:right w:type="dxa" w:w="120"/>
+            </w:tcMar>
+            <w:vAlign w:val="top"/>
+          </w:tcPr>
+          <w:p>
+            <w:pPr>
+              <w:spacing w:after="40" w:before="0"/>
+              <w:jc w:val="left"/>
+            </w:pPr>
+            <w:r>
+              <w:rPr>
+                <w:rFonts w:ascii="Arial" w:cs="Arial" w:eastAsia="Arial" w:hAnsi="Arial"/>
+                <w:b w:val="false"/>
+                <w:bCs w:val="false"/>
+                <w:i w:val="false"/>
+                <w:iCs w:val="false"/>
+                <w:color w:val="000000"/>
+                <w:sz w:val="18"/>
+                <w:szCs w:val="18"/>
+              </w:rPr>
+              <w:t xml:space="preserve">Gallery Walk (15 minutes): Five learners rotate clockwise through the five other groups' posters. One 'expert' remains at each poster. Rotating learners carry a sticky note and write ONE question and ONE connection to their own group's sector on the note, which they leave on the poster. After the gallery walk, experts collect the sticky notes and share the most interesting question with the class. Whole-Class Synthesis (10 minutes): Teacher facilitates a structured class discussion using the 'Property → Use → Phenomenon' framework. For each of the three phenomenon substances (CAN, washing soda, table salt), the teacher asks learners to now provide a FULL explanation: What salt is it? What property does it have? How does that property determine both its atmospheric behaviour AND its practical use? Learners record a final synthesis statement in their books: 'The choice of a salt for a specific purpose depends on its [type / solubility / behaviour in air] because...' — completed individually.</w:t>
+            </w:r>
+          </w:p>
+        </w:tc>
+        <w:tc>
+          <w:tcPr>
+            <w:tcW w:type="dxa" w:w="3040"/>
+            <w:shd w:fill="F2F2F2" w:color="auto" w:val="clear"/>
+            <w:tcMar>
+              <w:top w:type="dxa" w:w="60"/>
+              <w:left w:type="dxa" w:w="120"/>
+              <w:bottom w:type="dxa" w:w="60"/>
+              <w:right w:type="dxa" w:w="120"/>
+            </w:tcMar>
+            <w:vAlign w:val="top"/>
+          </w:tcPr>
+          <w:p>
+            <w:pPr>
+              <w:spacing w:after="40" w:before="0"/>
+              <w:jc w:val="left"/>
+            </w:pPr>
+            <w:r>
+              <w:rPr>
+                <w:rFonts w:ascii="Arial" w:cs="Arial" w:eastAsia="Arial" w:hAnsi="Arial"/>
+                <w:b w:val="false"/>
+                <w:bCs w:val="false"/>
+                <w:i w:val="false"/>
+                <w:iCs w:val="false"/>
+                <w:color w:val="000000"/>
+                <w:sz w:val="18"/>
+                <w:szCs w:val="18"/>
+              </w:rPr>
+              <w:t xml:space="preserve">For the gallery walk: 'Rotate when I say GO. You have 3 minutes at each poster. Read, ask the expert one question, and leave a sticky note with your question AND one connection to your own sector.' [Timer visible. Rotate every 3 minutes. Circulate and listen for misconceptions.] After gallery walk, call the class back: 'Experts — read out the most surprising question left on your poster.' Take 3–4 questions, write them on the board. Then say: 'Let us now use ALL the evidence from today — and from our six lessons before today — to answer the three parts of our driving question about the phenomenon.' Display the phenomenon description on the screen. Cold-call 6 learners (one per group): 'Mwangi — your group studied agriculture. CAN clumped overnight. In ONE sentence, connect the property of CAN to why a Rift Valley farmer must store it in sealed bags.' After each response, ask the class: 'Does anyone want to add or challenge?' [WAIT 10 seconds after each response.] After all three phenomenon substances are explained, say: 'Now write your synthesis statement. You have 3 minutes — no talking.' [WAIT — 3 minutes silent writing.] Cold-call 3 learners to read their statements. Provide explicit verbal feedback: 'Excellent — Njeri has named the property AND connected it to a real consequence for the farmer. That is the level of explanation we are building towards in Lesson 8.'</w:t>
+            </w:r>
+          </w:p>
+        </w:tc>
+        <w:tc>
+          <w:tcPr>
+            <w:tcW w:type="dxa" w:w="3040"/>
+            <w:shd w:fill="FFFFFF" w:color="auto" w:val="clear"/>
+            <w:tcMar>
+              <w:top w:type="dxa" w:w="60"/>
+              <w:left w:type="dxa" w:w="120"/>
+              <w:bottom w:type="dxa" w:w="60"/>
+              <w:right w:type="dxa" w:w="120"/>
+            </w:tcMar>
+            <w:vAlign w:val="top"/>
+          </w:tcPr>
+          <w:p>
+            <w:pPr>
+              <w:spacing w:after="40" w:before="0"/>
+              <w:jc w:val="left"/>
+            </w:pPr>
+            <w:r>
+              <w:rPr>
+                <w:rFonts w:ascii="Arial" w:cs="Arial" w:eastAsia="Arial" w:hAnsi="Arial"/>
+                <w:b w:val="false"/>
+                <w:bCs w:val="false"/>
+                <w:i w:val="false"/>
+                <w:iCs w:val="false"/>
+                <w:color w:val="000000"/>
+                <w:sz w:val="18"/>
+                <w:szCs w:val="18"/>
+              </w:rPr>
+              <w:t xml:space="preserve">Strategy: Gallery Walk with Sticky-Note Questioning, followed by Property→Use→Phenomenon Framework. The gallery walk distributes expertise across the class and creates peer accountability (learners must be able to explain their poster to visitors). The structured synthesis framework ('Property → Use → Phenomenon') prevents learners from treating applications as isolated facts by requiring them to trace every use back to a property and every property back to observable evidence — the core of scientific sensemaking. The individual synthesis statement consolidates learning in writing, supporting literacy across the curriculum.</w:t>
+            </w:r>
+          </w:p>
+        </w:tc>
+        <w:tc>
+          <w:tcPr>
+            <w:tcW w:type="dxa" w:w="3040"/>
+            <w:shd w:fill="F2F2F2" w:color="auto" w:val="clear"/>
+            <w:tcMar>
+              <w:top w:type="dxa" w:w="60"/>
+              <w:left w:type="dxa" w:w="120"/>
+              <w:bottom w:type="dxa" w:w="60"/>
+              <w:right w:type="dxa" w:w="120"/>
+            </w:tcMar>
+            <w:vAlign w:val="top"/>
+          </w:tcPr>
+          <w:p>
+            <w:pPr>
+              <w:spacing w:after="40" w:before="0"/>
+              <w:jc w:val="left"/>
+            </w:pPr>
+            <w:r>
+              <w:rPr>
+                <w:rFonts w:ascii="Arial" w:cs="Arial" w:eastAsia="Arial" w:hAnsi="Arial"/>
+                <w:b w:val="false"/>
+                <w:bCs w:val="false"/>
+                <w:i w:val="false"/>
+                <w:iCs w:val="false"/>
+                <w:color w:val="000000"/>
+                <w:sz w:val="18"/>
+                <w:szCs w:val="18"/>
+              </w:rPr>
+              <w:t xml:space="preserve">Observable indicator: During cold-calls, learners can name the specific property (not just the use) and connect it to the phenomenon without being prompted. Written synthesis statements should contain: a named salt, a named property, and a stated consequence — teacher collects 6–8 books at random at the end of the lesson to check for depth and accuracy. Sticky notes on posters reveal the level of cross-sector thinking — if most notes only restate information rather than ask questions, teacher plans a bridging activity for Lesson 8.</w:t>
+            </w:r>
+          </w:p>
+        </w:tc>
+      </w:tr>
+      <w:tr>
+        <w:tc>
+          <w:tcPr>
+            <w:tcW w:type="dxa" w:w="1520"/>
+            <w:shd w:fill="FCE4D6" w:color="auto" w:val="clear"/>
+            <w:tcMar>
+              <w:top w:type="dxa" w:w="60"/>
+              <w:left w:type="dxa" w:w="120"/>
+              <w:bottom w:type="dxa" w:w="60"/>
+              <w:right w:type="dxa" w:w="120"/>
+            </w:tcMar>
+            <w:vAlign w:val="top"/>
+          </w:tcPr>
+          <w:p>
+            <w:pPr>
+              <w:spacing w:after="40" w:before="0"/>
+              <w:jc w:val="left"/>
+            </w:pPr>
+            <w:r>
+              <w:rPr>
+                <w:rFonts w:ascii="Arial" w:cs="Arial" w:eastAsia="Arial" w:hAnsi="Arial"/>
+                <w:b/>
+                <w:bCs/>
+                <w:i w:val="false"/>
+                <w:iCs w:val="false"/>
+                <w:color w:val="000000"/>
+                <w:sz w:val="18"/>
+                <w:szCs w:val="18"/>
+              </w:rPr>
+              <w:t xml:space="preserve">Driving Question Board (DQB) Creation</w:t>
+            </w:r>
+          </w:p>
+          <w:p>
+            <w:pPr>
+              <w:spacing w:after="20" w:before="0"/>
+            </w:pPr>
+            <w:r>
+              <w:rPr>
+                <w:rFonts w:ascii="Arial" w:cs="Arial" w:eastAsia="Arial" w:hAnsi="Arial"/>
+                <w:b/>
+                <w:bCs/>
+                <w:color w:val="1F3864"/>
+                <w:sz w:val="16"/>
+                <w:szCs w:val="16"/>
+              </w:rPr>
+              <w:t xml:space="preserve">📹 VIDEO:</w:t>
+            </w:r>
+          </w:p>
+          <w:p>
+            <w:pPr>
+              <w:spacing w:after="20" w:before="0"/>
+            </w:pPr>
+            <w:hyperlink w:history="1" r:id="rIdlv9vybnqyg1_f2-zm0rfb">
               <w:r>
                 <w:rPr>
                   <w:rFonts w:ascii="Arial" w:cs="Arial" w:eastAsia="Arial" w:hAnsi="Arial"/>
@@ -20926,7 +21136,7 @@
                   <w:szCs w:val="16"/>
                   <w:u w:val="single" w:color="2E75B6"/>
                 </w:rPr>
-                <w:t xml:space="preserve">Hydrolysis of Salts: Equations (Flexbook)</w:t>
+                <w:t xml:space="preserve">2015 AP Chemistry free response 6</w:t>
               </w:r>
             </w:hyperlink>
           </w:p>
@@ -20942,7 +21152,7 @@
                 <w:sz w:val="14"/>
                 <w:szCs w:val="14"/>
               </w:rPr>
-              <w:t xml:space="preserve">Source: CK-12</w:t>
+              <w:t xml:space="preserve">Source: Khan Academy (English - US curriculum)</w:t>
             </w:r>
           </w:p>
           <w:p>
@@ -20950,235 +21160,7 @@
               <w:spacing w:after="10" w:before="0"/>
               <w:ind w:left="120"/>
             </w:pPr>
-            <w:hyperlink w:history="1" r:id="rIdts3hjnpxqjbq9i5h-r6-z">
-              <w:r>
-                <w:rPr>
-                  <w:rFonts w:ascii="Arial" w:cs="Arial" w:eastAsia="Arial" w:hAnsi="Arial"/>
-                  <w:color w:val="595959"/>
-                  <w:sz w:val="14"/>
-                  <w:szCs w:val="14"/>
-                  <w:u w:val="single" w:color="595959"/>
-                </w:rPr>
-                <w:t xml:space="preserve">🔍 Search ARES for similar readings</w:t>
-              </w:r>
-            </w:hyperlink>
-          </w:p>
-        </w:tc>
-        <w:tc>
-          <w:tcPr>
-            <w:tcW w:type="dxa" w:w="3040"/>
-            <w:shd w:fill="FFFFFF" w:color="auto" w:val="clear"/>
-            <w:tcMar>
-              <w:top w:type="dxa" w:w="60"/>
-              <w:left w:type="dxa" w:w="120"/>
-              <w:bottom w:type="dxa" w:w="60"/>
-              <w:right w:type="dxa" w:w="120"/>
-            </w:tcMar>
-            <w:vAlign w:val="top"/>
-          </w:tcPr>
-          <w:p>
-            <w:pPr>
-              <w:spacing w:after="40" w:before="0"/>
-              <w:jc w:val="left"/>
-            </w:pPr>
-            <w:r>
-              <w:rPr>
-                <w:rFonts w:ascii="Arial" w:cs="Arial" w:eastAsia="Arial" w:hAnsi="Arial"/>
-                <w:b w:val="false"/>
-                <w:bCs w:val="false"/>
-                <w:i w:val="false"/>
-                <w:iCs w:val="false"/>
-                <w:color w:val="000000"/>
-                <w:sz w:val="18"/>
-                <w:szCs w:val="18"/>
-              </w:rPr>
-              <w:t xml:space="preserve">Gallery Walk (15 minutes): Five learners rotate clockwise through the five other groups' posters. One 'expert' remains at each poster. Rotating learners carry a sticky note and write ONE question and ONE connection to their own group's sector on the note, which they leave on the poster. After the gallery walk, experts collect the sticky notes and share the most interesting question with the class. Whole-Class Synthesis (10 minutes): Teacher facilitates a structured class discussion using the 'Property → Use → Phenomenon' framework. For each of the three phenomenon substances (CAN, washing soda, table salt), the teacher asks learners to now provide a FULL explanation: What salt is it? What property does it have? How does that property determine both its atmospheric behaviour AND its practical use? Learners record a final synthesis statement in their books: 'The choice of a salt for a specific purpose depends on its [type / solubility / behaviour in air] because...' — completed individually.</w:t>
-            </w:r>
-          </w:p>
-        </w:tc>
-        <w:tc>
-          <w:tcPr>
-            <w:tcW w:type="dxa" w:w="3040"/>
-            <w:shd w:fill="F2F2F2" w:color="auto" w:val="clear"/>
-            <w:tcMar>
-              <w:top w:type="dxa" w:w="60"/>
-              <w:left w:type="dxa" w:w="120"/>
-              <w:bottom w:type="dxa" w:w="60"/>
-              <w:right w:type="dxa" w:w="120"/>
-            </w:tcMar>
-            <w:vAlign w:val="top"/>
-          </w:tcPr>
-          <w:p>
-            <w:pPr>
-              <w:spacing w:after="40" w:before="0"/>
-              <w:jc w:val="left"/>
-            </w:pPr>
-            <w:r>
-              <w:rPr>
-                <w:rFonts w:ascii="Arial" w:cs="Arial" w:eastAsia="Arial" w:hAnsi="Arial"/>
-                <w:b w:val="false"/>
-                <w:bCs w:val="false"/>
-                <w:i w:val="false"/>
-                <w:iCs w:val="false"/>
-                <w:color w:val="000000"/>
-                <w:sz w:val="18"/>
-                <w:szCs w:val="18"/>
-              </w:rPr>
-              <w:t xml:space="preserve">For the gallery walk: 'Rotate when I say GO. You have 3 minutes at each poster. Read, ask the expert one question, and leave a sticky note with your question AND one connection to your own sector.' [Timer visible. Rotate every 3 minutes. Circulate and listen for misconceptions.] After gallery walk, call the class back: 'Experts — read out the most surprising question left on your poster.' Take 3–4 questions, write them on the board. Then say: 'Let us now use ALL the evidence from today — and from our six lessons before today — to answer the three parts of our driving question about the phenomenon.' Display the phenomenon description on the screen. Cold-call 6 learners (one per group): 'Mwangi — your group studied agriculture. CAN clumped overnight. In ONE sentence, connect the property of CAN to why a Rift Valley farmer must store it in sealed bags.' After each response, ask the class: 'Does anyone want to add or challenge?' [WAIT 10 seconds after each response.] After all three phenomenon substances are explained, say: 'Now write your synthesis statement. You have 3 minutes — no talking.' [WAIT — 3 minutes silent writing.] Cold-call 3 learners to read their statements. Provide explicit verbal feedback: 'Excellent — Njeri has named the property AND connected it to a real consequence for the farmer. That is the level of explanation we are building towards in Lesson 8.'</w:t>
-            </w:r>
-          </w:p>
-        </w:tc>
-        <w:tc>
-          <w:tcPr>
-            <w:tcW w:type="dxa" w:w="3040"/>
-            <w:shd w:fill="FFFFFF" w:color="auto" w:val="clear"/>
-            <w:tcMar>
-              <w:top w:type="dxa" w:w="60"/>
-              <w:left w:type="dxa" w:w="120"/>
-              <w:bottom w:type="dxa" w:w="60"/>
-              <w:right w:type="dxa" w:w="120"/>
-            </w:tcMar>
-            <w:vAlign w:val="top"/>
-          </w:tcPr>
-          <w:p>
-            <w:pPr>
-              <w:spacing w:after="40" w:before="0"/>
-              <w:jc w:val="left"/>
-            </w:pPr>
-            <w:r>
-              <w:rPr>
-                <w:rFonts w:ascii="Arial" w:cs="Arial" w:eastAsia="Arial" w:hAnsi="Arial"/>
-                <w:b w:val="false"/>
-                <w:bCs w:val="false"/>
-                <w:i w:val="false"/>
-                <w:iCs w:val="false"/>
-                <w:color w:val="000000"/>
-                <w:sz w:val="18"/>
-                <w:szCs w:val="18"/>
-              </w:rPr>
-              <w:t xml:space="preserve">Strategy: Gallery Walk with Sticky-Note Questioning, followed by Property→Use→Phenomenon Framework. The gallery walk distributes expertise across the class and creates peer accountability (learners must be able to explain their poster to visitors). The structured synthesis framework ('Property → Use → Phenomenon') prevents learners from treating applications as isolated facts by requiring them to trace every use back to a property and every property back to observable evidence — the core of scientific sensemaking. The individual synthesis statement consolidates learning in writing, supporting literacy across the curriculum.</w:t>
-            </w:r>
-          </w:p>
-        </w:tc>
-        <w:tc>
-          <w:tcPr>
-            <w:tcW w:type="dxa" w:w="3040"/>
-            <w:shd w:fill="F2F2F2" w:color="auto" w:val="clear"/>
-            <w:tcMar>
-              <w:top w:type="dxa" w:w="60"/>
-              <w:left w:type="dxa" w:w="120"/>
-              <w:bottom w:type="dxa" w:w="60"/>
-              <w:right w:type="dxa" w:w="120"/>
-            </w:tcMar>
-            <w:vAlign w:val="top"/>
-          </w:tcPr>
-          <w:p>
-            <w:pPr>
-              <w:spacing w:after="40" w:before="0"/>
-              <w:jc w:val="left"/>
-            </w:pPr>
-            <w:r>
-              <w:rPr>
-                <w:rFonts w:ascii="Arial" w:cs="Arial" w:eastAsia="Arial" w:hAnsi="Arial"/>
-                <w:b w:val="false"/>
-                <w:bCs w:val="false"/>
-                <w:i w:val="false"/>
-                <w:iCs w:val="false"/>
-                <w:color w:val="000000"/>
-                <w:sz w:val="18"/>
-                <w:szCs w:val="18"/>
-              </w:rPr>
-              <w:t xml:space="preserve">Observable indicator: During cold-calls, learners can name the specific property (not just the use) and connect it to the phenomenon without being prompted. Written synthesis statements should contain: a named salt, a named property, and a stated consequence — teacher collects 6–8 books at random at the end of the lesson to check for depth and accuracy. Sticky notes on posters reveal the level of cross-sector thinking — if most notes only restate information rather than ask questions, teacher plans a bridging activity for Lesson 8.</w:t>
-            </w:r>
-          </w:p>
-        </w:tc>
-      </w:tr>
-      <w:tr>
-        <w:tc>
-          <w:tcPr>
-            <w:tcW w:type="dxa" w:w="1520"/>
-            <w:shd w:fill="FCE4D6" w:color="auto" w:val="clear"/>
-            <w:tcMar>
-              <w:top w:type="dxa" w:w="60"/>
-              <w:left w:type="dxa" w:w="120"/>
-              <w:bottom w:type="dxa" w:w="60"/>
-              <w:right w:type="dxa" w:w="120"/>
-            </w:tcMar>
-            <w:vAlign w:val="top"/>
-          </w:tcPr>
-          <w:p>
-            <w:pPr>
-              <w:spacing w:after="40" w:before="0"/>
-              <w:jc w:val="left"/>
-            </w:pPr>
-            <w:r>
-              <w:rPr>
-                <w:rFonts w:ascii="Arial" w:cs="Arial" w:eastAsia="Arial" w:hAnsi="Arial"/>
-                <w:b/>
-                <w:bCs/>
-                <w:i w:val="false"/>
-                <w:iCs w:val="false"/>
-                <w:color w:val="000000"/>
-                <w:sz w:val="18"/>
-                <w:szCs w:val="18"/>
-              </w:rPr>
-              <w:t xml:space="preserve">Driving Question Board (DQB) Creation</w:t>
-            </w:r>
-          </w:p>
-          <w:p>
-            <w:pPr>
-              <w:spacing w:after="20" w:before="0"/>
-            </w:pPr>
-            <w:r>
-              <w:rPr>
-                <w:rFonts w:ascii="Arial" w:cs="Arial" w:eastAsia="Arial" w:hAnsi="Arial"/>
-                <w:b/>
-                <w:bCs/>
-                <w:color w:val="1F3864"/>
-                <w:sz w:val="16"/>
-                <w:szCs w:val="16"/>
-              </w:rPr>
-              <w:t xml:space="preserve">📹 VIDEO:</w:t>
-            </w:r>
-          </w:p>
-          <w:p>
-            <w:pPr>
-              <w:spacing w:after="20" w:before="0"/>
-            </w:pPr>
-            <w:hyperlink w:history="1" r:id="rIdcx8kdtpp79rtjpui38bsc">
-              <w:r>
-                <w:rPr>
-                  <w:rFonts w:ascii="Arial" w:cs="Arial" w:eastAsia="Arial" w:hAnsi="Arial"/>
-                  <w:color w:val="2E75B6"/>
-                  <w:sz w:val="16"/>
-                  <w:szCs w:val="16"/>
-                  <w:u w:val="single" w:color="2E75B6"/>
-                </w:rPr>
-                <w:t xml:space="preserve">Conservation and the race to save biodiversity</w:t>
-              </w:r>
-            </w:hyperlink>
-          </w:p>
-          <w:p>
-            <w:pPr>
-              <w:spacing w:after="10" w:before="0"/>
-              <w:ind w:left="120"/>
-            </w:pPr>
-            <w:r>
-              <w:rPr>
-                <w:rFonts w:ascii="Arial" w:cs="Arial" w:eastAsia="Arial" w:hAnsi="Arial"/>
-                <w:color w:val="595959"/>
-                <w:sz w:val="14"/>
-                <w:szCs w:val="14"/>
-              </w:rPr>
-              <w:t xml:space="preserve">Source: Khan Academy (English - US curriculum)</w:t>
-            </w:r>
-          </w:p>
-          <w:p>
-            <w:pPr>
-              <w:spacing w:after="10" w:before="0"/>
-              <w:ind w:left="120"/>
-            </w:pPr>
-            <w:hyperlink w:history="1" r:id="rIdw72bfkwrhekmnbvli5si2">
+            <w:hyperlink w:history="1" r:id="rIdtukf5fu0sppjtrcecfdb9">
               <w:r>
                 <w:rPr>
                   <w:rFonts w:ascii="Arial" w:cs="Arial" w:eastAsia="Arial" w:hAnsi="Arial"/>
@@ -21216,14 +21198,241 @@
                 <w:sz w:val="16"/>
                 <w:szCs w:val="16"/>
               </w:rPr>
-              <w:t xml:space="preserve">📖 HTML:</w:t>
+              <w:t xml:space="preserve">📖 READING:</w:t>
             </w:r>
           </w:p>
           <w:p>
             <w:pPr>
               <w:spacing w:after="20" w:before="0"/>
             </w:pPr>
-            <w:hyperlink w:history="1" r:id="rId2fplhtt61nwsxjdm1ucie">
+            <w:r>
+              <w:rPr>
+                <w:rFonts w:ascii="Arial" w:cs="Arial" w:eastAsia="Arial" w:hAnsi="Arial"/>
+                <w:i/>
+                <w:iCs/>
+                <w:color w:val="595959"/>
+                <w:sz w:val="16"/>
+                <w:szCs w:val="16"/>
+              </w:rPr>
+              <w:t xml:space="preserve">No closely matching reading in the ARES library for this activity.</w:t>
+            </w:r>
+          </w:p>
+          <w:p>
+            <w:pPr>
+              <w:spacing w:after="10" w:before="0"/>
+              <w:ind w:left="120"/>
+            </w:pPr>
+            <w:hyperlink w:history="1" r:id="rIdvy9pubhlaxbm_ydwkexxr">
+              <w:r>
+                <w:rPr>
+                  <w:rFonts w:ascii="Arial" w:cs="Arial" w:eastAsia="Arial" w:hAnsi="Arial"/>
+                  <w:color w:val="595959"/>
+                  <w:sz w:val="14"/>
+                  <w:szCs w:val="14"/>
+                  <w:u w:val="single" w:color="595959"/>
+                </w:rPr>
+                <w:t xml:space="preserve">🔍 Search ARES for readings</w:t>
+              </w:r>
+            </w:hyperlink>
+          </w:p>
+          <w:p>
+            <w:pPr>
+              <w:spacing w:after="10" w:before="0"/>
+              <w:ind w:left="120"/>
+            </w:pPr>
+            <w:r>
+              <w:rPr>
+                <w:rFonts w:ascii="Arial" w:cs="Arial" w:eastAsia="Arial" w:hAnsi="Arial"/>
+                <w:color w:val="595959"/>
+                <w:sz w:val="14"/>
+                <w:szCs w:val="14"/>
+              </w:rPr>
+              <w:t xml:space="preserve">Search terms: salts applications fertiliser rift</w:t>
+            </w:r>
+          </w:p>
+        </w:tc>
+        <w:tc>
+          <w:tcPr>
+            <w:tcW w:type="dxa" w:w="3040"/>
+            <w:shd w:fill="FFFFFF" w:color="auto" w:val="clear"/>
+            <w:tcMar>
+              <w:top w:type="dxa" w:w="60"/>
+              <w:left w:type="dxa" w:w="120"/>
+              <w:bottom w:type="dxa" w:w="60"/>
+              <w:right w:type="dxa" w:w="120"/>
+            </w:tcMar>
+            <w:vAlign w:val="top"/>
+          </w:tcPr>
+          <w:p>
+            <w:pPr>
+              <w:spacing w:after="40" w:before="0"/>
+              <w:jc w:val="left"/>
+            </w:pPr>
+            <w:r>
+              <w:rPr>
+                <w:rFonts w:ascii="Arial" w:cs="Arial" w:eastAsia="Arial" w:hAnsi="Arial"/>
+                <w:b w:val="false"/>
+                <w:bCs w:val="false"/>
+                <w:i w:val="false"/>
+                <w:iCs w:val="false"/>
+                <w:color w:val="000000"/>
+                <w:sz w:val="18"/>
+                <w:szCs w:val="18"/>
+              </w:rPr>
+              <w:t xml:space="preserve">Each expert group receives three sticky notes in different colours: (GREEN) 'We can now explain this about the phenomenon'; (YELLOW) 'We now understand this property and its use'; (PINK) 'New question or career connection raised by today's lesson.' Groups write their notes and a class representative places them on the DQB under three columns: 'Evidence Gathered', 'Properties Explained', and 'New Questions / Career Links'. The class briefly reviews the full DQB and identifies which parts of the original driving question can now be substantially answered and which parts still require the final lesson.</w:t>
+            </w:r>
+          </w:p>
+        </w:tc>
+        <w:tc>
+          <w:tcPr>
+            <w:tcW w:type="dxa" w:w="3040"/>
+            <w:shd w:fill="F2F2F2" w:color="auto" w:val="clear"/>
+            <w:tcMar>
+              <w:top w:type="dxa" w:w="60"/>
+              <w:left w:type="dxa" w:w="120"/>
+              <w:bottom w:type="dxa" w:w="60"/>
+              <w:right w:type="dxa" w:w="120"/>
+            </w:tcMar>
+            <w:vAlign w:val="top"/>
+          </w:tcPr>
+          <w:p>
+            <w:pPr>
+              <w:spacing w:after="40" w:before="0"/>
+              <w:jc w:val="left"/>
+            </w:pPr>
+            <w:r>
+              <w:rPr>
+                <w:rFonts w:ascii="Arial" w:cs="Arial" w:eastAsia="Arial" w:hAnsi="Arial"/>
+                <w:b w:val="false"/>
+                <w:bCs w:val="false"/>
+                <w:i w:val="false"/>
+                <w:iCs w:val="false"/>
+                <w:color w:val="000000"/>
+                <w:sz w:val="18"/>
+                <w:szCs w:val="18"/>
+              </w:rPr>
+              <w:t xml:space="preserve">Hand out the three sticky-note colours to group leaders. Say: 'You have 4 minutes as a group — fill in all three colours. Be specific: name the salt, name the property, name the application.' [WAIT — 4 minutes.] Call one representative per group to place notes on the DQB. After all notes are placed, step back and say: 'Look at our board. In silence, read through the green notes — the things we can now explain.' [WAIT 15 seconds.] Then ask: 'Raise your hand if you think we can now explain WHY the CAN fertiliser clumped.' [Count hands.] 'Raise your hand if you can explain the washing soda crust.' [Count hands.] 'Raise your hand if you can explain why table salt was unchanged.' [Count hands.] Point to the pink notes: 'These new questions and career connections are exactly what makes chemistry more than a school subject — they connect what we learn here to what Kenyans do every day. We will use these in Lesson 8 to build our final complete explanation.' Take a photograph of the updated DQB for the ARES platform record.</w:t>
+            </w:r>
+          </w:p>
+        </w:tc>
+        <w:tc>
+          <w:tcPr>
+            <w:tcW w:type="dxa" w:w="3040"/>
+            <w:shd w:fill="FFFFFF" w:color="auto" w:val="clear"/>
+            <w:tcMar>
+              <w:top w:type="dxa" w:w="60"/>
+              <w:left w:type="dxa" w:w="120"/>
+              <w:bottom w:type="dxa" w:w="60"/>
+              <w:right w:type="dxa" w:w="120"/>
+            </w:tcMar>
+            <w:vAlign w:val="top"/>
+          </w:tcPr>
+          <w:p>
+            <w:pPr>
+              <w:spacing w:after="40" w:before="0"/>
+              <w:jc w:val="left"/>
+            </w:pPr>
+            <w:r>
+              <w:rPr>
+                <w:rFonts w:ascii="Arial" w:cs="Arial" w:eastAsia="Arial" w:hAnsi="Arial"/>
+                <w:b w:val="false"/>
+                <w:bCs w:val="false"/>
+                <w:i w:val="false"/>
+                <w:iCs w:val="false"/>
+                <w:color w:val="000000"/>
+                <w:sz w:val="18"/>
+                <w:szCs w:val="18"/>
+              </w:rPr>
+              <w:t xml:space="preserve">Strategy: Colour-Coded DQB Update for Evidence Tracking. Using three distinct colours maps directly onto the three epistemic states of a scientific investigation: what is now explained (green), what properties are understood (yellow), and what remains open or extends to new contexts (pink). This visual differentiation helps learners develop metacognitive awareness of their own understanding — a key Competency-Based Education skill — and surfaces the remaining gaps that Lesson 8 must address.</w:t>
+            </w:r>
+          </w:p>
+        </w:tc>
+        <w:tc>
+          <w:tcPr>
+            <w:tcW w:type="dxa" w:w="3040"/>
+            <w:shd w:fill="F2F2F2" w:color="auto" w:val="clear"/>
+            <w:tcMar>
+              <w:top w:type="dxa" w:w="60"/>
+              <w:left w:type="dxa" w:w="120"/>
+              <w:bottom w:type="dxa" w:w="60"/>
+              <w:right w:type="dxa" w:w="120"/>
+            </w:tcMar>
+            <w:vAlign w:val="top"/>
+          </w:tcPr>
+          <w:p>
+            <w:pPr>
+              <w:spacing w:after="40" w:before="0"/>
+              <w:jc w:val="left"/>
+            </w:pPr>
+            <w:r>
+              <w:rPr>
+                <w:rFonts w:ascii="Arial" w:cs="Arial" w:eastAsia="Arial" w:hAnsi="Arial"/>
+                <w:b w:val="false"/>
+                <w:bCs w:val="false"/>
+                <w:i w:val="false"/>
+                <w:iCs w:val="false"/>
+                <w:color w:val="000000"/>
+                <w:sz w:val="18"/>
+                <w:szCs w:val="18"/>
+              </w:rPr>
+              <w:t xml:space="preserve">Observable indicator: Green notes make specific, accurate claims (e.g., 'CAN is deliquescent — it absorbs water vapour from air, so granules clump. Farmers must seal bags'). Vague green notes (e.g., 'we understand salts now') indicate surface-level understanding — teacher flags these groups for targeted follow-up in Lesson 8. Pink notes with career connections (e.g., 'Agricultural extension officer in Nakuru needs to know which fertiliser to recommend based on storage conditions') indicate higher-order transfer thinking.</w:t>
+            </w:r>
+          </w:p>
+        </w:tc>
+      </w:tr>
+      <w:tr>
+        <w:tc>
+          <w:tcPr>
+            <w:tcW w:type="dxa" w:w="1520"/>
+            <w:shd w:fill="D5E8F0" w:color="auto" w:val="clear"/>
+            <w:tcMar>
+              <w:top w:type="dxa" w:w="60"/>
+              <w:left w:type="dxa" w:w="120"/>
+              <w:bottom w:type="dxa" w:w="60"/>
+              <w:right w:type="dxa" w:w="120"/>
+            </w:tcMar>
+            <w:vAlign w:val="top"/>
+          </w:tcPr>
+          <w:p>
+            <w:pPr>
+              <w:spacing w:after="40" w:before="0"/>
+              <w:jc w:val="left"/>
+            </w:pPr>
+            <w:r>
+              <w:rPr>
+                <w:rFonts w:ascii="Arial" w:cs="Arial" w:eastAsia="Arial" w:hAnsi="Arial"/>
+                <w:b/>
+                <w:bCs/>
+                <w:i w:val="false"/>
+                <w:iCs w:val="false"/>
+                <w:color w:val="000000"/>
+                <w:sz w:val="18"/>
+                <w:szCs w:val="18"/>
+              </w:rPr>
+              <w:t xml:space="preserve">Model Building Phase</w:t>
+            </w:r>
+          </w:p>
+          <w:p>
+            <w:pPr>
+              <w:spacing w:after="20" w:before="0"/>
+            </w:pPr>
+            <w:r>
+              <w:rPr>
+                <w:rFonts w:ascii="Arial" w:cs="Arial" w:eastAsia="Arial" w:hAnsi="Arial"/>
+                <w:b/>
+                <w:bCs/>
+                <w:color w:val="1F3864"/>
+                <w:sz w:val="16"/>
+                <w:szCs w:val="16"/>
+              </w:rPr>
+              <w:t xml:space="preserve">📹 VIDEO:</w:t>
+            </w:r>
+          </w:p>
+          <w:p>
+            <w:pPr>
+              <w:spacing w:after="20" w:before="0"/>
+            </w:pPr>
+            <w:hyperlink w:history="1" r:id="rIddi-jhws3jbplwzenuqqnf">
               <w:r>
                 <w:rPr>
                   <w:rFonts w:ascii="Arial" w:cs="Arial" w:eastAsia="Arial" w:hAnsi="Arial"/>
@@ -21232,7 +21441,7 @@
                   <w:szCs w:val="16"/>
                   <w:u w:val="single" w:color="2E75B6"/>
                 </w:rPr>
-                <w:t xml:space="preserve">Hydrolysis of Salts: Equations (Flexbook)</w:t>
+                <w:t xml:space="preserve">2015 AP Chemistry free response 6</w:t>
               </w:r>
             </w:hyperlink>
           </w:p>
@@ -21248,7 +21457,7 @@
                 <w:sz w:val="14"/>
                 <w:szCs w:val="14"/>
               </w:rPr>
-              <w:t xml:space="preserve">Source: CK-12</w:t>
+              <w:t xml:space="preserve">Source: Khan Academy (English - US curriculum)</w:t>
             </w:r>
           </w:p>
           <w:p>
@@ -21256,235 +21465,7 @@
               <w:spacing w:after="10" w:before="0"/>
               <w:ind w:left="120"/>
             </w:pPr>
-            <w:hyperlink w:history="1" r:id="rIdi76yfrudkcddqgmh_cbuj">
-              <w:r>
-                <w:rPr>
-                  <w:rFonts w:ascii="Arial" w:cs="Arial" w:eastAsia="Arial" w:hAnsi="Arial"/>
-                  <w:color w:val="595959"/>
-                  <w:sz w:val="14"/>
-                  <w:szCs w:val="14"/>
-                  <w:u w:val="single" w:color="595959"/>
-                </w:rPr>
-                <w:t xml:space="preserve">🔍 Search ARES for similar readings</w:t>
-              </w:r>
-            </w:hyperlink>
-          </w:p>
-        </w:tc>
-        <w:tc>
-          <w:tcPr>
-            <w:tcW w:type="dxa" w:w="3040"/>
-            <w:shd w:fill="FFFFFF" w:color="auto" w:val="clear"/>
-            <w:tcMar>
-              <w:top w:type="dxa" w:w="60"/>
-              <w:left w:type="dxa" w:w="120"/>
-              <w:bottom w:type="dxa" w:w="60"/>
-              <w:right w:type="dxa" w:w="120"/>
-            </w:tcMar>
-            <w:vAlign w:val="top"/>
-          </w:tcPr>
-          <w:p>
-            <w:pPr>
-              <w:spacing w:after="40" w:before="0"/>
-              <w:jc w:val="left"/>
-            </w:pPr>
-            <w:r>
-              <w:rPr>
-                <w:rFonts w:ascii="Arial" w:cs="Arial" w:eastAsia="Arial" w:hAnsi="Arial"/>
-                <w:b w:val="false"/>
-                <w:bCs w:val="false"/>
-                <w:i w:val="false"/>
-                <w:iCs w:val="false"/>
-                <w:color w:val="000000"/>
-                <w:sz w:val="18"/>
-                <w:szCs w:val="18"/>
-              </w:rPr>
-              <w:t xml:space="preserve">Each expert group receives three sticky notes in different colours: (GREEN) 'We can now explain this about the phenomenon'; (YELLOW) 'We now understand this property and its use'; (PINK) 'New question or career connection raised by today's lesson.' Groups write their notes and a class representative places them on the DQB under three columns: 'Evidence Gathered', 'Properties Explained', and 'New Questions / Career Links'. The class briefly reviews the full DQB and identifies which parts of the original driving question can now be substantially answered and which parts still require the final lesson.</w:t>
-            </w:r>
-          </w:p>
-        </w:tc>
-        <w:tc>
-          <w:tcPr>
-            <w:tcW w:type="dxa" w:w="3040"/>
-            <w:shd w:fill="F2F2F2" w:color="auto" w:val="clear"/>
-            <w:tcMar>
-              <w:top w:type="dxa" w:w="60"/>
-              <w:left w:type="dxa" w:w="120"/>
-              <w:bottom w:type="dxa" w:w="60"/>
-              <w:right w:type="dxa" w:w="120"/>
-            </w:tcMar>
-            <w:vAlign w:val="top"/>
-          </w:tcPr>
-          <w:p>
-            <w:pPr>
-              <w:spacing w:after="40" w:before="0"/>
-              <w:jc w:val="left"/>
-            </w:pPr>
-            <w:r>
-              <w:rPr>
-                <w:rFonts w:ascii="Arial" w:cs="Arial" w:eastAsia="Arial" w:hAnsi="Arial"/>
-                <w:b w:val="false"/>
-                <w:bCs w:val="false"/>
-                <w:i w:val="false"/>
-                <w:iCs w:val="false"/>
-                <w:color w:val="000000"/>
-                <w:sz w:val="18"/>
-                <w:szCs w:val="18"/>
-              </w:rPr>
-              <w:t xml:space="preserve">Hand out the three sticky-note colours to group leaders. Say: 'You have 4 minutes as a group — fill in all three colours. Be specific: name the salt, name the property, name the application.' [WAIT — 4 minutes.] Call one representative per group to place notes on the DQB. After all notes are placed, step back and say: 'Look at our board. In silence, read through the green notes — the things we can now explain.' [WAIT 15 seconds.] Then ask: 'Raise your hand if you think we can now explain WHY the CAN fertiliser clumped.' [Count hands.] 'Raise your hand if you can explain the washing soda crust.' [Count hands.] 'Raise your hand if you can explain why table salt was unchanged.' [Count hands.] Point to the pink notes: 'These new questions and career connections are exactly what makes chemistry more than a school subject — they connect what we learn here to what Kenyans do every day. We will use these in Lesson 8 to build our final complete explanation.' Take a photograph of the updated DQB for the ARES platform record.</w:t>
-            </w:r>
-          </w:p>
-        </w:tc>
-        <w:tc>
-          <w:tcPr>
-            <w:tcW w:type="dxa" w:w="3040"/>
-            <w:shd w:fill="FFFFFF" w:color="auto" w:val="clear"/>
-            <w:tcMar>
-              <w:top w:type="dxa" w:w="60"/>
-              <w:left w:type="dxa" w:w="120"/>
-              <w:bottom w:type="dxa" w:w="60"/>
-              <w:right w:type="dxa" w:w="120"/>
-            </w:tcMar>
-            <w:vAlign w:val="top"/>
-          </w:tcPr>
-          <w:p>
-            <w:pPr>
-              <w:spacing w:after="40" w:before="0"/>
-              <w:jc w:val="left"/>
-            </w:pPr>
-            <w:r>
-              <w:rPr>
-                <w:rFonts w:ascii="Arial" w:cs="Arial" w:eastAsia="Arial" w:hAnsi="Arial"/>
-                <w:b w:val="false"/>
-                <w:bCs w:val="false"/>
-                <w:i w:val="false"/>
-                <w:iCs w:val="false"/>
-                <w:color w:val="000000"/>
-                <w:sz w:val="18"/>
-                <w:szCs w:val="18"/>
-              </w:rPr>
-              <w:t xml:space="preserve">Strategy: Colour-Coded DQB Update for Evidence Tracking. Using three distinct colours maps directly onto the three epistemic states of a scientific investigation: what is now explained (green), what properties are understood (yellow), and what remains open or extends to new contexts (pink). This visual differentiation helps learners develop metacognitive awareness of their own understanding — a key Competency-Based Education skill — and surfaces the remaining gaps that Lesson 8 must address.</w:t>
-            </w:r>
-          </w:p>
-        </w:tc>
-        <w:tc>
-          <w:tcPr>
-            <w:tcW w:type="dxa" w:w="3040"/>
-            <w:shd w:fill="F2F2F2" w:color="auto" w:val="clear"/>
-            <w:tcMar>
-              <w:top w:type="dxa" w:w="60"/>
-              <w:left w:type="dxa" w:w="120"/>
-              <w:bottom w:type="dxa" w:w="60"/>
-              <w:right w:type="dxa" w:w="120"/>
-            </w:tcMar>
-            <w:vAlign w:val="top"/>
-          </w:tcPr>
-          <w:p>
-            <w:pPr>
-              <w:spacing w:after="40" w:before="0"/>
-              <w:jc w:val="left"/>
-            </w:pPr>
-            <w:r>
-              <w:rPr>
-                <w:rFonts w:ascii="Arial" w:cs="Arial" w:eastAsia="Arial" w:hAnsi="Arial"/>
-                <w:b w:val="false"/>
-                <w:bCs w:val="false"/>
-                <w:i w:val="false"/>
-                <w:iCs w:val="false"/>
-                <w:color w:val="000000"/>
-                <w:sz w:val="18"/>
-                <w:szCs w:val="18"/>
-              </w:rPr>
-              <w:t xml:space="preserve">Observable indicator: Green notes make specific, accurate claims (e.g., 'CAN is deliquescent — it absorbs water vapour from air, so granules clump. Farmers must seal bags'). Vague green notes (e.g., 'we understand salts now') indicate surface-level understanding — teacher flags these groups for targeted follow-up in Lesson 8. Pink notes with career connections (e.g., 'Agricultural extension officer in Nakuru needs to know which fertiliser to recommend based on storage conditions') indicate higher-order transfer thinking.</w:t>
-            </w:r>
-          </w:p>
-        </w:tc>
-      </w:tr>
-      <w:tr>
-        <w:tc>
-          <w:tcPr>
-            <w:tcW w:type="dxa" w:w="1520"/>
-            <w:shd w:fill="D5E8F0" w:color="auto" w:val="clear"/>
-            <w:tcMar>
-              <w:top w:type="dxa" w:w="60"/>
-              <w:left w:type="dxa" w:w="120"/>
-              <w:bottom w:type="dxa" w:w="60"/>
-              <w:right w:type="dxa" w:w="120"/>
-            </w:tcMar>
-            <w:vAlign w:val="top"/>
-          </w:tcPr>
-          <w:p>
-            <w:pPr>
-              <w:spacing w:after="40" w:before="0"/>
-              <w:jc w:val="left"/>
-            </w:pPr>
-            <w:r>
-              <w:rPr>
-                <w:rFonts w:ascii="Arial" w:cs="Arial" w:eastAsia="Arial" w:hAnsi="Arial"/>
-                <w:b/>
-                <w:bCs/>
-                <w:i w:val="false"/>
-                <w:iCs w:val="false"/>
-                <w:color w:val="000000"/>
-                <w:sz w:val="18"/>
-                <w:szCs w:val="18"/>
-              </w:rPr>
-              <w:t xml:space="preserve">Model Building Phase</w:t>
-            </w:r>
-          </w:p>
-          <w:p>
-            <w:pPr>
-              <w:spacing w:after="20" w:before="0"/>
-            </w:pPr>
-            <w:r>
-              <w:rPr>
-                <w:rFonts w:ascii="Arial" w:cs="Arial" w:eastAsia="Arial" w:hAnsi="Arial"/>
-                <w:b/>
-                <w:bCs/>
-                <w:color w:val="1F3864"/>
-                <w:sz w:val="16"/>
-                <w:szCs w:val="16"/>
-              </w:rPr>
-              <w:t xml:space="preserve">📹 VIDEO:</w:t>
-            </w:r>
-          </w:p>
-          <w:p>
-            <w:pPr>
-              <w:spacing w:after="20" w:before="0"/>
-            </w:pPr>
-            <w:hyperlink w:history="1" r:id="rIdgvdqtkaog62e86pwhykq_">
-              <w:r>
-                <w:rPr>
-                  <w:rFonts w:ascii="Arial" w:cs="Arial" w:eastAsia="Arial" w:hAnsi="Arial"/>
-                  <w:color w:val="2E75B6"/>
-                  <w:sz w:val="16"/>
-                  <w:szCs w:val="16"/>
-                  <w:u w:val="single" w:color="2E75B6"/>
-                </w:rPr>
-                <w:t xml:space="preserve">Conservation and the race to save biodiversity</w:t>
-              </w:r>
-            </w:hyperlink>
-          </w:p>
-          <w:p>
-            <w:pPr>
-              <w:spacing w:after="10" w:before="0"/>
-              <w:ind w:left="120"/>
-            </w:pPr>
-            <w:r>
-              <w:rPr>
-                <w:rFonts w:ascii="Arial" w:cs="Arial" w:eastAsia="Arial" w:hAnsi="Arial"/>
-                <w:color w:val="595959"/>
-                <w:sz w:val="14"/>
-                <w:szCs w:val="14"/>
-              </w:rPr>
-              <w:t xml:space="preserve">Source: Khan Academy (English - US curriculum)</w:t>
-            </w:r>
-          </w:p>
-          <w:p>
-            <w:pPr>
-              <w:spacing w:after="10" w:before="0"/>
-              <w:ind w:left="120"/>
-            </w:pPr>
-            <w:hyperlink w:history="1" r:id="rIdiurxkztczrwudkyhbnmij">
+            <w:hyperlink w:history="1" r:id="rIdpa9gdlltzx9y2qlnjwnoj">
               <w:r>
                 <w:rPr>
                   <w:rFonts w:ascii="Arial" w:cs="Arial" w:eastAsia="Arial" w:hAnsi="Arial"/>
@@ -21522,47 +21503,31 @@
                 <w:sz w:val="16"/>
                 <w:szCs w:val="16"/>
               </w:rPr>
-              <w:t xml:space="preserve">📖 HTML:</w:t>
+              <w:t xml:space="preserve">📖 READING:</w:t>
             </w:r>
           </w:p>
           <w:p>
             <w:pPr>
               <w:spacing w:after="20" w:before="0"/>
             </w:pPr>
-            <w:hyperlink w:history="1" r:id="rIdrtypkk3ffg9fjphnrwt8y">
-              <w:r>
-                <w:rPr>
-                  <w:rFonts w:ascii="Arial" w:cs="Arial" w:eastAsia="Arial" w:hAnsi="Arial"/>
-                  <w:color w:val="2E75B6"/>
-                  <w:sz w:val="16"/>
-                  <w:szCs w:val="16"/>
-                  <w:u w:val="single" w:color="2E75B6"/>
-                </w:rPr>
-                <w:t xml:space="preserve">Hydrolysis of Salts: Equations (Flexbook)</w:t>
-              </w:r>
-            </w:hyperlink>
+            <w:r>
+              <w:rPr>
+                <w:rFonts w:ascii="Arial" w:cs="Arial" w:eastAsia="Arial" w:hAnsi="Arial"/>
+                <w:i/>
+                <w:iCs/>
+                <w:color w:val="595959"/>
+                <w:sz w:val="16"/>
+                <w:szCs w:val="16"/>
+              </w:rPr>
+              <w:t xml:space="preserve">No closely matching reading in the ARES library for this activity.</w:t>
+            </w:r>
           </w:p>
           <w:p>
             <w:pPr>
               <w:spacing w:after="10" w:before="0"/>
               <w:ind w:left="120"/>
             </w:pPr>
-            <w:r>
-              <w:rPr>
-                <w:rFonts w:ascii="Arial" w:cs="Arial" w:eastAsia="Arial" w:hAnsi="Arial"/>
-                <w:color w:val="595959"/>
-                <w:sz w:val="14"/>
-                <w:szCs w:val="14"/>
-              </w:rPr>
-              <w:t xml:space="preserve">Source: CK-12</w:t>
-            </w:r>
-          </w:p>
-          <w:p>
-            <w:pPr>
-              <w:spacing w:after="10" w:before="0"/>
-              <w:ind w:left="120"/>
-            </w:pPr>
-            <w:hyperlink w:history="1" r:id="rIdpgmmggnz7wuy_ku6cip_m">
+            <w:hyperlink w:history="1" r:id="rId670on_twuqgsk6kebs15p">
               <w:r>
                 <w:rPr>
                   <w:rFonts w:ascii="Arial" w:cs="Arial" w:eastAsia="Arial" w:hAnsi="Arial"/>
@@ -21571,9 +21536,24 @@
                   <w:szCs w:val="14"/>
                   <w:u w:val="single" w:color="595959"/>
                 </w:rPr>
-                <w:t xml:space="preserve">🔍 Search ARES for similar readings</w:t>
+                <w:t xml:space="preserve">🔍 Search ARES for readings</w:t>
               </w:r>
             </w:hyperlink>
+          </w:p>
+          <w:p>
+            <w:pPr>
+              <w:spacing w:after="10" w:before="0"/>
+              <w:ind w:left="120"/>
+            </w:pPr>
+            <w:r>
+              <w:rPr>
+                <w:rFonts w:ascii="Arial" w:cs="Arial" w:eastAsia="Arial" w:hAnsi="Arial"/>
+                <w:color w:val="595959"/>
+                <w:sz w:val="14"/>
+                <w:szCs w:val="14"/>
+              </w:rPr>
+              <w:t xml:space="preserve">Search terms: salts applications fertiliser rift</w:t>
+            </w:r>
           </w:p>
         </w:tc>
         <w:tc>
@@ -23049,7 +23029,7 @@
             <w:pPr>
               <w:spacing w:after="20" w:before="0"/>
             </w:pPr>
-            <w:hyperlink w:history="1" r:id="rIdjdw9bun77g5eikhstdj4a">
+            <w:hyperlink w:history="1" r:id="rIdloc9ahwutoujk0todjg9s">
               <w:r>
                 <w:rPr>
                   <w:rFonts w:ascii="Arial" w:cs="Arial" w:eastAsia="Arial" w:hAnsi="Arial"/>
@@ -23058,7 +23038,7 @@
                   <w:szCs w:val="16"/>
                   <w:u w:val="single" w:color="2E75B6"/>
                 </w:rPr>
-                <w:t xml:space="preserve">Meaningfully composing functions</w:t>
+                <w:t xml:space="preserve">pH of salt solutions</w:t>
               </w:r>
             </w:hyperlink>
           </w:p>
@@ -23082,7 +23062,7 @@
               <w:spacing w:after="10" w:before="0"/>
               <w:ind w:left="120"/>
             </w:pPr>
-            <w:hyperlink w:history="1" r:id="rId6kjzfu7ka8nc7crd_6itb">
+            <w:hyperlink w:history="1" r:id="rIdkarclxrbrjily07g2jeoz">
               <w:r>
                 <w:rPr>
                   <w:rFonts w:ascii="Arial" w:cs="Arial" w:eastAsia="Arial" w:hAnsi="Arial"/>
@@ -23120,14 +23100,241 @@
                 <w:sz w:val="16"/>
                 <w:szCs w:val="16"/>
               </w:rPr>
-              <w:t xml:space="preserve">📖 HTML:</w:t>
+              <w:t xml:space="preserve">📖 READING:</w:t>
             </w:r>
           </w:p>
           <w:p>
             <w:pPr>
               <w:spacing w:after="20" w:before="0"/>
             </w:pPr>
-            <w:hyperlink w:history="1" r:id="rIduw7r1jnoanlseqtuvn651">
+            <w:r>
+              <w:rPr>
+                <w:rFonts w:ascii="Arial" w:cs="Arial" w:eastAsia="Arial" w:hAnsi="Arial"/>
+                <w:i/>
+                <w:iCs/>
+                <w:color w:val="595959"/>
+                <w:sz w:val="16"/>
+                <w:szCs w:val="16"/>
+              </w:rPr>
+              <w:t xml:space="preserve">No closely matching reading in the ARES library for this activity.</w:t>
+            </w:r>
+          </w:p>
+          <w:p>
+            <w:pPr>
+              <w:spacing w:after="10" w:before="0"/>
+              <w:ind w:left="120"/>
+            </w:pPr>
+            <w:hyperlink w:history="1" r:id="rIdpm4z29igcu1d8mw_ik70k">
+              <w:r>
+                <w:rPr>
+                  <w:rFonts w:ascii="Arial" w:cs="Arial" w:eastAsia="Arial" w:hAnsi="Arial"/>
+                  <w:color w:val="595959"/>
+                  <w:sz w:val="14"/>
+                  <w:szCs w:val="14"/>
+                  <w:u w:val="single" w:color="595959"/>
+                </w:rPr>
+                <w:t xml:space="preserve">🔍 Search ARES for readings</w:t>
+              </w:r>
+            </w:hyperlink>
+          </w:p>
+          <w:p>
+            <w:pPr>
+              <w:spacing w:after="10" w:before="0"/>
+              <w:ind w:left="120"/>
+            </w:pPr>
+            <w:r>
+              <w:rPr>
+                <w:rFonts w:ascii="Arial" w:cs="Arial" w:eastAsia="Arial" w:hAnsi="Arial"/>
+                <w:color w:val="595959"/>
+                <w:sz w:val="14"/>
+                <w:szCs w:val="14"/>
+              </w:rPr>
+              <w:t xml:space="preserve">Search terms: salts synthesis revision closure</w:t>
+            </w:r>
+          </w:p>
+        </w:tc>
+        <w:tc>
+          <w:tcPr>
+            <w:tcW w:type="dxa" w:w="3040"/>
+            <w:shd w:fill="FFFFFF" w:color="auto" w:val="clear"/>
+            <w:tcMar>
+              <w:top w:type="dxa" w:w="60"/>
+              <w:left w:type="dxa" w:w="120"/>
+              <w:bottom w:type="dxa" w:w="60"/>
+              <w:right w:type="dxa" w:w="120"/>
+            </w:tcMar>
+            <w:vAlign w:val="top"/>
+          </w:tcPr>
+          <w:p>
+            <w:pPr>
+              <w:spacing w:after="40" w:before="0"/>
+              <w:jc w:val="left"/>
+            </w:pPr>
+            <w:r>
+              <w:rPr>
+                <w:rFonts w:ascii="Arial" w:cs="Arial" w:eastAsia="Arial" w:hAnsi="Arial"/>
+                <w:b w:val="false"/>
+                <w:bCs w:val="false"/>
+                <w:i w:val="false"/>
+                <w:iCs w:val="false"/>
+                <w:color w:val="000000"/>
+                <w:sz w:val="18"/>
+                <w:szCs w:val="18"/>
+              </w:rPr>
+              <w:t xml:space="preserve">Learners are shown the original anchoring phenomenon image on the board or screen: the open CAN fertiliser bag with clumped, sticky granules; the washing soda container with its white powdery crust and shrunken crystals; and the unchanged table salt from the kitchen store. Each learner receives their Lesson 1 prediction card (returned by teacher). Working silently and individually for 5 minutes, they write a full scientific explanation on a new card — 'What I can now explain' — covering: (1) why CAN clumped (deliquescence / hygroscopic behaviour, ionic nature, solubility); (2) why washing soda developed a white crust and shrank (efflorescence, loss of water of crystallisation, Na₂CO₃·10H₂O → Na₂CO₃·H₂O + 9H₂O); (3) why table salt was unchanged (NaCl is neither hygroscopic, deliquescent nor efflorescent under normal Kenyan ambient humidity conditions). Learners then turn and compare their new card with their Lesson 1 card, underlining every concept they could NOT have written in Lesson 1.</w:t>
+            </w:r>
+          </w:p>
+        </w:tc>
+        <w:tc>
+          <w:tcPr>
+            <w:tcW w:type="dxa" w:w="3040"/>
+            <w:shd w:fill="F2F2F2" w:color="auto" w:val="clear"/>
+            <w:tcMar>
+              <w:top w:type="dxa" w:w="60"/>
+              <w:left w:type="dxa" w:w="120"/>
+              <w:bottom w:type="dxa" w:w="60"/>
+              <w:right w:type="dxa" w:w="120"/>
+            </w:tcMar>
+            <w:vAlign w:val="top"/>
+          </w:tcPr>
+          <w:p>
+            <w:pPr>
+              <w:spacing w:after="40" w:before="0"/>
+              <w:jc w:val="left"/>
+            </w:pPr>
+            <w:r>
+              <w:rPr>
+                <w:rFonts w:ascii="Arial" w:cs="Arial" w:eastAsia="Arial" w:hAnsi="Arial"/>
+                <w:b w:val="false"/>
+                <w:bCs w:val="false"/>
+                <w:i w:val="false"/>
+                <w:iCs w:val="false"/>
+                <w:color w:val="000000"/>
+                <w:sz w:val="18"/>
+                <w:szCs w:val="18"/>
+              </w:rPr>
+              <w:t xml:space="preserve">Display the phenomenon image without any labels. Say exactly: 'You saw this on Day 1. You had questions. You gathered evidence. Now — without talking, without notes — write the full scientific story of what happened to each of these three salts overnight. You have 5 minutes.' Set a visible timer. Circulate silently; do not answer questions — redirect with: 'Check your cumulative model.' After 5 minutes, say: 'Underline every idea on your new card that you could NOT have written on Day 1. Those underlines are your learning.' Cold-call 3 learners to read one underlined phrase each. Record the three phrases on the board under the heading: 'Evidence of growth.' Apply 12 seconds of WAIT TIME after the prompt before calling on anyone.</w:t>
+            </w:r>
+          </w:p>
+        </w:tc>
+        <w:tc>
+          <w:tcPr>
+            <w:tcW w:type="dxa" w:w="3040"/>
+            <w:shd w:fill="FFFFFF" w:color="auto" w:val="clear"/>
+            <w:tcMar>
+              <w:top w:type="dxa" w:w="60"/>
+              <w:left w:type="dxa" w:w="120"/>
+              <w:bottom w:type="dxa" w:w="60"/>
+              <w:right w:type="dxa" w:w="120"/>
+            </w:tcMar>
+            <w:vAlign w:val="top"/>
+          </w:tcPr>
+          <w:p>
+            <w:pPr>
+              <w:spacing w:after="40" w:before="0"/>
+              <w:jc w:val="left"/>
+            </w:pPr>
+            <w:r>
+              <w:rPr>
+                <w:rFonts w:ascii="Arial" w:cs="Arial" w:eastAsia="Arial" w:hAnsi="Arial"/>
+                <w:b w:val="false"/>
+                <w:bCs w:val="false"/>
+                <w:i w:val="false"/>
+                <w:iCs w:val="false"/>
+                <w:color w:val="000000"/>
+                <w:sz w:val="18"/>
+                <w:szCs w:val="18"/>
+              </w:rPr>
+              <w:t xml:space="preserve">Strategy: 'Then vs. Now' Pre-Write Comparison. By physically holding their Lesson 1 prediction card alongside their new explanation card, learners make their own conceptual growth visible and tangible. This metacognitive strategy builds self-efficacy and consolidates declarative knowledge by requiring learners to articulate it without scaffolding — mirroring the NGSS practice of Obtaining, Evaluating and Communicating Information.</w:t>
+            </w:r>
+          </w:p>
+        </w:tc>
+        <w:tc>
+          <w:tcPr>
+            <w:tcW w:type="dxa" w:w="3040"/>
+            <w:shd w:fill="F2F2F2" w:color="auto" w:val="clear"/>
+            <w:tcMar>
+              <w:top w:type="dxa" w:w="60"/>
+              <w:left w:type="dxa" w:w="120"/>
+              <w:bottom w:type="dxa" w:w="60"/>
+              <w:right w:type="dxa" w:w="120"/>
+            </w:tcMar>
+            <w:vAlign w:val="top"/>
+          </w:tcPr>
+          <w:p>
+            <w:pPr>
+              <w:spacing w:after="40" w:before="0"/>
+              <w:jc w:val="left"/>
+            </w:pPr>
+            <w:r>
+              <w:rPr>
+                <w:rFonts w:ascii="Arial" w:cs="Arial" w:eastAsia="Arial" w:hAnsi="Arial"/>
+                <w:b w:val="false"/>
+                <w:bCs w:val="false"/>
+                <w:i w:val="false"/>
+                <w:iCs w:val="false"/>
+                <w:color w:val="000000"/>
+                <w:sz w:val="18"/>
+                <w:szCs w:val="18"/>
+              </w:rPr>
+              <w:t xml:space="preserve">Observable indicator: Each learner's new explanation card must contain at minimum — (a) the correct technical term for CAN's behaviour (deliquescent or hygroscopic); (b) the word 'efflorescence' or 'water of crystallisation' for washing soda; (c) a statement explaining why NaCl is unaffected. Teacher scans cards during circulation. Any learner whose card is missing one or more of these is flagged for targeted support during the gallery walk phase.</w:t>
+            </w:r>
+          </w:p>
+        </w:tc>
+      </w:tr>
+      <w:tr>
+        <w:tc>
+          <w:tcPr>
+            <w:tcW w:type="dxa" w:w="1520"/>
+            <w:shd w:fill="D9EEF1" w:color="auto" w:val="clear"/>
+            <w:tcMar>
+              <w:top w:type="dxa" w:w="60"/>
+              <w:left w:type="dxa" w:w="120"/>
+              <w:bottom w:type="dxa" w:w="60"/>
+              <w:right w:type="dxa" w:w="120"/>
+            </w:tcMar>
+            <w:vAlign w:val="top"/>
+          </w:tcPr>
+          <w:p>
+            <w:pPr>
+              <w:spacing w:after="40" w:before="0"/>
+              <w:jc w:val="left"/>
+            </w:pPr>
+            <w:r>
+              <w:rPr>
+                <w:rFonts w:ascii="Arial" w:cs="Arial" w:eastAsia="Arial" w:hAnsi="Arial"/>
+                <w:b/>
+                <w:bCs/>
+                <w:i w:val="false"/>
+                <w:iCs w:val="false"/>
+                <w:color w:val="000000"/>
+                <w:sz w:val="18"/>
+                <w:szCs w:val="18"/>
+              </w:rPr>
+              <w:t xml:space="preserve">Observe Phase</w:t>
+            </w:r>
+          </w:p>
+          <w:p>
+            <w:pPr>
+              <w:spacing w:after="20" w:before="0"/>
+            </w:pPr>
+            <w:r>
+              <w:rPr>
+                <w:rFonts w:ascii="Arial" w:cs="Arial" w:eastAsia="Arial" w:hAnsi="Arial"/>
+                <w:b/>
+                <w:bCs/>
+                <w:color w:val="1F3864"/>
+                <w:sz w:val="16"/>
+                <w:szCs w:val="16"/>
+              </w:rPr>
+              <w:t xml:space="preserve">📹 VIDEO:</w:t>
+            </w:r>
+          </w:p>
+          <w:p>
+            <w:pPr>
+              <w:spacing w:after="20" w:before="0"/>
+            </w:pPr>
+            <w:hyperlink w:history="1" r:id="rIdynbocryjvvuq24aph5lgt">
               <w:r>
                 <w:rPr>
                   <w:rFonts w:ascii="Arial" w:cs="Arial" w:eastAsia="Arial" w:hAnsi="Arial"/>
@@ -23136,7 +23343,7 @@
                   <w:szCs w:val="16"/>
                   <w:u w:val="single" w:color="2E75B6"/>
                 </w:rPr>
-                <w:t xml:space="preserve">Hydrolysis of Salts: Equations (Flexbook)</w:t>
+                <w:t xml:space="preserve">Acid–base properties of salts</w:t>
               </w:r>
             </w:hyperlink>
           </w:p>
@@ -23152,7 +23359,7 @@
                 <w:sz w:val="14"/>
                 <w:szCs w:val="14"/>
               </w:rPr>
-              <w:t xml:space="preserve">Source: CK-12</w:t>
+              <w:t xml:space="preserve">Source: Khan Academy (English - US curriculum)</w:t>
             </w:r>
           </w:p>
           <w:p>
@@ -23160,235 +23367,7 @@
               <w:spacing w:after="10" w:before="0"/>
               <w:ind w:left="120"/>
             </w:pPr>
-            <w:hyperlink w:history="1" r:id="rIdpx8iushdai5wcpoy2cbyt">
-              <w:r>
-                <w:rPr>
-                  <w:rFonts w:ascii="Arial" w:cs="Arial" w:eastAsia="Arial" w:hAnsi="Arial"/>
-                  <w:color w:val="595959"/>
-                  <w:sz w:val="14"/>
-                  <w:szCs w:val="14"/>
-                  <w:u w:val="single" w:color="595959"/>
-                </w:rPr>
-                <w:t xml:space="preserve">🔍 Search ARES for similar readings</w:t>
-              </w:r>
-            </w:hyperlink>
-          </w:p>
-        </w:tc>
-        <w:tc>
-          <w:tcPr>
-            <w:tcW w:type="dxa" w:w="3040"/>
-            <w:shd w:fill="FFFFFF" w:color="auto" w:val="clear"/>
-            <w:tcMar>
-              <w:top w:type="dxa" w:w="60"/>
-              <w:left w:type="dxa" w:w="120"/>
-              <w:bottom w:type="dxa" w:w="60"/>
-              <w:right w:type="dxa" w:w="120"/>
-            </w:tcMar>
-            <w:vAlign w:val="top"/>
-          </w:tcPr>
-          <w:p>
-            <w:pPr>
-              <w:spacing w:after="40" w:before="0"/>
-              <w:jc w:val="left"/>
-            </w:pPr>
-            <w:r>
-              <w:rPr>
-                <w:rFonts w:ascii="Arial" w:cs="Arial" w:eastAsia="Arial" w:hAnsi="Arial"/>
-                <w:b w:val="false"/>
-                <w:bCs w:val="false"/>
-                <w:i w:val="false"/>
-                <w:iCs w:val="false"/>
-                <w:color w:val="000000"/>
-                <w:sz w:val="18"/>
-                <w:szCs w:val="18"/>
-              </w:rPr>
-              <w:t xml:space="preserve">Learners are shown the original anchoring phenomenon image on the board or screen: the open CAN fertiliser bag with clumped, sticky granules; the washing soda container with its white powdery crust and shrunken crystals; and the unchanged table salt from the kitchen store. Each learner receives their Lesson 1 prediction card (returned by teacher). Working silently and individually for 5 minutes, they write a full scientific explanation on a new card — 'What I can now explain' — covering: (1) why CAN clumped (deliquescence / hygroscopic behaviour, ionic nature, solubility); (2) why washing soda developed a white crust and shrank (efflorescence, loss of water of crystallisation, Na₂CO₃·10H₂O → Na₂CO₃·H₂O + 9H₂O); (3) why table salt was unchanged (NaCl is neither hygroscopic, deliquescent nor efflorescent under normal Kenyan ambient humidity conditions). Learners then turn and compare their new card with their Lesson 1 card, underlining every concept they could NOT have written in Lesson 1.</w:t>
-            </w:r>
-          </w:p>
-        </w:tc>
-        <w:tc>
-          <w:tcPr>
-            <w:tcW w:type="dxa" w:w="3040"/>
-            <w:shd w:fill="F2F2F2" w:color="auto" w:val="clear"/>
-            <w:tcMar>
-              <w:top w:type="dxa" w:w="60"/>
-              <w:left w:type="dxa" w:w="120"/>
-              <w:bottom w:type="dxa" w:w="60"/>
-              <w:right w:type="dxa" w:w="120"/>
-            </w:tcMar>
-            <w:vAlign w:val="top"/>
-          </w:tcPr>
-          <w:p>
-            <w:pPr>
-              <w:spacing w:after="40" w:before="0"/>
-              <w:jc w:val="left"/>
-            </w:pPr>
-            <w:r>
-              <w:rPr>
-                <w:rFonts w:ascii="Arial" w:cs="Arial" w:eastAsia="Arial" w:hAnsi="Arial"/>
-                <w:b w:val="false"/>
-                <w:bCs w:val="false"/>
-                <w:i w:val="false"/>
-                <w:iCs w:val="false"/>
-                <w:color w:val="000000"/>
-                <w:sz w:val="18"/>
-                <w:szCs w:val="18"/>
-              </w:rPr>
-              <w:t xml:space="preserve">Display the phenomenon image without any labels. Say exactly: 'You saw this on Day 1. You had questions. You gathered evidence. Now — without talking, without notes — write the full scientific story of what happened to each of these three salts overnight. You have 5 minutes.' Set a visible timer. Circulate silently; do not answer questions — redirect with: 'Check your cumulative model.' After 5 minutes, say: 'Underline every idea on your new card that you could NOT have written on Day 1. Those underlines are your learning.' Cold-call 3 learners to read one underlined phrase each. Record the three phrases on the board under the heading: 'Evidence of growth.' Apply 12 seconds of WAIT TIME after the prompt before calling on anyone.</w:t>
-            </w:r>
-          </w:p>
-        </w:tc>
-        <w:tc>
-          <w:tcPr>
-            <w:tcW w:type="dxa" w:w="3040"/>
-            <w:shd w:fill="FFFFFF" w:color="auto" w:val="clear"/>
-            <w:tcMar>
-              <w:top w:type="dxa" w:w="60"/>
-              <w:left w:type="dxa" w:w="120"/>
-              <w:bottom w:type="dxa" w:w="60"/>
-              <w:right w:type="dxa" w:w="120"/>
-            </w:tcMar>
-            <w:vAlign w:val="top"/>
-          </w:tcPr>
-          <w:p>
-            <w:pPr>
-              <w:spacing w:after="40" w:before="0"/>
-              <w:jc w:val="left"/>
-            </w:pPr>
-            <w:r>
-              <w:rPr>
-                <w:rFonts w:ascii="Arial" w:cs="Arial" w:eastAsia="Arial" w:hAnsi="Arial"/>
-                <w:b w:val="false"/>
-                <w:bCs w:val="false"/>
-                <w:i w:val="false"/>
-                <w:iCs w:val="false"/>
-                <w:color w:val="000000"/>
-                <w:sz w:val="18"/>
-                <w:szCs w:val="18"/>
-              </w:rPr>
-              <w:t xml:space="preserve">Strategy: 'Then vs. Now' Pre-Write Comparison. By physically holding their Lesson 1 prediction card alongside their new explanation card, learners make their own conceptual growth visible and tangible. This metacognitive strategy builds self-efficacy and consolidates declarative knowledge by requiring learners to articulate it without scaffolding — mirroring the NGSS practice of Obtaining, Evaluating and Communicating Information.</w:t>
-            </w:r>
-          </w:p>
-        </w:tc>
-        <w:tc>
-          <w:tcPr>
-            <w:tcW w:type="dxa" w:w="3040"/>
-            <w:shd w:fill="F2F2F2" w:color="auto" w:val="clear"/>
-            <w:tcMar>
-              <w:top w:type="dxa" w:w="60"/>
-              <w:left w:type="dxa" w:w="120"/>
-              <w:bottom w:type="dxa" w:w="60"/>
-              <w:right w:type="dxa" w:w="120"/>
-            </w:tcMar>
-            <w:vAlign w:val="top"/>
-          </w:tcPr>
-          <w:p>
-            <w:pPr>
-              <w:spacing w:after="40" w:before="0"/>
-              <w:jc w:val="left"/>
-            </w:pPr>
-            <w:r>
-              <w:rPr>
-                <w:rFonts w:ascii="Arial" w:cs="Arial" w:eastAsia="Arial" w:hAnsi="Arial"/>
-                <w:b w:val="false"/>
-                <w:bCs w:val="false"/>
-                <w:i w:val="false"/>
-                <w:iCs w:val="false"/>
-                <w:color w:val="000000"/>
-                <w:sz w:val="18"/>
-                <w:szCs w:val="18"/>
-              </w:rPr>
-              <w:t xml:space="preserve">Observable indicator: Each learner's new explanation card must contain at minimum — (a) the correct technical term for CAN's behaviour (deliquescent or hygroscopic); (b) the word 'efflorescence' or 'water of crystallisation' for washing soda; (c) a statement explaining why NaCl is unaffected. Teacher scans cards during circulation. Any learner whose card is missing one or more of these is flagged for targeted support during the gallery walk phase.</w:t>
-            </w:r>
-          </w:p>
-        </w:tc>
-      </w:tr>
-      <w:tr>
-        <w:tc>
-          <w:tcPr>
-            <w:tcW w:type="dxa" w:w="1520"/>
-            <w:shd w:fill="D9EEF1" w:color="auto" w:val="clear"/>
-            <w:tcMar>
-              <w:top w:type="dxa" w:w="60"/>
-              <w:left w:type="dxa" w:w="120"/>
-              <w:bottom w:type="dxa" w:w="60"/>
-              <w:right w:type="dxa" w:w="120"/>
-            </w:tcMar>
-            <w:vAlign w:val="top"/>
-          </w:tcPr>
-          <w:p>
-            <w:pPr>
-              <w:spacing w:after="40" w:before="0"/>
-              <w:jc w:val="left"/>
-            </w:pPr>
-            <w:r>
-              <w:rPr>
-                <w:rFonts w:ascii="Arial" w:cs="Arial" w:eastAsia="Arial" w:hAnsi="Arial"/>
-                <w:b/>
-                <w:bCs/>
-                <w:i w:val="false"/>
-                <w:iCs w:val="false"/>
-                <w:color w:val="000000"/>
-                <w:sz w:val="18"/>
-                <w:szCs w:val="18"/>
-              </w:rPr>
-              <w:t xml:space="preserve">Observe Phase</w:t>
-            </w:r>
-          </w:p>
-          <w:p>
-            <w:pPr>
-              <w:spacing w:after="20" w:before="0"/>
-            </w:pPr>
-            <w:r>
-              <w:rPr>
-                <w:rFonts w:ascii="Arial" w:cs="Arial" w:eastAsia="Arial" w:hAnsi="Arial"/>
-                <w:b/>
-                <w:bCs/>
-                <w:color w:val="1F3864"/>
-                <w:sz w:val="16"/>
-                <w:szCs w:val="16"/>
-              </w:rPr>
-              <w:t xml:space="preserve">📹 VIDEO:</w:t>
-            </w:r>
-          </w:p>
-          <w:p>
-            <w:pPr>
-              <w:spacing w:after="20" w:before="0"/>
-            </w:pPr>
-            <w:hyperlink w:history="1" r:id="rIdeq_ueemomp7rod03llq2z">
-              <w:r>
-                <w:rPr>
-                  <w:rFonts w:ascii="Arial" w:cs="Arial" w:eastAsia="Arial" w:hAnsi="Arial"/>
-                  <w:color w:val="2E75B6"/>
-                  <w:sz w:val="16"/>
-                  <w:szCs w:val="16"/>
-                  <w:u w:val="single" w:color="2E75B6"/>
-                </w:rPr>
-                <w:t xml:space="preserve">Meaningfully composing functions</w:t>
-              </w:r>
-            </w:hyperlink>
-          </w:p>
-          <w:p>
-            <w:pPr>
-              <w:spacing w:after="10" w:before="0"/>
-              <w:ind w:left="120"/>
-            </w:pPr>
-            <w:r>
-              <w:rPr>
-                <w:rFonts w:ascii="Arial" w:cs="Arial" w:eastAsia="Arial" w:hAnsi="Arial"/>
-                <w:color w:val="595959"/>
-                <w:sz w:val="14"/>
-                <w:szCs w:val="14"/>
-              </w:rPr>
-              <w:t xml:space="preserve">Source: Khan Academy (English - US curriculum)</w:t>
-            </w:r>
-          </w:p>
-          <w:p>
-            <w:pPr>
-              <w:spacing w:after="10" w:before="0"/>
-              <w:ind w:left="120"/>
-            </w:pPr>
-            <w:hyperlink w:history="1" r:id="rIdbx-aoq6niosttbx6fhyiv">
+            <w:hyperlink w:history="1" r:id="rId6hmgmlat_kykaqtyzoyue">
               <w:r>
                 <w:rPr>
                   <w:rFonts w:ascii="Arial" w:cs="Arial" w:eastAsia="Arial" w:hAnsi="Arial"/>
@@ -23426,14 +23405,241 @@
                 <w:sz w:val="16"/>
                 <w:szCs w:val="16"/>
               </w:rPr>
-              <w:t xml:space="preserve">📖 HTML:</w:t>
+              <w:t xml:space="preserve">📖 READING:</w:t>
             </w:r>
           </w:p>
           <w:p>
             <w:pPr>
               <w:spacing w:after="20" w:before="0"/>
             </w:pPr>
-            <w:hyperlink w:history="1" r:id="rIdhmr37vnm6ayilkbgn_iub">
+            <w:r>
+              <w:rPr>
+                <w:rFonts w:ascii="Arial" w:cs="Arial" w:eastAsia="Arial" w:hAnsi="Arial"/>
+                <w:i/>
+                <w:iCs/>
+                <w:color w:val="595959"/>
+                <w:sz w:val="16"/>
+                <w:szCs w:val="16"/>
+              </w:rPr>
+              <w:t xml:space="preserve">No closely matching reading in the ARES library for this activity.</w:t>
+            </w:r>
+          </w:p>
+          <w:p>
+            <w:pPr>
+              <w:spacing w:after="10" w:before="0"/>
+              <w:ind w:left="120"/>
+            </w:pPr>
+            <w:hyperlink w:history="1" r:id="rIdzytvslgvyh9xykftscvfy">
+              <w:r>
+                <w:rPr>
+                  <w:rFonts w:ascii="Arial" w:cs="Arial" w:eastAsia="Arial" w:hAnsi="Arial"/>
+                  <w:color w:val="595959"/>
+                  <w:sz w:val="14"/>
+                  <w:szCs w:val="14"/>
+                  <w:u w:val="single" w:color="595959"/>
+                </w:rPr>
+                <w:t xml:space="preserve">🔍 Search ARES for readings</w:t>
+              </w:r>
+            </w:hyperlink>
+          </w:p>
+          <w:p>
+            <w:pPr>
+              <w:spacing w:after="10" w:before="0"/>
+              <w:ind w:left="120"/>
+            </w:pPr>
+            <w:r>
+              <w:rPr>
+                <w:rFonts w:ascii="Arial" w:cs="Arial" w:eastAsia="Arial" w:hAnsi="Arial"/>
+                <w:color w:val="595959"/>
+                <w:sz w:val="14"/>
+                <w:szCs w:val="14"/>
+              </w:rPr>
+              <w:t xml:space="preserve">Search terms: salts synthesis revision closure</w:t>
+            </w:r>
+          </w:p>
+        </w:tc>
+        <w:tc>
+          <w:tcPr>
+            <w:tcW w:type="dxa" w:w="3040"/>
+            <w:shd w:fill="FFFFFF" w:color="auto" w:val="clear"/>
+            <w:tcMar>
+              <w:top w:type="dxa" w:w="60"/>
+              <w:left w:type="dxa" w:w="120"/>
+              <w:bottom w:type="dxa" w:w="60"/>
+              <w:right w:type="dxa" w:w="120"/>
+            </w:tcMar>
+            <w:vAlign w:val="top"/>
+          </w:tcPr>
+          <w:p>
+            <w:pPr>
+              <w:spacing w:after="40" w:before="0"/>
+              <w:jc w:val="left"/>
+            </w:pPr>
+            <w:r>
+              <w:rPr>
+                <w:rFonts w:ascii="Arial" w:cs="Arial" w:eastAsia="Arial" w:hAnsi="Arial"/>
+                <w:b w:val="false"/>
+                <w:bCs w:val="false"/>
+                <w:i w:val="false"/>
+                <w:iCs w:val="false"/>
+                <w:color w:val="000000"/>
+                <w:sz w:val="18"/>
+                <w:szCs w:val="18"/>
+              </w:rPr>
+              <w:t xml:space="preserve">Groups of four display two posters side by side on the wall or desk: their Lesson 1 initial model (a rough sketch of the phenomenon with guesses) and their final cumulative model built incrementally across Lessons 1–7. The final model must show, in one annotated diagram: (a) salt classification tree (normal, acidic, basic, double) with one Kenyan example per type; (b) solubility rules summary (all nitrates soluble; sulphates — exceptions include barium, lead, calcium sulphate; chlorides — exceptions include lead and silver chloride; carbonates — insoluble except ammonium and Group 1); (c) preparation pathway flowchart (direct synthesis, acid + metal, acid + base, acid + carbonate/hydrogen carbonate, precipitation) with one balanced equation per pathway; (d) atmospheric behaviour triangle (hygroscopic / deliquescent / efflorescent) with the three phenomenon substances placed correctly; (e) Kenyan applications panel (agriculture — CAN in Rift Valley maize farms; food — NaCl preservation of nyama choma and drying fish at Lake Victoria; medicine — saline solutions at Kenyatta National Hospital; laundry — washing soda in Nairobi households). Groups rotate to two other groups' posters, leaving one sticky note of 'Evidence I see' and one sticky note of 'A question I still have.'</w:t>
+            </w:r>
+          </w:p>
+        </w:tc>
+        <w:tc>
+          <w:tcPr>
+            <w:tcW w:type="dxa" w:w="3040"/>
+            <w:shd w:fill="F2F2F2" w:color="auto" w:val="clear"/>
+            <w:tcMar>
+              <w:top w:type="dxa" w:w="60"/>
+              <w:left w:type="dxa" w:w="120"/>
+              <w:bottom w:type="dxa" w:w="60"/>
+              <w:right w:type="dxa" w:w="120"/>
+            </w:tcMar>
+            <w:vAlign w:val="top"/>
+          </w:tcPr>
+          <w:p>
+            <w:pPr>
+              <w:spacing w:after="40" w:before="0"/>
+              <w:jc w:val="left"/>
+            </w:pPr>
+            <w:r>
+              <w:rPr>
+                <w:rFonts w:ascii="Arial" w:cs="Arial" w:eastAsia="Arial" w:hAnsi="Arial"/>
+                <w:b w:val="false"/>
+                <w:bCs w:val="false"/>
+                <w:i w:val="false"/>
+                <w:iCs w:val="false"/>
+                <w:color w:val="000000"/>
+                <w:sz w:val="18"/>
+                <w:szCs w:val="18"/>
+              </w:rPr>
+              <w:t xml:space="preserve">Before rotation begins, say: 'Your job at each poster is to be a scientific peer reviewer — not a judge. Write what EVIDENCE you see in the model, and one genuine question the model raises for you.' Set timer for 6 minutes per rotation (two rotations = 12 minutes total). During rotations, focus your own movement on groups whose Lesson 1 model was weakest — ask: 'Point to where your model shows the difference between deliquescence and hygroscopic behaviour. What evidence from our experiments made you draw it that way?' After rotations, facilitate a 3-minute whole-class debrief: cold-call one spokesperson per group (3 groups × 1 person) to share the most surprising 'Evidence I see' sticky note they received. Apply 10 seconds of WAIT TIME between each share.</w:t>
+            </w:r>
+          </w:p>
+        </w:tc>
+        <w:tc>
+          <w:tcPr>
+            <w:tcW w:type="dxa" w:w="3040"/>
+            <w:shd w:fill="FFFFFF" w:color="auto" w:val="clear"/>
+            <w:tcMar>
+              <w:top w:type="dxa" w:w="60"/>
+              <w:left w:type="dxa" w:w="120"/>
+              <w:bottom w:type="dxa" w:w="60"/>
+              <w:right w:type="dxa" w:w="120"/>
+            </w:tcMar>
+            <w:vAlign w:val="top"/>
+          </w:tcPr>
+          <w:p>
+            <w:pPr>
+              <w:spacing w:after="40" w:before="0"/>
+              <w:jc w:val="left"/>
+            </w:pPr>
+            <w:r>
+              <w:rPr>
+                <w:rFonts w:ascii="Arial" w:cs="Arial" w:eastAsia="Arial" w:hAnsi="Arial"/>
+                <w:b w:val="false"/>
+                <w:bCs w:val="false"/>
+                <w:i w:val="false"/>
+                <w:iCs w:val="false"/>
+                <w:color w:val="000000"/>
+                <w:sz w:val="18"/>
+                <w:szCs w:val="18"/>
+              </w:rPr>
+              <w:t xml:space="preserve">Strategy: Comparative Model Gallery Walk. Placing the Lesson 1 model physically beside the final model externalises cognitive growth and allows peers to act as critical readers — an authentic scientific practice. The sticky-note protocol (evidence vs. question) separates observation from inference, reinforcing the NGSS practice of Developing and Using Models. The Kenyan applications panel ensures the model is grounded in real, local contexts rather than abstract chemistry.</w:t>
+            </w:r>
+          </w:p>
+        </w:tc>
+        <w:tc>
+          <w:tcPr>
+            <w:tcW w:type="dxa" w:w="3040"/>
+            <w:shd w:fill="F2F2F2" w:color="auto" w:val="clear"/>
+            <w:tcMar>
+              <w:top w:type="dxa" w:w="60"/>
+              <w:left w:type="dxa" w:w="120"/>
+              <w:bottom w:type="dxa" w:w="60"/>
+              <w:right w:type="dxa" w:w="120"/>
+            </w:tcMar>
+            <w:vAlign w:val="top"/>
+          </w:tcPr>
+          <w:p>
+            <w:pPr>
+              <w:spacing w:after="40" w:before="0"/>
+              <w:jc w:val="left"/>
+            </w:pPr>
+            <w:r>
+              <w:rPr>
+                <w:rFonts w:ascii="Arial" w:cs="Arial" w:eastAsia="Arial" w:hAnsi="Arial"/>
+                <w:b w:val="false"/>
+                <w:bCs w:val="false"/>
+                <w:i w:val="false"/>
+                <w:iCs w:val="false"/>
+                <w:color w:val="000000"/>
+                <w:sz w:val="18"/>
+                <w:szCs w:val="18"/>
+              </w:rPr>
+              <w:t xml:space="preserve">Observable indicator: Final cumulative model must contain all five components listed in the learner experience. Teacher uses a rapid 5-point checklist on a clipboard during the gallery walk: classification tree (1), solubility rules (2), preparation pathways with equations (3), atmospheric behaviour triangle with phenomenon substances correctly placed (4), Kenyan applications panel (5). Any group missing two or more components is invited to a brief 2-minute targeted conference at their poster before the DQB phase begins.</w:t>
+            </w:r>
+          </w:p>
+        </w:tc>
+      </w:tr>
+      <w:tr>
+        <w:tc>
+          <w:tcPr>
+            <w:tcW w:type="dxa" w:w="1520"/>
+            <w:shd w:fill="E2EFDA" w:color="auto" w:val="clear"/>
+            <w:tcMar>
+              <w:top w:type="dxa" w:w="60"/>
+              <w:left w:type="dxa" w:w="120"/>
+              <w:bottom w:type="dxa" w:w="60"/>
+              <w:right w:type="dxa" w:w="120"/>
+            </w:tcMar>
+            <w:vAlign w:val="top"/>
+          </w:tcPr>
+          <w:p>
+            <w:pPr>
+              <w:spacing w:after="40" w:before="0"/>
+              <w:jc w:val="left"/>
+            </w:pPr>
+            <w:r>
+              <w:rPr>
+                <w:rFonts w:ascii="Arial" w:cs="Arial" w:eastAsia="Arial" w:hAnsi="Arial"/>
+                <w:b/>
+                <w:bCs/>
+                <w:i w:val="false"/>
+                <w:iCs w:val="false"/>
+                <w:color w:val="000000"/>
+                <w:sz w:val="18"/>
+                <w:szCs w:val="18"/>
+              </w:rPr>
+              <w:t xml:space="preserve">Explain Phase</w:t>
+            </w:r>
+          </w:p>
+          <w:p>
+            <w:pPr>
+              <w:spacing w:after="20" w:before="0"/>
+            </w:pPr>
+            <w:r>
+              <w:rPr>
+                <w:rFonts w:ascii="Arial" w:cs="Arial" w:eastAsia="Arial" w:hAnsi="Arial"/>
+                <w:b/>
+                <w:bCs/>
+                <w:color w:val="1F3864"/>
+                <w:sz w:val="16"/>
+                <w:szCs w:val="16"/>
+              </w:rPr>
+              <w:t xml:space="preserve">📹 VIDEO:</w:t>
+            </w:r>
+          </w:p>
+          <w:p>
+            <w:pPr>
+              <w:spacing w:after="20" w:before="0"/>
+            </w:pPr>
+            <w:hyperlink w:history="1" r:id="rIdjya7kvmcn-alsxh9cq-v6">
               <w:r>
                 <w:rPr>
                   <w:rFonts w:ascii="Arial" w:cs="Arial" w:eastAsia="Arial" w:hAnsi="Arial"/>
@@ -23442,7 +23648,7 @@
                   <w:szCs w:val="16"/>
                   <w:u w:val="single" w:color="2E75B6"/>
                 </w:rPr>
-                <w:t xml:space="preserve">Hydrolysis of Salts: Equations (Flexbook)</w:t>
+                <w:t xml:space="preserve">pH of salt solutions</w:t>
               </w:r>
             </w:hyperlink>
           </w:p>
@@ -23458,7 +23664,7 @@
                 <w:sz w:val="14"/>
                 <w:szCs w:val="14"/>
               </w:rPr>
-              <w:t xml:space="preserve">Source: CK-12</w:t>
+              <w:t xml:space="preserve">Source: Khan Academy (English - US curriculum)</w:t>
             </w:r>
           </w:p>
           <w:p>
@@ -23466,235 +23672,7 @@
               <w:spacing w:after="10" w:before="0"/>
               <w:ind w:left="120"/>
             </w:pPr>
-            <w:hyperlink w:history="1" r:id="rIdnpxvv3ebeam2siimi3wvo">
-              <w:r>
-                <w:rPr>
-                  <w:rFonts w:ascii="Arial" w:cs="Arial" w:eastAsia="Arial" w:hAnsi="Arial"/>
-                  <w:color w:val="595959"/>
-                  <w:sz w:val="14"/>
-                  <w:szCs w:val="14"/>
-                  <w:u w:val="single" w:color="595959"/>
-                </w:rPr>
-                <w:t xml:space="preserve">🔍 Search ARES for similar readings</w:t>
-              </w:r>
-            </w:hyperlink>
-          </w:p>
-        </w:tc>
-        <w:tc>
-          <w:tcPr>
-            <w:tcW w:type="dxa" w:w="3040"/>
-            <w:shd w:fill="FFFFFF" w:color="auto" w:val="clear"/>
-            <w:tcMar>
-              <w:top w:type="dxa" w:w="60"/>
-              <w:left w:type="dxa" w:w="120"/>
-              <w:bottom w:type="dxa" w:w="60"/>
-              <w:right w:type="dxa" w:w="120"/>
-            </w:tcMar>
-            <w:vAlign w:val="top"/>
-          </w:tcPr>
-          <w:p>
-            <w:pPr>
-              <w:spacing w:after="40" w:before="0"/>
-              <w:jc w:val="left"/>
-            </w:pPr>
-            <w:r>
-              <w:rPr>
-                <w:rFonts w:ascii="Arial" w:cs="Arial" w:eastAsia="Arial" w:hAnsi="Arial"/>
-                <w:b w:val="false"/>
-                <w:bCs w:val="false"/>
-                <w:i w:val="false"/>
-                <w:iCs w:val="false"/>
-                <w:color w:val="000000"/>
-                <w:sz w:val="18"/>
-                <w:szCs w:val="18"/>
-              </w:rPr>
-              <w:t xml:space="preserve">Groups of four display two posters side by side on the wall or desk: their Lesson 1 initial model (a rough sketch of the phenomenon with guesses) and their final cumulative model built incrementally across Lessons 1–7. The final model must show, in one annotated diagram: (a) salt classification tree (normal, acidic, basic, double) with one Kenyan example per type; (b) solubility rules summary (all nitrates soluble; sulphates — exceptions include barium, lead, calcium sulphate; chlorides — exceptions include lead and silver chloride; carbonates — insoluble except ammonium and Group 1); (c) preparation pathway flowchart (direct synthesis, acid + metal, acid + base, acid + carbonate/hydrogen carbonate, precipitation) with one balanced equation per pathway; (d) atmospheric behaviour triangle (hygroscopic / deliquescent / efflorescent) with the three phenomenon substances placed correctly; (e) Kenyan applications panel (agriculture — CAN in Rift Valley maize farms; food — NaCl preservation of nyama choma and drying fish at Lake Victoria; medicine — saline solutions at Kenyatta National Hospital; laundry — washing soda in Nairobi households). Groups rotate to two other groups' posters, leaving one sticky note of 'Evidence I see' and one sticky note of 'A question I still have.'</w:t>
-            </w:r>
-          </w:p>
-        </w:tc>
-        <w:tc>
-          <w:tcPr>
-            <w:tcW w:type="dxa" w:w="3040"/>
-            <w:shd w:fill="F2F2F2" w:color="auto" w:val="clear"/>
-            <w:tcMar>
-              <w:top w:type="dxa" w:w="60"/>
-              <w:left w:type="dxa" w:w="120"/>
-              <w:bottom w:type="dxa" w:w="60"/>
-              <w:right w:type="dxa" w:w="120"/>
-            </w:tcMar>
-            <w:vAlign w:val="top"/>
-          </w:tcPr>
-          <w:p>
-            <w:pPr>
-              <w:spacing w:after="40" w:before="0"/>
-              <w:jc w:val="left"/>
-            </w:pPr>
-            <w:r>
-              <w:rPr>
-                <w:rFonts w:ascii="Arial" w:cs="Arial" w:eastAsia="Arial" w:hAnsi="Arial"/>
-                <w:b w:val="false"/>
-                <w:bCs w:val="false"/>
-                <w:i w:val="false"/>
-                <w:iCs w:val="false"/>
-                <w:color w:val="000000"/>
-                <w:sz w:val="18"/>
-                <w:szCs w:val="18"/>
-              </w:rPr>
-              <w:t xml:space="preserve">Before rotation begins, say: 'Your job at each poster is to be a scientific peer reviewer — not a judge. Write what EVIDENCE you see in the model, and one genuine question the model raises for you.' Set timer for 6 minutes per rotation (two rotations = 12 minutes total). During rotations, focus your own movement on groups whose Lesson 1 model was weakest — ask: 'Point to where your model shows the difference between deliquescence and hygroscopic behaviour. What evidence from our experiments made you draw it that way?' After rotations, facilitate a 3-minute whole-class debrief: cold-call one spokesperson per group (3 groups × 1 person) to share the most surprising 'Evidence I see' sticky note they received. Apply 10 seconds of WAIT TIME between each share.</w:t>
-            </w:r>
-          </w:p>
-        </w:tc>
-        <w:tc>
-          <w:tcPr>
-            <w:tcW w:type="dxa" w:w="3040"/>
-            <w:shd w:fill="FFFFFF" w:color="auto" w:val="clear"/>
-            <w:tcMar>
-              <w:top w:type="dxa" w:w="60"/>
-              <w:left w:type="dxa" w:w="120"/>
-              <w:bottom w:type="dxa" w:w="60"/>
-              <w:right w:type="dxa" w:w="120"/>
-            </w:tcMar>
-            <w:vAlign w:val="top"/>
-          </w:tcPr>
-          <w:p>
-            <w:pPr>
-              <w:spacing w:after="40" w:before="0"/>
-              <w:jc w:val="left"/>
-            </w:pPr>
-            <w:r>
-              <w:rPr>
-                <w:rFonts w:ascii="Arial" w:cs="Arial" w:eastAsia="Arial" w:hAnsi="Arial"/>
-                <w:b w:val="false"/>
-                <w:bCs w:val="false"/>
-                <w:i w:val="false"/>
-                <w:iCs w:val="false"/>
-                <w:color w:val="000000"/>
-                <w:sz w:val="18"/>
-                <w:szCs w:val="18"/>
-              </w:rPr>
-              <w:t xml:space="preserve">Strategy: Comparative Model Gallery Walk. Placing the Lesson 1 model physically beside the final model externalises cognitive growth and allows peers to act as critical readers — an authentic scientific practice. The sticky-note protocol (evidence vs. question) separates observation from inference, reinforcing the NGSS practice of Developing and Using Models. The Kenyan applications panel ensures the model is grounded in real, local contexts rather than abstract chemistry.</w:t>
-            </w:r>
-          </w:p>
-        </w:tc>
-        <w:tc>
-          <w:tcPr>
-            <w:tcW w:type="dxa" w:w="3040"/>
-            <w:shd w:fill="F2F2F2" w:color="auto" w:val="clear"/>
-            <w:tcMar>
-              <w:top w:type="dxa" w:w="60"/>
-              <w:left w:type="dxa" w:w="120"/>
-              <w:bottom w:type="dxa" w:w="60"/>
-              <w:right w:type="dxa" w:w="120"/>
-            </w:tcMar>
-            <w:vAlign w:val="top"/>
-          </w:tcPr>
-          <w:p>
-            <w:pPr>
-              <w:spacing w:after="40" w:before="0"/>
-              <w:jc w:val="left"/>
-            </w:pPr>
-            <w:r>
-              <w:rPr>
-                <w:rFonts w:ascii="Arial" w:cs="Arial" w:eastAsia="Arial" w:hAnsi="Arial"/>
-                <w:b w:val="false"/>
-                <w:bCs w:val="false"/>
-                <w:i w:val="false"/>
-                <w:iCs w:val="false"/>
-                <w:color w:val="000000"/>
-                <w:sz w:val="18"/>
-                <w:szCs w:val="18"/>
-              </w:rPr>
-              <w:t xml:space="preserve">Observable indicator: Final cumulative model must contain all five components listed in the learner experience. Teacher uses a rapid 5-point checklist on a clipboard during the gallery walk: classification tree (1), solubility rules (2), preparation pathways with equations (3), atmospheric behaviour triangle with phenomenon substances correctly placed (4), Kenyan applications panel (5). Any group missing two or more components is invited to a brief 2-minute targeted conference at their poster before the DQB phase begins.</w:t>
-            </w:r>
-          </w:p>
-        </w:tc>
-      </w:tr>
-      <w:tr>
-        <w:tc>
-          <w:tcPr>
-            <w:tcW w:type="dxa" w:w="1520"/>
-            <w:shd w:fill="E2EFDA" w:color="auto" w:val="clear"/>
-            <w:tcMar>
-              <w:top w:type="dxa" w:w="60"/>
-              <w:left w:type="dxa" w:w="120"/>
-              <w:bottom w:type="dxa" w:w="60"/>
-              <w:right w:type="dxa" w:w="120"/>
-            </w:tcMar>
-            <w:vAlign w:val="top"/>
-          </w:tcPr>
-          <w:p>
-            <w:pPr>
-              <w:spacing w:after="40" w:before="0"/>
-              <w:jc w:val="left"/>
-            </w:pPr>
-            <w:r>
-              <w:rPr>
-                <w:rFonts w:ascii="Arial" w:cs="Arial" w:eastAsia="Arial" w:hAnsi="Arial"/>
-                <w:b/>
-                <w:bCs/>
-                <w:i w:val="false"/>
-                <w:iCs w:val="false"/>
-                <w:color w:val="000000"/>
-                <w:sz w:val="18"/>
-                <w:szCs w:val="18"/>
-              </w:rPr>
-              <w:t xml:space="preserve">Explain Phase</w:t>
-            </w:r>
-          </w:p>
-          <w:p>
-            <w:pPr>
-              <w:spacing w:after="20" w:before="0"/>
-            </w:pPr>
-            <w:r>
-              <w:rPr>
-                <w:rFonts w:ascii="Arial" w:cs="Arial" w:eastAsia="Arial" w:hAnsi="Arial"/>
-                <w:b/>
-                <w:bCs/>
-                <w:color w:val="1F3864"/>
-                <w:sz w:val="16"/>
-                <w:szCs w:val="16"/>
-              </w:rPr>
-              <w:t xml:space="preserve">📹 VIDEO:</w:t>
-            </w:r>
-          </w:p>
-          <w:p>
-            <w:pPr>
-              <w:spacing w:after="20" w:before="0"/>
-            </w:pPr>
-            <w:hyperlink w:history="1" r:id="rIdvo3gqkol2i9xelmovyqdx">
-              <w:r>
-                <w:rPr>
-                  <w:rFonts w:ascii="Arial" w:cs="Arial" w:eastAsia="Arial" w:hAnsi="Arial"/>
-                  <w:color w:val="2E75B6"/>
-                  <w:sz w:val="16"/>
-                  <w:szCs w:val="16"/>
-                  <w:u w:val="single" w:color="2E75B6"/>
-                </w:rPr>
-                <w:t xml:space="preserve">Meaningfully composing functions</w:t>
-              </w:r>
-            </w:hyperlink>
-          </w:p>
-          <w:p>
-            <w:pPr>
-              <w:spacing w:after="10" w:before="0"/>
-              <w:ind w:left="120"/>
-            </w:pPr>
-            <w:r>
-              <w:rPr>
-                <w:rFonts w:ascii="Arial" w:cs="Arial" w:eastAsia="Arial" w:hAnsi="Arial"/>
-                <w:color w:val="595959"/>
-                <w:sz w:val="14"/>
-                <w:szCs w:val="14"/>
-              </w:rPr>
-              <w:t xml:space="preserve">Source: Khan Academy (English - US curriculum)</w:t>
-            </w:r>
-          </w:p>
-          <w:p>
-            <w:pPr>
-              <w:spacing w:after="10" w:before="0"/>
-              <w:ind w:left="120"/>
-            </w:pPr>
-            <w:hyperlink w:history="1" r:id="rIdckj9pe33kske24ltobfa0">
+            <w:hyperlink w:history="1" r:id="rIdxxjehgskv6edpf3bvatdt">
               <w:r>
                 <w:rPr>
                   <w:rFonts w:ascii="Arial" w:cs="Arial" w:eastAsia="Arial" w:hAnsi="Arial"/>
@@ -23732,14 +23710,241 @@
                 <w:sz w:val="16"/>
                 <w:szCs w:val="16"/>
               </w:rPr>
-              <w:t xml:space="preserve">📖 HTML:</w:t>
+              <w:t xml:space="preserve">📖 READING:</w:t>
             </w:r>
           </w:p>
           <w:p>
             <w:pPr>
               <w:spacing w:after="20" w:before="0"/>
             </w:pPr>
-            <w:hyperlink w:history="1" r:id="rIdo0gqq4ejdlafp3cfwaofc">
+            <w:r>
+              <w:rPr>
+                <w:rFonts w:ascii="Arial" w:cs="Arial" w:eastAsia="Arial" w:hAnsi="Arial"/>
+                <w:i/>
+                <w:iCs/>
+                <w:color w:val="595959"/>
+                <w:sz w:val="16"/>
+                <w:szCs w:val="16"/>
+              </w:rPr>
+              <w:t xml:space="preserve">No closely matching reading in the ARES library for this activity.</w:t>
+            </w:r>
+          </w:p>
+          <w:p>
+            <w:pPr>
+              <w:spacing w:after="10" w:before="0"/>
+              <w:ind w:left="120"/>
+            </w:pPr>
+            <w:hyperlink w:history="1" r:id="rId15yumcoxucfrstad2ptyk">
+              <w:r>
+                <w:rPr>
+                  <w:rFonts w:ascii="Arial" w:cs="Arial" w:eastAsia="Arial" w:hAnsi="Arial"/>
+                  <w:color w:val="595959"/>
+                  <w:sz w:val="14"/>
+                  <w:szCs w:val="14"/>
+                  <w:u w:val="single" w:color="595959"/>
+                </w:rPr>
+                <w:t xml:space="preserve">🔍 Search ARES for readings</w:t>
+              </w:r>
+            </w:hyperlink>
+          </w:p>
+          <w:p>
+            <w:pPr>
+              <w:spacing w:after="10" w:before="0"/>
+              <w:ind w:left="120"/>
+            </w:pPr>
+            <w:r>
+              <w:rPr>
+                <w:rFonts w:ascii="Arial" w:cs="Arial" w:eastAsia="Arial" w:hAnsi="Arial"/>
+                <w:color w:val="595959"/>
+                <w:sz w:val="14"/>
+                <w:szCs w:val="14"/>
+              </w:rPr>
+              <w:t xml:space="preserve">Search terms: salts synthesis revision closure</w:t>
+            </w:r>
+          </w:p>
+        </w:tc>
+        <w:tc>
+          <w:tcPr>
+            <w:tcW w:type="dxa" w:w="3040"/>
+            <w:shd w:fill="FFFFFF" w:color="auto" w:val="clear"/>
+            <w:tcMar>
+              <w:top w:type="dxa" w:w="60"/>
+              <w:left w:type="dxa" w:w="120"/>
+              <w:bottom w:type="dxa" w:w="60"/>
+              <w:right w:type="dxa" w:w="120"/>
+            </w:tcMar>
+            <w:vAlign w:val="top"/>
+          </w:tcPr>
+          <w:p>
+            <w:pPr>
+              <w:spacing w:after="40" w:before="0"/>
+              <w:jc w:val="left"/>
+            </w:pPr>
+            <w:r>
+              <w:rPr>
+                <w:rFonts w:ascii="Arial" w:cs="Arial" w:eastAsia="Arial" w:hAnsi="Arial"/>
+                <w:b w:val="false"/>
+                <w:bCs w:val="false"/>
+                <w:i w:val="false"/>
+                <w:iCs w:val="false"/>
+                <w:color w:val="000000"/>
+                <w:sz w:val="18"/>
+                <w:szCs w:val="18"/>
+              </w:rPr>
+              <w:t xml:space="preserve">The full Driving Question Board — maintained on the classroom wall since Lesson 1 — is brought into focus. All original question cards (posted by learners in earlier lessons) are visible. The teacher facilitates a structured whole-class review in three rounds: Round 1 — 'Answered with evidence': Learners identify questions they can now answer fully. A volunteer reads the question aloud, then a different learner provides the evidence-based answer and names which lesson or experiment generated the evidence. The card is moved to the 'Explained' column. Round 2 — 'Partially answered': Questions where learners have partial understanding are moved to a 'Still building' column with a brief note on what further evidence would be needed. Round 3 — 'New curiosities honoured': Any genuine new questions that arose during the unit (e.g. 'Why does CAN fertiliser sometimes cause soil acidification over many seasons?') are written on new cards and placed in a 'Future Chemistry' column, signalling that science is an ongoing process. The driving question itself — 'Why did the fertiliser granules get wet and clump together overnight...' — is read aloud by the teacher in full. The class votes by show of hands: 'Are we ready to answer this question fully and confidently?' The teacher scribes a class consensus answer on the board in three sentences.</w:t>
+            </w:r>
+          </w:p>
+        </w:tc>
+        <w:tc>
+          <w:tcPr>
+            <w:tcW w:type="dxa" w:w="3040"/>
+            <w:shd w:fill="F2F2F2" w:color="auto" w:val="clear"/>
+            <w:tcMar>
+              <w:top w:type="dxa" w:w="60"/>
+              <w:left w:type="dxa" w:w="120"/>
+              <w:bottom w:type="dxa" w:w="60"/>
+              <w:right w:type="dxa" w:w="120"/>
+            </w:tcMar>
+            <w:vAlign w:val="top"/>
+          </w:tcPr>
+          <w:p>
+            <w:pPr>
+              <w:spacing w:after="40" w:before="0"/>
+              <w:jc w:val="left"/>
+            </w:pPr>
+            <w:r>
+              <w:rPr>
+                <w:rFonts w:ascii="Arial" w:cs="Arial" w:eastAsia="Arial" w:hAnsi="Arial"/>
+                <w:b w:val="false"/>
+                <w:bCs w:val="false"/>
+                <w:i w:val="false"/>
+                <w:iCs w:val="false"/>
+                <w:color w:val="000000"/>
+                <w:sz w:val="18"/>
+                <w:szCs w:val="18"/>
+              </w:rPr>
+              <w:t xml:space="preserve">Read the driving question aloud slowly and completely. Say: 'Seven lessons ago, this question puzzled you. Let's see what we know now.' Hand the DQB marker to a learner and say: 'You are the curator. Read each card — class, thumbs up if we can answer it fully with evidence.' For each 'thumbs up' question, say: 'Who can give the answer AND name the lesson or experiment that gave us the evidence?' Apply 12 seconds of WAIT TIME. Cold-call one learner for the answer, then cold-call a SECOND learner to name the evidence source — do not accept 'I don't know' without a 'Phone a Friend' prompt to a peer. For the consensus answer to the driving question, say: 'Give me exactly three sentences — one for CAN, one for washing soda, one for table salt. Go.' Scribe the three sentences verbatim as given by the class, editing only for scientific accuracy, and leave them on the board for the duration of the summative task.</w:t>
+            </w:r>
+          </w:p>
+        </w:tc>
+        <w:tc>
+          <w:tcPr>
+            <w:tcW w:type="dxa" w:w="3040"/>
+            <w:shd w:fill="FFFFFF" w:color="auto" w:val="clear"/>
+            <w:tcMar>
+              <w:top w:type="dxa" w:w="60"/>
+              <w:left w:type="dxa" w:w="120"/>
+              <w:bottom w:type="dxa" w:w="60"/>
+              <w:right w:type="dxa" w:w="120"/>
+            </w:tcMar>
+            <w:vAlign w:val="top"/>
+          </w:tcPr>
+          <w:p>
+            <w:pPr>
+              <w:spacing w:after="40" w:before="0"/>
+              <w:jc w:val="left"/>
+            </w:pPr>
+            <w:r>
+              <w:rPr>
+                <w:rFonts w:ascii="Arial" w:cs="Arial" w:eastAsia="Arial" w:hAnsi="Arial"/>
+                <w:b w:val="false"/>
+                <w:bCs w:val="false"/>
+                <w:i w:val="false"/>
+                <w:iCs w:val="false"/>
+                <w:color w:val="000000"/>
+                <w:sz w:val="18"/>
+                <w:szCs w:val="18"/>
+              </w:rPr>
+              <w:t xml:space="preserve">Strategy: DQB Triaged Closure with Consensus Scribing. The three-round DQB review (answered / partial / new curiosities) models how scientific understanding grows iteratively — some questions are closed, some invite deeper inquiry. The 'Future Chemistry' column affirms that unresolved questions are intellectually valuable, not failures. Consensus scribing externalises the class's collective explanatory model and provides a visible anchor for the summative task — mirroring the NGSS practice of Constructing Explanations.</w:t>
+            </w:r>
+          </w:p>
+        </w:tc>
+        <w:tc>
+          <w:tcPr>
+            <w:tcW w:type="dxa" w:w="3040"/>
+            <w:shd w:fill="F2F2F2" w:color="auto" w:val="clear"/>
+            <w:tcMar>
+              <w:top w:type="dxa" w:w="60"/>
+              <w:left w:type="dxa" w:w="120"/>
+              <w:bottom w:type="dxa" w:w="60"/>
+              <w:right w:type="dxa" w:w="120"/>
+            </w:tcMar>
+            <w:vAlign w:val="top"/>
+          </w:tcPr>
+          <w:p>
+            <w:pPr>
+              <w:spacing w:after="40" w:before="0"/>
+              <w:jc w:val="left"/>
+            </w:pPr>
+            <w:r>
+              <w:rPr>
+                <w:rFonts w:ascii="Arial" w:cs="Arial" w:eastAsia="Arial" w:hAnsi="Arial"/>
+                <w:b w:val="false"/>
+                <w:bCs w:val="false"/>
+                <w:i w:val="false"/>
+                <w:iCs w:val="false"/>
+                <w:color w:val="000000"/>
+                <w:sz w:val="18"/>
+                <w:szCs w:val="18"/>
+              </w:rPr>
+              <w:t xml:space="preserve">Observable indicator: The class consensus answer written on the board must, at minimum, use the terms 'deliquescent' or 'hygroscopic' for CAN, 'efflorescence' and 'water of crystallisation' for washing soda, and include a statement about NaCl's stability. If the spontaneous class answers are missing any of these, the teacher inserts a targeted prompt: 'We used a specific chemistry term for this in Lesson 5 — what was it?' Do not supply the term; wait for it to emerge from the class.</w:t>
+            </w:r>
+          </w:p>
+        </w:tc>
+      </w:tr>
+      <w:tr>
+        <w:tc>
+          <w:tcPr>
+            <w:tcW w:type="dxa" w:w="1520"/>
+            <w:shd w:fill="FCE4D6" w:color="auto" w:val="clear"/>
+            <w:tcMar>
+              <w:top w:type="dxa" w:w="60"/>
+              <w:left w:type="dxa" w:w="120"/>
+              <w:bottom w:type="dxa" w:w="60"/>
+              <w:right w:type="dxa" w:w="120"/>
+            </w:tcMar>
+            <w:vAlign w:val="top"/>
+          </w:tcPr>
+          <w:p>
+            <w:pPr>
+              <w:spacing w:after="40" w:before="0"/>
+              <w:jc w:val="left"/>
+            </w:pPr>
+            <w:r>
+              <w:rPr>
+                <w:rFonts w:ascii="Arial" w:cs="Arial" w:eastAsia="Arial" w:hAnsi="Arial"/>
+                <w:b/>
+                <w:bCs/>
+                <w:i w:val="false"/>
+                <w:iCs w:val="false"/>
+                <w:color w:val="000000"/>
+                <w:sz w:val="18"/>
+                <w:szCs w:val="18"/>
+              </w:rPr>
+              <w:t xml:space="preserve">Driving Question Board (DQB) Creation</w:t>
+            </w:r>
+          </w:p>
+          <w:p>
+            <w:pPr>
+              <w:spacing w:after="20" w:before="0"/>
+            </w:pPr>
+            <w:r>
+              <w:rPr>
+                <w:rFonts w:ascii="Arial" w:cs="Arial" w:eastAsia="Arial" w:hAnsi="Arial"/>
+                <w:b/>
+                <w:bCs/>
+                <w:color w:val="1F3864"/>
+                <w:sz w:val="16"/>
+                <w:szCs w:val="16"/>
+              </w:rPr>
+              <w:t xml:space="preserve">📹 VIDEO:</w:t>
+            </w:r>
+          </w:p>
+          <w:p>
+            <w:pPr>
+              <w:spacing w:after="20" w:before="0"/>
+            </w:pPr>
+            <w:hyperlink w:history="1" r:id="rId7ez7vpkiqcpkt1dfdsgn5">
               <w:r>
                 <w:rPr>
                   <w:rFonts w:ascii="Arial" w:cs="Arial" w:eastAsia="Arial" w:hAnsi="Arial"/>
@@ -23748,7 +23953,7 @@
                   <w:szCs w:val="16"/>
                   <w:u w:val="single" w:color="2E75B6"/>
                 </w:rPr>
-                <w:t xml:space="preserve">Hydrolysis of Salts: Equations (Flexbook)</w:t>
+                <w:t xml:space="preserve">pH of salt solutions</w:t>
               </w:r>
             </w:hyperlink>
           </w:p>
@@ -23764,7 +23969,7 @@
                 <w:sz w:val="14"/>
                 <w:szCs w:val="14"/>
               </w:rPr>
-              <w:t xml:space="preserve">Source: CK-12</w:t>
+              <w:t xml:space="preserve">Source: Khan Academy (English - US curriculum)</w:t>
             </w:r>
           </w:p>
           <w:p>
@@ -23772,235 +23977,7 @@
               <w:spacing w:after="10" w:before="0"/>
               <w:ind w:left="120"/>
             </w:pPr>
-            <w:hyperlink w:history="1" r:id="rIdurichzvnd5btsxnhrygce">
-              <w:r>
-                <w:rPr>
-                  <w:rFonts w:ascii="Arial" w:cs="Arial" w:eastAsia="Arial" w:hAnsi="Arial"/>
-                  <w:color w:val="595959"/>
-                  <w:sz w:val="14"/>
-                  <w:szCs w:val="14"/>
-                  <w:u w:val="single" w:color="595959"/>
-                </w:rPr>
-                <w:t xml:space="preserve">🔍 Search ARES for similar readings</w:t>
-              </w:r>
-            </w:hyperlink>
-          </w:p>
-        </w:tc>
-        <w:tc>
-          <w:tcPr>
-            <w:tcW w:type="dxa" w:w="3040"/>
-            <w:shd w:fill="FFFFFF" w:color="auto" w:val="clear"/>
-            <w:tcMar>
-              <w:top w:type="dxa" w:w="60"/>
-              <w:left w:type="dxa" w:w="120"/>
-              <w:bottom w:type="dxa" w:w="60"/>
-              <w:right w:type="dxa" w:w="120"/>
-            </w:tcMar>
-            <w:vAlign w:val="top"/>
-          </w:tcPr>
-          <w:p>
-            <w:pPr>
-              <w:spacing w:after="40" w:before="0"/>
-              <w:jc w:val="left"/>
-            </w:pPr>
-            <w:r>
-              <w:rPr>
-                <w:rFonts w:ascii="Arial" w:cs="Arial" w:eastAsia="Arial" w:hAnsi="Arial"/>
-                <w:b w:val="false"/>
-                <w:bCs w:val="false"/>
-                <w:i w:val="false"/>
-                <w:iCs w:val="false"/>
-                <w:color w:val="000000"/>
-                <w:sz w:val="18"/>
-                <w:szCs w:val="18"/>
-              </w:rPr>
-              <w:t xml:space="preserve">The full Driving Question Board — maintained on the classroom wall since Lesson 1 — is brought into focus. All original question cards (posted by learners in earlier lessons) are visible. The teacher facilitates a structured whole-class review in three rounds: Round 1 — 'Answered with evidence': Learners identify questions they can now answer fully. A volunteer reads the question aloud, then a different learner provides the evidence-based answer and names which lesson or experiment generated the evidence. The card is moved to the 'Explained' column. Round 2 — 'Partially answered': Questions where learners have partial understanding are moved to a 'Still building' column with a brief note on what further evidence would be needed. Round 3 — 'New curiosities honoured': Any genuine new questions that arose during the unit (e.g. 'Why does CAN fertiliser sometimes cause soil acidification over many seasons?') are written on new cards and placed in a 'Future Chemistry' column, signalling that science is an ongoing process. The driving question itself — 'Why did the fertiliser granules get wet and clump together overnight...' — is read aloud by the teacher in full. The class votes by show of hands: 'Are we ready to answer this question fully and confidently?' The teacher scribes a class consensus answer on the board in three sentences.</w:t>
-            </w:r>
-          </w:p>
-        </w:tc>
-        <w:tc>
-          <w:tcPr>
-            <w:tcW w:type="dxa" w:w="3040"/>
-            <w:shd w:fill="F2F2F2" w:color="auto" w:val="clear"/>
-            <w:tcMar>
-              <w:top w:type="dxa" w:w="60"/>
-              <w:left w:type="dxa" w:w="120"/>
-              <w:bottom w:type="dxa" w:w="60"/>
-              <w:right w:type="dxa" w:w="120"/>
-            </w:tcMar>
-            <w:vAlign w:val="top"/>
-          </w:tcPr>
-          <w:p>
-            <w:pPr>
-              <w:spacing w:after="40" w:before="0"/>
-              <w:jc w:val="left"/>
-            </w:pPr>
-            <w:r>
-              <w:rPr>
-                <w:rFonts w:ascii="Arial" w:cs="Arial" w:eastAsia="Arial" w:hAnsi="Arial"/>
-                <w:b w:val="false"/>
-                <w:bCs w:val="false"/>
-                <w:i w:val="false"/>
-                <w:iCs w:val="false"/>
-                <w:color w:val="000000"/>
-                <w:sz w:val="18"/>
-                <w:szCs w:val="18"/>
-              </w:rPr>
-              <w:t xml:space="preserve">Read the driving question aloud slowly and completely. Say: 'Seven lessons ago, this question puzzled you. Let's see what we know now.' Hand the DQB marker to a learner and say: 'You are the curator. Read each card — class, thumbs up if we can answer it fully with evidence.' For each 'thumbs up' question, say: 'Who can give the answer AND name the lesson or experiment that gave us the evidence?' Apply 12 seconds of WAIT TIME. Cold-call one learner for the answer, then cold-call a SECOND learner to name the evidence source — do not accept 'I don't know' without a 'Phone a Friend' prompt to a peer. For the consensus answer to the driving question, say: 'Give me exactly three sentences — one for CAN, one for washing soda, one for table salt. Go.' Scribe the three sentences verbatim as given by the class, editing only for scientific accuracy, and leave them on the board for the duration of the summative task.</w:t>
-            </w:r>
-          </w:p>
-        </w:tc>
-        <w:tc>
-          <w:tcPr>
-            <w:tcW w:type="dxa" w:w="3040"/>
-            <w:shd w:fill="FFFFFF" w:color="auto" w:val="clear"/>
-            <w:tcMar>
-              <w:top w:type="dxa" w:w="60"/>
-              <w:left w:type="dxa" w:w="120"/>
-              <w:bottom w:type="dxa" w:w="60"/>
-              <w:right w:type="dxa" w:w="120"/>
-            </w:tcMar>
-            <w:vAlign w:val="top"/>
-          </w:tcPr>
-          <w:p>
-            <w:pPr>
-              <w:spacing w:after="40" w:before="0"/>
-              <w:jc w:val="left"/>
-            </w:pPr>
-            <w:r>
-              <w:rPr>
-                <w:rFonts w:ascii="Arial" w:cs="Arial" w:eastAsia="Arial" w:hAnsi="Arial"/>
-                <w:b w:val="false"/>
-                <w:bCs w:val="false"/>
-                <w:i w:val="false"/>
-                <w:iCs w:val="false"/>
-                <w:color w:val="000000"/>
-                <w:sz w:val="18"/>
-                <w:szCs w:val="18"/>
-              </w:rPr>
-              <w:t xml:space="preserve">Strategy: DQB Triaged Closure with Consensus Scribing. The three-round DQB review (answered / partial / new curiosities) models how scientific understanding grows iteratively — some questions are closed, some invite deeper inquiry. The 'Future Chemistry' column affirms that unresolved questions are intellectually valuable, not failures. Consensus scribing externalises the class's collective explanatory model and provides a visible anchor for the summative task — mirroring the NGSS practice of Constructing Explanations.</w:t>
-            </w:r>
-          </w:p>
-        </w:tc>
-        <w:tc>
-          <w:tcPr>
-            <w:tcW w:type="dxa" w:w="3040"/>
-            <w:shd w:fill="F2F2F2" w:color="auto" w:val="clear"/>
-            <w:tcMar>
-              <w:top w:type="dxa" w:w="60"/>
-              <w:left w:type="dxa" w:w="120"/>
-              <w:bottom w:type="dxa" w:w="60"/>
-              <w:right w:type="dxa" w:w="120"/>
-            </w:tcMar>
-            <w:vAlign w:val="top"/>
-          </w:tcPr>
-          <w:p>
-            <w:pPr>
-              <w:spacing w:after="40" w:before="0"/>
-              <w:jc w:val="left"/>
-            </w:pPr>
-            <w:r>
-              <w:rPr>
-                <w:rFonts w:ascii="Arial" w:cs="Arial" w:eastAsia="Arial" w:hAnsi="Arial"/>
-                <w:b w:val="false"/>
-                <w:bCs w:val="false"/>
-                <w:i w:val="false"/>
-                <w:iCs w:val="false"/>
-                <w:color w:val="000000"/>
-                <w:sz w:val="18"/>
-                <w:szCs w:val="18"/>
-              </w:rPr>
-              <w:t xml:space="preserve">Observable indicator: The class consensus answer written on the board must, at minimum, use the terms 'deliquescent' or 'hygroscopic' for CAN, 'efflorescence' and 'water of crystallisation' for washing soda, and include a statement about NaCl's stability. If the spontaneous class answers are missing any of these, the teacher inserts a targeted prompt: 'We used a specific chemistry term for this in Lesson 5 — what was it?' Do not supply the term; wait for it to emerge from the class.</w:t>
-            </w:r>
-          </w:p>
-        </w:tc>
-      </w:tr>
-      <w:tr>
-        <w:tc>
-          <w:tcPr>
-            <w:tcW w:type="dxa" w:w="1520"/>
-            <w:shd w:fill="FCE4D6" w:color="auto" w:val="clear"/>
-            <w:tcMar>
-              <w:top w:type="dxa" w:w="60"/>
-              <w:left w:type="dxa" w:w="120"/>
-              <w:bottom w:type="dxa" w:w="60"/>
-              <w:right w:type="dxa" w:w="120"/>
-            </w:tcMar>
-            <w:vAlign w:val="top"/>
-          </w:tcPr>
-          <w:p>
-            <w:pPr>
-              <w:spacing w:after="40" w:before="0"/>
-              <w:jc w:val="left"/>
-            </w:pPr>
-            <w:r>
-              <w:rPr>
-                <w:rFonts w:ascii="Arial" w:cs="Arial" w:eastAsia="Arial" w:hAnsi="Arial"/>
-                <w:b/>
-                <w:bCs/>
-                <w:i w:val="false"/>
-                <w:iCs w:val="false"/>
-                <w:color w:val="000000"/>
-                <w:sz w:val="18"/>
-                <w:szCs w:val="18"/>
-              </w:rPr>
-              <w:t xml:space="preserve">Driving Question Board (DQB) Creation</w:t>
-            </w:r>
-          </w:p>
-          <w:p>
-            <w:pPr>
-              <w:spacing w:after="20" w:before="0"/>
-            </w:pPr>
-            <w:r>
-              <w:rPr>
-                <w:rFonts w:ascii="Arial" w:cs="Arial" w:eastAsia="Arial" w:hAnsi="Arial"/>
-                <w:b/>
-                <w:bCs/>
-                <w:color w:val="1F3864"/>
-                <w:sz w:val="16"/>
-                <w:szCs w:val="16"/>
-              </w:rPr>
-              <w:t xml:space="preserve">📹 VIDEO:</w:t>
-            </w:r>
-          </w:p>
-          <w:p>
-            <w:pPr>
-              <w:spacing w:after="20" w:before="0"/>
-            </w:pPr>
-            <w:hyperlink w:history="1" r:id="rIdgkdv1nqmqcllwidapnpak">
-              <w:r>
-                <w:rPr>
-                  <w:rFonts w:ascii="Arial" w:cs="Arial" w:eastAsia="Arial" w:hAnsi="Arial"/>
-                  <w:color w:val="2E75B6"/>
-                  <w:sz w:val="16"/>
-                  <w:szCs w:val="16"/>
-                  <w:u w:val="single" w:color="2E75B6"/>
-                </w:rPr>
-                <w:t xml:space="preserve">Meaningfully composing functions</w:t>
-              </w:r>
-            </w:hyperlink>
-          </w:p>
-          <w:p>
-            <w:pPr>
-              <w:spacing w:after="10" w:before="0"/>
-              <w:ind w:left="120"/>
-            </w:pPr>
-            <w:r>
-              <w:rPr>
-                <w:rFonts w:ascii="Arial" w:cs="Arial" w:eastAsia="Arial" w:hAnsi="Arial"/>
-                <w:color w:val="595959"/>
-                <w:sz w:val="14"/>
-                <w:szCs w:val="14"/>
-              </w:rPr>
-              <w:t xml:space="preserve">Source: Khan Academy (English - US curriculum)</w:t>
-            </w:r>
-          </w:p>
-          <w:p>
-            <w:pPr>
-              <w:spacing w:after="10" w:before="0"/>
-              <w:ind w:left="120"/>
-            </w:pPr>
-            <w:hyperlink w:history="1" r:id="rIdpsc8wnu6jk65ofgcyirck">
+            <w:hyperlink w:history="1" r:id="rId6orqeteynedmxyyzsmyrp">
               <w:r>
                 <w:rPr>
                   <w:rFonts w:ascii="Arial" w:cs="Arial" w:eastAsia="Arial" w:hAnsi="Arial"/>
@@ -24038,14 +24015,241 @@
                 <w:sz w:val="16"/>
                 <w:szCs w:val="16"/>
               </w:rPr>
-              <w:t xml:space="preserve">📖 HTML:</w:t>
+              <w:t xml:space="preserve">📖 READING:</w:t>
             </w:r>
           </w:p>
           <w:p>
             <w:pPr>
               <w:spacing w:after="20" w:before="0"/>
             </w:pPr>
-            <w:hyperlink w:history="1" r:id="rIdnxx_fiudd25lziufetdtz">
+            <w:r>
+              <w:rPr>
+                <w:rFonts w:ascii="Arial" w:cs="Arial" w:eastAsia="Arial" w:hAnsi="Arial"/>
+                <w:i/>
+                <w:iCs/>
+                <w:color w:val="595959"/>
+                <w:sz w:val="16"/>
+                <w:szCs w:val="16"/>
+              </w:rPr>
+              <w:t xml:space="preserve">No closely matching reading in the ARES library for this activity.</w:t>
+            </w:r>
+          </w:p>
+          <w:p>
+            <w:pPr>
+              <w:spacing w:after="10" w:before="0"/>
+              <w:ind w:left="120"/>
+            </w:pPr>
+            <w:hyperlink w:history="1" r:id="rId7u7awffvxjkxtao68t45j">
+              <w:r>
+                <w:rPr>
+                  <w:rFonts w:ascii="Arial" w:cs="Arial" w:eastAsia="Arial" w:hAnsi="Arial"/>
+                  <w:color w:val="595959"/>
+                  <w:sz w:val="14"/>
+                  <w:szCs w:val="14"/>
+                  <w:u w:val="single" w:color="595959"/>
+                </w:rPr>
+                <w:t xml:space="preserve">🔍 Search ARES for readings</w:t>
+              </w:r>
+            </w:hyperlink>
+          </w:p>
+          <w:p>
+            <w:pPr>
+              <w:spacing w:after="10" w:before="0"/>
+              <w:ind w:left="120"/>
+            </w:pPr>
+            <w:r>
+              <w:rPr>
+                <w:rFonts w:ascii="Arial" w:cs="Arial" w:eastAsia="Arial" w:hAnsi="Arial"/>
+                <w:color w:val="595959"/>
+                <w:sz w:val="14"/>
+                <w:szCs w:val="14"/>
+              </w:rPr>
+              <w:t xml:space="preserve">Search terms: salts synthesis revision closure</w:t>
+            </w:r>
+          </w:p>
+        </w:tc>
+        <w:tc>
+          <w:tcPr>
+            <w:tcW w:type="dxa" w:w="3040"/>
+            <w:shd w:fill="FFFFFF" w:color="auto" w:val="clear"/>
+            <w:tcMar>
+              <w:top w:type="dxa" w:w="60"/>
+              <w:left w:type="dxa" w:w="120"/>
+              <w:bottom w:type="dxa" w:w="60"/>
+              <w:right w:type="dxa" w:w="120"/>
+            </w:tcMar>
+            <w:vAlign w:val="top"/>
+          </w:tcPr>
+          <w:p>
+            <w:pPr>
+              <w:spacing w:after="40" w:before="0"/>
+              <w:jc w:val="left"/>
+            </w:pPr>
+            <w:r>
+              <w:rPr>
+                <w:rFonts w:ascii="Arial" w:cs="Arial" w:eastAsia="Arial" w:hAnsi="Arial"/>
+                <w:b w:val="false"/>
+                <w:bCs w:val="false"/>
+                <w:i w:val="false"/>
+                <w:iCs w:val="false"/>
+                <w:color w:val="000000"/>
+                <w:sz w:val="18"/>
+                <w:szCs w:val="18"/>
+              </w:rPr>
+              <w:t xml:space="preserve">Each learner independently completes a structured summative assessment task on a printed or digital task sheet. The task is framed around a new but parallel Kenyan scenario to ensure transfer — not simple recall: 'A Kenyan agrochemical company in Nakuru is developing a new fertiliser product. Laboratory analysis shows the fertiliser contains the salt X, which forms when sulphuric acid reacts with ammonia solution. (a) Name salt X and classify it as normal, acidic, basic or double. (b) Write a balanced chemical equation for its preparation. (c) The company stores salt X in open warehouses near Lake Nakuru where humidity is high. Predict and explain its likely behaviour in air, using correct terminology. (d) Describe ONE other industrial or agricultural use of a salt covered in this unit that is relevant to Kenya, naming the salt, its preparation method and its use.' Learners work silently and individually for 20 minutes. They may refer to their final cumulative model poster only — not to textbooks or notes — to simulate authentic scientific reasoning from internalised understanding.</w:t>
+            </w:r>
+          </w:p>
+        </w:tc>
+        <w:tc>
+          <w:tcPr>
+            <w:tcW w:type="dxa" w:w="3040"/>
+            <w:shd w:fill="F2F2F2" w:color="auto" w:val="clear"/>
+            <w:tcMar>
+              <w:top w:type="dxa" w:w="60"/>
+              <w:left w:type="dxa" w:w="120"/>
+              <w:bottom w:type="dxa" w:w="60"/>
+              <w:right w:type="dxa" w:w="120"/>
+            </w:tcMar>
+            <w:vAlign w:val="top"/>
+          </w:tcPr>
+          <w:p>
+            <w:pPr>
+              <w:spacing w:after="40" w:before="0"/>
+              <w:jc w:val="left"/>
+            </w:pPr>
+            <w:r>
+              <w:rPr>
+                <w:rFonts w:ascii="Arial" w:cs="Arial" w:eastAsia="Arial" w:hAnsi="Arial"/>
+                <w:b w:val="false"/>
+                <w:bCs w:val="false"/>
+                <w:i w:val="false"/>
+                <w:iCs w:val="false"/>
+                <w:color w:val="000000"/>
+                <w:sz w:val="18"/>
+                <w:szCs w:val="18"/>
+              </w:rPr>
+              <w:t xml:space="preserve">Distribute task sheets. Say: 'This is your individual opportunity to show what YOU understand — not your group, not your model poster alone. You may look at your final model poster. You may not look at your textbook or exercise book. You have 20 minutes. Begin.' Set a visible timer. Circulate silently for the first 10 minutes — do not answer content questions; redirect with: 'What does your model show about that?' At the 10-minute mark, give a quiet time-check: 'Ten minutes remaining — check that you have attempted all four parts.' At 5 minutes remaining: 'Five minutes — begin checking your equations are balanced.' At time: 'Pens down. Read your answer to part (c) silently one more time and make one final edit if needed — 60 seconds.' Collect all task sheets.</w:t>
+            </w:r>
+          </w:p>
+        </w:tc>
+        <w:tc>
+          <w:tcPr>
+            <w:tcW w:type="dxa" w:w="3040"/>
+            <w:shd w:fill="FFFFFF" w:color="auto" w:val="clear"/>
+            <w:tcMar>
+              <w:top w:type="dxa" w:w="60"/>
+              <w:left w:type="dxa" w:w="120"/>
+              <w:bottom w:type="dxa" w:w="60"/>
+              <w:right w:type="dxa" w:w="120"/>
+            </w:tcMar>
+            <w:vAlign w:val="top"/>
+          </w:tcPr>
+          <w:p>
+            <w:pPr>
+              <w:spacing w:after="40" w:before="0"/>
+              <w:jc w:val="left"/>
+            </w:pPr>
+            <w:r>
+              <w:rPr>
+                <w:rFonts w:ascii="Arial" w:cs="Arial" w:eastAsia="Arial" w:hAnsi="Arial"/>
+                <w:b w:val="false"/>
+                <w:bCs w:val="false"/>
+                <w:i w:val="false"/>
+                <w:iCs w:val="false"/>
+                <w:color w:val="000000"/>
+                <w:sz w:val="18"/>
+                <w:szCs w:val="18"/>
+              </w:rPr>
+              <w:t xml:space="preserve">Strategy: Transfer Task with Partial Scaffold. The summative task is deliberately set in a new Kenyan context (Nakuru, ammonia + sulphuric acid → ammonium sulphate) that was not the primary focus of any single lesson, requiring learners to transfer and apply — not simply recall. Allowing reference to their own cumulative model (but not textbooks) rewards learners who engaged consistently with model-building across the unit and assesses authentic scientific reasoning. This aligns with the NGSS practice of Constructing Explanations and Designing Solutions.</w:t>
+            </w:r>
+          </w:p>
+        </w:tc>
+        <w:tc>
+          <w:tcPr>
+            <w:tcW w:type="dxa" w:w="3040"/>
+            <w:shd w:fill="F2F2F2" w:color="auto" w:val="clear"/>
+            <w:tcMar>
+              <w:top w:type="dxa" w:w="60"/>
+              <w:left w:type="dxa" w:w="120"/>
+              <w:bottom w:type="dxa" w:w="60"/>
+              <w:right w:type="dxa" w:w="120"/>
+            </w:tcMar>
+            <w:vAlign w:val="top"/>
+          </w:tcPr>
+          <w:p>
+            <w:pPr>
+              <w:spacing w:after="40" w:before="0"/>
+              <w:jc w:val="left"/>
+            </w:pPr>
+            <w:r>
+              <w:rPr>
+                <w:rFonts w:ascii="Arial" w:cs="Arial" w:eastAsia="Arial" w:hAnsi="Arial"/>
+                <w:b w:val="false"/>
+                <w:bCs w:val="false"/>
+                <w:i w:val="false"/>
+                <w:iCs w:val="false"/>
+                <w:color w:val="000000"/>
+                <w:sz w:val="18"/>
+                <w:szCs w:val="18"/>
+              </w:rPr>
+              <w:t xml:space="preserve">Observable indicator for teacher marking: (a) Salt X correctly identified as ammonium sulphate, (NH₄)₂SO₄, classified as a normal salt — 1 mark. (b) Balanced equation: H₂SO₄ + 2NH₃ → (NH₄)₂SO₄ — 2 marks (1 for correct products, 1 for balance). (c) Prediction: ammonium sulphate is hygroscopic; in high-humidity conditions near Lake Nakuru it will absorb moisture from the air, causing granules to become damp and clump — correct use of 'hygroscopic' required for full marks — 2 marks. (d) Any valid salt with correct preparation method and Kenyan use — e.g. NaCl prepared by evaporation of seawater at Mombasa coast / used for food preservation; or calcium ammonium nitrate prepared by neutralisation of nitric acid with calcium hydroxide / used as fertiliser on maize farms in the Rift Valley — 2 marks. Total: 7 marks.</w:t>
+            </w:r>
+          </w:p>
+        </w:tc>
+      </w:tr>
+      <w:tr>
+        <w:tc>
+          <w:tcPr>
+            <w:tcW w:type="dxa" w:w="1520"/>
+            <w:shd w:fill="D5E8F0" w:color="auto" w:val="clear"/>
+            <w:tcMar>
+              <w:top w:type="dxa" w:w="60"/>
+              <w:left w:type="dxa" w:w="120"/>
+              <w:bottom w:type="dxa" w:w="60"/>
+              <w:right w:type="dxa" w:w="120"/>
+            </w:tcMar>
+            <w:vAlign w:val="top"/>
+          </w:tcPr>
+          <w:p>
+            <w:pPr>
+              <w:spacing w:after="40" w:before="0"/>
+              <w:jc w:val="left"/>
+            </w:pPr>
+            <w:r>
+              <w:rPr>
+                <w:rFonts w:ascii="Arial" w:cs="Arial" w:eastAsia="Arial" w:hAnsi="Arial"/>
+                <w:b/>
+                <w:bCs/>
+                <w:i w:val="false"/>
+                <w:iCs w:val="false"/>
+                <w:color w:val="000000"/>
+                <w:sz w:val="18"/>
+                <w:szCs w:val="18"/>
+              </w:rPr>
+              <w:t xml:space="preserve">Model Building Phase</w:t>
+            </w:r>
+          </w:p>
+          <w:p>
+            <w:pPr>
+              <w:spacing w:after="20" w:before="0"/>
+            </w:pPr>
+            <w:r>
+              <w:rPr>
+                <w:rFonts w:ascii="Arial" w:cs="Arial" w:eastAsia="Arial" w:hAnsi="Arial"/>
+                <w:b/>
+                <w:bCs/>
+                <w:color w:val="1F3864"/>
+                <w:sz w:val="16"/>
+                <w:szCs w:val="16"/>
+              </w:rPr>
+              <w:t xml:space="preserve">📹 VIDEO:</w:t>
+            </w:r>
+          </w:p>
+          <w:p>
+            <w:pPr>
+              <w:spacing w:after="20" w:before="0"/>
+            </w:pPr>
+            <w:hyperlink w:history="1" r:id="rIdgnb2tbflzzl5twox4n8qg">
               <w:r>
                 <w:rPr>
                   <w:rFonts w:ascii="Arial" w:cs="Arial" w:eastAsia="Arial" w:hAnsi="Arial"/>
@@ -24054,7 +24258,7 @@
                   <w:szCs w:val="16"/>
                   <w:u w:val="single" w:color="2E75B6"/>
                 </w:rPr>
-                <w:t xml:space="preserve">Hydrolysis of Salts: Equations (Flexbook)</w:t>
+                <w:t xml:space="preserve">pH of salt solutions</w:t>
               </w:r>
             </w:hyperlink>
           </w:p>
@@ -24070,7 +24274,7 @@
                 <w:sz w:val="14"/>
                 <w:szCs w:val="14"/>
               </w:rPr>
-              <w:t xml:space="preserve">Source: CK-12</w:t>
+              <w:t xml:space="preserve">Source: Khan Academy (English - US curriculum)</w:t>
             </w:r>
           </w:p>
           <w:p>
@@ -24078,235 +24282,7 @@
               <w:spacing w:after="10" w:before="0"/>
               <w:ind w:left="120"/>
             </w:pPr>
-            <w:hyperlink w:history="1" r:id="rId_gk7gwwdf-ubsaet7xujd">
-              <w:r>
-                <w:rPr>
-                  <w:rFonts w:ascii="Arial" w:cs="Arial" w:eastAsia="Arial" w:hAnsi="Arial"/>
-                  <w:color w:val="595959"/>
-                  <w:sz w:val="14"/>
-                  <w:szCs w:val="14"/>
-                  <w:u w:val="single" w:color="595959"/>
-                </w:rPr>
-                <w:t xml:space="preserve">🔍 Search ARES for similar readings</w:t>
-              </w:r>
-            </w:hyperlink>
-          </w:p>
-        </w:tc>
-        <w:tc>
-          <w:tcPr>
-            <w:tcW w:type="dxa" w:w="3040"/>
-            <w:shd w:fill="FFFFFF" w:color="auto" w:val="clear"/>
-            <w:tcMar>
-              <w:top w:type="dxa" w:w="60"/>
-              <w:left w:type="dxa" w:w="120"/>
-              <w:bottom w:type="dxa" w:w="60"/>
-              <w:right w:type="dxa" w:w="120"/>
-            </w:tcMar>
-            <w:vAlign w:val="top"/>
-          </w:tcPr>
-          <w:p>
-            <w:pPr>
-              <w:spacing w:after="40" w:before="0"/>
-              <w:jc w:val="left"/>
-            </w:pPr>
-            <w:r>
-              <w:rPr>
-                <w:rFonts w:ascii="Arial" w:cs="Arial" w:eastAsia="Arial" w:hAnsi="Arial"/>
-                <w:b w:val="false"/>
-                <w:bCs w:val="false"/>
-                <w:i w:val="false"/>
-                <w:iCs w:val="false"/>
-                <w:color w:val="000000"/>
-                <w:sz w:val="18"/>
-                <w:szCs w:val="18"/>
-              </w:rPr>
-              <w:t xml:space="preserve">Each learner independently completes a structured summative assessment task on a printed or digital task sheet. The task is framed around a new but parallel Kenyan scenario to ensure transfer — not simple recall: 'A Kenyan agrochemical company in Nakuru is developing a new fertiliser product. Laboratory analysis shows the fertiliser contains the salt X, which forms when sulphuric acid reacts with ammonia solution. (a) Name salt X and classify it as normal, acidic, basic or double. (b) Write a balanced chemical equation for its preparation. (c) The company stores salt X in open warehouses near Lake Nakuru where humidity is high. Predict and explain its likely behaviour in air, using correct terminology. (d) Describe ONE other industrial or agricultural use of a salt covered in this unit that is relevant to Kenya, naming the salt, its preparation method and its use.' Learners work silently and individually for 20 minutes. They may refer to their final cumulative model poster only — not to textbooks or notes — to simulate authentic scientific reasoning from internalised understanding.</w:t>
-            </w:r>
-          </w:p>
-        </w:tc>
-        <w:tc>
-          <w:tcPr>
-            <w:tcW w:type="dxa" w:w="3040"/>
-            <w:shd w:fill="F2F2F2" w:color="auto" w:val="clear"/>
-            <w:tcMar>
-              <w:top w:type="dxa" w:w="60"/>
-              <w:left w:type="dxa" w:w="120"/>
-              <w:bottom w:type="dxa" w:w="60"/>
-              <w:right w:type="dxa" w:w="120"/>
-            </w:tcMar>
-            <w:vAlign w:val="top"/>
-          </w:tcPr>
-          <w:p>
-            <w:pPr>
-              <w:spacing w:after="40" w:before="0"/>
-              <w:jc w:val="left"/>
-            </w:pPr>
-            <w:r>
-              <w:rPr>
-                <w:rFonts w:ascii="Arial" w:cs="Arial" w:eastAsia="Arial" w:hAnsi="Arial"/>
-                <w:b w:val="false"/>
-                <w:bCs w:val="false"/>
-                <w:i w:val="false"/>
-                <w:iCs w:val="false"/>
-                <w:color w:val="000000"/>
-                <w:sz w:val="18"/>
-                <w:szCs w:val="18"/>
-              </w:rPr>
-              <w:t xml:space="preserve">Distribute task sheets. Say: 'This is your individual opportunity to show what YOU understand — not your group, not your model poster alone. You may look at your final model poster. You may not look at your textbook or exercise book. You have 20 minutes. Begin.' Set a visible timer. Circulate silently for the first 10 minutes — do not answer content questions; redirect with: 'What does your model show about that?' At the 10-minute mark, give a quiet time-check: 'Ten minutes remaining — check that you have attempted all four parts.' At 5 minutes remaining: 'Five minutes — begin checking your equations are balanced.' At time: 'Pens down. Read your answer to part (c) silently one more time and make one final edit if needed — 60 seconds.' Collect all task sheets.</w:t>
-            </w:r>
-          </w:p>
-        </w:tc>
-        <w:tc>
-          <w:tcPr>
-            <w:tcW w:type="dxa" w:w="3040"/>
-            <w:shd w:fill="FFFFFF" w:color="auto" w:val="clear"/>
-            <w:tcMar>
-              <w:top w:type="dxa" w:w="60"/>
-              <w:left w:type="dxa" w:w="120"/>
-              <w:bottom w:type="dxa" w:w="60"/>
-              <w:right w:type="dxa" w:w="120"/>
-            </w:tcMar>
-            <w:vAlign w:val="top"/>
-          </w:tcPr>
-          <w:p>
-            <w:pPr>
-              <w:spacing w:after="40" w:before="0"/>
-              <w:jc w:val="left"/>
-            </w:pPr>
-            <w:r>
-              <w:rPr>
-                <w:rFonts w:ascii="Arial" w:cs="Arial" w:eastAsia="Arial" w:hAnsi="Arial"/>
-                <w:b w:val="false"/>
-                <w:bCs w:val="false"/>
-                <w:i w:val="false"/>
-                <w:iCs w:val="false"/>
-                <w:color w:val="000000"/>
-                <w:sz w:val="18"/>
-                <w:szCs w:val="18"/>
-              </w:rPr>
-              <w:t xml:space="preserve">Strategy: Transfer Task with Partial Scaffold. The summative task is deliberately set in a new Kenyan context (Nakuru, ammonia + sulphuric acid → ammonium sulphate) that was not the primary focus of any single lesson, requiring learners to transfer and apply — not simply recall. Allowing reference to their own cumulative model (but not textbooks) rewards learners who engaged consistently with model-building across the unit and assesses authentic scientific reasoning. This aligns with the NGSS practice of Constructing Explanations and Designing Solutions.</w:t>
-            </w:r>
-          </w:p>
-        </w:tc>
-        <w:tc>
-          <w:tcPr>
-            <w:tcW w:type="dxa" w:w="3040"/>
-            <w:shd w:fill="F2F2F2" w:color="auto" w:val="clear"/>
-            <w:tcMar>
-              <w:top w:type="dxa" w:w="60"/>
-              <w:left w:type="dxa" w:w="120"/>
-              <w:bottom w:type="dxa" w:w="60"/>
-              <w:right w:type="dxa" w:w="120"/>
-            </w:tcMar>
-            <w:vAlign w:val="top"/>
-          </w:tcPr>
-          <w:p>
-            <w:pPr>
-              <w:spacing w:after="40" w:before="0"/>
-              <w:jc w:val="left"/>
-            </w:pPr>
-            <w:r>
-              <w:rPr>
-                <w:rFonts w:ascii="Arial" w:cs="Arial" w:eastAsia="Arial" w:hAnsi="Arial"/>
-                <w:b w:val="false"/>
-                <w:bCs w:val="false"/>
-                <w:i w:val="false"/>
-                <w:iCs w:val="false"/>
-                <w:color w:val="000000"/>
-                <w:sz w:val="18"/>
-                <w:szCs w:val="18"/>
-              </w:rPr>
-              <w:t xml:space="preserve">Observable indicator for teacher marking: (a) Salt X correctly identified as ammonium sulphate, (NH₄)₂SO₄, classified as a normal salt — 1 mark. (b) Balanced equation: H₂SO₄ + 2NH₃ → (NH₄)₂SO₄ — 2 marks (1 for correct products, 1 for balance). (c) Prediction: ammonium sulphate is hygroscopic; in high-humidity conditions near Lake Nakuru it will absorb moisture from the air, causing granules to become damp and clump — correct use of 'hygroscopic' required for full marks — 2 marks. (d) Any valid salt with correct preparation method and Kenyan use — e.g. NaCl prepared by evaporation of seawater at Mombasa coast / used for food preservation; or calcium ammonium nitrate prepared by neutralisation of nitric acid with calcium hydroxide / used as fertiliser on maize farms in the Rift Valley — 2 marks. Total: 7 marks.</w:t>
-            </w:r>
-          </w:p>
-        </w:tc>
-      </w:tr>
-      <w:tr>
-        <w:tc>
-          <w:tcPr>
-            <w:tcW w:type="dxa" w:w="1520"/>
-            <w:shd w:fill="D5E8F0" w:color="auto" w:val="clear"/>
-            <w:tcMar>
-              <w:top w:type="dxa" w:w="60"/>
-              <w:left w:type="dxa" w:w="120"/>
-              <w:bottom w:type="dxa" w:w="60"/>
-              <w:right w:type="dxa" w:w="120"/>
-            </w:tcMar>
-            <w:vAlign w:val="top"/>
-          </w:tcPr>
-          <w:p>
-            <w:pPr>
-              <w:spacing w:after="40" w:before="0"/>
-              <w:jc w:val="left"/>
-            </w:pPr>
-            <w:r>
-              <w:rPr>
-                <w:rFonts w:ascii="Arial" w:cs="Arial" w:eastAsia="Arial" w:hAnsi="Arial"/>
-                <w:b/>
-                <w:bCs/>
-                <w:i w:val="false"/>
-                <w:iCs w:val="false"/>
-                <w:color w:val="000000"/>
-                <w:sz w:val="18"/>
-                <w:szCs w:val="18"/>
-              </w:rPr>
-              <w:t xml:space="preserve">Model Building Phase</w:t>
-            </w:r>
-          </w:p>
-          <w:p>
-            <w:pPr>
-              <w:spacing w:after="20" w:before="0"/>
-            </w:pPr>
-            <w:r>
-              <w:rPr>
-                <w:rFonts w:ascii="Arial" w:cs="Arial" w:eastAsia="Arial" w:hAnsi="Arial"/>
-                <w:b/>
-                <w:bCs/>
-                <w:color w:val="1F3864"/>
-                <w:sz w:val="16"/>
-                <w:szCs w:val="16"/>
-              </w:rPr>
-              <w:t xml:space="preserve">📹 VIDEO:</w:t>
-            </w:r>
-          </w:p>
-          <w:p>
-            <w:pPr>
-              <w:spacing w:after="20" w:before="0"/>
-            </w:pPr>
-            <w:hyperlink w:history="1" r:id="rIdu3einumjywymn0j_sjf5r">
-              <w:r>
-                <w:rPr>
-                  <w:rFonts w:ascii="Arial" w:cs="Arial" w:eastAsia="Arial" w:hAnsi="Arial"/>
-                  <w:color w:val="2E75B6"/>
-                  <w:sz w:val="16"/>
-                  <w:szCs w:val="16"/>
-                  <w:u w:val="single" w:color="2E75B6"/>
-                </w:rPr>
-                <w:t xml:space="preserve">Meaningfully composing functions</w:t>
-              </w:r>
-            </w:hyperlink>
-          </w:p>
-          <w:p>
-            <w:pPr>
-              <w:spacing w:after="10" w:before="0"/>
-              <w:ind w:left="120"/>
-            </w:pPr>
-            <w:r>
-              <w:rPr>
-                <w:rFonts w:ascii="Arial" w:cs="Arial" w:eastAsia="Arial" w:hAnsi="Arial"/>
-                <w:color w:val="595959"/>
-                <w:sz w:val="14"/>
-                <w:szCs w:val="14"/>
-              </w:rPr>
-              <w:t xml:space="preserve">Source: Khan Academy (English - US curriculum)</w:t>
-            </w:r>
-          </w:p>
-          <w:p>
-            <w:pPr>
-              <w:spacing w:after="10" w:before="0"/>
-              <w:ind w:left="120"/>
-            </w:pPr>
-            <w:hyperlink w:history="1" r:id="rIdcj06ozbmslqu32m909le9">
+            <w:hyperlink w:history="1" r:id="rIde6m2riu3kxm33cyu_vedq">
               <w:r>
                 <w:rPr>
                   <w:rFonts w:ascii="Arial" w:cs="Arial" w:eastAsia="Arial" w:hAnsi="Arial"/>
@@ -24344,47 +24320,31 @@
                 <w:sz w:val="16"/>
                 <w:szCs w:val="16"/>
               </w:rPr>
-              <w:t xml:space="preserve">📖 HTML:</w:t>
+              <w:t xml:space="preserve">📖 READING:</w:t>
             </w:r>
           </w:p>
           <w:p>
             <w:pPr>
               <w:spacing w:after="20" w:before="0"/>
             </w:pPr>
-            <w:hyperlink w:history="1" r:id="rIduqfkg0imm-cb541xhaeao">
-              <w:r>
-                <w:rPr>
-                  <w:rFonts w:ascii="Arial" w:cs="Arial" w:eastAsia="Arial" w:hAnsi="Arial"/>
-                  <w:color w:val="2E75B6"/>
-                  <w:sz w:val="16"/>
-                  <w:szCs w:val="16"/>
-                  <w:u w:val="single" w:color="2E75B6"/>
-                </w:rPr>
-                <w:t xml:space="preserve">Hydrolysis of Salts: Equations (Flexbook)</w:t>
-              </w:r>
-            </w:hyperlink>
+            <w:r>
+              <w:rPr>
+                <w:rFonts w:ascii="Arial" w:cs="Arial" w:eastAsia="Arial" w:hAnsi="Arial"/>
+                <w:i/>
+                <w:iCs/>
+                <w:color w:val="595959"/>
+                <w:sz w:val="16"/>
+                <w:szCs w:val="16"/>
+              </w:rPr>
+              <w:t xml:space="preserve">No closely matching reading in the ARES library for this activity.</w:t>
+            </w:r>
           </w:p>
           <w:p>
             <w:pPr>
               <w:spacing w:after="10" w:before="0"/>
               <w:ind w:left="120"/>
             </w:pPr>
-            <w:r>
-              <w:rPr>
-                <w:rFonts w:ascii="Arial" w:cs="Arial" w:eastAsia="Arial" w:hAnsi="Arial"/>
-                <w:color w:val="595959"/>
-                <w:sz w:val="14"/>
-                <w:szCs w:val="14"/>
-              </w:rPr>
-              <w:t xml:space="preserve">Source: CK-12</w:t>
-            </w:r>
-          </w:p>
-          <w:p>
-            <w:pPr>
-              <w:spacing w:after="10" w:before="0"/>
-              <w:ind w:left="120"/>
-            </w:pPr>
-            <w:hyperlink w:history="1" r:id="rId4_5lwsoehe7iwmkkmocdr">
+            <w:hyperlink w:history="1" r:id="rIdinp6_70l3dpnketjcimwu">
               <w:r>
                 <w:rPr>
                   <w:rFonts w:ascii="Arial" w:cs="Arial" w:eastAsia="Arial" w:hAnsi="Arial"/>
@@ -24393,9 +24353,24 @@
                   <w:szCs w:val="14"/>
                   <w:u w:val="single" w:color="595959"/>
                 </w:rPr>
-                <w:t xml:space="preserve">🔍 Search ARES for similar readings</w:t>
+                <w:t xml:space="preserve">🔍 Search ARES for readings</w:t>
               </w:r>
             </w:hyperlink>
+          </w:p>
+          <w:p>
+            <w:pPr>
+              <w:spacing w:after="10" w:before="0"/>
+              <w:ind w:left="120"/>
+            </w:pPr>
+            <w:r>
+              <w:rPr>
+                <w:rFonts w:ascii="Arial" w:cs="Arial" w:eastAsia="Arial" w:hAnsi="Arial"/>
+                <w:color w:val="595959"/>
+                <w:sz w:val="14"/>
+                <w:szCs w:val="14"/>
+              </w:rPr>
+              <w:t xml:space="preserve">Search terms: salts synthesis revision closure</w:t>
+            </w:r>
           </w:p>
         </w:tc>
         <w:tc>

--- a/data/outputs/v2/Chemistry/SS2.1_Introduction_to_Salts/Chemistry_Introduction_to_Salts_CBE_LessonSequence.docx
+++ b/data/outputs/v2/Chemistry/SS2.1_Introduction_to_Salts/Chemistry_Introduction_to_Salts_CBE_LessonSequence.docx
@@ -3086,7 +3086,7 @@
             <w:pPr>
               <w:spacing w:after="20" w:before="0"/>
             </w:pPr>
-            <w:hyperlink w:history="1" r:id="rIdpbuii6jsyqxsbvsubpxgc">
+            <w:hyperlink w:history="1" r:id="rIdwntbff9bxdvwf6wrcsay_">
               <w:r>
                 <w:rPr>
                   <w:rFonts w:ascii="Arial" w:cs="Arial" w:eastAsia="Arial" w:hAnsi="Arial"/>
@@ -3119,7 +3119,7 @@
               <w:spacing w:after="10" w:before="0"/>
               <w:ind w:left="120"/>
             </w:pPr>
-            <w:hyperlink w:history="1" r:id="rIdv3fnhraodwmgd4cgv8vq9">
+            <w:hyperlink w:history="1" r:id="rIdokgqewhqna7wr4ahhghqd">
               <w:r>
                 <w:rPr>
                   <w:rFonts w:ascii="Arial" w:cs="Arial" w:eastAsia="Arial" w:hAnsi="Arial"/>
@@ -3181,7 +3181,7 @@
               <w:spacing w:after="10" w:before="0"/>
               <w:ind w:left="120"/>
             </w:pPr>
-            <w:hyperlink w:history="1" r:id="rIdg0nsngfxejgrykjelwavk">
+            <w:hyperlink w:history="1" r:id="rIdoex2xlalz1c73geiixcwj">
               <w:r>
                 <w:rPr>
                   <w:rFonts w:ascii="Arial" w:cs="Arial" w:eastAsia="Arial" w:hAnsi="Arial"/>
@@ -3391,7 +3391,7 @@
             <w:pPr>
               <w:spacing w:after="20" w:before="0"/>
             </w:pPr>
-            <w:hyperlink w:history="1" r:id="rIdlz0jwqijl1oyyox6b9bnz">
+            <w:hyperlink w:history="1" r:id="rIddobgonhywupk5pjkwtjpo">
               <w:r>
                 <w:rPr>
                   <w:rFonts w:ascii="Arial" w:cs="Arial" w:eastAsia="Arial" w:hAnsi="Arial"/>
@@ -3424,7 +3424,7 @@
               <w:spacing w:after="10" w:before="0"/>
               <w:ind w:left="120"/>
             </w:pPr>
-            <w:hyperlink w:history="1" r:id="rIdt4ybygkp4knxx3uxuw_9t">
+            <w:hyperlink w:history="1" r:id="rIdrsbupbxcf5twd7puzfuqi">
               <w:r>
                 <w:rPr>
                   <w:rFonts w:ascii="Arial" w:cs="Arial" w:eastAsia="Arial" w:hAnsi="Arial"/>
@@ -3486,7 +3486,7 @@
               <w:spacing w:after="10" w:before="0"/>
               <w:ind w:left="120"/>
             </w:pPr>
-            <w:hyperlink w:history="1" r:id="rId8klllo3uulegq9hwmjjmu">
+            <w:hyperlink w:history="1" r:id="rIdhnbc_tsc0rhf2wxhmaxwt">
               <w:r>
                 <w:rPr>
                   <w:rFonts w:ascii="Arial" w:cs="Arial" w:eastAsia="Arial" w:hAnsi="Arial"/>
@@ -3696,7 +3696,7 @@
             <w:pPr>
               <w:spacing w:after="20" w:before="0"/>
             </w:pPr>
-            <w:hyperlink w:history="1" r:id="rId9jyxem5fd8geonn_uivjg">
+            <w:hyperlink w:history="1" r:id="rIdp-ljqbkavteezy47-zyw_">
               <w:r>
                 <w:rPr>
                   <w:rFonts w:ascii="Arial" w:cs="Arial" w:eastAsia="Arial" w:hAnsi="Arial"/>
@@ -3729,7 +3729,7 @@
               <w:spacing w:after="10" w:before="0"/>
               <w:ind w:left="120"/>
             </w:pPr>
-            <w:hyperlink w:history="1" r:id="rId9pmwjehgrzudqfquzlxro">
+            <w:hyperlink w:history="1" r:id="rIdblwaq9r7e3tvsljlavrli">
               <w:r>
                 <w:rPr>
                   <w:rFonts w:ascii="Arial" w:cs="Arial" w:eastAsia="Arial" w:hAnsi="Arial"/>
@@ -3791,7 +3791,7 @@
               <w:spacing w:after="10" w:before="0"/>
               <w:ind w:left="120"/>
             </w:pPr>
-            <w:hyperlink w:history="1" r:id="rIdiy-zv76szcw0sjjdbynoe">
+            <w:hyperlink w:history="1" r:id="rIdito7ewpwe6qidtp6c6gil">
               <w:r>
                 <w:rPr>
                   <w:rFonts w:ascii="Arial" w:cs="Arial" w:eastAsia="Arial" w:hAnsi="Arial"/>
@@ -4001,7 +4001,7 @@
             <w:pPr>
               <w:spacing w:after="20" w:before="0"/>
             </w:pPr>
-            <w:hyperlink w:history="1" r:id="rIdfgh-slpb8f-bnhi47uq2h">
+            <w:hyperlink w:history="1" r:id="rIdbnp53xsqeuqqflpumth3k">
               <w:r>
                 <w:rPr>
                   <w:rFonts w:ascii="Arial" w:cs="Arial" w:eastAsia="Arial" w:hAnsi="Arial"/>
@@ -4034,7 +4034,7 @@
               <w:spacing w:after="10" w:before="0"/>
               <w:ind w:left="120"/>
             </w:pPr>
-            <w:hyperlink w:history="1" r:id="rIdfhgsl5mazbefbrolv5aer">
+            <w:hyperlink w:history="1" r:id="rIdowj4kuqe4vdxbgm40qutq">
               <w:r>
                 <w:rPr>
                   <w:rFonts w:ascii="Arial" w:cs="Arial" w:eastAsia="Arial" w:hAnsi="Arial"/>
@@ -4096,7 +4096,7 @@
               <w:spacing w:after="10" w:before="0"/>
               <w:ind w:left="120"/>
             </w:pPr>
-            <w:hyperlink w:history="1" r:id="rIdqafhuwgdtjrqmxfnwpxef">
+            <w:hyperlink w:history="1" r:id="rIdfypfthxgnicw5y0tbscnk">
               <w:r>
                 <w:rPr>
                   <w:rFonts w:ascii="Arial" w:cs="Arial" w:eastAsia="Arial" w:hAnsi="Arial"/>
@@ -4306,7 +4306,7 @@
             <w:pPr>
               <w:spacing w:after="20" w:before="0"/>
             </w:pPr>
-            <w:hyperlink w:history="1" r:id="rId4rwyj1fx8t4et_hnsz0ak">
+            <w:hyperlink w:history="1" r:id="rIdhtg4b3nlcmthn-pbtou1w">
               <w:r>
                 <w:rPr>
                   <w:rFonts w:ascii="Arial" w:cs="Arial" w:eastAsia="Arial" w:hAnsi="Arial"/>
@@ -4339,7 +4339,7 @@
               <w:spacing w:after="10" w:before="0"/>
               <w:ind w:left="120"/>
             </w:pPr>
-            <w:hyperlink w:history="1" r:id="rIdowczmfo2nmbn8-_sqsd4q">
+            <w:hyperlink w:history="1" r:id="rIdonjz6drwlbvejacekvvsm">
               <w:r>
                 <w:rPr>
                   <w:rFonts w:ascii="Arial" w:cs="Arial" w:eastAsia="Arial" w:hAnsi="Arial"/>
@@ -4401,7 +4401,7 @@
               <w:spacing w:after="10" w:before="0"/>
               <w:ind w:left="120"/>
             </w:pPr>
-            <w:hyperlink w:history="1" r:id="rIdr2oubcxl3gaeleosfx1uo">
+            <w:hyperlink w:history="1" r:id="rIdb6-zle8bdbbak9dnncdhk">
               <w:r>
                 <w:rPr>
                   <w:rFonts w:ascii="Arial" w:cs="Arial" w:eastAsia="Arial" w:hAnsi="Arial"/>
@@ -6017,7 +6017,7 @@
             <w:pPr>
               <w:spacing w:after="20" w:before="0"/>
             </w:pPr>
-            <w:hyperlink w:history="1" r:id="rIdsdhne63nkivzyg2buwi-v">
+            <w:hyperlink w:history="1" r:id="rIdzd1fetazonorrtpzbwt3b">
               <w:r>
                 <w:rPr>
                   <w:rFonts w:ascii="Arial" w:cs="Arial" w:eastAsia="Arial" w:hAnsi="Arial"/>
@@ -6050,7 +6050,7 @@
               <w:spacing w:after="10" w:before="0"/>
               <w:ind w:left="120"/>
             </w:pPr>
-            <w:hyperlink w:history="1" r:id="rIdggxkfqqhjs51uej-eczwn">
+            <w:hyperlink w:history="1" r:id="rId7isvs4vldkpi_jvxwkx8j">
               <w:r>
                 <w:rPr>
                   <w:rFonts w:ascii="Arial" w:cs="Arial" w:eastAsia="Arial" w:hAnsi="Arial"/>
@@ -6095,7 +6095,7 @@
             <w:pPr>
               <w:spacing w:after="20" w:before="0"/>
             </w:pPr>
-            <w:hyperlink w:history="1" r:id="rIdroop3nfafamrmvypk1ide">
+            <w:hyperlink w:history="1" r:id="rIdiuaxsb-dfpot52zj32srz">
               <w:r>
                 <w:rPr>
                   <w:rFonts w:ascii="Arial" w:cs="Arial" w:eastAsia="Arial" w:hAnsi="Arial"/>
@@ -6128,7 +6128,7 @@
               <w:spacing w:after="10" w:before="0"/>
               <w:ind w:left="120"/>
             </w:pPr>
-            <w:hyperlink w:history="1" r:id="rIdsj-tclvhwrnagzkgsucnl">
+            <w:hyperlink w:history="1" r:id="rIdrozgshdkx7arj9mck-vmt">
               <w:r>
                 <w:rPr>
                   <w:rFonts w:ascii="Arial" w:cs="Arial" w:eastAsia="Arial" w:hAnsi="Arial"/>
@@ -6323,7 +6323,7 @@
             <w:pPr>
               <w:spacing w:after="20" w:before="0"/>
             </w:pPr>
-            <w:hyperlink w:history="1" r:id="rId5ctrlm1vw7xmkcuzinx3t">
+            <w:hyperlink w:history="1" r:id="rIdcil6hhiivpqrjluhyer1h">
               <w:r>
                 <w:rPr>
                   <w:rFonts w:ascii="Arial" w:cs="Arial" w:eastAsia="Arial" w:hAnsi="Arial"/>
@@ -6356,7 +6356,7 @@
               <w:spacing w:after="10" w:before="0"/>
               <w:ind w:left="120"/>
             </w:pPr>
-            <w:hyperlink w:history="1" r:id="rIdg6rhhgryixm3-hoqe36ff">
+            <w:hyperlink w:history="1" r:id="rIdo08eqtzvylzx1xdkcrskf">
               <w:r>
                 <w:rPr>
                   <w:rFonts w:ascii="Arial" w:cs="Arial" w:eastAsia="Arial" w:hAnsi="Arial"/>
@@ -6401,7 +6401,7 @@
             <w:pPr>
               <w:spacing w:after="20" w:before="0"/>
             </w:pPr>
-            <w:hyperlink w:history="1" r:id="rIdggyku7wcf4rvxn8nadiwb">
+            <w:hyperlink w:history="1" r:id="rIdmdpw-s7fuqwkzweloun2m">
               <w:r>
                 <w:rPr>
                   <w:rFonts w:ascii="Arial" w:cs="Arial" w:eastAsia="Arial" w:hAnsi="Arial"/>
@@ -6434,7 +6434,7 @@
               <w:spacing w:after="10" w:before="0"/>
               <w:ind w:left="120"/>
             </w:pPr>
-            <w:hyperlink w:history="1" r:id="rIdxsulamdf-qqmn_obavyq6">
+            <w:hyperlink w:history="1" r:id="rIdigibsrciwgamm7lcxzldd">
               <w:r>
                 <w:rPr>
                   <w:rFonts w:ascii="Arial" w:cs="Arial" w:eastAsia="Arial" w:hAnsi="Arial"/>
@@ -6629,7 +6629,7 @@
             <w:pPr>
               <w:spacing w:after="20" w:before="0"/>
             </w:pPr>
-            <w:hyperlink w:history="1" r:id="rId-hyqzi1eqdlmcv9dbze3x">
+            <w:hyperlink w:history="1" r:id="rIdvgxe_lihj8i3lx2bscvro">
               <w:r>
                 <w:rPr>
                   <w:rFonts w:ascii="Arial" w:cs="Arial" w:eastAsia="Arial" w:hAnsi="Arial"/>
@@ -6662,7 +6662,7 @@
               <w:spacing w:after="10" w:before="0"/>
               <w:ind w:left="120"/>
             </w:pPr>
-            <w:hyperlink w:history="1" r:id="rIdbbrrp7z-puvlaja6qh7ld">
+            <w:hyperlink w:history="1" r:id="rIdpxd2gqvuzjfxnyvf9v7ne">
               <w:r>
                 <w:rPr>
                   <w:rFonts w:ascii="Arial" w:cs="Arial" w:eastAsia="Arial" w:hAnsi="Arial"/>
@@ -6707,7 +6707,7 @@
             <w:pPr>
               <w:spacing w:after="20" w:before="0"/>
             </w:pPr>
-            <w:hyperlink w:history="1" r:id="rIdxvpb4xpk4aglk6peohk5s">
+            <w:hyperlink w:history="1" r:id="rIdcr6udevrjles3lvr3l8iw">
               <w:r>
                 <w:rPr>
                   <w:rFonts w:ascii="Arial" w:cs="Arial" w:eastAsia="Arial" w:hAnsi="Arial"/>
@@ -6740,7 +6740,7 @@
               <w:spacing w:after="10" w:before="0"/>
               <w:ind w:left="120"/>
             </w:pPr>
-            <w:hyperlink w:history="1" r:id="rIdkcvdmfy4acc84c6ldz3uz">
+            <w:hyperlink w:history="1" r:id="rId7z_smcuki-4kwulegk7nu">
               <w:r>
                 <w:rPr>
                   <w:rFonts w:ascii="Arial" w:cs="Arial" w:eastAsia="Arial" w:hAnsi="Arial"/>
@@ -6935,7 +6935,7 @@
             <w:pPr>
               <w:spacing w:after="20" w:before="0"/>
             </w:pPr>
-            <w:hyperlink w:history="1" r:id="rIdiklgeuzulm9uqb3ireq7w">
+            <w:hyperlink w:history="1" r:id="rId8rn_ep9i9qnl4tebbizfa">
               <w:r>
                 <w:rPr>
                   <w:rFonts w:ascii="Arial" w:cs="Arial" w:eastAsia="Arial" w:hAnsi="Arial"/>
@@ -6968,7 +6968,7 @@
               <w:spacing w:after="10" w:before="0"/>
               <w:ind w:left="120"/>
             </w:pPr>
-            <w:hyperlink w:history="1" r:id="rId9vvlgtcracilxhctzaqmf">
+            <w:hyperlink w:history="1" r:id="rIdzvighib7itntcxaxmf1ju">
               <w:r>
                 <w:rPr>
                   <w:rFonts w:ascii="Arial" w:cs="Arial" w:eastAsia="Arial" w:hAnsi="Arial"/>
@@ -7013,7 +7013,7 @@
             <w:pPr>
               <w:spacing w:after="20" w:before="0"/>
             </w:pPr>
-            <w:hyperlink w:history="1" r:id="rIdfwnrh6exmsqyd7qvjztl7">
+            <w:hyperlink w:history="1" r:id="rIdg2zckt48h5koo-paqijls">
               <w:r>
                 <w:rPr>
                   <w:rFonts w:ascii="Arial" w:cs="Arial" w:eastAsia="Arial" w:hAnsi="Arial"/>
@@ -7046,7 +7046,7 @@
               <w:spacing w:after="10" w:before="0"/>
               <w:ind w:left="120"/>
             </w:pPr>
-            <w:hyperlink w:history="1" r:id="rIdfx7v-v724miqdiz9enrpp">
+            <w:hyperlink w:history="1" r:id="rIdpichspcmzan-dzxughsu8">
               <w:r>
                 <w:rPr>
                   <w:rFonts w:ascii="Arial" w:cs="Arial" w:eastAsia="Arial" w:hAnsi="Arial"/>
@@ -7241,7 +7241,7 @@
             <w:pPr>
               <w:spacing w:after="20" w:before="0"/>
             </w:pPr>
-            <w:hyperlink w:history="1" r:id="rIdh3gwizckm6txkl4gwgxvk">
+            <w:hyperlink w:history="1" r:id="rIdx7zgetpsnteibg3_tkuw-">
               <w:r>
                 <w:rPr>
                   <w:rFonts w:ascii="Arial" w:cs="Arial" w:eastAsia="Arial" w:hAnsi="Arial"/>
@@ -7274,7 +7274,7 @@
               <w:spacing w:after="10" w:before="0"/>
               <w:ind w:left="120"/>
             </w:pPr>
-            <w:hyperlink w:history="1" r:id="rIdcgz8ynskxdxfptcjb_-2t">
+            <w:hyperlink w:history="1" r:id="rIdp-zyx8ggsdglwej4yprn-">
               <w:r>
                 <w:rPr>
                   <w:rFonts w:ascii="Arial" w:cs="Arial" w:eastAsia="Arial" w:hAnsi="Arial"/>
@@ -7319,7 +7319,7 @@
             <w:pPr>
               <w:spacing w:after="20" w:before="0"/>
             </w:pPr>
-            <w:hyperlink w:history="1" r:id="rIdfsxeuqdkzgmihzsk-02ly">
+            <w:hyperlink w:history="1" r:id="rIdjookj0qzptrjh90zxsdkc">
               <w:r>
                 <w:rPr>
                   <w:rFonts w:ascii="Arial" w:cs="Arial" w:eastAsia="Arial" w:hAnsi="Arial"/>
@@ -7352,7 +7352,7 @@
               <w:spacing w:after="10" w:before="0"/>
               <w:ind w:left="120"/>
             </w:pPr>
-            <w:hyperlink w:history="1" r:id="rIdneyyufwzozdvtrrhmcvdn">
+            <w:hyperlink w:history="1" r:id="rIdlos3scz86sujfxgpfntnt">
               <w:r>
                 <w:rPr>
                   <w:rFonts w:ascii="Arial" w:cs="Arial" w:eastAsia="Arial" w:hAnsi="Arial"/>
@@ -8839,7 +8839,313 @@
             <w:pPr>
               <w:spacing w:after="20" w:before="0"/>
             </w:pPr>
-            <w:hyperlink w:history="1" r:id="rIdhfp4oudsbspgedysqapdq">
+            <w:hyperlink w:history="1" r:id="rIdf2qxqriwhqw00w1yrgtud">
+              <w:r>
+                <w:rPr>
+                  <w:rFonts w:ascii="Arial" w:cs="Arial" w:eastAsia="Arial" w:hAnsi="Arial"/>
+                  <w:color w:val="2E75B6"/>
+                  <w:sz w:val="16"/>
+                  <w:szCs w:val="16"/>
+                  <w:u w:val="single" w:color="2E75B6"/>
+                </w:rPr>
+                <w:t xml:space="preserve">pH of salt solutions</w:t>
+              </w:r>
+            </w:hyperlink>
+          </w:p>
+          <w:p>
+            <w:pPr>
+              <w:spacing w:after="10" w:before="0"/>
+              <w:ind w:left="120"/>
+            </w:pPr>
+            <w:r>
+              <w:rPr>
+                <w:rFonts w:ascii="Arial" w:cs="Arial" w:eastAsia="Arial" w:hAnsi="Arial"/>
+                <w:color w:val="595959"/>
+                <w:sz w:val="14"/>
+                <w:szCs w:val="14"/>
+              </w:rPr>
+              <w:t xml:space="preserve">Source: Khan Academy (English - US curriculum)</w:t>
+            </w:r>
+          </w:p>
+          <w:p>
+            <w:pPr>
+              <w:spacing w:after="10" w:before="0"/>
+              <w:ind w:left="120"/>
+            </w:pPr>
+            <w:hyperlink w:history="1" r:id="rIdij448w5jufd6-j8ido3xx">
+              <w:r>
+                <w:rPr>
+                  <w:rFonts w:ascii="Arial" w:cs="Arial" w:eastAsia="Arial" w:hAnsi="Arial"/>
+                  <w:color w:val="595959"/>
+                  <w:sz w:val="14"/>
+                  <w:szCs w:val="14"/>
+                  <w:u w:val="single" w:color="595959"/>
+                </w:rPr>
+                <w:t xml:space="preserve">🔍 Search ARES for similar videos</w:t>
+              </w:r>
+            </w:hyperlink>
+          </w:p>
+          <w:p>
+            <w:pPr>
+              <w:spacing w:after="40" w:before="0"/>
+            </w:pPr>
+            <w:r>
+              <w:rPr>
+                <w:sz w:val="14"/>
+                <w:szCs w:val="14"/>
+              </w:rPr>
+              <w:t xml:space="preserve"/>
+            </w:r>
+          </w:p>
+          <w:p>
+            <w:pPr>
+              <w:spacing w:after="20" w:before="0"/>
+            </w:pPr>
+            <w:r>
+              <w:rPr>
+                <w:rFonts w:ascii="Arial" w:cs="Arial" w:eastAsia="Arial" w:hAnsi="Arial"/>
+                <w:b/>
+                <w:bCs/>
+                <w:color w:val="1F3864"/>
+                <w:sz w:val="16"/>
+                <w:szCs w:val="16"/>
+              </w:rPr>
+              <w:t xml:space="preserve">📖 HTML:</w:t>
+            </w:r>
+          </w:p>
+          <w:p>
+            <w:pPr>
+              <w:spacing w:after="20" w:before="0"/>
+            </w:pPr>
+            <w:hyperlink w:history="1" r:id="rIdy9irxebdngu3yoy7lf9ie">
+              <w:r>
+                <w:rPr>
+                  <w:rFonts w:ascii="Arial" w:cs="Arial" w:eastAsia="Arial" w:hAnsi="Arial"/>
+                  <w:color w:val="2E75B6"/>
+                  <w:sz w:val="16"/>
+                  <w:szCs w:val="16"/>
+                  <w:u w:val="single" w:color="2E75B6"/>
+                </w:rPr>
+                <w:t xml:space="preserve">Soluble Salts</w:t>
+              </w:r>
+            </w:hyperlink>
+          </w:p>
+          <w:p>
+            <w:pPr>
+              <w:spacing w:after="10" w:before="0"/>
+              <w:ind w:left="120"/>
+            </w:pPr>
+            <w:r>
+              <w:rPr>
+                <w:rFonts w:ascii="Arial" w:cs="Arial" w:eastAsia="Arial" w:hAnsi="Arial"/>
+                <w:color w:val="595959"/>
+                <w:sz w:val="14"/>
+                <w:szCs w:val="14"/>
+              </w:rPr>
+              <w:t xml:space="preserve">Source: PhET</w:t>
+            </w:r>
+          </w:p>
+          <w:p>
+            <w:pPr>
+              <w:spacing w:after="10" w:before="0"/>
+              <w:ind w:left="120"/>
+            </w:pPr>
+            <w:hyperlink w:history="1" r:id="rIdwduyogfyky4ptslkyy7xj">
+              <w:r>
+                <w:rPr>
+                  <w:rFonts w:ascii="Arial" w:cs="Arial" w:eastAsia="Arial" w:hAnsi="Arial"/>
+                  <w:color w:val="595959"/>
+                  <w:sz w:val="14"/>
+                  <w:szCs w:val="14"/>
+                  <w:u w:val="single" w:color="595959"/>
+                </w:rPr>
+                <w:t xml:space="preserve">🔍 Search ARES for similar readings</w:t>
+              </w:r>
+            </w:hyperlink>
+          </w:p>
+        </w:tc>
+        <w:tc>
+          <w:tcPr>
+            <w:tcW w:type="dxa" w:w="3040"/>
+            <w:shd w:fill="FFFFFF" w:color="auto" w:val="clear"/>
+            <w:tcMar>
+              <w:top w:type="dxa" w:w="60"/>
+              <w:left w:type="dxa" w:w="120"/>
+              <w:bottom w:type="dxa" w:w="60"/>
+              <w:right w:type="dxa" w:w="120"/>
+            </w:tcMar>
+            <w:vAlign w:val="top"/>
+          </w:tcPr>
+          <w:p>
+            <w:pPr>
+              <w:spacing w:after="40" w:before="0"/>
+              <w:jc w:val="left"/>
+            </w:pPr>
+            <w:r>
+              <w:rPr>
+                <w:rFonts w:ascii="Arial" w:cs="Arial" w:eastAsia="Arial" w:hAnsi="Arial"/>
+                <w:b w:val="false"/>
+                <w:bCs w:val="false"/>
+                <w:i w:val="false"/>
+                <w:iCs w:val="false"/>
+                <w:color w:val="000000"/>
+                <w:sz w:val="18"/>
+                <w:szCs w:val="18"/>
+              </w:rPr>
+              <w:t xml:space="preserve">Learners individually complete a 'Predict-Record' card (provided on ARES). The card shows two setups: Setup A — a beaker containing zinc granules with dilute sulphuric acid being poured in; Setup B — a beaker containing black copper(II) oxide powder with dilute sulphuric acid being poured in. Learners write predictions for: (1) What will you observe in Setup A? (2) What will you observe in Setup B? (3) What product(s) do you expect to form in each case? (4) How does this experiment connect to what happened to the CAN fertiliser bag in the Rift Valley storeroom? Learners are given 4 minutes to write silently, then share predictions with a shoulder partner for 2 minutes. The teacher cold-calls 4 learners — 2 for Setup A, 2 for Setup B — to share predictions aloud and records key prediction phrases on the board in two columns headed 'Setup A predictions' and 'Setup B predictions'. These columns remain visible throughout the lesson.</w:t>
+            </w:r>
+          </w:p>
+        </w:tc>
+        <w:tc>
+          <w:tcPr>
+            <w:tcW w:type="dxa" w:w="3040"/>
+            <w:shd w:fill="F2F2F2" w:color="auto" w:val="clear"/>
+            <w:tcMar>
+              <w:top w:type="dxa" w:w="60"/>
+              <w:left w:type="dxa" w:w="120"/>
+              <w:bottom w:type="dxa" w:w="60"/>
+              <w:right w:type="dxa" w:w="120"/>
+            </w:tcMar>
+            <w:vAlign w:val="top"/>
+          </w:tcPr>
+          <w:p>
+            <w:pPr>
+              <w:spacing w:after="40" w:before="0"/>
+              <w:jc w:val="left"/>
+            </w:pPr>
+            <w:r>
+              <w:rPr>
+                <w:rFonts w:ascii="Arial" w:cs="Arial" w:eastAsia="Arial" w:hAnsi="Arial"/>
+                <w:b w:val="false"/>
+                <w:bCs w:val="false"/>
+                <w:i w:val="false"/>
+                <w:iCs w:val="false"/>
+                <w:color w:val="000000"/>
+                <w:sz w:val="18"/>
+                <w:szCs w:val="18"/>
+              </w:rPr>
+              <w:t xml:space="preserve">Teacher opens by displaying the phenomenon image on ARES (the clumped CAN fertiliser bag) and says: 'Before we touch any equipment today, I want you to think like a chemist. Look at these two setups on your screen.' [Display Setup A and Setup B diagrams on ARES.] 'Take 4 minutes of silent thinking and writing — no talking yet.' [Start 4-minute timer. Walk the room, do NOT give hints, observe what learners write.] After 4 minutes: 'Now turn to your shoulder partner. You have 2 minutes — share your prediction and explain your reasoning.' [Start 2-minute timer.] After sharing: 'I am going to cold-call four people. I want your PREDICTION — not the right answer.' [Wait 10 seconds.] Cold-call Learner 1 (Setup A): 'What do you predict will happen when zinc meets sulphuric acid?' Record key words verbatim. Cold-call Learner 2 (Setup A, different prediction): 'Does anyone predict something different for Setup A?' Cold-call Learner 3 (Setup B): 'What do you predict for the black copper oxide and acid?' Cold-call Learner 4 (Setup B, different view): 'Interesting — anyone predict differently for Setup B?' Teacher closes phase: 'Excellent. We now have our predictions on the board. Keep them there — by the end of today you will know which ones to tick, which to revise, and why.'</w:t>
+            </w:r>
+          </w:p>
+        </w:tc>
+        <w:tc>
+          <w:tcPr>
+            <w:tcW w:type="dxa" w:w="3040"/>
+            <w:shd w:fill="FFFFFF" w:color="auto" w:val="clear"/>
+            <w:tcMar>
+              <w:top w:type="dxa" w:w="60"/>
+              <w:left w:type="dxa" w:w="120"/>
+              <w:bottom w:type="dxa" w:w="60"/>
+              <w:right w:type="dxa" w:w="120"/>
+            </w:tcMar>
+            <w:vAlign w:val="top"/>
+          </w:tcPr>
+          <w:p>
+            <w:pPr>
+              <w:spacing w:after="40" w:before="0"/>
+              <w:jc w:val="left"/>
+            </w:pPr>
+            <w:r>
+              <w:rPr>
+                <w:rFonts w:ascii="Arial" w:cs="Arial" w:eastAsia="Arial" w:hAnsi="Arial"/>
+                <w:b w:val="false"/>
+                <w:bCs w:val="false"/>
+                <w:i w:val="false"/>
+                <w:iCs w:val="false"/>
+                <w:color w:val="000000"/>
+                <w:sz w:val="18"/>
+                <w:szCs w:val="18"/>
+              </w:rPr>
+              <w:t xml:space="preserve">Predict-Record-Share (Elicit Prior Knowledge Strategy): By committing predictions to writing BEFORE observation, learners activate prior knowledge from Lessons 1–2 (acid properties, salt formation) and create a cognitive anchor point. Recording predictions publicly on the board creates accountability — learners are motivated to compare their predictions against evidence, which is the core mechanism of conceptual change. Connecting the prediction explicitly to the CAN phenomenon ensures the lesson does not feel like an isolated lab exercise.</w:t>
+            </w:r>
+          </w:p>
+        </w:tc>
+        <w:tc>
+          <w:tcPr>
+            <w:tcW w:type="dxa" w:w="3040"/>
+            <w:shd w:fill="F2F2F2" w:color="auto" w:val="clear"/>
+            <w:tcMar>
+              <w:top w:type="dxa" w:w="60"/>
+              <w:left w:type="dxa" w:w="120"/>
+              <w:bottom w:type="dxa" w:w="60"/>
+              <w:right w:type="dxa" w:w="120"/>
+            </w:tcMar>
+            <w:vAlign w:val="top"/>
+          </w:tcPr>
+          <w:p>
+            <w:pPr>
+              <w:spacing w:after="40" w:before="0"/>
+              <w:jc w:val="left"/>
+            </w:pPr>
+            <w:r>
+              <w:rPr>
+                <w:rFonts w:ascii="Arial" w:cs="Arial" w:eastAsia="Arial" w:hAnsi="Arial"/>
+                <w:b w:val="false"/>
+                <w:bCs w:val="false"/>
+                <w:i w:val="false"/>
+                <w:iCs w:val="false"/>
+                <w:color w:val="000000"/>
+                <w:sz w:val="18"/>
+                <w:szCs w:val="18"/>
+              </w:rPr>
+              <w:t xml:space="preserve">Teacher scans written Predict cards during the silent writing phase. Observable indicators of readiness: (a) Learner correctly predicts gas production in Setup A (demonstrates recall of acid + metal = salt + hydrogen from Lesson 2 or prior knowledge). (b) Learner predicts colour change or dissolution of black solid in Setup B (demonstrates understanding of metal oxide + acid). (c) Learner makes any connection — even tentative — between the setups and the CAN fertiliser phenomenon. Learners who predict 'nothing will happen' or leave the phenomenon connection blank are flagged for targeted questioning during the Observe phase.</w:t>
+            </w:r>
+          </w:p>
+        </w:tc>
+      </w:tr>
+      <w:tr>
+        <w:tc>
+          <w:tcPr>
+            <w:tcW w:type="dxa" w:w="1520"/>
+            <w:shd w:fill="D9EEF1" w:color="auto" w:val="clear"/>
+            <w:tcMar>
+              <w:top w:type="dxa" w:w="60"/>
+              <w:left w:type="dxa" w:w="120"/>
+              <w:bottom w:type="dxa" w:w="60"/>
+              <w:right w:type="dxa" w:w="120"/>
+            </w:tcMar>
+            <w:vAlign w:val="top"/>
+          </w:tcPr>
+          <w:p>
+            <w:pPr>
+              <w:spacing w:after="40" w:before="0"/>
+              <w:jc w:val="left"/>
+            </w:pPr>
+            <w:r>
+              <w:rPr>
+                <w:rFonts w:ascii="Arial" w:cs="Arial" w:eastAsia="Arial" w:hAnsi="Arial"/>
+                <w:b/>
+                <w:bCs/>
+                <w:i w:val="false"/>
+                <w:iCs w:val="false"/>
+                <w:color w:val="000000"/>
+                <w:sz w:val="18"/>
+                <w:szCs w:val="18"/>
+              </w:rPr>
+              <w:t xml:space="preserve">Observe Phase</w:t>
+            </w:r>
+          </w:p>
+          <w:p>
+            <w:pPr>
+              <w:spacing w:after="20" w:before="0"/>
+            </w:pPr>
+            <w:r>
+              <w:rPr>
+                <w:rFonts w:ascii="Arial" w:cs="Arial" w:eastAsia="Arial" w:hAnsi="Arial"/>
+                <w:b/>
+                <w:bCs/>
+                <w:color w:val="1F3864"/>
+                <w:sz w:val="16"/>
+                <w:szCs w:val="16"/>
+              </w:rPr>
+              <w:t xml:space="preserve">📹 VIDEO:</w:t>
+            </w:r>
+          </w:p>
+          <w:p>
+            <w:pPr>
+              <w:spacing w:after="20" w:before="0"/>
+            </w:pPr>
+            <w:hyperlink w:history="1" r:id="rIdd0y3ebs5mwqzdrjuka-ff">
               <w:r>
                 <w:rPr>
                   <w:rFonts w:ascii="Arial" w:cs="Arial" w:eastAsia="Arial" w:hAnsi="Arial"/>
@@ -8872,7 +9178,7 @@
               <w:spacing w:after="10" w:before="0"/>
               <w:ind w:left="120"/>
             </w:pPr>
-            <w:hyperlink w:history="1" r:id="rIdvz1l7nyckfn1j5wegy01t">
+            <w:hyperlink w:history="1" r:id="rIdoevgb4gzhxxbguqeeloye">
               <w:r>
                 <w:rPr>
                   <w:rFonts w:ascii="Arial" w:cs="Arial" w:eastAsia="Arial" w:hAnsi="Arial"/>
@@ -8917,7 +9223,7 @@
             <w:pPr>
               <w:spacing w:after="20" w:before="0"/>
             </w:pPr>
-            <w:hyperlink w:history="1" r:id="rIdrboygajqalvootbhkuk95">
+            <w:hyperlink w:history="1" r:id="rIdhvxp8xwk5uodz66pud-c3">
               <w:r>
                 <w:rPr>
                   <w:rFonts w:ascii="Arial" w:cs="Arial" w:eastAsia="Arial" w:hAnsi="Arial"/>
@@ -8950,7 +9256,7 @@
               <w:spacing w:after="10" w:before="0"/>
               <w:ind w:left="120"/>
             </w:pPr>
-            <w:hyperlink w:history="1" r:id="rIdh0oi-7ax__w-9pi2aw704">
+            <w:hyperlink w:history="1" r:id="rIdgiku6kocwbrl0ui9elvxu">
               <w:r>
                 <w:rPr>
                   <w:rFonts w:ascii="Arial" w:cs="Arial" w:eastAsia="Arial" w:hAnsi="Arial"/>
@@ -8992,7 +9298,7 @@
                 <w:sz w:val="18"/>
                 <w:szCs w:val="18"/>
               </w:rPr>
-              <w:t xml:space="preserve">Learners individually complete a 'Predict-Record' card (provided on ARES). The card shows two setups: Setup A — a beaker containing zinc granules with dilute sulphuric acid being poured in; Setup B — a beaker containing black copper(II) oxide powder with dilute sulphuric acid being poured in. Learners write predictions for: (1) What will you observe in Setup A? (2) What will you observe in Setup B? (3) What product(s) do you expect to form in each case? (4) How does this experiment connect to what happened to the CAN fertiliser bag in the Rift Valley storeroom? Learners are given 4 minutes to write silently, then share predictions with a shoulder partner for 2 minutes. The teacher cold-calls 4 learners — 2 for Setup A, 2 for Setup B — to share predictions aloud and records key prediction phrases on the board in two columns headed 'Setup A predictions' and 'Setup B predictions'. These columns remain visible throughout the lesson.</w:t>
+              <w:t xml:space="preserve">Learners work in groups of four. Each group collects an equipment tray pre-set by the teacher. EXPERIMENT A (Acid + Metal — ZnSO₄ preparation): Learners add ~2 g zinc granules to a conical flask, then carefully add 20 cm³ dilute H₂SO₄ (1 mol/dm³). They observe gas production immediately. Using a delivery tube and inverted test tube filled with water (water displacement), learners collect a test tube of gas. They test the gas with a burning splint (pop test) to confirm H₂. They continue adding excess zinc until the reaction stops (ensuring all acid is consumed — a critical technique for obtaining a pure salt). They filter the mixture to remove unreacted zinc and collect the clear ZnSO₄ filtrate. EXPERIMENT B (Acid + Metal Oxide — CuSO₄ preparation): Learners add ~2 g black CuO powder to a beaker, then carefully add 20 cm³ dilute H₂SO₄ (1 mol/dm³) and warm gently on a tripod/gauze. They stir and observe the black powder dissolving and the solution turning blue. Excess CuO is added (to ensure all acid is consumed) until some black powder remains undissolved. The mixture is filtered to remove excess CuO. The blue CuSO₄ filtrate is collected. Throughout both experiments, learners record observations in a structured table on ARES: columns for 'What I saw', 'What I heard/smelled', 'What I measured', 'Connection to CAN phenomenon'.</w:t>
             </w:r>
           </w:p>
         </w:tc>
@@ -9024,7 +9330,7 @@
                 <w:sz w:val="18"/>
                 <w:szCs w:val="18"/>
               </w:rPr>
-              <w:t xml:space="preserve">Teacher opens by displaying the phenomenon image on ARES (the clumped CAN fertiliser bag) and says: 'Before we touch any equipment today, I want you to think like a chemist. Look at these two setups on your screen.' [Display Setup A and Setup B diagrams on ARES.] 'Take 4 minutes of silent thinking and writing — no talking yet.' [Start 4-minute timer. Walk the room, do NOT give hints, observe what learners write.] After 4 minutes: 'Now turn to your shoulder partner. You have 2 minutes — share your prediction and explain your reasoning.' [Start 2-minute timer.] After sharing: 'I am going to cold-call four people. I want your PREDICTION — not the right answer.' [Wait 10 seconds.] Cold-call Learner 1 (Setup A): 'What do you predict will happen when zinc meets sulphuric acid?' Record key words verbatim. Cold-call Learner 2 (Setup A, different prediction): 'Does anyone predict something different for Setup A?' Cold-call Learner 3 (Setup B): 'What do you predict for the black copper oxide and acid?' Cold-call Learner 4 (Setup B, different view): 'Interesting — anyone predict differently for Setup B?' Teacher closes phase: 'Excellent. We now have our predictions on the board. Keep them there — by the end of today you will know which ones to tick, which to revise, and why.'</w:t>
+              <w:t xml:space="preserve">Teacher distributes equipment trays and says: 'Before you touch anything, read the safety card on your tray. Who can tell me the THREE safety rules for today?' [Wait 10 seconds. Cold-call 1 learner.] Confirm rules aloud: goggles on, no naked flames during gas collection, acid spills → sodium hydrogen carbonate. 'Now — Experiment A first. Follow the ARES procedure step by step. Your job is to be a scientist: record EXACTLY what you see, hear, and smell at each step.' [Start Experiment A. Circulate.] During Experiment A, stop the class after gas collection: 'EVERYONE PAUSE. Before you do the pop test, extinguish all flames on your bench. Thumbs up when your flame is out.' [Confirm all flames out.] 'Now — one person per group lights the splint and tests the gas. What do you hear?' [Allow pop tests. Circulate, listen for 'pop' reports.] 'What does the pop tell us? Turn and tell your partner — 10 seconds.' [Wait 10 seconds.] Cold-call 2 learners: 'What gas did we just confirm?' After Experiment A filtration, transition: 'Now Experiment B. Notice the colour of the CuO powder before you start — write it down. What do you predict the solution will look like after you add acid and warm it?' [Wait 10 seconds.] [Start Experiment B. Circulate, asking probing questions: 'Why are we adding EXCESS CuO?', 'What would happen to our salt if we left unreacted acid in the solution?'] After both experiments: 'Complete your observation table on ARES, including the CAN phenomenon column. You have 3 minutes.' [Timer. Walk the room.]</w:t>
             </w:r>
           </w:p>
         </w:tc>
@@ -9056,7 +9362,7 @@
                 <w:sz w:val="18"/>
                 <w:szCs w:val="18"/>
               </w:rPr>
-              <w:t xml:space="preserve">Predict-Record-Share (Elicit Prior Knowledge Strategy): By committing predictions to writing BEFORE observation, learners activate prior knowledge from Lessons 1–2 (acid properties, salt formation) and create a cognitive anchor point. Recording predictions publicly on the board creates accountability — learners are motivated to compare their predictions against evidence, which is the core mechanism of conceptual change. Connecting the prediction explicitly to the CAN phenomenon ensures the lesson does not feel like an isolated lab exercise.</w:t>
+              <w:t xml:space="preserve">Structured Observation with Phenomenon Anchoring: The ARES observation table forces learners to explicitly record a 'Connection to CAN phenomenon' column for every observation. This is not decorative — it prevents the experiment from becoming a disconnected procedure and constantly asks learners: 'What does this tell you about the fertiliser?' The excess-reagent technique (adding excess zinc / excess CuO) is introduced here as a purposeful decision linked to purity of the salt product — this directly connects to why industrial fertiliser manufacturers must ensure complete acid consumption to produce stable, pure salt granules.</w:t>
             </w:r>
           </w:p>
         </w:tc>
@@ -9088,7 +9394,7 @@
                 <w:sz w:val="18"/>
                 <w:szCs w:val="18"/>
               </w:rPr>
-              <w:t xml:space="preserve">Teacher scans written Predict cards during the silent writing phase. Observable indicators of readiness: (a) Learner correctly predicts gas production in Setup A (demonstrates recall of acid + metal = salt + hydrogen from Lesson 2 or prior knowledge). (b) Learner predicts colour change or dissolution of black solid in Setup B (demonstrates understanding of metal oxide + acid). (c) Learner makes any connection — even tentative — between the setups and the CAN fertiliser phenomenon. Learners who predict 'nothing will happen' or leave the phenomenon connection blank are flagged for targeted questioning during the Observe phase.</w:t>
+              <w:t xml:space="preserve">Teacher monitors three observable indicators during the Observe phase: (1) SAFETY COMPLIANCE — all groups wearing goggles, flames extinguished before pop test. Any non-compliance triggers immediate whole-class pause and re-instruction. (2) TECHNIQUE — groups add excess zinc/CuO correctly; any group adding acid in excess is redirected with the question: 'What impurity will be in your filtrate if you have leftover acid?' (3) OBSERVATION QUALITY — teacher spot-checks ARES observation tables; looks specifically for whether learners record the COLOUR CHANGE in Experiment B (colourless/white CuO → blue solution) and whether the GAS TEST result is correctly linked to H₂ identity. Groups who only write 'bubbles formed' without identifying the gas are prompted: 'What did the pop test tell you about the identity of the gas?'</w:t>
             </w:r>
           </w:p>
         </w:tc>
@@ -9097,32 +9403,32 @@
         <w:tc>
           <w:tcPr>
             <w:tcW w:type="dxa" w:w="1520"/>
-            <w:shd w:fill="D9EEF1" w:color="auto" w:val="clear"/>
-            <w:tcMar>
-              <w:top w:type="dxa" w:w="60"/>
-              <w:left w:type="dxa" w:w="120"/>
-              <w:bottom w:type="dxa" w:w="60"/>
-              <w:right w:type="dxa" w:w="120"/>
-            </w:tcMar>
-            <w:vAlign w:val="top"/>
-          </w:tcPr>
-          <w:p>
-            <w:pPr>
-              <w:spacing w:after="40" w:before="0"/>
-              <w:jc w:val="left"/>
-            </w:pPr>
-            <w:r>
-              <w:rPr>
-                <w:rFonts w:ascii="Arial" w:cs="Arial" w:eastAsia="Arial" w:hAnsi="Arial"/>
-                <w:b/>
-                <w:bCs/>
-                <w:i w:val="false"/>
-                <w:iCs w:val="false"/>
-                <w:color w:val="000000"/>
-                <w:sz w:val="18"/>
-                <w:szCs w:val="18"/>
-              </w:rPr>
-              <w:t xml:space="preserve">Observe Phase</w:t>
+            <w:shd w:fill="E2EFDA" w:color="auto" w:val="clear"/>
+            <w:tcMar>
+              <w:top w:type="dxa" w:w="60"/>
+              <w:left w:type="dxa" w:w="120"/>
+              <w:bottom w:type="dxa" w:w="60"/>
+              <w:right w:type="dxa" w:w="120"/>
+            </w:tcMar>
+            <w:vAlign w:val="top"/>
+          </w:tcPr>
+          <w:p>
+            <w:pPr>
+              <w:spacing w:after="40" w:before="0"/>
+              <w:jc w:val="left"/>
+            </w:pPr>
+            <w:r>
+              <w:rPr>
+                <w:rFonts w:ascii="Arial" w:cs="Arial" w:eastAsia="Arial" w:hAnsi="Arial"/>
+                <w:b/>
+                <w:bCs/>
+                <w:i w:val="false"/>
+                <w:iCs w:val="false"/>
+                <w:color w:val="000000"/>
+                <w:sz w:val="18"/>
+                <w:szCs w:val="18"/>
+              </w:rPr>
+              <w:t xml:space="preserve">Explain Phase</w:t>
             </w:r>
           </w:p>
           <w:p>
@@ -9145,7 +9451,7 @@
             <w:pPr>
               <w:spacing w:after="20" w:before="0"/>
             </w:pPr>
-            <w:hyperlink w:history="1" r:id="rId-qmlj8xe0nvsigzjxt2ay">
+            <w:hyperlink w:history="1" r:id="rIdmngdhdwcx8efbqyd5ywxv">
               <w:r>
                 <w:rPr>
                   <w:rFonts w:ascii="Arial" w:cs="Arial" w:eastAsia="Arial" w:hAnsi="Arial"/>
@@ -9154,7 +9460,7 @@
                   <w:szCs w:val="16"/>
                   <w:u w:val="single" w:color="2E75B6"/>
                 </w:rPr>
-                <w:t xml:space="preserve">pH of salt solutions</w:t>
+                <w:t xml:space="preserve">Acid–base properties of salts</w:t>
               </w:r>
             </w:hyperlink>
           </w:p>
@@ -9178,7 +9484,7 @@
               <w:spacing w:after="10" w:before="0"/>
               <w:ind w:left="120"/>
             </w:pPr>
-            <w:hyperlink w:history="1" r:id="rIdg64lav-stvpq9glsunxns">
+            <w:hyperlink w:history="1" r:id="rIdwvrtujfvuslud_qrkih32">
               <w:r>
                 <w:rPr>
                   <w:rFonts w:ascii="Arial" w:cs="Arial" w:eastAsia="Arial" w:hAnsi="Arial"/>
@@ -9223,7 +9529,7 @@
             <w:pPr>
               <w:spacing w:after="20" w:before="0"/>
             </w:pPr>
-            <w:hyperlink w:history="1" r:id="rIdr3sodog-sodzhyr-4g94x">
+            <w:hyperlink w:history="1" r:id="rIdzccts2gqbqxfuopipi5l9">
               <w:r>
                 <w:rPr>
                   <w:rFonts w:ascii="Arial" w:cs="Arial" w:eastAsia="Arial" w:hAnsi="Arial"/>
@@ -9256,7 +9562,7 @@
               <w:spacing w:after="10" w:before="0"/>
               <w:ind w:left="120"/>
             </w:pPr>
-            <w:hyperlink w:history="1" r:id="rIds7mkg1xmfgynmn5olr9q8">
+            <w:hyperlink w:history="1" r:id="rIdm2niqvuxjcetkx3ke38_2">
               <w:r>
                 <w:rPr>
                   <w:rFonts w:ascii="Arial" w:cs="Arial" w:eastAsia="Arial" w:hAnsi="Arial"/>
@@ -9298,7 +9604,7 @@
                 <w:sz w:val="18"/>
                 <w:szCs w:val="18"/>
               </w:rPr>
-              <w:t xml:space="preserve">Learners work in groups of four. Each group collects an equipment tray pre-set by the teacher. EXPERIMENT A (Acid + Metal — ZnSO₄ preparation): Learners add ~2 g zinc granules to a conical flask, then carefully add 20 cm³ dilute H₂SO₄ (1 mol/dm³). They observe gas production immediately. Using a delivery tube and inverted test tube filled with water (water displacement), learners collect a test tube of gas. They test the gas with a burning splint (pop test) to confirm H₂. They continue adding excess zinc until the reaction stops (ensuring all acid is consumed — a critical technique for obtaining a pure salt). They filter the mixture to remove unreacted zinc and collect the clear ZnSO₄ filtrate. EXPERIMENT B (Acid + Metal Oxide — CuSO₄ preparation): Learners add ~2 g black CuO powder to a beaker, then carefully add 20 cm³ dilute H₂SO₄ (1 mol/dm³) and warm gently on a tripod/gauze. They stir and observe the black powder dissolving and the solution turning blue. Excess CuO is added (to ensure all acid is consumed) until some black powder remains undissolved. The mixture is filtered to remove excess CuO. The blue CuSO₄ filtrate is collected. Throughout both experiments, learners record observations in a structured table on ARES: columns for 'What I saw', 'What I heard/smelled', 'What I measured', 'Connection to CAN phenomenon'.</w:t>
+              <w:t xml:space="preserve">Learners transition from observation to explanation in three steps. STEP 1 — Video anchor (3 min): The ARES platform plays a short teacher-narrated demonstration video of ZnSO₄ preparation, showing close-up of gas collection, the pop test, and the clear filtrate. Learners compare what they saw in their own experiment to the video, noting any differences. STEP 2 — Equation writing (10 min): Working in pairs, learners write and balance the two chemical equations on ARES: Reaction A: Zn(s) + H₂SO₄(aq) → ZnSO₄(aq) + H₂(g). Reaction B: CuO(s) + H₂SO₄(aq) → CuSO₄(aq) + H₂O(l). Learners must: (a) include correct state symbols; (b) confirm that equations are balanced (atom count); (c) label which reactant is the acid and which is the metal / metal oxide; (d) identify the salt product in each equation and state its name. STEP 3 — Phenomenon connection (7 min): Learners respond individually on ARES to the prompt: 'CAN fertiliser (calcium ammonium nitrate) is a soluble salt. Using what you have learned today about how soluble salts are prepared, write 2–3 sentences explaining how a salt like CAN could be produced through an acid reaction. Then explain: why does knowing how CAN was made help us understand why it clumps in the storeroom?' Learners share responses with their group and refine their answers before the DQB phase.</w:t>
             </w:r>
           </w:p>
         </w:tc>
@@ -9330,7 +9636,7 @@
                 <w:sz w:val="18"/>
                 <w:szCs w:val="18"/>
               </w:rPr>
-              <w:t xml:space="preserve">Teacher distributes equipment trays and says: 'Before you touch anything, read the safety card on your tray. Who can tell me the THREE safety rules for today?' [Wait 10 seconds. Cold-call 1 learner.] Confirm rules aloud: goggles on, no naked flames during gas collection, acid spills → sodium hydrogen carbonate. 'Now — Experiment A first. Follow the ARES procedure step by step. Your job is to be a scientist: record EXACTLY what you see, hear, and smell at each step.' [Start Experiment A. Circulate.] During Experiment A, stop the class after gas collection: 'EVERYONE PAUSE. Before you do the pop test, extinguish all flames on your bench. Thumbs up when your flame is out.' [Confirm all flames out.] 'Now — one person per group lights the splint and tests the gas. What do you hear?' [Allow pop tests. Circulate, listen for 'pop' reports.] 'What does the pop tell us? Turn and tell your partner — 10 seconds.' [Wait 10 seconds.] Cold-call 2 learners: 'What gas did we just confirm?' After Experiment A filtration, transition: 'Now Experiment B. Notice the colour of the CuO powder before you start — write it down. What do you predict the solution will look like after you add acid and warm it?' [Wait 10 seconds.] [Start Experiment B. Circulate, asking probing questions: 'Why are we adding EXCESS CuO?', 'What would happen to our salt if we left unreacted acid in the solution?'] After both experiments: 'Complete your observation table on ARES, including the CAN phenomenon column. You have 3 minutes.' [Timer. Walk the room.]</w:t>
+              <w:t xml:space="preserve">Teacher opens Explain phase: 'Experiments done. Now we move from WHAT happened to WHY it happened.' [Play ZnSO₄ video on ARES, 3 min.] After video: 'One difference and one similarity between your experiment and the video — write it on your ARES note. 30 seconds.' [Wait 30 seconds.] 'Now equation time. In your pairs, write Reaction A first. I want to see: correct formulae, balanced, state symbols, product labelled as a salt. You have 4 minutes.' [Timer. Circulate. Look for common errors: omitting state symbols, forgetting H₂ on the product side, writing H₂SO₄ as H₂SO₃.] After 4 minutes: 'Stop. Cold-call — ' [Name Learner A] ' — read me your balanced equation for Reaction A.' [Learner reads.] 'Class — do you agree? Is it balanced? Count the atoms with me.' [Teacher counts aloud with class: Zn: 1=1 ✓, H: 2=2 ✓, S: 1=1 ✓, O: 4=4 ✓.] Repeat for Reaction B. 'Now the big connection — 7 minutes to answer the CAN question on ARES individually, then share with your group.' [Timer. Circulate, read responses on ARES dashboard.] After sharing: 'I saw some powerful ideas. ' [Name Learner B] ', share what your group said about why knowing HOW CAN is made helps explain why it clumps.' [Wait for response.] 'Excellent. That is exactly what we are going to capture on our Driving Question Board now.'</w:t>
             </w:r>
           </w:p>
         </w:tc>
@@ -9362,7 +9668,7 @@
                 <w:sz w:val="18"/>
                 <w:szCs w:val="18"/>
               </w:rPr>
-              <w:t xml:space="preserve">Structured Observation with Phenomenon Anchoring: The ARES observation table forces learners to explicitly record a 'Connection to CAN phenomenon' column for every observation. This is not decorative — it prevents the experiment from becoming a disconnected procedure and constantly asks learners: 'What does this tell you about the fertiliser?' The excess-reagent technique (adding excess zinc / excess CuO) is introduced here as a purposeful decision linked to purity of the salt product — this directly connects to why industrial fertiliser manufacturers must ensure complete acid consumption to produce stable, pure salt granules.</w:t>
+              <w:t xml:space="preserve">Equation-to-Phenomenon Bridge (Representational Mapping Strategy): Learners move through three levels of representation — (1) macroscopic observation (what they saw in the experiment), (2) symbolic representation (balanced equations with state symbols), and (3) phenomenon-level explanation (connecting the chemistry of salt preparation to the behaviour of CAN fertiliser in a Kenyan storeroom). This three-level mapping, structured by the ARES prompts, builds scientific explanatory reasoning — the core NGSS practice of Constructing Explanations. The pair equation-writing before cold-call sharing ensures all learners attempt the symbolic level before receiving peer/teacher feedback.</w:t>
             </w:r>
           </w:p>
         </w:tc>
@@ -9394,7 +9700,7 @@
                 <w:sz w:val="18"/>
                 <w:szCs w:val="18"/>
               </w:rPr>
-              <w:t xml:space="preserve">Teacher monitors three observable indicators during the Observe phase: (1) SAFETY COMPLIANCE — all groups wearing goggles, flames extinguished before pop test. Any non-compliance triggers immediate whole-class pause and re-instruction. (2) TECHNIQUE — groups add excess zinc/CuO correctly; any group adding acid in excess is redirected with the question: 'What impurity will be in your filtrate if you have leftover acid?' (3) OBSERVATION QUALITY — teacher spot-checks ARES observation tables; looks specifically for whether learners record the COLOUR CHANGE in Experiment B (colourless/white CuO → blue solution) and whether the GAS TEST result is correctly linked to H₂ identity. Groups who only write 'bubbles formed' without identifying the gas are prompted: 'What did the pop test tell you about the identity of the gas?'</w:t>
+              <w:t xml:space="preserve">EQUATION CHECK: Teacher scans all ARES-submitted equations before cold-calling. Key error indicators: (a) Unbalanced equations — teacher asks the class to 'count atoms together' rather than simply correcting, preserving reasoning practice. (b) Missing state symbols — teacher asks: 'Is ZnSO₄ a solid or in solution? How do we know?' (c) Wrong products — e.g., writing ZnO instead of ZnSO₄ — teacher asks: 'What is the definition of a salt? Does ZnO fit that definition?' PHENOMENON RESPONSE CHECK: Observable indicator of mastery — learner explicitly states that CAN is a soluble salt produced through an acid reaction, AND connects solubility to moisture absorption. Learners who only describe the reaction without connecting to the phenomenon are flagged for DQB phase follow-up.</w:t>
             </w:r>
           </w:p>
         </w:tc>
@@ -9403,32 +9709,32 @@
         <w:tc>
           <w:tcPr>
             <w:tcW w:type="dxa" w:w="1520"/>
-            <w:shd w:fill="E2EFDA" w:color="auto" w:val="clear"/>
-            <w:tcMar>
-              <w:top w:type="dxa" w:w="60"/>
-              <w:left w:type="dxa" w:w="120"/>
-              <w:bottom w:type="dxa" w:w="60"/>
-              <w:right w:type="dxa" w:w="120"/>
-            </w:tcMar>
-            <w:vAlign w:val="top"/>
-          </w:tcPr>
-          <w:p>
-            <w:pPr>
-              <w:spacing w:after="40" w:before="0"/>
-              <w:jc w:val="left"/>
-            </w:pPr>
-            <w:r>
-              <w:rPr>
-                <w:rFonts w:ascii="Arial" w:cs="Arial" w:eastAsia="Arial" w:hAnsi="Arial"/>
-                <w:b/>
-                <w:bCs/>
-                <w:i w:val="false"/>
-                <w:iCs w:val="false"/>
-                <w:color w:val="000000"/>
-                <w:sz w:val="18"/>
-                <w:szCs w:val="18"/>
-              </w:rPr>
-              <w:t xml:space="preserve">Explain Phase</w:t>
+            <w:shd w:fill="FCE4D6" w:color="auto" w:val="clear"/>
+            <w:tcMar>
+              <w:top w:type="dxa" w:w="60"/>
+              <w:left w:type="dxa" w:w="120"/>
+              <w:bottom w:type="dxa" w:w="60"/>
+              <w:right w:type="dxa" w:w="120"/>
+            </w:tcMar>
+            <w:vAlign w:val="top"/>
+          </w:tcPr>
+          <w:p>
+            <w:pPr>
+              <w:spacing w:after="40" w:before="0"/>
+              <w:jc w:val="left"/>
+            </w:pPr>
+            <w:r>
+              <w:rPr>
+                <w:rFonts w:ascii="Arial" w:cs="Arial" w:eastAsia="Arial" w:hAnsi="Arial"/>
+                <w:b/>
+                <w:bCs/>
+                <w:i w:val="false"/>
+                <w:iCs w:val="false"/>
+                <w:color w:val="000000"/>
+                <w:sz w:val="18"/>
+                <w:szCs w:val="18"/>
+              </w:rPr>
+              <w:t xml:space="preserve">Driving Question Board (DQB) Creation</w:t>
             </w:r>
           </w:p>
           <w:p>
@@ -9451,7 +9757,7 @@
             <w:pPr>
               <w:spacing w:after="20" w:before="0"/>
             </w:pPr>
-            <w:hyperlink w:history="1" r:id="rId7ihomeu9-rxqzglaaeeqm">
+            <w:hyperlink w:history="1" r:id="rId2mprs6hzpxyrifgfa4fut">
               <w:r>
                 <w:rPr>
                   <w:rFonts w:ascii="Arial" w:cs="Arial" w:eastAsia="Arial" w:hAnsi="Arial"/>
@@ -9484,7 +9790,7 @@
               <w:spacing w:after="10" w:before="0"/>
               <w:ind w:left="120"/>
             </w:pPr>
-            <w:hyperlink w:history="1" r:id="rIddkvx6bcafablmk4sphhov">
+            <w:hyperlink w:history="1" r:id="rIdydspdpnag0b6z6jz1uacz">
               <w:r>
                 <w:rPr>
                   <w:rFonts w:ascii="Arial" w:cs="Arial" w:eastAsia="Arial" w:hAnsi="Arial"/>
@@ -9529,7 +9835,7 @@
             <w:pPr>
               <w:spacing w:after="20" w:before="0"/>
             </w:pPr>
-            <w:hyperlink w:history="1" r:id="rIdfbz-rfu4kh0kzquhbup4y">
+            <w:hyperlink w:history="1" r:id="rIdw_ycd59p6zfyezoxz30ye">
               <w:r>
                 <w:rPr>
                   <w:rFonts w:ascii="Arial" w:cs="Arial" w:eastAsia="Arial" w:hAnsi="Arial"/>
@@ -9562,7 +9868,7 @@
               <w:spacing w:after="10" w:before="0"/>
               <w:ind w:left="120"/>
             </w:pPr>
-            <w:hyperlink w:history="1" r:id="rIdx47alkpngg7ogvxhqedbs">
+            <w:hyperlink w:history="1" r:id="rIdcustv9y6jtvhe_k-z_3sm">
               <w:r>
                 <w:rPr>
                   <w:rFonts w:ascii="Arial" w:cs="Arial" w:eastAsia="Arial" w:hAnsi="Arial"/>
@@ -9604,7 +9910,7 @@
                 <w:sz w:val="18"/>
                 <w:szCs w:val="18"/>
               </w:rPr>
-              <w:t xml:space="preserve">Learners transition from observation to explanation in three steps. STEP 1 — Video anchor (3 min): The ARES platform plays a short teacher-narrated demonstration video of ZnSO₄ preparation, showing close-up of gas collection, the pop test, and the clear filtrate. Learners compare what they saw in their own experiment to the video, noting any differences. STEP 2 — Equation writing (10 min): Working in pairs, learners write and balance the two chemical equations on ARES: Reaction A: Zn(s) + H₂SO₄(aq) → ZnSO₄(aq) + H₂(g). Reaction B: CuO(s) + H₂SO₄(aq) → CuSO₄(aq) + H₂O(l). Learners must: (a) include correct state symbols; (b) confirm that equations are balanced (atom count); (c) label which reactant is the acid and which is the metal / metal oxide; (d) identify the salt product in each equation and state its name. STEP 3 — Phenomenon connection (7 min): Learners respond individually on ARES to the prompt: 'CAN fertiliser (calcium ammonium nitrate) is a soluble salt. Using what you have learned today about how soluble salts are prepared, write 2–3 sentences explaining how a salt like CAN could be produced through an acid reaction. Then explain: why does knowing how CAN was made help us understand why it clumps in the storeroom?' Learners share responses with their group and refine their answers before the DQB phase.</w:t>
+              <w:t xml:space="preserve">Each group receives two DQB sticky note colours (provided on ARES as digital cards): BLUE = 'New evidence we gathered today' and GREEN = 'New questions this raises'. Groups collaboratively compose: (1) ONE blue card summarising the key mechanism evidence from today: e.g., 'Soluble salts like ZnSO₄ and CuSO₄ can be prepared by reacting an acid with a metal or metal oxide — the acid's hydrogen is replaced by a metal ion to form a salt.' (2) ONE green card raising a new question prompted by today's evidence: e.g., 'If CAN fertiliser was made using an acid reaction, what was the acid and what was the metal/base that reacted?' or 'What happens to ZnSO₄ and CuSO₄ if we leave them in the Kenyan humidity overnight — will they also clump like CAN?' Groups post their cards on the class DQB (physical or ARES digital board). The teacher reads two blue cards and two green cards aloud, connecting them explicitly to the driving question displayed at the top of the DQB: 'Why did the fertiliser granules get wet and clump together…?'</w:t>
             </w:r>
           </w:p>
         </w:tc>
@@ -9636,7 +9942,7 @@
                 <w:sz w:val="18"/>
                 <w:szCs w:val="18"/>
               </w:rPr>
-              <w:t xml:space="preserve">Teacher opens Explain phase: 'Experiments done. Now we move from WHAT happened to WHY it happened.' [Play ZnSO₄ video on ARES, 3 min.] After video: 'One difference and one similarity between your experiment and the video — write it on your ARES note. 30 seconds.' [Wait 30 seconds.] 'Now equation time. In your pairs, write Reaction A first. I want to see: correct formulae, balanced, state symbols, product labelled as a salt. You have 4 minutes.' [Timer. Circulate. Look for common errors: omitting state symbols, forgetting H₂ on the product side, writing H₂SO₄ as H₂SO₃.] After 4 minutes: 'Stop. Cold-call — ' [Name Learner A] ' — read me your balanced equation for Reaction A.' [Learner reads.] 'Class — do you agree? Is it balanced? Count the atoms with me.' [Teacher counts aloud with class: Zn: 1=1 ✓, H: 2=2 ✓, S: 1=1 ✓, O: 4=4 ✓.] Repeat for Reaction B. 'Now the big connection — 7 minutes to answer the CAN question on ARES individually, then share with your group.' [Timer. Circulate, read responses on ARES dashboard.] After sharing: 'I saw some powerful ideas. ' [Name Learner B] ', share what your group said about why knowing HOW CAN is made helps explain why it clumps.' [Wait for response.] 'Excellent. That is exactly what we are going to capture on our Driving Question Board now.'</w:t>
+              <w:t xml:space="preserve">Teacher transitions: 'Time to update our board. Remember — this board is tracking our growing understanding of the big question about the fertiliser storeroom.' [Point to or display the driving question.] 'Your group has 3 minutes to write your blue card — one sentence capturing the most important new evidence from today's experiments.' [Timer. Walk room, prompt groups who are stuck: 'What did you prove about HOW the salt was formed? What happened to the acid's hydrogen?'] After 3 minutes: 'Now your green card — one question that today's evidence raised for you. It must connect to the driving question. 2 minutes.' [Timer.] After posting: 'Let me read some of these out.' [Read 2 blue cards.] 'Notice — both of these blue cards say the salt is formed when a metal ion REPLACES hydrogen in the acid. That is our mechanism. That is new knowledge.' [Read 2 green cards.] 'These green questions are exactly what the rest of our lesson sequence will answer. Keep them here. We will come back to them.' Close: 'By the end of the 8 lessons, every green card on this board should be answered by a blue card. That is how science builds.'</w:t>
             </w:r>
           </w:p>
         </w:tc>
@@ -9668,7 +9974,7 @@
                 <w:sz w:val="18"/>
                 <w:szCs w:val="18"/>
               </w:rPr>
-              <w:t xml:space="preserve">Equation-to-Phenomenon Bridge (Representational Mapping Strategy): Learners move through three levels of representation — (1) macroscopic observation (what they saw in the experiment), (2) symbolic representation (balanced equations with state symbols), and (3) phenomenon-level explanation (connecting the chemistry of salt preparation to the behaviour of CAN fertiliser in a Kenyan storeroom). This three-level mapping, structured by the ARES prompts, builds scientific explanatory reasoning — the core NGSS practice of Constructing Explanations. The pair equation-writing before cold-call sharing ensures all learners attempt the symbolic level before receiving peer/teacher feedback.</w:t>
+              <w:t xml:space="preserve">DQB as Cumulative Evidence Tracker (Argumentation and Evidence Mapping Strategy): The two-colour DQB card system (blue = evidence, green = new questions) makes the progressive structure of scientific knowledge-building visible and tangible. Requiring groups to write in complete sentences — not just keywords — forces learners to articulate the causal mechanism (acid + metal/metal oxide → salt) rather than simply naming the reaction type. Connecting every card to the driving question prevents the DQB from becoming a passive display and keeps the phenomenon as the unit's organising thread.</w:t>
             </w:r>
           </w:p>
         </w:tc>
@@ -9700,7 +10006,7 @@
                 <w:sz w:val="18"/>
                 <w:szCs w:val="18"/>
               </w:rPr>
-              <w:t xml:space="preserve">EQUATION CHECK: Teacher scans all ARES-submitted equations before cold-calling. Key error indicators: (a) Unbalanced equations — teacher asks the class to 'count atoms together' rather than simply correcting, preserving reasoning practice. (b) Missing state symbols — teacher asks: 'Is ZnSO₄ a solid or in solution? How do we know?' (c) Wrong products — e.g., writing ZnO instead of ZnSO₄ — teacher asks: 'What is the definition of a salt? Does ZnO fit that definition?' PHENOMENON RESPONSE CHECK: Observable indicator of mastery — learner explicitly states that CAN is a soluble salt produced through an acid reaction, AND connects solubility to moisture absorption. Learners who only describe the reaction without connecting to the phenomenon are flagged for DQB phase follow-up.</w:t>
+              <w:t xml:space="preserve">Blue card quality check — Observable indicator of mastery: the card explicitly names the mechanism (H in acid replaced by metal ion) rather than merely describing the observation ('zinc dissolved'). If groups write only observational statements, teacher prompts: 'What CHEMICALLY caused the zinc to dissolve? What was happening to the acid's hydrogen atoms?' Green card quality check — indicator of productive curiosity: the question is answerable by further chemistry investigation (not a trivial observation question). Teacher notes any green questions that reveal misconceptions (e.g., 'Did we make CAN fertiliser today?') to address in the next lesson.</w:t>
             </w:r>
           </w:p>
         </w:tc>
@@ -9709,32 +10015,32 @@
         <w:tc>
           <w:tcPr>
             <w:tcW w:type="dxa" w:w="1520"/>
-            <w:shd w:fill="FCE4D6" w:color="auto" w:val="clear"/>
-            <w:tcMar>
-              <w:top w:type="dxa" w:w="60"/>
-              <w:left w:type="dxa" w:w="120"/>
-              <w:bottom w:type="dxa" w:w="60"/>
-              <w:right w:type="dxa" w:w="120"/>
-            </w:tcMar>
-            <w:vAlign w:val="top"/>
-          </w:tcPr>
-          <w:p>
-            <w:pPr>
-              <w:spacing w:after="40" w:before="0"/>
-              <w:jc w:val="left"/>
-            </w:pPr>
-            <w:r>
-              <w:rPr>
-                <w:rFonts w:ascii="Arial" w:cs="Arial" w:eastAsia="Arial" w:hAnsi="Arial"/>
-                <w:b/>
-                <w:bCs/>
-                <w:i w:val="false"/>
-                <w:iCs w:val="false"/>
-                <w:color w:val="000000"/>
-                <w:sz w:val="18"/>
-                <w:szCs w:val="18"/>
-              </w:rPr>
-              <w:t xml:space="preserve">Driving Question Board (DQB) Creation</w:t>
+            <w:shd w:fill="D5E8F0" w:color="auto" w:val="clear"/>
+            <w:tcMar>
+              <w:top w:type="dxa" w:w="60"/>
+              <w:left w:type="dxa" w:w="120"/>
+              <w:bottom w:type="dxa" w:w="60"/>
+              <w:right w:type="dxa" w:w="120"/>
+            </w:tcMar>
+            <w:vAlign w:val="top"/>
+          </w:tcPr>
+          <w:p>
+            <w:pPr>
+              <w:spacing w:after="40" w:before="0"/>
+              <w:jc w:val="left"/>
+            </w:pPr>
+            <w:r>
+              <w:rPr>
+                <w:rFonts w:ascii="Arial" w:cs="Arial" w:eastAsia="Arial" w:hAnsi="Arial"/>
+                <w:b/>
+                <w:bCs/>
+                <w:i w:val="false"/>
+                <w:iCs w:val="false"/>
+                <w:color w:val="000000"/>
+                <w:sz w:val="18"/>
+                <w:szCs w:val="18"/>
+              </w:rPr>
+              <w:t xml:space="preserve">Model Building Phase</w:t>
             </w:r>
           </w:p>
           <w:p>
@@ -9757,7 +10063,7 @@
             <w:pPr>
               <w:spacing w:after="20" w:before="0"/>
             </w:pPr>
-            <w:hyperlink w:history="1" r:id="rId2izpqsfz2clvkhstoni-s">
+            <w:hyperlink w:history="1" r:id="rIdpq1kwisoeqecfio7-i1xr">
               <w:r>
                 <w:rPr>
                   <w:rFonts w:ascii="Arial" w:cs="Arial" w:eastAsia="Arial" w:hAnsi="Arial"/>
@@ -9766,7 +10072,7 @@
                   <w:szCs w:val="16"/>
                   <w:u w:val="single" w:color="2E75B6"/>
                 </w:rPr>
-                <w:t xml:space="preserve">Acid–base properties of salts</w:t>
+                <w:t xml:space="preserve">Methods for preparing buffers</w:t>
               </w:r>
             </w:hyperlink>
           </w:p>
@@ -9790,7 +10096,7 @@
               <w:spacing w:after="10" w:before="0"/>
               <w:ind w:left="120"/>
             </w:pPr>
-            <w:hyperlink w:history="1" r:id="rIdi0vu8dp4slobqijw7yzpt">
+            <w:hyperlink w:history="1" r:id="rIdxgeg7is6y9emiezkrrqti">
               <w:r>
                 <w:rPr>
                   <w:rFonts w:ascii="Arial" w:cs="Arial" w:eastAsia="Arial" w:hAnsi="Arial"/>
@@ -9835,7 +10141,7 @@
             <w:pPr>
               <w:spacing w:after="20" w:before="0"/>
             </w:pPr>
-            <w:hyperlink w:history="1" r:id="rIdbsiucwoec6xlzhrq-xpnd">
+            <w:hyperlink w:history="1" r:id="rIdsr6wlccvsnib3u0hfyrii">
               <w:r>
                 <w:rPr>
                   <w:rFonts w:ascii="Arial" w:cs="Arial" w:eastAsia="Arial" w:hAnsi="Arial"/>
@@ -9868,313 +10174,7 @@
               <w:spacing w:after="10" w:before="0"/>
               <w:ind w:left="120"/>
             </w:pPr>
-            <w:hyperlink w:history="1" r:id="rIdxugw7kumhtciez1b2oybg">
-              <w:r>
-                <w:rPr>
-                  <w:rFonts w:ascii="Arial" w:cs="Arial" w:eastAsia="Arial" w:hAnsi="Arial"/>
-                  <w:color w:val="595959"/>
-                  <w:sz w:val="14"/>
-                  <w:szCs w:val="14"/>
-                  <w:u w:val="single" w:color="595959"/>
-                </w:rPr>
-                <w:t xml:space="preserve">🔍 Search ARES for similar readings</w:t>
-              </w:r>
-            </w:hyperlink>
-          </w:p>
-        </w:tc>
-        <w:tc>
-          <w:tcPr>
-            <w:tcW w:type="dxa" w:w="3040"/>
-            <w:shd w:fill="FFFFFF" w:color="auto" w:val="clear"/>
-            <w:tcMar>
-              <w:top w:type="dxa" w:w="60"/>
-              <w:left w:type="dxa" w:w="120"/>
-              <w:bottom w:type="dxa" w:w="60"/>
-              <w:right w:type="dxa" w:w="120"/>
-            </w:tcMar>
-            <w:vAlign w:val="top"/>
-          </w:tcPr>
-          <w:p>
-            <w:pPr>
-              <w:spacing w:after="40" w:before="0"/>
-              <w:jc w:val="left"/>
-            </w:pPr>
-            <w:r>
-              <w:rPr>
-                <w:rFonts w:ascii="Arial" w:cs="Arial" w:eastAsia="Arial" w:hAnsi="Arial"/>
-                <w:b w:val="false"/>
-                <w:bCs w:val="false"/>
-                <w:i w:val="false"/>
-                <w:iCs w:val="false"/>
-                <w:color w:val="000000"/>
-                <w:sz w:val="18"/>
-                <w:szCs w:val="18"/>
-              </w:rPr>
-              <w:t xml:space="preserve">Each group receives two DQB sticky note colours (provided on ARES as digital cards): BLUE = 'New evidence we gathered today' and GREEN = 'New questions this raises'. Groups collaboratively compose: (1) ONE blue card summarising the key mechanism evidence from today: e.g., 'Soluble salts like ZnSO₄ and CuSO₄ can be prepared by reacting an acid with a metal or metal oxide — the acid's hydrogen is replaced by a metal ion to form a salt.' (2) ONE green card raising a new question prompted by today's evidence: e.g., 'If CAN fertiliser was made using an acid reaction, what was the acid and what was the metal/base that reacted?' or 'What happens to ZnSO₄ and CuSO₄ if we leave them in the Kenyan humidity overnight — will they also clump like CAN?' Groups post their cards on the class DQB (physical or ARES digital board). The teacher reads two blue cards and two green cards aloud, connecting them explicitly to the driving question displayed at the top of the DQB: 'Why did the fertiliser granules get wet and clump together…?'</w:t>
-            </w:r>
-          </w:p>
-        </w:tc>
-        <w:tc>
-          <w:tcPr>
-            <w:tcW w:type="dxa" w:w="3040"/>
-            <w:shd w:fill="F2F2F2" w:color="auto" w:val="clear"/>
-            <w:tcMar>
-              <w:top w:type="dxa" w:w="60"/>
-              <w:left w:type="dxa" w:w="120"/>
-              <w:bottom w:type="dxa" w:w="60"/>
-              <w:right w:type="dxa" w:w="120"/>
-            </w:tcMar>
-            <w:vAlign w:val="top"/>
-          </w:tcPr>
-          <w:p>
-            <w:pPr>
-              <w:spacing w:after="40" w:before="0"/>
-              <w:jc w:val="left"/>
-            </w:pPr>
-            <w:r>
-              <w:rPr>
-                <w:rFonts w:ascii="Arial" w:cs="Arial" w:eastAsia="Arial" w:hAnsi="Arial"/>
-                <w:b w:val="false"/>
-                <w:bCs w:val="false"/>
-                <w:i w:val="false"/>
-                <w:iCs w:val="false"/>
-                <w:color w:val="000000"/>
-                <w:sz w:val="18"/>
-                <w:szCs w:val="18"/>
-              </w:rPr>
-              <w:t xml:space="preserve">Teacher transitions: 'Time to update our board. Remember — this board is tracking our growing understanding of the big question about the fertiliser storeroom.' [Point to or display the driving question.] 'Your group has 3 minutes to write your blue card — one sentence capturing the most important new evidence from today's experiments.' [Timer. Walk room, prompt groups who are stuck: 'What did you prove about HOW the salt was formed? What happened to the acid's hydrogen?'] After 3 minutes: 'Now your green card — one question that today's evidence raised for you. It must connect to the driving question. 2 minutes.' [Timer.] After posting: 'Let me read some of these out.' [Read 2 blue cards.] 'Notice — both of these blue cards say the salt is formed when a metal ion REPLACES hydrogen in the acid. That is our mechanism. That is new knowledge.' [Read 2 green cards.] 'These green questions are exactly what the rest of our lesson sequence will answer. Keep them here. We will come back to them.' Close: 'By the end of the 8 lessons, every green card on this board should be answered by a blue card. That is how science builds.'</w:t>
-            </w:r>
-          </w:p>
-        </w:tc>
-        <w:tc>
-          <w:tcPr>
-            <w:tcW w:type="dxa" w:w="3040"/>
-            <w:shd w:fill="FFFFFF" w:color="auto" w:val="clear"/>
-            <w:tcMar>
-              <w:top w:type="dxa" w:w="60"/>
-              <w:left w:type="dxa" w:w="120"/>
-              <w:bottom w:type="dxa" w:w="60"/>
-              <w:right w:type="dxa" w:w="120"/>
-            </w:tcMar>
-            <w:vAlign w:val="top"/>
-          </w:tcPr>
-          <w:p>
-            <w:pPr>
-              <w:spacing w:after="40" w:before="0"/>
-              <w:jc w:val="left"/>
-            </w:pPr>
-            <w:r>
-              <w:rPr>
-                <w:rFonts w:ascii="Arial" w:cs="Arial" w:eastAsia="Arial" w:hAnsi="Arial"/>
-                <w:b w:val="false"/>
-                <w:bCs w:val="false"/>
-                <w:i w:val="false"/>
-                <w:iCs w:val="false"/>
-                <w:color w:val="000000"/>
-                <w:sz w:val="18"/>
-                <w:szCs w:val="18"/>
-              </w:rPr>
-              <w:t xml:space="preserve">DQB as Cumulative Evidence Tracker (Argumentation and Evidence Mapping Strategy): The two-colour DQB card system (blue = evidence, green = new questions) makes the progressive structure of scientific knowledge-building visible and tangible. Requiring groups to write in complete sentences — not just keywords — forces learners to articulate the causal mechanism (acid + metal/metal oxide → salt) rather than simply naming the reaction type. Connecting every card to the driving question prevents the DQB from becoming a passive display and keeps the phenomenon as the unit's organising thread.</w:t>
-            </w:r>
-          </w:p>
-        </w:tc>
-        <w:tc>
-          <w:tcPr>
-            <w:tcW w:type="dxa" w:w="3040"/>
-            <w:shd w:fill="F2F2F2" w:color="auto" w:val="clear"/>
-            <w:tcMar>
-              <w:top w:type="dxa" w:w="60"/>
-              <w:left w:type="dxa" w:w="120"/>
-              <w:bottom w:type="dxa" w:w="60"/>
-              <w:right w:type="dxa" w:w="120"/>
-            </w:tcMar>
-            <w:vAlign w:val="top"/>
-          </w:tcPr>
-          <w:p>
-            <w:pPr>
-              <w:spacing w:after="40" w:before="0"/>
-              <w:jc w:val="left"/>
-            </w:pPr>
-            <w:r>
-              <w:rPr>
-                <w:rFonts w:ascii="Arial" w:cs="Arial" w:eastAsia="Arial" w:hAnsi="Arial"/>
-                <w:b w:val="false"/>
-                <w:bCs w:val="false"/>
-                <w:i w:val="false"/>
-                <w:iCs w:val="false"/>
-                <w:color w:val="000000"/>
-                <w:sz w:val="18"/>
-                <w:szCs w:val="18"/>
-              </w:rPr>
-              <w:t xml:space="preserve">Blue card quality check — Observable indicator of mastery: the card explicitly names the mechanism (H in acid replaced by metal ion) rather than merely describing the observation ('zinc dissolved'). If groups write only observational statements, teacher prompts: 'What CHEMICALLY caused the zinc to dissolve? What was happening to the acid's hydrogen atoms?' Green card quality check — indicator of productive curiosity: the question is answerable by further chemistry investigation (not a trivial observation question). Teacher notes any green questions that reveal misconceptions (e.g., 'Did we make CAN fertiliser today?') to address in the next lesson.</w:t>
-            </w:r>
-          </w:p>
-        </w:tc>
-      </w:tr>
-      <w:tr>
-        <w:tc>
-          <w:tcPr>
-            <w:tcW w:type="dxa" w:w="1520"/>
-            <w:shd w:fill="D5E8F0" w:color="auto" w:val="clear"/>
-            <w:tcMar>
-              <w:top w:type="dxa" w:w="60"/>
-              <w:left w:type="dxa" w:w="120"/>
-              <w:bottom w:type="dxa" w:w="60"/>
-              <w:right w:type="dxa" w:w="120"/>
-            </w:tcMar>
-            <w:vAlign w:val="top"/>
-          </w:tcPr>
-          <w:p>
-            <w:pPr>
-              <w:spacing w:after="40" w:before="0"/>
-              <w:jc w:val="left"/>
-            </w:pPr>
-            <w:r>
-              <w:rPr>
-                <w:rFonts w:ascii="Arial" w:cs="Arial" w:eastAsia="Arial" w:hAnsi="Arial"/>
-                <w:b/>
-                <w:bCs/>
-                <w:i w:val="false"/>
-                <w:iCs w:val="false"/>
-                <w:color w:val="000000"/>
-                <w:sz w:val="18"/>
-                <w:szCs w:val="18"/>
-              </w:rPr>
-              <w:t xml:space="preserve">Model Building Phase</w:t>
-            </w:r>
-          </w:p>
-          <w:p>
-            <w:pPr>
-              <w:spacing w:after="20" w:before="0"/>
-            </w:pPr>
-            <w:r>
-              <w:rPr>
-                <w:rFonts w:ascii="Arial" w:cs="Arial" w:eastAsia="Arial" w:hAnsi="Arial"/>
-                <w:b/>
-                <w:bCs/>
-                <w:color w:val="1F3864"/>
-                <w:sz w:val="16"/>
-                <w:szCs w:val="16"/>
-              </w:rPr>
-              <w:t xml:space="preserve">📹 VIDEO:</w:t>
-            </w:r>
-          </w:p>
-          <w:p>
-            <w:pPr>
-              <w:spacing w:after="20" w:before="0"/>
-            </w:pPr>
-            <w:hyperlink w:history="1" r:id="rIdi0g20rxraaxvzwczomi7l">
-              <w:r>
-                <w:rPr>
-                  <w:rFonts w:ascii="Arial" w:cs="Arial" w:eastAsia="Arial" w:hAnsi="Arial"/>
-                  <w:color w:val="2E75B6"/>
-                  <w:sz w:val="16"/>
-                  <w:szCs w:val="16"/>
-                  <w:u w:val="single" w:color="2E75B6"/>
-                </w:rPr>
-                <w:t xml:space="preserve">Methods for preparing buffers</w:t>
-              </w:r>
-            </w:hyperlink>
-          </w:p>
-          <w:p>
-            <w:pPr>
-              <w:spacing w:after="10" w:before="0"/>
-              <w:ind w:left="120"/>
-            </w:pPr>
-            <w:r>
-              <w:rPr>
-                <w:rFonts w:ascii="Arial" w:cs="Arial" w:eastAsia="Arial" w:hAnsi="Arial"/>
-                <w:color w:val="595959"/>
-                <w:sz w:val="14"/>
-                <w:szCs w:val="14"/>
-              </w:rPr>
-              <w:t xml:space="preserve">Source: Khan Academy (English - US curriculum)</w:t>
-            </w:r>
-          </w:p>
-          <w:p>
-            <w:pPr>
-              <w:spacing w:after="10" w:before="0"/>
-              <w:ind w:left="120"/>
-            </w:pPr>
-            <w:hyperlink w:history="1" r:id="rIdmuqrukgeb_meql1tnkjva">
-              <w:r>
-                <w:rPr>
-                  <w:rFonts w:ascii="Arial" w:cs="Arial" w:eastAsia="Arial" w:hAnsi="Arial"/>
-                  <w:color w:val="595959"/>
-                  <w:sz w:val="14"/>
-                  <w:szCs w:val="14"/>
-                  <w:u w:val="single" w:color="595959"/>
-                </w:rPr>
-                <w:t xml:space="preserve">🔍 Search ARES for similar videos</w:t>
-              </w:r>
-            </w:hyperlink>
-          </w:p>
-          <w:p>
-            <w:pPr>
-              <w:spacing w:after="40" w:before="0"/>
-            </w:pPr>
-            <w:r>
-              <w:rPr>
-                <w:sz w:val="14"/>
-                <w:szCs w:val="14"/>
-              </w:rPr>
-              <w:t xml:space="preserve"/>
-            </w:r>
-          </w:p>
-          <w:p>
-            <w:pPr>
-              <w:spacing w:after="20" w:before="0"/>
-            </w:pPr>
-            <w:r>
-              <w:rPr>
-                <w:rFonts w:ascii="Arial" w:cs="Arial" w:eastAsia="Arial" w:hAnsi="Arial"/>
-                <w:b/>
-                <w:bCs/>
-                <w:color w:val="1F3864"/>
-                <w:sz w:val="16"/>
-                <w:szCs w:val="16"/>
-              </w:rPr>
-              <w:t xml:space="preserve">📖 HTML:</w:t>
-            </w:r>
-          </w:p>
-          <w:p>
-            <w:pPr>
-              <w:spacing w:after="20" w:before="0"/>
-            </w:pPr>
-            <w:hyperlink w:history="1" r:id="rIdjcjv6xqv8fpldy8q378cm">
-              <w:r>
-                <w:rPr>
-                  <w:rFonts w:ascii="Arial" w:cs="Arial" w:eastAsia="Arial" w:hAnsi="Arial"/>
-                  <w:color w:val="2E75B6"/>
-                  <w:sz w:val="16"/>
-                  <w:szCs w:val="16"/>
-                  <w:u w:val="single" w:color="2E75B6"/>
-                </w:rPr>
-                <w:t xml:space="preserve">Soluble Salts</w:t>
-              </w:r>
-            </w:hyperlink>
-          </w:p>
-          <w:p>
-            <w:pPr>
-              <w:spacing w:after="10" w:before="0"/>
-              <w:ind w:left="120"/>
-            </w:pPr>
-            <w:r>
-              <w:rPr>
-                <w:rFonts w:ascii="Arial" w:cs="Arial" w:eastAsia="Arial" w:hAnsi="Arial"/>
-                <w:color w:val="595959"/>
-                <w:sz w:val="14"/>
-                <w:szCs w:val="14"/>
-              </w:rPr>
-              <w:t xml:space="preserve">Source: PhET</w:t>
-            </w:r>
-          </w:p>
-          <w:p>
-            <w:pPr>
-              <w:spacing w:after="10" w:before="0"/>
-              <w:ind w:left="120"/>
-            </w:pPr>
-            <w:hyperlink w:history="1" r:id="rId9eaf-xobsxzm454sdfuta">
+            <w:hyperlink w:history="1" r:id="rIdemyouubcmk1gfkjdv-pib">
               <w:r>
                 <w:rPr>
                   <w:rFonts w:ascii="Arial" w:cs="Arial" w:eastAsia="Arial" w:hAnsi="Arial"/>
@@ -11756,7 +11756,619 @@
             <w:pPr>
               <w:spacing w:after="20" w:before="0"/>
             </w:pPr>
-            <w:hyperlink w:history="1" r:id="rIdpquhw4h9jgwgwaqps1bcd">
+            <w:hyperlink w:history="1" r:id="rIdre2aipi_fnfdaf36yxc9a">
+              <w:r>
+                <w:rPr>
+                  <w:rFonts w:ascii="Arial" w:cs="Arial" w:eastAsia="Arial" w:hAnsi="Arial"/>
+                  <w:color w:val="2E75B6"/>
+                  <w:sz w:val="16"/>
+                  <w:szCs w:val="16"/>
+                  <w:u w:val="single" w:color="2E75B6"/>
+                </w:rPr>
+                <w:t xml:space="preserve">pH of salt solutions</w:t>
+              </w:r>
+            </w:hyperlink>
+          </w:p>
+          <w:p>
+            <w:pPr>
+              <w:spacing w:after="10" w:before="0"/>
+              <w:ind w:left="120"/>
+            </w:pPr>
+            <w:r>
+              <w:rPr>
+                <w:rFonts w:ascii="Arial" w:cs="Arial" w:eastAsia="Arial" w:hAnsi="Arial"/>
+                <w:color w:val="595959"/>
+                <w:sz w:val="14"/>
+                <w:szCs w:val="14"/>
+              </w:rPr>
+              <w:t xml:space="preserve">Source: Khan Academy (English - US curriculum)</w:t>
+            </w:r>
+          </w:p>
+          <w:p>
+            <w:pPr>
+              <w:spacing w:after="10" w:before="0"/>
+              <w:ind w:left="120"/>
+            </w:pPr>
+            <w:hyperlink w:history="1" r:id="rIdk_mawt2q-9ekq_nih1pzp">
+              <w:r>
+                <w:rPr>
+                  <w:rFonts w:ascii="Arial" w:cs="Arial" w:eastAsia="Arial" w:hAnsi="Arial"/>
+                  <w:color w:val="595959"/>
+                  <w:sz w:val="14"/>
+                  <w:szCs w:val="14"/>
+                  <w:u w:val="single" w:color="595959"/>
+                </w:rPr>
+                <w:t xml:space="preserve">🔍 Search ARES for similar videos</w:t>
+              </w:r>
+            </w:hyperlink>
+          </w:p>
+          <w:p>
+            <w:pPr>
+              <w:spacing w:after="40" w:before="0"/>
+            </w:pPr>
+            <w:r>
+              <w:rPr>
+                <w:sz w:val="14"/>
+                <w:szCs w:val="14"/>
+              </w:rPr>
+              <w:t xml:space="preserve"/>
+            </w:r>
+          </w:p>
+          <w:p>
+            <w:pPr>
+              <w:spacing w:after="20" w:before="0"/>
+            </w:pPr>
+            <w:r>
+              <w:rPr>
+                <w:rFonts w:ascii="Arial" w:cs="Arial" w:eastAsia="Arial" w:hAnsi="Arial"/>
+                <w:b/>
+                <w:bCs/>
+                <w:color w:val="1F3864"/>
+                <w:sz w:val="16"/>
+                <w:szCs w:val="16"/>
+              </w:rPr>
+              <w:t xml:space="preserve">📖 HTML:</w:t>
+            </w:r>
+          </w:p>
+          <w:p>
+            <w:pPr>
+              <w:spacing w:after="20" w:before="0"/>
+            </w:pPr>
+            <w:hyperlink w:history="1" r:id="rIdehgqv0z43b7bislslvg5s">
+              <w:r>
+                <w:rPr>
+                  <w:rFonts w:ascii="Arial" w:cs="Arial" w:eastAsia="Arial" w:hAnsi="Arial"/>
+                  <w:color w:val="2E75B6"/>
+                  <w:sz w:val="16"/>
+                  <w:szCs w:val="16"/>
+                  <w:u w:val="single" w:color="2E75B6"/>
+                </w:rPr>
+                <w:t xml:space="preserve">Soluble Salts</w:t>
+              </w:r>
+            </w:hyperlink>
+          </w:p>
+          <w:p>
+            <w:pPr>
+              <w:spacing w:after="10" w:before="0"/>
+              <w:ind w:left="120"/>
+            </w:pPr>
+            <w:r>
+              <w:rPr>
+                <w:rFonts w:ascii="Arial" w:cs="Arial" w:eastAsia="Arial" w:hAnsi="Arial"/>
+                <w:color w:val="595959"/>
+                <w:sz w:val="14"/>
+                <w:szCs w:val="14"/>
+              </w:rPr>
+              <w:t xml:space="preserve">Source: PhET</w:t>
+            </w:r>
+          </w:p>
+          <w:p>
+            <w:pPr>
+              <w:spacing w:after="10" w:before="0"/>
+              <w:ind w:left="120"/>
+            </w:pPr>
+            <w:hyperlink w:history="1" r:id="rIdpte-ojqeh6suyg63j9ywa">
+              <w:r>
+                <w:rPr>
+                  <w:rFonts w:ascii="Arial" w:cs="Arial" w:eastAsia="Arial" w:hAnsi="Arial"/>
+                  <w:color w:val="595959"/>
+                  <w:sz w:val="14"/>
+                  <w:szCs w:val="14"/>
+                  <w:u w:val="single" w:color="595959"/>
+                </w:rPr>
+                <w:t xml:space="preserve">🔍 Search ARES for similar readings</w:t>
+              </w:r>
+            </w:hyperlink>
+          </w:p>
+        </w:tc>
+        <w:tc>
+          <w:tcPr>
+            <w:tcW w:type="dxa" w:w="3040"/>
+            <w:shd w:fill="FFFFFF" w:color="auto" w:val="clear"/>
+            <w:tcMar>
+              <w:top w:type="dxa" w:w="60"/>
+              <w:left w:type="dxa" w:w="120"/>
+              <w:bottom w:type="dxa" w:w="60"/>
+              <w:right w:type="dxa" w:w="120"/>
+            </w:tcMar>
+            <w:vAlign w:val="top"/>
+          </w:tcPr>
+          <w:p>
+            <w:pPr>
+              <w:spacing w:after="40" w:before="0"/>
+              <w:jc w:val="left"/>
+            </w:pPr>
+            <w:r>
+              <w:rPr>
+                <w:rFonts w:ascii="Arial" w:cs="Arial" w:eastAsia="Arial" w:hAnsi="Arial"/>
+                <w:b w:val="false"/>
+                <w:bCs w:val="false"/>
+                <w:i w:val="false"/>
+                <w:iCs w:val="false"/>
+                <w:color w:val="000000"/>
+                <w:sz w:val="18"/>
+                <w:szCs w:val="18"/>
+              </w:rPr>
+              <w:t xml:space="preserve">Learners individually write a prediction in their science notebooks in response to two displayed questions: (1) 'When HCl reacts with NaOH solution, what products do you think will form? Will you be able to see any change happening?' and (2) 'When HCl reacts with marble chips (CaCO₃), what do you predict will happen — and how is this similar to what happens when you add baking soda to mandazi dough?' Learners then share predictions with a partner (Think-Pair-Share) before three pairs are cold-called to share with the class. Predictions are recorded on a sticky-note section of the Driving Question Board labelled 'Our predictions for Experiment 2b'. Learners also revisit their Lesson 3 notes to identify the pattern of acid + metal oxide → salt + water and predict whether a similar pattern exists for acid + base.</w:t>
+            </w:r>
+          </w:p>
+        </w:tc>
+        <w:tc>
+          <w:tcPr>
+            <w:tcW w:type="dxa" w:w="3040"/>
+            <w:shd w:fill="F2F2F2" w:color="auto" w:val="clear"/>
+            <w:tcMar>
+              <w:top w:type="dxa" w:w="60"/>
+              <w:left w:type="dxa" w:w="120"/>
+              <w:bottom w:type="dxa" w:w="60"/>
+              <w:right w:type="dxa" w:w="120"/>
+            </w:tcMar>
+            <w:vAlign w:val="top"/>
+          </w:tcPr>
+          <w:p>
+            <w:pPr>
+              <w:spacing w:after="40" w:before="0"/>
+              <w:jc w:val="left"/>
+            </w:pPr>
+            <w:r>
+              <w:rPr>
+                <w:rFonts w:ascii="Arial" w:cs="Arial" w:eastAsia="Arial" w:hAnsi="Arial"/>
+                <w:b w:val="false"/>
+                <w:bCs w:val="false"/>
+                <w:i w:val="false"/>
+                <w:iCs w:val="false"/>
+                <w:color w:val="000000"/>
+                <w:sz w:val="18"/>
+                <w:szCs w:val="18"/>
+              </w:rPr>
+              <w:t xml:space="preserve">Display both prediction questions on the board. Say: 'Before we touch any apparatus today, I want you to think like a scientist — make a prediction first. Write your prediction in your notebook. You have 2 minutes of silent thinking time.' [Allow 2 minutes silent individual writing.] After writing, say: 'Now turn to your neighbour and compare your predictions. Do you agree? Do you disagree? You have 90 seconds.' [Allow 90 seconds pair discussion.] After pair discussion, cold-call 3 pairs — deliberately select one pair who likely predicted no visible change for neutralisation, one who predicted fizzing for carbonate, and one who mentioned mandazi. Use exact phrases: 'Wanjiru and Kamau, what did your pair predict for the neutralisation reaction?' [10-second wait time after each cold-call before accepting answer.] After three pairs share, say: 'Notice that some of us predicted fizzing for the carbonate reaction — where have you seen fizzing like that in real life in Kenya? Think about your kitchen.' Accept 2–3 rapid responses. Bridge: 'Keep your predictions visible — by the end of today, you will know if you were right, and more importantly, WHY.' Post class predictions on sticky notes on the DQB.</w:t>
+            </w:r>
+          </w:p>
+        </w:tc>
+        <w:tc>
+          <w:tcPr>
+            <w:tcW w:type="dxa" w:w="3040"/>
+            <w:shd w:fill="FFFFFF" w:color="auto" w:val="clear"/>
+            <w:tcMar>
+              <w:top w:type="dxa" w:w="60"/>
+              <w:left w:type="dxa" w:w="120"/>
+              <w:bottom w:type="dxa" w:w="60"/>
+              <w:right w:type="dxa" w:w="120"/>
+            </w:tcMar>
+            <w:vAlign w:val="top"/>
+          </w:tcPr>
+          <w:p>
+            <w:pPr>
+              <w:spacing w:after="40" w:before="0"/>
+              <w:jc w:val="left"/>
+            </w:pPr>
+            <w:r>
+              <w:rPr>
+                <w:rFonts w:ascii="Arial" w:cs="Arial" w:eastAsia="Arial" w:hAnsi="Arial"/>
+                <w:b w:val="false"/>
+                <w:bCs w:val="false"/>
+                <w:i w:val="false"/>
+                <w:iCs w:val="false"/>
+                <w:color w:val="000000"/>
+                <w:sz w:val="18"/>
+                <w:szCs w:val="18"/>
+              </w:rPr>
+              <w:t xml:space="preserve">Think-Pair-Share with Anchoring Phenomenon Connection — Learners activate prior knowledge of acid reactions (Lessons 2 &amp; 3) and connect to the mandazi supporting phenomenon (CO₂ from NaHCO₃) before observing. This primes pattern recognition: acid + carbonate → CO₂, linking kitchen chemistry to laboratory chemistry and building conceptual continuity across the storyline.</w:t>
+            </w:r>
+          </w:p>
+        </w:tc>
+        <w:tc>
+          <w:tcPr>
+            <w:tcW w:type="dxa" w:w="3040"/>
+            <w:shd w:fill="F2F2F2" w:color="auto" w:val="clear"/>
+            <w:tcMar>
+              <w:top w:type="dxa" w:w="60"/>
+              <w:left w:type="dxa" w:w="120"/>
+              <w:bottom w:type="dxa" w:w="60"/>
+              <w:right w:type="dxa" w:w="120"/>
+            </w:tcMar>
+            <w:vAlign w:val="top"/>
+          </w:tcPr>
+          <w:p>
+            <w:pPr>
+              <w:spacing w:after="40" w:before="0"/>
+              <w:jc w:val="left"/>
+            </w:pPr>
+            <w:r>
+              <w:rPr>
+                <w:rFonts w:ascii="Arial" w:cs="Arial" w:eastAsia="Arial" w:hAnsi="Arial"/>
+                <w:b w:val="false"/>
+                <w:bCs w:val="false"/>
+                <w:i w:val="false"/>
+                <w:iCs w:val="false"/>
+                <w:color w:val="000000"/>
+                <w:sz w:val="18"/>
+                <w:szCs w:val="18"/>
+              </w:rPr>
+              <w:t xml:space="preserve">Teacher circulates during silent writing and reads 4–5 notebooks. Observable indicator of readiness: learner can write at least one reactant and one predicted product for each reaction (e.g., 'HCl + NaOH → salt + water'). If fewer than half the class can articulate a product, teacher pauses and asks: 'In Lesson 3, acid + metal oxide gave us salt + ___? [water]. So what might acid + base give?' before proceeding.</w:t>
+            </w:r>
+          </w:p>
+        </w:tc>
+      </w:tr>
+      <w:tr>
+        <w:tc>
+          <w:tcPr>
+            <w:tcW w:type="dxa" w:w="1520"/>
+            <w:shd w:fill="D9EEF1" w:color="auto" w:val="clear"/>
+            <w:tcMar>
+              <w:top w:type="dxa" w:w="60"/>
+              <w:left w:type="dxa" w:w="120"/>
+              <w:bottom w:type="dxa" w:w="60"/>
+              <w:right w:type="dxa" w:w="120"/>
+            </w:tcMar>
+            <w:vAlign w:val="top"/>
+          </w:tcPr>
+          <w:p>
+            <w:pPr>
+              <w:spacing w:after="40" w:before="0"/>
+              <w:jc w:val="left"/>
+            </w:pPr>
+            <w:r>
+              <w:rPr>
+                <w:rFonts w:ascii="Arial" w:cs="Arial" w:eastAsia="Arial" w:hAnsi="Arial"/>
+                <w:b/>
+                <w:bCs/>
+                <w:i w:val="false"/>
+                <w:iCs w:val="false"/>
+                <w:color w:val="000000"/>
+                <w:sz w:val="18"/>
+                <w:szCs w:val="18"/>
+              </w:rPr>
+              <w:t xml:space="preserve">Observe Phase</w:t>
+            </w:r>
+          </w:p>
+          <w:p>
+            <w:pPr>
+              <w:spacing w:after="20" w:before="0"/>
+            </w:pPr>
+            <w:r>
+              <w:rPr>
+                <w:rFonts w:ascii="Arial" w:cs="Arial" w:eastAsia="Arial" w:hAnsi="Arial"/>
+                <w:b/>
+                <w:bCs/>
+                <w:color w:val="1F3864"/>
+                <w:sz w:val="16"/>
+                <w:szCs w:val="16"/>
+              </w:rPr>
+              <w:t xml:space="preserve">📹 VIDEO:</w:t>
+            </w:r>
+          </w:p>
+          <w:p>
+            <w:pPr>
+              <w:spacing w:after="20" w:before="0"/>
+            </w:pPr>
+            <w:hyperlink w:history="1" r:id="rIdshfci0npnvkzt4f6syjrd">
+              <w:r>
+                <w:rPr>
+                  <w:rFonts w:ascii="Arial" w:cs="Arial" w:eastAsia="Arial" w:hAnsi="Arial"/>
+                  <w:color w:val="2E75B6"/>
+                  <w:sz w:val="16"/>
+                  <w:szCs w:val="16"/>
+                  <w:u w:val="single" w:color="2E75B6"/>
+                </w:rPr>
+                <w:t xml:space="preserve">Acid–base properties of salts</w:t>
+              </w:r>
+            </w:hyperlink>
+          </w:p>
+          <w:p>
+            <w:pPr>
+              <w:spacing w:after="10" w:before="0"/>
+              <w:ind w:left="120"/>
+            </w:pPr>
+            <w:r>
+              <w:rPr>
+                <w:rFonts w:ascii="Arial" w:cs="Arial" w:eastAsia="Arial" w:hAnsi="Arial"/>
+                <w:color w:val="595959"/>
+                <w:sz w:val="14"/>
+                <w:szCs w:val="14"/>
+              </w:rPr>
+              <w:t xml:space="preserve">Source: Khan Academy (English - US curriculum)</w:t>
+            </w:r>
+          </w:p>
+          <w:p>
+            <w:pPr>
+              <w:spacing w:after="10" w:before="0"/>
+              <w:ind w:left="120"/>
+            </w:pPr>
+            <w:hyperlink w:history="1" r:id="rIdaeac9xnnboikt6xydumt3">
+              <w:r>
+                <w:rPr>
+                  <w:rFonts w:ascii="Arial" w:cs="Arial" w:eastAsia="Arial" w:hAnsi="Arial"/>
+                  <w:color w:val="595959"/>
+                  <w:sz w:val="14"/>
+                  <w:szCs w:val="14"/>
+                  <w:u w:val="single" w:color="595959"/>
+                </w:rPr>
+                <w:t xml:space="preserve">🔍 Search ARES for similar videos</w:t>
+              </w:r>
+            </w:hyperlink>
+          </w:p>
+          <w:p>
+            <w:pPr>
+              <w:spacing w:after="40" w:before="0"/>
+            </w:pPr>
+            <w:r>
+              <w:rPr>
+                <w:sz w:val="14"/>
+                <w:szCs w:val="14"/>
+              </w:rPr>
+              <w:t xml:space="preserve"/>
+            </w:r>
+          </w:p>
+          <w:p>
+            <w:pPr>
+              <w:spacing w:after="20" w:before="0"/>
+            </w:pPr>
+            <w:r>
+              <w:rPr>
+                <w:rFonts w:ascii="Arial" w:cs="Arial" w:eastAsia="Arial" w:hAnsi="Arial"/>
+                <w:b/>
+                <w:bCs/>
+                <w:color w:val="1F3864"/>
+                <w:sz w:val="16"/>
+                <w:szCs w:val="16"/>
+              </w:rPr>
+              <w:t xml:space="preserve">📖 PDF:</w:t>
+            </w:r>
+          </w:p>
+          <w:p>
+            <w:pPr>
+              <w:spacing w:after="20" w:before="0"/>
+            </w:pPr>
+            <w:hyperlink w:history="1" r:id="rIdxwslnv3pcjxevo5k1onlu">
+              <w:r>
+                <w:rPr>
+                  <w:rFonts w:ascii="Arial" w:cs="Arial" w:eastAsia="Arial" w:hAnsi="Arial"/>
+                  <w:color w:val="2E75B6"/>
+                  <w:sz w:val="16"/>
+                  <w:szCs w:val="16"/>
+                  <w:u w:val="single" w:color="2E75B6"/>
+                </w:rPr>
+                <w:t xml:space="preserve">Acids Bases and salts.</w:t>
+              </w:r>
+            </w:hyperlink>
+          </w:p>
+          <w:p>
+            <w:pPr>
+              <w:spacing w:after="10" w:before="0"/>
+              <w:ind w:left="120"/>
+            </w:pPr>
+            <w:r>
+              <w:rPr>
+                <w:rFonts w:ascii="Arial" w:cs="Arial" w:eastAsia="Arial" w:hAnsi="Arial"/>
+                <w:color w:val="595959"/>
+                <w:sz w:val="14"/>
+                <w:szCs w:val="14"/>
+              </w:rPr>
+              <w:t xml:space="preserve">Source: ARES Local Curriculum  - Digital Literacy Content</w:t>
+            </w:r>
+          </w:p>
+          <w:p>
+            <w:pPr>
+              <w:spacing w:after="10" w:before="0"/>
+              <w:ind w:left="120"/>
+            </w:pPr>
+            <w:hyperlink w:history="1" r:id="rIdge1aphpizti566fzltauh">
+              <w:r>
+                <w:rPr>
+                  <w:rFonts w:ascii="Arial" w:cs="Arial" w:eastAsia="Arial" w:hAnsi="Arial"/>
+                  <w:color w:val="595959"/>
+                  <w:sz w:val="14"/>
+                  <w:szCs w:val="14"/>
+                  <w:u w:val="single" w:color="595959"/>
+                </w:rPr>
+                <w:t xml:space="preserve">🔍 Search ARES for similar readings</w:t>
+              </w:r>
+            </w:hyperlink>
+          </w:p>
+        </w:tc>
+        <w:tc>
+          <w:tcPr>
+            <w:tcW w:type="dxa" w:w="3040"/>
+            <w:shd w:fill="FFFFFF" w:color="auto" w:val="clear"/>
+            <w:tcMar>
+              <w:top w:type="dxa" w:w="60"/>
+              <w:left w:type="dxa" w:w="120"/>
+              <w:bottom w:type="dxa" w:w="60"/>
+              <w:right w:type="dxa" w:w="120"/>
+            </w:tcMar>
+            <w:vAlign w:val="top"/>
+          </w:tcPr>
+          <w:p>
+            <w:pPr>
+              <w:spacing w:after="40" w:before="0"/>
+              <w:jc w:val="left"/>
+            </w:pPr>
+            <w:r>
+              <w:rPr>
+                <w:rFonts w:ascii="Arial" w:cs="Arial" w:eastAsia="Arial" w:hAnsi="Arial"/>
+                <w:b w:val="false"/>
+                <w:bCs w:val="false"/>
+                <w:i w:val="false"/>
+                <w:iCs w:val="false"/>
+                <w:color w:val="000000"/>
+                <w:sz w:val="18"/>
+                <w:szCs w:val="18"/>
+              </w:rPr>
+              <w:t xml:space="preserve">Learners work in groups of 4. Each group receives a pre-labelled equipment tray. The experiment has two parts run sequentially. PART A — Neutralisation (NaCl preparation): Learners measure 25 cm³ of 1 mol/dm³ HCl into a conical flask and add 3 drops of universal indicator. They record the colour and pH. They then add 1 mol/dm³ NaOH solution from a burette or dropper, swirling after each addition, recording colour changes in a results table. They identify the endpoint (green colour, pH ≈ 7) and note: 'The solution looks like water — there is no visible precipitate.' PART B — Acid + Carbonate (CaCl₂ preparation, with CO₂ gas collection): Learners add a spatula of marble chips (CaCO₃, labelled 'limestone — from Coast region, Kenya') to a boiling tube. They connect a delivery tube leading into a test tube of limewater. They add dilute HCl (2 mol/dm³) through a thistle funnel. Learners observe: (a) fizzing/effervescence in the boiling tube, (b) limewater turning milky/cloudy — confirming CO₂. They record all observations in a structured table with columns: Reactants | Observation during reaction | Observation of limewater | Inference. Groups photograph their limewater result using a tablet (if available) for the DQB. Learners compare the fizzing to the mandazi baking soda observation from the lesson 1 phenomenon walk.</w:t>
+            </w:r>
+          </w:p>
+        </w:tc>
+        <w:tc>
+          <w:tcPr>
+            <w:tcW w:type="dxa" w:w="3040"/>
+            <w:shd w:fill="F2F2F2" w:color="auto" w:val="clear"/>
+            <w:tcMar>
+              <w:top w:type="dxa" w:w="60"/>
+              <w:left w:type="dxa" w:w="120"/>
+              <w:bottom w:type="dxa" w:w="60"/>
+              <w:right w:type="dxa" w:w="120"/>
+            </w:tcMar>
+            <w:vAlign w:val="top"/>
+          </w:tcPr>
+          <w:p>
+            <w:pPr>
+              <w:spacing w:after="40" w:before="0"/>
+              <w:jc w:val="left"/>
+            </w:pPr>
+            <w:r>
+              <w:rPr>
+                <w:rFonts w:ascii="Arial" w:cs="Arial" w:eastAsia="Arial" w:hAnsi="Arial"/>
+                <w:b w:val="false"/>
+                <w:bCs w:val="false"/>
+                <w:i w:val="false"/>
+                <w:iCs w:val="false"/>
+                <w:color w:val="000000"/>
+                <w:sz w:val="18"/>
+                <w:szCs w:val="18"/>
+              </w:rPr>
+              <w:t xml:space="preserve">Before distributing equipment, say: 'Before we start — safety check. Everyone: goggles on, gloves on. Show me.' [Visually confirm all 30 learners are wearing PPE before proceeding.] Distribute equipment trays. Say: 'You will find the step-by-step instruction card in your tray. Your group has exactly 25 minutes to complete both parts. The roles today are: Apparatus Handler, Recorder, Safety Monitor, and Reporter. Assign roles now — you have 30 seconds.' [Allow role assignment.] Circulate continuously. At the 8-minute mark, check on Part A: ask groups, 'What colour is your indicator now? What does that tell you about the pH?' [10-second wait time.] At the 15-minute mark, check Part B CO₂ collection: if limewater has not turned milky, ask: 'Is your delivery tube properly submerged in the limewater? Check the seal at the bung.' For groups that have milky limewater, ask: 'What gas caused this change? How do you know?' [10-second wait time.] At the 22-minute mark, prompt all groups: 'Recorders — is your results table complete for both parts? Safety monitors — are all acid bottles capped?' With 3 minutes remaining, say: 'Begin cleaning up according to the waste disposal procedure on your card. Neutralise your waste solutions before pouring down the sink.' Collect all sharps/broken glass reports. After clean-up, bring the class together: cold-call 2 groups to share Part A observations and 2 groups to share Part B observations (4 cold-calls total, 10-second wait time each).</w:t>
+            </w:r>
+          </w:p>
+        </w:tc>
+        <w:tc>
+          <w:tcPr>
+            <w:tcW w:type="dxa" w:w="3040"/>
+            <w:shd w:fill="FFFFFF" w:color="auto" w:val="clear"/>
+            <w:tcMar>
+              <w:top w:type="dxa" w:w="60"/>
+              <w:left w:type="dxa" w:w="120"/>
+              <w:bottom w:type="dxa" w:w="60"/>
+              <w:right w:type="dxa" w:w="120"/>
+            </w:tcMar>
+            <w:vAlign w:val="top"/>
+          </w:tcPr>
+          <w:p>
+            <w:pPr>
+              <w:spacing w:after="40" w:before="0"/>
+              <w:jc w:val="left"/>
+            </w:pPr>
+            <w:r>
+              <w:rPr>
+                <w:rFonts w:ascii="Arial" w:cs="Arial" w:eastAsia="Arial" w:hAnsi="Arial"/>
+                <w:b w:val="false"/>
+                <w:bCs w:val="false"/>
+                <w:i w:val="false"/>
+                <w:iCs w:val="false"/>
+                <w:color w:val="000000"/>
+                <w:sz w:val="18"/>
+                <w:szCs w:val="18"/>
+              </w:rPr>
+              <w:t xml:space="preserve">Structured Observation with a Results Table — A pre-formatted results table (Reactants | Observation during reaction | Limewater observation | Inference) scaffolds learners to move from raw sensory observation to scientific inference. This is NGSS SEP 3 (Planning and Carrying Out Investigations) and SEP 4 (Analysing and Interpreting Data). The CO₂ → limewater milky link makes the invisible gas (CO₂) visible, directly echoing how CO₂ makes mandazi rise and how CO₂ is released from washing soda (Na₂CO₃) when it reacts with atmospheric moisture — a thread back to the anchoring phenomenon.</w:t>
+            </w:r>
+          </w:p>
+        </w:tc>
+        <w:tc>
+          <w:tcPr>
+            <w:tcW w:type="dxa" w:w="3040"/>
+            <w:shd w:fill="F2F2F2" w:color="auto" w:val="clear"/>
+            <w:tcMar>
+              <w:top w:type="dxa" w:w="60"/>
+              <w:left w:type="dxa" w:w="120"/>
+              <w:bottom w:type="dxa" w:w="60"/>
+              <w:right w:type="dxa" w:w="120"/>
+            </w:tcMar>
+            <w:vAlign w:val="top"/>
+          </w:tcPr>
+          <w:p>
+            <w:pPr>
+              <w:spacing w:after="40" w:before="0"/>
+              <w:jc w:val="left"/>
+            </w:pPr>
+            <w:r>
+              <w:rPr>
+                <w:rFonts w:ascii="Arial" w:cs="Arial" w:eastAsia="Arial" w:hAnsi="Arial"/>
+                <w:b w:val="false"/>
+                <w:bCs w:val="false"/>
+                <w:i w:val="false"/>
+                <w:iCs w:val="false"/>
+                <w:color w:val="000000"/>
+                <w:sz w:val="18"/>
+                <w:szCs w:val="18"/>
+              </w:rPr>
+              <w:t xml:space="preserve">Teacher checks each group's results table at the 22-minute mark. Observable indicators of success: (1) Part A — learner records the colour progression of universal indicator (red → orange → yellow → green) and identifies pH ≈ 7 as the endpoint; (2) Part B — learner records 'fizzing/bubbles in boiling tube' AND 'limewater turned milky/cloudy' and infers 'CO₂ gas was produced'. Red flag: if a group records no change in limewater, teacher checks equipment setup and asks the group to repeat the gas test before moving on.</w:t>
+            </w:r>
+          </w:p>
+        </w:tc>
+      </w:tr>
+      <w:tr>
+        <w:tc>
+          <w:tcPr>
+            <w:tcW w:type="dxa" w:w="1520"/>
+            <w:shd w:fill="E2EFDA" w:color="auto" w:val="clear"/>
+            <w:tcMar>
+              <w:top w:type="dxa" w:w="60"/>
+              <w:left w:type="dxa" w:w="120"/>
+              <w:bottom w:type="dxa" w:w="60"/>
+              <w:right w:type="dxa" w:w="120"/>
+            </w:tcMar>
+            <w:vAlign w:val="top"/>
+          </w:tcPr>
+          <w:p>
+            <w:pPr>
+              <w:spacing w:after="40" w:before="0"/>
+              <w:jc w:val="left"/>
+            </w:pPr>
+            <w:r>
+              <w:rPr>
+                <w:rFonts w:ascii="Arial" w:cs="Arial" w:eastAsia="Arial" w:hAnsi="Arial"/>
+                <w:b/>
+                <w:bCs/>
+                <w:i w:val="false"/>
+                <w:iCs w:val="false"/>
+                <w:color w:val="000000"/>
+                <w:sz w:val="18"/>
+                <w:szCs w:val="18"/>
+              </w:rPr>
+              <w:t xml:space="preserve">Explain Phase</w:t>
+            </w:r>
+          </w:p>
+          <w:p>
+            <w:pPr>
+              <w:spacing w:after="20" w:before="0"/>
+            </w:pPr>
+            <w:r>
+              <w:rPr>
+                <w:rFonts w:ascii="Arial" w:cs="Arial" w:eastAsia="Arial" w:hAnsi="Arial"/>
+                <w:b/>
+                <w:bCs/>
+                <w:color w:val="1F3864"/>
+                <w:sz w:val="16"/>
+                <w:szCs w:val="16"/>
+              </w:rPr>
+              <w:t xml:space="preserve">📹 VIDEO:</w:t>
+            </w:r>
+          </w:p>
+          <w:p>
+            <w:pPr>
+              <w:spacing w:after="20" w:before="0"/>
+            </w:pPr>
+            <w:hyperlink w:history="1" r:id="rIdoxyhybjczvaqi4qkcl3mb">
               <w:r>
                 <w:rPr>
                   <w:rFonts w:ascii="Arial" w:cs="Arial" w:eastAsia="Arial" w:hAnsi="Arial"/>
@@ -11789,7 +12401,7 @@
               <w:spacing w:after="10" w:before="0"/>
               <w:ind w:left="120"/>
             </w:pPr>
-            <w:hyperlink w:history="1" r:id="rIdtpdst9tpbarp4pymmh-fn">
+            <w:hyperlink w:history="1" r:id="rId-bizsergpvcpdawtzrd8e">
               <w:r>
                 <w:rPr>
                   <w:rFonts w:ascii="Arial" w:cs="Arial" w:eastAsia="Arial" w:hAnsi="Arial"/>
@@ -11827,6 +12439,312 @@
                 <w:sz w:val="16"/>
                 <w:szCs w:val="16"/>
               </w:rPr>
+              <w:t xml:space="preserve">📖 EXERCISE:</w:t>
+            </w:r>
+          </w:p>
+          <w:p>
+            <w:pPr>
+              <w:spacing w:after="20" w:before="0"/>
+            </w:pPr>
+            <w:hyperlink w:history="1" r:id="rIdjfcgnp6pjso9itcsdd7ow">
+              <w:r>
+                <w:rPr>
+                  <w:rFonts w:ascii="Arial" w:cs="Arial" w:eastAsia="Arial" w:hAnsi="Arial"/>
+                  <w:color w:val="2E75B6"/>
+                  <w:sz w:val="16"/>
+                  <w:szCs w:val="16"/>
+                  <w:u w:val="single" w:color="2E75B6"/>
+                </w:rPr>
+                <w:t xml:space="preserve">Introduction to acid–base reactions</w:t>
+              </w:r>
+            </w:hyperlink>
+          </w:p>
+          <w:p>
+            <w:pPr>
+              <w:spacing w:after="10" w:before="0"/>
+              <w:ind w:left="120"/>
+            </w:pPr>
+            <w:r>
+              <w:rPr>
+                <w:rFonts w:ascii="Arial" w:cs="Arial" w:eastAsia="Arial" w:hAnsi="Arial"/>
+                <w:color w:val="595959"/>
+                <w:sz w:val="14"/>
+                <w:szCs w:val="14"/>
+              </w:rPr>
+              <w:t xml:space="preserve">Source: Khan Academy (English - US curriculum)</w:t>
+            </w:r>
+          </w:p>
+          <w:p>
+            <w:pPr>
+              <w:spacing w:after="10" w:before="0"/>
+              <w:ind w:left="120"/>
+            </w:pPr>
+            <w:hyperlink w:history="1" r:id="rIditxggeb8y6ktiqidttsfs">
+              <w:r>
+                <w:rPr>
+                  <w:rFonts w:ascii="Arial" w:cs="Arial" w:eastAsia="Arial" w:hAnsi="Arial"/>
+                  <w:color w:val="595959"/>
+                  <w:sz w:val="14"/>
+                  <w:szCs w:val="14"/>
+                  <w:u w:val="single" w:color="595959"/>
+                </w:rPr>
+                <w:t xml:space="preserve">🔍 Search ARES for similar readings</w:t>
+              </w:r>
+            </w:hyperlink>
+          </w:p>
+        </w:tc>
+        <w:tc>
+          <w:tcPr>
+            <w:tcW w:type="dxa" w:w="3040"/>
+            <w:shd w:fill="FFFFFF" w:color="auto" w:val="clear"/>
+            <w:tcMar>
+              <w:top w:type="dxa" w:w="60"/>
+              <w:left w:type="dxa" w:w="120"/>
+              <w:bottom w:type="dxa" w:w="60"/>
+              <w:right w:type="dxa" w:w="120"/>
+            </w:tcMar>
+            <w:vAlign w:val="top"/>
+          </w:tcPr>
+          <w:p>
+            <w:pPr>
+              <w:spacing w:after="40" w:before="0"/>
+              <w:jc w:val="left"/>
+            </w:pPr>
+            <w:r>
+              <w:rPr>
+                <w:rFonts w:ascii="Arial" w:cs="Arial" w:eastAsia="Arial" w:hAnsi="Arial"/>
+                <w:b w:val="false"/>
+                <w:bCs w:val="false"/>
+                <w:i w:val="false"/>
+                <w:iCs w:val="false"/>
+                <w:color w:val="000000"/>
+                <w:sz w:val="18"/>
+                <w:szCs w:val="18"/>
+              </w:rPr>
+              <w:t xml:space="preserve">Learners first complete a 'Word Equation → Balanced Equation' scaffold in their notebooks for both reactions: (A) Hydrochloric acid + Sodium hydroxide → Sodium chloride + Water; (B) Hydrochloric acid + Calcium carbonate → Calcium chloride + Carbon dioxide + Water. They then write the full balanced symbol equations: (A) HCl(aq) + NaOH(aq) → NaCl(aq) + H₂O(l); (B) 2HCl(aq) + CaCO₃(s) → CaCl₂(aq) + CO₂(g) + H₂O(l). Learners label state symbols and identify the type of salt formed in each case. They then complete a 'Phenomenon Connection' box: 'The CO₂ produced in Reaction B is the same gas that makes mandazi dough rise when baking soda (NaHCO₃) reacts with the acid in the dough. Write the equation for that reaction too: 2HCl + NaHCO₃ → NaCl + CO₂ + H₂O.' As a group, learners compare Reactions A and B: 'In which reaction did you see gas? In which reaction did you NOT see a visible change? How do you know a reaction actually happened in neutralisation?' Groups discuss and share answers. Learners also identify that CaCl₂ (calcium chloride) is a hygroscopic salt — linking to the anchoring phenomenon (CAN fertiliser clumping — CAN contains ammonium nitrate and calcium compounds).</w:t>
+            </w:r>
+          </w:p>
+        </w:tc>
+        <w:tc>
+          <w:tcPr>
+            <w:tcW w:type="dxa" w:w="3040"/>
+            <w:shd w:fill="F2F2F2" w:color="auto" w:val="clear"/>
+            <w:tcMar>
+              <w:top w:type="dxa" w:w="60"/>
+              <w:left w:type="dxa" w:w="120"/>
+              <w:bottom w:type="dxa" w:w="60"/>
+              <w:right w:type="dxa" w:w="120"/>
+            </w:tcMar>
+            <w:vAlign w:val="top"/>
+          </w:tcPr>
+          <w:p>
+            <w:pPr>
+              <w:spacing w:after="40" w:before="0"/>
+              <w:jc w:val="left"/>
+            </w:pPr>
+            <w:r>
+              <w:rPr>
+                <w:rFonts w:ascii="Arial" w:cs="Arial" w:eastAsia="Arial" w:hAnsi="Arial"/>
+                <w:b w:val="false"/>
+                <w:bCs w:val="false"/>
+                <w:i w:val="false"/>
+                <w:iCs w:val="false"/>
+                <w:color w:val="000000"/>
+                <w:sz w:val="18"/>
+                <w:szCs w:val="18"/>
+              </w:rPr>
+              <w:t xml:space="preserve">Display the word equation scaffold on the board. Say: 'Every reaction we observed today follows a pattern. Your job now is to translate what you saw into the language of chemistry — balanced equations. Start with the word equation, then convert. You have 5 minutes individually.' [Allow 5 minutes.] After 5 minutes, say: 'Compare your equation for Reaction B with your partner. Count the atoms on each side — are they balanced? [10-second wait time.] If your partner got a different answer, work it out together.' [Allow 2 minutes pair checking.] Cold-call one learner to write Reaction A on the board, and a different learner to write Reaction B. Ask the class: 'Thumbs up if you agree with Reaction B — is the calcium balanced? The chlorine? The carbon? The oxygen? The hydrogen? Check atom by atom.' [10-second wait time between each element check.] After equations are confirmed, say: 'Now here is the big connection — Mwangi, you made mandazi last week for the school market. What makes the dough rise?' [Accept response.] 'Yes — baking soda! And baking soda is NaHCO₃ — a hydrogen carbonate. The same type of reaction: acid + hydrogen carbonate gives a salt, water, and CO₂. Write that equation in your Phenomenon Connection box.' After equations, say: 'Look at Reaction A — NaCl is the product. Does anyone recognise NaCl from our phenomenon?' [Cold-call 2 learners, 10-second wait time.] 'Yes — it is table salt, the one that did NOT change overnight. Why might CaCl₂ behave differently? We will explore that in Lesson 6. For now, write: CaCl₂ is hygroscopic — it absorbs water from the air.'</w:t>
+            </w:r>
+          </w:p>
+        </w:tc>
+        <w:tc>
+          <w:tcPr>
+            <w:tcW w:type="dxa" w:w="3040"/>
+            <w:shd w:fill="FFFFFF" w:color="auto" w:val="clear"/>
+            <w:tcMar>
+              <w:top w:type="dxa" w:w="60"/>
+              <w:left w:type="dxa" w:w="120"/>
+              <w:bottom w:type="dxa" w:w="60"/>
+              <w:right w:type="dxa" w:w="120"/>
+            </w:tcMar>
+            <w:vAlign w:val="top"/>
+          </w:tcPr>
+          <w:p>
+            <w:pPr>
+              <w:spacing w:after="40" w:before="0"/>
+              <w:jc w:val="left"/>
+            </w:pPr>
+            <w:r>
+              <w:rPr>
+                <w:rFonts w:ascii="Arial" w:cs="Arial" w:eastAsia="Arial" w:hAnsi="Arial"/>
+                <w:b w:val="false"/>
+                <w:bCs w:val="false"/>
+                <w:i w:val="false"/>
+                <w:iCs w:val="false"/>
+                <w:color w:val="000000"/>
+                <w:sz w:val="18"/>
+                <w:szCs w:val="18"/>
+              </w:rPr>
+              <w:t xml:space="preserve">Word Equation → Symbol Equation Scaffold with Atom Counting (NGSS SEP 5 — Using Mathematics and Computational Thinking) — The step-by-step scaffold (word equation → unbalanced symbol equation → balanced equation with state symbols) prevents learners from jumping to an answer without reasoning. The atom-by-atom class verification is a public sensemaking routine that normalises checking and error correction. The Phenomenon Connection box forces an explicit cross-context link: laboratory reaction ↔ mandazi kitchen ↔ anchoring phenomenon (CAN fertiliser and washing soda), deepening understanding that CO₂ production from carbonates/hydrogen carbonates is a universal chemical pattern, not an isolated lab event.</w:t>
+            </w:r>
+          </w:p>
+        </w:tc>
+        <w:tc>
+          <w:tcPr>
+            <w:tcW w:type="dxa" w:w="3040"/>
+            <w:shd w:fill="F2F2F2" w:color="auto" w:val="clear"/>
+            <w:tcMar>
+              <w:top w:type="dxa" w:w="60"/>
+              <w:left w:type="dxa" w:w="120"/>
+              <w:bottom w:type="dxa" w:w="60"/>
+              <w:right w:type="dxa" w:w="120"/>
+            </w:tcMar>
+            <w:vAlign w:val="top"/>
+          </w:tcPr>
+          <w:p>
+            <w:pPr>
+              <w:spacing w:after="40" w:before="0"/>
+              <w:jc w:val="left"/>
+            </w:pPr>
+            <w:r>
+              <w:rPr>
+                <w:rFonts w:ascii="Arial" w:cs="Arial" w:eastAsia="Arial" w:hAnsi="Arial"/>
+                <w:b w:val="false"/>
+                <w:bCs w:val="false"/>
+                <w:i w:val="false"/>
+                <w:iCs w:val="false"/>
+                <w:color w:val="000000"/>
+                <w:sz w:val="18"/>
+                <w:szCs w:val="18"/>
+              </w:rPr>
+              <w:t xml:space="preserve">Teacher collects 6 notebooks (one per group's recorder) at the end of Phase 3. Observable indicators: (1) Reaction A equation is correctly balanced: HCl(aq) + NaOH(aq) → NaCl(aq) + H₂O(l) with correct state symbols; (2) Reaction B equation is correctly balanced with a coefficient of 2 on HCl: 2HCl(aq) + CaCO₃(s) → CaCl₂(aq) + CO₂(g) + H₂O(l); (3) Phenomenon Connection box identifies CO₂ as the gas linking the lab reaction to the mandazi phenomenon. If more than 30% of learners omit the coefficient of 2 in Reaction B, teacher re-teaches atom counting at the start of Lesson 5.</w:t>
+            </w:r>
+          </w:p>
+        </w:tc>
+      </w:tr>
+      <w:tr>
+        <w:tc>
+          <w:tcPr>
+            <w:tcW w:type="dxa" w:w="1520"/>
+            <w:shd w:fill="FCE4D6" w:color="auto" w:val="clear"/>
+            <w:tcMar>
+              <w:top w:type="dxa" w:w="60"/>
+              <w:left w:type="dxa" w:w="120"/>
+              <w:bottom w:type="dxa" w:w="60"/>
+              <w:right w:type="dxa" w:w="120"/>
+            </w:tcMar>
+            <w:vAlign w:val="top"/>
+          </w:tcPr>
+          <w:p>
+            <w:pPr>
+              <w:spacing w:after="40" w:before="0"/>
+              <w:jc w:val="left"/>
+            </w:pPr>
+            <w:r>
+              <w:rPr>
+                <w:rFonts w:ascii="Arial" w:cs="Arial" w:eastAsia="Arial" w:hAnsi="Arial"/>
+                <w:b/>
+                <w:bCs/>
+                <w:i w:val="false"/>
+                <w:iCs w:val="false"/>
+                <w:color w:val="000000"/>
+                <w:sz w:val="18"/>
+                <w:szCs w:val="18"/>
+              </w:rPr>
+              <w:t xml:space="preserve">Driving Question Board (DQB) Creation</w:t>
+            </w:r>
+          </w:p>
+          <w:p>
+            <w:pPr>
+              <w:spacing w:after="20" w:before="0"/>
+            </w:pPr>
+            <w:r>
+              <w:rPr>
+                <w:rFonts w:ascii="Arial" w:cs="Arial" w:eastAsia="Arial" w:hAnsi="Arial"/>
+                <w:b/>
+                <w:bCs/>
+                <w:color w:val="1F3864"/>
+                <w:sz w:val="16"/>
+                <w:szCs w:val="16"/>
+              </w:rPr>
+              <w:t xml:space="preserve">📹 VIDEO:</w:t>
+            </w:r>
+          </w:p>
+          <w:p>
+            <w:pPr>
+              <w:spacing w:after="20" w:before="0"/>
+            </w:pPr>
+            <w:hyperlink w:history="1" r:id="rId6z-n_p944hibjoeyjrdej">
+              <w:r>
+                <w:rPr>
+                  <w:rFonts w:ascii="Arial" w:cs="Arial" w:eastAsia="Arial" w:hAnsi="Arial"/>
+                  <w:color w:val="2E75B6"/>
+                  <w:sz w:val="16"/>
+                  <w:szCs w:val="16"/>
+                  <w:u w:val="single" w:color="2E75B6"/>
+                </w:rPr>
+                <w:t xml:space="preserve">Ka and acid strength</w:t>
+              </w:r>
+            </w:hyperlink>
+          </w:p>
+          <w:p>
+            <w:pPr>
+              <w:spacing w:after="10" w:before="0"/>
+              <w:ind w:left="120"/>
+            </w:pPr>
+            <w:r>
+              <w:rPr>
+                <w:rFonts w:ascii="Arial" w:cs="Arial" w:eastAsia="Arial" w:hAnsi="Arial"/>
+                <w:color w:val="595959"/>
+                <w:sz w:val="14"/>
+                <w:szCs w:val="14"/>
+              </w:rPr>
+              <w:t xml:space="preserve">Source: Khan Academy (English - US curriculum)</w:t>
+            </w:r>
+          </w:p>
+          <w:p>
+            <w:pPr>
+              <w:spacing w:after="10" w:before="0"/>
+              <w:ind w:left="120"/>
+            </w:pPr>
+            <w:hyperlink w:history="1" r:id="rId-m4xbdtkr9p7v8ih15zsp">
+              <w:r>
+                <w:rPr>
+                  <w:rFonts w:ascii="Arial" w:cs="Arial" w:eastAsia="Arial" w:hAnsi="Arial"/>
+                  <w:color w:val="595959"/>
+                  <w:sz w:val="14"/>
+                  <w:szCs w:val="14"/>
+                  <w:u w:val="single" w:color="595959"/>
+                </w:rPr>
+                <w:t xml:space="preserve">🔍 Search ARES for similar videos</w:t>
+              </w:r>
+            </w:hyperlink>
+          </w:p>
+          <w:p>
+            <w:pPr>
+              <w:spacing w:after="40" w:before="0"/>
+            </w:pPr>
+            <w:r>
+              <w:rPr>
+                <w:sz w:val="14"/>
+                <w:szCs w:val="14"/>
+              </w:rPr>
+              <w:t xml:space="preserve"/>
+            </w:r>
+          </w:p>
+          <w:p>
+            <w:pPr>
+              <w:spacing w:after="20" w:before="0"/>
+            </w:pPr>
+            <w:r>
+              <w:rPr>
+                <w:rFonts w:ascii="Arial" w:cs="Arial" w:eastAsia="Arial" w:hAnsi="Arial"/>
+                <w:b/>
+                <w:bCs/>
+                <w:color w:val="1F3864"/>
+                <w:sz w:val="16"/>
+                <w:szCs w:val="16"/>
+              </w:rPr>
               <w:t xml:space="preserve">📖 HTML:</w:t>
             </w:r>
           </w:p>
@@ -11834,7 +12752,7 @@
             <w:pPr>
               <w:spacing w:after="20" w:before="0"/>
             </w:pPr>
-            <w:hyperlink w:history="1" r:id="rIdxfo-gkacf6uemimv2vvci">
+            <w:hyperlink w:history="1" r:id="rIdimw6l3eghjs8deh3auce-">
               <w:r>
                 <w:rPr>
                   <w:rFonts w:ascii="Arial" w:cs="Arial" w:eastAsia="Arial" w:hAnsi="Arial"/>
@@ -11867,7 +12785,7 @@
               <w:spacing w:after="10" w:before="0"/>
               <w:ind w:left="120"/>
             </w:pPr>
-            <w:hyperlink w:history="1" r:id="rIdmegl7qrxqapzeugv3kr-f">
+            <w:hyperlink w:history="1" r:id="rId0nwzml6ymax2cgerpp_d_">
               <w:r>
                 <w:rPr>
                   <w:rFonts w:ascii="Arial" w:cs="Arial" w:eastAsia="Arial" w:hAnsi="Arial"/>
@@ -11909,7 +12827,7 @@
                 <w:sz w:val="18"/>
                 <w:szCs w:val="18"/>
               </w:rPr>
-              <w:t xml:space="preserve">Learners individually write a prediction in their science notebooks in response to two displayed questions: (1) 'When HCl reacts with NaOH solution, what products do you think will form? Will you be able to see any change happening?' and (2) 'When HCl reacts with marble chips (CaCO₃), what do you predict will happen — and how is this similar to what happens when you add baking soda to mandazi dough?' Learners then share predictions with a partner (Think-Pair-Share) before three pairs are cold-called to share with the class. Predictions are recorded on a sticky-note section of the Driving Question Board labelled 'Our predictions for Experiment 2b'. Learners also revisit their Lesson 3 notes to identify the pattern of acid + metal oxide → salt + water and predict whether a similar pattern exists for acid + base.</w:t>
+              <w:t xml:space="preserve">Each group receives a blank A5 card and constructs a 'mini flow chart' for the two preparation methods learned today (acid + base → NaCl + H₂O; acid + carbonate → CaCl₂ + CO₂ + H₂O), using arrows and colour coding (base = blue, carbonate = green, products = black). Groups post their cards on the DQB in the section labelled 'Experiment 2b Evidence'. The class then does a 'Gallery Walk' (2 minutes) to read other groups' cards. Back at their seats, learners individually update their personal DQB tracker sheet, answering: 'What new evidence from today helps us answer the driving question? What new questions does today's experiment raise?' Representative responses are shared (cold-call 2 learners). The teacher records one new class-level question on the DQB: 'If CaCl₂ absorbs water from the air, could we use it to DRY things? Is this connected to why CAN fertiliser clumps?' This question is tagged as 'To be answered in Lesson 6 — Behaviour of Salts in Air.'</w:t>
             </w:r>
           </w:p>
         </w:tc>
@@ -11941,7 +12859,7 @@
                 <w:sz w:val="18"/>
                 <w:szCs w:val="18"/>
               </w:rPr>
-              <w:t xml:space="preserve">Display both prediction questions on the board. Say: 'Before we touch any apparatus today, I want you to think like a scientist — make a prediction first. Write your prediction in your notebook. You have 2 minutes of silent thinking time.' [Allow 2 minutes silent individual writing.] After writing, say: 'Now turn to your neighbour and compare your predictions. Do you agree? Do you disagree? You have 90 seconds.' [Allow 90 seconds pair discussion.] After pair discussion, cold-call 3 pairs — deliberately select one pair who likely predicted no visible change for neutralisation, one who predicted fizzing for carbonate, and one who mentioned mandazi. Use exact phrases: 'Wanjiru and Kamau, what did your pair predict for the neutralisation reaction?' [10-second wait time after each cold-call before accepting answer.] After three pairs share, say: 'Notice that some of us predicted fizzing for the carbonate reaction — where have you seen fizzing like that in real life in Kenya? Think about your kitchen.' Accept 2–3 rapid responses. Bridge: 'Keep your predictions visible — by the end of today, you will know if you were right, and more importantly, WHY.' Post class predictions on sticky notes on the DQB.</w:t>
+              <w:t xml:space="preserve">Distribute A5 cards. Say: 'You have 4 minutes to draw your mini flow chart for today's two methods. Use the colour code on the board: base reactions in blue, carbonate reactions in green, all products in black. Go.' [Set 4-minute timer.] After 4 minutes: 'Post your card on the DQB — Experiment 2b section. Now stand up and do a 2-minute gallery walk. Read at least two other groups' cards. Look for: is their equation balanced? Is the CO₂ state symbol correct? Sit back down when the timer sounds.' [Set 2-minute timer.] After gallery walk, say: 'Update your personal tracker now. Two questions: What evidence did today give us toward the driving question? What new questions do you have? Two minutes.' [Allow 2 minutes.] Cold-call 2 learners (not the same learners cold-called in Phase 1): 'Akinyi, what new evidence does today give us for the driving question?' [10-second wait time.] 'Otieno, what new question came up for you today?' [10-second wait time.] Record Otieno's or a similar question on the DQB and tag it. Say: 'Notice how our DQB is growing — every lesson, we add more evidence AND more questions. This is exactly how real chemists at KEBS [Kenya Bureau of Standards] and KARLO [Kenya Agricultural and Livestock Research Organisation] work — evidence leads to new questions.'</w:t>
             </w:r>
           </w:p>
         </w:tc>
@@ -11973,7 +12891,7 @@
                 <w:sz w:val="18"/>
                 <w:szCs w:val="18"/>
               </w:rPr>
-              <w:t xml:space="preserve">Think-Pair-Share with Anchoring Phenomenon Connection — Learners activate prior knowledge of acid reactions (Lessons 2 &amp; 3) and connect to the mandazi supporting phenomenon (CO₂ from NaHCO₃) before observing. This primes pattern recognition: acid + carbonate → CO₂, linking kitchen chemistry to laboratory chemistry and building conceptual continuity across the storyline.</w:t>
+              <w:t xml:space="preserve">Gallery Walk + Personal DQB Tracker Update (NGSS SEP 8 — Obtaining, Evaluating, and Communicating Information) — The Gallery Walk creates a low-stakes peer-review routine: learners evaluate each other's flow charts for scientific accuracy (balanced equations, correct state symbols) without formal grading. The personal tracker update is a metacognitive routine — learners explicitly articulate what they now know and what they still wonder, building the habit of distinguishing evidence from inference and current knowledge from open questions. Posting questions on the DQB publicly validates scientific curiosity as a classroom norm.</w:t>
             </w:r>
           </w:p>
         </w:tc>
@@ -12005,7 +12923,7 @@
                 <w:sz w:val="18"/>
                 <w:szCs w:val="18"/>
               </w:rPr>
-              <w:t xml:space="preserve">Teacher circulates during silent writing and reads 4–5 notebooks. Observable indicator of readiness: learner can write at least one reactant and one predicted product for each reaction (e.g., 'HCl + NaOH → salt + water'). If fewer than half the class can articulate a product, teacher pauses and asks: 'In Lesson 3, acid + metal oxide gave us salt + ___? [water]. So what might acid + base give?' before proceeding.</w:t>
+              <w:t xml:space="preserve">Teacher reviews 6 mini flow charts posted on the DQB during the gallery walk. Observable indicators: (1) Both preparation methods are represented with correct reactants and products; (2) CO₂ is shown as a product of the carbonate reaction (with 'g' state symbol); (3) At least one group explicitly labels NaCl as 'table salt — unchanged in phenomenon' and/or CaCl₂ as 'hygroscopic — linked to phenomenon'. Teacher notes any group that omits CO₂ or water as products for targeted follow-up in Phase 5.</w:t>
             </w:r>
           </w:p>
         </w:tc>
@@ -12014,32 +12932,32 @@
         <w:tc>
           <w:tcPr>
             <w:tcW w:type="dxa" w:w="1520"/>
-            <w:shd w:fill="D9EEF1" w:color="auto" w:val="clear"/>
-            <w:tcMar>
-              <w:top w:type="dxa" w:w="60"/>
-              <w:left w:type="dxa" w:w="120"/>
-              <w:bottom w:type="dxa" w:w="60"/>
-              <w:right w:type="dxa" w:w="120"/>
-            </w:tcMar>
-            <w:vAlign w:val="top"/>
-          </w:tcPr>
-          <w:p>
-            <w:pPr>
-              <w:spacing w:after="40" w:before="0"/>
-              <w:jc w:val="left"/>
-            </w:pPr>
-            <w:r>
-              <w:rPr>
-                <w:rFonts w:ascii="Arial" w:cs="Arial" w:eastAsia="Arial" w:hAnsi="Arial"/>
-                <w:b/>
-                <w:bCs/>
-                <w:i w:val="false"/>
-                <w:iCs w:val="false"/>
-                <w:color w:val="000000"/>
-                <w:sz w:val="18"/>
-                <w:szCs w:val="18"/>
-              </w:rPr>
-              <w:t xml:space="preserve">Observe Phase</w:t>
+            <w:shd w:fill="D5E8F0" w:color="auto" w:val="clear"/>
+            <w:tcMar>
+              <w:top w:type="dxa" w:w="60"/>
+              <w:left w:type="dxa" w:w="120"/>
+              <w:bottom w:type="dxa" w:w="60"/>
+              <w:right w:type="dxa" w:w="120"/>
+            </w:tcMar>
+            <w:vAlign w:val="top"/>
+          </w:tcPr>
+          <w:p>
+            <w:pPr>
+              <w:spacing w:after="40" w:before="0"/>
+              <w:jc w:val="left"/>
+            </w:pPr>
+            <w:r>
+              <w:rPr>
+                <w:rFonts w:ascii="Arial" w:cs="Arial" w:eastAsia="Arial" w:hAnsi="Arial"/>
+                <w:b/>
+                <w:bCs/>
+                <w:i w:val="false"/>
+                <w:iCs w:val="false"/>
+                <w:color w:val="000000"/>
+                <w:sz w:val="18"/>
+                <w:szCs w:val="18"/>
+              </w:rPr>
+              <w:t xml:space="preserve">Model Building Phase</w:t>
             </w:r>
           </w:p>
           <w:p>
@@ -12062,7 +12980,7 @@
             <w:pPr>
               <w:spacing w:after="20" w:before="0"/>
             </w:pPr>
-            <w:hyperlink w:history="1" r:id="rIdhnc98o0wl86s7fgwhtwsm">
+            <w:hyperlink w:history="1" r:id="rIdykl-meuzlug49dvvb4iew">
               <w:r>
                 <w:rPr>
                   <w:rFonts w:ascii="Arial" w:cs="Arial" w:eastAsia="Arial" w:hAnsi="Arial"/>
@@ -12071,7 +12989,7 @@
                   <w:szCs w:val="16"/>
                   <w:u w:val="single" w:color="2E75B6"/>
                 </w:rPr>
-                <w:t xml:space="preserve">pH of salt solutions</w:t>
+                <w:t xml:space="preserve">Methods for preparing buffers</w:t>
               </w:r>
             </w:hyperlink>
           </w:p>
@@ -12095,7 +13013,7 @@
               <w:spacing w:after="10" w:before="0"/>
               <w:ind w:left="120"/>
             </w:pPr>
-            <w:hyperlink w:history="1" r:id="rIdqoklbrqd0tbaynlu5zse2">
+            <w:hyperlink w:history="1" r:id="rIdrijm2camx2filsocavkle">
               <w:r>
                 <w:rPr>
                   <w:rFonts w:ascii="Arial" w:cs="Arial" w:eastAsia="Arial" w:hAnsi="Arial"/>
@@ -12133,626 +13051,14 @@
                 <w:sz w:val="16"/>
                 <w:szCs w:val="16"/>
               </w:rPr>
-              <w:t xml:space="preserve">📖 EXERCISE:</w:t>
+              <w:t xml:space="preserve">📖 HTML:</w:t>
             </w:r>
           </w:p>
           <w:p>
             <w:pPr>
               <w:spacing w:after="20" w:before="0"/>
             </w:pPr>
-            <w:hyperlink w:history="1" r:id="rIdsheug9mzrh8sbtmahx6nu">
-              <w:r>
-                <w:rPr>
-                  <w:rFonts w:ascii="Arial" w:cs="Arial" w:eastAsia="Arial" w:hAnsi="Arial"/>
-                  <w:color w:val="2E75B6"/>
-                  <w:sz w:val="16"/>
-                  <w:szCs w:val="16"/>
-                  <w:u w:val="single" w:color="2E75B6"/>
-                </w:rPr>
-                <w:t xml:space="preserve">Introduction to acid–base reactions</w:t>
-              </w:r>
-            </w:hyperlink>
-          </w:p>
-          <w:p>
-            <w:pPr>
-              <w:spacing w:after="10" w:before="0"/>
-              <w:ind w:left="120"/>
-            </w:pPr>
-            <w:r>
-              <w:rPr>
-                <w:rFonts w:ascii="Arial" w:cs="Arial" w:eastAsia="Arial" w:hAnsi="Arial"/>
-                <w:color w:val="595959"/>
-                <w:sz w:val="14"/>
-                <w:szCs w:val="14"/>
-              </w:rPr>
-              <w:t xml:space="preserve">Source: Khan Academy (English - US curriculum)</w:t>
-            </w:r>
-          </w:p>
-          <w:p>
-            <w:pPr>
-              <w:spacing w:after="10" w:before="0"/>
-              <w:ind w:left="120"/>
-            </w:pPr>
-            <w:hyperlink w:history="1" r:id="rIdk5ahbvwmwhllk99pg6naq">
-              <w:r>
-                <w:rPr>
-                  <w:rFonts w:ascii="Arial" w:cs="Arial" w:eastAsia="Arial" w:hAnsi="Arial"/>
-                  <w:color w:val="595959"/>
-                  <w:sz w:val="14"/>
-                  <w:szCs w:val="14"/>
-                  <w:u w:val="single" w:color="595959"/>
-                </w:rPr>
-                <w:t xml:space="preserve">🔍 Search ARES for similar readings</w:t>
-              </w:r>
-            </w:hyperlink>
-          </w:p>
-        </w:tc>
-        <w:tc>
-          <w:tcPr>
-            <w:tcW w:type="dxa" w:w="3040"/>
-            <w:shd w:fill="FFFFFF" w:color="auto" w:val="clear"/>
-            <w:tcMar>
-              <w:top w:type="dxa" w:w="60"/>
-              <w:left w:type="dxa" w:w="120"/>
-              <w:bottom w:type="dxa" w:w="60"/>
-              <w:right w:type="dxa" w:w="120"/>
-            </w:tcMar>
-            <w:vAlign w:val="top"/>
-          </w:tcPr>
-          <w:p>
-            <w:pPr>
-              <w:spacing w:after="40" w:before="0"/>
-              <w:jc w:val="left"/>
-            </w:pPr>
-            <w:r>
-              <w:rPr>
-                <w:rFonts w:ascii="Arial" w:cs="Arial" w:eastAsia="Arial" w:hAnsi="Arial"/>
-                <w:b w:val="false"/>
-                <w:bCs w:val="false"/>
-                <w:i w:val="false"/>
-                <w:iCs w:val="false"/>
-                <w:color w:val="000000"/>
-                <w:sz w:val="18"/>
-                <w:szCs w:val="18"/>
-              </w:rPr>
-              <w:t xml:space="preserve">Learners work in groups of 4. Each group receives a pre-labelled equipment tray. The experiment has two parts run sequentially. PART A — Neutralisation (NaCl preparation): Learners measure 25 cm³ of 1 mol/dm³ HCl into a conical flask and add 3 drops of universal indicator. They record the colour and pH. They then add 1 mol/dm³ NaOH solution from a burette or dropper, swirling after each addition, recording colour changes in a results table. They identify the endpoint (green colour, pH ≈ 7) and note: 'The solution looks like water — there is no visible precipitate.' PART B — Acid + Carbonate (CaCl₂ preparation, with CO₂ gas collection): Learners add a spatula of marble chips (CaCO₃, labelled 'limestone — from Coast region, Kenya') to a boiling tube. They connect a delivery tube leading into a test tube of limewater. They add dilute HCl (2 mol/dm³) through a thistle funnel. Learners observe: (a) fizzing/effervescence in the boiling tube, (b) limewater turning milky/cloudy — confirming CO₂. They record all observations in a structured table with columns: Reactants | Observation during reaction | Observation of limewater | Inference. Groups photograph their limewater result using a tablet (if available) for the DQB. Learners compare the fizzing to the mandazi baking soda observation from the lesson 1 phenomenon walk.</w:t>
-            </w:r>
-          </w:p>
-        </w:tc>
-        <w:tc>
-          <w:tcPr>
-            <w:tcW w:type="dxa" w:w="3040"/>
-            <w:shd w:fill="F2F2F2" w:color="auto" w:val="clear"/>
-            <w:tcMar>
-              <w:top w:type="dxa" w:w="60"/>
-              <w:left w:type="dxa" w:w="120"/>
-              <w:bottom w:type="dxa" w:w="60"/>
-              <w:right w:type="dxa" w:w="120"/>
-            </w:tcMar>
-            <w:vAlign w:val="top"/>
-          </w:tcPr>
-          <w:p>
-            <w:pPr>
-              <w:spacing w:after="40" w:before="0"/>
-              <w:jc w:val="left"/>
-            </w:pPr>
-            <w:r>
-              <w:rPr>
-                <w:rFonts w:ascii="Arial" w:cs="Arial" w:eastAsia="Arial" w:hAnsi="Arial"/>
-                <w:b w:val="false"/>
-                <w:bCs w:val="false"/>
-                <w:i w:val="false"/>
-                <w:iCs w:val="false"/>
-                <w:color w:val="000000"/>
-                <w:sz w:val="18"/>
-                <w:szCs w:val="18"/>
-              </w:rPr>
-              <w:t xml:space="preserve">Before distributing equipment, say: 'Before we start — safety check. Everyone: goggles on, gloves on. Show me.' [Visually confirm all 30 learners are wearing PPE before proceeding.] Distribute equipment trays. Say: 'You will find the step-by-step instruction card in your tray. Your group has exactly 25 minutes to complete both parts. The roles today are: Apparatus Handler, Recorder, Safety Monitor, and Reporter. Assign roles now — you have 30 seconds.' [Allow role assignment.] Circulate continuously. At the 8-minute mark, check on Part A: ask groups, 'What colour is your indicator now? What does that tell you about the pH?' [10-second wait time.] At the 15-minute mark, check Part B CO₂ collection: if limewater has not turned milky, ask: 'Is your delivery tube properly submerged in the limewater? Check the seal at the bung.' For groups that have milky limewater, ask: 'What gas caused this change? How do you know?' [10-second wait time.] At the 22-minute mark, prompt all groups: 'Recorders — is your results table complete for both parts? Safety monitors — are all acid bottles capped?' With 3 minutes remaining, say: 'Begin cleaning up according to the waste disposal procedure on your card. Neutralise your waste solutions before pouring down the sink.' Collect all sharps/broken glass reports. After clean-up, bring the class together: cold-call 2 groups to share Part A observations and 2 groups to share Part B observations (4 cold-calls total, 10-second wait time each).</w:t>
-            </w:r>
-          </w:p>
-        </w:tc>
-        <w:tc>
-          <w:tcPr>
-            <w:tcW w:type="dxa" w:w="3040"/>
-            <w:shd w:fill="FFFFFF" w:color="auto" w:val="clear"/>
-            <w:tcMar>
-              <w:top w:type="dxa" w:w="60"/>
-              <w:left w:type="dxa" w:w="120"/>
-              <w:bottom w:type="dxa" w:w="60"/>
-              <w:right w:type="dxa" w:w="120"/>
-            </w:tcMar>
-            <w:vAlign w:val="top"/>
-          </w:tcPr>
-          <w:p>
-            <w:pPr>
-              <w:spacing w:after="40" w:before="0"/>
-              <w:jc w:val="left"/>
-            </w:pPr>
-            <w:r>
-              <w:rPr>
-                <w:rFonts w:ascii="Arial" w:cs="Arial" w:eastAsia="Arial" w:hAnsi="Arial"/>
-                <w:b w:val="false"/>
-                <w:bCs w:val="false"/>
-                <w:i w:val="false"/>
-                <w:iCs w:val="false"/>
-                <w:color w:val="000000"/>
-                <w:sz w:val="18"/>
-                <w:szCs w:val="18"/>
-              </w:rPr>
-              <w:t xml:space="preserve">Structured Observation with a Results Table — A pre-formatted results table (Reactants | Observation during reaction | Limewater observation | Inference) scaffolds learners to move from raw sensory observation to scientific inference. This is NGSS SEP 3 (Planning and Carrying Out Investigations) and SEP 4 (Analysing and Interpreting Data). The CO₂ → limewater milky link makes the invisible gas (CO₂) visible, directly echoing how CO₂ makes mandazi rise and how CO₂ is released from washing soda (Na₂CO₃) when it reacts with atmospheric moisture — a thread back to the anchoring phenomenon.</w:t>
-            </w:r>
-          </w:p>
-        </w:tc>
-        <w:tc>
-          <w:tcPr>
-            <w:tcW w:type="dxa" w:w="3040"/>
-            <w:shd w:fill="F2F2F2" w:color="auto" w:val="clear"/>
-            <w:tcMar>
-              <w:top w:type="dxa" w:w="60"/>
-              <w:left w:type="dxa" w:w="120"/>
-              <w:bottom w:type="dxa" w:w="60"/>
-              <w:right w:type="dxa" w:w="120"/>
-            </w:tcMar>
-            <w:vAlign w:val="top"/>
-          </w:tcPr>
-          <w:p>
-            <w:pPr>
-              <w:spacing w:after="40" w:before="0"/>
-              <w:jc w:val="left"/>
-            </w:pPr>
-            <w:r>
-              <w:rPr>
-                <w:rFonts w:ascii="Arial" w:cs="Arial" w:eastAsia="Arial" w:hAnsi="Arial"/>
-                <w:b w:val="false"/>
-                <w:bCs w:val="false"/>
-                <w:i w:val="false"/>
-                <w:iCs w:val="false"/>
-                <w:color w:val="000000"/>
-                <w:sz w:val="18"/>
-                <w:szCs w:val="18"/>
-              </w:rPr>
-              <w:t xml:space="preserve">Teacher checks each group's results table at the 22-minute mark. Observable indicators of success: (1) Part A — learner records the colour progression of universal indicator (red → orange → yellow → green) and identifies pH ≈ 7 as the endpoint; (2) Part B — learner records 'fizzing/bubbles in boiling tube' AND 'limewater turned milky/cloudy' and infers 'CO₂ gas was produced'. Red flag: if a group records no change in limewater, teacher checks equipment setup and asks the group to repeat the gas test before moving on.</w:t>
-            </w:r>
-          </w:p>
-        </w:tc>
-      </w:tr>
-      <w:tr>
-        <w:tc>
-          <w:tcPr>
-            <w:tcW w:type="dxa" w:w="1520"/>
-            <w:shd w:fill="E2EFDA" w:color="auto" w:val="clear"/>
-            <w:tcMar>
-              <w:top w:type="dxa" w:w="60"/>
-              <w:left w:type="dxa" w:w="120"/>
-              <w:bottom w:type="dxa" w:w="60"/>
-              <w:right w:type="dxa" w:w="120"/>
-            </w:tcMar>
-            <w:vAlign w:val="top"/>
-          </w:tcPr>
-          <w:p>
-            <w:pPr>
-              <w:spacing w:after="40" w:before="0"/>
-              <w:jc w:val="left"/>
-            </w:pPr>
-            <w:r>
-              <w:rPr>
-                <w:rFonts w:ascii="Arial" w:cs="Arial" w:eastAsia="Arial" w:hAnsi="Arial"/>
-                <w:b/>
-                <w:bCs/>
-                <w:i w:val="false"/>
-                <w:iCs w:val="false"/>
-                <w:color w:val="000000"/>
-                <w:sz w:val="18"/>
-                <w:szCs w:val="18"/>
-              </w:rPr>
-              <w:t xml:space="preserve">Explain Phase</w:t>
-            </w:r>
-          </w:p>
-          <w:p>
-            <w:pPr>
-              <w:spacing w:after="20" w:before="0"/>
-            </w:pPr>
-            <w:r>
-              <w:rPr>
-                <w:rFonts w:ascii="Arial" w:cs="Arial" w:eastAsia="Arial" w:hAnsi="Arial"/>
-                <w:b/>
-                <w:bCs/>
-                <w:color w:val="1F3864"/>
-                <w:sz w:val="16"/>
-                <w:szCs w:val="16"/>
-              </w:rPr>
-              <w:t xml:space="preserve">📹 VIDEO:</w:t>
-            </w:r>
-          </w:p>
-          <w:p>
-            <w:pPr>
-              <w:spacing w:after="20" w:before="0"/>
-            </w:pPr>
-            <w:hyperlink w:history="1" r:id="rIdmyjdnmaskpa_qk35a-rt6">
-              <w:r>
-                <w:rPr>
-                  <w:rFonts w:ascii="Arial" w:cs="Arial" w:eastAsia="Arial" w:hAnsi="Arial"/>
-                  <w:color w:val="2E75B6"/>
-                  <w:sz w:val="16"/>
-                  <w:szCs w:val="16"/>
-                  <w:u w:val="single" w:color="2E75B6"/>
-                </w:rPr>
-                <w:t xml:space="preserve">Ka and acid strength</w:t>
-              </w:r>
-            </w:hyperlink>
-          </w:p>
-          <w:p>
-            <w:pPr>
-              <w:spacing w:after="10" w:before="0"/>
-              <w:ind w:left="120"/>
-            </w:pPr>
-            <w:r>
-              <w:rPr>
-                <w:rFonts w:ascii="Arial" w:cs="Arial" w:eastAsia="Arial" w:hAnsi="Arial"/>
-                <w:color w:val="595959"/>
-                <w:sz w:val="14"/>
-                <w:szCs w:val="14"/>
-              </w:rPr>
-              <w:t xml:space="preserve">Source: Khan Academy (English - US curriculum)</w:t>
-            </w:r>
-          </w:p>
-          <w:p>
-            <w:pPr>
-              <w:spacing w:after="10" w:before="0"/>
-              <w:ind w:left="120"/>
-            </w:pPr>
-            <w:hyperlink w:history="1" r:id="rId7uu2xoy1sbakfviyxvitg">
-              <w:r>
-                <w:rPr>
-                  <w:rFonts w:ascii="Arial" w:cs="Arial" w:eastAsia="Arial" w:hAnsi="Arial"/>
-                  <w:color w:val="595959"/>
-                  <w:sz w:val="14"/>
-                  <w:szCs w:val="14"/>
-                  <w:u w:val="single" w:color="595959"/>
-                </w:rPr>
-                <w:t xml:space="preserve">🔍 Search ARES for similar videos</w:t>
-              </w:r>
-            </w:hyperlink>
-          </w:p>
-          <w:p>
-            <w:pPr>
-              <w:spacing w:after="40" w:before="0"/>
-            </w:pPr>
-            <w:r>
-              <w:rPr>
-                <w:sz w:val="14"/>
-                <w:szCs w:val="14"/>
-              </w:rPr>
-              <w:t xml:space="preserve"/>
-            </w:r>
-          </w:p>
-          <w:p>
-            <w:pPr>
-              <w:spacing w:after="20" w:before="0"/>
-            </w:pPr>
-            <w:r>
-              <w:rPr>
-                <w:rFonts w:ascii="Arial" w:cs="Arial" w:eastAsia="Arial" w:hAnsi="Arial"/>
-                <w:b/>
-                <w:bCs/>
-                <w:color w:val="1F3864"/>
-                <w:sz w:val="16"/>
-                <w:szCs w:val="16"/>
-              </w:rPr>
-              <w:t xml:space="preserve">📖 PDF:</w:t>
-            </w:r>
-          </w:p>
-          <w:p>
-            <w:pPr>
-              <w:spacing w:after="20" w:before="0"/>
-            </w:pPr>
-            <w:hyperlink w:history="1" r:id="rIdrkq6piu1-yb-cm8vlqs8l">
-              <w:r>
-                <w:rPr>
-                  <w:rFonts w:ascii="Arial" w:cs="Arial" w:eastAsia="Arial" w:hAnsi="Arial"/>
-                  <w:color w:val="2E75B6"/>
-                  <w:sz w:val="16"/>
-                  <w:szCs w:val="16"/>
-                  <w:u w:val="single" w:color="2E75B6"/>
-                </w:rPr>
-                <w:t xml:space="preserve">Acids Bases and salts.</w:t>
-              </w:r>
-            </w:hyperlink>
-          </w:p>
-          <w:p>
-            <w:pPr>
-              <w:spacing w:after="10" w:before="0"/>
-              <w:ind w:left="120"/>
-            </w:pPr>
-            <w:r>
-              <w:rPr>
-                <w:rFonts w:ascii="Arial" w:cs="Arial" w:eastAsia="Arial" w:hAnsi="Arial"/>
-                <w:color w:val="595959"/>
-                <w:sz w:val="14"/>
-                <w:szCs w:val="14"/>
-              </w:rPr>
-              <w:t xml:space="preserve">Source: ARES Local Curriculum  - Digital Literacy Content</w:t>
-            </w:r>
-          </w:p>
-          <w:p>
-            <w:pPr>
-              <w:spacing w:after="10" w:before="0"/>
-              <w:ind w:left="120"/>
-            </w:pPr>
-            <w:hyperlink w:history="1" r:id="rIdbimyfodf7anogarvnwbah">
-              <w:r>
-                <w:rPr>
-                  <w:rFonts w:ascii="Arial" w:cs="Arial" w:eastAsia="Arial" w:hAnsi="Arial"/>
-                  <w:color w:val="595959"/>
-                  <w:sz w:val="14"/>
-                  <w:szCs w:val="14"/>
-                  <w:u w:val="single" w:color="595959"/>
-                </w:rPr>
-                <w:t xml:space="preserve">🔍 Search ARES for similar readings</w:t>
-              </w:r>
-            </w:hyperlink>
-          </w:p>
-        </w:tc>
-        <w:tc>
-          <w:tcPr>
-            <w:tcW w:type="dxa" w:w="3040"/>
-            <w:shd w:fill="FFFFFF" w:color="auto" w:val="clear"/>
-            <w:tcMar>
-              <w:top w:type="dxa" w:w="60"/>
-              <w:left w:type="dxa" w:w="120"/>
-              <w:bottom w:type="dxa" w:w="60"/>
-              <w:right w:type="dxa" w:w="120"/>
-            </w:tcMar>
-            <w:vAlign w:val="top"/>
-          </w:tcPr>
-          <w:p>
-            <w:pPr>
-              <w:spacing w:after="40" w:before="0"/>
-              <w:jc w:val="left"/>
-            </w:pPr>
-            <w:r>
-              <w:rPr>
-                <w:rFonts w:ascii="Arial" w:cs="Arial" w:eastAsia="Arial" w:hAnsi="Arial"/>
-                <w:b w:val="false"/>
-                <w:bCs w:val="false"/>
-                <w:i w:val="false"/>
-                <w:iCs w:val="false"/>
-                <w:color w:val="000000"/>
-                <w:sz w:val="18"/>
-                <w:szCs w:val="18"/>
-              </w:rPr>
-              <w:t xml:space="preserve">Learners first complete a 'Word Equation → Balanced Equation' scaffold in their notebooks for both reactions: (A) Hydrochloric acid + Sodium hydroxide → Sodium chloride + Water; (B) Hydrochloric acid + Calcium carbonate → Calcium chloride + Carbon dioxide + Water. They then write the full balanced symbol equations: (A) HCl(aq) + NaOH(aq) → NaCl(aq) + H₂O(l); (B) 2HCl(aq) + CaCO₃(s) → CaCl₂(aq) + CO₂(g) + H₂O(l). Learners label state symbols and identify the type of salt formed in each case. They then complete a 'Phenomenon Connection' box: 'The CO₂ produced in Reaction B is the same gas that makes mandazi dough rise when baking soda (NaHCO₃) reacts with the acid in the dough. Write the equation for that reaction too: 2HCl + NaHCO₃ → NaCl + CO₂ + H₂O.' As a group, learners compare Reactions A and B: 'In which reaction did you see gas? In which reaction did you NOT see a visible change? How do you know a reaction actually happened in neutralisation?' Groups discuss and share answers. Learners also identify that CaCl₂ (calcium chloride) is a hygroscopic salt — linking to the anchoring phenomenon (CAN fertiliser clumping — CAN contains ammonium nitrate and calcium compounds).</w:t>
-            </w:r>
-          </w:p>
-        </w:tc>
-        <w:tc>
-          <w:tcPr>
-            <w:tcW w:type="dxa" w:w="3040"/>
-            <w:shd w:fill="F2F2F2" w:color="auto" w:val="clear"/>
-            <w:tcMar>
-              <w:top w:type="dxa" w:w="60"/>
-              <w:left w:type="dxa" w:w="120"/>
-              <w:bottom w:type="dxa" w:w="60"/>
-              <w:right w:type="dxa" w:w="120"/>
-            </w:tcMar>
-            <w:vAlign w:val="top"/>
-          </w:tcPr>
-          <w:p>
-            <w:pPr>
-              <w:spacing w:after="40" w:before="0"/>
-              <w:jc w:val="left"/>
-            </w:pPr>
-            <w:r>
-              <w:rPr>
-                <w:rFonts w:ascii="Arial" w:cs="Arial" w:eastAsia="Arial" w:hAnsi="Arial"/>
-                <w:b w:val="false"/>
-                <w:bCs w:val="false"/>
-                <w:i w:val="false"/>
-                <w:iCs w:val="false"/>
-                <w:color w:val="000000"/>
-                <w:sz w:val="18"/>
-                <w:szCs w:val="18"/>
-              </w:rPr>
-              <w:t xml:space="preserve">Display the word equation scaffold on the board. Say: 'Every reaction we observed today follows a pattern. Your job now is to translate what you saw into the language of chemistry — balanced equations. Start with the word equation, then convert. You have 5 minutes individually.' [Allow 5 minutes.] After 5 minutes, say: 'Compare your equation for Reaction B with your partner. Count the atoms on each side — are they balanced? [10-second wait time.] If your partner got a different answer, work it out together.' [Allow 2 minutes pair checking.] Cold-call one learner to write Reaction A on the board, and a different learner to write Reaction B. Ask the class: 'Thumbs up if you agree with Reaction B — is the calcium balanced? The chlorine? The carbon? The oxygen? The hydrogen? Check atom by atom.' [10-second wait time between each element check.] After equations are confirmed, say: 'Now here is the big connection — Mwangi, you made mandazi last week for the school market. What makes the dough rise?' [Accept response.] 'Yes — baking soda! And baking soda is NaHCO₃ — a hydrogen carbonate. The same type of reaction: acid + hydrogen carbonate gives a salt, water, and CO₂. Write that equation in your Phenomenon Connection box.' After equations, say: 'Look at Reaction A — NaCl is the product. Does anyone recognise NaCl from our phenomenon?' [Cold-call 2 learners, 10-second wait time.] 'Yes — it is table salt, the one that did NOT change overnight. Why might CaCl₂ behave differently? We will explore that in Lesson 6. For now, write: CaCl₂ is hygroscopic — it absorbs water from the air.'</w:t>
-            </w:r>
-          </w:p>
-        </w:tc>
-        <w:tc>
-          <w:tcPr>
-            <w:tcW w:type="dxa" w:w="3040"/>
-            <w:shd w:fill="FFFFFF" w:color="auto" w:val="clear"/>
-            <w:tcMar>
-              <w:top w:type="dxa" w:w="60"/>
-              <w:left w:type="dxa" w:w="120"/>
-              <w:bottom w:type="dxa" w:w="60"/>
-              <w:right w:type="dxa" w:w="120"/>
-            </w:tcMar>
-            <w:vAlign w:val="top"/>
-          </w:tcPr>
-          <w:p>
-            <w:pPr>
-              <w:spacing w:after="40" w:before="0"/>
-              <w:jc w:val="left"/>
-            </w:pPr>
-            <w:r>
-              <w:rPr>
-                <w:rFonts w:ascii="Arial" w:cs="Arial" w:eastAsia="Arial" w:hAnsi="Arial"/>
-                <w:b w:val="false"/>
-                <w:bCs w:val="false"/>
-                <w:i w:val="false"/>
-                <w:iCs w:val="false"/>
-                <w:color w:val="000000"/>
-                <w:sz w:val="18"/>
-                <w:szCs w:val="18"/>
-              </w:rPr>
-              <w:t xml:space="preserve">Word Equation → Symbol Equation Scaffold with Atom Counting (NGSS SEP 5 — Using Mathematics and Computational Thinking) — The step-by-step scaffold (word equation → unbalanced symbol equation → balanced equation with state symbols) prevents learners from jumping to an answer without reasoning. The atom-by-atom class verification is a public sensemaking routine that normalises checking and error correction. The Phenomenon Connection box forces an explicit cross-context link: laboratory reaction ↔ mandazi kitchen ↔ anchoring phenomenon (CAN fertiliser and washing soda), deepening understanding that CO₂ production from carbonates/hydrogen carbonates is a universal chemical pattern, not an isolated lab event.</w:t>
-            </w:r>
-          </w:p>
-        </w:tc>
-        <w:tc>
-          <w:tcPr>
-            <w:tcW w:type="dxa" w:w="3040"/>
-            <w:shd w:fill="F2F2F2" w:color="auto" w:val="clear"/>
-            <w:tcMar>
-              <w:top w:type="dxa" w:w="60"/>
-              <w:left w:type="dxa" w:w="120"/>
-              <w:bottom w:type="dxa" w:w="60"/>
-              <w:right w:type="dxa" w:w="120"/>
-            </w:tcMar>
-            <w:vAlign w:val="top"/>
-          </w:tcPr>
-          <w:p>
-            <w:pPr>
-              <w:spacing w:after="40" w:before="0"/>
-              <w:jc w:val="left"/>
-            </w:pPr>
-            <w:r>
-              <w:rPr>
-                <w:rFonts w:ascii="Arial" w:cs="Arial" w:eastAsia="Arial" w:hAnsi="Arial"/>
-                <w:b w:val="false"/>
-                <w:bCs w:val="false"/>
-                <w:i w:val="false"/>
-                <w:iCs w:val="false"/>
-                <w:color w:val="000000"/>
-                <w:sz w:val="18"/>
-                <w:szCs w:val="18"/>
-              </w:rPr>
-              <w:t xml:space="preserve">Teacher collects 6 notebooks (one per group's recorder) at the end of Phase 3. Observable indicators: (1) Reaction A equation is correctly balanced: HCl(aq) + NaOH(aq) → NaCl(aq) + H₂O(l) with correct state symbols; (2) Reaction B equation is correctly balanced with a coefficient of 2 on HCl: 2HCl(aq) + CaCO₃(s) → CaCl₂(aq) + CO₂(g) + H₂O(l); (3) Phenomenon Connection box identifies CO₂ as the gas linking the lab reaction to the mandazi phenomenon. If more than 30% of learners omit the coefficient of 2 in Reaction B, teacher re-teaches atom counting at the start of Lesson 5.</w:t>
-            </w:r>
-          </w:p>
-        </w:tc>
-      </w:tr>
-      <w:tr>
-        <w:tc>
-          <w:tcPr>
-            <w:tcW w:type="dxa" w:w="1520"/>
-            <w:shd w:fill="FCE4D6" w:color="auto" w:val="clear"/>
-            <w:tcMar>
-              <w:top w:type="dxa" w:w="60"/>
-              <w:left w:type="dxa" w:w="120"/>
-              <w:bottom w:type="dxa" w:w="60"/>
-              <w:right w:type="dxa" w:w="120"/>
-            </w:tcMar>
-            <w:vAlign w:val="top"/>
-          </w:tcPr>
-          <w:p>
-            <w:pPr>
-              <w:spacing w:after="40" w:before="0"/>
-              <w:jc w:val="left"/>
-            </w:pPr>
-            <w:r>
-              <w:rPr>
-                <w:rFonts w:ascii="Arial" w:cs="Arial" w:eastAsia="Arial" w:hAnsi="Arial"/>
-                <w:b/>
-                <w:bCs/>
-                <w:i w:val="false"/>
-                <w:iCs w:val="false"/>
-                <w:color w:val="000000"/>
-                <w:sz w:val="18"/>
-                <w:szCs w:val="18"/>
-              </w:rPr>
-              <w:t xml:space="preserve">Driving Question Board (DQB) Creation</w:t>
-            </w:r>
-          </w:p>
-          <w:p>
-            <w:pPr>
-              <w:spacing w:after="20" w:before="0"/>
-            </w:pPr>
-            <w:r>
-              <w:rPr>
-                <w:rFonts w:ascii="Arial" w:cs="Arial" w:eastAsia="Arial" w:hAnsi="Arial"/>
-                <w:b/>
-                <w:bCs/>
-                <w:color w:val="1F3864"/>
-                <w:sz w:val="16"/>
-                <w:szCs w:val="16"/>
-              </w:rPr>
-              <w:t xml:space="preserve">📹 VIDEO:</w:t>
-            </w:r>
-          </w:p>
-          <w:p>
-            <w:pPr>
-              <w:spacing w:after="20" w:before="0"/>
-            </w:pPr>
-            <w:hyperlink w:history="1" r:id="rId65oxs_1hrr63_xuzb2byg">
-              <w:r>
-                <w:rPr>
-                  <w:rFonts w:ascii="Arial" w:cs="Arial" w:eastAsia="Arial" w:hAnsi="Arial"/>
-                  <w:color w:val="2E75B6"/>
-                  <w:sz w:val="16"/>
-                  <w:szCs w:val="16"/>
-                  <w:u w:val="single" w:color="2E75B6"/>
-                </w:rPr>
-                <w:t xml:space="preserve">Acid–base properties of salts</w:t>
-              </w:r>
-            </w:hyperlink>
-          </w:p>
-          <w:p>
-            <w:pPr>
-              <w:spacing w:after="10" w:before="0"/>
-              <w:ind w:left="120"/>
-            </w:pPr>
-            <w:r>
-              <w:rPr>
-                <w:rFonts w:ascii="Arial" w:cs="Arial" w:eastAsia="Arial" w:hAnsi="Arial"/>
-                <w:color w:val="595959"/>
-                <w:sz w:val="14"/>
-                <w:szCs w:val="14"/>
-              </w:rPr>
-              <w:t xml:space="preserve">Source: Khan Academy (English - US curriculum)</w:t>
-            </w:r>
-          </w:p>
-          <w:p>
-            <w:pPr>
-              <w:spacing w:after="10" w:before="0"/>
-              <w:ind w:left="120"/>
-            </w:pPr>
-            <w:hyperlink w:history="1" r:id="rIdyb1igkg3hoezkqvvpb-mo">
-              <w:r>
-                <w:rPr>
-                  <w:rFonts w:ascii="Arial" w:cs="Arial" w:eastAsia="Arial" w:hAnsi="Arial"/>
-                  <w:color w:val="595959"/>
-                  <w:sz w:val="14"/>
-                  <w:szCs w:val="14"/>
-                  <w:u w:val="single" w:color="595959"/>
-                </w:rPr>
-                <w:t xml:space="preserve">🔍 Search ARES for similar videos</w:t>
-              </w:r>
-            </w:hyperlink>
-          </w:p>
-          <w:p>
-            <w:pPr>
-              <w:spacing w:after="40" w:before="0"/>
-            </w:pPr>
-            <w:r>
-              <w:rPr>
-                <w:sz w:val="14"/>
-                <w:szCs w:val="14"/>
-              </w:rPr>
-              <w:t xml:space="preserve"/>
-            </w:r>
-          </w:p>
-          <w:p>
-            <w:pPr>
-              <w:spacing w:after="20" w:before="0"/>
-            </w:pPr>
-            <w:r>
-              <w:rPr>
-                <w:rFonts w:ascii="Arial" w:cs="Arial" w:eastAsia="Arial" w:hAnsi="Arial"/>
-                <w:b/>
-                <w:bCs/>
-                <w:color w:val="1F3864"/>
-                <w:sz w:val="16"/>
-                <w:szCs w:val="16"/>
-              </w:rPr>
-              <w:t xml:space="preserve">📖 HTML:</w:t>
-            </w:r>
-          </w:p>
-          <w:p>
-            <w:pPr>
-              <w:spacing w:after="20" w:before="0"/>
-            </w:pPr>
-            <w:hyperlink w:history="1" r:id="rIdrvn746tcggkwqn4m7k9-d">
+            <w:hyperlink w:history="1" r:id="rIdga3sfswemupepzdhreyjr">
               <w:r>
                 <w:rPr>
                   <w:rFonts w:ascii="Arial" w:cs="Arial" w:eastAsia="Arial" w:hAnsi="Arial"/>
@@ -12785,313 +13091,7 @@
               <w:spacing w:after="10" w:before="0"/>
               <w:ind w:left="120"/>
             </w:pPr>
-            <w:hyperlink w:history="1" r:id="rIdvauujihe_edvjyyliocpg">
-              <w:r>
-                <w:rPr>
-                  <w:rFonts w:ascii="Arial" w:cs="Arial" w:eastAsia="Arial" w:hAnsi="Arial"/>
-                  <w:color w:val="595959"/>
-                  <w:sz w:val="14"/>
-                  <w:szCs w:val="14"/>
-                  <w:u w:val="single" w:color="595959"/>
-                </w:rPr>
-                <w:t xml:space="preserve">🔍 Search ARES for similar readings</w:t>
-              </w:r>
-            </w:hyperlink>
-          </w:p>
-        </w:tc>
-        <w:tc>
-          <w:tcPr>
-            <w:tcW w:type="dxa" w:w="3040"/>
-            <w:shd w:fill="FFFFFF" w:color="auto" w:val="clear"/>
-            <w:tcMar>
-              <w:top w:type="dxa" w:w="60"/>
-              <w:left w:type="dxa" w:w="120"/>
-              <w:bottom w:type="dxa" w:w="60"/>
-              <w:right w:type="dxa" w:w="120"/>
-            </w:tcMar>
-            <w:vAlign w:val="top"/>
-          </w:tcPr>
-          <w:p>
-            <w:pPr>
-              <w:spacing w:after="40" w:before="0"/>
-              <w:jc w:val="left"/>
-            </w:pPr>
-            <w:r>
-              <w:rPr>
-                <w:rFonts w:ascii="Arial" w:cs="Arial" w:eastAsia="Arial" w:hAnsi="Arial"/>
-                <w:b w:val="false"/>
-                <w:bCs w:val="false"/>
-                <w:i w:val="false"/>
-                <w:iCs w:val="false"/>
-                <w:color w:val="000000"/>
-                <w:sz w:val="18"/>
-                <w:szCs w:val="18"/>
-              </w:rPr>
-              <w:t xml:space="preserve">Each group receives a blank A5 card and constructs a 'mini flow chart' for the two preparation methods learned today (acid + base → NaCl + H₂O; acid + carbonate → CaCl₂ + CO₂ + H₂O), using arrows and colour coding (base = blue, carbonate = green, products = black). Groups post their cards on the DQB in the section labelled 'Experiment 2b Evidence'. The class then does a 'Gallery Walk' (2 minutes) to read other groups' cards. Back at their seats, learners individually update their personal DQB tracker sheet, answering: 'What new evidence from today helps us answer the driving question? What new questions does today's experiment raise?' Representative responses are shared (cold-call 2 learners). The teacher records one new class-level question on the DQB: 'If CaCl₂ absorbs water from the air, could we use it to DRY things? Is this connected to why CAN fertiliser clumps?' This question is tagged as 'To be answered in Lesson 6 — Behaviour of Salts in Air.'</w:t>
-            </w:r>
-          </w:p>
-        </w:tc>
-        <w:tc>
-          <w:tcPr>
-            <w:tcW w:type="dxa" w:w="3040"/>
-            <w:shd w:fill="F2F2F2" w:color="auto" w:val="clear"/>
-            <w:tcMar>
-              <w:top w:type="dxa" w:w="60"/>
-              <w:left w:type="dxa" w:w="120"/>
-              <w:bottom w:type="dxa" w:w="60"/>
-              <w:right w:type="dxa" w:w="120"/>
-            </w:tcMar>
-            <w:vAlign w:val="top"/>
-          </w:tcPr>
-          <w:p>
-            <w:pPr>
-              <w:spacing w:after="40" w:before="0"/>
-              <w:jc w:val="left"/>
-            </w:pPr>
-            <w:r>
-              <w:rPr>
-                <w:rFonts w:ascii="Arial" w:cs="Arial" w:eastAsia="Arial" w:hAnsi="Arial"/>
-                <w:b w:val="false"/>
-                <w:bCs w:val="false"/>
-                <w:i w:val="false"/>
-                <w:iCs w:val="false"/>
-                <w:color w:val="000000"/>
-                <w:sz w:val="18"/>
-                <w:szCs w:val="18"/>
-              </w:rPr>
-              <w:t xml:space="preserve">Distribute A5 cards. Say: 'You have 4 minutes to draw your mini flow chart for today's two methods. Use the colour code on the board: base reactions in blue, carbonate reactions in green, all products in black. Go.' [Set 4-minute timer.] After 4 minutes: 'Post your card on the DQB — Experiment 2b section. Now stand up and do a 2-minute gallery walk. Read at least two other groups' cards. Look for: is their equation balanced? Is the CO₂ state symbol correct? Sit back down when the timer sounds.' [Set 2-minute timer.] After gallery walk, say: 'Update your personal tracker now. Two questions: What evidence did today give us toward the driving question? What new questions do you have? Two minutes.' [Allow 2 minutes.] Cold-call 2 learners (not the same learners cold-called in Phase 1): 'Akinyi, what new evidence does today give us for the driving question?' [10-second wait time.] 'Otieno, what new question came up for you today?' [10-second wait time.] Record Otieno's or a similar question on the DQB and tag it. Say: 'Notice how our DQB is growing — every lesson, we add more evidence AND more questions. This is exactly how real chemists at KEBS [Kenya Bureau of Standards] and KARLO [Kenya Agricultural and Livestock Research Organisation] work — evidence leads to new questions.'</w:t>
-            </w:r>
-          </w:p>
-        </w:tc>
-        <w:tc>
-          <w:tcPr>
-            <w:tcW w:type="dxa" w:w="3040"/>
-            <w:shd w:fill="FFFFFF" w:color="auto" w:val="clear"/>
-            <w:tcMar>
-              <w:top w:type="dxa" w:w="60"/>
-              <w:left w:type="dxa" w:w="120"/>
-              <w:bottom w:type="dxa" w:w="60"/>
-              <w:right w:type="dxa" w:w="120"/>
-            </w:tcMar>
-            <w:vAlign w:val="top"/>
-          </w:tcPr>
-          <w:p>
-            <w:pPr>
-              <w:spacing w:after="40" w:before="0"/>
-              <w:jc w:val="left"/>
-            </w:pPr>
-            <w:r>
-              <w:rPr>
-                <w:rFonts w:ascii="Arial" w:cs="Arial" w:eastAsia="Arial" w:hAnsi="Arial"/>
-                <w:b w:val="false"/>
-                <w:bCs w:val="false"/>
-                <w:i w:val="false"/>
-                <w:iCs w:val="false"/>
-                <w:color w:val="000000"/>
-                <w:sz w:val="18"/>
-                <w:szCs w:val="18"/>
-              </w:rPr>
-              <w:t xml:space="preserve">Gallery Walk + Personal DQB Tracker Update (NGSS SEP 8 — Obtaining, Evaluating, and Communicating Information) — The Gallery Walk creates a low-stakes peer-review routine: learners evaluate each other's flow charts for scientific accuracy (balanced equations, correct state symbols) without formal grading. The personal tracker update is a metacognitive routine — learners explicitly articulate what they now know and what they still wonder, building the habit of distinguishing evidence from inference and current knowledge from open questions. Posting questions on the DQB publicly validates scientific curiosity as a classroom norm.</w:t>
-            </w:r>
-          </w:p>
-        </w:tc>
-        <w:tc>
-          <w:tcPr>
-            <w:tcW w:type="dxa" w:w="3040"/>
-            <w:shd w:fill="F2F2F2" w:color="auto" w:val="clear"/>
-            <w:tcMar>
-              <w:top w:type="dxa" w:w="60"/>
-              <w:left w:type="dxa" w:w="120"/>
-              <w:bottom w:type="dxa" w:w="60"/>
-              <w:right w:type="dxa" w:w="120"/>
-            </w:tcMar>
-            <w:vAlign w:val="top"/>
-          </w:tcPr>
-          <w:p>
-            <w:pPr>
-              <w:spacing w:after="40" w:before="0"/>
-              <w:jc w:val="left"/>
-            </w:pPr>
-            <w:r>
-              <w:rPr>
-                <w:rFonts w:ascii="Arial" w:cs="Arial" w:eastAsia="Arial" w:hAnsi="Arial"/>
-                <w:b w:val="false"/>
-                <w:bCs w:val="false"/>
-                <w:i w:val="false"/>
-                <w:iCs w:val="false"/>
-                <w:color w:val="000000"/>
-                <w:sz w:val="18"/>
-                <w:szCs w:val="18"/>
-              </w:rPr>
-              <w:t xml:space="preserve">Teacher reviews 6 mini flow charts posted on the DQB during the gallery walk. Observable indicators: (1) Both preparation methods are represented with correct reactants and products; (2) CO₂ is shown as a product of the carbonate reaction (with 'g' state symbol); (3) At least one group explicitly labels NaCl as 'table salt — unchanged in phenomenon' and/or CaCl₂ as 'hygroscopic — linked to phenomenon'. Teacher notes any group that omits CO₂ or water as products for targeted follow-up in Phase 5.</w:t>
-            </w:r>
-          </w:p>
-        </w:tc>
-      </w:tr>
-      <w:tr>
-        <w:tc>
-          <w:tcPr>
-            <w:tcW w:type="dxa" w:w="1520"/>
-            <w:shd w:fill="D5E8F0" w:color="auto" w:val="clear"/>
-            <w:tcMar>
-              <w:top w:type="dxa" w:w="60"/>
-              <w:left w:type="dxa" w:w="120"/>
-              <w:bottom w:type="dxa" w:w="60"/>
-              <w:right w:type="dxa" w:w="120"/>
-            </w:tcMar>
-            <w:vAlign w:val="top"/>
-          </w:tcPr>
-          <w:p>
-            <w:pPr>
-              <w:spacing w:after="40" w:before="0"/>
-              <w:jc w:val="left"/>
-            </w:pPr>
-            <w:r>
-              <w:rPr>
-                <w:rFonts w:ascii="Arial" w:cs="Arial" w:eastAsia="Arial" w:hAnsi="Arial"/>
-                <w:b/>
-                <w:bCs/>
-                <w:i w:val="false"/>
-                <w:iCs w:val="false"/>
-                <w:color w:val="000000"/>
-                <w:sz w:val="18"/>
-                <w:szCs w:val="18"/>
-              </w:rPr>
-              <w:t xml:space="preserve">Model Building Phase</w:t>
-            </w:r>
-          </w:p>
-          <w:p>
-            <w:pPr>
-              <w:spacing w:after="20" w:before="0"/>
-            </w:pPr>
-            <w:r>
-              <w:rPr>
-                <w:rFonts w:ascii="Arial" w:cs="Arial" w:eastAsia="Arial" w:hAnsi="Arial"/>
-                <w:b/>
-                <w:bCs/>
-                <w:color w:val="1F3864"/>
-                <w:sz w:val="16"/>
-                <w:szCs w:val="16"/>
-              </w:rPr>
-              <w:t xml:space="preserve">📹 VIDEO:</w:t>
-            </w:r>
-          </w:p>
-          <w:p>
-            <w:pPr>
-              <w:spacing w:after="20" w:before="0"/>
-            </w:pPr>
-            <w:hyperlink w:history="1" r:id="rId6tbycmrndhfvtd8btfz-s">
-              <w:r>
-                <w:rPr>
-                  <w:rFonts w:ascii="Arial" w:cs="Arial" w:eastAsia="Arial" w:hAnsi="Arial"/>
-                  <w:color w:val="2E75B6"/>
-                  <w:sz w:val="16"/>
-                  <w:szCs w:val="16"/>
-                  <w:u w:val="single" w:color="2E75B6"/>
-                </w:rPr>
-                <w:t xml:space="preserve">Methods for preparing buffers</w:t>
-              </w:r>
-            </w:hyperlink>
-          </w:p>
-          <w:p>
-            <w:pPr>
-              <w:spacing w:after="10" w:before="0"/>
-              <w:ind w:left="120"/>
-            </w:pPr>
-            <w:r>
-              <w:rPr>
-                <w:rFonts w:ascii="Arial" w:cs="Arial" w:eastAsia="Arial" w:hAnsi="Arial"/>
-                <w:color w:val="595959"/>
-                <w:sz w:val="14"/>
-                <w:szCs w:val="14"/>
-              </w:rPr>
-              <w:t xml:space="preserve">Source: Khan Academy (English - US curriculum)</w:t>
-            </w:r>
-          </w:p>
-          <w:p>
-            <w:pPr>
-              <w:spacing w:after="10" w:before="0"/>
-              <w:ind w:left="120"/>
-            </w:pPr>
-            <w:hyperlink w:history="1" r:id="rIdhcxk8vrarpeu_nh74-dbq">
-              <w:r>
-                <w:rPr>
-                  <w:rFonts w:ascii="Arial" w:cs="Arial" w:eastAsia="Arial" w:hAnsi="Arial"/>
-                  <w:color w:val="595959"/>
-                  <w:sz w:val="14"/>
-                  <w:szCs w:val="14"/>
-                  <w:u w:val="single" w:color="595959"/>
-                </w:rPr>
-                <w:t xml:space="preserve">🔍 Search ARES for similar videos</w:t>
-              </w:r>
-            </w:hyperlink>
-          </w:p>
-          <w:p>
-            <w:pPr>
-              <w:spacing w:after="40" w:before="0"/>
-            </w:pPr>
-            <w:r>
-              <w:rPr>
-                <w:sz w:val="14"/>
-                <w:szCs w:val="14"/>
-              </w:rPr>
-              <w:t xml:space="preserve"/>
-            </w:r>
-          </w:p>
-          <w:p>
-            <w:pPr>
-              <w:spacing w:after="20" w:before="0"/>
-            </w:pPr>
-            <w:r>
-              <w:rPr>
-                <w:rFonts w:ascii="Arial" w:cs="Arial" w:eastAsia="Arial" w:hAnsi="Arial"/>
-                <w:b/>
-                <w:bCs/>
-                <w:color w:val="1F3864"/>
-                <w:sz w:val="16"/>
-                <w:szCs w:val="16"/>
-              </w:rPr>
-              <w:t xml:space="preserve">📖 HTML:</w:t>
-            </w:r>
-          </w:p>
-          <w:p>
-            <w:pPr>
-              <w:spacing w:after="20" w:before="0"/>
-            </w:pPr>
-            <w:hyperlink w:history="1" r:id="rIdnfgk7whbr0fmmzkdfi0qu">
-              <w:r>
-                <w:rPr>
-                  <w:rFonts w:ascii="Arial" w:cs="Arial" w:eastAsia="Arial" w:hAnsi="Arial"/>
-                  <w:color w:val="2E75B6"/>
-                  <w:sz w:val="16"/>
-                  <w:szCs w:val="16"/>
-                  <w:u w:val="single" w:color="2E75B6"/>
-                </w:rPr>
-                <w:t xml:space="preserve">Soluble Salts</w:t>
-              </w:r>
-            </w:hyperlink>
-          </w:p>
-          <w:p>
-            <w:pPr>
-              <w:spacing w:after="10" w:before="0"/>
-              <w:ind w:left="120"/>
-            </w:pPr>
-            <w:r>
-              <w:rPr>
-                <w:rFonts w:ascii="Arial" w:cs="Arial" w:eastAsia="Arial" w:hAnsi="Arial"/>
-                <w:color w:val="595959"/>
-                <w:sz w:val="14"/>
-                <w:szCs w:val="14"/>
-              </w:rPr>
-              <w:t xml:space="preserve">Source: PhET</w:t>
-            </w:r>
-          </w:p>
-          <w:p>
-            <w:pPr>
-              <w:spacing w:after="10" w:before="0"/>
-              <w:ind w:left="120"/>
-            </w:pPr>
-            <w:hyperlink w:history="1" r:id="rIdxpgvo6g0dyps5ni0hnypf">
+            <w:hyperlink w:history="1" r:id="rIdt_h97jmzpngtbk7mauu-d">
               <w:r>
                 <w:rPr>
                   <w:rFonts w:ascii="Arial" w:cs="Arial" w:eastAsia="Arial" w:hAnsi="Arial"/>
@@ -14578,7 +14578,7 @@
             <w:pPr>
               <w:spacing w:after="20" w:before="0"/>
             </w:pPr>
-            <w:hyperlink w:history="1" r:id="rIdavfv44vktj6b4ez23plwz">
+            <w:hyperlink w:history="1" r:id="rIdwewo6zw-v5sogebdwnkru">
               <w:r>
                 <w:rPr>
                   <w:rFonts w:ascii="Arial" w:cs="Arial" w:eastAsia="Arial" w:hAnsi="Arial"/>
@@ -14611,7 +14611,7 @@
               <w:spacing w:after="10" w:before="0"/>
               <w:ind w:left="120"/>
             </w:pPr>
-            <w:hyperlink w:history="1" r:id="rIdygmaxvqoiyhqythpmkrbw">
+            <w:hyperlink w:history="1" r:id="rIdstd6scs7dsilecq0xz-nl">
               <w:r>
                 <w:rPr>
                   <w:rFonts w:ascii="Arial" w:cs="Arial" w:eastAsia="Arial" w:hAnsi="Arial"/>
@@ -14656,7 +14656,7 @@
             <w:pPr>
               <w:spacing w:after="20" w:before="0"/>
             </w:pPr>
-            <w:hyperlink w:history="1" r:id="rIdy29hrgbtbiwtrpho-v6my">
+            <w:hyperlink w:history="1" r:id="rIdph7rsxyjxi1j4tifmlhui">
               <w:r>
                 <w:rPr>
                   <w:rFonts w:ascii="Arial" w:cs="Arial" w:eastAsia="Arial" w:hAnsi="Arial"/>
@@ -14689,7 +14689,7 @@
               <w:spacing w:after="10" w:before="0"/>
               <w:ind w:left="120"/>
             </w:pPr>
-            <w:hyperlink w:history="1" r:id="rIddphcpojtftentxl9ndsm6">
+            <w:hyperlink w:history="1" r:id="rIddz4quny9inievrjxgnlue">
               <w:r>
                 <w:rPr>
                   <w:rFonts w:ascii="Arial" w:cs="Arial" w:eastAsia="Arial" w:hAnsi="Arial"/>
@@ -14884,7 +14884,7 @@
             <w:pPr>
               <w:spacing w:after="20" w:before="0"/>
             </w:pPr>
-            <w:hyperlink w:history="1" r:id="rId0c93h8etdthrjkcejsyio">
+            <w:hyperlink w:history="1" r:id="rIdgv0hptdnobitz6mudyq9d">
               <w:r>
                 <w:rPr>
                   <w:rFonts w:ascii="Arial" w:cs="Arial" w:eastAsia="Arial" w:hAnsi="Arial"/>
@@ -14917,7 +14917,7 @@
               <w:spacing w:after="10" w:before="0"/>
               <w:ind w:left="120"/>
             </w:pPr>
-            <w:hyperlink w:history="1" r:id="rIdezxfv9df8fcwprdt2x0so">
+            <w:hyperlink w:history="1" r:id="rId1zcwbsmx5mst3bjsq-zno">
               <w:r>
                 <w:rPr>
                   <w:rFonts w:ascii="Arial" w:cs="Arial" w:eastAsia="Arial" w:hAnsi="Arial"/>
@@ -14962,7 +14962,7 @@
             <w:pPr>
               <w:spacing w:after="20" w:before="0"/>
             </w:pPr>
-            <w:hyperlink w:history="1" r:id="rId-tx2q5_inw0amlmje3kls">
+            <w:hyperlink w:history="1" r:id="rIdpbphov0ba5wjebg5sgdll">
               <w:r>
                 <w:rPr>
                   <w:rFonts w:ascii="Arial" w:cs="Arial" w:eastAsia="Arial" w:hAnsi="Arial"/>
@@ -14995,7 +14995,7 @@
               <w:spacing w:after="10" w:before="0"/>
               <w:ind w:left="120"/>
             </w:pPr>
-            <w:hyperlink w:history="1" r:id="rIdckd0vsbfdrndzrv402hdo">
+            <w:hyperlink w:history="1" r:id="rIdske8qyphmcu2k5tqzjrqe">
               <w:r>
                 <w:rPr>
                   <w:rFonts w:ascii="Arial" w:cs="Arial" w:eastAsia="Arial" w:hAnsi="Arial"/>
@@ -15190,7 +15190,7 @@
             <w:pPr>
               <w:spacing w:after="20" w:before="0"/>
             </w:pPr>
-            <w:hyperlink w:history="1" r:id="rIdec-t47o8d0_rj7ykthmd7">
+            <w:hyperlink w:history="1" r:id="rIdcvizuaxsn7whxvrhwm9zh">
               <w:r>
                 <w:rPr>
                   <w:rFonts w:ascii="Arial" w:cs="Arial" w:eastAsia="Arial" w:hAnsi="Arial"/>
@@ -15223,7 +15223,7 @@
               <w:spacing w:after="10" w:before="0"/>
               <w:ind w:left="120"/>
             </w:pPr>
-            <w:hyperlink w:history="1" r:id="rIdppo_slbarun93lq_cs1ys">
+            <w:hyperlink w:history="1" r:id="rIdqnl3edynjj42uk0jg7m4i">
               <w:r>
                 <w:rPr>
                   <w:rFonts w:ascii="Arial" w:cs="Arial" w:eastAsia="Arial" w:hAnsi="Arial"/>
@@ -15268,7 +15268,7 @@
             <w:pPr>
               <w:spacing w:after="20" w:before="0"/>
             </w:pPr>
-            <w:hyperlink w:history="1" r:id="rId35mzwgpy-rkqduo022iak">
+            <w:hyperlink w:history="1" r:id="rId4gbbhzhqszfihhas3mzyt">
               <w:r>
                 <w:rPr>
                   <w:rFonts w:ascii="Arial" w:cs="Arial" w:eastAsia="Arial" w:hAnsi="Arial"/>
@@ -15301,7 +15301,7 @@
               <w:spacing w:after="10" w:before="0"/>
               <w:ind w:left="120"/>
             </w:pPr>
-            <w:hyperlink w:history="1" r:id="rId1dbzgkz25qmbs_-pmg48z">
+            <w:hyperlink w:history="1" r:id="rId5jkz77z_ttuiikgxa73qm">
               <w:r>
                 <w:rPr>
                   <w:rFonts w:ascii="Arial" w:cs="Arial" w:eastAsia="Arial" w:hAnsi="Arial"/>
@@ -15496,7 +15496,7 @@
             <w:pPr>
               <w:spacing w:after="20" w:before="0"/>
             </w:pPr>
-            <w:hyperlink w:history="1" r:id="rIdz3f0skc-dsdsifktym6ra">
+            <w:hyperlink w:history="1" r:id="rIdaldwcyt0mb0r_6wxmgub_">
               <w:r>
                 <w:rPr>
                   <w:rFonts w:ascii="Arial" w:cs="Arial" w:eastAsia="Arial" w:hAnsi="Arial"/>
@@ -15529,7 +15529,7 @@
               <w:spacing w:after="10" w:before="0"/>
               <w:ind w:left="120"/>
             </w:pPr>
-            <w:hyperlink w:history="1" r:id="rIdu5co1ivtmu6l3a0yq95jk">
+            <w:hyperlink w:history="1" r:id="rIdkxrgyphe05dgtm27o_arw">
               <w:r>
                 <w:rPr>
                   <w:rFonts w:ascii="Arial" w:cs="Arial" w:eastAsia="Arial" w:hAnsi="Arial"/>
@@ -15574,7 +15574,7 @@
             <w:pPr>
               <w:spacing w:after="20" w:before="0"/>
             </w:pPr>
-            <w:hyperlink w:history="1" r:id="rIdy4exepvarrfhjrr_fayzn">
+            <w:hyperlink w:history="1" r:id="rIdlfm8pyibixrpikranmqc3">
               <w:r>
                 <w:rPr>
                   <w:rFonts w:ascii="Arial" w:cs="Arial" w:eastAsia="Arial" w:hAnsi="Arial"/>
@@ -15607,7 +15607,7 @@
               <w:spacing w:after="10" w:before="0"/>
               <w:ind w:left="120"/>
             </w:pPr>
-            <w:hyperlink w:history="1" r:id="rId_r6tefwqfzdhkqvvz4yge">
+            <w:hyperlink w:history="1" r:id="rIdro_qe5fbqfnyiv6gbfeok">
               <w:r>
                 <w:rPr>
                   <w:rFonts w:ascii="Arial" w:cs="Arial" w:eastAsia="Arial" w:hAnsi="Arial"/>
@@ -15802,7 +15802,7 @@
             <w:pPr>
               <w:spacing w:after="20" w:before="0"/>
             </w:pPr>
-            <w:hyperlink w:history="1" r:id="rIdbwdnau3extjfercrl9p3r">
+            <w:hyperlink w:history="1" r:id="rId6fxrsv1nzukur2szhqe6t">
               <w:r>
                 <w:rPr>
                   <w:rFonts w:ascii="Arial" w:cs="Arial" w:eastAsia="Arial" w:hAnsi="Arial"/>
@@ -15835,7 +15835,7 @@
               <w:spacing w:after="10" w:before="0"/>
               <w:ind w:left="120"/>
             </w:pPr>
-            <w:hyperlink w:history="1" r:id="rId7syx6kw2xq5nvet_wepx9">
+            <w:hyperlink w:history="1" r:id="rId23um-3pldxsfbn2tt-keo">
               <w:r>
                 <w:rPr>
                   <w:rFonts w:ascii="Arial" w:cs="Arial" w:eastAsia="Arial" w:hAnsi="Arial"/>
@@ -15880,7 +15880,7 @@
             <w:pPr>
               <w:spacing w:after="20" w:before="0"/>
             </w:pPr>
-            <w:hyperlink w:history="1" r:id="rIdyo_oynmpoyt-jeva1tqnm">
+            <w:hyperlink w:history="1" r:id="rIdzxw0bzxm1tj2s185hknsi">
               <w:r>
                 <w:rPr>
                   <w:rFonts w:ascii="Arial" w:cs="Arial" w:eastAsia="Arial" w:hAnsi="Arial"/>
@@ -15913,7 +15913,7 @@
               <w:spacing w:after="10" w:before="0"/>
               <w:ind w:left="120"/>
             </w:pPr>
-            <w:hyperlink w:history="1" r:id="rIdnd9a1vks4inpzrsx2pwnm">
+            <w:hyperlink w:history="1" r:id="rId791jh635vvzngmxvgoouy">
               <w:r>
                 <w:rPr>
                   <w:rFonts w:ascii="Arial" w:cs="Arial" w:eastAsia="Arial" w:hAnsi="Arial"/>
@@ -17417,7 +17417,7 @@
               <w:spacing w:after="10" w:before="0"/>
               <w:ind w:left="120"/>
             </w:pPr>
-            <w:hyperlink w:history="1" r:id="rId6gntpq_lizixplh5qzyyz">
+            <w:hyperlink w:history="1" r:id="rIdvrtatuha-f7ewakqgt3uw">
               <w:r>
                 <w:rPr>
                   <w:rFonts w:ascii="Arial" w:cs="Arial" w:eastAsia="Arial" w:hAnsi="Arial"/>
@@ -17494,7 +17494,7 @@
               <w:spacing w:after="10" w:before="0"/>
               <w:ind w:left="120"/>
             </w:pPr>
-            <w:hyperlink w:history="1" r:id="rIddn3iph1d8p363vvt8tk9y">
+            <w:hyperlink w:history="1" r:id="rIdafmhochyyltwsb0dduii7">
               <w:r>
                 <w:rPr>
                   <w:rFonts w:ascii="Arial" w:cs="Arial" w:eastAsia="Arial" w:hAnsi="Arial"/>
@@ -17721,7 +17721,7 @@
               <w:spacing w:after="10" w:before="0"/>
               <w:ind w:left="120"/>
             </w:pPr>
-            <w:hyperlink w:history="1" r:id="rIdyyvv9gnr_hmzvjgsezn-9">
+            <w:hyperlink w:history="1" r:id="rIdnmscf3loktflwy7vmmdsp">
               <w:r>
                 <w:rPr>
                   <w:rFonts w:ascii="Arial" w:cs="Arial" w:eastAsia="Arial" w:hAnsi="Arial"/>
@@ -17798,7 +17798,7 @@
               <w:spacing w:after="10" w:before="0"/>
               <w:ind w:left="120"/>
             </w:pPr>
-            <w:hyperlink w:history="1" r:id="rId4kd4v2txm8xuud7plyml1">
+            <w:hyperlink w:history="1" r:id="rIdhva4gwmy9qtwnrq7rsitq">
               <w:r>
                 <w:rPr>
                   <w:rFonts w:ascii="Arial" w:cs="Arial" w:eastAsia="Arial" w:hAnsi="Arial"/>
@@ -18025,7 +18025,7 @@
               <w:spacing w:after="10" w:before="0"/>
               <w:ind w:left="120"/>
             </w:pPr>
-            <w:hyperlink w:history="1" r:id="rIdaazunj6wmlbhp5uo-0lli">
+            <w:hyperlink w:history="1" r:id="rIdo0jmuktkc6kllsf_kuu4f">
               <w:r>
                 <w:rPr>
                   <w:rFonts w:ascii="Arial" w:cs="Arial" w:eastAsia="Arial" w:hAnsi="Arial"/>
@@ -18102,7 +18102,7 @@
               <w:spacing w:after="10" w:before="0"/>
               <w:ind w:left="120"/>
             </w:pPr>
-            <w:hyperlink w:history="1" r:id="rIdqjnaan7_eu-gv-fri3uoi">
+            <w:hyperlink w:history="1" r:id="rIdmrc-eu1c2pess5upljk47">
               <w:r>
                 <w:rPr>
                   <w:rFonts w:ascii="Arial" w:cs="Arial" w:eastAsia="Arial" w:hAnsi="Arial"/>
@@ -18329,7 +18329,7 @@
               <w:spacing w:after="10" w:before="0"/>
               <w:ind w:left="120"/>
             </w:pPr>
-            <w:hyperlink w:history="1" r:id="rIdq6yhzhtmrnievdnn-geg-">
+            <w:hyperlink w:history="1" r:id="rIdase20cuh25cexa2mldagf">
               <w:r>
                 <w:rPr>
                   <w:rFonts w:ascii="Arial" w:cs="Arial" w:eastAsia="Arial" w:hAnsi="Arial"/>
@@ -18406,7 +18406,7 @@
               <w:spacing w:after="10" w:before="0"/>
               <w:ind w:left="120"/>
             </w:pPr>
-            <w:hyperlink w:history="1" r:id="rId9urq0lfzuigy68dt_cxcj">
+            <w:hyperlink w:history="1" r:id="rId1pqmcdhotct1rol_0lxnm">
               <w:r>
                 <w:rPr>
                   <w:rFonts w:ascii="Arial" w:cs="Arial" w:eastAsia="Arial" w:hAnsi="Arial"/>
@@ -18633,7 +18633,7 @@
               <w:spacing w:after="10" w:before="0"/>
               <w:ind w:left="120"/>
             </w:pPr>
-            <w:hyperlink w:history="1" r:id="rIdj4fl_-5cis61srexxpkbd">
+            <w:hyperlink w:history="1" r:id="rIdom_g9cszyxaefd1acy5di">
               <w:r>
                 <w:rPr>
                   <w:rFonts w:ascii="Arial" w:cs="Arial" w:eastAsia="Arial" w:hAnsi="Arial"/>
@@ -18710,7 +18710,7 @@
               <w:spacing w:after="10" w:before="0"/>
               <w:ind w:left="120"/>
             </w:pPr>
-            <w:hyperlink w:history="1" r:id="rId-335-uvh8pmwqpyvbg0vs">
+            <w:hyperlink w:history="1" r:id="rId9j3ud38inbnwjduh3o5oe">
               <w:r>
                 <w:rPr>
                   <w:rFonts w:ascii="Arial" w:cs="Arial" w:eastAsia="Arial" w:hAnsi="Arial"/>
@@ -20212,7 +20212,7 @@
             <w:pPr>
               <w:spacing w:after="20" w:before="0"/>
             </w:pPr>
-            <w:hyperlink w:history="1" r:id="rIdkeiwkp2jgxfhl8zjqejlm">
+            <w:hyperlink w:history="1" r:id="rIdfaeli0eunbg_y8riu65pr">
               <w:r>
                 <w:rPr>
                   <w:rFonts w:ascii="Arial" w:cs="Arial" w:eastAsia="Arial" w:hAnsi="Arial"/>
@@ -20245,7 +20245,7 @@
               <w:spacing w:after="10" w:before="0"/>
               <w:ind w:left="120"/>
             </w:pPr>
-            <w:hyperlink w:history="1" r:id="rId-bsqxcvjsq-tlvovdq61k">
+            <w:hyperlink w:history="1" r:id="rIdwi3jezyjfht1l3nauw666">
               <w:r>
                 <w:rPr>
                   <w:rFonts w:ascii="Arial" w:cs="Arial" w:eastAsia="Arial" w:hAnsi="Arial"/>
@@ -20307,7 +20307,7 @@
               <w:spacing w:after="10" w:before="0"/>
               <w:ind w:left="120"/>
             </w:pPr>
-            <w:hyperlink w:history="1" r:id="rIdgwy3d26ahtvr-uzzye0k3">
+            <w:hyperlink w:history="1" r:id="rId5nthfxndvyaqn-gayydkk">
               <w:r>
                 <w:rPr>
                   <w:rFonts w:ascii="Arial" w:cs="Arial" w:eastAsia="Arial" w:hAnsi="Arial"/>
@@ -20517,7 +20517,7 @@
             <w:pPr>
               <w:spacing w:after="20" w:before="0"/>
             </w:pPr>
-            <w:hyperlink w:history="1" r:id="rId_fl6qow6ose5ljv-mer_r">
+            <w:hyperlink w:history="1" r:id="rIdiyps6ymverxdejy6qxd2i">
               <w:r>
                 <w:rPr>
                   <w:rFonts w:ascii="Arial" w:cs="Arial" w:eastAsia="Arial" w:hAnsi="Arial"/>
@@ -20550,7 +20550,7 @@
               <w:spacing w:after="10" w:before="0"/>
               <w:ind w:left="120"/>
             </w:pPr>
-            <w:hyperlink w:history="1" r:id="rIdu5fq7pplilcnshn3gazjl">
+            <w:hyperlink w:history="1" r:id="rIdv9b85lqr6qfo6_whfu2ys">
               <w:r>
                 <w:rPr>
                   <w:rFonts w:ascii="Arial" w:cs="Arial" w:eastAsia="Arial" w:hAnsi="Arial"/>
@@ -20612,7 +20612,7 @@
               <w:spacing w:after="10" w:before="0"/>
               <w:ind w:left="120"/>
             </w:pPr>
-            <w:hyperlink w:history="1" r:id="rId8ecg3gxc75e4fqqyyqmwl">
+            <w:hyperlink w:history="1" r:id="rIdckrii5xooi_actpf43ebr">
               <w:r>
                 <w:rPr>
                   <w:rFonts w:ascii="Arial" w:cs="Arial" w:eastAsia="Arial" w:hAnsi="Arial"/>
@@ -20822,7 +20822,7 @@
             <w:pPr>
               <w:spacing w:after="20" w:before="0"/>
             </w:pPr>
-            <w:hyperlink w:history="1" r:id="rIdz3rdffzos-vgm1jqbr_xd">
+            <w:hyperlink w:history="1" r:id="rId3hxgd8pacwb9whwu6cw0p">
               <w:r>
                 <w:rPr>
                   <w:rFonts w:ascii="Arial" w:cs="Arial" w:eastAsia="Arial" w:hAnsi="Arial"/>
@@ -20855,7 +20855,7 @@
               <w:spacing w:after="10" w:before="0"/>
               <w:ind w:left="120"/>
             </w:pPr>
-            <w:hyperlink w:history="1" r:id="rIdhwixamiqtg4cp2jpy54qt">
+            <w:hyperlink w:history="1" r:id="rIdcp-yr4zbsbkfnhe-miyj4">
               <w:r>
                 <w:rPr>
                   <w:rFonts w:ascii="Arial" w:cs="Arial" w:eastAsia="Arial" w:hAnsi="Arial"/>
@@ -20917,7 +20917,7 @@
               <w:spacing w:after="10" w:before="0"/>
               <w:ind w:left="120"/>
             </w:pPr>
-            <w:hyperlink w:history="1" r:id="rId5ymcsjeszxsgfqce1yjag">
+            <w:hyperlink w:history="1" r:id="rIdtt2bvh7_di3fukcqpeoqo">
               <w:r>
                 <w:rPr>
                   <w:rFonts w:ascii="Arial" w:cs="Arial" w:eastAsia="Arial" w:hAnsi="Arial"/>
@@ -21127,7 +21127,7 @@
             <w:pPr>
               <w:spacing w:after="20" w:before="0"/>
             </w:pPr>
-            <w:hyperlink w:history="1" r:id="rIdlv9vybnqyg1_f2-zm0rfb">
+            <w:hyperlink w:history="1" r:id="rIdnktjntu3oymfr0n5j4opx">
               <w:r>
                 <w:rPr>
                   <w:rFonts w:ascii="Arial" w:cs="Arial" w:eastAsia="Arial" w:hAnsi="Arial"/>
@@ -21160,7 +21160,7 @@
               <w:spacing w:after="10" w:before="0"/>
               <w:ind w:left="120"/>
             </w:pPr>
-            <w:hyperlink w:history="1" r:id="rIdtukf5fu0sppjtrcecfdb9">
+            <w:hyperlink w:history="1" r:id="rIdpmtml1gwfowj98h-0ucsz">
               <w:r>
                 <w:rPr>
                   <w:rFonts w:ascii="Arial" w:cs="Arial" w:eastAsia="Arial" w:hAnsi="Arial"/>
@@ -21222,7 +21222,7 @@
               <w:spacing w:after="10" w:before="0"/>
               <w:ind w:left="120"/>
             </w:pPr>
-            <w:hyperlink w:history="1" r:id="rIdvy9pubhlaxbm_ydwkexxr">
+            <w:hyperlink w:history="1" r:id="rIdd6ip_xm4deld9ldv90n7h">
               <w:r>
                 <w:rPr>
                   <w:rFonts w:ascii="Arial" w:cs="Arial" w:eastAsia="Arial" w:hAnsi="Arial"/>
@@ -21432,7 +21432,7 @@
             <w:pPr>
               <w:spacing w:after="20" w:before="0"/>
             </w:pPr>
-            <w:hyperlink w:history="1" r:id="rIddi-jhws3jbplwzenuqqnf">
+            <w:hyperlink w:history="1" r:id="rIds7y1-fsev1gmflwhgmkww">
               <w:r>
                 <w:rPr>
                   <w:rFonts w:ascii="Arial" w:cs="Arial" w:eastAsia="Arial" w:hAnsi="Arial"/>
@@ -21465,7 +21465,7 @@
               <w:spacing w:after="10" w:before="0"/>
               <w:ind w:left="120"/>
             </w:pPr>
-            <w:hyperlink w:history="1" r:id="rIdpa9gdlltzx9y2qlnjwnoj">
+            <w:hyperlink w:history="1" r:id="rIdkxaw8cmol2dlwnoq7rmzn">
               <w:r>
                 <w:rPr>
                   <w:rFonts w:ascii="Arial" w:cs="Arial" w:eastAsia="Arial" w:hAnsi="Arial"/>
@@ -21527,7 +21527,7 @@
               <w:spacing w:after="10" w:before="0"/>
               <w:ind w:left="120"/>
             </w:pPr>
-            <w:hyperlink w:history="1" r:id="rId670on_twuqgsk6kebs15p">
+            <w:hyperlink w:history="1" r:id="rId4t3bwd4zvmwpupzsm1um9">
               <w:r>
                 <w:rPr>
                   <w:rFonts w:ascii="Arial" w:cs="Arial" w:eastAsia="Arial" w:hAnsi="Arial"/>
@@ -23029,7 +23029,7 @@
             <w:pPr>
               <w:spacing w:after="20" w:before="0"/>
             </w:pPr>
-            <w:hyperlink w:history="1" r:id="rIdloc9ahwutoujk0todjg9s">
+            <w:hyperlink w:history="1" r:id="rIduwbzmv2zng3ukfkzqroo4">
               <w:r>
                 <w:rPr>
                   <w:rFonts w:ascii="Arial" w:cs="Arial" w:eastAsia="Arial" w:hAnsi="Arial"/>
@@ -23062,7 +23062,7 @@
               <w:spacing w:after="10" w:before="0"/>
               <w:ind w:left="120"/>
             </w:pPr>
-            <w:hyperlink w:history="1" r:id="rIdkarclxrbrjily07g2jeoz">
+            <w:hyperlink w:history="1" r:id="rIdmw4i1id8g2zx_n30hpyym">
               <w:r>
                 <w:rPr>
                   <w:rFonts w:ascii="Arial" w:cs="Arial" w:eastAsia="Arial" w:hAnsi="Arial"/>
@@ -23124,7 +23124,7 @@
               <w:spacing w:after="10" w:before="0"/>
               <w:ind w:left="120"/>
             </w:pPr>
-            <w:hyperlink w:history="1" r:id="rIdpm4z29igcu1d8mw_ik70k">
+            <w:hyperlink w:history="1" r:id="rIdw5_bk3txkl2o0vw_xka-a">
               <w:r>
                 <w:rPr>
                   <w:rFonts w:ascii="Arial" w:cs="Arial" w:eastAsia="Arial" w:hAnsi="Arial"/>
@@ -23334,7 +23334,7 @@
             <w:pPr>
               <w:spacing w:after="20" w:before="0"/>
             </w:pPr>
-            <w:hyperlink w:history="1" r:id="rIdynbocryjvvuq24aph5lgt">
+            <w:hyperlink w:history="1" r:id="rIdtp3_hmlgy3b8i6s_yevl2">
               <w:r>
                 <w:rPr>
                   <w:rFonts w:ascii="Arial" w:cs="Arial" w:eastAsia="Arial" w:hAnsi="Arial"/>
@@ -23367,7 +23367,7 @@
               <w:spacing w:after="10" w:before="0"/>
               <w:ind w:left="120"/>
             </w:pPr>
-            <w:hyperlink w:history="1" r:id="rId6hmgmlat_kykaqtyzoyue">
+            <w:hyperlink w:history="1" r:id="rIdynlwrsxf0eayop2a_mokf">
               <w:r>
                 <w:rPr>
                   <w:rFonts w:ascii="Arial" w:cs="Arial" w:eastAsia="Arial" w:hAnsi="Arial"/>
@@ -23429,7 +23429,7 @@
               <w:spacing w:after="10" w:before="0"/>
               <w:ind w:left="120"/>
             </w:pPr>
-            <w:hyperlink w:history="1" r:id="rIdzytvslgvyh9xykftscvfy">
+            <w:hyperlink w:history="1" r:id="rId8po0lwt3b91lmgi7smres">
               <w:r>
                 <w:rPr>
                   <w:rFonts w:ascii="Arial" w:cs="Arial" w:eastAsia="Arial" w:hAnsi="Arial"/>
@@ -23639,7 +23639,7 @@
             <w:pPr>
               <w:spacing w:after="20" w:before="0"/>
             </w:pPr>
-            <w:hyperlink w:history="1" r:id="rIdjya7kvmcn-alsxh9cq-v6">
+            <w:hyperlink w:history="1" r:id="rIdmy2qvwb-spxwiycl5p88i">
               <w:r>
                 <w:rPr>
                   <w:rFonts w:ascii="Arial" w:cs="Arial" w:eastAsia="Arial" w:hAnsi="Arial"/>
@@ -23672,7 +23672,7 @@
               <w:spacing w:after="10" w:before="0"/>
               <w:ind w:left="120"/>
             </w:pPr>
-            <w:hyperlink w:history="1" r:id="rIdxxjehgskv6edpf3bvatdt">
+            <w:hyperlink w:history="1" r:id="rId3h4bgpesmnbovuuuzmuzi">
               <w:r>
                 <w:rPr>
                   <w:rFonts w:ascii="Arial" w:cs="Arial" w:eastAsia="Arial" w:hAnsi="Arial"/>
@@ -23734,7 +23734,7 @@
               <w:spacing w:after="10" w:before="0"/>
               <w:ind w:left="120"/>
             </w:pPr>
-            <w:hyperlink w:history="1" r:id="rId15yumcoxucfrstad2ptyk">
+            <w:hyperlink w:history="1" r:id="rIdkkx8ozgtqvepeat0kzens">
               <w:r>
                 <w:rPr>
                   <w:rFonts w:ascii="Arial" w:cs="Arial" w:eastAsia="Arial" w:hAnsi="Arial"/>
@@ -23944,7 +23944,7 @@
             <w:pPr>
               <w:spacing w:after="20" w:before="0"/>
             </w:pPr>
-            <w:hyperlink w:history="1" r:id="rId7ez7vpkiqcpkt1dfdsgn5">
+            <w:hyperlink w:history="1" r:id="rIdui0vwdo30shtlcyulitjg">
               <w:r>
                 <w:rPr>
                   <w:rFonts w:ascii="Arial" w:cs="Arial" w:eastAsia="Arial" w:hAnsi="Arial"/>
@@ -23977,7 +23977,7 @@
               <w:spacing w:after="10" w:before="0"/>
               <w:ind w:left="120"/>
             </w:pPr>
-            <w:hyperlink w:history="1" r:id="rId6orqeteynedmxyyzsmyrp">
+            <w:hyperlink w:history="1" r:id="rId_qf5a4sbpn20qvlg6ttlb">
               <w:r>
                 <w:rPr>
                   <w:rFonts w:ascii="Arial" w:cs="Arial" w:eastAsia="Arial" w:hAnsi="Arial"/>
@@ -24039,7 +24039,7 @@
               <w:spacing w:after="10" w:before="0"/>
               <w:ind w:left="120"/>
             </w:pPr>
-            <w:hyperlink w:history="1" r:id="rId7u7awffvxjkxtao68t45j">
+            <w:hyperlink w:history="1" r:id="rIddg7boazcw7_asoev61r6b">
               <w:r>
                 <w:rPr>
                   <w:rFonts w:ascii="Arial" w:cs="Arial" w:eastAsia="Arial" w:hAnsi="Arial"/>
@@ -24249,7 +24249,7 @@
             <w:pPr>
               <w:spacing w:after="20" w:before="0"/>
             </w:pPr>
-            <w:hyperlink w:history="1" r:id="rIdgnb2tbflzzl5twox4n8qg">
+            <w:hyperlink w:history="1" r:id="rIdy-6tjvl9sk6-yhtrmndit">
               <w:r>
                 <w:rPr>
                   <w:rFonts w:ascii="Arial" w:cs="Arial" w:eastAsia="Arial" w:hAnsi="Arial"/>
@@ -24282,7 +24282,7 @@
               <w:spacing w:after="10" w:before="0"/>
               <w:ind w:left="120"/>
             </w:pPr>
-            <w:hyperlink w:history="1" r:id="rIde6m2riu3kxm33cyu_vedq">
+            <w:hyperlink w:history="1" r:id="rIdcbzafdcecvqjsbslh9myz">
               <w:r>
                 <w:rPr>
                   <w:rFonts w:ascii="Arial" w:cs="Arial" w:eastAsia="Arial" w:hAnsi="Arial"/>
@@ -24344,7 +24344,7 @@
               <w:spacing w:after="10" w:before="0"/>
               <w:ind w:left="120"/>
             </w:pPr>
-            <w:hyperlink w:history="1" r:id="rIdinp6_70l3dpnketjcimwu">
+            <w:hyperlink w:history="1" r:id="rIdgc7nlpmgqdl-95ktexyds">
               <w:r>
                 <w:rPr>
                   <w:rFonts w:ascii="Arial" w:cs="Arial" w:eastAsia="Arial" w:hAnsi="Arial"/>

--- a/data/outputs/v2/Chemistry/SS2.1_Introduction_to_Salts/Chemistry_Introduction_to_Salts_CBE_LessonSequence.docx
+++ b/data/outputs/v2/Chemistry/SS2.1_Introduction_to_Salts/Chemistry_Introduction_to_Salts_CBE_LessonSequence.docx
@@ -42,6 +42,177 @@
     </w:p>
     <w:p>
       <w:pPr>
+        <w:spacing w:after="80" w:before="120"/>
+      </w:pPr>
+      <w:r>
+        <w:rPr>
+          <w:rFonts w:ascii="Arial" w:cs="Arial" w:eastAsia="Arial" w:hAnsi="Arial"/>
+          <w:b/>
+          <w:bCs/>
+          <w:color w:val="1F3864"/>
+          <w:sz w:val="20"/>
+          <w:szCs w:val="20"/>
+        </w:rPr>
+        <w:t xml:space="preserve">ATTRIBUTION AND LICENSING</w:t>
+      </w:r>
+    </w:p>
+    <w:p>
+      <w:pPr>
+        <w:spacing w:after="60" w:before="0"/>
+      </w:pPr>
+      <w:r>
+        <w:rPr>
+          <w:rFonts w:ascii="Arial" w:cs="Arial" w:eastAsia="Arial" w:hAnsi="Arial"/>
+          <w:b/>
+          <w:bCs/>
+          <w:sz w:val="17"/>
+          <w:szCs w:val="17"/>
+        </w:rPr>
+        <w:t xml:space="preserve">Curriculum Alignment: </w:t>
+      </w:r>
+      <w:r>
+        <w:rPr>
+          <w:rFonts w:ascii="Arial" w:cs="Arial" w:eastAsia="Arial" w:hAnsi="Arial"/>
+          <w:sz w:val="17"/>
+          <w:szCs w:val="17"/>
+        </w:rPr>
+        <w:t xml:space="preserve">Structured in pedagogical alignment with the competence-based curriculum format and learning outcomes established by the Kenya Institute of Curriculum Development (KICD). This material is independently developed and is not officially endorsed or published by KICD.</w:t>
+      </w:r>
+    </w:p>
+    <w:p>
+      <w:pPr>
+        <w:spacing w:after="60" w:before="0"/>
+      </w:pPr>
+      <w:r>
+        <w:rPr>
+          <w:rFonts w:ascii="Arial" w:cs="Arial" w:eastAsia="Arial" w:hAnsi="Arial"/>
+          <w:b/>
+          <w:bCs/>
+          <w:sz w:val="17"/>
+          <w:szCs w:val="17"/>
+        </w:rPr>
+        <w:t xml:space="preserve">Content &amp; Pedagogy: </w:t>
+      </w:r>
+      <w:r>
+        <w:rPr>
+          <w:rFonts w:ascii="Arial" w:cs="Arial" w:eastAsia="Arial" w:hAnsi="Arial"/>
+          <w:sz w:val="17"/>
+          <w:szCs w:val="17"/>
+        </w:rPr>
+        <w:t xml:space="preserve">Developed and adapted by the educator team at SeaVuria (registered 501(c)(3) in the United States and registered NGO in Kenya, No. 872-850A-BF11), who designed the pedagogical framework, lesson templates and exemplar lessons on which this material is based.</w:t>
+      </w:r>
+    </w:p>
+    <w:p>
+      <w:pPr>
+        <w:spacing w:after="60" w:before="0"/>
+      </w:pPr>
+      <w:r>
+        <w:rPr>
+          <w:rFonts w:ascii="Arial" w:cs="Arial" w:eastAsia="Arial" w:hAnsi="Arial"/>
+          <w:b/>
+          <w:bCs/>
+          <w:sz w:val="17"/>
+          <w:szCs w:val="17"/>
+        </w:rPr>
+        <w:t xml:space="preserve">Production &amp; Layout: </w:t>
+      </w:r>
+      <w:r>
+        <w:rPr>
+          <w:rFonts w:ascii="Arial" w:cs="Arial" w:eastAsia="Arial" w:hAnsi="Arial"/>
+          <w:sz w:val="17"/>
+          <w:szCs w:val="17"/>
+        </w:rPr>
+        <w:t xml:space="preserve">Educational design and curriculum sequencing by SeaVuria. Technical layout, structural formatting, and digital optimization/implementation executed in partnership with ARES Education (registered 501(c)(3) in the United States and Canada (as Afretech Aid) and registered NGO in Kenya), with lesson drafting and compilation assisted by AI (Claude, Anthropic).</w:t>
+      </w:r>
+    </w:p>
+    <w:p>
+      <w:pPr>
+        <w:pBdr>
+          <w:bottom w:val="single" w:color="1F3864" w:sz="6" w:space="6"/>
+        </w:pBdr>
+        <w:spacing w:after="60" w:before="0"/>
+      </w:pPr>
+      <w:r>
+        <w:rPr>
+          <w:rFonts w:ascii="Arial" w:cs="Arial" w:eastAsia="Arial" w:hAnsi="Arial"/>
+          <w:b/>
+          <w:bCs/>
+          <w:sz w:val="17"/>
+          <w:szCs w:val="17"/>
+        </w:rPr>
+        <w:t xml:space="preserve">Licensing &amp; Copyright: </w:t>
+      </w:r>
+      <w:r>
+        <w:rPr>
+          <w:rFonts w:ascii="Arial" w:cs="Arial" w:eastAsia="Arial" w:hAnsi="Arial"/>
+          <w:sz w:val="17"/>
+          <w:szCs w:val="17"/>
+        </w:rPr>
+        <w:t xml:space="preserve">© 2026 SeaVuria and ARES. This work is licensed under a </w:t>
+      </w:r>
+      <w:hyperlink w:history="1" r:id="rId95lcb74im3bm5980irqw1">
+        <w:r>
+          <w:rPr>
+            <w:rFonts w:ascii="Arial" w:cs="Arial" w:eastAsia="Arial" w:hAnsi="Arial"/>
+            <w:color w:val="1F6B75"/>
+            <w:sz w:val="17"/>
+            <w:szCs w:val="17"/>
+            <w:u w:val="single" w:color="1F6B75"/>
+          </w:rPr>
+          <w:t xml:space="preserve">Creative Commons Attribution-NonCommercial 4.0 International License</w:t>
+        </w:r>
+      </w:hyperlink>
+      <w:r>
+        <w:rPr>
+          <w:rFonts w:ascii="Arial" w:cs="Arial" w:eastAsia="Arial" w:hAnsi="Arial"/>
+          <w:sz w:val="17"/>
+          <w:szCs w:val="17"/>
+        </w:rPr>
+        <w:t xml:space="preserve"> (</w:t>
+      </w:r>
+      <w:hyperlink w:history="1" r:id="rIdvmamij8xr27-btjxm9xyr">
+        <w:r>
+          <w:rPr>
+            <w:rFonts w:ascii="Arial" w:cs="Arial" w:eastAsia="Arial" w:hAnsi="Arial"/>
+            <w:color w:val="1F6B75"/>
+            <w:sz w:val="17"/>
+            <w:szCs w:val="17"/>
+            <w:u w:val="single" w:color="1F6B75"/>
+          </w:rPr>
+          <w:t xml:space="preserve">CC BY-NC 4.0</w:t>
+        </w:r>
+      </w:hyperlink>
+      <w:r>
+        <w:rPr>
+          <w:rFonts w:ascii="Arial" w:cs="Arial" w:eastAsia="Arial" w:hAnsi="Arial"/>
+          <w:sz w:val="17"/>
+          <w:szCs w:val="17"/>
+        </w:rPr>
+        <w:t xml:space="preserve">). To view a copy of this license, visit </w:t>
+      </w:r>
+      <w:hyperlink w:history="1" r:id="rIdvxrn6urrgikp7ew9gxwoq">
+        <w:r>
+          <w:rPr>
+            <w:rFonts w:ascii="Arial" w:cs="Arial" w:eastAsia="Arial" w:hAnsi="Arial"/>
+            <w:color w:val="1F6B75"/>
+            <w:sz w:val="17"/>
+            <w:szCs w:val="17"/>
+            <w:u w:val="single" w:color="1F6B75"/>
+          </w:rPr>
+          <w:t xml:space="preserve">https://creativecommons.org/licenses/by-nc/4.0/</w:t>
+        </w:r>
+      </w:hyperlink>
+      <w:r>
+        <w:rPr>
+          <w:rFonts w:ascii="Arial" w:cs="Arial" w:eastAsia="Arial" w:hAnsi="Arial"/>
+          <w:sz w:val="17"/>
+          <w:szCs w:val="17"/>
+        </w:rPr>
+        <w:t xml:space="preserve">. You are free to copy, redistribute, and adapt this material in any medium or format, provided appropriate credit is given and the material is not used for commercial purposes. KICD learning outcomes and curriculum designations reproduced here for alignment purposes remain the property of KICD and are not covered by this license. Linked external resources (e.g. CK-12, Khan Academy, PhET) are subject to their own licenses.</w:t>
+      </w:r>
+    </w:p>
+    <w:p>
+      <w:pPr>
         <w:spacing w:after="120"/>
       </w:pPr>
       <w:r>
@@ -3086,7 +3257,7 @@
             <w:pPr>
               <w:spacing w:after="20" w:before="0"/>
             </w:pPr>
-            <w:hyperlink w:history="1" r:id="rIdwntbff9bxdvwf6wrcsay_">
+            <w:hyperlink w:history="1" r:id="rIdt1ajsp7lu-e4a6zqvw9un">
               <w:r>
                 <w:rPr>
                   <w:rFonts w:ascii="Arial" w:cs="Arial" w:eastAsia="Arial" w:hAnsi="Arial"/>
@@ -3119,7 +3290,7 @@
               <w:spacing w:after="10" w:before="0"/>
               <w:ind w:left="120"/>
             </w:pPr>
-            <w:hyperlink w:history="1" r:id="rIdokgqewhqna7wr4ahhghqd">
+            <w:hyperlink w:history="1" r:id="rIdauivckpxrryu-2-0shine">
               <w:r>
                 <w:rPr>
                   <w:rFonts w:ascii="Arial" w:cs="Arial" w:eastAsia="Arial" w:hAnsi="Arial"/>
@@ -3181,7 +3352,7 @@
               <w:spacing w:after="10" w:before="0"/>
               <w:ind w:left="120"/>
             </w:pPr>
-            <w:hyperlink w:history="1" r:id="rIdoex2xlalz1c73geiixcwj">
+            <w:hyperlink w:history="1" r:id="rIdax-nntqlqnvqueid5j2nn">
               <w:r>
                 <w:rPr>
                   <w:rFonts w:ascii="Arial" w:cs="Arial" w:eastAsia="Arial" w:hAnsi="Arial"/>
@@ -3391,7 +3562,7 @@
             <w:pPr>
               <w:spacing w:after="20" w:before="0"/>
             </w:pPr>
-            <w:hyperlink w:history="1" r:id="rIddobgonhywupk5pjkwtjpo">
+            <w:hyperlink w:history="1" r:id="rIdojwjiqgazs4dricazhqrl">
               <w:r>
                 <w:rPr>
                   <w:rFonts w:ascii="Arial" w:cs="Arial" w:eastAsia="Arial" w:hAnsi="Arial"/>
@@ -3424,7 +3595,7 @@
               <w:spacing w:after="10" w:before="0"/>
               <w:ind w:left="120"/>
             </w:pPr>
-            <w:hyperlink w:history="1" r:id="rIdrsbupbxcf5twd7puzfuqi">
+            <w:hyperlink w:history="1" r:id="rIdxbo8ecairizscetbiteme">
               <w:r>
                 <w:rPr>
                   <w:rFonts w:ascii="Arial" w:cs="Arial" w:eastAsia="Arial" w:hAnsi="Arial"/>
@@ -3486,7 +3657,7 @@
               <w:spacing w:after="10" w:before="0"/>
               <w:ind w:left="120"/>
             </w:pPr>
-            <w:hyperlink w:history="1" r:id="rIdhnbc_tsc0rhf2wxhmaxwt">
+            <w:hyperlink w:history="1" r:id="rIdsaswnuw-ohytrt1_oasen">
               <w:r>
                 <w:rPr>
                   <w:rFonts w:ascii="Arial" w:cs="Arial" w:eastAsia="Arial" w:hAnsi="Arial"/>
@@ -3696,7 +3867,7 @@
             <w:pPr>
               <w:spacing w:after="20" w:before="0"/>
             </w:pPr>
-            <w:hyperlink w:history="1" r:id="rIdp-ljqbkavteezy47-zyw_">
+            <w:hyperlink w:history="1" r:id="rIdcwyysz0xmkqyrqx5odkds">
               <w:r>
                 <w:rPr>
                   <w:rFonts w:ascii="Arial" w:cs="Arial" w:eastAsia="Arial" w:hAnsi="Arial"/>
@@ -3729,7 +3900,7 @@
               <w:spacing w:after="10" w:before="0"/>
               <w:ind w:left="120"/>
             </w:pPr>
-            <w:hyperlink w:history="1" r:id="rIdblwaq9r7e3tvsljlavrli">
+            <w:hyperlink w:history="1" r:id="rIdxv-vlu1icrijlllmmdt8e">
               <w:r>
                 <w:rPr>
                   <w:rFonts w:ascii="Arial" w:cs="Arial" w:eastAsia="Arial" w:hAnsi="Arial"/>
@@ -3791,7 +3962,7 @@
               <w:spacing w:after="10" w:before="0"/>
               <w:ind w:left="120"/>
             </w:pPr>
-            <w:hyperlink w:history="1" r:id="rIdito7ewpwe6qidtp6c6gil">
+            <w:hyperlink w:history="1" r:id="rIdjrwuygunhihxbmck_sxg4">
               <w:r>
                 <w:rPr>
                   <w:rFonts w:ascii="Arial" w:cs="Arial" w:eastAsia="Arial" w:hAnsi="Arial"/>
@@ -4001,7 +4172,7 @@
             <w:pPr>
               <w:spacing w:after="20" w:before="0"/>
             </w:pPr>
-            <w:hyperlink w:history="1" r:id="rIdbnp53xsqeuqqflpumth3k">
+            <w:hyperlink w:history="1" r:id="rIdxgie3sn_3y_h1ryibg8ap">
               <w:r>
                 <w:rPr>
                   <w:rFonts w:ascii="Arial" w:cs="Arial" w:eastAsia="Arial" w:hAnsi="Arial"/>
@@ -4034,7 +4205,7 @@
               <w:spacing w:after="10" w:before="0"/>
               <w:ind w:left="120"/>
             </w:pPr>
-            <w:hyperlink w:history="1" r:id="rIdowj4kuqe4vdxbgm40qutq">
+            <w:hyperlink w:history="1" r:id="rIdpdtqzrniehqiihc-uxsy0">
               <w:r>
                 <w:rPr>
                   <w:rFonts w:ascii="Arial" w:cs="Arial" w:eastAsia="Arial" w:hAnsi="Arial"/>
@@ -4096,7 +4267,7 @@
               <w:spacing w:after="10" w:before="0"/>
               <w:ind w:left="120"/>
             </w:pPr>
-            <w:hyperlink w:history="1" r:id="rIdfypfthxgnicw5y0tbscnk">
+            <w:hyperlink w:history="1" r:id="rIdf4mzymfbztagaxbvjtwjk">
               <w:r>
                 <w:rPr>
                   <w:rFonts w:ascii="Arial" w:cs="Arial" w:eastAsia="Arial" w:hAnsi="Arial"/>
@@ -4306,7 +4477,7 @@
             <w:pPr>
               <w:spacing w:after="20" w:before="0"/>
             </w:pPr>
-            <w:hyperlink w:history="1" r:id="rIdhtg4b3nlcmthn-pbtou1w">
+            <w:hyperlink w:history="1" r:id="rId8pgpei0-v2sxjcpbtr2fs">
               <w:r>
                 <w:rPr>
                   <w:rFonts w:ascii="Arial" w:cs="Arial" w:eastAsia="Arial" w:hAnsi="Arial"/>
@@ -4339,7 +4510,7 @@
               <w:spacing w:after="10" w:before="0"/>
               <w:ind w:left="120"/>
             </w:pPr>
-            <w:hyperlink w:history="1" r:id="rIdonjz6drwlbvejacekvvsm">
+            <w:hyperlink w:history="1" r:id="rIdgnc_e8ey27gqxixjr1fd9">
               <w:r>
                 <w:rPr>
                   <w:rFonts w:ascii="Arial" w:cs="Arial" w:eastAsia="Arial" w:hAnsi="Arial"/>
@@ -4401,7 +4572,7 @@
               <w:spacing w:after="10" w:before="0"/>
               <w:ind w:left="120"/>
             </w:pPr>
-            <w:hyperlink w:history="1" r:id="rIdb6-zle8bdbbak9dnncdhk">
+            <w:hyperlink w:history="1" r:id="rId1v8yj6yjz1vrhvuefwit3">
               <w:r>
                 <w:rPr>
                   <w:rFonts w:ascii="Arial" w:cs="Arial" w:eastAsia="Arial" w:hAnsi="Arial"/>
@@ -5026,6 +5197,65 @@
         </w:tc>
       </w:tr>
     </w:tbl>
+    <w:p>
+      <w:pPr>
+        <w:pBdr>
+          <w:top w:val="single" w:color="BBBBBB" w:sz="4" w:space="4"/>
+        </w:pBdr>
+        <w:spacing w:after="0" w:before="160"/>
+      </w:pPr>
+      <w:r>
+        <w:rPr>
+          <w:rFonts w:ascii="Arial" w:cs="Arial" w:eastAsia="Arial" w:hAnsi="Arial"/>
+          <w:color w:val="666666"/>
+          <w:sz w:val="14"/>
+          <w:szCs w:val="14"/>
+        </w:rPr>
+        <w:t xml:space="preserve">© 2026 SeaVuria and ARES. Aligned with KICD objectives. Developed by SeaVuria; technical implementation by ARES (with AI assistance from Claude). Licensed under </w:t>
+      </w:r>
+      <w:hyperlink w:history="1" r:id="rIdoaehhwqxyy_dbsav2-o9f">
+        <w:r>
+          <w:rPr>
+            <w:rFonts w:ascii="Arial" w:cs="Arial" w:eastAsia="Arial" w:hAnsi="Arial"/>
+            <w:color w:val="1F6B75"/>
+            <w:sz w:val="14"/>
+            <w:szCs w:val="14"/>
+            <w:u w:val="single" w:color="1F6B75"/>
+          </w:rPr>
+          <w:t xml:space="preserve">CC BY-NC 4.0</w:t>
+        </w:r>
+      </w:hyperlink>
+      <w:r>
+        <w:rPr>
+          <w:rFonts w:ascii="Arial" w:cs="Arial" w:eastAsia="Arial" w:hAnsi="Arial"/>
+          <w:color w:val="666666"/>
+          <w:sz w:val="14"/>
+          <w:szCs w:val="14"/>
+        </w:rPr>
+        <w:t xml:space="preserve"> (</w:t>
+      </w:r>
+      <w:hyperlink w:history="1" r:id="rIdq82x3wkfmzx7loqjhxole">
+        <w:r>
+          <w:rPr>
+            <w:rFonts w:ascii="Arial" w:cs="Arial" w:eastAsia="Arial" w:hAnsi="Arial"/>
+            <w:color w:val="1F6B75"/>
+            <w:sz w:val="14"/>
+            <w:szCs w:val="14"/>
+            <w:u w:val="single" w:color="1F6B75"/>
+          </w:rPr>
+          <w:t xml:space="preserve">https://creativecommons.org/licenses/by-nc/4.0/</w:t>
+        </w:r>
+      </w:hyperlink>
+      <w:r>
+        <w:rPr>
+          <w:rFonts w:ascii="Arial" w:cs="Arial" w:eastAsia="Arial" w:hAnsi="Arial"/>
+          <w:color w:val="666666"/>
+          <w:sz w:val="14"/>
+          <w:szCs w:val="14"/>
+        </w:rPr>
+        <w:t xml:space="preserve">).</w:t>
+      </w:r>
+    </w:p>
     <w:p>
       <w:r>
         <w:br w:type="page"/>
@@ -6017,7 +6247,7 @@
             <w:pPr>
               <w:spacing w:after="20" w:before="0"/>
             </w:pPr>
-            <w:hyperlink w:history="1" r:id="rIdzd1fetazonorrtpzbwt3b">
+            <w:hyperlink w:history="1" r:id="rIdcccocppqvorbtqb7lmzwh">
               <w:r>
                 <w:rPr>
                   <w:rFonts w:ascii="Arial" w:cs="Arial" w:eastAsia="Arial" w:hAnsi="Arial"/>
@@ -6050,7 +6280,7 @@
               <w:spacing w:after="10" w:before="0"/>
               <w:ind w:left="120"/>
             </w:pPr>
-            <w:hyperlink w:history="1" r:id="rId7isvs4vldkpi_jvxwkx8j">
+            <w:hyperlink w:history="1" r:id="rIdktkghpa-llltiw02k7-ke">
               <w:r>
                 <w:rPr>
                   <w:rFonts w:ascii="Arial" w:cs="Arial" w:eastAsia="Arial" w:hAnsi="Arial"/>
@@ -6095,7 +6325,7 @@
             <w:pPr>
               <w:spacing w:after="20" w:before="0"/>
             </w:pPr>
-            <w:hyperlink w:history="1" r:id="rIdiuaxsb-dfpot52zj32srz">
+            <w:hyperlink w:history="1" r:id="rIddjlgk9jjiphta1twrrevu">
               <w:r>
                 <w:rPr>
                   <w:rFonts w:ascii="Arial" w:cs="Arial" w:eastAsia="Arial" w:hAnsi="Arial"/>
@@ -6128,7 +6358,7 @@
               <w:spacing w:after="10" w:before="0"/>
               <w:ind w:left="120"/>
             </w:pPr>
-            <w:hyperlink w:history="1" r:id="rIdrozgshdkx7arj9mck-vmt">
+            <w:hyperlink w:history="1" r:id="rIdnnqhcmprzx0bfifcw9vd9">
               <w:r>
                 <w:rPr>
                   <w:rFonts w:ascii="Arial" w:cs="Arial" w:eastAsia="Arial" w:hAnsi="Arial"/>
@@ -6323,7 +6553,7 @@
             <w:pPr>
               <w:spacing w:after="20" w:before="0"/>
             </w:pPr>
-            <w:hyperlink w:history="1" r:id="rIdcil6hhiivpqrjluhyer1h">
+            <w:hyperlink w:history="1" r:id="rIdoe-klv03jxqj6j6gvlzhh">
               <w:r>
                 <w:rPr>
                   <w:rFonts w:ascii="Arial" w:cs="Arial" w:eastAsia="Arial" w:hAnsi="Arial"/>
@@ -6356,7 +6586,7 @@
               <w:spacing w:after="10" w:before="0"/>
               <w:ind w:left="120"/>
             </w:pPr>
-            <w:hyperlink w:history="1" r:id="rIdo08eqtzvylzx1xdkcrskf">
+            <w:hyperlink w:history="1" r:id="rIdhmstnrr2uwv7yshmydynw">
               <w:r>
                 <w:rPr>
                   <w:rFonts w:ascii="Arial" w:cs="Arial" w:eastAsia="Arial" w:hAnsi="Arial"/>
@@ -6401,7 +6631,7 @@
             <w:pPr>
               <w:spacing w:after="20" w:before="0"/>
             </w:pPr>
-            <w:hyperlink w:history="1" r:id="rIdmdpw-s7fuqwkzweloun2m">
+            <w:hyperlink w:history="1" r:id="rIdq90gjx_yigssomwut-eb2">
               <w:r>
                 <w:rPr>
                   <w:rFonts w:ascii="Arial" w:cs="Arial" w:eastAsia="Arial" w:hAnsi="Arial"/>
@@ -6434,7 +6664,7 @@
               <w:spacing w:after="10" w:before="0"/>
               <w:ind w:left="120"/>
             </w:pPr>
-            <w:hyperlink w:history="1" r:id="rIdigibsrciwgamm7lcxzldd">
+            <w:hyperlink w:history="1" r:id="rId6b59q9tp361zvwhadgnpd">
               <w:r>
                 <w:rPr>
                   <w:rFonts w:ascii="Arial" w:cs="Arial" w:eastAsia="Arial" w:hAnsi="Arial"/>
@@ -6629,7 +6859,7 @@
             <w:pPr>
               <w:spacing w:after="20" w:before="0"/>
             </w:pPr>
-            <w:hyperlink w:history="1" r:id="rIdvgxe_lihj8i3lx2bscvro">
+            <w:hyperlink w:history="1" r:id="rIdz_lx4lu2vh4mz3yqhrmbp">
               <w:r>
                 <w:rPr>
                   <w:rFonts w:ascii="Arial" w:cs="Arial" w:eastAsia="Arial" w:hAnsi="Arial"/>
@@ -6662,7 +6892,7 @@
               <w:spacing w:after="10" w:before="0"/>
               <w:ind w:left="120"/>
             </w:pPr>
-            <w:hyperlink w:history="1" r:id="rIdpxd2gqvuzjfxnyvf9v7ne">
+            <w:hyperlink w:history="1" r:id="rIdaextnipaao833chq5fj6q">
               <w:r>
                 <w:rPr>
                   <w:rFonts w:ascii="Arial" w:cs="Arial" w:eastAsia="Arial" w:hAnsi="Arial"/>
@@ -6707,7 +6937,7 @@
             <w:pPr>
               <w:spacing w:after="20" w:before="0"/>
             </w:pPr>
-            <w:hyperlink w:history="1" r:id="rIdcr6udevrjles3lvr3l8iw">
+            <w:hyperlink w:history="1" r:id="rIdbsrql9uldckrf0gty9j3e">
               <w:r>
                 <w:rPr>
                   <w:rFonts w:ascii="Arial" w:cs="Arial" w:eastAsia="Arial" w:hAnsi="Arial"/>
@@ -6740,7 +6970,7 @@
               <w:spacing w:after="10" w:before="0"/>
               <w:ind w:left="120"/>
             </w:pPr>
-            <w:hyperlink w:history="1" r:id="rId7z_smcuki-4kwulegk7nu">
+            <w:hyperlink w:history="1" r:id="rIdm_ntf-npltvgyqkoa912s">
               <w:r>
                 <w:rPr>
                   <w:rFonts w:ascii="Arial" w:cs="Arial" w:eastAsia="Arial" w:hAnsi="Arial"/>
@@ -6935,7 +7165,7 @@
             <w:pPr>
               <w:spacing w:after="20" w:before="0"/>
             </w:pPr>
-            <w:hyperlink w:history="1" r:id="rId8rn_ep9i9qnl4tebbizfa">
+            <w:hyperlink w:history="1" r:id="rIdiqhkj95lcpmnrth31wpgx">
               <w:r>
                 <w:rPr>
                   <w:rFonts w:ascii="Arial" w:cs="Arial" w:eastAsia="Arial" w:hAnsi="Arial"/>
@@ -6968,7 +7198,7 @@
               <w:spacing w:after="10" w:before="0"/>
               <w:ind w:left="120"/>
             </w:pPr>
-            <w:hyperlink w:history="1" r:id="rIdzvighib7itntcxaxmf1ju">
+            <w:hyperlink w:history="1" r:id="rIdxmz0a0zdzdpj93kjuvssh">
               <w:r>
                 <w:rPr>
                   <w:rFonts w:ascii="Arial" w:cs="Arial" w:eastAsia="Arial" w:hAnsi="Arial"/>
@@ -7013,7 +7243,7 @@
             <w:pPr>
               <w:spacing w:after="20" w:before="0"/>
             </w:pPr>
-            <w:hyperlink w:history="1" r:id="rIdg2zckt48h5koo-paqijls">
+            <w:hyperlink w:history="1" r:id="rIdhyqvca_c4es_xtrmuobfl">
               <w:r>
                 <w:rPr>
                   <w:rFonts w:ascii="Arial" w:cs="Arial" w:eastAsia="Arial" w:hAnsi="Arial"/>
@@ -7046,7 +7276,7 @@
               <w:spacing w:after="10" w:before="0"/>
               <w:ind w:left="120"/>
             </w:pPr>
-            <w:hyperlink w:history="1" r:id="rIdpichspcmzan-dzxughsu8">
+            <w:hyperlink w:history="1" r:id="rIdmjz4ot6odz5eq7lif83sh">
               <w:r>
                 <w:rPr>
                   <w:rFonts w:ascii="Arial" w:cs="Arial" w:eastAsia="Arial" w:hAnsi="Arial"/>
@@ -7241,7 +7471,7 @@
             <w:pPr>
               <w:spacing w:after="20" w:before="0"/>
             </w:pPr>
-            <w:hyperlink w:history="1" r:id="rIdx7zgetpsnteibg3_tkuw-">
+            <w:hyperlink w:history="1" r:id="rIdgaiuzdx8qbrqfrraju1xp">
               <w:r>
                 <w:rPr>
                   <w:rFonts w:ascii="Arial" w:cs="Arial" w:eastAsia="Arial" w:hAnsi="Arial"/>
@@ -7274,7 +7504,7 @@
               <w:spacing w:after="10" w:before="0"/>
               <w:ind w:left="120"/>
             </w:pPr>
-            <w:hyperlink w:history="1" r:id="rIdp-zyx8ggsdglwej4yprn-">
+            <w:hyperlink w:history="1" r:id="rIdpqybfgdne38ivzwj0i0lg">
               <w:r>
                 <w:rPr>
                   <w:rFonts w:ascii="Arial" w:cs="Arial" w:eastAsia="Arial" w:hAnsi="Arial"/>
@@ -7319,7 +7549,7 @@
             <w:pPr>
               <w:spacing w:after="20" w:before="0"/>
             </w:pPr>
-            <w:hyperlink w:history="1" r:id="rIdjookj0qzptrjh90zxsdkc">
+            <w:hyperlink w:history="1" r:id="rIdcljczgmlsquzwfaqyhoqa">
               <w:r>
                 <w:rPr>
                   <w:rFonts w:ascii="Arial" w:cs="Arial" w:eastAsia="Arial" w:hAnsi="Arial"/>
@@ -7352,7 +7582,7 @@
               <w:spacing w:after="10" w:before="0"/>
               <w:ind w:left="120"/>
             </w:pPr>
-            <w:hyperlink w:history="1" r:id="rIdlos3scz86sujfxgpfntnt">
+            <w:hyperlink w:history="1" r:id="rId4gci7oa6jdlghqvwtoqc2">
               <w:r>
                 <w:rPr>
                   <w:rFonts w:ascii="Arial" w:cs="Arial" w:eastAsia="Arial" w:hAnsi="Arial"/>
@@ -7848,6 +8078,65 @@
         </w:tc>
       </w:tr>
     </w:tbl>
+    <w:p>
+      <w:pPr>
+        <w:pBdr>
+          <w:top w:val="single" w:color="BBBBBB" w:sz="4" w:space="4"/>
+        </w:pBdr>
+        <w:spacing w:after="0" w:before="160"/>
+      </w:pPr>
+      <w:r>
+        <w:rPr>
+          <w:rFonts w:ascii="Arial" w:cs="Arial" w:eastAsia="Arial" w:hAnsi="Arial"/>
+          <w:color w:val="666666"/>
+          <w:sz w:val="14"/>
+          <w:szCs w:val="14"/>
+        </w:rPr>
+        <w:t xml:space="preserve">© 2026 SeaVuria and ARES. Aligned with KICD objectives. Developed by SeaVuria; technical implementation by ARES (with AI assistance from Claude). Licensed under </w:t>
+      </w:r>
+      <w:hyperlink w:history="1" r:id="rIdel_kzfsllcdlrmwaxjoiw">
+        <w:r>
+          <w:rPr>
+            <w:rFonts w:ascii="Arial" w:cs="Arial" w:eastAsia="Arial" w:hAnsi="Arial"/>
+            <w:color w:val="1F6B75"/>
+            <w:sz w:val="14"/>
+            <w:szCs w:val="14"/>
+            <w:u w:val="single" w:color="1F6B75"/>
+          </w:rPr>
+          <w:t xml:space="preserve">CC BY-NC 4.0</w:t>
+        </w:r>
+      </w:hyperlink>
+      <w:r>
+        <w:rPr>
+          <w:rFonts w:ascii="Arial" w:cs="Arial" w:eastAsia="Arial" w:hAnsi="Arial"/>
+          <w:color w:val="666666"/>
+          <w:sz w:val="14"/>
+          <w:szCs w:val="14"/>
+        </w:rPr>
+        <w:t xml:space="preserve"> (</w:t>
+      </w:r>
+      <w:hyperlink w:history="1" r:id="rIdmm4cfu2bi3sgr92pteogf">
+        <w:r>
+          <w:rPr>
+            <w:rFonts w:ascii="Arial" w:cs="Arial" w:eastAsia="Arial" w:hAnsi="Arial"/>
+            <w:color w:val="1F6B75"/>
+            <w:sz w:val="14"/>
+            <w:szCs w:val="14"/>
+            <w:u w:val="single" w:color="1F6B75"/>
+          </w:rPr>
+          <w:t xml:space="preserve">https://creativecommons.org/licenses/by-nc/4.0/</w:t>
+        </w:r>
+      </w:hyperlink>
+      <w:r>
+        <w:rPr>
+          <w:rFonts w:ascii="Arial" w:cs="Arial" w:eastAsia="Arial" w:hAnsi="Arial"/>
+          <w:color w:val="666666"/>
+          <w:sz w:val="14"/>
+          <w:szCs w:val="14"/>
+        </w:rPr>
+        <w:t xml:space="preserve">).</w:t>
+      </w:r>
+    </w:p>
     <w:p>
       <w:r>
         <w:br w:type="page"/>
@@ -8839,7 +9128,7 @@
             <w:pPr>
               <w:spacing w:after="20" w:before="0"/>
             </w:pPr>
-            <w:hyperlink w:history="1" r:id="rIdf2qxqriwhqw00w1yrgtud">
+            <w:hyperlink w:history="1" r:id="rIdmsjqricproh815yx6cpz2">
               <w:r>
                 <w:rPr>
                   <w:rFonts w:ascii="Arial" w:cs="Arial" w:eastAsia="Arial" w:hAnsi="Arial"/>
@@ -8872,7 +9161,7 @@
               <w:spacing w:after="10" w:before="0"/>
               <w:ind w:left="120"/>
             </w:pPr>
-            <w:hyperlink w:history="1" r:id="rIdij448w5jufd6-j8ido3xx">
+            <w:hyperlink w:history="1" r:id="rIds7tqbgbxjvymn4czmrbgk">
               <w:r>
                 <w:rPr>
                   <w:rFonts w:ascii="Arial" w:cs="Arial" w:eastAsia="Arial" w:hAnsi="Arial"/>
@@ -8917,7 +9206,7 @@
             <w:pPr>
               <w:spacing w:after="20" w:before="0"/>
             </w:pPr>
-            <w:hyperlink w:history="1" r:id="rIdy9irxebdngu3yoy7lf9ie">
+            <w:hyperlink w:history="1" r:id="rIdh-b_rzmncd3s79e90wfzp">
               <w:r>
                 <w:rPr>
                   <w:rFonts w:ascii="Arial" w:cs="Arial" w:eastAsia="Arial" w:hAnsi="Arial"/>
@@ -8950,7 +9239,7 @@
               <w:spacing w:after="10" w:before="0"/>
               <w:ind w:left="120"/>
             </w:pPr>
-            <w:hyperlink w:history="1" r:id="rIdwduyogfyky4ptslkyy7xj">
+            <w:hyperlink w:history="1" r:id="rIdq9o1nofysgkvjqdgrdcdv">
               <w:r>
                 <w:rPr>
                   <w:rFonts w:ascii="Arial" w:cs="Arial" w:eastAsia="Arial" w:hAnsi="Arial"/>
@@ -9145,7 +9434,7 @@
             <w:pPr>
               <w:spacing w:after="20" w:before="0"/>
             </w:pPr>
-            <w:hyperlink w:history="1" r:id="rIdd0y3ebs5mwqzdrjuka-ff">
+            <w:hyperlink w:history="1" r:id="rIdyskxhpdzik4sp55msuvjc">
               <w:r>
                 <w:rPr>
                   <w:rFonts w:ascii="Arial" w:cs="Arial" w:eastAsia="Arial" w:hAnsi="Arial"/>
@@ -9178,7 +9467,7 @@
               <w:spacing w:after="10" w:before="0"/>
               <w:ind w:left="120"/>
             </w:pPr>
-            <w:hyperlink w:history="1" r:id="rIdoevgb4gzhxxbguqeeloye">
+            <w:hyperlink w:history="1" r:id="rIdpbnhuznt5imdbyhbl8kzb">
               <w:r>
                 <w:rPr>
                   <w:rFonts w:ascii="Arial" w:cs="Arial" w:eastAsia="Arial" w:hAnsi="Arial"/>
@@ -9223,7 +9512,7 @@
             <w:pPr>
               <w:spacing w:after="20" w:before="0"/>
             </w:pPr>
-            <w:hyperlink w:history="1" r:id="rIdhvxp8xwk5uodz66pud-c3">
+            <w:hyperlink w:history="1" r:id="rId5opbfknbuhqynhuh9rcse">
               <w:r>
                 <w:rPr>
                   <w:rFonts w:ascii="Arial" w:cs="Arial" w:eastAsia="Arial" w:hAnsi="Arial"/>
@@ -9256,7 +9545,7 @@
               <w:spacing w:after="10" w:before="0"/>
               <w:ind w:left="120"/>
             </w:pPr>
-            <w:hyperlink w:history="1" r:id="rIdgiku6kocwbrl0ui9elvxu">
+            <w:hyperlink w:history="1" r:id="rId3ujzhsacrbq4_uyoz8kas">
               <w:r>
                 <w:rPr>
                   <w:rFonts w:ascii="Arial" w:cs="Arial" w:eastAsia="Arial" w:hAnsi="Arial"/>
@@ -9451,7 +9740,7 @@
             <w:pPr>
               <w:spacing w:after="20" w:before="0"/>
             </w:pPr>
-            <w:hyperlink w:history="1" r:id="rIdmngdhdwcx8efbqyd5ywxv">
+            <w:hyperlink w:history="1" r:id="rId_tqkknco4udwt-jfigzdh">
               <w:r>
                 <w:rPr>
                   <w:rFonts w:ascii="Arial" w:cs="Arial" w:eastAsia="Arial" w:hAnsi="Arial"/>
@@ -9484,7 +9773,7 @@
               <w:spacing w:after="10" w:before="0"/>
               <w:ind w:left="120"/>
             </w:pPr>
-            <w:hyperlink w:history="1" r:id="rIdwvrtujfvuslud_qrkih32">
+            <w:hyperlink w:history="1" r:id="rIdeqj9lw8ay8s5ilm6oongl">
               <w:r>
                 <w:rPr>
                   <w:rFonts w:ascii="Arial" w:cs="Arial" w:eastAsia="Arial" w:hAnsi="Arial"/>
@@ -9529,7 +9818,7 @@
             <w:pPr>
               <w:spacing w:after="20" w:before="0"/>
             </w:pPr>
-            <w:hyperlink w:history="1" r:id="rIdzccts2gqbqxfuopipi5l9">
+            <w:hyperlink w:history="1" r:id="rId4vfaobvsggoxqobqsdghq">
               <w:r>
                 <w:rPr>
                   <w:rFonts w:ascii="Arial" w:cs="Arial" w:eastAsia="Arial" w:hAnsi="Arial"/>
@@ -9562,7 +9851,7 @@
               <w:spacing w:after="10" w:before="0"/>
               <w:ind w:left="120"/>
             </w:pPr>
-            <w:hyperlink w:history="1" r:id="rIdm2niqvuxjcetkx3ke38_2">
+            <w:hyperlink w:history="1" r:id="rIdgtvy54n6yxcbu9hx3dxgs">
               <w:r>
                 <w:rPr>
                   <w:rFonts w:ascii="Arial" w:cs="Arial" w:eastAsia="Arial" w:hAnsi="Arial"/>
@@ -9757,7 +10046,7 @@
             <w:pPr>
               <w:spacing w:after="20" w:before="0"/>
             </w:pPr>
-            <w:hyperlink w:history="1" r:id="rId2mprs6hzpxyrifgfa4fut">
+            <w:hyperlink w:history="1" r:id="rIdaeyckxwaam9u0cexuymgw">
               <w:r>
                 <w:rPr>
                   <w:rFonts w:ascii="Arial" w:cs="Arial" w:eastAsia="Arial" w:hAnsi="Arial"/>
@@ -9790,7 +10079,7 @@
               <w:spacing w:after="10" w:before="0"/>
               <w:ind w:left="120"/>
             </w:pPr>
-            <w:hyperlink w:history="1" r:id="rIdydspdpnag0b6z6jz1uacz">
+            <w:hyperlink w:history="1" r:id="rIdq7irkobrbmap0rn79f1fk">
               <w:r>
                 <w:rPr>
                   <w:rFonts w:ascii="Arial" w:cs="Arial" w:eastAsia="Arial" w:hAnsi="Arial"/>
@@ -9835,7 +10124,7 @@
             <w:pPr>
               <w:spacing w:after="20" w:before="0"/>
             </w:pPr>
-            <w:hyperlink w:history="1" r:id="rIdw_ycd59p6zfyezoxz30ye">
+            <w:hyperlink w:history="1" r:id="rIdim-rpm9ijpcyfo73hysbp">
               <w:r>
                 <w:rPr>
                   <w:rFonts w:ascii="Arial" w:cs="Arial" w:eastAsia="Arial" w:hAnsi="Arial"/>
@@ -9868,7 +10157,7 @@
               <w:spacing w:after="10" w:before="0"/>
               <w:ind w:left="120"/>
             </w:pPr>
-            <w:hyperlink w:history="1" r:id="rIdcustv9y6jtvhe_k-z_3sm">
+            <w:hyperlink w:history="1" r:id="rIdctbj5cv6v3ubk5vvkuknw">
               <w:r>
                 <w:rPr>
                   <w:rFonts w:ascii="Arial" w:cs="Arial" w:eastAsia="Arial" w:hAnsi="Arial"/>
@@ -10063,7 +10352,7 @@
             <w:pPr>
               <w:spacing w:after="20" w:before="0"/>
             </w:pPr>
-            <w:hyperlink w:history="1" r:id="rIdpq1kwisoeqecfio7-i1xr">
+            <w:hyperlink w:history="1" r:id="rId3ceizn4trmruezm66tiwe">
               <w:r>
                 <w:rPr>
                   <w:rFonts w:ascii="Arial" w:cs="Arial" w:eastAsia="Arial" w:hAnsi="Arial"/>
@@ -10096,7 +10385,7 @@
               <w:spacing w:after="10" w:before="0"/>
               <w:ind w:left="120"/>
             </w:pPr>
-            <w:hyperlink w:history="1" r:id="rIdxgeg7is6y9emiezkrrqti">
+            <w:hyperlink w:history="1" r:id="rIdbvubglpow79ievwwavnzx">
               <w:r>
                 <w:rPr>
                   <w:rFonts w:ascii="Arial" w:cs="Arial" w:eastAsia="Arial" w:hAnsi="Arial"/>
@@ -10141,7 +10430,7 @@
             <w:pPr>
               <w:spacing w:after="20" w:before="0"/>
             </w:pPr>
-            <w:hyperlink w:history="1" r:id="rIdsr6wlccvsnib3u0hfyrii">
+            <w:hyperlink w:history="1" r:id="rIdexiamctc9fwyg60gaxmsk">
               <w:r>
                 <w:rPr>
                   <w:rFonts w:ascii="Arial" w:cs="Arial" w:eastAsia="Arial" w:hAnsi="Arial"/>
@@ -10174,7 +10463,7 @@
               <w:spacing w:after="10" w:before="0"/>
               <w:ind w:left="120"/>
             </w:pPr>
-            <w:hyperlink w:history="1" r:id="rIdemyouubcmk1gfkjdv-pib">
+            <w:hyperlink w:history="1" r:id="rIdkergmym1tco82wkloo0cl">
               <w:r>
                 <w:rPr>
                   <w:rFonts w:ascii="Arial" w:cs="Arial" w:eastAsia="Arial" w:hAnsi="Arial"/>
@@ -10765,6 +11054,65 @@
         </w:tc>
       </w:tr>
     </w:tbl>
+    <w:p>
+      <w:pPr>
+        <w:pBdr>
+          <w:top w:val="single" w:color="BBBBBB" w:sz="4" w:space="4"/>
+        </w:pBdr>
+        <w:spacing w:after="0" w:before="160"/>
+      </w:pPr>
+      <w:r>
+        <w:rPr>
+          <w:rFonts w:ascii="Arial" w:cs="Arial" w:eastAsia="Arial" w:hAnsi="Arial"/>
+          <w:color w:val="666666"/>
+          <w:sz w:val="14"/>
+          <w:szCs w:val="14"/>
+        </w:rPr>
+        <w:t xml:space="preserve">© 2026 SeaVuria and ARES. Aligned with KICD objectives. Developed by SeaVuria; technical implementation by ARES (with AI assistance from Claude). Licensed under </w:t>
+      </w:r>
+      <w:hyperlink w:history="1" r:id="rIdzcu9-4a2lj4mnbwer33vj">
+        <w:r>
+          <w:rPr>
+            <w:rFonts w:ascii="Arial" w:cs="Arial" w:eastAsia="Arial" w:hAnsi="Arial"/>
+            <w:color w:val="1F6B75"/>
+            <w:sz w:val="14"/>
+            <w:szCs w:val="14"/>
+            <w:u w:val="single" w:color="1F6B75"/>
+          </w:rPr>
+          <w:t xml:space="preserve">CC BY-NC 4.0</w:t>
+        </w:r>
+      </w:hyperlink>
+      <w:r>
+        <w:rPr>
+          <w:rFonts w:ascii="Arial" w:cs="Arial" w:eastAsia="Arial" w:hAnsi="Arial"/>
+          <w:color w:val="666666"/>
+          <w:sz w:val="14"/>
+          <w:szCs w:val="14"/>
+        </w:rPr>
+        <w:t xml:space="preserve"> (</w:t>
+      </w:r>
+      <w:hyperlink w:history="1" r:id="rId1kdoa77obpgohf75e3xn0">
+        <w:r>
+          <w:rPr>
+            <w:rFonts w:ascii="Arial" w:cs="Arial" w:eastAsia="Arial" w:hAnsi="Arial"/>
+            <w:color w:val="1F6B75"/>
+            <w:sz w:val="14"/>
+            <w:szCs w:val="14"/>
+            <w:u w:val="single" w:color="1F6B75"/>
+          </w:rPr>
+          <w:t xml:space="preserve">https://creativecommons.org/licenses/by-nc/4.0/</w:t>
+        </w:r>
+      </w:hyperlink>
+      <w:r>
+        <w:rPr>
+          <w:rFonts w:ascii="Arial" w:cs="Arial" w:eastAsia="Arial" w:hAnsi="Arial"/>
+          <w:color w:val="666666"/>
+          <w:sz w:val="14"/>
+          <w:szCs w:val="14"/>
+        </w:rPr>
+        <w:t xml:space="preserve">).</w:t>
+      </w:r>
+    </w:p>
     <w:p>
       <w:r>
         <w:br w:type="page"/>
@@ -11756,7 +12104,7 @@
             <w:pPr>
               <w:spacing w:after="20" w:before="0"/>
             </w:pPr>
-            <w:hyperlink w:history="1" r:id="rIdre2aipi_fnfdaf36yxc9a">
+            <w:hyperlink w:history="1" r:id="rIdurnr0hslf2q2xltr5wzgt">
               <w:r>
                 <w:rPr>
                   <w:rFonts w:ascii="Arial" w:cs="Arial" w:eastAsia="Arial" w:hAnsi="Arial"/>
@@ -11789,7 +12137,7 @@
               <w:spacing w:after="10" w:before="0"/>
               <w:ind w:left="120"/>
             </w:pPr>
-            <w:hyperlink w:history="1" r:id="rIdk_mawt2q-9ekq_nih1pzp">
+            <w:hyperlink w:history="1" r:id="rIdfhmloahvz4umwniggtq4b">
               <w:r>
                 <w:rPr>
                   <w:rFonts w:ascii="Arial" w:cs="Arial" w:eastAsia="Arial" w:hAnsi="Arial"/>
@@ -11834,7 +12182,7 @@
             <w:pPr>
               <w:spacing w:after="20" w:before="0"/>
             </w:pPr>
-            <w:hyperlink w:history="1" r:id="rIdehgqv0z43b7bislslvg5s">
+            <w:hyperlink w:history="1" r:id="rIdf7owdvx1dji5qo4bfq8za">
               <w:r>
                 <w:rPr>
                   <w:rFonts w:ascii="Arial" w:cs="Arial" w:eastAsia="Arial" w:hAnsi="Arial"/>
@@ -11867,7 +12215,7 @@
               <w:spacing w:after="10" w:before="0"/>
               <w:ind w:left="120"/>
             </w:pPr>
-            <w:hyperlink w:history="1" r:id="rIdpte-ojqeh6suyg63j9ywa">
+            <w:hyperlink w:history="1" r:id="rIdz2lgv_nlme4hpix4yhcbg">
               <w:r>
                 <w:rPr>
                   <w:rFonts w:ascii="Arial" w:cs="Arial" w:eastAsia="Arial" w:hAnsi="Arial"/>
@@ -12062,7 +12410,7 @@
             <w:pPr>
               <w:spacing w:after="20" w:before="0"/>
             </w:pPr>
-            <w:hyperlink w:history="1" r:id="rIdshfci0npnvkzt4f6syjrd">
+            <w:hyperlink w:history="1" r:id="rIdeoe0ya2-lyndmqzuqpjg8">
               <w:r>
                 <w:rPr>
                   <w:rFonts w:ascii="Arial" w:cs="Arial" w:eastAsia="Arial" w:hAnsi="Arial"/>
@@ -12095,7 +12443,7 @@
               <w:spacing w:after="10" w:before="0"/>
               <w:ind w:left="120"/>
             </w:pPr>
-            <w:hyperlink w:history="1" r:id="rIdaeac9xnnboikt6xydumt3">
+            <w:hyperlink w:history="1" r:id="rIdcrmqee23o_oa8yi87d4np">
               <w:r>
                 <w:rPr>
                   <w:rFonts w:ascii="Arial" w:cs="Arial" w:eastAsia="Arial" w:hAnsi="Arial"/>
@@ -12140,7 +12488,7 @@
             <w:pPr>
               <w:spacing w:after="20" w:before="0"/>
             </w:pPr>
-            <w:hyperlink w:history="1" r:id="rIdxwslnv3pcjxevo5k1onlu">
+            <w:hyperlink w:history="1" r:id="rIdtjmuzdnlnui4vxy09ix5_">
               <w:r>
                 <w:rPr>
                   <w:rFonts w:ascii="Arial" w:cs="Arial" w:eastAsia="Arial" w:hAnsi="Arial"/>
@@ -12173,7 +12521,7 @@
               <w:spacing w:after="10" w:before="0"/>
               <w:ind w:left="120"/>
             </w:pPr>
-            <w:hyperlink w:history="1" r:id="rIdge1aphpizti566fzltauh">
+            <w:hyperlink w:history="1" r:id="rIdujbh0mg9t0z3hu_op9ew8">
               <w:r>
                 <w:rPr>
                   <w:rFonts w:ascii="Arial" w:cs="Arial" w:eastAsia="Arial" w:hAnsi="Arial"/>
@@ -12368,7 +12716,7 @@
             <w:pPr>
               <w:spacing w:after="20" w:before="0"/>
             </w:pPr>
-            <w:hyperlink w:history="1" r:id="rIdoxyhybjczvaqi4qkcl3mb">
+            <w:hyperlink w:history="1" r:id="rIdoxqqaqb5ggodd71hf4upj">
               <w:r>
                 <w:rPr>
                   <w:rFonts w:ascii="Arial" w:cs="Arial" w:eastAsia="Arial" w:hAnsi="Arial"/>
@@ -12401,7 +12749,7 @@
               <w:spacing w:after="10" w:before="0"/>
               <w:ind w:left="120"/>
             </w:pPr>
-            <w:hyperlink w:history="1" r:id="rId-bizsergpvcpdawtzrd8e">
+            <w:hyperlink w:history="1" r:id="rIdpyibsoyhqiktfhoivbb90">
               <w:r>
                 <w:rPr>
                   <w:rFonts w:ascii="Arial" w:cs="Arial" w:eastAsia="Arial" w:hAnsi="Arial"/>
@@ -12446,7 +12794,7 @@
             <w:pPr>
               <w:spacing w:after="20" w:before="0"/>
             </w:pPr>
-            <w:hyperlink w:history="1" r:id="rIdjfcgnp6pjso9itcsdd7ow">
+            <w:hyperlink w:history="1" r:id="rIdn5pqcdg9o7h2ujjst80jp">
               <w:r>
                 <w:rPr>
                   <w:rFonts w:ascii="Arial" w:cs="Arial" w:eastAsia="Arial" w:hAnsi="Arial"/>
@@ -12479,7 +12827,7 @@
               <w:spacing w:after="10" w:before="0"/>
               <w:ind w:left="120"/>
             </w:pPr>
-            <w:hyperlink w:history="1" r:id="rIditxggeb8y6ktiqidttsfs">
+            <w:hyperlink w:history="1" r:id="rIdkktthpgm-zavmvxomzwhz">
               <w:r>
                 <w:rPr>
                   <w:rFonts w:ascii="Arial" w:cs="Arial" w:eastAsia="Arial" w:hAnsi="Arial"/>
@@ -12674,7 +13022,7 @@
             <w:pPr>
               <w:spacing w:after="20" w:before="0"/>
             </w:pPr>
-            <w:hyperlink w:history="1" r:id="rId6z-n_p944hibjoeyjrdej">
+            <w:hyperlink w:history="1" r:id="rIdykndipj3ybsywc-rsjh71">
               <w:r>
                 <w:rPr>
                   <w:rFonts w:ascii="Arial" w:cs="Arial" w:eastAsia="Arial" w:hAnsi="Arial"/>
@@ -12707,7 +13055,7 @@
               <w:spacing w:after="10" w:before="0"/>
               <w:ind w:left="120"/>
             </w:pPr>
-            <w:hyperlink w:history="1" r:id="rId-m4xbdtkr9p7v8ih15zsp">
+            <w:hyperlink w:history="1" r:id="rId7q6dzkqxmiihmwnqw0jhg">
               <w:r>
                 <w:rPr>
                   <w:rFonts w:ascii="Arial" w:cs="Arial" w:eastAsia="Arial" w:hAnsi="Arial"/>
@@ -12752,7 +13100,7 @@
             <w:pPr>
               <w:spacing w:after="20" w:before="0"/>
             </w:pPr>
-            <w:hyperlink w:history="1" r:id="rIdimw6l3eghjs8deh3auce-">
+            <w:hyperlink w:history="1" r:id="rIdsqnnj1t76v6orpcugm0fb">
               <w:r>
                 <w:rPr>
                   <w:rFonts w:ascii="Arial" w:cs="Arial" w:eastAsia="Arial" w:hAnsi="Arial"/>
@@ -12785,7 +13133,7 @@
               <w:spacing w:after="10" w:before="0"/>
               <w:ind w:left="120"/>
             </w:pPr>
-            <w:hyperlink w:history="1" r:id="rId0nwzml6ymax2cgerpp_d_">
+            <w:hyperlink w:history="1" r:id="rIdzp1hgq7moseeoteowbezs">
               <w:r>
                 <w:rPr>
                   <w:rFonts w:ascii="Arial" w:cs="Arial" w:eastAsia="Arial" w:hAnsi="Arial"/>
@@ -12980,7 +13328,7 @@
             <w:pPr>
               <w:spacing w:after="20" w:before="0"/>
             </w:pPr>
-            <w:hyperlink w:history="1" r:id="rIdykl-meuzlug49dvvb4iew">
+            <w:hyperlink w:history="1" r:id="rIdb9kmnnja8egy_c1zlwr7y">
               <w:r>
                 <w:rPr>
                   <w:rFonts w:ascii="Arial" w:cs="Arial" w:eastAsia="Arial" w:hAnsi="Arial"/>
@@ -13013,7 +13361,7 @@
               <w:spacing w:after="10" w:before="0"/>
               <w:ind w:left="120"/>
             </w:pPr>
-            <w:hyperlink w:history="1" r:id="rIdrijm2camx2filsocavkle">
+            <w:hyperlink w:history="1" r:id="rIdw-dwua_zvn7s_byuzuv8p">
               <w:r>
                 <w:rPr>
                   <w:rFonts w:ascii="Arial" w:cs="Arial" w:eastAsia="Arial" w:hAnsi="Arial"/>
@@ -13058,7 +13406,7 @@
             <w:pPr>
               <w:spacing w:after="20" w:before="0"/>
             </w:pPr>
-            <w:hyperlink w:history="1" r:id="rIdga3sfswemupepzdhreyjr">
+            <w:hyperlink w:history="1" r:id="rId4ylseaduyfhjvmkdsw9hr">
               <w:r>
                 <w:rPr>
                   <w:rFonts w:ascii="Arial" w:cs="Arial" w:eastAsia="Arial" w:hAnsi="Arial"/>
@@ -13091,7 +13439,7 @@
               <w:spacing w:after="10" w:before="0"/>
               <w:ind w:left="120"/>
             </w:pPr>
-            <w:hyperlink w:history="1" r:id="rIdt_h97jmzpngtbk7mauu-d">
+            <w:hyperlink w:history="1" r:id="rIdrkgaa0azcwvstmzph6s-k">
               <w:r>
                 <w:rPr>
                   <w:rFonts w:ascii="Arial" w:cs="Arial" w:eastAsia="Arial" w:hAnsi="Arial"/>
@@ -13587,6 +13935,65 @@
         </w:tc>
       </w:tr>
     </w:tbl>
+    <w:p>
+      <w:pPr>
+        <w:pBdr>
+          <w:top w:val="single" w:color="BBBBBB" w:sz="4" w:space="4"/>
+        </w:pBdr>
+        <w:spacing w:after="0" w:before="160"/>
+      </w:pPr>
+      <w:r>
+        <w:rPr>
+          <w:rFonts w:ascii="Arial" w:cs="Arial" w:eastAsia="Arial" w:hAnsi="Arial"/>
+          <w:color w:val="666666"/>
+          <w:sz w:val="14"/>
+          <w:szCs w:val="14"/>
+        </w:rPr>
+        <w:t xml:space="preserve">© 2026 SeaVuria and ARES. Aligned with KICD objectives. Developed by SeaVuria; technical implementation by ARES (with AI assistance from Claude). Licensed under </w:t>
+      </w:r>
+      <w:hyperlink w:history="1" r:id="rIdypwaysyk7kuqej2-hvi7k">
+        <w:r>
+          <w:rPr>
+            <w:rFonts w:ascii="Arial" w:cs="Arial" w:eastAsia="Arial" w:hAnsi="Arial"/>
+            <w:color w:val="1F6B75"/>
+            <w:sz w:val="14"/>
+            <w:szCs w:val="14"/>
+            <w:u w:val="single" w:color="1F6B75"/>
+          </w:rPr>
+          <w:t xml:space="preserve">CC BY-NC 4.0</w:t>
+        </w:r>
+      </w:hyperlink>
+      <w:r>
+        <w:rPr>
+          <w:rFonts w:ascii="Arial" w:cs="Arial" w:eastAsia="Arial" w:hAnsi="Arial"/>
+          <w:color w:val="666666"/>
+          <w:sz w:val="14"/>
+          <w:szCs w:val="14"/>
+        </w:rPr>
+        <w:t xml:space="preserve"> (</w:t>
+      </w:r>
+      <w:hyperlink w:history="1" r:id="rIdxrpevuw4rkrjf7mj_phif">
+        <w:r>
+          <w:rPr>
+            <w:rFonts w:ascii="Arial" w:cs="Arial" w:eastAsia="Arial" w:hAnsi="Arial"/>
+            <w:color w:val="1F6B75"/>
+            <w:sz w:val="14"/>
+            <w:szCs w:val="14"/>
+            <w:u w:val="single" w:color="1F6B75"/>
+          </w:rPr>
+          <w:t xml:space="preserve">https://creativecommons.org/licenses/by-nc/4.0/</w:t>
+        </w:r>
+      </w:hyperlink>
+      <w:r>
+        <w:rPr>
+          <w:rFonts w:ascii="Arial" w:cs="Arial" w:eastAsia="Arial" w:hAnsi="Arial"/>
+          <w:color w:val="666666"/>
+          <w:sz w:val="14"/>
+          <w:szCs w:val="14"/>
+        </w:rPr>
+        <w:t xml:space="preserve">).</w:t>
+      </w:r>
+    </w:p>
     <w:p>
       <w:r>
         <w:br w:type="page"/>
@@ -14578,7 +14985,7 @@
             <w:pPr>
               <w:spacing w:after="20" w:before="0"/>
             </w:pPr>
-            <w:hyperlink w:history="1" r:id="rIdwewo6zw-v5sogebdwnkru">
+            <w:hyperlink w:history="1" r:id="rIdsjdh2c2aqn1ehrlam8zhc">
               <w:r>
                 <w:rPr>
                   <w:rFonts w:ascii="Arial" w:cs="Arial" w:eastAsia="Arial" w:hAnsi="Arial"/>
@@ -14611,7 +15018,7 @@
               <w:spacing w:after="10" w:before="0"/>
               <w:ind w:left="120"/>
             </w:pPr>
-            <w:hyperlink w:history="1" r:id="rIdstd6scs7dsilecq0xz-nl">
+            <w:hyperlink w:history="1" r:id="rIdb8huf4sbhrp4nhaalape1">
               <w:r>
                 <w:rPr>
                   <w:rFonts w:ascii="Arial" w:cs="Arial" w:eastAsia="Arial" w:hAnsi="Arial"/>
@@ -14656,7 +15063,7 @@
             <w:pPr>
               <w:spacing w:after="20" w:before="0"/>
             </w:pPr>
-            <w:hyperlink w:history="1" r:id="rIdph7rsxyjxi1j4tifmlhui">
+            <w:hyperlink w:history="1" r:id="rIdemdha754j0mg-lmctc-rh">
               <w:r>
                 <w:rPr>
                   <w:rFonts w:ascii="Arial" w:cs="Arial" w:eastAsia="Arial" w:hAnsi="Arial"/>
@@ -14689,7 +15096,7 @@
               <w:spacing w:after="10" w:before="0"/>
               <w:ind w:left="120"/>
             </w:pPr>
-            <w:hyperlink w:history="1" r:id="rIddz4quny9inievrjxgnlue">
+            <w:hyperlink w:history="1" r:id="rIdcriplu0llfax6oxhzr66r">
               <w:r>
                 <w:rPr>
                   <w:rFonts w:ascii="Arial" w:cs="Arial" w:eastAsia="Arial" w:hAnsi="Arial"/>
@@ -14884,7 +15291,7 @@
             <w:pPr>
               <w:spacing w:after="20" w:before="0"/>
             </w:pPr>
-            <w:hyperlink w:history="1" r:id="rIdgv0hptdnobitz6mudyq9d">
+            <w:hyperlink w:history="1" r:id="rIdksnisve4eu36gyqmhtqod">
               <w:r>
                 <w:rPr>
                   <w:rFonts w:ascii="Arial" w:cs="Arial" w:eastAsia="Arial" w:hAnsi="Arial"/>
@@ -14917,7 +15324,7 @@
               <w:spacing w:after="10" w:before="0"/>
               <w:ind w:left="120"/>
             </w:pPr>
-            <w:hyperlink w:history="1" r:id="rId1zcwbsmx5mst3bjsq-zno">
+            <w:hyperlink w:history="1" r:id="rIdb2xf0jpdvp5lsdgxzlj1m">
               <w:r>
                 <w:rPr>
                   <w:rFonts w:ascii="Arial" w:cs="Arial" w:eastAsia="Arial" w:hAnsi="Arial"/>
@@ -14962,7 +15369,7 @@
             <w:pPr>
               <w:spacing w:after="20" w:before="0"/>
             </w:pPr>
-            <w:hyperlink w:history="1" r:id="rIdpbphov0ba5wjebg5sgdll">
+            <w:hyperlink w:history="1" r:id="rIdir_qfc3hgimveloqrugdn">
               <w:r>
                 <w:rPr>
                   <w:rFonts w:ascii="Arial" w:cs="Arial" w:eastAsia="Arial" w:hAnsi="Arial"/>
@@ -14995,7 +15402,7 @@
               <w:spacing w:after="10" w:before="0"/>
               <w:ind w:left="120"/>
             </w:pPr>
-            <w:hyperlink w:history="1" r:id="rIdske8qyphmcu2k5tqzjrqe">
+            <w:hyperlink w:history="1" r:id="rId1i8pmhyq_lllxnaoqlyf_">
               <w:r>
                 <w:rPr>
                   <w:rFonts w:ascii="Arial" w:cs="Arial" w:eastAsia="Arial" w:hAnsi="Arial"/>
@@ -15190,7 +15597,7 @@
             <w:pPr>
               <w:spacing w:after="20" w:before="0"/>
             </w:pPr>
-            <w:hyperlink w:history="1" r:id="rIdcvizuaxsn7whxvrhwm9zh">
+            <w:hyperlink w:history="1" r:id="rIdh8vnwcdgmgim6rrzhoybb">
               <w:r>
                 <w:rPr>
                   <w:rFonts w:ascii="Arial" w:cs="Arial" w:eastAsia="Arial" w:hAnsi="Arial"/>
@@ -15223,7 +15630,7 @@
               <w:spacing w:after="10" w:before="0"/>
               <w:ind w:left="120"/>
             </w:pPr>
-            <w:hyperlink w:history="1" r:id="rIdqnl3edynjj42uk0jg7m4i">
+            <w:hyperlink w:history="1" r:id="rIdkmshkmpustbp4h4rwehfu">
               <w:r>
                 <w:rPr>
                   <w:rFonts w:ascii="Arial" w:cs="Arial" w:eastAsia="Arial" w:hAnsi="Arial"/>
@@ -15268,7 +15675,7 @@
             <w:pPr>
               <w:spacing w:after="20" w:before="0"/>
             </w:pPr>
-            <w:hyperlink w:history="1" r:id="rId4gbbhzhqszfihhas3mzyt">
+            <w:hyperlink w:history="1" r:id="rId1xwlmvltkkr0snex_ykcs">
               <w:r>
                 <w:rPr>
                   <w:rFonts w:ascii="Arial" w:cs="Arial" w:eastAsia="Arial" w:hAnsi="Arial"/>
@@ -15301,7 +15708,7 @@
               <w:spacing w:after="10" w:before="0"/>
               <w:ind w:left="120"/>
             </w:pPr>
-            <w:hyperlink w:history="1" r:id="rId5jkz77z_ttuiikgxa73qm">
+            <w:hyperlink w:history="1" r:id="rId0gn-mqc4xp466-ak6361g">
               <w:r>
                 <w:rPr>
                   <w:rFonts w:ascii="Arial" w:cs="Arial" w:eastAsia="Arial" w:hAnsi="Arial"/>
@@ -15496,7 +15903,7 @@
             <w:pPr>
               <w:spacing w:after="20" w:before="0"/>
             </w:pPr>
-            <w:hyperlink w:history="1" r:id="rIdaldwcyt0mb0r_6wxmgub_">
+            <w:hyperlink w:history="1" r:id="rIdd4ubd0rywwhkyulzyeqal">
               <w:r>
                 <w:rPr>
                   <w:rFonts w:ascii="Arial" w:cs="Arial" w:eastAsia="Arial" w:hAnsi="Arial"/>
@@ -15529,7 +15936,7 @@
               <w:spacing w:after="10" w:before="0"/>
               <w:ind w:left="120"/>
             </w:pPr>
-            <w:hyperlink w:history="1" r:id="rIdkxrgyphe05dgtm27o_arw">
+            <w:hyperlink w:history="1" r:id="rIdxbhsduz81o4yg_04lpj3s">
               <w:r>
                 <w:rPr>
                   <w:rFonts w:ascii="Arial" w:cs="Arial" w:eastAsia="Arial" w:hAnsi="Arial"/>
@@ -15574,7 +15981,7 @@
             <w:pPr>
               <w:spacing w:after="20" w:before="0"/>
             </w:pPr>
-            <w:hyperlink w:history="1" r:id="rIdlfm8pyibixrpikranmqc3">
+            <w:hyperlink w:history="1" r:id="rIdpnih-qgztqudu_lg9c0gv">
               <w:r>
                 <w:rPr>
                   <w:rFonts w:ascii="Arial" w:cs="Arial" w:eastAsia="Arial" w:hAnsi="Arial"/>
@@ -15607,7 +16014,7 @@
               <w:spacing w:after="10" w:before="0"/>
               <w:ind w:left="120"/>
             </w:pPr>
-            <w:hyperlink w:history="1" r:id="rIdro_qe5fbqfnyiv6gbfeok">
+            <w:hyperlink w:history="1" r:id="rIdvh-hmuz5szmmz6jgh9fyr">
               <w:r>
                 <w:rPr>
                   <w:rFonts w:ascii="Arial" w:cs="Arial" w:eastAsia="Arial" w:hAnsi="Arial"/>
@@ -15802,7 +16209,7 @@
             <w:pPr>
               <w:spacing w:after="20" w:before="0"/>
             </w:pPr>
-            <w:hyperlink w:history="1" r:id="rId6fxrsv1nzukur2szhqe6t">
+            <w:hyperlink w:history="1" r:id="rIdxegtakcv4nmaw5nkjfjr2">
               <w:r>
                 <w:rPr>
                   <w:rFonts w:ascii="Arial" w:cs="Arial" w:eastAsia="Arial" w:hAnsi="Arial"/>
@@ -15835,7 +16242,7 @@
               <w:spacing w:after="10" w:before="0"/>
               <w:ind w:left="120"/>
             </w:pPr>
-            <w:hyperlink w:history="1" r:id="rId23um-3pldxsfbn2tt-keo">
+            <w:hyperlink w:history="1" r:id="rIdpeovzauatmecqx--kzrmt">
               <w:r>
                 <w:rPr>
                   <w:rFonts w:ascii="Arial" w:cs="Arial" w:eastAsia="Arial" w:hAnsi="Arial"/>
@@ -15880,7 +16287,7 @@
             <w:pPr>
               <w:spacing w:after="20" w:before="0"/>
             </w:pPr>
-            <w:hyperlink w:history="1" r:id="rIdzxw0bzxm1tj2s185hknsi">
+            <w:hyperlink w:history="1" r:id="rId8n-09ki5q_l8lg1e8bhiw">
               <w:r>
                 <w:rPr>
                   <w:rFonts w:ascii="Arial" w:cs="Arial" w:eastAsia="Arial" w:hAnsi="Arial"/>
@@ -15913,7 +16320,7 @@
               <w:spacing w:after="10" w:before="0"/>
               <w:ind w:left="120"/>
             </w:pPr>
-            <w:hyperlink w:history="1" r:id="rId791jh635vvzngmxvgoouy">
+            <w:hyperlink w:history="1" r:id="rIdwzz1qvvmp_s7t8cyfhcfx">
               <w:r>
                 <w:rPr>
                   <w:rFonts w:ascii="Arial" w:cs="Arial" w:eastAsia="Arial" w:hAnsi="Arial"/>
@@ -16409,6 +16816,65 @@
         </w:tc>
       </w:tr>
     </w:tbl>
+    <w:p>
+      <w:pPr>
+        <w:pBdr>
+          <w:top w:val="single" w:color="BBBBBB" w:sz="4" w:space="4"/>
+        </w:pBdr>
+        <w:spacing w:after="0" w:before="160"/>
+      </w:pPr>
+      <w:r>
+        <w:rPr>
+          <w:rFonts w:ascii="Arial" w:cs="Arial" w:eastAsia="Arial" w:hAnsi="Arial"/>
+          <w:color w:val="666666"/>
+          <w:sz w:val="14"/>
+          <w:szCs w:val="14"/>
+        </w:rPr>
+        <w:t xml:space="preserve">© 2026 SeaVuria and ARES. Aligned with KICD objectives. Developed by SeaVuria; technical implementation by ARES (with AI assistance from Claude). Licensed under </w:t>
+      </w:r>
+      <w:hyperlink w:history="1" r:id="rIdsdi7v4mjfvx5_cuvm82ou">
+        <w:r>
+          <w:rPr>
+            <w:rFonts w:ascii="Arial" w:cs="Arial" w:eastAsia="Arial" w:hAnsi="Arial"/>
+            <w:color w:val="1F6B75"/>
+            <w:sz w:val="14"/>
+            <w:szCs w:val="14"/>
+            <w:u w:val="single" w:color="1F6B75"/>
+          </w:rPr>
+          <w:t xml:space="preserve">CC BY-NC 4.0</w:t>
+        </w:r>
+      </w:hyperlink>
+      <w:r>
+        <w:rPr>
+          <w:rFonts w:ascii="Arial" w:cs="Arial" w:eastAsia="Arial" w:hAnsi="Arial"/>
+          <w:color w:val="666666"/>
+          <w:sz w:val="14"/>
+          <w:szCs w:val="14"/>
+        </w:rPr>
+        <w:t xml:space="preserve"> (</w:t>
+      </w:r>
+      <w:hyperlink w:history="1" r:id="rIdslyloypockgn5mxmibb3e">
+        <w:r>
+          <w:rPr>
+            <w:rFonts w:ascii="Arial" w:cs="Arial" w:eastAsia="Arial" w:hAnsi="Arial"/>
+            <w:color w:val="1F6B75"/>
+            <w:sz w:val="14"/>
+            <w:szCs w:val="14"/>
+            <w:u w:val="single" w:color="1F6B75"/>
+          </w:rPr>
+          <w:t xml:space="preserve">https://creativecommons.org/licenses/by-nc/4.0/</w:t>
+        </w:r>
+      </w:hyperlink>
+      <w:r>
+        <w:rPr>
+          <w:rFonts w:ascii="Arial" w:cs="Arial" w:eastAsia="Arial" w:hAnsi="Arial"/>
+          <w:color w:val="666666"/>
+          <w:sz w:val="14"/>
+          <w:szCs w:val="14"/>
+        </w:rPr>
+        <w:t xml:space="preserve">).</w:t>
+      </w:r>
+    </w:p>
     <w:p>
       <w:r>
         <w:br w:type="page"/>
@@ -17417,7 +17883,7 @@
               <w:spacing w:after="10" w:before="0"/>
               <w:ind w:left="120"/>
             </w:pPr>
-            <w:hyperlink w:history="1" r:id="rIdvrtatuha-f7ewakqgt3uw">
+            <w:hyperlink w:history="1" r:id="rIdcqq5i3dq_vl2jykyxxhj7">
               <w:r>
                 <w:rPr>
                   <w:rFonts w:ascii="Arial" w:cs="Arial" w:eastAsia="Arial" w:hAnsi="Arial"/>
@@ -17494,7 +17960,7 @@
               <w:spacing w:after="10" w:before="0"/>
               <w:ind w:left="120"/>
             </w:pPr>
-            <w:hyperlink w:history="1" r:id="rIdafmhochyyltwsb0dduii7">
+            <w:hyperlink w:history="1" r:id="rIdnkyeq9eljqoj_kl5hlhkb">
               <w:r>
                 <w:rPr>
                   <w:rFonts w:ascii="Arial" w:cs="Arial" w:eastAsia="Arial" w:hAnsi="Arial"/>
@@ -17721,7 +18187,7 @@
               <w:spacing w:after="10" w:before="0"/>
               <w:ind w:left="120"/>
             </w:pPr>
-            <w:hyperlink w:history="1" r:id="rIdnmscf3loktflwy7vmmdsp">
+            <w:hyperlink w:history="1" r:id="rIdbtkltcjc894tvs_8z8gdb">
               <w:r>
                 <w:rPr>
                   <w:rFonts w:ascii="Arial" w:cs="Arial" w:eastAsia="Arial" w:hAnsi="Arial"/>
@@ -17798,7 +18264,7 @@
               <w:spacing w:after="10" w:before="0"/>
               <w:ind w:left="120"/>
             </w:pPr>
-            <w:hyperlink w:history="1" r:id="rIdhva4gwmy9qtwnrq7rsitq">
+            <w:hyperlink w:history="1" r:id="rId7nzajmmt4fa-a7cma3bhf">
               <w:r>
                 <w:rPr>
                   <w:rFonts w:ascii="Arial" w:cs="Arial" w:eastAsia="Arial" w:hAnsi="Arial"/>
@@ -18025,7 +18491,7 @@
               <w:spacing w:after="10" w:before="0"/>
               <w:ind w:left="120"/>
             </w:pPr>
-            <w:hyperlink w:history="1" r:id="rIdo0jmuktkc6kllsf_kuu4f">
+            <w:hyperlink w:history="1" r:id="rIdbcwgpajpgesg3aaekt7tu">
               <w:r>
                 <w:rPr>
                   <w:rFonts w:ascii="Arial" w:cs="Arial" w:eastAsia="Arial" w:hAnsi="Arial"/>
@@ -18102,7 +18568,7 @@
               <w:spacing w:after="10" w:before="0"/>
               <w:ind w:left="120"/>
             </w:pPr>
-            <w:hyperlink w:history="1" r:id="rIdmrc-eu1c2pess5upljk47">
+            <w:hyperlink w:history="1" r:id="rId_h2pgifxcpzxv3unoniyj">
               <w:r>
                 <w:rPr>
                   <w:rFonts w:ascii="Arial" w:cs="Arial" w:eastAsia="Arial" w:hAnsi="Arial"/>
@@ -18329,7 +18795,7 @@
               <w:spacing w:after="10" w:before="0"/>
               <w:ind w:left="120"/>
             </w:pPr>
-            <w:hyperlink w:history="1" r:id="rIdase20cuh25cexa2mldagf">
+            <w:hyperlink w:history="1" r:id="rId2iai-hf1wmvyqvvtotvjq">
               <w:r>
                 <w:rPr>
                   <w:rFonts w:ascii="Arial" w:cs="Arial" w:eastAsia="Arial" w:hAnsi="Arial"/>
@@ -18406,7 +18872,7 @@
               <w:spacing w:after="10" w:before="0"/>
               <w:ind w:left="120"/>
             </w:pPr>
-            <w:hyperlink w:history="1" r:id="rId1pqmcdhotct1rol_0lxnm">
+            <w:hyperlink w:history="1" r:id="rIdsrrbju_xzu0ur5ilw0vw4">
               <w:r>
                 <w:rPr>
                   <w:rFonts w:ascii="Arial" w:cs="Arial" w:eastAsia="Arial" w:hAnsi="Arial"/>
@@ -18633,7 +19099,7 @@
               <w:spacing w:after="10" w:before="0"/>
               <w:ind w:left="120"/>
             </w:pPr>
-            <w:hyperlink w:history="1" r:id="rIdom_g9cszyxaefd1acy5di">
+            <w:hyperlink w:history="1" r:id="rIdppov-nvx_pidnc2rapfqw">
               <w:r>
                 <w:rPr>
                   <w:rFonts w:ascii="Arial" w:cs="Arial" w:eastAsia="Arial" w:hAnsi="Arial"/>
@@ -18710,7 +19176,7 @@
               <w:spacing w:after="10" w:before="0"/>
               <w:ind w:left="120"/>
             </w:pPr>
-            <w:hyperlink w:history="1" r:id="rId9j3ud38inbnwjduh3o5oe">
+            <w:hyperlink w:history="1" r:id="rIdcjmpyp4rephmn5cq47yen">
               <w:r>
                 <w:rPr>
                   <w:rFonts w:ascii="Arial" w:cs="Arial" w:eastAsia="Arial" w:hAnsi="Arial"/>
@@ -19221,6 +19687,65 @@
         </w:tc>
       </w:tr>
     </w:tbl>
+    <w:p>
+      <w:pPr>
+        <w:pBdr>
+          <w:top w:val="single" w:color="BBBBBB" w:sz="4" w:space="4"/>
+        </w:pBdr>
+        <w:spacing w:after="0" w:before="160"/>
+      </w:pPr>
+      <w:r>
+        <w:rPr>
+          <w:rFonts w:ascii="Arial" w:cs="Arial" w:eastAsia="Arial" w:hAnsi="Arial"/>
+          <w:color w:val="666666"/>
+          <w:sz w:val="14"/>
+          <w:szCs w:val="14"/>
+        </w:rPr>
+        <w:t xml:space="preserve">© 2026 SeaVuria and ARES. Aligned with KICD objectives. Developed by SeaVuria; technical implementation by ARES (with AI assistance from Claude). Licensed under </w:t>
+      </w:r>
+      <w:hyperlink w:history="1" r:id="rIdenn72rkmlums1w64yoh92">
+        <w:r>
+          <w:rPr>
+            <w:rFonts w:ascii="Arial" w:cs="Arial" w:eastAsia="Arial" w:hAnsi="Arial"/>
+            <w:color w:val="1F6B75"/>
+            <w:sz w:val="14"/>
+            <w:szCs w:val="14"/>
+            <w:u w:val="single" w:color="1F6B75"/>
+          </w:rPr>
+          <w:t xml:space="preserve">CC BY-NC 4.0</w:t>
+        </w:r>
+      </w:hyperlink>
+      <w:r>
+        <w:rPr>
+          <w:rFonts w:ascii="Arial" w:cs="Arial" w:eastAsia="Arial" w:hAnsi="Arial"/>
+          <w:color w:val="666666"/>
+          <w:sz w:val="14"/>
+          <w:szCs w:val="14"/>
+        </w:rPr>
+        <w:t xml:space="preserve"> (</w:t>
+      </w:r>
+      <w:hyperlink w:history="1" r:id="rIdmwjmz7jjs_ruknun2qzu0">
+        <w:r>
+          <w:rPr>
+            <w:rFonts w:ascii="Arial" w:cs="Arial" w:eastAsia="Arial" w:hAnsi="Arial"/>
+            <w:color w:val="1F6B75"/>
+            <w:sz w:val="14"/>
+            <w:szCs w:val="14"/>
+            <w:u w:val="single" w:color="1F6B75"/>
+          </w:rPr>
+          <w:t xml:space="preserve">https://creativecommons.org/licenses/by-nc/4.0/</w:t>
+        </w:r>
+      </w:hyperlink>
+      <w:r>
+        <w:rPr>
+          <w:rFonts w:ascii="Arial" w:cs="Arial" w:eastAsia="Arial" w:hAnsi="Arial"/>
+          <w:color w:val="666666"/>
+          <w:sz w:val="14"/>
+          <w:szCs w:val="14"/>
+        </w:rPr>
+        <w:t xml:space="preserve">).</w:t>
+      </w:r>
+    </w:p>
     <w:p>
       <w:r>
         <w:br w:type="page"/>
@@ -20212,7 +20737,7 @@
             <w:pPr>
               <w:spacing w:after="20" w:before="0"/>
             </w:pPr>
-            <w:hyperlink w:history="1" r:id="rIdfaeli0eunbg_y8riu65pr">
+            <w:hyperlink w:history="1" r:id="rId1aflpphgk3w0jpivwjudc">
               <w:r>
                 <w:rPr>
                   <w:rFonts w:ascii="Arial" w:cs="Arial" w:eastAsia="Arial" w:hAnsi="Arial"/>
@@ -20245,7 +20770,7 @@
               <w:spacing w:after="10" w:before="0"/>
               <w:ind w:left="120"/>
             </w:pPr>
-            <w:hyperlink w:history="1" r:id="rIdwi3jezyjfht1l3nauw666">
+            <w:hyperlink w:history="1" r:id="rIdcrnvgevxkt5c1ueeoo7kl">
               <w:r>
                 <w:rPr>
                   <w:rFonts w:ascii="Arial" w:cs="Arial" w:eastAsia="Arial" w:hAnsi="Arial"/>
@@ -20307,7 +20832,7 @@
               <w:spacing w:after="10" w:before="0"/>
               <w:ind w:left="120"/>
             </w:pPr>
-            <w:hyperlink w:history="1" r:id="rId5nthfxndvyaqn-gayydkk">
+            <w:hyperlink w:history="1" r:id="rIdeig6zuutydvpxsmvlrd0w">
               <w:r>
                 <w:rPr>
                   <w:rFonts w:ascii="Arial" w:cs="Arial" w:eastAsia="Arial" w:hAnsi="Arial"/>
@@ -20517,7 +21042,7 @@
             <w:pPr>
               <w:spacing w:after="20" w:before="0"/>
             </w:pPr>
-            <w:hyperlink w:history="1" r:id="rIdiyps6ymverxdejy6qxd2i">
+            <w:hyperlink w:history="1" r:id="rIdc7cjtpkk3et2321acjd7t">
               <w:r>
                 <w:rPr>
                   <w:rFonts w:ascii="Arial" w:cs="Arial" w:eastAsia="Arial" w:hAnsi="Arial"/>
@@ -20550,7 +21075,7 @@
               <w:spacing w:after="10" w:before="0"/>
               <w:ind w:left="120"/>
             </w:pPr>
-            <w:hyperlink w:history="1" r:id="rIdv9b85lqr6qfo6_whfu2ys">
+            <w:hyperlink w:history="1" r:id="rIdoleb_c8uqa-khql4y7nkv">
               <w:r>
                 <w:rPr>
                   <w:rFonts w:ascii="Arial" w:cs="Arial" w:eastAsia="Arial" w:hAnsi="Arial"/>
@@ -20612,7 +21137,7 @@
               <w:spacing w:after="10" w:before="0"/>
               <w:ind w:left="120"/>
             </w:pPr>
-            <w:hyperlink w:history="1" r:id="rIdckrii5xooi_actpf43ebr">
+            <w:hyperlink w:history="1" r:id="rIdjgjbm7rmadcaj67dfrgea">
               <w:r>
                 <w:rPr>
                   <w:rFonts w:ascii="Arial" w:cs="Arial" w:eastAsia="Arial" w:hAnsi="Arial"/>
@@ -20822,7 +21347,7 @@
             <w:pPr>
               <w:spacing w:after="20" w:before="0"/>
             </w:pPr>
-            <w:hyperlink w:history="1" r:id="rId3hxgd8pacwb9whwu6cw0p">
+            <w:hyperlink w:history="1" r:id="rIdof9pywxo7zt0aagjcoyar">
               <w:r>
                 <w:rPr>
                   <w:rFonts w:ascii="Arial" w:cs="Arial" w:eastAsia="Arial" w:hAnsi="Arial"/>
@@ -20855,7 +21380,7 @@
               <w:spacing w:after="10" w:before="0"/>
               <w:ind w:left="120"/>
             </w:pPr>
-            <w:hyperlink w:history="1" r:id="rIdcp-yr4zbsbkfnhe-miyj4">
+            <w:hyperlink w:history="1" r:id="rId_3xb4heif5mkb3s5gyu6c">
               <w:r>
                 <w:rPr>
                   <w:rFonts w:ascii="Arial" w:cs="Arial" w:eastAsia="Arial" w:hAnsi="Arial"/>
@@ -20917,7 +21442,7 @@
               <w:spacing w:after="10" w:before="0"/>
               <w:ind w:left="120"/>
             </w:pPr>
-            <w:hyperlink w:history="1" r:id="rIdtt2bvh7_di3fukcqpeoqo">
+            <w:hyperlink w:history="1" r:id="rIdsx2jm5rzom7dqwaipenpy">
               <w:r>
                 <w:rPr>
                   <w:rFonts w:ascii="Arial" w:cs="Arial" w:eastAsia="Arial" w:hAnsi="Arial"/>
@@ -21127,7 +21652,7 @@
             <w:pPr>
               <w:spacing w:after="20" w:before="0"/>
             </w:pPr>
-            <w:hyperlink w:history="1" r:id="rIdnktjntu3oymfr0n5j4opx">
+            <w:hyperlink w:history="1" r:id="rIdwj72m4qlqfexkxodu4pgl">
               <w:r>
                 <w:rPr>
                   <w:rFonts w:ascii="Arial" w:cs="Arial" w:eastAsia="Arial" w:hAnsi="Arial"/>
@@ -21160,7 +21685,7 @@
               <w:spacing w:after="10" w:before="0"/>
               <w:ind w:left="120"/>
             </w:pPr>
-            <w:hyperlink w:history="1" r:id="rIdpmtml1gwfowj98h-0ucsz">
+            <w:hyperlink w:history="1" r:id="rIdiidzzmejjhqxdjyfod9ei">
               <w:r>
                 <w:rPr>
                   <w:rFonts w:ascii="Arial" w:cs="Arial" w:eastAsia="Arial" w:hAnsi="Arial"/>
@@ -21222,7 +21747,7 @@
               <w:spacing w:after="10" w:before="0"/>
               <w:ind w:left="120"/>
             </w:pPr>
-            <w:hyperlink w:history="1" r:id="rIdd6ip_xm4deld9ldv90n7h">
+            <w:hyperlink w:history="1" r:id="rIdunxvsulvdixcnw3lghr8q">
               <w:r>
                 <w:rPr>
                   <w:rFonts w:ascii="Arial" w:cs="Arial" w:eastAsia="Arial" w:hAnsi="Arial"/>
@@ -21432,7 +21957,7 @@
             <w:pPr>
               <w:spacing w:after="20" w:before="0"/>
             </w:pPr>
-            <w:hyperlink w:history="1" r:id="rIds7y1-fsev1gmflwhgmkww">
+            <w:hyperlink w:history="1" r:id="rIdfhs4k0p-gc_xz6qanmxac">
               <w:r>
                 <w:rPr>
                   <w:rFonts w:ascii="Arial" w:cs="Arial" w:eastAsia="Arial" w:hAnsi="Arial"/>
@@ -21465,7 +21990,7 @@
               <w:spacing w:after="10" w:before="0"/>
               <w:ind w:left="120"/>
             </w:pPr>
-            <w:hyperlink w:history="1" r:id="rIdkxaw8cmol2dlwnoq7rmzn">
+            <w:hyperlink w:history="1" r:id="rIdabadhfa0ejm_irxbispnb">
               <w:r>
                 <w:rPr>
                   <w:rFonts w:ascii="Arial" w:cs="Arial" w:eastAsia="Arial" w:hAnsi="Arial"/>
@@ -21527,7 +22052,7 @@
               <w:spacing w:after="10" w:before="0"/>
               <w:ind w:left="120"/>
             </w:pPr>
-            <w:hyperlink w:history="1" r:id="rId4t3bwd4zvmwpupzsm1um9">
+            <w:hyperlink w:history="1" r:id="rIdxeaqght1zhm6qfynyvkfu">
               <w:r>
                 <w:rPr>
                   <w:rFonts w:ascii="Arial" w:cs="Arial" w:eastAsia="Arial" w:hAnsi="Arial"/>
@@ -22038,6 +22563,65 @@
         </w:tc>
       </w:tr>
     </w:tbl>
+    <w:p>
+      <w:pPr>
+        <w:pBdr>
+          <w:top w:val="single" w:color="BBBBBB" w:sz="4" w:space="4"/>
+        </w:pBdr>
+        <w:spacing w:after="0" w:before="160"/>
+      </w:pPr>
+      <w:r>
+        <w:rPr>
+          <w:rFonts w:ascii="Arial" w:cs="Arial" w:eastAsia="Arial" w:hAnsi="Arial"/>
+          <w:color w:val="666666"/>
+          <w:sz w:val="14"/>
+          <w:szCs w:val="14"/>
+        </w:rPr>
+        <w:t xml:space="preserve">© 2026 SeaVuria and ARES. Aligned with KICD objectives. Developed by SeaVuria; technical implementation by ARES (with AI assistance from Claude). Licensed under </w:t>
+      </w:r>
+      <w:hyperlink w:history="1" r:id="rIdkgepp12t7p2bgcbz0fbec">
+        <w:r>
+          <w:rPr>
+            <w:rFonts w:ascii="Arial" w:cs="Arial" w:eastAsia="Arial" w:hAnsi="Arial"/>
+            <w:color w:val="1F6B75"/>
+            <w:sz w:val="14"/>
+            <w:szCs w:val="14"/>
+            <w:u w:val="single" w:color="1F6B75"/>
+          </w:rPr>
+          <w:t xml:space="preserve">CC BY-NC 4.0</w:t>
+        </w:r>
+      </w:hyperlink>
+      <w:r>
+        <w:rPr>
+          <w:rFonts w:ascii="Arial" w:cs="Arial" w:eastAsia="Arial" w:hAnsi="Arial"/>
+          <w:color w:val="666666"/>
+          <w:sz w:val="14"/>
+          <w:szCs w:val="14"/>
+        </w:rPr>
+        <w:t xml:space="preserve"> (</w:t>
+      </w:r>
+      <w:hyperlink w:history="1" r:id="rIddfqnhvbwpondaukt67jwf">
+        <w:r>
+          <w:rPr>
+            <w:rFonts w:ascii="Arial" w:cs="Arial" w:eastAsia="Arial" w:hAnsi="Arial"/>
+            <w:color w:val="1F6B75"/>
+            <w:sz w:val="14"/>
+            <w:szCs w:val="14"/>
+            <w:u w:val="single" w:color="1F6B75"/>
+          </w:rPr>
+          <w:t xml:space="preserve">https://creativecommons.org/licenses/by-nc/4.0/</w:t>
+        </w:r>
+      </w:hyperlink>
+      <w:r>
+        <w:rPr>
+          <w:rFonts w:ascii="Arial" w:cs="Arial" w:eastAsia="Arial" w:hAnsi="Arial"/>
+          <w:color w:val="666666"/>
+          <w:sz w:val="14"/>
+          <w:szCs w:val="14"/>
+        </w:rPr>
+        <w:t xml:space="preserve">).</w:t>
+      </w:r>
+    </w:p>
     <w:p>
       <w:r>
         <w:br w:type="page"/>
@@ -23029,7 +23613,7 @@
             <w:pPr>
               <w:spacing w:after="20" w:before="0"/>
             </w:pPr>
-            <w:hyperlink w:history="1" r:id="rIduwbzmv2zng3ukfkzqroo4">
+            <w:hyperlink w:history="1" r:id="rId_symu12sh67drqduwtq7z">
               <w:r>
                 <w:rPr>
                   <w:rFonts w:ascii="Arial" w:cs="Arial" w:eastAsia="Arial" w:hAnsi="Arial"/>
@@ -23062,7 +23646,7 @@
               <w:spacing w:after="10" w:before="0"/>
               <w:ind w:left="120"/>
             </w:pPr>
-            <w:hyperlink w:history="1" r:id="rIdmw4i1id8g2zx_n30hpyym">
+            <w:hyperlink w:history="1" r:id="rIdijvxzxstfwoy-ti708h1l">
               <w:r>
                 <w:rPr>
                   <w:rFonts w:ascii="Arial" w:cs="Arial" w:eastAsia="Arial" w:hAnsi="Arial"/>
@@ -23124,7 +23708,7 @@
               <w:spacing w:after="10" w:before="0"/>
               <w:ind w:left="120"/>
             </w:pPr>
-            <w:hyperlink w:history="1" r:id="rIdw5_bk3txkl2o0vw_xka-a">
+            <w:hyperlink w:history="1" r:id="rIdp9haar_9rofb3dch_kj7b">
               <w:r>
                 <w:rPr>
                   <w:rFonts w:ascii="Arial" w:cs="Arial" w:eastAsia="Arial" w:hAnsi="Arial"/>
@@ -23334,7 +23918,7 @@
             <w:pPr>
               <w:spacing w:after="20" w:before="0"/>
             </w:pPr>
-            <w:hyperlink w:history="1" r:id="rIdtp3_hmlgy3b8i6s_yevl2">
+            <w:hyperlink w:history="1" r:id="rIdbqmjvs3lzn4pypspijgzu">
               <w:r>
                 <w:rPr>
                   <w:rFonts w:ascii="Arial" w:cs="Arial" w:eastAsia="Arial" w:hAnsi="Arial"/>
@@ -23367,7 +23951,7 @@
               <w:spacing w:after="10" w:before="0"/>
               <w:ind w:left="120"/>
             </w:pPr>
-            <w:hyperlink w:history="1" r:id="rIdynlwrsxf0eayop2a_mokf">
+            <w:hyperlink w:history="1" r:id="rIde6b1d0xuwhca_zfx7fxjg">
               <w:r>
                 <w:rPr>
                   <w:rFonts w:ascii="Arial" w:cs="Arial" w:eastAsia="Arial" w:hAnsi="Arial"/>
@@ -23429,7 +24013,7 @@
               <w:spacing w:after="10" w:before="0"/>
               <w:ind w:left="120"/>
             </w:pPr>
-            <w:hyperlink w:history="1" r:id="rId8po0lwt3b91lmgi7smres">
+            <w:hyperlink w:history="1" r:id="rIdjcitym7hkgqptght70wm_">
               <w:r>
                 <w:rPr>
                   <w:rFonts w:ascii="Arial" w:cs="Arial" w:eastAsia="Arial" w:hAnsi="Arial"/>
@@ -23639,7 +24223,7 @@
             <w:pPr>
               <w:spacing w:after="20" w:before="0"/>
             </w:pPr>
-            <w:hyperlink w:history="1" r:id="rIdmy2qvwb-spxwiycl5p88i">
+            <w:hyperlink w:history="1" r:id="rIdwll2xc4gpcwo8ca0cbkc6">
               <w:r>
                 <w:rPr>
                   <w:rFonts w:ascii="Arial" w:cs="Arial" w:eastAsia="Arial" w:hAnsi="Arial"/>
@@ -23672,7 +24256,7 @@
               <w:spacing w:after="10" w:before="0"/>
               <w:ind w:left="120"/>
             </w:pPr>
-            <w:hyperlink w:history="1" r:id="rId3h4bgpesmnbovuuuzmuzi">
+            <w:hyperlink w:history="1" r:id="rId3t-hb9t0kti_css8jj-hl">
               <w:r>
                 <w:rPr>
                   <w:rFonts w:ascii="Arial" w:cs="Arial" w:eastAsia="Arial" w:hAnsi="Arial"/>
@@ -23734,7 +24318,7 @@
               <w:spacing w:after="10" w:before="0"/>
               <w:ind w:left="120"/>
             </w:pPr>
-            <w:hyperlink w:history="1" r:id="rIdkkx8ozgtqvepeat0kzens">
+            <w:hyperlink w:history="1" r:id="rIdthyognzqk4rxlvzgdlcqa">
               <w:r>
                 <w:rPr>
                   <w:rFonts w:ascii="Arial" w:cs="Arial" w:eastAsia="Arial" w:hAnsi="Arial"/>
@@ -23944,7 +24528,7 @@
             <w:pPr>
               <w:spacing w:after="20" w:before="0"/>
             </w:pPr>
-            <w:hyperlink w:history="1" r:id="rIdui0vwdo30shtlcyulitjg">
+            <w:hyperlink w:history="1" r:id="rIdvxa0jhb7vm1d3g980fvx1">
               <w:r>
                 <w:rPr>
                   <w:rFonts w:ascii="Arial" w:cs="Arial" w:eastAsia="Arial" w:hAnsi="Arial"/>
@@ -23977,7 +24561,7 @@
               <w:spacing w:after="10" w:before="0"/>
               <w:ind w:left="120"/>
             </w:pPr>
-            <w:hyperlink w:history="1" r:id="rId_qf5a4sbpn20qvlg6ttlb">
+            <w:hyperlink w:history="1" r:id="rIdeid1caxjprt7mvi3ntenc">
               <w:r>
                 <w:rPr>
                   <w:rFonts w:ascii="Arial" w:cs="Arial" w:eastAsia="Arial" w:hAnsi="Arial"/>
@@ -24039,7 +24623,7 @@
               <w:spacing w:after="10" w:before="0"/>
               <w:ind w:left="120"/>
             </w:pPr>
-            <w:hyperlink w:history="1" r:id="rIddg7boazcw7_asoev61r6b">
+            <w:hyperlink w:history="1" r:id="rIdfpbcevtcdwesoael6rrip">
               <w:r>
                 <w:rPr>
                   <w:rFonts w:ascii="Arial" w:cs="Arial" w:eastAsia="Arial" w:hAnsi="Arial"/>
@@ -24249,7 +24833,7 @@
             <w:pPr>
               <w:spacing w:after="20" w:before="0"/>
             </w:pPr>
-            <w:hyperlink w:history="1" r:id="rIdy-6tjvl9sk6-yhtrmndit">
+            <w:hyperlink w:history="1" r:id="rId7j-ga6xcczvfrkw0ofqsn">
               <w:r>
                 <w:rPr>
                   <w:rFonts w:ascii="Arial" w:cs="Arial" w:eastAsia="Arial" w:hAnsi="Arial"/>
@@ -24282,7 +24866,7 @@
               <w:spacing w:after="10" w:before="0"/>
               <w:ind w:left="120"/>
             </w:pPr>
-            <w:hyperlink w:history="1" r:id="rIdcbzafdcecvqjsbslh9myz">
+            <w:hyperlink w:history="1" r:id="rIdqgeyobnxdavaby52fluqb">
               <w:r>
                 <w:rPr>
                   <w:rFonts w:ascii="Arial" w:cs="Arial" w:eastAsia="Arial" w:hAnsi="Arial"/>
@@ -24344,7 +24928,7 @@
               <w:spacing w:after="10" w:before="0"/>
               <w:ind w:left="120"/>
             </w:pPr>
-            <w:hyperlink w:history="1" r:id="rIdgc7nlpmgqdl-95ktexyds">
+            <w:hyperlink w:history="1" r:id="rIdax8vxxzamw5dvo9bk1spg">
               <w:r>
                 <w:rPr>
                   <w:rFonts w:ascii="Arial" w:cs="Arial" w:eastAsia="Arial" w:hAnsi="Arial"/>
@@ -24855,6 +25439,65 @@
         </w:tc>
       </w:tr>
     </w:tbl>
+    <w:p>
+      <w:pPr>
+        <w:pBdr>
+          <w:top w:val="single" w:color="BBBBBB" w:sz="4" w:space="4"/>
+        </w:pBdr>
+        <w:spacing w:after="0" w:before="160"/>
+      </w:pPr>
+      <w:r>
+        <w:rPr>
+          <w:rFonts w:ascii="Arial" w:cs="Arial" w:eastAsia="Arial" w:hAnsi="Arial"/>
+          <w:color w:val="666666"/>
+          <w:sz w:val="14"/>
+          <w:szCs w:val="14"/>
+        </w:rPr>
+        <w:t xml:space="preserve">© 2026 SeaVuria and ARES. Aligned with KICD objectives. Developed by SeaVuria; technical implementation by ARES (with AI assistance from Claude). Licensed under </w:t>
+      </w:r>
+      <w:hyperlink w:history="1" r:id="rIdlsilfxsr2z-t2osiswxhh">
+        <w:r>
+          <w:rPr>
+            <w:rFonts w:ascii="Arial" w:cs="Arial" w:eastAsia="Arial" w:hAnsi="Arial"/>
+            <w:color w:val="1F6B75"/>
+            <w:sz w:val="14"/>
+            <w:szCs w:val="14"/>
+            <w:u w:val="single" w:color="1F6B75"/>
+          </w:rPr>
+          <w:t xml:space="preserve">CC BY-NC 4.0</w:t>
+        </w:r>
+      </w:hyperlink>
+      <w:r>
+        <w:rPr>
+          <w:rFonts w:ascii="Arial" w:cs="Arial" w:eastAsia="Arial" w:hAnsi="Arial"/>
+          <w:color w:val="666666"/>
+          <w:sz w:val="14"/>
+          <w:szCs w:val="14"/>
+        </w:rPr>
+        <w:t xml:space="preserve"> (</w:t>
+      </w:r>
+      <w:hyperlink w:history="1" r:id="rIdhx-af_9jxvkbjbrup3eag">
+        <w:r>
+          <w:rPr>
+            <w:rFonts w:ascii="Arial" w:cs="Arial" w:eastAsia="Arial" w:hAnsi="Arial"/>
+            <w:color w:val="1F6B75"/>
+            <w:sz w:val="14"/>
+            <w:szCs w:val="14"/>
+            <w:u w:val="single" w:color="1F6B75"/>
+          </w:rPr>
+          <w:t xml:space="preserve">https://creativecommons.org/licenses/by-nc/4.0/</w:t>
+        </w:r>
+      </w:hyperlink>
+      <w:r>
+        <w:rPr>
+          <w:rFonts w:ascii="Arial" w:cs="Arial" w:eastAsia="Arial" w:hAnsi="Arial"/>
+          <w:color w:val="666666"/>
+          <w:sz w:val="14"/>
+          <w:szCs w:val="14"/>
+        </w:rPr>
+        <w:t xml:space="preserve">).</w:t>
+      </w:r>
+    </w:p>
     <w:p>
       <w:r>
         <w:br w:type="page"/>

--- a/data/outputs/v2/Chemistry/SS2.1_Introduction_to_Salts/Chemistry_Introduction_to_Salts_CBE_LessonSequence.docx
+++ b/data/outputs/v2/Chemistry/SS2.1_Introduction_to_Salts/Chemistry_Introduction_to_Salts_CBE_LessonSequence.docx
@@ -38,6 +38,2061 @@
           <w:szCs w:val="22"/>
         </w:rPr>
         <w:t xml:space="preserve">CBE Phenomenon-Driven Lesson Sequence — Sub-Strand 2.1 (8 Lessons)</w:t>
+      </w:r>
+    </w:p>
+    <w:p>
+      <w:pPr>
+        <w:spacing w:after="120"/>
+      </w:pPr>
+      <w:r>
+        <w:t xml:space="preserve"/>
+      </w:r>
+    </w:p>
+    <w:tbl>
+      <w:tblPr>
+        <w:tblW w:type="dxa" w:w="13680"/>
+        <w:tblBorders>
+          <w:top w:val="single" w:color="AAAAAA" w:sz="4"/>
+          <w:left w:val="single" w:color="AAAAAA" w:sz="4"/>
+          <w:bottom w:val="single" w:color="AAAAAA" w:sz="4"/>
+          <w:right w:val="single" w:color="AAAAAA" w:sz="4"/>
+          <w:insideH w:val="single" w:color="auto" w:sz="4"/>
+          <w:insideV w:val="single" w:color="auto" w:sz="4"/>
+        </w:tblBorders>
+        <w:tblLayout w:type="fixed"/>
+      </w:tblPr>
+      <w:tblGrid>
+        <w:gridCol w:w="3000"/>
+        <w:gridCol w:w="10680"/>
+      </w:tblGrid>
+      <w:tr>
+        <w:tc>
+          <w:tcPr>
+            <w:tcW w:type="dxa" w:w="13680"/>
+            <w:gridSpan w:val="2"/>
+            <w:shd w:fill="1F3864" w:color="auto" w:val="clear"/>
+            <w:tcMar>
+              <w:top w:type="dxa" w:w="60"/>
+              <w:left w:type="dxa" w:w="120"/>
+              <w:bottom w:type="dxa" w:w="60"/>
+              <w:right w:type="dxa" w:w="120"/>
+            </w:tcMar>
+            <w:vAlign w:val="top"/>
+          </w:tcPr>
+          <w:p>
+            <w:pPr>
+              <w:spacing w:after="40" w:before="0"/>
+              <w:jc w:val="center"/>
+            </w:pPr>
+            <w:r>
+              <w:rPr>
+                <w:rFonts w:ascii="Arial" w:cs="Arial" w:eastAsia="Arial" w:hAnsi="Arial"/>
+                <w:b/>
+                <w:bCs/>
+                <w:i w:val="false"/>
+                <w:iCs w:val="false"/>
+                <w:color w:val="FFFFFF"/>
+                <w:sz w:val="22"/>
+                <w:szCs w:val="22"/>
+              </w:rPr>
+              <w:t xml:space="preserve">SUB-STRAND OVERVIEW</w:t>
+            </w:r>
+          </w:p>
+        </w:tc>
+      </w:tr>
+      <w:tr>
+        <w:tc>
+          <w:tcPr>
+            <w:tcW w:type="dxa" w:w="3000"/>
+            <w:shd w:fill="D5E8F0" w:color="auto" w:val="clear"/>
+            <w:tcMar>
+              <w:top w:type="dxa" w:w="60"/>
+              <w:left w:type="dxa" w:w="120"/>
+              <w:bottom w:type="dxa" w:w="60"/>
+              <w:right w:type="dxa" w:w="120"/>
+            </w:tcMar>
+            <w:vAlign w:val="top"/>
+          </w:tcPr>
+          <w:p>
+            <w:pPr>
+              <w:spacing w:after="40" w:before="0"/>
+              <w:jc w:val="left"/>
+            </w:pPr>
+            <w:r>
+              <w:rPr>
+                <w:rFonts w:ascii="Arial" w:cs="Arial" w:eastAsia="Arial" w:hAnsi="Arial"/>
+                <w:b/>
+                <w:bCs/>
+                <w:i w:val="false"/>
+                <w:iCs w:val="false"/>
+                <w:color w:val="000000"/>
+                <w:sz w:val="18"/>
+                <w:szCs w:val="18"/>
+              </w:rPr>
+              <w:t xml:space="preserve">Grade Level</w:t>
+            </w:r>
+          </w:p>
+        </w:tc>
+        <w:tc>
+          <w:tcPr>
+            <w:tcW w:type="dxa" w:w="10680"/>
+            <w:shd w:fill="FFFFFF" w:color="auto" w:val="clear"/>
+            <w:tcMar>
+              <w:top w:type="dxa" w:w="60"/>
+              <w:left w:type="dxa" w:w="120"/>
+              <w:bottom w:type="dxa" w:w="60"/>
+              <w:right w:type="dxa" w:w="120"/>
+            </w:tcMar>
+            <w:vAlign w:val="top"/>
+          </w:tcPr>
+          <w:p>
+            <w:pPr>
+              <w:spacing w:after="40" w:before="0"/>
+              <w:jc w:val="left"/>
+            </w:pPr>
+            <w:r>
+              <w:rPr>
+                <w:rFonts w:ascii="Arial" w:cs="Arial" w:eastAsia="Arial" w:hAnsi="Arial"/>
+                <w:b w:val="false"/>
+                <w:bCs w:val="false"/>
+                <w:i w:val="false"/>
+                <w:iCs w:val="false"/>
+                <w:color w:val="000000"/>
+                <w:sz w:val="18"/>
+                <w:szCs w:val="18"/>
+              </w:rPr>
+              <w:t xml:space="preserve">10</w:t>
+            </w:r>
+          </w:p>
+        </w:tc>
+      </w:tr>
+      <w:tr>
+        <w:tc>
+          <w:tcPr>
+            <w:tcW w:type="dxa" w:w="3000"/>
+            <w:shd w:fill="D5E8F0" w:color="auto" w:val="clear"/>
+            <w:tcMar>
+              <w:top w:type="dxa" w:w="60"/>
+              <w:left w:type="dxa" w:w="120"/>
+              <w:bottom w:type="dxa" w:w="60"/>
+              <w:right w:type="dxa" w:w="120"/>
+            </w:tcMar>
+            <w:vAlign w:val="top"/>
+          </w:tcPr>
+          <w:p>
+            <w:pPr>
+              <w:spacing w:after="40" w:before="0"/>
+              <w:jc w:val="left"/>
+            </w:pPr>
+            <w:r>
+              <w:rPr>
+                <w:rFonts w:ascii="Arial" w:cs="Arial" w:eastAsia="Arial" w:hAnsi="Arial"/>
+                <w:b/>
+                <w:bCs/>
+                <w:i w:val="false"/>
+                <w:iCs w:val="false"/>
+                <w:color w:val="000000"/>
+                <w:sz w:val="18"/>
+                <w:szCs w:val="18"/>
+              </w:rPr>
+              <w:t xml:space="preserve">Subject</w:t>
+            </w:r>
+          </w:p>
+        </w:tc>
+        <w:tc>
+          <w:tcPr>
+            <w:tcW w:type="dxa" w:w="10680"/>
+            <w:shd w:fill="FFFFFF" w:color="auto" w:val="clear"/>
+            <w:tcMar>
+              <w:top w:type="dxa" w:w="60"/>
+              <w:left w:type="dxa" w:w="120"/>
+              <w:bottom w:type="dxa" w:w="60"/>
+              <w:right w:type="dxa" w:w="120"/>
+            </w:tcMar>
+            <w:vAlign w:val="top"/>
+          </w:tcPr>
+          <w:p>
+            <w:pPr>
+              <w:spacing w:after="40" w:before="0"/>
+              <w:jc w:val="left"/>
+            </w:pPr>
+            <w:r>
+              <w:rPr>
+                <w:rFonts w:ascii="Arial" w:cs="Arial" w:eastAsia="Arial" w:hAnsi="Arial"/>
+                <w:b w:val="false"/>
+                <w:bCs w:val="false"/>
+                <w:i w:val="false"/>
+                <w:iCs w:val="false"/>
+                <w:color w:val="000000"/>
+                <w:sz w:val="18"/>
+                <w:szCs w:val="18"/>
+              </w:rPr>
+              <w:t xml:space="preserve">Chemistry</w:t>
+            </w:r>
+          </w:p>
+        </w:tc>
+      </w:tr>
+      <w:tr>
+        <w:tc>
+          <w:tcPr>
+            <w:tcW w:type="dxa" w:w="3000"/>
+            <w:shd w:fill="D5E8F0" w:color="auto" w:val="clear"/>
+            <w:tcMar>
+              <w:top w:type="dxa" w:w="60"/>
+              <w:left w:type="dxa" w:w="120"/>
+              <w:bottom w:type="dxa" w:w="60"/>
+              <w:right w:type="dxa" w:w="120"/>
+            </w:tcMar>
+            <w:vAlign w:val="top"/>
+          </w:tcPr>
+          <w:p>
+            <w:pPr>
+              <w:spacing w:after="40" w:before="0"/>
+              <w:jc w:val="left"/>
+            </w:pPr>
+            <w:r>
+              <w:rPr>
+                <w:rFonts w:ascii="Arial" w:cs="Arial" w:eastAsia="Arial" w:hAnsi="Arial"/>
+                <w:b/>
+                <w:bCs/>
+                <w:i w:val="false"/>
+                <w:iCs w:val="false"/>
+                <w:color w:val="000000"/>
+                <w:sz w:val="18"/>
+                <w:szCs w:val="18"/>
+              </w:rPr>
+              <w:t xml:space="preserve">Strand</w:t>
+            </w:r>
+          </w:p>
+        </w:tc>
+        <w:tc>
+          <w:tcPr>
+            <w:tcW w:type="dxa" w:w="10680"/>
+            <w:shd w:fill="FFFFFF" w:color="auto" w:val="clear"/>
+            <w:tcMar>
+              <w:top w:type="dxa" w:w="60"/>
+              <w:left w:type="dxa" w:w="120"/>
+              <w:bottom w:type="dxa" w:w="60"/>
+              <w:right w:type="dxa" w:w="120"/>
+            </w:tcMar>
+            <w:vAlign w:val="top"/>
+          </w:tcPr>
+          <w:p>
+            <w:pPr>
+              <w:spacing w:after="40" w:before="0"/>
+              <w:jc w:val="left"/>
+            </w:pPr>
+            <w:r>
+              <w:rPr>
+                <w:rFonts w:ascii="Arial" w:cs="Arial" w:eastAsia="Arial" w:hAnsi="Arial"/>
+                <w:b w:val="false"/>
+                <w:bCs w:val="false"/>
+                <w:i w:val="false"/>
+                <w:iCs w:val="false"/>
+                <w:color w:val="000000"/>
+                <w:sz w:val="18"/>
+                <w:szCs w:val="18"/>
+              </w:rPr>
+              <w:t xml:space="preserve">Strand 2.0: Physical Chemistry</w:t>
+            </w:r>
+          </w:p>
+        </w:tc>
+      </w:tr>
+      <w:tr>
+        <w:tc>
+          <w:tcPr>
+            <w:tcW w:type="dxa" w:w="3000"/>
+            <w:shd w:fill="D5E8F0" w:color="auto" w:val="clear"/>
+            <w:tcMar>
+              <w:top w:type="dxa" w:w="60"/>
+              <w:left w:type="dxa" w:w="120"/>
+              <w:bottom w:type="dxa" w:w="60"/>
+              <w:right w:type="dxa" w:w="120"/>
+            </w:tcMar>
+            <w:vAlign w:val="top"/>
+          </w:tcPr>
+          <w:p>
+            <w:pPr>
+              <w:spacing w:after="40" w:before="0"/>
+              <w:jc w:val="left"/>
+            </w:pPr>
+            <w:r>
+              <w:rPr>
+                <w:rFonts w:ascii="Arial" w:cs="Arial" w:eastAsia="Arial" w:hAnsi="Arial"/>
+                <w:b/>
+                <w:bCs/>
+                <w:i w:val="false"/>
+                <w:iCs w:val="false"/>
+                <w:color w:val="000000"/>
+                <w:sz w:val="18"/>
+                <w:szCs w:val="18"/>
+              </w:rPr>
+              <w:t xml:space="preserve">Sub-Strand</w:t>
+            </w:r>
+          </w:p>
+        </w:tc>
+        <w:tc>
+          <w:tcPr>
+            <w:tcW w:type="dxa" w:w="10680"/>
+            <w:shd w:fill="FFFFFF" w:color="auto" w:val="clear"/>
+            <w:tcMar>
+              <w:top w:type="dxa" w:w="60"/>
+              <w:left w:type="dxa" w:w="120"/>
+              <w:bottom w:type="dxa" w:w="60"/>
+              <w:right w:type="dxa" w:w="120"/>
+            </w:tcMar>
+            <w:vAlign w:val="top"/>
+          </w:tcPr>
+          <w:p>
+            <w:pPr>
+              <w:spacing w:after="40" w:before="0"/>
+              <w:jc w:val="left"/>
+            </w:pPr>
+            <w:r>
+              <w:rPr>
+                <w:rFonts w:ascii="Arial" w:cs="Arial" w:eastAsia="Arial" w:hAnsi="Arial"/>
+                <w:b w:val="false"/>
+                <w:bCs w:val="false"/>
+                <w:i w:val="false"/>
+                <w:iCs w:val="false"/>
+                <w:color w:val="000000"/>
+                <w:sz w:val="18"/>
+                <w:szCs w:val="18"/>
+              </w:rPr>
+              <w:t xml:space="preserve">Sub-Strand 2.2: Introduction to Salts</w:t>
+            </w:r>
+          </w:p>
+        </w:tc>
+      </w:tr>
+      <w:tr>
+        <w:tc>
+          <w:tcPr>
+            <w:tcW w:type="dxa" w:w="3000"/>
+            <w:shd w:fill="D5E8F0" w:color="auto" w:val="clear"/>
+            <w:tcMar>
+              <w:top w:type="dxa" w:w="60"/>
+              <w:left w:type="dxa" w:w="120"/>
+              <w:bottom w:type="dxa" w:w="60"/>
+              <w:right w:type="dxa" w:w="120"/>
+            </w:tcMar>
+            <w:vAlign w:val="top"/>
+          </w:tcPr>
+          <w:p>
+            <w:pPr>
+              <w:spacing w:after="40" w:before="0"/>
+              <w:jc w:val="left"/>
+            </w:pPr>
+            <w:r>
+              <w:rPr>
+                <w:rFonts w:ascii="Arial" w:cs="Arial" w:eastAsia="Arial" w:hAnsi="Arial"/>
+                <w:b/>
+                <w:bCs/>
+                <w:i w:val="false"/>
+                <w:iCs w:val="false"/>
+                <w:color w:val="000000"/>
+                <w:sz w:val="18"/>
+                <w:szCs w:val="18"/>
+              </w:rPr>
+              <w:t xml:space="preserve">Total Duration</w:t>
+            </w:r>
+          </w:p>
+        </w:tc>
+        <w:tc>
+          <w:tcPr>
+            <w:tcW w:type="dxa" w:w="10680"/>
+            <w:shd w:fill="FFFFFF" w:color="auto" w:val="clear"/>
+            <w:tcMar>
+              <w:top w:type="dxa" w:w="60"/>
+              <w:left w:type="dxa" w:w="120"/>
+              <w:bottom w:type="dxa" w:w="60"/>
+              <w:right w:type="dxa" w:w="120"/>
+            </w:tcMar>
+            <w:vAlign w:val="top"/>
+          </w:tcPr>
+          <w:p>
+            <w:pPr>
+              <w:spacing w:after="40" w:before="0"/>
+              <w:jc w:val="left"/>
+            </w:pPr>
+            <w:r>
+              <w:rPr>
+                <w:rFonts w:ascii="Arial" w:cs="Arial" w:eastAsia="Arial" w:hAnsi="Arial"/>
+                <w:b w:val="false"/>
+                <w:bCs w:val="false"/>
+                <w:i w:val="false"/>
+                <w:iCs w:val="false"/>
+                <w:color w:val="000000"/>
+                <w:sz w:val="18"/>
+                <w:szCs w:val="18"/>
+              </w:rPr>
+              <w:t xml:space="preserve">8 lessons × 40 minutes = 320 minutes total</w:t>
+            </w:r>
+          </w:p>
+        </w:tc>
+      </w:tr>
+      <w:tr>
+        <w:tc>
+          <w:tcPr>
+            <w:tcW w:type="dxa" w:w="3000"/>
+            <w:shd w:fill="D5E8F0" w:color="auto" w:val="clear"/>
+            <w:tcMar>
+              <w:top w:type="dxa" w:w="60"/>
+              <w:left w:type="dxa" w:w="120"/>
+              <w:bottom w:type="dxa" w:w="60"/>
+              <w:right w:type="dxa" w:w="120"/>
+            </w:tcMar>
+            <w:vAlign w:val="top"/>
+          </w:tcPr>
+          <w:p>
+            <w:pPr>
+              <w:spacing w:after="40" w:before="0"/>
+              <w:jc w:val="left"/>
+            </w:pPr>
+            <w:r>
+              <w:rPr>
+                <w:rFonts w:ascii="Arial" w:cs="Arial" w:eastAsia="Arial" w:hAnsi="Arial"/>
+                <w:b/>
+                <w:bCs/>
+                <w:i w:val="false"/>
+                <w:iCs w:val="false"/>
+                <w:color w:val="000000"/>
+                <w:sz w:val="18"/>
+                <w:szCs w:val="18"/>
+              </w:rPr>
+              <w:t xml:space="preserve">Sub-Strand Content</w:t>
+            </w:r>
+          </w:p>
+        </w:tc>
+        <w:tc>
+          <w:tcPr>
+            <w:tcW w:type="dxa" w:w="10680"/>
+            <w:shd w:fill="FFFFFF" w:color="auto" w:val="clear"/>
+            <w:tcMar>
+              <w:top w:type="dxa" w:w="60"/>
+              <w:left w:type="dxa" w:w="120"/>
+              <w:bottom w:type="dxa" w:w="60"/>
+              <w:right w:type="dxa" w:w="120"/>
+            </w:tcMar>
+            <w:vAlign w:val="top"/>
+          </w:tcPr>
+          <w:p>
+            <w:pPr>
+              <w:spacing w:after="30" w:before="0"/>
+              <w:ind w:left="360" w:hanging="180"/>
+              <w:jc w:val="left"/>
+            </w:pPr>
+            <w:r>
+              <w:rPr>
+                <w:rFonts w:ascii="Arial" w:cs="Arial" w:eastAsia="Arial" w:hAnsi="Arial"/>
+                <w:b w:val="false"/>
+                <w:bCs w:val="false"/>
+                <w:i w:val="false"/>
+                <w:iCs w:val="false"/>
+                <w:color w:val="000000"/>
+                <w:sz w:val="18"/>
+                <w:szCs w:val="18"/>
+              </w:rPr>
+              <w:t xml:space="preserve">–  Types of salts (normal, acidic, basic and double salts)</w:t>
+            </w:r>
+          </w:p>
+          <w:p>
+            <w:pPr>
+              <w:spacing w:after="30" w:before="0"/>
+              <w:ind w:left="360" w:hanging="180"/>
+              <w:jc w:val="left"/>
+            </w:pPr>
+            <w:r>
+              <w:rPr>
+                <w:rFonts w:ascii="Arial" w:cs="Arial" w:eastAsia="Arial" w:hAnsi="Arial"/>
+                <w:b w:val="false"/>
+                <w:bCs w:val="false"/>
+                <w:i w:val="false"/>
+                <w:iCs w:val="false"/>
+                <w:color w:val="000000"/>
+                <w:sz w:val="18"/>
+                <w:szCs w:val="18"/>
+              </w:rPr>
+              <w:t xml:space="preserve">–  Solubility of salts (chlorides, carbonates, nitrates and sulphates)</w:t>
+            </w:r>
+          </w:p>
+          <w:p>
+            <w:pPr>
+              <w:spacing w:after="30" w:before="0"/>
+              <w:ind w:left="360" w:hanging="180"/>
+              <w:jc w:val="left"/>
+            </w:pPr>
+            <w:r>
+              <w:rPr>
+                <w:rFonts w:ascii="Arial" w:cs="Arial" w:eastAsia="Arial" w:hAnsi="Arial"/>
+                <w:b w:val="false"/>
+                <w:bCs w:val="false"/>
+                <w:i w:val="false"/>
+                <w:iCs w:val="false"/>
+                <w:color w:val="000000"/>
+                <w:sz w:val="18"/>
+                <w:szCs w:val="18"/>
+              </w:rPr>
+              <w:t xml:space="preserve">–  Methods of preparation of soluble salts (direct synthesis; reactions between acids and metals; acids and bases; acids and carbonates/hydrogen carbonates)</w:t>
+            </w:r>
+          </w:p>
+          <w:p>
+            <w:pPr>
+              <w:spacing w:after="30" w:before="0"/>
+              <w:ind w:left="360" w:hanging="180"/>
+              <w:jc w:val="left"/>
+            </w:pPr>
+            <w:r>
+              <w:rPr>
+                <w:rFonts w:ascii="Arial" w:cs="Arial" w:eastAsia="Arial" w:hAnsi="Arial"/>
+                <w:b w:val="false"/>
+                <w:bCs w:val="false"/>
+                <w:i w:val="false"/>
+                <w:iCs w:val="false"/>
+                <w:color w:val="000000"/>
+                <w:sz w:val="18"/>
+                <w:szCs w:val="18"/>
+              </w:rPr>
+              <w:t xml:space="preserve">–  Methods of preparation of insoluble salts (direct synthesis; double decomposition/precipitation reaction)</w:t>
+            </w:r>
+          </w:p>
+          <w:p>
+            <w:pPr>
+              <w:spacing w:after="30" w:before="0"/>
+              <w:ind w:left="360" w:hanging="180"/>
+              <w:jc w:val="left"/>
+            </w:pPr>
+            <w:r>
+              <w:rPr>
+                <w:rFonts w:ascii="Arial" w:cs="Arial" w:eastAsia="Arial" w:hAnsi="Arial"/>
+                <w:b w:val="false"/>
+                <w:bCs w:val="false"/>
+                <w:i w:val="false"/>
+                <w:iCs w:val="false"/>
+                <w:color w:val="000000"/>
+                <w:sz w:val="18"/>
+                <w:szCs w:val="18"/>
+              </w:rPr>
+              <w:t xml:space="preserve">–  Writing balanced chemical equations and ionic equations for salt preparation reactions</w:t>
+            </w:r>
+          </w:p>
+          <w:p>
+            <w:pPr>
+              <w:spacing w:after="30" w:before="0"/>
+              <w:ind w:left="360" w:hanging="180"/>
+              <w:jc w:val="left"/>
+            </w:pPr>
+            <w:r>
+              <w:rPr>
+                <w:rFonts w:ascii="Arial" w:cs="Arial" w:eastAsia="Arial" w:hAnsi="Arial"/>
+                <w:b w:val="false"/>
+                <w:bCs w:val="false"/>
+                <w:i w:val="false"/>
+                <w:iCs w:val="false"/>
+                <w:color w:val="000000"/>
+                <w:sz w:val="18"/>
+                <w:szCs w:val="18"/>
+              </w:rPr>
+              <w:t xml:space="preserve">–  Behaviour of salts when exposed to air (hygroscopic, deliquescent and efflorescent salts)</w:t>
+            </w:r>
+          </w:p>
+          <w:p>
+            <w:pPr>
+              <w:spacing w:after="30" w:before="0"/>
+              <w:ind w:left="360" w:hanging="180"/>
+              <w:jc w:val="left"/>
+            </w:pPr>
+            <w:r>
+              <w:rPr>
+                <w:rFonts w:ascii="Arial" w:cs="Arial" w:eastAsia="Arial" w:hAnsi="Arial"/>
+                <w:b w:val="false"/>
+                <w:bCs w:val="false"/>
+                <w:i w:val="false"/>
+                <w:iCs w:val="false"/>
+                <w:color w:val="000000"/>
+                <w:sz w:val="18"/>
+                <w:szCs w:val="18"/>
+              </w:rPr>
+              <w:t xml:space="preserve">–  Uses of salts (agriculture, food industry, medicine, paper industry, paints industry, glass industry, laundry and others)</w:t>
+            </w:r>
+          </w:p>
+        </w:tc>
+      </w:tr>
+      <w:tr>
+        <w:tc>
+          <w:tcPr>
+            <w:tcW w:type="dxa" w:w="3000"/>
+            <w:shd w:fill="D5E8F0" w:color="auto" w:val="clear"/>
+            <w:tcMar>
+              <w:top w:type="dxa" w:w="60"/>
+              <w:left w:type="dxa" w:w="120"/>
+              <w:bottom w:type="dxa" w:w="60"/>
+              <w:right w:type="dxa" w:w="120"/>
+            </w:tcMar>
+            <w:vAlign w:val="top"/>
+          </w:tcPr>
+          <w:p>
+            <w:pPr>
+              <w:spacing w:after="40" w:before="0"/>
+              <w:jc w:val="left"/>
+            </w:pPr>
+            <w:r>
+              <w:rPr>
+                <w:rFonts w:ascii="Arial" w:cs="Arial" w:eastAsia="Arial" w:hAnsi="Arial"/>
+                <w:b/>
+                <w:bCs/>
+                <w:i w:val="false"/>
+                <w:iCs w:val="false"/>
+                <w:color w:val="000000"/>
+                <w:sz w:val="18"/>
+                <w:szCs w:val="18"/>
+              </w:rPr>
+              <w:t xml:space="preserve">Learning Outcomes</w:t>
+            </w:r>
+          </w:p>
+        </w:tc>
+        <w:tc>
+          <w:tcPr>
+            <w:tcW w:type="dxa" w:w="10680"/>
+            <w:shd w:fill="FFFFFF" w:color="auto" w:val="clear"/>
+            <w:tcMar>
+              <w:top w:type="dxa" w:w="60"/>
+              <w:left w:type="dxa" w:w="120"/>
+              <w:bottom w:type="dxa" w:w="60"/>
+              <w:right w:type="dxa" w:w="120"/>
+            </w:tcMar>
+            <w:vAlign w:val="top"/>
+          </w:tcPr>
+          <w:p>
+            <w:pPr>
+              <w:spacing w:after="40" w:before="0"/>
+              <w:jc w:val="left"/>
+            </w:pPr>
+            <w:r>
+              <w:rPr>
+                <w:rFonts w:ascii="Arial" w:cs="Arial" w:eastAsia="Arial" w:hAnsi="Arial"/>
+                <w:b w:val="false"/>
+                <w:bCs w:val="false"/>
+                <w:i w:val="false"/>
+                <w:iCs w:val="false"/>
+                <w:color w:val="000000"/>
+                <w:sz w:val="18"/>
+                <w:szCs w:val="18"/>
+              </w:rPr>
+              <w:t xml:space="preserve">By the end of the sub-strand, the learner should be able to:</w:t>
+            </w:r>
+          </w:p>
+          <w:p>
+            <w:pPr>
+              <w:spacing w:after="40" w:before="0"/>
+              <w:jc w:val="left"/>
+            </w:pPr>
+            <w:r>
+              <w:rPr>
+                <w:rFonts w:ascii="Arial" w:cs="Arial" w:eastAsia="Arial" w:hAnsi="Arial"/>
+                <w:b w:val="false"/>
+                <w:bCs w:val="false"/>
+                <w:i w:val="false"/>
+                <w:iCs w:val="false"/>
+                <w:color w:val="000000"/>
+                <w:sz w:val="18"/>
+                <w:szCs w:val="18"/>
+              </w:rPr>
+              <w:t xml:space="preserve">a) classify different salts based on their properties,</w:t>
+            </w:r>
+          </w:p>
+          <w:p>
+            <w:pPr>
+              <w:spacing w:after="40" w:before="0"/>
+              <w:jc w:val="left"/>
+            </w:pPr>
+            <w:r>
+              <w:rPr>
+                <w:rFonts w:ascii="Arial" w:cs="Arial" w:eastAsia="Arial" w:hAnsi="Arial"/>
+                <w:b w:val="false"/>
+                <w:bCs w:val="false"/>
+                <w:i w:val="false"/>
+                <w:iCs w:val="false"/>
+                <w:color w:val="000000"/>
+                <w:sz w:val="18"/>
+                <w:szCs w:val="18"/>
+              </w:rPr>
+              <w:t xml:space="preserve">b) prepare salts using appropriate methods in the laboratory,</w:t>
+            </w:r>
+          </w:p>
+          <w:p>
+            <w:pPr>
+              <w:spacing w:after="40" w:before="0"/>
+              <w:jc w:val="left"/>
+            </w:pPr>
+            <w:r>
+              <w:rPr>
+                <w:rFonts w:ascii="Arial" w:cs="Arial" w:eastAsia="Arial" w:hAnsi="Arial"/>
+                <w:b w:val="false"/>
+                <w:bCs w:val="false"/>
+                <w:i w:val="false"/>
+                <w:iCs w:val="false"/>
+                <w:color w:val="000000"/>
+                <w:sz w:val="18"/>
+                <w:szCs w:val="18"/>
+              </w:rPr>
+              <w:t xml:space="preserve">c) describe the behaviour of salts when exposed to air,</w:t>
+            </w:r>
+          </w:p>
+          <w:p>
+            <w:pPr>
+              <w:spacing w:after="40" w:before="0"/>
+              <w:jc w:val="left"/>
+            </w:pPr>
+            <w:r>
+              <w:rPr>
+                <w:rFonts w:ascii="Arial" w:cs="Arial" w:eastAsia="Arial" w:hAnsi="Arial"/>
+                <w:b w:val="false"/>
+                <w:bCs w:val="false"/>
+                <w:i w:val="false"/>
+                <w:iCs w:val="false"/>
+                <w:color w:val="000000"/>
+                <w:sz w:val="18"/>
+                <w:szCs w:val="18"/>
+              </w:rPr>
+              <w:t xml:space="preserve">d) outline applications of salts in day-to-day life,</w:t>
+            </w:r>
+          </w:p>
+          <w:p>
+            <w:pPr>
+              <w:spacing w:after="40" w:before="0"/>
+              <w:jc w:val="left"/>
+            </w:pPr>
+            <w:r>
+              <w:rPr>
+                <w:rFonts w:ascii="Arial" w:cs="Arial" w:eastAsia="Arial" w:hAnsi="Arial"/>
+                <w:b w:val="false"/>
+                <w:bCs w:val="false"/>
+                <w:i w:val="false"/>
+                <w:iCs w:val="false"/>
+                <w:color w:val="000000"/>
+                <w:sz w:val="18"/>
+                <w:szCs w:val="18"/>
+              </w:rPr>
+              <w:t xml:space="preserve">e) appreciate the applications of salts in day-to-day life.</w:t>
+            </w:r>
+          </w:p>
+        </w:tc>
+      </w:tr>
+      <w:tr>
+        <w:tc>
+          <w:tcPr>
+            <w:tcW w:type="dxa" w:w="3000"/>
+            <w:shd w:fill="D5E8F0" w:color="auto" w:val="clear"/>
+            <w:tcMar>
+              <w:top w:type="dxa" w:w="60"/>
+              <w:left w:type="dxa" w:w="120"/>
+              <w:bottom w:type="dxa" w:w="60"/>
+              <w:right w:type="dxa" w:w="120"/>
+            </w:tcMar>
+            <w:vAlign w:val="top"/>
+          </w:tcPr>
+          <w:p>
+            <w:pPr>
+              <w:spacing w:after="40" w:before="0"/>
+              <w:jc w:val="left"/>
+            </w:pPr>
+            <w:r>
+              <w:rPr>
+                <w:rFonts w:ascii="Arial" w:cs="Arial" w:eastAsia="Arial" w:hAnsi="Arial"/>
+                <w:b/>
+                <w:bCs/>
+                <w:i w:val="false"/>
+                <w:iCs w:val="false"/>
+                <w:color w:val="000000"/>
+                <w:sz w:val="18"/>
+                <w:szCs w:val="18"/>
+              </w:rPr>
+              <w:t xml:space="preserve">Core Competencies</w:t>
+            </w:r>
+          </w:p>
+        </w:tc>
+        <w:tc>
+          <w:tcPr>
+            <w:tcW w:type="dxa" w:w="10680"/>
+            <w:shd w:fill="FFFFFF" w:color="auto" w:val="clear"/>
+            <w:tcMar>
+              <w:top w:type="dxa" w:w="60"/>
+              <w:left w:type="dxa" w:w="120"/>
+              <w:bottom w:type="dxa" w:w="60"/>
+              <w:right w:type="dxa" w:w="120"/>
+            </w:tcMar>
+            <w:vAlign w:val="top"/>
+          </w:tcPr>
+          <w:p>
+            <w:pPr>
+              <w:spacing w:after="30" w:before="0"/>
+              <w:ind w:left="360" w:hanging="180"/>
+              <w:jc w:val="left"/>
+            </w:pPr>
+            <w:r>
+              <w:rPr>
+                <w:rFonts w:ascii="Arial" w:cs="Arial" w:eastAsia="Arial" w:hAnsi="Arial"/>
+                <w:b w:val="false"/>
+                <w:bCs w:val="false"/>
+                <w:i w:val="false"/>
+                <w:iCs w:val="false"/>
+                <w:color w:val="000000"/>
+                <w:sz w:val="18"/>
+                <w:szCs w:val="18"/>
+              </w:rPr>
+              <w:t xml:space="preserve">–  Communication and Collaboration: The learner develops teamwork by contributing to group decision making while working with peers as they carry out laboratory experiments on salt solubility, preparation and behaviour in air, and as they brainstorm on the meaning and classification of salts using samples such as inorganic fertilisers, table salt, and commercial salts found at home and in the school laboratory.</w:t>
+            </w:r>
+          </w:p>
+          <w:p>
+            <w:pPr>
+              <w:spacing w:after="30" w:before="0"/>
+              <w:ind w:left="360" w:hanging="180"/>
+              <w:jc w:val="left"/>
+            </w:pPr>
+            <w:r>
+              <w:rPr>
+                <w:rFonts w:ascii="Arial" w:cs="Arial" w:eastAsia="Arial" w:hAnsi="Arial"/>
+                <w:b w:val="false"/>
+                <w:bCs w:val="false"/>
+                <w:i w:val="false"/>
+                <w:iCs w:val="false"/>
+                <w:color w:val="000000"/>
+                <w:sz w:val="18"/>
+                <w:szCs w:val="18"/>
+              </w:rPr>
+              <w:t xml:space="preserve">–  Digital Literacy: The learner interacts with digital technology as they watch a video on the preparation of zinc sulphate (ZnSO₄), search for information on the applications of salts across industries (agriculture, medicine, food, glass, paper, laundry and paints), and use digital tools to record and present experimental findings.</w:t>
+            </w:r>
+          </w:p>
+        </w:tc>
+      </w:tr>
+      <w:tr>
+        <w:tc>
+          <w:tcPr>
+            <w:tcW w:type="dxa" w:w="3000"/>
+            <w:shd w:fill="E2EFDA" w:color="auto" w:val="clear"/>
+            <w:tcMar>
+              <w:top w:type="dxa" w:w="60"/>
+              <w:left w:type="dxa" w:w="120"/>
+              <w:bottom w:type="dxa" w:w="60"/>
+              <w:right w:type="dxa" w:w="120"/>
+            </w:tcMar>
+            <w:vAlign w:val="top"/>
+          </w:tcPr>
+          <w:p>
+            <w:pPr>
+              <w:spacing w:after="40" w:before="0"/>
+              <w:jc w:val="left"/>
+            </w:pPr>
+            <w:r>
+              <w:rPr>
+                <w:rFonts w:ascii="Arial" w:cs="Arial" w:eastAsia="Arial" w:hAnsi="Arial"/>
+                <w:b/>
+                <w:bCs/>
+                <w:i w:val="false"/>
+                <w:iCs w:val="false"/>
+                <w:color w:val="000000"/>
+                <w:sz w:val="18"/>
+                <w:szCs w:val="18"/>
+              </w:rPr>
+              <w:t xml:space="preserve">Core Values</w:t>
+            </w:r>
+          </w:p>
+        </w:tc>
+        <w:tc>
+          <w:tcPr>
+            <w:tcW w:type="dxa" w:w="10680"/>
+            <w:shd w:fill="FFFFFF" w:color="auto" w:val="clear"/>
+            <w:tcMar>
+              <w:top w:type="dxa" w:w="60"/>
+              <w:left w:type="dxa" w:w="120"/>
+              <w:bottom w:type="dxa" w:w="60"/>
+              <w:right w:type="dxa" w:w="120"/>
+            </w:tcMar>
+            <w:vAlign w:val="top"/>
+          </w:tcPr>
+          <w:p>
+            <w:pPr>
+              <w:spacing w:after="30" w:before="0"/>
+              <w:ind w:left="360" w:hanging="180"/>
+              <w:jc w:val="left"/>
+            </w:pPr>
+            <w:r>
+              <w:rPr>
+                <w:rFonts w:ascii="Arial" w:cs="Arial" w:eastAsia="Arial" w:hAnsi="Arial"/>
+                <w:b w:val="false"/>
+                <w:bCs w:val="false"/>
+                <w:i w:val="false"/>
+                <w:iCs w:val="false"/>
+                <w:color w:val="000000"/>
+                <w:sz w:val="18"/>
+                <w:szCs w:val="18"/>
+              </w:rPr>
+              <w:t xml:space="preserve">–  Responsibility: The learner develops accountability as they take care of apparatus while using them during experiments on salt preparation and solubility, and as they properly dispose of waste after experiments, ensuring a safe and orderly laboratory environment.</w:t>
+            </w:r>
+          </w:p>
+          <w:p>
+            <w:pPr>
+              <w:spacing w:after="30" w:before="0"/>
+              <w:ind w:left="360" w:hanging="180"/>
+              <w:jc w:val="left"/>
+            </w:pPr>
+            <w:r>
+              <w:rPr>
+                <w:rFonts w:ascii="Arial" w:cs="Arial" w:eastAsia="Arial" w:hAnsi="Arial"/>
+                <w:b w:val="false"/>
+                <w:bCs w:val="false"/>
+                <w:i w:val="false"/>
+                <w:iCs w:val="false"/>
+                <w:color w:val="000000"/>
+                <w:sz w:val="18"/>
+                <w:szCs w:val="18"/>
+              </w:rPr>
+              <w:t xml:space="preserve">–  Respect: The learner demonstrates respect for peers' contributions during group brainstorming activities and collaborative discussions on the classification and uses of salts.</w:t>
+            </w:r>
+          </w:p>
+          <w:p>
+            <w:pPr>
+              <w:spacing w:after="30" w:before="0"/>
+              <w:ind w:left="360" w:hanging="180"/>
+              <w:jc w:val="left"/>
+            </w:pPr>
+            <w:r>
+              <w:rPr>
+                <w:rFonts w:ascii="Arial" w:cs="Arial" w:eastAsia="Arial" w:hAnsi="Arial"/>
+                <w:b w:val="false"/>
+                <w:bCs w:val="false"/>
+                <w:i w:val="false"/>
+                <w:iCs w:val="false"/>
+                <w:color w:val="000000"/>
+                <w:sz w:val="18"/>
+                <w:szCs w:val="18"/>
+              </w:rPr>
+              <w:t xml:space="preserve">–  Unity: The learner appreciates the importance of working cooperatively in laboratory groups, recognising that shared effort leads to more accurate and reliable experimental results.</w:t>
+            </w:r>
+          </w:p>
+        </w:tc>
+      </w:tr>
+      <w:tr>
+        <w:tc>
+          <w:tcPr>
+            <w:tcW w:type="dxa" w:w="3000"/>
+            <w:shd w:fill="D5E8F0" w:color="auto" w:val="clear"/>
+            <w:tcMar>
+              <w:top w:type="dxa" w:w="60"/>
+              <w:left w:type="dxa" w:w="120"/>
+              <w:bottom w:type="dxa" w:w="60"/>
+              <w:right w:type="dxa" w:w="120"/>
+            </w:tcMar>
+            <w:vAlign w:val="top"/>
+          </w:tcPr>
+          <w:p>
+            <w:pPr>
+              <w:spacing w:after="40" w:before="0"/>
+              <w:jc w:val="left"/>
+            </w:pPr>
+            <w:r>
+              <w:rPr>
+                <w:rFonts w:ascii="Arial" w:cs="Arial" w:eastAsia="Arial" w:hAnsi="Arial"/>
+                <w:b/>
+                <w:bCs/>
+                <w:i w:val="false"/>
+                <w:iCs w:val="false"/>
+                <w:color w:val="000000"/>
+                <w:sz w:val="18"/>
+                <w:szCs w:val="18"/>
+              </w:rPr>
+              <w:t xml:space="preserve">Science &amp; Engineering Practices</w:t>
+            </w:r>
+          </w:p>
+        </w:tc>
+        <w:tc>
+          <w:tcPr>
+            <w:tcW w:type="dxa" w:w="10680"/>
+            <w:shd w:fill="FFFFFF" w:color="auto" w:val="clear"/>
+            <w:tcMar>
+              <w:top w:type="dxa" w:w="60"/>
+              <w:left w:type="dxa" w:w="120"/>
+              <w:bottom w:type="dxa" w:w="60"/>
+              <w:right w:type="dxa" w:w="120"/>
+            </w:tcMar>
+            <w:vAlign w:val="top"/>
+          </w:tcPr>
+          <w:p>
+            <w:pPr>
+              <w:spacing w:after="30" w:before="0"/>
+              <w:ind w:left="360" w:hanging="180"/>
+              <w:jc w:val="left"/>
+            </w:pPr>
+            <w:r>
+              <w:rPr>
+                <w:rFonts w:ascii="Arial" w:cs="Arial" w:eastAsia="Arial" w:hAnsi="Arial"/>
+                <w:b w:val="false"/>
+                <w:bCs w:val="false"/>
+                <w:i w:val="false"/>
+                <w:iCs w:val="false"/>
+                <w:color w:val="000000"/>
+                <w:sz w:val="18"/>
+                <w:szCs w:val="18"/>
+              </w:rPr>
+              <w:t xml:space="preserve">–  Planning and Carrying Out Investigations: Learners design and conduct experiments to test the solubility of chlorides, carbonates, nitrates and sulphates in water, and to prepare both soluble and insoluble salts using multiple methods, recording observations systematically.</w:t>
+            </w:r>
+          </w:p>
+          <w:p>
+            <w:pPr>
+              <w:spacing w:after="30" w:before="0"/>
+              <w:ind w:left="360" w:hanging="180"/>
+              <w:jc w:val="left"/>
+            </w:pPr>
+            <w:r>
+              <w:rPr>
+                <w:rFonts w:ascii="Arial" w:cs="Arial" w:eastAsia="Arial" w:hAnsi="Arial"/>
+                <w:b w:val="false"/>
+                <w:bCs w:val="false"/>
+                <w:i w:val="false"/>
+                <w:iCs w:val="false"/>
+                <w:color w:val="000000"/>
+                <w:sz w:val="18"/>
+                <w:szCs w:val="18"/>
+              </w:rPr>
+              <w:t xml:space="preserve">–  Analysing and Interpreting Data: Learners analyse solubility test results to classify salts as soluble or insoluble, and interpret mass-change data from hygroscopic, deliquescent and efflorescent salt experiments to explain behaviour in air.</w:t>
+            </w:r>
+          </w:p>
+          <w:p>
+            <w:pPr>
+              <w:spacing w:after="30" w:before="0"/>
+              <w:ind w:left="360" w:hanging="180"/>
+              <w:jc w:val="left"/>
+            </w:pPr>
+            <w:r>
+              <w:rPr>
+                <w:rFonts w:ascii="Arial" w:cs="Arial" w:eastAsia="Arial" w:hAnsi="Arial"/>
+                <w:b w:val="false"/>
+                <w:bCs w:val="false"/>
+                <w:i w:val="false"/>
+                <w:iCs w:val="false"/>
+                <w:color w:val="000000"/>
+                <w:sz w:val="18"/>
+                <w:szCs w:val="18"/>
+              </w:rPr>
+              <w:t xml:space="preserve">–  Constructing Explanations: Learners use experimental evidence and balanced chemical equations (including ionic equations for precipitation reactions) to explain how different preparation methods produce salts from acids reacting with metals, bases, metal oxides, carbonates and hydrogen carbonates.</w:t>
+            </w:r>
+          </w:p>
+          <w:p>
+            <w:pPr>
+              <w:spacing w:after="30" w:before="0"/>
+              <w:ind w:left="360" w:hanging="180"/>
+              <w:jc w:val="left"/>
+            </w:pPr>
+            <w:r>
+              <w:rPr>
+                <w:rFonts w:ascii="Arial" w:cs="Arial" w:eastAsia="Arial" w:hAnsi="Arial"/>
+                <w:b w:val="false"/>
+                <w:bCs w:val="false"/>
+                <w:i w:val="false"/>
+                <w:iCs w:val="false"/>
+                <w:color w:val="000000"/>
+                <w:sz w:val="18"/>
+                <w:szCs w:val="18"/>
+              </w:rPr>
+              <w:t xml:space="preserve">–  Obtaining, Evaluating and Communicating Information: Learners search for, evaluate and present information on real-world applications of salts in Kenya's agriculture (fertilisers in the Rift Valley), food industry (preservation of nyama choma and fish from Lake Victoria), medicine and manufacturing industries.</w:t>
+            </w:r>
+          </w:p>
+        </w:tc>
+      </w:tr>
+      <w:tr>
+        <w:tc>
+          <w:tcPr>
+            <w:tcW w:type="dxa" w:w="3000"/>
+            <w:shd w:fill="FCE4D6" w:color="auto" w:val="clear"/>
+            <w:tcMar>
+              <w:top w:type="dxa" w:w="60"/>
+              <w:left w:type="dxa" w:w="120"/>
+              <w:bottom w:type="dxa" w:w="60"/>
+              <w:right w:type="dxa" w:w="120"/>
+            </w:tcMar>
+            <w:vAlign w:val="top"/>
+          </w:tcPr>
+          <w:p>
+            <w:pPr>
+              <w:spacing w:after="40" w:before="0"/>
+              <w:jc w:val="left"/>
+            </w:pPr>
+            <w:r>
+              <w:rPr>
+                <w:rFonts w:ascii="Arial" w:cs="Arial" w:eastAsia="Arial" w:hAnsi="Arial"/>
+                <w:b/>
+                <w:bCs/>
+                <w:i w:val="false"/>
+                <w:iCs w:val="false"/>
+                <w:color w:val="000000"/>
+                <w:sz w:val="18"/>
+                <w:szCs w:val="18"/>
+              </w:rPr>
+              <w:t xml:space="preserve">Pertinent &amp; Contemporary Issues (PCIs)</w:t>
+            </w:r>
+          </w:p>
+        </w:tc>
+        <w:tc>
+          <w:tcPr>
+            <w:tcW w:type="dxa" w:w="10680"/>
+            <w:shd w:fill="FFFFFF" w:color="auto" w:val="clear"/>
+            <w:tcMar>
+              <w:top w:type="dxa" w:w="60"/>
+              <w:left w:type="dxa" w:w="120"/>
+              <w:bottom w:type="dxa" w:w="60"/>
+              <w:right w:type="dxa" w:w="120"/>
+            </w:tcMar>
+            <w:vAlign w:val="top"/>
+          </w:tcPr>
+          <w:p>
+            <w:pPr>
+              <w:spacing w:after="30" w:before="0"/>
+              <w:ind w:left="360" w:hanging="180"/>
+              <w:jc w:val="left"/>
+            </w:pPr>
+            <w:r>
+              <w:rPr>
+                <w:rFonts w:ascii="Arial" w:cs="Arial" w:eastAsia="Arial" w:hAnsi="Arial"/>
+                <w:b w:val="false"/>
+                <w:bCs w:val="false"/>
+                <w:i w:val="false"/>
+                <w:iCs w:val="false"/>
+                <w:color w:val="000000"/>
+                <w:sz w:val="18"/>
+                <w:szCs w:val="18"/>
+              </w:rPr>
+              <w:t xml:space="preserve">–  Environmental Issues — Safety in the Laboratory: The learner observes safety when handling acids and bases during salt preparation experiments, including correct use of protective equipment, careful handling of corrosive substances, and proper disposal of chemical waste to protect the environment.</w:t>
+            </w:r>
+          </w:p>
+          <w:p>
+            <w:pPr>
+              <w:spacing w:after="30" w:before="0"/>
+              <w:ind w:left="360" w:hanging="180"/>
+              <w:jc w:val="left"/>
+            </w:pPr>
+            <w:r>
+              <w:rPr>
+                <w:rFonts w:ascii="Arial" w:cs="Arial" w:eastAsia="Arial" w:hAnsi="Arial"/>
+                <w:b w:val="false"/>
+                <w:bCs w:val="false"/>
+                <w:i w:val="false"/>
+                <w:iCs w:val="false"/>
+                <w:color w:val="000000"/>
+                <w:sz w:val="18"/>
+                <w:szCs w:val="18"/>
+              </w:rPr>
+              <w:t xml:space="preserve">–  Life Skills — Learner Rights and Responsibilities: The learner brainstorms on rights and responsibilities related to a safe learning environment when preparing salts, fostering a culture of mutual care and accountability in the laboratory.</w:t>
+            </w:r>
+          </w:p>
+          <w:p>
+            <w:pPr>
+              <w:spacing w:after="30" w:before="0"/>
+              <w:ind w:left="360" w:hanging="180"/>
+              <w:jc w:val="left"/>
+            </w:pPr>
+            <w:r>
+              <w:rPr>
+                <w:rFonts w:ascii="Arial" w:cs="Arial" w:eastAsia="Arial" w:hAnsi="Arial"/>
+                <w:b w:val="false"/>
+                <w:bCs w:val="false"/>
+                <w:i w:val="false"/>
+                <w:iCs w:val="false"/>
+                <w:color w:val="000000"/>
+                <w:sz w:val="18"/>
+                <w:szCs w:val="18"/>
+              </w:rPr>
+              <w:t xml:space="preserve">–  Social Cohesion: Group-based laboratory and brainstorming activities promote inclusive participation, with learners from diverse backgrounds (urban Nairobi schools and rural Kericho or Kisumu contexts) contributing equally to shared investigations.</w:t>
+            </w:r>
+          </w:p>
+        </w:tc>
+      </w:tr>
+      <w:tr>
+        <w:tc>
+          <w:tcPr>
+            <w:tcW w:type="dxa" w:w="3000"/>
+            <w:shd w:fill="D9EEF1" w:color="auto" w:val="clear"/>
+            <w:tcMar>
+              <w:top w:type="dxa" w:w="60"/>
+              <w:left w:type="dxa" w:w="120"/>
+              <w:bottom w:type="dxa" w:w="60"/>
+              <w:right w:type="dxa" w:w="120"/>
+            </w:tcMar>
+            <w:vAlign w:val="top"/>
+          </w:tcPr>
+          <w:p>
+            <w:pPr>
+              <w:spacing w:after="40" w:before="0"/>
+              <w:jc w:val="left"/>
+            </w:pPr>
+            <w:r>
+              <w:rPr>
+                <w:rFonts w:ascii="Arial" w:cs="Arial" w:eastAsia="Arial" w:hAnsi="Arial"/>
+                <w:b/>
+                <w:bCs/>
+                <w:i w:val="false"/>
+                <w:iCs w:val="false"/>
+                <w:color w:val="000000"/>
+                <w:sz w:val="18"/>
+                <w:szCs w:val="18"/>
+              </w:rPr>
+              <w:t xml:space="preserve">Career Connections</w:t>
+            </w:r>
+          </w:p>
+        </w:tc>
+        <w:tc>
+          <w:tcPr>
+            <w:tcW w:type="dxa" w:w="10680"/>
+            <w:shd w:fill="FFFFFF" w:color="auto" w:val="clear"/>
+            <w:tcMar>
+              <w:top w:type="dxa" w:w="60"/>
+              <w:left w:type="dxa" w:w="120"/>
+              <w:bottom w:type="dxa" w:w="60"/>
+              <w:right w:type="dxa" w:w="120"/>
+            </w:tcMar>
+            <w:vAlign w:val="top"/>
+          </w:tcPr>
+          <w:p>
+            <w:pPr>
+              <w:spacing w:after="30" w:before="0"/>
+              <w:ind w:left="360" w:hanging="180"/>
+              <w:jc w:val="left"/>
+            </w:pPr>
+            <w:r>
+              <w:rPr>
+                <w:rFonts w:ascii="Arial" w:cs="Arial" w:eastAsia="Arial" w:hAnsi="Arial"/>
+                <w:b w:val="false"/>
+                <w:bCs w:val="false"/>
+                <w:i w:val="false"/>
+                <w:iCs w:val="false"/>
+                <w:color w:val="000000"/>
+                <w:sz w:val="18"/>
+                <w:szCs w:val="18"/>
+              </w:rPr>
+              <w:t xml:space="preserve">–  Agricultural Scientist / Agronomist: Understanding salt chemistry underpins knowledge of inorganic fertilisers (e.g., ammonium nitrate, calcium phosphate) widely used on farms across the Rift Valley and Western Kenya to improve soil fertility and crop yields.</w:t>
+            </w:r>
+          </w:p>
+          <w:p>
+            <w:pPr>
+              <w:spacing w:after="30" w:before="0"/>
+              <w:ind w:left="360" w:hanging="180"/>
+              <w:jc w:val="left"/>
+            </w:pPr>
+            <w:r>
+              <w:rPr>
+                <w:rFonts w:ascii="Arial" w:cs="Arial" w:eastAsia="Arial" w:hAnsi="Arial"/>
+                <w:b w:val="false"/>
+                <w:bCs w:val="false"/>
+                <w:i w:val="false"/>
+                <w:iCs w:val="false"/>
+                <w:color w:val="000000"/>
+                <w:sz w:val="18"/>
+                <w:szCs w:val="18"/>
+              </w:rPr>
+              <w:t xml:space="preserve">–  Pharmacist / Pharmaceutical Chemist: Many medicines used in Kenyan hospitals and clinics are salts (e.g., oral rehydration salts, iron(II) sulphate for anaemia treatment); this sub-strand builds foundational knowledge for pharmaceutical manufacturing and dispensing.</w:t>
+            </w:r>
+          </w:p>
+          <w:p>
+            <w:pPr>
+              <w:spacing w:after="30" w:before="0"/>
+              <w:ind w:left="360" w:hanging="180"/>
+              <w:jc w:val="left"/>
+            </w:pPr>
+            <w:r>
+              <w:rPr>
+                <w:rFonts w:ascii="Arial" w:cs="Arial" w:eastAsia="Arial" w:hAnsi="Arial"/>
+                <w:b w:val="false"/>
+                <w:bCs w:val="false"/>
+                <w:i w:val="false"/>
+                <w:iCs w:val="false"/>
+                <w:color w:val="000000"/>
+                <w:sz w:val="18"/>
+                <w:szCs w:val="18"/>
+              </w:rPr>
+              <w:t xml:space="preserve">–  Food Scientist / Nutritionist: Salt (sodium chloride) and related compounds are used in food preservation and processing — directly relevant to Kenya's fish-processing industries along Lake Victoria and the coastal fish trade in Mombasa.</w:t>
+            </w:r>
+          </w:p>
+          <w:p>
+            <w:pPr>
+              <w:spacing w:after="30" w:before="0"/>
+              <w:ind w:left="360" w:hanging="180"/>
+              <w:jc w:val="left"/>
+            </w:pPr>
+            <w:r>
+              <w:rPr>
+                <w:rFonts w:ascii="Arial" w:cs="Arial" w:eastAsia="Arial" w:hAnsi="Arial"/>
+                <w:b w:val="false"/>
+                <w:bCs w:val="false"/>
+                <w:i w:val="false"/>
+                <w:iCs w:val="false"/>
+                <w:color w:val="000000"/>
+                <w:sz w:val="18"/>
+                <w:szCs w:val="18"/>
+              </w:rPr>
+              <w:t xml:space="preserve">–  Industrial / Chemical Engineer: Salts are raw materials in Kenya's glass, paper, paint and soap industries; engineers rely on salt chemistry for quality control and process design.</w:t>
+            </w:r>
+          </w:p>
+          <w:p>
+            <w:pPr>
+              <w:spacing w:after="30" w:before="0"/>
+              <w:ind w:left="360" w:hanging="180"/>
+              <w:jc w:val="left"/>
+            </w:pPr>
+            <w:r>
+              <w:rPr>
+                <w:rFonts w:ascii="Arial" w:cs="Arial" w:eastAsia="Arial" w:hAnsi="Arial"/>
+                <w:b w:val="false"/>
+                <w:bCs w:val="false"/>
+                <w:i w:val="false"/>
+                <w:iCs w:val="false"/>
+                <w:color w:val="000000"/>
+                <w:sz w:val="18"/>
+                <w:szCs w:val="18"/>
+              </w:rPr>
+              <w:t xml:space="preserve">–  Environmental Health Officer: Knowledge of salt solubility and chemical behaviour informs safe disposal of industrial chemical waste and management of saline soils in arid and semi-arid regions of Kenya.</w:t>
+            </w:r>
+          </w:p>
+        </w:tc>
+      </w:tr>
+      <w:tr>
+        <w:tc>
+          <w:tcPr>
+            <w:tcW w:type="dxa" w:w="3000"/>
+            <w:shd w:fill="D5E8F0" w:color="auto" w:val="clear"/>
+            <w:tcMar>
+              <w:top w:type="dxa" w:w="60"/>
+              <w:left w:type="dxa" w:w="120"/>
+              <w:bottom w:type="dxa" w:w="60"/>
+              <w:right w:type="dxa" w:w="120"/>
+            </w:tcMar>
+            <w:vAlign w:val="top"/>
+          </w:tcPr>
+          <w:p>
+            <w:pPr>
+              <w:spacing w:after="40" w:before="0"/>
+              <w:jc w:val="left"/>
+            </w:pPr>
+            <w:r>
+              <w:rPr>
+                <w:rFonts w:ascii="Arial" w:cs="Arial" w:eastAsia="Arial" w:hAnsi="Arial"/>
+                <w:b/>
+                <w:bCs/>
+                <w:i w:val="false"/>
+                <w:iCs w:val="false"/>
+                <w:color w:val="000000"/>
+                <w:sz w:val="18"/>
+                <w:szCs w:val="18"/>
+              </w:rPr>
+              <w:t xml:space="preserve">Focus for Lessons</w:t>
+            </w:r>
+          </w:p>
+        </w:tc>
+        <w:tc>
+          <w:tcPr>
+            <w:tcW w:type="dxa" w:w="10680"/>
+            <w:shd w:fill="FFFFFF" w:color="auto" w:val="clear"/>
+            <w:tcMar>
+              <w:top w:type="dxa" w:w="60"/>
+              <w:left w:type="dxa" w:w="120"/>
+              <w:bottom w:type="dxa" w:w="60"/>
+              <w:right w:type="dxa" w:w="120"/>
+            </w:tcMar>
+            <w:vAlign w:val="top"/>
+          </w:tcPr>
+          <w:p>
+            <w:pPr>
+              <w:spacing w:after="40" w:before="0"/>
+              <w:jc w:val="left"/>
+            </w:pPr>
+            <w:r>
+              <w:rPr>
+                <w:rFonts w:ascii="Arial" w:cs="Arial" w:eastAsia="Arial" w:hAnsi="Arial"/>
+                <w:b w:val="false"/>
+                <w:bCs w:val="false"/>
+                <w:i w:val="false"/>
+                <w:iCs w:val="false"/>
+                <w:color w:val="000000"/>
+                <w:sz w:val="18"/>
+                <w:szCs w:val="18"/>
+              </w:rPr>
+              <w:t xml:space="preserve">This unit introduces Grade 10 learners to the chemistry of salts within the broader context of Physical Chemistry, building directly on their prior learning about acids and bases. Learners investigate salt classification, solubility, preparation methods and atmospheric behaviour through a sequence of hands-on experiments, a video demonstration and research activities, all anchored in Kenyan everyday contexts such as table salt, agricultural fertilisers and food preservation. The unit emphasises scientific inquiry, collaborative laboratory work, accurate equation writing and the real-world relevance of salt chemistry to Kenya's agriculture, food, medicine and manufacturing sectors.</w:t>
+            </w:r>
+          </w:p>
+        </w:tc>
+      </w:tr>
+      <w:tr>
+        <w:tc>
+          <w:tcPr>
+            <w:tcW w:type="dxa" w:w="3000"/>
+            <w:shd w:fill="EAD1F5" w:color="auto" w:val="clear"/>
+            <w:tcMar>
+              <w:top w:type="dxa" w:w="60"/>
+              <w:left w:type="dxa" w:w="120"/>
+              <w:bottom w:type="dxa" w:w="60"/>
+              <w:right w:type="dxa" w:w="120"/>
+            </w:tcMar>
+            <w:vAlign w:val="top"/>
+          </w:tcPr>
+          <w:p>
+            <w:pPr>
+              <w:spacing w:after="40" w:before="0"/>
+              <w:jc w:val="left"/>
+            </w:pPr>
+            <w:r>
+              <w:rPr>
+                <w:rFonts w:ascii="Arial" w:cs="Arial" w:eastAsia="Arial" w:hAnsi="Arial"/>
+                <w:b/>
+                <w:bCs/>
+                <w:i w:val="false"/>
+                <w:iCs w:val="false"/>
+                <w:color w:val="000000"/>
+                <w:sz w:val="18"/>
+                <w:szCs w:val="18"/>
+              </w:rPr>
+              <w:t xml:space="preserve">Driving Question / Key Inquiry Questions</w:t>
+            </w:r>
+          </w:p>
+        </w:tc>
+        <w:tc>
+          <w:tcPr>
+            <w:tcW w:type="dxa" w:w="10680"/>
+            <w:shd w:fill="FFFFFF" w:color="auto" w:val="clear"/>
+            <w:tcMar>
+              <w:top w:type="dxa" w:w="60"/>
+              <w:left w:type="dxa" w:w="120"/>
+              <w:bottom w:type="dxa" w:w="60"/>
+              <w:right w:type="dxa" w:w="120"/>
+            </w:tcMar>
+            <w:vAlign w:val="top"/>
+          </w:tcPr>
+          <w:p>
+            <w:pPr>
+              <w:spacing w:after="40" w:before="0"/>
+              <w:jc w:val="left"/>
+            </w:pPr>
+            <w:r>
+              <w:rPr>
+                <w:rFonts w:ascii="Arial" w:cs="Arial" w:eastAsia="Arial" w:hAnsi="Arial"/>
+                <w:b w:val="false"/>
+                <w:bCs w:val="false"/>
+                <w:i w:val="false"/>
+                <w:iCs w:val="false"/>
+                <w:color w:val="000000"/>
+                <w:sz w:val="18"/>
+                <w:szCs w:val="18"/>
+              </w:rPr>
+              <w:t xml:space="preserve">DRIVING QUESTION: Why did the fertiliser granules get wet and clump together overnight, the washing soda crystals shrink and form a white crust, but the table salt stay completely the same — and what does understanding salts tell us about how to prepare and use them safely in Kenya?</w:t>
+            </w:r>
+          </w:p>
+          <w:p>
+            <w:pPr>
+              <w:spacing w:after="40" w:before="0"/>
+              <w:jc w:val="left"/>
+            </w:pPr>
+            <w:r>
+              <w:rPr>
+                <w:rFonts w:ascii="Arial" w:cs="Arial" w:eastAsia="Arial" w:hAnsi="Arial"/>
+                <w:b w:val="false"/>
+                <w:bCs w:val="false"/>
+                <w:i w:val="false"/>
+                <w:iCs w:val="false"/>
+                <w:color w:val="000000"/>
+                <w:sz w:val="18"/>
+                <w:szCs w:val="18"/>
+              </w:rPr>
+              <w:t xml:space="preserve"/>
+            </w:r>
+          </w:p>
+          <w:p>
+            <w:pPr>
+              <w:spacing w:after="40" w:before="0"/>
+              <w:jc w:val="left"/>
+            </w:pPr>
+            <w:r>
+              <w:rPr>
+                <w:rFonts w:ascii="Arial" w:cs="Arial" w:eastAsia="Arial" w:hAnsi="Arial"/>
+                <w:b w:val="false"/>
+                <w:bCs w:val="false"/>
+                <w:i w:val="false"/>
+                <w:iCs w:val="false"/>
+                <w:color w:val="000000"/>
+                <w:sz w:val="18"/>
+                <w:szCs w:val="18"/>
+              </w:rPr>
+              <w:t xml:space="preserve">KICD KEY INQUIRY QUESTIONS:</w:t>
+            </w:r>
+          </w:p>
+          <w:p>
+            <w:pPr>
+              <w:spacing w:after="40" w:before="0"/>
+              <w:jc w:val="left"/>
+            </w:pPr>
+            <w:r>
+              <w:rPr>
+                <w:rFonts w:ascii="Arial" w:cs="Arial" w:eastAsia="Arial" w:hAnsi="Arial"/>
+                <w:b w:val="false"/>
+                <w:bCs w:val="false"/>
+                <w:i w:val="false"/>
+                <w:iCs w:val="false"/>
+                <w:color w:val="000000"/>
+                <w:sz w:val="18"/>
+                <w:szCs w:val="18"/>
+              </w:rPr>
+              <w:t xml:space="preserve">1. How do salts behave when exposed to air?</w:t>
+            </w:r>
+          </w:p>
+          <w:p>
+            <w:pPr>
+              <w:spacing w:after="40" w:before="0"/>
+              <w:jc w:val="left"/>
+            </w:pPr>
+            <w:r>
+              <w:rPr>
+                <w:rFonts w:ascii="Arial" w:cs="Arial" w:eastAsia="Arial" w:hAnsi="Arial"/>
+                <w:b w:val="false"/>
+                <w:bCs w:val="false"/>
+                <w:i w:val="false"/>
+                <w:iCs w:val="false"/>
+                <w:color w:val="000000"/>
+                <w:sz w:val="18"/>
+                <w:szCs w:val="18"/>
+              </w:rPr>
+              <w:t xml:space="preserve">2. How can salts be prepared in the laboratory?</w:t>
+            </w:r>
+          </w:p>
+        </w:tc>
+      </w:tr>
+      <w:tr>
+        <w:tc>
+          <w:tcPr>
+            <w:tcW w:type="dxa" w:w="3000"/>
+            <w:shd w:fill="EAD1F5" w:color="auto" w:val="clear"/>
+            <w:tcMar>
+              <w:top w:type="dxa" w:w="60"/>
+              <w:left w:type="dxa" w:w="120"/>
+              <w:bottom w:type="dxa" w:w="60"/>
+              <w:right w:type="dxa" w:w="120"/>
+            </w:tcMar>
+            <w:vAlign w:val="top"/>
+          </w:tcPr>
+          <w:p>
+            <w:pPr>
+              <w:spacing w:after="40" w:before="0"/>
+              <w:jc w:val="left"/>
+            </w:pPr>
+            <w:r>
+              <w:rPr>
+                <w:rFonts w:ascii="Arial" w:cs="Arial" w:eastAsia="Arial" w:hAnsi="Arial"/>
+                <w:b/>
+                <w:bCs/>
+                <w:i w:val="false"/>
+                <w:iCs w:val="false"/>
+                <w:color w:val="000000"/>
+                <w:sz w:val="18"/>
+                <w:szCs w:val="18"/>
+              </w:rPr>
+              <w:t xml:space="preserve">Anchoring Phenomenon</w:t>
+            </w:r>
+          </w:p>
+        </w:tc>
+        <w:tc>
+          <w:tcPr>
+            <w:tcW w:type="dxa" w:w="10680"/>
+            <w:shd w:fill="FFFFFF" w:color="auto" w:val="clear"/>
+            <w:tcMar>
+              <w:top w:type="dxa" w:w="60"/>
+              <w:left w:type="dxa" w:w="120"/>
+              <w:bottom w:type="dxa" w:w="60"/>
+              <w:right w:type="dxa" w:w="120"/>
+            </w:tcMar>
+            <w:vAlign w:val="top"/>
+          </w:tcPr>
+          <w:p>
+            <w:pPr>
+              <w:spacing w:after="40" w:before="0"/>
+              <w:jc w:val="left"/>
+            </w:pPr>
+            <w:r>
+              <w:rPr>
+                <w:rFonts w:ascii="Arial" w:cs="Arial" w:eastAsia="Arial" w:hAnsi="Arial"/>
+                <w:b w:val="false"/>
+                <w:bCs w:val="false"/>
+                <w:i w:val="false"/>
+                <w:iCs w:val="false"/>
+                <w:color w:val="000000"/>
+                <w:sz w:val="18"/>
+                <w:szCs w:val="18"/>
+              </w:rPr>
+              <w:t xml:space="preserve">A bag of fertiliser (calcium ammonium nitrate — CAN — commonly used on maize farms in the Rift Valley) is left open overnight in the school storeroom. The next morning, learners observe that the granules have clumped together and feel wet and sticky, even though no water was visibly added. Meanwhile, a container of washing soda (sodium carbonate decahydrate, Na₂CO₃·10H₂O) left on the laboratory bench has developed a white powdery crust on its surface, and the crystals appear to have shrunk. At the same time, ordinary table salt (NaCl) in the kitchen store appears completely unchanged. This is puzzling: all three substances are salts — so why do they behave so differently when exposed to the same air? This anchoring phenomenon drives the unit investigation: learners must first understand what salts are, how they are classified, how they are prepared, and what properties they carry — before they can fully explain the contrasting atmospheric behaviours they observed.</w:t>
+            </w:r>
+          </w:p>
+        </w:tc>
+      </w:tr>
+      <w:tr>
+        <w:tc>
+          <w:tcPr>
+            <w:tcW w:type="dxa" w:w="3000"/>
+            <w:shd w:fill="D9EEF1" w:color="auto" w:val="clear"/>
+            <w:tcMar>
+              <w:top w:type="dxa" w:w="60"/>
+              <w:left w:type="dxa" w:w="120"/>
+              <w:bottom w:type="dxa" w:w="60"/>
+              <w:right w:type="dxa" w:w="120"/>
+            </w:tcMar>
+            <w:vAlign w:val="top"/>
+          </w:tcPr>
+          <w:p>
+            <w:pPr>
+              <w:spacing w:after="40" w:before="0"/>
+              <w:jc w:val="left"/>
+            </w:pPr>
+            <w:r>
+              <w:rPr>
+                <w:rFonts w:ascii="Arial" w:cs="Arial" w:eastAsia="Arial" w:hAnsi="Arial"/>
+                <w:b/>
+                <w:bCs/>
+                <w:i w:val="false"/>
+                <w:iCs w:val="false"/>
+                <w:color w:val="000000"/>
+                <w:sz w:val="18"/>
+                <w:szCs w:val="18"/>
+              </w:rPr>
+              <w:t xml:space="preserve">Storyline Thread</w:t>
+            </w:r>
+          </w:p>
+        </w:tc>
+        <w:tc>
+          <w:tcPr>
+            <w:tcW w:type="dxa" w:w="10680"/>
+            <w:shd w:fill="FFFFFF" w:color="auto" w:val="clear"/>
+            <w:tcMar>
+              <w:top w:type="dxa" w:w="60"/>
+              <w:left w:type="dxa" w:w="120"/>
+              <w:bottom w:type="dxa" w:w="60"/>
+              <w:right w:type="dxa" w:w="120"/>
+            </w:tcMar>
+            <w:vAlign w:val="top"/>
+          </w:tcPr>
+          <w:p>
+            <w:pPr>
+              <w:spacing w:after="40" w:before="0"/>
+              <w:jc w:val="left"/>
+            </w:pPr>
+            <w:r>
+              <w:rPr>
+                <w:rFonts w:ascii="Arial" w:cs="Arial" w:eastAsia="Arial" w:hAnsi="Arial"/>
+                <w:b w:val="false"/>
+                <w:bCs w:val="false"/>
+                <w:i w:val="false"/>
+                <w:iCs w:val="false"/>
+                <w:color w:val="000000"/>
+                <w:sz w:val="18"/>
+                <w:szCs w:val="18"/>
+              </w:rPr>
+              <w:t xml:space="preserve">Lesson 1 — What Is a Salt? Classification and Types: Anchored by the opening phenomenon (fertiliser, washing soda and table salt behaving differently overnight), learners brainstorm the meaning of "salt" using physical samples (table salt, CAN fertiliser, copper sulphate, sodium carbonate). They discuss and categorise salts as normal, acidic, basic and double salts, building an initial class model and posting first questions on the Driving Question Board (DQB).</w:t>
+            </w:r>
+          </w:p>
+          <w:p>
+            <w:pPr>
+              <w:spacing w:after="40" w:before="0"/>
+              <w:jc w:val="left"/>
+            </w:pPr>
+            <w:r>
+              <w:rPr>
+                <w:rFonts w:ascii="Arial" w:cs="Arial" w:eastAsia="Arial" w:hAnsi="Arial"/>
+                <w:b w:val="false"/>
+                <w:bCs w:val="false"/>
+                <w:i w:val="false"/>
+                <w:iCs w:val="false"/>
+                <w:color w:val="000000"/>
+                <w:sz w:val="18"/>
+                <w:szCs w:val="18"/>
+              </w:rPr>
+              <w:t xml:space="preserve"/>
+            </w:r>
+          </w:p>
+          <w:p>
+            <w:pPr>
+              <w:spacing w:after="40" w:before="0"/>
+              <w:jc w:val="left"/>
+            </w:pPr>
+            <w:r>
+              <w:rPr>
+                <w:rFonts w:ascii="Arial" w:cs="Arial" w:eastAsia="Arial" w:hAnsi="Arial"/>
+                <w:b w:val="false"/>
+                <w:bCs w:val="false"/>
+                <w:i w:val="false"/>
+                <w:iCs w:val="false"/>
+                <w:color w:val="000000"/>
+                <w:sz w:val="18"/>
+                <w:szCs w:val="18"/>
+              </w:rPr>
+              <w:t xml:space="preserve">Lesson 2 — Solubility of Salts (Experiment 1): Learners carry out a structured solubility experiment, testing chlorides, carbonates, nitrates and sulphates in water and classifying results as soluble or insoluble. They record data in solubility tables, begin constructing a reference chart and revisit the DQB to answer: "Why does table salt dissolve in githeri water but calcium carbonate does not?"</w:t>
+            </w:r>
+          </w:p>
+          <w:p>
+            <w:pPr>
+              <w:spacing w:after="40" w:before="0"/>
+              <w:jc w:val="left"/>
+            </w:pPr>
+            <w:r>
+              <w:rPr>
+                <w:rFonts w:ascii="Arial" w:cs="Arial" w:eastAsia="Arial" w:hAnsi="Arial"/>
+                <w:b w:val="false"/>
+                <w:bCs w:val="false"/>
+                <w:i w:val="false"/>
+                <w:iCs w:val="false"/>
+                <w:color w:val="000000"/>
+                <w:sz w:val="18"/>
+                <w:szCs w:val="18"/>
+              </w:rPr>
+              <w:t xml:space="preserve"/>
+            </w:r>
+          </w:p>
+          <w:p>
+            <w:pPr>
+              <w:spacing w:after="40" w:before="0"/>
+              <w:jc w:val="left"/>
+            </w:pPr>
+            <w:r>
+              <w:rPr>
+                <w:rFonts w:ascii="Arial" w:cs="Arial" w:eastAsia="Arial" w:hAnsi="Arial"/>
+                <w:b w:val="false"/>
+                <w:bCs w:val="false"/>
+                <w:i w:val="false"/>
+                <w:iCs w:val="false"/>
+                <w:color w:val="000000"/>
+                <w:sz w:val="18"/>
+                <w:szCs w:val="18"/>
+              </w:rPr>
+              <w:t xml:space="preserve">Lesson 3 — Preparing Soluble Salts I — Acid + Metal and Acid + Metal Oxide (Experiment 2a): Learners prepare zinc sulphate by reacting zinc with dilute sulphuric acid (acid + metal), collecting and testing hydrogen gas produced. They then prepare copper sulphate using copper oxide and dilute sulphuric acid (acid + metal oxide). Learners write balanced equations and connect observations to the ZnSO₄ video demonstration. The DQB is updated with new mechanistic understanding.</w:t>
+            </w:r>
+          </w:p>
+          <w:p>
+            <w:pPr>
+              <w:spacing w:after="40" w:before="0"/>
+              <w:jc w:val="left"/>
+            </w:pPr>
+            <w:r>
+              <w:rPr>
+                <w:rFonts w:ascii="Arial" w:cs="Arial" w:eastAsia="Arial" w:hAnsi="Arial"/>
+                <w:b w:val="false"/>
+                <w:bCs w:val="false"/>
+                <w:i w:val="false"/>
+                <w:iCs w:val="false"/>
+                <w:color w:val="000000"/>
+                <w:sz w:val="18"/>
+                <w:szCs w:val="18"/>
+              </w:rPr>
+              <w:t xml:space="preserve"/>
+            </w:r>
+          </w:p>
+          <w:p>
+            <w:pPr>
+              <w:spacing w:after="40" w:before="0"/>
+              <w:jc w:val="left"/>
+            </w:pPr>
+            <w:r>
+              <w:rPr>
+                <w:rFonts w:ascii="Arial" w:cs="Arial" w:eastAsia="Arial" w:hAnsi="Arial"/>
+                <w:b w:val="false"/>
+                <w:bCs w:val="false"/>
+                <w:i w:val="false"/>
+                <w:iCs w:val="false"/>
+                <w:color w:val="000000"/>
+                <w:sz w:val="18"/>
+                <w:szCs w:val="18"/>
+              </w:rPr>
+              <w:t xml:space="preserve">Lesson 4 — Preparing Soluble Salts II — Acid + Base and Acid + Carbonate/Hydrogen Carbonate (Experiment 2b): Learners prepare sodium chloride via neutralisation (HCl + NaOH) and calcium chloride via acid + carbonate reaction (HCl + CaCO₃), collecting and testing CO₂ gas. They connect the CO₂ observation back to the mandazi supporting phenomenon and write full balanced equations. Learners compare all four soluble salt preparation methods using a summary flow chart.</w:t>
+            </w:r>
+          </w:p>
+          <w:p>
+            <w:pPr>
+              <w:spacing w:after="40" w:before="0"/>
+              <w:jc w:val="left"/>
+            </w:pPr>
+            <w:r>
+              <w:rPr>
+                <w:rFonts w:ascii="Arial" w:cs="Arial" w:eastAsia="Arial" w:hAnsi="Arial"/>
+                <w:b w:val="false"/>
+                <w:bCs w:val="false"/>
+                <w:i w:val="false"/>
+                <w:iCs w:val="false"/>
+                <w:color w:val="000000"/>
+                <w:sz w:val="18"/>
+                <w:szCs w:val="18"/>
+              </w:rPr>
+              <w:t xml:space="preserve"/>
+            </w:r>
+          </w:p>
+          <w:p>
+            <w:pPr>
+              <w:spacing w:after="40" w:before="0"/>
+              <w:jc w:val="left"/>
+            </w:pPr>
+            <w:r>
+              <w:rPr>
+                <w:rFonts w:ascii="Arial" w:cs="Arial" w:eastAsia="Arial" w:hAnsi="Arial"/>
+                <w:b w:val="false"/>
+                <w:bCs w:val="false"/>
+                <w:i w:val="false"/>
+                <w:iCs w:val="false"/>
+                <w:color w:val="000000"/>
+                <w:sz w:val="18"/>
+                <w:szCs w:val="18"/>
+              </w:rPr>
+              <w:t xml:space="preserve">Lesson 5 — Preparing Insoluble Salts — Direct Synthesis and Double Decomposition / Precipitation (Experiment 2c): Learners prepare an insoluble salt (barium sulphate or lead(II) iodide) by mixing two soluble salt solutions (double decomposition), observing an immediate precipitate. They write ionic equations for the precipitation reaction and compare this method to direct synthesis. The DQB is updated: "How do we choose the right preparation method for a given salt?"</w:t>
+            </w:r>
+          </w:p>
+          <w:p>
+            <w:pPr>
+              <w:spacing w:after="40" w:before="0"/>
+              <w:jc w:val="left"/>
+            </w:pPr>
+            <w:r>
+              <w:rPr>
+                <w:rFonts w:ascii="Arial" w:cs="Arial" w:eastAsia="Arial" w:hAnsi="Arial"/>
+                <w:b w:val="false"/>
+                <w:bCs w:val="false"/>
+                <w:i w:val="false"/>
+                <w:iCs w:val="false"/>
+                <w:color w:val="000000"/>
+                <w:sz w:val="18"/>
+                <w:szCs w:val="18"/>
+              </w:rPr>
+              <w:t xml:space="preserve"/>
+            </w:r>
+          </w:p>
+          <w:p>
+            <w:pPr>
+              <w:spacing w:after="40" w:before="0"/>
+              <w:jc w:val="left"/>
+            </w:pPr>
+            <w:r>
+              <w:rPr>
+                <w:rFonts w:ascii="Arial" w:cs="Arial" w:eastAsia="Arial" w:hAnsi="Arial"/>
+                <w:b w:val="false"/>
+                <w:bCs w:val="false"/>
+                <w:i w:val="false"/>
+                <w:iCs w:val="false"/>
+                <w:color w:val="000000"/>
+                <w:sz w:val="18"/>
+                <w:szCs w:val="18"/>
+              </w:rPr>
+              <w:t xml:space="preserve">Lesson 6 — Behaviour of Salts in Air (Experiment 3): Learners investigate hygroscopic, deliquescent and efflorescent salts by exposing anhydrous calcium chloride, sodium carbonate decahydrate and sodium chloride to air over a measured period, recording mass changes and visual observations. They match experimental findings back to the anchoring phenomenon (fertiliser, washing soda, table salt) and fully explain it using evidence. The DQB driving question receives its first complete answer.</w:t>
+            </w:r>
+          </w:p>
+          <w:p>
+            <w:pPr>
+              <w:spacing w:after="40" w:before="0"/>
+              <w:jc w:val="left"/>
+            </w:pPr>
+            <w:r>
+              <w:rPr>
+                <w:rFonts w:ascii="Arial" w:cs="Arial" w:eastAsia="Arial" w:hAnsi="Arial"/>
+                <w:b w:val="false"/>
+                <w:bCs w:val="false"/>
+                <w:i w:val="false"/>
+                <w:iCs w:val="false"/>
+                <w:color w:val="000000"/>
+                <w:sz w:val="18"/>
+                <w:szCs w:val="18"/>
+              </w:rPr>
+              <w:t xml:space="preserve"/>
+            </w:r>
+          </w:p>
+          <w:p>
+            <w:pPr>
+              <w:spacing w:after="40" w:before="0"/>
+              <w:jc w:val="left"/>
+            </w:pPr>
+            <w:r>
+              <w:rPr>
+                <w:rFonts w:ascii="Arial" w:cs="Arial" w:eastAsia="Arial" w:hAnsi="Arial"/>
+                <w:b w:val="false"/>
+                <w:bCs w:val="false"/>
+                <w:i w:val="false"/>
+                <w:iCs w:val="false"/>
+                <w:color w:val="000000"/>
+                <w:sz w:val="18"/>
+                <w:szCs w:val="18"/>
+              </w:rPr>
+              <w:t xml:space="preserve">Lesson 7 — Applications of Salts in Daily Life in Kenya (Research and Reading Activity): Learners research and present on the uses of salts across agriculture (fertilisers in the Rift Valley), food industry (fish preservation along Lake Victoria), medicine (oral rehydration salts, iron supplements), paper, paint, glass and laundry industries. They read a structured text on salt applications and connect each use to a specific salt property learned in earlier lessons. The DQB is updated with career and societal connections.</w:t>
+            </w:r>
+          </w:p>
+          <w:p>
+            <w:pPr>
+              <w:spacing w:after="40" w:before="0"/>
+              <w:jc w:val="left"/>
+            </w:pPr>
+            <w:r>
+              <w:rPr>
+                <w:rFonts w:ascii="Arial" w:cs="Arial" w:eastAsia="Arial" w:hAnsi="Arial"/>
+                <w:b w:val="false"/>
+                <w:bCs w:val="false"/>
+                <w:i w:val="false"/>
+                <w:iCs w:val="false"/>
+                <w:color w:val="000000"/>
+                <w:sz w:val="18"/>
+                <w:szCs w:val="18"/>
+              </w:rPr>
+              <w:t xml:space="preserve"/>
+            </w:r>
+          </w:p>
+          <w:p>
+            <w:pPr>
+              <w:spacing w:after="40" w:before="0"/>
+              <w:jc w:val="left"/>
+            </w:pPr>
+            <w:r>
+              <w:rPr>
+                <w:rFonts w:ascii="Arial" w:cs="Arial" w:eastAsia="Arial" w:hAnsi="Arial"/>
+                <w:b w:val="false"/>
+                <w:bCs w:val="false"/>
+                <w:i w:val="false"/>
+                <w:iCs w:val="false"/>
+                <w:color w:val="000000"/>
+                <w:sz w:val="18"/>
+                <w:szCs w:val="18"/>
+              </w:rPr>
+              <w:t xml:space="preserve">Lesson 8 — Unit Synthesis, Model Revision and Assessment: Learners revise their cumulative explanatory models (begun in Lesson 1) to produce a final annotated diagram showing salt classification, preparation pathways, atmospheric behaviour and applications — all linked back to the anchoring phenomenon. The class revisits the full DQB, confirms answered questions, flags remaining curiosities, and completes a summative assessment task requiring them to identify an unknown salt, propose its preparation method, predict its behaviour in air and describe one Kenyan industrial use.</w:t>
+            </w:r>
+          </w:p>
+        </w:tc>
+      </w:tr>
+      <w:tr>
+        <w:tc>
+          <w:tcPr>
+            <w:tcW w:type="dxa" w:w="3000"/>
+            <w:shd w:fill="EAD1F5" w:color="auto" w:val="clear"/>
+            <w:tcMar>
+              <w:top w:type="dxa" w:w="60"/>
+              <w:left w:type="dxa" w:w="120"/>
+              <w:bottom w:type="dxa" w:w="60"/>
+              <w:right w:type="dxa" w:w="120"/>
+            </w:tcMar>
+            <w:vAlign w:val="top"/>
+          </w:tcPr>
+          <w:p>
+            <w:pPr>
+              <w:spacing w:after="40" w:before="0"/>
+              <w:jc w:val="left"/>
+            </w:pPr>
+            <w:r>
+              <w:rPr>
+                <w:rFonts w:ascii="Arial" w:cs="Arial" w:eastAsia="Arial" w:hAnsi="Arial"/>
+                <w:b/>
+                <w:bCs/>
+                <w:i w:val="false"/>
+                <w:iCs w:val="false"/>
+                <w:color w:val="000000"/>
+                <w:sz w:val="18"/>
+                <w:szCs w:val="18"/>
+              </w:rPr>
+              <w:t xml:space="preserve">Supporting Phenomena</w:t>
+            </w:r>
+          </w:p>
+        </w:tc>
+        <w:tc>
+          <w:tcPr>
+            <w:tcW w:type="dxa" w:w="10680"/>
+            <w:shd w:fill="FFFFFF" w:color="auto" w:val="clear"/>
+            <w:tcMar>
+              <w:top w:type="dxa" w:w="60"/>
+              <w:left w:type="dxa" w:w="120"/>
+              <w:bottom w:type="dxa" w:w="60"/>
+              <w:right w:type="dxa" w:w="120"/>
+            </w:tcMar>
+            <w:vAlign w:val="top"/>
+          </w:tcPr>
+          <w:p>
+            <w:pPr>
+              <w:spacing w:after="30" w:before="0"/>
+              <w:ind w:left="360" w:hanging="180"/>
+              <w:jc w:val="left"/>
+            </w:pPr>
+            <w:r>
+              <w:rPr>
+                <w:rFonts w:ascii="Arial" w:cs="Arial" w:eastAsia="Arial" w:hAnsi="Arial"/>
+                <w:b w:val="false"/>
+                <w:bCs w:val="false"/>
+                <w:i w:val="false"/>
+                <w:iCs w:val="false"/>
+                <w:color w:val="000000"/>
+                <w:sz w:val="18"/>
+                <w:szCs w:val="18"/>
+              </w:rPr>
+              <w:t xml:space="preserve">–  Supporting Phenomenon 1 — Solubility Surprise: A learner preparing githeri notices that table salt (NaCl) dissolves quickly in water when cooking, but the calcium carbonate (CaCO₃) used to soften maize (the traditional Kenyan "togwa" process) does not dissolve — it remains as a white suspension. Why do some salts dissolve readily while others do not?</w:t>
+            </w:r>
+          </w:p>
+          <w:p>
+            <w:pPr>
+              <w:spacing w:after="30" w:before="0"/>
+              <w:ind w:left="360" w:hanging="180"/>
+              <w:jc w:val="left"/>
+            </w:pPr>
+            <w:r>
+              <w:rPr>
+                <w:rFonts w:ascii="Arial" w:cs="Arial" w:eastAsia="Arial" w:hAnsi="Arial"/>
+                <w:b w:val="false"/>
+                <w:bCs w:val="false"/>
+                <w:i w:val="false"/>
+                <w:iCs w:val="false"/>
+                <w:color w:val="000000"/>
+                <w:sz w:val="18"/>
+                <w:szCs w:val="18"/>
+              </w:rPr>
+              <w:t xml:space="preserve">–  Supporting Phenomenon 2 — Rusting Metal Roofing Sheets: Corrugated iron roofs in coastal Mombasa corrode far faster than those in Nairobi. Learners connect this to the presence of salt spray (NaCl from the ocean) accelerating electrochemical reactions — illustrating that dissolved salts conduct electricity and are chemically active.</w:t>
+            </w:r>
+          </w:p>
+          <w:p>
+            <w:pPr>
+              <w:spacing w:after="30" w:before="0"/>
+              <w:ind w:left="360" w:hanging="180"/>
+              <w:jc w:val="left"/>
+            </w:pPr>
+            <w:r>
+              <w:rPr>
+                <w:rFonts w:ascii="Arial" w:cs="Arial" w:eastAsia="Arial" w:hAnsi="Arial"/>
+                <w:b w:val="false"/>
+                <w:bCs w:val="false"/>
+                <w:i w:val="false"/>
+                <w:iCs w:val="false"/>
+                <w:color w:val="000000"/>
+                <w:sz w:val="18"/>
+                <w:szCs w:val="18"/>
+              </w:rPr>
+              <w:t xml:space="preserve">–  Supporting Phenomenon 3 — Zinc Sulphate Video Observation: Learners watch a video of zinc sulphate (ZnSO₄) being prepared by reacting zinc metal with dilute sulphuric acid. Bubbles of hydrogen gas are produced and the colourless solution that remains evaporates to form white crystals — a vivid, puzzling transformation from solid metal and liquid acid to a completely new solid salt.</w:t>
+            </w:r>
+          </w:p>
+          <w:p>
+            <w:pPr>
+              <w:spacing w:after="30" w:before="0"/>
+              <w:ind w:left="360" w:hanging="180"/>
+              <w:jc w:val="left"/>
+            </w:pPr>
+            <w:r>
+              <w:rPr>
+                <w:rFonts w:ascii="Arial" w:cs="Arial" w:eastAsia="Arial" w:hAnsi="Arial"/>
+                <w:b w:val="false"/>
+                <w:bCs w:val="false"/>
+                <w:i w:val="false"/>
+                <w:iCs w:val="false"/>
+                <w:color w:val="000000"/>
+                <w:sz w:val="18"/>
+                <w:szCs w:val="18"/>
+              </w:rPr>
+              <w:t xml:space="preserve">–  Supporting Phenomenon 4 — Baking Powder in Mandazi: When a Nairobi street vendor adds baking powder (sodium hydrogen carbonate, NaHCO₃) to mandazi dough and fries it, the dough rises and carbon dioxide gas is released. Learners recognise this as a salt reacting under heat — connecting salt chemistry to everyday Kenyan food preparation.</w:t>
+            </w:r>
+          </w:p>
+        </w:tc>
+      </w:tr>
+    </w:tbl>
+    <w:p>
+      <w:pPr>
+        <w:spacing w:after="120"/>
+      </w:pPr>
+      <w:r>
+        <w:t xml:space="preserve"/>
       </w:r>
     </w:p>
     <w:p>
@@ -150,7 +2205,7 @@
         </w:rPr>
         <w:t xml:space="preserve">© 2026 SeaVuria and ARES. This work is licensed under a </w:t>
       </w:r>
-      <w:hyperlink w:history="1" r:id="rId95lcb74im3bm5980irqw1">
+      <w:hyperlink w:history="1" r:id="rId9g0ftloxkczbqkdmj-mvm">
         <w:r>
           <w:rPr>
             <w:rFonts w:ascii="Arial" w:cs="Arial" w:eastAsia="Arial" w:hAnsi="Arial"/>
@@ -170,7 +2225,7 @@
         </w:rPr>
         <w:t xml:space="preserve"> (</w:t>
       </w:r>
-      <w:hyperlink w:history="1" r:id="rIdvmamij8xr27-btjxm9xyr">
+      <w:hyperlink w:history="1" r:id="rIdah0fk0rpi9pibjh4lum7b">
         <w:r>
           <w:rPr>
             <w:rFonts w:ascii="Arial" w:cs="Arial" w:eastAsia="Arial" w:hAnsi="Arial"/>
@@ -190,7 +2245,7 @@
         </w:rPr>
         <w:t xml:space="preserve">). To view a copy of this license, visit </w:t>
       </w:r>
-      <w:hyperlink w:history="1" r:id="rIdvxrn6urrgikp7ew9gxwoq">
+      <w:hyperlink w:history="1" r:id="rIdrplk6mq8fpokh2s8lapfw">
         <w:r>
           <w:rPr>
             <w:rFonts w:ascii="Arial" w:cs="Arial" w:eastAsia="Arial" w:hAnsi="Arial"/>
@@ -209,2061 +2264,6 @@
           <w:szCs w:val="17"/>
         </w:rPr>
         <w:t xml:space="preserve">. You are free to copy, redistribute, and adapt this material in any medium or format, provided appropriate credit is given and the material is not used for commercial purposes. KICD learning outcomes and curriculum designations reproduced here for alignment purposes remain the property of KICD and are not covered by this license. Linked external resources (e.g. CK-12, Khan Academy, PhET) are subject to their own licenses.</w:t>
-      </w:r>
-    </w:p>
-    <w:p>
-      <w:pPr>
-        <w:spacing w:after="120"/>
-      </w:pPr>
-      <w:r>
-        <w:t xml:space="preserve"/>
-      </w:r>
-    </w:p>
-    <w:tbl>
-      <w:tblPr>
-        <w:tblW w:type="dxa" w:w="13680"/>
-        <w:tblBorders>
-          <w:top w:val="single" w:color="AAAAAA" w:sz="4"/>
-          <w:left w:val="single" w:color="AAAAAA" w:sz="4"/>
-          <w:bottom w:val="single" w:color="AAAAAA" w:sz="4"/>
-          <w:right w:val="single" w:color="AAAAAA" w:sz="4"/>
-          <w:insideH w:val="single" w:color="auto" w:sz="4"/>
-          <w:insideV w:val="single" w:color="auto" w:sz="4"/>
-        </w:tblBorders>
-        <w:tblLayout w:type="fixed"/>
-      </w:tblPr>
-      <w:tblGrid>
-        <w:gridCol w:w="3000"/>
-        <w:gridCol w:w="10680"/>
-      </w:tblGrid>
-      <w:tr>
-        <w:tc>
-          <w:tcPr>
-            <w:tcW w:type="dxa" w:w="13680"/>
-            <w:gridSpan w:val="2"/>
-            <w:shd w:fill="1F3864" w:color="auto" w:val="clear"/>
-            <w:tcMar>
-              <w:top w:type="dxa" w:w="60"/>
-              <w:left w:type="dxa" w:w="120"/>
-              <w:bottom w:type="dxa" w:w="60"/>
-              <w:right w:type="dxa" w:w="120"/>
-            </w:tcMar>
-            <w:vAlign w:val="top"/>
-          </w:tcPr>
-          <w:p>
-            <w:pPr>
-              <w:spacing w:after="40" w:before="0"/>
-              <w:jc w:val="center"/>
-            </w:pPr>
-            <w:r>
-              <w:rPr>
-                <w:rFonts w:ascii="Arial" w:cs="Arial" w:eastAsia="Arial" w:hAnsi="Arial"/>
-                <w:b/>
-                <w:bCs/>
-                <w:i w:val="false"/>
-                <w:iCs w:val="false"/>
-                <w:color w:val="FFFFFF"/>
-                <w:sz w:val="22"/>
-                <w:szCs w:val="22"/>
-              </w:rPr>
-              <w:t xml:space="preserve">SUB-STRAND OVERVIEW</w:t>
-            </w:r>
-          </w:p>
-        </w:tc>
-      </w:tr>
-      <w:tr>
-        <w:tc>
-          <w:tcPr>
-            <w:tcW w:type="dxa" w:w="3000"/>
-            <w:shd w:fill="D5E8F0" w:color="auto" w:val="clear"/>
-            <w:tcMar>
-              <w:top w:type="dxa" w:w="60"/>
-              <w:left w:type="dxa" w:w="120"/>
-              <w:bottom w:type="dxa" w:w="60"/>
-              <w:right w:type="dxa" w:w="120"/>
-            </w:tcMar>
-            <w:vAlign w:val="top"/>
-          </w:tcPr>
-          <w:p>
-            <w:pPr>
-              <w:spacing w:after="40" w:before="0"/>
-              <w:jc w:val="left"/>
-            </w:pPr>
-            <w:r>
-              <w:rPr>
-                <w:rFonts w:ascii="Arial" w:cs="Arial" w:eastAsia="Arial" w:hAnsi="Arial"/>
-                <w:b/>
-                <w:bCs/>
-                <w:i w:val="false"/>
-                <w:iCs w:val="false"/>
-                <w:color w:val="000000"/>
-                <w:sz w:val="18"/>
-                <w:szCs w:val="18"/>
-              </w:rPr>
-              <w:t xml:space="preserve">Grade Level</w:t>
-            </w:r>
-          </w:p>
-        </w:tc>
-        <w:tc>
-          <w:tcPr>
-            <w:tcW w:type="dxa" w:w="10680"/>
-            <w:shd w:fill="FFFFFF" w:color="auto" w:val="clear"/>
-            <w:tcMar>
-              <w:top w:type="dxa" w:w="60"/>
-              <w:left w:type="dxa" w:w="120"/>
-              <w:bottom w:type="dxa" w:w="60"/>
-              <w:right w:type="dxa" w:w="120"/>
-            </w:tcMar>
-            <w:vAlign w:val="top"/>
-          </w:tcPr>
-          <w:p>
-            <w:pPr>
-              <w:spacing w:after="40" w:before="0"/>
-              <w:jc w:val="left"/>
-            </w:pPr>
-            <w:r>
-              <w:rPr>
-                <w:rFonts w:ascii="Arial" w:cs="Arial" w:eastAsia="Arial" w:hAnsi="Arial"/>
-                <w:b w:val="false"/>
-                <w:bCs w:val="false"/>
-                <w:i w:val="false"/>
-                <w:iCs w:val="false"/>
-                <w:color w:val="000000"/>
-                <w:sz w:val="18"/>
-                <w:szCs w:val="18"/>
-              </w:rPr>
-              <w:t xml:space="preserve">10</w:t>
-            </w:r>
-          </w:p>
-        </w:tc>
-      </w:tr>
-      <w:tr>
-        <w:tc>
-          <w:tcPr>
-            <w:tcW w:type="dxa" w:w="3000"/>
-            <w:shd w:fill="D5E8F0" w:color="auto" w:val="clear"/>
-            <w:tcMar>
-              <w:top w:type="dxa" w:w="60"/>
-              <w:left w:type="dxa" w:w="120"/>
-              <w:bottom w:type="dxa" w:w="60"/>
-              <w:right w:type="dxa" w:w="120"/>
-            </w:tcMar>
-            <w:vAlign w:val="top"/>
-          </w:tcPr>
-          <w:p>
-            <w:pPr>
-              <w:spacing w:after="40" w:before="0"/>
-              <w:jc w:val="left"/>
-            </w:pPr>
-            <w:r>
-              <w:rPr>
-                <w:rFonts w:ascii="Arial" w:cs="Arial" w:eastAsia="Arial" w:hAnsi="Arial"/>
-                <w:b/>
-                <w:bCs/>
-                <w:i w:val="false"/>
-                <w:iCs w:val="false"/>
-                <w:color w:val="000000"/>
-                <w:sz w:val="18"/>
-                <w:szCs w:val="18"/>
-              </w:rPr>
-              <w:t xml:space="preserve">Subject</w:t>
-            </w:r>
-          </w:p>
-        </w:tc>
-        <w:tc>
-          <w:tcPr>
-            <w:tcW w:type="dxa" w:w="10680"/>
-            <w:shd w:fill="FFFFFF" w:color="auto" w:val="clear"/>
-            <w:tcMar>
-              <w:top w:type="dxa" w:w="60"/>
-              <w:left w:type="dxa" w:w="120"/>
-              <w:bottom w:type="dxa" w:w="60"/>
-              <w:right w:type="dxa" w:w="120"/>
-            </w:tcMar>
-            <w:vAlign w:val="top"/>
-          </w:tcPr>
-          <w:p>
-            <w:pPr>
-              <w:spacing w:after="40" w:before="0"/>
-              <w:jc w:val="left"/>
-            </w:pPr>
-            <w:r>
-              <w:rPr>
-                <w:rFonts w:ascii="Arial" w:cs="Arial" w:eastAsia="Arial" w:hAnsi="Arial"/>
-                <w:b w:val="false"/>
-                <w:bCs w:val="false"/>
-                <w:i w:val="false"/>
-                <w:iCs w:val="false"/>
-                <w:color w:val="000000"/>
-                <w:sz w:val="18"/>
-                <w:szCs w:val="18"/>
-              </w:rPr>
-              <w:t xml:space="preserve">Chemistry</w:t>
-            </w:r>
-          </w:p>
-        </w:tc>
-      </w:tr>
-      <w:tr>
-        <w:tc>
-          <w:tcPr>
-            <w:tcW w:type="dxa" w:w="3000"/>
-            <w:shd w:fill="D5E8F0" w:color="auto" w:val="clear"/>
-            <w:tcMar>
-              <w:top w:type="dxa" w:w="60"/>
-              <w:left w:type="dxa" w:w="120"/>
-              <w:bottom w:type="dxa" w:w="60"/>
-              <w:right w:type="dxa" w:w="120"/>
-            </w:tcMar>
-            <w:vAlign w:val="top"/>
-          </w:tcPr>
-          <w:p>
-            <w:pPr>
-              <w:spacing w:after="40" w:before="0"/>
-              <w:jc w:val="left"/>
-            </w:pPr>
-            <w:r>
-              <w:rPr>
-                <w:rFonts w:ascii="Arial" w:cs="Arial" w:eastAsia="Arial" w:hAnsi="Arial"/>
-                <w:b/>
-                <w:bCs/>
-                <w:i w:val="false"/>
-                <w:iCs w:val="false"/>
-                <w:color w:val="000000"/>
-                <w:sz w:val="18"/>
-                <w:szCs w:val="18"/>
-              </w:rPr>
-              <w:t xml:space="preserve">Strand</w:t>
-            </w:r>
-          </w:p>
-        </w:tc>
-        <w:tc>
-          <w:tcPr>
-            <w:tcW w:type="dxa" w:w="10680"/>
-            <w:shd w:fill="FFFFFF" w:color="auto" w:val="clear"/>
-            <w:tcMar>
-              <w:top w:type="dxa" w:w="60"/>
-              <w:left w:type="dxa" w:w="120"/>
-              <w:bottom w:type="dxa" w:w="60"/>
-              <w:right w:type="dxa" w:w="120"/>
-            </w:tcMar>
-            <w:vAlign w:val="top"/>
-          </w:tcPr>
-          <w:p>
-            <w:pPr>
-              <w:spacing w:after="40" w:before="0"/>
-              <w:jc w:val="left"/>
-            </w:pPr>
-            <w:r>
-              <w:rPr>
-                <w:rFonts w:ascii="Arial" w:cs="Arial" w:eastAsia="Arial" w:hAnsi="Arial"/>
-                <w:b w:val="false"/>
-                <w:bCs w:val="false"/>
-                <w:i w:val="false"/>
-                <w:iCs w:val="false"/>
-                <w:color w:val="000000"/>
-                <w:sz w:val="18"/>
-                <w:szCs w:val="18"/>
-              </w:rPr>
-              <w:t xml:space="preserve">Strand 2.0: Physical Chemistry</w:t>
-            </w:r>
-          </w:p>
-        </w:tc>
-      </w:tr>
-      <w:tr>
-        <w:tc>
-          <w:tcPr>
-            <w:tcW w:type="dxa" w:w="3000"/>
-            <w:shd w:fill="D5E8F0" w:color="auto" w:val="clear"/>
-            <w:tcMar>
-              <w:top w:type="dxa" w:w="60"/>
-              <w:left w:type="dxa" w:w="120"/>
-              <w:bottom w:type="dxa" w:w="60"/>
-              <w:right w:type="dxa" w:w="120"/>
-            </w:tcMar>
-            <w:vAlign w:val="top"/>
-          </w:tcPr>
-          <w:p>
-            <w:pPr>
-              <w:spacing w:after="40" w:before="0"/>
-              <w:jc w:val="left"/>
-            </w:pPr>
-            <w:r>
-              <w:rPr>
-                <w:rFonts w:ascii="Arial" w:cs="Arial" w:eastAsia="Arial" w:hAnsi="Arial"/>
-                <w:b/>
-                <w:bCs/>
-                <w:i w:val="false"/>
-                <w:iCs w:val="false"/>
-                <w:color w:val="000000"/>
-                <w:sz w:val="18"/>
-                <w:szCs w:val="18"/>
-              </w:rPr>
-              <w:t xml:space="preserve">Sub-Strand</w:t>
-            </w:r>
-          </w:p>
-        </w:tc>
-        <w:tc>
-          <w:tcPr>
-            <w:tcW w:type="dxa" w:w="10680"/>
-            <w:shd w:fill="FFFFFF" w:color="auto" w:val="clear"/>
-            <w:tcMar>
-              <w:top w:type="dxa" w:w="60"/>
-              <w:left w:type="dxa" w:w="120"/>
-              <w:bottom w:type="dxa" w:w="60"/>
-              <w:right w:type="dxa" w:w="120"/>
-            </w:tcMar>
-            <w:vAlign w:val="top"/>
-          </w:tcPr>
-          <w:p>
-            <w:pPr>
-              <w:spacing w:after="40" w:before="0"/>
-              <w:jc w:val="left"/>
-            </w:pPr>
-            <w:r>
-              <w:rPr>
-                <w:rFonts w:ascii="Arial" w:cs="Arial" w:eastAsia="Arial" w:hAnsi="Arial"/>
-                <w:b w:val="false"/>
-                <w:bCs w:val="false"/>
-                <w:i w:val="false"/>
-                <w:iCs w:val="false"/>
-                <w:color w:val="000000"/>
-                <w:sz w:val="18"/>
-                <w:szCs w:val="18"/>
-              </w:rPr>
-              <w:t xml:space="preserve">Sub-Strand 2.2: Introduction to Salts</w:t>
-            </w:r>
-          </w:p>
-        </w:tc>
-      </w:tr>
-      <w:tr>
-        <w:tc>
-          <w:tcPr>
-            <w:tcW w:type="dxa" w:w="3000"/>
-            <w:shd w:fill="D5E8F0" w:color="auto" w:val="clear"/>
-            <w:tcMar>
-              <w:top w:type="dxa" w:w="60"/>
-              <w:left w:type="dxa" w:w="120"/>
-              <w:bottom w:type="dxa" w:w="60"/>
-              <w:right w:type="dxa" w:w="120"/>
-            </w:tcMar>
-            <w:vAlign w:val="top"/>
-          </w:tcPr>
-          <w:p>
-            <w:pPr>
-              <w:spacing w:after="40" w:before="0"/>
-              <w:jc w:val="left"/>
-            </w:pPr>
-            <w:r>
-              <w:rPr>
-                <w:rFonts w:ascii="Arial" w:cs="Arial" w:eastAsia="Arial" w:hAnsi="Arial"/>
-                <w:b/>
-                <w:bCs/>
-                <w:i w:val="false"/>
-                <w:iCs w:val="false"/>
-                <w:color w:val="000000"/>
-                <w:sz w:val="18"/>
-                <w:szCs w:val="18"/>
-              </w:rPr>
-              <w:t xml:space="preserve">Total Duration</w:t>
-            </w:r>
-          </w:p>
-        </w:tc>
-        <w:tc>
-          <w:tcPr>
-            <w:tcW w:type="dxa" w:w="10680"/>
-            <w:shd w:fill="FFFFFF" w:color="auto" w:val="clear"/>
-            <w:tcMar>
-              <w:top w:type="dxa" w:w="60"/>
-              <w:left w:type="dxa" w:w="120"/>
-              <w:bottom w:type="dxa" w:w="60"/>
-              <w:right w:type="dxa" w:w="120"/>
-            </w:tcMar>
-            <w:vAlign w:val="top"/>
-          </w:tcPr>
-          <w:p>
-            <w:pPr>
-              <w:spacing w:after="40" w:before="0"/>
-              <w:jc w:val="left"/>
-            </w:pPr>
-            <w:r>
-              <w:rPr>
-                <w:rFonts w:ascii="Arial" w:cs="Arial" w:eastAsia="Arial" w:hAnsi="Arial"/>
-                <w:b w:val="false"/>
-                <w:bCs w:val="false"/>
-                <w:i w:val="false"/>
-                <w:iCs w:val="false"/>
-                <w:color w:val="000000"/>
-                <w:sz w:val="18"/>
-                <w:szCs w:val="18"/>
-              </w:rPr>
-              <w:t xml:space="preserve">8 lessons × 40 minutes = 320 minutes total</w:t>
-            </w:r>
-          </w:p>
-        </w:tc>
-      </w:tr>
-      <w:tr>
-        <w:tc>
-          <w:tcPr>
-            <w:tcW w:type="dxa" w:w="3000"/>
-            <w:shd w:fill="D5E8F0" w:color="auto" w:val="clear"/>
-            <w:tcMar>
-              <w:top w:type="dxa" w:w="60"/>
-              <w:left w:type="dxa" w:w="120"/>
-              <w:bottom w:type="dxa" w:w="60"/>
-              <w:right w:type="dxa" w:w="120"/>
-            </w:tcMar>
-            <w:vAlign w:val="top"/>
-          </w:tcPr>
-          <w:p>
-            <w:pPr>
-              <w:spacing w:after="40" w:before="0"/>
-              <w:jc w:val="left"/>
-            </w:pPr>
-            <w:r>
-              <w:rPr>
-                <w:rFonts w:ascii="Arial" w:cs="Arial" w:eastAsia="Arial" w:hAnsi="Arial"/>
-                <w:b/>
-                <w:bCs/>
-                <w:i w:val="false"/>
-                <w:iCs w:val="false"/>
-                <w:color w:val="000000"/>
-                <w:sz w:val="18"/>
-                <w:szCs w:val="18"/>
-              </w:rPr>
-              <w:t xml:space="preserve">Sub-Strand Content</w:t>
-            </w:r>
-          </w:p>
-        </w:tc>
-        <w:tc>
-          <w:tcPr>
-            <w:tcW w:type="dxa" w:w="10680"/>
-            <w:shd w:fill="FFFFFF" w:color="auto" w:val="clear"/>
-            <w:tcMar>
-              <w:top w:type="dxa" w:w="60"/>
-              <w:left w:type="dxa" w:w="120"/>
-              <w:bottom w:type="dxa" w:w="60"/>
-              <w:right w:type="dxa" w:w="120"/>
-            </w:tcMar>
-            <w:vAlign w:val="top"/>
-          </w:tcPr>
-          <w:p>
-            <w:pPr>
-              <w:spacing w:after="30" w:before="0"/>
-              <w:ind w:left="360" w:hanging="180"/>
-              <w:jc w:val="left"/>
-            </w:pPr>
-            <w:r>
-              <w:rPr>
-                <w:rFonts w:ascii="Arial" w:cs="Arial" w:eastAsia="Arial" w:hAnsi="Arial"/>
-                <w:b w:val="false"/>
-                <w:bCs w:val="false"/>
-                <w:i w:val="false"/>
-                <w:iCs w:val="false"/>
-                <w:color w:val="000000"/>
-                <w:sz w:val="18"/>
-                <w:szCs w:val="18"/>
-              </w:rPr>
-              <w:t xml:space="preserve">–  Types of salts (normal, acidic, basic and double salts)</w:t>
-            </w:r>
-          </w:p>
-          <w:p>
-            <w:pPr>
-              <w:spacing w:after="30" w:before="0"/>
-              <w:ind w:left="360" w:hanging="180"/>
-              <w:jc w:val="left"/>
-            </w:pPr>
-            <w:r>
-              <w:rPr>
-                <w:rFonts w:ascii="Arial" w:cs="Arial" w:eastAsia="Arial" w:hAnsi="Arial"/>
-                <w:b w:val="false"/>
-                <w:bCs w:val="false"/>
-                <w:i w:val="false"/>
-                <w:iCs w:val="false"/>
-                <w:color w:val="000000"/>
-                <w:sz w:val="18"/>
-                <w:szCs w:val="18"/>
-              </w:rPr>
-              <w:t xml:space="preserve">–  Solubility of salts (chlorides, carbonates, nitrates and sulphates)</w:t>
-            </w:r>
-          </w:p>
-          <w:p>
-            <w:pPr>
-              <w:spacing w:after="30" w:before="0"/>
-              <w:ind w:left="360" w:hanging="180"/>
-              <w:jc w:val="left"/>
-            </w:pPr>
-            <w:r>
-              <w:rPr>
-                <w:rFonts w:ascii="Arial" w:cs="Arial" w:eastAsia="Arial" w:hAnsi="Arial"/>
-                <w:b w:val="false"/>
-                <w:bCs w:val="false"/>
-                <w:i w:val="false"/>
-                <w:iCs w:val="false"/>
-                <w:color w:val="000000"/>
-                <w:sz w:val="18"/>
-                <w:szCs w:val="18"/>
-              </w:rPr>
-              <w:t xml:space="preserve">–  Methods of preparation of soluble salts (direct synthesis; reactions between acids and metals; acids and bases; acids and carbonates/hydrogen carbonates)</w:t>
-            </w:r>
-          </w:p>
-          <w:p>
-            <w:pPr>
-              <w:spacing w:after="30" w:before="0"/>
-              <w:ind w:left="360" w:hanging="180"/>
-              <w:jc w:val="left"/>
-            </w:pPr>
-            <w:r>
-              <w:rPr>
-                <w:rFonts w:ascii="Arial" w:cs="Arial" w:eastAsia="Arial" w:hAnsi="Arial"/>
-                <w:b w:val="false"/>
-                <w:bCs w:val="false"/>
-                <w:i w:val="false"/>
-                <w:iCs w:val="false"/>
-                <w:color w:val="000000"/>
-                <w:sz w:val="18"/>
-                <w:szCs w:val="18"/>
-              </w:rPr>
-              <w:t xml:space="preserve">–  Methods of preparation of insoluble salts (direct synthesis; double decomposition/precipitation reaction)</w:t>
-            </w:r>
-          </w:p>
-          <w:p>
-            <w:pPr>
-              <w:spacing w:after="30" w:before="0"/>
-              <w:ind w:left="360" w:hanging="180"/>
-              <w:jc w:val="left"/>
-            </w:pPr>
-            <w:r>
-              <w:rPr>
-                <w:rFonts w:ascii="Arial" w:cs="Arial" w:eastAsia="Arial" w:hAnsi="Arial"/>
-                <w:b w:val="false"/>
-                <w:bCs w:val="false"/>
-                <w:i w:val="false"/>
-                <w:iCs w:val="false"/>
-                <w:color w:val="000000"/>
-                <w:sz w:val="18"/>
-                <w:szCs w:val="18"/>
-              </w:rPr>
-              <w:t xml:space="preserve">–  Writing balanced chemical equations and ionic equations for salt preparation reactions</w:t>
-            </w:r>
-          </w:p>
-          <w:p>
-            <w:pPr>
-              <w:spacing w:after="30" w:before="0"/>
-              <w:ind w:left="360" w:hanging="180"/>
-              <w:jc w:val="left"/>
-            </w:pPr>
-            <w:r>
-              <w:rPr>
-                <w:rFonts w:ascii="Arial" w:cs="Arial" w:eastAsia="Arial" w:hAnsi="Arial"/>
-                <w:b w:val="false"/>
-                <w:bCs w:val="false"/>
-                <w:i w:val="false"/>
-                <w:iCs w:val="false"/>
-                <w:color w:val="000000"/>
-                <w:sz w:val="18"/>
-                <w:szCs w:val="18"/>
-              </w:rPr>
-              <w:t xml:space="preserve">–  Behaviour of salts when exposed to air (hygroscopic, deliquescent and efflorescent salts)</w:t>
-            </w:r>
-          </w:p>
-          <w:p>
-            <w:pPr>
-              <w:spacing w:after="30" w:before="0"/>
-              <w:ind w:left="360" w:hanging="180"/>
-              <w:jc w:val="left"/>
-            </w:pPr>
-            <w:r>
-              <w:rPr>
-                <w:rFonts w:ascii="Arial" w:cs="Arial" w:eastAsia="Arial" w:hAnsi="Arial"/>
-                <w:b w:val="false"/>
-                <w:bCs w:val="false"/>
-                <w:i w:val="false"/>
-                <w:iCs w:val="false"/>
-                <w:color w:val="000000"/>
-                <w:sz w:val="18"/>
-                <w:szCs w:val="18"/>
-              </w:rPr>
-              <w:t xml:space="preserve">–  Uses of salts (agriculture, food industry, medicine, paper industry, paints industry, glass industry, laundry and others)</w:t>
-            </w:r>
-          </w:p>
-        </w:tc>
-      </w:tr>
-      <w:tr>
-        <w:tc>
-          <w:tcPr>
-            <w:tcW w:type="dxa" w:w="3000"/>
-            <w:shd w:fill="D5E8F0" w:color="auto" w:val="clear"/>
-            <w:tcMar>
-              <w:top w:type="dxa" w:w="60"/>
-              <w:left w:type="dxa" w:w="120"/>
-              <w:bottom w:type="dxa" w:w="60"/>
-              <w:right w:type="dxa" w:w="120"/>
-            </w:tcMar>
-            <w:vAlign w:val="top"/>
-          </w:tcPr>
-          <w:p>
-            <w:pPr>
-              <w:spacing w:after="40" w:before="0"/>
-              <w:jc w:val="left"/>
-            </w:pPr>
-            <w:r>
-              <w:rPr>
-                <w:rFonts w:ascii="Arial" w:cs="Arial" w:eastAsia="Arial" w:hAnsi="Arial"/>
-                <w:b/>
-                <w:bCs/>
-                <w:i w:val="false"/>
-                <w:iCs w:val="false"/>
-                <w:color w:val="000000"/>
-                <w:sz w:val="18"/>
-                <w:szCs w:val="18"/>
-              </w:rPr>
-              <w:t xml:space="preserve">Learning Outcomes</w:t>
-            </w:r>
-          </w:p>
-        </w:tc>
-        <w:tc>
-          <w:tcPr>
-            <w:tcW w:type="dxa" w:w="10680"/>
-            <w:shd w:fill="FFFFFF" w:color="auto" w:val="clear"/>
-            <w:tcMar>
-              <w:top w:type="dxa" w:w="60"/>
-              <w:left w:type="dxa" w:w="120"/>
-              <w:bottom w:type="dxa" w:w="60"/>
-              <w:right w:type="dxa" w:w="120"/>
-            </w:tcMar>
-            <w:vAlign w:val="top"/>
-          </w:tcPr>
-          <w:p>
-            <w:pPr>
-              <w:spacing w:after="40" w:before="0"/>
-              <w:jc w:val="left"/>
-            </w:pPr>
-            <w:r>
-              <w:rPr>
-                <w:rFonts w:ascii="Arial" w:cs="Arial" w:eastAsia="Arial" w:hAnsi="Arial"/>
-                <w:b w:val="false"/>
-                <w:bCs w:val="false"/>
-                <w:i w:val="false"/>
-                <w:iCs w:val="false"/>
-                <w:color w:val="000000"/>
-                <w:sz w:val="18"/>
-                <w:szCs w:val="18"/>
-              </w:rPr>
-              <w:t xml:space="preserve">By the end of the sub-strand, the learner should be able to:</w:t>
-            </w:r>
-          </w:p>
-          <w:p>
-            <w:pPr>
-              <w:spacing w:after="40" w:before="0"/>
-              <w:jc w:val="left"/>
-            </w:pPr>
-            <w:r>
-              <w:rPr>
-                <w:rFonts w:ascii="Arial" w:cs="Arial" w:eastAsia="Arial" w:hAnsi="Arial"/>
-                <w:b w:val="false"/>
-                <w:bCs w:val="false"/>
-                <w:i w:val="false"/>
-                <w:iCs w:val="false"/>
-                <w:color w:val="000000"/>
-                <w:sz w:val="18"/>
-                <w:szCs w:val="18"/>
-              </w:rPr>
-              <w:t xml:space="preserve">a) classify different salts based on their properties,</w:t>
-            </w:r>
-          </w:p>
-          <w:p>
-            <w:pPr>
-              <w:spacing w:after="40" w:before="0"/>
-              <w:jc w:val="left"/>
-            </w:pPr>
-            <w:r>
-              <w:rPr>
-                <w:rFonts w:ascii="Arial" w:cs="Arial" w:eastAsia="Arial" w:hAnsi="Arial"/>
-                <w:b w:val="false"/>
-                <w:bCs w:val="false"/>
-                <w:i w:val="false"/>
-                <w:iCs w:val="false"/>
-                <w:color w:val="000000"/>
-                <w:sz w:val="18"/>
-                <w:szCs w:val="18"/>
-              </w:rPr>
-              <w:t xml:space="preserve">b) prepare salts using appropriate methods in the laboratory,</w:t>
-            </w:r>
-          </w:p>
-          <w:p>
-            <w:pPr>
-              <w:spacing w:after="40" w:before="0"/>
-              <w:jc w:val="left"/>
-            </w:pPr>
-            <w:r>
-              <w:rPr>
-                <w:rFonts w:ascii="Arial" w:cs="Arial" w:eastAsia="Arial" w:hAnsi="Arial"/>
-                <w:b w:val="false"/>
-                <w:bCs w:val="false"/>
-                <w:i w:val="false"/>
-                <w:iCs w:val="false"/>
-                <w:color w:val="000000"/>
-                <w:sz w:val="18"/>
-                <w:szCs w:val="18"/>
-              </w:rPr>
-              <w:t xml:space="preserve">c) describe the behaviour of salts when exposed to air,</w:t>
-            </w:r>
-          </w:p>
-          <w:p>
-            <w:pPr>
-              <w:spacing w:after="40" w:before="0"/>
-              <w:jc w:val="left"/>
-            </w:pPr>
-            <w:r>
-              <w:rPr>
-                <w:rFonts w:ascii="Arial" w:cs="Arial" w:eastAsia="Arial" w:hAnsi="Arial"/>
-                <w:b w:val="false"/>
-                <w:bCs w:val="false"/>
-                <w:i w:val="false"/>
-                <w:iCs w:val="false"/>
-                <w:color w:val="000000"/>
-                <w:sz w:val="18"/>
-                <w:szCs w:val="18"/>
-              </w:rPr>
-              <w:t xml:space="preserve">d) outline applications of salts in day-to-day life,</w:t>
-            </w:r>
-          </w:p>
-          <w:p>
-            <w:pPr>
-              <w:spacing w:after="40" w:before="0"/>
-              <w:jc w:val="left"/>
-            </w:pPr>
-            <w:r>
-              <w:rPr>
-                <w:rFonts w:ascii="Arial" w:cs="Arial" w:eastAsia="Arial" w:hAnsi="Arial"/>
-                <w:b w:val="false"/>
-                <w:bCs w:val="false"/>
-                <w:i w:val="false"/>
-                <w:iCs w:val="false"/>
-                <w:color w:val="000000"/>
-                <w:sz w:val="18"/>
-                <w:szCs w:val="18"/>
-              </w:rPr>
-              <w:t xml:space="preserve">e) appreciate the applications of salts in day-to-day life.</w:t>
-            </w:r>
-          </w:p>
-        </w:tc>
-      </w:tr>
-      <w:tr>
-        <w:tc>
-          <w:tcPr>
-            <w:tcW w:type="dxa" w:w="3000"/>
-            <w:shd w:fill="D5E8F0" w:color="auto" w:val="clear"/>
-            <w:tcMar>
-              <w:top w:type="dxa" w:w="60"/>
-              <w:left w:type="dxa" w:w="120"/>
-              <w:bottom w:type="dxa" w:w="60"/>
-              <w:right w:type="dxa" w:w="120"/>
-            </w:tcMar>
-            <w:vAlign w:val="top"/>
-          </w:tcPr>
-          <w:p>
-            <w:pPr>
-              <w:spacing w:after="40" w:before="0"/>
-              <w:jc w:val="left"/>
-            </w:pPr>
-            <w:r>
-              <w:rPr>
-                <w:rFonts w:ascii="Arial" w:cs="Arial" w:eastAsia="Arial" w:hAnsi="Arial"/>
-                <w:b/>
-                <w:bCs/>
-                <w:i w:val="false"/>
-                <w:iCs w:val="false"/>
-                <w:color w:val="000000"/>
-                <w:sz w:val="18"/>
-                <w:szCs w:val="18"/>
-              </w:rPr>
-              <w:t xml:space="preserve">Core Competencies</w:t>
-            </w:r>
-          </w:p>
-        </w:tc>
-        <w:tc>
-          <w:tcPr>
-            <w:tcW w:type="dxa" w:w="10680"/>
-            <w:shd w:fill="FFFFFF" w:color="auto" w:val="clear"/>
-            <w:tcMar>
-              <w:top w:type="dxa" w:w="60"/>
-              <w:left w:type="dxa" w:w="120"/>
-              <w:bottom w:type="dxa" w:w="60"/>
-              <w:right w:type="dxa" w:w="120"/>
-            </w:tcMar>
-            <w:vAlign w:val="top"/>
-          </w:tcPr>
-          <w:p>
-            <w:pPr>
-              <w:spacing w:after="30" w:before="0"/>
-              <w:ind w:left="360" w:hanging="180"/>
-              <w:jc w:val="left"/>
-            </w:pPr>
-            <w:r>
-              <w:rPr>
-                <w:rFonts w:ascii="Arial" w:cs="Arial" w:eastAsia="Arial" w:hAnsi="Arial"/>
-                <w:b w:val="false"/>
-                <w:bCs w:val="false"/>
-                <w:i w:val="false"/>
-                <w:iCs w:val="false"/>
-                <w:color w:val="000000"/>
-                <w:sz w:val="18"/>
-                <w:szCs w:val="18"/>
-              </w:rPr>
-              <w:t xml:space="preserve">–  Communication and Collaboration: The learner develops teamwork by contributing to group decision making while working with peers as they carry out laboratory experiments on salt solubility, preparation and behaviour in air, and as they brainstorm on the meaning and classification of salts using samples such as inorganic fertilisers, table salt, and commercial salts found at home and in the school laboratory.</w:t>
-            </w:r>
-          </w:p>
-          <w:p>
-            <w:pPr>
-              <w:spacing w:after="30" w:before="0"/>
-              <w:ind w:left="360" w:hanging="180"/>
-              <w:jc w:val="left"/>
-            </w:pPr>
-            <w:r>
-              <w:rPr>
-                <w:rFonts w:ascii="Arial" w:cs="Arial" w:eastAsia="Arial" w:hAnsi="Arial"/>
-                <w:b w:val="false"/>
-                <w:bCs w:val="false"/>
-                <w:i w:val="false"/>
-                <w:iCs w:val="false"/>
-                <w:color w:val="000000"/>
-                <w:sz w:val="18"/>
-                <w:szCs w:val="18"/>
-              </w:rPr>
-              <w:t xml:space="preserve">–  Digital Literacy: The learner interacts with digital technology as they watch a video on the preparation of zinc sulphate (ZnSO₄), search for information on the applications of salts across industries (agriculture, medicine, food, glass, paper, laundry and paints), and use digital tools to record and present experimental findings.</w:t>
-            </w:r>
-          </w:p>
-        </w:tc>
-      </w:tr>
-      <w:tr>
-        <w:tc>
-          <w:tcPr>
-            <w:tcW w:type="dxa" w:w="3000"/>
-            <w:shd w:fill="E2EFDA" w:color="auto" w:val="clear"/>
-            <w:tcMar>
-              <w:top w:type="dxa" w:w="60"/>
-              <w:left w:type="dxa" w:w="120"/>
-              <w:bottom w:type="dxa" w:w="60"/>
-              <w:right w:type="dxa" w:w="120"/>
-            </w:tcMar>
-            <w:vAlign w:val="top"/>
-          </w:tcPr>
-          <w:p>
-            <w:pPr>
-              <w:spacing w:after="40" w:before="0"/>
-              <w:jc w:val="left"/>
-            </w:pPr>
-            <w:r>
-              <w:rPr>
-                <w:rFonts w:ascii="Arial" w:cs="Arial" w:eastAsia="Arial" w:hAnsi="Arial"/>
-                <w:b/>
-                <w:bCs/>
-                <w:i w:val="false"/>
-                <w:iCs w:val="false"/>
-                <w:color w:val="000000"/>
-                <w:sz w:val="18"/>
-                <w:szCs w:val="18"/>
-              </w:rPr>
-              <w:t xml:space="preserve">Core Values</w:t>
-            </w:r>
-          </w:p>
-        </w:tc>
-        <w:tc>
-          <w:tcPr>
-            <w:tcW w:type="dxa" w:w="10680"/>
-            <w:shd w:fill="FFFFFF" w:color="auto" w:val="clear"/>
-            <w:tcMar>
-              <w:top w:type="dxa" w:w="60"/>
-              <w:left w:type="dxa" w:w="120"/>
-              <w:bottom w:type="dxa" w:w="60"/>
-              <w:right w:type="dxa" w:w="120"/>
-            </w:tcMar>
-            <w:vAlign w:val="top"/>
-          </w:tcPr>
-          <w:p>
-            <w:pPr>
-              <w:spacing w:after="30" w:before="0"/>
-              <w:ind w:left="360" w:hanging="180"/>
-              <w:jc w:val="left"/>
-            </w:pPr>
-            <w:r>
-              <w:rPr>
-                <w:rFonts w:ascii="Arial" w:cs="Arial" w:eastAsia="Arial" w:hAnsi="Arial"/>
-                <w:b w:val="false"/>
-                <w:bCs w:val="false"/>
-                <w:i w:val="false"/>
-                <w:iCs w:val="false"/>
-                <w:color w:val="000000"/>
-                <w:sz w:val="18"/>
-                <w:szCs w:val="18"/>
-              </w:rPr>
-              <w:t xml:space="preserve">–  Responsibility: The learner develops accountability as they take care of apparatus while using them during experiments on salt preparation and solubility, and as they properly dispose of waste after experiments, ensuring a safe and orderly laboratory environment.</w:t>
-            </w:r>
-          </w:p>
-          <w:p>
-            <w:pPr>
-              <w:spacing w:after="30" w:before="0"/>
-              <w:ind w:left="360" w:hanging="180"/>
-              <w:jc w:val="left"/>
-            </w:pPr>
-            <w:r>
-              <w:rPr>
-                <w:rFonts w:ascii="Arial" w:cs="Arial" w:eastAsia="Arial" w:hAnsi="Arial"/>
-                <w:b w:val="false"/>
-                <w:bCs w:val="false"/>
-                <w:i w:val="false"/>
-                <w:iCs w:val="false"/>
-                <w:color w:val="000000"/>
-                <w:sz w:val="18"/>
-                <w:szCs w:val="18"/>
-              </w:rPr>
-              <w:t xml:space="preserve">–  Respect: The learner demonstrates respect for peers' contributions during group brainstorming activities and collaborative discussions on the classification and uses of salts.</w:t>
-            </w:r>
-          </w:p>
-          <w:p>
-            <w:pPr>
-              <w:spacing w:after="30" w:before="0"/>
-              <w:ind w:left="360" w:hanging="180"/>
-              <w:jc w:val="left"/>
-            </w:pPr>
-            <w:r>
-              <w:rPr>
-                <w:rFonts w:ascii="Arial" w:cs="Arial" w:eastAsia="Arial" w:hAnsi="Arial"/>
-                <w:b w:val="false"/>
-                <w:bCs w:val="false"/>
-                <w:i w:val="false"/>
-                <w:iCs w:val="false"/>
-                <w:color w:val="000000"/>
-                <w:sz w:val="18"/>
-                <w:szCs w:val="18"/>
-              </w:rPr>
-              <w:t xml:space="preserve">–  Unity: The learner appreciates the importance of working cooperatively in laboratory groups, recognising that shared effort leads to more accurate and reliable experimental results.</w:t>
-            </w:r>
-          </w:p>
-        </w:tc>
-      </w:tr>
-      <w:tr>
-        <w:tc>
-          <w:tcPr>
-            <w:tcW w:type="dxa" w:w="3000"/>
-            <w:shd w:fill="D5E8F0" w:color="auto" w:val="clear"/>
-            <w:tcMar>
-              <w:top w:type="dxa" w:w="60"/>
-              <w:left w:type="dxa" w:w="120"/>
-              <w:bottom w:type="dxa" w:w="60"/>
-              <w:right w:type="dxa" w:w="120"/>
-            </w:tcMar>
-            <w:vAlign w:val="top"/>
-          </w:tcPr>
-          <w:p>
-            <w:pPr>
-              <w:spacing w:after="40" w:before="0"/>
-              <w:jc w:val="left"/>
-            </w:pPr>
-            <w:r>
-              <w:rPr>
-                <w:rFonts w:ascii="Arial" w:cs="Arial" w:eastAsia="Arial" w:hAnsi="Arial"/>
-                <w:b/>
-                <w:bCs/>
-                <w:i w:val="false"/>
-                <w:iCs w:val="false"/>
-                <w:color w:val="000000"/>
-                <w:sz w:val="18"/>
-                <w:szCs w:val="18"/>
-              </w:rPr>
-              <w:t xml:space="preserve">Science &amp; Engineering Practices</w:t>
-            </w:r>
-          </w:p>
-        </w:tc>
-        <w:tc>
-          <w:tcPr>
-            <w:tcW w:type="dxa" w:w="10680"/>
-            <w:shd w:fill="FFFFFF" w:color="auto" w:val="clear"/>
-            <w:tcMar>
-              <w:top w:type="dxa" w:w="60"/>
-              <w:left w:type="dxa" w:w="120"/>
-              <w:bottom w:type="dxa" w:w="60"/>
-              <w:right w:type="dxa" w:w="120"/>
-            </w:tcMar>
-            <w:vAlign w:val="top"/>
-          </w:tcPr>
-          <w:p>
-            <w:pPr>
-              <w:spacing w:after="30" w:before="0"/>
-              <w:ind w:left="360" w:hanging="180"/>
-              <w:jc w:val="left"/>
-            </w:pPr>
-            <w:r>
-              <w:rPr>
-                <w:rFonts w:ascii="Arial" w:cs="Arial" w:eastAsia="Arial" w:hAnsi="Arial"/>
-                <w:b w:val="false"/>
-                <w:bCs w:val="false"/>
-                <w:i w:val="false"/>
-                <w:iCs w:val="false"/>
-                <w:color w:val="000000"/>
-                <w:sz w:val="18"/>
-                <w:szCs w:val="18"/>
-              </w:rPr>
-              <w:t xml:space="preserve">–  Planning and Carrying Out Investigations: Learners design and conduct experiments to test the solubility of chlorides, carbonates, nitrates and sulphates in water, and to prepare both soluble and insoluble salts using multiple methods, recording observations systematically.</w:t>
-            </w:r>
-          </w:p>
-          <w:p>
-            <w:pPr>
-              <w:spacing w:after="30" w:before="0"/>
-              <w:ind w:left="360" w:hanging="180"/>
-              <w:jc w:val="left"/>
-            </w:pPr>
-            <w:r>
-              <w:rPr>
-                <w:rFonts w:ascii="Arial" w:cs="Arial" w:eastAsia="Arial" w:hAnsi="Arial"/>
-                <w:b w:val="false"/>
-                <w:bCs w:val="false"/>
-                <w:i w:val="false"/>
-                <w:iCs w:val="false"/>
-                <w:color w:val="000000"/>
-                <w:sz w:val="18"/>
-                <w:szCs w:val="18"/>
-              </w:rPr>
-              <w:t xml:space="preserve">–  Analysing and Interpreting Data: Learners analyse solubility test results to classify salts as soluble or insoluble, and interpret mass-change data from hygroscopic, deliquescent and efflorescent salt experiments to explain behaviour in air.</w:t>
-            </w:r>
-          </w:p>
-          <w:p>
-            <w:pPr>
-              <w:spacing w:after="30" w:before="0"/>
-              <w:ind w:left="360" w:hanging="180"/>
-              <w:jc w:val="left"/>
-            </w:pPr>
-            <w:r>
-              <w:rPr>
-                <w:rFonts w:ascii="Arial" w:cs="Arial" w:eastAsia="Arial" w:hAnsi="Arial"/>
-                <w:b w:val="false"/>
-                <w:bCs w:val="false"/>
-                <w:i w:val="false"/>
-                <w:iCs w:val="false"/>
-                <w:color w:val="000000"/>
-                <w:sz w:val="18"/>
-                <w:szCs w:val="18"/>
-              </w:rPr>
-              <w:t xml:space="preserve">–  Constructing Explanations: Learners use experimental evidence and balanced chemical equations (including ionic equations for precipitation reactions) to explain how different preparation methods produce salts from acids reacting with metals, bases, metal oxides, carbonates and hydrogen carbonates.</w:t>
-            </w:r>
-          </w:p>
-          <w:p>
-            <w:pPr>
-              <w:spacing w:after="30" w:before="0"/>
-              <w:ind w:left="360" w:hanging="180"/>
-              <w:jc w:val="left"/>
-            </w:pPr>
-            <w:r>
-              <w:rPr>
-                <w:rFonts w:ascii="Arial" w:cs="Arial" w:eastAsia="Arial" w:hAnsi="Arial"/>
-                <w:b w:val="false"/>
-                <w:bCs w:val="false"/>
-                <w:i w:val="false"/>
-                <w:iCs w:val="false"/>
-                <w:color w:val="000000"/>
-                <w:sz w:val="18"/>
-                <w:szCs w:val="18"/>
-              </w:rPr>
-              <w:t xml:space="preserve">–  Obtaining, Evaluating and Communicating Information: Learners search for, evaluate and present information on real-world applications of salts in Kenya's agriculture (fertilisers in the Rift Valley), food industry (preservation of nyama choma and fish from Lake Victoria), medicine and manufacturing industries.</w:t>
-            </w:r>
-          </w:p>
-        </w:tc>
-      </w:tr>
-      <w:tr>
-        <w:tc>
-          <w:tcPr>
-            <w:tcW w:type="dxa" w:w="3000"/>
-            <w:shd w:fill="FCE4D6" w:color="auto" w:val="clear"/>
-            <w:tcMar>
-              <w:top w:type="dxa" w:w="60"/>
-              <w:left w:type="dxa" w:w="120"/>
-              <w:bottom w:type="dxa" w:w="60"/>
-              <w:right w:type="dxa" w:w="120"/>
-            </w:tcMar>
-            <w:vAlign w:val="top"/>
-          </w:tcPr>
-          <w:p>
-            <w:pPr>
-              <w:spacing w:after="40" w:before="0"/>
-              <w:jc w:val="left"/>
-            </w:pPr>
-            <w:r>
-              <w:rPr>
-                <w:rFonts w:ascii="Arial" w:cs="Arial" w:eastAsia="Arial" w:hAnsi="Arial"/>
-                <w:b/>
-                <w:bCs/>
-                <w:i w:val="false"/>
-                <w:iCs w:val="false"/>
-                <w:color w:val="000000"/>
-                <w:sz w:val="18"/>
-                <w:szCs w:val="18"/>
-              </w:rPr>
-              <w:t xml:space="preserve">Pertinent &amp; Contemporary Issues (PCIs)</w:t>
-            </w:r>
-          </w:p>
-        </w:tc>
-        <w:tc>
-          <w:tcPr>
-            <w:tcW w:type="dxa" w:w="10680"/>
-            <w:shd w:fill="FFFFFF" w:color="auto" w:val="clear"/>
-            <w:tcMar>
-              <w:top w:type="dxa" w:w="60"/>
-              <w:left w:type="dxa" w:w="120"/>
-              <w:bottom w:type="dxa" w:w="60"/>
-              <w:right w:type="dxa" w:w="120"/>
-            </w:tcMar>
-            <w:vAlign w:val="top"/>
-          </w:tcPr>
-          <w:p>
-            <w:pPr>
-              <w:spacing w:after="30" w:before="0"/>
-              <w:ind w:left="360" w:hanging="180"/>
-              <w:jc w:val="left"/>
-            </w:pPr>
-            <w:r>
-              <w:rPr>
-                <w:rFonts w:ascii="Arial" w:cs="Arial" w:eastAsia="Arial" w:hAnsi="Arial"/>
-                <w:b w:val="false"/>
-                <w:bCs w:val="false"/>
-                <w:i w:val="false"/>
-                <w:iCs w:val="false"/>
-                <w:color w:val="000000"/>
-                <w:sz w:val="18"/>
-                <w:szCs w:val="18"/>
-              </w:rPr>
-              <w:t xml:space="preserve">–  Environmental Issues — Safety in the Laboratory: The learner observes safety when handling acids and bases during salt preparation experiments, including correct use of protective equipment, careful handling of corrosive substances, and proper disposal of chemical waste to protect the environment.</w:t>
-            </w:r>
-          </w:p>
-          <w:p>
-            <w:pPr>
-              <w:spacing w:after="30" w:before="0"/>
-              <w:ind w:left="360" w:hanging="180"/>
-              <w:jc w:val="left"/>
-            </w:pPr>
-            <w:r>
-              <w:rPr>
-                <w:rFonts w:ascii="Arial" w:cs="Arial" w:eastAsia="Arial" w:hAnsi="Arial"/>
-                <w:b w:val="false"/>
-                <w:bCs w:val="false"/>
-                <w:i w:val="false"/>
-                <w:iCs w:val="false"/>
-                <w:color w:val="000000"/>
-                <w:sz w:val="18"/>
-                <w:szCs w:val="18"/>
-              </w:rPr>
-              <w:t xml:space="preserve">–  Life Skills — Learner Rights and Responsibilities: The learner brainstorms on rights and responsibilities related to a safe learning environment when preparing salts, fostering a culture of mutual care and accountability in the laboratory.</w:t>
-            </w:r>
-          </w:p>
-          <w:p>
-            <w:pPr>
-              <w:spacing w:after="30" w:before="0"/>
-              <w:ind w:left="360" w:hanging="180"/>
-              <w:jc w:val="left"/>
-            </w:pPr>
-            <w:r>
-              <w:rPr>
-                <w:rFonts w:ascii="Arial" w:cs="Arial" w:eastAsia="Arial" w:hAnsi="Arial"/>
-                <w:b w:val="false"/>
-                <w:bCs w:val="false"/>
-                <w:i w:val="false"/>
-                <w:iCs w:val="false"/>
-                <w:color w:val="000000"/>
-                <w:sz w:val="18"/>
-                <w:szCs w:val="18"/>
-              </w:rPr>
-              <w:t xml:space="preserve">–  Social Cohesion: Group-based laboratory and brainstorming activities promote inclusive participation, with learners from diverse backgrounds (urban Nairobi schools and rural Kericho or Kisumu contexts) contributing equally to shared investigations.</w:t>
-            </w:r>
-          </w:p>
-        </w:tc>
-      </w:tr>
-      <w:tr>
-        <w:tc>
-          <w:tcPr>
-            <w:tcW w:type="dxa" w:w="3000"/>
-            <w:shd w:fill="D9EEF1" w:color="auto" w:val="clear"/>
-            <w:tcMar>
-              <w:top w:type="dxa" w:w="60"/>
-              <w:left w:type="dxa" w:w="120"/>
-              <w:bottom w:type="dxa" w:w="60"/>
-              <w:right w:type="dxa" w:w="120"/>
-            </w:tcMar>
-            <w:vAlign w:val="top"/>
-          </w:tcPr>
-          <w:p>
-            <w:pPr>
-              <w:spacing w:after="40" w:before="0"/>
-              <w:jc w:val="left"/>
-            </w:pPr>
-            <w:r>
-              <w:rPr>
-                <w:rFonts w:ascii="Arial" w:cs="Arial" w:eastAsia="Arial" w:hAnsi="Arial"/>
-                <w:b/>
-                <w:bCs/>
-                <w:i w:val="false"/>
-                <w:iCs w:val="false"/>
-                <w:color w:val="000000"/>
-                <w:sz w:val="18"/>
-                <w:szCs w:val="18"/>
-              </w:rPr>
-              <w:t xml:space="preserve">Career Connections</w:t>
-            </w:r>
-          </w:p>
-        </w:tc>
-        <w:tc>
-          <w:tcPr>
-            <w:tcW w:type="dxa" w:w="10680"/>
-            <w:shd w:fill="FFFFFF" w:color="auto" w:val="clear"/>
-            <w:tcMar>
-              <w:top w:type="dxa" w:w="60"/>
-              <w:left w:type="dxa" w:w="120"/>
-              <w:bottom w:type="dxa" w:w="60"/>
-              <w:right w:type="dxa" w:w="120"/>
-            </w:tcMar>
-            <w:vAlign w:val="top"/>
-          </w:tcPr>
-          <w:p>
-            <w:pPr>
-              <w:spacing w:after="30" w:before="0"/>
-              <w:ind w:left="360" w:hanging="180"/>
-              <w:jc w:val="left"/>
-            </w:pPr>
-            <w:r>
-              <w:rPr>
-                <w:rFonts w:ascii="Arial" w:cs="Arial" w:eastAsia="Arial" w:hAnsi="Arial"/>
-                <w:b w:val="false"/>
-                <w:bCs w:val="false"/>
-                <w:i w:val="false"/>
-                <w:iCs w:val="false"/>
-                <w:color w:val="000000"/>
-                <w:sz w:val="18"/>
-                <w:szCs w:val="18"/>
-              </w:rPr>
-              <w:t xml:space="preserve">–  Agricultural Scientist / Agronomist: Understanding salt chemistry underpins knowledge of inorganic fertilisers (e.g., ammonium nitrate, calcium phosphate) widely used on farms across the Rift Valley and Western Kenya to improve soil fertility and crop yields.</w:t>
-            </w:r>
-          </w:p>
-          <w:p>
-            <w:pPr>
-              <w:spacing w:after="30" w:before="0"/>
-              <w:ind w:left="360" w:hanging="180"/>
-              <w:jc w:val="left"/>
-            </w:pPr>
-            <w:r>
-              <w:rPr>
-                <w:rFonts w:ascii="Arial" w:cs="Arial" w:eastAsia="Arial" w:hAnsi="Arial"/>
-                <w:b w:val="false"/>
-                <w:bCs w:val="false"/>
-                <w:i w:val="false"/>
-                <w:iCs w:val="false"/>
-                <w:color w:val="000000"/>
-                <w:sz w:val="18"/>
-                <w:szCs w:val="18"/>
-              </w:rPr>
-              <w:t xml:space="preserve">–  Pharmacist / Pharmaceutical Chemist: Many medicines used in Kenyan hospitals and clinics are salts (e.g., oral rehydration salts, iron(II) sulphate for anaemia treatment); this sub-strand builds foundational knowledge for pharmaceutical manufacturing and dispensing.</w:t>
-            </w:r>
-          </w:p>
-          <w:p>
-            <w:pPr>
-              <w:spacing w:after="30" w:before="0"/>
-              <w:ind w:left="360" w:hanging="180"/>
-              <w:jc w:val="left"/>
-            </w:pPr>
-            <w:r>
-              <w:rPr>
-                <w:rFonts w:ascii="Arial" w:cs="Arial" w:eastAsia="Arial" w:hAnsi="Arial"/>
-                <w:b w:val="false"/>
-                <w:bCs w:val="false"/>
-                <w:i w:val="false"/>
-                <w:iCs w:val="false"/>
-                <w:color w:val="000000"/>
-                <w:sz w:val="18"/>
-                <w:szCs w:val="18"/>
-              </w:rPr>
-              <w:t xml:space="preserve">–  Food Scientist / Nutritionist: Salt (sodium chloride) and related compounds are used in food preservation and processing — directly relevant to Kenya's fish-processing industries along Lake Victoria and the coastal fish trade in Mombasa.</w:t>
-            </w:r>
-          </w:p>
-          <w:p>
-            <w:pPr>
-              <w:spacing w:after="30" w:before="0"/>
-              <w:ind w:left="360" w:hanging="180"/>
-              <w:jc w:val="left"/>
-            </w:pPr>
-            <w:r>
-              <w:rPr>
-                <w:rFonts w:ascii="Arial" w:cs="Arial" w:eastAsia="Arial" w:hAnsi="Arial"/>
-                <w:b w:val="false"/>
-                <w:bCs w:val="false"/>
-                <w:i w:val="false"/>
-                <w:iCs w:val="false"/>
-                <w:color w:val="000000"/>
-                <w:sz w:val="18"/>
-                <w:szCs w:val="18"/>
-              </w:rPr>
-              <w:t xml:space="preserve">–  Industrial / Chemical Engineer: Salts are raw materials in Kenya's glass, paper, paint and soap industries; engineers rely on salt chemistry for quality control and process design.</w:t>
-            </w:r>
-          </w:p>
-          <w:p>
-            <w:pPr>
-              <w:spacing w:after="30" w:before="0"/>
-              <w:ind w:left="360" w:hanging="180"/>
-              <w:jc w:val="left"/>
-            </w:pPr>
-            <w:r>
-              <w:rPr>
-                <w:rFonts w:ascii="Arial" w:cs="Arial" w:eastAsia="Arial" w:hAnsi="Arial"/>
-                <w:b w:val="false"/>
-                <w:bCs w:val="false"/>
-                <w:i w:val="false"/>
-                <w:iCs w:val="false"/>
-                <w:color w:val="000000"/>
-                <w:sz w:val="18"/>
-                <w:szCs w:val="18"/>
-              </w:rPr>
-              <w:t xml:space="preserve">–  Environmental Health Officer: Knowledge of salt solubility and chemical behaviour informs safe disposal of industrial chemical waste and management of saline soils in arid and semi-arid regions of Kenya.</w:t>
-            </w:r>
-          </w:p>
-        </w:tc>
-      </w:tr>
-      <w:tr>
-        <w:tc>
-          <w:tcPr>
-            <w:tcW w:type="dxa" w:w="3000"/>
-            <w:shd w:fill="D5E8F0" w:color="auto" w:val="clear"/>
-            <w:tcMar>
-              <w:top w:type="dxa" w:w="60"/>
-              <w:left w:type="dxa" w:w="120"/>
-              <w:bottom w:type="dxa" w:w="60"/>
-              <w:right w:type="dxa" w:w="120"/>
-            </w:tcMar>
-            <w:vAlign w:val="top"/>
-          </w:tcPr>
-          <w:p>
-            <w:pPr>
-              <w:spacing w:after="40" w:before="0"/>
-              <w:jc w:val="left"/>
-            </w:pPr>
-            <w:r>
-              <w:rPr>
-                <w:rFonts w:ascii="Arial" w:cs="Arial" w:eastAsia="Arial" w:hAnsi="Arial"/>
-                <w:b/>
-                <w:bCs/>
-                <w:i w:val="false"/>
-                <w:iCs w:val="false"/>
-                <w:color w:val="000000"/>
-                <w:sz w:val="18"/>
-                <w:szCs w:val="18"/>
-              </w:rPr>
-              <w:t xml:space="preserve">Focus for Lessons</w:t>
-            </w:r>
-          </w:p>
-        </w:tc>
-        <w:tc>
-          <w:tcPr>
-            <w:tcW w:type="dxa" w:w="10680"/>
-            <w:shd w:fill="FFFFFF" w:color="auto" w:val="clear"/>
-            <w:tcMar>
-              <w:top w:type="dxa" w:w="60"/>
-              <w:left w:type="dxa" w:w="120"/>
-              <w:bottom w:type="dxa" w:w="60"/>
-              <w:right w:type="dxa" w:w="120"/>
-            </w:tcMar>
-            <w:vAlign w:val="top"/>
-          </w:tcPr>
-          <w:p>
-            <w:pPr>
-              <w:spacing w:after="40" w:before="0"/>
-              <w:jc w:val="left"/>
-            </w:pPr>
-            <w:r>
-              <w:rPr>
-                <w:rFonts w:ascii="Arial" w:cs="Arial" w:eastAsia="Arial" w:hAnsi="Arial"/>
-                <w:b w:val="false"/>
-                <w:bCs w:val="false"/>
-                <w:i w:val="false"/>
-                <w:iCs w:val="false"/>
-                <w:color w:val="000000"/>
-                <w:sz w:val="18"/>
-                <w:szCs w:val="18"/>
-              </w:rPr>
-              <w:t xml:space="preserve">This unit introduces Grade 10 learners to the chemistry of salts within the broader context of Physical Chemistry, building directly on their prior learning about acids and bases. Learners investigate salt classification, solubility, preparation methods and atmospheric behaviour through a sequence of hands-on experiments, a video demonstration and research activities, all anchored in Kenyan everyday contexts such as table salt, agricultural fertilisers and food preservation. The unit emphasises scientific inquiry, collaborative laboratory work, accurate equation writing and the real-world relevance of salt chemistry to Kenya's agriculture, food, medicine and manufacturing sectors.</w:t>
-            </w:r>
-          </w:p>
-        </w:tc>
-      </w:tr>
-      <w:tr>
-        <w:tc>
-          <w:tcPr>
-            <w:tcW w:type="dxa" w:w="3000"/>
-            <w:shd w:fill="EAD1F5" w:color="auto" w:val="clear"/>
-            <w:tcMar>
-              <w:top w:type="dxa" w:w="60"/>
-              <w:left w:type="dxa" w:w="120"/>
-              <w:bottom w:type="dxa" w:w="60"/>
-              <w:right w:type="dxa" w:w="120"/>
-            </w:tcMar>
-            <w:vAlign w:val="top"/>
-          </w:tcPr>
-          <w:p>
-            <w:pPr>
-              <w:spacing w:after="40" w:before="0"/>
-              <w:jc w:val="left"/>
-            </w:pPr>
-            <w:r>
-              <w:rPr>
-                <w:rFonts w:ascii="Arial" w:cs="Arial" w:eastAsia="Arial" w:hAnsi="Arial"/>
-                <w:b/>
-                <w:bCs/>
-                <w:i w:val="false"/>
-                <w:iCs w:val="false"/>
-                <w:color w:val="000000"/>
-                <w:sz w:val="18"/>
-                <w:szCs w:val="18"/>
-              </w:rPr>
-              <w:t xml:space="preserve">Driving Question / Key Inquiry Questions</w:t>
-            </w:r>
-          </w:p>
-        </w:tc>
-        <w:tc>
-          <w:tcPr>
-            <w:tcW w:type="dxa" w:w="10680"/>
-            <w:shd w:fill="FFFFFF" w:color="auto" w:val="clear"/>
-            <w:tcMar>
-              <w:top w:type="dxa" w:w="60"/>
-              <w:left w:type="dxa" w:w="120"/>
-              <w:bottom w:type="dxa" w:w="60"/>
-              <w:right w:type="dxa" w:w="120"/>
-            </w:tcMar>
-            <w:vAlign w:val="top"/>
-          </w:tcPr>
-          <w:p>
-            <w:pPr>
-              <w:spacing w:after="40" w:before="0"/>
-              <w:jc w:val="left"/>
-            </w:pPr>
-            <w:r>
-              <w:rPr>
-                <w:rFonts w:ascii="Arial" w:cs="Arial" w:eastAsia="Arial" w:hAnsi="Arial"/>
-                <w:b w:val="false"/>
-                <w:bCs w:val="false"/>
-                <w:i w:val="false"/>
-                <w:iCs w:val="false"/>
-                <w:color w:val="000000"/>
-                <w:sz w:val="18"/>
-                <w:szCs w:val="18"/>
-              </w:rPr>
-              <w:t xml:space="preserve">DRIVING QUESTION: Why did the fertiliser granules get wet and clump together overnight, the washing soda crystals shrink and form a white crust, but the table salt stay completely the same — and what does understanding salts tell us about how to prepare and use them safely in Kenya?</w:t>
-            </w:r>
-          </w:p>
-          <w:p>
-            <w:pPr>
-              <w:spacing w:after="40" w:before="0"/>
-              <w:jc w:val="left"/>
-            </w:pPr>
-            <w:r>
-              <w:rPr>
-                <w:rFonts w:ascii="Arial" w:cs="Arial" w:eastAsia="Arial" w:hAnsi="Arial"/>
-                <w:b w:val="false"/>
-                <w:bCs w:val="false"/>
-                <w:i w:val="false"/>
-                <w:iCs w:val="false"/>
-                <w:color w:val="000000"/>
-                <w:sz w:val="18"/>
-                <w:szCs w:val="18"/>
-              </w:rPr>
-              <w:t xml:space="preserve"/>
-            </w:r>
-          </w:p>
-          <w:p>
-            <w:pPr>
-              <w:spacing w:after="40" w:before="0"/>
-              <w:jc w:val="left"/>
-            </w:pPr>
-            <w:r>
-              <w:rPr>
-                <w:rFonts w:ascii="Arial" w:cs="Arial" w:eastAsia="Arial" w:hAnsi="Arial"/>
-                <w:b w:val="false"/>
-                <w:bCs w:val="false"/>
-                <w:i w:val="false"/>
-                <w:iCs w:val="false"/>
-                <w:color w:val="000000"/>
-                <w:sz w:val="18"/>
-                <w:szCs w:val="18"/>
-              </w:rPr>
-              <w:t xml:space="preserve">KICD KEY INQUIRY QUESTIONS:</w:t>
-            </w:r>
-          </w:p>
-          <w:p>
-            <w:pPr>
-              <w:spacing w:after="40" w:before="0"/>
-              <w:jc w:val="left"/>
-            </w:pPr>
-            <w:r>
-              <w:rPr>
-                <w:rFonts w:ascii="Arial" w:cs="Arial" w:eastAsia="Arial" w:hAnsi="Arial"/>
-                <w:b w:val="false"/>
-                <w:bCs w:val="false"/>
-                <w:i w:val="false"/>
-                <w:iCs w:val="false"/>
-                <w:color w:val="000000"/>
-                <w:sz w:val="18"/>
-                <w:szCs w:val="18"/>
-              </w:rPr>
-              <w:t xml:space="preserve">1. How do salts behave when exposed to air?</w:t>
-            </w:r>
-          </w:p>
-          <w:p>
-            <w:pPr>
-              <w:spacing w:after="40" w:before="0"/>
-              <w:jc w:val="left"/>
-            </w:pPr>
-            <w:r>
-              <w:rPr>
-                <w:rFonts w:ascii="Arial" w:cs="Arial" w:eastAsia="Arial" w:hAnsi="Arial"/>
-                <w:b w:val="false"/>
-                <w:bCs w:val="false"/>
-                <w:i w:val="false"/>
-                <w:iCs w:val="false"/>
-                <w:color w:val="000000"/>
-                <w:sz w:val="18"/>
-                <w:szCs w:val="18"/>
-              </w:rPr>
-              <w:t xml:space="preserve">2. How can salts be prepared in the laboratory?</w:t>
-            </w:r>
-          </w:p>
-        </w:tc>
-      </w:tr>
-      <w:tr>
-        <w:tc>
-          <w:tcPr>
-            <w:tcW w:type="dxa" w:w="3000"/>
-            <w:shd w:fill="EAD1F5" w:color="auto" w:val="clear"/>
-            <w:tcMar>
-              <w:top w:type="dxa" w:w="60"/>
-              <w:left w:type="dxa" w:w="120"/>
-              <w:bottom w:type="dxa" w:w="60"/>
-              <w:right w:type="dxa" w:w="120"/>
-            </w:tcMar>
-            <w:vAlign w:val="top"/>
-          </w:tcPr>
-          <w:p>
-            <w:pPr>
-              <w:spacing w:after="40" w:before="0"/>
-              <w:jc w:val="left"/>
-            </w:pPr>
-            <w:r>
-              <w:rPr>
-                <w:rFonts w:ascii="Arial" w:cs="Arial" w:eastAsia="Arial" w:hAnsi="Arial"/>
-                <w:b/>
-                <w:bCs/>
-                <w:i w:val="false"/>
-                <w:iCs w:val="false"/>
-                <w:color w:val="000000"/>
-                <w:sz w:val="18"/>
-                <w:szCs w:val="18"/>
-              </w:rPr>
-              <w:t xml:space="preserve">Anchoring Phenomenon</w:t>
-            </w:r>
-          </w:p>
-        </w:tc>
-        <w:tc>
-          <w:tcPr>
-            <w:tcW w:type="dxa" w:w="10680"/>
-            <w:shd w:fill="FFFFFF" w:color="auto" w:val="clear"/>
-            <w:tcMar>
-              <w:top w:type="dxa" w:w="60"/>
-              <w:left w:type="dxa" w:w="120"/>
-              <w:bottom w:type="dxa" w:w="60"/>
-              <w:right w:type="dxa" w:w="120"/>
-            </w:tcMar>
-            <w:vAlign w:val="top"/>
-          </w:tcPr>
-          <w:p>
-            <w:pPr>
-              <w:spacing w:after="40" w:before="0"/>
-              <w:jc w:val="left"/>
-            </w:pPr>
-            <w:r>
-              <w:rPr>
-                <w:rFonts w:ascii="Arial" w:cs="Arial" w:eastAsia="Arial" w:hAnsi="Arial"/>
-                <w:b w:val="false"/>
-                <w:bCs w:val="false"/>
-                <w:i w:val="false"/>
-                <w:iCs w:val="false"/>
-                <w:color w:val="000000"/>
-                <w:sz w:val="18"/>
-                <w:szCs w:val="18"/>
-              </w:rPr>
-              <w:t xml:space="preserve">A bag of fertiliser (calcium ammonium nitrate — CAN — commonly used on maize farms in the Rift Valley) is left open overnight in the school storeroom. The next morning, learners observe that the granules have clumped together and feel wet and sticky, even though no water was visibly added. Meanwhile, a container of washing soda (sodium carbonate decahydrate, Na₂CO₃·10H₂O) left on the laboratory bench has developed a white powdery crust on its surface, and the crystals appear to have shrunk. At the same time, ordinary table salt (NaCl) in the kitchen store appears completely unchanged. This is puzzling: all three substances are salts — so why do they behave so differently when exposed to the same air? This anchoring phenomenon drives the unit investigation: learners must first understand what salts are, how they are classified, how they are prepared, and what properties they carry — before they can fully explain the contrasting atmospheric behaviours they observed.</w:t>
-            </w:r>
-          </w:p>
-        </w:tc>
-      </w:tr>
-      <w:tr>
-        <w:tc>
-          <w:tcPr>
-            <w:tcW w:type="dxa" w:w="3000"/>
-            <w:shd w:fill="D9EEF1" w:color="auto" w:val="clear"/>
-            <w:tcMar>
-              <w:top w:type="dxa" w:w="60"/>
-              <w:left w:type="dxa" w:w="120"/>
-              <w:bottom w:type="dxa" w:w="60"/>
-              <w:right w:type="dxa" w:w="120"/>
-            </w:tcMar>
-            <w:vAlign w:val="top"/>
-          </w:tcPr>
-          <w:p>
-            <w:pPr>
-              <w:spacing w:after="40" w:before="0"/>
-              <w:jc w:val="left"/>
-            </w:pPr>
-            <w:r>
-              <w:rPr>
-                <w:rFonts w:ascii="Arial" w:cs="Arial" w:eastAsia="Arial" w:hAnsi="Arial"/>
-                <w:b/>
-                <w:bCs/>
-                <w:i w:val="false"/>
-                <w:iCs w:val="false"/>
-                <w:color w:val="000000"/>
-                <w:sz w:val="18"/>
-                <w:szCs w:val="18"/>
-              </w:rPr>
-              <w:t xml:space="preserve">Storyline Thread</w:t>
-            </w:r>
-          </w:p>
-        </w:tc>
-        <w:tc>
-          <w:tcPr>
-            <w:tcW w:type="dxa" w:w="10680"/>
-            <w:shd w:fill="FFFFFF" w:color="auto" w:val="clear"/>
-            <w:tcMar>
-              <w:top w:type="dxa" w:w="60"/>
-              <w:left w:type="dxa" w:w="120"/>
-              <w:bottom w:type="dxa" w:w="60"/>
-              <w:right w:type="dxa" w:w="120"/>
-            </w:tcMar>
-            <w:vAlign w:val="top"/>
-          </w:tcPr>
-          <w:p>
-            <w:pPr>
-              <w:spacing w:after="40" w:before="0"/>
-              <w:jc w:val="left"/>
-            </w:pPr>
-            <w:r>
-              <w:rPr>
-                <w:rFonts w:ascii="Arial" w:cs="Arial" w:eastAsia="Arial" w:hAnsi="Arial"/>
-                <w:b w:val="false"/>
-                <w:bCs w:val="false"/>
-                <w:i w:val="false"/>
-                <w:iCs w:val="false"/>
-                <w:color w:val="000000"/>
-                <w:sz w:val="18"/>
-                <w:szCs w:val="18"/>
-              </w:rPr>
-              <w:t xml:space="preserve">Lesson 1 — What Is a Salt? Classification and Types: Anchored by the opening phenomenon (fertiliser, washing soda and table salt behaving differently overnight), learners brainstorm the meaning of "salt" using physical samples (table salt, CAN fertiliser, copper sulphate, sodium carbonate). They discuss and categorise salts as normal, acidic, basic and double salts, building an initial class model and posting first questions on the Driving Question Board (DQB).</w:t>
-            </w:r>
-          </w:p>
-          <w:p>
-            <w:pPr>
-              <w:spacing w:after="40" w:before="0"/>
-              <w:jc w:val="left"/>
-            </w:pPr>
-            <w:r>
-              <w:rPr>
-                <w:rFonts w:ascii="Arial" w:cs="Arial" w:eastAsia="Arial" w:hAnsi="Arial"/>
-                <w:b w:val="false"/>
-                <w:bCs w:val="false"/>
-                <w:i w:val="false"/>
-                <w:iCs w:val="false"/>
-                <w:color w:val="000000"/>
-                <w:sz w:val="18"/>
-                <w:szCs w:val="18"/>
-              </w:rPr>
-              <w:t xml:space="preserve"/>
-            </w:r>
-          </w:p>
-          <w:p>
-            <w:pPr>
-              <w:spacing w:after="40" w:before="0"/>
-              <w:jc w:val="left"/>
-            </w:pPr>
-            <w:r>
-              <w:rPr>
-                <w:rFonts w:ascii="Arial" w:cs="Arial" w:eastAsia="Arial" w:hAnsi="Arial"/>
-                <w:b w:val="false"/>
-                <w:bCs w:val="false"/>
-                <w:i w:val="false"/>
-                <w:iCs w:val="false"/>
-                <w:color w:val="000000"/>
-                <w:sz w:val="18"/>
-                <w:szCs w:val="18"/>
-              </w:rPr>
-              <w:t xml:space="preserve">Lesson 2 — Solubility of Salts (Experiment 1): Learners carry out a structured solubility experiment, testing chlorides, carbonates, nitrates and sulphates in water and classifying results as soluble or insoluble. They record data in solubility tables, begin constructing a reference chart and revisit the DQB to answer: "Why does table salt dissolve in githeri water but calcium carbonate does not?"</w:t>
-            </w:r>
-          </w:p>
-          <w:p>
-            <w:pPr>
-              <w:spacing w:after="40" w:before="0"/>
-              <w:jc w:val="left"/>
-            </w:pPr>
-            <w:r>
-              <w:rPr>
-                <w:rFonts w:ascii="Arial" w:cs="Arial" w:eastAsia="Arial" w:hAnsi="Arial"/>
-                <w:b w:val="false"/>
-                <w:bCs w:val="false"/>
-                <w:i w:val="false"/>
-                <w:iCs w:val="false"/>
-                <w:color w:val="000000"/>
-                <w:sz w:val="18"/>
-                <w:szCs w:val="18"/>
-              </w:rPr>
-              <w:t xml:space="preserve"/>
-            </w:r>
-          </w:p>
-          <w:p>
-            <w:pPr>
-              <w:spacing w:after="40" w:before="0"/>
-              <w:jc w:val="left"/>
-            </w:pPr>
-            <w:r>
-              <w:rPr>
-                <w:rFonts w:ascii="Arial" w:cs="Arial" w:eastAsia="Arial" w:hAnsi="Arial"/>
-                <w:b w:val="false"/>
-                <w:bCs w:val="false"/>
-                <w:i w:val="false"/>
-                <w:iCs w:val="false"/>
-                <w:color w:val="000000"/>
-                <w:sz w:val="18"/>
-                <w:szCs w:val="18"/>
-              </w:rPr>
-              <w:t xml:space="preserve">Lesson 3 — Preparing Soluble Salts I — Acid + Metal and Acid + Metal Oxide (Experiment 2a): Learners prepare zinc sulphate by reacting zinc with dilute sulphuric acid (acid + metal), collecting and testing hydrogen gas produced. They then prepare copper sulphate using copper oxide and dilute sulphuric acid (acid + metal oxide). Learners write balanced equations and connect observations to the ZnSO₄ video demonstration. The DQB is updated with new mechanistic understanding.</w:t>
-            </w:r>
-          </w:p>
-          <w:p>
-            <w:pPr>
-              <w:spacing w:after="40" w:before="0"/>
-              <w:jc w:val="left"/>
-            </w:pPr>
-            <w:r>
-              <w:rPr>
-                <w:rFonts w:ascii="Arial" w:cs="Arial" w:eastAsia="Arial" w:hAnsi="Arial"/>
-                <w:b w:val="false"/>
-                <w:bCs w:val="false"/>
-                <w:i w:val="false"/>
-                <w:iCs w:val="false"/>
-                <w:color w:val="000000"/>
-                <w:sz w:val="18"/>
-                <w:szCs w:val="18"/>
-              </w:rPr>
-              <w:t xml:space="preserve"/>
-            </w:r>
-          </w:p>
-          <w:p>
-            <w:pPr>
-              <w:spacing w:after="40" w:before="0"/>
-              <w:jc w:val="left"/>
-            </w:pPr>
-            <w:r>
-              <w:rPr>
-                <w:rFonts w:ascii="Arial" w:cs="Arial" w:eastAsia="Arial" w:hAnsi="Arial"/>
-                <w:b w:val="false"/>
-                <w:bCs w:val="false"/>
-                <w:i w:val="false"/>
-                <w:iCs w:val="false"/>
-                <w:color w:val="000000"/>
-                <w:sz w:val="18"/>
-                <w:szCs w:val="18"/>
-              </w:rPr>
-              <w:t xml:space="preserve">Lesson 4 — Preparing Soluble Salts II — Acid + Base and Acid + Carbonate/Hydrogen Carbonate (Experiment 2b): Learners prepare sodium chloride via neutralisation (HCl + NaOH) and calcium chloride via acid + carbonate reaction (HCl + CaCO₃), collecting and testing CO₂ gas. They connect the CO₂ observation back to the mandazi supporting phenomenon and write full balanced equations. Learners compare all four soluble salt preparation methods using a summary flow chart.</w:t>
-            </w:r>
-          </w:p>
-          <w:p>
-            <w:pPr>
-              <w:spacing w:after="40" w:before="0"/>
-              <w:jc w:val="left"/>
-            </w:pPr>
-            <w:r>
-              <w:rPr>
-                <w:rFonts w:ascii="Arial" w:cs="Arial" w:eastAsia="Arial" w:hAnsi="Arial"/>
-                <w:b w:val="false"/>
-                <w:bCs w:val="false"/>
-                <w:i w:val="false"/>
-                <w:iCs w:val="false"/>
-                <w:color w:val="000000"/>
-                <w:sz w:val="18"/>
-                <w:szCs w:val="18"/>
-              </w:rPr>
-              <w:t xml:space="preserve"/>
-            </w:r>
-          </w:p>
-          <w:p>
-            <w:pPr>
-              <w:spacing w:after="40" w:before="0"/>
-              <w:jc w:val="left"/>
-            </w:pPr>
-            <w:r>
-              <w:rPr>
-                <w:rFonts w:ascii="Arial" w:cs="Arial" w:eastAsia="Arial" w:hAnsi="Arial"/>
-                <w:b w:val="false"/>
-                <w:bCs w:val="false"/>
-                <w:i w:val="false"/>
-                <w:iCs w:val="false"/>
-                <w:color w:val="000000"/>
-                <w:sz w:val="18"/>
-                <w:szCs w:val="18"/>
-              </w:rPr>
-              <w:t xml:space="preserve">Lesson 5 — Preparing Insoluble Salts — Direct Synthesis and Double Decomposition / Precipitation (Experiment 2c): Learners prepare an insoluble salt (barium sulphate or lead(II) iodide) by mixing two soluble salt solutions (double decomposition), observing an immediate precipitate. They write ionic equations for the precipitation reaction and compare this method to direct synthesis. The DQB is updated: "How do we choose the right preparation method for a given salt?"</w:t>
-            </w:r>
-          </w:p>
-          <w:p>
-            <w:pPr>
-              <w:spacing w:after="40" w:before="0"/>
-              <w:jc w:val="left"/>
-            </w:pPr>
-            <w:r>
-              <w:rPr>
-                <w:rFonts w:ascii="Arial" w:cs="Arial" w:eastAsia="Arial" w:hAnsi="Arial"/>
-                <w:b w:val="false"/>
-                <w:bCs w:val="false"/>
-                <w:i w:val="false"/>
-                <w:iCs w:val="false"/>
-                <w:color w:val="000000"/>
-                <w:sz w:val="18"/>
-                <w:szCs w:val="18"/>
-              </w:rPr>
-              <w:t xml:space="preserve"/>
-            </w:r>
-          </w:p>
-          <w:p>
-            <w:pPr>
-              <w:spacing w:after="40" w:before="0"/>
-              <w:jc w:val="left"/>
-            </w:pPr>
-            <w:r>
-              <w:rPr>
-                <w:rFonts w:ascii="Arial" w:cs="Arial" w:eastAsia="Arial" w:hAnsi="Arial"/>
-                <w:b w:val="false"/>
-                <w:bCs w:val="false"/>
-                <w:i w:val="false"/>
-                <w:iCs w:val="false"/>
-                <w:color w:val="000000"/>
-                <w:sz w:val="18"/>
-                <w:szCs w:val="18"/>
-              </w:rPr>
-              <w:t xml:space="preserve">Lesson 6 — Behaviour of Salts in Air (Experiment 3): Learners investigate hygroscopic, deliquescent and efflorescent salts by exposing anhydrous calcium chloride, sodium carbonate decahydrate and sodium chloride to air over a measured period, recording mass changes and visual observations. They match experimental findings back to the anchoring phenomenon (fertiliser, washing soda, table salt) and fully explain it using evidence. The DQB driving question receives its first complete answer.</w:t>
-            </w:r>
-          </w:p>
-          <w:p>
-            <w:pPr>
-              <w:spacing w:after="40" w:before="0"/>
-              <w:jc w:val="left"/>
-            </w:pPr>
-            <w:r>
-              <w:rPr>
-                <w:rFonts w:ascii="Arial" w:cs="Arial" w:eastAsia="Arial" w:hAnsi="Arial"/>
-                <w:b w:val="false"/>
-                <w:bCs w:val="false"/>
-                <w:i w:val="false"/>
-                <w:iCs w:val="false"/>
-                <w:color w:val="000000"/>
-                <w:sz w:val="18"/>
-                <w:szCs w:val="18"/>
-              </w:rPr>
-              <w:t xml:space="preserve"/>
-            </w:r>
-          </w:p>
-          <w:p>
-            <w:pPr>
-              <w:spacing w:after="40" w:before="0"/>
-              <w:jc w:val="left"/>
-            </w:pPr>
-            <w:r>
-              <w:rPr>
-                <w:rFonts w:ascii="Arial" w:cs="Arial" w:eastAsia="Arial" w:hAnsi="Arial"/>
-                <w:b w:val="false"/>
-                <w:bCs w:val="false"/>
-                <w:i w:val="false"/>
-                <w:iCs w:val="false"/>
-                <w:color w:val="000000"/>
-                <w:sz w:val="18"/>
-                <w:szCs w:val="18"/>
-              </w:rPr>
-              <w:t xml:space="preserve">Lesson 7 — Applications of Salts in Daily Life in Kenya (Research and Reading Activity): Learners research and present on the uses of salts across agriculture (fertilisers in the Rift Valley), food industry (fish preservation along Lake Victoria), medicine (oral rehydration salts, iron supplements), paper, paint, glass and laundry industries. They read a structured text on salt applications and connect each use to a specific salt property learned in earlier lessons. The DQB is updated with career and societal connections.</w:t>
-            </w:r>
-          </w:p>
-          <w:p>
-            <w:pPr>
-              <w:spacing w:after="40" w:before="0"/>
-              <w:jc w:val="left"/>
-            </w:pPr>
-            <w:r>
-              <w:rPr>
-                <w:rFonts w:ascii="Arial" w:cs="Arial" w:eastAsia="Arial" w:hAnsi="Arial"/>
-                <w:b w:val="false"/>
-                <w:bCs w:val="false"/>
-                <w:i w:val="false"/>
-                <w:iCs w:val="false"/>
-                <w:color w:val="000000"/>
-                <w:sz w:val="18"/>
-                <w:szCs w:val="18"/>
-              </w:rPr>
-              <w:t xml:space="preserve"/>
-            </w:r>
-          </w:p>
-          <w:p>
-            <w:pPr>
-              <w:spacing w:after="40" w:before="0"/>
-              <w:jc w:val="left"/>
-            </w:pPr>
-            <w:r>
-              <w:rPr>
-                <w:rFonts w:ascii="Arial" w:cs="Arial" w:eastAsia="Arial" w:hAnsi="Arial"/>
-                <w:b w:val="false"/>
-                <w:bCs w:val="false"/>
-                <w:i w:val="false"/>
-                <w:iCs w:val="false"/>
-                <w:color w:val="000000"/>
-                <w:sz w:val="18"/>
-                <w:szCs w:val="18"/>
-              </w:rPr>
-              <w:t xml:space="preserve">Lesson 8 — Unit Synthesis, Model Revision and Assessment: Learners revise their cumulative explanatory models (begun in Lesson 1) to produce a final annotated diagram showing salt classification, preparation pathways, atmospheric behaviour and applications — all linked back to the anchoring phenomenon. The class revisits the full DQB, confirms answered questions, flags remaining curiosities, and completes a summative assessment task requiring them to identify an unknown salt, propose its preparation method, predict its behaviour in air and describe one Kenyan industrial use.</w:t>
-            </w:r>
-          </w:p>
-        </w:tc>
-      </w:tr>
-      <w:tr>
-        <w:tc>
-          <w:tcPr>
-            <w:tcW w:type="dxa" w:w="3000"/>
-            <w:shd w:fill="EAD1F5" w:color="auto" w:val="clear"/>
-            <w:tcMar>
-              <w:top w:type="dxa" w:w="60"/>
-              <w:left w:type="dxa" w:w="120"/>
-              <w:bottom w:type="dxa" w:w="60"/>
-              <w:right w:type="dxa" w:w="120"/>
-            </w:tcMar>
-            <w:vAlign w:val="top"/>
-          </w:tcPr>
-          <w:p>
-            <w:pPr>
-              <w:spacing w:after="40" w:before="0"/>
-              <w:jc w:val="left"/>
-            </w:pPr>
-            <w:r>
-              <w:rPr>
-                <w:rFonts w:ascii="Arial" w:cs="Arial" w:eastAsia="Arial" w:hAnsi="Arial"/>
-                <w:b/>
-                <w:bCs/>
-                <w:i w:val="false"/>
-                <w:iCs w:val="false"/>
-                <w:color w:val="000000"/>
-                <w:sz w:val="18"/>
-                <w:szCs w:val="18"/>
-              </w:rPr>
-              <w:t xml:space="preserve">Supporting Phenomena</w:t>
-            </w:r>
-          </w:p>
-        </w:tc>
-        <w:tc>
-          <w:tcPr>
-            <w:tcW w:type="dxa" w:w="10680"/>
-            <w:shd w:fill="FFFFFF" w:color="auto" w:val="clear"/>
-            <w:tcMar>
-              <w:top w:type="dxa" w:w="60"/>
-              <w:left w:type="dxa" w:w="120"/>
-              <w:bottom w:type="dxa" w:w="60"/>
-              <w:right w:type="dxa" w:w="120"/>
-            </w:tcMar>
-            <w:vAlign w:val="top"/>
-          </w:tcPr>
-          <w:p>
-            <w:pPr>
-              <w:spacing w:after="30" w:before="0"/>
-              <w:ind w:left="360" w:hanging="180"/>
-              <w:jc w:val="left"/>
-            </w:pPr>
-            <w:r>
-              <w:rPr>
-                <w:rFonts w:ascii="Arial" w:cs="Arial" w:eastAsia="Arial" w:hAnsi="Arial"/>
-                <w:b w:val="false"/>
-                <w:bCs w:val="false"/>
-                <w:i w:val="false"/>
-                <w:iCs w:val="false"/>
-                <w:color w:val="000000"/>
-                <w:sz w:val="18"/>
-                <w:szCs w:val="18"/>
-              </w:rPr>
-              <w:t xml:space="preserve">–  Supporting Phenomenon 1 — Solubility Surprise: A learner preparing githeri notices that table salt (NaCl) dissolves quickly in water when cooking, but the calcium carbonate (CaCO₃) used to soften maize (the traditional Kenyan "togwa" process) does not dissolve — it remains as a white suspension. Why do some salts dissolve readily while others do not?</w:t>
-            </w:r>
-          </w:p>
-          <w:p>
-            <w:pPr>
-              <w:spacing w:after="30" w:before="0"/>
-              <w:ind w:left="360" w:hanging="180"/>
-              <w:jc w:val="left"/>
-            </w:pPr>
-            <w:r>
-              <w:rPr>
-                <w:rFonts w:ascii="Arial" w:cs="Arial" w:eastAsia="Arial" w:hAnsi="Arial"/>
-                <w:b w:val="false"/>
-                <w:bCs w:val="false"/>
-                <w:i w:val="false"/>
-                <w:iCs w:val="false"/>
-                <w:color w:val="000000"/>
-                <w:sz w:val="18"/>
-                <w:szCs w:val="18"/>
-              </w:rPr>
-              <w:t xml:space="preserve">–  Supporting Phenomenon 2 — Rusting Metal Roofing Sheets: Corrugated iron roofs in coastal Mombasa corrode far faster than those in Nairobi. Learners connect this to the presence of salt spray (NaCl from the ocean) accelerating electrochemical reactions — illustrating that dissolved salts conduct electricity and are chemically active.</w:t>
-            </w:r>
-          </w:p>
-          <w:p>
-            <w:pPr>
-              <w:spacing w:after="30" w:before="0"/>
-              <w:ind w:left="360" w:hanging="180"/>
-              <w:jc w:val="left"/>
-            </w:pPr>
-            <w:r>
-              <w:rPr>
-                <w:rFonts w:ascii="Arial" w:cs="Arial" w:eastAsia="Arial" w:hAnsi="Arial"/>
-                <w:b w:val="false"/>
-                <w:bCs w:val="false"/>
-                <w:i w:val="false"/>
-                <w:iCs w:val="false"/>
-                <w:color w:val="000000"/>
-                <w:sz w:val="18"/>
-                <w:szCs w:val="18"/>
-              </w:rPr>
-              <w:t xml:space="preserve">–  Supporting Phenomenon 3 — Zinc Sulphate Video Observation: Learners watch a video of zinc sulphate (ZnSO₄) being prepared by reacting zinc metal with dilute sulphuric acid. Bubbles of hydrogen gas are produced and the colourless solution that remains evaporates to form white crystals — a vivid, puzzling transformation from solid metal and liquid acid to a completely new solid salt.</w:t>
-            </w:r>
-          </w:p>
-          <w:p>
-            <w:pPr>
-              <w:spacing w:after="30" w:before="0"/>
-              <w:ind w:left="360" w:hanging="180"/>
-              <w:jc w:val="left"/>
-            </w:pPr>
-            <w:r>
-              <w:rPr>
-                <w:rFonts w:ascii="Arial" w:cs="Arial" w:eastAsia="Arial" w:hAnsi="Arial"/>
-                <w:b w:val="false"/>
-                <w:bCs w:val="false"/>
-                <w:i w:val="false"/>
-                <w:iCs w:val="false"/>
-                <w:color w:val="000000"/>
-                <w:sz w:val="18"/>
-                <w:szCs w:val="18"/>
-              </w:rPr>
-              <w:t xml:space="preserve">–  Supporting Phenomenon 4 — Baking Powder in Mandazi: When a Nairobi street vendor adds baking powder (sodium hydrogen carbonate, NaHCO₃) to mandazi dough and fries it, the dough rises and carbon dioxide gas is released. Learners recognise this as a salt reacting under heat — connecting salt chemistry to everyday Kenyan food preparation.</w:t>
-            </w:r>
-          </w:p>
-        </w:tc>
-      </w:tr>
-    </w:tbl>
-    <w:p>
-      <w:pPr>
-        <w:spacing w:after="120"/>
-      </w:pPr>
-      <w:r>
-        <w:t xml:space="preserve"/>
       </w:r>
     </w:p>
     <w:p>
@@ -3257,7 +3257,7 @@
             <w:pPr>
               <w:spacing w:after="20" w:before="0"/>
             </w:pPr>
-            <w:hyperlink w:history="1" r:id="rIdt1ajsp7lu-e4a6zqvw9un">
+            <w:hyperlink w:history="1" r:id="rIdligp1w8jrlpwi5f275lfe">
               <w:r>
                 <w:rPr>
                   <w:rFonts w:ascii="Arial" w:cs="Arial" w:eastAsia="Arial" w:hAnsi="Arial"/>
@@ -3290,7 +3290,7 @@
               <w:spacing w:after="10" w:before="0"/>
               <w:ind w:left="120"/>
             </w:pPr>
-            <w:hyperlink w:history="1" r:id="rIdauivckpxrryu-2-0shine">
+            <w:hyperlink w:history="1" r:id="rIdgnq_yfblpatrm_0mk9vd3">
               <w:r>
                 <w:rPr>
                   <w:rFonts w:ascii="Arial" w:cs="Arial" w:eastAsia="Arial" w:hAnsi="Arial"/>
@@ -3352,7 +3352,7 @@
               <w:spacing w:after="10" w:before="0"/>
               <w:ind w:left="120"/>
             </w:pPr>
-            <w:hyperlink w:history="1" r:id="rIdax-nntqlqnvqueid5j2nn">
+            <w:hyperlink w:history="1" r:id="rIdduoexmipxbtccjjbaly6j">
               <w:r>
                 <w:rPr>
                   <w:rFonts w:ascii="Arial" w:cs="Arial" w:eastAsia="Arial" w:hAnsi="Arial"/>
@@ -3562,7 +3562,7 @@
             <w:pPr>
               <w:spacing w:after="20" w:before="0"/>
             </w:pPr>
-            <w:hyperlink w:history="1" r:id="rIdojwjiqgazs4dricazhqrl">
+            <w:hyperlink w:history="1" r:id="rIdkdjilbxwbqi02tqim5ske">
               <w:r>
                 <w:rPr>
                   <w:rFonts w:ascii="Arial" w:cs="Arial" w:eastAsia="Arial" w:hAnsi="Arial"/>
@@ -3595,7 +3595,7 @@
               <w:spacing w:after="10" w:before="0"/>
               <w:ind w:left="120"/>
             </w:pPr>
-            <w:hyperlink w:history="1" r:id="rIdxbo8ecairizscetbiteme">
+            <w:hyperlink w:history="1" r:id="rIdbyuiffmodvatgyi_n6qhd">
               <w:r>
                 <w:rPr>
                   <w:rFonts w:ascii="Arial" w:cs="Arial" w:eastAsia="Arial" w:hAnsi="Arial"/>
@@ -3657,7 +3657,7 @@
               <w:spacing w:after="10" w:before="0"/>
               <w:ind w:left="120"/>
             </w:pPr>
-            <w:hyperlink w:history="1" r:id="rIdsaswnuw-ohytrt1_oasen">
+            <w:hyperlink w:history="1" r:id="rIdhsc5recshhd341tyfia-r">
               <w:r>
                 <w:rPr>
                   <w:rFonts w:ascii="Arial" w:cs="Arial" w:eastAsia="Arial" w:hAnsi="Arial"/>
@@ -3867,7 +3867,7 @@
             <w:pPr>
               <w:spacing w:after="20" w:before="0"/>
             </w:pPr>
-            <w:hyperlink w:history="1" r:id="rIdcwyysz0xmkqyrqx5odkds">
+            <w:hyperlink w:history="1" r:id="rIdrn7jpodzh8ffdkkjbiw78">
               <w:r>
                 <w:rPr>
                   <w:rFonts w:ascii="Arial" w:cs="Arial" w:eastAsia="Arial" w:hAnsi="Arial"/>
@@ -3900,7 +3900,7 @@
               <w:spacing w:after="10" w:before="0"/>
               <w:ind w:left="120"/>
             </w:pPr>
-            <w:hyperlink w:history="1" r:id="rIdxv-vlu1icrijlllmmdt8e">
+            <w:hyperlink w:history="1" r:id="rIdzdzs1vxsjmf4rxxyx9ylg">
               <w:r>
                 <w:rPr>
                   <w:rFonts w:ascii="Arial" w:cs="Arial" w:eastAsia="Arial" w:hAnsi="Arial"/>
@@ -3962,7 +3962,7 @@
               <w:spacing w:after="10" w:before="0"/>
               <w:ind w:left="120"/>
             </w:pPr>
-            <w:hyperlink w:history="1" r:id="rIdjrwuygunhihxbmck_sxg4">
+            <w:hyperlink w:history="1" r:id="rIdorjaj-l3wxsiyu0j72yol">
               <w:r>
                 <w:rPr>
                   <w:rFonts w:ascii="Arial" w:cs="Arial" w:eastAsia="Arial" w:hAnsi="Arial"/>
@@ -4172,7 +4172,7 @@
             <w:pPr>
               <w:spacing w:after="20" w:before="0"/>
             </w:pPr>
-            <w:hyperlink w:history="1" r:id="rIdxgie3sn_3y_h1ryibg8ap">
+            <w:hyperlink w:history="1" r:id="rIdsp6okena2eqtqhmxyyk59">
               <w:r>
                 <w:rPr>
                   <w:rFonts w:ascii="Arial" w:cs="Arial" w:eastAsia="Arial" w:hAnsi="Arial"/>
@@ -4205,7 +4205,7 @@
               <w:spacing w:after="10" w:before="0"/>
               <w:ind w:left="120"/>
             </w:pPr>
-            <w:hyperlink w:history="1" r:id="rIdpdtqzrniehqiihc-uxsy0">
+            <w:hyperlink w:history="1" r:id="rIdau2ce7mrljx2gleofgwj9">
               <w:r>
                 <w:rPr>
                   <w:rFonts w:ascii="Arial" w:cs="Arial" w:eastAsia="Arial" w:hAnsi="Arial"/>
@@ -4267,7 +4267,7 @@
               <w:spacing w:after="10" w:before="0"/>
               <w:ind w:left="120"/>
             </w:pPr>
-            <w:hyperlink w:history="1" r:id="rIdf4mzymfbztagaxbvjtwjk">
+            <w:hyperlink w:history="1" r:id="rId5dao3c3nd2lddjci7x2b9">
               <w:r>
                 <w:rPr>
                   <w:rFonts w:ascii="Arial" w:cs="Arial" w:eastAsia="Arial" w:hAnsi="Arial"/>
@@ -4477,7 +4477,7 @@
             <w:pPr>
               <w:spacing w:after="20" w:before="0"/>
             </w:pPr>
-            <w:hyperlink w:history="1" r:id="rId8pgpei0-v2sxjcpbtr2fs">
+            <w:hyperlink w:history="1" r:id="rIdvkj7xgalegdllk0dlm_fn">
               <w:r>
                 <w:rPr>
                   <w:rFonts w:ascii="Arial" w:cs="Arial" w:eastAsia="Arial" w:hAnsi="Arial"/>
@@ -4510,7 +4510,7 @@
               <w:spacing w:after="10" w:before="0"/>
               <w:ind w:left="120"/>
             </w:pPr>
-            <w:hyperlink w:history="1" r:id="rIdgnc_e8ey27gqxixjr1fd9">
+            <w:hyperlink w:history="1" r:id="rIdgj1liqur4oodhq_lusqfc">
               <w:r>
                 <w:rPr>
                   <w:rFonts w:ascii="Arial" w:cs="Arial" w:eastAsia="Arial" w:hAnsi="Arial"/>
@@ -4572,7 +4572,7 @@
               <w:spacing w:after="10" w:before="0"/>
               <w:ind w:left="120"/>
             </w:pPr>
-            <w:hyperlink w:history="1" r:id="rId1v8yj6yjz1vrhvuefwit3">
+            <w:hyperlink w:history="1" r:id="rId1i-9fc_g0mb8dqdjsq6r9">
               <w:r>
                 <w:rPr>
                   <w:rFonts w:ascii="Arial" w:cs="Arial" w:eastAsia="Arial" w:hAnsi="Arial"/>
@@ -5213,7 +5213,7 @@
         </w:rPr>
         <w:t xml:space="preserve">© 2026 SeaVuria and ARES. Aligned with KICD objectives. Developed by SeaVuria; technical implementation by ARES (with AI assistance from Claude). Licensed under </w:t>
       </w:r>
-      <w:hyperlink w:history="1" r:id="rIdoaehhwqxyy_dbsav2-o9f">
+      <w:hyperlink w:history="1" r:id="rIdxeginjcixpqoko5kynzl9">
         <w:r>
           <w:rPr>
             <w:rFonts w:ascii="Arial" w:cs="Arial" w:eastAsia="Arial" w:hAnsi="Arial"/>
@@ -5234,7 +5234,7 @@
         </w:rPr>
         <w:t xml:space="preserve"> (</w:t>
       </w:r>
-      <w:hyperlink w:history="1" r:id="rIdq82x3wkfmzx7loqjhxole">
+      <w:hyperlink w:history="1" r:id="rId6uyjges0fuqapcwzvjqrm">
         <w:r>
           <w:rPr>
             <w:rFonts w:ascii="Arial" w:cs="Arial" w:eastAsia="Arial" w:hAnsi="Arial"/>
@@ -6247,7 +6247,7 @@
             <w:pPr>
               <w:spacing w:after="20" w:before="0"/>
             </w:pPr>
-            <w:hyperlink w:history="1" r:id="rIdcccocppqvorbtqb7lmzwh">
+            <w:hyperlink w:history="1" r:id="rId4sbnb-dedhuuwlyz0jahv">
               <w:r>
                 <w:rPr>
                   <w:rFonts w:ascii="Arial" w:cs="Arial" w:eastAsia="Arial" w:hAnsi="Arial"/>
@@ -6280,7 +6280,7 @@
               <w:spacing w:after="10" w:before="0"/>
               <w:ind w:left="120"/>
             </w:pPr>
-            <w:hyperlink w:history="1" r:id="rIdktkghpa-llltiw02k7-ke">
+            <w:hyperlink w:history="1" r:id="rIdkmpsuva7xyr-m6auiqxt4">
               <w:r>
                 <w:rPr>
                   <w:rFonts w:ascii="Arial" w:cs="Arial" w:eastAsia="Arial" w:hAnsi="Arial"/>
@@ -6325,7 +6325,7 @@
             <w:pPr>
               <w:spacing w:after="20" w:before="0"/>
             </w:pPr>
-            <w:hyperlink w:history="1" r:id="rIddjlgk9jjiphta1twrrevu">
+            <w:hyperlink w:history="1" r:id="rId52k1a7ocboomoicqvxndd">
               <w:r>
                 <w:rPr>
                   <w:rFonts w:ascii="Arial" w:cs="Arial" w:eastAsia="Arial" w:hAnsi="Arial"/>
@@ -6358,7 +6358,7 @@
               <w:spacing w:after="10" w:before="0"/>
               <w:ind w:left="120"/>
             </w:pPr>
-            <w:hyperlink w:history="1" r:id="rIdnnqhcmprzx0bfifcw9vd9">
+            <w:hyperlink w:history="1" r:id="rIdzhtls7ese-lzayualep0h">
               <w:r>
                 <w:rPr>
                   <w:rFonts w:ascii="Arial" w:cs="Arial" w:eastAsia="Arial" w:hAnsi="Arial"/>
@@ -6553,7 +6553,7 @@
             <w:pPr>
               <w:spacing w:after="20" w:before="0"/>
             </w:pPr>
-            <w:hyperlink w:history="1" r:id="rIdoe-klv03jxqj6j6gvlzhh">
+            <w:hyperlink w:history="1" r:id="rIdt7jv9eaomnqbnjs-e0rsh">
               <w:r>
                 <w:rPr>
                   <w:rFonts w:ascii="Arial" w:cs="Arial" w:eastAsia="Arial" w:hAnsi="Arial"/>
@@ -6586,7 +6586,7 @@
               <w:spacing w:after="10" w:before="0"/>
               <w:ind w:left="120"/>
             </w:pPr>
-            <w:hyperlink w:history="1" r:id="rIdhmstnrr2uwv7yshmydynw">
+            <w:hyperlink w:history="1" r:id="rIdxsnptchntqrmrs3sg9mg5">
               <w:r>
                 <w:rPr>
                   <w:rFonts w:ascii="Arial" w:cs="Arial" w:eastAsia="Arial" w:hAnsi="Arial"/>
@@ -6631,7 +6631,7 @@
             <w:pPr>
               <w:spacing w:after="20" w:before="0"/>
             </w:pPr>
-            <w:hyperlink w:history="1" r:id="rIdq90gjx_yigssomwut-eb2">
+            <w:hyperlink w:history="1" r:id="rIduwlmhkhuonkkfcl18xix3">
               <w:r>
                 <w:rPr>
                   <w:rFonts w:ascii="Arial" w:cs="Arial" w:eastAsia="Arial" w:hAnsi="Arial"/>
@@ -6664,7 +6664,7 @@
               <w:spacing w:after="10" w:before="0"/>
               <w:ind w:left="120"/>
             </w:pPr>
-            <w:hyperlink w:history="1" r:id="rId6b59q9tp361zvwhadgnpd">
+            <w:hyperlink w:history="1" r:id="rId7sz9r8ca-i1wuz5naoblf">
               <w:r>
                 <w:rPr>
                   <w:rFonts w:ascii="Arial" w:cs="Arial" w:eastAsia="Arial" w:hAnsi="Arial"/>
@@ -6859,7 +6859,7 @@
             <w:pPr>
               <w:spacing w:after="20" w:before="0"/>
             </w:pPr>
-            <w:hyperlink w:history="1" r:id="rIdz_lx4lu2vh4mz3yqhrmbp">
+            <w:hyperlink w:history="1" r:id="rId5a-nru401yujcrhew_fja">
               <w:r>
                 <w:rPr>
                   <w:rFonts w:ascii="Arial" w:cs="Arial" w:eastAsia="Arial" w:hAnsi="Arial"/>
@@ -6892,7 +6892,7 @@
               <w:spacing w:after="10" w:before="0"/>
               <w:ind w:left="120"/>
             </w:pPr>
-            <w:hyperlink w:history="1" r:id="rIdaextnipaao833chq5fj6q">
+            <w:hyperlink w:history="1" r:id="rIde_9adghsg70aavld4oafp">
               <w:r>
                 <w:rPr>
                   <w:rFonts w:ascii="Arial" w:cs="Arial" w:eastAsia="Arial" w:hAnsi="Arial"/>
@@ -6937,7 +6937,7 @@
             <w:pPr>
               <w:spacing w:after="20" w:before="0"/>
             </w:pPr>
-            <w:hyperlink w:history="1" r:id="rIdbsrql9uldckrf0gty9j3e">
+            <w:hyperlink w:history="1" r:id="rIdhbq_93lb5bz2kmgc-vvax">
               <w:r>
                 <w:rPr>
                   <w:rFonts w:ascii="Arial" w:cs="Arial" w:eastAsia="Arial" w:hAnsi="Arial"/>
@@ -6970,7 +6970,7 @@
               <w:spacing w:after="10" w:before="0"/>
               <w:ind w:left="120"/>
             </w:pPr>
-            <w:hyperlink w:history="1" r:id="rIdm_ntf-npltvgyqkoa912s">
+            <w:hyperlink w:history="1" r:id="rIdshnmyvbeem-ectq_wopu0">
               <w:r>
                 <w:rPr>
                   <w:rFonts w:ascii="Arial" w:cs="Arial" w:eastAsia="Arial" w:hAnsi="Arial"/>
@@ -7165,7 +7165,7 @@
             <w:pPr>
               <w:spacing w:after="20" w:before="0"/>
             </w:pPr>
-            <w:hyperlink w:history="1" r:id="rIdiqhkj95lcpmnrth31wpgx">
+            <w:hyperlink w:history="1" r:id="rIdn3yf2_o005e3xief5hhm2">
               <w:r>
                 <w:rPr>
                   <w:rFonts w:ascii="Arial" w:cs="Arial" w:eastAsia="Arial" w:hAnsi="Arial"/>
@@ -7198,7 +7198,7 @@
               <w:spacing w:after="10" w:before="0"/>
               <w:ind w:left="120"/>
             </w:pPr>
-            <w:hyperlink w:history="1" r:id="rIdxmz0a0zdzdpj93kjuvssh">
+            <w:hyperlink w:history="1" r:id="rIdwtxjy42qpofbx1u9v5d-v">
               <w:r>
                 <w:rPr>
                   <w:rFonts w:ascii="Arial" w:cs="Arial" w:eastAsia="Arial" w:hAnsi="Arial"/>
@@ -7243,7 +7243,7 @@
             <w:pPr>
               <w:spacing w:after="20" w:before="0"/>
             </w:pPr>
-            <w:hyperlink w:history="1" r:id="rIdhyqvca_c4es_xtrmuobfl">
+            <w:hyperlink w:history="1" r:id="rIdllk2-ynstmm4erz72obyg">
               <w:r>
                 <w:rPr>
                   <w:rFonts w:ascii="Arial" w:cs="Arial" w:eastAsia="Arial" w:hAnsi="Arial"/>
@@ -7276,7 +7276,7 @@
               <w:spacing w:after="10" w:before="0"/>
               <w:ind w:left="120"/>
             </w:pPr>
-            <w:hyperlink w:history="1" r:id="rIdmjz4ot6odz5eq7lif83sh">
+            <w:hyperlink w:history="1" r:id="rIdlmnk_5hruvcc72rcehh1h">
               <w:r>
                 <w:rPr>
                   <w:rFonts w:ascii="Arial" w:cs="Arial" w:eastAsia="Arial" w:hAnsi="Arial"/>
@@ -7471,7 +7471,7 @@
             <w:pPr>
               <w:spacing w:after="20" w:before="0"/>
             </w:pPr>
-            <w:hyperlink w:history="1" r:id="rIdgaiuzdx8qbrqfrraju1xp">
+            <w:hyperlink w:history="1" r:id="rId1gynukk4-cih33rxipsv1">
               <w:r>
                 <w:rPr>
                   <w:rFonts w:ascii="Arial" w:cs="Arial" w:eastAsia="Arial" w:hAnsi="Arial"/>
@@ -7504,7 +7504,7 @@
               <w:spacing w:after="10" w:before="0"/>
               <w:ind w:left="120"/>
             </w:pPr>
-            <w:hyperlink w:history="1" r:id="rIdpqybfgdne38ivzwj0i0lg">
+            <w:hyperlink w:history="1" r:id="rIdcgs21r6ymtxx24-fsk6eo">
               <w:r>
                 <w:rPr>
                   <w:rFonts w:ascii="Arial" w:cs="Arial" w:eastAsia="Arial" w:hAnsi="Arial"/>
@@ -7549,7 +7549,7 @@
             <w:pPr>
               <w:spacing w:after="20" w:before="0"/>
             </w:pPr>
-            <w:hyperlink w:history="1" r:id="rIdcljczgmlsquzwfaqyhoqa">
+            <w:hyperlink w:history="1" r:id="rIdckeofreaf7dd91tb5nzhd">
               <w:r>
                 <w:rPr>
                   <w:rFonts w:ascii="Arial" w:cs="Arial" w:eastAsia="Arial" w:hAnsi="Arial"/>
@@ -7582,7 +7582,7 @@
               <w:spacing w:after="10" w:before="0"/>
               <w:ind w:left="120"/>
             </w:pPr>
-            <w:hyperlink w:history="1" r:id="rId4gci7oa6jdlghqvwtoqc2">
+            <w:hyperlink w:history="1" r:id="rIdyb_kzsly8jyje1koqy0s6">
               <w:r>
                 <w:rPr>
                   <w:rFonts w:ascii="Arial" w:cs="Arial" w:eastAsia="Arial" w:hAnsi="Arial"/>
@@ -8094,7 +8094,7 @@
         </w:rPr>
         <w:t xml:space="preserve">© 2026 SeaVuria and ARES. Aligned with KICD objectives. Developed by SeaVuria; technical implementation by ARES (with AI assistance from Claude). Licensed under </w:t>
       </w:r>
-      <w:hyperlink w:history="1" r:id="rIdel_kzfsllcdlrmwaxjoiw">
+      <w:hyperlink w:history="1" r:id="rId1oweu9i78u5jug6hogwpg">
         <w:r>
           <w:rPr>
             <w:rFonts w:ascii="Arial" w:cs="Arial" w:eastAsia="Arial" w:hAnsi="Arial"/>
@@ -8115,7 +8115,7 @@
         </w:rPr>
         <w:t xml:space="preserve"> (</w:t>
       </w:r>
-      <w:hyperlink w:history="1" r:id="rIdmm4cfu2bi3sgr92pteogf">
+      <w:hyperlink w:history="1" r:id="rIdplcr7eoynrud1z1l0885g">
         <w:r>
           <w:rPr>
             <w:rFonts w:ascii="Arial" w:cs="Arial" w:eastAsia="Arial" w:hAnsi="Arial"/>
@@ -9128,7 +9128,7 @@
             <w:pPr>
               <w:spacing w:after="20" w:before="0"/>
             </w:pPr>
-            <w:hyperlink w:history="1" r:id="rIdmsjqricproh815yx6cpz2">
+            <w:hyperlink w:history="1" r:id="rId4enpmqoz9avw1vwmj8jvw">
               <w:r>
                 <w:rPr>
                   <w:rFonts w:ascii="Arial" w:cs="Arial" w:eastAsia="Arial" w:hAnsi="Arial"/>
@@ -9161,7 +9161,7 @@
               <w:spacing w:after="10" w:before="0"/>
               <w:ind w:left="120"/>
             </w:pPr>
-            <w:hyperlink w:history="1" r:id="rIds7tqbgbxjvymn4czmrbgk">
+            <w:hyperlink w:history="1" r:id="rIdfbd6uftwfvl210uvyk8gw">
               <w:r>
                 <w:rPr>
                   <w:rFonts w:ascii="Arial" w:cs="Arial" w:eastAsia="Arial" w:hAnsi="Arial"/>
@@ -9206,7 +9206,7 @@
             <w:pPr>
               <w:spacing w:after="20" w:before="0"/>
             </w:pPr>
-            <w:hyperlink w:history="1" r:id="rIdh-b_rzmncd3s79e90wfzp">
+            <w:hyperlink w:history="1" r:id="rIdhg2idaxxhpfiyljz1yb0p">
               <w:r>
                 <w:rPr>
                   <w:rFonts w:ascii="Arial" w:cs="Arial" w:eastAsia="Arial" w:hAnsi="Arial"/>
@@ -9239,7 +9239,7 @@
               <w:spacing w:after="10" w:before="0"/>
               <w:ind w:left="120"/>
             </w:pPr>
-            <w:hyperlink w:history="1" r:id="rIdq9o1nofysgkvjqdgrdcdv">
+            <w:hyperlink w:history="1" r:id="rIdfnl-eriydnnr5lx70twhj">
               <w:r>
                 <w:rPr>
                   <w:rFonts w:ascii="Arial" w:cs="Arial" w:eastAsia="Arial" w:hAnsi="Arial"/>
@@ -9434,7 +9434,7 @@
             <w:pPr>
               <w:spacing w:after="20" w:before="0"/>
             </w:pPr>
-            <w:hyperlink w:history="1" r:id="rIdyskxhpdzik4sp55msuvjc">
+            <w:hyperlink w:history="1" r:id="rId7hlgmidypb-wywl0sppuw">
               <w:r>
                 <w:rPr>
                   <w:rFonts w:ascii="Arial" w:cs="Arial" w:eastAsia="Arial" w:hAnsi="Arial"/>
@@ -9467,7 +9467,7 @@
               <w:spacing w:after="10" w:before="0"/>
               <w:ind w:left="120"/>
             </w:pPr>
-            <w:hyperlink w:history="1" r:id="rIdpbnhuznt5imdbyhbl8kzb">
+            <w:hyperlink w:history="1" r:id="rIdgswbvamk6rlx4qat5zimd">
               <w:r>
                 <w:rPr>
                   <w:rFonts w:ascii="Arial" w:cs="Arial" w:eastAsia="Arial" w:hAnsi="Arial"/>
@@ -9512,7 +9512,7 @@
             <w:pPr>
               <w:spacing w:after="20" w:before="0"/>
             </w:pPr>
-            <w:hyperlink w:history="1" r:id="rId5opbfknbuhqynhuh9rcse">
+            <w:hyperlink w:history="1" r:id="rIdq-fel9fxu0jfjp6s8br6q">
               <w:r>
                 <w:rPr>
                   <w:rFonts w:ascii="Arial" w:cs="Arial" w:eastAsia="Arial" w:hAnsi="Arial"/>
@@ -9545,7 +9545,7 @@
               <w:spacing w:after="10" w:before="0"/>
               <w:ind w:left="120"/>
             </w:pPr>
-            <w:hyperlink w:history="1" r:id="rId3ujzhsacrbq4_uyoz8kas">
+            <w:hyperlink w:history="1" r:id="rIdypxvaarziikrdlszdiyct">
               <w:r>
                 <w:rPr>
                   <w:rFonts w:ascii="Arial" w:cs="Arial" w:eastAsia="Arial" w:hAnsi="Arial"/>
@@ -9740,7 +9740,7 @@
             <w:pPr>
               <w:spacing w:after="20" w:before="0"/>
             </w:pPr>
-            <w:hyperlink w:history="1" r:id="rId_tqkknco4udwt-jfigzdh">
+            <w:hyperlink w:history="1" r:id="rIdy00gwineluhmzht-pwg2a">
               <w:r>
                 <w:rPr>
                   <w:rFonts w:ascii="Arial" w:cs="Arial" w:eastAsia="Arial" w:hAnsi="Arial"/>
@@ -9773,7 +9773,7 @@
               <w:spacing w:after="10" w:before="0"/>
               <w:ind w:left="120"/>
             </w:pPr>
-            <w:hyperlink w:history="1" r:id="rIdeqj9lw8ay8s5ilm6oongl">
+            <w:hyperlink w:history="1" r:id="rIdac5xpukic0xe3x67hsxah">
               <w:r>
                 <w:rPr>
                   <w:rFonts w:ascii="Arial" w:cs="Arial" w:eastAsia="Arial" w:hAnsi="Arial"/>
@@ -9818,7 +9818,7 @@
             <w:pPr>
               <w:spacing w:after="20" w:before="0"/>
             </w:pPr>
-            <w:hyperlink w:history="1" r:id="rId4vfaobvsggoxqobqsdghq">
+            <w:hyperlink w:history="1" r:id="rIdf46ylqk7fix_vpv2aj1g6">
               <w:r>
                 <w:rPr>
                   <w:rFonts w:ascii="Arial" w:cs="Arial" w:eastAsia="Arial" w:hAnsi="Arial"/>
@@ -9851,7 +9851,7 @@
               <w:spacing w:after="10" w:before="0"/>
               <w:ind w:left="120"/>
             </w:pPr>
-            <w:hyperlink w:history="1" r:id="rIdgtvy54n6yxcbu9hx3dxgs">
+            <w:hyperlink w:history="1" r:id="rIdoisre-fresuf3ax-iy-eq">
               <w:r>
                 <w:rPr>
                   <w:rFonts w:ascii="Arial" w:cs="Arial" w:eastAsia="Arial" w:hAnsi="Arial"/>
@@ -10046,7 +10046,7 @@
             <w:pPr>
               <w:spacing w:after="20" w:before="0"/>
             </w:pPr>
-            <w:hyperlink w:history="1" r:id="rIdaeyckxwaam9u0cexuymgw">
+            <w:hyperlink w:history="1" r:id="rIdu49iolxmnr90vowcn6srq">
               <w:r>
                 <w:rPr>
                   <w:rFonts w:ascii="Arial" w:cs="Arial" w:eastAsia="Arial" w:hAnsi="Arial"/>
@@ -10079,7 +10079,7 @@
               <w:spacing w:after="10" w:before="0"/>
               <w:ind w:left="120"/>
             </w:pPr>
-            <w:hyperlink w:history="1" r:id="rIdq7irkobrbmap0rn79f1fk">
+            <w:hyperlink w:history="1" r:id="rIdehcb5fnzwm3pfzq81tocg">
               <w:r>
                 <w:rPr>
                   <w:rFonts w:ascii="Arial" w:cs="Arial" w:eastAsia="Arial" w:hAnsi="Arial"/>
@@ -10124,7 +10124,7 @@
             <w:pPr>
               <w:spacing w:after="20" w:before="0"/>
             </w:pPr>
-            <w:hyperlink w:history="1" r:id="rIdim-rpm9ijpcyfo73hysbp">
+            <w:hyperlink w:history="1" r:id="rIdmqhttf6p2uowl_atom73h">
               <w:r>
                 <w:rPr>
                   <w:rFonts w:ascii="Arial" w:cs="Arial" w:eastAsia="Arial" w:hAnsi="Arial"/>
@@ -10157,7 +10157,7 @@
               <w:spacing w:after="10" w:before="0"/>
               <w:ind w:left="120"/>
             </w:pPr>
-            <w:hyperlink w:history="1" r:id="rIdctbj5cv6v3ubk5vvkuknw">
+            <w:hyperlink w:history="1" r:id="rIdp8gimpmqhwu0wq-_za5ah">
               <w:r>
                 <w:rPr>
                   <w:rFonts w:ascii="Arial" w:cs="Arial" w:eastAsia="Arial" w:hAnsi="Arial"/>
@@ -10352,7 +10352,7 @@
             <w:pPr>
               <w:spacing w:after="20" w:before="0"/>
             </w:pPr>
-            <w:hyperlink w:history="1" r:id="rId3ceizn4trmruezm66tiwe">
+            <w:hyperlink w:history="1" r:id="rIdwox9brrhb1xk9mbef0oo2">
               <w:r>
                 <w:rPr>
                   <w:rFonts w:ascii="Arial" w:cs="Arial" w:eastAsia="Arial" w:hAnsi="Arial"/>
@@ -10385,7 +10385,7 @@
               <w:spacing w:after="10" w:before="0"/>
               <w:ind w:left="120"/>
             </w:pPr>
-            <w:hyperlink w:history="1" r:id="rIdbvubglpow79ievwwavnzx">
+            <w:hyperlink w:history="1" r:id="rIddidyunxo5lyq01xatoynb">
               <w:r>
                 <w:rPr>
                   <w:rFonts w:ascii="Arial" w:cs="Arial" w:eastAsia="Arial" w:hAnsi="Arial"/>
@@ -10430,7 +10430,7 @@
             <w:pPr>
               <w:spacing w:after="20" w:before="0"/>
             </w:pPr>
-            <w:hyperlink w:history="1" r:id="rIdexiamctc9fwyg60gaxmsk">
+            <w:hyperlink w:history="1" r:id="rIdyikc-3kerqibeb0dnvrts">
               <w:r>
                 <w:rPr>
                   <w:rFonts w:ascii="Arial" w:cs="Arial" w:eastAsia="Arial" w:hAnsi="Arial"/>
@@ -10463,7 +10463,7 @@
               <w:spacing w:after="10" w:before="0"/>
               <w:ind w:left="120"/>
             </w:pPr>
-            <w:hyperlink w:history="1" r:id="rIdkergmym1tco82wkloo0cl">
+            <w:hyperlink w:history="1" r:id="rIdkxtdtftihoe40kqh6v6cg">
               <w:r>
                 <w:rPr>
                   <w:rFonts w:ascii="Arial" w:cs="Arial" w:eastAsia="Arial" w:hAnsi="Arial"/>
@@ -11070,7 +11070,7 @@
         </w:rPr>
         <w:t xml:space="preserve">© 2026 SeaVuria and ARES. Aligned with KICD objectives. Developed by SeaVuria; technical implementation by ARES (with AI assistance from Claude). Licensed under </w:t>
       </w:r>
-      <w:hyperlink w:history="1" r:id="rIdzcu9-4a2lj4mnbwer33vj">
+      <w:hyperlink w:history="1" r:id="rIdqkq9gzdpwijhnf_q9mwv7">
         <w:r>
           <w:rPr>
             <w:rFonts w:ascii="Arial" w:cs="Arial" w:eastAsia="Arial" w:hAnsi="Arial"/>
@@ -11091,7 +11091,7 @@
         </w:rPr>
         <w:t xml:space="preserve"> (</w:t>
       </w:r>
-      <w:hyperlink w:history="1" r:id="rId1kdoa77obpgohf75e3xn0">
+      <w:hyperlink w:history="1" r:id="rIdjaz7yznh0roquih5fcwad">
         <w:r>
           <w:rPr>
             <w:rFonts w:ascii="Arial" w:cs="Arial" w:eastAsia="Arial" w:hAnsi="Arial"/>
@@ -12104,7 +12104,7 @@
             <w:pPr>
               <w:spacing w:after="20" w:before="0"/>
             </w:pPr>
-            <w:hyperlink w:history="1" r:id="rIdurnr0hslf2q2xltr5wzgt">
+            <w:hyperlink w:history="1" r:id="rIdifkhxpea98ay03hvuhk2q">
               <w:r>
                 <w:rPr>
                   <w:rFonts w:ascii="Arial" w:cs="Arial" w:eastAsia="Arial" w:hAnsi="Arial"/>
@@ -12137,7 +12137,7 @@
               <w:spacing w:after="10" w:before="0"/>
               <w:ind w:left="120"/>
             </w:pPr>
-            <w:hyperlink w:history="1" r:id="rIdfhmloahvz4umwniggtq4b">
+            <w:hyperlink w:history="1" r:id="rIdmhisgor9etsabofvnuahj">
               <w:r>
                 <w:rPr>
                   <w:rFonts w:ascii="Arial" w:cs="Arial" w:eastAsia="Arial" w:hAnsi="Arial"/>
@@ -12182,7 +12182,7 @@
             <w:pPr>
               <w:spacing w:after="20" w:before="0"/>
             </w:pPr>
-            <w:hyperlink w:history="1" r:id="rIdf7owdvx1dji5qo4bfq8za">
+            <w:hyperlink w:history="1" r:id="rIdqsnymbizkhkj6bowaclmn">
               <w:r>
                 <w:rPr>
                   <w:rFonts w:ascii="Arial" w:cs="Arial" w:eastAsia="Arial" w:hAnsi="Arial"/>
@@ -12215,7 +12215,7 @@
               <w:spacing w:after="10" w:before="0"/>
               <w:ind w:left="120"/>
             </w:pPr>
-            <w:hyperlink w:history="1" r:id="rIdz2lgv_nlme4hpix4yhcbg">
+            <w:hyperlink w:history="1" r:id="rId3sa6nty1dexfmizaizxc6">
               <w:r>
                 <w:rPr>
                   <w:rFonts w:ascii="Arial" w:cs="Arial" w:eastAsia="Arial" w:hAnsi="Arial"/>
@@ -12410,7 +12410,7 @@
             <w:pPr>
               <w:spacing w:after="20" w:before="0"/>
             </w:pPr>
-            <w:hyperlink w:history="1" r:id="rIdeoe0ya2-lyndmqzuqpjg8">
+            <w:hyperlink w:history="1" r:id="rIdjsm7twuopip4tdursnh2a">
               <w:r>
                 <w:rPr>
                   <w:rFonts w:ascii="Arial" w:cs="Arial" w:eastAsia="Arial" w:hAnsi="Arial"/>
@@ -12443,7 +12443,7 @@
               <w:spacing w:after="10" w:before="0"/>
               <w:ind w:left="120"/>
             </w:pPr>
-            <w:hyperlink w:history="1" r:id="rIdcrmqee23o_oa8yi87d4np">
+            <w:hyperlink w:history="1" r:id="rIdnhklnwpi8bkwudtvx-tko">
               <w:r>
                 <w:rPr>
                   <w:rFonts w:ascii="Arial" w:cs="Arial" w:eastAsia="Arial" w:hAnsi="Arial"/>
@@ -12488,7 +12488,7 @@
             <w:pPr>
               <w:spacing w:after="20" w:before="0"/>
             </w:pPr>
-            <w:hyperlink w:history="1" r:id="rIdtjmuzdnlnui4vxy09ix5_">
+            <w:hyperlink w:history="1" r:id="rIdl8ccxzu_iumr6ukow1wan">
               <w:r>
                 <w:rPr>
                   <w:rFonts w:ascii="Arial" w:cs="Arial" w:eastAsia="Arial" w:hAnsi="Arial"/>
@@ -12521,7 +12521,7 @@
               <w:spacing w:after="10" w:before="0"/>
               <w:ind w:left="120"/>
             </w:pPr>
-            <w:hyperlink w:history="1" r:id="rIdujbh0mg9t0z3hu_op9ew8">
+            <w:hyperlink w:history="1" r:id="rIduiqvhdpsedvxpvul0w_er">
               <w:r>
                 <w:rPr>
                   <w:rFonts w:ascii="Arial" w:cs="Arial" w:eastAsia="Arial" w:hAnsi="Arial"/>
@@ -12716,7 +12716,7 @@
             <w:pPr>
               <w:spacing w:after="20" w:before="0"/>
             </w:pPr>
-            <w:hyperlink w:history="1" r:id="rIdoxqqaqb5ggodd71hf4upj">
+            <w:hyperlink w:history="1" r:id="rIdpefaabpwaagskenfx5asd">
               <w:r>
                 <w:rPr>
                   <w:rFonts w:ascii="Arial" w:cs="Arial" w:eastAsia="Arial" w:hAnsi="Arial"/>
@@ -12749,7 +12749,7 @@
               <w:spacing w:after="10" w:before="0"/>
               <w:ind w:left="120"/>
             </w:pPr>
-            <w:hyperlink w:history="1" r:id="rIdpyibsoyhqiktfhoivbb90">
+            <w:hyperlink w:history="1" r:id="rIdwtst2iv97xc6lkicd51_a">
               <w:r>
                 <w:rPr>
                   <w:rFonts w:ascii="Arial" w:cs="Arial" w:eastAsia="Arial" w:hAnsi="Arial"/>
@@ -12794,7 +12794,7 @@
             <w:pPr>
               <w:spacing w:after="20" w:before="0"/>
             </w:pPr>
-            <w:hyperlink w:history="1" r:id="rIdn5pqcdg9o7h2ujjst80jp">
+            <w:hyperlink w:history="1" r:id="rIdgwpnuptn_h3vayrotidej">
               <w:r>
                 <w:rPr>
                   <w:rFonts w:ascii="Arial" w:cs="Arial" w:eastAsia="Arial" w:hAnsi="Arial"/>
@@ -12827,7 +12827,7 @@
               <w:spacing w:after="10" w:before="0"/>
               <w:ind w:left="120"/>
             </w:pPr>
-            <w:hyperlink w:history="1" r:id="rIdkktthpgm-zavmvxomzwhz">
+            <w:hyperlink w:history="1" r:id="rIdni6bs6h0-mzqvfjnsle94">
               <w:r>
                 <w:rPr>
                   <w:rFonts w:ascii="Arial" w:cs="Arial" w:eastAsia="Arial" w:hAnsi="Arial"/>
@@ -13022,7 +13022,7 @@
             <w:pPr>
               <w:spacing w:after="20" w:before="0"/>
             </w:pPr>
-            <w:hyperlink w:history="1" r:id="rIdykndipj3ybsywc-rsjh71">
+            <w:hyperlink w:history="1" r:id="rIdvrkpxhuitpeim5vvbuelh">
               <w:r>
                 <w:rPr>
                   <w:rFonts w:ascii="Arial" w:cs="Arial" w:eastAsia="Arial" w:hAnsi="Arial"/>
@@ -13055,7 +13055,7 @@
               <w:spacing w:after="10" w:before="0"/>
               <w:ind w:left="120"/>
             </w:pPr>
-            <w:hyperlink w:history="1" r:id="rId7q6dzkqxmiihmwnqw0jhg">
+            <w:hyperlink w:history="1" r:id="rIdpj95n7vsionwzerqlwtrh">
               <w:r>
                 <w:rPr>
                   <w:rFonts w:ascii="Arial" w:cs="Arial" w:eastAsia="Arial" w:hAnsi="Arial"/>
@@ -13100,7 +13100,7 @@
             <w:pPr>
               <w:spacing w:after="20" w:before="0"/>
             </w:pPr>
-            <w:hyperlink w:history="1" r:id="rIdsqnnj1t76v6orpcugm0fb">
+            <w:hyperlink w:history="1" r:id="rId4hkyqgxq_0vzbvoiizyxt">
               <w:r>
                 <w:rPr>
                   <w:rFonts w:ascii="Arial" w:cs="Arial" w:eastAsia="Arial" w:hAnsi="Arial"/>
@@ -13133,7 +13133,7 @@
               <w:spacing w:after="10" w:before="0"/>
               <w:ind w:left="120"/>
             </w:pPr>
-            <w:hyperlink w:history="1" r:id="rIdzp1hgq7moseeoteowbezs">
+            <w:hyperlink w:history="1" r:id="rId7d_wqlp5fxi67udarq3hn">
               <w:r>
                 <w:rPr>
                   <w:rFonts w:ascii="Arial" w:cs="Arial" w:eastAsia="Arial" w:hAnsi="Arial"/>
@@ -13328,7 +13328,7 @@
             <w:pPr>
               <w:spacing w:after="20" w:before="0"/>
             </w:pPr>
-            <w:hyperlink w:history="1" r:id="rIdb9kmnnja8egy_c1zlwr7y">
+            <w:hyperlink w:history="1" r:id="rIdgurc4kapfcjdom2lp1uzn">
               <w:r>
                 <w:rPr>
                   <w:rFonts w:ascii="Arial" w:cs="Arial" w:eastAsia="Arial" w:hAnsi="Arial"/>
@@ -13361,7 +13361,7 @@
               <w:spacing w:after="10" w:before="0"/>
               <w:ind w:left="120"/>
             </w:pPr>
-            <w:hyperlink w:history="1" r:id="rIdw-dwua_zvn7s_byuzuv8p">
+            <w:hyperlink w:history="1" r:id="rIdemx83qegchrxybohgz90m">
               <w:r>
                 <w:rPr>
                   <w:rFonts w:ascii="Arial" w:cs="Arial" w:eastAsia="Arial" w:hAnsi="Arial"/>
@@ -13406,7 +13406,7 @@
             <w:pPr>
               <w:spacing w:after="20" w:before="0"/>
             </w:pPr>
-            <w:hyperlink w:history="1" r:id="rId4ylseaduyfhjvmkdsw9hr">
+            <w:hyperlink w:history="1" r:id="rId0yi19two0rhiytpi-t_cv">
               <w:r>
                 <w:rPr>
                   <w:rFonts w:ascii="Arial" w:cs="Arial" w:eastAsia="Arial" w:hAnsi="Arial"/>
@@ -13439,7 +13439,7 @@
               <w:spacing w:after="10" w:before="0"/>
               <w:ind w:left="120"/>
             </w:pPr>
-            <w:hyperlink w:history="1" r:id="rIdrkgaa0azcwvstmzph6s-k">
+            <w:hyperlink w:history="1" r:id="rIdofeyo6ec1o1sd66xqqjhf">
               <w:r>
                 <w:rPr>
                   <w:rFonts w:ascii="Arial" w:cs="Arial" w:eastAsia="Arial" w:hAnsi="Arial"/>
@@ -13951,7 +13951,7 @@
         </w:rPr>
         <w:t xml:space="preserve">© 2026 SeaVuria and ARES. Aligned with KICD objectives. Developed by SeaVuria; technical implementation by ARES (with AI assistance from Claude). Licensed under </w:t>
       </w:r>
-      <w:hyperlink w:history="1" r:id="rIdypwaysyk7kuqej2-hvi7k">
+      <w:hyperlink w:history="1" r:id="rIdcufevjjym5jg62gka9tbo">
         <w:r>
           <w:rPr>
             <w:rFonts w:ascii="Arial" w:cs="Arial" w:eastAsia="Arial" w:hAnsi="Arial"/>
@@ -13972,7 +13972,7 @@
         </w:rPr>
         <w:t xml:space="preserve"> (</w:t>
       </w:r>
-      <w:hyperlink w:history="1" r:id="rIdxrpevuw4rkrjf7mj_phif">
+      <w:hyperlink w:history="1" r:id="rIdbfipfz3kdnqheb_aay5ka">
         <w:r>
           <w:rPr>
             <w:rFonts w:ascii="Arial" w:cs="Arial" w:eastAsia="Arial" w:hAnsi="Arial"/>
@@ -14985,7 +14985,7 @@
             <w:pPr>
               <w:spacing w:after="20" w:before="0"/>
             </w:pPr>
-            <w:hyperlink w:history="1" r:id="rIdsjdh2c2aqn1ehrlam8zhc">
+            <w:hyperlink w:history="1" r:id="rIdakj5zuqketh1ppd5nkd-u">
               <w:r>
                 <w:rPr>
                   <w:rFonts w:ascii="Arial" w:cs="Arial" w:eastAsia="Arial" w:hAnsi="Arial"/>
@@ -15018,7 +15018,7 @@
               <w:spacing w:after="10" w:before="0"/>
               <w:ind w:left="120"/>
             </w:pPr>
-            <w:hyperlink w:history="1" r:id="rIdb8huf4sbhrp4nhaalape1">
+            <w:hyperlink w:history="1" r:id="rIdwfxgy4yqhez1v5vt3crl4">
               <w:r>
                 <w:rPr>
                   <w:rFonts w:ascii="Arial" w:cs="Arial" w:eastAsia="Arial" w:hAnsi="Arial"/>
@@ -15063,7 +15063,7 @@
             <w:pPr>
               <w:spacing w:after="20" w:before="0"/>
             </w:pPr>
-            <w:hyperlink w:history="1" r:id="rIdemdha754j0mg-lmctc-rh">
+            <w:hyperlink w:history="1" r:id="rIdailw10oooezlhafw_zan6">
               <w:r>
                 <w:rPr>
                   <w:rFonts w:ascii="Arial" w:cs="Arial" w:eastAsia="Arial" w:hAnsi="Arial"/>
@@ -15096,7 +15096,7 @@
               <w:spacing w:after="10" w:before="0"/>
               <w:ind w:left="120"/>
             </w:pPr>
-            <w:hyperlink w:history="1" r:id="rIdcriplu0llfax6oxhzr66r">
+            <w:hyperlink w:history="1" r:id="rId8za2aqo3cjh_2ltintj2d">
               <w:r>
                 <w:rPr>
                   <w:rFonts w:ascii="Arial" w:cs="Arial" w:eastAsia="Arial" w:hAnsi="Arial"/>
@@ -15291,7 +15291,7 @@
             <w:pPr>
               <w:spacing w:after="20" w:before="0"/>
             </w:pPr>
-            <w:hyperlink w:history="1" r:id="rIdksnisve4eu36gyqmhtqod">
+            <w:hyperlink w:history="1" r:id="rIdnmerdyhyaykkav_gkrxdv">
               <w:r>
                 <w:rPr>
                   <w:rFonts w:ascii="Arial" w:cs="Arial" w:eastAsia="Arial" w:hAnsi="Arial"/>
@@ -15324,7 +15324,7 @@
               <w:spacing w:after="10" w:before="0"/>
               <w:ind w:left="120"/>
             </w:pPr>
-            <w:hyperlink w:history="1" r:id="rIdb2xf0jpdvp5lsdgxzlj1m">
+            <w:hyperlink w:history="1" r:id="rId8lrjdee3rs4l7a7z7z8ej">
               <w:r>
                 <w:rPr>
                   <w:rFonts w:ascii="Arial" w:cs="Arial" w:eastAsia="Arial" w:hAnsi="Arial"/>
@@ -15369,7 +15369,7 @@
             <w:pPr>
               <w:spacing w:after="20" w:before="0"/>
             </w:pPr>
-            <w:hyperlink w:history="1" r:id="rIdir_qfc3hgimveloqrugdn">
+            <w:hyperlink w:history="1" r:id="rIdq55d4y7bb-dqt7ifzh1nu">
               <w:r>
                 <w:rPr>
                   <w:rFonts w:ascii="Arial" w:cs="Arial" w:eastAsia="Arial" w:hAnsi="Arial"/>
@@ -15402,7 +15402,7 @@
               <w:spacing w:after="10" w:before="0"/>
               <w:ind w:left="120"/>
             </w:pPr>
-            <w:hyperlink w:history="1" r:id="rId1i8pmhyq_lllxnaoqlyf_">
+            <w:hyperlink w:history="1" r:id="rIdz17m4ybegkkx1yzsgfhgy">
               <w:r>
                 <w:rPr>
                   <w:rFonts w:ascii="Arial" w:cs="Arial" w:eastAsia="Arial" w:hAnsi="Arial"/>
@@ -15597,7 +15597,7 @@
             <w:pPr>
               <w:spacing w:after="20" w:before="0"/>
             </w:pPr>
-            <w:hyperlink w:history="1" r:id="rIdh8vnwcdgmgim6rrzhoybb">
+            <w:hyperlink w:history="1" r:id="rIdvebj5uojgmpfdgn762ciu">
               <w:r>
                 <w:rPr>
                   <w:rFonts w:ascii="Arial" w:cs="Arial" w:eastAsia="Arial" w:hAnsi="Arial"/>
@@ -15630,7 +15630,7 @@
               <w:spacing w:after="10" w:before="0"/>
               <w:ind w:left="120"/>
             </w:pPr>
-            <w:hyperlink w:history="1" r:id="rIdkmshkmpustbp4h4rwehfu">
+            <w:hyperlink w:history="1" r:id="rIdl7ctcirhdqnefidmy-yps">
               <w:r>
                 <w:rPr>
                   <w:rFonts w:ascii="Arial" w:cs="Arial" w:eastAsia="Arial" w:hAnsi="Arial"/>
@@ -15675,7 +15675,7 @@
             <w:pPr>
               <w:spacing w:after="20" w:before="0"/>
             </w:pPr>
-            <w:hyperlink w:history="1" r:id="rId1xwlmvltkkr0snex_ykcs">
+            <w:hyperlink w:history="1" r:id="rIdxkakoytm5wefwpi_ge5nh">
               <w:r>
                 <w:rPr>
                   <w:rFonts w:ascii="Arial" w:cs="Arial" w:eastAsia="Arial" w:hAnsi="Arial"/>
@@ -15708,7 +15708,7 @@
               <w:spacing w:after="10" w:before="0"/>
               <w:ind w:left="120"/>
             </w:pPr>
-            <w:hyperlink w:history="1" r:id="rId0gn-mqc4xp466-ak6361g">
+            <w:hyperlink w:history="1" r:id="rId1tmzsznir4oed2ybnzuoo">
               <w:r>
                 <w:rPr>
                   <w:rFonts w:ascii="Arial" w:cs="Arial" w:eastAsia="Arial" w:hAnsi="Arial"/>
@@ -15903,7 +15903,7 @@
             <w:pPr>
               <w:spacing w:after="20" w:before="0"/>
             </w:pPr>
-            <w:hyperlink w:history="1" r:id="rIdd4ubd0rywwhkyulzyeqal">
+            <w:hyperlink w:history="1" r:id="rId4--jvbb42n1v7x1wicqb3">
               <w:r>
                 <w:rPr>
                   <w:rFonts w:ascii="Arial" w:cs="Arial" w:eastAsia="Arial" w:hAnsi="Arial"/>
@@ -15936,7 +15936,7 @@
               <w:spacing w:after="10" w:before="0"/>
               <w:ind w:left="120"/>
             </w:pPr>
-            <w:hyperlink w:history="1" r:id="rIdxbhsduz81o4yg_04lpj3s">
+            <w:hyperlink w:history="1" r:id="rIdxbmgh3gwoxxwmhgg7_ryq">
               <w:r>
                 <w:rPr>
                   <w:rFonts w:ascii="Arial" w:cs="Arial" w:eastAsia="Arial" w:hAnsi="Arial"/>
@@ -15981,7 +15981,7 @@
             <w:pPr>
               <w:spacing w:after="20" w:before="0"/>
             </w:pPr>
-            <w:hyperlink w:history="1" r:id="rIdpnih-qgztqudu_lg9c0gv">
+            <w:hyperlink w:history="1" r:id="rIdrxalpeeuypf24txxnfge2">
               <w:r>
                 <w:rPr>
                   <w:rFonts w:ascii="Arial" w:cs="Arial" w:eastAsia="Arial" w:hAnsi="Arial"/>
@@ -16014,7 +16014,7 @@
               <w:spacing w:after="10" w:before="0"/>
               <w:ind w:left="120"/>
             </w:pPr>
-            <w:hyperlink w:history="1" r:id="rIdvh-hmuz5szmmz6jgh9fyr">
+            <w:hyperlink w:history="1" r:id="rIdw15hcy2ly_ece9d2rijy1">
               <w:r>
                 <w:rPr>
                   <w:rFonts w:ascii="Arial" w:cs="Arial" w:eastAsia="Arial" w:hAnsi="Arial"/>
@@ -16209,7 +16209,7 @@
             <w:pPr>
               <w:spacing w:after="20" w:before="0"/>
             </w:pPr>
-            <w:hyperlink w:history="1" r:id="rIdxegtakcv4nmaw5nkjfjr2">
+            <w:hyperlink w:history="1" r:id="rIdxj8jqy-2tnp8cqd0fahpj">
               <w:r>
                 <w:rPr>
                   <w:rFonts w:ascii="Arial" w:cs="Arial" w:eastAsia="Arial" w:hAnsi="Arial"/>
@@ -16242,7 +16242,7 @@
               <w:spacing w:after="10" w:before="0"/>
               <w:ind w:left="120"/>
             </w:pPr>
-            <w:hyperlink w:history="1" r:id="rIdpeovzauatmecqx--kzrmt">
+            <w:hyperlink w:history="1" r:id="rIdcvc-po0xluzvagu6ox-z0">
               <w:r>
                 <w:rPr>
                   <w:rFonts w:ascii="Arial" w:cs="Arial" w:eastAsia="Arial" w:hAnsi="Arial"/>
@@ -16287,7 +16287,7 @@
             <w:pPr>
               <w:spacing w:after="20" w:before="0"/>
             </w:pPr>
-            <w:hyperlink w:history="1" r:id="rId8n-09ki5q_l8lg1e8bhiw">
+            <w:hyperlink w:history="1" r:id="rId6bwcvjyofqupki_rpazzd">
               <w:r>
                 <w:rPr>
                   <w:rFonts w:ascii="Arial" w:cs="Arial" w:eastAsia="Arial" w:hAnsi="Arial"/>
@@ -16320,7 +16320,7 @@
               <w:spacing w:after="10" w:before="0"/>
               <w:ind w:left="120"/>
             </w:pPr>
-            <w:hyperlink w:history="1" r:id="rIdwzz1qvvmp_s7t8cyfhcfx">
+            <w:hyperlink w:history="1" r:id="rIdyhx5y8o9h4_zoopkupe4c">
               <w:r>
                 <w:rPr>
                   <w:rFonts w:ascii="Arial" w:cs="Arial" w:eastAsia="Arial" w:hAnsi="Arial"/>
@@ -16832,7 +16832,7 @@
         </w:rPr>
         <w:t xml:space="preserve">© 2026 SeaVuria and ARES. Aligned with KICD objectives. Developed by SeaVuria; technical implementation by ARES (with AI assistance from Claude). Licensed under </w:t>
       </w:r>
-      <w:hyperlink w:history="1" r:id="rIdsdi7v4mjfvx5_cuvm82ou">
+      <w:hyperlink w:history="1" r:id="rIdjt8mfvn7ay7uyjksr9hbj">
         <w:r>
           <w:rPr>
             <w:rFonts w:ascii="Arial" w:cs="Arial" w:eastAsia="Arial" w:hAnsi="Arial"/>
@@ -16853,7 +16853,7 @@
         </w:rPr>
         <w:t xml:space="preserve"> (</w:t>
       </w:r>
-      <w:hyperlink w:history="1" r:id="rIdslyloypockgn5mxmibb3e">
+      <w:hyperlink w:history="1" r:id="rIdrpeurff9-jgbjdym1a-np">
         <w:r>
           <w:rPr>
             <w:rFonts w:ascii="Arial" w:cs="Arial" w:eastAsia="Arial" w:hAnsi="Arial"/>
@@ -17883,7 +17883,7 @@
               <w:spacing w:after="10" w:before="0"/>
               <w:ind w:left="120"/>
             </w:pPr>
-            <w:hyperlink w:history="1" r:id="rIdcqq5i3dq_vl2jykyxxhj7">
+            <w:hyperlink w:history="1" r:id="rIdzza8-uo1rqdfifog68vq9">
               <w:r>
                 <w:rPr>
                   <w:rFonts w:ascii="Arial" w:cs="Arial" w:eastAsia="Arial" w:hAnsi="Arial"/>
@@ -17960,7 +17960,7 @@
               <w:spacing w:after="10" w:before="0"/>
               <w:ind w:left="120"/>
             </w:pPr>
-            <w:hyperlink w:history="1" r:id="rIdnkyeq9eljqoj_kl5hlhkb">
+            <w:hyperlink w:history="1" r:id="rId-r60un6_0yr8xyc-o6vb4">
               <w:r>
                 <w:rPr>
                   <w:rFonts w:ascii="Arial" w:cs="Arial" w:eastAsia="Arial" w:hAnsi="Arial"/>
@@ -18187,7 +18187,7 @@
               <w:spacing w:after="10" w:before="0"/>
               <w:ind w:left="120"/>
             </w:pPr>
-            <w:hyperlink w:history="1" r:id="rIdbtkltcjc894tvs_8z8gdb">
+            <w:hyperlink w:history="1" r:id="rIdsd8mbdncbato6fsj12kfu">
               <w:r>
                 <w:rPr>
                   <w:rFonts w:ascii="Arial" w:cs="Arial" w:eastAsia="Arial" w:hAnsi="Arial"/>
@@ -18264,7 +18264,7 @@
               <w:spacing w:after="10" w:before="0"/>
               <w:ind w:left="120"/>
             </w:pPr>
-            <w:hyperlink w:history="1" r:id="rId7nzajmmt4fa-a7cma3bhf">
+            <w:hyperlink w:history="1" r:id="rId3nq_6yqw1qwtnvj-kdxd5">
               <w:r>
                 <w:rPr>
                   <w:rFonts w:ascii="Arial" w:cs="Arial" w:eastAsia="Arial" w:hAnsi="Arial"/>
@@ -18491,7 +18491,7 @@
               <w:spacing w:after="10" w:before="0"/>
               <w:ind w:left="120"/>
             </w:pPr>
-            <w:hyperlink w:history="1" r:id="rIdbcwgpajpgesg3aaekt7tu">
+            <w:hyperlink w:history="1" r:id="rIdgw1elatgawyygi6earamm">
               <w:r>
                 <w:rPr>
                   <w:rFonts w:ascii="Arial" w:cs="Arial" w:eastAsia="Arial" w:hAnsi="Arial"/>
@@ -18568,7 +18568,7 @@
               <w:spacing w:after="10" w:before="0"/>
               <w:ind w:left="120"/>
             </w:pPr>
-            <w:hyperlink w:history="1" r:id="rId_h2pgifxcpzxv3unoniyj">
+            <w:hyperlink w:history="1" r:id="rIdc_r1_5jwi9cnbgfjufw9d">
               <w:r>
                 <w:rPr>
                   <w:rFonts w:ascii="Arial" w:cs="Arial" w:eastAsia="Arial" w:hAnsi="Arial"/>
@@ -18795,7 +18795,7 @@
               <w:spacing w:after="10" w:before="0"/>
               <w:ind w:left="120"/>
             </w:pPr>
-            <w:hyperlink w:history="1" r:id="rId2iai-hf1wmvyqvvtotvjq">
+            <w:hyperlink w:history="1" r:id="rId9u4f4f1xuxvq2jmkftqeo">
               <w:r>
                 <w:rPr>
                   <w:rFonts w:ascii="Arial" w:cs="Arial" w:eastAsia="Arial" w:hAnsi="Arial"/>
@@ -18872,7 +18872,7 @@
               <w:spacing w:after="10" w:before="0"/>
               <w:ind w:left="120"/>
             </w:pPr>
-            <w:hyperlink w:history="1" r:id="rIdsrrbju_xzu0ur5ilw0vw4">
+            <w:hyperlink w:history="1" r:id="rIdzg42sjrsy2qqf3pn9g723">
               <w:r>
                 <w:rPr>
                   <w:rFonts w:ascii="Arial" w:cs="Arial" w:eastAsia="Arial" w:hAnsi="Arial"/>
@@ -19099,7 +19099,7 @@
               <w:spacing w:after="10" w:before="0"/>
               <w:ind w:left="120"/>
             </w:pPr>
-            <w:hyperlink w:history="1" r:id="rIdppov-nvx_pidnc2rapfqw">
+            <w:hyperlink w:history="1" r:id="rId41rnknrlv3p344_v1zz4m">
               <w:r>
                 <w:rPr>
                   <w:rFonts w:ascii="Arial" w:cs="Arial" w:eastAsia="Arial" w:hAnsi="Arial"/>
@@ -19176,7 +19176,7 @@
               <w:spacing w:after="10" w:before="0"/>
               <w:ind w:left="120"/>
             </w:pPr>
-            <w:hyperlink w:history="1" r:id="rIdcjmpyp4rephmn5cq47yen">
+            <w:hyperlink w:history="1" r:id="rIdjmgwrn6-yq3gxjypjhwhq">
               <w:r>
                 <w:rPr>
                   <w:rFonts w:ascii="Arial" w:cs="Arial" w:eastAsia="Arial" w:hAnsi="Arial"/>
@@ -19703,7 +19703,7 @@
         </w:rPr>
         <w:t xml:space="preserve">© 2026 SeaVuria and ARES. Aligned with KICD objectives. Developed by SeaVuria; technical implementation by ARES (with AI assistance from Claude). Licensed under </w:t>
       </w:r>
-      <w:hyperlink w:history="1" r:id="rIdenn72rkmlums1w64yoh92">
+      <w:hyperlink w:history="1" r:id="rIdls9oiyqgmwhjuix-kedpq">
         <w:r>
           <w:rPr>
             <w:rFonts w:ascii="Arial" w:cs="Arial" w:eastAsia="Arial" w:hAnsi="Arial"/>
@@ -19724,7 +19724,7 @@
         </w:rPr>
         <w:t xml:space="preserve"> (</w:t>
       </w:r>
-      <w:hyperlink w:history="1" r:id="rIdmwjmz7jjs_ruknun2qzu0">
+      <w:hyperlink w:history="1" r:id="rIdqko_ztzwvvlgu_cyoqcgo">
         <w:r>
           <w:rPr>
             <w:rFonts w:ascii="Arial" w:cs="Arial" w:eastAsia="Arial" w:hAnsi="Arial"/>
@@ -20737,7 +20737,7 @@
             <w:pPr>
               <w:spacing w:after="20" w:before="0"/>
             </w:pPr>
-            <w:hyperlink w:history="1" r:id="rId1aflpphgk3w0jpivwjudc">
+            <w:hyperlink w:history="1" r:id="rIdtmvhepz_scpiyiwtkdcgf">
               <w:r>
                 <w:rPr>
                   <w:rFonts w:ascii="Arial" w:cs="Arial" w:eastAsia="Arial" w:hAnsi="Arial"/>
@@ -20770,7 +20770,7 @@
               <w:spacing w:after="10" w:before="0"/>
               <w:ind w:left="120"/>
             </w:pPr>
-            <w:hyperlink w:history="1" r:id="rIdcrnvgevxkt5c1ueeoo7kl">
+            <w:hyperlink w:history="1" r:id="rIdrsvpb7uttgdudf3gnsomb">
               <w:r>
                 <w:rPr>
                   <w:rFonts w:ascii="Arial" w:cs="Arial" w:eastAsia="Arial" w:hAnsi="Arial"/>
@@ -20832,7 +20832,7 @@
               <w:spacing w:after="10" w:before="0"/>
               <w:ind w:left="120"/>
             </w:pPr>
-            <w:hyperlink w:history="1" r:id="rIdeig6zuutydvpxsmvlrd0w">
+            <w:hyperlink w:history="1" r:id="rIdfxgfys4wsnk3tfaf9ren0">
               <w:r>
                 <w:rPr>
                   <w:rFonts w:ascii="Arial" w:cs="Arial" w:eastAsia="Arial" w:hAnsi="Arial"/>
@@ -21042,7 +21042,7 @@
             <w:pPr>
               <w:spacing w:after="20" w:before="0"/>
             </w:pPr>
-            <w:hyperlink w:history="1" r:id="rIdc7cjtpkk3et2321acjd7t">
+            <w:hyperlink w:history="1" r:id="rIdqtwnx98tjgy6_s-hfmrcp">
               <w:r>
                 <w:rPr>
                   <w:rFonts w:ascii="Arial" w:cs="Arial" w:eastAsia="Arial" w:hAnsi="Arial"/>
@@ -21075,7 +21075,7 @@
               <w:spacing w:after="10" w:before="0"/>
               <w:ind w:left="120"/>
             </w:pPr>
-            <w:hyperlink w:history="1" r:id="rIdoleb_c8uqa-khql4y7nkv">
+            <w:hyperlink w:history="1" r:id="rId9p2h8yvtjuupxrlaomno7">
               <w:r>
                 <w:rPr>
                   <w:rFonts w:ascii="Arial" w:cs="Arial" w:eastAsia="Arial" w:hAnsi="Arial"/>
@@ -21137,7 +21137,7 @@
               <w:spacing w:after="10" w:before="0"/>
               <w:ind w:left="120"/>
             </w:pPr>
-            <w:hyperlink w:history="1" r:id="rIdjgjbm7rmadcaj67dfrgea">
+            <w:hyperlink w:history="1" r:id="rIdx73ibtul5xwctyt3pe-0g">
               <w:r>
                 <w:rPr>
                   <w:rFonts w:ascii="Arial" w:cs="Arial" w:eastAsia="Arial" w:hAnsi="Arial"/>
@@ -21347,7 +21347,7 @@
             <w:pPr>
               <w:spacing w:after="20" w:before="0"/>
             </w:pPr>
-            <w:hyperlink w:history="1" r:id="rIdof9pywxo7zt0aagjcoyar">
+            <w:hyperlink w:history="1" r:id="rIdrlpxyclp5r-sw2o0bj76p">
               <w:r>
                 <w:rPr>
                   <w:rFonts w:ascii="Arial" w:cs="Arial" w:eastAsia="Arial" w:hAnsi="Arial"/>
@@ -21380,7 +21380,7 @@
               <w:spacing w:after="10" w:before="0"/>
               <w:ind w:left="120"/>
             </w:pPr>
-            <w:hyperlink w:history="1" r:id="rId_3xb4heif5mkb3s5gyu6c">
+            <w:hyperlink w:history="1" r:id="rId8a2zohb4lqb569xfdahog">
               <w:r>
                 <w:rPr>
                   <w:rFonts w:ascii="Arial" w:cs="Arial" w:eastAsia="Arial" w:hAnsi="Arial"/>
@@ -21442,7 +21442,7 @@
               <w:spacing w:after="10" w:before="0"/>
               <w:ind w:left="120"/>
             </w:pPr>
-            <w:hyperlink w:history="1" r:id="rIdsx2jm5rzom7dqwaipenpy">
+            <w:hyperlink w:history="1" r:id="rIdaquy6gtnuskjs2umtreas">
               <w:r>
                 <w:rPr>
                   <w:rFonts w:ascii="Arial" w:cs="Arial" w:eastAsia="Arial" w:hAnsi="Arial"/>
@@ -21652,7 +21652,7 @@
             <w:pPr>
               <w:spacing w:after="20" w:before="0"/>
             </w:pPr>
-            <w:hyperlink w:history="1" r:id="rIdwj72m4qlqfexkxodu4pgl">
+            <w:hyperlink w:history="1" r:id="rIdv46mvnavldravmljfrwdt">
               <w:r>
                 <w:rPr>
                   <w:rFonts w:ascii="Arial" w:cs="Arial" w:eastAsia="Arial" w:hAnsi="Arial"/>
@@ -21685,7 +21685,7 @@
               <w:spacing w:after="10" w:before="0"/>
               <w:ind w:left="120"/>
             </w:pPr>
-            <w:hyperlink w:history="1" r:id="rIdiidzzmejjhqxdjyfod9ei">
+            <w:hyperlink w:history="1" r:id="rIdwzjjaf6nd4vexyyfp2_zf">
               <w:r>
                 <w:rPr>
                   <w:rFonts w:ascii="Arial" w:cs="Arial" w:eastAsia="Arial" w:hAnsi="Arial"/>
@@ -21747,7 +21747,7 @@
               <w:spacing w:after="10" w:before="0"/>
               <w:ind w:left="120"/>
             </w:pPr>
-            <w:hyperlink w:history="1" r:id="rIdunxvsulvdixcnw3lghr8q">
+            <w:hyperlink w:history="1" r:id="rIdoxrydcycpfmihcms2x3nh">
               <w:r>
                 <w:rPr>
                   <w:rFonts w:ascii="Arial" w:cs="Arial" w:eastAsia="Arial" w:hAnsi="Arial"/>
@@ -21957,7 +21957,7 @@
             <w:pPr>
               <w:spacing w:after="20" w:before="0"/>
             </w:pPr>
-            <w:hyperlink w:history="1" r:id="rIdfhs4k0p-gc_xz6qanmxac">
+            <w:hyperlink w:history="1" r:id="rIdddxi55xftt_h0rpyo-g35">
               <w:r>
                 <w:rPr>
                   <w:rFonts w:ascii="Arial" w:cs="Arial" w:eastAsia="Arial" w:hAnsi="Arial"/>
@@ -21990,7 +21990,7 @@
               <w:spacing w:after="10" w:before="0"/>
               <w:ind w:left="120"/>
             </w:pPr>
-            <w:hyperlink w:history="1" r:id="rIdabadhfa0ejm_irxbispnb">
+            <w:hyperlink w:history="1" r:id="rId1zvioolycpxscnfexyx7c">
               <w:r>
                 <w:rPr>
                   <w:rFonts w:ascii="Arial" w:cs="Arial" w:eastAsia="Arial" w:hAnsi="Arial"/>
@@ -22052,7 +22052,7 @@
               <w:spacing w:after="10" w:before="0"/>
               <w:ind w:left="120"/>
             </w:pPr>
-            <w:hyperlink w:history="1" r:id="rIdxeaqght1zhm6qfynyvkfu">
+            <w:hyperlink w:history="1" r:id="rIdpsigzk9y7ye_-tc33gi-1">
               <w:r>
                 <w:rPr>
                   <w:rFonts w:ascii="Arial" w:cs="Arial" w:eastAsia="Arial" w:hAnsi="Arial"/>
@@ -22579,7 +22579,7 @@
         </w:rPr>
         <w:t xml:space="preserve">© 2026 SeaVuria and ARES. Aligned with KICD objectives. Developed by SeaVuria; technical implementation by ARES (with AI assistance from Claude). Licensed under </w:t>
       </w:r>
-      <w:hyperlink w:history="1" r:id="rIdkgepp12t7p2bgcbz0fbec">
+      <w:hyperlink w:history="1" r:id="rIdqu9x9vacjkk-pi5r2sspz">
         <w:r>
           <w:rPr>
             <w:rFonts w:ascii="Arial" w:cs="Arial" w:eastAsia="Arial" w:hAnsi="Arial"/>
@@ -22600,7 +22600,7 @@
         </w:rPr>
         <w:t xml:space="preserve"> (</w:t>
       </w:r>
-      <w:hyperlink w:history="1" r:id="rIddfqnhvbwpondaukt67jwf">
+      <w:hyperlink w:history="1" r:id="rIdugfysceuuvk6ubzatw3j8">
         <w:r>
           <w:rPr>
             <w:rFonts w:ascii="Arial" w:cs="Arial" w:eastAsia="Arial" w:hAnsi="Arial"/>
@@ -23613,7 +23613,7 @@
             <w:pPr>
               <w:spacing w:after="20" w:before="0"/>
             </w:pPr>
-            <w:hyperlink w:history="1" r:id="rId_symu12sh67drqduwtq7z">
+            <w:hyperlink w:history="1" r:id="rIdvuqyby6vg9h6c3v4yi67w">
               <w:r>
                 <w:rPr>
                   <w:rFonts w:ascii="Arial" w:cs="Arial" w:eastAsia="Arial" w:hAnsi="Arial"/>
@@ -23646,7 +23646,7 @@
               <w:spacing w:after="10" w:before="0"/>
               <w:ind w:left="120"/>
             </w:pPr>
-            <w:hyperlink w:history="1" r:id="rIdijvxzxstfwoy-ti708h1l">
+            <w:hyperlink w:history="1" r:id="rIdsnekh5nkxxwqg7jevl7zk">
               <w:r>
                 <w:rPr>
                   <w:rFonts w:ascii="Arial" w:cs="Arial" w:eastAsia="Arial" w:hAnsi="Arial"/>
@@ -23708,7 +23708,7 @@
               <w:spacing w:after="10" w:before="0"/>
               <w:ind w:left="120"/>
             </w:pPr>
-            <w:hyperlink w:history="1" r:id="rIdp9haar_9rofb3dch_kj7b">
+            <w:hyperlink w:history="1" r:id="rIdjdsprntvywxnistld542f">
               <w:r>
                 <w:rPr>
                   <w:rFonts w:ascii="Arial" w:cs="Arial" w:eastAsia="Arial" w:hAnsi="Arial"/>
@@ -23918,7 +23918,7 @@
             <w:pPr>
               <w:spacing w:after="20" w:before="0"/>
             </w:pPr>
-            <w:hyperlink w:history="1" r:id="rIdbqmjvs3lzn4pypspijgzu">
+            <w:hyperlink w:history="1" r:id="rIdqvezrcyxpaq-i8otbf5qo">
               <w:r>
                 <w:rPr>
                   <w:rFonts w:ascii="Arial" w:cs="Arial" w:eastAsia="Arial" w:hAnsi="Arial"/>
@@ -23951,7 +23951,7 @@
               <w:spacing w:after="10" w:before="0"/>
               <w:ind w:left="120"/>
             </w:pPr>
-            <w:hyperlink w:history="1" r:id="rIde6b1d0xuwhca_zfx7fxjg">
+            <w:hyperlink w:history="1" r:id="rIdizh0dzmh3bx0l5ilo45wq">
               <w:r>
                 <w:rPr>
                   <w:rFonts w:ascii="Arial" w:cs="Arial" w:eastAsia="Arial" w:hAnsi="Arial"/>
@@ -24013,7 +24013,7 @@
               <w:spacing w:after="10" w:before="0"/>
               <w:ind w:left="120"/>
             </w:pPr>
-            <w:hyperlink w:history="1" r:id="rIdjcitym7hkgqptght70wm_">
+            <w:hyperlink w:history="1" r:id="rId9bgty44gtb5lv7zhvbbod">
               <w:r>
                 <w:rPr>
                   <w:rFonts w:ascii="Arial" w:cs="Arial" w:eastAsia="Arial" w:hAnsi="Arial"/>
@@ -24223,7 +24223,7 @@
             <w:pPr>
               <w:spacing w:after="20" w:before="0"/>
             </w:pPr>
-            <w:hyperlink w:history="1" r:id="rIdwll2xc4gpcwo8ca0cbkc6">
+            <w:hyperlink w:history="1" r:id="rIddctgwowr3b5mcqaik3wmh">
               <w:r>
                 <w:rPr>
                   <w:rFonts w:ascii="Arial" w:cs="Arial" w:eastAsia="Arial" w:hAnsi="Arial"/>
@@ -24256,7 +24256,7 @@
               <w:spacing w:after="10" w:before="0"/>
               <w:ind w:left="120"/>
             </w:pPr>
-            <w:hyperlink w:history="1" r:id="rId3t-hb9t0kti_css8jj-hl">
+            <w:hyperlink w:history="1" r:id="rIdekfn7aomhdgn1rkvbmsie">
               <w:r>
                 <w:rPr>
                   <w:rFonts w:ascii="Arial" w:cs="Arial" w:eastAsia="Arial" w:hAnsi="Arial"/>
@@ -24318,7 +24318,7 @@
               <w:spacing w:after="10" w:before="0"/>
               <w:ind w:left="120"/>
             </w:pPr>
-            <w:hyperlink w:history="1" r:id="rIdthyognzqk4rxlvzgdlcqa">
+            <w:hyperlink w:history="1" r:id="rIdhi-ncs1npayiuc5_yzzt-">
               <w:r>
                 <w:rPr>
                   <w:rFonts w:ascii="Arial" w:cs="Arial" w:eastAsia="Arial" w:hAnsi="Arial"/>
@@ -24528,7 +24528,7 @@
             <w:pPr>
               <w:spacing w:after="20" w:before="0"/>
             </w:pPr>
-            <w:hyperlink w:history="1" r:id="rIdvxa0jhb7vm1d3g980fvx1">
+            <w:hyperlink w:history="1" r:id="rIddvqmpl2n1jfgk_m9j9qrr">
               <w:r>
                 <w:rPr>
                   <w:rFonts w:ascii="Arial" w:cs="Arial" w:eastAsia="Arial" w:hAnsi="Arial"/>
@@ -24561,7 +24561,7 @@
               <w:spacing w:after="10" w:before="0"/>
               <w:ind w:left="120"/>
             </w:pPr>
-            <w:hyperlink w:history="1" r:id="rIdeid1caxjprt7mvi3ntenc">
+            <w:hyperlink w:history="1" r:id="rId4ez6udyndttmvybdn5wtg">
               <w:r>
                 <w:rPr>
                   <w:rFonts w:ascii="Arial" w:cs="Arial" w:eastAsia="Arial" w:hAnsi="Arial"/>
@@ -24623,7 +24623,7 @@
               <w:spacing w:after="10" w:before="0"/>
               <w:ind w:left="120"/>
             </w:pPr>
-            <w:hyperlink w:history="1" r:id="rIdfpbcevtcdwesoael6rrip">
+            <w:hyperlink w:history="1" r:id="rId98pjxyi5sy51enmgpks6s">
               <w:r>
                 <w:rPr>
                   <w:rFonts w:ascii="Arial" w:cs="Arial" w:eastAsia="Arial" w:hAnsi="Arial"/>
@@ -24833,7 +24833,7 @@
             <w:pPr>
               <w:spacing w:after="20" w:before="0"/>
             </w:pPr>
-            <w:hyperlink w:history="1" r:id="rId7j-ga6xcczvfrkw0ofqsn">
+            <w:hyperlink w:history="1" r:id="rIdbv5s7rwr2mx0g50nggpuv">
               <w:r>
                 <w:rPr>
                   <w:rFonts w:ascii="Arial" w:cs="Arial" w:eastAsia="Arial" w:hAnsi="Arial"/>
@@ -24866,7 +24866,7 @@
               <w:spacing w:after="10" w:before="0"/>
               <w:ind w:left="120"/>
             </w:pPr>
-            <w:hyperlink w:history="1" r:id="rIdqgeyobnxdavaby52fluqb">
+            <w:hyperlink w:history="1" r:id="rIdb4ryfv2lulayz8fgbdc5s">
               <w:r>
                 <w:rPr>
                   <w:rFonts w:ascii="Arial" w:cs="Arial" w:eastAsia="Arial" w:hAnsi="Arial"/>
@@ -24928,7 +24928,7 @@
               <w:spacing w:after="10" w:before="0"/>
               <w:ind w:left="120"/>
             </w:pPr>
-            <w:hyperlink w:history="1" r:id="rIdax8vxxzamw5dvo9bk1spg">
+            <w:hyperlink w:history="1" r:id="rIdzbg1m3_lsmc2qdhxbq8qx">
               <w:r>
                 <w:rPr>
                   <w:rFonts w:ascii="Arial" w:cs="Arial" w:eastAsia="Arial" w:hAnsi="Arial"/>
@@ -25455,7 +25455,7 @@
         </w:rPr>
         <w:t xml:space="preserve">© 2026 SeaVuria and ARES. Aligned with KICD objectives. Developed by SeaVuria; technical implementation by ARES (with AI assistance from Claude). Licensed under </w:t>
       </w:r>
-      <w:hyperlink w:history="1" r:id="rIdlsilfxsr2z-t2osiswxhh">
+      <w:hyperlink w:history="1" r:id="rIdb1tiq_c5yb-efjoorfdhi">
         <w:r>
           <w:rPr>
             <w:rFonts w:ascii="Arial" w:cs="Arial" w:eastAsia="Arial" w:hAnsi="Arial"/>
@@ -25476,7 +25476,7 @@
         </w:rPr>
         <w:t xml:space="preserve"> (</w:t>
       </w:r>
-      <w:hyperlink w:history="1" r:id="rIdhx-af_9jxvkbjbrup3eag">
+      <w:hyperlink w:history="1" r:id="rIdo2ezswrglbpalttexrkh1">
         <w:r>
           <w:rPr>
             <w:rFonts w:ascii="Arial" w:cs="Arial" w:eastAsia="Arial" w:hAnsi="Arial"/>

--- a/data/outputs/v2/Chemistry/SS2.1_Introduction_to_Salts/Chemistry_Introduction_to_Salts_CBE_LessonSequence.docx
+++ b/data/outputs/v2/Chemistry/SS2.1_Introduction_to_Salts/Chemistry_Introduction_to_Salts_CBE_LessonSequence.docx
@@ -2205,7 +2205,7 @@
         </w:rPr>
         <w:t xml:space="preserve">© 2026 SeaVuria and ARES. This work is licensed under a </w:t>
       </w:r>
-      <w:hyperlink w:history="1" r:id="rIdkdmigvhnqalzv6ce31l0i">
+      <w:hyperlink w:history="1" r:id="rId6wmoygkjt-xjmjyldp_vv">
         <w:r>
           <w:rPr>
             <w:rFonts w:ascii="Arial" w:cs="Arial" w:eastAsia="Arial" w:hAnsi="Arial"/>
@@ -2225,7 +2225,7 @@
         </w:rPr>
         <w:t xml:space="preserve"> (</w:t>
       </w:r>
-      <w:hyperlink w:history="1" r:id="rIdaqgw15fegnqkl0_1jr3ye">
+      <w:hyperlink w:history="1" r:id="rIdfn7hy2ndsvl9rn-s7vwr0">
         <w:r>
           <w:rPr>
             <w:rFonts w:ascii="Arial" w:cs="Arial" w:eastAsia="Arial" w:hAnsi="Arial"/>
@@ -2245,7 +2245,7 @@
         </w:rPr>
         <w:t xml:space="preserve">). To view a copy of this license, visit </w:t>
       </w:r>
-      <w:hyperlink w:history="1" r:id="rIdocwn6qakdjhmmij1cz1lw">
+      <w:hyperlink w:history="1" r:id="rIdjvzpfulzbhvk3djgoxnas">
         <w:r>
           <w:rPr>
             <w:rFonts w:ascii="Arial" w:cs="Arial" w:eastAsia="Arial" w:hAnsi="Arial"/>
@@ -3257,7 +3257,7 @@
             <w:pPr>
               <w:spacing w:after="20" w:before="0"/>
             </w:pPr>
-            <w:hyperlink w:history="1" r:id="rIdgp5zi3qawxmrgttlmk1w5">
+            <w:hyperlink w:history="1" r:id="rId2powykaaf65ykj-muje0j">
               <w:r>
                 <w:rPr>
                   <w:rFonts w:ascii="Arial" w:cs="Arial" w:eastAsia="Arial" w:hAnsi="Arial"/>
@@ -3306,7 +3306,7 @@
               <w:spacing w:after="10" w:before="0"/>
               <w:ind w:left="120"/>
             </w:pPr>
-            <w:hyperlink w:history="1" r:id="rId-mribtobro1ra8gozkxpa">
+            <w:hyperlink w:history="1" r:id="rIdlyk0sejy1hrvdrvzpczrg">
               <w:r>
                 <w:rPr>
                   <w:rFonts w:ascii="Arial" w:cs="Arial" w:eastAsia="Arial" w:hAnsi="Arial"/>
@@ -3351,7 +3351,7 @@
             <w:pPr>
               <w:spacing w:after="20" w:before="0"/>
             </w:pPr>
-            <w:hyperlink w:history="1" r:id="rIdbbyfgjkg3b64u7ikmq-wo">
+            <w:hyperlink w:history="1" r:id="rIdmyfjhwd9f6tgfigdxzbbd">
               <w:r>
                 <w:rPr>
                   <w:rFonts w:ascii="Arial" w:cs="Arial" w:eastAsia="Arial" w:hAnsi="Arial"/>
@@ -3400,7 +3400,7 @@
               <w:spacing w:after="10" w:before="0"/>
               <w:ind w:left="120"/>
             </w:pPr>
-            <w:hyperlink w:history="1" r:id="rId7hwhuxnp7jq6lmuduqyee">
+            <w:hyperlink w:history="1" r:id="rId3yqayh8xxleppuym4ihwu">
               <w:r>
                 <w:rPr>
                   <w:rFonts w:ascii="Arial" w:cs="Arial" w:eastAsia="Arial" w:hAnsi="Arial"/>
@@ -3595,7 +3595,7 @@
             <w:pPr>
               <w:spacing w:after="20" w:before="0"/>
             </w:pPr>
-            <w:hyperlink w:history="1" r:id="rIdtm4u_o5gxl1ufy0bhkkar">
+            <w:hyperlink w:history="1" r:id="rIdnmyrlh8bhwuqk9pxjqbmt">
               <w:r>
                 <w:rPr>
                   <w:rFonts w:ascii="Arial" w:cs="Arial" w:eastAsia="Arial" w:hAnsi="Arial"/>
@@ -3644,7 +3644,7 @@
               <w:spacing w:after="10" w:before="0"/>
               <w:ind w:left="120"/>
             </w:pPr>
-            <w:hyperlink w:history="1" r:id="rIduxwcxovc6gnowz_cqdrtl">
+            <w:hyperlink w:history="1" r:id="rIdstdke1lvgcevfiwcewjw8">
               <w:r>
                 <w:rPr>
                   <w:rFonts w:ascii="Arial" w:cs="Arial" w:eastAsia="Arial" w:hAnsi="Arial"/>
@@ -3689,7 +3689,7 @@
             <w:pPr>
               <w:spacing w:after="20" w:before="0"/>
             </w:pPr>
-            <w:hyperlink w:history="1" r:id="rIdxahsfhbdz1-rydjoad0n4">
+            <w:hyperlink w:history="1" r:id="rIdrnsarhqhbhqc59rojcips">
               <w:r>
                 <w:rPr>
                   <w:rFonts w:ascii="Arial" w:cs="Arial" w:eastAsia="Arial" w:hAnsi="Arial"/>
@@ -3738,7 +3738,7 @@
               <w:spacing w:after="10" w:before="0"/>
               <w:ind w:left="120"/>
             </w:pPr>
-            <w:hyperlink w:history="1" r:id="rId5rwh6plscw-v2lfga5nzd">
+            <w:hyperlink w:history="1" r:id="rId4_hciiov3_cxbq1nwuifs">
               <w:r>
                 <w:rPr>
                   <w:rFonts w:ascii="Arial" w:cs="Arial" w:eastAsia="Arial" w:hAnsi="Arial"/>
@@ -3933,7 +3933,7 @@
             <w:pPr>
               <w:spacing w:after="20" w:before="0"/>
             </w:pPr>
-            <w:hyperlink w:history="1" r:id="rIdz04bwc015it_dv7eodab5">
+            <w:hyperlink w:history="1" r:id="rIdvn2euvow2z5npl4ahkqn8">
               <w:r>
                 <w:rPr>
                   <w:rFonts w:ascii="Arial" w:cs="Arial" w:eastAsia="Arial" w:hAnsi="Arial"/>
@@ -3982,7 +3982,7 @@
               <w:spacing w:after="10" w:before="0"/>
               <w:ind w:left="120"/>
             </w:pPr>
-            <w:hyperlink w:history="1" r:id="rIdvo2zwdw1wmh3d0swcjuds">
+            <w:hyperlink w:history="1" r:id="rIdgup-lr0fvvj6m2wrbcxd0">
               <w:r>
                 <w:rPr>
                   <w:rFonts w:ascii="Arial" w:cs="Arial" w:eastAsia="Arial" w:hAnsi="Arial"/>
@@ -4027,7 +4027,7 @@
             <w:pPr>
               <w:spacing w:after="20" w:before="0"/>
             </w:pPr>
-            <w:hyperlink w:history="1" r:id="rIdyaqtp4ijfm-d6f9frse4l">
+            <w:hyperlink w:history="1" r:id="rIdts6tstyagly9w5ed2uxs_">
               <w:r>
                 <w:rPr>
                   <w:rFonts w:ascii="Arial" w:cs="Arial" w:eastAsia="Arial" w:hAnsi="Arial"/>
@@ -4076,7 +4076,7 @@
               <w:spacing w:after="10" w:before="0"/>
               <w:ind w:left="120"/>
             </w:pPr>
-            <w:hyperlink w:history="1" r:id="rId9rzyyvda9osj0gpbpt48q">
+            <w:hyperlink w:history="1" r:id="rIdrnwxh7202jnt05xuvotiu">
               <w:r>
                 <w:rPr>
                   <w:rFonts w:ascii="Arial" w:cs="Arial" w:eastAsia="Arial" w:hAnsi="Arial"/>
@@ -4182,7 +4182,7 @@
                 <w:sz w:val="18"/>
                 <w:szCs w:val="18"/>
               </w:rPr>
-              <w:t xml:space="preserve">Classification Anchor Chart + Card Sort: The anchor chart creates a permanent visual reference that learners will revisit and annotate across all 30 lessons. The card sort makes classification an active, error-tolerant process rather than passive note-taking, and the requirement for written justification develops scientific argumentation. Returning the card sort results to the phenomenon ('all normal salts — but different behaviours') creates productive confusion that motivates the rest of the unit.</w:t>
+              <w:t xml:space="preserve">Classification Anchor Chart + Card Sort: The anchor chart creates a permanent visual reference that learners will revisit and annotate across all 8 lessons. The card sort makes classification an active, error-tolerant process rather than passive note-taking, and the requirement for written justification develops scientific argumentation. Returning the card sort results to the phenomenon ('all normal salts — but different behaviours') creates productive confusion that motivates the rest of the unit.</w:t>
             </w:r>
           </w:p>
         </w:tc>
@@ -4271,7 +4271,7 @@
             <w:pPr>
               <w:spacing w:after="20" w:before="0"/>
             </w:pPr>
-            <w:hyperlink w:history="1" r:id="rIdxfxw_tqe2p_42mtuesd6l">
+            <w:hyperlink w:history="1" r:id="rIdcfv7acrgyuyeq1nyc8cxp">
               <w:r>
                 <w:rPr>
                   <w:rFonts w:ascii="Arial" w:cs="Arial" w:eastAsia="Arial" w:hAnsi="Arial"/>
@@ -4320,7 +4320,7 @@
               <w:spacing w:after="10" w:before="0"/>
               <w:ind w:left="120"/>
             </w:pPr>
-            <w:hyperlink w:history="1" r:id="rId7khbrpqb9j6d8ii5nqf13">
+            <w:hyperlink w:history="1" r:id="rIdquriecr3vtjboqqz7hibw">
               <w:r>
                 <w:rPr>
                   <w:rFonts w:ascii="Arial" w:cs="Arial" w:eastAsia="Arial" w:hAnsi="Arial"/>
@@ -4365,7 +4365,7 @@
             <w:pPr>
               <w:spacing w:after="20" w:before="0"/>
             </w:pPr>
-            <w:hyperlink w:history="1" r:id="rId4gy4z9gyli6ilm6cfkpel">
+            <w:hyperlink w:history="1" r:id="rIdlwx_1-2eyhcpbutivbujn">
               <w:r>
                 <w:rPr>
                   <w:rFonts w:ascii="Arial" w:cs="Arial" w:eastAsia="Arial" w:hAnsi="Arial"/>
@@ -4414,7 +4414,7 @@
               <w:spacing w:after="10" w:before="0"/>
               <w:ind w:left="120"/>
             </w:pPr>
-            <w:hyperlink w:history="1" r:id="rIdfmtrs3y6gyapwvkwi-mfv">
+            <w:hyperlink w:history="1" r:id="rIdlmm04j6am8bzastclvyed">
               <w:r>
                 <w:rPr>
                   <w:rFonts w:ascii="Arial" w:cs="Arial" w:eastAsia="Arial" w:hAnsi="Arial"/>
@@ -4456,7 +4456,7 @@
                 <w:sz w:val="18"/>
                 <w:szCs w:val="18"/>
               </w:rPr>
-              <w:t xml:space="preserve">Teacher formally introduces the unit Driving Question Board (DQB) — a large sheet of manila paper or whiteboard section that will remain displayed for all 30 lessons. The unit Driving Question is read aloud together: 'Why did the fertiliser granules get wet and clump together overnight, the washing soda crystals shrink and form a white crust, but the table salt stay completely the same — and what does understanding salts tell us about how to prepare and use them safely in Kenya?' Each learner receives three sticky notes (different colours: pink = question I still have; yellow = something I observed that I cannot yet explain; green = something I now understand). Learners write independently for 4 minutes, then place their sticky notes on the DQB in designated zones. The class does a 'gallery walk' of 3 minutes reading each other's notes. Teacher reads 5–6 selected notes aloud and clusters them under emerging theme headings: 'What makes a salt absorb water?', 'How does a salt form?', 'What are salts used for in Kenya?', 'How do we prepare salts safely?'. These clusters become the sub-questions that will guide subsequent lessons. Teacher adds the lesson-specific question: 'We now know what salts are and how to classify them — but classification alone does not explain why these three salts behaved differently. What properties of salts do we still need to investigate?'</w:t>
+              <w:t xml:space="preserve">Teacher formally introduces the unit Driving Question Board (DQB) — a large sheet of manila paper or whiteboard section that will remain displayed for all 8 lessons. The unit Driving Question is read aloud together: 'Why did the fertiliser granules get wet and clump together overnight, the washing soda crystals shrink and form a white crust, but the table salt stay completely the same — and what does understanding salts tell us about how to prepare and use them safely in Kenya?' Each learner receives three sticky notes (different colours: pink = question I still have; yellow = something I observed that I cannot yet explain; green = something I now understand). Learners write independently for 4 minutes, then place their sticky notes on the DQB in designated zones. The class does a 'gallery walk' of 3 minutes reading each other's notes. Teacher reads 5–6 selected notes aloud and clusters them under emerging theme headings: 'What makes a salt absorb water?', 'How does a salt form?', 'What are salts used for in Kenya?', 'How do we prepare salts safely?'. These clusters become the sub-questions that will guide subsequent lessons. Teacher adds the lesson-specific question: 'We now know what salts are and how to classify them — but classification alone does not explain why these three salts behaved differently. What properties of salts do we still need to investigate?'</w:t>
             </w:r>
           </w:p>
         </w:tc>
@@ -4609,7 +4609,7 @@
             <w:pPr>
               <w:spacing w:after="20" w:before="0"/>
             </w:pPr>
-            <w:hyperlink w:history="1" r:id="rIdplegiuyd7mgtcfsibwniu">
+            <w:hyperlink w:history="1" r:id="rIdkszbbmj9xln-tlozd06mm">
               <w:r>
                 <w:rPr>
                   <w:rFonts w:ascii="Arial" w:cs="Arial" w:eastAsia="Arial" w:hAnsi="Arial"/>
@@ -4658,7 +4658,7 @@
               <w:spacing w:after="10" w:before="0"/>
               <w:ind w:left="120"/>
             </w:pPr>
-            <w:hyperlink w:history="1" r:id="rIdfuzhu1odenuedtazb1ylh">
+            <w:hyperlink w:history="1" r:id="rIdbybcjosyyfazq5f-pgtza">
               <w:r>
                 <w:rPr>
                   <w:rFonts w:ascii="Arial" w:cs="Arial" w:eastAsia="Arial" w:hAnsi="Arial"/>
@@ -4703,7 +4703,7 @@
             <w:pPr>
               <w:spacing w:after="20" w:before="0"/>
             </w:pPr>
-            <w:hyperlink w:history="1" r:id="rIdkihywzxxazal1eazgbhjo">
+            <w:hyperlink w:history="1" r:id="rIddxeuxj27vxxyz7uzddg37">
               <w:r>
                 <w:rPr>
                   <w:rFonts w:ascii="Arial" w:cs="Arial" w:eastAsia="Arial" w:hAnsi="Arial"/>
@@ -4752,7 +4752,7 @@
               <w:spacing w:after="10" w:before="0"/>
               <w:ind w:left="120"/>
             </w:pPr>
-            <w:hyperlink w:history="1" r:id="rIdo9hhlkmzig7_mw_nn2l6y">
+            <w:hyperlink w:history="1" r:id="rId7hrzgc_w8npucn1hjwm_f">
               <w:r>
                 <w:rPr>
                   <w:rFonts w:ascii="Arial" w:cs="Arial" w:eastAsia="Arial" w:hAnsi="Arial"/>
@@ -5378,7 +5378,7 @@
         </w:rPr>
         <w:t xml:space="preserve">© 2026 SeaVuria and ARES. Aligned with KICD objectives. Developed by SeaVuria; technical implementation by ARES (with AI assistance from Claude). Licensed under </w:t>
       </w:r>
-      <w:hyperlink w:history="1" r:id="rIdqokuxuvztjmml3yij0t5p">
+      <w:hyperlink w:history="1" r:id="rIdjj5ey7evmvdemt8fexlq1">
         <w:r>
           <w:rPr>
             <w:rFonts w:ascii="Arial" w:cs="Arial" w:eastAsia="Arial" w:hAnsi="Arial"/>
@@ -5399,7 +5399,7 @@
         </w:rPr>
         <w:t xml:space="preserve"> (</w:t>
       </w:r>
-      <w:hyperlink w:history="1" r:id="rIdvmikuao02b39ln6-tu8mm">
+      <w:hyperlink w:history="1" r:id="rIdg3o1neimv4no6imyo5e_7">
         <w:r>
           <w:rPr>
             <w:rFonts w:ascii="Arial" w:cs="Arial" w:eastAsia="Arial" w:hAnsi="Arial"/>
@@ -6412,7 +6412,7 @@
             <w:pPr>
               <w:spacing w:after="20" w:before="0"/>
             </w:pPr>
-            <w:hyperlink w:history="1" r:id="rIdazk8roev4tdauzl0l93bv">
+            <w:hyperlink w:history="1" r:id="rIdncv4uyy5fcm15gtvpt_sm">
               <w:r>
                 <w:rPr>
                   <w:rFonts w:ascii="Arial" w:cs="Arial" w:eastAsia="Arial" w:hAnsi="Arial"/>
@@ -6445,7 +6445,7 @@
               <w:spacing w:after="10" w:before="0"/>
               <w:ind w:left="120"/>
             </w:pPr>
-            <w:hyperlink w:history="1" r:id="rId6ehijp2rtswvgcdnlunoi">
+            <w:hyperlink w:history="1" r:id="rIdmqc9co1gkk406muaa_4th">
               <w:r>
                 <w:rPr>
                   <w:rFonts w:ascii="Arial" w:cs="Arial" w:eastAsia="Arial" w:hAnsi="Arial"/>
@@ -6490,7 +6490,7 @@
             <w:pPr>
               <w:spacing w:after="20" w:before="0"/>
             </w:pPr>
-            <w:hyperlink w:history="1" r:id="rId__ikgocxlw2wagi9scc-k">
+            <w:hyperlink w:history="1" r:id="rId7y8zqudg56vamfxjiuvch">
               <w:r>
                 <w:rPr>
                   <w:rFonts w:ascii="Arial" w:cs="Arial" w:eastAsia="Arial" w:hAnsi="Arial"/>
@@ -6523,7 +6523,7 @@
               <w:spacing w:after="10" w:before="0"/>
               <w:ind w:left="120"/>
             </w:pPr>
-            <w:hyperlink w:history="1" r:id="rIdpbe3zu99wbdhcbz7ymsz2">
+            <w:hyperlink w:history="1" r:id="rIddsbyauf0fkdmkxolenbbp">
               <w:r>
                 <w:rPr>
                   <w:rFonts w:ascii="Arial" w:cs="Arial" w:eastAsia="Arial" w:hAnsi="Arial"/>
@@ -6718,7 +6718,7 @@
             <w:pPr>
               <w:spacing w:after="20" w:before="0"/>
             </w:pPr>
-            <w:hyperlink w:history="1" r:id="rIds3cyjomonoyergj_ilhf1">
+            <w:hyperlink w:history="1" r:id="rIdszhtnwzlgphtyocaggouk">
               <w:r>
                 <w:rPr>
                   <w:rFonts w:ascii="Arial" w:cs="Arial" w:eastAsia="Arial" w:hAnsi="Arial"/>
@@ -6751,7 +6751,7 @@
               <w:spacing w:after="10" w:before="0"/>
               <w:ind w:left="120"/>
             </w:pPr>
-            <w:hyperlink w:history="1" r:id="rIdtajmpfbqhfqcm19sf9vmz">
+            <w:hyperlink w:history="1" r:id="rIdpsqcijpnjizlu6tc7vbgv">
               <w:r>
                 <w:rPr>
                   <w:rFonts w:ascii="Arial" w:cs="Arial" w:eastAsia="Arial" w:hAnsi="Arial"/>
@@ -6796,7 +6796,7 @@
             <w:pPr>
               <w:spacing w:after="20" w:before="0"/>
             </w:pPr>
-            <w:hyperlink w:history="1" r:id="rIdk9g-92gcpjuhg0qarn-7p">
+            <w:hyperlink w:history="1" r:id="rIdwneexi7b8jt1jnsrwhtuf">
               <w:r>
                 <w:rPr>
                   <w:rFonts w:ascii="Arial" w:cs="Arial" w:eastAsia="Arial" w:hAnsi="Arial"/>
@@ -6829,7 +6829,7 @@
               <w:spacing w:after="10" w:before="0"/>
               <w:ind w:left="120"/>
             </w:pPr>
-            <w:hyperlink w:history="1" r:id="rId33igiwqzj8mgexowzs4-t">
+            <w:hyperlink w:history="1" r:id="rIdzrecjew6q1wpuf5oyzyzt">
               <w:r>
                 <w:rPr>
                   <w:rFonts w:ascii="Arial" w:cs="Arial" w:eastAsia="Arial" w:hAnsi="Arial"/>
@@ -7024,7 +7024,7 @@
             <w:pPr>
               <w:spacing w:after="20" w:before="0"/>
             </w:pPr>
-            <w:hyperlink w:history="1" r:id="rIdgplujeihcblllfvagejyf">
+            <w:hyperlink w:history="1" r:id="rIdn1wpw6txn5nezgql0m-fz">
               <w:r>
                 <w:rPr>
                   <w:rFonts w:ascii="Arial" w:cs="Arial" w:eastAsia="Arial" w:hAnsi="Arial"/>
@@ -7073,7 +7073,7 @@
               <w:spacing w:after="10" w:before="0"/>
               <w:ind w:left="120"/>
             </w:pPr>
-            <w:hyperlink w:history="1" r:id="rId4tszqmcbar--fqabsp_im">
+            <w:hyperlink w:history="1" r:id="rIdgjk8c2nvvhonmoerhblj1">
               <w:r>
                 <w:rPr>
                   <w:rFonts w:ascii="Arial" w:cs="Arial" w:eastAsia="Arial" w:hAnsi="Arial"/>
@@ -7118,7 +7118,7 @@
             <w:pPr>
               <w:spacing w:after="20" w:before="0"/>
             </w:pPr>
-            <w:hyperlink w:history="1" r:id="rIdngjdbujaa1rc2sus3tr1t">
+            <w:hyperlink w:history="1" r:id="rIdbkpfsfsugcrkav-ecsnv6">
               <w:r>
                 <w:rPr>
                   <w:rFonts w:ascii="Arial" w:cs="Arial" w:eastAsia="Arial" w:hAnsi="Arial"/>
@@ -7167,7 +7167,7 @@
               <w:spacing w:after="10" w:before="0"/>
               <w:ind w:left="120"/>
             </w:pPr>
-            <w:hyperlink w:history="1" r:id="rIdp117vbltb5sdmyelql187">
+            <w:hyperlink w:history="1" r:id="rIdye0lnrfchsfez5sb-tcqj">
               <w:r>
                 <w:rPr>
                   <w:rFonts w:ascii="Arial" w:cs="Arial" w:eastAsia="Arial" w:hAnsi="Arial"/>
@@ -7362,7 +7362,7 @@
             <w:pPr>
               <w:spacing w:after="20" w:before="0"/>
             </w:pPr>
-            <w:hyperlink w:history="1" r:id="rIdhg8qvmsxxwlfvmns_v8ih">
+            <w:hyperlink w:history="1" r:id="rIdc-yepns6o_ntsvbq8qn6r">
               <w:r>
                 <w:rPr>
                   <w:rFonts w:ascii="Arial" w:cs="Arial" w:eastAsia="Arial" w:hAnsi="Arial"/>
@@ -7411,7 +7411,7 @@
               <w:spacing w:after="10" w:before="0"/>
               <w:ind w:left="120"/>
             </w:pPr>
-            <w:hyperlink w:history="1" r:id="rId-9nkklm1yl8g1k0epmhri">
+            <w:hyperlink w:history="1" r:id="rId24weyj5rqb0b0nvaoqy2i">
               <w:r>
                 <w:rPr>
                   <w:rFonts w:ascii="Arial" w:cs="Arial" w:eastAsia="Arial" w:hAnsi="Arial"/>
@@ -7456,7 +7456,7 @@
             <w:pPr>
               <w:spacing w:after="20" w:before="0"/>
             </w:pPr>
-            <w:hyperlink w:history="1" r:id="rIdcnfwxnhov5nsoolgxa8xm">
+            <w:hyperlink w:history="1" r:id="rIdsz6q13ym8lngtkgsz5q6o">
               <w:r>
                 <w:rPr>
                   <w:rFonts w:ascii="Arial" w:cs="Arial" w:eastAsia="Arial" w:hAnsi="Arial"/>
@@ -7505,7 +7505,7 @@
               <w:spacing w:after="10" w:before="0"/>
               <w:ind w:left="120"/>
             </w:pPr>
-            <w:hyperlink w:history="1" r:id="rIdecqfuec8ljqgyvnqhqpb6">
+            <w:hyperlink w:history="1" r:id="rIdsk4kgsqljg9cz1kxj15pv">
               <w:r>
                 <w:rPr>
                   <w:rFonts w:ascii="Arial" w:cs="Arial" w:eastAsia="Arial" w:hAnsi="Arial"/>
@@ -7700,7 +7700,7 @@
             <w:pPr>
               <w:spacing w:after="20" w:before="0"/>
             </w:pPr>
-            <w:hyperlink w:history="1" r:id="rId5jlfqn_71o2ckxcrwk8dw">
+            <w:hyperlink w:history="1" r:id="rIdhepogaj3t0sqc-abo8ihc">
               <w:r>
                 <w:rPr>
                   <w:rFonts w:ascii="Arial" w:cs="Arial" w:eastAsia="Arial" w:hAnsi="Arial"/>
@@ -7749,7 +7749,7 @@
               <w:spacing w:after="10" w:before="0"/>
               <w:ind w:left="120"/>
             </w:pPr>
-            <w:hyperlink w:history="1" r:id="rIdtota-eg3jh3kjjqcytfng">
+            <w:hyperlink w:history="1" r:id="rId7lwppjtqoduipzlcspeiq">
               <w:r>
                 <w:rPr>
                   <w:rFonts w:ascii="Arial" w:cs="Arial" w:eastAsia="Arial" w:hAnsi="Arial"/>
@@ -7794,7 +7794,7 @@
             <w:pPr>
               <w:spacing w:after="20" w:before="0"/>
             </w:pPr>
-            <w:hyperlink w:history="1" r:id="rIdcn7a6aqyc8a3byrpi0apa">
+            <w:hyperlink w:history="1" r:id="rIdigheae3swygyvib4embkg">
               <w:r>
                 <w:rPr>
                   <w:rFonts w:ascii="Arial" w:cs="Arial" w:eastAsia="Arial" w:hAnsi="Arial"/>
@@ -7843,7 +7843,7 @@
               <w:spacing w:after="10" w:before="0"/>
               <w:ind w:left="120"/>
             </w:pPr>
-            <w:hyperlink w:history="1" r:id="rId4x9zan1yjm-nd5bg2qtxg">
+            <w:hyperlink w:history="1" r:id="rIdvc3y4ip7ciyxdya0gerts">
               <w:r>
                 <w:rPr>
                   <w:rFonts w:ascii="Arial" w:cs="Arial" w:eastAsia="Arial" w:hAnsi="Arial"/>
@@ -8333,7 +8333,7 @@
                 <w:sz w:val="18"/>
                 <w:szCs w:val="18"/>
               </w:rPr>
-              <w:t xml:space="preserve">We can now explain why table salt dissolves in githeri water (NaCl is soluble) and why calcium carbonate does not dissolve in river water (it is insoluble). However, we cannot yet explain why CAN fertiliser clumped overnight in the storeroom — because there was no liquid water present, only air. This means solubility in liquid water is not the full explanation. Something about the air itself must be involved, and that is what we will investigate in Lessons 3 to 6.</w:t>
+              <w:t xml:space="preserve">We can now explain why table salt dissolves in githeri water (NaCl is soluble) and why calcium carbonate does not dissolve in river water (it is insoluble). However, we cannot yet explain why CAN fertiliser clumped overnight in the storeroom — because there was no liquid water present, only air. This means solubility in liquid water is not the full explanation. Something about the air itself must be involved, and that is what we will investigate in Lesson 6.</w:t>
             </w:r>
           </w:p>
         </w:tc>
@@ -8355,7 +8355,7 @@
         </w:rPr>
         <w:t xml:space="preserve">© 2026 SeaVuria and ARES. Aligned with KICD objectives. Developed by SeaVuria; technical implementation by ARES (with AI assistance from Claude). Licensed under </w:t>
       </w:r>
-      <w:hyperlink w:history="1" r:id="rIdbv2_1sn0hp3qmfienyqyo">
+      <w:hyperlink w:history="1" r:id="rIdd_jay0cqezjd0mf-cq9yv">
         <w:r>
           <w:rPr>
             <w:rFonts w:ascii="Arial" w:cs="Arial" w:eastAsia="Arial" w:hAnsi="Arial"/>
@@ -8376,7 +8376,7 @@
         </w:rPr>
         <w:t xml:space="preserve"> (</w:t>
       </w:r>
-      <w:hyperlink w:history="1" r:id="rId8w26xdj-xp69prajpwgx6">
+      <w:hyperlink w:history="1" r:id="rIdpbw7bryd2mfyuyr4ixrvj">
         <w:r>
           <w:rPr>
             <w:rFonts w:ascii="Arial" w:cs="Arial" w:eastAsia="Arial" w:hAnsi="Arial"/>
@@ -9389,7 +9389,7 @@
             <w:pPr>
               <w:spacing w:after="20" w:before="0"/>
             </w:pPr>
-            <w:hyperlink w:history="1" r:id="rIdu4x0xawqqrawojsrxtlud">
+            <w:hyperlink w:history="1" r:id="rId0zsclv2v59145ops9xztk">
               <w:r>
                 <w:rPr>
                   <w:rFonts w:ascii="Arial" w:cs="Arial" w:eastAsia="Arial" w:hAnsi="Arial"/>
@@ -9422,7 +9422,7 @@
               <w:spacing w:after="10" w:before="0"/>
               <w:ind w:left="120"/>
             </w:pPr>
-            <w:hyperlink w:history="1" r:id="rIdlnho5lzfpocndfw2ypt3h">
+            <w:hyperlink w:history="1" r:id="rIdgxfu7jom--c54me8_z3sl">
               <w:r>
                 <w:rPr>
                   <w:rFonts w:ascii="Arial" w:cs="Arial" w:eastAsia="Arial" w:hAnsi="Arial"/>
@@ -9467,7 +9467,7 @@
             <w:pPr>
               <w:spacing w:after="20" w:before="0"/>
             </w:pPr>
-            <w:hyperlink w:history="1" r:id="rIdkwmzf9t3mtsu-6zl0w69r">
+            <w:hyperlink w:history="1" r:id="rIdcw29fgtalyssprmpdbvbx">
               <w:r>
                 <w:rPr>
                   <w:rFonts w:ascii="Arial" w:cs="Arial" w:eastAsia="Arial" w:hAnsi="Arial"/>
@@ -9500,7 +9500,7 @@
               <w:spacing w:after="10" w:before="0"/>
               <w:ind w:left="120"/>
             </w:pPr>
-            <w:hyperlink w:history="1" r:id="rIduxfht1cw186io_fpgdxfc">
+            <w:hyperlink w:history="1" r:id="rIdkarpzdy2dedmelqa0efs-">
               <w:r>
                 <w:rPr>
                   <w:rFonts w:ascii="Arial" w:cs="Arial" w:eastAsia="Arial" w:hAnsi="Arial"/>
@@ -9638,7 +9638,7 @@
                 <w:sz w:val="18"/>
                 <w:szCs w:val="18"/>
               </w:rPr>
-              <w:t xml:space="preserve">Teacher scans written Predict cards during the silent writing phase. Observable indicators of readiness: (a) Learner correctly predicts gas production in Setup A (demonstrates recall of acid + metal = salt + hydrogen from Lesson 2 or prior knowledge). (b) Learner predicts colour change or dissolution of black solid in Setup B (demonstrates understanding of metal oxide + acid). (c) Learner makes any connection — even tentative — between the setups and the CAN fertiliser phenomenon. Learners who predict 'nothing will happen' or leave the phenomenon connection blank are flagged for targeted questioning during the Observe phase.</w:t>
+              <w:t xml:space="preserve">Teacher scans written Predict cards during the silent writing phase. Observable indicators of readiness: (a) Learner correctly predicts gas production in Setup A (demonstrates recall of acid + metal = salt + hydrogen from prior knowledge). (b) Learner predicts colour change or dissolution of black solid in Setup B (demonstrates understanding of metal oxide + acid). (c) Learner makes any connection — even tentative — between the setups and the CAN fertiliser phenomenon. Learners who predict 'nothing will happen' or leave the phenomenon connection blank are flagged for targeted questioning during the Observe phase.</w:t>
             </w:r>
           </w:p>
         </w:tc>
@@ -9695,7 +9695,7 @@
             <w:pPr>
               <w:spacing w:after="20" w:before="0"/>
             </w:pPr>
-            <w:hyperlink w:history="1" r:id="rId52bqmfjboejt0izruh3fk">
+            <w:hyperlink w:history="1" r:id="rId1kcev6nevoyevh6isg9k4">
               <w:r>
                 <w:rPr>
                   <w:rFonts w:ascii="Arial" w:cs="Arial" w:eastAsia="Arial" w:hAnsi="Arial"/>
@@ -9728,7 +9728,7 @@
               <w:spacing w:after="10" w:before="0"/>
               <w:ind w:left="120"/>
             </w:pPr>
-            <w:hyperlink w:history="1" r:id="rIdgy_z0kmjdaf1czcop8ypn">
+            <w:hyperlink w:history="1" r:id="rId3xfbv6ma00stornxare2l">
               <w:r>
                 <w:rPr>
                   <w:rFonts w:ascii="Arial" w:cs="Arial" w:eastAsia="Arial" w:hAnsi="Arial"/>
@@ -9773,7 +9773,7 @@
             <w:pPr>
               <w:spacing w:after="20" w:before="0"/>
             </w:pPr>
-            <w:hyperlink w:history="1" r:id="rIdqqzabqkkubxll6wxs5f_d">
+            <w:hyperlink w:history="1" r:id="rIdotqgpdgcw5kmiskk53sdy">
               <w:r>
                 <w:rPr>
                   <w:rFonts w:ascii="Arial" w:cs="Arial" w:eastAsia="Arial" w:hAnsi="Arial"/>
@@ -9806,7 +9806,7 @@
               <w:spacing w:after="10" w:before="0"/>
               <w:ind w:left="120"/>
             </w:pPr>
-            <w:hyperlink w:history="1" r:id="rIdfhokxmoe5ngzieyb9mb-4">
+            <w:hyperlink w:history="1" r:id="rIdziyednicv8ohntq2jfeba">
               <w:r>
                 <w:rPr>
                   <w:rFonts w:ascii="Arial" w:cs="Arial" w:eastAsia="Arial" w:hAnsi="Arial"/>
@@ -10001,7 +10001,7 @@
             <w:pPr>
               <w:spacing w:after="20" w:before="0"/>
             </w:pPr>
-            <w:hyperlink w:history="1" r:id="rId_gmh0gumducanw0adyo7i">
+            <w:hyperlink w:history="1" r:id="rIdub2v-t9cc7onj6vlboo20">
               <w:r>
                 <w:rPr>
                   <w:rFonts w:ascii="Arial" w:cs="Arial" w:eastAsia="Arial" w:hAnsi="Arial"/>
@@ -10050,7 +10050,7 @@
               <w:spacing w:after="10" w:before="0"/>
               <w:ind w:left="120"/>
             </w:pPr>
-            <w:hyperlink w:history="1" r:id="rId7wwhb8yrwexzxq8mqvvw9">
+            <w:hyperlink w:history="1" r:id="rId220mgiobcvgyqevmn8qdr">
               <w:r>
                 <w:rPr>
                   <w:rFonts w:ascii="Arial" w:cs="Arial" w:eastAsia="Arial" w:hAnsi="Arial"/>
@@ -10095,7 +10095,7 @@
             <w:pPr>
               <w:spacing w:after="20" w:before="0"/>
             </w:pPr>
-            <w:hyperlink w:history="1" r:id="rId6_tpbfbat25z14bxeugez">
+            <w:hyperlink w:history="1" r:id="rId9u7x-8wv6bepmtqxjzlli">
               <w:r>
                 <w:rPr>
                   <w:rFonts w:ascii="Arial" w:cs="Arial" w:eastAsia="Arial" w:hAnsi="Arial"/>
@@ -10144,7 +10144,7 @@
               <w:spacing w:after="10" w:before="0"/>
               <w:ind w:left="120"/>
             </w:pPr>
-            <w:hyperlink w:history="1" r:id="rId5gtkdvip5zumvcewbulpf">
+            <w:hyperlink w:history="1" r:id="rIdqs0jtk5umekkov1etkhth">
               <w:r>
                 <w:rPr>
                   <w:rFonts w:ascii="Arial" w:cs="Arial" w:eastAsia="Arial" w:hAnsi="Arial"/>
@@ -10339,7 +10339,7 @@
             <w:pPr>
               <w:spacing w:after="20" w:before="0"/>
             </w:pPr>
-            <w:hyperlink w:history="1" r:id="rIdkqwmpjpbipv-w0ktsbziy">
+            <w:hyperlink w:history="1" r:id="rIdyxrxxjxck-dv71iddgng0">
               <w:r>
                 <w:rPr>
                   <w:rFonts w:ascii="Arial" w:cs="Arial" w:eastAsia="Arial" w:hAnsi="Arial"/>
@@ -10388,7 +10388,7 @@
               <w:spacing w:after="10" w:before="0"/>
               <w:ind w:left="120"/>
             </w:pPr>
-            <w:hyperlink w:history="1" r:id="rIddqlbhjzs5iu9peocacufk">
+            <w:hyperlink w:history="1" r:id="rIdhfvokrr0vqkknjidgc1m9">
               <w:r>
                 <w:rPr>
                   <w:rFonts w:ascii="Arial" w:cs="Arial" w:eastAsia="Arial" w:hAnsi="Arial"/>
@@ -10433,7 +10433,7 @@
             <w:pPr>
               <w:spacing w:after="20" w:before="0"/>
             </w:pPr>
-            <w:hyperlink w:history="1" r:id="rIdej2kyg9frf7lienn7vx6j">
+            <w:hyperlink w:history="1" r:id="rIdpvfkvshjpzcbssa6gnigk">
               <w:r>
                 <w:rPr>
                   <w:rFonts w:ascii="Arial" w:cs="Arial" w:eastAsia="Arial" w:hAnsi="Arial"/>
@@ -10466,7 +10466,7 @@
               <w:spacing w:after="10" w:before="0"/>
               <w:ind w:left="120"/>
             </w:pPr>
-            <w:hyperlink w:history="1" r:id="rIdugehth7ziucxcnvmy4uhq">
+            <w:hyperlink w:history="1" r:id="rIdbf2ly6ykj5xs6iqvqd7y4">
               <w:r>
                 <w:rPr>
                   <w:rFonts w:ascii="Arial" w:cs="Arial" w:eastAsia="Arial" w:hAnsi="Arial"/>
@@ -10661,7 +10661,7 @@
             <w:pPr>
               <w:spacing w:after="20" w:before="0"/>
             </w:pPr>
-            <w:hyperlink w:history="1" r:id="rIdz7ht-p745zqcyzsue3u3r">
+            <w:hyperlink w:history="1" r:id="rIdrdgmn-o-1clqedug0tsyy">
               <w:r>
                 <w:rPr>
                   <w:rFonts w:ascii="Arial" w:cs="Arial" w:eastAsia="Arial" w:hAnsi="Arial"/>
@@ -10694,7 +10694,7 @@
               <w:spacing w:after="10" w:before="0"/>
               <w:ind w:left="120"/>
             </w:pPr>
-            <w:hyperlink w:history="1" r:id="rIdvc4z3pllti-xitn7dtctv">
+            <w:hyperlink w:history="1" r:id="rIdh5x4c2exdpfn6suj2wdtf">
               <w:r>
                 <w:rPr>
                   <w:rFonts w:ascii="Arial" w:cs="Arial" w:eastAsia="Arial" w:hAnsi="Arial"/>
@@ -10739,7 +10739,7 @@
             <w:pPr>
               <w:spacing w:after="20" w:before="0"/>
             </w:pPr>
-            <w:hyperlink w:history="1" r:id="rIdupqdhmqgbpxdpsdfx3ej0">
+            <w:hyperlink w:history="1" r:id="rIdd2ajurzcycreen0e2nwii">
               <w:r>
                 <w:rPr>
                   <w:rFonts w:ascii="Arial" w:cs="Arial" w:eastAsia="Arial" w:hAnsi="Arial"/>
@@ -10772,7 +10772,7 @@
               <w:spacing w:after="10" w:before="0"/>
               <w:ind w:left="120"/>
             </w:pPr>
-            <w:hyperlink w:history="1" r:id="rIdyho2djcc8wo3tenbx02jl">
+            <w:hyperlink w:history="1" r:id="rIdjvo0sbxgkd1blbbufa8cp">
               <w:r>
                 <w:rPr>
                   <w:rFonts w:ascii="Arial" w:cs="Arial" w:eastAsia="Arial" w:hAnsi="Arial"/>
@@ -10814,7 +10814,7 @@
                 <w:sz w:val="18"/>
                 <w:szCs w:val="18"/>
               </w:rPr>
-              <w:t xml:space="preserve">Learners return to the cumulative class model that was started in Lesson 1 and updated in Lesson 2. The model is displayed on ARES as a shared diagram. In Lesson 1, the model showed the three substances from the phenomenon (CAN, washing soda, table salt) with question marks around their behaviour. In Lesson 2, the model added the classification layer (normal salt, acidic salt, soluble/insoluble). Today, learners add a PREPARATION PATHWAY layer to the model. Working individually, each learner draws or annotates (on their ARES personal copy) two new arrows entering the 'soluble salt' box: Arrow 1: Acid + Metal → Soluble Salt + Hydrogen gas (example: Zn + H₂SO₄ → ZnSO₄ + H₂). Arrow 2: Acid + Metal Oxide → Soluble Salt + Water (example: CuO + H₂SO₄ → CuSO₄ + H₂O). Learners add a speech bubble to the CAN fertiliser bag image in the model: 'I was made using an acid reaction — that is why I am a soluble salt, and soluble salts can absorb water from the air.' Learners compare their updated model with their Lesson 1 model and write one sentence on ARES: 'What does my model now explain that it could not explain before Lesson 3?'</w:t>
+              <w:t xml:space="preserve">Learners return to the cumulative class model that was started in Lesson 1 and updated in Lesson 2. The model is displayed on ARES as a shared diagram. In Lesson 1, the model showed the three substances from the phenomenon (CAN, washing soda, table salt) with question marks around their behaviour. In Lesson 2, the model added the solubility layer (soluble/insoluble). Today, learners add a PREPARATION PATHWAY layer to the model. Working individually, each learner draws or annotates (on their ARES personal copy) two new arrows entering the 'soluble salt' box: Arrow 1: Acid + Metal → Soluble Salt + Hydrogen gas (example: Zn + H₂SO₄ → ZnSO₄ + H₂). Arrow 2: Acid + Metal Oxide → Soluble Salt + Water (example: CuO + H₂SO₄ → CuSO₄ + H₂O). Learners add a speech bubble to the CAN fertiliser bag image in the model: 'I was made using an acid reaction — that is why I am a soluble salt, and soluble salts can absorb water from the air.' Learners compare their updated model with their Lesson 1 model and write one sentence on ARES: 'What does my model now explain that it could not explain before Lesson 3?'</w:t>
             </w:r>
           </w:p>
         </w:tc>
@@ -11379,7 +11379,7 @@
         </w:rPr>
         <w:t xml:space="preserve">© 2026 SeaVuria and ARES. Aligned with KICD objectives. Developed by SeaVuria; technical implementation by ARES (with AI assistance from Claude). Licensed under </w:t>
       </w:r>
-      <w:hyperlink w:history="1" r:id="rIdbynhwb8bqki20uxx5uwfv">
+      <w:hyperlink w:history="1" r:id="rIdj3ce-r36dzxdvcyibjjnq">
         <w:r>
           <w:rPr>
             <w:rFonts w:ascii="Arial" w:cs="Arial" w:eastAsia="Arial" w:hAnsi="Arial"/>
@@ -11400,7 +11400,7 @@
         </w:rPr>
         <w:t xml:space="preserve"> (</w:t>
       </w:r>
-      <w:hyperlink w:history="1" r:id="rIdq2snlrcwvcvlmrqfruhk1">
+      <w:hyperlink w:history="1" r:id="rId4wqgpyau6bar5t-3r-0kc">
         <w:r>
           <w:rPr>
             <w:rFonts w:ascii="Arial" w:cs="Arial" w:eastAsia="Arial" w:hAnsi="Arial"/>
@@ -12413,7 +12413,7 @@
             <w:pPr>
               <w:spacing w:after="20" w:before="0"/>
             </w:pPr>
-            <w:hyperlink w:history="1" r:id="rIdxzqe6ayivi2wmehc6tato">
+            <w:hyperlink w:history="1" r:id="rIdscx-usncuafxuh_apr8rn">
               <w:r>
                 <w:rPr>
                   <w:rFonts w:ascii="Arial" w:cs="Arial" w:eastAsia="Arial" w:hAnsi="Arial"/>
@@ -12446,7 +12446,7 @@
               <w:spacing w:after="10" w:before="0"/>
               <w:ind w:left="120"/>
             </w:pPr>
-            <w:hyperlink w:history="1" r:id="rIdmaov9o2hyf3oqbnyz0fu8">
+            <w:hyperlink w:history="1" r:id="rIdz26sda15xdw9q7zr5popy">
               <w:r>
                 <w:rPr>
                   <w:rFonts w:ascii="Arial" w:cs="Arial" w:eastAsia="Arial" w:hAnsi="Arial"/>
@@ -12491,7 +12491,7 @@
             <w:pPr>
               <w:spacing w:after="20" w:before="0"/>
             </w:pPr>
-            <w:hyperlink w:history="1" r:id="rIdxgq17cbmoln2qofw3irkm">
+            <w:hyperlink w:history="1" r:id="rIdxwje6pbjs_kygc4whs4nt">
               <w:r>
                 <w:rPr>
                   <w:rFonts w:ascii="Arial" w:cs="Arial" w:eastAsia="Arial" w:hAnsi="Arial"/>
@@ -12524,7 +12524,7 @@
               <w:spacing w:after="10" w:before="0"/>
               <w:ind w:left="120"/>
             </w:pPr>
-            <w:hyperlink w:history="1" r:id="rIdc0buhqjw06bcexnyps9uj">
+            <w:hyperlink w:history="1" r:id="rIda8tw8kdklxtpvh89d_eq6">
               <w:r>
                 <w:rPr>
                   <w:rFonts w:ascii="Arial" w:cs="Arial" w:eastAsia="Arial" w:hAnsi="Arial"/>
@@ -12630,7 +12630,7 @@
                 <w:sz w:val="18"/>
                 <w:szCs w:val="18"/>
               </w:rPr>
-              <w:t xml:space="preserve">Think-Pair-Share with Anchoring Phenomenon Connection — Learners activate prior knowledge of acid reactions (Lessons 2 &amp; 3) and connect to the mandazi supporting phenomenon (CO₂ from NaHCO₃) before observing. This primes pattern recognition: acid + carbonate → CO₂, linking kitchen chemistry to laboratory chemistry and building conceptual continuity across the storyline.</w:t>
+              <w:t xml:space="preserve">Think-Pair-Share with Anchoring Phenomenon Connection — Learners activate prior knowledge of acid reactions (Lesson 3) and connect to the mandazi supporting phenomenon (CO₂ from NaHCO₃) before observing. This primes pattern recognition: acid + carbonate → CO₂, linking kitchen chemistry to laboratory chemistry and building conceptual continuity across the storyline.</w:t>
             </w:r>
           </w:p>
         </w:tc>
@@ -12719,7 +12719,7 @@
             <w:pPr>
               <w:spacing w:after="20" w:before="0"/>
             </w:pPr>
-            <w:hyperlink w:history="1" r:id="rId11seyof1q-1kbf-hjeqra">
+            <w:hyperlink w:history="1" r:id="rIdaa-v49hrzvhuftlucuy3p">
               <w:r>
                 <w:rPr>
                   <w:rFonts w:ascii="Arial" w:cs="Arial" w:eastAsia="Arial" w:hAnsi="Arial"/>
@@ -12752,7 +12752,7 @@
               <w:spacing w:after="10" w:before="0"/>
               <w:ind w:left="120"/>
             </w:pPr>
-            <w:hyperlink w:history="1" r:id="rIds9lcpahyxeymniuk5tv4j">
+            <w:hyperlink w:history="1" r:id="rIdik_n-hh0xuvxscohmbnpa">
               <w:r>
                 <w:rPr>
                   <w:rFonts w:ascii="Arial" w:cs="Arial" w:eastAsia="Arial" w:hAnsi="Arial"/>
@@ -12797,7 +12797,7 @@
             <w:pPr>
               <w:spacing w:after="20" w:before="0"/>
             </w:pPr>
-            <w:hyperlink w:history="1" r:id="rId5qslbdxscadvwkk4c5gbe">
+            <w:hyperlink w:history="1" r:id="rIdtydivyzgw9nsotnf9s8cv">
               <w:r>
                 <w:rPr>
                   <w:rFonts w:ascii="Arial" w:cs="Arial" w:eastAsia="Arial" w:hAnsi="Arial"/>
@@ -12830,7 +12830,7 @@
               <w:spacing w:after="10" w:before="0"/>
               <w:ind w:left="120"/>
             </w:pPr>
-            <w:hyperlink w:history="1" r:id="rId7d62dudrxiqqxjvjepy_y">
+            <w:hyperlink w:history="1" r:id="rIdjsvxiy2gcdjveicdwfsns">
               <w:r>
                 <w:rPr>
                   <w:rFonts w:ascii="Arial" w:cs="Arial" w:eastAsia="Arial" w:hAnsi="Arial"/>
@@ -12872,7 +12872,7 @@
                 <w:sz w:val="18"/>
                 <w:szCs w:val="18"/>
               </w:rPr>
-              <w:t xml:space="preserve">Learners work in groups of 4. Each group receives a pre-labelled equipment tray. The experiment has two parts run sequentially. PART A — Neutralisation (NaCl preparation): Learners measure 25 cm³ of 1 mol/dm³ HCl into a conical flask and add 3 drops of universal indicator. They record the colour and pH. They then add 1 mol/dm³ NaOH solution from a burette or dropper, swirling after each addition, recording colour changes in a results table. They identify the endpoint (green colour, pH ≈ 7) and note: 'The solution looks like water — there is no visible precipitate.' PART B — Acid + Carbonate (CaCl₂ preparation, with CO₂ gas collection): Learners add a spatula of marble chips (CaCO₃, labelled 'limestone — from Coast region, Kenya') to a boiling tube. They connect a delivery tube leading into a test tube of limewater. They add dilute HCl (2 mol/dm³) through a thistle funnel. Learners observe: (a) fizzing/effervescence in the boiling tube, (b) limewater turning milky/cloudy — confirming CO₂. They record all observations in a structured table with columns: Reactants | Observation during reaction | Observation of limewater | Inference. Groups photograph their limewater result using a tablet (if available) for the DQB. Learners compare the fizzing to the mandazi baking soda observation from the lesson 1 phenomenon walk.</w:t>
+              <w:t xml:space="preserve">Learners work in groups of 4. Each group receives a pre-labelled equipment tray. The experiment has two parts run sequentially. PART A — Neutralisation (NaCl preparation): Learners measure 25 cm³ of 1 mol/dm³ HCl into a conical flask and add 3 drops of universal indicator. They record the colour and pH. They then add 1 mol/dm³ NaOH solution from a burette or dropper, swirling after each addition, recording colour changes in a results table. They identify the endpoint (green colour, pH ≈ 7) and note: 'The solution looks like water — there is no visible precipitate.' PART B — Acid + Carbonate (CaCl₂ preparation, with CO₂ gas collection): Learners add a spatula of marble chips (CaCO₃, labelled 'limestone — from Coast region, Kenya') to a boiling tube. They connect a delivery tube leading into a test tube of limewater. They add dilute HCl (2 mol/dm³) through a thistle funnel. Learners observe: (a) fizzing/effervescence in the boiling tube, (b) limewater turning milky/cloudy — confirming CO₂. They record all observations in a structured table with columns: Reactants | Observation during reaction | Observation of limewater | Inference. Groups photograph their limewater result using a tablet (if available) for the DQB. Learners compare the fizzing to the mandazi baking soda observation.</w:t>
             </w:r>
           </w:p>
         </w:tc>
@@ -13025,7 +13025,7 @@
             <w:pPr>
               <w:spacing w:after="20" w:before="0"/>
             </w:pPr>
-            <w:hyperlink w:history="1" r:id="rIddkdwl_qeopzp84w5enr51">
+            <w:hyperlink w:history="1" r:id="rIdz_nuhlddqooizozmsso-r">
               <w:r>
                 <w:rPr>
                   <w:rFonts w:ascii="Arial" w:cs="Arial" w:eastAsia="Arial" w:hAnsi="Arial"/>
@@ -13058,7 +13058,7 @@
               <w:spacing w:after="10" w:before="0"/>
               <w:ind w:left="120"/>
             </w:pPr>
-            <w:hyperlink w:history="1" r:id="rIdxtzzbw6nwpnctcyxh4xyg">
+            <w:hyperlink w:history="1" r:id="rIds1onctkk-btjnfgorlolf">
               <w:r>
                 <w:rPr>
                   <w:rFonts w:ascii="Arial" w:cs="Arial" w:eastAsia="Arial" w:hAnsi="Arial"/>
@@ -13103,7 +13103,7 @@
             <w:pPr>
               <w:spacing w:after="20" w:before="0"/>
             </w:pPr>
-            <w:hyperlink w:history="1" r:id="rIdjuazf6_owlc7irsyjaict">
+            <w:hyperlink w:history="1" r:id="rId1fs3ba_-rmysbfgnidiv5">
               <w:r>
                 <w:rPr>
                   <w:rFonts w:ascii="Arial" w:cs="Arial" w:eastAsia="Arial" w:hAnsi="Arial"/>
@@ -13136,7 +13136,7 @@
               <w:spacing w:after="10" w:before="0"/>
               <w:ind w:left="120"/>
             </w:pPr>
-            <w:hyperlink w:history="1" r:id="rIdw6sepmn0ipr-7d46qtwoh">
+            <w:hyperlink w:history="1" r:id="rIdmdszvthsa_2n8xbyqr1wa">
               <w:r>
                 <w:rPr>
                   <w:rFonts w:ascii="Arial" w:cs="Arial" w:eastAsia="Arial" w:hAnsi="Arial"/>
@@ -13331,7 +13331,7 @@
             <w:pPr>
               <w:spacing w:after="20" w:before="0"/>
             </w:pPr>
-            <w:hyperlink w:history="1" r:id="rId3yysr2xuxzu0vw8qvgq-a">
+            <w:hyperlink w:history="1" r:id="rIdoy5nfaiqq8bxrxidocrwp">
               <w:r>
                 <w:rPr>
                   <w:rFonts w:ascii="Arial" w:cs="Arial" w:eastAsia="Arial" w:hAnsi="Arial"/>
@@ -13364,7 +13364,7 @@
               <w:spacing w:after="10" w:before="0"/>
               <w:ind w:left="120"/>
             </w:pPr>
-            <w:hyperlink w:history="1" r:id="rId3z5vin1kqgofnelpjhfqr">
+            <w:hyperlink w:history="1" r:id="rIdddsb3gaecwey_rzqe60tq">
               <w:r>
                 <w:rPr>
                   <w:rFonts w:ascii="Arial" w:cs="Arial" w:eastAsia="Arial" w:hAnsi="Arial"/>
@@ -13409,7 +13409,7 @@
             <w:pPr>
               <w:spacing w:after="20" w:before="0"/>
             </w:pPr>
-            <w:hyperlink w:history="1" r:id="rIdcjrnvn79-lp9gsuvgt7py">
+            <w:hyperlink w:history="1" r:id="rId4oh_-hbomt0yonqg6lmga">
               <w:r>
                 <w:rPr>
                   <w:rFonts w:ascii="Arial" w:cs="Arial" w:eastAsia="Arial" w:hAnsi="Arial"/>
@@ -13442,7 +13442,7 @@
               <w:spacing w:after="10" w:before="0"/>
               <w:ind w:left="120"/>
             </w:pPr>
-            <w:hyperlink w:history="1" r:id="rIddplwfqbteydkczhkxhomu">
+            <w:hyperlink w:history="1" r:id="rIdqx2pivqs3ejv1djtf2cfy">
               <w:r>
                 <w:rPr>
                   <w:rFonts w:ascii="Arial" w:cs="Arial" w:eastAsia="Arial" w:hAnsi="Arial"/>
@@ -13637,7 +13637,7 @@
             <w:pPr>
               <w:spacing w:after="20" w:before="0"/>
             </w:pPr>
-            <w:hyperlink w:history="1" r:id="rIdanvvqtj8ly7_ul_tkfn9e">
+            <w:hyperlink w:history="1" r:id="rIdiq0glnp-_zqrbrdc5egoj">
               <w:r>
                 <w:rPr>
                   <w:rFonts w:ascii="Arial" w:cs="Arial" w:eastAsia="Arial" w:hAnsi="Arial"/>
@@ -13686,7 +13686,7 @@
               <w:spacing w:after="10" w:before="0"/>
               <w:ind w:left="120"/>
             </w:pPr>
-            <w:hyperlink w:history="1" r:id="rIdksjaa6ptgnqnclppndwe0">
+            <w:hyperlink w:history="1" r:id="rIdq559f7zgmy9nsguzgeyfn">
               <w:r>
                 <w:rPr>
                   <w:rFonts w:ascii="Arial" w:cs="Arial" w:eastAsia="Arial" w:hAnsi="Arial"/>
@@ -13731,7 +13731,7 @@
             <w:pPr>
               <w:spacing w:after="20" w:before="0"/>
             </w:pPr>
-            <w:hyperlink w:history="1" r:id="rIdfkjfpyiyjtqwc9zvg578a">
+            <w:hyperlink w:history="1" r:id="rIdj4dwapztjdvqu6i0brb2x">
               <w:r>
                 <w:rPr>
                   <w:rFonts w:ascii="Arial" w:cs="Arial" w:eastAsia="Arial" w:hAnsi="Arial"/>
@@ -13764,7 +13764,7 @@
               <w:spacing w:after="10" w:before="0"/>
               <w:ind w:left="120"/>
             </w:pPr>
-            <w:hyperlink w:history="1" r:id="rIdpy6uaum2yln-t2cxnqrx_">
+            <w:hyperlink w:history="1" r:id="rIdkjl0zcpjuhowuaoyqni1x">
               <w:r>
                 <w:rPr>
                   <w:rFonts w:ascii="Arial" w:cs="Arial" w:eastAsia="Arial" w:hAnsi="Arial"/>
@@ -13806,7 +13806,7 @@
                 <w:sz w:val="18"/>
                 <w:szCs w:val="18"/>
               </w:rPr>
-              <w:t xml:space="preserve">Learners retrieve their cumulative 'Soluble Salt Preparation Methods' flow chart begun in Lesson 2 and extended in Lessons 2 and 3. Today they add the final two branches: (4) Acid + Base → Salt + Water (example: HCl + NaOH → NaCl + H₂O) and (5) Acid + Carbonate/Hydrogen Carbonate → Salt + CO₂ + Water (example: HCl + CaCO₃ → CaCl₂ + CO₂ + H₂O; and HCl + NaHCO₃ → NaCl + CO₂ + H₂O). Learners annotate their flow chart with a 'Phenomenon Link' arrow: from the 'CO₂ produced' branch, an arrow points to a sticky note reading 'Same gas as in mandazi baking! Same type of reaction as washing soda + moisture?' They also annotate the NaCl branch: 'This is the table salt that did NOT change in the storeroom — why? (Revisit in Lesson 6).' Learners update the chart title to: 'All Soluble Salt Preparation Methods — Evidence gathered in Lessons 1–4.' The completed chart will be submitted at the end of Lesson 8 as a summative evidence portfolio artefact.</w:t>
+              <w:t xml:space="preserve">Learners retrieve their cumulative 'Soluble Salt Preparation Methods' flow chart begun in Lesson 3. Today they add the final two branches: (4) Acid + Base → Salt + Water (example: HCl + NaOH → NaCl + H₂O) and (5) Acid + Carbonate/Hydrogen Carbonate → Salt + CO₂ + Water (example: HCl + CaCO₃ → CaCl₂ + CO₂ + H₂O; and HCl + NaHCO₃ → NaCl + CO₂ + H₂O). Learners annotate their flow chart with a 'Phenomenon Link' arrow: from the 'CO₂ produced' branch, an arrow points to a sticky note reading 'Same gas as in mandazi baking! Same type of reaction as washing soda + moisture?' They also annotate the NaCl branch: 'This is the table salt that did NOT change in the storeroom — why? (Revisit in Lesson 6).' Learners update the chart title to: 'All Soluble Salt Preparation Methods — Evidence gathered in Lessons 1–4.' The completed chart will be submitted at the end of Lesson 8 as a summative evidence portfolio artefact.</w:t>
             </w:r>
           </w:p>
         </w:tc>
@@ -14276,7 +14276,7 @@
         </w:rPr>
         <w:t xml:space="preserve">© 2026 SeaVuria and ARES. Aligned with KICD objectives. Developed by SeaVuria; technical implementation by ARES (with AI assistance from Claude). Licensed under </w:t>
       </w:r>
-      <w:hyperlink w:history="1" r:id="rIdw1c_iift_na6uoqdfoxqt">
+      <w:hyperlink w:history="1" r:id="rIdfjyzyiwcsnucnaysporfw">
         <w:r>
           <w:rPr>
             <w:rFonts w:ascii="Arial" w:cs="Arial" w:eastAsia="Arial" w:hAnsi="Arial"/>
@@ -14297,7 +14297,7 @@
         </w:rPr>
         <w:t xml:space="preserve"> (</w:t>
       </w:r>
-      <w:hyperlink w:history="1" r:id="rIdchpnjf0f7zgrehbnywvwz">
+      <w:hyperlink w:history="1" r:id="rIdmwhgmasw_oc4g0qmogihi">
         <w:r>
           <w:rPr>
             <w:rFonts w:ascii="Arial" w:cs="Arial" w:eastAsia="Arial" w:hAnsi="Arial"/>
@@ -15027,7 +15027,7 @@
                 <w:sz w:val="18"/>
                 <w:szCs w:val="18"/>
               </w:rPr>
-              <w:t xml:space="preserve">Learners build on their knowledge of solubility rules (Lesson 3) and soluble-salt preparation methods (Lessons 3–4) to investigate a fundamentally different preparation route: double decomposition (precipitation). Working in groups, they mix solutions of barium chloride and sodium sulphate (or, as an alternative safer option, lead(II) nitrate and potassium iodide) and immediately observe a precipitate of an insoluble salt forming. They filter, wash, and dry the product, then write full balanced equations and net ionic equations. A class comparison chart consolidates all four preparation methods studied so far. The Driving Question Board is updated to address method selection, and the cumulative model is revised to show that the choice of preparation method is governed by the solubility of the target salt — directly connecting back to why CAN (soluble, made by neutralisation) and barium sulphate (insoluble, made by precipitation) are chemically different entities.</w:t>
+              <w:t xml:space="preserve">Learners build on their knowledge of solubility rules (Lesson 2) and soluble-salt preparation methods (Lessons 3–4) to investigate a fundamentally different preparation route: double decomposition (precipitation). Working in groups, they mix solutions of barium chloride and sodium sulphate (or, as an alternative safer option, lead(II) nitrate and potassium iodide) and immediately observe a precipitate of an insoluble salt forming. They filter, wash, and dry the product, then write full balanced equations and net ionic equations. A class comparison chart consolidates all four preparation methods studied so far. The Driving Question Board is updated to address method selection, and the cumulative model is revised to show that the choice of preparation method is governed by the solubility of the target salt — directly connecting back to why CAN (soluble, made by neutralisation) and barium sulphate (insoluble, made by precipitation) are chemically different entities.</w:t>
             </w:r>
           </w:p>
         </w:tc>
@@ -15310,7 +15310,7 @@
             <w:pPr>
               <w:spacing w:after="20" w:before="0"/>
             </w:pPr>
-            <w:hyperlink w:history="1" r:id="rIdl_ukll1xxnysatxsrygt1">
+            <w:hyperlink w:history="1" r:id="rId0q-qhwgiwt53fidjcvo7i">
               <w:r>
                 <w:rPr>
                   <w:rFonts w:ascii="Arial" w:cs="Arial" w:eastAsia="Arial" w:hAnsi="Arial"/>
@@ -15343,7 +15343,7 @@
               <w:spacing w:after="10" w:before="0"/>
               <w:ind w:left="120"/>
             </w:pPr>
-            <w:hyperlink w:history="1" r:id="rIddwzc3bc_9c-fiienrkl_s">
+            <w:hyperlink w:history="1" r:id="rIdszq1c-vj-rd27pay2xdee">
               <w:r>
                 <w:rPr>
                   <w:rFonts w:ascii="Arial" w:cs="Arial" w:eastAsia="Arial" w:hAnsi="Arial"/>
@@ -15388,7 +15388,7 @@
             <w:pPr>
               <w:spacing w:after="20" w:before="0"/>
             </w:pPr>
-            <w:hyperlink w:history="1" r:id="rIdw8snh3skcrwsec21wzjzh">
+            <w:hyperlink w:history="1" r:id="rIdehzoduixy4jzlopdxgbss">
               <w:r>
                 <w:rPr>
                   <w:rFonts w:ascii="Arial" w:cs="Arial" w:eastAsia="Arial" w:hAnsi="Arial"/>
@@ -15421,7 +15421,7 @@
               <w:spacing w:after="10" w:before="0"/>
               <w:ind w:left="120"/>
             </w:pPr>
-            <w:hyperlink w:history="1" r:id="rId8knecoggi-alcsxyqc2md">
+            <w:hyperlink w:history="1" r:id="rIdai6s4ayq9mmxpc3q2lnnq">
               <w:r>
                 <w:rPr>
                   <w:rFonts w:ascii="Arial" w:cs="Arial" w:eastAsia="Arial" w:hAnsi="Arial"/>
@@ -15463,7 +15463,7 @@
                 <w:sz w:val="18"/>
                 <w:szCs w:val="18"/>
               </w:rPr>
-              <w:t xml:space="preserve">Learners are shown two labelled beakers of clear, colourless solutions: Beaker A (barium chloride solution, 0.1 mol/L) and Beaker B (sodium sulphate solution, 0.1 mol/L). The teacher states: 'Both of these solutions contain salts that are fully dissolved in water. I am going to pour Beaker A into Beaker B. In your exercise books, draw what you predict you will see — and write one sentence explaining your prediction using what you already know about solubility rules from Lesson 3.' Learners write individually for 3 minutes, then share predictions with a shoulder partner. The teacher cold-calls 4 learners (two who predict a precipitate, two who predict no change) to read their predictions aloud, recording key words — 'precipitate', 'stays clear', 'white solid', 'insoluble' — on the board without confirming or denying. The teacher connects to the phenomenon: 'Last night in our storeroom, CAN fertiliser pulled in moisture from the air. Today we are asking a different question: what happens when two dissolved salts meet each other? Could this ever produce something like the white crust we saw on the washing soda?'</w:t>
+              <w:t xml:space="preserve">Learners are shown two labelled beakers of clear, colourless solutions: Beaker A (barium chloride solution, 0.1 mol/L) and Beaker B (sodium sulphate solution, 0.1 mol/L). The teacher states: 'Both of these solutions contain salts that are fully dissolved in water. I am going to pour Beaker A into Beaker B. In your exercise books, draw what you predict you will see — and write one sentence explaining your prediction using what you already know about solubility rules from Lesson 2.' Learners write individually for 3 minutes, then share predictions with a shoulder partner. The teacher cold-calls 4 learners (two who predict a precipitate, two who predict no change) to read their predictions aloud, recording key words — 'precipitate', 'stays clear', 'white solid', 'insoluble' — on the board without confirming or denying. The teacher connects to the phenomenon: 'Last night in our storeroom, CAN fertiliser pulled in moisture from the air. Today we are asking a different question: what happens when two dissolved salts meet each other? Could this ever produce something like the white crust we saw on the washing soda?'</w:t>
             </w:r>
           </w:p>
         </w:tc>
@@ -15616,7 +15616,7 @@
             <w:pPr>
               <w:spacing w:after="20" w:before="0"/>
             </w:pPr>
-            <w:hyperlink w:history="1" r:id="rIdiz9gxy3t3dh7ae1c1bisa">
+            <w:hyperlink w:history="1" r:id="rIdijtod03vaowexlt0w_cic">
               <w:r>
                 <w:rPr>
                   <w:rFonts w:ascii="Arial" w:cs="Arial" w:eastAsia="Arial" w:hAnsi="Arial"/>
@@ -15649,7 +15649,7 @@
               <w:spacing w:after="10" w:before="0"/>
               <w:ind w:left="120"/>
             </w:pPr>
-            <w:hyperlink w:history="1" r:id="rIdkcvsgvcayzbojs706qzc0">
+            <w:hyperlink w:history="1" r:id="rId3j0crwjinplgezbhxdzgf">
               <w:r>
                 <w:rPr>
                   <w:rFonts w:ascii="Arial" w:cs="Arial" w:eastAsia="Arial" w:hAnsi="Arial"/>
@@ -15694,7 +15694,7 @@
             <w:pPr>
               <w:spacing w:after="20" w:before="0"/>
             </w:pPr>
-            <w:hyperlink w:history="1" r:id="rIdqbxui_qsvdftjgqe4tzka">
+            <w:hyperlink w:history="1" r:id="rId8mzanfwvoxbdcdpw5wylw">
               <w:r>
                 <w:rPr>
                   <w:rFonts w:ascii="Arial" w:cs="Arial" w:eastAsia="Arial" w:hAnsi="Arial"/>
@@ -15727,7 +15727,7 @@
               <w:spacing w:after="10" w:before="0"/>
               <w:ind w:left="120"/>
             </w:pPr>
-            <w:hyperlink w:history="1" r:id="rIdhltmjgkjny9ufiq0jvspr">
+            <w:hyperlink w:history="1" r:id="rIdyrpmu9rno9ht99bi5v-22">
               <w:r>
                 <w:rPr>
                   <w:rFonts w:ascii="Arial" w:cs="Arial" w:eastAsia="Arial" w:hAnsi="Arial"/>
@@ -15922,7 +15922,7 @@
             <w:pPr>
               <w:spacing w:after="20" w:before="0"/>
             </w:pPr>
-            <w:hyperlink w:history="1" r:id="rIdjlqinb1wylnwmlxe4sp88">
+            <w:hyperlink w:history="1" r:id="rIdg7puez08d2kjzlw1cikyy">
               <w:r>
                 <w:rPr>
                   <w:rFonts w:ascii="Arial" w:cs="Arial" w:eastAsia="Arial" w:hAnsi="Arial"/>
@@ -15955,7 +15955,7 @@
               <w:spacing w:after="10" w:before="0"/>
               <w:ind w:left="120"/>
             </w:pPr>
-            <w:hyperlink w:history="1" r:id="rIdrrqsn8zapt9aomrjrmner">
+            <w:hyperlink w:history="1" r:id="rIdsb1gbppt_2vce5vp1yqjp">
               <w:r>
                 <w:rPr>
                   <w:rFonts w:ascii="Arial" w:cs="Arial" w:eastAsia="Arial" w:hAnsi="Arial"/>
@@ -16000,7 +16000,7 @@
             <w:pPr>
               <w:spacing w:after="20" w:before="0"/>
             </w:pPr>
-            <w:hyperlink w:history="1" r:id="rId5vttutnbcaon_s9xvhejs">
+            <w:hyperlink w:history="1" r:id="rIddcr8kznebqysz7qvhhog-">
               <w:r>
                 <w:rPr>
                   <w:rFonts w:ascii="Arial" w:cs="Arial" w:eastAsia="Arial" w:hAnsi="Arial"/>
@@ -16033,7 +16033,7 @@
               <w:spacing w:after="10" w:before="0"/>
               <w:ind w:left="120"/>
             </w:pPr>
-            <w:hyperlink w:history="1" r:id="rIdoyemlvbdzoozpmaxgd207">
+            <w:hyperlink w:history="1" r:id="rIdkc3jmsbda7fgcf7p9rnii">
               <w:r>
                 <w:rPr>
                   <w:rFonts w:ascii="Arial" w:cs="Arial" w:eastAsia="Arial" w:hAnsi="Arial"/>
@@ -16228,7 +16228,7 @@
             <w:pPr>
               <w:spacing w:after="20" w:before="0"/>
             </w:pPr>
-            <w:hyperlink w:history="1" r:id="rId2k6ftgnfjevfl0mmv07wb">
+            <w:hyperlink w:history="1" r:id="rIdlrvknhewbakmzizkgcplb">
               <w:r>
                 <w:rPr>
                   <w:rFonts w:ascii="Arial" w:cs="Arial" w:eastAsia="Arial" w:hAnsi="Arial"/>
@@ -16261,7 +16261,7 @@
               <w:spacing w:after="10" w:before="0"/>
               <w:ind w:left="120"/>
             </w:pPr>
-            <w:hyperlink w:history="1" r:id="rId8mwtin8txqprvbnqxfek_">
+            <w:hyperlink w:history="1" r:id="rIdyscsobfjgzmj2np5lzuma">
               <w:r>
                 <w:rPr>
                   <w:rFonts w:ascii="Arial" w:cs="Arial" w:eastAsia="Arial" w:hAnsi="Arial"/>
@@ -16306,7 +16306,7 @@
             <w:pPr>
               <w:spacing w:after="20" w:before="0"/>
             </w:pPr>
-            <w:hyperlink w:history="1" r:id="rIds2kqcvmukbotm0xugwesh">
+            <w:hyperlink w:history="1" r:id="rIdlc55dv3_4iqrhhpmtb3v2">
               <w:r>
                 <w:rPr>
                   <w:rFonts w:ascii="Arial" w:cs="Arial" w:eastAsia="Arial" w:hAnsi="Arial"/>
@@ -16339,7 +16339,7 @@
               <w:spacing w:after="10" w:before="0"/>
               <w:ind w:left="120"/>
             </w:pPr>
-            <w:hyperlink w:history="1" r:id="rIdlbxcz3sgg1ly2gtapjpxo">
+            <w:hyperlink w:history="1" r:id="rIdf4ut9k5cbjxlckyonh3tm">
               <w:r>
                 <w:rPr>
                   <w:rFonts w:ascii="Arial" w:cs="Arial" w:eastAsia="Arial" w:hAnsi="Arial"/>
@@ -16381,7 +16381,7 @@
                 <w:sz w:val="18"/>
                 <w:szCs w:val="18"/>
               </w:rPr>
-              <w:t xml:space="preserve">Each group receives two sticky notes of different colours. On the FIRST sticky note (green = 'we can now answer this'), each group writes an answer to the standing DQB question: 'How can salts be prepared in the laboratory?' — specifically adding the precipitation method to their answer. On the SECOND sticky note (orange = 'new question this lesson raised'), groups write a new question that arose today. Sample new questions anticipated: 'How do we know which method to choose without testing?', 'Are there other insoluble salts made this way in industry?', 'Why is barium sulphate used in X-rays if it is toxic?', 'Is the white crust on washing soda also a kind of precipitation?'. Groups stick both notes on the class DQB under the appropriate columns. The teacher reads 3–4 orange notes aloud and says: 'These are exactly the questions a chemist would ask. The question about barium sulphate and X-rays — that is applications of salts, which we will reach. The question about washing soda's white crust — is that precipitation? Let's hold that — does anyone want to offer a quick thought?' (Brief 2-minute open discussion, no resolution yet.) The teacher writes the new organising question on the DQB header: 'How do we choose the right preparation method for a given salt?' and draws an arrow connecting it to the solubility rules card posted in Lesson 3.</w:t>
+              <w:t xml:space="preserve">Each group receives two sticky notes of different colours. On the FIRST sticky note (green = 'we can now answer this'), each group writes an answer to the standing DQB question: 'How can salts be prepared in the laboratory?' — specifically adding the precipitation method to their answer. On the SECOND sticky note (orange = 'new question this lesson raised'), groups write a new question that arose today. Sample new questions anticipated: 'How do we know which method to choose without testing?', 'Are there other insoluble salts made this way in industry?', 'Why is barium sulphate used in X-rays if it is toxic?', 'Is the white crust on washing soda also a kind of precipitation?'. Groups stick both notes on the class DQB under the appropriate columns. The teacher reads 3–4 orange notes aloud and says: 'These are exactly the questions a chemist would ask. The question about barium sulphate and X-rays — that is applications of salts, which we will reach. The question about washing soda's white crust — is that precipitation? Let's hold that — does anyone want to offer a quick thought?' (Brief 2-minute open discussion, no resolution yet.) The teacher writes the new organising question on the DQB header: 'How do we choose the right preparation method for a given salt?' and draws an arrow connecting it to the solubility rules card posted in Lesson 2.</w:t>
             </w:r>
           </w:p>
         </w:tc>
@@ -16534,7 +16534,7 @@
             <w:pPr>
               <w:spacing w:after="20" w:before="0"/>
             </w:pPr>
-            <w:hyperlink w:history="1" r:id="rIdm8ciiitsdbuw1juiz-q3r">
+            <w:hyperlink w:history="1" r:id="rId9g6f2mokyfvegjujpy2c-">
               <w:r>
                 <w:rPr>
                   <w:rFonts w:ascii="Arial" w:cs="Arial" w:eastAsia="Arial" w:hAnsi="Arial"/>
@@ -16583,7 +16583,7 @@
               <w:spacing w:after="10" w:before="0"/>
               <w:ind w:left="120"/>
             </w:pPr>
-            <w:hyperlink w:history="1" r:id="rId3npta8jj-to1gxzjsq-9j">
+            <w:hyperlink w:history="1" r:id="rIdfslz4hzwtoo9pzsv61inf">
               <w:r>
                 <w:rPr>
                   <w:rFonts w:ascii="Arial" w:cs="Arial" w:eastAsia="Arial" w:hAnsi="Arial"/>
@@ -16628,7 +16628,7 @@
             <w:pPr>
               <w:spacing w:after="20" w:before="0"/>
             </w:pPr>
-            <w:hyperlink w:history="1" r:id="rIdzvnv1dnvdwmsmr77kf3kk">
+            <w:hyperlink w:history="1" r:id="rIddbett3lpbnztjl24nqjkn">
               <w:r>
                 <w:rPr>
                   <w:rFonts w:ascii="Arial" w:cs="Arial" w:eastAsia="Arial" w:hAnsi="Arial"/>
@@ -16661,7 +16661,7 @@
               <w:spacing w:after="10" w:before="0"/>
               <w:ind w:left="120"/>
             </w:pPr>
-            <w:hyperlink w:history="1" r:id="rIdmzv6vwmyft4qid8981cxx">
+            <w:hyperlink w:history="1" r:id="rId7zatkeftbk6lv74vc4utr">
               <w:r>
                 <w:rPr>
                   <w:rFonts w:ascii="Arial" w:cs="Arial" w:eastAsia="Arial" w:hAnsi="Arial"/>
@@ -17173,7 +17173,7 @@
         </w:rPr>
         <w:t xml:space="preserve">© 2026 SeaVuria and ARES. Aligned with KICD objectives. Developed by SeaVuria; technical implementation by ARES (with AI assistance from Claude). Licensed under </w:t>
       </w:r>
-      <w:hyperlink w:history="1" r:id="rIdxwxwsplat9lcw8aahhdlh">
+      <w:hyperlink w:history="1" r:id="rIdagbhg8jfsqjbbe_i10jpv">
         <w:r>
           <w:rPr>
             <w:rFonts w:ascii="Arial" w:cs="Arial" w:eastAsia="Arial" w:hAnsi="Arial"/>
@@ -17194,7 +17194,7 @@
         </w:rPr>
         <w:t xml:space="preserve"> (</w:t>
       </w:r>
-      <w:hyperlink w:history="1" r:id="rIdf8fzxwmb38cgytvbs6b2b">
+      <w:hyperlink w:history="1" r:id="rId3fmbblniiebdt6tbexmht">
         <w:r>
           <w:rPr>
             <w:rFonts w:ascii="Arial" w:cs="Arial" w:eastAsia="Arial" w:hAnsi="Arial"/>
@@ -18224,7 +18224,7 @@
               <w:spacing w:after="10" w:before="0"/>
               <w:ind w:left="120"/>
             </w:pPr>
-            <w:hyperlink w:history="1" r:id="rId3vpl0jtaghlalz32wcp_t">
+            <w:hyperlink w:history="1" r:id="rIdxapzl519oczuc77nu53d1">
               <w:r>
                 <w:rPr>
                   <w:rFonts w:ascii="Arial" w:cs="Arial" w:eastAsia="Arial" w:hAnsi="Arial"/>
@@ -18301,7 +18301,7 @@
               <w:spacing w:after="10" w:before="0"/>
               <w:ind w:left="120"/>
             </w:pPr>
-            <w:hyperlink w:history="1" r:id="rIdz0gxbewrqpoa6zer-ai5g">
+            <w:hyperlink w:history="1" r:id="rId2kjqmuq7-yiwssvbemau8">
               <w:r>
                 <w:rPr>
                   <w:rFonts w:ascii="Arial" w:cs="Arial" w:eastAsia="Arial" w:hAnsi="Arial"/>
@@ -18528,7 +18528,7 @@
               <w:spacing w:after="10" w:before="0"/>
               <w:ind w:left="120"/>
             </w:pPr>
-            <w:hyperlink w:history="1" r:id="rIdughg9wkjyqxafo66krr0v">
+            <w:hyperlink w:history="1" r:id="rIdcwucweazp7o6bs8w_i3xo">
               <w:r>
                 <w:rPr>
                   <w:rFonts w:ascii="Arial" w:cs="Arial" w:eastAsia="Arial" w:hAnsi="Arial"/>
@@ -18605,7 +18605,7 @@
               <w:spacing w:after="10" w:before="0"/>
               <w:ind w:left="120"/>
             </w:pPr>
-            <w:hyperlink w:history="1" r:id="rIdhdjzyub2v4kbef5rkhyp6">
+            <w:hyperlink w:history="1" r:id="rIdkddbywe9xvogwnyniisll">
               <w:r>
                 <w:rPr>
                   <w:rFonts w:ascii="Arial" w:cs="Arial" w:eastAsia="Arial" w:hAnsi="Arial"/>
@@ -18832,7 +18832,7 @@
               <w:spacing w:after="10" w:before="0"/>
               <w:ind w:left="120"/>
             </w:pPr>
-            <w:hyperlink w:history="1" r:id="rIdzl3o8rh5kh0iq2p31vqul">
+            <w:hyperlink w:history="1" r:id="rIdfuvngusik71-2jkyudeue">
               <w:r>
                 <w:rPr>
                   <w:rFonts w:ascii="Arial" w:cs="Arial" w:eastAsia="Arial" w:hAnsi="Arial"/>
@@ -18909,7 +18909,7 @@
               <w:spacing w:after="10" w:before="0"/>
               <w:ind w:left="120"/>
             </w:pPr>
-            <w:hyperlink w:history="1" r:id="rIdnssewzndtkuy40xaq7ch2">
+            <w:hyperlink w:history="1" r:id="rIdwmxjtp9ace3ivzyqqw5ko">
               <w:r>
                 <w:rPr>
                   <w:rFonts w:ascii="Arial" w:cs="Arial" w:eastAsia="Arial" w:hAnsi="Arial"/>
@@ -19136,7 +19136,7 @@
               <w:spacing w:after="10" w:before="0"/>
               <w:ind w:left="120"/>
             </w:pPr>
-            <w:hyperlink w:history="1" r:id="rIdvskommwyeedlwgdmngrsl">
+            <w:hyperlink w:history="1" r:id="rIdyx0tvr-6obbxmudhfnsb1">
               <w:r>
                 <w:rPr>
                   <w:rFonts w:ascii="Arial" w:cs="Arial" w:eastAsia="Arial" w:hAnsi="Arial"/>
@@ -19213,7 +19213,7 @@
               <w:spacing w:after="10" w:before="0"/>
               <w:ind w:left="120"/>
             </w:pPr>
-            <w:hyperlink w:history="1" r:id="rIdkimcuogwikituzbl3io3z">
+            <w:hyperlink w:history="1" r:id="rIdmxlpfj3pxzr4nxsuaqqxy">
               <w:r>
                 <w:rPr>
                   <w:rFonts w:ascii="Arial" w:cs="Arial" w:eastAsia="Arial" w:hAnsi="Arial"/>
@@ -19440,7 +19440,7 @@
               <w:spacing w:after="10" w:before="0"/>
               <w:ind w:left="120"/>
             </w:pPr>
-            <w:hyperlink w:history="1" r:id="rIdufn3wcrczcl0p4exxfun9">
+            <w:hyperlink w:history="1" r:id="rIdri0lgeb8hiqgvpdz4h0fk">
               <w:r>
                 <w:rPr>
                   <w:rFonts w:ascii="Arial" w:cs="Arial" w:eastAsia="Arial" w:hAnsi="Arial"/>
@@ -19517,7 +19517,7 @@
               <w:spacing w:after="10" w:before="0"/>
               <w:ind w:left="120"/>
             </w:pPr>
-            <w:hyperlink w:history="1" r:id="rIdl9y63q2m-ahsz1w7rqeeq">
+            <w:hyperlink w:history="1" r:id="rIdrkeuivyrqvydghgrntiff">
               <w:r>
                 <w:rPr>
                   <w:rFonts w:ascii="Arial" w:cs="Arial" w:eastAsia="Arial" w:hAnsi="Arial"/>
@@ -20044,7 +20044,7 @@
         </w:rPr>
         <w:t xml:space="preserve">© 2026 SeaVuria and ARES. Aligned with KICD objectives. Developed by SeaVuria; technical implementation by ARES (with AI assistance from Claude). Licensed under </w:t>
       </w:r>
-      <w:hyperlink w:history="1" r:id="rIdj1p95-qwjwsktju6h1lwx">
+      <w:hyperlink w:history="1" r:id="rIdvvfzqaysggbyhb2u0qdz1">
         <w:r>
           <w:rPr>
             <w:rFonts w:ascii="Arial" w:cs="Arial" w:eastAsia="Arial" w:hAnsi="Arial"/>
@@ -20065,7 +20065,7 @@
         </w:rPr>
         <w:t xml:space="preserve"> (</w:t>
       </w:r>
-      <w:hyperlink w:history="1" r:id="rIdb3vfdipugr0it_ahzt3k1">
+      <w:hyperlink w:history="1" r:id="rId7xtewyfdlwd3wl0mf6eh0">
         <w:r>
           <w:rPr>
             <w:rFonts w:ascii="Arial" w:cs="Arial" w:eastAsia="Arial" w:hAnsi="Arial"/>
@@ -21095,7 +21095,7 @@
               <w:spacing w:after="10" w:before="0"/>
               <w:ind w:left="120"/>
             </w:pPr>
-            <w:hyperlink w:history="1" r:id="rId6fg8aqvf7kpj-ytk_h2af">
+            <w:hyperlink w:history="1" r:id="rIdwd03diosmadrhupegxqf2">
               <w:r>
                 <w:rPr>
                   <w:rFonts w:ascii="Arial" w:cs="Arial" w:eastAsia="Arial" w:hAnsi="Arial"/>
@@ -21172,7 +21172,7 @@
               <w:spacing w:after="10" w:before="0"/>
               <w:ind w:left="120"/>
             </w:pPr>
-            <w:hyperlink w:history="1" r:id="rId0wg4wdsed-g4dwbxwucj5">
+            <w:hyperlink w:history="1" r:id="rId_dlb5p7lzdh20ffw1siks">
               <w:r>
                 <w:rPr>
                   <w:rFonts w:ascii="Arial" w:cs="Arial" w:eastAsia="Arial" w:hAnsi="Arial"/>
@@ -21399,7 +21399,7 @@
               <w:spacing w:after="10" w:before="0"/>
               <w:ind w:left="120"/>
             </w:pPr>
-            <w:hyperlink w:history="1" r:id="rIdpqpqofkiuxezeiul_u8t6">
+            <w:hyperlink w:history="1" r:id="rIdxzchc0xfqu4v0ngjogq62">
               <w:r>
                 <w:rPr>
                   <w:rFonts w:ascii="Arial" w:cs="Arial" w:eastAsia="Arial" w:hAnsi="Arial"/>
@@ -21476,7 +21476,7 @@
               <w:spacing w:after="10" w:before="0"/>
               <w:ind w:left="120"/>
             </w:pPr>
-            <w:hyperlink w:history="1" r:id="rId6vc912xk92iknxfjhj9n6">
+            <w:hyperlink w:history="1" r:id="rId8w3ig8bhfi3arbp8peqve">
               <w:r>
                 <w:rPr>
                   <w:rFonts w:ascii="Arial" w:cs="Arial" w:eastAsia="Arial" w:hAnsi="Arial"/>
@@ -21703,7 +21703,7 @@
               <w:spacing w:after="10" w:before="0"/>
               <w:ind w:left="120"/>
             </w:pPr>
-            <w:hyperlink w:history="1" r:id="rIdxxuznux9bo3kktegqc0pw">
+            <w:hyperlink w:history="1" r:id="rIdvfdfuhjmb2tqnb-gs18vo">
               <w:r>
                 <w:rPr>
                   <w:rFonts w:ascii="Arial" w:cs="Arial" w:eastAsia="Arial" w:hAnsi="Arial"/>
@@ -21780,7 +21780,7 @@
               <w:spacing w:after="10" w:before="0"/>
               <w:ind w:left="120"/>
             </w:pPr>
-            <w:hyperlink w:history="1" r:id="rIdnmeulhs4uieigpoeui52p">
+            <w:hyperlink w:history="1" r:id="rIdlaywcen1sipgfgoymypzu">
               <w:r>
                 <w:rPr>
                   <w:rFonts w:ascii="Arial" w:cs="Arial" w:eastAsia="Arial" w:hAnsi="Arial"/>
@@ -22007,7 +22007,7 @@
               <w:spacing w:after="10" w:before="0"/>
               <w:ind w:left="120"/>
             </w:pPr>
-            <w:hyperlink w:history="1" r:id="rIdix_qkx67qae-2ztloznpt">
+            <w:hyperlink w:history="1" r:id="rIdcd5xl4jf1l6f3fafjsixf">
               <w:r>
                 <w:rPr>
                   <w:rFonts w:ascii="Arial" w:cs="Arial" w:eastAsia="Arial" w:hAnsi="Arial"/>
@@ -22084,7 +22084,7 @@
               <w:spacing w:after="10" w:before="0"/>
               <w:ind w:left="120"/>
             </w:pPr>
-            <w:hyperlink w:history="1" r:id="rIdyeckt6_tal86maymsfs3l">
+            <w:hyperlink w:history="1" r:id="rIdamohvkodduingqn6pr_l9">
               <w:r>
                 <w:rPr>
                   <w:rFonts w:ascii="Arial" w:cs="Arial" w:eastAsia="Arial" w:hAnsi="Arial"/>
@@ -22311,7 +22311,7 @@
               <w:spacing w:after="10" w:before="0"/>
               <w:ind w:left="120"/>
             </w:pPr>
-            <w:hyperlink w:history="1" r:id="rIdr4ablbjt_x48z706gedwe">
+            <w:hyperlink w:history="1" r:id="rIdosodew4sz5fqfqxjdj9ly">
               <w:r>
                 <w:rPr>
                   <w:rFonts w:ascii="Arial" w:cs="Arial" w:eastAsia="Arial" w:hAnsi="Arial"/>
@@ -22388,7 +22388,7 @@
               <w:spacing w:after="10" w:before="0"/>
               <w:ind w:left="120"/>
             </w:pPr>
-            <w:hyperlink w:history="1" r:id="rIdq4xdvcvgvkpy3eegkxjk7">
+            <w:hyperlink w:history="1" r:id="rIdoyyncxrdikkdlhjjigo_m">
               <w:r>
                 <w:rPr>
                   <w:rFonts w:ascii="Arial" w:cs="Arial" w:eastAsia="Arial" w:hAnsi="Arial"/>
@@ -22915,7 +22915,7 @@
         </w:rPr>
         <w:t xml:space="preserve">© 2026 SeaVuria and ARES. Aligned with KICD objectives. Developed by SeaVuria; technical implementation by ARES (with AI assistance from Claude). Licensed under </w:t>
       </w:r>
-      <w:hyperlink w:history="1" r:id="rId7yo4j8ghtgmlibui3kjy1">
+      <w:hyperlink w:history="1" r:id="rIddwgxegda-fbxfopgyzspn">
         <w:r>
           <w:rPr>
             <w:rFonts w:ascii="Arial" w:cs="Arial" w:eastAsia="Arial" w:hAnsi="Arial"/>
@@ -22936,7 +22936,7 @@
         </w:rPr>
         <w:t xml:space="preserve"> (</w:t>
       </w:r>
-      <w:hyperlink w:history="1" r:id="rIdmps6jcx8a3hfojhn81s7t">
+      <w:hyperlink w:history="1" r:id="rIdn_w9mogg4yc88fvgooiep">
         <w:r>
           <w:rPr>
             <w:rFonts w:ascii="Arial" w:cs="Arial" w:eastAsia="Arial" w:hAnsi="Arial"/>
@@ -23949,7 +23949,7 @@
             <w:pPr>
               <w:spacing w:after="20" w:before="0"/>
             </w:pPr>
-            <w:hyperlink w:history="1" r:id="rId2uqvzm3vr9gy2ejlhpfz9">
+            <w:hyperlink w:history="1" r:id="rIdvjbm87wr-hmop6iqhntbq">
               <w:r>
                 <w:rPr>
                   <w:rFonts w:ascii="Arial" w:cs="Arial" w:eastAsia="Arial" w:hAnsi="Arial"/>
@@ -23998,7 +23998,7 @@
               <w:spacing w:after="10" w:before="0"/>
               <w:ind w:left="120"/>
             </w:pPr>
-            <w:hyperlink w:history="1" r:id="rIdekenjhzt6u2lo7dfgmy2i">
+            <w:hyperlink w:history="1" r:id="rIdpfwvu4k9hkkj8fwg22o_e">
               <w:r>
                 <w:rPr>
                   <w:rFonts w:ascii="Arial" w:cs="Arial" w:eastAsia="Arial" w:hAnsi="Arial"/>
@@ -24060,7 +24060,7 @@
               <w:spacing w:after="10" w:before="0"/>
               <w:ind w:left="120"/>
             </w:pPr>
-            <w:hyperlink w:history="1" r:id="rIdbrpfnzohuqr3oix-ium-u">
+            <w:hyperlink w:history="1" r:id="rIdvrplpgmildfhyyqvrsy4i">
               <w:r>
                 <w:rPr>
                   <w:rFonts w:ascii="Arial" w:cs="Arial" w:eastAsia="Arial" w:hAnsi="Arial"/>
@@ -24270,7 +24270,7 @@
             <w:pPr>
               <w:spacing w:after="20" w:before="0"/>
             </w:pPr>
-            <w:hyperlink w:history="1" r:id="rIdgjloazzbxjlswcfam_bq5">
+            <w:hyperlink w:history="1" r:id="rId0x1p3rvkglz5jux58g6nq">
               <w:r>
                 <w:rPr>
                   <w:rFonts w:ascii="Arial" w:cs="Arial" w:eastAsia="Arial" w:hAnsi="Arial"/>
@@ -24319,7 +24319,7 @@
               <w:spacing w:after="10" w:before="0"/>
               <w:ind w:left="120"/>
             </w:pPr>
-            <w:hyperlink w:history="1" r:id="rIdpxfvw7ke2wyhej1kn7az3">
+            <w:hyperlink w:history="1" r:id="rIdkvagjhu_ts1kzvwdwhd8x">
               <w:r>
                 <w:rPr>
                   <w:rFonts w:ascii="Arial" w:cs="Arial" w:eastAsia="Arial" w:hAnsi="Arial"/>
@@ -24381,7 +24381,7 @@
               <w:spacing w:after="10" w:before="0"/>
               <w:ind w:left="120"/>
             </w:pPr>
-            <w:hyperlink w:history="1" r:id="rId9i8dknnk298kujvsk_7_s">
+            <w:hyperlink w:history="1" r:id="rIdow5x_wu49dl729hvhfz8n">
               <w:r>
                 <w:rPr>
                   <w:rFonts w:ascii="Arial" w:cs="Arial" w:eastAsia="Arial" w:hAnsi="Arial"/>
@@ -24591,7 +24591,7 @@
             <w:pPr>
               <w:spacing w:after="20" w:before="0"/>
             </w:pPr>
-            <w:hyperlink w:history="1" r:id="rIdk0pgyeyfor_j5oa2jirls">
+            <w:hyperlink w:history="1" r:id="rIdsrjwjhb_hgg819ha9xwa-">
               <w:r>
                 <w:rPr>
                   <w:rFonts w:ascii="Arial" w:cs="Arial" w:eastAsia="Arial" w:hAnsi="Arial"/>
@@ -24640,7 +24640,7 @@
               <w:spacing w:after="10" w:before="0"/>
               <w:ind w:left="120"/>
             </w:pPr>
-            <w:hyperlink w:history="1" r:id="rIdasnnzf9sqj8m0ceh68n4o">
+            <w:hyperlink w:history="1" r:id="rId1zcjh6nilezjexoxpv6lx">
               <w:r>
                 <w:rPr>
                   <w:rFonts w:ascii="Arial" w:cs="Arial" w:eastAsia="Arial" w:hAnsi="Arial"/>
@@ -24702,7 +24702,7 @@
               <w:spacing w:after="10" w:before="0"/>
               <w:ind w:left="120"/>
             </w:pPr>
-            <w:hyperlink w:history="1" r:id="rIdwyg5_kyr01t9kdzx46i8z">
+            <w:hyperlink w:history="1" r:id="rIdvvnkbz-0_ukq4je17f_nr">
               <w:r>
                 <w:rPr>
                   <w:rFonts w:ascii="Arial" w:cs="Arial" w:eastAsia="Arial" w:hAnsi="Arial"/>
@@ -24912,7 +24912,7 @@
             <w:pPr>
               <w:spacing w:after="20" w:before="0"/>
             </w:pPr>
-            <w:hyperlink w:history="1" r:id="rIdqlikuhdir-i_yop196edf">
+            <w:hyperlink w:history="1" r:id="rIdt5ez5l5xmyqvwm-zp-i2k">
               <w:r>
                 <w:rPr>
                   <w:rFonts w:ascii="Arial" w:cs="Arial" w:eastAsia="Arial" w:hAnsi="Arial"/>
@@ -24961,7 +24961,7 @@
               <w:spacing w:after="10" w:before="0"/>
               <w:ind w:left="120"/>
             </w:pPr>
-            <w:hyperlink w:history="1" r:id="rId7ppbcqddn58kkqsygm2av">
+            <w:hyperlink w:history="1" r:id="rIdhitspo998e4uh0lgplhud">
               <w:r>
                 <w:rPr>
                   <w:rFonts w:ascii="Arial" w:cs="Arial" w:eastAsia="Arial" w:hAnsi="Arial"/>
@@ -25023,7 +25023,7 @@
               <w:spacing w:after="10" w:before="0"/>
               <w:ind w:left="120"/>
             </w:pPr>
-            <w:hyperlink w:history="1" r:id="rIdsk1csve0ocyooyo82yyjd">
+            <w:hyperlink w:history="1" r:id="rId0emu49cpz-kbtz-bwnl-z">
               <w:r>
                 <w:rPr>
                   <w:rFonts w:ascii="Arial" w:cs="Arial" w:eastAsia="Arial" w:hAnsi="Arial"/>
@@ -25233,7 +25233,7 @@
             <w:pPr>
               <w:spacing w:after="20" w:before="0"/>
             </w:pPr>
-            <w:hyperlink w:history="1" r:id="rIdzro69-9hk7x2od8zvn61a">
+            <w:hyperlink w:history="1" r:id="rIdn_ju9f0zlubxuqcszxeju">
               <w:r>
                 <w:rPr>
                   <w:rFonts w:ascii="Arial" w:cs="Arial" w:eastAsia="Arial" w:hAnsi="Arial"/>
@@ -25282,7 +25282,7 @@
               <w:spacing w:after="10" w:before="0"/>
               <w:ind w:left="120"/>
             </w:pPr>
-            <w:hyperlink w:history="1" r:id="rIdlqgymgupt2xtfd80cwpsa">
+            <w:hyperlink w:history="1" r:id="rIdth8zv7vesuwyqx2mb7pq5">
               <w:r>
                 <w:rPr>
                   <w:rFonts w:ascii="Arial" w:cs="Arial" w:eastAsia="Arial" w:hAnsi="Arial"/>
@@ -25344,7 +25344,7 @@
               <w:spacing w:after="10" w:before="0"/>
               <w:ind w:left="120"/>
             </w:pPr>
-            <w:hyperlink w:history="1" r:id="rIds3ij9tmogb01hai4vozd_">
+            <w:hyperlink w:history="1" r:id="rIdlwxzoe2nadkv4ifsdr7rr">
               <w:r>
                 <w:rPr>
                   <w:rFonts w:ascii="Arial" w:cs="Arial" w:eastAsia="Arial" w:hAnsi="Arial"/>
@@ -25871,7 +25871,7 @@
         </w:rPr>
         <w:t xml:space="preserve">© 2026 SeaVuria and ARES. Aligned with KICD objectives. Developed by SeaVuria; technical implementation by ARES (with AI assistance from Claude). Licensed under </w:t>
       </w:r>
-      <w:hyperlink w:history="1" r:id="rIdztvbcchndgcqko2iyawyz">
+      <w:hyperlink w:history="1" r:id="rIdctoshyiiidhjbbnelc_is">
         <w:r>
           <w:rPr>
             <w:rFonts w:ascii="Arial" w:cs="Arial" w:eastAsia="Arial" w:hAnsi="Arial"/>
@@ -25892,7 +25892,7 @@
         </w:rPr>
         <w:t xml:space="preserve"> (</w:t>
       </w:r>
-      <w:hyperlink w:history="1" r:id="rIdcbqw4g1jkvq463bzjmvcb">
+      <w:hyperlink w:history="1" r:id="rIdrucfvi6uifkvptjutwbtb">
         <w:r>
           <w:rPr>
             <w:rFonts w:ascii="Arial" w:cs="Arial" w:eastAsia="Arial" w:hAnsi="Arial"/>

--- a/data/outputs/v2/Chemistry/SS2.1_Introduction_to_Salts/Chemistry_Introduction_to_Salts_CBE_LessonSequence.docx
+++ b/data/outputs/v2/Chemistry/SS2.1_Introduction_to_Salts/Chemistry_Introduction_to_Salts_CBE_LessonSequence.docx
@@ -2205,7 +2205,7 @@
         </w:rPr>
         <w:t xml:space="preserve">© 2026 SeaVuria and ARES. This work is licensed under a </w:t>
       </w:r>
-      <w:hyperlink w:history="1" r:id="rId6wmoygkjt-xjmjyldp_vv">
+      <w:hyperlink w:history="1" r:id="rIdp7s4hqwvc0vyjc5qj9obz">
         <w:r>
           <w:rPr>
             <w:rFonts w:ascii="Arial" w:cs="Arial" w:eastAsia="Arial" w:hAnsi="Arial"/>
@@ -2225,7 +2225,7 @@
         </w:rPr>
         <w:t xml:space="preserve"> (</w:t>
       </w:r>
-      <w:hyperlink w:history="1" r:id="rIdfn7hy2ndsvl9rn-s7vwr0">
+      <w:hyperlink w:history="1" r:id="rIdgkbwwpgraygblusfztsd9">
         <w:r>
           <w:rPr>
             <w:rFonts w:ascii="Arial" w:cs="Arial" w:eastAsia="Arial" w:hAnsi="Arial"/>
@@ -2245,7 +2245,7 @@
         </w:rPr>
         <w:t xml:space="preserve">). To view a copy of this license, visit </w:t>
       </w:r>
-      <w:hyperlink w:history="1" r:id="rIdjvzpfulzbhvk3djgoxnas">
+      <w:hyperlink w:history="1" r:id="rId0lttzkpiud-wopkun6w8h">
         <w:r>
           <w:rPr>
             <w:rFonts w:ascii="Arial" w:cs="Arial" w:eastAsia="Arial" w:hAnsi="Arial"/>
@@ -3257,7 +3257,7 @@
             <w:pPr>
               <w:spacing w:after="20" w:before="0"/>
             </w:pPr>
-            <w:hyperlink w:history="1" r:id="rId2powykaaf65ykj-muje0j">
+            <w:hyperlink w:history="1" r:id="rIdslkcbbcg2cciylvxjwj6x">
               <w:r>
                 <w:rPr>
                   <w:rFonts w:ascii="Arial" w:cs="Arial" w:eastAsia="Arial" w:hAnsi="Arial"/>
@@ -3306,7 +3306,7 @@
               <w:spacing w:after="10" w:before="0"/>
               <w:ind w:left="120"/>
             </w:pPr>
-            <w:hyperlink w:history="1" r:id="rIdlyk0sejy1hrvdrvzpczrg">
+            <w:hyperlink w:history="1" r:id="rId17lzbus9y2joxdhdebdlh">
               <w:r>
                 <w:rPr>
                   <w:rFonts w:ascii="Arial" w:cs="Arial" w:eastAsia="Arial" w:hAnsi="Arial"/>
@@ -3351,7 +3351,7 @@
             <w:pPr>
               <w:spacing w:after="20" w:before="0"/>
             </w:pPr>
-            <w:hyperlink w:history="1" r:id="rIdmyfjhwd9f6tgfigdxzbbd">
+            <w:hyperlink w:history="1" r:id="rIds0a18avh721t4ignpuaw1">
               <w:r>
                 <w:rPr>
                   <w:rFonts w:ascii="Arial" w:cs="Arial" w:eastAsia="Arial" w:hAnsi="Arial"/>
@@ -3400,7 +3400,7 @@
               <w:spacing w:after="10" w:before="0"/>
               <w:ind w:left="120"/>
             </w:pPr>
-            <w:hyperlink w:history="1" r:id="rId3yqayh8xxleppuym4ihwu">
+            <w:hyperlink w:history="1" r:id="rIdkvrflmnqwm5qxpevavrsr">
               <w:r>
                 <w:rPr>
                   <w:rFonts w:ascii="Arial" w:cs="Arial" w:eastAsia="Arial" w:hAnsi="Arial"/>
@@ -3595,7 +3595,7 @@
             <w:pPr>
               <w:spacing w:after="20" w:before="0"/>
             </w:pPr>
-            <w:hyperlink w:history="1" r:id="rIdnmyrlh8bhwuqk9pxjqbmt">
+            <w:hyperlink w:history="1" r:id="rIdjgrychqr6xw0xromz5kxz">
               <w:r>
                 <w:rPr>
                   <w:rFonts w:ascii="Arial" w:cs="Arial" w:eastAsia="Arial" w:hAnsi="Arial"/>
@@ -3644,7 +3644,7 @@
               <w:spacing w:after="10" w:before="0"/>
               <w:ind w:left="120"/>
             </w:pPr>
-            <w:hyperlink w:history="1" r:id="rIdstdke1lvgcevfiwcewjw8">
+            <w:hyperlink w:history="1" r:id="rIdlrfqg_23rpb_iqom8o9jf">
               <w:r>
                 <w:rPr>
                   <w:rFonts w:ascii="Arial" w:cs="Arial" w:eastAsia="Arial" w:hAnsi="Arial"/>
@@ -3689,7 +3689,7 @@
             <w:pPr>
               <w:spacing w:after="20" w:before="0"/>
             </w:pPr>
-            <w:hyperlink w:history="1" r:id="rIdrnsarhqhbhqc59rojcips">
+            <w:hyperlink w:history="1" r:id="rIdjgll8jocprrw934rvnwtd">
               <w:r>
                 <w:rPr>
                   <w:rFonts w:ascii="Arial" w:cs="Arial" w:eastAsia="Arial" w:hAnsi="Arial"/>
@@ -3738,7 +3738,7 @@
               <w:spacing w:after="10" w:before="0"/>
               <w:ind w:left="120"/>
             </w:pPr>
-            <w:hyperlink w:history="1" r:id="rId4_hciiov3_cxbq1nwuifs">
+            <w:hyperlink w:history="1" r:id="rIdohiegprvepf1gria5hjxu">
               <w:r>
                 <w:rPr>
                   <w:rFonts w:ascii="Arial" w:cs="Arial" w:eastAsia="Arial" w:hAnsi="Arial"/>
@@ -3933,7 +3933,7 @@
             <w:pPr>
               <w:spacing w:after="20" w:before="0"/>
             </w:pPr>
-            <w:hyperlink w:history="1" r:id="rIdvn2euvow2z5npl4ahkqn8">
+            <w:hyperlink w:history="1" r:id="rIdbram4sdpzgezl9mzzdwxm">
               <w:r>
                 <w:rPr>
                   <w:rFonts w:ascii="Arial" w:cs="Arial" w:eastAsia="Arial" w:hAnsi="Arial"/>
@@ -3982,7 +3982,7 @@
               <w:spacing w:after="10" w:before="0"/>
               <w:ind w:left="120"/>
             </w:pPr>
-            <w:hyperlink w:history="1" r:id="rIdgup-lr0fvvj6m2wrbcxd0">
+            <w:hyperlink w:history="1" r:id="rId-00drez2_malcz0wdnyyh">
               <w:r>
                 <w:rPr>
                   <w:rFonts w:ascii="Arial" w:cs="Arial" w:eastAsia="Arial" w:hAnsi="Arial"/>
@@ -4027,7 +4027,7 @@
             <w:pPr>
               <w:spacing w:after="20" w:before="0"/>
             </w:pPr>
-            <w:hyperlink w:history="1" r:id="rIdts6tstyagly9w5ed2uxs_">
+            <w:hyperlink w:history="1" r:id="rId3i6cpuyma9gamr__ltkvl">
               <w:r>
                 <w:rPr>
                   <w:rFonts w:ascii="Arial" w:cs="Arial" w:eastAsia="Arial" w:hAnsi="Arial"/>
@@ -4076,7 +4076,7 @@
               <w:spacing w:after="10" w:before="0"/>
               <w:ind w:left="120"/>
             </w:pPr>
-            <w:hyperlink w:history="1" r:id="rIdrnwxh7202jnt05xuvotiu">
+            <w:hyperlink w:history="1" r:id="rId2hfovtziisbonsn9zicel">
               <w:r>
                 <w:rPr>
                   <w:rFonts w:ascii="Arial" w:cs="Arial" w:eastAsia="Arial" w:hAnsi="Arial"/>
@@ -4271,7 +4271,7 @@
             <w:pPr>
               <w:spacing w:after="20" w:before="0"/>
             </w:pPr>
-            <w:hyperlink w:history="1" r:id="rIdcfv7acrgyuyeq1nyc8cxp">
+            <w:hyperlink w:history="1" r:id="rIdocropcetht3njyut_2dmf">
               <w:r>
                 <w:rPr>
                   <w:rFonts w:ascii="Arial" w:cs="Arial" w:eastAsia="Arial" w:hAnsi="Arial"/>
@@ -4320,7 +4320,7 @@
               <w:spacing w:after="10" w:before="0"/>
               <w:ind w:left="120"/>
             </w:pPr>
-            <w:hyperlink w:history="1" r:id="rIdquriecr3vtjboqqz7hibw">
+            <w:hyperlink w:history="1" r:id="rId0sb-i-ndcg50uyo3p4jc5">
               <w:r>
                 <w:rPr>
                   <w:rFonts w:ascii="Arial" w:cs="Arial" w:eastAsia="Arial" w:hAnsi="Arial"/>
@@ -4365,7 +4365,7 @@
             <w:pPr>
               <w:spacing w:after="20" w:before="0"/>
             </w:pPr>
-            <w:hyperlink w:history="1" r:id="rIdlwx_1-2eyhcpbutivbujn">
+            <w:hyperlink w:history="1" r:id="rIdlz7gejmgydruzuimomm8z">
               <w:r>
                 <w:rPr>
                   <w:rFonts w:ascii="Arial" w:cs="Arial" w:eastAsia="Arial" w:hAnsi="Arial"/>
@@ -4414,7 +4414,7 @@
               <w:spacing w:after="10" w:before="0"/>
               <w:ind w:left="120"/>
             </w:pPr>
-            <w:hyperlink w:history="1" r:id="rIdlmm04j6am8bzastclvyed">
+            <w:hyperlink w:history="1" r:id="rIdhqwimhzquvu_bpeendwjb">
               <w:r>
                 <w:rPr>
                   <w:rFonts w:ascii="Arial" w:cs="Arial" w:eastAsia="Arial" w:hAnsi="Arial"/>
@@ -4609,7 +4609,7 @@
             <w:pPr>
               <w:spacing w:after="20" w:before="0"/>
             </w:pPr>
-            <w:hyperlink w:history="1" r:id="rIdkszbbmj9xln-tlozd06mm">
+            <w:hyperlink w:history="1" r:id="rIdjv6l9bdead2w_mdb_h1x6">
               <w:r>
                 <w:rPr>
                   <w:rFonts w:ascii="Arial" w:cs="Arial" w:eastAsia="Arial" w:hAnsi="Arial"/>
@@ -4658,7 +4658,7 @@
               <w:spacing w:after="10" w:before="0"/>
               <w:ind w:left="120"/>
             </w:pPr>
-            <w:hyperlink w:history="1" r:id="rIdbybcjosyyfazq5f-pgtza">
+            <w:hyperlink w:history="1" r:id="rIdgd0qdlobtleyactpghq18">
               <w:r>
                 <w:rPr>
                   <w:rFonts w:ascii="Arial" w:cs="Arial" w:eastAsia="Arial" w:hAnsi="Arial"/>
@@ -4703,7 +4703,7 @@
             <w:pPr>
               <w:spacing w:after="20" w:before="0"/>
             </w:pPr>
-            <w:hyperlink w:history="1" r:id="rIddxeuxj27vxxyz7uzddg37">
+            <w:hyperlink w:history="1" r:id="rId-hjz4rxbtaf5hh3xu_mme">
               <w:r>
                 <w:rPr>
                   <w:rFonts w:ascii="Arial" w:cs="Arial" w:eastAsia="Arial" w:hAnsi="Arial"/>
@@ -4752,7 +4752,7 @@
               <w:spacing w:after="10" w:before="0"/>
               <w:ind w:left="120"/>
             </w:pPr>
-            <w:hyperlink w:history="1" r:id="rId7hrzgc_w8npucn1hjwm_f">
+            <w:hyperlink w:history="1" r:id="rIdr2znckrkfrmjy2sni6s1x">
               <w:r>
                 <w:rPr>
                   <w:rFonts w:ascii="Arial" w:cs="Arial" w:eastAsia="Arial" w:hAnsi="Arial"/>
@@ -5378,7 +5378,7 @@
         </w:rPr>
         <w:t xml:space="preserve">© 2026 SeaVuria and ARES. Aligned with KICD objectives. Developed by SeaVuria; technical implementation by ARES (with AI assistance from Claude). Licensed under </w:t>
       </w:r>
-      <w:hyperlink w:history="1" r:id="rIdjj5ey7evmvdemt8fexlq1">
+      <w:hyperlink w:history="1" r:id="rIdabyb7ycktgh1q2bpljrx1">
         <w:r>
           <w:rPr>
             <w:rFonts w:ascii="Arial" w:cs="Arial" w:eastAsia="Arial" w:hAnsi="Arial"/>
@@ -5399,7 +5399,7 @@
         </w:rPr>
         <w:t xml:space="preserve"> (</w:t>
       </w:r>
-      <w:hyperlink w:history="1" r:id="rIdg3o1neimv4no6imyo5e_7">
+      <w:hyperlink w:history="1" r:id="rIdnbg4vkps2lxb5cg3p3tfy">
         <w:r>
           <w:rPr>
             <w:rFonts w:ascii="Arial" w:cs="Arial" w:eastAsia="Arial" w:hAnsi="Arial"/>
@@ -6412,7 +6412,7 @@
             <w:pPr>
               <w:spacing w:after="20" w:before="0"/>
             </w:pPr>
-            <w:hyperlink w:history="1" r:id="rIdncv4uyy5fcm15gtvpt_sm">
+            <w:hyperlink w:history="1" r:id="rId_dg7sekpevsnsxcbrh1ew">
               <w:r>
                 <w:rPr>
                   <w:rFonts w:ascii="Arial" w:cs="Arial" w:eastAsia="Arial" w:hAnsi="Arial"/>
@@ -6445,7 +6445,7 @@
               <w:spacing w:after="10" w:before="0"/>
               <w:ind w:left="120"/>
             </w:pPr>
-            <w:hyperlink w:history="1" r:id="rIdmqc9co1gkk406muaa_4th">
+            <w:hyperlink w:history="1" r:id="rIdxa54xdzq8rrm3rx5qs-lg">
               <w:r>
                 <w:rPr>
                   <w:rFonts w:ascii="Arial" w:cs="Arial" w:eastAsia="Arial" w:hAnsi="Arial"/>
@@ -6490,7 +6490,7 @@
             <w:pPr>
               <w:spacing w:after="20" w:before="0"/>
             </w:pPr>
-            <w:hyperlink w:history="1" r:id="rId7y8zqudg56vamfxjiuvch">
+            <w:hyperlink w:history="1" r:id="rIdo4ipvyzumnfi1um5_9fmo">
               <w:r>
                 <w:rPr>
                   <w:rFonts w:ascii="Arial" w:cs="Arial" w:eastAsia="Arial" w:hAnsi="Arial"/>
@@ -6523,7 +6523,7 @@
               <w:spacing w:after="10" w:before="0"/>
               <w:ind w:left="120"/>
             </w:pPr>
-            <w:hyperlink w:history="1" r:id="rIddsbyauf0fkdmkxolenbbp">
+            <w:hyperlink w:history="1" r:id="rIdsajysrrt8xfasp_1opxml">
               <w:r>
                 <w:rPr>
                   <w:rFonts w:ascii="Arial" w:cs="Arial" w:eastAsia="Arial" w:hAnsi="Arial"/>
@@ -6718,7 +6718,7 @@
             <w:pPr>
               <w:spacing w:after="20" w:before="0"/>
             </w:pPr>
-            <w:hyperlink w:history="1" r:id="rIdszhtnwzlgphtyocaggouk">
+            <w:hyperlink w:history="1" r:id="rIdo_jyud-v5qllgmmuz63tz">
               <w:r>
                 <w:rPr>
                   <w:rFonts w:ascii="Arial" w:cs="Arial" w:eastAsia="Arial" w:hAnsi="Arial"/>
@@ -6751,7 +6751,7 @@
               <w:spacing w:after="10" w:before="0"/>
               <w:ind w:left="120"/>
             </w:pPr>
-            <w:hyperlink w:history="1" r:id="rIdpsqcijpnjizlu6tc7vbgv">
+            <w:hyperlink w:history="1" r:id="rIdpyoymk2f1q5puveggmd5m">
               <w:r>
                 <w:rPr>
                   <w:rFonts w:ascii="Arial" w:cs="Arial" w:eastAsia="Arial" w:hAnsi="Arial"/>
@@ -6796,7 +6796,7 @@
             <w:pPr>
               <w:spacing w:after="20" w:before="0"/>
             </w:pPr>
-            <w:hyperlink w:history="1" r:id="rIdwneexi7b8jt1jnsrwhtuf">
+            <w:hyperlink w:history="1" r:id="rId1waibbp1xg5qjeejcinvb">
               <w:r>
                 <w:rPr>
                   <w:rFonts w:ascii="Arial" w:cs="Arial" w:eastAsia="Arial" w:hAnsi="Arial"/>
@@ -6829,7 +6829,7 @@
               <w:spacing w:after="10" w:before="0"/>
               <w:ind w:left="120"/>
             </w:pPr>
-            <w:hyperlink w:history="1" r:id="rIdzrecjew6q1wpuf5oyzyzt">
+            <w:hyperlink w:history="1" r:id="rId67ufpydvzfdgd0hcl_eeu">
               <w:r>
                 <w:rPr>
                   <w:rFonts w:ascii="Arial" w:cs="Arial" w:eastAsia="Arial" w:hAnsi="Arial"/>
@@ -7024,7 +7024,7 @@
             <w:pPr>
               <w:spacing w:after="20" w:before="0"/>
             </w:pPr>
-            <w:hyperlink w:history="1" r:id="rIdn1wpw6txn5nezgql0m-fz">
+            <w:hyperlink w:history="1" r:id="rIdklhyfibdwtzpabsc0gh1s">
               <w:r>
                 <w:rPr>
                   <w:rFonts w:ascii="Arial" w:cs="Arial" w:eastAsia="Arial" w:hAnsi="Arial"/>
@@ -7073,7 +7073,7 @@
               <w:spacing w:after="10" w:before="0"/>
               <w:ind w:left="120"/>
             </w:pPr>
-            <w:hyperlink w:history="1" r:id="rIdgjk8c2nvvhonmoerhblj1">
+            <w:hyperlink w:history="1" r:id="rIdkdtofa5svwl9opag7phbu">
               <w:r>
                 <w:rPr>
                   <w:rFonts w:ascii="Arial" w:cs="Arial" w:eastAsia="Arial" w:hAnsi="Arial"/>
@@ -7118,7 +7118,7 @@
             <w:pPr>
               <w:spacing w:after="20" w:before="0"/>
             </w:pPr>
-            <w:hyperlink w:history="1" r:id="rIdbkpfsfsugcrkav-ecsnv6">
+            <w:hyperlink w:history="1" r:id="rIdsutp7nily0zmdwgduxbmu">
               <w:r>
                 <w:rPr>
                   <w:rFonts w:ascii="Arial" w:cs="Arial" w:eastAsia="Arial" w:hAnsi="Arial"/>
@@ -7167,7 +7167,7 @@
               <w:spacing w:after="10" w:before="0"/>
               <w:ind w:left="120"/>
             </w:pPr>
-            <w:hyperlink w:history="1" r:id="rIdye0lnrfchsfez5sb-tcqj">
+            <w:hyperlink w:history="1" r:id="rIdnhaipmgjr96_b65cw_kq7">
               <w:r>
                 <w:rPr>
                   <w:rFonts w:ascii="Arial" w:cs="Arial" w:eastAsia="Arial" w:hAnsi="Arial"/>
@@ -7362,7 +7362,7 @@
             <w:pPr>
               <w:spacing w:after="20" w:before="0"/>
             </w:pPr>
-            <w:hyperlink w:history="1" r:id="rIdc-yepns6o_ntsvbq8qn6r">
+            <w:hyperlink w:history="1" r:id="rIduxcg0vdimkfz9zmgmo695">
               <w:r>
                 <w:rPr>
                   <w:rFonts w:ascii="Arial" w:cs="Arial" w:eastAsia="Arial" w:hAnsi="Arial"/>
@@ -7411,7 +7411,7 @@
               <w:spacing w:after="10" w:before="0"/>
               <w:ind w:left="120"/>
             </w:pPr>
-            <w:hyperlink w:history="1" r:id="rId24weyj5rqb0b0nvaoqy2i">
+            <w:hyperlink w:history="1" r:id="rIdfnwidpjykuhh5izdgbbmu">
               <w:r>
                 <w:rPr>
                   <w:rFonts w:ascii="Arial" w:cs="Arial" w:eastAsia="Arial" w:hAnsi="Arial"/>
@@ -7456,7 +7456,7 @@
             <w:pPr>
               <w:spacing w:after="20" w:before="0"/>
             </w:pPr>
-            <w:hyperlink w:history="1" r:id="rIdsz6q13ym8lngtkgsz5q6o">
+            <w:hyperlink w:history="1" r:id="rIdsbx1v2p-cmzs5fwlimwmo">
               <w:r>
                 <w:rPr>
                   <w:rFonts w:ascii="Arial" w:cs="Arial" w:eastAsia="Arial" w:hAnsi="Arial"/>
@@ -7505,7 +7505,7 @@
               <w:spacing w:after="10" w:before="0"/>
               <w:ind w:left="120"/>
             </w:pPr>
-            <w:hyperlink w:history="1" r:id="rIdsk4kgsqljg9cz1kxj15pv">
+            <w:hyperlink w:history="1" r:id="rId4qwm20ki9ynsg-jk79gda">
               <w:r>
                 <w:rPr>
                   <w:rFonts w:ascii="Arial" w:cs="Arial" w:eastAsia="Arial" w:hAnsi="Arial"/>
@@ -7700,7 +7700,7 @@
             <w:pPr>
               <w:spacing w:after="20" w:before="0"/>
             </w:pPr>
-            <w:hyperlink w:history="1" r:id="rIdhepogaj3t0sqc-abo8ihc">
+            <w:hyperlink w:history="1" r:id="rIdvl8e4ixzr8j4xzjmlsa3_">
               <w:r>
                 <w:rPr>
                   <w:rFonts w:ascii="Arial" w:cs="Arial" w:eastAsia="Arial" w:hAnsi="Arial"/>
@@ -7749,7 +7749,7 @@
               <w:spacing w:after="10" w:before="0"/>
               <w:ind w:left="120"/>
             </w:pPr>
-            <w:hyperlink w:history="1" r:id="rId7lwppjtqoduipzlcspeiq">
+            <w:hyperlink w:history="1" r:id="rIdpn_o-y79d3vurhaxibdzt">
               <w:r>
                 <w:rPr>
                   <w:rFonts w:ascii="Arial" w:cs="Arial" w:eastAsia="Arial" w:hAnsi="Arial"/>
@@ -7794,7 +7794,7 @@
             <w:pPr>
               <w:spacing w:after="20" w:before="0"/>
             </w:pPr>
-            <w:hyperlink w:history="1" r:id="rIdigheae3swygyvib4embkg">
+            <w:hyperlink w:history="1" r:id="rIdhwsnejdo_fxbxlusjslc2">
               <w:r>
                 <w:rPr>
                   <w:rFonts w:ascii="Arial" w:cs="Arial" w:eastAsia="Arial" w:hAnsi="Arial"/>
@@ -7843,7 +7843,7 @@
               <w:spacing w:after="10" w:before="0"/>
               <w:ind w:left="120"/>
             </w:pPr>
-            <w:hyperlink w:history="1" r:id="rIdvc3y4ip7ciyxdya0gerts">
+            <w:hyperlink w:history="1" r:id="rIdx0qtfpr8bs5ke3b4orz6q">
               <w:r>
                 <w:rPr>
                   <w:rFonts w:ascii="Arial" w:cs="Arial" w:eastAsia="Arial" w:hAnsi="Arial"/>
@@ -8355,7 +8355,7 @@
         </w:rPr>
         <w:t xml:space="preserve">© 2026 SeaVuria and ARES. Aligned with KICD objectives. Developed by SeaVuria; technical implementation by ARES (with AI assistance from Claude). Licensed under </w:t>
       </w:r>
-      <w:hyperlink w:history="1" r:id="rIdd_jay0cqezjd0mf-cq9yv">
+      <w:hyperlink w:history="1" r:id="rIdw1wn64hpf0p1pd6pcutdq">
         <w:r>
           <w:rPr>
             <w:rFonts w:ascii="Arial" w:cs="Arial" w:eastAsia="Arial" w:hAnsi="Arial"/>
@@ -8376,7 +8376,7 @@
         </w:rPr>
         <w:t xml:space="preserve"> (</w:t>
       </w:r>
-      <w:hyperlink w:history="1" r:id="rIdpbw7bryd2mfyuyr4ixrvj">
+      <w:hyperlink w:history="1" r:id="rIdnraxcapt5coae09y8fqdg">
         <w:r>
           <w:rPr>
             <w:rFonts w:ascii="Arial" w:cs="Arial" w:eastAsia="Arial" w:hAnsi="Arial"/>
@@ -9389,7 +9389,7 @@
             <w:pPr>
               <w:spacing w:after="20" w:before="0"/>
             </w:pPr>
-            <w:hyperlink w:history="1" r:id="rId0zsclv2v59145ops9xztk">
+            <w:hyperlink w:history="1" r:id="rIdpsysqylnp-hgw8t2evs5d">
               <w:r>
                 <w:rPr>
                   <w:rFonts w:ascii="Arial" w:cs="Arial" w:eastAsia="Arial" w:hAnsi="Arial"/>
@@ -9422,7 +9422,7 @@
               <w:spacing w:after="10" w:before="0"/>
               <w:ind w:left="120"/>
             </w:pPr>
-            <w:hyperlink w:history="1" r:id="rIdgxfu7jom--c54me8_z3sl">
+            <w:hyperlink w:history="1" r:id="rId1a91vj4wcqnjnl-dyvqpc">
               <w:r>
                 <w:rPr>
                   <w:rFonts w:ascii="Arial" w:cs="Arial" w:eastAsia="Arial" w:hAnsi="Arial"/>
@@ -9467,7 +9467,7 @@
             <w:pPr>
               <w:spacing w:after="20" w:before="0"/>
             </w:pPr>
-            <w:hyperlink w:history="1" r:id="rIdcw29fgtalyssprmpdbvbx">
+            <w:hyperlink w:history="1" r:id="rIds_a33wcq_liu-ygog-kjs">
               <w:r>
                 <w:rPr>
                   <w:rFonts w:ascii="Arial" w:cs="Arial" w:eastAsia="Arial" w:hAnsi="Arial"/>
@@ -9500,7 +9500,7 @@
               <w:spacing w:after="10" w:before="0"/>
               <w:ind w:left="120"/>
             </w:pPr>
-            <w:hyperlink w:history="1" r:id="rIdkarpzdy2dedmelqa0efs-">
+            <w:hyperlink w:history="1" r:id="rIdjj4b8lj7ekotkpam5t-vf">
               <w:r>
                 <w:rPr>
                   <w:rFonts w:ascii="Arial" w:cs="Arial" w:eastAsia="Arial" w:hAnsi="Arial"/>
@@ -9695,7 +9695,7 @@
             <w:pPr>
               <w:spacing w:after="20" w:before="0"/>
             </w:pPr>
-            <w:hyperlink w:history="1" r:id="rId1kcev6nevoyevh6isg9k4">
+            <w:hyperlink w:history="1" r:id="rIdcjliqgagqkfjvq2vw3mrr">
               <w:r>
                 <w:rPr>
                   <w:rFonts w:ascii="Arial" w:cs="Arial" w:eastAsia="Arial" w:hAnsi="Arial"/>
@@ -9728,7 +9728,7 @@
               <w:spacing w:after="10" w:before="0"/>
               <w:ind w:left="120"/>
             </w:pPr>
-            <w:hyperlink w:history="1" r:id="rId3xfbv6ma00stornxare2l">
+            <w:hyperlink w:history="1" r:id="rIds_3ae5yaebe0jo9p9fwoc">
               <w:r>
                 <w:rPr>
                   <w:rFonts w:ascii="Arial" w:cs="Arial" w:eastAsia="Arial" w:hAnsi="Arial"/>
@@ -9773,7 +9773,7 @@
             <w:pPr>
               <w:spacing w:after="20" w:before="0"/>
             </w:pPr>
-            <w:hyperlink w:history="1" r:id="rIdotqgpdgcw5kmiskk53sdy">
+            <w:hyperlink w:history="1" r:id="rIdhay-t1oj9312dk9lzsiqg">
               <w:r>
                 <w:rPr>
                   <w:rFonts w:ascii="Arial" w:cs="Arial" w:eastAsia="Arial" w:hAnsi="Arial"/>
@@ -9806,7 +9806,7 @@
               <w:spacing w:after="10" w:before="0"/>
               <w:ind w:left="120"/>
             </w:pPr>
-            <w:hyperlink w:history="1" r:id="rIdziyednicv8ohntq2jfeba">
+            <w:hyperlink w:history="1" r:id="rIddq-mjcilzdotw8jgphyc7">
               <w:r>
                 <w:rPr>
                   <w:rFonts w:ascii="Arial" w:cs="Arial" w:eastAsia="Arial" w:hAnsi="Arial"/>
@@ -10001,7 +10001,7 @@
             <w:pPr>
               <w:spacing w:after="20" w:before="0"/>
             </w:pPr>
-            <w:hyperlink w:history="1" r:id="rIdub2v-t9cc7onj6vlboo20">
+            <w:hyperlink w:history="1" r:id="rIdaj1yab_wvlhcecd1w2eiq">
               <w:r>
                 <w:rPr>
                   <w:rFonts w:ascii="Arial" w:cs="Arial" w:eastAsia="Arial" w:hAnsi="Arial"/>
@@ -10050,7 +10050,7 @@
               <w:spacing w:after="10" w:before="0"/>
               <w:ind w:left="120"/>
             </w:pPr>
-            <w:hyperlink w:history="1" r:id="rId220mgiobcvgyqevmn8qdr">
+            <w:hyperlink w:history="1" r:id="rIdoh7uorjmskgh-gd8stfsp">
               <w:r>
                 <w:rPr>
                   <w:rFonts w:ascii="Arial" w:cs="Arial" w:eastAsia="Arial" w:hAnsi="Arial"/>
@@ -10095,7 +10095,7 @@
             <w:pPr>
               <w:spacing w:after="20" w:before="0"/>
             </w:pPr>
-            <w:hyperlink w:history="1" r:id="rId9u7x-8wv6bepmtqxjzlli">
+            <w:hyperlink w:history="1" r:id="rIdut9qpxrep-tzcdu790swd">
               <w:r>
                 <w:rPr>
                   <w:rFonts w:ascii="Arial" w:cs="Arial" w:eastAsia="Arial" w:hAnsi="Arial"/>
@@ -10144,7 +10144,7 @@
               <w:spacing w:after="10" w:before="0"/>
               <w:ind w:left="120"/>
             </w:pPr>
-            <w:hyperlink w:history="1" r:id="rIdqs0jtk5umekkov1etkhth">
+            <w:hyperlink w:history="1" r:id="rIdf9uvcbk-l6b6igavqd9ik">
               <w:r>
                 <w:rPr>
                   <w:rFonts w:ascii="Arial" w:cs="Arial" w:eastAsia="Arial" w:hAnsi="Arial"/>
@@ -10339,7 +10339,7 @@
             <w:pPr>
               <w:spacing w:after="20" w:before="0"/>
             </w:pPr>
-            <w:hyperlink w:history="1" r:id="rIdyxrxxjxck-dv71iddgng0">
+            <w:hyperlink w:history="1" r:id="rIdgig0lyg42n29cdkzl1m1s">
               <w:r>
                 <w:rPr>
                   <w:rFonts w:ascii="Arial" w:cs="Arial" w:eastAsia="Arial" w:hAnsi="Arial"/>
@@ -10388,7 +10388,7 @@
               <w:spacing w:after="10" w:before="0"/>
               <w:ind w:left="120"/>
             </w:pPr>
-            <w:hyperlink w:history="1" r:id="rIdhfvokrr0vqkknjidgc1m9">
+            <w:hyperlink w:history="1" r:id="rIdw3thtkkvthl1qbbvao5wu">
               <w:r>
                 <w:rPr>
                   <w:rFonts w:ascii="Arial" w:cs="Arial" w:eastAsia="Arial" w:hAnsi="Arial"/>
@@ -10433,7 +10433,7 @@
             <w:pPr>
               <w:spacing w:after="20" w:before="0"/>
             </w:pPr>
-            <w:hyperlink w:history="1" r:id="rIdpvfkvshjpzcbssa6gnigk">
+            <w:hyperlink w:history="1" r:id="rIdmzbjyshsui_2oeipuokkc">
               <w:r>
                 <w:rPr>
                   <w:rFonts w:ascii="Arial" w:cs="Arial" w:eastAsia="Arial" w:hAnsi="Arial"/>
@@ -10466,7 +10466,7 @@
               <w:spacing w:after="10" w:before="0"/>
               <w:ind w:left="120"/>
             </w:pPr>
-            <w:hyperlink w:history="1" r:id="rIdbf2ly6ykj5xs6iqvqd7y4">
+            <w:hyperlink w:history="1" r:id="rIdsli7lvln5w57uofmj2tqw">
               <w:r>
                 <w:rPr>
                   <w:rFonts w:ascii="Arial" w:cs="Arial" w:eastAsia="Arial" w:hAnsi="Arial"/>
@@ -10661,7 +10661,7 @@
             <w:pPr>
               <w:spacing w:after="20" w:before="0"/>
             </w:pPr>
-            <w:hyperlink w:history="1" r:id="rIdrdgmn-o-1clqedug0tsyy">
+            <w:hyperlink w:history="1" r:id="rIdum3yk1bbulgiwaeohb7q0">
               <w:r>
                 <w:rPr>
                   <w:rFonts w:ascii="Arial" w:cs="Arial" w:eastAsia="Arial" w:hAnsi="Arial"/>
@@ -10694,7 +10694,7 @@
               <w:spacing w:after="10" w:before="0"/>
               <w:ind w:left="120"/>
             </w:pPr>
-            <w:hyperlink w:history="1" r:id="rIdh5x4c2exdpfn6suj2wdtf">
+            <w:hyperlink w:history="1" r:id="rIdbj2dskjmx0navcalwpqs7">
               <w:r>
                 <w:rPr>
                   <w:rFonts w:ascii="Arial" w:cs="Arial" w:eastAsia="Arial" w:hAnsi="Arial"/>
@@ -10739,7 +10739,7 @@
             <w:pPr>
               <w:spacing w:after="20" w:before="0"/>
             </w:pPr>
-            <w:hyperlink w:history="1" r:id="rIdd2ajurzcycreen0e2nwii">
+            <w:hyperlink w:history="1" r:id="rIdwz1g3t40xvuww_i48wv08">
               <w:r>
                 <w:rPr>
                   <w:rFonts w:ascii="Arial" w:cs="Arial" w:eastAsia="Arial" w:hAnsi="Arial"/>
@@ -10772,7 +10772,7 @@
               <w:spacing w:after="10" w:before="0"/>
               <w:ind w:left="120"/>
             </w:pPr>
-            <w:hyperlink w:history="1" r:id="rIdjvo0sbxgkd1blbbufa8cp">
+            <w:hyperlink w:history="1" r:id="rIdbp10lzdd3irahcrx8p3jg">
               <w:r>
                 <w:rPr>
                   <w:rFonts w:ascii="Arial" w:cs="Arial" w:eastAsia="Arial" w:hAnsi="Arial"/>
@@ -11379,7 +11379,7 @@
         </w:rPr>
         <w:t xml:space="preserve">© 2026 SeaVuria and ARES. Aligned with KICD objectives. Developed by SeaVuria; technical implementation by ARES (with AI assistance from Claude). Licensed under </w:t>
       </w:r>
-      <w:hyperlink w:history="1" r:id="rIdj3ce-r36dzxdvcyibjjnq">
+      <w:hyperlink w:history="1" r:id="rIdpofzdwmkgslp1t0evcth6">
         <w:r>
           <w:rPr>
             <w:rFonts w:ascii="Arial" w:cs="Arial" w:eastAsia="Arial" w:hAnsi="Arial"/>
@@ -11400,7 +11400,7 @@
         </w:rPr>
         <w:t xml:space="preserve"> (</w:t>
       </w:r>
-      <w:hyperlink w:history="1" r:id="rId4wqgpyau6bar5t-3r-0kc">
+      <w:hyperlink w:history="1" r:id="rIdshmgvh6i5saydx_osa3t8">
         <w:r>
           <w:rPr>
             <w:rFonts w:ascii="Arial" w:cs="Arial" w:eastAsia="Arial" w:hAnsi="Arial"/>
@@ -12413,7 +12413,7 @@
             <w:pPr>
               <w:spacing w:after="20" w:before="0"/>
             </w:pPr>
-            <w:hyperlink w:history="1" r:id="rIdscx-usncuafxuh_apr8rn">
+            <w:hyperlink w:history="1" r:id="rId8ukdkhktirjrvoyz7ntjc">
               <w:r>
                 <w:rPr>
                   <w:rFonts w:ascii="Arial" w:cs="Arial" w:eastAsia="Arial" w:hAnsi="Arial"/>
@@ -12446,7 +12446,7 @@
               <w:spacing w:after="10" w:before="0"/>
               <w:ind w:left="120"/>
             </w:pPr>
-            <w:hyperlink w:history="1" r:id="rIdz26sda15xdw9q7zr5popy">
+            <w:hyperlink w:history="1" r:id="rIdyvqnaucazfmo5l3tm-ojo">
               <w:r>
                 <w:rPr>
                   <w:rFonts w:ascii="Arial" w:cs="Arial" w:eastAsia="Arial" w:hAnsi="Arial"/>
@@ -12491,7 +12491,7 @@
             <w:pPr>
               <w:spacing w:after="20" w:before="0"/>
             </w:pPr>
-            <w:hyperlink w:history="1" r:id="rIdxwje6pbjs_kygc4whs4nt">
+            <w:hyperlink w:history="1" r:id="rIdp7qspwkjtkjlqb9xzx0am">
               <w:r>
                 <w:rPr>
                   <w:rFonts w:ascii="Arial" w:cs="Arial" w:eastAsia="Arial" w:hAnsi="Arial"/>
@@ -12524,7 +12524,7 @@
               <w:spacing w:after="10" w:before="0"/>
               <w:ind w:left="120"/>
             </w:pPr>
-            <w:hyperlink w:history="1" r:id="rIda8tw8kdklxtpvh89d_eq6">
+            <w:hyperlink w:history="1" r:id="rId0fk4atacgoidjd6ti-xh9">
               <w:r>
                 <w:rPr>
                   <w:rFonts w:ascii="Arial" w:cs="Arial" w:eastAsia="Arial" w:hAnsi="Arial"/>
@@ -12719,7 +12719,7 @@
             <w:pPr>
               <w:spacing w:after="20" w:before="0"/>
             </w:pPr>
-            <w:hyperlink w:history="1" r:id="rIdaa-v49hrzvhuftlucuy3p">
+            <w:hyperlink w:history="1" r:id="rIdo6u0-idhrb7jnzmkrcsjx">
               <w:r>
                 <w:rPr>
                   <w:rFonts w:ascii="Arial" w:cs="Arial" w:eastAsia="Arial" w:hAnsi="Arial"/>
@@ -12752,7 +12752,7 @@
               <w:spacing w:after="10" w:before="0"/>
               <w:ind w:left="120"/>
             </w:pPr>
-            <w:hyperlink w:history="1" r:id="rIdik_n-hh0xuvxscohmbnpa">
+            <w:hyperlink w:history="1" r:id="rIdzwbifhu8iaq_t8phpem_n">
               <w:r>
                 <w:rPr>
                   <w:rFonts w:ascii="Arial" w:cs="Arial" w:eastAsia="Arial" w:hAnsi="Arial"/>
@@ -12797,7 +12797,7 @@
             <w:pPr>
               <w:spacing w:after="20" w:before="0"/>
             </w:pPr>
-            <w:hyperlink w:history="1" r:id="rIdtydivyzgw9nsotnf9s8cv">
+            <w:hyperlink w:history="1" r:id="rId5wzrlh9765cybsicbj5h7">
               <w:r>
                 <w:rPr>
                   <w:rFonts w:ascii="Arial" w:cs="Arial" w:eastAsia="Arial" w:hAnsi="Arial"/>
@@ -12830,7 +12830,7 @@
               <w:spacing w:after="10" w:before="0"/>
               <w:ind w:left="120"/>
             </w:pPr>
-            <w:hyperlink w:history="1" r:id="rIdjsvxiy2gcdjveicdwfsns">
+            <w:hyperlink w:history="1" r:id="rIdt0dapbyff2ub6ysy5esbw">
               <w:r>
                 <w:rPr>
                   <w:rFonts w:ascii="Arial" w:cs="Arial" w:eastAsia="Arial" w:hAnsi="Arial"/>
@@ -13025,7 +13025,7 @@
             <w:pPr>
               <w:spacing w:after="20" w:before="0"/>
             </w:pPr>
-            <w:hyperlink w:history="1" r:id="rIdz_nuhlddqooizozmsso-r">
+            <w:hyperlink w:history="1" r:id="rIdvoasilqf_xpdegkyl4zwu">
               <w:r>
                 <w:rPr>
                   <w:rFonts w:ascii="Arial" w:cs="Arial" w:eastAsia="Arial" w:hAnsi="Arial"/>
@@ -13058,7 +13058,7 @@
               <w:spacing w:after="10" w:before="0"/>
               <w:ind w:left="120"/>
             </w:pPr>
-            <w:hyperlink w:history="1" r:id="rIds1onctkk-btjnfgorlolf">
+            <w:hyperlink w:history="1" r:id="rIdw5zxunodgpjijoirrjcgk">
               <w:r>
                 <w:rPr>
                   <w:rFonts w:ascii="Arial" w:cs="Arial" w:eastAsia="Arial" w:hAnsi="Arial"/>
@@ -13103,7 +13103,7 @@
             <w:pPr>
               <w:spacing w:after="20" w:before="0"/>
             </w:pPr>
-            <w:hyperlink w:history="1" r:id="rId1fs3ba_-rmysbfgnidiv5">
+            <w:hyperlink w:history="1" r:id="rIdrw96mlrzvpzc0347_v6ip">
               <w:r>
                 <w:rPr>
                   <w:rFonts w:ascii="Arial" w:cs="Arial" w:eastAsia="Arial" w:hAnsi="Arial"/>
@@ -13136,7 +13136,7 @@
               <w:spacing w:after="10" w:before="0"/>
               <w:ind w:left="120"/>
             </w:pPr>
-            <w:hyperlink w:history="1" r:id="rIdmdszvthsa_2n8xbyqr1wa">
+            <w:hyperlink w:history="1" r:id="rIdvvfb3wnp515mp1dsl0rra">
               <w:r>
                 <w:rPr>
                   <w:rFonts w:ascii="Arial" w:cs="Arial" w:eastAsia="Arial" w:hAnsi="Arial"/>
@@ -13331,7 +13331,7 @@
             <w:pPr>
               <w:spacing w:after="20" w:before="0"/>
             </w:pPr>
-            <w:hyperlink w:history="1" r:id="rIdoy5nfaiqq8bxrxidocrwp">
+            <w:hyperlink w:history="1" r:id="rIdrqafsdavmbeyds3v_s3wz">
               <w:r>
                 <w:rPr>
                   <w:rFonts w:ascii="Arial" w:cs="Arial" w:eastAsia="Arial" w:hAnsi="Arial"/>
@@ -13364,7 +13364,7 @@
               <w:spacing w:after="10" w:before="0"/>
               <w:ind w:left="120"/>
             </w:pPr>
-            <w:hyperlink w:history="1" r:id="rIdddsb3gaecwey_rzqe60tq">
+            <w:hyperlink w:history="1" r:id="rIdceztzwaogtlvlxhmin4pb">
               <w:r>
                 <w:rPr>
                   <w:rFonts w:ascii="Arial" w:cs="Arial" w:eastAsia="Arial" w:hAnsi="Arial"/>
@@ -13409,7 +13409,7 @@
             <w:pPr>
               <w:spacing w:after="20" w:before="0"/>
             </w:pPr>
-            <w:hyperlink w:history="1" r:id="rId4oh_-hbomt0yonqg6lmga">
+            <w:hyperlink w:history="1" r:id="rId-_c1xqrh4pq1hena0bbip">
               <w:r>
                 <w:rPr>
                   <w:rFonts w:ascii="Arial" w:cs="Arial" w:eastAsia="Arial" w:hAnsi="Arial"/>
@@ -13442,7 +13442,7 @@
               <w:spacing w:after="10" w:before="0"/>
               <w:ind w:left="120"/>
             </w:pPr>
-            <w:hyperlink w:history="1" r:id="rIdqx2pivqs3ejv1djtf2cfy">
+            <w:hyperlink w:history="1" r:id="rId7dwwxe4rvrl8lx7nxoq1x">
               <w:r>
                 <w:rPr>
                   <w:rFonts w:ascii="Arial" w:cs="Arial" w:eastAsia="Arial" w:hAnsi="Arial"/>
@@ -13637,7 +13637,7 @@
             <w:pPr>
               <w:spacing w:after="20" w:before="0"/>
             </w:pPr>
-            <w:hyperlink w:history="1" r:id="rIdiq0glnp-_zqrbrdc5egoj">
+            <w:hyperlink w:history="1" r:id="rId9-8aqw2r6qo83neapmgmo">
               <w:r>
                 <w:rPr>
                   <w:rFonts w:ascii="Arial" w:cs="Arial" w:eastAsia="Arial" w:hAnsi="Arial"/>
@@ -13686,7 +13686,7 @@
               <w:spacing w:after="10" w:before="0"/>
               <w:ind w:left="120"/>
             </w:pPr>
-            <w:hyperlink w:history="1" r:id="rIdq559f7zgmy9nsguzgeyfn">
+            <w:hyperlink w:history="1" r:id="rId4jhgotuit1epqb0ngzxis">
               <w:r>
                 <w:rPr>
                   <w:rFonts w:ascii="Arial" w:cs="Arial" w:eastAsia="Arial" w:hAnsi="Arial"/>
@@ -13731,7 +13731,7 @@
             <w:pPr>
               <w:spacing w:after="20" w:before="0"/>
             </w:pPr>
-            <w:hyperlink w:history="1" r:id="rIdj4dwapztjdvqu6i0brb2x">
+            <w:hyperlink w:history="1" r:id="rIdtv0i5pnceoiqt8oaab97w">
               <w:r>
                 <w:rPr>
                   <w:rFonts w:ascii="Arial" w:cs="Arial" w:eastAsia="Arial" w:hAnsi="Arial"/>
@@ -13764,7 +13764,7 @@
               <w:spacing w:after="10" w:before="0"/>
               <w:ind w:left="120"/>
             </w:pPr>
-            <w:hyperlink w:history="1" r:id="rIdkjl0zcpjuhowuaoyqni1x">
+            <w:hyperlink w:history="1" r:id="rIdqqcx9bn3k125ls0dqkqd2">
               <w:r>
                 <w:rPr>
                   <w:rFonts w:ascii="Arial" w:cs="Arial" w:eastAsia="Arial" w:hAnsi="Arial"/>
@@ -14276,7 +14276,7 @@
         </w:rPr>
         <w:t xml:space="preserve">© 2026 SeaVuria and ARES. Aligned with KICD objectives. Developed by SeaVuria; technical implementation by ARES (with AI assistance from Claude). Licensed under </w:t>
       </w:r>
-      <w:hyperlink w:history="1" r:id="rIdfjyzyiwcsnucnaysporfw">
+      <w:hyperlink w:history="1" r:id="rIdjcdz2ohejmr26kinbbyjz">
         <w:r>
           <w:rPr>
             <w:rFonts w:ascii="Arial" w:cs="Arial" w:eastAsia="Arial" w:hAnsi="Arial"/>
@@ -14297,7 +14297,7 @@
         </w:rPr>
         <w:t xml:space="preserve"> (</w:t>
       </w:r>
-      <w:hyperlink w:history="1" r:id="rIdmwhgmasw_oc4g0qmogihi">
+      <w:hyperlink w:history="1" r:id="rIdtnv32z-ov6nteaaxmntok">
         <w:r>
           <w:rPr>
             <w:rFonts w:ascii="Arial" w:cs="Arial" w:eastAsia="Arial" w:hAnsi="Arial"/>
@@ -15310,7 +15310,7 @@
             <w:pPr>
               <w:spacing w:after="20" w:before="0"/>
             </w:pPr>
-            <w:hyperlink w:history="1" r:id="rId0q-qhwgiwt53fidjcvo7i">
+            <w:hyperlink w:history="1" r:id="rIdkf1khas-nboetk_yvaq0h">
               <w:r>
                 <w:rPr>
                   <w:rFonts w:ascii="Arial" w:cs="Arial" w:eastAsia="Arial" w:hAnsi="Arial"/>
@@ -15343,7 +15343,7 @@
               <w:spacing w:after="10" w:before="0"/>
               <w:ind w:left="120"/>
             </w:pPr>
-            <w:hyperlink w:history="1" r:id="rIdszq1c-vj-rd27pay2xdee">
+            <w:hyperlink w:history="1" r:id="rId9zj4xggxwwtow6_vs6ysg">
               <w:r>
                 <w:rPr>
                   <w:rFonts w:ascii="Arial" w:cs="Arial" w:eastAsia="Arial" w:hAnsi="Arial"/>
@@ -15388,7 +15388,7 @@
             <w:pPr>
               <w:spacing w:after="20" w:before="0"/>
             </w:pPr>
-            <w:hyperlink w:history="1" r:id="rIdehzoduixy4jzlopdxgbss">
+            <w:hyperlink w:history="1" r:id="rIddnvk4mg0i6djcgewbr6dt">
               <w:r>
                 <w:rPr>
                   <w:rFonts w:ascii="Arial" w:cs="Arial" w:eastAsia="Arial" w:hAnsi="Arial"/>
@@ -15421,7 +15421,7 @@
               <w:spacing w:after="10" w:before="0"/>
               <w:ind w:left="120"/>
             </w:pPr>
-            <w:hyperlink w:history="1" r:id="rIdai6s4ayq9mmxpc3q2lnnq">
+            <w:hyperlink w:history="1" r:id="rIdtkgnmmqs7uggscxfzxujk">
               <w:r>
                 <w:rPr>
                   <w:rFonts w:ascii="Arial" w:cs="Arial" w:eastAsia="Arial" w:hAnsi="Arial"/>
@@ -15616,7 +15616,7 @@
             <w:pPr>
               <w:spacing w:after="20" w:before="0"/>
             </w:pPr>
-            <w:hyperlink w:history="1" r:id="rIdijtod03vaowexlt0w_cic">
+            <w:hyperlink w:history="1" r:id="rIdbxnjmhurnujqimgt1oour">
               <w:r>
                 <w:rPr>
                   <w:rFonts w:ascii="Arial" w:cs="Arial" w:eastAsia="Arial" w:hAnsi="Arial"/>
@@ -15649,7 +15649,7 @@
               <w:spacing w:after="10" w:before="0"/>
               <w:ind w:left="120"/>
             </w:pPr>
-            <w:hyperlink w:history="1" r:id="rId3j0crwjinplgezbhxdzgf">
+            <w:hyperlink w:history="1" r:id="rIdt8owop3wog_l6r1ppzybs">
               <w:r>
                 <w:rPr>
                   <w:rFonts w:ascii="Arial" w:cs="Arial" w:eastAsia="Arial" w:hAnsi="Arial"/>
@@ -15694,7 +15694,7 @@
             <w:pPr>
               <w:spacing w:after="20" w:before="0"/>
             </w:pPr>
-            <w:hyperlink w:history="1" r:id="rId8mzanfwvoxbdcdpw5wylw">
+            <w:hyperlink w:history="1" r:id="rIdsitebzfjpkxjt5dzy4ni0">
               <w:r>
                 <w:rPr>
                   <w:rFonts w:ascii="Arial" w:cs="Arial" w:eastAsia="Arial" w:hAnsi="Arial"/>
@@ -15727,7 +15727,7 @@
               <w:spacing w:after="10" w:before="0"/>
               <w:ind w:left="120"/>
             </w:pPr>
-            <w:hyperlink w:history="1" r:id="rIdyrpmu9rno9ht99bi5v-22">
+            <w:hyperlink w:history="1" r:id="rIdeookc2r57-ucce-zyrwgt">
               <w:r>
                 <w:rPr>
                   <w:rFonts w:ascii="Arial" w:cs="Arial" w:eastAsia="Arial" w:hAnsi="Arial"/>
@@ -15922,7 +15922,7 @@
             <w:pPr>
               <w:spacing w:after="20" w:before="0"/>
             </w:pPr>
-            <w:hyperlink w:history="1" r:id="rIdg7puez08d2kjzlw1cikyy">
+            <w:hyperlink w:history="1" r:id="rIdovfa3ubvqc7aboynifukj">
               <w:r>
                 <w:rPr>
                   <w:rFonts w:ascii="Arial" w:cs="Arial" w:eastAsia="Arial" w:hAnsi="Arial"/>
@@ -15955,7 +15955,7 @@
               <w:spacing w:after="10" w:before="0"/>
               <w:ind w:left="120"/>
             </w:pPr>
-            <w:hyperlink w:history="1" r:id="rIdsb1gbppt_2vce5vp1yqjp">
+            <w:hyperlink w:history="1" r:id="rIdkmkqfm5plbcywgzrbqgva">
               <w:r>
                 <w:rPr>
                   <w:rFonts w:ascii="Arial" w:cs="Arial" w:eastAsia="Arial" w:hAnsi="Arial"/>
@@ -16000,7 +16000,7 @@
             <w:pPr>
               <w:spacing w:after="20" w:before="0"/>
             </w:pPr>
-            <w:hyperlink w:history="1" r:id="rIddcr8kznebqysz7qvhhog-">
+            <w:hyperlink w:history="1" r:id="rIdijmumqkkefjvihm_ruo5p">
               <w:r>
                 <w:rPr>
                   <w:rFonts w:ascii="Arial" w:cs="Arial" w:eastAsia="Arial" w:hAnsi="Arial"/>
@@ -16033,7 +16033,7 @@
               <w:spacing w:after="10" w:before="0"/>
               <w:ind w:left="120"/>
             </w:pPr>
-            <w:hyperlink w:history="1" r:id="rIdkc3jmsbda7fgcf7p9rnii">
+            <w:hyperlink w:history="1" r:id="rIdcx_3ii8zlhs-byzv6abxf">
               <w:r>
                 <w:rPr>
                   <w:rFonts w:ascii="Arial" w:cs="Arial" w:eastAsia="Arial" w:hAnsi="Arial"/>
@@ -16228,7 +16228,7 @@
             <w:pPr>
               <w:spacing w:after="20" w:before="0"/>
             </w:pPr>
-            <w:hyperlink w:history="1" r:id="rIdlrvknhewbakmzizkgcplb">
+            <w:hyperlink w:history="1" r:id="rIdmuqzlx75l9hythh3ppqba">
               <w:r>
                 <w:rPr>
                   <w:rFonts w:ascii="Arial" w:cs="Arial" w:eastAsia="Arial" w:hAnsi="Arial"/>
@@ -16261,7 +16261,7 @@
               <w:spacing w:after="10" w:before="0"/>
               <w:ind w:left="120"/>
             </w:pPr>
-            <w:hyperlink w:history="1" r:id="rIdyscsobfjgzmj2np5lzuma">
+            <w:hyperlink w:history="1" r:id="rIdj7dn2rvvdp3p1ifnsupw2">
               <w:r>
                 <w:rPr>
                   <w:rFonts w:ascii="Arial" w:cs="Arial" w:eastAsia="Arial" w:hAnsi="Arial"/>
@@ -16306,7 +16306,7 @@
             <w:pPr>
               <w:spacing w:after="20" w:before="0"/>
             </w:pPr>
-            <w:hyperlink w:history="1" r:id="rIdlc55dv3_4iqrhhpmtb3v2">
+            <w:hyperlink w:history="1" r:id="rIdjwmkxcxauddo9z-bquufm">
               <w:r>
                 <w:rPr>
                   <w:rFonts w:ascii="Arial" w:cs="Arial" w:eastAsia="Arial" w:hAnsi="Arial"/>
@@ -16339,7 +16339,7 @@
               <w:spacing w:after="10" w:before="0"/>
               <w:ind w:left="120"/>
             </w:pPr>
-            <w:hyperlink w:history="1" r:id="rIdf4ut9k5cbjxlckyonh3tm">
+            <w:hyperlink w:history="1" r:id="rIdbvmcf6x6qjb8htowkxuj1">
               <w:r>
                 <w:rPr>
                   <w:rFonts w:ascii="Arial" w:cs="Arial" w:eastAsia="Arial" w:hAnsi="Arial"/>
@@ -16534,7 +16534,7 @@
             <w:pPr>
               <w:spacing w:after="20" w:before="0"/>
             </w:pPr>
-            <w:hyperlink w:history="1" r:id="rId9g6f2mokyfvegjujpy2c-">
+            <w:hyperlink w:history="1" r:id="rIdb-trfz3lqddxw_jtaldei">
               <w:r>
                 <w:rPr>
                   <w:rFonts w:ascii="Arial" w:cs="Arial" w:eastAsia="Arial" w:hAnsi="Arial"/>
@@ -16583,7 +16583,7 @@
               <w:spacing w:after="10" w:before="0"/>
               <w:ind w:left="120"/>
             </w:pPr>
-            <w:hyperlink w:history="1" r:id="rIdfslz4hzwtoo9pzsv61inf">
+            <w:hyperlink w:history="1" r:id="rId_sgvft0wdf7p8lubx6ie3">
               <w:r>
                 <w:rPr>
                   <w:rFonts w:ascii="Arial" w:cs="Arial" w:eastAsia="Arial" w:hAnsi="Arial"/>
@@ -16628,7 +16628,7 @@
             <w:pPr>
               <w:spacing w:after="20" w:before="0"/>
             </w:pPr>
-            <w:hyperlink w:history="1" r:id="rIddbett3lpbnztjl24nqjkn">
+            <w:hyperlink w:history="1" r:id="rId6bsj1i7ep0hgckeicylhn">
               <w:r>
                 <w:rPr>
                   <w:rFonts w:ascii="Arial" w:cs="Arial" w:eastAsia="Arial" w:hAnsi="Arial"/>
@@ -16661,7 +16661,7 @@
               <w:spacing w:after="10" w:before="0"/>
               <w:ind w:left="120"/>
             </w:pPr>
-            <w:hyperlink w:history="1" r:id="rId7zatkeftbk6lv74vc4utr">
+            <w:hyperlink w:history="1" r:id="rId5tov9-yvz0pejsu4qmdju">
               <w:r>
                 <w:rPr>
                   <w:rFonts w:ascii="Arial" w:cs="Arial" w:eastAsia="Arial" w:hAnsi="Arial"/>
@@ -17173,7 +17173,7 @@
         </w:rPr>
         <w:t xml:space="preserve">© 2026 SeaVuria and ARES. Aligned with KICD objectives. Developed by SeaVuria; technical implementation by ARES (with AI assistance from Claude). Licensed under </w:t>
       </w:r>
-      <w:hyperlink w:history="1" r:id="rIdagbhg8jfsqjbbe_i10jpv">
+      <w:hyperlink w:history="1" r:id="rIdktcfeiaevulijh8mjpdcj">
         <w:r>
           <w:rPr>
             <w:rFonts w:ascii="Arial" w:cs="Arial" w:eastAsia="Arial" w:hAnsi="Arial"/>
@@ -17194,7 +17194,7 @@
         </w:rPr>
         <w:t xml:space="preserve"> (</w:t>
       </w:r>
-      <w:hyperlink w:history="1" r:id="rId3fmbblniiebdt6tbexmht">
+      <w:hyperlink w:history="1" r:id="rIdvqdbicppw14l6nsm9ge26">
         <w:r>
           <w:rPr>
             <w:rFonts w:ascii="Arial" w:cs="Arial" w:eastAsia="Arial" w:hAnsi="Arial"/>
@@ -18224,7 +18224,7 @@
               <w:spacing w:after="10" w:before="0"/>
               <w:ind w:left="120"/>
             </w:pPr>
-            <w:hyperlink w:history="1" r:id="rIdxapzl519oczuc77nu53d1">
+            <w:hyperlink w:history="1" r:id="rIdchbatqk0yqpbxi5cmr_im">
               <w:r>
                 <w:rPr>
                   <w:rFonts w:ascii="Arial" w:cs="Arial" w:eastAsia="Arial" w:hAnsi="Arial"/>
@@ -18301,7 +18301,7 @@
               <w:spacing w:after="10" w:before="0"/>
               <w:ind w:left="120"/>
             </w:pPr>
-            <w:hyperlink w:history="1" r:id="rId2kjqmuq7-yiwssvbemau8">
+            <w:hyperlink w:history="1" r:id="rIdfkfp0ieec5dptdccmhlyj">
               <w:r>
                 <w:rPr>
                   <w:rFonts w:ascii="Arial" w:cs="Arial" w:eastAsia="Arial" w:hAnsi="Arial"/>
@@ -18528,7 +18528,7 @@
               <w:spacing w:after="10" w:before="0"/>
               <w:ind w:left="120"/>
             </w:pPr>
-            <w:hyperlink w:history="1" r:id="rIdcwucweazp7o6bs8w_i3xo">
+            <w:hyperlink w:history="1" r:id="rIdqyy-iagbverj35kjv5hss">
               <w:r>
                 <w:rPr>
                   <w:rFonts w:ascii="Arial" w:cs="Arial" w:eastAsia="Arial" w:hAnsi="Arial"/>
@@ -18605,7 +18605,7 @@
               <w:spacing w:after="10" w:before="0"/>
               <w:ind w:left="120"/>
             </w:pPr>
-            <w:hyperlink w:history="1" r:id="rIdkddbywe9xvogwnyniisll">
+            <w:hyperlink w:history="1" r:id="rId4vhfs5ljwltje8gw-g0nv">
               <w:r>
                 <w:rPr>
                   <w:rFonts w:ascii="Arial" w:cs="Arial" w:eastAsia="Arial" w:hAnsi="Arial"/>
@@ -18832,7 +18832,7 @@
               <w:spacing w:after="10" w:before="0"/>
               <w:ind w:left="120"/>
             </w:pPr>
-            <w:hyperlink w:history="1" r:id="rIdfuvngusik71-2jkyudeue">
+            <w:hyperlink w:history="1" r:id="rIdddu3yo23zlmrkixs9ipw_">
               <w:r>
                 <w:rPr>
                   <w:rFonts w:ascii="Arial" w:cs="Arial" w:eastAsia="Arial" w:hAnsi="Arial"/>
@@ -18909,7 +18909,7 @@
               <w:spacing w:after="10" w:before="0"/>
               <w:ind w:left="120"/>
             </w:pPr>
-            <w:hyperlink w:history="1" r:id="rIdwmxjtp9ace3ivzyqqw5ko">
+            <w:hyperlink w:history="1" r:id="rIdqbo5lewo9vffqezxklyb3">
               <w:r>
                 <w:rPr>
                   <w:rFonts w:ascii="Arial" w:cs="Arial" w:eastAsia="Arial" w:hAnsi="Arial"/>
@@ -19136,7 +19136,7 @@
               <w:spacing w:after="10" w:before="0"/>
               <w:ind w:left="120"/>
             </w:pPr>
-            <w:hyperlink w:history="1" r:id="rIdyx0tvr-6obbxmudhfnsb1">
+            <w:hyperlink w:history="1" r:id="rIdgmdxujcppkz3lcebszjtg">
               <w:r>
                 <w:rPr>
                   <w:rFonts w:ascii="Arial" w:cs="Arial" w:eastAsia="Arial" w:hAnsi="Arial"/>
@@ -19213,7 +19213,7 @@
               <w:spacing w:after="10" w:before="0"/>
               <w:ind w:left="120"/>
             </w:pPr>
-            <w:hyperlink w:history="1" r:id="rIdmxlpfj3pxzr4nxsuaqqxy">
+            <w:hyperlink w:history="1" r:id="rIdnflsdbjzhuw0tui7l50d5">
               <w:r>
                 <w:rPr>
                   <w:rFonts w:ascii="Arial" w:cs="Arial" w:eastAsia="Arial" w:hAnsi="Arial"/>
@@ -19440,7 +19440,7 @@
               <w:spacing w:after="10" w:before="0"/>
               <w:ind w:left="120"/>
             </w:pPr>
-            <w:hyperlink w:history="1" r:id="rIdri0lgeb8hiqgvpdz4h0fk">
+            <w:hyperlink w:history="1" r:id="rIduyjp8igdo9fu-52melu3o">
               <w:r>
                 <w:rPr>
                   <w:rFonts w:ascii="Arial" w:cs="Arial" w:eastAsia="Arial" w:hAnsi="Arial"/>
@@ -19517,7 +19517,7 @@
               <w:spacing w:after="10" w:before="0"/>
               <w:ind w:left="120"/>
             </w:pPr>
-            <w:hyperlink w:history="1" r:id="rIdrkeuivyrqvydghgrntiff">
+            <w:hyperlink w:history="1" r:id="rIdlpxadzkks_i14vz-mhxr5">
               <w:r>
                 <w:rPr>
                   <w:rFonts w:ascii="Arial" w:cs="Arial" w:eastAsia="Arial" w:hAnsi="Arial"/>
@@ -20044,7 +20044,7 @@
         </w:rPr>
         <w:t xml:space="preserve">© 2026 SeaVuria and ARES. Aligned with KICD objectives. Developed by SeaVuria; technical implementation by ARES (with AI assistance from Claude). Licensed under </w:t>
       </w:r>
-      <w:hyperlink w:history="1" r:id="rIdvvfzqaysggbyhb2u0qdz1">
+      <w:hyperlink w:history="1" r:id="rIddebuxk80igq_nrvsqs181">
         <w:r>
           <w:rPr>
             <w:rFonts w:ascii="Arial" w:cs="Arial" w:eastAsia="Arial" w:hAnsi="Arial"/>
@@ -20065,7 +20065,7 @@
         </w:rPr>
         <w:t xml:space="preserve"> (</w:t>
       </w:r>
-      <w:hyperlink w:history="1" r:id="rId7xtewyfdlwd3wl0mf6eh0">
+      <w:hyperlink w:history="1" r:id="rIdbdnoultfn3n56jyuw1sdk">
         <w:r>
           <w:rPr>
             <w:rFonts w:ascii="Arial" w:cs="Arial" w:eastAsia="Arial" w:hAnsi="Arial"/>
@@ -21095,7 +21095,7 @@
               <w:spacing w:after="10" w:before="0"/>
               <w:ind w:left="120"/>
             </w:pPr>
-            <w:hyperlink w:history="1" r:id="rIdwd03diosmadrhupegxqf2">
+            <w:hyperlink w:history="1" r:id="rIdq5osuh61z5htcbe_za9je">
               <w:r>
                 <w:rPr>
                   <w:rFonts w:ascii="Arial" w:cs="Arial" w:eastAsia="Arial" w:hAnsi="Arial"/>
@@ -21172,7 +21172,7 @@
               <w:spacing w:after="10" w:before="0"/>
               <w:ind w:left="120"/>
             </w:pPr>
-            <w:hyperlink w:history="1" r:id="rId_dlb5p7lzdh20ffw1siks">
+            <w:hyperlink w:history="1" r:id="rId3lcb8jqqhlvsae1e9etxs">
               <w:r>
                 <w:rPr>
                   <w:rFonts w:ascii="Arial" w:cs="Arial" w:eastAsia="Arial" w:hAnsi="Arial"/>
@@ -21399,7 +21399,7 @@
               <w:spacing w:after="10" w:before="0"/>
               <w:ind w:left="120"/>
             </w:pPr>
-            <w:hyperlink w:history="1" r:id="rIdxzchc0xfqu4v0ngjogq62">
+            <w:hyperlink w:history="1" r:id="rIdisl71xr4yodev4zfudh2b">
               <w:r>
                 <w:rPr>
                   <w:rFonts w:ascii="Arial" w:cs="Arial" w:eastAsia="Arial" w:hAnsi="Arial"/>
@@ -21476,7 +21476,7 @@
               <w:spacing w:after="10" w:before="0"/>
               <w:ind w:left="120"/>
             </w:pPr>
-            <w:hyperlink w:history="1" r:id="rId8w3ig8bhfi3arbp8peqve">
+            <w:hyperlink w:history="1" r:id="rIdphli6biqvxiziyuiwgr7g">
               <w:r>
                 <w:rPr>
                   <w:rFonts w:ascii="Arial" w:cs="Arial" w:eastAsia="Arial" w:hAnsi="Arial"/>
@@ -21703,7 +21703,7 @@
               <w:spacing w:after="10" w:before="0"/>
               <w:ind w:left="120"/>
             </w:pPr>
-            <w:hyperlink w:history="1" r:id="rIdvfdfuhjmb2tqnb-gs18vo">
+            <w:hyperlink w:history="1" r:id="rId2bxc1-oukpfrzj7llatrb">
               <w:r>
                 <w:rPr>
                   <w:rFonts w:ascii="Arial" w:cs="Arial" w:eastAsia="Arial" w:hAnsi="Arial"/>
@@ -21780,7 +21780,7 @@
               <w:spacing w:after="10" w:before="0"/>
               <w:ind w:left="120"/>
             </w:pPr>
-            <w:hyperlink w:history="1" r:id="rIdlaywcen1sipgfgoymypzu">
+            <w:hyperlink w:history="1" r:id="rIdcautayfagdk4nj3nl_-7r">
               <w:r>
                 <w:rPr>
                   <w:rFonts w:ascii="Arial" w:cs="Arial" w:eastAsia="Arial" w:hAnsi="Arial"/>
@@ -22007,7 +22007,7 @@
               <w:spacing w:after="10" w:before="0"/>
               <w:ind w:left="120"/>
             </w:pPr>
-            <w:hyperlink w:history="1" r:id="rIdcd5xl4jf1l6f3fafjsixf">
+            <w:hyperlink w:history="1" r:id="rIdlqxew5hi0ldbxlvotzbsr">
               <w:r>
                 <w:rPr>
                   <w:rFonts w:ascii="Arial" w:cs="Arial" w:eastAsia="Arial" w:hAnsi="Arial"/>
@@ -22084,7 +22084,7 @@
               <w:spacing w:after="10" w:before="0"/>
               <w:ind w:left="120"/>
             </w:pPr>
-            <w:hyperlink w:history="1" r:id="rIdamohvkodduingqn6pr_l9">
+            <w:hyperlink w:history="1" r:id="rIdrbjmv0h964nhh7suwburw">
               <w:r>
                 <w:rPr>
                   <w:rFonts w:ascii="Arial" w:cs="Arial" w:eastAsia="Arial" w:hAnsi="Arial"/>
@@ -22311,7 +22311,7 @@
               <w:spacing w:after="10" w:before="0"/>
               <w:ind w:left="120"/>
             </w:pPr>
-            <w:hyperlink w:history="1" r:id="rIdosodew4sz5fqfqxjdj9ly">
+            <w:hyperlink w:history="1" r:id="rId5hzkcmnj-q3ag2k0xpaub">
               <w:r>
                 <w:rPr>
                   <w:rFonts w:ascii="Arial" w:cs="Arial" w:eastAsia="Arial" w:hAnsi="Arial"/>
@@ -22388,7 +22388,7 @@
               <w:spacing w:after="10" w:before="0"/>
               <w:ind w:left="120"/>
             </w:pPr>
-            <w:hyperlink w:history="1" r:id="rIdoyyncxrdikkdlhjjigo_m">
+            <w:hyperlink w:history="1" r:id="rIdwmjr1ajrgsj8zlizyni2-">
               <w:r>
                 <w:rPr>
                   <w:rFonts w:ascii="Arial" w:cs="Arial" w:eastAsia="Arial" w:hAnsi="Arial"/>
@@ -22915,7 +22915,7 @@
         </w:rPr>
         <w:t xml:space="preserve">© 2026 SeaVuria and ARES. Aligned with KICD objectives. Developed by SeaVuria; technical implementation by ARES (with AI assistance from Claude). Licensed under </w:t>
       </w:r>
-      <w:hyperlink w:history="1" r:id="rIddwgxegda-fbxfopgyzspn">
+      <w:hyperlink w:history="1" r:id="rIdkra1wreoviscj_fzvpfmi">
         <w:r>
           <w:rPr>
             <w:rFonts w:ascii="Arial" w:cs="Arial" w:eastAsia="Arial" w:hAnsi="Arial"/>
@@ -22936,7 +22936,7 @@
         </w:rPr>
         <w:t xml:space="preserve"> (</w:t>
       </w:r>
-      <w:hyperlink w:history="1" r:id="rIdn_w9mogg4yc88fvgooiep">
+      <w:hyperlink w:history="1" r:id="rId_ah8j6kh-5adtcb8tbnlx">
         <w:r>
           <w:rPr>
             <w:rFonts w:ascii="Arial" w:cs="Arial" w:eastAsia="Arial" w:hAnsi="Arial"/>
@@ -23949,7 +23949,7 @@
             <w:pPr>
               <w:spacing w:after="20" w:before="0"/>
             </w:pPr>
-            <w:hyperlink w:history="1" r:id="rIdvjbm87wr-hmop6iqhntbq">
+            <w:hyperlink w:history="1" r:id="rIdl2gkmf4ywpu2gd5azrtmi">
               <w:r>
                 <w:rPr>
                   <w:rFonts w:ascii="Arial" w:cs="Arial" w:eastAsia="Arial" w:hAnsi="Arial"/>
@@ -23998,7 +23998,7 @@
               <w:spacing w:after="10" w:before="0"/>
               <w:ind w:left="120"/>
             </w:pPr>
-            <w:hyperlink w:history="1" r:id="rIdpfwvu4k9hkkj8fwg22o_e">
+            <w:hyperlink w:history="1" r:id="rId7twsxu_08r4tbkklss81d">
               <w:r>
                 <w:rPr>
                   <w:rFonts w:ascii="Arial" w:cs="Arial" w:eastAsia="Arial" w:hAnsi="Arial"/>
@@ -24060,7 +24060,7 @@
               <w:spacing w:after="10" w:before="0"/>
               <w:ind w:left="120"/>
             </w:pPr>
-            <w:hyperlink w:history="1" r:id="rIdvrplpgmildfhyyqvrsy4i">
+            <w:hyperlink w:history="1" r:id="rIdgqglxh0vw0k-ijit0ungh">
               <w:r>
                 <w:rPr>
                   <w:rFonts w:ascii="Arial" w:cs="Arial" w:eastAsia="Arial" w:hAnsi="Arial"/>
@@ -24270,7 +24270,7 @@
             <w:pPr>
               <w:spacing w:after="20" w:before="0"/>
             </w:pPr>
-            <w:hyperlink w:history="1" r:id="rId0x1p3rvkglz5jux58g6nq">
+            <w:hyperlink w:history="1" r:id="rIdwt2x8ufer5l1lbcbj1zlu">
               <w:r>
                 <w:rPr>
                   <w:rFonts w:ascii="Arial" w:cs="Arial" w:eastAsia="Arial" w:hAnsi="Arial"/>
@@ -24319,7 +24319,7 @@
               <w:spacing w:after="10" w:before="0"/>
               <w:ind w:left="120"/>
             </w:pPr>
-            <w:hyperlink w:history="1" r:id="rIdkvagjhu_ts1kzvwdwhd8x">
+            <w:hyperlink w:history="1" r:id="rIdksbvhzmhoatzwu8uwag5y">
               <w:r>
                 <w:rPr>
                   <w:rFonts w:ascii="Arial" w:cs="Arial" w:eastAsia="Arial" w:hAnsi="Arial"/>
@@ -24381,7 +24381,7 @@
               <w:spacing w:after="10" w:before="0"/>
               <w:ind w:left="120"/>
             </w:pPr>
-            <w:hyperlink w:history="1" r:id="rIdow5x_wu49dl729hvhfz8n">
+            <w:hyperlink w:history="1" r:id="rIdleghtg-f-1mzf1upcwwib">
               <w:r>
                 <w:rPr>
                   <w:rFonts w:ascii="Arial" w:cs="Arial" w:eastAsia="Arial" w:hAnsi="Arial"/>
@@ -24591,7 +24591,7 @@
             <w:pPr>
               <w:spacing w:after="20" w:before="0"/>
             </w:pPr>
-            <w:hyperlink w:history="1" r:id="rIdsrjwjhb_hgg819ha9xwa-">
+            <w:hyperlink w:history="1" r:id="rIdbtt1ssdejiwlccllircxf">
               <w:r>
                 <w:rPr>
                   <w:rFonts w:ascii="Arial" w:cs="Arial" w:eastAsia="Arial" w:hAnsi="Arial"/>
@@ -24640,7 +24640,7 @@
               <w:spacing w:after="10" w:before="0"/>
               <w:ind w:left="120"/>
             </w:pPr>
-            <w:hyperlink w:history="1" r:id="rId1zcjh6nilezjexoxpv6lx">
+            <w:hyperlink w:history="1" r:id="rIdtwk6vxpoulonwyf_kkv8d">
               <w:r>
                 <w:rPr>
                   <w:rFonts w:ascii="Arial" w:cs="Arial" w:eastAsia="Arial" w:hAnsi="Arial"/>
@@ -24702,7 +24702,7 @@
               <w:spacing w:after="10" w:before="0"/>
               <w:ind w:left="120"/>
             </w:pPr>
-            <w:hyperlink w:history="1" r:id="rIdvvnkbz-0_ukq4je17f_nr">
+            <w:hyperlink w:history="1" r:id="rIdi3yw3eidwnml3oit19vw2">
               <w:r>
                 <w:rPr>
                   <w:rFonts w:ascii="Arial" w:cs="Arial" w:eastAsia="Arial" w:hAnsi="Arial"/>
@@ -24912,7 +24912,7 @@
             <w:pPr>
               <w:spacing w:after="20" w:before="0"/>
             </w:pPr>
-            <w:hyperlink w:history="1" r:id="rIdt5ez5l5xmyqvwm-zp-i2k">
+            <w:hyperlink w:history="1" r:id="rIdthvhhyv2dyi5ubnfxv0pr">
               <w:r>
                 <w:rPr>
                   <w:rFonts w:ascii="Arial" w:cs="Arial" w:eastAsia="Arial" w:hAnsi="Arial"/>
@@ -24961,7 +24961,7 @@
               <w:spacing w:after="10" w:before="0"/>
               <w:ind w:left="120"/>
             </w:pPr>
-            <w:hyperlink w:history="1" r:id="rIdhitspo998e4uh0lgplhud">
+            <w:hyperlink w:history="1" r:id="rId34fbjtbbr6k_ha-mvb1rg">
               <w:r>
                 <w:rPr>
                   <w:rFonts w:ascii="Arial" w:cs="Arial" w:eastAsia="Arial" w:hAnsi="Arial"/>
@@ -25023,7 +25023,7 @@
               <w:spacing w:after="10" w:before="0"/>
               <w:ind w:left="120"/>
             </w:pPr>
-            <w:hyperlink w:history="1" r:id="rId0emu49cpz-kbtz-bwnl-z">
+            <w:hyperlink w:history="1" r:id="rIddr4kfu1sx5ac52zajpfb1">
               <w:r>
                 <w:rPr>
                   <w:rFonts w:ascii="Arial" w:cs="Arial" w:eastAsia="Arial" w:hAnsi="Arial"/>
@@ -25233,7 +25233,7 @@
             <w:pPr>
               <w:spacing w:after="20" w:before="0"/>
             </w:pPr>
-            <w:hyperlink w:history="1" r:id="rIdn_ju9f0zlubxuqcszxeju">
+            <w:hyperlink w:history="1" r:id="rId_j0vwogwy_3pzw-bi2mhf">
               <w:r>
                 <w:rPr>
                   <w:rFonts w:ascii="Arial" w:cs="Arial" w:eastAsia="Arial" w:hAnsi="Arial"/>
@@ -25282,7 +25282,7 @@
               <w:spacing w:after="10" w:before="0"/>
               <w:ind w:left="120"/>
             </w:pPr>
-            <w:hyperlink w:history="1" r:id="rIdth8zv7vesuwyqx2mb7pq5">
+            <w:hyperlink w:history="1" r:id="rIdvb10g9d-voeqm4qtzioya">
               <w:r>
                 <w:rPr>
                   <w:rFonts w:ascii="Arial" w:cs="Arial" w:eastAsia="Arial" w:hAnsi="Arial"/>
@@ -25344,7 +25344,7 @@
               <w:spacing w:after="10" w:before="0"/>
               <w:ind w:left="120"/>
             </w:pPr>
-            <w:hyperlink w:history="1" r:id="rIdlwxzoe2nadkv4ifsdr7rr">
+            <w:hyperlink w:history="1" r:id="rId00whsnfxnimkw164zruw8">
               <w:r>
                 <w:rPr>
                   <w:rFonts w:ascii="Arial" w:cs="Arial" w:eastAsia="Arial" w:hAnsi="Arial"/>
@@ -25871,7 +25871,7 @@
         </w:rPr>
         <w:t xml:space="preserve">© 2026 SeaVuria and ARES. Aligned with KICD objectives. Developed by SeaVuria; technical implementation by ARES (with AI assistance from Claude). Licensed under </w:t>
       </w:r>
-      <w:hyperlink w:history="1" r:id="rIdctoshyiiidhjbbnelc_is">
+      <w:hyperlink w:history="1" r:id="rIdxpe2ekshycfslscx2wijp">
         <w:r>
           <w:rPr>
             <w:rFonts w:ascii="Arial" w:cs="Arial" w:eastAsia="Arial" w:hAnsi="Arial"/>
@@ -25892,7 +25892,7 @@
         </w:rPr>
         <w:t xml:space="preserve"> (</w:t>
       </w:r>
-      <w:hyperlink w:history="1" r:id="rIdrucfvi6uifkvptjutwbtb">
+      <w:hyperlink w:history="1" r:id="rIdu--x4o6r-bmnanpewg8d8">
         <w:r>
           <w:rPr>
             <w:rFonts w:ascii="Arial" w:cs="Arial" w:eastAsia="Arial" w:hAnsi="Arial"/>

--- a/data/outputs/v2/Chemistry/SS2.1_Introduction_to_Salts/Chemistry_Introduction_to_Salts_CBE_LessonSequence.docx
+++ b/data/outputs/v2/Chemistry/SS2.1_Introduction_to_Salts/Chemistry_Introduction_to_Salts_CBE_LessonSequence.docx
@@ -2205,7 +2205,7 @@
         </w:rPr>
         <w:t xml:space="preserve">© 2026 SeaVuria and ARES. This work is licensed under a </w:t>
       </w:r>
-      <w:hyperlink w:history="1" r:id="rIdp7s4hqwvc0vyjc5qj9obz">
+      <w:hyperlink w:history="1" r:id="rIdxze1hsmbrz19es8ofaiwe">
         <w:r>
           <w:rPr>
             <w:rFonts w:ascii="Arial" w:cs="Arial" w:eastAsia="Arial" w:hAnsi="Arial"/>
@@ -2225,7 +2225,7 @@
         </w:rPr>
         <w:t xml:space="preserve"> (</w:t>
       </w:r>
-      <w:hyperlink w:history="1" r:id="rIdgkbwwpgraygblusfztsd9">
+      <w:hyperlink w:history="1" r:id="rIdixo7um-win62jrceq8b_y">
         <w:r>
           <w:rPr>
             <w:rFonts w:ascii="Arial" w:cs="Arial" w:eastAsia="Arial" w:hAnsi="Arial"/>
@@ -2245,7 +2245,7 @@
         </w:rPr>
         <w:t xml:space="preserve">). To view a copy of this license, visit </w:t>
       </w:r>
-      <w:hyperlink w:history="1" r:id="rId0lttzkpiud-wopkun6w8h">
+      <w:hyperlink w:history="1" r:id="rId3apdtvi4amys7svj_d02j">
         <w:r>
           <w:rPr>
             <w:rFonts w:ascii="Arial" w:cs="Arial" w:eastAsia="Arial" w:hAnsi="Arial"/>
@@ -3257,7 +3257,7 @@
             <w:pPr>
               <w:spacing w:after="20" w:before="0"/>
             </w:pPr>
-            <w:hyperlink w:history="1" r:id="rIdslkcbbcg2cciylvxjwj6x">
+            <w:hyperlink w:history="1" r:id="rId3gcnxanv3dvosxp484dg5">
               <w:r>
                 <w:rPr>
                   <w:rFonts w:ascii="Arial" w:cs="Arial" w:eastAsia="Arial" w:hAnsi="Arial"/>
@@ -3306,7 +3306,7 @@
               <w:spacing w:after="10" w:before="0"/>
               <w:ind w:left="120"/>
             </w:pPr>
-            <w:hyperlink w:history="1" r:id="rId17lzbus9y2joxdhdebdlh">
+            <w:hyperlink w:history="1" r:id="rIdza0ckkk7baj72utfoyjpn">
               <w:r>
                 <w:rPr>
                   <w:rFonts w:ascii="Arial" w:cs="Arial" w:eastAsia="Arial" w:hAnsi="Arial"/>
@@ -3351,7 +3351,7 @@
             <w:pPr>
               <w:spacing w:after="20" w:before="0"/>
             </w:pPr>
-            <w:hyperlink w:history="1" r:id="rIds0a18avh721t4ignpuaw1">
+            <w:hyperlink w:history="1" r:id="rId_p8kdsdoledfqzdekqzdj">
               <w:r>
                 <w:rPr>
                   <w:rFonts w:ascii="Arial" w:cs="Arial" w:eastAsia="Arial" w:hAnsi="Arial"/>
@@ -3400,7 +3400,7 @@
               <w:spacing w:after="10" w:before="0"/>
               <w:ind w:left="120"/>
             </w:pPr>
-            <w:hyperlink w:history="1" r:id="rIdkvrflmnqwm5qxpevavrsr">
+            <w:hyperlink w:history="1" r:id="rIdgrfpzq1nt3jxncp_tby_e">
               <w:r>
                 <w:rPr>
                   <w:rFonts w:ascii="Arial" w:cs="Arial" w:eastAsia="Arial" w:hAnsi="Arial"/>
@@ -3595,7 +3595,7 @@
             <w:pPr>
               <w:spacing w:after="20" w:before="0"/>
             </w:pPr>
-            <w:hyperlink w:history="1" r:id="rIdjgrychqr6xw0xromz5kxz">
+            <w:hyperlink w:history="1" r:id="rIdepfhtetct9ezdq9xwiatv">
               <w:r>
                 <w:rPr>
                   <w:rFonts w:ascii="Arial" w:cs="Arial" w:eastAsia="Arial" w:hAnsi="Arial"/>
@@ -3644,7 +3644,7 @@
               <w:spacing w:after="10" w:before="0"/>
               <w:ind w:left="120"/>
             </w:pPr>
-            <w:hyperlink w:history="1" r:id="rIdlrfqg_23rpb_iqom8o9jf">
+            <w:hyperlink w:history="1" r:id="rIdz8ohp8dj9opipbn_5_lcx">
               <w:r>
                 <w:rPr>
                   <w:rFonts w:ascii="Arial" w:cs="Arial" w:eastAsia="Arial" w:hAnsi="Arial"/>
@@ -3689,7 +3689,7 @@
             <w:pPr>
               <w:spacing w:after="20" w:before="0"/>
             </w:pPr>
-            <w:hyperlink w:history="1" r:id="rIdjgll8jocprrw934rvnwtd">
+            <w:hyperlink w:history="1" r:id="rIds0224tbftu-184z24jguf">
               <w:r>
                 <w:rPr>
                   <w:rFonts w:ascii="Arial" w:cs="Arial" w:eastAsia="Arial" w:hAnsi="Arial"/>
@@ -3738,7 +3738,7 @@
               <w:spacing w:after="10" w:before="0"/>
               <w:ind w:left="120"/>
             </w:pPr>
-            <w:hyperlink w:history="1" r:id="rIdohiegprvepf1gria5hjxu">
+            <w:hyperlink w:history="1" r:id="rIdnolu50rdl_slg_bxrktm8">
               <w:r>
                 <w:rPr>
                   <w:rFonts w:ascii="Arial" w:cs="Arial" w:eastAsia="Arial" w:hAnsi="Arial"/>
@@ -3780,7 +3780,7 @@
                 <w:sz w:val="18"/>
                 <w:szCs w:val="18"/>
               </w:rPr>
-              <w:t xml:space="preserve">Each group of four learners receives a tray containing four labelled specimen tubes: (1) Table salt — NaCl; (2) CAN fertiliser granules — Ca(NO₃)₂ / NH₄NO₃ mixture; (3) Copper sulphate crystals — CuSO₄·5H₂O; (4) Washing soda crystals — Na₂CO₃·10H₂O. Learners observe each sample using sight and touch ONLY (no tasting) and complete a structured observation table in their notebooks with columns: Sample name | Colour | Texture | Crystal shape (if visible) | Any other observations | 'Is this a salt? My evidence'. After individual observation (5 min), groups discuss and reach a consensus answer to: 'What do these four substances have in common that makes them all called salts?' Groups record their consensus statement. Teacher then shares the KICD-mandated information card: 'A salt is a substance that is formed when a hydrogen atom in an acid is fully or partially replaced by a positive ion.' Learners annotate their observation tables with this definition and identify which acid and which positive ion they think might have formed each sample — making a first attempt even if uncertain.</w:t>
+              <w:t xml:space="preserve">Each group of four learners receives a tray containing four labelled specimen tubes: (1) Table salt — NaCl; (2) CAN fertiliser granules — NH₄NO₃ mixed with CaCO₃ (limestone); (3) Copper sulphate crystals — CuSO₄·5H₂O; (4) Washing soda crystals — Na₂CO₃·10H₂O. Learners observe each sample using sight and touch ONLY (no tasting) and complete a structured observation table in their notebooks with columns: Sample name | Colour | Texture | Crystal shape (if visible) | Any other observations | 'Is this a salt? My evidence'. After individual observation (5 min), groups discuss and reach a consensus answer to: 'What do these four substances have in common that makes them all called salts?' Groups record their consensus statement. Teacher then shares the KICD-mandated information card: 'A salt is a substance that is formed when a hydrogen atom in an acid is fully or partially replaced by a positive ion.' Learners annotate their observation tables with this definition and identify which acid and which positive ion they think might have formed each sample — making a first attempt even if uncertain.</w:t>
             </w:r>
           </w:p>
         </w:tc>
@@ -3933,7 +3933,7 @@
             <w:pPr>
               <w:spacing w:after="20" w:before="0"/>
             </w:pPr>
-            <w:hyperlink w:history="1" r:id="rIdbram4sdpzgezl9mzzdwxm">
+            <w:hyperlink w:history="1" r:id="rIdoksi32uf6jamryljvgyx1">
               <w:r>
                 <w:rPr>
                   <w:rFonts w:ascii="Arial" w:cs="Arial" w:eastAsia="Arial" w:hAnsi="Arial"/>
@@ -3982,7 +3982,7 @@
               <w:spacing w:after="10" w:before="0"/>
               <w:ind w:left="120"/>
             </w:pPr>
-            <w:hyperlink w:history="1" r:id="rId-00drez2_malcz0wdnyyh">
+            <w:hyperlink w:history="1" r:id="rIdippc3r-aa6t-8o2o5qq2x">
               <w:r>
                 <w:rPr>
                   <w:rFonts w:ascii="Arial" w:cs="Arial" w:eastAsia="Arial" w:hAnsi="Arial"/>
@@ -4027,7 +4027,7 @@
             <w:pPr>
               <w:spacing w:after="20" w:before="0"/>
             </w:pPr>
-            <w:hyperlink w:history="1" r:id="rId3i6cpuyma9gamr__ltkvl">
+            <w:hyperlink w:history="1" r:id="rIdx26nvk57ojimkef2vik77">
               <w:r>
                 <w:rPr>
                   <w:rFonts w:ascii="Arial" w:cs="Arial" w:eastAsia="Arial" w:hAnsi="Arial"/>
@@ -4076,7 +4076,7 @@
               <w:spacing w:after="10" w:before="0"/>
               <w:ind w:left="120"/>
             </w:pPr>
-            <w:hyperlink w:history="1" r:id="rId2hfovtziisbonsn9zicel">
+            <w:hyperlink w:history="1" r:id="rIdbuey-gsiyy5eoosjxpd_-">
               <w:r>
                 <w:rPr>
                   <w:rFonts w:ascii="Arial" w:cs="Arial" w:eastAsia="Arial" w:hAnsi="Arial"/>
@@ -4271,7 +4271,7 @@
             <w:pPr>
               <w:spacing w:after="20" w:before="0"/>
             </w:pPr>
-            <w:hyperlink w:history="1" r:id="rIdocropcetht3njyut_2dmf">
+            <w:hyperlink w:history="1" r:id="rIdrgob4byszllyxqsqa2i0p">
               <w:r>
                 <w:rPr>
                   <w:rFonts w:ascii="Arial" w:cs="Arial" w:eastAsia="Arial" w:hAnsi="Arial"/>
@@ -4320,7 +4320,7 @@
               <w:spacing w:after="10" w:before="0"/>
               <w:ind w:left="120"/>
             </w:pPr>
-            <w:hyperlink w:history="1" r:id="rId0sb-i-ndcg50uyo3p4jc5">
+            <w:hyperlink w:history="1" r:id="rIdt2xrg2amhavaorw444qcf">
               <w:r>
                 <w:rPr>
                   <w:rFonts w:ascii="Arial" w:cs="Arial" w:eastAsia="Arial" w:hAnsi="Arial"/>
@@ -4365,7 +4365,7 @@
             <w:pPr>
               <w:spacing w:after="20" w:before="0"/>
             </w:pPr>
-            <w:hyperlink w:history="1" r:id="rIdlz7gejmgydruzuimomm8z">
+            <w:hyperlink w:history="1" r:id="rIdbcz61bvicxc0kmgoblc-6">
               <w:r>
                 <w:rPr>
                   <w:rFonts w:ascii="Arial" w:cs="Arial" w:eastAsia="Arial" w:hAnsi="Arial"/>
@@ -4414,7 +4414,7 @@
               <w:spacing w:after="10" w:before="0"/>
               <w:ind w:left="120"/>
             </w:pPr>
-            <w:hyperlink w:history="1" r:id="rIdhqwimhzquvu_bpeendwjb">
+            <w:hyperlink w:history="1" r:id="rIdybixh-pk2phzzeh6sz_cn">
               <w:r>
                 <w:rPr>
                   <w:rFonts w:ascii="Arial" w:cs="Arial" w:eastAsia="Arial" w:hAnsi="Arial"/>
@@ -4609,7 +4609,7 @@
             <w:pPr>
               <w:spacing w:after="20" w:before="0"/>
             </w:pPr>
-            <w:hyperlink w:history="1" r:id="rIdjv6l9bdead2w_mdb_h1x6">
+            <w:hyperlink w:history="1" r:id="rIdjxj3gkohffinux8gkv_3o">
               <w:r>
                 <w:rPr>
                   <w:rFonts w:ascii="Arial" w:cs="Arial" w:eastAsia="Arial" w:hAnsi="Arial"/>
@@ -4658,7 +4658,7 @@
               <w:spacing w:after="10" w:before="0"/>
               <w:ind w:left="120"/>
             </w:pPr>
-            <w:hyperlink w:history="1" r:id="rIdgd0qdlobtleyactpghq18">
+            <w:hyperlink w:history="1" r:id="rIded4lg32xwnn0yqpvv_orh">
               <w:r>
                 <w:rPr>
                   <w:rFonts w:ascii="Arial" w:cs="Arial" w:eastAsia="Arial" w:hAnsi="Arial"/>
@@ -4703,7 +4703,7 @@
             <w:pPr>
               <w:spacing w:after="20" w:before="0"/>
             </w:pPr>
-            <w:hyperlink w:history="1" r:id="rId-hjz4rxbtaf5hh3xu_mme">
+            <w:hyperlink w:history="1" r:id="rIdonh5idp7d1qpyk2n-yjf_">
               <w:r>
                 <w:rPr>
                   <w:rFonts w:ascii="Arial" w:cs="Arial" w:eastAsia="Arial" w:hAnsi="Arial"/>
@@ -4752,7 +4752,7 @@
               <w:spacing w:after="10" w:before="0"/>
               <w:ind w:left="120"/>
             </w:pPr>
-            <w:hyperlink w:history="1" r:id="rIdr2znckrkfrmjy2sni6s1x">
+            <w:hyperlink w:history="1" r:id="rIdvajlhnkkplsnn-lbkzliy">
               <w:r>
                 <w:rPr>
                   <w:rFonts w:ascii="Arial" w:cs="Arial" w:eastAsia="Arial" w:hAnsi="Arial"/>
@@ -5378,7 +5378,7 @@
         </w:rPr>
         <w:t xml:space="preserve">© 2026 SeaVuria and ARES. Aligned with KICD objectives. Developed by SeaVuria; technical implementation by ARES (with AI assistance from Claude). Licensed under </w:t>
       </w:r>
-      <w:hyperlink w:history="1" r:id="rIdabyb7ycktgh1q2bpljrx1">
+      <w:hyperlink w:history="1" r:id="rIdkar2zg-48jqa1p9eqgv3t">
         <w:r>
           <w:rPr>
             <w:rFonts w:ascii="Arial" w:cs="Arial" w:eastAsia="Arial" w:hAnsi="Arial"/>
@@ -5399,7 +5399,7 @@
         </w:rPr>
         <w:t xml:space="preserve"> (</w:t>
       </w:r>
-      <w:hyperlink w:history="1" r:id="rIdnbg4vkps2lxb5cg3p3tfy">
+      <w:hyperlink w:history="1" r:id="rIddy7buzi9-tja8javplvol">
         <w:r>
           <w:rPr>
             <w:rFonts w:ascii="Arial" w:cs="Arial" w:eastAsia="Arial" w:hAnsi="Arial"/>
@@ -6412,7 +6412,7 @@
             <w:pPr>
               <w:spacing w:after="20" w:before="0"/>
             </w:pPr>
-            <w:hyperlink w:history="1" r:id="rId_dg7sekpevsnsxcbrh1ew">
+            <w:hyperlink w:history="1" r:id="rIdrek8bhsoykisdudthtamb">
               <w:r>
                 <w:rPr>
                   <w:rFonts w:ascii="Arial" w:cs="Arial" w:eastAsia="Arial" w:hAnsi="Arial"/>
@@ -6445,7 +6445,7 @@
               <w:spacing w:after="10" w:before="0"/>
               <w:ind w:left="120"/>
             </w:pPr>
-            <w:hyperlink w:history="1" r:id="rIdxa54xdzq8rrm3rx5qs-lg">
+            <w:hyperlink w:history="1" r:id="rIdr0srxuwvdo40vvhtql6vp">
               <w:r>
                 <w:rPr>
                   <w:rFonts w:ascii="Arial" w:cs="Arial" w:eastAsia="Arial" w:hAnsi="Arial"/>
@@ -6490,7 +6490,7 @@
             <w:pPr>
               <w:spacing w:after="20" w:before="0"/>
             </w:pPr>
-            <w:hyperlink w:history="1" r:id="rIdo4ipvyzumnfi1um5_9fmo">
+            <w:hyperlink w:history="1" r:id="rId2ex_siiiehmhn67zorboh">
               <w:r>
                 <w:rPr>
                   <w:rFonts w:ascii="Arial" w:cs="Arial" w:eastAsia="Arial" w:hAnsi="Arial"/>
@@ -6523,7 +6523,7 @@
               <w:spacing w:after="10" w:before="0"/>
               <w:ind w:left="120"/>
             </w:pPr>
-            <w:hyperlink w:history="1" r:id="rIdsajysrrt8xfasp_1opxml">
+            <w:hyperlink w:history="1" r:id="rIdp70nrnm6ia--r8znvquyq">
               <w:r>
                 <w:rPr>
                   <w:rFonts w:ascii="Arial" w:cs="Arial" w:eastAsia="Arial" w:hAnsi="Arial"/>
@@ -6718,7 +6718,7 @@
             <w:pPr>
               <w:spacing w:after="20" w:before="0"/>
             </w:pPr>
-            <w:hyperlink w:history="1" r:id="rIdo_jyud-v5qllgmmuz63tz">
+            <w:hyperlink w:history="1" r:id="rId6vrw4-e5cjwbgaasg9flp">
               <w:r>
                 <w:rPr>
                   <w:rFonts w:ascii="Arial" w:cs="Arial" w:eastAsia="Arial" w:hAnsi="Arial"/>
@@ -6751,7 +6751,7 @@
               <w:spacing w:after="10" w:before="0"/>
               <w:ind w:left="120"/>
             </w:pPr>
-            <w:hyperlink w:history="1" r:id="rIdpyoymk2f1q5puveggmd5m">
+            <w:hyperlink w:history="1" r:id="rIdpg6pvnazd7ecf0vhrn2q0">
               <w:r>
                 <w:rPr>
                   <w:rFonts w:ascii="Arial" w:cs="Arial" w:eastAsia="Arial" w:hAnsi="Arial"/>
@@ -6796,7 +6796,7 @@
             <w:pPr>
               <w:spacing w:after="20" w:before="0"/>
             </w:pPr>
-            <w:hyperlink w:history="1" r:id="rId1waibbp1xg5qjeejcinvb">
+            <w:hyperlink w:history="1" r:id="rIdif-5yb2adbmz5f4llmvcp">
               <w:r>
                 <w:rPr>
                   <w:rFonts w:ascii="Arial" w:cs="Arial" w:eastAsia="Arial" w:hAnsi="Arial"/>
@@ -6829,7 +6829,7 @@
               <w:spacing w:after="10" w:before="0"/>
               <w:ind w:left="120"/>
             </w:pPr>
-            <w:hyperlink w:history="1" r:id="rId67ufpydvzfdgd0hcl_eeu">
+            <w:hyperlink w:history="1" r:id="rIdikpkibphqoub-7clzhnhk">
               <w:r>
                 <w:rPr>
                   <w:rFonts w:ascii="Arial" w:cs="Arial" w:eastAsia="Arial" w:hAnsi="Arial"/>
@@ -7024,7 +7024,7 @@
             <w:pPr>
               <w:spacing w:after="20" w:before="0"/>
             </w:pPr>
-            <w:hyperlink w:history="1" r:id="rIdklhyfibdwtzpabsc0gh1s">
+            <w:hyperlink w:history="1" r:id="rId62vtxum5_tr9vpyfwopwi">
               <w:r>
                 <w:rPr>
                   <w:rFonts w:ascii="Arial" w:cs="Arial" w:eastAsia="Arial" w:hAnsi="Arial"/>
@@ -7073,7 +7073,7 @@
               <w:spacing w:after="10" w:before="0"/>
               <w:ind w:left="120"/>
             </w:pPr>
-            <w:hyperlink w:history="1" r:id="rIdkdtofa5svwl9opag7phbu">
+            <w:hyperlink w:history="1" r:id="rIdasdat8o9veezvaohdtiv4">
               <w:r>
                 <w:rPr>
                   <w:rFonts w:ascii="Arial" w:cs="Arial" w:eastAsia="Arial" w:hAnsi="Arial"/>
@@ -7118,7 +7118,7 @@
             <w:pPr>
               <w:spacing w:after="20" w:before="0"/>
             </w:pPr>
-            <w:hyperlink w:history="1" r:id="rIdsutp7nily0zmdwgduxbmu">
+            <w:hyperlink w:history="1" r:id="rId3dczuoprntavioj128sdh">
               <w:r>
                 <w:rPr>
                   <w:rFonts w:ascii="Arial" w:cs="Arial" w:eastAsia="Arial" w:hAnsi="Arial"/>
@@ -7167,7 +7167,7 @@
               <w:spacing w:after="10" w:before="0"/>
               <w:ind w:left="120"/>
             </w:pPr>
-            <w:hyperlink w:history="1" r:id="rIdnhaipmgjr96_b65cw_kq7">
+            <w:hyperlink w:history="1" r:id="rId-zrl6abnet-qrhpddmutj">
               <w:r>
                 <w:rPr>
                   <w:rFonts w:ascii="Arial" w:cs="Arial" w:eastAsia="Arial" w:hAnsi="Arial"/>
@@ -7362,7 +7362,7 @@
             <w:pPr>
               <w:spacing w:after="20" w:before="0"/>
             </w:pPr>
-            <w:hyperlink w:history="1" r:id="rIduxcg0vdimkfz9zmgmo695">
+            <w:hyperlink w:history="1" r:id="rIdpj511iueb6pbft4wps5b2">
               <w:r>
                 <w:rPr>
                   <w:rFonts w:ascii="Arial" w:cs="Arial" w:eastAsia="Arial" w:hAnsi="Arial"/>
@@ -7411,7 +7411,7 @@
               <w:spacing w:after="10" w:before="0"/>
               <w:ind w:left="120"/>
             </w:pPr>
-            <w:hyperlink w:history="1" r:id="rIdfnwidpjykuhh5izdgbbmu">
+            <w:hyperlink w:history="1" r:id="rIddro6lsw5ab36sjw_1lb-9">
               <w:r>
                 <w:rPr>
                   <w:rFonts w:ascii="Arial" w:cs="Arial" w:eastAsia="Arial" w:hAnsi="Arial"/>
@@ -7456,7 +7456,7 @@
             <w:pPr>
               <w:spacing w:after="20" w:before="0"/>
             </w:pPr>
-            <w:hyperlink w:history="1" r:id="rIdsbx1v2p-cmzs5fwlimwmo">
+            <w:hyperlink w:history="1" r:id="rId0t0jzenht41fyrgjjlvfd">
               <w:r>
                 <w:rPr>
                   <w:rFonts w:ascii="Arial" w:cs="Arial" w:eastAsia="Arial" w:hAnsi="Arial"/>
@@ -7505,7 +7505,7 @@
               <w:spacing w:after="10" w:before="0"/>
               <w:ind w:left="120"/>
             </w:pPr>
-            <w:hyperlink w:history="1" r:id="rId4qwm20ki9ynsg-jk79gda">
+            <w:hyperlink w:history="1" r:id="rIdrpqfnoyhpfbvl9r-g0z6y">
               <w:r>
                 <w:rPr>
                   <w:rFonts w:ascii="Arial" w:cs="Arial" w:eastAsia="Arial" w:hAnsi="Arial"/>
@@ -7700,7 +7700,7 @@
             <w:pPr>
               <w:spacing w:after="20" w:before="0"/>
             </w:pPr>
-            <w:hyperlink w:history="1" r:id="rIdvl8e4ixzr8j4xzjmlsa3_">
+            <w:hyperlink w:history="1" r:id="rIdnezcdnhkprz4ujwowbavi">
               <w:r>
                 <w:rPr>
                   <w:rFonts w:ascii="Arial" w:cs="Arial" w:eastAsia="Arial" w:hAnsi="Arial"/>
@@ -7749,7 +7749,7 @@
               <w:spacing w:after="10" w:before="0"/>
               <w:ind w:left="120"/>
             </w:pPr>
-            <w:hyperlink w:history="1" r:id="rIdpn_o-y79d3vurhaxibdzt">
+            <w:hyperlink w:history="1" r:id="rId8dfz5uhdnzlfnxns_jvmq">
               <w:r>
                 <w:rPr>
                   <w:rFonts w:ascii="Arial" w:cs="Arial" w:eastAsia="Arial" w:hAnsi="Arial"/>
@@ -7794,7 +7794,7 @@
             <w:pPr>
               <w:spacing w:after="20" w:before="0"/>
             </w:pPr>
-            <w:hyperlink w:history="1" r:id="rIdhwsnejdo_fxbxlusjslc2">
+            <w:hyperlink w:history="1" r:id="rIdz1j3rufy8imzgcaawmtb3">
               <w:r>
                 <w:rPr>
                   <w:rFonts w:ascii="Arial" w:cs="Arial" w:eastAsia="Arial" w:hAnsi="Arial"/>
@@ -7843,7 +7843,7 @@
               <w:spacing w:after="10" w:before="0"/>
               <w:ind w:left="120"/>
             </w:pPr>
-            <w:hyperlink w:history="1" r:id="rIdx0qtfpr8bs5ke3b4orz6q">
+            <w:hyperlink w:history="1" r:id="rIdf2aoepgvqzdqdh2cfmapj">
               <w:r>
                 <w:rPr>
                   <w:rFonts w:ascii="Arial" w:cs="Arial" w:eastAsia="Arial" w:hAnsi="Arial"/>
@@ -8355,7 +8355,7 @@
         </w:rPr>
         <w:t xml:space="preserve">© 2026 SeaVuria and ARES. Aligned with KICD objectives. Developed by SeaVuria; technical implementation by ARES (with AI assistance from Claude). Licensed under </w:t>
       </w:r>
-      <w:hyperlink w:history="1" r:id="rIdw1wn64hpf0p1pd6pcutdq">
+      <w:hyperlink w:history="1" r:id="rIdjq8y4cckkp-8mvzzmb5l-">
         <w:r>
           <w:rPr>
             <w:rFonts w:ascii="Arial" w:cs="Arial" w:eastAsia="Arial" w:hAnsi="Arial"/>
@@ -8376,7 +8376,7 @@
         </w:rPr>
         <w:t xml:space="preserve"> (</w:t>
       </w:r>
-      <w:hyperlink w:history="1" r:id="rIdnraxcapt5coae09y8fqdg">
+      <w:hyperlink w:history="1" r:id="rIdfa4hvaqf51uraac5busd7">
         <w:r>
           <w:rPr>
             <w:rFonts w:ascii="Arial" w:cs="Arial" w:eastAsia="Arial" w:hAnsi="Arial"/>
@@ -9389,7 +9389,7 @@
             <w:pPr>
               <w:spacing w:after="20" w:before="0"/>
             </w:pPr>
-            <w:hyperlink w:history="1" r:id="rIdpsysqylnp-hgw8t2evs5d">
+            <w:hyperlink w:history="1" r:id="rIdtzlnvka8wgncw0sx_rdp6">
               <w:r>
                 <w:rPr>
                   <w:rFonts w:ascii="Arial" w:cs="Arial" w:eastAsia="Arial" w:hAnsi="Arial"/>
@@ -9422,7 +9422,7 @@
               <w:spacing w:after="10" w:before="0"/>
               <w:ind w:left="120"/>
             </w:pPr>
-            <w:hyperlink w:history="1" r:id="rId1a91vj4wcqnjnl-dyvqpc">
+            <w:hyperlink w:history="1" r:id="rIdznrfyvvlwuqczwaztt8ed">
               <w:r>
                 <w:rPr>
                   <w:rFonts w:ascii="Arial" w:cs="Arial" w:eastAsia="Arial" w:hAnsi="Arial"/>
@@ -9467,7 +9467,7 @@
             <w:pPr>
               <w:spacing w:after="20" w:before="0"/>
             </w:pPr>
-            <w:hyperlink w:history="1" r:id="rIds_a33wcq_liu-ygog-kjs">
+            <w:hyperlink w:history="1" r:id="rId8my0igqw1xkawcdtk-05s">
               <w:r>
                 <w:rPr>
                   <w:rFonts w:ascii="Arial" w:cs="Arial" w:eastAsia="Arial" w:hAnsi="Arial"/>
@@ -9500,7 +9500,7 @@
               <w:spacing w:after="10" w:before="0"/>
               <w:ind w:left="120"/>
             </w:pPr>
-            <w:hyperlink w:history="1" r:id="rIdjj4b8lj7ekotkpam5t-vf">
+            <w:hyperlink w:history="1" r:id="rIdhdmhodlazofl0kei5g5fl">
               <w:r>
                 <w:rPr>
                   <w:rFonts w:ascii="Arial" w:cs="Arial" w:eastAsia="Arial" w:hAnsi="Arial"/>
@@ -9695,7 +9695,7 @@
             <w:pPr>
               <w:spacing w:after="20" w:before="0"/>
             </w:pPr>
-            <w:hyperlink w:history="1" r:id="rIdcjliqgagqkfjvq2vw3mrr">
+            <w:hyperlink w:history="1" r:id="rIddkbpxe8l_kv-aw8omlm14">
               <w:r>
                 <w:rPr>
                   <w:rFonts w:ascii="Arial" w:cs="Arial" w:eastAsia="Arial" w:hAnsi="Arial"/>
@@ -9728,7 +9728,7 @@
               <w:spacing w:after="10" w:before="0"/>
               <w:ind w:left="120"/>
             </w:pPr>
-            <w:hyperlink w:history="1" r:id="rIds_3ae5yaebe0jo9p9fwoc">
+            <w:hyperlink w:history="1" r:id="rIdyieuaegiipcbtlhvry3tj">
               <w:r>
                 <w:rPr>
                   <w:rFonts w:ascii="Arial" w:cs="Arial" w:eastAsia="Arial" w:hAnsi="Arial"/>
@@ -9773,7 +9773,7 @@
             <w:pPr>
               <w:spacing w:after="20" w:before="0"/>
             </w:pPr>
-            <w:hyperlink w:history="1" r:id="rIdhay-t1oj9312dk9lzsiqg">
+            <w:hyperlink w:history="1" r:id="rIdrkkeprpnfbwl4jbg-j0mv">
               <w:r>
                 <w:rPr>
                   <w:rFonts w:ascii="Arial" w:cs="Arial" w:eastAsia="Arial" w:hAnsi="Arial"/>
@@ -9806,7 +9806,7 @@
               <w:spacing w:after="10" w:before="0"/>
               <w:ind w:left="120"/>
             </w:pPr>
-            <w:hyperlink w:history="1" r:id="rIddq-mjcilzdotw8jgphyc7">
+            <w:hyperlink w:history="1" r:id="rIdmvwaghttktf-iicjbjn1x">
               <w:r>
                 <w:rPr>
                   <w:rFonts w:ascii="Arial" w:cs="Arial" w:eastAsia="Arial" w:hAnsi="Arial"/>
@@ -10001,7 +10001,7 @@
             <w:pPr>
               <w:spacing w:after="20" w:before="0"/>
             </w:pPr>
-            <w:hyperlink w:history="1" r:id="rIdaj1yab_wvlhcecd1w2eiq">
+            <w:hyperlink w:history="1" r:id="rIduur7gsvzq44qthfgxmxcd">
               <w:r>
                 <w:rPr>
                   <w:rFonts w:ascii="Arial" w:cs="Arial" w:eastAsia="Arial" w:hAnsi="Arial"/>
@@ -10050,7 +10050,7 @@
               <w:spacing w:after="10" w:before="0"/>
               <w:ind w:left="120"/>
             </w:pPr>
-            <w:hyperlink w:history="1" r:id="rIdoh7uorjmskgh-gd8stfsp">
+            <w:hyperlink w:history="1" r:id="rIdl-ucjbme1ql8rnxgqhwc4">
               <w:r>
                 <w:rPr>
                   <w:rFonts w:ascii="Arial" w:cs="Arial" w:eastAsia="Arial" w:hAnsi="Arial"/>
@@ -10095,7 +10095,7 @@
             <w:pPr>
               <w:spacing w:after="20" w:before="0"/>
             </w:pPr>
-            <w:hyperlink w:history="1" r:id="rIdut9qpxrep-tzcdu790swd">
+            <w:hyperlink w:history="1" r:id="rIdezj3refg3dxxkbw7x0mkw">
               <w:r>
                 <w:rPr>
                   <w:rFonts w:ascii="Arial" w:cs="Arial" w:eastAsia="Arial" w:hAnsi="Arial"/>
@@ -10144,7 +10144,7 @@
               <w:spacing w:after="10" w:before="0"/>
               <w:ind w:left="120"/>
             </w:pPr>
-            <w:hyperlink w:history="1" r:id="rIdf9uvcbk-l6b6igavqd9ik">
+            <w:hyperlink w:history="1" r:id="rIdov0oqnx34hpk9wrhi9yfa">
               <w:r>
                 <w:rPr>
                   <w:rFonts w:ascii="Arial" w:cs="Arial" w:eastAsia="Arial" w:hAnsi="Arial"/>
@@ -10339,7 +10339,7 @@
             <w:pPr>
               <w:spacing w:after="20" w:before="0"/>
             </w:pPr>
-            <w:hyperlink w:history="1" r:id="rIdgig0lyg42n29cdkzl1m1s">
+            <w:hyperlink w:history="1" r:id="rIdarrlu9rviul72wmp3gppm">
               <w:r>
                 <w:rPr>
                   <w:rFonts w:ascii="Arial" w:cs="Arial" w:eastAsia="Arial" w:hAnsi="Arial"/>
@@ -10388,7 +10388,7 @@
               <w:spacing w:after="10" w:before="0"/>
               <w:ind w:left="120"/>
             </w:pPr>
-            <w:hyperlink w:history="1" r:id="rIdw3thtkkvthl1qbbvao5wu">
+            <w:hyperlink w:history="1" r:id="rIdfp25g_n0wsqnnbbwl-bv3">
               <w:r>
                 <w:rPr>
                   <w:rFonts w:ascii="Arial" w:cs="Arial" w:eastAsia="Arial" w:hAnsi="Arial"/>
@@ -10433,7 +10433,7 @@
             <w:pPr>
               <w:spacing w:after="20" w:before="0"/>
             </w:pPr>
-            <w:hyperlink w:history="1" r:id="rIdmzbjyshsui_2oeipuokkc">
+            <w:hyperlink w:history="1" r:id="rIdmb9uxmwjg0ghc_jsxreij">
               <w:r>
                 <w:rPr>
                   <w:rFonts w:ascii="Arial" w:cs="Arial" w:eastAsia="Arial" w:hAnsi="Arial"/>
@@ -10466,7 +10466,7 @@
               <w:spacing w:after="10" w:before="0"/>
               <w:ind w:left="120"/>
             </w:pPr>
-            <w:hyperlink w:history="1" r:id="rIdsli7lvln5w57uofmj2tqw">
+            <w:hyperlink w:history="1" r:id="rIdhb9qs4sk6l8iy1uzawv2i">
               <w:r>
                 <w:rPr>
                   <w:rFonts w:ascii="Arial" w:cs="Arial" w:eastAsia="Arial" w:hAnsi="Arial"/>
@@ -10661,7 +10661,7 @@
             <w:pPr>
               <w:spacing w:after="20" w:before="0"/>
             </w:pPr>
-            <w:hyperlink w:history="1" r:id="rIdum3yk1bbulgiwaeohb7q0">
+            <w:hyperlink w:history="1" r:id="rIdqrcctcdsrvlgbdinhxkgy">
               <w:r>
                 <w:rPr>
                   <w:rFonts w:ascii="Arial" w:cs="Arial" w:eastAsia="Arial" w:hAnsi="Arial"/>
@@ -10694,7 +10694,7 @@
               <w:spacing w:after="10" w:before="0"/>
               <w:ind w:left="120"/>
             </w:pPr>
-            <w:hyperlink w:history="1" r:id="rIdbj2dskjmx0navcalwpqs7">
+            <w:hyperlink w:history="1" r:id="rIdo-5dofhhz9xulb2y9in1o">
               <w:r>
                 <w:rPr>
                   <w:rFonts w:ascii="Arial" w:cs="Arial" w:eastAsia="Arial" w:hAnsi="Arial"/>
@@ -10739,7 +10739,7 @@
             <w:pPr>
               <w:spacing w:after="20" w:before="0"/>
             </w:pPr>
-            <w:hyperlink w:history="1" r:id="rIdwz1g3t40xvuww_i48wv08">
+            <w:hyperlink w:history="1" r:id="rIdiumimxfx4fsotdjkdcsci">
               <w:r>
                 <w:rPr>
                   <w:rFonts w:ascii="Arial" w:cs="Arial" w:eastAsia="Arial" w:hAnsi="Arial"/>
@@ -10772,7 +10772,7 @@
               <w:spacing w:after="10" w:before="0"/>
               <w:ind w:left="120"/>
             </w:pPr>
-            <w:hyperlink w:history="1" r:id="rIdbp10lzdd3irahcrx8p3jg">
+            <w:hyperlink w:history="1" r:id="rIde49jtqhbhajqtc-bqva4y">
               <w:r>
                 <w:rPr>
                   <w:rFonts w:ascii="Arial" w:cs="Arial" w:eastAsia="Arial" w:hAnsi="Arial"/>
@@ -11379,7 +11379,7 @@
         </w:rPr>
         <w:t xml:space="preserve">© 2026 SeaVuria and ARES. Aligned with KICD objectives. Developed by SeaVuria; technical implementation by ARES (with AI assistance from Claude). Licensed under </w:t>
       </w:r>
-      <w:hyperlink w:history="1" r:id="rIdpofzdwmkgslp1t0evcth6">
+      <w:hyperlink w:history="1" r:id="rIdrshs5jnxdgjcmrnic_cok">
         <w:r>
           <w:rPr>
             <w:rFonts w:ascii="Arial" w:cs="Arial" w:eastAsia="Arial" w:hAnsi="Arial"/>
@@ -11400,7 +11400,7 @@
         </w:rPr>
         <w:t xml:space="preserve"> (</w:t>
       </w:r>
-      <w:hyperlink w:history="1" r:id="rIdshmgvh6i5saydx_osa3t8">
+      <w:hyperlink w:history="1" r:id="rIddo21r9weljmsugko0lolw">
         <w:r>
           <w:rPr>
             <w:rFonts w:ascii="Arial" w:cs="Arial" w:eastAsia="Arial" w:hAnsi="Arial"/>
@@ -12413,7 +12413,7 @@
             <w:pPr>
               <w:spacing w:after="20" w:before="0"/>
             </w:pPr>
-            <w:hyperlink w:history="1" r:id="rId8ukdkhktirjrvoyz7ntjc">
+            <w:hyperlink w:history="1" r:id="rIdv1lbqox7d-vxk9ggoascv">
               <w:r>
                 <w:rPr>
                   <w:rFonts w:ascii="Arial" w:cs="Arial" w:eastAsia="Arial" w:hAnsi="Arial"/>
@@ -12446,7 +12446,7 @@
               <w:spacing w:after="10" w:before="0"/>
               <w:ind w:left="120"/>
             </w:pPr>
-            <w:hyperlink w:history="1" r:id="rIdyvqnaucazfmo5l3tm-ojo">
+            <w:hyperlink w:history="1" r:id="rIdqdi6sapz5jx6afaei1f9d">
               <w:r>
                 <w:rPr>
                   <w:rFonts w:ascii="Arial" w:cs="Arial" w:eastAsia="Arial" w:hAnsi="Arial"/>
@@ -12491,7 +12491,7 @@
             <w:pPr>
               <w:spacing w:after="20" w:before="0"/>
             </w:pPr>
-            <w:hyperlink w:history="1" r:id="rIdp7qspwkjtkjlqb9xzx0am">
+            <w:hyperlink w:history="1" r:id="rIdhs50k780uj1_miefccf9d">
               <w:r>
                 <w:rPr>
                   <w:rFonts w:ascii="Arial" w:cs="Arial" w:eastAsia="Arial" w:hAnsi="Arial"/>
@@ -12524,7 +12524,7 @@
               <w:spacing w:after="10" w:before="0"/>
               <w:ind w:left="120"/>
             </w:pPr>
-            <w:hyperlink w:history="1" r:id="rId0fk4atacgoidjd6ti-xh9">
+            <w:hyperlink w:history="1" r:id="rIdn_3efxm42acg8bqt0onwa">
               <w:r>
                 <w:rPr>
                   <w:rFonts w:ascii="Arial" w:cs="Arial" w:eastAsia="Arial" w:hAnsi="Arial"/>
@@ -12719,7 +12719,7 @@
             <w:pPr>
               <w:spacing w:after="20" w:before="0"/>
             </w:pPr>
-            <w:hyperlink w:history="1" r:id="rIdo6u0-idhrb7jnzmkrcsjx">
+            <w:hyperlink w:history="1" r:id="rIdg0imrzhpglzsiwc3mqvgo">
               <w:r>
                 <w:rPr>
                   <w:rFonts w:ascii="Arial" w:cs="Arial" w:eastAsia="Arial" w:hAnsi="Arial"/>
@@ -12752,7 +12752,7 @@
               <w:spacing w:after="10" w:before="0"/>
               <w:ind w:left="120"/>
             </w:pPr>
-            <w:hyperlink w:history="1" r:id="rIdzwbifhu8iaq_t8phpem_n">
+            <w:hyperlink w:history="1" r:id="rIdvofdv4yeiy52zmmveftoa">
               <w:r>
                 <w:rPr>
                   <w:rFonts w:ascii="Arial" w:cs="Arial" w:eastAsia="Arial" w:hAnsi="Arial"/>
@@ -12797,7 +12797,7 @@
             <w:pPr>
               <w:spacing w:after="20" w:before="0"/>
             </w:pPr>
-            <w:hyperlink w:history="1" r:id="rId5wzrlh9765cybsicbj5h7">
+            <w:hyperlink w:history="1" r:id="rIdimugfcosuomkpidqyibat">
               <w:r>
                 <w:rPr>
                   <w:rFonts w:ascii="Arial" w:cs="Arial" w:eastAsia="Arial" w:hAnsi="Arial"/>
@@ -12830,7 +12830,7 @@
               <w:spacing w:after="10" w:before="0"/>
               <w:ind w:left="120"/>
             </w:pPr>
-            <w:hyperlink w:history="1" r:id="rIdt0dapbyff2ub6ysy5esbw">
+            <w:hyperlink w:history="1" r:id="rIdsjhjw6a1hdbn153yxcjy7">
               <w:r>
                 <w:rPr>
                   <w:rFonts w:ascii="Arial" w:cs="Arial" w:eastAsia="Arial" w:hAnsi="Arial"/>
@@ -13025,7 +13025,7 @@
             <w:pPr>
               <w:spacing w:after="20" w:before="0"/>
             </w:pPr>
-            <w:hyperlink w:history="1" r:id="rIdvoasilqf_xpdegkyl4zwu">
+            <w:hyperlink w:history="1" r:id="rId_bbizspkqxgk0mxp3zxop">
               <w:r>
                 <w:rPr>
                   <w:rFonts w:ascii="Arial" w:cs="Arial" w:eastAsia="Arial" w:hAnsi="Arial"/>
@@ -13058,7 +13058,7 @@
               <w:spacing w:after="10" w:before="0"/>
               <w:ind w:left="120"/>
             </w:pPr>
-            <w:hyperlink w:history="1" r:id="rIdw5zxunodgpjijoirrjcgk">
+            <w:hyperlink w:history="1" r:id="rIdnutedhnn6evlmxbolll5f">
               <w:r>
                 <w:rPr>
                   <w:rFonts w:ascii="Arial" w:cs="Arial" w:eastAsia="Arial" w:hAnsi="Arial"/>
@@ -13103,7 +13103,7 @@
             <w:pPr>
               <w:spacing w:after="20" w:before="0"/>
             </w:pPr>
-            <w:hyperlink w:history="1" r:id="rIdrw96mlrzvpzc0347_v6ip">
+            <w:hyperlink w:history="1" r:id="rIddudy1avanch_-clowg5gf">
               <w:r>
                 <w:rPr>
                   <w:rFonts w:ascii="Arial" w:cs="Arial" w:eastAsia="Arial" w:hAnsi="Arial"/>
@@ -13136,7 +13136,7 @@
               <w:spacing w:after="10" w:before="0"/>
               <w:ind w:left="120"/>
             </w:pPr>
-            <w:hyperlink w:history="1" r:id="rIdvvfb3wnp515mp1dsl0rra">
+            <w:hyperlink w:history="1" r:id="rIdodlpee4ab4o2xpdn_8gad">
               <w:r>
                 <w:rPr>
                   <w:rFonts w:ascii="Arial" w:cs="Arial" w:eastAsia="Arial" w:hAnsi="Arial"/>
@@ -13178,7 +13178,7 @@
                 <w:sz w:val="18"/>
                 <w:szCs w:val="18"/>
               </w:rPr>
-              <w:t xml:space="preserve">Learners first complete a 'Word Equation → Balanced Equation' scaffold in their notebooks for both reactions: (A) Hydrochloric acid + Sodium hydroxide → Sodium chloride + Water; (B) Hydrochloric acid + Calcium carbonate → Calcium chloride + Carbon dioxide + Water. They then write the full balanced symbol equations: (A) HCl(aq) + NaOH(aq) → NaCl(aq) + H₂O(l); (B) 2HCl(aq) + CaCO₃(s) → CaCl₂(aq) + CO₂(g) + H₂O(l). Learners label state symbols and identify the type of salt formed in each case. They then complete a 'Phenomenon Connection' box: 'The CO₂ produced in Reaction B is the same gas that makes mandazi dough rise when baking soda (NaHCO₃) reacts with the acid in the dough. Write the equation for that reaction too: 2HCl + NaHCO₃ → NaCl + CO₂ + H₂O.' As a group, learners compare Reactions A and B: 'In which reaction did you see gas? In which reaction did you NOT see a visible change? How do you know a reaction actually happened in neutralisation?' Groups discuss and share answers. Learners also identify that CaCl₂ (calcium chloride) is a hygroscopic salt — linking to the anchoring phenomenon (CAN fertiliser clumping — CAN contains ammonium nitrate and calcium compounds).</w:t>
+              <w:t xml:space="preserve">Learners first complete a 'Word Equation → Balanced Equation' scaffold in their notebooks for both reactions: (A) Hydrochloric acid + Sodium hydroxide → Sodium chloride + Water; (B) Hydrochloric acid + Calcium carbonate → Calcium chloride + Carbon dioxide + Water. They then write the full balanced symbol equations: (A) HCl(aq) + NaOH(aq) → NaCl(aq) + H₂O(l); (B) 2HCl(aq) + CaCO₃(s) → CaCl₂(aq) + CO₂(g) + H₂O(l). Learners label state symbols and identify the type of salt formed in each case. They then complete a 'Phenomenon Connection' box: 'The CO₂ produced in Reaction B is the same gas that makes mandazi dough rise when baking soda (NaHCO₃) reacts with the acid in the dough. Write the equation for that reaction too: 2HCl + NaHCO₃ → NaCl + CO₂ + H₂O.' As a group, learners compare Reactions A and B: 'In which reaction did you see gas? In which reaction did you NOT see a visible change? How do you know a reaction actually happened in neutralisation?' Groups discuss and share answers. Learners also identify that CaCl₂ (calcium chloride) is a hygroscopic salt — a useful comparison with the anchoring phenomenon (CAN fertiliser clumping — CaCl₂ is not an ingredient of CAN, but CAN's ammonium nitrate also absorbs water from the air).</w:t>
             </w:r>
           </w:p>
         </w:tc>
@@ -13331,7 +13331,7 @@
             <w:pPr>
               <w:spacing w:after="20" w:before="0"/>
             </w:pPr>
-            <w:hyperlink w:history="1" r:id="rIdrqafsdavmbeyds3v_s3wz">
+            <w:hyperlink w:history="1" r:id="rIdpvzox5mgdhf1l66mczkhh">
               <w:r>
                 <w:rPr>
                   <w:rFonts w:ascii="Arial" w:cs="Arial" w:eastAsia="Arial" w:hAnsi="Arial"/>
@@ -13364,7 +13364,7 @@
               <w:spacing w:after="10" w:before="0"/>
               <w:ind w:left="120"/>
             </w:pPr>
-            <w:hyperlink w:history="1" r:id="rIdceztzwaogtlvlxhmin4pb">
+            <w:hyperlink w:history="1" r:id="rIdsuwqkce1bumn0l94fn-2u">
               <w:r>
                 <w:rPr>
                   <w:rFonts w:ascii="Arial" w:cs="Arial" w:eastAsia="Arial" w:hAnsi="Arial"/>
@@ -13409,7 +13409,7 @@
             <w:pPr>
               <w:spacing w:after="20" w:before="0"/>
             </w:pPr>
-            <w:hyperlink w:history="1" r:id="rId-_c1xqrh4pq1hena0bbip">
+            <w:hyperlink w:history="1" r:id="rIddp3ytgupg_zmpvr0wuojc">
               <w:r>
                 <w:rPr>
                   <w:rFonts w:ascii="Arial" w:cs="Arial" w:eastAsia="Arial" w:hAnsi="Arial"/>
@@ -13442,7 +13442,7 @@
               <w:spacing w:after="10" w:before="0"/>
               <w:ind w:left="120"/>
             </w:pPr>
-            <w:hyperlink w:history="1" r:id="rId7dwwxe4rvrl8lx7nxoq1x">
+            <w:hyperlink w:history="1" r:id="rIdpkjvhuf6cxim9rq6hj_jm">
               <w:r>
                 <w:rPr>
                   <w:rFonts w:ascii="Arial" w:cs="Arial" w:eastAsia="Arial" w:hAnsi="Arial"/>
@@ -13637,7 +13637,7 @@
             <w:pPr>
               <w:spacing w:after="20" w:before="0"/>
             </w:pPr>
-            <w:hyperlink w:history="1" r:id="rId9-8aqw2r6qo83neapmgmo">
+            <w:hyperlink w:history="1" r:id="rIdvd27iyo_fdyf9ncunm8bn">
               <w:r>
                 <w:rPr>
                   <w:rFonts w:ascii="Arial" w:cs="Arial" w:eastAsia="Arial" w:hAnsi="Arial"/>
@@ -13686,7 +13686,7 @@
               <w:spacing w:after="10" w:before="0"/>
               <w:ind w:left="120"/>
             </w:pPr>
-            <w:hyperlink w:history="1" r:id="rId4jhgotuit1epqb0ngzxis">
+            <w:hyperlink w:history="1" r:id="rIdsjnj_nta76ieatbcofabs">
               <w:r>
                 <w:rPr>
                   <w:rFonts w:ascii="Arial" w:cs="Arial" w:eastAsia="Arial" w:hAnsi="Arial"/>
@@ -13731,7 +13731,7 @@
             <w:pPr>
               <w:spacing w:after="20" w:before="0"/>
             </w:pPr>
-            <w:hyperlink w:history="1" r:id="rIdtv0i5pnceoiqt8oaab97w">
+            <w:hyperlink w:history="1" r:id="rIddga9wjwdn0ey-fbsdfmgn">
               <w:r>
                 <w:rPr>
                   <w:rFonts w:ascii="Arial" w:cs="Arial" w:eastAsia="Arial" w:hAnsi="Arial"/>
@@ -13764,7 +13764,7 @@
               <w:spacing w:after="10" w:before="0"/>
               <w:ind w:left="120"/>
             </w:pPr>
-            <w:hyperlink w:history="1" r:id="rIdqqcx9bn3k125ls0dqkqd2">
+            <w:hyperlink w:history="1" r:id="rIdplhik3a6ae_87fb3aygvb">
               <w:r>
                 <w:rPr>
                   <w:rFonts w:ascii="Arial" w:cs="Arial" w:eastAsia="Arial" w:hAnsi="Arial"/>
@@ -14254,7 +14254,7 @@
                 <w:sz w:val="18"/>
                 <w:szCs w:val="18"/>
               </w:rPr>
-              <w:t xml:space="preserve">Learners can now explain: (1) Why there is no visible change during neutralisation even though a chemical reaction is occurring — the salt (NaCl) and water produced are both colourless and soluble, so an indicator is needed to confirm the reaction is complete; (2) Why fizzing occurs when HCl reacts with CaCO₃ — CO₂ gas is produced as a product of the acid + carbonate reaction, and this same gas is responsible for the rising of mandazi dough; (3) How to write and balance chemical equations for both preparation routes, including correct state symbols; (4) How today's evidence connects to the driving question — NaCl (prepared by neutralisation) is the table salt that did not change overnight, while CaCl₂ (prepared by acid + carbonate) is hygroscopic and may explain the clumping behaviour observed in CAN fertiliser, to be confirmed in Lesson 6.</w:t>
+              <w:t xml:space="preserve">Learners can now explain: (1) Why there is no visible change during neutralisation even though a chemical reaction is occurring — the salt (NaCl) and water produced are both colourless and soluble, so an indicator is needed to confirm the reaction is complete; (2) Why fizzing occurs when HCl reacts with CaCO₃ — CO₂ gas is produced as a product of the acid + carbonate reaction, and this same gas is responsible for the rising of mandazi dough; (3) How to write and balance chemical equations for both preparation routes, including correct state symbols; (4) How today's evidence connects to the driving question — NaCl (prepared by neutralisation) is the table salt that did not change overnight, while CaCl₂ (prepared by acid + carbonate) is hygroscopic — like the ammonium nitrate in CAN fertiliser, it absorbs water from the air, a behaviour that may explain the clumping and will be investigated in Lesson 6.</w:t>
             </w:r>
           </w:p>
         </w:tc>
@@ -14276,7 +14276,7 @@
         </w:rPr>
         <w:t xml:space="preserve">© 2026 SeaVuria and ARES. Aligned with KICD objectives. Developed by SeaVuria; technical implementation by ARES (with AI assistance from Claude). Licensed under </w:t>
       </w:r>
-      <w:hyperlink w:history="1" r:id="rIdjcdz2ohejmr26kinbbyjz">
+      <w:hyperlink w:history="1" r:id="rId9csgazsm68kinmi3ennva">
         <w:r>
           <w:rPr>
             <w:rFonts w:ascii="Arial" w:cs="Arial" w:eastAsia="Arial" w:hAnsi="Arial"/>
@@ -14297,7 +14297,7 @@
         </w:rPr>
         <w:t xml:space="preserve"> (</w:t>
       </w:r>
-      <w:hyperlink w:history="1" r:id="rIdtnv32z-ov6nteaaxmntok">
+      <w:hyperlink w:history="1" r:id="rIdecsakkynszj1nmwah9gxj">
         <w:r>
           <w:rPr>
             <w:rFonts w:ascii="Arial" w:cs="Arial" w:eastAsia="Arial" w:hAnsi="Arial"/>
@@ -15310,7 +15310,7 @@
             <w:pPr>
               <w:spacing w:after="20" w:before="0"/>
             </w:pPr>
-            <w:hyperlink w:history="1" r:id="rIdkf1khas-nboetk_yvaq0h">
+            <w:hyperlink w:history="1" r:id="rIdmfu_tee-sq-bwhcp2sfua">
               <w:r>
                 <w:rPr>
                   <w:rFonts w:ascii="Arial" w:cs="Arial" w:eastAsia="Arial" w:hAnsi="Arial"/>
@@ -15343,7 +15343,7 @@
               <w:spacing w:after="10" w:before="0"/>
               <w:ind w:left="120"/>
             </w:pPr>
-            <w:hyperlink w:history="1" r:id="rId9zj4xggxwwtow6_vs6ysg">
+            <w:hyperlink w:history="1" r:id="rIdn3zoq7lbglqisxp3eqqma">
               <w:r>
                 <w:rPr>
                   <w:rFonts w:ascii="Arial" w:cs="Arial" w:eastAsia="Arial" w:hAnsi="Arial"/>
@@ -15388,7 +15388,7 @@
             <w:pPr>
               <w:spacing w:after="20" w:before="0"/>
             </w:pPr>
-            <w:hyperlink w:history="1" r:id="rIddnvk4mg0i6djcgewbr6dt">
+            <w:hyperlink w:history="1" r:id="rIdlusjzp5nkoi8bgeq7qli_">
               <w:r>
                 <w:rPr>
                   <w:rFonts w:ascii="Arial" w:cs="Arial" w:eastAsia="Arial" w:hAnsi="Arial"/>
@@ -15421,7 +15421,7 @@
               <w:spacing w:after="10" w:before="0"/>
               <w:ind w:left="120"/>
             </w:pPr>
-            <w:hyperlink w:history="1" r:id="rIdtkgnmmqs7uggscxfzxujk">
+            <w:hyperlink w:history="1" r:id="rIdd_daohj-jna-0ekzlluyb">
               <w:r>
                 <w:rPr>
                   <w:rFonts w:ascii="Arial" w:cs="Arial" w:eastAsia="Arial" w:hAnsi="Arial"/>
@@ -15616,7 +15616,7 @@
             <w:pPr>
               <w:spacing w:after="20" w:before="0"/>
             </w:pPr>
-            <w:hyperlink w:history="1" r:id="rIdbxnjmhurnujqimgt1oour">
+            <w:hyperlink w:history="1" r:id="rIdhcdzf2khlzxwbhvnwrwzy">
               <w:r>
                 <w:rPr>
                   <w:rFonts w:ascii="Arial" w:cs="Arial" w:eastAsia="Arial" w:hAnsi="Arial"/>
@@ -15649,7 +15649,7 @@
               <w:spacing w:after="10" w:before="0"/>
               <w:ind w:left="120"/>
             </w:pPr>
-            <w:hyperlink w:history="1" r:id="rIdt8owop3wog_l6r1ppzybs">
+            <w:hyperlink w:history="1" r:id="rIdevcpakznytdzgars4pnfe">
               <w:r>
                 <w:rPr>
                   <w:rFonts w:ascii="Arial" w:cs="Arial" w:eastAsia="Arial" w:hAnsi="Arial"/>
@@ -15694,7 +15694,7 @@
             <w:pPr>
               <w:spacing w:after="20" w:before="0"/>
             </w:pPr>
-            <w:hyperlink w:history="1" r:id="rIdsitebzfjpkxjt5dzy4ni0">
+            <w:hyperlink w:history="1" r:id="rIdwypcqdbk1lc75kymjojin">
               <w:r>
                 <w:rPr>
                   <w:rFonts w:ascii="Arial" w:cs="Arial" w:eastAsia="Arial" w:hAnsi="Arial"/>
@@ -15727,7 +15727,7 @@
               <w:spacing w:after="10" w:before="0"/>
               <w:ind w:left="120"/>
             </w:pPr>
-            <w:hyperlink w:history="1" r:id="rIdeookc2r57-ucce-zyrwgt">
+            <w:hyperlink w:history="1" r:id="rId6ykaws7p0lczrwme0qrjr">
               <w:r>
                 <w:rPr>
                   <w:rFonts w:ascii="Arial" w:cs="Arial" w:eastAsia="Arial" w:hAnsi="Arial"/>
@@ -15922,7 +15922,7 @@
             <w:pPr>
               <w:spacing w:after="20" w:before="0"/>
             </w:pPr>
-            <w:hyperlink w:history="1" r:id="rIdovfa3ubvqc7aboynifukj">
+            <w:hyperlink w:history="1" r:id="rIdimjaknd3pztd0lgqo9qcy">
               <w:r>
                 <w:rPr>
                   <w:rFonts w:ascii="Arial" w:cs="Arial" w:eastAsia="Arial" w:hAnsi="Arial"/>
@@ -15955,7 +15955,7 @@
               <w:spacing w:after="10" w:before="0"/>
               <w:ind w:left="120"/>
             </w:pPr>
-            <w:hyperlink w:history="1" r:id="rIdkmkqfm5plbcywgzrbqgva">
+            <w:hyperlink w:history="1" r:id="rIddhgu_xwn9t36jja6xecty">
               <w:r>
                 <w:rPr>
                   <w:rFonts w:ascii="Arial" w:cs="Arial" w:eastAsia="Arial" w:hAnsi="Arial"/>
@@ -16000,7 +16000,7 @@
             <w:pPr>
               <w:spacing w:after="20" w:before="0"/>
             </w:pPr>
-            <w:hyperlink w:history="1" r:id="rIdijmumqkkefjvihm_ruo5p">
+            <w:hyperlink w:history="1" r:id="rIdlmh-y4msftamke1wkdnte">
               <w:r>
                 <w:rPr>
                   <w:rFonts w:ascii="Arial" w:cs="Arial" w:eastAsia="Arial" w:hAnsi="Arial"/>
@@ -16033,7 +16033,7 @@
               <w:spacing w:after="10" w:before="0"/>
               <w:ind w:left="120"/>
             </w:pPr>
-            <w:hyperlink w:history="1" r:id="rIdcx_3ii8zlhs-byzv6abxf">
+            <w:hyperlink w:history="1" r:id="rIdsxkqtdltcpq_85pmo0k_6">
               <w:r>
                 <w:rPr>
                   <w:rFonts w:ascii="Arial" w:cs="Arial" w:eastAsia="Arial" w:hAnsi="Arial"/>
@@ -16228,7 +16228,7 @@
             <w:pPr>
               <w:spacing w:after="20" w:before="0"/>
             </w:pPr>
-            <w:hyperlink w:history="1" r:id="rIdmuqzlx75l9hythh3ppqba">
+            <w:hyperlink w:history="1" r:id="rIdw14cekjrnyiiouxpkjcrj">
               <w:r>
                 <w:rPr>
                   <w:rFonts w:ascii="Arial" w:cs="Arial" w:eastAsia="Arial" w:hAnsi="Arial"/>
@@ -16261,7 +16261,7 @@
               <w:spacing w:after="10" w:before="0"/>
               <w:ind w:left="120"/>
             </w:pPr>
-            <w:hyperlink w:history="1" r:id="rIdj7dn2rvvdp3p1ifnsupw2">
+            <w:hyperlink w:history="1" r:id="rIdkhg3cwdpqtpaj9kbg5j61">
               <w:r>
                 <w:rPr>
                   <w:rFonts w:ascii="Arial" w:cs="Arial" w:eastAsia="Arial" w:hAnsi="Arial"/>
@@ -16306,7 +16306,7 @@
             <w:pPr>
               <w:spacing w:after="20" w:before="0"/>
             </w:pPr>
-            <w:hyperlink w:history="1" r:id="rIdjwmkxcxauddo9z-bquufm">
+            <w:hyperlink w:history="1" r:id="rIdy9ehivxs_4skif_9mrgdy">
               <w:r>
                 <w:rPr>
                   <w:rFonts w:ascii="Arial" w:cs="Arial" w:eastAsia="Arial" w:hAnsi="Arial"/>
@@ -16339,7 +16339,7 @@
               <w:spacing w:after="10" w:before="0"/>
               <w:ind w:left="120"/>
             </w:pPr>
-            <w:hyperlink w:history="1" r:id="rIdbvmcf6x6qjb8htowkxuj1">
+            <w:hyperlink w:history="1" r:id="rIddsisfywmf-whsthtweqnu">
               <w:r>
                 <w:rPr>
                   <w:rFonts w:ascii="Arial" w:cs="Arial" w:eastAsia="Arial" w:hAnsi="Arial"/>
@@ -16534,7 +16534,7 @@
             <w:pPr>
               <w:spacing w:after="20" w:before="0"/>
             </w:pPr>
-            <w:hyperlink w:history="1" r:id="rIdb-trfz3lqddxw_jtaldei">
+            <w:hyperlink w:history="1" r:id="rIdoximpvyznj6u9nsltv870">
               <w:r>
                 <w:rPr>
                   <w:rFonts w:ascii="Arial" w:cs="Arial" w:eastAsia="Arial" w:hAnsi="Arial"/>
@@ -16583,7 +16583,7 @@
               <w:spacing w:after="10" w:before="0"/>
               <w:ind w:left="120"/>
             </w:pPr>
-            <w:hyperlink w:history="1" r:id="rId_sgvft0wdf7p8lubx6ie3">
+            <w:hyperlink w:history="1" r:id="rIdqzohr7kgqzenskf4noum3">
               <w:r>
                 <w:rPr>
                   <w:rFonts w:ascii="Arial" w:cs="Arial" w:eastAsia="Arial" w:hAnsi="Arial"/>
@@ -16628,7 +16628,7 @@
             <w:pPr>
               <w:spacing w:after="20" w:before="0"/>
             </w:pPr>
-            <w:hyperlink w:history="1" r:id="rId6bsj1i7ep0hgckeicylhn">
+            <w:hyperlink w:history="1" r:id="rId1tbhif-6spfhf__u2e70x">
               <w:r>
                 <w:rPr>
                   <w:rFonts w:ascii="Arial" w:cs="Arial" w:eastAsia="Arial" w:hAnsi="Arial"/>
@@ -16661,7 +16661,7 @@
               <w:spacing w:after="10" w:before="0"/>
               <w:ind w:left="120"/>
             </w:pPr>
-            <w:hyperlink w:history="1" r:id="rId5tov9-yvz0pejsu4qmdju">
+            <w:hyperlink w:history="1" r:id="rIdn6oh8jopw84ybrwmkq-gk">
               <w:r>
                 <w:rPr>
                   <w:rFonts w:ascii="Arial" w:cs="Arial" w:eastAsia="Arial" w:hAnsi="Arial"/>
@@ -17173,7 +17173,7 @@
         </w:rPr>
         <w:t xml:space="preserve">© 2026 SeaVuria and ARES. Aligned with KICD objectives. Developed by SeaVuria; technical implementation by ARES (with AI assistance from Claude). Licensed under </w:t>
       </w:r>
-      <w:hyperlink w:history="1" r:id="rIdktcfeiaevulijh8mjpdcj">
+      <w:hyperlink w:history="1" r:id="rIdhqyprs09qlk9zhi9oyetu">
         <w:r>
           <w:rPr>
             <w:rFonts w:ascii="Arial" w:cs="Arial" w:eastAsia="Arial" w:hAnsi="Arial"/>
@@ -17194,7 +17194,7 @@
         </w:rPr>
         <w:t xml:space="preserve"> (</w:t>
       </w:r>
-      <w:hyperlink w:history="1" r:id="rIdvqdbicppw14l6nsm9ge26">
+      <w:hyperlink w:history="1" r:id="rIdcdmjsa8j7woum252uw30x">
         <w:r>
           <w:rPr>
             <w:rFonts w:ascii="Arial" w:cs="Arial" w:eastAsia="Arial" w:hAnsi="Arial"/>
@@ -18224,7 +18224,7 @@
               <w:spacing w:after="10" w:before="0"/>
               <w:ind w:left="120"/>
             </w:pPr>
-            <w:hyperlink w:history="1" r:id="rIdchbatqk0yqpbxi5cmr_im">
+            <w:hyperlink w:history="1" r:id="rIdygu4spxjd83jplompl2zr">
               <w:r>
                 <w:rPr>
                   <w:rFonts w:ascii="Arial" w:cs="Arial" w:eastAsia="Arial" w:hAnsi="Arial"/>
@@ -18301,7 +18301,7 @@
               <w:spacing w:after="10" w:before="0"/>
               <w:ind w:left="120"/>
             </w:pPr>
-            <w:hyperlink w:history="1" r:id="rIdfkfp0ieec5dptdccmhlyj">
+            <w:hyperlink w:history="1" r:id="rIdyup3jyx4nkjqf8eof47td">
               <w:r>
                 <w:rPr>
                   <w:rFonts w:ascii="Arial" w:cs="Arial" w:eastAsia="Arial" w:hAnsi="Arial"/>
@@ -18528,7 +18528,7 @@
               <w:spacing w:after="10" w:before="0"/>
               <w:ind w:left="120"/>
             </w:pPr>
-            <w:hyperlink w:history="1" r:id="rIdqyy-iagbverj35kjv5hss">
+            <w:hyperlink w:history="1" r:id="rIdhpzrmpyrxtvui8ygxasre">
               <w:r>
                 <w:rPr>
                   <w:rFonts w:ascii="Arial" w:cs="Arial" w:eastAsia="Arial" w:hAnsi="Arial"/>
@@ -18605,7 +18605,7 @@
               <w:spacing w:after="10" w:before="0"/>
               <w:ind w:left="120"/>
             </w:pPr>
-            <w:hyperlink w:history="1" r:id="rId4vhfs5ljwltje8gw-g0nv">
+            <w:hyperlink w:history="1" r:id="rIddcw7grakek9slj64nisfg">
               <w:r>
                 <w:rPr>
                   <w:rFonts w:ascii="Arial" w:cs="Arial" w:eastAsia="Arial" w:hAnsi="Arial"/>
@@ -18832,7 +18832,7 @@
               <w:spacing w:after="10" w:before="0"/>
               <w:ind w:left="120"/>
             </w:pPr>
-            <w:hyperlink w:history="1" r:id="rIdddu3yo23zlmrkixs9ipw_">
+            <w:hyperlink w:history="1" r:id="rId46bum24eolwmi5z48ks0o">
               <w:r>
                 <w:rPr>
                   <w:rFonts w:ascii="Arial" w:cs="Arial" w:eastAsia="Arial" w:hAnsi="Arial"/>
@@ -18909,7 +18909,7 @@
               <w:spacing w:after="10" w:before="0"/>
               <w:ind w:left="120"/>
             </w:pPr>
-            <w:hyperlink w:history="1" r:id="rIdqbo5lewo9vffqezxklyb3">
+            <w:hyperlink w:history="1" r:id="rId2tvc2ytqyqpqlzrcqmhex">
               <w:r>
                 <w:rPr>
                   <w:rFonts w:ascii="Arial" w:cs="Arial" w:eastAsia="Arial" w:hAnsi="Arial"/>
@@ -18966,7 +18966,7 @@
                 <w:sz w:val="18"/>
                 <w:szCs w:val="18"/>
               </w:rPr>
-              <w:t xml:space="preserve">Using their experimental data and the class aggregation table, learners construct scientific explanations for each sample's behaviour. The teacher introduces the three terms — hygroscopic, deliquescent, efflorescent — using a Frayer Model graphic organiser (definition, characteristics, examples, non-examples) that learners complete collaboratively in pairs. Learners then write individual scientific explanations (minimum 3 sentences each) for: (a) why CaCl₂ gained mass (deliquescent/hygroscopic — absorbs water vapour from air; if enough water is absorbed, it dissolves in the water it absorbs), (b) why Na₂CO₃·10H₂O lost mass (efflorescent — loses water of crystallisation to the air, forming anhydrous/partially hydrated powder: Na₂CO₃·10H₂O → Na₂CO₃ + 10H₂O), and (c) why NaCl showed no significant mass change (neither hygroscopic nor efflorescent under normal humidity). Learners write the balanced equation for efflorescence on their worksheet. Groups then match each experimental sample explicitly to the anchoring phenomenon: 'Sample A = CAN fertiliser because...', 'Sample B = washing soda because...', 'Sample C = table salt because...'. A class discussion consolidates the three definitions. Learners add a 'Uses' column to their notes: deliquescent salts (CaCl₂) used as desiccants/drying agents in Kenyan tea processing factories in Kericho; efflorescent salts (washing soda) must be stored in sealed containers; stable salts (NaCl) ideal for food preservation.</w:t>
+              <w:t xml:space="preserve">Using their experimental data and the class aggregation table, learners construct scientific explanations for each sample's behaviour. The teacher introduces the three terms — hygroscopic, deliquescent, efflorescent — using a Frayer Model graphic organiser (definition, characteristics, examples, non-examples) that learners complete collaboratively in pairs. Learners then write individual scientific explanations (minimum 3 sentences each) for: (a) why CaCl₂ gained mass (deliquescent — absorbs water vapour from air until it dissolves in the water it absorbs; a hygroscopic salt absorbs water but does not dissolve), (b) why Na₂CO₃·10H₂O lost mass (efflorescent — loses water of crystallisation to the air, forming a white powder of the monohydrate: Na₂CO₃·10H₂O → Na₂CO₃·H₂O + 9H₂O), and (c) why NaCl showed no significant mass change (neither hygroscopic nor efflorescent under normal humidity). Learners write the balanced equation for efflorescence on their worksheet. Groups then match each experimental sample explicitly to the anchoring phenomenon: 'Sample A = CAN fertiliser because...', 'Sample B = washing soda because...', 'Sample C = table salt because...'. A class discussion consolidates the three definitions. Learners add a 'Uses' column to their notes: deliquescent salts (CaCl₂) used as desiccants/drying agents in Kenyan tea processing factories in Kericho; efflorescent salts (washing soda) must be stored in sealed containers; stable salts (NaCl) ideal for food preservation.</w:t>
             </w:r>
           </w:p>
         </w:tc>
@@ -18998,7 +18998,7 @@
                 <w:sz w:val="18"/>
                 <w:szCs w:val="18"/>
               </w:rPr>
-              <w:t xml:space="preserve">Distribute the Frayer Model organiser. Say: 'I am going to give you three new vocabulary words. Your job — with your partner — is to build the meaning of each word using your experimental data. Do NOT copy from a textbook. Use your OWN data as your evidence.' Allow 8 minutes for pairs to complete Frayer Models. Circulate; if a pair cannot define 'deliquescent', prompt: 'Which sample dissolved in the water it absorbed? What does that tell you about how strongly it attracts water?' After 8 minutes, cold-call 3 pairs to share their definition of one term each. Write the class-agreed definitions on the board. Then say: 'Now write your own explanation — alone, no partner — for why each sample behaved the way it did. Use the word because and refer to your data.' Allow 6 minutes. Cold-call 4 individual learners to read their explanation for one sample. After each reading, ask the class: 'Do you agree? What would you add or change?' WAIT TIME 10 seconds. Introduce the balanced equation for efflorescence: write Na₂CO₃·10H₂O → Na₂CO₃ + 10H₂O on the board and ask: 'What type of change is this — physical or chemical? How do you know?' WAIT TIME 12 seconds, cold-call 3 learners. Then say: 'Now make the connection. Complete this sentence in your notebook: The CAN fertiliser clumped because..., the washing soda crusted because..., and the table salt was unchanged because...' Allow 4 minutes, then cold-call 3 learners to share complete sentences.</w:t>
+              <w:t xml:space="preserve">Distribute the Frayer Model organiser. Say: 'I am going to give you three new vocabulary words. Your job — with your partner — is to build the meaning of each word using your experimental data. Do NOT copy from a textbook. Use your OWN data as your evidence.' Allow 8 minutes for pairs to complete Frayer Models. Circulate; if a pair cannot define 'deliquescent', prompt: 'Which sample dissolved in the water it absorbed? What does that tell you about how strongly it attracts water?' After 8 minutes, cold-call 3 pairs to share their definition of one term each. Write the class-agreed definitions on the board. Then say: 'Now write your own explanation — alone, no partner — for why each sample behaved the way it did. Use the word because and refer to your data.' Allow 6 minutes. Cold-call 4 individual learners to read their explanation for one sample. After each reading, ask the class: 'Do you agree? What would you add or change?' WAIT TIME 10 seconds. Introduce the balanced equation for efflorescence: write Na₂CO₃·10H₂O → Na₂CO₃·H₂O + 9H₂O on the board and ask: 'What type of change is this — physical or chemical? How do you know?' WAIT TIME 12 seconds, cold-call 3 learners. Then say: 'Now make the connection. Complete this sentence in your notebook: The CAN fertiliser clumped because..., the washing soda crusted because..., and the table salt was unchanged because...' Allow 4 minutes, then cold-call 3 learners to share complete sentences.</w:t>
             </w:r>
           </w:p>
         </w:tc>
@@ -19136,7 +19136,7 @@
               <w:spacing w:after="10" w:before="0"/>
               <w:ind w:left="120"/>
             </w:pPr>
-            <w:hyperlink w:history="1" r:id="rIdgmdxujcppkz3lcebszjtg">
+            <w:hyperlink w:history="1" r:id="rIdtr47b13lxbmyc6bl_yycl">
               <w:r>
                 <w:rPr>
                   <w:rFonts w:ascii="Arial" w:cs="Arial" w:eastAsia="Arial" w:hAnsi="Arial"/>
@@ -19213,7 +19213,7 @@
               <w:spacing w:after="10" w:before="0"/>
               <w:ind w:left="120"/>
             </w:pPr>
-            <w:hyperlink w:history="1" r:id="rIdnflsdbjzhuw0tui7l50d5">
+            <w:hyperlink w:history="1" r:id="rIdjau_ue7d5jb0ccuntrnjh">
               <w:r>
                 <w:rPr>
                   <w:rFonts w:ascii="Arial" w:cs="Arial" w:eastAsia="Arial" w:hAnsi="Arial"/>
@@ -19270,7 +19270,7 @@
                 <w:sz w:val="18"/>
                 <w:szCs w:val="18"/>
               </w:rPr>
-              <w:t xml:space="preserve">This is the most significant DQB update of the unit: the driving question receives its FIRST COMPLETE ANSWER. Each learner writes a full answer to the driving question on a green card (green = 'We can now answer this'): 'The CAN fertiliser granules clumped because CAN is a deliquescent salt — it absorbed water vapour from the humid air in the storeroom and dissolved in it. The washing soda crystals shrank and formed a white crust because Na₂CO₃·10H₂O is an efflorescent salt — it lost its water of crystallisation to the dry air, leaving behind anhydrous sodium carbonate powder. Table salt was unchanged because NaCl is neither hygroscopic nor efflorescent under normal conditions. To prepare and use salts safely in Kenya, we must store deliquescent salts (like CAN fertiliser) in sealed, airtight bags, and efflorescent salts in sealed containers.' Learners also review ALL sticky notes posted on the DQB across Lessons 1–5, categorising them as 'Answered', 'Partially answered', or 'Still investigating'. The class updates the DQB together, moving answered questions to a 'SOLVED' column. Remaining open questions (preparation methods, specific uses) are flagged for Lessons 7–8.</w:t>
+              <w:t xml:space="preserve">This is the most significant DQB update of the unit: the driving question receives its FIRST COMPLETE ANSWER. Each learner writes a full answer to the driving question on a green card (green = 'We can now answer this'): 'The CAN fertiliser granules clumped because CAN is a deliquescent salt — it absorbed water vapour from the humid air in the storeroom and dissolved in it. The washing soda crystals shrank and formed a white crust because Na₂CO₃·10H₂O is an efflorescent salt — it lost its water of crystallisation to the dry air, leaving behind white sodium carbonate monohydrate powder (Na₂CO₃·H₂O). Table salt was unchanged because NaCl is neither hygroscopic nor efflorescent under normal conditions. To prepare and use salts safely in Kenya, we must store deliquescent salts (like CAN fertiliser) in sealed, airtight bags, and efflorescent salts in sealed containers.' Learners also review ALL sticky notes posted on the DQB across Lessons 1–5, categorising them as 'Answered', 'Partially answered', or 'Still investigating'. The class updates the DQB together, moving answered questions to a 'SOLVED' column. Remaining open questions (preparation methods, specific uses) are flagged for Lessons 7–8.</w:t>
             </w:r>
           </w:p>
         </w:tc>
@@ -19440,7 +19440,7 @@
               <w:spacing w:after="10" w:before="0"/>
               <w:ind w:left="120"/>
             </w:pPr>
-            <w:hyperlink w:history="1" r:id="rIduyjp8igdo9fu-52melu3o">
+            <w:hyperlink w:history="1" r:id="rId7shqkl4qjgpufjslsyh31">
               <w:r>
                 <w:rPr>
                   <w:rFonts w:ascii="Arial" w:cs="Arial" w:eastAsia="Arial" w:hAnsi="Arial"/>
@@ -19517,7 +19517,7 @@
               <w:spacing w:after="10" w:before="0"/>
               <w:ind w:left="120"/>
             </w:pPr>
-            <w:hyperlink w:history="1" r:id="rIdlpxadzkks_i14vz-mhxr5">
+            <w:hyperlink w:history="1" r:id="rIdkeyekldnulq5h5mz_alsk">
               <w:r>
                 <w:rPr>
                   <w:rFonts w:ascii="Arial" w:cs="Arial" w:eastAsia="Arial" w:hAnsi="Arial"/>
@@ -19956,7 +19956,7 @@
                 <w:sz w:val="18"/>
                 <w:szCs w:val="18"/>
               </w:rPr>
-              <w:t xml:space="preserve">Salts behave differently when exposed to air: deliquescent salts (e.g., CaCl₂, CAN fertiliser) absorb water vapour from the air and can dissolve in it; efflorescent salts (e.g., Na₂CO₃·10H₂O, washing soda) lose water of crystallisation to the air forming a white powder (Na₂CO₃·10H₂O → Na₂CO₃ + 10H₂O); stable salts (e.g., NaCl, table salt) show no significant interaction with atmospheric moisture under normal conditions.</w:t>
+              <w:t xml:space="preserve">Salts behave differently when exposed to air: deliquescent salts (e.g., CaCl₂, CAN fertiliser) absorb water vapour from the air and can dissolve in it; efflorescent salts (e.g., Na₂CO₃·10H₂O, washing soda) lose water of crystallisation to the air forming a white powder (Na₂CO₃·10H₂O → Na₂CO₃·H₂O + 9H₂O); stable salts (e.g., NaCl, table salt) show no significant interaction with atmospheric moisture under normal conditions.</w:t>
             </w:r>
           </w:p>
         </w:tc>
@@ -20044,7 +20044,7 @@
         </w:rPr>
         <w:t xml:space="preserve">© 2026 SeaVuria and ARES. Aligned with KICD objectives. Developed by SeaVuria; technical implementation by ARES (with AI assistance from Claude). Licensed under </w:t>
       </w:r>
-      <w:hyperlink w:history="1" r:id="rIddebuxk80igq_nrvsqs181">
+      <w:hyperlink w:history="1" r:id="rIdiawvkgtm8d0jqdfnl-z11">
         <w:r>
           <w:rPr>
             <w:rFonts w:ascii="Arial" w:cs="Arial" w:eastAsia="Arial" w:hAnsi="Arial"/>
@@ -20065,7 +20065,7 @@
         </w:rPr>
         <w:t xml:space="preserve"> (</w:t>
       </w:r>
-      <w:hyperlink w:history="1" r:id="rIdbdnoultfn3n56jyuw1sdk">
+      <w:hyperlink w:history="1" r:id="rIdtfddc9jfjnus9htagllel">
         <w:r>
           <w:rPr>
             <w:rFonts w:ascii="Arial" w:cs="Arial" w:eastAsia="Arial" w:hAnsi="Arial"/>
@@ -21095,7 +21095,7 @@
               <w:spacing w:after="10" w:before="0"/>
               <w:ind w:left="120"/>
             </w:pPr>
-            <w:hyperlink w:history="1" r:id="rIdq5osuh61z5htcbe_za9je">
+            <w:hyperlink w:history="1" r:id="rIdu7ic9x_sgwcv4edez_bkb">
               <w:r>
                 <w:rPr>
                   <w:rFonts w:ascii="Arial" w:cs="Arial" w:eastAsia="Arial" w:hAnsi="Arial"/>
@@ -21172,7 +21172,7 @@
               <w:spacing w:after="10" w:before="0"/>
               <w:ind w:left="120"/>
             </w:pPr>
-            <w:hyperlink w:history="1" r:id="rId3lcb8jqqhlvsae1e9etxs">
+            <w:hyperlink w:history="1" r:id="rIdfkyi5lwbpd9nuxxinby6n">
               <w:r>
                 <w:rPr>
                   <w:rFonts w:ascii="Arial" w:cs="Arial" w:eastAsia="Arial" w:hAnsi="Arial"/>
@@ -21399,7 +21399,7 @@
               <w:spacing w:after="10" w:before="0"/>
               <w:ind w:left="120"/>
             </w:pPr>
-            <w:hyperlink w:history="1" r:id="rIdisl71xr4yodev4zfudh2b">
+            <w:hyperlink w:history="1" r:id="rIdaocutk-nplvjsn3kl2qho">
               <w:r>
                 <w:rPr>
                   <w:rFonts w:ascii="Arial" w:cs="Arial" w:eastAsia="Arial" w:hAnsi="Arial"/>
@@ -21476,7 +21476,7 @@
               <w:spacing w:after="10" w:before="0"/>
               <w:ind w:left="120"/>
             </w:pPr>
-            <w:hyperlink w:history="1" r:id="rIdphli6biqvxiziyuiwgr7g">
+            <w:hyperlink w:history="1" r:id="rIdru12erncdwdtszkasd9y0">
               <w:r>
                 <w:rPr>
                   <w:rFonts w:ascii="Arial" w:cs="Arial" w:eastAsia="Arial" w:hAnsi="Arial"/>
@@ -21703,7 +21703,7 @@
               <w:spacing w:after="10" w:before="0"/>
               <w:ind w:left="120"/>
             </w:pPr>
-            <w:hyperlink w:history="1" r:id="rId2bxc1-oukpfrzj7llatrb">
+            <w:hyperlink w:history="1" r:id="rIdm3oexnd7rnlusm0gs4wve">
               <w:r>
                 <w:rPr>
                   <w:rFonts w:ascii="Arial" w:cs="Arial" w:eastAsia="Arial" w:hAnsi="Arial"/>
@@ -21780,7 +21780,7 @@
               <w:spacing w:after="10" w:before="0"/>
               <w:ind w:left="120"/>
             </w:pPr>
-            <w:hyperlink w:history="1" r:id="rIdcautayfagdk4nj3nl_-7r">
+            <w:hyperlink w:history="1" r:id="rIdgcx9y5jjerj9bnbemg1v2">
               <w:r>
                 <w:rPr>
                   <w:rFonts w:ascii="Arial" w:cs="Arial" w:eastAsia="Arial" w:hAnsi="Arial"/>
@@ -22007,7 +22007,7 @@
               <w:spacing w:after="10" w:before="0"/>
               <w:ind w:left="120"/>
             </w:pPr>
-            <w:hyperlink w:history="1" r:id="rIdlqxew5hi0ldbxlvotzbsr">
+            <w:hyperlink w:history="1" r:id="rId_d0trxbzzvpk3aaps3vnv">
               <w:r>
                 <w:rPr>
                   <w:rFonts w:ascii="Arial" w:cs="Arial" w:eastAsia="Arial" w:hAnsi="Arial"/>
@@ -22084,7 +22084,7 @@
               <w:spacing w:after="10" w:before="0"/>
               <w:ind w:left="120"/>
             </w:pPr>
-            <w:hyperlink w:history="1" r:id="rIdrbjmv0h964nhh7suwburw">
+            <w:hyperlink w:history="1" r:id="rIdrbbtjkhigtyv3ibyk8dqe">
               <w:r>
                 <w:rPr>
                   <w:rFonts w:ascii="Arial" w:cs="Arial" w:eastAsia="Arial" w:hAnsi="Arial"/>
@@ -22311,7 +22311,7 @@
               <w:spacing w:after="10" w:before="0"/>
               <w:ind w:left="120"/>
             </w:pPr>
-            <w:hyperlink w:history="1" r:id="rId5hzkcmnj-q3ag2k0xpaub">
+            <w:hyperlink w:history="1" r:id="rIdzihhivzyplcbpal4mbark">
               <w:r>
                 <w:rPr>
                   <w:rFonts w:ascii="Arial" w:cs="Arial" w:eastAsia="Arial" w:hAnsi="Arial"/>
@@ -22388,7 +22388,7 @@
               <w:spacing w:after="10" w:before="0"/>
               <w:ind w:left="120"/>
             </w:pPr>
-            <w:hyperlink w:history="1" r:id="rIdwmjr1ajrgsj8zlizyni2-">
+            <w:hyperlink w:history="1" r:id="rIdt-va-jaawmff2rwiz3gbh">
               <w:r>
                 <w:rPr>
                   <w:rFonts w:ascii="Arial" w:cs="Arial" w:eastAsia="Arial" w:hAnsi="Arial"/>
@@ -22893,7 +22893,7 @@
                 <w:sz w:val="18"/>
                 <w:szCs w:val="18"/>
               </w:rPr>
-              <w:t xml:space="preserve">All three substances in the phenomenon are salts, but their different behaviours in air — and their different real-world uses — are both explained by the same underlying properties. CAN is deliquescent: it absorbs water vapour from the air, which is why granules clump overnight AND why fertiliser manufacturers and Rift Valley farmers must store it in sealed bags to prevent caking and nutrient loss. Washing soda is efflorescent: it loses water of crystallisation to the dry air, forming anhydrous sodium carbonate as a white crust AND this same water-releasing property makes it a powerful laundry water softener by reacting with calcium and magnesium ions. Table salt is neither hygroscopic nor efflorescent under normal conditions: it does not react with air moisture, which is why it remains unchanged in the kitchen store AND why it is a reliable, stable preservative for fish and food. The property that determines how a salt behaves in air is the same property that determines how — and whether — it can be safely and effectively used in Kenyan agriculture, food, medicine, and industry.</w:t>
+              <w:t xml:space="preserve">All three substances in the phenomenon are salts, but their different behaviours in air — and their different real-world uses — are both explained by the same underlying properties. CAN is deliquescent: it absorbs water vapour from the air, which is why granules clump overnight AND why fertiliser manufacturers and Rift Valley farmers must store it in sealed bags to prevent caking and nutrient loss. Washing soda is efflorescent: it loses water of crystallisation to the dry air, forming sodium carbonate monohydrate (Na₂CO₃·H₂O) as a white crust AND, separately, its carbonate ions make it a powerful laundry water softener by precipitating calcium and magnesium ions as insoluble carbonates. Table salt is neither hygroscopic nor efflorescent under normal conditions: it does not react with air moisture, which is why it remains unchanged in the kitchen store AND why it is a reliable, stable preservative for fish and food. The property that determines how a salt behaves in air is the same property that determines how — and whether — it can be safely and effectively used in Kenyan agriculture, food, medicine, and industry.</w:t>
             </w:r>
           </w:p>
         </w:tc>
@@ -22915,7 +22915,7 @@
         </w:rPr>
         <w:t xml:space="preserve">© 2026 SeaVuria and ARES. Aligned with KICD objectives. Developed by SeaVuria; technical implementation by ARES (with AI assistance from Claude). Licensed under </w:t>
       </w:r>
-      <w:hyperlink w:history="1" r:id="rIdkra1wreoviscj_fzvpfmi">
+      <w:hyperlink w:history="1" r:id="rIdaxht-pz01f1ihixpnfphl">
         <w:r>
           <w:rPr>
             <w:rFonts w:ascii="Arial" w:cs="Arial" w:eastAsia="Arial" w:hAnsi="Arial"/>
@@ -22936,7 +22936,7 @@
         </w:rPr>
         <w:t xml:space="preserve"> (</w:t>
       </w:r>
-      <w:hyperlink w:history="1" r:id="rId_ah8j6kh-5adtcb8tbnlx">
+      <w:hyperlink w:history="1" r:id="rIdhjh0cvarxgrlwf1vt_4m7">
         <w:r>
           <w:rPr>
             <w:rFonts w:ascii="Arial" w:cs="Arial" w:eastAsia="Arial" w:hAnsi="Arial"/>
@@ -23949,7 +23949,7 @@
             <w:pPr>
               <w:spacing w:after="20" w:before="0"/>
             </w:pPr>
-            <w:hyperlink w:history="1" r:id="rIdl2gkmf4ywpu2gd5azrtmi">
+            <w:hyperlink w:history="1" r:id="rId0k4fevahp6bmgkuxhwzum">
               <w:r>
                 <w:rPr>
                   <w:rFonts w:ascii="Arial" w:cs="Arial" w:eastAsia="Arial" w:hAnsi="Arial"/>
@@ -23998,7 +23998,7 @@
               <w:spacing w:after="10" w:before="0"/>
               <w:ind w:left="120"/>
             </w:pPr>
-            <w:hyperlink w:history="1" r:id="rId7twsxu_08r4tbkklss81d">
+            <w:hyperlink w:history="1" r:id="rId6dr6u-xpjuptkbrjtfxc5">
               <w:r>
                 <w:rPr>
                   <w:rFonts w:ascii="Arial" w:cs="Arial" w:eastAsia="Arial" w:hAnsi="Arial"/>
@@ -24060,7 +24060,7 @@
               <w:spacing w:after="10" w:before="0"/>
               <w:ind w:left="120"/>
             </w:pPr>
-            <w:hyperlink w:history="1" r:id="rIdgqglxh0vw0k-ijit0ungh">
+            <w:hyperlink w:history="1" r:id="rIdbnig1yy3uxvpn-munr05s">
               <w:r>
                 <w:rPr>
                   <w:rFonts w:ascii="Arial" w:cs="Arial" w:eastAsia="Arial" w:hAnsi="Arial"/>
@@ -24270,7 +24270,7 @@
             <w:pPr>
               <w:spacing w:after="20" w:before="0"/>
             </w:pPr>
-            <w:hyperlink w:history="1" r:id="rIdwt2x8ufer5l1lbcbj1zlu">
+            <w:hyperlink w:history="1" r:id="rIdzq98kk82zf6ytong392i1">
               <w:r>
                 <w:rPr>
                   <w:rFonts w:ascii="Arial" w:cs="Arial" w:eastAsia="Arial" w:hAnsi="Arial"/>
@@ -24319,7 +24319,7 @@
               <w:spacing w:after="10" w:before="0"/>
               <w:ind w:left="120"/>
             </w:pPr>
-            <w:hyperlink w:history="1" r:id="rIdksbvhzmhoatzwu8uwag5y">
+            <w:hyperlink w:history="1" r:id="rIdfycda0yn-kzvj9_zdstg1">
               <w:r>
                 <w:rPr>
                   <w:rFonts w:ascii="Arial" w:cs="Arial" w:eastAsia="Arial" w:hAnsi="Arial"/>
@@ -24381,7 +24381,7 @@
               <w:spacing w:after="10" w:before="0"/>
               <w:ind w:left="120"/>
             </w:pPr>
-            <w:hyperlink w:history="1" r:id="rIdleghtg-f-1mzf1upcwwib">
+            <w:hyperlink w:history="1" r:id="rIdejhxyzbazx9gvlipyfusd">
               <w:r>
                 <w:rPr>
                   <w:rFonts w:ascii="Arial" w:cs="Arial" w:eastAsia="Arial" w:hAnsi="Arial"/>
@@ -24591,7 +24591,7 @@
             <w:pPr>
               <w:spacing w:after="20" w:before="0"/>
             </w:pPr>
-            <w:hyperlink w:history="1" r:id="rIdbtt1ssdejiwlccllircxf">
+            <w:hyperlink w:history="1" r:id="rIdz7tex5jtpwarbb0sueqku">
               <w:r>
                 <w:rPr>
                   <w:rFonts w:ascii="Arial" w:cs="Arial" w:eastAsia="Arial" w:hAnsi="Arial"/>
@@ -24640,7 +24640,7 @@
               <w:spacing w:after="10" w:before="0"/>
               <w:ind w:left="120"/>
             </w:pPr>
-            <w:hyperlink w:history="1" r:id="rIdtwk6vxpoulonwyf_kkv8d">
+            <w:hyperlink w:history="1" r:id="rId7spp0jhbre40alapi2nac">
               <w:r>
                 <w:rPr>
                   <w:rFonts w:ascii="Arial" w:cs="Arial" w:eastAsia="Arial" w:hAnsi="Arial"/>
@@ -24702,7 +24702,7 @@
               <w:spacing w:after="10" w:before="0"/>
               <w:ind w:left="120"/>
             </w:pPr>
-            <w:hyperlink w:history="1" r:id="rIdi3yw3eidwnml3oit19vw2">
+            <w:hyperlink w:history="1" r:id="rIdkbcwvz2xny4i4ozvqby_h">
               <w:r>
                 <w:rPr>
                   <w:rFonts w:ascii="Arial" w:cs="Arial" w:eastAsia="Arial" w:hAnsi="Arial"/>
@@ -24912,7 +24912,7 @@
             <w:pPr>
               <w:spacing w:after="20" w:before="0"/>
             </w:pPr>
-            <w:hyperlink w:history="1" r:id="rIdthvhhyv2dyi5ubnfxv0pr">
+            <w:hyperlink w:history="1" r:id="rIdqqvv5qmdzbwhq6hsjcb7r">
               <w:r>
                 <w:rPr>
                   <w:rFonts w:ascii="Arial" w:cs="Arial" w:eastAsia="Arial" w:hAnsi="Arial"/>
@@ -24961,7 +24961,7 @@
               <w:spacing w:after="10" w:before="0"/>
               <w:ind w:left="120"/>
             </w:pPr>
-            <w:hyperlink w:history="1" r:id="rId34fbjtbbr6k_ha-mvb1rg">
+            <w:hyperlink w:history="1" r:id="rIdvhbgderoikgk1ogxb1pmv">
               <w:r>
                 <w:rPr>
                   <w:rFonts w:ascii="Arial" w:cs="Arial" w:eastAsia="Arial" w:hAnsi="Arial"/>
@@ -25023,7 +25023,7 @@
               <w:spacing w:after="10" w:before="0"/>
               <w:ind w:left="120"/>
             </w:pPr>
-            <w:hyperlink w:history="1" r:id="rIddr4kfu1sx5ac52zajpfb1">
+            <w:hyperlink w:history="1" r:id="rIdmalx_qxljvuw7o968seyl">
               <w:r>
                 <w:rPr>
                   <w:rFonts w:ascii="Arial" w:cs="Arial" w:eastAsia="Arial" w:hAnsi="Arial"/>
@@ -25176,7 +25176,7 @@
                 <w:sz w:val="18"/>
                 <w:szCs w:val="18"/>
               </w:rPr>
-              <w:t xml:space="preserve">Observable indicator for teacher marking: (a) Salt X correctly identified as ammonium sulphate, (NH₄)₂SO₄, classified as a normal salt — 1 mark. (b) Balanced equation: H₂SO₄ + 2NH₃ → (NH₄)₂SO₄ — 2 marks (1 for correct products, 1 for balance). (c) Prediction: ammonium sulphate is hygroscopic; in high-humidity conditions near Lake Nakuru it will absorb moisture from the air, causing granules to become damp and clump — correct use of 'hygroscopic' required for full marks — 2 marks. (d) Any valid salt with correct preparation method and Kenyan use — e.g. NaCl prepared by evaporation of seawater at Mombasa coast / used for food preservation; or calcium ammonium nitrate prepared by neutralisation of nitric acid with calcium hydroxide / used as fertiliser on maize farms in the Rift Valley — 2 marks. Total: 7 marks.</w:t>
+              <w:t xml:space="preserve">Observable indicator for teacher marking: (a) Salt X correctly identified as ammonium sulphate, (NH₄)₂SO₄, classified as a normal salt — 1 mark. (b) Balanced equation: H₂SO₄ + 2NH₃ → (NH₄)₂SO₄ — 2 marks (1 for correct products, 1 for balance). (c) Prediction: ammonium sulphate is hygroscopic; in high-humidity conditions near Lake Nakuru it will absorb moisture from the air, causing granules to become damp and clump — correct use of 'hygroscopic' required for full marks — 2 marks. (d) Any valid salt with correct preparation method and Kenyan use — e.g. NaCl prepared by evaporation of seawater at Mombasa coast / used for food preservation; or calcium ammonium nitrate prepared by neutralising nitric acid with ammonia (to give ammonium nitrate), then mixing it with powdered limestone (CaCO₃) / used as fertiliser on maize farms in the Rift Valley — 2 marks. Total: 7 marks.</w:t>
             </w:r>
           </w:p>
         </w:tc>
@@ -25233,7 +25233,7 @@
             <w:pPr>
               <w:spacing w:after="20" w:before="0"/>
             </w:pPr>
-            <w:hyperlink w:history="1" r:id="rId_j0vwogwy_3pzw-bi2mhf">
+            <w:hyperlink w:history="1" r:id="rId6feu-qt8am95ubsybpn6t">
               <w:r>
                 <w:rPr>
                   <w:rFonts w:ascii="Arial" w:cs="Arial" w:eastAsia="Arial" w:hAnsi="Arial"/>
@@ -25282,7 +25282,7 @@
               <w:spacing w:after="10" w:before="0"/>
               <w:ind w:left="120"/>
             </w:pPr>
-            <w:hyperlink w:history="1" r:id="rIdvb10g9d-voeqm4qtzioya">
+            <w:hyperlink w:history="1" r:id="rIdwwtbg5pu-h7uvtneez1ql">
               <w:r>
                 <w:rPr>
                   <w:rFonts w:ascii="Arial" w:cs="Arial" w:eastAsia="Arial" w:hAnsi="Arial"/>
@@ -25344,7 +25344,7 @@
               <w:spacing w:after="10" w:before="0"/>
               <w:ind w:left="120"/>
             </w:pPr>
-            <w:hyperlink w:history="1" r:id="rId00whsnfxnimkw164zruw8">
+            <w:hyperlink w:history="1" r:id="rIdrerd8uqlhaxwr3vuofm9x">
               <w:r>
                 <w:rPr>
                   <w:rFonts w:ascii="Arial" w:cs="Arial" w:eastAsia="Arial" w:hAnsi="Arial"/>
@@ -25783,7 +25783,7 @@
                 <w:sz w:val="18"/>
                 <w:szCs w:val="18"/>
               </w:rPr>
-              <w:t xml:space="preserve">Learners have learned that: (1) Salts are formed when hydrogen atoms in an acid are fully or partially replaced by a positive ion, and are classified as normal, acidic, basic or double salts. (2) Solubility follows predictable rules — all nitrates are soluble; all sulphates are soluble except barium sulphate, lead sulphate and calcium sulphate (slightly soluble); all chlorides are soluble except lead chloride and silver chloride; all carbonates are insoluble except ammonium carbonate and Group 1 carbonates. (3) The preparation method chosen depends on the solubility of the salt: soluble salts via direct synthesis, acid-metal, acid-base or acid-carbonate/hydrogen carbonate reactions; insoluble salts via precipitation. (4) Salts behave differently in air: hygroscopic salts absorb moisture without dissolving; deliquescent salts absorb enough moisture to dissolve in it (CAN/calcium ammonium nitrate); efflorescent salts lose water of crystallisation to the air forming a white powdery anhydrous or partially hydrated crust (washing soda, Na₂CO₃·10H₂O → Na₂CO₃·H₂O + 9H₂O); some salts such as NaCl are unaffected under normal conditions. (5) The choice of salt for a specific use — in Kenyan agriculture, food preservation, medicine, laundry and industry — depends on the type and properties of the salt.</w:t>
+              <w:t xml:space="preserve">Learners have learned that: (1) Salts are formed when hydrogen atoms in an acid are fully or partially replaced by a positive ion, and are classified as normal, acidic, basic or double salts. (2) Solubility follows predictable rules — all nitrates are soluble; all sulphates are soluble except barium sulphate, lead sulphate and calcium sulphate (slightly soluble); all chlorides are soluble except lead chloride and silver chloride; all carbonates are insoluble except ammonium carbonate and Group 1 carbonates. (3) The preparation method chosen depends on the solubility of the salt: soluble salts via direct synthesis, acid-metal, acid-base or acid-carbonate/hydrogen carbonate reactions; insoluble salts via precipitation. (4) Salts behave differently in air: hygroscopic salts absorb moisture without dissolving; deliquescent salts absorb enough moisture to dissolve in it (CAN/calcium ammonium nitrate); efflorescent salts lose water of crystallisation to the air forming a white powdery crust of the monohydrate (washing soda, Na₂CO₃·10H₂O → Na₂CO₃·H₂O + 9H₂O); some salts such as NaCl are unaffected under normal conditions. (5) The choice of salt for a specific use — in Kenyan agriculture, food preservation, medicine, laundry and industry — depends on the type and properties of the salt.</w:t>
             </w:r>
           </w:p>
         </w:tc>
@@ -25849,7 +25849,7 @@
                 <w:sz w:val="18"/>
                 <w:szCs w:val="18"/>
               </w:rPr>
-              <w:t xml:space="preserve">Learners can now fully explain the anchoring phenomenon: CAN fertiliser granules clumped and became wet because calcium ammonium nitrate is deliquescent (or strongly hygroscopic) — its ionic components attract water molecules from the humid storeroom air, and the absorbed water causes granules to stick together, reducing fertiliser effectiveness if not stored in sealed containers. Washing soda crystals shrank and formed a white crust because Na₂CO₃·10H₂O is efflorescent — it spontaneously loses nine of its ten water molecules of crystallisation to the drier laboratory air, producing the anhydrous or monohydrate form as a white powder on the surface. Table salt (NaCl) remained unchanged because it is neither hygroscopic, deliquescent nor efflorescent under typical Kenyan ambient humidity; its crystal lattice does not attract or release water under normal conditions. Understanding these properties — and the preparation pathways and solubility rules that underpin them — explains why farmers in the Rift Valley must seal CAN bags, why washing soda tubs must be kept closed, and why NaCl is the reliable everyday preservative used across Kenya from Mombasa fish markets to upcountry kitchens.</w:t>
+              <w:t xml:space="preserve">Learners can now fully explain the anchoring phenomenon: CAN fertiliser granules clumped and became wet because calcium ammonium nitrate is deliquescent (or strongly hygroscopic) — its ionic components attract water molecules from the humid storeroom air, and the absorbed water causes granules to stick together, reducing fertiliser effectiveness if not stored in sealed containers. Washing soda crystals shrank and formed a white crust because Na₂CO₃·10H₂O is efflorescent — it spontaneously loses nine of its ten water molecules of crystallisation to the drier laboratory air, producing the monohydrate (Na₂CO₃·H₂O) as a white powder on the surface. Table salt (NaCl) remained unchanged because it is neither hygroscopic, deliquescent nor efflorescent under typical Kenyan ambient humidity; its crystal lattice does not attract or release water under normal conditions. Understanding these properties — and the preparation pathways and solubility rules that underpin them — explains why farmers in the Rift Valley must seal CAN bags, why washing soda tubs must be kept closed, and why NaCl is the reliable everyday preservative used across Kenya from Mombasa fish markets to upcountry kitchens.</w:t>
             </w:r>
           </w:p>
         </w:tc>
@@ -25871,7 +25871,7 @@
         </w:rPr>
         <w:t xml:space="preserve">© 2026 SeaVuria and ARES. Aligned with KICD objectives. Developed by SeaVuria; technical implementation by ARES (with AI assistance from Claude). Licensed under </w:t>
       </w:r>
-      <w:hyperlink w:history="1" r:id="rIdxpe2ekshycfslscx2wijp">
+      <w:hyperlink w:history="1" r:id="rIdszbwygut-ombmyaaoof-n">
         <w:r>
           <w:rPr>
             <w:rFonts w:ascii="Arial" w:cs="Arial" w:eastAsia="Arial" w:hAnsi="Arial"/>
@@ -25892,7 +25892,7 @@
         </w:rPr>
         <w:t xml:space="preserve"> (</w:t>
       </w:r>
-      <w:hyperlink w:history="1" r:id="rIdu--x4o6r-bmnanpewg8d8">
+      <w:hyperlink w:history="1" r:id="rIdi5x4iwcrthbbcitmjlcvj">
         <w:r>
           <w:rPr>
             <w:rFonts w:ascii="Arial" w:cs="Arial" w:eastAsia="Arial" w:hAnsi="Arial"/>

--- a/data/outputs/v2/Chemistry/SS2.1_Introduction_to_Salts/Chemistry_Introduction_to_Salts_CBE_LessonSequence.docx
+++ b/data/outputs/v2/Chemistry/SS2.1_Introduction_to_Salts/Chemistry_Introduction_to_Salts_CBE_LessonSequence.docx
@@ -2205,7 +2205,7 @@
         </w:rPr>
         <w:t xml:space="preserve">© 2026 SeaVuria and ARES. This work is licensed under a </w:t>
       </w:r>
-      <w:hyperlink w:history="1" r:id="rIdxze1hsmbrz19es8ofaiwe">
+      <w:hyperlink w:history="1" r:id="rIdnluljpaycjxu_fycvy2iy">
         <w:r>
           <w:rPr>
             <w:rFonts w:ascii="Arial" w:cs="Arial" w:eastAsia="Arial" w:hAnsi="Arial"/>
@@ -2225,7 +2225,7 @@
         </w:rPr>
         <w:t xml:space="preserve"> (</w:t>
       </w:r>
-      <w:hyperlink w:history="1" r:id="rIdixo7um-win62jrceq8b_y">
+      <w:hyperlink w:history="1" r:id="rIdohuokr69aa3gyh1dkbaxg">
         <w:r>
           <w:rPr>
             <w:rFonts w:ascii="Arial" w:cs="Arial" w:eastAsia="Arial" w:hAnsi="Arial"/>
@@ -2245,7 +2245,7 @@
         </w:rPr>
         <w:t xml:space="preserve">). To view a copy of this license, visit </w:t>
       </w:r>
-      <w:hyperlink w:history="1" r:id="rId3apdtvi4amys7svj_d02j">
+      <w:hyperlink w:history="1" r:id="rIdurofws7q_e6cskc1d4qfy">
         <w:r>
           <w:rPr>
             <w:rFonts w:ascii="Arial" w:cs="Arial" w:eastAsia="Arial" w:hAnsi="Arial"/>
@@ -3257,7 +3257,7 @@
             <w:pPr>
               <w:spacing w:after="20" w:before="0"/>
             </w:pPr>
-            <w:hyperlink w:history="1" r:id="rId3gcnxanv3dvosxp484dg5">
+            <w:hyperlink w:history="1" r:id="rIdyuekvkkixg4flugovkeic">
               <w:r>
                 <w:rPr>
                   <w:rFonts w:ascii="Arial" w:cs="Arial" w:eastAsia="Arial" w:hAnsi="Arial"/>
@@ -3306,7 +3306,7 @@
               <w:spacing w:after="10" w:before="0"/>
               <w:ind w:left="120"/>
             </w:pPr>
-            <w:hyperlink w:history="1" r:id="rIdza0ckkk7baj72utfoyjpn">
+            <w:hyperlink w:history="1" r:id="rIdyqzzobc5vt23zujlfxnpc">
               <w:r>
                 <w:rPr>
                   <w:rFonts w:ascii="Arial" w:cs="Arial" w:eastAsia="Arial" w:hAnsi="Arial"/>
@@ -3351,7 +3351,7 @@
             <w:pPr>
               <w:spacing w:after="20" w:before="0"/>
             </w:pPr>
-            <w:hyperlink w:history="1" r:id="rId_p8kdsdoledfqzdekqzdj">
+            <w:hyperlink w:history="1" r:id="rIdiatfkq0mmd57lgdy3tqth">
               <w:r>
                 <w:rPr>
                   <w:rFonts w:ascii="Arial" w:cs="Arial" w:eastAsia="Arial" w:hAnsi="Arial"/>
@@ -3400,7 +3400,7 @@
               <w:spacing w:after="10" w:before="0"/>
               <w:ind w:left="120"/>
             </w:pPr>
-            <w:hyperlink w:history="1" r:id="rIdgrfpzq1nt3jxncp_tby_e">
+            <w:hyperlink w:history="1" r:id="rIdfitolew7egcb8_rwrjufe">
               <w:r>
                 <w:rPr>
                   <w:rFonts w:ascii="Arial" w:cs="Arial" w:eastAsia="Arial" w:hAnsi="Arial"/>
@@ -3595,7 +3595,7 @@
             <w:pPr>
               <w:spacing w:after="20" w:before="0"/>
             </w:pPr>
-            <w:hyperlink w:history="1" r:id="rIdepfhtetct9ezdq9xwiatv">
+            <w:hyperlink w:history="1" r:id="rIduy28h13c_zcseghtpix-u">
               <w:r>
                 <w:rPr>
                   <w:rFonts w:ascii="Arial" w:cs="Arial" w:eastAsia="Arial" w:hAnsi="Arial"/>
@@ -3644,7 +3644,7 @@
               <w:spacing w:after="10" w:before="0"/>
               <w:ind w:left="120"/>
             </w:pPr>
-            <w:hyperlink w:history="1" r:id="rIdz8ohp8dj9opipbn_5_lcx">
+            <w:hyperlink w:history="1" r:id="rIdei8t4lndopocf-bnv43yv">
               <w:r>
                 <w:rPr>
                   <w:rFonts w:ascii="Arial" w:cs="Arial" w:eastAsia="Arial" w:hAnsi="Arial"/>
@@ -3689,7 +3689,7 @@
             <w:pPr>
               <w:spacing w:after="20" w:before="0"/>
             </w:pPr>
-            <w:hyperlink w:history="1" r:id="rIds0224tbftu-184z24jguf">
+            <w:hyperlink w:history="1" r:id="rIdrepskacow0elkrwy_02ux">
               <w:r>
                 <w:rPr>
                   <w:rFonts w:ascii="Arial" w:cs="Arial" w:eastAsia="Arial" w:hAnsi="Arial"/>
@@ -3738,7 +3738,7 @@
               <w:spacing w:after="10" w:before="0"/>
               <w:ind w:left="120"/>
             </w:pPr>
-            <w:hyperlink w:history="1" r:id="rIdnolu50rdl_slg_bxrktm8">
+            <w:hyperlink w:history="1" r:id="rIdsb2adnet2u1aiyxozbpi2">
               <w:r>
                 <w:rPr>
                   <w:rFonts w:ascii="Arial" w:cs="Arial" w:eastAsia="Arial" w:hAnsi="Arial"/>
@@ -3933,7 +3933,7 @@
             <w:pPr>
               <w:spacing w:after="20" w:before="0"/>
             </w:pPr>
-            <w:hyperlink w:history="1" r:id="rIdoksi32uf6jamryljvgyx1">
+            <w:hyperlink w:history="1" r:id="rIdzve2pj1xsayjy8cvcbrfx">
               <w:r>
                 <w:rPr>
                   <w:rFonts w:ascii="Arial" w:cs="Arial" w:eastAsia="Arial" w:hAnsi="Arial"/>
@@ -3982,7 +3982,7 @@
               <w:spacing w:after="10" w:before="0"/>
               <w:ind w:left="120"/>
             </w:pPr>
-            <w:hyperlink w:history="1" r:id="rIdippc3r-aa6t-8o2o5qq2x">
+            <w:hyperlink w:history="1" r:id="rIdr3trupfykil362nnjboh3">
               <w:r>
                 <w:rPr>
                   <w:rFonts w:ascii="Arial" w:cs="Arial" w:eastAsia="Arial" w:hAnsi="Arial"/>
@@ -4027,7 +4027,7 @@
             <w:pPr>
               <w:spacing w:after="20" w:before="0"/>
             </w:pPr>
-            <w:hyperlink w:history="1" r:id="rIdx26nvk57ojimkef2vik77">
+            <w:hyperlink w:history="1" r:id="rIdwkehphu7l1oxt8ppllf78">
               <w:r>
                 <w:rPr>
                   <w:rFonts w:ascii="Arial" w:cs="Arial" w:eastAsia="Arial" w:hAnsi="Arial"/>
@@ -4076,7 +4076,7 @@
               <w:spacing w:after="10" w:before="0"/>
               <w:ind w:left="120"/>
             </w:pPr>
-            <w:hyperlink w:history="1" r:id="rIdbuey-gsiyy5eoosjxpd_-">
+            <w:hyperlink w:history="1" r:id="rIdobzgwyeuquc4vsp5lhcfc">
               <w:r>
                 <w:rPr>
                   <w:rFonts w:ascii="Arial" w:cs="Arial" w:eastAsia="Arial" w:hAnsi="Arial"/>
@@ -4271,7 +4271,7 @@
             <w:pPr>
               <w:spacing w:after="20" w:before="0"/>
             </w:pPr>
-            <w:hyperlink w:history="1" r:id="rIdrgob4byszllyxqsqa2i0p">
+            <w:hyperlink w:history="1" r:id="rId_udnxpsl5oyyvumjwj3sc">
               <w:r>
                 <w:rPr>
                   <w:rFonts w:ascii="Arial" w:cs="Arial" w:eastAsia="Arial" w:hAnsi="Arial"/>
@@ -4320,7 +4320,7 @@
               <w:spacing w:after="10" w:before="0"/>
               <w:ind w:left="120"/>
             </w:pPr>
-            <w:hyperlink w:history="1" r:id="rIdt2xrg2amhavaorw444qcf">
+            <w:hyperlink w:history="1" r:id="rIdgcay3dmscc06hwm417tul">
               <w:r>
                 <w:rPr>
                   <w:rFonts w:ascii="Arial" w:cs="Arial" w:eastAsia="Arial" w:hAnsi="Arial"/>
@@ -4365,7 +4365,7 @@
             <w:pPr>
               <w:spacing w:after="20" w:before="0"/>
             </w:pPr>
-            <w:hyperlink w:history="1" r:id="rIdbcz61bvicxc0kmgoblc-6">
+            <w:hyperlink w:history="1" r:id="rIdd1ch09okcll8zu8pe3t8h">
               <w:r>
                 <w:rPr>
                   <w:rFonts w:ascii="Arial" w:cs="Arial" w:eastAsia="Arial" w:hAnsi="Arial"/>
@@ -4414,7 +4414,7 @@
               <w:spacing w:after="10" w:before="0"/>
               <w:ind w:left="120"/>
             </w:pPr>
-            <w:hyperlink w:history="1" r:id="rIdybixh-pk2phzzeh6sz_cn">
+            <w:hyperlink w:history="1" r:id="rIdesm_uami14c9rtbewysvr">
               <w:r>
                 <w:rPr>
                   <w:rFonts w:ascii="Arial" w:cs="Arial" w:eastAsia="Arial" w:hAnsi="Arial"/>
@@ -4609,7 +4609,7 @@
             <w:pPr>
               <w:spacing w:after="20" w:before="0"/>
             </w:pPr>
-            <w:hyperlink w:history="1" r:id="rIdjxj3gkohffinux8gkv_3o">
+            <w:hyperlink w:history="1" r:id="rId7_rduajccnugb5qhyiwcl">
               <w:r>
                 <w:rPr>
                   <w:rFonts w:ascii="Arial" w:cs="Arial" w:eastAsia="Arial" w:hAnsi="Arial"/>
@@ -4658,7 +4658,7 @@
               <w:spacing w:after="10" w:before="0"/>
               <w:ind w:left="120"/>
             </w:pPr>
-            <w:hyperlink w:history="1" r:id="rIded4lg32xwnn0yqpvv_orh">
+            <w:hyperlink w:history="1" r:id="rIdshefcjl9dk7d7aqfbp7d-">
               <w:r>
                 <w:rPr>
                   <w:rFonts w:ascii="Arial" w:cs="Arial" w:eastAsia="Arial" w:hAnsi="Arial"/>
@@ -4703,7 +4703,7 @@
             <w:pPr>
               <w:spacing w:after="20" w:before="0"/>
             </w:pPr>
-            <w:hyperlink w:history="1" r:id="rIdonh5idp7d1qpyk2n-yjf_">
+            <w:hyperlink w:history="1" r:id="rIdqfz2eg_jukiqfxxzrncky">
               <w:r>
                 <w:rPr>
                   <w:rFonts w:ascii="Arial" w:cs="Arial" w:eastAsia="Arial" w:hAnsi="Arial"/>
@@ -4752,7 +4752,7 @@
               <w:spacing w:after="10" w:before="0"/>
               <w:ind w:left="120"/>
             </w:pPr>
-            <w:hyperlink w:history="1" r:id="rIdvajlhnkkplsnn-lbkzliy">
+            <w:hyperlink w:history="1" r:id="rId7l3wmo1xvx4xq7sxqykld">
               <w:r>
                 <w:rPr>
                   <w:rFonts w:ascii="Arial" w:cs="Arial" w:eastAsia="Arial" w:hAnsi="Arial"/>
@@ -5378,7 +5378,7 @@
         </w:rPr>
         <w:t xml:space="preserve">© 2026 SeaVuria and ARES. Aligned with KICD objectives. Developed by SeaVuria; technical implementation by ARES (with AI assistance from Claude). Licensed under </w:t>
       </w:r>
-      <w:hyperlink w:history="1" r:id="rIdkar2zg-48jqa1p9eqgv3t">
+      <w:hyperlink w:history="1" r:id="rIdgxjhsghtrlmk7n4ehh_p8">
         <w:r>
           <w:rPr>
             <w:rFonts w:ascii="Arial" w:cs="Arial" w:eastAsia="Arial" w:hAnsi="Arial"/>
@@ -5399,7 +5399,7 @@
         </w:rPr>
         <w:t xml:space="preserve"> (</w:t>
       </w:r>
-      <w:hyperlink w:history="1" r:id="rIddy7buzi9-tja8javplvol">
+      <w:hyperlink w:history="1" r:id="rIdjwpmqs5i6cn-lljnpcnon">
         <w:r>
           <w:rPr>
             <w:rFonts w:ascii="Arial" w:cs="Arial" w:eastAsia="Arial" w:hAnsi="Arial"/>
@@ -6412,7 +6412,7 @@
             <w:pPr>
               <w:spacing w:after="20" w:before="0"/>
             </w:pPr>
-            <w:hyperlink w:history="1" r:id="rIdrek8bhsoykisdudthtamb">
+            <w:hyperlink w:history="1" r:id="rIds0vng_rnwcfnepuby3ywz">
               <w:r>
                 <w:rPr>
                   <w:rFonts w:ascii="Arial" w:cs="Arial" w:eastAsia="Arial" w:hAnsi="Arial"/>
@@ -6445,7 +6445,7 @@
               <w:spacing w:after="10" w:before="0"/>
               <w:ind w:left="120"/>
             </w:pPr>
-            <w:hyperlink w:history="1" r:id="rIdr0srxuwvdo40vvhtql6vp">
+            <w:hyperlink w:history="1" r:id="rIdiyvn62gycyws74hqkhzz8">
               <w:r>
                 <w:rPr>
                   <w:rFonts w:ascii="Arial" w:cs="Arial" w:eastAsia="Arial" w:hAnsi="Arial"/>
@@ -6490,7 +6490,7 @@
             <w:pPr>
               <w:spacing w:after="20" w:before="0"/>
             </w:pPr>
-            <w:hyperlink w:history="1" r:id="rId2ex_siiiehmhn67zorboh">
+            <w:hyperlink w:history="1" r:id="rId3rqzrapjpusc-yixizl3g">
               <w:r>
                 <w:rPr>
                   <w:rFonts w:ascii="Arial" w:cs="Arial" w:eastAsia="Arial" w:hAnsi="Arial"/>
@@ -6523,7 +6523,7 @@
               <w:spacing w:after="10" w:before="0"/>
               <w:ind w:left="120"/>
             </w:pPr>
-            <w:hyperlink w:history="1" r:id="rIdp70nrnm6ia--r8znvquyq">
+            <w:hyperlink w:history="1" r:id="rIdon_dhshfevij_t0gixton">
               <w:r>
                 <w:rPr>
                   <w:rFonts w:ascii="Arial" w:cs="Arial" w:eastAsia="Arial" w:hAnsi="Arial"/>
@@ -6718,7 +6718,7 @@
             <w:pPr>
               <w:spacing w:after="20" w:before="0"/>
             </w:pPr>
-            <w:hyperlink w:history="1" r:id="rId6vrw4-e5cjwbgaasg9flp">
+            <w:hyperlink w:history="1" r:id="rIdec9lms3pusoi5eieia5i5">
               <w:r>
                 <w:rPr>
                   <w:rFonts w:ascii="Arial" w:cs="Arial" w:eastAsia="Arial" w:hAnsi="Arial"/>
@@ -6751,7 +6751,7 @@
               <w:spacing w:after="10" w:before="0"/>
               <w:ind w:left="120"/>
             </w:pPr>
-            <w:hyperlink w:history="1" r:id="rIdpg6pvnazd7ecf0vhrn2q0">
+            <w:hyperlink w:history="1" r:id="rId7jakfeh6pzabrgehmv0sa">
               <w:r>
                 <w:rPr>
                   <w:rFonts w:ascii="Arial" w:cs="Arial" w:eastAsia="Arial" w:hAnsi="Arial"/>
@@ -6796,7 +6796,7 @@
             <w:pPr>
               <w:spacing w:after="20" w:before="0"/>
             </w:pPr>
-            <w:hyperlink w:history="1" r:id="rIdif-5yb2adbmz5f4llmvcp">
+            <w:hyperlink w:history="1" r:id="rId7kaqw-eoadr9sjh6jszv1">
               <w:r>
                 <w:rPr>
                   <w:rFonts w:ascii="Arial" w:cs="Arial" w:eastAsia="Arial" w:hAnsi="Arial"/>
@@ -6829,7 +6829,7 @@
               <w:spacing w:after="10" w:before="0"/>
               <w:ind w:left="120"/>
             </w:pPr>
-            <w:hyperlink w:history="1" r:id="rIdikpkibphqoub-7clzhnhk">
+            <w:hyperlink w:history="1" r:id="rId2ptxf4m6zofeb_a6nz2w8">
               <w:r>
                 <w:rPr>
                   <w:rFonts w:ascii="Arial" w:cs="Arial" w:eastAsia="Arial" w:hAnsi="Arial"/>
@@ -7024,7 +7024,7 @@
             <w:pPr>
               <w:spacing w:after="20" w:before="0"/>
             </w:pPr>
-            <w:hyperlink w:history="1" r:id="rId62vtxum5_tr9vpyfwopwi">
+            <w:hyperlink w:history="1" r:id="rIdswtuze11zy0zvswmil6za">
               <w:r>
                 <w:rPr>
                   <w:rFonts w:ascii="Arial" w:cs="Arial" w:eastAsia="Arial" w:hAnsi="Arial"/>
@@ -7073,7 +7073,7 @@
               <w:spacing w:after="10" w:before="0"/>
               <w:ind w:left="120"/>
             </w:pPr>
-            <w:hyperlink w:history="1" r:id="rIdasdat8o9veezvaohdtiv4">
+            <w:hyperlink w:history="1" r:id="rIdamdhz3lgpfepgalrjexlv">
               <w:r>
                 <w:rPr>
                   <w:rFonts w:ascii="Arial" w:cs="Arial" w:eastAsia="Arial" w:hAnsi="Arial"/>
@@ -7118,7 +7118,7 @@
             <w:pPr>
               <w:spacing w:after="20" w:before="0"/>
             </w:pPr>
-            <w:hyperlink w:history="1" r:id="rId3dczuoprntavioj128sdh">
+            <w:hyperlink w:history="1" r:id="rId6_grpmylf49hfuu_zmlje">
               <w:r>
                 <w:rPr>
                   <w:rFonts w:ascii="Arial" w:cs="Arial" w:eastAsia="Arial" w:hAnsi="Arial"/>
@@ -7167,7 +7167,7 @@
               <w:spacing w:after="10" w:before="0"/>
               <w:ind w:left="120"/>
             </w:pPr>
-            <w:hyperlink w:history="1" r:id="rId-zrl6abnet-qrhpddmutj">
+            <w:hyperlink w:history="1" r:id="rIdqfh9m7y-hjtj_q1q2f3hu">
               <w:r>
                 <w:rPr>
                   <w:rFonts w:ascii="Arial" w:cs="Arial" w:eastAsia="Arial" w:hAnsi="Arial"/>
@@ -7362,7 +7362,7 @@
             <w:pPr>
               <w:spacing w:after="20" w:before="0"/>
             </w:pPr>
-            <w:hyperlink w:history="1" r:id="rIdpj511iueb6pbft4wps5b2">
+            <w:hyperlink w:history="1" r:id="rId20agvd2_iclrqfnvnyrug">
               <w:r>
                 <w:rPr>
                   <w:rFonts w:ascii="Arial" w:cs="Arial" w:eastAsia="Arial" w:hAnsi="Arial"/>
@@ -7411,7 +7411,7 @@
               <w:spacing w:after="10" w:before="0"/>
               <w:ind w:left="120"/>
             </w:pPr>
-            <w:hyperlink w:history="1" r:id="rIddro6lsw5ab36sjw_1lb-9">
+            <w:hyperlink w:history="1" r:id="rIder1ajjyvzmrmn-kpvfnvk">
               <w:r>
                 <w:rPr>
                   <w:rFonts w:ascii="Arial" w:cs="Arial" w:eastAsia="Arial" w:hAnsi="Arial"/>
@@ -7456,7 +7456,7 @@
             <w:pPr>
               <w:spacing w:after="20" w:before="0"/>
             </w:pPr>
-            <w:hyperlink w:history="1" r:id="rId0t0jzenht41fyrgjjlvfd">
+            <w:hyperlink w:history="1" r:id="rIdoqbcyjv_o3dhijmt0rp-1">
               <w:r>
                 <w:rPr>
                   <w:rFonts w:ascii="Arial" w:cs="Arial" w:eastAsia="Arial" w:hAnsi="Arial"/>
@@ -7505,7 +7505,7 @@
               <w:spacing w:after="10" w:before="0"/>
               <w:ind w:left="120"/>
             </w:pPr>
-            <w:hyperlink w:history="1" r:id="rIdrpqfnoyhpfbvl9r-g0z6y">
+            <w:hyperlink w:history="1" r:id="rIdkdep1poehlfob8whycdjs">
               <w:r>
                 <w:rPr>
                   <w:rFonts w:ascii="Arial" w:cs="Arial" w:eastAsia="Arial" w:hAnsi="Arial"/>
@@ -7700,7 +7700,7 @@
             <w:pPr>
               <w:spacing w:after="20" w:before="0"/>
             </w:pPr>
-            <w:hyperlink w:history="1" r:id="rIdnezcdnhkprz4ujwowbavi">
+            <w:hyperlink w:history="1" r:id="rIdsf0e4elc7diggaqrxeqtw">
               <w:r>
                 <w:rPr>
                   <w:rFonts w:ascii="Arial" w:cs="Arial" w:eastAsia="Arial" w:hAnsi="Arial"/>
@@ -7749,7 +7749,7 @@
               <w:spacing w:after="10" w:before="0"/>
               <w:ind w:left="120"/>
             </w:pPr>
-            <w:hyperlink w:history="1" r:id="rId8dfz5uhdnzlfnxns_jvmq">
+            <w:hyperlink w:history="1" r:id="rIdxqrkl3icyylq1iaa8gdmz">
               <w:r>
                 <w:rPr>
                   <w:rFonts w:ascii="Arial" w:cs="Arial" w:eastAsia="Arial" w:hAnsi="Arial"/>
@@ -7794,7 +7794,7 @@
             <w:pPr>
               <w:spacing w:after="20" w:before="0"/>
             </w:pPr>
-            <w:hyperlink w:history="1" r:id="rIdz1j3rufy8imzgcaawmtb3">
+            <w:hyperlink w:history="1" r:id="rIdqqvyagspegyj3xm326qwm">
               <w:r>
                 <w:rPr>
                   <w:rFonts w:ascii="Arial" w:cs="Arial" w:eastAsia="Arial" w:hAnsi="Arial"/>
@@ -7843,7 +7843,7 @@
               <w:spacing w:after="10" w:before="0"/>
               <w:ind w:left="120"/>
             </w:pPr>
-            <w:hyperlink w:history="1" r:id="rIdf2aoepgvqzdqdh2cfmapj">
+            <w:hyperlink w:history="1" r:id="rIdx7lsj0ximhprcut1bzwbd">
               <w:r>
                 <w:rPr>
                   <w:rFonts w:ascii="Arial" w:cs="Arial" w:eastAsia="Arial" w:hAnsi="Arial"/>
@@ -8355,7 +8355,7 @@
         </w:rPr>
         <w:t xml:space="preserve">© 2026 SeaVuria and ARES. Aligned with KICD objectives. Developed by SeaVuria; technical implementation by ARES (with AI assistance from Claude). Licensed under </w:t>
       </w:r>
-      <w:hyperlink w:history="1" r:id="rIdjq8y4cckkp-8mvzzmb5l-">
+      <w:hyperlink w:history="1" r:id="rIdufojippvdszwryy_l_uwg">
         <w:r>
           <w:rPr>
             <w:rFonts w:ascii="Arial" w:cs="Arial" w:eastAsia="Arial" w:hAnsi="Arial"/>
@@ -8376,7 +8376,7 @@
         </w:rPr>
         <w:t xml:space="preserve"> (</w:t>
       </w:r>
-      <w:hyperlink w:history="1" r:id="rIdfa4hvaqf51uraac5busd7">
+      <w:hyperlink w:history="1" r:id="rIdtbebs0-iu8e7vexttexiv">
         <w:r>
           <w:rPr>
             <w:rFonts w:ascii="Arial" w:cs="Arial" w:eastAsia="Arial" w:hAnsi="Arial"/>
@@ -9389,7 +9389,7 @@
             <w:pPr>
               <w:spacing w:after="20" w:before="0"/>
             </w:pPr>
-            <w:hyperlink w:history="1" r:id="rIdtzlnvka8wgncw0sx_rdp6">
+            <w:hyperlink w:history="1" r:id="rIdrhz3_bdxmphu6w3vbu5mo">
               <w:r>
                 <w:rPr>
                   <w:rFonts w:ascii="Arial" w:cs="Arial" w:eastAsia="Arial" w:hAnsi="Arial"/>
@@ -9422,7 +9422,7 @@
               <w:spacing w:after="10" w:before="0"/>
               <w:ind w:left="120"/>
             </w:pPr>
-            <w:hyperlink w:history="1" r:id="rIdznrfyvvlwuqczwaztt8ed">
+            <w:hyperlink w:history="1" r:id="rIdakvgzc5qf9ibxvney_chc">
               <w:r>
                 <w:rPr>
                   <w:rFonts w:ascii="Arial" w:cs="Arial" w:eastAsia="Arial" w:hAnsi="Arial"/>
@@ -9467,7 +9467,7 @@
             <w:pPr>
               <w:spacing w:after="20" w:before="0"/>
             </w:pPr>
-            <w:hyperlink w:history="1" r:id="rId8my0igqw1xkawcdtk-05s">
+            <w:hyperlink w:history="1" r:id="rIdume6cyjxcxzcrl3enkqpr">
               <w:r>
                 <w:rPr>
                   <w:rFonts w:ascii="Arial" w:cs="Arial" w:eastAsia="Arial" w:hAnsi="Arial"/>
@@ -9500,7 +9500,7 @@
               <w:spacing w:after="10" w:before="0"/>
               <w:ind w:left="120"/>
             </w:pPr>
-            <w:hyperlink w:history="1" r:id="rIdhdmhodlazofl0kei5g5fl">
+            <w:hyperlink w:history="1" r:id="rIdkmuc56dizokx4wzo8m_l9">
               <w:r>
                 <w:rPr>
                   <w:rFonts w:ascii="Arial" w:cs="Arial" w:eastAsia="Arial" w:hAnsi="Arial"/>
@@ -9695,7 +9695,7 @@
             <w:pPr>
               <w:spacing w:after="20" w:before="0"/>
             </w:pPr>
-            <w:hyperlink w:history="1" r:id="rIddkbpxe8l_kv-aw8omlm14">
+            <w:hyperlink w:history="1" r:id="rIdfehrm3snvcd6b1pamji78">
               <w:r>
                 <w:rPr>
                   <w:rFonts w:ascii="Arial" w:cs="Arial" w:eastAsia="Arial" w:hAnsi="Arial"/>
@@ -9728,7 +9728,7 @@
               <w:spacing w:after="10" w:before="0"/>
               <w:ind w:left="120"/>
             </w:pPr>
-            <w:hyperlink w:history="1" r:id="rIdyieuaegiipcbtlhvry3tj">
+            <w:hyperlink w:history="1" r:id="rIdhyk87omcc_zx12wr-m029">
               <w:r>
                 <w:rPr>
                   <w:rFonts w:ascii="Arial" w:cs="Arial" w:eastAsia="Arial" w:hAnsi="Arial"/>
@@ -9773,7 +9773,7 @@
             <w:pPr>
               <w:spacing w:after="20" w:before="0"/>
             </w:pPr>
-            <w:hyperlink w:history="1" r:id="rIdrkkeprpnfbwl4jbg-j0mv">
+            <w:hyperlink w:history="1" r:id="rIdkvxb_7xkkmkbqomylpj1w">
               <w:r>
                 <w:rPr>
                   <w:rFonts w:ascii="Arial" w:cs="Arial" w:eastAsia="Arial" w:hAnsi="Arial"/>
@@ -9806,7 +9806,7 @@
               <w:spacing w:after="10" w:before="0"/>
               <w:ind w:left="120"/>
             </w:pPr>
-            <w:hyperlink w:history="1" r:id="rIdmvwaghttktf-iicjbjn1x">
+            <w:hyperlink w:history="1" r:id="rIdqridn3fn-cva8hl4fkr48">
               <w:r>
                 <w:rPr>
                   <w:rFonts w:ascii="Arial" w:cs="Arial" w:eastAsia="Arial" w:hAnsi="Arial"/>
@@ -10001,7 +10001,7 @@
             <w:pPr>
               <w:spacing w:after="20" w:before="0"/>
             </w:pPr>
-            <w:hyperlink w:history="1" r:id="rIduur7gsvzq44qthfgxmxcd">
+            <w:hyperlink w:history="1" r:id="rId7cgyh_juxzhwydygh6t0n">
               <w:r>
                 <w:rPr>
                   <w:rFonts w:ascii="Arial" w:cs="Arial" w:eastAsia="Arial" w:hAnsi="Arial"/>
@@ -10050,7 +10050,7 @@
               <w:spacing w:after="10" w:before="0"/>
               <w:ind w:left="120"/>
             </w:pPr>
-            <w:hyperlink w:history="1" r:id="rIdl-ucjbme1ql8rnxgqhwc4">
+            <w:hyperlink w:history="1" r:id="rIdlfbwnhzzpdrqjfjxrob-d">
               <w:r>
                 <w:rPr>
                   <w:rFonts w:ascii="Arial" w:cs="Arial" w:eastAsia="Arial" w:hAnsi="Arial"/>
@@ -10095,7 +10095,7 @@
             <w:pPr>
               <w:spacing w:after="20" w:before="0"/>
             </w:pPr>
-            <w:hyperlink w:history="1" r:id="rIdezj3refg3dxxkbw7x0mkw">
+            <w:hyperlink w:history="1" r:id="rIdlhybylo5ewzg5b7tlarac">
               <w:r>
                 <w:rPr>
                   <w:rFonts w:ascii="Arial" w:cs="Arial" w:eastAsia="Arial" w:hAnsi="Arial"/>
@@ -10144,7 +10144,7 @@
               <w:spacing w:after="10" w:before="0"/>
               <w:ind w:left="120"/>
             </w:pPr>
-            <w:hyperlink w:history="1" r:id="rIdov0oqnx34hpk9wrhi9yfa">
+            <w:hyperlink w:history="1" r:id="rIde4qse5eaav5ufs61nvljc">
               <w:r>
                 <w:rPr>
                   <w:rFonts w:ascii="Arial" w:cs="Arial" w:eastAsia="Arial" w:hAnsi="Arial"/>
@@ -10339,7 +10339,7 @@
             <w:pPr>
               <w:spacing w:after="20" w:before="0"/>
             </w:pPr>
-            <w:hyperlink w:history="1" r:id="rIdarrlu9rviul72wmp3gppm">
+            <w:hyperlink w:history="1" r:id="rIdifajxkr-pfu-fdkprtycc">
               <w:r>
                 <w:rPr>
                   <w:rFonts w:ascii="Arial" w:cs="Arial" w:eastAsia="Arial" w:hAnsi="Arial"/>
@@ -10388,7 +10388,7 @@
               <w:spacing w:after="10" w:before="0"/>
               <w:ind w:left="120"/>
             </w:pPr>
-            <w:hyperlink w:history="1" r:id="rIdfp25g_n0wsqnnbbwl-bv3">
+            <w:hyperlink w:history="1" r:id="rId7mirlwexwfcsmzrkexisn">
               <w:r>
                 <w:rPr>
                   <w:rFonts w:ascii="Arial" w:cs="Arial" w:eastAsia="Arial" w:hAnsi="Arial"/>
@@ -10433,7 +10433,7 @@
             <w:pPr>
               <w:spacing w:after="20" w:before="0"/>
             </w:pPr>
-            <w:hyperlink w:history="1" r:id="rIdmb9uxmwjg0ghc_jsxreij">
+            <w:hyperlink w:history="1" r:id="rIdfop8kdbqccipktbrqzi5s">
               <w:r>
                 <w:rPr>
                   <w:rFonts w:ascii="Arial" w:cs="Arial" w:eastAsia="Arial" w:hAnsi="Arial"/>
@@ -10466,7 +10466,7 @@
               <w:spacing w:after="10" w:before="0"/>
               <w:ind w:left="120"/>
             </w:pPr>
-            <w:hyperlink w:history="1" r:id="rIdhb9qs4sk6l8iy1uzawv2i">
+            <w:hyperlink w:history="1" r:id="rIdagnqsbrksf4gsvpsrdwn_">
               <w:r>
                 <w:rPr>
                   <w:rFonts w:ascii="Arial" w:cs="Arial" w:eastAsia="Arial" w:hAnsi="Arial"/>
@@ -10661,7 +10661,7 @@
             <w:pPr>
               <w:spacing w:after="20" w:before="0"/>
             </w:pPr>
-            <w:hyperlink w:history="1" r:id="rIdqrcctcdsrvlgbdinhxkgy">
+            <w:hyperlink w:history="1" r:id="rId_ermd7lio1z0xikxtnpks">
               <w:r>
                 <w:rPr>
                   <w:rFonts w:ascii="Arial" w:cs="Arial" w:eastAsia="Arial" w:hAnsi="Arial"/>
@@ -10694,7 +10694,7 @@
               <w:spacing w:after="10" w:before="0"/>
               <w:ind w:left="120"/>
             </w:pPr>
-            <w:hyperlink w:history="1" r:id="rIdo-5dofhhz9xulb2y9in1o">
+            <w:hyperlink w:history="1" r:id="rIdtp1rxra0bztr4ig2qtjly">
               <w:r>
                 <w:rPr>
                   <w:rFonts w:ascii="Arial" w:cs="Arial" w:eastAsia="Arial" w:hAnsi="Arial"/>
@@ -10739,7 +10739,7 @@
             <w:pPr>
               <w:spacing w:after="20" w:before="0"/>
             </w:pPr>
-            <w:hyperlink w:history="1" r:id="rIdiumimxfx4fsotdjkdcsci">
+            <w:hyperlink w:history="1" r:id="rIdhnnbc8zdenxehnztfs7rk">
               <w:r>
                 <w:rPr>
                   <w:rFonts w:ascii="Arial" w:cs="Arial" w:eastAsia="Arial" w:hAnsi="Arial"/>
@@ -10772,7 +10772,7 @@
               <w:spacing w:after="10" w:before="0"/>
               <w:ind w:left="120"/>
             </w:pPr>
-            <w:hyperlink w:history="1" r:id="rIde49jtqhbhajqtc-bqva4y">
+            <w:hyperlink w:history="1" r:id="rIdcuz1aoeyny16-kh9jkrbn">
               <w:r>
                 <w:rPr>
                   <w:rFonts w:ascii="Arial" w:cs="Arial" w:eastAsia="Arial" w:hAnsi="Arial"/>
@@ -11379,7 +11379,7 @@
         </w:rPr>
         <w:t xml:space="preserve">© 2026 SeaVuria and ARES. Aligned with KICD objectives. Developed by SeaVuria; technical implementation by ARES (with AI assistance from Claude). Licensed under </w:t>
       </w:r>
-      <w:hyperlink w:history="1" r:id="rIdrshs5jnxdgjcmrnic_cok">
+      <w:hyperlink w:history="1" r:id="rIdgpblucmwghunpm8achx4i">
         <w:r>
           <w:rPr>
             <w:rFonts w:ascii="Arial" w:cs="Arial" w:eastAsia="Arial" w:hAnsi="Arial"/>
@@ -11400,7 +11400,7 @@
         </w:rPr>
         <w:t xml:space="preserve"> (</w:t>
       </w:r>
-      <w:hyperlink w:history="1" r:id="rIddo21r9weljmsugko0lolw">
+      <w:hyperlink w:history="1" r:id="rIdu9ekpgbzqd23a8xvisolw">
         <w:r>
           <w:rPr>
             <w:rFonts w:ascii="Arial" w:cs="Arial" w:eastAsia="Arial" w:hAnsi="Arial"/>
@@ -12413,7 +12413,7 @@
             <w:pPr>
               <w:spacing w:after="20" w:before="0"/>
             </w:pPr>
-            <w:hyperlink w:history="1" r:id="rIdv1lbqox7d-vxk9ggoascv">
+            <w:hyperlink w:history="1" r:id="rIdfz2hnuitk8iqyulduv_s8">
               <w:r>
                 <w:rPr>
                   <w:rFonts w:ascii="Arial" w:cs="Arial" w:eastAsia="Arial" w:hAnsi="Arial"/>
@@ -12446,7 +12446,7 @@
               <w:spacing w:after="10" w:before="0"/>
               <w:ind w:left="120"/>
             </w:pPr>
-            <w:hyperlink w:history="1" r:id="rIdqdi6sapz5jx6afaei1f9d">
+            <w:hyperlink w:history="1" r:id="rId2twjegh80erx_nfnrvkjg">
               <w:r>
                 <w:rPr>
                   <w:rFonts w:ascii="Arial" w:cs="Arial" w:eastAsia="Arial" w:hAnsi="Arial"/>
@@ -12491,7 +12491,7 @@
             <w:pPr>
               <w:spacing w:after="20" w:before="0"/>
             </w:pPr>
-            <w:hyperlink w:history="1" r:id="rIdhs50k780uj1_miefccf9d">
+            <w:hyperlink w:history="1" r:id="rId8wo08vmskpmhd5woefmam">
               <w:r>
                 <w:rPr>
                   <w:rFonts w:ascii="Arial" w:cs="Arial" w:eastAsia="Arial" w:hAnsi="Arial"/>
@@ -12524,7 +12524,7 @@
               <w:spacing w:after="10" w:before="0"/>
               <w:ind w:left="120"/>
             </w:pPr>
-            <w:hyperlink w:history="1" r:id="rIdn_3efxm42acg8bqt0onwa">
+            <w:hyperlink w:history="1" r:id="rIddvj1gyf5ej9856ztnpfwn">
               <w:r>
                 <w:rPr>
                   <w:rFonts w:ascii="Arial" w:cs="Arial" w:eastAsia="Arial" w:hAnsi="Arial"/>
@@ -12719,7 +12719,7 @@
             <w:pPr>
               <w:spacing w:after="20" w:before="0"/>
             </w:pPr>
-            <w:hyperlink w:history="1" r:id="rIdg0imrzhpglzsiwc3mqvgo">
+            <w:hyperlink w:history="1" r:id="rId7mdlkfaitejk9aal0rswa">
               <w:r>
                 <w:rPr>
                   <w:rFonts w:ascii="Arial" w:cs="Arial" w:eastAsia="Arial" w:hAnsi="Arial"/>
@@ -12752,7 +12752,7 @@
               <w:spacing w:after="10" w:before="0"/>
               <w:ind w:left="120"/>
             </w:pPr>
-            <w:hyperlink w:history="1" r:id="rIdvofdv4yeiy52zmmveftoa">
+            <w:hyperlink w:history="1" r:id="rIdpyktmmjlk9uyokjtsjsq3">
               <w:r>
                 <w:rPr>
                   <w:rFonts w:ascii="Arial" w:cs="Arial" w:eastAsia="Arial" w:hAnsi="Arial"/>
@@ -12797,7 +12797,7 @@
             <w:pPr>
               <w:spacing w:after="20" w:before="0"/>
             </w:pPr>
-            <w:hyperlink w:history="1" r:id="rIdimugfcosuomkpidqyibat">
+            <w:hyperlink w:history="1" r:id="rIdpmheotudurfj39fv8k2ay">
               <w:r>
                 <w:rPr>
                   <w:rFonts w:ascii="Arial" w:cs="Arial" w:eastAsia="Arial" w:hAnsi="Arial"/>
@@ -12830,7 +12830,7 @@
               <w:spacing w:after="10" w:before="0"/>
               <w:ind w:left="120"/>
             </w:pPr>
-            <w:hyperlink w:history="1" r:id="rIdsjhjw6a1hdbn153yxcjy7">
+            <w:hyperlink w:history="1" r:id="rIdcd9tjadh9cq5udo-sydjv">
               <w:r>
                 <w:rPr>
                   <w:rFonts w:ascii="Arial" w:cs="Arial" w:eastAsia="Arial" w:hAnsi="Arial"/>
@@ -13025,7 +13025,7 @@
             <w:pPr>
               <w:spacing w:after="20" w:before="0"/>
             </w:pPr>
-            <w:hyperlink w:history="1" r:id="rId_bbizspkqxgk0mxp3zxop">
+            <w:hyperlink w:history="1" r:id="rIdydlbaohu_e6v6yfo_ojta">
               <w:r>
                 <w:rPr>
                   <w:rFonts w:ascii="Arial" w:cs="Arial" w:eastAsia="Arial" w:hAnsi="Arial"/>
@@ -13058,7 +13058,7 @@
               <w:spacing w:after="10" w:before="0"/>
               <w:ind w:left="120"/>
             </w:pPr>
-            <w:hyperlink w:history="1" r:id="rIdnutedhnn6evlmxbolll5f">
+            <w:hyperlink w:history="1" r:id="rIdeq68fpb00ufh4m637ruai">
               <w:r>
                 <w:rPr>
                   <w:rFonts w:ascii="Arial" w:cs="Arial" w:eastAsia="Arial" w:hAnsi="Arial"/>
@@ -13103,7 +13103,7 @@
             <w:pPr>
               <w:spacing w:after="20" w:before="0"/>
             </w:pPr>
-            <w:hyperlink w:history="1" r:id="rIddudy1avanch_-clowg5gf">
+            <w:hyperlink w:history="1" r:id="rIdg9fzgjnq01d9uvqssmm_g">
               <w:r>
                 <w:rPr>
                   <w:rFonts w:ascii="Arial" w:cs="Arial" w:eastAsia="Arial" w:hAnsi="Arial"/>
@@ -13136,7 +13136,7 @@
               <w:spacing w:after="10" w:before="0"/>
               <w:ind w:left="120"/>
             </w:pPr>
-            <w:hyperlink w:history="1" r:id="rIdodlpee4ab4o2xpdn_8gad">
+            <w:hyperlink w:history="1" r:id="rIdyhcwfaj_m8ow1pegr48td">
               <w:r>
                 <w:rPr>
                   <w:rFonts w:ascii="Arial" w:cs="Arial" w:eastAsia="Arial" w:hAnsi="Arial"/>
@@ -13331,7 +13331,7 @@
             <w:pPr>
               <w:spacing w:after="20" w:before="0"/>
             </w:pPr>
-            <w:hyperlink w:history="1" r:id="rIdpvzox5mgdhf1l66mczkhh">
+            <w:hyperlink w:history="1" r:id="rId2ceuexj1ggemqayhjovoj">
               <w:r>
                 <w:rPr>
                   <w:rFonts w:ascii="Arial" w:cs="Arial" w:eastAsia="Arial" w:hAnsi="Arial"/>
@@ -13364,7 +13364,7 @@
               <w:spacing w:after="10" w:before="0"/>
               <w:ind w:left="120"/>
             </w:pPr>
-            <w:hyperlink w:history="1" r:id="rIdsuwqkce1bumn0l94fn-2u">
+            <w:hyperlink w:history="1" r:id="rId4mbgq3b2e_pfilxg7j0ep">
               <w:r>
                 <w:rPr>
                   <w:rFonts w:ascii="Arial" w:cs="Arial" w:eastAsia="Arial" w:hAnsi="Arial"/>
@@ -13409,7 +13409,7 @@
             <w:pPr>
               <w:spacing w:after="20" w:before="0"/>
             </w:pPr>
-            <w:hyperlink w:history="1" r:id="rIddp3ytgupg_zmpvr0wuojc">
+            <w:hyperlink w:history="1" r:id="rId478lzpptrrcezn1i5phlh">
               <w:r>
                 <w:rPr>
                   <w:rFonts w:ascii="Arial" w:cs="Arial" w:eastAsia="Arial" w:hAnsi="Arial"/>
@@ -13442,7 +13442,7 @@
               <w:spacing w:after="10" w:before="0"/>
               <w:ind w:left="120"/>
             </w:pPr>
-            <w:hyperlink w:history="1" r:id="rIdpkjvhuf6cxim9rq6hj_jm">
+            <w:hyperlink w:history="1" r:id="rIdgskaf-8irz-zbm84iano4">
               <w:r>
                 <w:rPr>
                   <w:rFonts w:ascii="Arial" w:cs="Arial" w:eastAsia="Arial" w:hAnsi="Arial"/>
@@ -13637,7 +13637,7 @@
             <w:pPr>
               <w:spacing w:after="20" w:before="0"/>
             </w:pPr>
-            <w:hyperlink w:history="1" r:id="rIdvd27iyo_fdyf9ncunm8bn">
+            <w:hyperlink w:history="1" r:id="rIdi6xz05yysi-axst1ccwda">
               <w:r>
                 <w:rPr>
                   <w:rFonts w:ascii="Arial" w:cs="Arial" w:eastAsia="Arial" w:hAnsi="Arial"/>
@@ -13686,7 +13686,7 @@
               <w:spacing w:after="10" w:before="0"/>
               <w:ind w:left="120"/>
             </w:pPr>
-            <w:hyperlink w:history="1" r:id="rIdsjnj_nta76ieatbcofabs">
+            <w:hyperlink w:history="1" r:id="rId2l8widxdy3wnpkfx8nmaq">
               <w:r>
                 <w:rPr>
                   <w:rFonts w:ascii="Arial" w:cs="Arial" w:eastAsia="Arial" w:hAnsi="Arial"/>
@@ -13731,7 +13731,7 @@
             <w:pPr>
               <w:spacing w:after="20" w:before="0"/>
             </w:pPr>
-            <w:hyperlink w:history="1" r:id="rIddga9wjwdn0ey-fbsdfmgn">
+            <w:hyperlink w:history="1" r:id="rIds2neoybg6jlfzvl4rwscu">
               <w:r>
                 <w:rPr>
                   <w:rFonts w:ascii="Arial" w:cs="Arial" w:eastAsia="Arial" w:hAnsi="Arial"/>
@@ -13764,7 +13764,7 @@
               <w:spacing w:after="10" w:before="0"/>
               <w:ind w:left="120"/>
             </w:pPr>
-            <w:hyperlink w:history="1" r:id="rIdplhik3a6ae_87fb3aygvb">
+            <w:hyperlink w:history="1" r:id="rId8h6vcosf4es2aea-8-r5b">
               <w:r>
                 <w:rPr>
                   <w:rFonts w:ascii="Arial" w:cs="Arial" w:eastAsia="Arial" w:hAnsi="Arial"/>
@@ -14276,7 +14276,7 @@
         </w:rPr>
         <w:t xml:space="preserve">© 2026 SeaVuria and ARES. Aligned with KICD objectives. Developed by SeaVuria; technical implementation by ARES (with AI assistance from Claude). Licensed under </w:t>
       </w:r>
-      <w:hyperlink w:history="1" r:id="rId9csgazsm68kinmi3ennva">
+      <w:hyperlink w:history="1" r:id="rIdddmgr-wiwwyw-zelxfi5q">
         <w:r>
           <w:rPr>
             <w:rFonts w:ascii="Arial" w:cs="Arial" w:eastAsia="Arial" w:hAnsi="Arial"/>
@@ -14297,7 +14297,7 @@
         </w:rPr>
         <w:t xml:space="preserve"> (</w:t>
       </w:r>
-      <w:hyperlink w:history="1" r:id="rIdecsakkynszj1nmwah9gxj">
+      <w:hyperlink w:history="1" r:id="rIdnezxci3nt0hkgie8g30dj">
         <w:r>
           <w:rPr>
             <w:rFonts w:ascii="Arial" w:cs="Arial" w:eastAsia="Arial" w:hAnsi="Arial"/>
@@ -15310,7 +15310,7 @@
             <w:pPr>
               <w:spacing w:after="20" w:before="0"/>
             </w:pPr>
-            <w:hyperlink w:history="1" r:id="rIdmfu_tee-sq-bwhcp2sfua">
+            <w:hyperlink w:history="1" r:id="rIdkp0htmjmwj5vbhji1ztmx">
               <w:r>
                 <w:rPr>
                   <w:rFonts w:ascii="Arial" w:cs="Arial" w:eastAsia="Arial" w:hAnsi="Arial"/>
@@ -15343,7 +15343,7 @@
               <w:spacing w:after="10" w:before="0"/>
               <w:ind w:left="120"/>
             </w:pPr>
-            <w:hyperlink w:history="1" r:id="rIdn3zoq7lbglqisxp3eqqma">
+            <w:hyperlink w:history="1" r:id="rIduapokxryj2dxpnfh8f-7c">
               <w:r>
                 <w:rPr>
                   <w:rFonts w:ascii="Arial" w:cs="Arial" w:eastAsia="Arial" w:hAnsi="Arial"/>
@@ -15388,7 +15388,7 @@
             <w:pPr>
               <w:spacing w:after="20" w:before="0"/>
             </w:pPr>
-            <w:hyperlink w:history="1" r:id="rIdlusjzp5nkoi8bgeq7qli_">
+            <w:hyperlink w:history="1" r:id="rIdscktwmxadtsmfwzpvvlmf">
               <w:r>
                 <w:rPr>
                   <w:rFonts w:ascii="Arial" w:cs="Arial" w:eastAsia="Arial" w:hAnsi="Arial"/>
@@ -15421,7 +15421,7 @@
               <w:spacing w:after="10" w:before="0"/>
               <w:ind w:left="120"/>
             </w:pPr>
-            <w:hyperlink w:history="1" r:id="rIdd_daohj-jna-0ekzlluyb">
+            <w:hyperlink w:history="1" r:id="rIdaqz7k4bn2k5ca8wrsjao-">
               <w:r>
                 <w:rPr>
                   <w:rFonts w:ascii="Arial" w:cs="Arial" w:eastAsia="Arial" w:hAnsi="Arial"/>
@@ -15616,7 +15616,7 @@
             <w:pPr>
               <w:spacing w:after="20" w:before="0"/>
             </w:pPr>
-            <w:hyperlink w:history="1" r:id="rIdhcdzf2khlzxwbhvnwrwzy">
+            <w:hyperlink w:history="1" r:id="rIdij6hsqlrqbtagyig9on-r">
               <w:r>
                 <w:rPr>
                   <w:rFonts w:ascii="Arial" w:cs="Arial" w:eastAsia="Arial" w:hAnsi="Arial"/>
@@ -15649,7 +15649,7 @@
               <w:spacing w:after="10" w:before="0"/>
               <w:ind w:left="120"/>
             </w:pPr>
-            <w:hyperlink w:history="1" r:id="rIdevcpakznytdzgars4pnfe">
+            <w:hyperlink w:history="1" r:id="rId3p1d6ftt1m-km289khd3p">
               <w:r>
                 <w:rPr>
                   <w:rFonts w:ascii="Arial" w:cs="Arial" w:eastAsia="Arial" w:hAnsi="Arial"/>
@@ -15694,7 +15694,7 @@
             <w:pPr>
               <w:spacing w:after="20" w:before="0"/>
             </w:pPr>
-            <w:hyperlink w:history="1" r:id="rIdwypcqdbk1lc75kymjojin">
+            <w:hyperlink w:history="1" r:id="rIdvbm9om_bxasl0f0wrwzzy">
               <w:r>
                 <w:rPr>
                   <w:rFonts w:ascii="Arial" w:cs="Arial" w:eastAsia="Arial" w:hAnsi="Arial"/>
@@ -15727,7 +15727,7 @@
               <w:spacing w:after="10" w:before="0"/>
               <w:ind w:left="120"/>
             </w:pPr>
-            <w:hyperlink w:history="1" r:id="rId6ykaws7p0lczrwme0qrjr">
+            <w:hyperlink w:history="1" r:id="rIdapi6opruy1wcedllvwos_">
               <w:r>
                 <w:rPr>
                   <w:rFonts w:ascii="Arial" w:cs="Arial" w:eastAsia="Arial" w:hAnsi="Arial"/>
@@ -15922,7 +15922,7 @@
             <w:pPr>
               <w:spacing w:after="20" w:before="0"/>
             </w:pPr>
-            <w:hyperlink w:history="1" r:id="rIdimjaknd3pztd0lgqo9qcy">
+            <w:hyperlink w:history="1" r:id="rIdmclx4m3nbtmw-ks6r1sua">
               <w:r>
                 <w:rPr>
                   <w:rFonts w:ascii="Arial" w:cs="Arial" w:eastAsia="Arial" w:hAnsi="Arial"/>
@@ -15955,7 +15955,7 @@
               <w:spacing w:after="10" w:before="0"/>
               <w:ind w:left="120"/>
             </w:pPr>
-            <w:hyperlink w:history="1" r:id="rIddhgu_xwn9t36jja6xecty">
+            <w:hyperlink w:history="1" r:id="rIdpdkzbhatkk5rssc9mgcdq">
               <w:r>
                 <w:rPr>
                   <w:rFonts w:ascii="Arial" w:cs="Arial" w:eastAsia="Arial" w:hAnsi="Arial"/>
@@ -16000,7 +16000,7 @@
             <w:pPr>
               <w:spacing w:after="20" w:before="0"/>
             </w:pPr>
-            <w:hyperlink w:history="1" r:id="rIdlmh-y4msftamke1wkdnte">
+            <w:hyperlink w:history="1" r:id="rIdkziuousxi69szhxozdoly">
               <w:r>
                 <w:rPr>
                   <w:rFonts w:ascii="Arial" w:cs="Arial" w:eastAsia="Arial" w:hAnsi="Arial"/>
@@ -16033,7 +16033,7 @@
               <w:spacing w:after="10" w:before="0"/>
               <w:ind w:left="120"/>
             </w:pPr>
-            <w:hyperlink w:history="1" r:id="rIdsxkqtdltcpq_85pmo0k_6">
+            <w:hyperlink w:history="1" r:id="rIduomvmg2mm5cnhenswu_hx">
               <w:r>
                 <w:rPr>
                   <w:rFonts w:ascii="Arial" w:cs="Arial" w:eastAsia="Arial" w:hAnsi="Arial"/>
@@ -16228,7 +16228,7 @@
             <w:pPr>
               <w:spacing w:after="20" w:before="0"/>
             </w:pPr>
-            <w:hyperlink w:history="1" r:id="rIdw14cekjrnyiiouxpkjcrj">
+            <w:hyperlink w:history="1" r:id="rIdqzmdz194fq4b8kiydws4d">
               <w:r>
                 <w:rPr>
                   <w:rFonts w:ascii="Arial" w:cs="Arial" w:eastAsia="Arial" w:hAnsi="Arial"/>
@@ -16261,7 +16261,7 @@
               <w:spacing w:after="10" w:before="0"/>
               <w:ind w:left="120"/>
             </w:pPr>
-            <w:hyperlink w:history="1" r:id="rIdkhg3cwdpqtpaj9kbg5j61">
+            <w:hyperlink w:history="1" r:id="rId3dipjg-kq0scp4kwd7dyi">
               <w:r>
                 <w:rPr>
                   <w:rFonts w:ascii="Arial" w:cs="Arial" w:eastAsia="Arial" w:hAnsi="Arial"/>
@@ -16306,7 +16306,7 @@
             <w:pPr>
               <w:spacing w:after="20" w:before="0"/>
             </w:pPr>
-            <w:hyperlink w:history="1" r:id="rIdy9ehivxs_4skif_9mrgdy">
+            <w:hyperlink w:history="1" r:id="rIdrh08xkac4nuh9w1fcf55l">
               <w:r>
                 <w:rPr>
                   <w:rFonts w:ascii="Arial" w:cs="Arial" w:eastAsia="Arial" w:hAnsi="Arial"/>
@@ -16339,7 +16339,7 @@
               <w:spacing w:after="10" w:before="0"/>
               <w:ind w:left="120"/>
             </w:pPr>
-            <w:hyperlink w:history="1" r:id="rIddsisfywmf-whsthtweqnu">
+            <w:hyperlink w:history="1" r:id="rIdgxao6qwl2on33tkulmyc1">
               <w:r>
                 <w:rPr>
                   <w:rFonts w:ascii="Arial" w:cs="Arial" w:eastAsia="Arial" w:hAnsi="Arial"/>
@@ -16534,7 +16534,7 @@
             <w:pPr>
               <w:spacing w:after="20" w:before="0"/>
             </w:pPr>
-            <w:hyperlink w:history="1" r:id="rIdoximpvyznj6u9nsltv870">
+            <w:hyperlink w:history="1" r:id="rIdo_bm2s9fj9nefaudy71h7">
               <w:r>
                 <w:rPr>
                   <w:rFonts w:ascii="Arial" w:cs="Arial" w:eastAsia="Arial" w:hAnsi="Arial"/>
@@ -16583,7 +16583,7 @@
               <w:spacing w:after="10" w:before="0"/>
               <w:ind w:left="120"/>
             </w:pPr>
-            <w:hyperlink w:history="1" r:id="rIdqzohr7kgqzenskf4noum3">
+            <w:hyperlink w:history="1" r:id="rIduqjoegztgpskuoee-dfkh">
               <w:r>
                 <w:rPr>
                   <w:rFonts w:ascii="Arial" w:cs="Arial" w:eastAsia="Arial" w:hAnsi="Arial"/>
@@ -16628,7 +16628,7 @@
             <w:pPr>
               <w:spacing w:after="20" w:before="0"/>
             </w:pPr>
-            <w:hyperlink w:history="1" r:id="rId1tbhif-6spfhf__u2e70x">
+            <w:hyperlink w:history="1" r:id="rIddo4ljhtfqpxruuy52mcyw">
               <w:r>
                 <w:rPr>
                   <w:rFonts w:ascii="Arial" w:cs="Arial" w:eastAsia="Arial" w:hAnsi="Arial"/>
@@ -16661,7 +16661,7 @@
               <w:spacing w:after="10" w:before="0"/>
               <w:ind w:left="120"/>
             </w:pPr>
-            <w:hyperlink w:history="1" r:id="rIdn6oh8jopw84ybrwmkq-gk">
+            <w:hyperlink w:history="1" r:id="rIdfkjbh6uzrmxwpgby5qq3j">
               <w:r>
                 <w:rPr>
                   <w:rFonts w:ascii="Arial" w:cs="Arial" w:eastAsia="Arial" w:hAnsi="Arial"/>
@@ -17173,7 +17173,7 @@
         </w:rPr>
         <w:t xml:space="preserve">© 2026 SeaVuria and ARES. Aligned with KICD objectives. Developed by SeaVuria; technical implementation by ARES (with AI assistance from Claude). Licensed under </w:t>
       </w:r>
-      <w:hyperlink w:history="1" r:id="rIdhqyprs09qlk9zhi9oyetu">
+      <w:hyperlink w:history="1" r:id="rIdn6emtnkq706vhludcqsy9">
         <w:r>
           <w:rPr>
             <w:rFonts w:ascii="Arial" w:cs="Arial" w:eastAsia="Arial" w:hAnsi="Arial"/>
@@ -17194,7 +17194,7 @@
         </w:rPr>
         <w:t xml:space="preserve"> (</w:t>
       </w:r>
-      <w:hyperlink w:history="1" r:id="rIdcdmjsa8j7woum252uw30x">
+      <w:hyperlink w:history="1" r:id="rIdc3otghkv0wiutjatn7bwo">
         <w:r>
           <w:rPr>
             <w:rFonts w:ascii="Arial" w:cs="Arial" w:eastAsia="Arial" w:hAnsi="Arial"/>
@@ -18224,7 +18224,7 @@
               <w:spacing w:after="10" w:before="0"/>
               <w:ind w:left="120"/>
             </w:pPr>
-            <w:hyperlink w:history="1" r:id="rIdygu4spxjd83jplompl2zr">
+            <w:hyperlink w:history="1" r:id="rIdrvjnksrov1twgi4n6nr7-">
               <w:r>
                 <w:rPr>
                   <w:rFonts w:ascii="Arial" w:cs="Arial" w:eastAsia="Arial" w:hAnsi="Arial"/>
@@ -18301,7 +18301,7 @@
               <w:spacing w:after="10" w:before="0"/>
               <w:ind w:left="120"/>
             </w:pPr>
-            <w:hyperlink w:history="1" r:id="rIdyup3jyx4nkjqf8eof47td">
+            <w:hyperlink w:history="1" r:id="rId0daf4xvgfhu93d19ql0ep">
               <w:r>
                 <w:rPr>
                   <w:rFonts w:ascii="Arial" w:cs="Arial" w:eastAsia="Arial" w:hAnsi="Arial"/>
@@ -18528,7 +18528,7 @@
               <w:spacing w:after="10" w:before="0"/>
               <w:ind w:left="120"/>
             </w:pPr>
-            <w:hyperlink w:history="1" r:id="rIdhpzrmpyrxtvui8ygxasre">
+            <w:hyperlink w:history="1" r:id="rIdn4mfghnlkhjm0q2magsys">
               <w:r>
                 <w:rPr>
                   <w:rFonts w:ascii="Arial" w:cs="Arial" w:eastAsia="Arial" w:hAnsi="Arial"/>
@@ -18605,7 +18605,7 @@
               <w:spacing w:after="10" w:before="0"/>
               <w:ind w:left="120"/>
             </w:pPr>
-            <w:hyperlink w:history="1" r:id="rIddcw7grakek9slj64nisfg">
+            <w:hyperlink w:history="1" r:id="rIdr9ofhixfzjqe8cezwdo1q">
               <w:r>
                 <w:rPr>
                   <w:rFonts w:ascii="Arial" w:cs="Arial" w:eastAsia="Arial" w:hAnsi="Arial"/>
@@ -18832,7 +18832,7 @@
               <w:spacing w:after="10" w:before="0"/>
               <w:ind w:left="120"/>
             </w:pPr>
-            <w:hyperlink w:history="1" r:id="rId46bum24eolwmi5z48ks0o">
+            <w:hyperlink w:history="1" r:id="rIdzg6boglmrrps70xwknjth">
               <w:r>
                 <w:rPr>
                   <w:rFonts w:ascii="Arial" w:cs="Arial" w:eastAsia="Arial" w:hAnsi="Arial"/>
@@ -18909,7 +18909,7 @@
               <w:spacing w:after="10" w:before="0"/>
               <w:ind w:left="120"/>
             </w:pPr>
-            <w:hyperlink w:history="1" r:id="rId2tvc2ytqyqpqlzrcqmhex">
+            <w:hyperlink w:history="1" r:id="rIdkzdbs_y-gpallggqh4e6t">
               <w:r>
                 <w:rPr>
                   <w:rFonts w:ascii="Arial" w:cs="Arial" w:eastAsia="Arial" w:hAnsi="Arial"/>
@@ -19136,7 +19136,7 @@
               <w:spacing w:after="10" w:before="0"/>
               <w:ind w:left="120"/>
             </w:pPr>
-            <w:hyperlink w:history="1" r:id="rIdtr47b13lxbmyc6bl_yycl">
+            <w:hyperlink w:history="1" r:id="rIdyulyuly74qrhcy7egkchx">
               <w:r>
                 <w:rPr>
                   <w:rFonts w:ascii="Arial" w:cs="Arial" w:eastAsia="Arial" w:hAnsi="Arial"/>
@@ -19213,7 +19213,7 @@
               <w:spacing w:after="10" w:before="0"/>
               <w:ind w:left="120"/>
             </w:pPr>
-            <w:hyperlink w:history="1" r:id="rIdjau_ue7d5jb0ccuntrnjh">
+            <w:hyperlink w:history="1" r:id="rIdlqnc6d0v0gkwmpwcbhi4x">
               <w:r>
                 <w:rPr>
                   <w:rFonts w:ascii="Arial" w:cs="Arial" w:eastAsia="Arial" w:hAnsi="Arial"/>
@@ -19440,7 +19440,7 @@
               <w:spacing w:after="10" w:before="0"/>
               <w:ind w:left="120"/>
             </w:pPr>
-            <w:hyperlink w:history="1" r:id="rId7shqkl4qjgpufjslsyh31">
+            <w:hyperlink w:history="1" r:id="rId6clb8-3pd8bbwddh68kzd">
               <w:r>
                 <w:rPr>
                   <w:rFonts w:ascii="Arial" w:cs="Arial" w:eastAsia="Arial" w:hAnsi="Arial"/>
@@ -19517,7 +19517,7 @@
               <w:spacing w:after="10" w:before="0"/>
               <w:ind w:left="120"/>
             </w:pPr>
-            <w:hyperlink w:history="1" r:id="rIdkeyekldnulq5h5mz_alsk">
+            <w:hyperlink w:history="1" r:id="rId594gi9jfs2jnd7u3zzpin">
               <w:r>
                 <w:rPr>
                   <w:rFonts w:ascii="Arial" w:cs="Arial" w:eastAsia="Arial" w:hAnsi="Arial"/>
@@ -20044,7 +20044,7 @@
         </w:rPr>
         <w:t xml:space="preserve">© 2026 SeaVuria and ARES. Aligned with KICD objectives. Developed by SeaVuria; technical implementation by ARES (with AI assistance from Claude). Licensed under </w:t>
       </w:r>
-      <w:hyperlink w:history="1" r:id="rIdiawvkgtm8d0jqdfnl-z11">
+      <w:hyperlink w:history="1" r:id="rIduzyhcnpv8hisjxixpnzhc">
         <w:r>
           <w:rPr>
             <w:rFonts w:ascii="Arial" w:cs="Arial" w:eastAsia="Arial" w:hAnsi="Arial"/>
@@ -20065,7 +20065,7 @@
         </w:rPr>
         <w:t xml:space="preserve"> (</w:t>
       </w:r>
-      <w:hyperlink w:history="1" r:id="rIdtfddc9jfjnus9htagllel">
+      <w:hyperlink w:history="1" r:id="rIdpjqvnxift-noqsh6m_ihh">
         <w:r>
           <w:rPr>
             <w:rFonts w:ascii="Arial" w:cs="Arial" w:eastAsia="Arial" w:hAnsi="Arial"/>
@@ -21095,7 +21095,7 @@
               <w:spacing w:after="10" w:before="0"/>
               <w:ind w:left="120"/>
             </w:pPr>
-            <w:hyperlink w:history="1" r:id="rIdu7ic9x_sgwcv4edez_bkb">
+            <w:hyperlink w:history="1" r:id="rIdulcfymecofasrbw6rffu0">
               <w:r>
                 <w:rPr>
                   <w:rFonts w:ascii="Arial" w:cs="Arial" w:eastAsia="Arial" w:hAnsi="Arial"/>
@@ -21172,7 +21172,7 @@
               <w:spacing w:after="10" w:before="0"/>
               <w:ind w:left="120"/>
             </w:pPr>
-            <w:hyperlink w:history="1" r:id="rIdfkyi5lwbpd9nuxxinby6n">
+            <w:hyperlink w:history="1" r:id="rIdgaf5rcl2mycwctovptrvh">
               <w:r>
                 <w:rPr>
                   <w:rFonts w:ascii="Arial" w:cs="Arial" w:eastAsia="Arial" w:hAnsi="Arial"/>
@@ -21399,7 +21399,7 @@
               <w:spacing w:after="10" w:before="0"/>
               <w:ind w:left="120"/>
             </w:pPr>
-            <w:hyperlink w:history="1" r:id="rIdaocutk-nplvjsn3kl2qho">
+            <w:hyperlink w:history="1" r:id="rIdpa931fggm_k0dkkngxxe9">
               <w:r>
                 <w:rPr>
                   <w:rFonts w:ascii="Arial" w:cs="Arial" w:eastAsia="Arial" w:hAnsi="Arial"/>
@@ -21476,7 +21476,7 @@
               <w:spacing w:after="10" w:before="0"/>
               <w:ind w:left="120"/>
             </w:pPr>
-            <w:hyperlink w:history="1" r:id="rIdru12erncdwdtszkasd9y0">
+            <w:hyperlink w:history="1" r:id="rId-e-zogow9a5oec3i-ui2h">
               <w:r>
                 <w:rPr>
                   <w:rFonts w:ascii="Arial" w:cs="Arial" w:eastAsia="Arial" w:hAnsi="Arial"/>
@@ -21703,7 +21703,7 @@
               <w:spacing w:after="10" w:before="0"/>
               <w:ind w:left="120"/>
             </w:pPr>
-            <w:hyperlink w:history="1" r:id="rIdm3oexnd7rnlusm0gs4wve">
+            <w:hyperlink w:history="1" r:id="rIdgn_psh1o2pgr13jlppdgt">
               <w:r>
                 <w:rPr>
                   <w:rFonts w:ascii="Arial" w:cs="Arial" w:eastAsia="Arial" w:hAnsi="Arial"/>
@@ -21780,7 +21780,7 @@
               <w:spacing w:after="10" w:before="0"/>
               <w:ind w:left="120"/>
             </w:pPr>
-            <w:hyperlink w:history="1" r:id="rIdgcx9y5jjerj9bnbemg1v2">
+            <w:hyperlink w:history="1" r:id="rIdstodrwvjmyrpasfzjotqm">
               <w:r>
                 <w:rPr>
                   <w:rFonts w:ascii="Arial" w:cs="Arial" w:eastAsia="Arial" w:hAnsi="Arial"/>
@@ -22007,7 +22007,7 @@
               <w:spacing w:after="10" w:before="0"/>
               <w:ind w:left="120"/>
             </w:pPr>
-            <w:hyperlink w:history="1" r:id="rId_d0trxbzzvpk3aaps3vnv">
+            <w:hyperlink w:history="1" r:id="rIdzvqdpctgcu2ye895hurjm">
               <w:r>
                 <w:rPr>
                   <w:rFonts w:ascii="Arial" w:cs="Arial" w:eastAsia="Arial" w:hAnsi="Arial"/>
@@ -22084,7 +22084,7 @@
               <w:spacing w:after="10" w:before="0"/>
               <w:ind w:left="120"/>
             </w:pPr>
-            <w:hyperlink w:history="1" r:id="rIdrbbtjkhigtyv3ibyk8dqe">
+            <w:hyperlink w:history="1" r:id="rIdj8udgzw65dn45povrsz-g">
               <w:r>
                 <w:rPr>
                   <w:rFonts w:ascii="Arial" w:cs="Arial" w:eastAsia="Arial" w:hAnsi="Arial"/>
@@ -22311,7 +22311,7 @@
               <w:spacing w:after="10" w:before="0"/>
               <w:ind w:left="120"/>
             </w:pPr>
-            <w:hyperlink w:history="1" r:id="rIdzihhivzyplcbpal4mbark">
+            <w:hyperlink w:history="1" r:id="rIduokfjsm57hzvh2vb_bcab">
               <w:r>
                 <w:rPr>
                   <w:rFonts w:ascii="Arial" w:cs="Arial" w:eastAsia="Arial" w:hAnsi="Arial"/>
@@ -22388,7 +22388,7 @@
               <w:spacing w:after="10" w:before="0"/>
               <w:ind w:left="120"/>
             </w:pPr>
-            <w:hyperlink w:history="1" r:id="rIdt-va-jaawmff2rwiz3gbh">
+            <w:hyperlink w:history="1" r:id="rIdxz11gf5a7wpn8fq6rwnvo">
               <w:r>
                 <w:rPr>
                   <w:rFonts w:ascii="Arial" w:cs="Arial" w:eastAsia="Arial" w:hAnsi="Arial"/>
@@ -22915,7 +22915,7 @@
         </w:rPr>
         <w:t xml:space="preserve">© 2026 SeaVuria and ARES. Aligned with KICD objectives. Developed by SeaVuria; technical implementation by ARES (with AI assistance from Claude). Licensed under </w:t>
       </w:r>
-      <w:hyperlink w:history="1" r:id="rIdaxht-pz01f1ihixpnfphl">
+      <w:hyperlink w:history="1" r:id="rIdheirnqwiuvosgdum60rn_">
         <w:r>
           <w:rPr>
             <w:rFonts w:ascii="Arial" w:cs="Arial" w:eastAsia="Arial" w:hAnsi="Arial"/>
@@ -22936,7 +22936,7 @@
         </w:rPr>
         <w:t xml:space="preserve"> (</w:t>
       </w:r>
-      <w:hyperlink w:history="1" r:id="rIdhjh0cvarxgrlwf1vt_4m7">
+      <w:hyperlink w:history="1" r:id="rIdghaij0urtkkbsihrbvngh">
         <w:r>
           <w:rPr>
             <w:rFonts w:ascii="Arial" w:cs="Arial" w:eastAsia="Arial" w:hAnsi="Arial"/>
@@ -23949,7 +23949,7 @@
             <w:pPr>
               <w:spacing w:after="20" w:before="0"/>
             </w:pPr>
-            <w:hyperlink w:history="1" r:id="rId0k4fevahp6bmgkuxhwzum">
+            <w:hyperlink w:history="1" r:id="rIdqvtmszevvk5gq7pjhmk1a">
               <w:r>
                 <w:rPr>
                   <w:rFonts w:ascii="Arial" w:cs="Arial" w:eastAsia="Arial" w:hAnsi="Arial"/>
@@ -23998,7 +23998,7 @@
               <w:spacing w:after="10" w:before="0"/>
               <w:ind w:left="120"/>
             </w:pPr>
-            <w:hyperlink w:history="1" r:id="rId6dr6u-xpjuptkbrjtfxc5">
+            <w:hyperlink w:history="1" r:id="rIdw-oqafkkf4swy3j-mz731">
               <w:r>
                 <w:rPr>
                   <w:rFonts w:ascii="Arial" w:cs="Arial" w:eastAsia="Arial" w:hAnsi="Arial"/>
@@ -24060,7 +24060,7 @@
               <w:spacing w:after="10" w:before="0"/>
               <w:ind w:left="120"/>
             </w:pPr>
-            <w:hyperlink w:history="1" r:id="rIdbnig1yy3uxvpn-munr05s">
+            <w:hyperlink w:history="1" r:id="rIdar7utmmsieaqjgycj4p_n">
               <w:r>
                 <w:rPr>
                   <w:rFonts w:ascii="Arial" w:cs="Arial" w:eastAsia="Arial" w:hAnsi="Arial"/>
@@ -24270,7 +24270,7 @@
             <w:pPr>
               <w:spacing w:after="20" w:before="0"/>
             </w:pPr>
-            <w:hyperlink w:history="1" r:id="rIdzq98kk82zf6ytong392i1">
+            <w:hyperlink w:history="1" r:id="rId60sv1-sj8ooovvojhznla">
               <w:r>
                 <w:rPr>
                   <w:rFonts w:ascii="Arial" w:cs="Arial" w:eastAsia="Arial" w:hAnsi="Arial"/>
@@ -24319,7 +24319,7 @@
               <w:spacing w:after="10" w:before="0"/>
               <w:ind w:left="120"/>
             </w:pPr>
-            <w:hyperlink w:history="1" r:id="rIdfycda0yn-kzvj9_zdstg1">
+            <w:hyperlink w:history="1" r:id="rIdp6us5adcidxgj14svgjbt">
               <w:r>
                 <w:rPr>
                   <w:rFonts w:ascii="Arial" w:cs="Arial" w:eastAsia="Arial" w:hAnsi="Arial"/>
@@ -24381,7 +24381,7 @@
               <w:spacing w:after="10" w:before="0"/>
               <w:ind w:left="120"/>
             </w:pPr>
-            <w:hyperlink w:history="1" r:id="rIdejhxyzbazx9gvlipyfusd">
+            <w:hyperlink w:history="1" r:id="rIddsmg1_2jqqv1crmt2pjta">
               <w:r>
                 <w:rPr>
                   <w:rFonts w:ascii="Arial" w:cs="Arial" w:eastAsia="Arial" w:hAnsi="Arial"/>
@@ -24591,7 +24591,7 @@
             <w:pPr>
               <w:spacing w:after="20" w:before="0"/>
             </w:pPr>
-            <w:hyperlink w:history="1" r:id="rIdz7tex5jtpwarbb0sueqku">
+            <w:hyperlink w:history="1" r:id="rIdmrmf5dhac6hopjoakodpr">
               <w:r>
                 <w:rPr>
                   <w:rFonts w:ascii="Arial" w:cs="Arial" w:eastAsia="Arial" w:hAnsi="Arial"/>
@@ -24640,7 +24640,7 @@
               <w:spacing w:after="10" w:before="0"/>
               <w:ind w:left="120"/>
             </w:pPr>
-            <w:hyperlink w:history="1" r:id="rId7spp0jhbre40alapi2nac">
+            <w:hyperlink w:history="1" r:id="rIdyi2-q096l7ld_9vsrgrir">
               <w:r>
                 <w:rPr>
                   <w:rFonts w:ascii="Arial" w:cs="Arial" w:eastAsia="Arial" w:hAnsi="Arial"/>
@@ -24702,7 +24702,7 @@
               <w:spacing w:after="10" w:before="0"/>
               <w:ind w:left="120"/>
             </w:pPr>
-            <w:hyperlink w:history="1" r:id="rIdkbcwvz2xny4i4ozvqby_h">
+            <w:hyperlink w:history="1" r:id="rIdlcfr9mwlwluh8arexy0fc">
               <w:r>
                 <w:rPr>
                   <w:rFonts w:ascii="Arial" w:cs="Arial" w:eastAsia="Arial" w:hAnsi="Arial"/>
@@ -24912,7 +24912,7 @@
             <w:pPr>
               <w:spacing w:after="20" w:before="0"/>
             </w:pPr>
-            <w:hyperlink w:history="1" r:id="rIdqqvv5qmdzbwhq6hsjcb7r">
+            <w:hyperlink w:history="1" r:id="rIdqamtnjy-wfyb7efc0vsw7">
               <w:r>
                 <w:rPr>
                   <w:rFonts w:ascii="Arial" w:cs="Arial" w:eastAsia="Arial" w:hAnsi="Arial"/>
@@ -24961,7 +24961,7 @@
               <w:spacing w:after="10" w:before="0"/>
               <w:ind w:left="120"/>
             </w:pPr>
-            <w:hyperlink w:history="1" r:id="rIdvhbgderoikgk1ogxb1pmv">
+            <w:hyperlink w:history="1" r:id="rIdglkldnbtgvjxpeawbboyy">
               <w:r>
                 <w:rPr>
                   <w:rFonts w:ascii="Arial" w:cs="Arial" w:eastAsia="Arial" w:hAnsi="Arial"/>
@@ -25023,7 +25023,7 @@
               <w:spacing w:after="10" w:before="0"/>
               <w:ind w:left="120"/>
             </w:pPr>
-            <w:hyperlink w:history="1" r:id="rIdmalx_qxljvuw7o968seyl">
+            <w:hyperlink w:history="1" r:id="rIdsseopmu6wqhc6syufrjdc">
               <w:r>
                 <w:rPr>
                   <w:rFonts w:ascii="Arial" w:cs="Arial" w:eastAsia="Arial" w:hAnsi="Arial"/>
@@ -25233,7 +25233,7 @@
             <w:pPr>
               <w:spacing w:after="20" w:before="0"/>
             </w:pPr>
-            <w:hyperlink w:history="1" r:id="rId6feu-qt8am95ubsybpn6t">
+            <w:hyperlink w:history="1" r:id="rIdsam1ztinhkjwu3imynlum">
               <w:r>
                 <w:rPr>
                   <w:rFonts w:ascii="Arial" w:cs="Arial" w:eastAsia="Arial" w:hAnsi="Arial"/>
@@ -25282,7 +25282,7 @@
               <w:spacing w:after="10" w:before="0"/>
               <w:ind w:left="120"/>
             </w:pPr>
-            <w:hyperlink w:history="1" r:id="rIdwwtbg5pu-h7uvtneez1ql">
+            <w:hyperlink w:history="1" r:id="rIdj3vin4jdag6dsi9a38kqm">
               <w:r>
                 <w:rPr>
                   <w:rFonts w:ascii="Arial" w:cs="Arial" w:eastAsia="Arial" w:hAnsi="Arial"/>
@@ -25344,7 +25344,7 @@
               <w:spacing w:after="10" w:before="0"/>
               <w:ind w:left="120"/>
             </w:pPr>
-            <w:hyperlink w:history="1" r:id="rIdrerd8uqlhaxwr3vuofm9x">
+            <w:hyperlink w:history="1" r:id="rId1rm2naraz84adsymdqyh6">
               <w:r>
                 <w:rPr>
                   <w:rFonts w:ascii="Arial" w:cs="Arial" w:eastAsia="Arial" w:hAnsi="Arial"/>
@@ -25871,7 +25871,7 @@
         </w:rPr>
         <w:t xml:space="preserve">© 2026 SeaVuria and ARES. Aligned with KICD objectives. Developed by SeaVuria; technical implementation by ARES (with AI assistance from Claude). Licensed under </w:t>
       </w:r>
-      <w:hyperlink w:history="1" r:id="rIdszbwygut-ombmyaaoof-n">
+      <w:hyperlink w:history="1" r:id="rIdys4ku6-887zdony-opfgf">
         <w:r>
           <w:rPr>
             <w:rFonts w:ascii="Arial" w:cs="Arial" w:eastAsia="Arial" w:hAnsi="Arial"/>
@@ -25892,7 +25892,7 @@
         </w:rPr>
         <w:t xml:space="preserve"> (</w:t>
       </w:r>
-      <w:hyperlink w:history="1" r:id="rIdi5x4iwcrthbbcitmjlcvj">
+      <w:hyperlink w:history="1" r:id="rIdgrpsfco3urgpuynxtjbts">
         <w:r>
           <w:rPr>
             <w:rFonts w:ascii="Arial" w:cs="Arial" w:eastAsia="Arial" w:hAnsi="Arial"/>

--- a/data/outputs/v2/Chemistry/SS2.1_Introduction_to_Salts/Chemistry_Introduction_to_Salts_CBE_LessonSequence.docx
+++ b/data/outputs/v2/Chemistry/SS2.1_Introduction_to_Salts/Chemistry_Introduction_to_Salts_CBE_LessonSequence.docx
@@ -4,6 +4,7 @@
   <w:body>
     <w:p>
       <w:pPr>
+        <w:keepNext w:val="false"/>
         <w:spacing w:after="30" w:before="0"/>
         <w:jc w:val="center"/>
       </w:pPr>
@@ -23,6 +24,7 @@
     </w:p>
     <w:p>
       <w:pPr>
+        <w:keepNext w:val="false"/>
         <w:spacing w:after="60" w:before="0"/>
         <w:jc w:val="center"/>
       </w:pPr>
@@ -81,6 +83,7 @@
           </w:tcPr>
           <w:p>
             <w:pPr>
+              <w:keepNext w:val="false"/>
               <w:spacing w:after="40" w:before="0"/>
               <w:jc w:val="center"/>
             </w:pPr>
@@ -115,6 +118,7 @@
           </w:tcPr>
           <w:p>
             <w:pPr>
+              <w:keepNext w:val="false"/>
               <w:spacing w:after="40" w:before="0"/>
               <w:jc w:val="left"/>
             </w:pPr>
@@ -147,6 +151,7 @@
           </w:tcPr>
           <w:p>
             <w:pPr>
+              <w:keepNext w:val="false"/>
               <w:spacing w:after="40" w:before="0"/>
               <w:jc w:val="left"/>
             </w:pPr>
@@ -181,6 +186,7 @@
           </w:tcPr>
           <w:p>
             <w:pPr>
+              <w:keepNext w:val="false"/>
               <w:spacing w:after="40" w:before="0"/>
               <w:jc w:val="left"/>
             </w:pPr>
@@ -213,6 +219,7 @@
           </w:tcPr>
           <w:p>
             <w:pPr>
+              <w:keepNext w:val="false"/>
               <w:spacing w:after="40" w:before="0"/>
               <w:jc w:val="left"/>
             </w:pPr>
@@ -247,6 +254,7 @@
           </w:tcPr>
           <w:p>
             <w:pPr>
+              <w:keepNext w:val="false"/>
               <w:spacing w:after="40" w:before="0"/>
               <w:jc w:val="left"/>
             </w:pPr>
@@ -279,6 +287,7 @@
           </w:tcPr>
           <w:p>
             <w:pPr>
+              <w:keepNext w:val="false"/>
               <w:spacing w:after="40" w:before="0"/>
               <w:jc w:val="left"/>
             </w:pPr>
@@ -313,6 +322,7 @@
           </w:tcPr>
           <w:p>
             <w:pPr>
+              <w:keepNext w:val="false"/>
               <w:spacing w:after="40" w:before="0"/>
               <w:jc w:val="left"/>
             </w:pPr>
@@ -345,6 +355,7 @@
           </w:tcPr>
           <w:p>
             <w:pPr>
+              <w:keepNext w:val="false"/>
               <w:spacing w:after="40" w:before="0"/>
               <w:jc w:val="left"/>
             </w:pPr>
@@ -379,6 +390,7 @@
           </w:tcPr>
           <w:p>
             <w:pPr>
+              <w:keepNext w:val="false"/>
               <w:spacing w:after="40" w:before="0"/>
               <w:jc w:val="left"/>
             </w:pPr>
@@ -411,6 +423,7 @@
           </w:tcPr>
           <w:p>
             <w:pPr>
+              <w:keepNext w:val="false"/>
               <w:spacing w:after="40" w:before="0"/>
               <w:jc w:val="left"/>
             </w:pPr>
@@ -445,6 +458,7 @@
           </w:tcPr>
           <w:p>
             <w:pPr>
+              <w:keepNext w:val="false"/>
               <w:spacing w:after="40" w:before="0"/>
               <w:jc w:val="left"/>
             </w:pPr>
@@ -632,6 +646,7 @@
           </w:tcPr>
           <w:p>
             <w:pPr>
+              <w:keepNext w:val="false"/>
               <w:spacing w:after="40" w:before="0"/>
               <w:jc w:val="left"/>
             </w:pPr>
@@ -664,6 +679,7 @@
           </w:tcPr>
           <w:p>
             <w:pPr>
+              <w:keepNext w:val="false"/>
               <w:spacing w:after="40" w:before="0"/>
               <w:jc w:val="left"/>
             </w:pPr>
@@ -683,6 +699,7 @@
           </w:p>
           <w:p>
             <w:pPr>
+              <w:keepNext w:val="false"/>
               <w:spacing w:after="40" w:before="0"/>
               <w:jc w:val="left"/>
             </w:pPr>
@@ -702,6 +719,7 @@
           </w:p>
           <w:p>
             <w:pPr>
+              <w:keepNext w:val="false"/>
               <w:spacing w:after="40" w:before="0"/>
               <w:jc w:val="left"/>
             </w:pPr>
@@ -721,6 +739,7 @@
           </w:p>
           <w:p>
             <w:pPr>
+              <w:keepNext w:val="false"/>
               <w:spacing w:after="40" w:before="0"/>
               <w:jc w:val="left"/>
             </w:pPr>
@@ -740,6 +759,7 @@
           </w:p>
           <w:p>
             <w:pPr>
+              <w:keepNext w:val="false"/>
               <w:spacing w:after="40" w:before="0"/>
               <w:jc w:val="left"/>
             </w:pPr>
@@ -759,6 +779,7 @@
           </w:p>
           <w:p>
             <w:pPr>
+              <w:keepNext w:val="false"/>
               <w:spacing w:after="40" w:before="0"/>
               <w:jc w:val="left"/>
             </w:pPr>
@@ -793,6 +814,7 @@
           </w:tcPr>
           <w:p>
             <w:pPr>
+              <w:keepNext w:val="false"/>
               <w:spacing w:after="40" w:before="0"/>
               <w:jc w:val="left"/>
             </w:pPr>
@@ -880,6 +902,7 @@
           </w:tcPr>
           <w:p>
             <w:pPr>
+              <w:keepNext w:val="false"/>
               <w:spacing w:after="40" w:before="0"/>
               <w:jc w:val="left"/>
             </w:pPr>
@@ -987,6 +1010,7 @@
           </w:tcPr>
           <w:p>
             <w:pPr>
+              <w:keepNext w:val="false"/>
               <w:spacing w:after="40" w:before="0"/>
               <w:jc w:val="left"/>
             </w:pPr>
@@ -1114,6 +1138,7 @@
           </w:tcPr>
           <w:p>
             <w:pPr>
+              <w:keepNext w:val="false"/>
               <w:spacing w:after="40" w:before="0"/>
               <w:jc w:val="left"/>
             </w:pPr>
@@ -1221,6 +1246,7 @@
           </w:tcPr>
           <w:p>
             <w:pPr>
+              <w:keepNext w:val="false"/>
               <w:spacing w:after="40" w:before="0"/>
               <w:jc w:val="left"/>
             </w:pPr>
@@ -1368,6 +1394,7 @@
           </w:tcPr>
           <w:p>
             <w:pPr>
+              <w:keepNext w:val="false"/>
               <w:spacing w:after="40" w:before="0"/>
               <w:jc w:val="left"/>
             </w:pPr>
@@ -1400,6 +1427,7 @@
           </w:tcPr>
           <w:p>
             <w:pPr>
+              <w:keepNext w:val="false"/>
               <w:spacing w:after="40" w:before="0"/>
               <w:jc w:val="left"/>
             </w:pPr>
@@ -1434,6 +1462,7 @@
           </w:tcPr>
           <w:p>
             <w:pPr>
+              <w:keepNext w:val="false"/>
               <w:spacing w:after="40" w:before="0"/>
               <w:jc w:val="left"/>
             </w:pPr>
@@ -1466,6 +1495,7 @@
           </w:tcPr>
           <w:p>
             <w:pPr>
+              <w:keepNext w:val="false"/>
               <w:spacing w:after="40" w:before="0"/>
               <w:jc w:val="left"/>
             </w:pPr>
@@ -1485,6 +1515,7 @@
           </w:p>
           <w:p>
             <w:pPr>
+              <w:keepNext w:val="false"/>
               <w:spacing w:after="40" w:before="0"/>
               <w:jc w:val="left"/>
             </w:pPr>
@@ -1504,6 +1535,7 @@
           </w:p>
           <w:p>
             <w:pPr>
+              <w:keepNext w:val="false"/>
               <w:spacing w:after="40" w:before="0"/>
               <w:jc w:val="left"/>
             </w:pPr>
@@ -1523,6 +1555,7 @@
           </w:p>
           <w:p>
             <w:pPr>
+              <w:keepNext w:val="false"/>
               <w:spacing w:after="40" w:before="0"/>
               <w:jc w:val="left"/>
             </w:pPr>
@@ -1542,6 +1575,7 @@
           </w:p>
           <w:p>
             <w:pPr>
+              <w:keepNext w:val="false"/>
               <w:spacing w:after="40" w:before="0"/>
               <w:jc w:val="left"/>
             </w:pPr>
@@ -1576,6 +1610,7 @@
           </w:tcPr>
           <w:p>
             <w:pPr>
+              <w:keepNext w:val="false"/>
               <w:spacing w:after="40" w:before="0"/>
               <w:jc w:val="left"/>
             </w:pPr>
@@ -1608,6 +1643,7 @@
           </w:tcPr>
           <w:p>
             <w:pPr>
+              <w:keepNext w:val="false"/>
               <w:spacing w:after="40" w:before="0"/>
               <w:jc w:val="left"/>
             </w:pPr>
@@ -1642,6 +1678,7 @@
           </w:tcPr>
           <w:p>
             <w:pPr>
+              <w:keepNext w:val="false"/>
               <w:spacing w:after="40" w:before="0"/>
               <w:jc w:val="left"/>
             </w:pPr>
@@ -1674,6 +1711,7 @@
           </w:tcPr>
           <w:p>
             <w:pPr>
+              <w:keepNext w:val="false"/>
               <w:spacing w:after="40" w:before="0"/>
               <w:jc w:val="left"/>
             </w:pPr>
@@ -1693,6 +1731,7 @@
           </w:p>
           <w:p>
             <w:pPr>
+              <w:keepNext w:val="false"/>
               <w:spacing w:after="40" w:before="0"/>
               <w:jc w:val="left"/>
             </w:pPr>
@@ -1712,6 +1751,7 @@
           </w:p>
           <w:p>
             <w:pPr>
+              <w:keepNext w:val="false"/>
               <w:spacing w:after="40" w:before="0"/>
               <w:jc w:val="left"/>
             </w:pPr>
@@ -1731,6 +1771,7 @@
           </w:p>
           <w:p>
             <w:pPr>
+              <w:keepNext w:val="false"/>
               <w:spacing w:after="40" w:before="0"/>
               <w:jc w:val="left"/>
             </w:pPr>
@@ -1750,6 +1791,7 @@
           </w:p>
           <w:p>
             <w:pPr>
+              <w:keepNext w:val="false"/>
               <w:spacing w:after="40" w:before="0"/>
               <w:jc w:val="left"/>
             </w:pPr>
@@ -1769,6 +1811,7 @@
           </w:p>
           <w:p>
             <w:pPr>
+              <w:keepNext w:val="false"/>
               <w:spacing w:after="40" w:before="0"/>
               <w:jc w:val="left"/>
             </w:pPr>
@@ -1788,6 +1831,7 @@
           </w:p>
           <w:p>
             <w:pPr>
+              <w:keepNext w:val="false"/>
               <w:spacing w:after="40" w:before="0"/>
               <w:jc w:val="left"/>
             </w:pPr>
@@ -1807,6 +1851,7 @@
           </w:p>
           <w:p>
             <w:pPr>
+              <w:keepNext w:val="false"/>
               <w:spacing w:after="40" w:before="0"/>
               <w:jc w:val="left"/>
             </w:pPr>
@@ -1826,6 +1871,7 @@
           </w:p>
           <w:p>
             <w:pPr>
+              <w:keepNext w:val="false"/>
               <w:spacing w:after="40" w:before="0"/>
               <w:jc w:val="left"/>
             </w:pPr>
@@ -1845,6 +1891,7 @@
           </w:p>
           <w:p>
             <w:pPr>
+              <w:keepNext w:val="false"/>
               <w:spacing w:after="40" w:before="0"/>
               <w:jc w:val="left"/>
             </w:pPr>
@@ -1864,6 +1911,7 @@
           </w:p>
           <w:p>
             <w:pPr>
+              <w:keepNext w:val="false"/>
               <w:spacing w:after="40" w:before="0"/>
               <w:jc w:val="left"/>
             </w:pPr>
@@ -1883,6 +1931,7 @@
           </w:p>
           <w:p>
             <w:pPr>
+              <w:keepNext w:val="false"/>
               <w:spacing w:after="40" w:before="0"/>
               <w:jc w:val="left"/>
             </w:pPr>
@@ -1902,6 +1951,7 @@
           </w:p>
           <w:p>
             <w:pPr>
+              <w:keepNext w:val="false"/>
               <w:spacing w:after="40" w:before="0"/>
               <w:jc w:val="left"/>
             </w:pPr>
@@ -1921,6 +1971,7 @@
           </w:p>
           <w:p>
             <w:pPr>
+              <w:keepNext w:val="false"/>
               <w:spacing w:after="40" w:before="0"/>
               <w:jc w:val="left"/>
             </w:pPr>
@@ -1940,6 +1991,7 @@
           </w:p>
           <w:p>
             <w:pPr>
+              <w:keepNext w:val="false"/>
               <w:spacing w:after="40" w:before="0"/>
               <w:jc w:val="left"/>
             </w:pPr>
@@ -1974,6 +2026,7 @@
           </w:tcPr>
           <w:p>
             <w:pPr>
+              <w:keepNext w:val="false"/>
               <w:spacing w:after="40" w:before="0"/>
               <w:jc w:val="left"/>
             </w:pPr>
@@ -2205,7 +2258,7 @@
         </w:rPr>
         <w:t xml:space="preserve">© 2026 SeaVuria and ARES. This work is licensed under a </w:t>
       </w:r>
-      <w:hyperlink w:history="1" r:id="rIdnluljpaycjxu_fycvy2iy">
+      <w:hyperlink w:history="1" r:id="rIdiotyslnf_dxjgoaji8khh">
         <w:r>
           <w:rPr>
             <w:rFonts w:ascii="Arial" w:cs="Arial" w:eastAsia="Arial" w:hAnsi="Arial"/>
@@ -2225,7 +2278,7 @@
         </w:rPr>
         <w:t xml:space="preserve"> (</w:t>
       </w:r>
-      <w:hyperlink w:history="1" r:id="rIdohuokr69aa3gyh1dkbaxg">
+      <w:hyperlink w:history="1" r:id="rId1iei90rw5t5qyc9n0y7hc">
         <w:r>
           <w:rPr>
             <w:rFonts w:ascii="Arial" w:cs="Arial" w:eastAsia="Arial" w:hAnsi="Arial"/>
@@ -2245,7 +2298,7 @@
         </w:rPr>
         <w:t xml:space="preserve">). To view a copy of this license, visit </w:t>
       </w:r>
-      <w:hyperlink w:history="1" r:id="rIdurofws7q_e6cskc1d4qfy">
+      <w:hyperlink w:history="1" r:id="rId5ea0ofbbue2gzxzxkyy2k">
         <w:r>
           <w:rPr>
             <w:rFonts w:ascii="Arial" w:cs="Arial" w:eastAsia="Arial" w:hAnsi="Arial"/>
@@ -2304,6 +2357,7 @@
           </w:tcPr>
           <w:p>
             <w:pPr>
+              <w:keepNext w:val="false"/>
               <w:spacing w:after="40" w:before="0"/>
               <w:jc w:val="center"/>
             </w:pPr>
@@ -2339,6 +2393,7 @@
           </w:tcPr>
           <w:p>
             <w:pPr>
+              <w:keepNext w:val="false"/>
               <w:spacing w:after="40" w:before="0"/>
               <w:jc w:val="center"/>
             </w:pPr>
@@ -2373,6 +2428,7 @@
           </w:tcPr>
           <w:p>
             <w:pPr>
+              <w:keepNext w:val="false"/>
               <w:spacing w:after="40" w:before="0"/>
               <w:jc w:val="left"/>
             </w:pPr>
@@ -2405,6 +2461,7 @@
           </w:tcPr>
           <w:p>
             <w:pPr>
+              <w:keepNext w:val="false"/>
               <w:spacing w:after="40" w:before="0"/>
               <w:jc w:val="left"/>
             </w:pPr>
@@ -2439,6 +2496,7 @@
           </w:tcPr>
           <w:p>
             <w:pPr>
+              <w:keepNext w:val="false"/>
               <w:spacing w:after="40" w:before="0"/>
               <w:jc w:val="left"/>
             </w:pPr>
@@ -2471,6 +2529,7 @@
           </w:tcPr>
           <w:p>
             <w:pPr>
+              <w:keepNext w:val="false"/>
               <w:spacing w:after="40" w:before="0"/>
               <w:jc w:val="left"/>
             </w:pPr>
@@ -2505,6 +2564,7 @@
           </w:tcPr>
           <w:p>
             <w:pPr>
+              <w:keepNext w:val="false"/>
               <w:spacing w:after="40" w:before="0"/>
               <w:jc w:val="left"/>
             </w:pPr>
@@ -2537,6 +2597,7 @@
           </w:tcPr>
           <w:p>
             <w:pPr>
+              <w:keepNext w:val="false"/>
               <w:spacing w:after="40" w:before="0"/>
               <w:jc w:val="left"/>
             </w:pPr>
@@ -2571,6 +2632,7 @@
           </w:tcPr>
           <w:p>
             <w:pPr>
+              <w:keepNext w:val="false"/>
               <w:spacing w:after="40" w:before="0"/>
               <w:jc w:val="left"/>
             </w:pPr>
@@ -2603,6 +2665,7 @@
           </w:tcPr>
           <w:p>
             <w:pPr>
+              <w:keepNext w:val="false"/>
               <w:spacing w:after="40" w:before="0"/>
               <w:jc w:val="left"/>
             </w:pPr>
@@ -2637,6 +2700,7 @@
           </w:tcPr>
           <w:p>
             <w:pPr>
+              <w:keepNext w:val="false"/>
               <w:spacing w:after="40" w:before="0"/>
               <w:jc w:val="left"/>
             </w:pPr>
@@ -2669,6 +2733,7 @@
           </w:tcPr>
           <w:p>
             <w:pPr>
+              <w:keepNext w:val="false"/>
               <w:spacing w:after="40" w:before="0"/>
               <w:jc w:val="left"/>
             </w:pPr>
@@ -2703,6 +2768,7 @@
           </w:tcPr>
           <w:p>
             <w:pPr>
+              <w:keepNext w:val="false"/>
               <w:spacing w:after="40" w:before="0"/>
               <w:jc w:val="left"/>
             </w:pPr>
@@ -2735,6 +2801,7 @@
           </w:tcPr>
           <w:p>
             <w:pPr>
+              <w:keepNext w:val="false"/>
               <w:spacing w:after="40" w:before="0"/>
               <w:jc w:val="left"/>
             </w:pPr>
@@ -2769,6 +2836,7 @@
           </w:tcPr>
           <w:p>
             <w:pPr>
+              <w:keepNext w:val="false"/>
               <w:spacing w:after="40" w:before="0"/>
               <w:jc w:val="left"/>
             </w:pPr>
@@ -2801,6 +2869,7 @@
           </w:tcPr>
           <w:p>
             <w:pPr>
+              <w:keepNext w:val="false"/>
               <w:spacing w:after="40" w:before="0"/>
               <w:jc w:val="left"/>
             </w:pPr>
@@ -2835,6 +2904,7 @@
           </w:tcPr>
           <w:p>
             <w:pPr>
+              <w:keepNext w:val="false"/>
               <w:spacing w:after="40" w:before="0"/>
               <w:jc w:val="left"/>
             </w:pPr>
@@ -2867,6 +2937,7 @@
           </w:tcPr>
           <w:p>
             <w:pPr>
+              <w:keepNext w:val="false"/>
               <w:spacing w:after="40" w:before="0"/>
               <w:jc w:val="left"/>
             </w:pPr>
@@ -2926,6 +2997,7 @@
           </w:tcPr>
           <w:p>
             <w:pPr>
+              <w:keepNext w:val="false"/>
               <w:spacing w:after="40" w:before="0"/>
               <w:jc w:val="center"/>
             </w:pPr>
@@ -2960,6 +3032,7 @@
           </w:tcPr>
           <w:p>
             <w:pPr>
+              <w:keepNext w:val="false"/>
               <w:spacing w:after="40" w:before="0"/>
               <w:jc w:val="left"/>
             </w:pPr>
@@ -3024,6 +3097,7 @@
           </w:tcPr>
           <w:p>
             <w:pPr>
+              <w:keepNext w:val="false"/>
               <w:spacing w:after="40" w:before="0"/>
               <w:jc w:val="center"/>
             </w:pPr>
@@ -3058,6 +3132,7 @@
           </w:tcPr>
           <w:p>
             <w:pPr>
+              <w:keepNext w:val="false"/>
               <w:spacing w:after="40" w:before="0"/>
               <w:jc w:val="left"/>
             </w:pPr>
@@ -3090,6 +3165,7 @@
           </w:tcPr>
           <w:p>
             <w:pPr>
+              <w:keepNext w:val="false"/>
               <w:spacing w:after="40" w:before="0"/>
               <w:jc w:val="left"/>
             </w:pPr>
@@ -3122,6 +3198,7 @@
           </w:tcPr>
           <w:p>
             <w:pPr>
+              <w:keepNext w:val="false"/>
               <w:spacing w:after="40" w:before="0"/>
               <w:jc w:val="left"/>
             </w:pPr>
@@ -3154,6 +3231,7 @@
           </w:tcPr>
           <w:p>
             <w:pPr>
+              <w:keepNext w:val="false"/>
               <w:spacing w:after="40" w:before="0"/>
               <w:jc w:val="left"/>
             </w:pPr>
@@ -3186,6 +3264,7 @@
           </w:tcPr>
           <w:p>
             <w:pPr>
+              <w:keepNext w:val="false"/>
               <w:spacing w:after="40" w:before="0"/>
               <w:jc w:val="left"/>
             </w:pPr>
@@ -3220,6 +3299,7 @@
           </w:tcPr>
           <w:p>
             <w:pPr>
+              <w:keepNext w:val="false"/>
               <w:spacing w:after="40" w:before="0"/>
               <w:jc w:val="left"/>
             </w:pPr>
@@ -3257,7 +3337,7 @@
             <w:pPr>
               <w:spacing w:after="20" w:before="0"/>
             </w:pPr>
-            <w:hyperlink w:history="1" r:id="rIdyuekvkkixg4flugovkeic">
+            <w:hyperlink w:history="1" r:id="rIdefnynsxmukp6pnnsaya0_">
               <w:r>
                 <w:rPr>
                   <w:rFonts w:ascii="Arial" w:cs="Arial" w:eastAsia="Arial" w:hAnsi="Arial"/>
@@ -3306,7 +3386,7 @@
               <w:spacing w:after="10" w:before="0"/>
               <w:ind w:left="120"/>
             </w:pPr>
-            <w:hyperlink w:history="1" r:id="rIdyqzzobc5vt23zujlfxnpc">
+            <w:hyperlink w:history="1" r:id="rIdx0pwyjwdhx9bt0zszaflo">
               <w:r>
                 <w:rPr>
                   <w:rFonts w:ascii="Arial" w:cs="Arial" w:eastAsia="Arial" w:hAnsi="Arial"/>
@@ -3351,7 +3431,7 @@
             <w:pPr>
               <w:spacing w:after="20" w:before="0"/>
             </w:pPr>
-            <w:hyperlink w:history="1" r:id="rIdiatfkq0mmd57lgdy3tqth">
+            <w:hyperlink w:history="1" r:id="rIdgo9scksuqhar8d4csn3hi">
               <w:r>
                 <w:rPr>
                   <w:rFonts w:ascii="Arial" w:cs="Arial" w:eastAsia="Arial" w:hAnsi="Arial"/>
@@ -3400,7 +3480,7 @@
               <w:spacing w:after="10" w:before="0"/>
               <w:ind w:left="120"/>
             </w:pPr>
-            <w:hyperlink w:history="1" r:id="rIdfitolew7egcb8_rwrjufe">
+            <w:hyperlink w:history="1" r:id="rIdidife4b3753jfm12ktkld">
               <w:r>
                 <w:rPr>
                   <w:rFonts w:ascii="Arial" w:cs="Arial" w:eastAsia="Arial" w:hAnsi="Arial"/>
@@ -3428,6 +3508,7 @@
           </w:tcPr>
           <w:p>
             <w:pPr>
+              <w:keepNext w:val="false"/>
               <w:spacing w:after="40" w:before="0"/>
               <w:jc w:val="left"/>
             </w:pPr>
@@ -3460,6 +3541,7 @@
           </w:tcPr>
           <w:p>
             <w:pPr>
+              <w:keepNext w:val="false"/>
               <w:spacing w:after="40" w:before="0"/>
               <w:jc w:val="left"/>
             </w:pPr>
@@ -3492,6 +3574,7 @@
           </w:tcPr>
           <w:p>
             <w:pPr>
+              <w:keepNext w:val="false"/>
               <w:spacing w:after="40" w:before="0"/>
               <w:jc w:val="left"/>
             </w:pPr>
@@ -3524,6 +3607,7 @@
           </w:tcPr>
           <w:p>
             <w:pPr>
+              <w:keepNext w:val="false"/>
               <w:spacing w:after="40" w:before="0"/>
               <w:jc w:val="left"/>
             </w:pPr>
@@ -3558,6 +3642,7 @@
           </w:tcPr>
           <w:p>
             <w:pPr>
+              <w:keepNext w:val="false"/>
               <w:spacing w:after="40" w:before="0"/>
               <w:jc w:val="left"/>
             </w:pPr>
@@ -3595,7 +3680,7 @@
             <w:pPr>
               <w:spacing w:after="20" w:before="0"/>
             </w:pPr>
-            <w:hyperlink w:history="1" r:id="rIduy28h13c_zcseghtpix-u">
+            <w:hyperlink w:history="1" r:id="rIdq3roacx4t_doeysikftmw">
               <w:r>
                 <w:rPr>
                   <w:rFonts w:ascii="Arial" w:cs="Arial" w:eastAsia="Arial" w:hAnsi="Arial"/>
@@ -3644,7 +3729,7 @@
               <w:spacing w:after="10" w:before="0"/>
               <w:ind w:left="120"/>
             </w:pPr>
-            <w:hyperlink w:history="1" r:id="rIdei8t4lndopocf-bnv43yv">
+            <w:hyperlink w:history="1" r:id="rIdtbwznkph71wobejiep_w_">
               <w:r>
                 <w:rPr>
                   <w:rFonts w:ascii="Arial" w:cs="Arial" w:eastAsia="Arial" w:hAnsi="Arial"/>
@@ -3689,7 +3774,7 @@
             <w:pPr>
               <w:spacing w:after="20" w:before="0"/>
             </w:pPr>
-            <w:hyperlink w:history="1" r:id="rIdrepskacow0elkrwy_02ux">
+            <w:hyperlink w:history="1" r:id="rIdi0g-vfh3mopypogtv4cbh">
               <w:r>
                 <w:rPr>
                   <w:rFonts w:ascii="Arial" w:cs="Arial" w:eastAsia="Arial" w:hAnsi="Arial"/>
@@ -3738,7 +3823,7 @@
               <w:spacing w:after="10" w:before="0"/>
               <w:ind w:left="120"/>
             </w:pPr>
-            <w:hyperlink w:history="1" r:id="rIdsb2adnet2u1aiyxozbpi2">
+            <w:hyperlink w:history="1" r:id="rId-ajp3nfawk59jqzcsrmf7">
               <w:r>
                 <w:rPr>
                   <w:rFonts w:ascii="Arial" w:cs="Arial" w:eastAsia="Arial" w:hAnsi="Arial"/>
@@ -3766,6 +3851,7 @@
           </w:tcPr>
           <w:p>
             <w:pPr>
+              <w:keepNext w:val="false"/>
               <w:spacing w:after="40" w:before="0"/>
               <w:jc w:val="left"/>
             </w:pPr>
@@ -3798,6 +3884,7 @@
           </w:tcPr>
           <w:p>
             <w:pPr>
+              <w:keepNext w:val="false"/>
               <w:spacing w:after="40" w:before="0"/>
               <w:jc w:val="left"/>
             </w:pPr>
@@ -3830,6 +3917,7 @@
           </w:tcPr>
           <w:p>
             <w:pPr>
+              <w:keepNext w:val="false"/>
               <w:spacing w:after="40" w:before="0"/>
               <w:jc w:val="left"/>
             </w:pPr>
@@ -3862,6 +3950,7 @@
           </w:tcPr>
           <w:p>
             <w:pPr>
+              <w:keepNext w:val="false"/>
               <w:spacing w:after="40" w:before="0"/>
               <w:jc w:val="left"/>
             </w:pPr>
@@ -3896,6 +3985,7 @@
           </w:tcPr>
           <w:p>
             <w:pPr>
+              <w:keepNext w:val="false"/>
               <w:spacing w:after="40" w:before="0"/>
               <w:jc w:val="left"/>
             </w:pPr>
@@ -3933,7 +4023,7 @@
             <w:pPr>
               <w:spacing w:after="20" w:before="0"/>
             </w:pPr>
-            <w:hyperlink w:history="1" r:id="rIdzve2pj1xsayjy8cvcbrfx">
+            <w:hyperlink w:history="1" r:id="rId7peyg7fsqacl0ss34y51q">
               <w:r>
                 <w:rPr>
                   <w:rFonts w:ascii="Arial" w:cs="Arial" w:eastAsia="Arial" w:hAnsi="Arial"/>
@@ -3982,7 +4072,7 @@
               <w:spacing w:after="10" w:before="0"/>
               <w:ind w:left="120"/>
             </w:pPr>
-            <w:hyperlink w:history="1" r:id="rIdr3trupfykil362nnjboh3">
+            <w:hyperlink w:history="1" r:id="rIdxfgfaukascbh3b0bzkrb1">
               <w:r>
                 <w:rPr>
                   <w:rFonts w:ascii="Arial" w:cs="Arial" w:eastAsia="Arial" w:hAnsi="Arial"/>
@@ -4027,7 +4117,7 @@
             <w:pPr>
               <w:spacing w:after="20" w:before="0"/>
             </w:pPr>
-            <w:hyperlink w:history="1" r:id="rIdwkehphu7l1oxt8ppllf78">
+            <w:hyperlink w:history="1" r:id="rId8gwilku3viwtum4abtc5m">
               <w:r>
                 <w:rPr>
                   <w:rFonts w:ascii="Arial" w:cs="Arial" w:eastAsia="Arial" w:hAnsi="Arial"/>
@@ -4076,7 +4166,7 @@
               <w:spacing w:after="10" w:before="0"/>
               <w:ind w:left="120"/>
             </w:pPr>
-            <w:hyperlink w:history="1" r:id="rIdobzgwyeuquc4vsp5lhcfc">
+            <w:hyperlink w:history="1" r:id="rIde7v_cl4667qi2xb76xd20">
               <w:r>
                 <w:rPr>
                   <w:rFonts w:ascii="Arial" w:cs="Arial" w:eastAsia="Arial" w:hAnsi="Arial"/>
@@ -4104,6 +4194,7 @@
           </w:tcPr>
           <w:p>
             <w:pPr>
+              <w:keepNext w:val="false"/>
               <w:spacing w:after="40" w:before="0"/>
               <w:jc w:val="left"/>
             </w:pPr>
@@ -4136,6 +4227,7 @@
           </w:tcPr>
           <w:p>
             <w:pPr>
+              <w:keepNext w:val="false"/>
               <w:spacing w:after="40" w:before="0"/>
               <w:jc w:val="left"/>
             </w:pPr>
@@ -4168,6 +4260,7 @@
           </w:tcPr>
           <w:p>
             <w:pPr>
+              <w:keepNext w:val="false"/>
               <w:spacing w:after="40" w:before="0"/>
               <w:jc w:val="left"/>
             </w:pPr>
@@ -4200,6 +4293,7 @@
           </w:tcPr>
           <w:p>
             <w:pPr>
+              <w:keepNext w:val="false"/>
               <w:spacing w:after="40" w:before="0"/>
               <w:jc w:val="left"/>
             </w:pPr>
@@ -4234,6 +4328,7 @@
           </w:tcPr>
           <w:p>
             <w:pPr>
+              <w:keepNext w:val="false"/>
               <w:spacing w:after="40" w:before="0"/>
               <w:jc w:val="left"/>
             </w:pPr>
@@ -4271,7 +4366,7 @@
             <w:pPr>
               <w:spacing w:after="20" w:before="0"/>
             </w:pPr>
-            <w:hyperlink w:history="1" r:id="rId_udnxpsl5oyyvumjwj3sc">
+            <w:hyperlink w:history="1" r:id="rIdcwi-7n1nlnejjqi6rcjti">
               <w:r>
                 <w:rPr>
                   <w:rFonts w:ascii="Arial" w:cs="Arial" w:eastAsia="Arial" w:hAnsi="Arial"/>
@@ -4320,7 +4415,7 @@
               <w:spacing w:after="10" w:before="0"/>
               <w:ind w:left="120"/>
             </w:pPr>
-            <w:hyperlink w:history="1" r:id="rIdgcay3dmscc06hwm417tul">
+            <w:hyperlink w:history="1" r:id="rId1zlqlyetu-rjl352tlaj2">
               <w:r>
                 <w:rPr>
                   <w:rFonts w:ascii="Arial" w:cs="Arial" w:eastAsia="Arial" w:hAnsi="Arial"/>
@@ -4365,7 +4460,7 @@
             <w:pPr>
               <w:spacing w:after="20" w:before="0"/>
             </w:pPr>
-            <w:hyperlink w:history="1" r:id="rIdd1ch09okcll8zu8pe3t8h">
+            <w:hyperlink w:history="1" r:id="rIdkqcwu_is8iacy-wnnqhb7">
               <w:r>
                 <w:rPr>
                   <w:rFonts w:ascii="Arial" w:cs="Arial" w:eastAsia="Arial" w:hAnsi="Arial"/>
@@ -4414,7 +4509,7 @@
               <w:spacing w:after="10" w:before="0"/>
               <w:ind w:left="120"/>
             </w:pPr>
-            <w:hyperlink w:history="1" r:id="rIdesm_uami14c9rtbewysvr">
+            <w:hyperlink w:history="1" r:id="rIdsu-3nktp7wzicyb9kzqoz">
               <w:r>
                 <w:rPr>
                   <w:rFonts w:ascii="Arial" w:cs="Arial" w:eastAsia="Arial" w:hAnsi="Arial"/>
@@ -4442,6 +4537,7 @@
           </w:tcPr>
           <w:p>
             <w:pPr>
+              <w:keepNext w:val="false"/>
               <w:spacing w:after="40" w:before="0"/>
               <w:jc w:val="left"/>
             </w:pPr>
@@ -4474,6 +4570,7 @@
           </w:tcPr>
           <w:p>
             <w:pPr>
+              <w:keepNext w:val="false"/>
               <w:spacing w:after="40" w:before="0"/>
               <w:jc w:val="left"/>
             </w:pPr>
@@ -4506,6 +4603,7 @@
           </w:tcPr>
           <w:p>
             <w:pPr>
+              <w:keepNext w:val="false"/>
               <w:spacing w:after="40" w:before="0"/>
               <w:jc w:val="left"/>
             </w:pPr>
@@ -4538,6 +4636,7 @@
           </w:tcPr>
           <w:p>
             <w:pPr>
+              <w:keepNext w:val="false"/>
               <w:spacing w:after="40" w:before="0"/>
               <w:jc w:val="left"/>
             </w:pPr>
@@ -4572,6 +4671,7 @@
           </w:tcPr>
           <w:p>
             <w:pPr>
+              <w:keepNext w:val="false"/>
               <w:spacing w:after="40" w:before="0"/>
               <w:jc w:val="left"/>
             </w:pPr>
@@ -4609,7 +4709,7 @@
             <w:pPr>
               <w:spacing w:after="20" w:before="0"/>
             </w:pPr>
-            <w:hyperlink w:history="1" r:id="rId7_rduajccnugb5qhyiwcl">
+            <w:hyperlink w:history="1" r:id="rIdgb48kvdfknxmyjiwjaczz">
               <w:r>
                 <w:rPr>
                   <w:rFonts w:ascii="Arial" w:cs="Arial" w:eastAsia="Arial" w:hAnsi="Arial"/>
@@ -4658,7 +4758,7 @@
               <w:spacing w:after="10" w:before="0"/>
               <w:ind w:left="120"/>
             </w:pPr>
-            <w:hyperlink w:history="1" r:id="rIdshefcjl9dk7d7aqfbp7d-">
+            <w:hyperlink w:history="1" r:id="rIdu3fyxnjbpn-nluyg0ekcn">
               <w:r>
                 <w:rPr>
                   <w:rFonts w:ascii="Arial" w:cs="Arial" w:eastAsia="Arial" w:hAnsi="Arial"/>
@@ -4703,7 +4803,7 @@
             <w:pPr>
               <w:spacing w:after="20" w:before="0"/>
             </w:pPr>
-            <w:hyperlink w:history="1" r:id="rIdqfz2eg_jukiqfxxzrncky">
+            <w:hyperlink w:history="1" r:id="rId_m91o-egjdcfelqdaprx_">
               <w:r>
                 <w:rPr>
                   <w:rFonts w:ascii="Arial" w:cs="Arial" w:eastAsia="Arial" w:hAnsi="Arial"/>
@@ -4752,7 +4852,7 @@
               <w:spacing w:after="10" w:before="0"/>
               <w:ind w:left="120"/>
             </w:pPr>
-            <w:hyperlink w:history="1" r:id="rId7l3wmo1xvx4xq7sxqykld">
+            <w:hyperlink w:history="1" r:id="rId9kkj_tfi4uy_le-g_yknj">
               <w:r>
                 <w:rPr>
                   <w:rFonts w:ascii="Arial" w:cs="Arial" w:eastAsia="Arial" w:hAnsi="Arial"/>
@@ -4780,6 +4880,7 @@
           </w:tcPr>
           <w:p>
             <w:pPr>
+              <w:keepNext w:val="false"/>
               <w:spacing w:after="40" w:before="0"/>
               <w:jc w:val="left"/>
             </w:pPr>
@@ -4812,6 +4913,7 @@
           </w:tcPr>
           <w:p>
             <w:pPr>
+              <w:keepNext w:val="false"/>
               <w:spacing w:after="40" w:before="0"/>
               <w:jc w:val="left"/>
             </w:pPr>
@@ -4844,6 +4946,7 @@
           </w:tcPr>
           <w:p>
             <w:pPr>
+              <w:keepNext w:val="false"/>
               <w:spacing w:after="40" w:before="0"/>
               <w:jc w:val="left"/>
             </w:pPr>
@@ -4876,6 +4979,7 @@
           </w:tcPr>
           <w:p>
             <w:pPr>
+              <w:keepNext w:val="false"/>
               <w:spacing w:after="40" w:before="0"/>
               <w:jc w:val="left"/>
             </w:pPr>
@@ -4935,6 +5039,7 @@
           </w:tcPr>
           <w:p>
             <w:pPr>
+              <w:keepNext w:val="false"/>
               <w:spacing w:after="40" w:before="0"/>
               <w:jc w:val="center"/>
             </w:pPr>
@@ -4969,6 +5074,7 @@
           </w:tcPr>
           <w:p>
             <w:pPr>
+              <w:keepNext w:val="false"/>
               <w:spacing w:after="40" w:before="0"/>
               <w:jc w:val="left"/>
             </w:pPr>
@@ -4988,6 +5094,7 @@
           </w:p>
           <w:p>
             <w:pPr>
+              <w:keepNext w:val="false"/>
               <w:spacing w:after="40" w:before="0"/>
               <w:jc w:val="left"/>
             </w:pPr>
@@ -5007,6 +5114,7 @@
           </w:p>
           <w:p>
             <w:pPr>
+              <w:keepNext w:val="false"/>
               <w:spacing w:after="40" w:before="0"/>
               <w:jc w:val="left"/>
             </w:pPr>
@@ -5026,6 +5134,7 @@
           </w:p>
           <w:p>
             <w:pPr>
+              <w:keepNext w:val="false"/>
               <w:spacing w:after="40" w:before="0"/>
               <w:jc w:val="left"/>
             </w:pPr>
@@ -5045,6 +5154,7 @@
           </w:p>
           <w:p>
             <w:pPr>
+              <w:keepNext w:val="false"/>
               <w:spacing w:after="40" w:before="0"/>
               <w:jc w:val="left"/>
             </w:pPr>
@@ -5064,6 +5174,7 @@
           </w:p>
           <w:p>
             <w:pPr>
+              <w:keepNext w:val="false"/>
               <w:spacing w:after="40" w:before="0"/>
               <w:jc w:val="left"/>
             </w:pPr>
@@ -5083,6 +5194,7 @@
           </w:p>
           <w:p>
             <w:pPr>
+              <w:keepNext w:val="false"/>
               <w:spacing w:after="40" w:before="0"/>
               <w:jc w:val="left"/>
             </w:pPr>
@@ -5144,6 +5256,7 @@
           </w:tcPr>
           <w:p>
             <w:pPr>
+              <w:keepNext w:val="false"/>
               <w:spacing w:after="40" w:before="0"/>
               <w:jc w:val="center"/>
             </w:pPr>
@@ -5178,6 +5291,7 @@
           </w:tcPr>
           <w:p>
             <w:pPr>
+              <w:keepNext w:val="false"/>
               <w:spacing w:after="40" w:before="0"/>
               <w:jc w:val="left"/>
             </w:pPr>
@@ -5210,6 +5324,7 @@
           </w:tcPr>
           <w:p>
             <w:pPr>
+              <w:keepNext w:val="false"/>
               <w:spacing w:after="40" w:before="0"/>
               <w:jc w:val="left"/>
             </w:pPr>
@@ -5244,6 +5359,7 @@
           </w:tcPr>
           <w:p>
             <w:pPr>
+              <w:keepNext w:val="false"/>
               <w:spacing w:after="40" w:before="0"/>
               <w:jc w:val="left"/>
             </w:pPr>
@@ -5276,6 +5392,7 @@
           </w:tcPr>
           <w:p>
             <w:pPr>
+              <w:keepNext w:val="false"/>
               <w:spacing w:after="40" w:before="0"/>
               <w:jc w:val="left"/>
             </w:pPr>
@@ -5310,6 +5427,7 @@
           </w:tcPr>
           <w:p>
             <w:pPr>
+              <w:keepNext w:val="false"/>
               <w:spacing w:after="40" w:before="0"/>
               <w:jc w:val="left"/>
             </w:pPr>
@@ -5342,6 +5460,7 @@
           </w:tcPr>
           <w:p>
             <w:pPr>
+              <w:keepNext w:val="false"/>
               <w:spacing w:after="40" w:before="0"/>
               <w:jc w:val="left"/>
             </w:pPr>
@@ -5378,7 +5497,7 @@
         </w:rPr>
         <w:t xml:space="preserve">© 2026 SeaVuria and ARES. Aligned with KICD objectives. Developed by SeaVuria; technical implementation by ARES (with AI assistance from Claude). Licensed under </w:t>
       </w:r>
-      <w:hyperlink w:history="1" r:id="rIdgxjhsghtrlmk7n4ehh_p8">
+      <w:hyperlink w:history="1" r:id="rIddteg-tyolfkgbtn-krxj3">
         <w:r>
           <w:rPr>
             <w:rFonts w:ascii="Arial" w:cs="Arial" w:eastAsia="Arial" w:hAnsi="Arial"/>
@@ -5399,7 +5518,7 @@
         </w:rPr>
         <w:t xml:space="preserve"> (</w:t>
       </w:r>
-      <w:hyperlink w:history="1" r:id="rIdjwpmqs5i6cn-lljnpcnon">
+      <w:hyperlink w:history="1" r:id="rIdqu_0i5z7d3winyk8ueij-">
         <w:r>
           <w:rPr>
             <w:rFonts w:ascii="Arial" w:cs="Arial" w:eastAsia="Arial" w:hAnsi="Arial"/>
@@ -5459,6 +5578,7 @@
           </w:tcPr>
           <w:p>
             <w:pPr>
+              <w:keepNext w:val="false"/>
               <w:spacing w:after="40" w:before="0"/>
               <w:jc w:val="center"/>
             </w:pPr>
@@ -5494,6 +5614,7 @@
           </w:tcPr>
           <w:p>
             <w:pPr>
+              <w:keepNext w:val="false"/>
               <w:spacing w:after="40" w:before="0"/>
               <w:jc w:val="center"/>
             </w:pPr>
@@ -5528,6 +5649,7 @@
           </w:tcPr>
           <w:p>
             <w:pPr>
+              <w:keepNext w:val="false"/>
               <w:spacing w:after="40" w:before="0"/>
               <w:jc w:val="left"/>
             </w:pPr>
@@ -5560,6 +5682,7 @@
           </w:tcPr>
           <w:p>
             <w:pPr>
+              <w:keepNext w:val="false"/>
               <w:spacing w:after="40" w:before="0"/>
               <w:jc w:val="left"/>
             </w:pPr>
@@ -5594,6 +5717,7 @@
           </w:tcPr>
           <w:p>
             <w:pPr>
+              <w:keepNext w:val="false"/>
               <w:spacing w:after="40" w:before="0"/>
               <w:jc w:val="left"/>
             </w:pPr>
@@ -5626,6 +5750,7 @@
           </w:tcPr>
           <w:p>
             <w:pPr>
+              <w:keepNext w:val="false"/>
               <w:spacing w:after="40" w:before="0"/>
               <w:jc w:val="left"/>
             </w:pPr>
@@ -5660,6 +5785,7 @@
           </w:tcPr>
           <w:p>
             <w:pPr>
+              <w:keepNext w:val="false"/>
               <w:spacing w:after="40" w:before="0"/>
               <w:jc w:val="left"/>
             </w:pPr>
@@ -5692,6 +5818,7 @@
           </w:tcPr>
           <w:p>
             <w:pPr>
+              <w:keepNext w:val="false"/>
               <w:spacing w:after="40" w:before="0"/>
               <w:jc w:val="left"/>
             </w:pPr>
@@ -5726,6 +5853,7 @@
           </w:tcPr>
           <w:p>
             <w:pPr>
+              <w:keepNext w:val="false"/>
               <w:spacing w:after="40" w:before="0"/>
               <w:jc w:val="left"/>
             </w:pPr>
@@ -5758,6 +5886,7 @@
           </w:tcPr>
           <w:p>
             <w:pPr>
+              <w:keepNext w:val="false"/>
               <w:spacing w:after="40" w:before="0"/>
               <w:jc w:val="left"/>
             </w:pPr>
@@ -5792,6 +5921,7 @@
           </w:tcPr>
           <w:p>
             <w:pPr>
+              <w:keepNext w:val="false"/>
               <w:spacing w:after="40" w:before="0"/>
               <w:jc w:val="left"/>
             </w:pPr>
@@ -5824,6 +5954,7 @@
           </w:tcPr>
           <w:p>
             <w:pPr>
+              <w:keepNext w:val="false"/>
               <w:spacing w:after="40" w:before="0"/>
               <w:jc w:val="left"/>
             </w:pPr>
@@ -5858,6 +5989,7 @@
           </w:tcPr>
           <w:p>
             <w:pPr>
+              <w:keepNext w:val="false"/>
               <w:spacing w:after="40" w:before="0"/>
               <w:jc w:val="left"/>
             </w:pPr>
@@ -5890,6 +6022,7 @@
           </w:tcPr>
           <w:p>
             <w:pPr>
+              <w:keepNext w:val="false"/>
               <w:spacing w:after="40" w:before="0"/>
               <w:jc w:val="left"/>
             </w:pPr>
@@ -5924,6 +6057,7 @@
           </w:tcPr>
           <w:p>
             <w:pPr>
+              <w:keepNext w:val="false"/>
               <w:spacing w:after="40" w:before="0"/>
               <w:jc w:val="left"/>
             </w:pPr>
@@ -5956,6 +6090,7 @@
           </w:tcPr>
           <w:p>
             <w:pPr>
+              <w:keepNext w:val="false"/>
               <w:spacing w:after="40" w:before="0"/>
               <w:jc w:val="left"/>
             </w:pPr>
@@ -5990,6 +6125,7 @@
           </w:tcPr>
           <w:p>
             <w:pPr>
+              <w:keepNext w:val="false"/>
               <w:spacing w:after="40" w:before="0"/>
               <w:jc w:val="left"/>
             </w:pPr>
@@ -6022,6 +6158,7 @@
           </w:tcPr>
           <w:p>
             <w:pPr>
+              <w:keepNext w:val="false"/>
               <w:spacing w:after="40" w:before="0"/>
               <w:jc w:val="left"/>
             </w:pPr>
@@ -6081,6 +6218,7 @@
           </w:tcPr>
           <w:p>
             <w:pPr>
+              <w:keepNext w:val="false"/>
               <w:spacing w:after="40" w:before="0"/>
               <w:jc w:val="center"/>
             </w:pPr>
@@ -6115,6 +6253,7 @@
           </w:tcPr>
           <w:p>
             <w:pPr>
+              <w:keepNext w:val="false"/>
               <w:spacing w:after="40" w:before="0"/>
               <w:jc w:val="left"/>
             </w:pPr>
@@ -6179,6 +6318,7 @@
           </w:tcPr>
           <w:p>
             <w:pPr>
+              <w:keepNext w:val="false"/>
               <w:spacing w:after="40" w:before="0"/>
               <w:jc w:val="center"/>
             </w:pPr>
@@ -6213,6 +6353,7 @@
           </w:tcPr>
           <w:p>
             <w:pPr>
+              <w:keepNext w:val="false"/>
               <w:spacing w:after="40" w:before="0"/>
               <w:jc w:val="left"/>
             </w:pPr>
@@ -6245,6 +6386,7 @@
           </w:tcPr>
           <w:p>
             <w:pPr>
+              <w:keepNext w:val="false"/>
               <w:spacing w:after="40" w:before="0"/>
               <w:jc w:val="left"/>
             </w:pPr>
@@ -6277,6 +6419,7 @@
           </w:tcPr>
           <w:p>
             <w:pPr>
+              <w:keepNext w:val="false"/>
               <w:spacing w:after="40" w:before="0"/>
               <w:jc w:val="left"/>
             </w:pPr>
@@ -6309,6 +6452,7 @@
           </w:tcPr>
           <w:p>
             <w:pPr>
+              <w:keepNext w:val="false"/>
               <w:spacing w:after="40" w:before="0"/>
               <w:jc w:val="left"/>
             </w:pPr>
@@ -6341,6 +6485,7 @@
           </w:tcPr>
           <w:p>
             <w:pPr>
+              <w:keepNext w:val="false"/>
               <w:spacing w:after="40" w:before="0"/>
               <w:jc w:val="left"/>
             </w:pPr>
@@ -6375,6 +6520,7 @@
           </w:tcPr>
           <w:p>
             <w:pPr>
+              <w:keepNext w:val="false"/>
               <w:spacing w:after="40" w:before="0"/>
               <w:jc w:val="left"/>
             </w:pPr>
@@ -6412,7 +6558,7 @@
             <w:pPr>
               <w:spacing w:after="20" w:before="0"/>
             </w:pPr>
-            <w:hyperlink w:history="1" r:id="rIds0vng_rnwcfnepuby3ywz">
+            <w:hyperlink w:history="1" r:id="rIdglqn83xtbgcc4j9br0qmk">
               <w:r>
                 <w:rPr>
                   <w:rFonts w:ascii="Arial" w:cs="Arial" w:eastAsia="Arial" w:hAnsi="Arial"/>
@@ -6445,7 +6591,7 @@
               <w:spacing w:after="10" w:before="0"/>
               <w:ind w:left="120"/>
             </w:pPr>
-            <w:hyperlink w:history="1" r:id="rIdiyvn62gycyws74hqkhzz8">
+            <w:hyperlink w:history="1" r:id="rIdieq0j15kyuqyamqx2qplc">
               <w:r>
                 <w:rPr>
                   <w:rFonts w:ascii="Arial" w:cs="Arial" w:eastAsia="Arial" w:hAnsi="Arial"/>
@@ -6490,7 +6636,7 @@
             <w:pPr>
               <w:spacing w:after="20" w:before="0"/>
             </w:pPr>
-            <w:hyperlink w:history="1" r:id="rId3rqzrapjpusc-yixizl3g">
+            <w:hyperlink w:history="1" r:id="rIdpsjauy21kawv0zo7iiixe">
               <w:r>
                 <w:rPr>
                   <w:rFonts w:ascii="Arial" w:cs="Arial" w:eastAsia="Arial" w:hAnsi="Arial"/>
@@ -6523,7 +6669,7 @@
               <w:spacing w:after="10" w:before="0"/>
               <w:ind w:left="120"/>
             </w:pPr>
-            <w:hyperlink w:history="1" r:id="rIdon_dhshfevij_t0gixton">
+            <w:hyperlink w:history="1" r:id="rIdsj539tt14ij7jqrmgwmv0">
               <w:r>
                 <w:rPr>
                   <w:rFonts w:ascii="Arial" w:cs="Arial" w:eastAsia="Arial" w:hAnsi="Arial"/>
@@ -6551,6 +6697,7 @@
           </w:tcPr>
           <w:p>
             <w:pPr>
+              <w:keepNext w:val="false"/>
               <w:spacing w:after="40" w:before="0"/>
               <w:jc w:val="left"/>
             </w:pPr>
@@ -6583,6 +6730,7 @@
           </w:tcPr>
           <w:p>
             <w:pPr>
+              <w:keepNext w:val="false"/>
               <w:spacing w:after="40" w:before="0"/>
               <w:jc w:val="left"/>
             </w:pPr>
@@ -6615,6 +6763,7 @@
           </w:tcPr>
           <w:p>
             <w:pPr>
+              <w:keepNext w:val="false"/>
               <w:spacing w:after="40" w:before="0"/>
               <w:jc w:val="left"/>
             </w:pPr>
@@ -6647,6 +6796,7 @@
           </w:tcPr>
           <w:p>
             <w:pPr>
+              <w:keepNext w:val="false"/>
               <w:spacing w:after="40" w:before="0"/>
               <w:jc w:val="left"/>
             </w:pPr>
@@ -6681,6 +6831,7 @@
           </w:tcPr>
           <w:p>
             <w:pPr>
+              <w:keepNext w:val="false"/>
               <w:spacing w:after="40" w:before="0"/>
               <w:jc w:val="left"/>
             </w:pPr>
@@ -6718,7 +6869,7 @@
             <w:pPr>
               <w:spacing w:after="20" w:before="0"/>
             </w:pPr>
-            <w:hyperlink w:history="1" r:id="rIdec9lms3pusoi5eieia5i5">
+            <w:hyperlink w:history="1" r:id="rId9m70t8ss0xcnn8ossdv4l">
               <w:r>
                 <w:rPr>
                   <w:rFonts w:ascii="Arial" w:cs="Arial" w:eastAsia="Arial" w:hAnsi="Arial"/>
@@ -6751,7 +6902,7 @@
               <w:spacing w:after="10" w:before="0"/>
               <w:ind w:left="120"/>
             </w:pPr>
-            <w:hyperlink w:history="1" r:id="rId7jakfeh6pzabrgehmv0sa">
+            <w:hyperlink w:history="1" r:id="rIdm90wfo7illx5xun7lmkgp">
               <w:r>
                 <w:rPr>
                   <w:rFonts w:ascii="Arial" w:cs="Arial" w:eastAsia="Arial" w:hAnsi="Arial"/>
@@ -6796,7 +6947,7 @@
             <w:pPr>
               <w:spacing w:after="20" w:before="0"/>
             </w:pPr>
-            <w:hyperlink w:history="1" r:id="rId7kaqw-eoadr9sjh6jszv1">
+            <w:hyperlink w:history="1" r:id="rIdtsnyiknropsvexltu3ej2">
               <w:r>
                 <w:rPr>
                   <w:rFonts w:ascii="Arial" w:cs="Arial" w:eastAsia="Arial" w:hAnsi="Arial"/>
@@ -6829,7 +6980,7 @@
               <w:spacing w:after="10" w:before="0"/>
               <w:ind w:left="120"/>
             </w:pPr>
-            <w:hyperlink w:history="1" r:id="rId2ptxf4m6zofeb_a6nz2w8">
+            <w:hyperlink w:history="1" r:id="rIda3qjsaysom_e1ozc9wnrn">
               <w:r>
                 <w:rPr>
                   <w:rFonts w:ascii="Arial" w:cs="Arial" w:eastAsia="Arial" w:hAnsi="Arial"/>
@@ -6857,6 +7008,7 @@
           </w:tcPr>
           <w:p>
             <w:pPr>
+              <w:keepNext w:val="false"/>
               <w:spacing w:after="40" w:before="0"/>
               <w:jc w:val="left"/>
             </w:pPr>
@@ -6889,6 +7041,7 @@
           </w:tcPr>
           <w:p>
             <w:pPr>
+              <w:keepNext w:val="false"/>
               <w:spacing w:after="40" w:before="0"/>
               <w:jc w:val="left"/>
             </w:pPr>
@@ -6921,6 +7074,7 @@
           </w:tcPr>
           <w:p>
             <w:pPr>
+              <w:keepNext w:val="false"/>
               <w:spacing w:after="40" w:before="0"/>
               <w:jc w:val="left"/>
             </w:pPr>
@@ -6953,6 +7107,7 @@
           </w:tcPr>
           <w:p>
             <w:pPr>
+              <w:keepNext w:val="false"/>
               <w:spacing w:after="40" w:before="0"/>
               <w:jc w:val="left"/>
             </w:pPr>
@@ -6987,6 +7142,7 @@
           </w:tcPr>
           <w:p>
             <w:pPr>
+              <w:keepNext w:val="false"/>
               <w:spacing w:after="40" w:before="0"/>
               <w:jc w:val="left"/>
             </w:pPr>
@@ -7024,7 +7180,7 @@
             <w:pPr>
               <w:spacing w:after="20" w:before="0"/>
             </w:pPr>
-            <w:hyperlink w:history="1" r:id="rIdswtuze11zy0zvswmil6za">
+            <w:hyperlink w:history="1" r:id="rId-qss63ze5oetwkc1efwaa">
               <w:r>
                 <w:rPr>
                   <w:rFonts w:ascii="Arial" w:cs="Arial" w:eastAsia="Arial" w:hAnsi="Arial"/>
@@ -7073,7 +7229,7 @@
               <w:spacing w:after="10" w:before="0"/>
               <w:ind w:left="120"/>
             </w:pPr>
-            <w:hyperlink w:history="1" r:id="rIdamdhz3lgpfepgalrjexlv">
+            <w:hyperlink w:history="1" r:id="rIdvpzpkwbbjmiro4aomohmh">
               <w:r>
                 <w:rPr>
                   <w:rFonts w:ascii="Arial" w:cs="Arial" w:eastAsia="Arial" w:hAnsi="Arial"/>
@@ -7118,7 +7274,7 @@
             <w:pPr>
               <w:spacing w:after="20" w:before="0"/>
             </w:pPr>
-            <w:hyperlink w:history="1" r:id="rId6_grpmylf49hfuu_zmlje">
+            <w:hyperlink w:history="1" r:id="rIdvj7mdnnorf3jf19d5-zzn">
               <w:r>
                 <w:rPr>
                   <w:rFonts w:ascii="Arial" w:cs="Arial" w:eastAsia="Arial" w:hAnsi="Arial"/>
@@ -7167,7 +7323,7 @@
               <w:spacing w:after="10" w:before="0"/>
               <w:ind w:left="120"/>
             </w:pPr>
-            <w:hyperlink w:history="1" r:id="rIdqfh9m7y-hjtj_q1q2f3hu">
+            <w:hyperlink w:history="1" r:id="rIdvds8k2z33qzltbg0nbnbb">
               <w:r>
                 <w:rPr>
                   <w:rFonts w:ascii="Arial" w:cs="Arial" w:eastAsia="Arial" w:hAnsi="Arial"/>
@@ -7195,6 +7351,7 @@
           </w:tcPr>
           <w:p>
             <w:pPr>
+              <w:keepNext w:val="false"/>
               <w:spacing w:after="40" w:before="0"/>
               <w:jc w:val="left"/>
             </w:pPr>
@@ -7227,6 +7384,7 @@
           </w:tcPr>
           <w:p>
             <w:pPr>
+              <w:keepNext w:val="false"/>
               <w:spacing w:after="40" w:before="0"/>
               <w:jc w:val="left"/>
             </w:pPr>
@@ -7259,6 +7417,7 @@
           </w:tcPr>
           <w:p>
             <w:pPr>
+              <w:keepNext w:val="false"/>
               <w:spacing w:after="40" w:before="0"/>
               <w:jc w:val="left"/>
             </w:pPr>
@@ -7291,6 +7450,7 @@
           </w:tcPr>
           <w:p>
             <w:pPr>
+              <w:keepNext w:val="false"/>
               <w:spacing w:after="40" w:before="0"/>
               <w:jc w:val="left"/>
             </w:pPr>
@@ -7325,6 +7485,7 @@
           </w:tcPr>
           <w:p>
             <w:pPr>
+              <w:keepNext w:val="false"/>
               <w:spacing w:after="40" w:before="0"/>
               <w:jc w:val="left"/>
             </w:pPr>
@@ -7362,7 +7523,7 @@
             <w:pPr>
               <w:spacing w:after="20" w:before="0"/>
             </w:pPr>
-            <w:hyperlink w:history="1" r:id="rId20agvd2_iclrqfnvnyrug">
+            <w:hyperlink w:history="1" r:id="rIdilj6xyeidhbp7eew86z5b">
               <w:r>
                 <w:rPr>
                   <w:rFonts w:ascii="Arial" w:cs="Arial" w:eastAsia="Arial" w:hAnsi="Arial"/>
@@ -7411,7 +7572,7 @@
               <w:spacing w:after="10" w:before="0"/>
               <w:ind w:left="120"/>
             </w:pPr>
-            <w:hyperlink w:history="1" r:id="rIder1ajjyvzmrmn-kpvfnvk">
+            <w:hyperlink w:history="1" r:id="rIde5acpeaaqvlv1nrsfhc5v">
               <w:r>
                 <w:rPr>
                   <w:rFonts w:ascii="Arial" w:cs="Arial" w:eastAsia="Arial" w:hAnsi="Arial"/>
@@ -7456,7 +7617,7 @@
             <w:pPr>
               <w:spacing w:after="20" w:before="0"/>
             </w:pPr>
-            <w:hyperlink w:history="1" r:id="rIdoqbcyjv_o3dhijmt0rp-1">
+            <w:hyperlink w:history="1" r:id="rIdmwk-pqoeoepka6-9i0zvi">
               <w:r>
                 <w:rPr>
                   <w:rFonts w:ascii="Arial" w:cs="Arial" w:eastAsia="Arial" w:hAnsi="Arial"/>
@@ -7505,7 +7666,7 @@
               <w:spacing w:after="10" w:before="0"/>
               <w:ind w:left="120"/>
             </w:pPr>
-            <w:hyperlink w:history="1" r:id="rIdkdep1poehlfob8whycdjs">
+            <w:hyperlink w:history="1" r:id="rId13ytw76lcs2nk-wydxuf3">
               <w:r>
                 <w:rPr>
                   <w:rFonts w:ascii="Arial" w:cs="Arial" w:eastAsia="Arial" w:hAnsi="Arial"/>
@@ -7533,6 +7694,7 @@
           </w:tcPr>
           <w:p>
             <w:pPr>
+              <w:keepNext w:val="false"/>
               <w:spacing w:after="40" w:before="0"/>
               <w:jc w:val="left"/>
             </w:pPr>
@@ -7565,6 +7727,7 @@
           </w:tcPr>
           <w:p>
             <w:pPr>
+              <w:keepNext w:val="false"/>
               <w:spacing w:after="40" w:before="0"/>
               <w:jc w:val="left"/>
             </w:pPr>
@@ -7597,6 +7760,7 @@
           </w:tcPr>
           <w:p>
             <w:pPr>
+              <w:keepNext w:val="false"/>
               <w:spacing w:after="40" w:before="0"/>
               <w:jc w:val="left"/>
             </w:pPr>
@@ -7629,6 +7793,7 @@
           </w:tcPr>
           <w:p>
             <w:pPr>
+              <w:keepNext w:val="false"/>
               <w:spacing w:after="40" w:before="0"/>
               <w:jc w:val="left"/>
             </w:pPr>
@@ -7663,6 +7828,7 @@
           </w:tcPr>
           <w:p>
             <w:pPr>
+              <w:keepNext w:val="false"/>
               <w:spacing w:after="40" w:before="0"/>
               <w:jc w:val="left"/>
             </w:pPr>
@@ -7700,7 +7866,7 @@
             <w:pPr>
               <w:spacing w:after="20" w:before="0"/>
             </w:pPr>
-            <w:hyperlink w:history="1" r:id="rIdsf0e4elc7diggaqrxeqtw">
+            <w:hyperlink w:history="1" r:id="rIdrpu27kv-fe_axyhmkgxpz">
               <w:r>
                 <w:rPr>
                   <w:rFonts w:ascii="Arial" w:cs="Arial" w:eastAsia="Arial" w:hAnsi="Arial"/>
@@ -7749,7 +7915,7 @@
               <w:spacing w:after="10" w:before="0"/>
               <w:ind w:left="120"/>
             </w:pPr>
-            <w:hyperlink w:history="1" r:id="rIdxqrkl3icyylq1iaa8gdmz">
+            <w:hyperlink w:history="1" r:id="rIdhv3_sflysxb_fg1abownv">
               <w:r>
                 <w:rPr>
                   <w:rFonts w:ascii="Arial" w:cs="Arial" w:eastAsia="Arial" w:hAnsi="Arial"/>
@@ -7794,7 +7960,7 @@
             <w:pPr>
               <w:spacing w:after="20" w:before="0"/>
             </w:pPr>
-            <w:hyperlink w:history="1" r:id="rIdqqvyagspegyj3xm326qwm">
+            <w:hyperlink w:history="1" r:id="rIdf6bnkvm2m0fv-nb54gk4p">
               <w:r>
                 <w:rPr>
                   <w:rFonts w:ascii="Arial" w:cs="Arial" w:eastAsia="Arial" w:hAnsi="Arial"/>
@@ -7843,7 +8009,7 @@
               <w:spacing w:after="10" w:before="0"/>
               <w:ind w:left="120"/>
             </w:pPr>
-            <w:hyperlink w:history="1" r:id="rIdx7lsj0ximhprcut1bzwbd">
+            <w:hyperlink w:history="1" r:id="rIdbzfyypnfvhj3vopttbbma">
               <w:r>
                 <w:rPr>
                   <w:rFonts w:ascii="Arial" w:cs="Arial" w:eastAsia="Arial" w:hAnsi="Arial"/>
@@ -7871,6 +8037,7 @@
           </w:tcPr>
           <w:p>
             <w:pPr>
+              <w:keepNext w:val="false"/>
               <w:spacing w:after="40" w:before="0"/>
               <w:jc w:val="left"/>
             </w:pPr>
@@ -7903,6 +8070,7 @@
           </w:tcPr>
           <w:p>
             <w:pPr>
+              <w:keepNext w:val="false"/>
               <w:spacing w:after="40" w:before="0"/>
               <w:jc w:val="left"/>
             </w:pPr>
@@ -7935,6 +8103,7 @@
           </w:tcPr>
           <w:p>
             <w:pPr>
+              <w:keepNext w:val="false"/>
               <w:spacing w:after="40" w:before="0"/>
               <w:jc w:val="left"/>
             </w:pPr>
@@ -7967,6 +8136,7 @@
           </w:tcPr>
           <w:p>
             <w:pPr>
+              <w:keepNext w:val="false"/>
               <w:spacing w:after="40" w:before="0"/>
               <w:jc w:val="left"/>
             </w:pPr>
@@ -8026,6 +8196,7 @@
           </w:tcPr>
           <w:p>
             <w:pPr>
+              <w:keepNext w:val="false"/>
               <w:spacing w:after="40" w:before="0"/>
               <w:jc w:val="center"/>
             </w:pPr>
@@ -8060,6 +8231,7 @@
           </w:tcPr>
           <w:p>
             <w:pPr>
+              <w:keepNext w:val="false"/>
               <w:spacing w:after="40" w:before="0"/>
               <w:jc w:val="left"/>
             </w:pPr>
@@ -8121,6 +8293,7 @@
           </w:tcPr>
           <w:p>
             <w:pPr>
+              <w:keepNext w:val="false"/>
               <w:spacing w:after="40" w:before="0"/>
               <w:jc w:val="center"/>
             </w:pPr>
@@ -8155,6 +8328,7 @@
           </w:tcPr>
           <w:p>
             <w:pPr>
+              <w:keepNext w:val="false"/>
               <w:spacing w:after="40" w:before="0"/>
               <w:jc w:val="left"/>
             </w:pPr>
@@ -8187,6 +8361,7 @@
           </w:tcPr>
           <w:p>
             <w:pPr>
+              <w:keepNext w:val="false"/>
               <w:spacing w:after="40" w:before="0"/>
               <w:jc w:val="left"/>
             </w:pPr>
@@ -8221,6 +8396,7 @@
           </w:tcPr>
           <w:p>
             <w:pPr>
+              <w:keepNext w:val="false"/>
               <w:spacing w:after="40" w:before="0"/>
               <w:jc w:val="left"/>
             </w:pPr>
@@ -8253,6 +8429,7 @@
           </w:tcPr>
           <w:p>
             <w:pPr>
+              <w:keepNext w:val="false"/>
               <w:spacing w:after="40" w:before="0"/>
               <w:jc w:val="left"/>
             </w:pPr>
@@ -8287,6 +8464,7 @@
           </w:tcPr>
           <w:p>
             <w:pPr>
+              <w:keepNext w:val="false"/>
               <w:spacing w:after="40" w:before="0"/>
               <w:jc w:val="left"/>
             </w:pPr>
@@ -8319,6 +8497,7 @@
           </w:tcPr>
           <w:p>
             <w:pPr>
+              <w:keepNext w:val="false"/>
               <w:spacing w:after="40" w:before="0"/>
               <w:jc w:val="left"/>
             </w:pPr>
@@ -8355,7 +8534,7 @@
         </w:rPr>
         <w:t xml:space="preserve">© 2026 SeaVuria and ARES. Aligned with KICD objectives. Developed by SeaVuria; technical implementation by ARES (with AI assistance from Claude). Licensed under </w:t>
       </w:r>
-      <w:hyperlink w:history="1" r:id="rIdufojippvdszwryy_l_uwg">
+      <w:hyperlink w:history="1" r:id="rIdc9uxogxr1kgd4yfdwpwun">
         <w:r>
           <w:rPr>
             <w:rFonts w:ascii="Arial" w:cs="Arial" w:eastAsia="Arial" w:hAnsi="Arial"/>
@@ -8376,7 +8555,7 @@
         </w:rPr>
         <w:t xml:space="preserve"> (</w:t>
       </w:r>
-      <w:hyperlink w:history="1" r:id="rIdtbebs0-iu8e7vexttexiv">
+      <w:hyperlink w:history="1" r:id="rId93etnhftc7s9cnd-k8n6k">
         <w:r>
           <w:rPr>
             <w:rFonts w:ascii="Arial" w:cs="Arial" w:eastAsia="Arial" w:hAnsi="Arial"/>
@@ -8436,6 +8615,7 @@
           </w:tcPr>
           <w:p>
             <w:pPr>
+              <w:keepNext w:val="false"/>
               <w:spacing w:after="40" w:before="0"/>
               <w:jc w:val="center"/>
             </w:pPr>
@@ -8471,6 +8651,7 @@
           </w:tcPr>
           <w:p>
             <w:pPr>
+              <w:keepNext w:val="false"/>
               <w:spacing w:after="40" w:before="0"/>
               <w:jc w:val="center"/>
             </w:pPr>
@@ -8505,6 +8686,7 @@
           </w:tcPr>
           <w:p>
             <w:pPr>
+              <w:keepNext w:val="false"/>
               <w:spacing w:after="40" w:before="0"/>
               <w:jc w:val="left"/>
             </w:pPr>
@@ -8537,6 +8719,7 @@
           </w:tcPr>
           <w:p>
             <w:pPr>
+              <w:keepNext w:val="false"/>
               <w:spacing w:after="40" w:before="0"/>
               <w:jc w:val="left"/>
             </w:pPr>
@@ -8571,6 +8754,7 @@
           </w:tcPr>
           <w:p>
             <w:pPr>
+              <w:keepNext w:val="false"/>
               <w:spacing w:after="40" w:before="0"/>
               <w:jc w:val="left"/>
             </w:pPr>
@@ -8603,6 +8787,7 @@
           </w:tcPr>
           <w:p>
             <w:pPr>
+              <w:keepNext w:val="false"/>
               <w:spacing w:after="40" w:before="0"/>
               <w:jc w:val="left"/>
             </w:pPr>
@@ -8637,6 +8822,7 @@
           </w:tcPr>
           <w:p>
             <w:pPr>
+              <w:keepNext w:val="false"/>
               <w:spacing w:after="40" w:before="0"/>
               <w:jc w:val="left"/>
             </w:pPr>
@@ -8669,6 +8855,7 @@
           </w:tcPr>
           <w:p>
             <w:pPr>
+              <w:keepNext w:val="false"/>
               <w:spacing w:after="40" w:before="0"/>
               <w:jc w:val="left"/>
             </w:pPr>
@@ -8703,6 +8890,7 @@
           </w:tcPr>
           <w:p>
             <w:pPr>
+              <w:keepNext w:val="false"/>
               <w:spacing w:after="40" w:before="0"/>
               <w:jc w:val="left"/>
             </w:pPr>
@@ -8735,6 +8923,7 @@
           </w:tcPr>
           <w:p>
             <w:pPr>
+              <w:keepNext w:val="false"/>
               <w:spacing w:after="40" w:before="0"/>
               <w:jc w:val="left"/>
             </w:pPr>
@@ -8769,6 +8958,7 @@
           </w:tcPr>
           <w:p>
             <w:pPr>
+              <w:keepNext w:val="false"/>
               <w:spacing w:after="40" w:before="0"/>
               <w:jc w:val="left"/>
             </w:pPr>
@@ -8801,6 +8991,7 @@
           </w:tcPr>
           <w:p>
             <w:pPr>
+              <w:keepNext w:val="false"/>
               <w:spacing w:after="40" w:before="0"/>
               <w:jc w:val="left"/>
             </w:pPr>
@@ -8835,6 +9026,7 @@
           </w:tcPr>
           <w:p>
             <w:pPr>
+              <w:keepNext w:val="false"/>
               <w:spacing w:after="40" w:before="0"/>
               <w:jc w:val="left"/>
             </w:pPr>
@@ -8867,6 +9059,7 @@
           </w:tcPr>
           <w:p>
             <w:pPr>
+              <w:keepNext w:val="false"/>
               <w:spacing w:after="40" w:before="0"/>
               <w:jc w:val="left"/>
             </w:pPr>
@@ -8901,6 +9094,7 @@
           </w:tcPr>
           <w:p>
             <w:pPr>
+              <w:keepNext w:val="false"/>
               <w:spacing w:after="40" w:before="0"/>
               <w:jc w:val="left"/>
             </w:pPr>
@@ -8933,6 +9127,7 @@
           </w:tcPr>
           <w:p>
             <w:pPr>
+              <w:keepNext w:val="false"/>
               <w:spacing w:after="40" w:before="0"/>
               <w:jc w:val="left"/>
             </w:pPr>
@@ -8967,6 +9162,7 @@
           </w:tcPr>
           <w:p>
             <w:pPr>
+              <w:keepNext w:val="false"/>
               <w:spacing w:after="40" w:before="0"/>
               <w:jc w:val="left"/>
             </w:pPr>
@@ -8999,6 +9195,7 @@
           </w:tcPr>
           <w:p>
             <w:pPr>
+              <w:keepNext w:val="false"/>
               <w:spacing w:after="40" w:before="0"/>
               <w:jc w:val="left"/>
             </w:pPr>
@@ -9058,6 +9255,7 @@
           </w:tcPr>
           <w:p>
             <w:pPr>
+              <w:keepNext w:val="false"/>
               <w:spacing w:after="40" w:before="0"/>
               <w:jc w:val="center"/>
             </w:pPr>
@@ -9092,6 +9290,7 @@
           </w:tcPr>
           <w:p>
             <w:pPr>
+              <w:keepNext w:val="false"/>
               <w:spacing w:after="40" w:before="0"/>
               <w:jc w:val="left"/>
             </w:pPr>
@@ -9156,6 +9355,7 @@
           </w:tcPr>
           <w:p>
             <w:pPr>
+              <w:keepNext w:val="false"/>
               <w:spacing w:after="40" w:before="0"/>
               <w:jc w:val="center"/>
             </w:pPr>
@@ -9190,6 +9390,7 @@
           </w:tcPr>
           <w:p>
             <w:pPr>
+              <w:keepNext w:val="false"/>
               <w:spacing w:after="40" w:before="0"/>
               <w:jc w:val="left"/>
             </w:pPr>
@@ -9222,6 +9423,7 @@
           </w:tcPr>
           <w:p>
             <w:pPr>
+              <w:keepNext w:val="false"/>
               <w:spacing w:after="40" w:before="0"/>
               <w:jc w:val="left"/>
             </w:pPr>
@@ -9254,6 +9456,7 @@
           </w:tcPr>
           <w:p>
             <w:pPr>
+              <w:keepNext w:val="false"/>
               <w:spacing w:after="40" w:before="0"/>
               <w:jc w:val="left"/>
             </w:pPr>
@@ -9286,6 +9489,7 @@
           </w:tcPr>
           <w:p>
             <w:pPr>
+              <w:keepNext w:val="false"/>
               <w:spacing w:after="40" w:before="0"/>
               <w:jc w:val="left"/>
             </w:pPr>
@@ -9318,6 +9522,7 @@
           </w:tcPr>
           <w:p>
             <w:pPr>
+              <w:keepNext w:val="false"/>
               <w:spacing w:after="40" w:before="0"/>
               <w:jc w:val="left"/>
             </w:pPr>
@@ -9352,6 +9557,7 @@
           </w:tcPr>
           <w:p>
             <w:pPr>
+              <w:keepNext w:val="false"/>
               <w:spacing w:after="40" w:before="0"/>
               <w:jc w:val="left"/>
             </w:pPr>
@@ -9389,7 +9595,7 @@
             <w:pPr>
               <w:spacing w:after="20" w:before="0"/>
             </w:pPr>
-            <w:hyperlink w:history="1" r:id="rIdrhz3_bdxmphu6w3vbu5mo">
+            <w:hyperlink w:history="1" r:id="rId4-_j0tz2tvgelxxzlx4wb">
               <w:r>
                 <w:rPr>
                   <w:rFonts w:ascii="Arial" w:cs="Arial" w:eastAsia="Arial" w:hAnsi="Arial"/>
@@ -9422,7 +9628,7 @@
               <w:spacing w:after="10" w:before="0"/>
               <w:ind w:left="120"/>
             </w:pPr>
-            <w:hyperlink w:history="1" r:id="rIdakvgzc5qf9ibxvney_chc">
+            <w:hyperlink w:history="1" r:id="rId2iksedd6aqctdfdqwsz8v">
               <w:r>
                 <w:rPr>
                   <w:rFonts w:ascii="Arial" w:cs="Arial" w:eastAsia="Arial" w:hAnsi="Arial"/>
@@ -9467,7 +9673,7 @@
             <w:pPr>
               <w:spacing w:after="20" w:before="0"/>
             </w:pPr>
-            <w:hyperlink w:history="1" r:id="rIdume6cyjxcxzcrl3enkqpr">
+            <w:hyperlink w:history="1" r:id="rIdoymcs1nka9rhyl_5afi8b">
               <w:r>
                 <w:rPr>
                   <w:rFonts w:ascii="Arial" w:cs="Arial" w:eastAsia="Arial" w:hAnsi="Arial"/>
@@ -9500,7 +9706,7 @@
               <w:spacing w:after="10" w:before="0"/>
               <w:ind w:left="120"/>
             </w:pPr>
-            <w:hyperlink w:history="1" r:id="rIdkmuc56dizokx4wzo8m_l9">
+            <w:hyperlink w:history="1" r:id="rIdxqokl7epb8dun9aswdlpx">
               <w:r>
                 <w:rPr>
                   <w:rFonts w:ascii="Arial" w:cs="Arial" w:eastAsia="Arial" w:hAnsi="Arial"/>
@@ -9528,6 +9734,7 @@
           </w:tcPr>
           <w:p>
             <w:pPr>
+              <w:keepNext w:val="false"/>
               <w:spacing w:after="40" w:before="0"/>
               <w:jc w:val="left"/>
             </w:pPr>
@@ -9560,6 +9767,7 @@
           </w:tcPr>
           <w:p>
             <w:pPr>
+              <w:keepNext w:val="false"/>
               <w:spacing w:after="40" w:before="0"/>
               <w:jc w:val="left"/>
             </w:pPr>
@@ -9592,6 +9800,7 @@
           </w:tcPr>
           <w:p>
             <w:pPr>
+              <w:keepNext w:val="false"/>
               <w:spacing w:after="40" w:before="0"/>
               <w:jc w:val="left"/>
             </w:pPr>
@@ -9624,6 +9833,7 @@
           </w:tcPr>
           <w:p>
             <w:pPr>
+              <w:keepNext w:val="false"/>
               <w:spacing w:after="40" w:before="0"/>
               <w:jc w:val="left"/>
             </w:pPr>
@@ -9658,6 +9868,7 @@
           </w:tcPr>
           <w:p>
             <w:pPr>
+              <w:keepNext w:val="false"/>
               <w:spacing w:after="40" w:before="0"/>
               <w:jc w:val="left"/>
             </w:pPr>
@@ -9695,7 +9906,7 @@
             <w:pPr>
               <w:spacing w:after="20" w:before="0"/>
             </w:pPr>
-            <w:hyperlink w:history="1" r:id="rIdfehrm3snvcd6b1pamji78">
+            <w:hyperlink w:history="1" r:id="rIdro3puymuw1tqxom1ltjwu">
               <w:r>
                 <w:rPr>
                   <w:rFonts w:ascii="Arial" w:cs="Arial" w:eastAsia="Arial" w:hAnsi="Arial"/>
@@ -9728,7 +9939,7 @@
               <w:spacing w:after="10" w:before="0"/>
               <w:ind w:left="120"/>
             </w:pPr>
-            <w:hyperlink w:history="1" r:id="rIdhyk87omcc_zx12wr-m029">
+            <w:hyperlink w:history="1" r:id="rId9gkgedrjt5ws206xzvctc">
               <w:r>
                 <w:rPr>
                   <w:rFonts w:ascii="Arial" w:cs="Arial" w:eastAsia="Arial" w:hAnsi="Arial"/>
@@ -9773,7 +9984,7 @@
             <w:pPr>
               <w:spacing w:after="20" w:before="0"/>
             </w:pPr>
-            <w:hyperlink w:history="1" r:id="rIdkvxb_7xkkmkbqomylpj1w">
+            <w:hyperlink w:history="1" r:id="rIdasiicbb_yzlvl-w6iz6jm">
               <w:r>
                 <w:rPr>
                   <w:rFonts w:ascii="Arial" w:cs="Arial" w:eastAsia="Arial" w:hAnsi="Arial"/>
@@ -9806,7 +10017,7 @@
               <w:spacing w:after="10" w:before="0"/>
               <w:ind w:left="120"/>
             </w:pPr>
-            <w:hyperlink w:history="1" r:id="rIdqridn3fn-cva8hl4fkr48">
+            <w:hyperlink w:history="1" r:id="rId-reu7dzel4k3f84foq2xt">
               <w:r>
                 <w:rPr>
                   <w:rFonts w:ascii="Arial" w:cs="Arial" w:eastAsia="Arial" w:hAnsi="Arial"/>
@@ -9834,6 +10045,7 @@
           </w:tcPr>
           <w:p>
             <w:pPr>
+              <w:keepNext w:val="false"/>
               <w:spacing w:after="40" w:before="0"/>
               <w:jc w:val="left"/>
             </w:pPr>
@@ -9866,6 +10078,7 @@
           </w:tcPr>
           <w:p>
             <w:pPr>
+              <w:keepNext w:val="false"/>
               <w:spacing w:after="40" w:before="0"/>
               <w:jc w:val="left"/>
             </w:pPr>
@@ -9898,6 +10111,7 @@
           </w:tcPr>
           <w:p>
             <w:pPr>
+              <w:keepNext w:val="false"/>
               <w:spacing w:after="40" w:before="0"/>
               <w:jc w:val="left"/>
             </w:pPr>
@@ -9930,6 +10144,7 @@
           </w:tcPr>
           <w:p>
             <w:pPr>
+              <w:keepNext w:val="false"/>
               <w:spacing w:after="40" w:before="0"/>
               <w:jc w:val="left"/>
             </w:pPr>
@@ -9964,6 +10179,7 @@
           </w:tcPr>
           <w:p>
             <w:pPr>
+              <w:keepNext w:val="false"/>
               <w:spacing w:after="40" w:before="0"/>
               <w:jc w:val="left"/>
             </w:pPr>
@@ -10001,7 +10217,7 @@
             <w:pPr>
               <w:spacing w:after="20" w:before="0"/>
             </w:pPr>
-            <w:hyperlink w:history="1" r:id="rId7cgyh_juxzhwydygh6t0n">
+            <w:hyperlink w:history="1" r:id="rIdx_6nmza2ssk_73nm1hghp">
               <w:r>
                 <w:rPr>
                   <w:rFonts w:ascii="Arial" w:cs="Arial" w:eastAsia="Arial" w:hAnsi="Arial"/>
@@ -10050,7 +10266,7 @@
               <w:spacing w:after="10" w:before="0"/>
               <w:ind w:left="120"/>
             </w:pPr>
-            <w:hyperlink w:history="1" r:id="rIdlfbwnhzzpdrqjfjxrob-d">
+            <w:hyperlink w:history="1" r:id="rIdjdqoq_xiv29pngrxctytf">
               <w:r>
                 <w:rPr>
                   <w:rFonts w:ascii="Arial" w:cs="Arial" w:eastAsia="Arial" w:hAnsi="Arial"/>
@@ -10095,7 +10311,7 @@
             <w:pPr>
               <w:spacing w:after="20" w:before="0"/>
             </w:pPr>
-            <w:hyperlink w:history="1" r:id="rIdlhybylo5ewzg5b7tlarac">
+            <w:hyperlink w:history="1" r:id="rIdgvdoydkzntpcdluurxvi6">
               <w:r>
                 <w:rPr>
                   <w:rFonts w:ascii="Arial" w:cs="Arial" w:eastAsia="Arial" w:hAnsi="Arial"/>
@@ -10144,7 +10360,7 @@
               <w:spacing w:after="10" w:before="0"/>
               <w:ind w:left="120"/>
             </w:pPr>
-            <w:hyperlink w:history="1" r:id="rIde4qse5eaav5ufs61nvljc">
+            <w:hyperlink w:history="1" r:id="rIdnuojfopcudhc8pqnjwp0n">
               <w:r>
                 <w:rPr>
                   <w:rFonts w:ascii="Arial" w:cs="Arial" w:eastAsia="Arial" w:hAnsi="Arial"/>
@@ -10172,6 +10388,7 @@
           </w:tcPr>
           <w:p>
             <w:pPr>
+              <w:keepNext w:val="false"/>
               <w:spacing w:after="40" w:before="0"/>
               <w:jc w:val="left"/>
             </w:pPr>
@@ -10204,6 +10421,7 @@
           </w:tcPr>
           <w:p>
             <w:pPr>
+              <w:keepNext w:val="false"/>
               <w:spacing w:after="40" w:before="0"/>
               <w:jc w:val="left"/>
             </w:pPr>
@@ -10236,6 +10454,7 @@
           </w:tcPr>
           <w:p>
             <w:pPr>
+              <w:keepNext w:val="false"/>
               <w:spacing w:after="40" w:before="0"/>
               <w:jc w:val="left"/>
             </w:pPr>
@@ -10268,6 +10487,7 @@
           </w:tcPr>
           <w:p>
             <w:pPr>
+              <w:keepNext w:val="false"/>
               <w:spacing w:after="40" w:before="0"/>
               <w:jc w:val="left"/>
             </w:pPr>
@@ -10302,6 +10522,7 @@
           </w:tcPr>
           <w:p>
             <w:pPr>
+              <w:keepNext w:val="false"/>
               <w:spacing w:after="40" w:before="0"/>
               <w:jc w:val="left"/>
             </w:pPr>
@@ -10339,7 +10560,7 @@
             <w:pPr>
               <w:spacing w:after="20" w:before="0"/>
             </w:pPr>
-            <w:hyperlink w:history="1" r:id="rIdifajxkr-pfu-fdkprtycc">
+            <w:hyperlink w:history="1" r:id="rIdmniwlg9rlnaq7lxqhytii">
               <w:r>
                 <w:rPr>
                   <w:rFonts w:ascii="Arial" w:cs="Arial" w:eastAsia="Arial" w:hAnsi="Arial"/>
@@ -10388,7 +10609,7 @@
               <w:spacing w:after="10" w:before="0"/>
               <w:ind w:left="120"/>
             </w:pPr>
-            <w:hyperlink w:history="1" r:id="rId7mirlwexwfcsmzrkexisn">
+            <w:hyperlink w:history="1" r:id="rId4ru8kdioqovj4xnn0hyrz">
               <w:r>
                 <w:rPr>
                   <w:rFonts w:ascii="Arial" w:cs="Arial" w:eastAsia="Arial" w:hAnsi="Arial"/>
@@ -10433,7 +10654,7 @@
             <w:pPr>
               <w:spacing w:after="20" w:before="0"/>
             </w:pPr>
-            <w:hyperlink w:history="1" r:id="rIdfop8kdbqccipktbrqzi5s">
+            <w:hyperlink w:history="1" r:id="rIdpdto4xkqcx1nmhslwvxqd">
               <w:r>
                 <w:rPr>
                   <w:rFonts w:ascii="Arial" w:cs="Arial" w:eastAsia="Arial" w:hAnsi="Arial"/>
@@ -10466,7 +10687,7 @@
               <w:spacing w:after="10" w:before="0"/>
               <w:ind w:left="120"/>
             </w:pPr>
-            <w:hyperlink w:history="1" r:id="rIdagnqsbrksf4gsvpsrdwn_">
+            <w:hyperlink w:history="1" r:id="rId77f-a4zfxhx22orhylh86">
               <w:r>
                 <w:rPr>
                   <w:rFonts w:ascii="Arial" w:cs="Arial" w:eastAsia="Arial" w:hAnsi="Arial"/>
@@ -10494,6 +10715,7 @@
           </w:tcPr>
           <w:p>
             <w:pPr>
+              <w:keepNext w:val="false"/>
               <w:spacing w:after="40" w:before="0"/>
               <w:jc w:val="left"/>
             </w:pPr>
@@ -10526,6 +10748,7 @@
           </w:tcPr>
           <w:p>
             <w:pPr>
+              <w:keepNext w:val="false"/>
               <w:spacing w:after="40" w:before="0"/>
               <w:jc w:val="left"/>
             </w:pPr>
@@ -10558,6 +10781,7 @@
           </w:tcPr>
           <w:p>
             <w:pPr>
+              <w:keepNext w:val="false"/>
               <w:spacing w:after="40" w:before="0"/>
               <w:jc w:val="left"/>
             </w:pPr>
@@ -10590,6 +10814,7 @@
           </w:tcPr>
           <w:p>
             <w:pPr>
+              <w:keepNext w:val="false"/>
               <w:spacing w:after="40" w:before="0"/>
               <w:jc w:val="left"/>
             </w:pPr>
@@ -10624,6 +10849,7 @@
           </w:tcPr>
           <w:p>
             <w:pPr>
+              <w:keepNext w:val="false"/>
               <w:spacing w:after="40" w:before="0"/>
               <w:jc w:val="left"/>
             </w:pPr>
@@ -10661,7 +10887,7 @@
             <w:pPr>
               <w:spacing w:after="20" w:before="0"/>
             </w:pPr>
-            <w:hyperlink w:history="1" r:id="rId_ermd7lio1z0xikxtnpks">
+            <w:hyperlink w:history="1" r:id="rIdfhuoj2qkh8kaencm-p8mx">
               <w:r>
                 <w:rPr>
                   <w:rFonts w:ascii="Arial" w:cs="Arial" w:eastAsia="Arial" w:hAnsi="Arial"/>
@@ -10694,7 +10920,7 @@
               <w:spacing w:after="10" w:before="0"/>
               <w:ind w:left="120"/>
             </w:pPr>
-            <w:hyperlink w:history="1" r:id="rIdtp1rxra0bztr4ig2qtjly">
+            <w:hyperlink w:history="1" r:id="rId_x31n_woa5dohet5_4fmg">
               <w:r>
                 <w:rPr>
                   <w:rFonts w:ascii="Arial" w:cs="Arial" w:eastAsia="Arial" w:hAnsi="Arial"/>
@@ -10739,7 +10965,7 @@
             <w:pPr>
               <w:spacing w:after="20" w:before="0"/>
             </w:pPr>
-            <w:hyperlink w:history="1" r:id="rIdhnnbc8zdenxehnztfs7rk">
+            <w:hyperlink w:history="1" r:id="rIdoydoezmaw4vcuqz1uhxsr">
               <w:r>
                 <w:rPr>
                   <w:rFonts w:ascii="Arial" w:cs="Arial" w:eastAsia="Arial" w:hAnsi="Arial"/>
@@ -10772,7 +10998,7 @@
               <w:spacing w:after="10" w:before="0"/>
               <w:ind w:left="120"/>
             </w:pPr>
-            <w:hyperlink w:history="1" r:id="rIdcuz1aoeyny16-kh9jkrbn">
+            <w:hyperlink w:history="1" r:id="rId_gzejmuulvzxv049bim5e">
               <w:r>
                 <w:rPr>
                   <w:rFonts w:ascii="Arial" w:cs="Arial" w:eastAsia="Arial" w:hAnsi="Arial"/>
@@ -10800,6 +11026,7 @@
           </w:tcPr>
           <w:p>
             <w:pPr>
+              <w:keepNext w:val="false"/>
               <w:spacing w:after="40" w:before="0"/>
               <w:jc w:val="left"/>
             </w:pPr>
@@ -10832,6 +11059,7 @@
           </w:tcPr>
           <w:p>
             <w:pPr>
+              <w:keepNext w:val="false"/>
               <w:spacing w:after="40" w:before="0"/>
               <w:jc w:val="left"/>
             </w:pPr>
@@ -10864,6 +11092,7 @@
           </w:tcPr>
           <w:p>
             <w:pPr>
+              <w:keepNext w:val="false"/>
               <w:spacing w:after="40" w:before="0"/>
               <w:jc w:val="left"/>
             </w:pPr>
@@ -10896,6 +11125,7 @@
           </w:tcPr>
           <w:p>
             <w:pPr>
+              <w:keepNext w:val="false"/>
               <w:spacing w:after="40" w:before="0"/>
               <w:jc w:val="left"/>
             </w:pPr>
@@ -10955,6 +11185,7 @@
           </w:tcPr>
           <w:p>
             <w:pPr>
+              <w:keepNext w:val="false"/>
               <w:spacing w:after="40" w:before="0"/>
               <w:jc w:val="center"/>
             </w:pPr>
@@ -10989,6 +11220,7 @@
           </w:tcPr>
           <w:p>
             <w:pPr>
+              <w:keepNext w:val="false"/>
               <w:spacing w:after="40" w:before="0"/>
               <w:jc w:val="left"/>
             </w:pPr>
@@ -11008,6 +11240,7 @@
           </w:p>
           <w:p>
             <w:pPr>
+              <w:keepNext w:val="false"/>
               <w:spacing w:after="40" w:before="0"/>
               <w:jc w:val="left"/>
             </w:pPr>
@@ -11027,6 +11260,7 @@
           </w:p>
           <w:p>
             <w:pPr>
+              <w:keepNext w:val="false"/>
               <w:spacing w:after="40" w:before="0"/>
               <w:jc w:val="left"/>
             </w:pPr>
@@ -11046,6 +11280,7 @@
           </w:p>
           <w:p>
             <w:pPr>
+              <w:keepNext w:val="false"/>
               <w:spacing w:after="40" w:before="0"/>
               <w:jc w:val="left"/>
             </w:pPr>
@@ -11065,6 +11300,7 @@
           </w:p>
           <w:p>
             <w:pPr>
+              <w:keepNext w:val="false"/>
               <w:spacing w:after="40" w:before="0"/>
               <w:jc w:val="left"/>
             </w:pPr>
@@ -11084,6 +11320,7 @@
           </w:p>
           <w:p>
             <w:pPr>
+              <w:keepNext w:val="false"/>
               <w:spacing w:after="40" w:before="0"/>
               <w:jc w:val="left"/>
             </w:pPr>
@@ -11145,6 +11382,7 @@
           </w:tcPr>
           <w:p>
             <w:pPr>
+              <w:keepNext w:val="false"/>
               <w:spacing w:after="40" w:before="0"/>
               <w:jc w:val="center"/>
             </w:pPr>
@@ -11179,6 +11417,7 @@
           </w:tcPr>
           <w:p>
             <w:pPr>
+              <w:keepNext w:val="false"/>
               <w:spacing w:after="40" w:before="0"/>
               <w:jc w:val="left"/>
             </w:pPr>
@@ -11211,6 +11450,7 @@
           </w:tcPr>
           <w:p>
             <w:pPr>
+              <w:keepNext w:val="false"/>
               <w:spacing w:after="40" w:before="0"/>
               <w:jc w:val="left"/>
             </w:pPr>
@@ -11245,6 +11485,7 @@
           </w:tcPr>
           <w:p>
             <w:pPr>
+              <w:keepNext w:val="false"/>
               <w:spacing w:after="40" w:before="0"/>
               <w:jc w:val="left"/>
             </w:pPr>
@@ -11277,6 +11518,7 @@
           </w:tcPr>
           <w:p>
             <w:pPr>
+              <w:keepNext w:val="false"/>
               <w:spacing w:after="40" w:before="0"/>
               <w:jc w:val="left"/>
             </w:pPr>
@@ -11311,6 +11553,7 @@
           </w:tcPr>
           <w:p>
             <w:pPr>
+              <w:keepNext w:val="false"/>
               <w:spacing w:after="40" w:before="0"/>
               <w:jc w:val="left"/>
             </w:pPr>
@@ -11343,6 +11586,7 @@
           </w:tcPr>
           <w:p>
             <w:pPr>
+              <w:keepNext w:val="false"/>
               <w:spacing w:after="40" w:before="0"/>
               <w:jc w:val="left"/>
             </w:pPr>
@@ -11379,7 +11623,7 @@
         </w:rPr>
         <w:t xml:space="preserve">© 2026 SeaVuria and ARES. Aligned with KICD objectives. Developed by SeaVuria; technical implementation by ARES (with AI assistance from Claude). Licensed under </w:t>
       </w:r>
-      <w:hyperlink w:history="1" r:id="rIdgpblucmwghunpm8achx4i">
+      <w:hyperlink w:history="1" r:id="rIdckipl39hl0t8ow8yuk2dn">
         <w:r>
           <w:rPr>
             <w:rFonts w:ascii="Arial" w:cs="Arial" w:eastAsia="Arial" w:hAnsi="Arial"/>
@@ -11400,7 +11644,7 @@
         </w:rPr>
         <w:t xml:space="preserve"> (</w:t>
       </w:r>
-      <w:hyperlink w:history="1" r:id="rIdu9ekpgbzqd23a8xvisolw">
+      <w:hyperlink w:history="1" r:id="rIdr3c-ibmwzmpului6rlpub">
         <w:r>
           <w:rPr>
             <w:rFonts w:ascii="Arial" w:cs="Arial" w:eastAsia="Arial" w:hAnsi="Arial"/>
@@ -11460,6 +11704,7 @@
           </w:tcPr>
           <w:p>
             <w:pPr>
+              <w:keepNext w:val="false"/>
               <w:spacing w:after="40" w:before="0"/>
               <w:jc w:val="center"/>
             </w:pPr>
@@ -11495,6 +11740,7 @@
           </w:tcPr>
           <w:p>
             <w:pPr>
+              <w:keepNext w:val="false"/>
               <w:spacing w:after="40" w:before="0"/>
               <w:jc w:val="center"/>
             </w:pPr>
@@ -11529,6 +11775,7 @@
           </w:tcPr>
           <w:p>
             <w:pPr>
+              <w:keepNext w:val="false"/>
               <w:spacing w:after="40" w:before="0"/>
               <w:jc w:val="left"/>
             </w:pPr>
@@ -11561,6 +11808,7 @@
           </w:tcPr>
           <w:p>
             <w:pPr>
+              <w:keepNext w:val="false"/>
               <w:spacing w:after="40" w:before="0"/>
               <w:jc w:val="left"/>
             </w:pPr>
@@ -11595,6 +11843,7 @@
           </w:tcPr>
           <w:p>
             <w:pPr>
+              <w:keepNext w:val="false"/>
               <w:spacing w:after="40" w:before="0"/>
               <w:jc w:val="left"/>
             </w:pPr>
@@ -11627,6 +11876,7 @@
           </w:tcPr>
           <w:p>
             <w:pPr>
+              <w:keepNext w:val="false"/>
               <w:spacing w:after="40" w:before="0"/>
               <w:jc w:val="left"/>
             </w:pPr>
@@ -11661,6 +11911,7 @@
           </w:tcPr>
           <w:p>
             <w:pPr>
+              <w:keepNext w:val="false"/>
               <w:spacing w:after="40" w:before="0"/>
               <w:jc w:val="left"/>
             </w:pPr>
@@ -11693,6 +11944,7 @@
           </w:tcPr>
           <w:p>
             <w:pPr>
+              <w:keepNext w:val="false"/>
               <w:spacing w:after="40" w:before="0"/>
               <w:jc w:val="left"/>
             </w:pPr>
@@ -11727,6 +11979,7 @@
           </w:tcPr>
           <w:p>
             <w:pPr>
+              <w:keepNext w:val="false"/>
               <w:spacing w:after="40" w:before="0"/>
               <w:jc w:val="left"/>
             </w:pPr>
@@ -11759,6 +12012,7 @@
           </w:tcPr>
           <w:p>
             <w:pPr>
+              <w:keepNext w:val="false"/>
               <w:spacing w:after="40" w:before="0"/>
               <w:jc w:val="left"/>
             </w:pPr>
@@ -11793,6 +12047,7 @@
           </w:tcPr>
           <w:p>
             <w:pPr>
+              <w:keepNext w:val="false"/>
               <w:spacing w:after="40" w:before="0"/>
               <w:jc w:val="left"/>
             </w:pPr>
@@ -11825,6 +12080,7 @@
           </w:tcPr>
           <w:p>
             <w:pPr>
+              <w:keepNext w:val="false"/>
               <w:spacing w:after="40" w:before="0"/>
               <w:jc w:val="left"/>
             </w:pPr>
@@ -11859,6 +12115,7 @@
           </w:tcPr>
           <w:p>
             <w:pPr>
+              <w:keepNext w:val="false"/>
               <w:spacing w:after="40" w:before="0"/>
               <w:jc w:val="left"/>
             </w:pPr>
@@ -11891,6 +12148,7 @@
           </w:tcPr>
           <w:p>
             <w:pPr>
+              <w:keepNext w:val="false"/>
               <w:spacing w:after="40" w:before="0"/>
               <w:jc w:val="left"/>
             </w:pPr>
@@ -11925,6 +12183,7 @@
           </w:tcPr>
           <w:p>
             <w:pPr>
+              <w:keepNext w:val="false"/>
               <w:spacing w:after="40" w:before="0"/>
               <w:jc w:val="left"/>
             </w:pPr>
@@ -11957,6 +12216,7 @@
           </w:tcPr>
           <w:p>
             <w:pPr>
+              <w:keepNext w:val="false"/>
               <w:spacing w:after="40" w:before="0"/>
               <w:jc w:val="left"/>
             </w:pPr>
@@ -11991,6 +12251,7 @@
           </w:tcPr>
           <w:p>
             <w:pPr>
+              <w:keepNext w:val="false"/>
               <w:spacing w:after="40" w:before="0"/>
               <w:jc w:val="left"/>
             </w:pPr>
@@ -12023,6 +12284,7 @@
           </w:tcPr>
           <w:p>
             <w:pPr>
+              <w:keepNext w:val="false"/>
               <w:spacing w:after="40" w:before="0"/>
               <w:jc w:val="left"/>
             </w:pPr>
@@ -12082,6 +12344,7 @@
           </w:tcPr>
           <w:p>
             <w:pPr>
+              <w:keepNext w:val="false"/>
               <w:spacing w:after="40" w:before="0"/>
               <w:jc w:val="center"/>
             </w:pPr>
@@ -12116,6 +12379,7 @@
           </w:tcPr>
           <w:p>
             <w:pPr>
+              <w:keepNext w:val="false"/>
               <w:spacing w:after="40" w:before="0"/>
               <w:jc w:val="left"/>
             </w:pPr>
@@ -12180,6 +12444,7 @@
           </w:tcPr>
           <w:p>
             <w:pPr>
+              <w:keepNext w:val="false"/>
               <w:spacing w:after="40" w:before="0"/>
               <w:jc w:val="center"/>
             </w:pPr>
@@ -12214,6 +12479,7 @@
           </w:tcPr>
           <w:p>
             <w:pPr>
+              <w:keepNext w:val="false"/>
               <w:spacing w:after="40" w:before="0"/>
               <w:jc w:val="left"/>
             </w:pPr>
@@ -12246,6 +12512,7 @@
           </w:tcPr>
           <w:p>
             <w:pPr>
+              <w:keepNext w:val="false"/>
               <w:spacing w:after="40" w:before="0"/>
               <w:jc w:val="left"/>
             </w:pPr>
@@ -12278,6 +12545,7 @@
           </w:tcPr>
           <w:p>
             <w:pPr>
+              <w:keepNext w:val="false"/>
               <w:spacing w:after="40" w:before="0"/>
               <w:jc w:val="left"/>
             </w:pPr>
@@ -12310,6 +12578,7 @@
           </w:tcPr>
           <w:p>
             <w:pPr>
+              <w:keepNext w:val="false"/>
               <w:spacing w:after="40" w:before="0"/>
               <w:jc w:val="left"/>
             </w:pPr>
@@ -12342,6 +12611,7 @@
           </w:tcPr>
           <w:p>
             <w:pPr>
+              <w:keepNext w:val="false"/>
               <w:spacing w:after="40" w:before="0"/>
               <w:jc w:val="left"/>
             </w:pPr>
@@ -12376,6 +12646,7 @@
           </w:tcPr>
           <w:p>
             <w:pPr>
+              <w:keepNext w:val="false"/>
               <w:spacing w:after="40" w:before="0"/>
               <w:jc w:val="left"/>
             </w:pPr>
@@ -12413,7 +12684,7 @@
             <w:pPr>
               <w:spacing w:after="20" w:before="0"/>
             </w:pPr>
-            <w:hyperlink w:history="1" r:id="rIdfz2hnuitk8iqyulduv_s8">
+            <w:hyperlink w:history="1" r:id="rIdlphljpazwzrd8rue9aiyc">
               <w:r>
                 <w:rPr>
                   <w:rFonts w:ascii="Arial" w:cs="Arial" w:eastAsia="Arial" w:hAnsi="Arial"/>
@@ -12446,7 +12717,7 @@
               <w:spacing w:after="10" w:before="0"/>
               <w:ind w:left="120"/>
             </w:pPr>
-            <w:hyperlink w:history="1" r:id="rId2twjegh80erx_nfnrvkjg">
+            <w:hyperlink w:history="1" r:id="rIdcwe9qxarhr86zsam-n2z3">
               <w:r>
                 <w:rPr>
                   <w:rFonts w:ascii="Arial" w:cs="Arial" w:eastAsia="Arial" w:hAnsi="Arial"/>
@@ -12491,7 +12762,7 @@
             <w:pPr>
               <w:spacing w:after="20" w:before="0"/>
             </w:pPr>
-            <w:hyperlink w:history="1" r:id="rId8wo08vmskpmhd5woefmam">
+            <w:hyperlink w:history="1" r:id="rIdbpqeg_ejeo6pqhiiwpzye">
               <w:r>
                 <w:rPr>
                   <w:rFonts w:ascii="Arial" w:cs="Arial" w:eastAsia="Arial" w:hAnsi="Arial"/>
@@ -12524,7 +12795,7 @@
               <w:spacing w:after="10" w:before="0"/>
               <w:ind w:left="120"/>
             </w:pPr>
-            <w:hyperlink w:history="1" r:id="rIddvj1gyf5ej9856ztnpfwn">
+            <w:hyperlink w:history="1" r:id="rIds3ydoikabmmddlhhpqmvc">
               <w:r>
                 <w:rPr>
                   <w:rFonts w:ascii="Arial" w:cs="Arial" w:eastAsia="Arial" w:hAnsi="Arial"/>
@@ -12552,6 +12823,7 @@
           </w:tcPr>
           <w:p>
             <w:pPr>
+              <w:keepNext w:val="false"/>
               <w:spacing w:after="40" w:before="0"/>
               <w:jc w:val="left"/>
             </w:pPr>
@@ -12584,6 +12856,7 @@
           </w:tcPr>
           <w:p>
             <w:pPr>
+              <w:keepNext w:val="false"/>
               <w:spacing w:after="40" w:before="0"/>
               <w:jc w:val="left"/>
             </w:pPr>
@@ -12616,6 +12889,7 @@
           </w:tcPr>
           <w:p>
             <w:pPr>
+              <w:keepNext w:val="false"/>
               <w:spacing w:after="40" w:before="0"/>
               <w:jc w:val="left"/>
             </w:pPr>
@@ -12648,6 +12922,7 @@
           </w:tcPr>
           <w:p>
             <w:pPr>
+              <w:keepNext w:val="false"/>
               <w:spacing w:after="40" w:before="0"/>
               <w:jc w:val="left"/>
             </w:pPr>
@@ -12682,6 +12957,7 @@
           </w:tcPr>
           <w:p>
             <w:pPr>
+              <w:keepNext w:val="false"/>
               <w:spacing w:after="40" w:before="0"/>
               <w:jc w:val="left"/>
             </w:pPr>
@@ -12719,7 +12995,7 @@
             <w:pPr>
               <w:spacing w:after="20" w:before="0"/>
             </w:pPr>
-            <w:hyperlink w:history="1" r:id="rId7mdlkfaitejk9aal0rswa">
+            <w:hyperlink w:history="1" r:id="rIdavjk5szlcsb1c3i7_xnzt">
               <w:r>
                 <w:rPr>
                   <w:rFonts w:ascii="Arial" w:cs="Arial" w:eastAsia="Arial" w:hAnsi="Arial"/>
@@ -12752,7 +13028,7 @@
               <w:spacing w:after="10" w:before="0"/>
               <w:ind w:left="120"/>
             </w:pPr>
-            <w:hyperlink w:history="1" r:id="rIdpyktmmjlk9uyokjtsjsq3">
+            <w:hyperlink w:history="1" r:id="rIdai3qwqqqanndp2bbrbsgy">
               <w:r>
                 <w:rPr>
                   <w:rFonts w:ascii="Arial" w:cs="Arial" w:eastAsia="Arial" w:hAnsi="Arial"/>
@@ -12797,7 +13073,7 @@
             <w:pPr>
               <w:spacing w:after="20" w:before="0"/>
             </w:pPr>
-            <w:hyperlink w:history="1" r:id="rIdpmheotudurfj39fv8k2ay">
+            <w:hyperlink w:history="1" r:id="rIdscckm0auip1tnsfu4zx3k">
               <w:r>
                 <w:rPr>
                   <w:rFonts w:ascii="Arial" w:cs="Arial" w:eastAsia="Arial" w:hAnsi="Arial"/>
@@ -12830,7 +13106,7 @@
               <w:spacing w:after="10" w:before="0"/>
               <w:ind w:left="120"/>
             </w:pPr>
-            <w:hyperlink w:history="1" r:id="rIdcd9tjadh9cq5udo-sydjv">
+            <w:hyperlink w:history="1" r:id="rIdssapbzy-o2xm1e8zjq4vg">
               <w:r>
                 <w:rPr>
                   <w:rFonts w:ascii="Arial" w:cs="Arial" w:eastAsia="Arial" w:hAnsi="Arial"/>
@@ -12858,6 +13134,7 @@
           </w:tcPr>
           <w:p>
             <w:pPr>
+              <w:keepNext w:val="false"/>
               <w:spacing w:after="40" w:before="0"/>
               <w:jc w:val="left"/>
             </w:pPr>
@@ -12890,6 +13167,7 @@
           </w:tcPr>
           <w:p>
             <w:pPr>
+              <w:keepNext w:val="false"/>
               <w:spacing w:after="40" w:before="0"/>
               <w:jc w:val="left"/>
             </w:pPr>
@@ -12922,6 +13200,7 @@
           </w:tcPr>
           <w:p>
             <w:pPr>
+              <w:keepNext w:val="false"/>
               <w:spacing w:after="40" w:before="0"/>
               <w:jc w:val="left"/>
             </w:pPr>
@@ -12954,6 +13233,7 @@
           </w:tcPr>
           <w:p>
             <w:pPr>
+              <w:keepNext w:val="false"/>
               <w:spacing w:after="40" w:before="0"/>
               <w:jc w:val="left"/>
             </w:pPr>
@@ -12988,6 +13268,7 @@
           </w:tcPr>
           <w:p>
             <w:pPr>
+              <w:keepNext w:val="false"/>
               <w:spacing w:after="40" w:before="0"/>
               <w:jc w:val="left"/>
             </w:pPr>
@@ -13025,7 +13306,7 @@
             <w:pPr>
               <w:spacing w:after="20" w:before="0"/>
             </w:pPr>
-            <w:hyperlink w:history="1" r:id="rIdydlbaohu_e6v6yfo_ojta">
+            <w:hyperlink w:history="1" r:id="rIdamnyd4ifryzc4kj_vaerx">
               <w:r>
                 <w:rPr>
                   <w:rFonts w:ascii="Arial" w:cs="Arial" w:eastAsia="Arial" w:hAnsi="Arial"/>
@@ -13058,7 +13339,7 @@
               <w:spacing w:after="10" w:before="0"/>
               <w:ind w:left="120"/>
             </w:pPr>
-            <w:hyperlink w:history="1" r:id="rIdeq68fpb00ufh4m637ruai">
+            <w:hyperlink w:history="1" r:id="rIdfn8sh_blpk2qsyewo3usw">
               <w:r>
                 <w:rPr>
                   <w:rFonts w:ascii="Arial" w:cs="Arial" w:eastAsia="Arial" w:hAnsi="Arial"/>
@@ -13103,7 +13384,7 @@
             <w:pPr>
               <w:spacing w:after="20" w:before="0"/>
             </w:pPr>
-            <w:hyperlink w:history="1" r:id="rIdg9fzgjnq01d9uvqssmm_g">
+            <w:hyperlink w:history="1" r:id="rIdxin2qgigyq1m1s-qccpda">
               <w:r>
                 <w:rPr>
                   <w:rFonts w:ascii="Arial" w:cs="Arial" w:eastAsia="Arial" w:hAnsi="Arial"/>
@@ -13136,7 +13417,7 @@
               <w:spacing w:after="10" w:before="0"/>
               <w:ind w:left="120"/>
             </w:pPr>
-            <w:hyperlink w:history="1" r:id="rIdyhcwfaj_m8ow1pegr48td">
+            <w:hyperlink w:history="1" r:id="rIdbzi38eoae551e0rnkldwc">
               <w:r>
                 <w:rPr>
                   <w:rFonts w:ascii="Arial" w:cs="Arial" w:eastAsia="Arial" w:hAnsi="Arial"/>
@@ -13164,6 +13445,7 @@
           </w:tcPr>
           <w:p>
             <w:pPr>
+              <w:keepNext w:val="false"/>
               <w:spacing w:after="40" w:before="0"/>
               <w:jc w:val="left"/>
             </w:pPr>
@@ -13196,6 +13478,7 @@
           </w:tcPr>
           <w:p>
             <w:pPr>
+              <w:keepNext w:val="false"/>
               <w:spacing w:after="40" w:before="0"/>
               <w:jc w:val="left"/>
             </w:pPr>
@@ -13228,6 +13511,7 @@
           </w:tcPr>
           <w:p>
             <w:pPr>
+              <w:keepNext w:val="false"/>
               <w:spacing w:after="40" w:before="0"/>
               <w:jc w:val="left"/>
             </w:pPr>
@@ -13260,6 +13544,7 @@
           </w:tcPr>
           <w:p>
             <w:pPr>
+              <w:keepNext w:val="false"/>
               <w:spacing w:after="40" w:before="0"/>
               <w:jc w:val="left"/>
             </w:pPr>
@@ -13294,6 +13579,7 @@
           </w:tcPr>
           <w:p>
             <w:pPr>
+              <w:keepNext w:val="false"/>
               <w:spacing w:after="40" w:before="0"/>
               <w:jc w:val="left"/>
             </w:pPr>
@@ -13331,7 +13617,7 @@
             <w:pPr>
               <w:spacing w:after="20" w:before="0"/>
             </w:pPr>
-            <w:hyperlink w:history="1" r:id="rId2ceuexj1ggemqayhjovoj">
+            <w:hyperlink w:history="1" r:id="rId78vtr_gngjjt2wbiz3igl">
               <w:r>
                 <w:rPr>
                   <w:rFonts w:ascii="Arial" w:cs="Arial" w:eastAsia="Arial" w:hAnsi="Arial"/>
@@ -13364,7 +13650,7 @@
               <w:spacing w:after="10" w:before="0"/>
               <w:ind w:left="120"/>
             </w:pPr>
-            <w:hyperlink w:history="1" r:id="rId4mbgq3b2e_pfilxg7j0ep">
+            <w:hyperlink w:history="1" r:id="rIdfmna314tiwev19fra7yjo">
               <w:r>
                 <w:rPr>
                   <w:rFonts w:ascii="Arial" w:cs="Arial" w:eastAsia="Arial" w:hAnsi="Arial"/>
@@ -13409,7 +13695,7 @@
             <w:pPr>
               <w:spacing w:after="20" w:before="0"/>
             </w:pPr>
-            <w:hyperlink w:history="1" r:id="rId478lzpptrrcezn1i5phlh">
+            <w:hyperlink w:history="1" r:id="rIdm-xejv2xvcfiunkcgxyne">
               <w:r>
                 <w:rPr>
                   <w:rFonts w:ascii="Arial" w:cs="Arial" w:eastAsia="Arial" w:hAnsi="Arial"/>
@@ -13442,7 +13728,7 @@
               <w:spacing w:after="10" w:before="0"/>
               <w:ind w:left="120"/>
             </w:pPr>
-            <w:hyperlink w:history="1" r:id="rIdgskaf-8irz-zbm84iano4">
+            <w:hyperlink w:history="1" r:id="rIdfrue5wh4kxxfv-znmeqyp">
               <w:r>
                 <w:rPr>
                   <w:rFonts w:ascii="Arial" w:cs="Arial" w:eastAsia="Arial" w:hAnsi="Arial"/>
@@ -13470,6 +13756,7 @@
           </w:tcPr>
           <w:p>
             <w:pPr>
+              <w:keepNext w:val="false"/>
               <w:spacing w:after="40" w:before="0"/>
               <w:jc w:val="left"/>
             </w:pPr>
@@ -13502,6 +13789,7 @@
           </w:tcPr>
           <w:p>
             <w:pPr>
+              <w:keepNext w:val="false"/>
               <w:spacing w:after="40" w:before="0"/>
               <w:jc w:val="left"/>
             </w:pPr>
@@ -13534,6 +13822,7 @@
           </w:tcPr>
           <w:p>
             <w:pPr>
+              <w:keepNext w:val="false"/>
               <w:spacing w:after="40" w:before="0"/>
               <w:jc w:val="left"/>
             </w:pPr>
@@ -13566,6 +13855,7 @@
           </w:tcPr>
           <w:p>
             <w:pPr>
+              <w:keepNext w:val="false"/>
               <w:spacing w:after="40" w:before="0"/>
               <w:jc w:val="left"/>
             </w:pPr>
@@ -13600,6 +13890,7 @@
           </w:tcPr>
           <w:p>
             <w:pPr>
+              <w:keepNext w:val="false"/>
               <w:spacing w:after="40" w:before="0"/>
               <w:jc w:val="left"/>
             </w:pPr>
@@ -13637,7 +13928,7 @@
             <w:pPr>
               <w:spacing w:after="20" w:before="0"/>
             </w:pPr>
-            <w:hyperlink w:history="1" r:id="rIdi6xz05yysi-axst1ccwda">
+            <w:hyperlink w:history="1" r:id="rIdjcwtwbyeusfqfl3ayh7g4">
               <w:r>
                 <w:rPr>
                   <w:rFonts w:ascii="Arial" w:cs="Arial" w:eastAsia="Arial" w:hAnsi="Arial"/>
@@ -13686,7 +13977,7 @@
               <w:spacing w:after="10" w:before="0"/>
               <w:ind w:left="120"/>
             </w:pPr>
-            <w:hyperlink w:history="1" r:id="rId2l8widxdy3wnpkfx8nmaq">
+            <w:hyperlink w:history="1" r:id="rIdhescjouxk6a-7on4lxurq">
               <w:r>
                 <w:rPr>
                   <w:rFonts w:ascii="Arial" w:cs="Arial" w:eastAsia="Arial" w:hAnsi="Arial"/>
@@ -13731,7 +14022,7 @@
             <w:pPr>
               <w:spacing w:after="20" w:before="0"/>
             </w:pPr>
-            <w:hyperlink w:history="1" r:id="rIds2neoybg6jlfzvl4rwscu">
+            <w:hyperlink w:history="1" r:id="rIdvmcv42kfw2_bdzdsuhbl3">
               <w:r>
                 <w:rPr>
                   <w:rFonts w:ascii="Arial" w:cs="Arial" w:eastAsia="Arial" w:hAnsi="Arial"/>
@@ -13764,7 +14055,7 @@
               <w:spacing w:after="10" w:before="0"/>
               <w:ind w:left="120"/>
             </w:pPr>
-            <w:hyperlink w:history="1" r:id="rId8h6vcosf4es2aea-8-r5b">
+            <w:hyperlink w:history="1" r:id="rId6nfze_kvbf1fda6lhbesg">
               <w:r>
                 <w:rPr>
                   <w:rFonts w:ascii="Arial" w:cs="Arial" w:eastAsia="Arial" w:hAnsi="Arial"/>
@@ -13792,6 +14083,7 @@
           </w:tcPr>
           <w:p>
             <w:pPr>
+              <w:keepNext w:val="false"/>
               <w:spacing w:after="40" w:before="0"/>
               <w:jc w:val="left"/>
             </w:pPr>
@@ -13824,6 +14116,7 @@
           </w:tcPr>
           <w:p>
             <w:pPr>
+              <w:keepNext w:val="false"/>
               <w:spacing w:after="40" w:before="0"/>
               <w:jc w:val="left"/>
             </w:pPr>
@@ -13856,6 +14149,7 @@
           </w:tcPr>
           <w:p>
             <w:pPr>
+              <w:keepNext w:val="false"/>
               <w:spacing w:after="40" w:before="0"/>
               <w:jc w:val="left"/>
             </w:pPr>
@@ -13888,6 +14182,7 @@
           </w:tcPr>
           <w:p>
             <w:pPr>
+              <w:keepNext w:val="false"/>
               <w:spacing w:after="40" w:before="0"/>
               <w:jc w:val="left"/>
             </w:pPr>
@@ -13947,6 +14242,7 @@
           </w:tcPr>
           <w:p>
             <w:pPr>
+              <w:keepNext w:val="false"/>
               <w:spacing w:after="40" w:before="0"/>
               <w:jc w:val="center"/>
             </w:pPr>
@@ -13981,6 +14277,7 @@
           </w:tcPr>
           <w:p>
             <w:pPr>
+              <w:keepNext w:val="false"/>
               <w:spacing w:after="40" w:before="0"/>
               <w:jc w:val="left"/>
             </w:pPr>
@@ -14042,6 +14339,7 @@
           </w:tcPr>
           <w:p>
             <w:pPr>
+              <w:keepNext w:val="false"/>
               <w:spacing w:after="40" w:before="0"/>
               <w:jc w:val="center"/>
             </w:pPr>
@@ -14076,6 +14374,7 @@
           </w:tcPr>
           <w:p>
             <w:pPr>
+              <w:keepNext w:val="false"/>
               <w:spacing w:after="40" w:before="0"/>
               <w:jc w:val="left"/>
             </w:pPr>
@@ -14108,6 +14407,7 @@
           </w:tcPr>
           <w:p>
             <w:pPr>
+              <w:keepNext w:val="false"/>
               <w:spacing w:after="40" w:before="0"/>
               <w:jc w:val="left"/>
             </w:pPr>
@@ -14142,6 +14442,7 @@
           </w:tcPr>
           <w:p>
             <w:pPr>
+              <w:keepNext w:val="false"/>
               <w:spacing w:after="40" w:before="0"/>
               <w:jc w:val="left"/>
             </w:pPr>
@@ -14174,6 +14475,7 @@
           </w:tcPr>
           <w:p>
             <w:pPr>
+              <w:keepNext w:val="false"/>
               <w:spacing w:after="40" w:before="0"/>
               <w:jc w:val="left"/>
             </w:pPr>
@@ -14208,6 +14510,7 @@
           </w:tcPr>
           <w:p>
             <w:pPr>
+              <w:keepNext w:val="false"/>
               <w:spacing w:after="40" w:before="0"/>
               <w:jc w:val="left"/>
             </w:pPr>
@@ -14240,6 +14543,7 @@
           </w:tcPr>
           <w:p>
             <w:pPr>
+              <w:keepNext w:val="false"/>
               <w:spacing w:after="40" w:before="0"/>
               <w:jc w:val="left"/>
             </w:pPr>
@@ -14276,7 +14580,7 @@
         </w:rPr>
         <w:t xml:space="preserve">© 2026 SeaVuria and ARES. Aligned with KICD objectives. Developed by SeaVuria; technical implementation by ARES (with AI assistance from Claude). Licensed under </w:t>
       </w:r>
-      <w:hyperlink w:history="1" r:id="rIdddmgr-wiwwyw-zelxfi5q">
+      <w:hyperlink w:history="1" r:id="rIdil1opxncjd86zaoif-rn9">
         <w:r>
           <w:rPr>
             <w:rFonts w:ascii="Arial" w:cs="Arial" w:eastAsia="Arial" w:hAnsi="Arial"/>
@@ -14297,7 +14601,7 @@
         </w:rPr>
         <w:t xml:space="preserve"> (</w:t>
       </w:r>
-      <w:hyperlink w:history="1" r:id="rIdnezxci3nt0hkgie8g30dj">
+      <w:hyperlink w:history="1" r:id="rIdmmcaqcmj8pzichjruphdl">
         <w:r>
           <w:rPr>
             <w:rFonts w:ascii="Arial" w:cs="Arial" w:eastAsia="Arial" w:hAnsi="Arial"/>
@@ -14357,6 +14661,7 @@
           </w:tcPr>
           <w:p>
             <w:pPr>
+              <w:keepNext w:val="false"/>
               <w:spacing w:after="40" w:before="0"/>
               <w:jc w:val="center"/>
             </w:pPr>
@@ -14392,6 +14697,7 @@
           </w:tcPr>
           <w:p>
             <w:pPr>
+              <w:keepNext w:val="false"/>
               <w:spacing w:after="40" w:before="0"/>
               <w:jc w:val="center"/>
             </w:pPr>
@@ -14426,6 +14732,7 @@
           </w:tcPr>
           <w:p>
             <w:pPr>
+              <w:keepNext w:val="false"/>
               <w:spacing w:after="40" w:before="0"/>
               <w:jc w:val="left"/>
             </w:pPr>
@@ -14458,6 +14765,7 @@
           </w:tcPr>
           <w:p>
             <w:pPr>
+              <w:keepNext w:val="false"/>
               <w:spacing w:after="40" w:before="0"/>
               <w:jc w:val="left"/>
             </w:pPr>
@@ -14492,6 +14800,7 @@
           </w:tcPr>
           <w:p>
             <w:pPr>
+              <w:keepNext w:val="false"/>
               <w:spacing w:after="40" w:before="0"/>
               <w:jc w:val="left"/>
             </w:pPr>
@@ -14524,6 +14833,7 @@
           </w:tcPr>
           <w:p>
             <w:pPr>
+              <w:keepNext w:val="false"/>
               <w:spacing w:after="40" w:before="0"/>
               <w:jc w:val="left"/>
             </w:pPr>
@@ -14558,6 +14868,7 @@
           </w:tcPr>
           <w:p>
             <w:pPr>
+              <w:keepNext w:val="false"/>
               <w:spacing w:after="40" w:before="0"/>
               <w:jc w:val="left"/>
             </w:pPr>
@@ -14590,6 +14901,7 @@
           </w:tcPr>
           <w:p>
             <w:pPr>
+              <w:keepNext w:val="false"/>
               <w:spacing w:after="40" w:before="0"/>
               <w:jc w:val="left"/>
             </w:pPr>
@@ -14624,6 +14936,7 @@
           </w:tcPr>
           <w:p>
             <w:pPr>
+              <w:keepNext w:val="false"/>
               <w:spacing w:after="40" w:before="0"/>
               <w:jc w:val="left"/>
             </w:pPr>
@@ -14656,6 +14969,7 @@
           </w:tcPr>
           <w:p>
             <w:pPr>
+              <w:keepNext w:val="false"/>
               <w:spacing w:after="40" w:before="0"/>
               <w:jc w:val="left"/>
             </w:pPr>
@@ -14690,6 +15004,7 @@
           </w:tcPr>
           <w:p>
             <w:pPr>
+              <w:keepNext w:val="false"/>
               <w:spacing w:after="40" w:before="0"/>
               <w:jc w:val="left"/>
             </w:pPr>
@@ -14722,6 +15037,7 @@
           </w:tcPr>
           <w:p>
             <w:pPr>
+              <w:keepNext w:val="false"/>
               <w:spacing w:after="40" w:before="0"/>
               <w:jc w:val="left"/>
             </w:pPr>
@@ -14756,6 +15072,7 @@
           </w:tcPr>
           <w:p>
             <w:pPr>
+              <w:keepNext w:val="false"/>
               <w:spacing w:after="40" w:before="0"/>
               <w:jc w:val="left"/>
             </w:pPr>
@@ -14788,6 +15105,7 @@
           </w:tcPr>
           <w:p>
             <w:pPr>
+              <w:keepNext w:val="false"/>
               <w:spacing w:after="40" w:before="0"/>
               <w:jc w:val="left"/>
             </w:pPr>
@@ -14822,6 +15140,7 @@
           </w:tcPr>
           <w:p>
             <w:pPr>
+              <w:keepNext w:val="false"/>
               <w:spacing w:after="40" w:before="0"/>
               <w:jc w:val="left"/>
             </w:pPr>
@@ -14854,6 +15173,7 @@
           </w:tcPr>
           <w:p>
             <w:pPr>
+              <w:keepNext w:val="false"/>
               <w:spacing w:after="40" w:before="0"/>
               <w:jc w:val="left"/>
             </w:pPr>
@@ -14888,6 +15208,7 @@
           </w:tcPr>
           <w:p>
             <w:pPr>
+              <w:keepNext w:val="false"/>
               <w:spacing w:after="40" w:before="0"/>
               <w:jc w:val="left"/>
             </w:pPr>
@@ -14920,6 +15241,7 @@
           </w:tcPr>
           <w:p>
             <w:pPr>
+              <w:keepNext w:val="false"/>
               <w:spacing w:after="40" w:before="0"/>
               <w:jc w:val="left"/>
             </w:pPr>
@@ -14979,6 +15301,7 @@
           </w:tcPr>
           <w:p>
             <w:pPr>
+              <w:keepNext w:val="false"/>
               <w:spacing w:after="40" w:before="0"/>
               <w:jc w:val="center"/>
             </w:pPr>
@@ -15013,6 +15336,7 @@
           </w:tcPr>
           <w:p>
             <w:pPr>
+              <w:keepNext w:val="false"/>
               <w:spacing w:after="40" w:before="0"/>
               <w:jc w:val="left"/>
             </w:pPr>
@@ -15077,6 +15401,7 @@
           </w:tcPr>
           <w:p>
             <w:pPr>
+              <w:keepNext w:val="false"/>
               <w:spacing w:after="40" w:before="0"/>
               <w:jc w:val="center"/>
             </w:pPr>
@@ -15111,6 +15436,7 @@
           </w:tcPr>
           <w:p>
             <w:pPr>
+              <w:keepNext w:val="false"/>
               <w:spacing w:after="40" w:before="0"/>
               <w:jc w:val="left"/>
             </w:pPr>
@@ -15143,6 +15469,7 @@
           </w:tcPr>
           <w:p>
             <w:pPr>
+              <w:keepNext w:val="false"/>
               <w:spacing w:after="40" w:before="0"/>
               <w:jc w:val="left"/>
             </w:pPr>
@@ -15175,6 +15502,7 @@
           </w:tcPr>
           <w:p>
             <w:pPr>
+              <w:keepNext w:val="false"/>
               <w:spacing w:after="40" w:before="0"/>
               <w:jc w:val="left"/>
             </w:pPr>
@@ -15207,6 +15535,7 @@
           </w:tcPr>
           <w:p>
             <w:pPr>
+              <w:keepNext w:val="false"/>
               <w:spacing w:after="40" w:before="0"/>
               <w:jc w:val="left"/>
             </w:pPr>
@@ -15239,6 +15568,7 @@
           </w:tcPr>
           <w:p>
             <w:pPr>
+              <w:keepNext w:val="false"/>
               <w:spacing w:after="40" w:before="0"/>
               <w:jc w:val="left"/>
             </w:pPr>
@@ -15273,6 +15603,7 @@
           </w:tcPr>
           <w:p>
             <w:pPr>
+              <w:keepNext w:val="false"/>
               <w:spacing w:after="40" w:before="0"/>
               <w:jc w:val="left"/>
             </w:pPr>
@@ -15310,7 +15641,7 @@
             <w:pPr>
               <w:spacing w:after="20" w:before="0"/>
             </w:pPr>
-            <w:hyperlink w:history="1" r:id="rIdkp0htmjmwj5vbhji1ztmx">
+            <w:hyperlink w:history="1" r:id="rIdrb3dk1bzyuvipcsl2eepw">
               <w:r>
                 <w:rPr>
                   <w:rFonts w:ascii="Arial" w:cs="Arial" w:eastAsia="Arial" w:hAnsi="Arial"/>
@@ -15343,7 +15674,7 @@
               <w:spacing w:after="10" w:before="0"/>
               <w:ind w:left="120"/>
             </w:pPr>
-            <w:hyperlink w:history="1" r:id="rIduapokxryj2dxpnfh8f-7c">
+            <w:hyperlink w:history="1" r:id="rIdahzofb162o7kqhotpqoxy">
               <w:r>
                 <w:rPr>
                   <w:rFonts w:ascii="Arial" w:cs="Arial" w:eastAsia="Arial" w:hAnsi="Arial"/>
@@ -15388,7 +15719,7 @@
             <w:pPr>
               <w:spacing w:after="20" w:before="0"/>
             </w:pPr>
-            <w:hyperlink w:history="1" r:id="rIdscktwmxadtsmfwzpvvlmf">
+            <w:hyperlink w:history="1" r:id="rIdqnq67cxfil8omqfz8egot">
               <w:r>
                 <w:rPr>
                   <w:rFonts w:ascii="Arial" w:cs="Arial" w:eastAsia="Arial" w:hAnsi="Arial"/>
@@ -15421,7 +15752,7 @@
               <w:spacing w:after="10" w:before="0"/>
               <w:ind w:left="120"/>
             </w:pPr>
-            <w:hyperlink w:history="1" r:id="rIdaqz7k4bn2k5ca8wrsjao-">
+            <w:hyperlink w:history="1" r:id="rIdvoritbaif6g8c6px9mhxs">
               <w:r>
                 <w:rPr>
                   <w:rFonts w:ascii="Arial" w:cs="Arial" w:eastAsia="Arial" w:hAnsi="Arial"/>
@@ -15449,6 +15780,7 @@
           </w:tcPr>
           <w:p>
             <w:pPr>
+              <w:keepNext w:val="false"/>
               <w:spacing w:after="40" w:before="0"/>
               <w:jc w:val="left"/>
             </w:pPr>
@@ -15481,6 +15813,7 @@
           </w:tcPr>
           <w:p>
             <w:pPr>
+              <w:keepNext w:val="false"/>
               <w:spacing w:after="40" w:before="0"/>
               <w:jc w:val="left"/>
             </w:pPr>
@@ -15513,6 +15846,7 @@
           </w:tcPr>
           <w:p>
             <w:pPr>
+              <w:keepNext w:val="false"/>
               <w:spacing w:after="40" w:before="0"/>
               <w:jc w:val="left"/>
             </w:pPr>
@@ -15545,6 +15879,7 @@
           </w:tcPr>
           <w:p>
             <w:pPr>
+              <w:keepNext w:val="false"/>
               <w:spacing w:after="40" w:before="0"/>
               <w:jc w:val="left"/>
             </w:pPr>
@@ -15579,6 +15914,7 @@
           </w:tcPr>
           <w:p>
             <w:pPr>
+              <w:keepNext w:val="false"/>
               <w:spacing w:after="40" w:before="0"/>
               <w:jc w:val="left"/>
             </w:pPr>
@@ -15616,7 +15952,7 @@
             <w:pPr>
               <w:spacing w:after="20" w:before="0"/>
             </w:pPr>
-            <w:hyperlink w:history="1" r:id="rIdij6hsqlrqbtagyig9on-r">
+            <w:hyperlink w:history="1" r:id="rIdm0zpnsq1infgobywksngt">
               <w:r>
                 <w:rPr>
                   <w:rFonts w:ascii="Arial" w:cs="Arial" w:eastAsia="Arial" w:hAnsi="Arial"/>
@@ -15649,7 +15985,7 @@
               <w:spacing w:after="10" w:before="0"/>
               <w:ind w:left="120"/>
             </w:pPr>
-            <w:hyperlink w:history="1" r:id="rId3p1d6ftt1m-km289khd3p">
+            <w:hyperlink w:history="1" r:id="rIdq3w63fwrnsn0pl-imcegy">
               <w:r>
                 <w:rPr>
                   <w:rFonts w:ascii="Arial" w:cs="Arial" w:eastAsia="Arial" w:hAnsi="Arial"/>
@@ -15694,7 +16030,7 @@
             <w:pPr>
               <w:spacing w:after="20" w:before="0"/>
             </w:pPr>
-            <w:hyperlink w:history="1" r:id="rIdvbm9om_bxasl0f0wrwzzy">
+            <w:hyperlink w:history="1" r:id="rIdfijjpbdksujceizlw1wnb">
               <w:r>
                 <w:rPr>
                   <w:rFonts w:ascii="Arial" w:cs="Arial" w:eastAsia="Arial" w:hAnsi="Arial"/>
@@ -15727,7 +16063,7 @@
               <w:spacing w:after="10" w:before="0"/>
               <w:ind w:left="120"/>
             </w:pPr>
-            <w:hyperlink w:history="1" r:id="rIdapi6opruy1wcedllvwos_">
+            <w:hyperlink w:history="1" r:id="rIdaf2ihser9a-c6--bqmp5s">
               <w:r>
                 <w:rPr>
                   <w:rFonts w:ascii="Arial" w:cs="Arial" w:eastAsia="Arial" w:hAnsi="Arial"/>
@@ -15755,6 +16091,7 @@
           </w:tcPr>
           <w:p>
             <w:pPr>
+              <w:keepNext w:val="false"/>
               <w:spacing w:after="40" w:before="0"/>
               <w:jc w:val="left"/>
             </w:pPr>
@@ -15787,6 +16124,7 @@
           </w:tcPr>
           <w:p>
             <w:pPr>
+              <w:keepNext w:val="false"/>
               <w:spacing w:after="40" w:before="0"/>
               <w:jc w:val="left"/>
             </w:pPr>
@@ -15819,6 +16157,7 @@
           </w:tcPr>
           <w:p>
             <w:pPr>
+              <w:keepNext w:val="false"/>
               <w:spacing w:after="40" w:before="0"/>
               <w:jc w:val="left"/>
             </w:pPr>
@@ -15851,6 +16190,7 @@
           </w:tcPr>
           <w:p>
             <w:pPr>
+              <w:keepNext w:val="false"/>
               <w:spacing w:after="40" w:before="0"/>
               <w:jc w:val="left"/>
             </w:pPr>
@@ -15885,6 +16225,7 @@
           </w:tcPr>
           <w:p>
             <w:pPr>
+              <w:keepNext w:val="false"/>
               <w:spacing w:after="40" w:before="0"/>
               <w:jc w:val="left"/>
             </w:pPr>
@@ -15922,7 +16263,7 @@
             <w:pPr>
               <w:spacing w:after="20" w:before="0"/>
             </w:pPr>
-            <w:hyperlink w:history="1" r:id="rIdmclx4m3nbtmw-ks6r1sua">
+            <w:hyperlink w:history="1" r:id="rId2qs3xxix_a5ecexoveat7">
               <w:r>
                 <w:rPr>
                   <w:rFonts w:ascii="Arial" w:cs="Arial" w:eastAsia="Arial" w:hAnsi="Arial"/>
@@ -15955,7 +16296,7 @@
               <w:spacing w:after="10" w:before="0"/>
               <w:ind w:left="120"/>
             </w:pPr>
-            <w:hyperlink w:history="1" r:id="rIdpdkzbhatkk5rssc9mgcdq">
+            <w:hyperlink w:history="1" r:id="rIduyba-nagzpvo8z-iajxrg">
               <w:r>
                 <w:rPr>
                   <w:rFonts w:ascii="Arial" w:cs="Arial" w:eastAsia="Arial" w:hAnsi="Arial"/>
@@ -16000,7 +16341,7 @@
             <w:pPr>
               <w:spacing w:after="20" w:before="0"/>
             </w:pPr>
-            <w:hyperlink w:history="1" r:id="rIdkziuousxi69szhxozdoly">
+            <w:hyperlink w:history="1" r:id="rId32vdoij0ymfejtgndzuft">
               <w:r>
                 <w:rPr>
                   <w:rFonts w:ascii="Arial" w:cs="Arial" w:eastAsia="Arial" w:hAnsi="Arial"/>
@@ -16033,7 +16374,7 @@
               <w:spacing w:after="10" w:before="0"/>
               <w:ind w:left="120"/>
             </w:pPr>
-            <w:hyperlink w:history="1" r:id="rIduomvmg2mm5cnhenswu_hx">
+            <w:hyperlink w:history="1" r:id="rIdxyewdsj-lp-gqsugmka9n">
               <w:r>
                 <w:rPr>
                   <w:rFonts w:ascii="Arial" w:cs="Arial" w:eastAsia="Arial" w:hAnsi="Arial"/>
@@ -16061,6 +16402,7 @@
           </w:tcPr>
           <w:p>
             <w:pPr>
+              <w:keepNext w:val="false"/>
               <w:spacing w:after="40" w:before="0"/>
               <w:jc w:val="left"/>
             </w:pPr>
@@ -16093,6 +16435,7 @@
           </w:tcPr>
           <w:p>
             <w:pPr>
+              <w:keepNext w:val="false"/>
               <w:spacing w:after="40" w:before="0"/>
               <w:jc w:val="left"/>
             </w:pPr>
@@ -16125,6 +16468,7 @@
           </w:tcPr>
           <w:p>
             <w:pPr>
+              <w:keepNext w:val="false"/>
               <w:spacing w:after="40" w:before="0"/>
               <w:jc w:val="left"/>
             </w:pPr>
@@ -16157,6 +16501,7 @@
           </w:tcPr>
           <w:p>
             <w:pPr>
+              <w:keepNext w:val="false"/>
               <w:spacing w:after="40" w:before="0"/>
               <w:jc w:val="left"/>
             </w:pPr>
@@ -16191,6 +16536,7 @@
           </w:tcPr>
           <w:p>
             <w:pPr>
+              <w:keepNext w:val="false"/>
               <w:spacing w:after="40" w:before="0"/>
               <w:jc w:val="left"/>
             </w:pPr>
@@ -16228,7 +16574,7 @@
             <w:pPr>
               <w:spacing w:after="20" w:before="0"/>
             </w:pPr>
-            <w:hyperlink w:history="1" r:id="rIdqzmdz194fq4b8kiydws4d">
+            <w:hyperlink w:history="1" r:id="rIdlhbqnjioomjnnbqjjdfgi">
               <w:r>
                 <w:rPr>
                   <w:rFonts w:ascii="Arial" w:cs="Arial" w:eastAsia="Arial" w:hAnsi="Arial"/>
@@ -16261,7 +16607,7 @@
               <w:spacing w:after="10" w:before="0"/>
               <w:ind w:left="120"/>
             </w:pPr>
-            <w:hyperlink w:history="1" r:id="rId3dipjg-kq0scp4kwd7dyi">
+            <w:hyperlink w:history="1" r:id="rIdgst8qh6hti0wrpcbypkoa">
               <w:r>
                 <w:rPr>
                   <w:rFonts w:ascii="Arial" w:cs="Arial" w:eastAsia="Arial" w:hAnsi="Arial"/>
@@ -16306,7 +16652,7 @@
             <w:pPr>
               <w:spacing w:after="20" w:before="0"/>
             </w:pPr>
-            <w:hyperlink w:history="1" r:id="rIdrh08xkac4nuh9w1fcf55l">
+            <w:hyperlink w:history="1" r:id="rIdf_w5573yyohi0mep-0el7">
               <w:r>
                 <w:rPr>
                   <w:rFonts w:ascii="Arial" w:cs="Arial" w:eastAsia="Arial" w:hAnsi="Arial"/>
@@ -16339,7 +16685,7 @@
               <w:spacing w:after="10" w:before="0"/>
               <w:ind w:left="120"/>
             </w:pPr>
-            <w:hyperlink w:history="1" r:id="rIdgxao6qwl2on33tkulmyc1">
+            <w:hyperlink w:history="1" r:id="rIdf6yhdzbb1sg6k_0ju0n3l">
               <w:r>
                 <w:rPr>
                   <w:rFonts w:ascii="Arial" w:cs="Arial" w:eastAsia="Arial" w:hAnsi="Arial"/>
@@ -16367,6 +16713,7 @@
           </w:tcPr>
           <w:p>
             <w:pPr>
+              <w:keepNext w:val="false"/>
               <w:spacing w:after="40" w:before="0"/>
               <w:jc w:val="left"/>
             </w:pPr>
@@ -16399,6 +16746,7 @@
           </w:tcPr>
           <w:p>
             <w:pPr>
+              <w:keepNext w:val="false"/>
               <w:spacing w:after="40" w:before="0"/>
               <w:jc w:val="left"/>
             </w:pPr>
@@ -16431,6 +16779,7 @@
           </w:tcPr>
           <w:p>
             <w:pPr>
+              <w:keepNext w:val="false"/>
               <w:spacing w:after="40" w:before="0"/>
               <w:jc w:val="left"/>
             </w:pPr>
@@ -16463,6 +16812,7 @@
           </w:tcPr>
           <w:p>
             <w:pPr>
+              <w:keepNext w:val="false"/>
               <w:spacing w:after="40" w:before="0"/>
               <w:jc w:val="left"/>
             </w:pPr>
@@ -16497,6 +16847,7 @@
           </w:tcPr>
           <w:p>
             <w:pPr>
+              <w:keepNext w:val="false"/>
               <w:spacing w:after="40" w:before="0"/>
               <w:jc w:val="left"/>
             </w:pPr>
@@ -16534,7 +16885,7 @@
             <w:pPr>
               <w:spacing w:after="20" w:before="0"/>
             </w:pPr>
-            <w:hyperlink w:history="1" r:id="rIdo_bm2s9fj9nefaudy71h7">
+            <w:hyperlink w:history="1" r:id="rId0vvzw54_fome_e4fanxzn">
               <w:r>
                 <w:rPr>
                   <w:rFonts w:ascii="Arial" w:cs="Arial" w:eastAsia="Arial" w:hAnsi="Arial"/>
@@ -16583,7 +16934,7 @@
               <w:spacing w:after="10" w:before="0"/>
               <w:ind w:left="120"/>
             </w:pPr>
-            <w:hyperlink w:history="1" r:id="rIduqjoegztgpskuoee-dfkh">
+            <w:hyperlink w:history="1" r:id="rIdgnnr-z8aluw7u_7dx1qrg">
               <w:r>
                 <w:rPr>
                   <w:rFonts w:ascii="Arial" w:cs="Arial" w:eastAsia="Arial" w:hAnsi="Arial"/>
@@ -16628,7 +16979,7 @@
             <w:pPr>
               <w:spacing w:after="20" w:before="0"/>
             </w:pPr>
-            <w:hyperlink w:history="1" r:id="rIddo4ljhtfqpxruuy52mcyw">
+            <w:hyperlink w:history="1" r:id="rIdthjcqzouaxooh46zxiqsi">
               <w:r>
                 <w:rPr>
                   <w:rFonts w:ascii="Arial" w:cs="Arial" w:eastAsia="Arial" w:hAnsi="Arial"/>
@@ -16661,7 +17012,7 @@
               <w:spacing w:after="10" w:before="0"/>
               <w:ind w:left="120"/>
             </w:pPr>
-            <w:hyperlink w:history="1" r:id="rIdfkjbh6uzrmxwpgby5qq3j">
+            <w:hyperlink w:history="1" r:id="rId7g8qd5luj6scx0l_tjigt">
               <w:r>
                 <w:rPr>
                   <w:rFonts w:ascii="Arial" w:cs="Arial" w:eastAsia="Arial" w:hAnsi="Arial"/>
@@ -16689,6 +17040,7 @@
           </w:tcPr>
           <w:p>
             <w:pPr>
+              <w:keepNext w:val="false"/>
               <w:spacing w:after="40" w:before="0"/>
               <w:jc w:val="left"/>
             </w:pPr>
@@ -16721,6 +17073,7 @@
           </w:tcPr>
           <w:p>
             <w:pPr>
+              <w:keepNext w:val="false"/>
               <w:spacing w:after="40" w:before="0"/>
               <w:jc w:val="left"/>
             </w:pPr>
@@ -16753,6 +17106,7 @@
           </w:tcPr>
           <w:p>
             <w:pPr>
+              <w:keepNext w:val="false"/>
               <w:spacing w:after="40" w:before="0"/>
               <w:jc w:val="left"/>
             </w:pPr>
@@ -16785,6 +17139,7 @@
           </w:tcPr>
           <w:p>
             <w:pPr>
+              <w:keepNext w:val="false"/>
               <w:spacing w:after="40" w:before="0"/>
               <w:jc w:val="left"/>
             </w:pPr>
@@ -16844,6 +17199,7 @@
           </w:tcPr>
           <w:p>
             <w:pPr>
+              <w:keepNext w:val="false"/>
               <w:spacing w:after="40" w:before="0"/>
               <w:jc w:val="center"/>
             </w:pPr>
@@ -16878,6 +17234,7 @@
           </w:tcPr>
           <w:p>
             <w:pPr>
+              <w:keepNext w:val="false"/>
               <w:spacing w:after="40" w:before="0"/>
               <w:jc w:val="left"/>
             </w:pPr>
@@ -16939,6 +17296,7 @@
           </w:tcPr>
           <w:p>
             <w:pPr>
+              <w:keepNext w:val="false"/>
               <w:spacing w:after="40" w:before="0"/>
               <w:jc w:val="center"/>
             </w:pPr>
@@ -16973,6 +17331,7 @@
           </w:tcPr>
           <w:p>
             <w:pPr>
+              <w:keepNext w:val="false"/>
               <w:spacing w:after="40" w:before="0"/>
               <w:jc w:val="left"/>
             </w:pPr>
@@ -17005,6 +17364,7 @@
           </w:tcPr>
           <w:p>
             <w:pPr>
+              <w:keepNext w:val="false"/>
               <w:spacing w:after="40" w:before="0"/>
               <w:jc w:val="left"/>
             </w:pPr>
@@ -17039,6 +17399,7 @@
           </w:tcPr>
           <w:p>
             <w:pPr>
+              <w:keepNext w:val="false"/>
               <w:spacing w:after="40" w:before="0"/>
               <w:jc w:val="left"/>
             </w:pPr>
@@ -17071,6 +17432,7 @@
           </w:tcPr>
           <w:p>
             <w:pPr>
+              <w:keepNext w:val="false"/>
               <w:spacing w:after="40" w:before="0"/>
               <w:jc w:val="left"/>
             </w:pPr>
@@ -17105,6 +17467,7 @@
           </w:tcPr>
           <w:p>
             <w:pPr>
+              <w:keepNext w:val="false"/>
               <w:spacing w:after="40" w:before="0"/>
               <w:jc w:val="left"/>
             </w:pPr>
@@ -17137,6 +17500,7 @@
           </w:tcPr>
           <w:p>
             <w:pPr>
+              <w:keepNext w:val="false"/>
               <w:spacing w:after="40" w:before="0"/>
               <w:jc w:val="left"/>
             </w:pPr>
@@ -17173,7 +17537,7 @@
         </w:rPr>
         <w:t xml:space="preserve">© 2026 SeaVuria and ARES. Aligned with KICD objectives. Developed by SeaVuria; technical implementation by ARES (with AI assistance from Claude). Licensed under </w:t>
       </w:r>
-      <w:hyperlink w:history="1" r:id="rIdn6emtnkq706vhludcqsy9">
+      <w:hyperlink w:history="1" r:id="rIdhfmpeltcwn0pb0pes15s_">
         <w:r>
           <w:rPr>
             <w:rFonts w:ascii="Arial" w:cs="Arial" w:eastAsia="Arial" w:hAnsi="Arial"/>
@@ -17194,7 +17558,7 @@
         </w:rPr>
         <w:t xml:space="preserve"> (</w:t>
       </w:r>
-      <w:hyperlink w:history="1" r:id="rIdc3otghkv0wiutjatn7bwo">
+      <w:hyperlink w:history="1" r:id="rIdi9z01xhvv21oocajlg8at">
         <w:r>
           <w:rPr>
             <w:rFonts w:ascii="Arial" w:cs="Arial" w:eastAsia="Arial" w:hAnsi="Arial"/>
@@ -17254,6 +17618,7 @@
           </w:tcPr>
           <w:p>
             <w:pPr>
+              <w:keepNext w:val="false"/>
               <w:spacing w:after="40" w:before="0"/>
               <w:jc w:val="center"/>
             </w:pPr>
@@ -17289,6 +17654,7 @@
           </w:tcPr>
           <w:p>
             <w:pPr>
+              <w:keepNext w:val="false"/>
               <w:spacing w:after="40" w:before="0"/>
               <w:jc w:val="center"/>
             </w:pPr>
@@ -17323,6 +17689,7 @@
           </w:tcPr>
           <w:p>
             <w:pPr>
+              <w:keepNext w:val="false"/>
               <w:spacing w:after="40" w:before="0"/>
               <w:jc w:val="left"/>
             </w:pPr>
@@ -17355,6 +17722,7 @@
           </w:tcPr>
           <w:p>
             <w:pPr>
+              <w:keepNext w:val="false"/>
               <w:spacing w:after="40" w:before="0"/>
               <w:jc w:val="left"/>
             </w:pPr>
@@ -17389,6 +17757,7 @@
           </w:tcPr>
           <w:p>
             <w:pPr>
+              <w:keepNext w:val="false"/>
               <w:spacing w:after="40" w:before="0"/>
               <w:jc w:val="left"/>
             </w:pPr>
@@ -17421,6 +17790,7 @@
           </w:tcPr>
           <w:p>
             <w:pPr>
+              <w:keepNext w:val="false"/>
               <w:spacing w:after="40" w:before="0"/>
               <w:jc w:val="left"/>
             </w:pPr>
@@ -17455,6 +17825,7 @@
           </w:tcPr>
           <w:p>
             <w:pPr>
+              <w:keepNext w:val="false"/>
               <w:spacing w:after="40" w:before="0"/>
               <w:jc w:val="left"/>
             </w:pPr>
@@ -17487,6 +17858,7 @@
           </w:tcPr>
           <w:p>
             <w:pPr>
+              <w:keepNext w:val="false"/>
               <w:spacing w:after="40" w:before="0"/>
               <w:jc w:val="left"/>
             </w:pPr>
@@ -17521,6 +17893,7 @@
           </w:tcPr>
           <w:p>
             <w:pPr>
+              <w:keepNext w:val="false"/>
               <w:spacing w:after="40" w:before="0"/>
               <w:jc w:val="left"/>
             </w:pPr>
@@ -17553,6 +17926,7 @@
           </w:tcPr>
           <w:p>
             <w:pPr>
+              <w:keepNext w:val="false"/>
               <w:spacing w:after="40" w:before="0"/>
               <w:jc w:val="left"/>
             </w:pPr>
@@ -17587,6 +17961,7 @@
           </w:tcPr>
           <w:p>
             <w:pPr>
+              <w:keepNext w:val="false"/>
               <w:spacing w:after="40" w:before="0"/>
               <w:jc w:val="left"/>
             </w:pPr>
@@ -17619,6 +17994,7 @@
           </w:tcPr>
           <w:p>
             <w:pPr>
+              <w:keepNext w:val="false"/>
               <w:spacing w:after="40" w:before="0"/>
               <w:jc w:val="left"/>
             </w:pPr>
@@ -17653,6 +18029,7 @@
           </w:tcPr>
           <w:p>
             <w:pPr>
+              <w:keepNext w:val="false"/>
               <w:spacing w:after="40" w:before="0"/>
               <w:jc w:val="left"/>
             </w:pPr>
@@ -17685,6 +18062,7 @@
           </w:tcPr>
           <w:p>
             <w:pPr>
+              <w:keepNext w:val="false"/>
               <w:spacing w:after="40" w:before="0"/>
               <w:jc w:val="left"/>
             </w:pPr>
@@ -17719,6 +18097,7 @@
           </w:tcPr>
           <w:p>
             <w:pPr>
+              <w:keepNext w:val="false"/>
               <w:spacing w:after="40" w:before="0"/>
               <w:jc w:val="left"/>
             </w:pPr>
@@ -17751,6 +18130,7 @@
           </w:tcPr>
           <w:p>
             <w:pPr>
+              <w:keepNext w:val="false"/>
               <w:spacing w:after="40" w:before="0"/>
               <w:jc w:val="left"/>
             </w:pPr>
@@ -17785,6 +18165,7 @@
           </w:tcPr>
           <w:p>
             <w:pPr>
+              <w:keepNext w:val="false"/>
               <w:spacing w:after="40" w:before="0"/>
               <w:jc w:val="left"/>
             </w:pPr>
@@ -17817,6 +18198,7 @@
           </w:tcPr>
           <w:p>
             <w:pPr>
+              <w:keepNext w:val="false"/>
               <w:spacing w:after="40" w:before="0"/>
               <w:jc w:val="left"/>
             </w:pPr>
@@ -17876,6 +18258,7 @@
           </w:tcPr>
           <w:p>
             <w:pPr>
+              <w:keepNext w:val="false"/>
               <w:spacing w:after="40" w:before="0"/>
               <w:jc w:val="center"/>
             </w:pPr>
@@ -17910,6 +18293,7 @@
           </w:tcPr>
           <w:p>
             <w:pPr>
+              <w:keepNext w:val="false"/>
               <w:spacing w:after="40" w:before="0"/>
               <w:jc w:val="left"/>
             </w:pPr>
@@ -17974,6 +18358,7 @@
           </w:tcPr>
           <w:p>
             <w:pPr>
+              <w:keepNext w:val="false"/>
               <w:spacing w:after="40" w:before="0"/>
               <w:jc w:val="center"/>
             </w:pPr>
@@ -18008,6 +18393,7 @@
           </w:tcPr>
           <w:p>
             <w:pPr>
+              <w:keepNext w:val="false"/>
               <w:spacing w:after="40" w:before="0"/>
               <w:jc w:val="left"/>
             </w:pPr>
@@ -18040,6 +18426,7 @@
           </w:tcPr>
           <w:p>
             <w:pPr>
+              <w:keepNext w:val="false"/>
               <w:spacing w:after="40" w:before="0"/>
               <w:jc w:val="left"/>
             </w:pPr>
@@ -18072,6 +18459,7 @@
           </w:tcPr>
           <w:p>
             <w:pPr>
+              <w:keepNext w:val="false"/>
               <w:spacing w:after="40" w:before="0"/>
               <w:jc w:val="left"/>
             </w:pPr>
@@ -18104,6 +18492,7 @@
           </w:tcPr>
           <w:p>
             <w:pPr>
+              <w:keepNext w:val="false"/>
               <w:spacing w:after="40" w:before="0"/>
               <w:jc w:val="left"/>
             </w:pPr>
@@ -18136,6 +18525,7 @@
           </w:tcPr>
           <w:p>
             <w:pPr>
+              <w:keepNext w:val="false"/>
               <w:spacing w:after="40" w:before="0"/>
               <w:jc w:val="left"/>
             </w:pPr>
@@ -18170,6 +18560,7 @@
           </w:tcPr>
           <w:p>
             <w:pPr>
+              <w:keepNext w:val="false"/>
               <w:spacing w:after="40" w:before="0"/>
               <w:jc w:val="left"/>
             </w:pPr>
@@ -18224,7 +18615,7 @@
               <w:spacing w:after="10" w:before="0"/>
               <w:ind w:left="120"/>
             </w:pPr>
-            <w:hyperlink w:history="1" r:id="rIdrvjnksrov1twgi4n6nr7-">
+            <w:hyperlink w:history="1" r:id="rIdzrcbylw30hwchbw7p-b8i">
               <w:r>
                 <w:rPr>
                   <w:rFonts w:ascii="Arial" w:cs="Arial" w:eastAsia="Arial" w:hAnsi="Arial"/>
@@ -18301,7 +18692,7 @@
               <w:spacing w:after="10" w:before="0"/>
               <w:ind w:left="120"/>
             </w:pPr>
-            <w:hyperlink w:history="1" r:id="rId0daf4xvgfhu93d19ql0ep">
+            <w:hyperlink w:history="1" r:id="rIdimdjgu0_as7walgykzfng">
               <w:r>
                 <w:rPr>
                   <w:rFonts w:ascii="Arial" w:cs="Arial" w:eastAsia="Arial" w:hAnsi="Arial"/>
@@ -18344,6 +18735,7 @@
           </w:tcPr>
           <w:p>
             <w:pPr>
+              <w:keepNext w:val="false"/>
               <w:spacing w:after="40" w:before="0"/>
               <w:jc w:val="left"/>
             </w:pPr>
@@ -18376,6 +18768,7 @@
           </w:tcPr>
           <w:p>
             <w:pPr>
+              <w:keepNext w:val="false"/>
               <w:spacing w:after="40" w:before="0"/>
               <w:jc w:val="left"/>
             </w:pPr>
@@ -18408,6 +18801,7 @@
           </w:tcPr>
           <w:p>
             <w:pPr>
+              <w:keepNext w:val="false"/>
               <w:spacing w:after="40" w:before="0"/>
               <w:jc w:val="left"/>
             </w:pPr>
@@ -18440,6 +18834,7 @@
           </w:tcPr>
           <w:p>
             <w:pPr>
+              <w:keepNext w:val="false"/>
               <w:spacing w:after="40" w:before="0"/>
               <w:jc w:val="left"/>
             </w:pPr>
@@ -18474,6 +18869,7 @@
           </w:tcPr>
           <w:p>
             <w:pPr>
+              <w:keepNext w:val="false"/>
               <w:spacing w:after="40" w:before="0"/>
               <w:jc w:val="left"/>
             </w:pPr>
@@ -18528,7 +18924,7 @@
               <w:spacing w:after="10" w:before="0"/>
               <w:ind w:left="120"/>
             </w:pPr>
-            <w:hyperlink w:history="1" r:id="rIdn4mfghnlkhjm0q2magsys">
+            <w:hyperlink w:history="1" r:id="rIdplcw0jkicht2rgbt7jxb9">
               <w:r>
                 <w:rPr>
                   <w:rFonts w:ascii="Arial" w:cs="Arial" w:eastAsia="Arial" w:hAnsi="Arial"/>
@@ -18605,7 +19001,7 @@
               <w:spacing w:after="10" w:before="0"/>
               <w:ind w:left="120"/>
             </w:pPr>
-            <w:hyperlink w:history="1" r:id="rIdr9ofhixfzjqe8cezwdo1q">
+            <w:hyperlink w:history="1" r:id="rIdavayb60wugru2amfuipq7">
               <w:r>
                 <w:rPr>
                   <w:rFonts w:ascii="Arial" w:cs="Arial" w:eastAsia="Arial" w:hAnsi="Arial"/>
@@ -18648,6 +19044,7 @@
           </w:tcPr>
           <w:p>
             <w:pPr>
+              <w:keepNext w:val="false"/>
               <w:spacing w:after="40" w:before="0"/>
               <w:jc w:val="left"/>
             </w:pPr>
@@ -18680,6 +19077,7 @@
           </w:tcPr>
           <w:p>
             <w:pPr>
+              <w:keepNext w:val="false"/>
               <w:spacing w:after="40" w:before="0"/>
               <w:jc w:val="left"/>
             </w:pPr>
@@ -18712,6 +19110,7 @@
           </w:tcPr>
           <w:p>
             <w:pPr>
+              <w:keepNext w:val="false"/>
               <w:spacing w:after="40" w:before="0"/>
               <w:jc w:val="left"/>
             </w:pPr>
@@ -18744,6 +19143,7 @@
           </w:tcPr>
           <w:p>
             <w:pPr>
+              <w:keepNext w:val="false"/>
               <w:spacing w:after="40" w:before="0"/>
               <w:jc w:val="left"/>
             </w:pPr>
@@ -18778,6 +19178,7 @@
           </w:tcPr>
           <w:p>
             <w:pPr>
+              <w:keepNext w:val="false"/>
               <w:spacing w:after="40" w:before="0"/>
               <w:jc w:val="left"/>
             </w:pPr>
@@ -18832,7 +19233,7 @@
               <w:spacing w:after="10" w:before="0"/>
               <w:ind w:left="120"/>
             </w:pPr>
-            <w:hyperlink w:history="1" r:id="rIdzg6boglmrrps70xwknjth">
+            <w:hyperlink w:history="1" r:id="rId9b3_wbmblhkayfzlp_s0v">
               <w:r>
                 <w:rPr>
                   <w:rFonts w:ascii="Arial" w:cs="Arial" w:eastAsia="Arial" w:hAnsi="Arial"/>
@@ -18909,7 +19310,7 @@
               <w:spacing w:after="10" w:before="0"/>
               <w:ind w:left="120"/>
             </w:pPr>
-            <w:hyperlink w:history="1" r:id="rIdkzdbs_y-gpallggqh4e6t">
+            <w:hyperlink w:history="1" r:id="rId0-h5mpeis7lomjntp90bi">
               <w:r>
                 <w:rPr>
                   <w:rFonts w:ascii="Arial" w:cs="Arial" w:eastAsia="Arial" w:hAnsi="Arial"/>
@@ -18952,6 +19353,7 @@
           </w:tcPr>
           <w:p>
             <w:pPr>
+              <w:keepNext w:val="false"/>
               <w:spacing w:after="40" w:before="0"/>
               <w:jc w:val="left"/>
             </w:pPr>
@@ -18984,6 +19386,7 @@
           </w:tcPr>
           <w:p>
             <w:pPr>
+              <w:keepNext w:val="false"/>
               <w:spacing w:after="40" w:before="0"/>
               <w:jc w:val="left"/>
             </w:pPr>
@@ -19016,6 +19419,7 @@
           </w:tcPr>
           <w:p>
             <w:pPr>
+              <w:keepNext w:val="false"/>
               <w:spacing w:after="40" w:before="0"/>
               <w:jc w:val="left"/>
             </w:pPr>
@@ -19048,6 +19452,7 @@
           </w:tcPr>
           <w:p>
             <w:pPr>
+              <w:keepNext w:val="false"/>
               <w:spacing w:after="40" w:before="0"/>
               <w:jc w:val="left"/>
             </w:pPr>
@@ -19082,6 +19487,7 @@
           </w:tcPr>
           <w:p>
             <w:pPr>
+              <w:keepNext w:val="false"/>
               <w:spacing w:after="40" w:before="0"/>
               <w:jc w:val="left"/>
             </w:pPr>
@@ -19136,7 +19542,7 @@
               <w:spacing w:after="10" w:before="0"/>
               <w:ind w:left="120"/>
             </w:pPr>
-            <w:hyperlink w:history="1" r:id="rIdyulyuly74qrhcy7egkchx">
+            <w:hyperlink w:history="1" r:id="rIdj8yzlhiibuknhrjcatiud">
               <w:r>
                 <w:rPr>
                   <w:rFonts w:ascii="Arial" w:cs="Arial" w:eastAsia="Arial" w:hAnsi="Arial"/>
@@ -19213,7 +19619,7 @@
               <w:spacing w:after="10" w:before="0"/>
               <w:ind w:left="120"/>
             </w:pPr>
-            <w:hyperlink w:history="1" r:id="rIdlqnc6d0v0gkwmpwcbhi4x">
+            <w:hyperlink w:history="1" r:id="rIdnbfavtbqgeejchhimw3l4">
               <w:r>
                 <w:rPr>
                   <w:rFonts w:ascii="Arial" w:cs="Arial" w:eastAsia="Arial" w:hAnsi="Arial"/>
@@ -19256,6 +19662,7 @@
           </w:tcPr>
           <w:p>
             <w:pPr>
+              <w:keepNext w:val="false"/>
               <w:spacing w:after="40" w:before="0"/>
               <w:jc w:val="left"/>
             </w:pPr>
@@ -19288,6 +19695,7 @@
           </w:tcPr>
           <w:p>
             <w:pPr>
+              <w:keepNext w:val="false"/>
               <w:spacing w:after="40" w:before="0"/>
               <w:jc w:val="left"/>
             </w:pPr>
@@ -19320,6 +19728,7 @@
           </w:tcPr>
           <w:p>
             <w:pPr>
+              <w:keepNext w:val="false"/>
               <w:spacing w:after="40" w:before="0"/>
               <w:jc w:val="left"/>
             </w:pPr>
@@ -19352,6 +19761,7 @@
           </w:tcPr>
           <w:p>
             <w:pPr>
+              <w:keepNext w:val="false"/>
               <w:spacing w:after="40" w:before="0"/>
               <w:jc w:val="left"/>
             </w:pPr>
@@ -19386,6 +19796,7 @@
           </w:tcPr>
           <w:p>
             <w:pPr>
+              <w:keepNext w:val="false"/>
               <w:spacing w:after="40" w:before="0"/>
               <w:jc w:val="left"/>
             </w:pPr>
@@ -19440,7 +19851,7 @@
               <w:spacing w:after="10" w:before="0"/>
               <w:ind w:left="120"/>
             </w:pPr>
-            <w:hyperlink w:history="1" r:id="rId6clb8-3pd8bbwddh68kzd">
+            <w:hyperlink w:history="1" r:id="rIds9_7wuteipeah0lp2mvca">
               <w:r>
                 <w:rPr>
                   <w:rFonts w:ascii="Arial" w:cs="Arial" w:eastAsia="Arial" w:hAnsi="Arial"/>
@@ -19517,7 +19928,7 @@
               <w:spacing w:after="10" w:before="0"/>
               <w:ind w:left="120"/>
             </w:pPr>
-            <w:hyperlink w:history="1" r:id="rId594gi9jfs2jnd7u3zzpin">
+            <w:hyperlink w:history="1" r:id="rIdicjsf1rrdcmd9lrnk0per">
               <w:r>
                 <w:rPr>
                   <w:rFonts w:ascii="Arial" w:cs="Arial" w:eastAsia="Arial" w:hAnsi="Arial"/>
@@ -19560,6 +19971,7 @@
           </w:tcPr>
           <w:p>
             <w:pPr>
+              <w:keepNext w:val="false"/>
               <w:spacing w:after="40" w:before="0"/>
               <w:jc w:val="left"/>
             </w:pPr>
@@ -19592,6 +20004,7 @@
           </w:tcPr>
           <w:p>
             <w:pPr>
+              <w:keepNext w:val="false"/>
               <w:spacing w:after="40" w:before="0"/>
               <w:jc w:val="left"/>
             </w:pPr>
@@ -19624,6 +20037,7 @@
           </w:tcPr>
           <w:p>
             <w:pPr>
+              <w:keepNext w:val="false"/>
               <w:spacing w:after="40" w:before="0"/>
               <w:jc w:val="left"/>
             </w:pPr>
@@ -19656,6 +20070,7 @@
           </w:tcPr>
           <w:p>
             <w:pPr>
+              <w:keepNext w:val="false"/>
               <w:spacing w:after="40" w:before="0"/>
               <w:jc w:val="left"/>
             </w:pPr>
@@ -19715,6 +20130,7 @@
           </w:tcPr>
           <w:p>
             <w:pPr>
+              <w:keepNext w:val="false"/>
               <w:spacing w:after="40" w:before="0"/>
               <w:jc w:val="center"/>
             </w:pPr>
@@ -19749,6 +20165,7 @@
           </w:tcPr>
           <w:p>
             <w:pPr>
+              <w:keepNext w:val="false"/>
               <w:spacing w:after="40" w:before="0"/>
               <w:jc w:val="left"/>
             </w:pPr>
@@ -19810,6 +20227,7 @@
           </w:tcPr>
           <w:p>
             <w:pPr>
+              <w:keepNext w:val="false"/>
               <w:spacing w:after="40" w:before="0"/>
               <w:jc w:val="center"/>
             </w:pPr>
@@ -19844,6 +20262,7 @@
           </w:tcPr>
           <w:p>
             <w:pPr>
+              <w:keepNext w:val="false"/>
               <w:spacing w:after="40" w:before="0"/>
               <w:jc w:val="left"/>
             </w:pPr>
@@ -19876,6 +20295,7 @@
           </w:tcPr>
           <w:p>
             <w:pPr>
+              <w:keepNext w:val="false"/>
               <w:spacing w:after="40" w:before="0"/>
               <w:jc w:val="left"/>
             </w:pPr>
@@ -19910,6 +20330,7 @@
           </w:tcPr>
           <w:p>
             <w:pPr>
+              <w:keepNext w:val="false"/>
               <w:spacing w:after="40" w:before="0"/>
               <w:jc w:val="left"/>
             </w:pPr>
@@ -19942,6 +20363,7 @@
           </w:tcPr>
           <w:p>
             <w:pPr>
+              <w:keepNext w:val="false"/>
               <w:spacing w:after="40" w:before="0"/>
               <w:jc w:val="left"/>
             </w:pPr>
@@ -19976,6 +20398,7 @@
           </w:tcPr>
           <w:p>
             <w:pPr>
+              <w:keepNext w:val="false"/>
               <w:spacing w:after="40" w:before="0"/>
               <w:jc w:val="left"/>
             </w:pPr>
@@ -20008,6 +20431,7 @@
           </w:tcPr>
           <w:p>
             <w:pPr>
+              <w:keepNext w:val="false"/>
               <w:spacing w:after="40" w:before="0"/>
               <w:jc w:val="left"/>
             </w:pPr>
@@ -20044,7 +20468,7 @@
         </w:rPr>
         <w:t xml:space="preserve">© 2026 SeaVuria and ARES. Aligned with KICD objectives. Developed by SeaVuria; technical implementation by ARES (with AI assistance from Claude). Licensed under </w:t>
       </w:r>
-      <w:hyperlink w:history="1" r:id="rIduzyhcnpv8hisjxixpnzhc">
+      <w:hyperlink w:history="1" r:id="rIdqizss2i_lga5g5djt0ebn">
         <w:r>
           <w:rPr>
             <w:rFonts w:ascii="Arial" w:cs="Arial" w:eastAsia="Arial" w:hAnsi="Arial"/>
@@ -20065,7 +20489,7 @@
         </w:rPr>
         <w:t xml:space="preserve"> (</w:t>
       </w:r>
-      <w:hyperlink w:history="1" r:id="rIdpjqvnxift-noqsh6m_ihh">
+      <w:hyperlink w:history="1" r:id="rIdlvnrqpetd7gqmk1rtfcc9">
         <w:r>
           <w:rPr>
             <w:rFonts w:ascii="Arial" w:cs="Arial" w:eastAsia="Arial" w:hAnsi="Arial"/>
@@ -20125,6 +20549,7 @@
           </w:tcPr>
           <w:p>
             <w:pPr>
+              <w:keepNext w:val="false"/>
               <w:spacing w:after="40" w:before="0"/>
               <w:jc w:val="center"/>
             </w:pPr>
@@ -20160,6 +20585,7 @@
           </w:tcPr>
           <w:p>
             <w:pPr>
+              <w:keepNext w:val="false"/>
               <w:spacing w:after="40" w:before="0"/>
               <w:jc w:val="center"/>
             </w:pPr>
@@ -20194,6 +20620,7 @@
           </w:tcPr>
           <w:p>
             <w:pPr>
+              <w:keepNext w:val="false"/>
               <w:spacing w:after="40" w:before="0"/>
               <w:jc w:val="left"/>
             </w:pPr>
@@ -20226,6 +20653,7 @@
           </w:tcPr>
           <w:p>
             <w:pPr>
+              <w:keepNext w:val="false"/>
               <w:spacing w:after="40" w:before="0"/>
               <w:jc w:val="left"/>
             </w:pPr>
@@ -20260,6 +20688,7 @@
           </w:tcPr>
           <w:p>
             <w:pPr>
+              <w:keepNext w:val="false"/>
               <w:spacing w:after="40" w:before="0"/>
               <w:jc w:val="left"/>
             </w:pPr>
@@ -20292,6 +20721,7 @@
           </w:tcPr>
           <w:p>
             <w:pPr>
+              <w:keepNext w:val="false"/>
               <w:spacing w:after="40" w:before="0"/>
               <w:jc w:val="left"/>
             </w:pPr>
@@ -20326,6 +20756,7 @@
           </w:tcPr>
           <w:p>
             <w:pPr>
+              <w:keepNext w:val="false"/>
               <w:spacing w:after="40" w:before="0"/>
               <w:jc w:val="left"/>
             </w:pPr>
@@ -20358,6 +20789,7 @@
           </w:tcPr>
           <w:p>
             <w:pPr>
+              <w:keepNext w:val="false"/>
               <w:spacing w:after="40" w:before="0"/>
               <w:jc w:val="left"/>
             </w:pPr>
@@ -20392,6 +20824,7 @@
           </w:tcPr>
           <w:p>
             <w:pPr>
+              <w:keepNext w:val="false"/>
               <w:spacing w:after="40" w:before="0"/>
               <w:jc w:val="left"/>
             </w:pPr>
@@ -20424,6 +20857,7 @@
           </w:tcPr>
           <w:p>
             <w:pPr>
+              <w:keepNext w:val="false"/>
               <w:spacing w:after="40" w:before="0"/>
               <w:jc w:val="left"/>
             </w:pPr>
@@ -20458,6 +20892,7 @@
           </w:tcPr>
           <w:p>
             <w:pPr>
+              <w:keepNext w:val="false"/>
               <w:spacing w:after="40" w:before="0"/>
               <w:jc w:val="left"/>
             </w:pPr>
@@ -20490,6 +20925,7 @@
           </w:tcPr>
           <w:p>
             <w:pPr>
+              <w:keepNext w:val="false"/>
               <w:spacing w:after="40" w:before="0"/>
               <w:jc w:val="left"/>
             </w:pPr>
@@ -20524,6 +20960,7 @@
           </w:tcPr>
           <w:p>
             <w:pPr>
+              <w:keepNext w:val="false"/>
               <w:spacing w:after="40" w:before="0"/>
               <w:jc w:val="left"/>
             </w:pPr>
@@ -20556,6 +20993,7 @@
           </w:tcPr>
           <w:p>
             <w:pPr>
+              <w:keepNext w:val="false"/>
               <w:spacing w:after="40" w:before="0"/>
               <w:jc w:val="left"/>
             </w:pPr>
@@ -20590,6 +21028,7 @@
           </w:tcPr>
           <w:p>
             <w:pPr>
+              <w:keepNext w:val="false"/>
               <w:spacing w:after="40" w:before="0"/>
               <w:jc w:val="left"/>
             </w:pPr>
@@ -20622,6 +21061,7 @@
           </w:tcPr>
           <w:p>
             <w:pPr>
+              <w:keepNext w:val="false"/>
               <w:spacing w:after="40" w:before="0"/>
               <w:jc w:val="left"/>
             </w:pPr>
@@ -20656,6 +21096,7 @@
           </w:tcPr>
           <w:p>
             <w:pPr>
+              <w:keepNext w:val="false"/>
               <w:spacing w:after="40" w:before="0"/>
               <w:jc w:val="left"/>
             </w:pPr>
@@ -20688,6 +21129,7 @@
           </w:tcPr>
           <w:p>
             <w:pPr>
+              <w:keepNext w:val="false"/>
               <w:spacing w:after="40" w:before="0"/>
               <w:jc w:val="left"/>
             </w:pPr>
@@ -20747,6 +21189,7 @@
           </w:tcPr>
           <w:p>
             <w:pPr>
+              <w:keepNext w:val="false"/>
               <w:spacing w:after="40" w:before="0"/>
               <w:jc w:val="center"/>
             </w:pPr>
@@ -20781,6 +21224,7 @@
           </w:tcPr>
           <w:p>
             <w:pPr>
+              <w:keepNext w:val="false"/>
               <w:spacing w:after="40" w:before="0"/>
               <w:jc w:val="left"/>
             </w:pPr>
@@ -20845,6 +21289,7 @@
           </w:tcPr>
           <w:p>
             <w:pPr>
+              <w:keepNext w:val="false"/>
               <w:spacing w:after="40" w:before="0"/>
               <w:jc w:val="center"/>
             </w:pPr>
@@ -20879,6 +21324,7 @@
           </w:tcPr>
           <w:p>
             <w:pPr>
+              <w:keepNext w:val="false"/>
               <w:spacing w:after="40" w:before="0"/>
               <w:jc w:val="left"/>
             </w:pPr>
@@ -20911,6 +21357,7 @@
           </w:tcPr>
           <w:p>
             <w:pPr>
+              <w:keepNext w:val="false"/>
               <w:spacing w:after="40" w:before="0"/>
               <w:jc w:val="left"/>
             </w:pPr>
@@ -20943,6 +21390,7 @@
           </w:tcPr>
           <w:p>
             <w:pPr>
+              <w:keepNext w:val="false"/>
               <w:spacing w:after="40" w:before="0"/>
               <w:jc w:val="left"/>
             </w:pPr>
@@ -20975,6 +21423,7 @@
           </w:tcPr>
           <w:p>
             <w:pPr>
+              <w:keepNext w:val="false"/>
               <w:spacing w:after="40" w:before="0"/>
               <w:jc w:val="left"/>
             </w:pPr>
@@ -21007,6 +21456,7 @@
           </w:tcPr>
           <w:p>
             <w:pPr>
+              <w:keepNext w:val="false"/>
               <w:spacing w:after="40" w:before="0"/>
               <w:jc w:val="left"/>
             </w:pPr>
@@ -21041,6 +21491,7 @@
           </w:tcPr>
           <w:p>
             <w:pPr>
+              <w:keepNext w:val="false"/>
               <w:spacing w:after="40" w:before="0"/>
               <w:jc w:val="left"/>
             </w:pPr>
@@ -21095,7 +21546,7 @@
               <w:spacing w:after="10" w:before="0"/>
               <w:ind w:left="120"/>
             </w:pPr>
-            <w:hyperlink w:history="1" r:id="rIdulcfymecofasrbw6rffu0">
+            <w:hyperlink w:history="1" r:id="rIdbldkefidkiwuh6w2mnjwl">
               <w:r>
                 <w:rPr>
                   <w:rFonts w:ascii="Arial" w:cs="Arial" w:eastAsia="Arial" w:hAnsi="Arial"/>
@@ -21172,7 +21623,7 @@
               <w:spacing w:after="10" w:before="0"/>
               <w:ind w:left="120"/>
             </w:pPr>
-            <w:hyperlink w:history="1" r:id="rIdgaf5rcl2mycwctovptrvh">
+            <w:hyperlink w:history="1" r:id="rIdx8ktyoihce3mbgtbsazcl">
               <w:r>
                 <w:rPr>
                   <w:rFonts w:ascii="Arial" w:cs="Arial" w:eastAsia="Arial" w:hAnsi="Arial"/>
@@ -21215,6 +21666,7 @@
           </w:tcPr>
           <w:p>
             <w:pPr>
+              <w:keepNext w:val="false"/>
               <w:spacing w:after="40" w:before="0"/>
               <w:jc w:val="left"/>
             </w:pPr>
@@ -21247,6 +21699,7 @@
           </w:tcPr>
           <w:p>
             <w:pPr>
+              <w:keepNext w:val="false"/>
               <w:spacing w:after="40" w:before="0"/>
               <w:jc w:val="left"/>
             </w:pPr>
@@ -21279,6 +21732,7 @@
           </w:tcPr>
           <w:p>
             <w:pPr>
+              <w:keepNext w:val="false"/>
               <w:spacing w:after="40" w:before="0"/>
               <w:jc w:val="left"/>
             </w:pPr>
@@ -21311,6 +21765,7 @@
           </w:tcPr>
           <w:p>
             <w:pPr>
+              <w:keepNext w:val="false"/>
               <w:spacing w:after="40" w:before="0"/>
               <w:jc w:val="left"/>
             </w:pPr>
@@ -21345,6 +21800,7 @@
           </w:tcPr>
           <w:p>
             <w:pPr>
+              <w:keepNext w:val="false"/>
               <w:spacing w:after="40" w:before="0"/>
               <w:jc w:val="left"/>
             </w:pPr>
@@ -21399,7 +21855,7 @@
               <w:spacing w:after="10" w:before="0"/>
               <w:ind w:left="120"/>
             </w:pPr>
-            <w:hyperlink w:history="1" r:id="rIdpa931fggm_k0dkkngxxe9">
+            <w:hyperlink w:history="1" r:id="rIdg7huu9-o-lhahwh8yz2ve">
               <w:r>
                 <w:rPr>
                   <w:rFonts w:ascii="Arial" w:cs="Arial" w:eastAsia="Arial" w:hAnsi="Arial"/>
@@ -21476,7 +21932,7 @@
               <w:spacing w:after="10" w:before="0"/>
               <w:ind w:left="120"/>
             </w:pPr>
-            <w:hyperlink w:history="1" r:id="rId-e-zogow9a5oec3i-ui2h">
+            <w:hyperlink w:history="1" r:id="rIdyngg-r12nz3r6uoskjtwu">
               <w:r>
                 <w:rPr>
                   <w:rFonts w:ascii="Arial" w:cs="Arial" w:eastAsia="Arial" w:hAnsi="Arial"/>
@@ -21519,6 +21975,7 @@
           </w:tcPr>
           <w:p>
             <w:pPr>
+              <w:keepNext w:val="false"/>
               <w:spacing w:after="40" w:before="0"/>
               <w:jc w:val="left"/>
             </w:pPr>
@@ -21551,6 +22008,7 @@
           </w:tcPr>
           <w:p>
             <w:pPr>
+              <w:keepNext w:val="false"/>
               <w:spacing w:after="40" w:before="0"/>
               <w:jc w:val="left"/>
             </w:pPr>
@@ -21583,6 +22041,7 @@
           </w:tcPr>
           <w:p>
             <w:pPr>
+              <w:keepNext w:val="false"/>
               <w:spacing w:after="40" w:before="0"/>
               <w:jc w:val="left"/>
             </w:pPr>
@@ -21615,6 +22074,7 @@
           </w:tcPr>
           <w:p>
             <w:pPr>
+              <w:keepNext w:val="false"/>
               <w:spacing w:after="40" w:before="0"/>
               <w:jc w:val="left"/>
             </w:pPr>
@@ -21649,6 +22109,7 @@
           </w:tcPr>
           <w:p>
             <w:pPr>
+              <w:keepNext w:val="false"/>
               <w:spacing w:after="40" w:before="0"/>
               <w:jc w:val="left"/>
             </w:pPr>
@@ -21703,7 +22164,7 @@
               <w:spacing w:after="10" w:before="0"/>
               <w:ind w:left="120"/>
             </w:pPr>
-            <w:hyperlink w:history="1" r:id="rIdgn_psh1o2pgr13jlppdgt">
+            <w:hyperlink w:history="1" r:id="rIdjwrchdobbe26zumd8pfqd">
               <w:r>
                 <w:rPr>
                   <w:rFonts w:ascii="Arial" w:cs="Arial" w:eastAsia="Arial" w:hAnsi="Arial"/>
@@ -21780,7 +22241,7 @@
               <w:spacing w:after="10" w:before="0"/>
               <w:ind w:left="120"/>
             </w:pPr>
-            <w:hyperlink w:history="1" r:id="rIdstodrwvjmyrpasfzjotqm">
+            <w:hyperlink w:history="1" r:id="rIdtlvfyhfu4cebw6sqplqh1">
               <w:r>
                 <w:rPr>
                   <w:rFonts w:ascii="Arial" w:cs="Arial" w:eastAsia="Arial" w:hAnsi="Arial"/>
@@ -21823,6 +22284,7 @@
           </w:tcPr>
           <w:p>
             <w:pPr>
+              <w:keepNext w:val="false"/>
               <w:spacing w:after="40" w:before="0"/>
               <w:jc w:val="left"/>
             </w:pPr>
@@ -21855,6 +22317,7 @@
           </w:tcPr>
           <w:p>
             <w:pPr>
+              <w:keepNext w:val="false"/>
               <w:spacing w:after="40" w:before="0"/>
               <w:jc w:val="left"/>
             </w:pPr>
@@ -21887,6 +22350,7 @@
           </w:tcPr>
           <w:p>
             <w:pPr>
+              <w:keepNext w:val="false"/>
               <w:spacing w:after="40" w:before="0"/>
               <w:jc w:val="left"/>
             </w:pPr>
@@ -21919,6 +22383,7 @@
           </w:tcPr>
           <w:p>
             <w:pPr>
+              <w:keepNext w:val="false"/>
               <w:spacing w:after="40" w:before="0"/>
               <w:jc w:val="left"/>
             </w:pPr>
@@ -21953,6 +22418,7 @@
           </w:tcPr>
           <w:p>
             <w:pPr>
+              <w:keepNext w:val="false"/>
               <w:spacing w:after="40" w:before="0"/>
               <w:jc w:val="left"/>
             </w:pPr>
@@ -22007,7 +22473,7 @@
               <w:spacing w:after="10" w:before="0"/>
               <w:ind w:left="120"/>
             </w:pPr>
-            <w:hyperlink w:history="1" r:id="rIdzvqdpctgcu2ye895hurjm">
+            <w:hyperlink w:history="1" r:id="rIdouzwrq7nhrhx35i9nz77d">
               <w:r>
                 <w:rPr>
                   <w:rFonts w:ascii="Arial" w:cs="Arial" w:eastAsia="Arial" w:hAnsi="Arial"/>
@@ -22084,7 +22550,7 @@
               <w:spacing w:after="10" w:before="0"/>
               <w:ind w:left="120"/>
             </w:pPr>
-            <w:hyperlink w:history="1" r:id="rIdj8udgzw65dn45povrsz-g">
+            <w:hyperlink w:history="1" r:id="rIdoi-0jhw_2iun5v-xjtydg">
               <w:r>
                 <w:rPr>
                   <w:rFonts w:ascii="Arial" w:cs="Arial" w:eastAsia="Arial" w:hAnsi="Arial"/>
@@ -22127,6 +22593,7 @@
           </w:tcPr>
           <w:p>
             <w:pPr>
+              <w:keepNext w:val="false"/>
               <w:spacing w:after="40" w:before="0"/>
               <w:jc w:val="left"/>
             </w:pPr>
@@ -22159,6 +22626,7 @@
           </w:tcPr>
           <w:p>
             <w:pPr>
+              <w:keepNext w:val="false"/>
               <w:spacing w:after="40" w:before="0"/>
               <w:jc w:val="left"/>
             </w:pPr>
@@ -22191,6 +22659,7 @@
           </w:tcPr>
           <w:p>
             <w:pPr>
+              <w:keepNext w:val="false"/>
               <w:spacing w:after="40" w:before="0"/>
               <w:jc w:val="left"/>
             </w:pPr>
@@ -22223,6 +22692,7 @@
           </w:tcPr>
           <w:p>
             <w:pPr>
+              <w:keepNext w:val="false"/>
               <w:spacing w:after="40" w:before="0"/>
               <w:jc w:val="left"/>
             </w:pPr>
@@ -22257,6 +22727,7 @@
           </w:tcPr>
           <w:p>
             <w:pPr>
+              <w:keepNext w:val="false"/>
               <w:spacing w:after="40" w:before="0"/>
               <w:jc w:val="left"/>
             </w:pPr>
@@ -22311,7 +22782,7 @@
               <w:spacing w:after="10" w:before="0"/>
               <w:ind w:left="120"/>
             </w:pPr>
-            <w:hyperlink w:history="1" r:id="rIduokfjsm57hzvh2vb_bcab">
+            <w:hyperlink w:history="1" r:id="rId-t13wvyvkluwmil5t2vgn">
               <w:r>
                 <w:rPr>
                   <w:rFonts w:ascii="Arial" w:cs="Arial" w:eastAsia="Arial" w:hAnsi="Arial"/>
@@ -22388,7 +22859,7 @@
               <w:spacing w:after="10" w:before="0"/>
               <w:ind w:left="120"/>
             </w:pPr>
-            <w:hyperlink w:history="1" r:id="rIdxz11gf5a7wpn8fq6rwnvo">
+            <w:hyperlink w:history="1" r:id="rIdrgoie4fu-rncfr0c-eh6d">
               <w:r>
                 <w:rPr>
                   <w:rFonts w:ascii="Arial" w:cs="Arial" w:eastAsia="Arial" w:hAnsi="Arial"/>
@@ -22431,6 +22902,7 @@
           </w:tcPr>
           <w:p>
             <w:pPr>
+              <w:keepNext w:val="false"/>
               <w:spacing w:after="40" w:before="0"/>
               <w:jc w:val="left"/>
             </w:pPr>
@@ -22463,6 +22935,7 @@
           </w:tcPr>
           <w:p>
             <w:pPr>
+              <w:keepNext w:val="false"/>
               <w:spacing w:after="40" w:before="0"/>
               <w:jc w:val="left"/>
             </w:pPr>
@@ -22495,6 +22968,7 @@
           </w:tcPr>
           <w:p>
             <w:pPr>
+              <w:keepNext w:val="false"/>
               <w:spacing w:after="40" w:before="0"/>
               <w:jc w:val="left"/>
             </w:pPr>
@@ -22527,6 +23001,7 @@
           </w:tcPr>
           <w:p>
             <w:pPr>
+              <w:keepNext w:val="false"/>
               <w:spacing w:after="40" w:before="0"/>
               <w:jc w:val="left"/>
             </w:pPr>
@@ -22586,6 +23061,7 @@
           </w:tcPr>
           <w:p>
             <w:pPr>
+              <w:keepNext w:val="false"/>
               <w:spacing w:after="40" w:before="0"/>
               <w:jc w:val="center"/>
             </w:pPr>
@@ -22620,6 +23096,7 @@
           </w:tcPr>
           <w:p>
             <w:pPr>
+              <w:keepNext w:val="false"/>
               <w:spacing w:after="40" w:before="0"/>
               <w:jc w:val="left"/>
             </w:pPr>
@@ -22681,6 +23158,7 @@
           </w:tcPr>
           <w:p>
             <w:pPr>
+              <w:keepNext w:val="false"/>
               <w:spacing w:after="40" w:before="0"/>
               <w:jc w:val="center"/>
             </w:pPr>
@@ -22715,6 +23193,7 @@
           </w:tcPr>
           <w:p>
             <w:pPr>
+              <w:keepNext w:val="false"/>
               <w:spacing w:after="40" w:before="0"/>
               <w:jc w:val="left"/>
             </w:pPr>
@@ -22747,6 +23226,7 @@
           </w:tcPr>
           <w:p>
             <w:pPr>
+              <w:keepNext w:val="false"/>
               <w:spacing w:after="40" w:before="0"/>
               <w:jc w:val="left"/>
             </w:pPr>
@@ -22781,6 +23261,7 @@
           </w:tcPr>
           <w:p>
             <w:pPr>
+              <w:keepNext w:val="false"/>
               <w:spacing w:after="40" w:before="0"/>
               <w:jc w:val="left"/>
             </w:pPr>
@@ -22813,6 +23294,7 @@
           </w:tcPr>
           <w:p>
             <w:pPr>
+              <w:keepNext w:val="false"/>
               <w:spacing w:after="40" w:before="0"/>
               <w:jc w:val="left"/>
             </w:pPr>
@@ -22847,6 +23329,7 @@
           </w:tcPr>
           <w:p>
             <w:pPr>
+              <w:keepNext w:val="false"/>
               <w:spacing w:after="40" w:before="0"/>
               <w:jc w:val="left"/>
             </w:pPr>
@@ -22879,6 +23362,7 @@
           </w:tcPr>
           <w:p>
             <w:pPr>
+              <w:keepNext w:val="false"/>
               <w:spacing w:after="40" w:before="0"/>
               <w:jc w:val="left"/>
             </w:pPr>
@@ -22915,7 +23399,7 @@
         </w:rPr>
         <w:t xml:space="preserve">© 2026 SeaVuria and ARES. Aligned with KICD objectives. Developed by SeaVuria; technical implementation by ARES (with AI assistance from Claude). Licensed under </w:t>
       </w:r>
-      <w:hyperlink w:history="1" r:id="rIdheirnqwiuvosgdum60rn_">
+      <w:hyperlink w:history="1" r:id="rId_6ac7ts2yrogqd6ukj-n4">
         <w:r>
           <w:rPr>
             <w:rFonts w:ascii="Arial" w:cs="Arial" w:eastAsia="Arial" w:hAnsi="Arial"/>
@@ -22936,7 +23420,7 @@
         </w:rPr>
         <w:t xml:space="preserve"> (</w:t>
       </w:r>
-      <w:hyperlink w:history="1" r:id="rIdghaij0urtkkbsihrbvngh">
+      <w:hyperlink w:history="1" r:id="rIdd-x5tkkj9y074p7clo0wy">
         <w:r>
           <w:rPr>
             <w:rFonts w:ascii="Arial" w:cs="Arial" w:eastAsia="Arial" w:hAnsi="Arial"/>
@@ -22996,6 +23480,7 @@
           </w:tcPr>
           <w:p>
             <w:pPr>
+              <w:keepNext w:val="false"/>
               <w:spacing w:after="40" w:before="0"/>
               <w:jc w:val="center"/>
             </w:pPr>
@@ -23031,6 +23516,7 @@
           </w:tcPr>
           <w:p>
             <w:pPr>
+              <w:keepNext w:val="false"/>
               <w:spacing w:after="40" w:before="0"/>
               <w:jc w:val="center"/>
             </w:pPr>
@@ -23065,6 +23551,7 @@
           </w:tcPr>
           <w:p>
             <w:pPr>
+              <w:keepNext w:val="false"/>
               <w:spacing w:after="40" w:before="0"/>
               <w:jc w:val="left"/>
             </w:pPr>
@@ -23097,6 +23584,7 @@
           </w:tcPr>
           <w:p>
             <w:pPr>
+              <w:keepNext w:val="false"/>
               <w:spacing w:after="40" w:before="0"/>
               <w:jc w:val="left"/>
             </w:pPr>
@@ -23131,6 +23619,7 @@
           </w:tcPr>
           <w:p>
             <w:pPr>
+              <w:keepNext w:val="false"/>
               <w:spacing w:after="40" w:before="0"/>
               <w:jc w:val="left"/>
             </w:pPr>
@@ -23163,6 +23652,7 @@
           </w:tcPr>
           <w:p>
             <w:pPr>
+              <w:keepNext w:val="false"/>
               <w:spacing w:after="40" w:before="0"/>
               <w:jc w:val="left"/>
             </w:pPr>
@@ -23197,6 +23687,7 @@
           </w:tcPr>
           <w:p>
             <w:pPr>
+              <w:keepNext w:val="false"/>
               <w:spacing w:after="40" w:before="0"/>
               <w:jc w:val="left"/>
             </w:pPr>
@@ -23229,6 +23720,7 @@
           </w:tcPr>
           <w:p>
             <w:pPr>
+              <w:keepNext w:val="false"/>
               <w:spacing w:after="40" w:before="0"/>
               <w:jc w:val="left"/>
             </w:pPr>
@@ -23263,6 +23755,7 @@
           </w:tcPr>
           <w:p>
             <w:pPr>
+              <w:keepNext w:val="false"/>
               <w:spacing w:after="40" w:before="0"/>
               <w:jc w:val="left"/>
             </w:pPr>
@@ -23295,6 +23788,7 @@
           </w:tcPr>
           <w:p>
             <w:pPr>
+              <w:keepNext w:val="false"/>
               <w:spacing w:after="40" w:before="0"/>
               <w:jc w:val="left"/>
             </w:pPr>
@@ -23329,6 +23823,7 @@
           </w:tcPr>
           <w:p>
             <w:pPr>
+              <w:keepNext w:val="false"/>
               <w:spacing w:after="40" w:before="0"/>
               <w:jc w:val="left"/>
             </w:pPr>
@@ -23361,6 +23856,7 @@
           </w:tcPr>
           <w:p>
             <w:pPr>
+              <w:keepNext w:val="false"/>
               <w:spacing w:after="40" w:before="0"/>
               <w:jc w:val="left"/>
             </w:pPr>
@@ -23395,6 +23891,7 @@
           </w:tcPr>
           <w:p>
             <w:pPr>
+              <w:keepNext w:val="false"/>
               <w:spacing w:after="40" w:before="0"/>
               <w:jc w:val="left"/>
             </w:pPr>
@@ -23427,6 +23924,7 @@
           </w:tcPr>
           <w:p>
             <w:pPr>
+              <w:keepNext w:val="false"/>
               <w:spacing w:after="40" w:before="0"/>
               <w:jc w:val="left"/>
             </w:pPr>
@@ -23461,6 +23959,7 @@
           </w:tcPr>
           <w:p>
             <w:pPr>
+              <w:keepNext w:val="false"/>
               <w:spacing w:after="40" w:before="0"/>
               <w:jc w:val="left"/>
             </w:pPr>
@@ -23493,6 +23992,7 @@
           </w:tcPr>
           <w:p>
             <w:pPr>
+              <w:keepNext w:val="false"/>
               <w:spacing w:after="40" w:before="0"/>
               <w:jc w:val="left"/>
             </w:pPr>
@@ -23527,6 +24027,7 @@
           </w:tcPr>
           <w:p>
             <w:pPr>
+              <w:keepNext w:val="false"/>
               <w:spacing w:after="40" w:before="0"/>
               <w:jc w:val="left"/>
             </w:pPr>
@@ -23559,6 +24060,7 @@
           </w:tcPr>
           <w:p>
             <w:pPr>
+              <w:keepNext w:val="false"/>
               <w:spacing w:after="40" w:before="0"/>
               <w:jc w:val="left"/>
             </w:pPr>
@@ -23618,6 +24120,7 @@
           </w:tcPr>
           <w:p>
             <w:pPr>
+              <w:keepNext w:val="false"/>
               <w:spacing w:after="40" w:before="0"/>
               <w:jc w:val="center"/>
             </w:pPr>
@@ -23652,6 +24155,7 @@
           </w:tcPr>
           <w:p>
             <w:pPr>
+              <w:keepNext w:val="false"/>
               <w:spacing w:after="40" w:before="0"/>
               <w:jc w:val="left"/>
             </w:pPr>
@@ -23716,6 +24220,7 @@
           </w:tcPr>
           <w:p>
             <w:pPr>
+              <w:keepNext w:val="false"/>
               <w:spacing w:after="40" w:before="0"/>
               <w:jc w:val="center"/>
             </w:pPr>
@@ -23750,6 +24255,7 @@
           </w:tcPr>
           <w:p>
             <w:pPr>
+              <w:keepNext w:val="false"/>
               <w:spacing w:after="40" w:before="0"/>
               <w:jc w:val="left"/>
             </w:pPr>
@@ -23782,6 +24288,7 @@
           </w:tcPr>
           <w:p>
             <w:pPr>
+              <w:keepNext w:val="false"/>
               <w:spacing w:after="40" w:before="0"/>
               <w:jc w:val="left"/>
             </w:pPr>
@@ -23814,6 +24321,7 @@
           </w:tcPr>
           <w:p>
             <w:pPr>
+              <w:keepNext w:val="false"/>
               <w:spacing w:after="40" w:before="0"/>
               <w:jc w:val="left"/>
             </w:pPr>
@@ -23846,6 +24354,7 @@
           </w:tcPr>
           <w:p>
             <w:pPr>
+              <w:keepNext w:val="false"/>
               <w:spacing w:after="40" w:before="0"/>
               <w:jc w:val="left"/>
             </w:pPr>
@@ -23878,6 +24387,7 @@
           </w:tcPr>
           <w:p>
             <w:pPr>
+              <w:keepNext w:val="false"/>
               <w:spacing w:after="40" w:before="0"/>
               <w:jc w:val="left"/>
             </w:pPr>
@@ -23912,6 +24422,7 @@
           </w:tcPr>
           <w:p>
             <w:pPr>
+              <w:keepNext w:val="false"/>
               <w:spacing w:after="40" w:before="0"/>
               <w:jc w:val="left"/>
             </w:pPr>
@@ -23949,7 +24460,7 @@
             <w:pPr>
               <w:spacing w:after="20" w:before="0"/>
             </w:pPr>
-            <w:hyperlink w:history="1" r:id="rIdqvtmszevvk5gq7pjhmk1a">
+            <w:hyperlink w:history="1" r:id="rIdl-3afvace_r4qhxb5hx5p">
               <w:r>
                 <w:rPr>
                   <w:rFonts w:ascii="Arial" w:cs="Arial" w:eastAsia="Arial" w:hAnsi="Arial"/>
@@ -23998,7 +24509,7 @@
               <w:spacing w:after="10" w:before="0"/>
               <w:ind w:left="120"/>
             </w:pPr>
-            <w:hyperlink w:history="1" r:id="rIdw-oqafkkf4swy3j-mz731">
+            <w:hyperlink w:history="1" r:id="rIdk6n9kqgnee_s6wg04qgcd">
               <w:r>
                 <w:rPr>
                   <w:rFonts w:ascii="Arial" w:cs="Arial" w:eastAsia="Arial" w:hAnsi="Arial"/>
@@ -24060,7 +24571,7 @@
               <w:spacing w:after="10" w:before="0"/>
               <w:ind w:left="120"/>
             </w:pPr>
-            <w:hyperlink w:history="1" r:id="rIdar7utmmsieaqjgycj4p_n">
+            <w:hyperlink w:history="1" r:id="rIdu8yamkuvpv0ngka-uyt5l">
               <w:r>
                 <w:rPr>
                   <w:rFonts w:ascii="Arial" w:cs="Arial" w:eastAsia="Arial" w:hAnsi="Arial"/>
@@ -24103,6 +24614,7 @@
           </w:tcPr>
           <w:p>
             <w:pPr>
+              <w:keepNext w:val="false"/>
               <w:spacing w:after="40" w:before="0"/>
               <w:jc w:val="left"/>
             </w:pPr>
@@ -24135,6 +24647,7 @@
           </w:tcPr>
           <w:p>
             <w:pPr>
+              <w:keepNext w:val="false"/>
               <w:spacing w:after="40" w:before="0"/>
               <w:jc w:val="left"/>
             </w:pPr>
@@ -24167,6 +24680,7 @@
           </w:tcPr>
           <w:p>
             <w:pPr>
+              <w:keepNext w:val="false"/>
               <w:spacing w:after="40" w:before="0"/>
               <w:jc w:val="left"/>
             </w:pPr>
@@ -24199,6 +24713,7 @@
           </w:tcPr>
           <w:p>
             <w:pPr>
+              <w:keepNext w:val="false"/>
               <w:spacing w:after="40" w:before="0"/>
               <w:jc w:val="left"/>
             </w:pPr>
@@ -24233,6 +24748,7 @@
           </w:tcPr>
           <w:p>
             <w:pPr>
+              <w:keepNext w:val="false"/>
               <w:spacing w:after="40" w:before="0"/>
               <w:jc w:val="left"/>
             </w:pPr>
@@ -24270,7 +24786,7 @@
             <w:pPr>
               <w:spacing w:after="20" w:before="0"/>
             </w:pPr>
-            <w:hyperlink w:history="1" r:id="rId60sv1-sj8ooovvojhznla">
+            <w:hyperlink w:history="1" r:id="rIdpkbktaaimbzvxdfme09iz">
               <w:r>
                 <w:rPr>
                   <w:rFonts w:ascii="Arial" w:cs="Arial" w:eastAsia="Arial" w:hAnsi="Arial"/>
@@ -24319,7 +24835,7 @@
               <w:spacing w:after="10" w:before="0"/>
               <w:ind w:left="120"/>
             </w:pPr>
-            <w:hyperlink w:history="1" r:id="rIdp6us5adcidxgj14svgjbt">
+            <w:hyperlink w:history="1" r:id="rIdmqkcvqtrhw9wmunffyriq">
               <w:r>
                 <w:rPr>
                   <w:rFonts w:ascii="Arial" w:cs="Arial" w:eastAsia="Arial" w:hAnsi="Arial"/>
@@ -24381,7 +24897,7 @@
               <w:spacing w:after="10" w:before="0"/>
               <w:ind w:left="120"/>
             </w:pPr>
-            <w:hyperlink w:history="1" r:id="rIddsmg1_2jqqv1crmt2pjta">
+            <w:hyperlink w:history="1" r:id="rIdvjhluujpif-os_onq9euf">
               <w:r>
                 <w:rPr>
                   <w:rFonts w:ascii="Arial" w:cs="Arial" w:eastAsia="Arial" w:hAnsi="Arial"/>
@@ -24424,6 +24940,7 @@
           </w:tcPr>
           <w:p>
             <w:pPr>
+              <w:keepNext w:val="false"/>
               <w:spacing w:after="40" w:before="0"/>
               <w:jc w:val="left"/>
             </w:pPr>
@@ -24456,6 +24973,7 @@
           </w:tcPr>
           <w:p>
             <w:pPr>
+              <w:keepNext w:val="false"/>
               <w:spacing w:after="40" w:before="0"/>
               <w:jc w:val="left"/>
             </w:pPr>
@@ -24488,6 +25006,7 @@
           </w:tcPr>
           <w:p>
             <w:pPr>
+              <w:keepNext w:val="false"/>
               <w:spacing w:after="40" w:before="0"/>
               <w:jc w:val="left"/>
             </w:pPr>
@@ -24520,6 +25039,7 @@
           </w:tcPr>
           <w:p>
             <w:pPr>
+              <w:keepNext w:val="false"/>
               <w:spacing w:after="40" w:before="0"/>
               <w:jc w:val="left"/>
             </w:pPr>
@@ -24554,6 +25074,7 @@
           </w:tcPr>
           <w:p>
             <w:pPr>
+              <w:keepNext w:val="false"/>
               <w:spacing w:after="40" w:before="0"/>
               <w:jc w:val="left"/>
             </w:pPr>
@@ -24591,7 +25112,7 @@
             <w:pPr>
               <w:spacing w:after="20" w:before="0"/>
             </w:pPr>
-            <w:hyperlink w:history="1" r:id="rIdmrmf5dhac6hopjoakodpr">
+            <w:hyperlink w:history="1" r:id="rIdqgbn83b8znv79enl6txzm">
               <w:r>
                 <w:rPr>
                   <w:rFonts w:ascii="Arial" w:cs="Arial" w:eastAsia="Arial" w:hAnsi="Arial"/>
@@ -24640,7 +25161,7 @@
               <w:spacing w:after="10" w:before="0"/>
               <w:ind w:left="120"/>
             </w:pPr>
-            <w:hyperlink w:history="1" r:id="rIdyi2-q096l7ld_9vsrgrir">
+            <w:hyperlink w:history="1" r:id="rIdudt4sgnwecjgdtgt4rpog">
               <w:r>
                 <w:rPr>
                   <w:rFonts w:ascii="Arial" w:cs="Arial" w:eastAsia="Arial" w:hAnsi="Arial"/>
@@ -24702,7 +25223,7 @@
               <w:spacing w:after="10" w:before="0"/>
               <w:ind w:left="120"/>
             </w:pPr>
-            <w:hyperlink w:history="1" r:id="rIdlcfr9mwlwluh8arexy0fc">
+            <w:hyperlink w:history="1" r:id="rIdiwidaa2cp50pjlmqkums2">
               <w:r>
                 <w:rPr>
                   <w:rFonts w:ascii="Arial" w:cs="Arial" w:eastAsia="Arial" w:hAnsi="Arial"/>
@@ -24745,6 +25266,7 @@
           </w:tcPr>
           <w:p>
             <w:pPr>
+              <w:keepNext w:val="false"/>
               <w:spacing w:after="40" w:before="0"/>
               <w:jc w:val="left"/>
             </w:pPr>
@@ -24777,6 +25299,7 @@
           </w:tcPr>
           <w:p>
             <w:pPr>
+              <w:keepNext w:val="false"/>
               <w:spacing w:after="40" w:before="0"/>
               <w:jc w:val="left"/>
             </w:pPr>
@@ -24809,6 +25332,7 @@
           </w:tcPr>
           <w:p>
             <w:pPr>
+              <w:keepNext w:val="false"/>
               <w:spacing w:after="40" w:before="0"/>
               <w:jc w:val="left"/>
             </w:pPr>
@@ -24841,6 +25365,7 @@
           </w:tcPr>
           <w:p>
             <w:pPr>
+              <w:keepNext w:val="false"/>
               <w:spacing w:after="40" w:before="0"/>
               <w:jc w:val="left"/>
             </w:pPr>
@@ -24875,6 +25400,7 @@
           </w:tcPr>
           <w:p>
             <w:pPr>
+              <w:keepNext w:val="false"/>
               <w:spacing w:after="40" w:before="0"/>
               <w:jc w:val="left"/>
             </w:pPr>
@@ -24912,7 +25438,7 @@
             <w:pPr>
               <w:spacing w:after="20" w:before="0"/>
             </w:pPr>
-            <w:hyperlink w:history="1" r:id="rIdqamtnjy-wfyb7efc0vsw7">
+            <w:hyperlink w:history="1" r:id="rIds63kzvpkumnmh2tzybbqv">
               <w:r>
                 <w:rPr>
                   <w:rFonts w:ascii="Arial" w:cs="Arial" w:eastAsia="Arial" w:hAnsi="Arial"/>
@@ -24961,7 +25487,7 @@
               <w:spacing w:after="10" w:before="0"/>
               <w:ind w:left="120"/>
             </w:pPr>
-            <w:hyperlink w:history="1" r:id="rIdglkldnbtgvjxpeawbboyy">
+            <w:hyperlink w:history="1" r:id="rIdrshiqmtx75etp8y9f4q1t">
               <w:r>
                 <w:rPr>
                   <w:rFonts w:ascii="Arial" w:cs="Arial" w:eastAsia="Arial" w:hAnsi="Arial"/>
@@ -25023,7 +25549,7 @@
               <w:spacing w:after="10" w:before="0"/>
               <w:ind w:left="120"/>
             </w:pPr>
-            <w:hyperlink w:history="1" r:id="rIdsseopmu6wqhc6syufrjdc">
+            <w:hyperlink w:history="1" r:id="rId_go1xcxqlsos5eu5mbl0f">
               <w:r>
                 <w:rPr>
                   <w:rFonts w:ascii="Arial" w:cs="Arial" w:eastAsia="Arial" w:hAnsi="Arial"/>
@@ -25066,6 +25592,7 @@
           </w:tcPr>
           <w:p>
             <w:pPr>
+              <w:keepNext w:val="false"/>
               <w:spacing w:after="40" w:before="0"/>
               <w:jc w:val="left"/>
             </w:pPr>
@@ -25098,6 +25625,7 @@
           </w:tcPr>
           <w:p>
             <w:pPr>
+              <w:keepNext w:val="false"/>
               <w:spacing w:after="40" w:before="0"/>
               <w:jc w:val="left"/>
             </w:pPr>
@@ -25130,6 +25658,7 @@
           </w:tcPr>
           <w:p>
             <w:pPr>
+              <w:keepNext w:val="false"/>
               <w:spacing w:after="40" w:before="0"/>
               <w:jc w:val="left"/>
             </w:pPr>
@@ -25162,6 +25691,7 @@
           </w:tcPr>
           <w:p>
             <w:pPr>
+              <w:keepNext w:val="false"/>
               <w:spacing w:after="40" w:before="0"/>
               <w:jc w:val="left"/>
             </w:pPr>
@@ -25196,6 +25726,7 @@
           </w:tcPr>
           <w:p>
             <w:pPr>
+              <w:keepNext w:val="false"/>
               <w:spacing w:after="40" w:before="0"/>
               <w:jc w:val="left"/>
             </w:pPr>
@@ -25233,7 +25764,7 @@
             <w:pPr>
               <w:spacing w:after="20" w:before="0"/>
             </w:pPr>
-            <w:hyperlink w:history="1" r:id="rIdsam1ztinhkjwu3imynlum">
+            <w:hyperlink w:history="1" r:id="rId8feldyfh0upi5kq-yyf5s">
               <w:r>
                 <w:rPr>
                   <w:rFonts w:ascii="Arial" w:cs="Arial" w:eastAsia="Arial" w:hAnsi="Arial"/>
@@ -25282,7 +25813,7 @@
               <w:spacing w:after="10" w:before="0"/>
               <w:ind w:left="120"/>
             </w:pPr>
-            <w:hyperlink w:history="1" r:id="rIdj3vin4jdag6dsi9a38kqm">
+            <w:hyperlink w:history="1" r:id="rIdewyuq4pt6s1uj8mo5b0bl">
               <w:r>
                 <w:rPr>
                   <w:rFonts w:ascii="Arial" w:cs="Arial" w:eastAsia="Arial" w:hAnsi="Arial"/>
@@ -25344,7 +25875,7 @@
               <w:spacing w:after="10" w:before="0"/>
               <w:ind w:left="120"/>
             </w:pPr>
-            <w:hyperlink w:history="1" r:id="rId1rm2naraz84adsymdqyh6">
+            <w:hyperlink w:history="1" r:id="rIdzb3h-ephern1vlhyi0hzs">
               <w:r>
                 <w:rPr>
                   <w:rFonts w:ascii="Arial" w:cs="Arial" w:eastAsia="Arial" w:hAnsi="Arial"/>
@@ -25387,6 +25918,7 @@
           </w:tcPr>
           <w:p>
             <w:pPr>
+              <w:keepNext w:val="false"/>
               <w:spacing w:after="40" w:before="0"/>
               <w:jc w:val="left"/>
             </w:pPr>
@@ -25419,6 +25951,7 @@
           </w:tcPr>
           <w:p>
             <w:pPr>
+              <w:keepNext w:val="false"/>
               <w:spacing w:after="40" w:before="0"/>
               <w:jc w:val="left"/>
             </w:pPr>
@@ -25451,6 +25984,7 @@
           </w:tcPr>
           <w:p>
             <w:pPr>
+              <w:keepNext w:val="false"/>
               <w:spacing w:after="40" w:before="0"/>
               <w:jc w:val="left"/>
             </w:pPr>
@@ -25483,6 +26017,7 @@
           </w:tcPr>
           <w:p>
             <w:pPr>
+              <w:keepNext w:val="false"/>
               <w:spacing w:after="40" w:before="0"/>
               <w:jc w:val="left"/>
             </w:pPr>
@@ -25542,6 +26077,7 @@
           </w:tcPr>
           <w:p>
             <w:pPr>
+              <w:keepNext w:val="false"/>
               <w:spacing w:after="40" w:before="0"/>
               <w:jc w:val="center"/>
             </w:pPr>
@@ -25576,6 +26112,7 @@
           </w:tcPr>
           <w:p>
             <w:pPr>
+              <w:keepNext w:val="false"/>
               <w:spacing w:after="40" w:before="0"/>
               <w:jc w:val="left"/>
             </w:pPr>
@@ -25637,6 +26174,7 @@
           </w:tcPr>
           <w:p>
             <w:pPr>
+              <w:keepNext w:val="false"/>
               <w:spacing w:after="40" w:before="0"/>
               <w:jc w:val="center"/>
             </w:pPr>
@@ -25671,6 +26209,7 @@
           </w:tcPr>
           <w:p>
             <w:pPr>
+              <w:keepNext w:val="false"/>
               <w:spacing w:after="40" w:before="0"/>
               <w:jc w:val="left"/>
             </w:pPr>
@@ -25703,6 +26242,7 @@
           </w:tcPr>
           <w:p>
             <w:pPr>
+              <w:keepNext w:val="false"/>
               <w:spacing w:after="40" w:before="0"/>
               <w:jc w:val="left"/>
             </w:pPr>
@@ -25737,6 +26277,7 @@
           </w:tcPr>
           <w:p>
             <w:pPr>
+              <w:keepNext w:val="false"/>
               <w:spacing w:after="40" w:before="0"/>
               <w:jc w:val="left"/>
             </w:pPr>
@@ -25769,6 +26310,7 @@
           </w:tcPr>
           <w:p>
             <w:pPr>
+              <w:keepNext w:val="false"/>
               <w:spacing w:after="40" w:before="0"/>
               <w:jc w:val="left"/>
             </w:pPr>
@@ -25803,6 +26345,7 @@
           </w:tcPr>
           <w:p>
             <w:pPr>
+              <w:keepNext w:val="false"/>
               <w:spacing w:after="40" w:before="0"/>
               <w:jc w:val="left"/>
             </w:pPr>
@@ -25835,6 +26378,7 @@
           </w:tcPr>
           <w:p>
             <w:pPr>
+              <w:keepNext w:val="false"/>
               <w:spacing w:after="40" w:before="0"/>
               <w:jc w:val="left"/>
             </w:pPr>
@@ -25871,7 +26415,7 @@
         </w:rPr>
         <w:t xml:space="preserve">© 2026 SeaVuria and ARES. Aligned with KICD objectives. Developed by SeaVuria; technical implementation by ARES (with AI assistance from Claude). Licensed under </w:t>
       </w:r>
-      <w:hyperlink w:history="1" r:id="rIdys4ku6-887zdony-opfgf">
+      <w:hyperlink w:history="1" r:id="rId-8yfjrbk42z_eutea_5rh">
         <w:r>
           <w:rPr>
             <w:rFonts w:ascii="Arial" w:cs="Arial" w:eastAsia="Arial" w:hAnsi="Arial"/>
@@ -25892,7 +26436,7 @@
         </w:rPr>
         <w:t xml:space="preserve"> (</w:t>
       </w:r>
-      <w:hyperlink w:history="1" r:id="rIdgrpsfco3urgpuynxtjbts">
+      <w:hyperlink w:history="1" r:id="rIdq0esvamsjolyhs_ktkent">
         <w:r>
           <w:rPr>
             <w:rFonts w:ascii="Arial" w:cs="Arial" w:eastAsia="Arial" w:hAnsi="Arial"/>
@@ -25953,6 +26497,7 @@
           </w:tcPr>
           <w:p>
             <w:pPr>
+              <w:keepNext w:val="false"/>
               <w:spacing w:after="40" w:before="0"/>
               <w:jc w:val="center"/>
             </w:pPr>
@@ -25987,6 +26532,7 @@
           </w:tcPr>
           <w:p>
             <w:pPr>
+              <w:keepNext w:val="false"/>
               <w:spacing w:after="40" w:before="0"/>
               <w:jc w:val="left"/>
             </w:pPr>
@@ -26019,6 +26565,7 @@
           </w:tcPr>
           <w:p>
             <w:pPr>
+              <w:keepNext w:val="false"/>
               <w:spacing w:after="40" w:before="0"/>
               <w:jc w:val="left"/>
             </w:pPr>
@@ -26051,6 +26598,7 @@
           </w:tcPr>
           <w:p>
             <w:pPr>
+              <w:keepNext w:val="false"/>
               <w:spacing w:after="40" w:before="0"/>
               <w:jc w:val="left"/>
             </w:pPr>
@@ -26085,6 +26633,7 @@
           </w:tcPr>
           <w:p>
             <w:pPr>
+              <w:keepNext w:val="false"/>
               <w:spacing w:after="40" w:before="0"/>
               <w:jc w:val="left"/>
             </w:pPr>
@@ -26117,6 +26666,7 @@
           </w:tcPr>
           <w:p>
             <w:pPr>
+              <w:keepNext w:val="false"/>
               <w:spacing w:after="40" w:before="0"/>
               <w:jc w:val="left"/>
             </w:pPr>
@@ -26149,6 +26699,7 @@
           </w:tcPr>
           <w:p>
             <w:pPr>
+              <w:keepNext w:val="false"/>
               <w:spacing w:after="40" w:before="0"/>
               <w:jc w:val="left"/>
             </w:pPr>
@@ -26183,6 +26734,7 @@
           </w:tcPr>
           <w:p>
             <w:pPr>
+              <w:keepNext w:val="false"/>
               <w:spacing w:after="40" w:before="0"/>
               <w:jc w:val="left"/>
             </w:pPr>
@@ -26215,6 +26767,7 @@
           </w:tcPr>
           <w:p>
             <w:pPr>
+              <w:keepNext w:val="false"/>
               <w:spacing w:after="40" w:before="0"/>
               <w:jc w:val="left"/>
             </w:pPr>
@@ -26247,6 +26800,7 @@
           </w:tcPr>
           <w:p>
             <w:pPr>
+              <w:keepNext w:val="false"/>
               <w:spacing w:after="40" w:before="0"/>
               <w:jc w:val="left"/>
             </w:pPr>
@@ -26281,6 +26835,7 @@
           </w:tcPr>
           <w:p>
             <w:pPr>
+              <w:keepNext w:val="false"/>
               <w:spacing w:after="40" w:before="0"/>
               <w:jc w:val="left"/>
             </w:pPr>
@@ -26313,6 +26868,7 @@
           </w:tcPr>
           <w:p>
             <w:pPr>
+              <w:keepNext w:val="false"/>
               <w:spacing w:after="40" w:before="0"/>
               <w:jc w:val="left"/>
             </w:pPr>
@@ -26345,6 +26901,7 @@
           </w:tcPr>
           <w:p>
             <w:pPr>
+              <w:keepNext w:val="false"/>
               <w:spacing w:after="40" w:before="0"/>
               <w:jc w:val="left"/>
             </w:pPr>

--- a/data/outputs/v2/Chemistry/SS2.1_Introduction_to_Salts/Chemistry_Introduction_to_Salts_CBE_LessonSequence.docx
+++ b/data/outputs/v2/Chemistry/SS2.1_Introduction_to_Salts/Chemistry_Introduction_to_Salts_CBE_LessonSequence.docx
@@ -2258,7 +2258,7 @@
         </w:rPr>
         <w:t xml:space="preserve">© 2026 SeaVuria and ARES. This work is licensed under a </w:t>
       </w:r>
-      <w:hyperlink w:history="1" r:id="rIdiotyslnf_dxjgoaji8khh">
+      <w:hyperlink w:history="1" r:id="rIdyuu3gpnmtmlwr00cyhybt">
         <w:r>
           <w:rPr>
             <w:rFonts w:ascii="Arial" w:cs="Arial" w:eastAsia="Arial" w:hAnsi="Arial"/>
@@ -2278,7 +2278,7 @@
         </w:rPr>
         <w:t xml:space="preserve"> (</w:t>
       </w:r>
-      <w:hyperlink w:history="1" r:id="rId1iei90rw5t5qyc9n0y7hc">
+      <w:hyperlink w:history="1" r:id="rId5cy82urjs2nxevrobqkdy">
         <w:r>
           <w:rPr>
             <w:rFonts w:ascii="Arial" w:cs="Arial" w:eastAsia="Arial" w:hAnsi="Arial"/>
@@ -2298,7 +2298,7 @@
         </w:rPr>
         <w:t xml:space="preserve">). To view a copy of this license, visit </w:t>
       </w:r>
-      <w:hyperlink w:history="1" r:id="rId5ea0ofbbue2gzxzxkyy2k">
+      <w:hyperlink w:history="1" r:id="rIdusoa1rw0nxrdunnjt-gcr">
         <w:r>
           <w:rPr>
             <w:rFonts w:ascii="Arial" w:cs="Arial" w:eastAsia="Arial" w:hAnsi="Arial"/>
@@ -3337,7 +3337,7 @@
             <w:pPr>
               <w:spacing w:after="20" w:before="0"/>
             </w:pPr>
-            <w:hyperlink w:history="1" r:id="rIdefnynsxmukp6pnnsaya0_">
+            <w:hyperlink w:history="1" r:id="rId-mokw0tuomwnhtvt7mkpf">
               <w:r>
                 <w:rPr>
                   <w:rFonts w:ascii="Arial" w:cs="Arial" w:eastAsia="Arial" w:hAnsi="Arial"/>
@@ -3386,7 +3386,7 @@
               <w:spacing w:after="10" w:before="0"/>
               <w:ind w:left="120"/>
             </w:pPr>
-            <w:hyperlink w:history="1" r:id="rIdx0pwyjwdhx9bt0zszaflo">
+            <w:hyperlink w:history="1" r:id="rIdkaofpej1zmfvnzolq3qdc">
               <w:r>
                 <w:rPr>
                   <w:rFonts w:ascii="Arial" w:cs="Arial" w:eastAsia="Arial" w:hAnsi="Arial"/>
@@ -3431,7 +3431,7 @@
             <w:pPr>
               <w:spacing w:after="20" w:before="0"/>
             </w:pPr>
-            <w:hyperlink w:history="1" r:id="rIdgo9scksuqhar8d4csn3hi">
+            <w:hyperlink w:history="1" r:id="rIdl-querqxitth8icnqxp9v">
               <w:r>
                 <w:rPr>
                   <w:rFonts w:ascii="Arial" w:cs="Arial" w:eastAsia="Arial" w:hAnsi="Arial"/>
@@ -3480,7 +3480,7 @@
               <w:spacing w:after="10" w:before="0"/>
               <w:ind w:left="120"/>
             </w:pPr>
-            <w:hyperlink w:history="1" r:id="rIdidife4b3753jfm12ktkld">
+            <w:hyperlink w:history="1" r:id="rIdst2ny4jvlsagoy9cdnghv">
               <w:r>
                 <w:rPr>
                   <w:rFonts w:ascii="Arial" w:cs="Arial" w:eastAsia="Arial" w:hAnsi="Arial"/>
@@ -3680,7 +3680,7 @@
             <w:pPr>
               <w:spacing w:after="20" w:before="0"/>
             </w:pPr>
-            <w:hyperlink w:history="1" r:id="rIdq3roacx4t_doeysikftmw">
+            <w:hyperlink w:history="1" r:id="rIdhjiycz__dcit1wvwh4p5-">
               <w:r>
                 <w:rPr>
                   <w:rFonts w:ascii="Arial" w:cs="Arial" w:eastAsia="Arial" w:hAnsi="Arial"/>
@@ -3729,7 +3729,7 @@
               <w:spacing w:after="10" w:before="0"/>
               <w:ind w:left="120"/>
             </w:pPr>
-            <w:hyperlink w:history="1" r:id="rIdtbwznkph71wobejiep_w_">
+            <w:hyperlink w:history="1" r:id="rIdzvtqyhbpmgrvw6115dv7w">
               <w:r>
                 <w:rPr>
                   <w:rFonts w:ascii="Arial" w:cs="Arial" w:eastAsia="Arial" w:hAnsi="Arial"/>
@@ -3774,7 +3774,7 @@
             <w:pPr>
               <w:spacing w:after="20" w:before="0"/>
             </w:pPr>
-            <w:hyperlink w:history="1" r:id="rIdi0g-vfh3mopypogtv4cbh">
+            <w:hyperlink w:history="1" r:id="rIdjmvpykk9gbardgzk23owt">
               <w:r>
                 <w:rPr>
                   <w:rFonts w:ascii="Arial" w:cs="Arial" w:eastAsia="Arial" w:hAnsi="Arial"/>
@@ -3823,7 +3823,7 @@
               <w:spacing w:after="10" w:before="0"/>
               <w:ind w:left="120"/>
             </w:pPr>
-            <w:hyperlink w:history="1" r:id="rId-ajp3nfawk59jqzcsrmf7">
+            <w:hyperlink w:history="1" r:id="rIdwm33h0gho7_wa5zueqdgu">
               <w:r>
                 <w:rPr>
                   <w:rFonts w:ascii="Arial" w:cs="Arial" w:eastAsia="Arial" w:hAnsi="Arial"/>
@@ -4023,7 +4023,7 @@
             <w:pPr>
               <w:spacing w:after="20" w:before="0"/>
             </w:pPr>
-            <w:hyperlink w:history="1" r:id="rId7peyg7fsqacl0ss34y51q">
+            <w:hyperlink w:history="1" r:id="rIdkusmufwadztt-urebfmf-">
               <w:r>
                 <w:rPr>
                   <w:rFonts w:ascii="Arial" w:cs="Arial" w:eastAsia="Arial" w:hAnsi="Arial"/>
@@ -4072,7 +4072,7 @@
               <w:spacing w:after="10" w:before="0"/>
               <w:ind w:left="120"/>
             </w:pPr>
-            <w:hyperlink w:history="1" r:id="rIdxfgfaukascbh3b0bzkrb1">
+            <w:hyperlink w:history="1" r:id="rIdy_akjznih3z2ti2r-ogue">
               <w:r>
                 <w:rPr>
                   <w:rFonts w:ascii="Arial" w:cs="Arial" w:eastAsia="Arial" w:hAnsi="Arial"/>
@@ -4117,7 +4117,7 @@
             <w:pPr>
               <w:spacing w:after="20" w:before="0"/>
             </w:pPr>
-            <w:hyperlink w:history="1" r:id="rId8gwilku3viwtum4abtc5m">
+            <w:hyperlink w:history="1" r:id="rIdjpcfklz_jb0jbzhhqyl5v">
               <w:r>
                 <w:rPr>
                   <w:rFonts w:ascii="Arial" w:cs="Arial" w:eastAsia="Arial" w:hAnsi="Arial"/>
@@ -4166,7 +4166,7 @@
               <w:spacing w:after="10" w:before="0"/>
               <w:ind w:left="120"/>
             </w:pPr>
-            <w:hyperlink w:history="1" r:id="rIde7v_cl4667qi2xb76xd20">
+            <w:hyperlink w:history="1" r:id="rIde2ttr73eentgj3lqijdtt">
               <w:r>
                 <w:rPr>
                   <w:rFonts w:ascii="Arial" w:cs="Arial" w:eastAsia="Arial" w:hAnsi="Arial"/>
@@ -4366,7 +4366,7 @@
             <w:pPr>
               <w:spacing w:after="20" w:before="0"/>
             </w:pPr>
-            <w:hyperlink w:history="1" r:id="rIdcwi-7n1nlnejjqi6rcjti">
+            <w:hyperlink w:history="1" r:id="rIdyoiwft32wxp3wtnjse16o">
               <w:r>
                 <w:rPr>
                   <w:rFonts w:ascii="Arial" w:cs="Arial" w:eastAsia="Arial" w:hAnsi="Arial"/>
@@ -4415,7 +4415,7 @@
               <w:spacing w:after="10" w:before="0"/>
               <w:ind w:left="120"/>
             </w:pPr>
-            <w:hyperlink w:history="1" r:id="rId1zlqlyetu-rjl352tlaj2">
+            <w:hyperlink w:history="1" r:id="rId_po4ee48ccqbxobisrzfv">
               <w:r>
                 <w:rPr>
                   <w:rFonts w:ascii="Arial" w:cs="Arial" w:eastAsia="Arial" w:hAnsi="Arial"/>
@@ -4460,7 +4460,7 @@
             <w:pPr>
               <w:spacing w:after="20" w:before="0"/>
             </w:pPr>
-            <w:hyperlink w:history="1" r:id="rIdkqcwu_is8iacy-wnnqhb7">
+            <w:hyperlink w:history="1" r:id="rIdxknkqnnza0oe-_tbgrrcc">
               <w:r>
                 <w:rPr>
                   <w:rFonts w:ascii="Arial" w:cs="Arial" w:eastAsia="Arial" w:hAnsi="Arial"/>
@@ -4509,7 +4509,7 @@
               <w:spacing w:after="10" w:before="0"/>
               <w:ind w:left="120"/>
             </w:pPr>
-            <w:hyperlink w:history="1" r:id="rIdsu-3nktp7wzicyb9kzqoz">
+            <w:hyperlink w:history="1" r:id="rIdtptyzgw5crpmp_rpnoppe">
               <w:r>
                 <w:rPr>
                   <w:rFonts w:ascii="Arial" w:cs="Arial" w:eastAsia="Arial" w:hAnsi="Arial"/>
@@ -4709,7 +4709,7 @@
             <w:pPr>
               <w:spacing w:after="20" w:before="0"/>
             </w:pPr>
-            <w:hyperlink w:history="1" r:id="rIdgb48kvdfknxmyjiwjaczz">
+            <w:hyperlink w:history="1" r:id="rIdpoxk29egas1ockvtbtpsw">
               <w:r>
                 <w:rPr>
                   <w:rFonts w:ascii="Arial" w:cs="Arial" w:eastAsia="Arial" w:hAnsi="Arial"/>
@@ -4758,7 +4758,7 @@
               <w:spacing w:after="10" w:before="0"/>
               <w:ind w:left="120"/>
             </w:pPr>
-            <w:hyperlink w:history="1" r:id="rIdu3fyxnjbpn-nluyg0ekcn">
+            <w:hyperlink w:history="1" r:id="rId-tkol7h1-nxlehtydhs5p">
               <w:r>
                 <w:rPr>
                   <w:rFonts w:ascii="Arial" w:cs="Arial" w:eastAsia="Arial" w:hAnsi="Arial"/>
@@ -4803,7 +4803,7 @@
             <w:pPr>
               <w:spacing w:after="20" w:before="0"/>
             </w:pPr>
-            <w:hyperlink w:history="1" r:id="rId_m91o-egjdcfelqdaprx_">
+            <w:hyperlink w:history="1" r:id="rIdyl4hruntmooh4nnwadyfo">
               <w:r>
                 <w:rPr>
                   <w:rFonts w:ascii="Arial" w:cs="Arial" w:eastAsia="Arial" w:hAnsi="Arial"/>
@@ -4852,7 +4852,7 @@
               <w:spacing w:after="10" w:before="0"/>
               <w:ind w:left="120"/>
             </w:pPr>
-            <w:hyperlink w:history="1" r:id="rId9kkj_tfi4uy_le-g_yknj">
+            <w:hyperlink w:history="1" r:id="rIdjapsg4mi8-hu5yf2v32xc">
               <w:r>
                 <w:rPr>
                   <w:rFonts w:ascii="Arial" w:cs="Arial" w:eastAsia="Arial" w:hAnsi="Arial"/>
@@ -5497,7 +5497,7 @@
         </w:rPr>
         <w:t xml:space="preserve">© 2026 SeaVuria and ARES. Aligned with KICD objectives. Developed by SeaVuria; technical implementation by ARES (with AI assistance from Claude). Licensed under </w:t>
       </w:r>
-      <w:hyperlink w:history="1" r:id="rIddteg-tyolfkgbtn-krxj3">
+      <w:hyperlink w:history="1" r:id="rId6x01a8601igm0xzolridh">
         <w:r>
           <w:rPr>
             <w:rFonts w:ascii="Arial" w:cs="Arial" w:eastAsia="Arial" w:hAnsi="Arial"/>
@@ -5518,7 +5518,7 @@
         </w:rPr>
         <w:t xml:space="preserve"> (</w:t>
       </w:r>
-      <w:hyperlink w:history="1" r:id="rIdqu_0i5z7d3winyk8ueij-">
+      <w:hyperlink w:history="1" r:id="rIds1nh5pzsrgqfth5la8qwv">
         <w:r>
           <w:rPr>
             <w:rFonts w:ascii="Arial" w:cs="Arial" w:eastAsia="Arial" w:hAnsi="Arial"/>
@@ -6558,7 +6558,7 @@
             <w:pPr>
               <w:spacing w:after="20" w:before="0"/>
             </w:pPr>
-            <w:hyperlink w:history="1" r:id="rIdglqn83xtbgcc4j9br0qmk">
+            <w:hyperlink w:history="1" r:id="rIdgvppkbnlqvp6bdjb0vnh6">
               <w:r>
                 <w:rPr>
                   <w:rFonts w:ascii="Arial" w:cs="Arial" w:eastAsia="Arial" w:hAnsi="Arial"/>
@@ -6591,7 +6591,7 @@
               <w:spacing w:after="10" w:before="0"/>
               <w:ind w:left="120"/>
             </w:pPr>
-            <w:hyperlink w:history="1" r:id="rIdieq0j15kyuqyamqx2qplc">
+            <w:hyperlink w:history="1" r:id="rId2c_tjvtcekcz45rj6lvxt">
               <w:r>
                 <w:rPr>
                   <w:rFonts w:ascii="Arial" w:cs="Arial" w:eastAsia="Arial" w:hAnsi="Arial"/>
@@ -6636,7 +6636,7 @@
             <w:pPr>
               <w:spacing w:after="20" w:before="0"/>
             </w:pPr>
-            <w:hyperlink w:history="1" r:id="rIdpsjauy21kawv0zo7iiixe">
+            <w:hyperlink w:history="1" r:id="rId0tyge6-qcie5yltsguprs">
               <w:r>
                 <w:rPr>
                   <w:rFonts w:ascii="Arial" w:cs="Arial" w:eastAsia="Arial" w:hAnsi="Arial"/>
@@ -6669,7 +6669,7 @@
               <w:spacing w:after="10" w:before="0"/>
               <w:ind w:left="120"/>
             </w:pPr>
-            <w:hyperlink w:history="1" r:id="rIdsj539tt14ij7jqrmgwmv0">
+            <w:hyperlink w:history="1" r:id="rIdinphqf4invlvdsn062wwu">
               <w:r>
                 <w:rPr>
                   <w:rFonts w:ascii="Arial" w:cs="Arial" w:eastAsia="Arial" w:hAnsi="Arial"/>
@@ -6869,7 +6869,7 @@
             <w:pPr>
               <w:spacing w:after="20" w:before="0"/>
             </w:pPr>
-            <w:hyperlink w:history="1" r:id="rId9m70t8ss0xcnn8ossdv4l">
+            <w:hyperlink w:history="1" r:id="rIdj4sxaxkzifnvojts7zxrz">
               <w:r>
                 <w:rPr>
                   <w:rFonts w:ascii="Arial" w:cs="Arial" w:eastAsia="Arial" w:hAnsi="Arial"/>
@@ -6902,7 +6902,7 @@
               <w:spacing w:after="10" w:before="0"/>
               <w:ind w:left="120"/>
             </w:pPr>
-            <w:hyperlink w:history="1" r:id="rIdm90wfo7illx5xun7lmkgp">
+            <w:hyperlink w:history="1" r:id="rIdb2ked61vymfo-ey-w9crt">
               <w:r>
                 <w:rPr>
                   <w:rFonts w:ascii="Arial" w:cs="Arial" w:eastAsia="Arial" w:hAnsi="Arial"/>
@@ -6947,7 +6947,7 @@
             <w:pPr>
               <w:spacing w:after="20" w:before="0"/>
             </w:pPr>
-            <w:hyperlink w:history="1" r:id="rIdtsnyiknropsvexltu3ej2">
+            <w:hyperlink w:history="1" r:id="rIdaq8affrhuebatoseoersa">
               <w:r>
                 <w:rPr>
                   <w:rFonts w:ascii="Arial" w:cs="Arial" w:eastAsia="Arial" w:hAnsi="Arial"/>
@@ -6980,7 +6980,7 @@
               <w:spacing w:after="10" w:before="0"/>
               <w:ind w:left="120"/>
             </w:pPr>
-            <w:hyperlink w:history="1" r:id="rIda3qjsaysom_e1ozc9wnrn">
+            <w:hyperlink w:history="1" r:id="rIdjwull-dzromrg_bbvjbfb">
               <w:r>
                 <w:rPr>
                   <w:rFonts w:ascii="Arial" w:cs="Arial" w:eastAsia="Arial" w:hAnsi="Arial"/>
@@ -7180,7 +7180,7 @@
             <w:pPr>
               <w:spacing w:after="20" w:before="0"/>
             </w:pPr>
-            <w:hyperlink w:history="1" r:id="rId-qss63ze5oetwkc1efwaa">
+            <w:hyperlink w:history="1" r:id="rIdbsgrooch7mrmeal3qootm">
               <w:r>
                 <w:rPr>
                   <w:rFonts w:ascii="Arial" w:cs="Arial" w:eastAsia="Arial" w:hAnsi="Arial"/>
@@ -7229,7 +7229,7 @@
               <w:spacing w:after="10" w:before="0"/>
               <w:ind w:left="120"/>
             </w:pPr>
-            <w:hyperlink w:history="1" r:id="rIdvpzpkwbbjmiro4aomohmh">
+            <w:hyperlink w:history="1" r:id="rIddi-5rz9xn8kwevacocx0h">
               <w:r>
                 <w:rPr>
                   <w:rFonts w:ascii="Arial" w:cs="Arial" w:eastAsia="Arial" w:hAnsi="Arial"/>
@@ -7274,7 +7274,7 @@
             <w:pPr>
               <w:spacing w:after="20" w:before="0"/>
             </w:pPr>
-            <w:hyperlink w:history="1" r:id="rIdvj7mdnnorf3jf19d5-zzn">
+            <w:hyperlink w:history="1" r:id="rIdfd17td8cyzx7ga-imr-o6">
               <w:r>
                 <w:rPr>
                   <w:rFonts w:ascii="Arial" w:cs="Arial" w:eastAsia="Arial" w:hAnsi="Arial"/>
@@ -7323,7 +7323,7 @@
               <w:spacing w:after="10" w:before="0"/>
               <w:ind w:left="120"/>
             </w:pPr>
-            <w:hyperlink w:history="1" r:id="rIdvds8k2z33qzltbg0nbnbb">
+            <w:hyperlink w:history="1" r:id="rId4citmor9i4iym4zvynuc5">
               <w:r>
                 <w:rPr>
                   <w:rFonts w:ascii="Arial" w:cs="Arial" w:eastAsia="Arial" w:hAnsi="Arial"/>
@@ -7523,7 +7523,7 @@
             <w:pPr>
               <w:spacing w:after="20" w:before="0"/>
             </w:pPr>
-            <w:hyperlink w:history="1" r:id="rIdilj6xyeidhbp7eew86z5b">
+            <w:hyperlink w:history="1" r:id="rIdlnw2risjrvnaz8w9tjxmk">
               <w:r>
                 <w:rPr>
                   <w:rFonts w:ascii="Arial" w:cs="Arial" w:eastAsia="Arial" w:hAnsi="Arial"/>
@@ -7572,7 +7572,7 @@
               <w:spacing w:after="10" w:before="0"/>
               <w:ind w:left="120"/>
             </w:pPr>
-            <w:hyperlink w:history="1" r:id="rIde5acpeaaqvlv1nrsfhc5v">
+            <w:hyperlink w:history="1" r:id="rIdt1wp2xgdjfyq47gclel5v">
               <w:r>
                 <w:rPr>
                   <w:rFonts w:ascii="Arial" w:cs="Arial" w:eastAsia="Arial" w:hAnsi="Arial"/>
@@ -7617,7 +7617,7 @@
             <w:pPr>
               <w:spacing w:after="20" w:before="0"/>
             </w:pPr>
-            <w:hyperlink w:history="1" r:id="rIdmwk-pqoeoepka6-9i0zvi">
+            <w:hyperlink w:history="1" r:id="rIdvrgg7jxpax7umxevpa2pg">
               <w:r>
                 <w:rPr>
                   <w:rFonts w:ascii="Arial" w:cs="Arial" w:eastAsia="Arial" w:hAnsi="Arial"/>
@@ -7666,7 +7666,7 @@
               <w:spacing w:after="10" w:before="0"/>
               <w:ind w:left="120"/>
             </w:pPr>
-            <w:hyperlink w:history="1" r:id="rId13ytw76lcs2nk-wydxuf3">
+            <w:hyperlink w:history="1" r:id="rIdhgv0xhe4ba2z6dgfh47qk">
               <w:r>
                 <w:rPr>
                   <w:rFonts w:ascii="Arial" w:cs="Arial" w:eastAsia="Arial" w:hAnsi="Arial"/>
@@ -7866,7 +7866,7 @@
             <w:pPr>
               <w:spacing w:after="20" w:before="0"/>
             </w:pPr>
-            <w:hyperlink w:history="1" r:id="rIdrpu27kv-fe_axyhmkgxpz">
+            <w:hyperlink w:history="1" r:id="rIdnb19geiskm5l-yfgku_bk">
               <w:r>
                 <w:rPr>
                   <w:rFonts w:ascii="Arial" w:cs="Arial" w:eastAsia="Arial" w:hAnsi="Arial"/>
@@ -7915,7 +7915,7 @@
               <w:spacing w:after="10" w:before="0"/>
               <w:ind w:left="120"/>
             </w:pPr>
-            <w:hyperlink w:history="1" r:id="rIdhv3_sflysxb_fg1abownv">
+            <w:hyperlink w:history="1" r:id="rIdo0s_cdrfkygbaulrhzyp4">
               <w:r>
                 <w:rPr>
                   <w:rFonts w:ascii="Arial" w:cs="Arial" w:eastAsia="Arial" w:hAnsi="Arial"/>
@@ -7960,7 +7960,7 @@
             <w:pPr>
               <w:spacing w:after="20" w:before="0"/>
             </w:pPr>
-            <w:hyperlink w:history="1" r:id="rIdf6bnkvm2m0fv-nb54gk4p">
+            <w:hyperlink w:history="1" r:id="rIdwgfc-ab0ikgl1khd185lm">
               <w:r>
                 <w:rPr>
                   <w:rFonts w:ascii="Arial" w:cs="Arial" w:eastAsia="Arial" w:hAnsi="Arial"/>
@@ -8009,7 +8009,7 @@
               <w:spacing w:after="10" w:before="0"/>
               <w:ind w:left="120"/>
             </w:pPr>
-            <w:hyperlink w:history="1" r:id="rIdbzfyypnfvhj3vopttbbma">
+            <w:hyperlink w:history="1" r:id="rIdj2nciw4nksy1hayism9ug">
               <w:r>
                 <w:rPr>
                   <w:rFonts w:ascii="Arial" w:cs="Arial" w:eastAsia="Arial" w:hAnsi="Arial"/>
@@ -8534,7 +8534,7 @@
         </w:rPr>
         <w:t xml:space="preserve">© 2026 SeaVuria and ARES. Aligned with KICD objectives. Developed by SeaVuria; technical implementation by ARES (with AI assistance from Claude). Licensed under </w:t>
       </w:r>
-      <w:hyperlink w:history="1" r:id="rIdc9uxogxr1kgd4yfdwpwun">
+      <w:hyperlink w:history="1" r:id="rIddw585eacevwepnime7y0p">
         <w:r>
           <w:rPr>
             <w:rFonts w:ascii="Arial" w:cs="Arial" w:eastAsia="Arial" w:hAnsi="Arial"/>
@@ -8555,7 +8555,7 @@
         </w:rPr>
         <w:t xml:space="preserve"> (</w:t>
       </w:r>
-      <w:hyperlink w:history="1" r:id="rId93etnhftc7s9cnd-k8n6k">
+      <w:hyperlink w:history="1" r:id="rIdu1b52aebnm6su9w2azmce">
         <w:r>
           <w:rPr>
             <w:rFonts w:ascii="Arial" w:cs="Arial" w:eastAsia="Arial" w:hAnsi="Arial"/>
@@ -9595,7 +9595,7 @@
             <w:pPr>
               <w:spacing w:after="20" w:before="0"/>
             </w:pPr>
-            <w:hyperlink w:history="1" r:id="rId4-_j0tz2tvgelxxzlx4wb">
+            <w:hyperlink w:history="1" r:id="rIduwd_rrusaw3zfdtbdpg4v">
               <w:r>
                 <w:rPr>
                   <w:rFonts w:ascii="Arial" w:cs="Arial" w:eastAsia="Arial" w:hAnsi="Arial"/>
@@ -9628,7 +9628,7 @@
               <w:spacing w:after="10" w:before="0"/>
               <w:ind w:left="120"/>
             </w:pPr>
-            <w:hyperlink w:history="1" r:id="rId2iksedd6aqctdfdqwsz8v">
+            <w:hyperlink w:history="1" r:id="rIdrig6ic1pqftwfkbia2ch8">
               <w:r>
                 <w:rPr>
                   <w:rFonts w:ascii="Arial" w:cs="Arial" w:eastAsia="Arial" w:hAnsi="Arial"/>
@@ -9673,7 +9673,7 @@
             <w:pPr>
               <w:spacing w:after="20" w:before="0"/>
             </w:pPr>
-            <w:hyperlink w:history="1" r:id="rIdoymcs1nka9rhyl_5afi8b">
+            <w:hyperlink w:history="1" r:id="rId3bso1lxmokpt5nn229kdq">
               <w:r>
                 <w:rPr>
                   <w:rFonts w:ascii="Arial" w:cs="Arial" w:eastAsia="Arial" w:hAnsi="Arial"/>
@@ -9706,7 +9706,7 @@
               <w:spacing w:after="10" w:before="0"/>
               <w:ind w:left="120"/>
             </w:pPr>
-            <w:hyperlink w:history="1" r:id="rIdxqokl7epb8dun9aswdlpx">
+            <w:hyperlink w:history="1" r:id="rIdtiipbtqdj2vi9rx6vkqxm">
               <w:r>
                 <w:rPr>
                   <w:rFonts w:ascii="Arial" w:cs="Arial" w:eastAsia="Arial" w:hAnsi="Arial"/>
@@ -9906,7 +9906,7 @@
             <w:pPr>
               <w:spacing w:after="20" w:before="0"/>
             </w:pPr>
-            <w:hyperlink w:history="1" r:id="rIdro3puymuw1tqxom1ltjwu">
+            <w:hyperlink w:history="1" r:id="rIdmqidvpifyotaewksoejby">
               <w:r>
                 <w:rPr>
                   <w:rFonts w:ascii="Arial" w:cs="Arial" w:eastAsia="Arial" w:hAnsi="Arial"/>
@@ -9939,7 +9939,7 @@
               <w:spacing w:after="10" w:before="0"/>
               <w:ind w:left="120"/>
             </w:pPr>
-            <w:hyperlink w:history="1" r:id="rId9gkgedrjt5ws206xzvctc">
+            <w:hyperlink w:history="1" r:id="rIdzx0doebskqp4qb6yqbhqc">
               <w:r>
                 <w:rPr>
                   <w:rFonts w:ascii="Arial" w:cs="Arial" w:eastAsia="Arial" w:hAnsi="Arial"/>
@@ -9984,7 +9984,7 @@
             <w:pPr>
               <w:spacing w:after="20" w:before="0"/>
             </w:pPr>
-            <w:hyperlink w:history="1" r:id="rIdasiicbb_yzlvl-w6iz6jm">
+            <w:hyperlink w:history="1" r:id="rIdfhc0zcuxouwlrjgrcmwyl">
               <w:r>
                 <w:rPr>
                   <w:rFonts w:ascii="Arial" w:cs="Arial" w:eastAsia="Arial" w:hAnsi="Arial"/>
@@ -10017,7 +10017,7 @@
               <w:spacing w:after="10" w:before="0"/>
               <w:ind w:left="120"/>
             </w:pPr>
-            <w:hyperlink w:history="1" r:id="rId-reu7dzel4k3f84foq2xt">
+            <w:hyperlink w:history="1" r:id="rIdl9xjflko8a_nyfmlhux17">
               <w:r>
                 <w:rPr>
                   <w:rFonts w:ascii="Arial" w:cs="Arial" w:eastAsia="Arial" w:hAnsi="Arial"/>
@@ -10217,7 +10217,7 @@
             <w:pPr>
               <w:spacing w:after="20" w:before="0"/>
             </w:pPr>
-            <w:hyperlink w:history="1" r:id="rIdx_6nmza2ssk_73nm1hghp">
+            <w:hyperlink w:history="1" r:id="rIdoquuphx_ezd6pk2uj5act">
               <w:r>
                 <w:rPr>
                   <w:rFonts w:ascii="Arial" w:cs="Arial" w:eastAsia="Arial" w:hAnsi="Arial"/>
@@ -10266,7 +10266,7 @@
               <w:spacing w:after="10" w:before="0"/>
               <w:ind w:left="120"/>
             </w:pPr>
-            <w:hyperlink w:history="1" r:id="rIdjdqoq_xiv29pngrxctytf">
+            <w:hyperlink w:history="1" r:id="rIde9koi6u7warf3ymxrpjbe">
               <w:r>
                 <w:rPr>
                   <w:rFonts w:ascii="Arial" w:cs="Arial" w:eastAsia="Arial" w:hAnsi="Arial"/>
@@ -10311,7 +10311,7 @@
             <w:pPr>
               <w:spacing w:after="20" w:before="0"/>
             </w:pPr>
-            <w:hyperlink w:history="1" r:id="rIdgvdoydkzntpcdluurxvi6">
+            <w:hyperlink w:history="1" r:id="rIdgjeydzdbrgq0nidql3tib">
               <w:r>
                 <w:rPr>
                   <w:rFonts w:ascii="Arial" w:cs="Arial" w:eastAsia="Arial" w:hAnsi="Arial"/>
@@ -10360,7 +10360,7 @@
               <w:spacing w:after="10" w:before="0"/>
               <w:ind w:left="120"/>
             </w:pPr>
-            <w:hyperlink w:history="1" r:id="rIdnuojfopcudhc8pqnjwp0n">
+            <w:hyperlink w:history="1" r:id="rIduemjmyrdh_spbdl1hd8mp">
               <w:r>
                 <w:rPr>
                   <w:rFonts w:ascii="Arial" w:cs="Arial" w:eastAsia="Arial" w:hAnsi="Arial"/>
@@ -10560,7 +10560,7 @@
             <w:pPr>
               <w:spacing w:after="20" w:before="0"/>
             </w:pPr>
-            <w:hyperlink w:history="1" r:id="rIdmniwlg9rlnaq7lxqhytii">
+            <w:hyperlink w:history="1" r:id="rIdsrerclkszo3ipmkhvhuvj">
               <w:r>
                 <w:rPr>
                   <w:rFonts w:ascii="Arial" w:cs="Arial" w:eastAsia="Arial" w:hAnsi="Arial"/>
@@ -10609,7 +10609,7 @@
               <w:spacing w:after="10" w:before="0"/>
               <w:ind w:left="120"/>
             </w:pPr>
-            <w:hyperlink w:history="1" r:id="rId4ru8kdioqovj4xnn0hyrz">
+            <w:hyperlink w:history="1" r:id="rId2mwxs_qneauw6xkpnx94o">
               <w:r>
                 <w:rPr>
                   <w:rFonts w:ascii="Arial" w:cs="Arial" w:eastAsia="Arial" w:hAnsi="Arial"/>
@@ -10654,7 +10654,7 @@
             <w:pPr>
               <w:spacing w:after="20" w:before="0"/>
             </w:pPr>
-            <w:hyperlink w:history="1" r:id="rIdpdto4xkqcx1nmhslwvxqd">
+            <w:hyperlink w:history="1" r:id="rIdmspub-upkklan6n13qsxk">
               <w:r>
                 <w:rPr>
                   <w:rFonts w:ascii="Arial" w:cs="Arial" w:eastAsia="Arial" w:hAnsi="Arial"/>
@@ -10687,7 +10687,7 @@
               <w:spacing w:after="10" w:before="0"/>
               <w:ind w:left="120"/>
             </w:pPr>
-            <w:hyperlink w:history="1" r:id="rId77f-a4zfxhx22orhylh86">
+            <w:hyperlink w:history="1" r:id="rId3jwecrqiukvnnaedzom_i">
               <w:r>
                 <w:rPr>
                   <w:rFonts w:ascii="Arial" w:cs="Arial" w:eastAsia="Arial" w:hAnsi="Arial"/>
@@ -10887,7 +10887,7 @@
             <w:pPr>
               <w:spacing w:after="20" w:before="0"/>
             </w:pPr>
-            <w:hyperlink w:history="1" r:id="rIdfhuoj2qkh8kaencm-p8mx">
+            <w:hyperlink w:history="1" r:id="rIdwnn6vx-syxeeq5fsgfbiw">
               <w:r>
                 <w:rPr>
                   <w:rFonts w:ascii="Arial" w:cs="Arial" w:eastAsia="Arial" w:hAnsi="Arial"/>
@@ -10920,7 +10920,7 @@
               <w:spacing w:after="10" w:before="0"/>
               <w:ind w:left="120"/>
             </w:pPr>
-            <w:hyperlink w:history="1" r:id="rId_x31n_woa5dohet5_4fmg">
+            <w:hyperlink w:history="1" r:id="rIdcuhsmr3ruwc3lu01s_-to">
               <w:r>
                 <w:rPr>
                   <w:rFonts w:ascii="Arial" w:cs="Arial" w:eastAsia="Arial" w:hAnsi="Arial"/>
@@ -10965,7 +10965,7 @@
             <w:pPr>
               <w:spacing w:after="20" w:before="0"/>
             </w:pPr>
-            <w:hyperlink w:history="1" r:id="rIdoydoezmaw4vcuqz1uhxsr">
+            <w:hyperlink w:history="1" r:id="rIdsb6ibq0ydiqdogpojbhza">
               <w:r>
                 <w:rPr>
                   <w:rFonts w:ascii="Arial" w:cs="Arial" w:eastAsia="Arial" w:hAnsi="Arial"/>
@@ -10998,7 +10998,7 @@
               <w:spacing w:after="10" w:before="0"/>
               <w:ind w:left="120"/>
             </w:pPr>
-            <w:hyperlink w:history="1" r:id="rId_gzejmuulvzxv049bim5e">
+            <w:hyperlink w:history="1" r:id="rId2fnng3tjsnpgebk7nuf4a">
               <w:r>
                 <w:rPr>
                   <w:rFonts w:ascii="Arial" w:cs="Arial" w:eastAsia="Arial" w:hAnsi="Arial"/>
@@ -11623,7 +11623,7 @@
         </w:rPr>
         <w:t xml:space="preserve">© 2026 SeaVuria and ARES. Aligned with KICD objectives. Developed by SeaVuria; technical implementation by ARES (with AI assistance from Claude). Licensed under </w:t>
       </w:r>
-      <w:hyperlink w:history="1" r:id="rIdckipl39hl0t8ow8yuk2dn">
+      <w:hyperlink w:history="1" r:id="rIdde5tyscriskgrrnfrctyb">
         <w:r>
           <w:rPr>
             <w:rFonts w:ascii="Arial" w:cs="Arial" w:eastAsia="Arial" w:hAnsi="Arial"/>
@@ -11644,7 +11644,7 @@
         </w:rPr>
         <w:t xml:space="preserve"> (</w:t>
       </w:r>
-      <w:hyperlink w:history="1" r:id="rIdr3c-ibmwzmpului6rlpub">
+      <w:hyperlink w:history="1" r:id="rIdcilz2rmi1rkdzhokqzhv7">
         <w:r>
           <w:rPr>
             <w:rFonts w:ascii="Arial" w:cs="Arial" w:eastAsia="Arial" w:hAnsi="Arial"/>
@@ -12684,7 +12684,7 @@
             <w:pPr>
               <w:spacing w:after="20" w:before="0"/>
             </w:pPr>
-            <w:hyperlink w:history="1" r:id="rIdlphljpazwzrd8rue9aiyc">
+            <w:hyperlink w:history="1" r:id="rIdwxgemvl6sum4ol9rsmxwr">
               <w:r>
                 <w:rPr>
                   <w:rFonts w:ascii="Arial" w:cs="Arial" w:eastAsia="Arial" w:hAnsi="Arial"/>
@@ -12717,7 +12717,7 @@
               <w:spacing w:after="10" w:before="0"/>
               <w:ind w:left="120"/>
             </w:pPr>
-            <w:hyperlink w:history="1" r:id="rIdcwe9qxarhr86zsam-n2z3">
+            <w:hyperlink w:history="1" r:id="rIdl4w6w_fw_zmukipaxzdk_">
               <w:r>
                 <w:rPr>
                   <w:rFonts w:ascii="Arial" w:cs="Arial" w:eastAsia="Arial" w:hAnsi="Arial"/>
@@ -12762,7 +12762,7 @@
             <w:pPr>
               <w:spacing w:after="20" w:before="0"/>
             </w:pPr>
-            <w:hyperlink w:history="1" r:id="rIdbpqeg_ejeo6pqhiiwpzye">
+            <w:hyperlink w:history="1" r:id="rIdyia5xutb8xowdxfbd56id">
               <w:r>
                 <w:rPr>
                   <w:rFonts w:ascii="Arial" w:cs="Arial" w:eastAsia="Arial" w:hAnsi="Arial"/>
@@ -12795,7 +12795,7 @@
               <w:spacing w:after="10" w:before="0"/>
               <w:ind w:left="120"/>
             </w:pPr>
-            <w:hyperlink w:history="1" r:id="rIds3ydoikabmmddlhhpqmvc">
+            <w:hyperlink w:history="1" r:id="rIdpuls1azidkqqgtinkju0s">
               <w:r>
                 <w:rPr>
                   <w:rFonts w:ascii="Arial" w:cs="Arial" w:eastAsia="Arial" w:hAnsi="Arial"/>
@@ -12995,7 +12995,7 @@
             <w:pPr>
               <w:spacing w:after="20" w:before="0"/>
             </w:pPr>
-            <w:hyperlink w:history="1" r:id="rIdavjk5szlcsb1c3i7_xnzt">
+            <w:hyperlink w:history="1" r:id="rIdzpnp9clnfjhktzutndrej">
               <w:r>
                 <w:rPr>
                   <w:rFonts w:ascii="Arial" w:cs="Arial" w:eastAsia="Arial" w:hAnsi="Arial"/>
@@ -13028,7 +13028,7 @@
               <w:spacing w:after="10" w:before="0"/>
               <w:ind w:left="120"/>
             </w:pPr>
-            <w:hyperlink w:history="1" r:id="rIdai3qwqqqanndp2bbrbsgy">
+            <w:hyperlink w:history="1" r:id="rIda4c1m9ukfbrh6bcetl7_-">
               <w:r>
                 <w:rPr>
                   <w:rFonts w:ascii="Arial" w:cs="Arial" w:eastAsia="Arial" w:hAnsi="Arial"/>
@@ -13073,7 +13073,7 @@
             <w:pPr>
               <w:spacing w:after="20" w:before="0"/>
             </w:pPr>
-            <w:hyperlink w:history="1" r:id="rIdscckm0auip1tnsfu4zx3k">
+            <w:hyperlink w:history="1" r:id="rId22m8lckhyooageeu_t9gr">
               <w:r>
                 <w:rPr>
                   <w:rFonts w:ascii="Arial" w:cs="Arial" w:eastAsia="Arial" w:hAnsi="Arial"/>
@@ -13106,7 +13106,7 @@
               <w:spacing w:after="10" w:before="0"/>
               <w:ind w:left="120"/>
             </w:pPr>
-            <w:hyperlink w:history="1" r:id="rIdssapbzy-o2xm1e8zjq4vg">
+            <w:hyperlink w:history="1" r:id="rIdpybsuvvwfwiuje2b5hihg">
               <w:r>
                 <w:rPr>
                   <w:rFonts w:ascii="Arial" w:cs="Arial" w:eastAsia="Arial" w:hAnsi="Arial"/>
@@ -13306,7 +13306,7 @@
             <w:pPr>
               <w:spacing w:after="20" w:before="0"/>
             </w:pPr>
-            <w:hyperlink w:history="1" r:id="rIdamnyd4ifryzc4kj_vaerx">
+            <w:hyperlink w:history="1" r:id="rIdz6cmayz1blkzbdq4dowui">
               <w:r>
                 <w:rPr>
                   <w:rFonts w:ascii="Arial" w:cs="Arial" w:eastAsia="Arial" w:hAnsi="Arial"/>
@@ -13339,7 +13339,7 @@
               <w:spacing w:after="10" w:before="0"/>
               <w:ind w:left="120"/>
             </w:pPr>
-            <w:hyperlink w:history="1" r:id="rIdfn8sh_blpk2qsyewo3usw">
+            <w:hyperlink w:history="1" r:id="rIdxaqpyn_jki4bjx14ikvsl">
               <w:r>
                 <w:rPr>
                   <w:rFonts w:ascii="Arial" w:cs="Arial" w:eastAsia="Arial" w:hAnsi="Arial"/>
@@ -13384,7 +13384,7 @@
             <w:pPr>
               <w:spacing w:after="20" w:before="0"/>
             </w:pPr>
-            <w:hyperlink w:history="1" r:id="rIdxin2qgigyq1m1s-qccpda">
+            <w:hyperlink w:history="1" r:id="rIdcyscrmaepbt5caxhi6qrv">
               <w:r>
                 <w:rPr>
                   <w:rFonts w:ascii="Arial" w:cs="Arial" w:eastAsia="Arial" w:hAnsi="Arial"/>
@@ -13417,7 +13417,7 @@
               <w:spacing w:after="10" w:before="0"/>
               <w:ind w:left="120"/>
             </w:pPr>
-            <w:hyperlink w:history="1" r:id="rIdbzi38eoae551e0rnkldwc">
+            <w:hyperlink w:history="1" r:id="rId-z7i_ktpnncoge5cyis_n">
               <w:r>
                 <w:rPr>
                   <w:rFonts w:ascii="Arial" w:cs="Arial" w:eastAsia="Arial" w:hAnsi="Arial"/>
@@ -13617,7 +13617,7 @@
             <w:pPr>
               <w:spacing w:after="20" w:before="0"/>
             </w:pPr>
-            <w:hyperlink w:history="1" r:id="rId78vtr_gngjjt2wbiz3igl">
+            <w:hyperlink w:history="1" r:id="rId-oyl3xbeag77ll-kydj-p">
               <w:r>
                 <w:rPr>
                   <w:rFonts w:ascii="Arial" w:cs="Arial" w:eastAsia="Arial" w:hAnsi="Arial"/>
@@ -13650,7 +13650,7 @@
               <w:spacing w:after="10" w:before="0"/>
               <w:ind w:left="120"/>
             </w:pPr>
-            <w:hyperlink w:history="1" r:id="rIdfmna314tiwev19fra7yjo">
+            <w:hyperlink w:history="1" r:id="rIdoa5lac1jyqcm5fubwlvt5">
               <w:r>
                 <w:rPr>
                   <w:rFonts w:ascii="Arial" w:cs="Arial" w:eastAsia="Arial" w:hAnsi="Arial"/>
@@ -13695,7 +13695,7 @@
             <w:pPr>
               <w:spacing w:after="20" w:before="0"/>
             </w:pPr>
-            <w:hyperlink w:history="1" r:id="rIdm-xejv2xvcfiunkcgxyne">
+            <w:hyperlink w:history="1" r:id="rIdvxfunyuancjsrrdmllpu_">
               <w:r>
                 <w:rPr>
                   <w:rFonts w:ascii="Arial" w:cs="Arial" w:eastAsia="Arial" w:hAnsi="Arial"/>
@@ -13728,7 +13728,7 @@
               <w:spacing w:after="10" w:before="0"/>
               <w:ind w:left="120"/>
             </w:pPr>
-            <w:hyperlink w:history="1" r:id="rIdfrue5wh4kxxfv-znmeqyp">
+            <w:hyperlink w:history="1" r:id="rIdbbozhc4s5cfu_kqdpm4ra">
               <w:r>
                 <w:rPr>
                   <w:rFonts w:ascii="Arial" w:cs="Arial" w:eastAsia="Arial" w:hAnsi="Arial"/>
@@ -13928,7 +13928,7 @@
             <w:pPr>
               <w:spacing w:after="20" w:before="0"/>
             </w:pPr>
-            <w:hyperlink w:history="1" r:id="rIdjcwtwbyeusfqfl3ayh7g4">
+            <w:hyperlink w:history="1" r:id="rIdae6kptk4h0xfznn1-i25r">
               <w:r>
                 <w:rPr>
                   <w:rFonts w:ascii="Arial" w:cs="Arial" w:eastAsia="Arial" w:hAnsi="Arial"/>
@@ -13977,7 +13977,7 @@
               <w:spacing w:after="10" w:before="0"/>
               <w:ind w:left="120"/>
             </w:pPr>
-            <w:hyperlink w:history="1" r:id="rIdhescjouxk6a-7on4lxurq">
+            <w:hyperlink w:history="1" r:id="rIdso8r9xuhooyrusdn4a_7i">
               <w:r>
                 <w:rPr>
                   <w:rFonts w:ascii="Arial" w:cs="Arial" w:eastAsia="Arial" w:hAnsi="Arial"/>
@@ -14022,7 +14022,7 @@
             <w:pPr>
               <w:spacing w:after="20" w:before="0"/>
             </w:pPr>
-            <w:hyperlink w:history="1" r:id="rIdvmcv42kfw2_bdzdsuhbl3">
+            <w:hyperlink w:history="1" r:id="rIdy0zy6l_f1us1gt1_qjyz4">
               <w:r>
                 <w:rPr>
                   <w:rFonts w:ascii="Arial" w:cs="Arial" w:eastAsia="Arial" w:hAnsi="Arial"/>
@@ -14055,7 +14055,7 @@
               <w:spacing w:after="10" w:before="0"/>
               <w:ind w:left="120"/>
             </w:pPr>
-            <w:hyperlink w:history="1" r:id="rId6nfze_kvbf1fda6lhbesg">
+            <w:hyperlink w:history="1" r:id="rId8-hszimom9x-90ilfwtjr">
               <w:r>
                 <w:rPr>
                   <w:rFonts w:ascii="Arial" w:cs="Arial" w:eastAsia="Arial" w:hAnsi="Arial"/>
@@ -14580,7 +14580,7 @@
         </w:rPr>
         <w:t xml:space="preserve">© 2026 SeaVuria and ARES. Aligned with KICD objectives. Developed by SeaVuria; technical implementation by ARES (with AI assistance from Claude). Licensed under </w:t>
       </w:r>
-      <w:hyperlink w:history="1" r:id="rIdil1opxncjd86zaoif-rn9">
+      <w:hyperlink w:history="1" r:id="rIddypp30xt9-vuk8ri77rrb">
         <w:r>
           <w:rPr>
             <w:rFonts w:ascii="Arial" w:cs="Arial" w:eastAsia="Arial" w:hAnsi="Arial"/>
@@ -14601,7 +14601,7 @@
         </w:rPr>
         <w:t xml:space="preserve"> (</w:t>
       </w:r>
-      <w:hyperlink w:history="1" r:id="rIdmmcaqcmj8pzichjruphdl">
+      <w:hyperlink w:history="1" r:id="rIdw6tojdccj8itnet_v0nby">
         <w:r>
           <w:rPr>
             <w:rFonts w:ascii="Arial" w:cs="Arial" w:eastAsia="Arial" w:hAnsi="Arial"/>
@@ -15641,7 +15641,7 @@
             <w:pPr>
               <w:spacing w:after="20" w:before="0"/>
             </w:pPr>
-            <w:hyperlink w:history="1" r:id="rIdrb3dk1bzyuvipcsl2eepw">
+            <w:hyperlink w:history="1" r:id="rId6qfj3ppe2qswafb5jpmz6">
               <w:r>
                 <w:rPr>
                   <w:rFonts w:ascii="Arial" w:cs="Arial" w:eastAsia="Arial" w:hAnsi="Arial"/>
@@ -15674,7 +15674,7 @@
               <w:spacing w:after="10" w:before="0"/>
               <w:ind w:left="120"/>
             </w:pPr>
-            <w:hyperlink w:history="1" r:id="rIdahzofb162o7kqhotpqoxy">
+            <w:hyperlink w:history="1" r:id="rIdemcbugwla6df6qi4xnrez">
               <w:r>
                 <w:rPr>
                   <w:rFonts w:ascii="Arial" w:cs="Arial" w:eastAsia="Arial" w:hAnsi="Arial"/>
@@ -15719,7 +15719,7 @@
             <w:pPr>
               <w:spacing w:after="20" w:before="0"/>
             </w:pPr>
-            <w:hyperlink w:history="1" r:id="rIdqnq67cxfil8omqfz8egot">
+            <w:hyperlink w:history="1" r:id="rIdk0m23zyxxfz_rm3no5onr">
               <w:r>
                 <w:rPr>
                   <w:rFonts w:ascii="Arial" w:cs="Arial" w:eastAsia="Arial" w:hAnsi="Arial"/>
@@ -15752,7 +15752,7 @@
               <w:spacing w:after="10" w:before="0"/>
               <w:ind w:left="120"/>
             </w:pPr>
-            <w:hyperlink w:history="1" r:id="rIdvoritbaif6g8c6px9mhxs">
+            <w:hyperlink w:history="1" r:id="rIdcnwli8djefed8o3gl6qbn">
               <w:r>
                 <w:rPr>
                   <w:rFonts w:ascii="Arial" w:cs="Arial" w:eastAsia="Arial" w:hAnsi="Arial"/>
@@ -15952,7 +15952,7 @@
             <w:pPr>
               <w:spacing w:after="20" w:before="0"/>
             </w:pPr>
-            <w:hyperlink w:history="1" r:id="rIdm0zpnsq1infgobywksngt">
+            <w:hyperlink w:history="1" r:id="rIdukhuohbdoe0bkgkhwtb11">
               <w:r>
                 <w:rPr>
                   <w:rFonts w:ascii="Arial" w:cs="Arial" w:eastAsia="Arial" w:hAnsi="Arial"/>
@@ -15985,7 +15985,7 @@
               <w:spacing w:after="10" w:before="0"/>
               <w:ind w:left="120"/>
             </w:pPr>
-            <w:hyperlink w:history="1" r:id="rIdq3w63fwrnsn0pl-imcegy">
+            <w:hyperlink w:history="1" r:id="rIdkdtvc00ulfa9p9m4nhtfi">
               <w:r>
                 <w:rPr>
                   <w:rFonts w:ascii="Arial" w:cs="Arial" w:eastAsia="Arial" w:hAnsi="Arial"/>
@@ -16030,7 +16030,7 @@
             <w:pPr>
               <w:spacing w:after="20" w:before="0"/>
             </w:pPr>
-            <w:hyperlink w:history="1" r:id="rIdfijjpbdksujceizlw1wnb">
+            <w:hyperlink w:history="1" r:id="rIdksg1f82ml5fdpjsuyrkyk">
               <w:r>
                 <w:rPr>
                   <w:rFonts w:ascii="Arial" w:cs="Arial" w:eastAsia="Arial" w:hAnsi="Arial"/>
@@ -16063,7 +16063,7 @@
               <w:spacing w:after="10" w:before="0"/>
               <w:ind w:left="120"/>
             </w:pPr>
-            <w:hyperlink w:history="1" r:id="rIdaf2ihser9a-c6--bqmp5s">
+            <w:hyperlink w:history="1" r:id="rIda1ifwauekzl5aiibv5aag">
               <w:r>
                 <w:rPr>
                   <w:rFonts w:ascii="Arial" w:cs="Arial" w:eastAsia="Arial" w:hAnsi="Arial"/>
@@ -16263,7 +16263,7 @@
             <w:pPr>
               <w:spacing w:after="20" w:before="0"/>
             </w:pPr>
-            <w:hyperlink w:history="1" r:id="rId2qs3xxix_a5ecexoveat7">
+            <w:hyperlink w:history="1" r:id="rIdlj2xtrp3m6v_14qyostow">
               <w:r>
                 <w:rPr>
                   <w:rFonts w:ascii="Arial" w:cs="Arial" w:eastAsia="Arial" w:hAnsi="Arial"/>
@@ -16296,7 +16296,7 @@
               <w:spacing w:after="10" w:before="0"/>
               <w:ind w:left="120"/>
             </w:pPr>
-            <w:hyperlink w:history="1" r:id="rIduyba-nagzpvo8z-iajxrg">
+            <w:hyperlink w:history="1" r:id="rIdcf21lul1f2cndxxqwxo5a">
               <w:r>
                 <w:rPr>
                   <w:rFonts w:ascii="Arial" w:cs="Arial" w:eastAsia="Arial" w:hAnsi="Arial"/>
@@ -16341,7 +16341,7 @@
             <w:pPr>
               <w:spacing w:after="20" w:before="0"/>
             </w:pPr>
-            <w:hyperlink w:history="1" r:id="rId32vdoij0ymfejtgndzuft">
+            <w:hyperlink w:history="1" r:id="rIdfnchk9uyeaepf-xlav-sx">
               <w:r>
                 <w:rPr>
                   <w:rFonts w:ascii="Arial" w:cs="Arial" w:eastAsia="Arial" w:hAnsi="Arial"/>
@@ -16374,7 +16374,7 @@
               <w:spacing w:after="10" w:before="0"/>
               <w:ind w:left="120"/>
             </w:pPr>
-            <w:hyperlink w:history="1" r:id="rIdxyewdsj-lp-gqsugmka9n">
+            <w:hyperlink w:history="1" r:id="rId90hnf8u1we27hkrgz94rp">
               <w:r>
                 <w:rPr>
                   <w:rFonts w:ascii="Arial" w:cs="Arial" w:eastAsia="Arial" w:hAnsi="Arial"/>
@@ -16574,7 +16574,7 @@
             <w:pPr>
               <w:spacing w:after="20" w:before="0"/>
             </w:pPr>
-            <w:hyperlink w:history="1" r:id="rIdlhbqnjioomjnnbqjjdfgi">
+            <w:hyperlink w:history="1" r:id="rIdodiyq7at9bg6hgn0ltdtb">
               <w:r>
                 <w:rPr>
                   <w:rFonts w:ascii="Arial" w:cs="Arial" w:eastAsia="Arial" w:hAnsi="Arial"/>
@@ -16607,7 +16607,7 @@
               <w:spacing w:after="10" w:before="0"/>
               <w:ind w:left="120"/>
             </w:pPr>
-            <w:hyperlink w:history="1" r:id="rIdgst8qh6hti0wrpcbypkoa">
+            <w:hyperlink w:history="1" r:id="rIdpfw5chvrzhkq_1oboc1kt">
               <w:r>
                 <w:rPr>
                   <w:rFonts w:ascii="Arial" w:cs="Arial" w:eastAsia="Arial" w:hAnsi="Arial"/>
@@ -16652,7 +16652,7 @@
             <w:pPr>
               <w:spacing w:after="20" w:before="0"/>
             </w:pPr>
-            <w:hyperlink w:history="1" r:id="rIdf_w5573yyohi0mep-0el7">
+            <w:hyperlink w:history="1" r:id="rIdtkkmj2ixfxdrezwchtedb">
               <w:r>
                 <w:rPr>
                   <w:rFonts w:ascii="Arial" w:cs="Arial" w:eastAsia="Arial" w:hAnsi="Arial"/>
@@ -16685,7 +16685,7 @@
               <w:spacing w:after="10" w:before="0"/>
               <w:ind w:left="120"/>
             </w:pPr>
-            <w:hyperlink w:history="1" r:id="rIdf6yhdzbb1sg6k_0ju0n3l">
+            <w:hyperlink w:history="1" r:id="rIdeol-irkmsh6iuj8bmiy5o">
               <w:r>
                 <w:rPr>
                   <w:rFonts w:ascii="Arial" w:cs="Arial" w:eastAsia="Arial" w:hAnsi="Arial"/>
@@ -16885,7 +16885,7 @@
             <w:pPr>
               <w:spacing w:after="20" w:before="0"/>
             </w:pPr>
-            <w:hyperlink w:history="1" r:id="rId0vvzw54_fome_e4fanxzn">
+            <w:hyperlink w:history="1" r:id="rIdyehkh3l2chouwkxvhgy9k">
               <w:r>
                 <w:rPr>
                   <w:rFonts w:ascii="Arial" w:cs="Arial" w:eastAsia="Arial" w:hAnsi="Arial"/>
@@ -16934,7 +16934,7 @@
               <w:spacing w:after="10" w:before="0"/>
               <w:ind w:left="120"/>
             </w:pPr>
-            <w:hyperlink w:history="1" r:id="rIdgnnr-z8aluw7u_7dx1qrg">
+            <w:hyperlink w:history="1" r:id="rIdihe7x2dc5skoaemvdqekg">
               <w:r>
                 <w:rPr>
                   <w:rFonts w:ascii="Arial" w:cs="Arial" w:eastAsia="Arial" w:hAnsi="Arial"/>
@@ -16979,7 +16979,7 @@
             <w:pPr>
               <w:spacing w:after="20" w:before="0"/>
             </w:pPr>
-            <w:hyperlink w:history="1" r:id="rIdthjcqzouaxooh46zxiqsi">
+            <w:hyperlink w:history="1" r:id="rIdfbgxw6kbbnt9l1cpu-ydk">
               <w:r>
                 <w:rPr>
                   <w:rFonts w:ascii="Arial" w:cs="Arial" w:eastAsia="Arial" w:hAnsi="Arial"/>
@@ -17012,7 +17012,7 @@
               <w:spacing w:after="10" w:before="0"/>
               <w:ind w:left="120"/>
             </w:pPr>
-            <w:hyperlink w:history="1" r:id="rId7g8qd5luj6scx0l_tjigt">
+            <w:hyperlink w:history="1" r:id="rIdpwzyb3i9k2k04xa1seta0">
               <w:r>
                 <w:rPr>
                   <w:rFonts w:ascii="Arial" w:cs="Arial" w:eastAsia="Arial" w:hAnsi="Arial"/>
@@ -17537,7 +17537,7 @@
         </w:rPr>
         <w:t xml:space="preserve">© 2026 SeaVuria and ARES. Aligned with KICD objectives. Developed by SeaVuria; technical implementation by ARES (with AI assistance from Claude). Licensed under </w:t>
       </w:r>
-      <w:hyperlink w:history="1" r:id="rIdhfmpeltcwn0pb0pes15s_">
+      <w:hyperlink w:history="1" r:id="rId5nmyejdek6bvmvkkvrcwz">
         <w:r>
           <w:rPr>
             <w:rFonts w:ascii="Arial" w:cs="Arial" w:eastAsia="Arial" w:hAnsi="Arial"/>
@@ -17558,7 +17558,7 @@
         </w:rPr>
         <w:t xml:space="preserve"> (</w:t>
       </w:r>
-      <w:hyperlink w:history="1" r:id="rIdi9z01xhvv21oocajlg8at">
+      <w:hyperlink w:history="1" r:id="rIdaxyvmwaodfp9r8laysoud">
         <w:r>
           <w:rPr>
             <w:rFonts w:ascii="Arial" w:cs="Arial" w:eastAsia="Arial" w:hAnsi="Arial"/>
@@ -18615,7 +18615,7 @@
               <w:spacing w:after="10" w:before="0"/>
               <w:ind w:left="120"/>
             </w:pPr>
-            <w:hyperlink w:history="1" r:id="rIdzrcbylw30hwchbw7p-b8i">
+            <w:hyperlink w:history="1" r:id="rIdbeq8oo75gt4nyh_vi8las">
               <w:r>
                 <w:rPr>
                   <w:rFonts w:ascii="Arial" w:cs="Arial" w:eastAsia="Arial" w:hAnsi="Arial"/>
@@ -18692,7 +18692,7 @@
               <w:spacing w:after="10" w:before="0"/>
               <w:ind w:left="120"/>
             </w:pPr>
-            <w:hyperlink w:history="1" r:id="rIdimdjgu0_as7walgykzfng">
+            <w:hyperlink w:history="1" r:id="rIdkrfee84qgoouocbztvksl">
               <w:r>
                 <w:rPr>
                   <w:rFonts w:ascii="Arial" w:cs="Arial" w:eastAsia="Arial" w:hAnsi="Arial"/>
@@ -18924,7 +18924,7 @@
               <w:spacing w:after="10" w:before="0"/>
               <w:ind w:left="120"/>
             </w:pPr>
-            <w:hyperlink w:history="1" r:id="rIdplcw0jkicht2rgbt7jxb9">
+            <w:hyperlink w:history="1" r:id="rId-1hspv9gboc6hfyxiobcz">
               <w:r>
                 <w:rPr>
                   <w:rFonts w:ascii="Arial" w:cs="Arial" w:eastAsia="Arial" w:hAnsi="Arial"/>
@@ -19001,7 +19001,7 @@
               <w:spacing w:after="10" w:before="0"/>
               <w:ind w:left="120"/>
             </w:pPr>
-            <w:hyperlink w:history="1" r:id="rIdavayb60wugru2amfuipq7">
+            <w:hyperlink w:history="1" r:id="rIdkg_qb4hn4buizjehoittl">
               <w:r>
                 <w:rPr>
                   <w:rFonts w:ascii="Arial" w:cs="Arial" w:eastAsia="Arial" w:hAnsi="Arial"/>
@@ -19233,7 +19233,7 @@
               <w:spacing w:after="10" w:before="0"/>
               <w:ind w:left="120"/>
             </w:pPr>
-            <w:hyperlink w:history="1" r:id="rId9b3_wbmblhkayfzlp_s0v">
+            <w:hyperlink w:history="1" r:id="rIdstmskshw6of6ulgfq4quv">
               <w:r>
                 <w:rPr>
                   <w:rFonts w:ascii="Arial" w:cs="Arial" w:eastAsia="Arial" w:hAnsi="Arial"/>
@@ -19310,7 +19310,7 @@
               <w:spacing w:after="10" w:before="0"/>
               <w:ind w:left="120"/>
             </w:pPr>
-            <w:hyperlink w:history="1" r:id="rId0-h5mpeis7lomjntp90bi">
+            <w:hyperlink w:history="1" r:id="rId6mhutb908bxdo3iz4wths">
               <w:r>
                 <w:rPr>
                   <w:rFonts w:ascii="Arial" w:cs="Arial" w:eastAsia="Arial" w:hAnsi="Arial"/>
@@ -19542,7 +19542,7 @@
               <w:spacing w:after="10" w:before="0"/>
               <w:ind w:left="120"/>
             </w:pPr>
-            <w:hyperlink w:history="1" r:id="rIdj8yzlhiibuknhrjcatiud">
+            <w:hyperlink w:history="1" r:id="rId4uddvecu575qfqsrlxdcv">
               <w:r>
                 <w:rPr>
                   <w:rFonts w:ascii="Arial" w:cs="Arial" w:eastAsia="Arial" w:hAnsi="Arial"/>
@@ -19619,7 +19619,7 @@
               <w:spacing w:after="10" w:before="0"/>
               <w:ind w:left="120"/>
             </w:pPr>
-            <w:hyperlink w:history="1" r:id="rIdnbfavtbqgeejchhimw3l4">
+            <w:hyperlink w:history="1" r:id="rIdoqzvjma1tod5az1_dzo1o">
               <w:r>
                 <w:rPr>
                   <w:rFonts w:ascii="Arial" w:cs="Arial" w:eastAsia="Arial" w:hAnsi="Arial"/>
@@ -19851,7 +19851,7 @@
               <w:spacing w:after="10" w:before="0"/>
               <w:ind w:left="120"/>
             </w:pPr>
-            <w:hyperlink w:history="1" r:id="rIds9_7wuteipeah0lp2mvca">
+            <w:hyperlink w:history="1" r:id="rIdgq3nkqswpyjnowdfw779d">
               <w:r>
                 <w:rPr>
                   <w:rFonts w:ascii="Arial" w:cs="Arial" w:eastAsia="Arial" w:hAnsi="Arial"/>
@@ -19928,7 +19928,7 @@
               <w:spacing w:after="10" w:before="0"/>
               <w:ind w:left="120"/>
             </w:pPr>
-            <w:hyperlink w:history="1" r:id="rIdicjsf1rrdcmd9lrnk0per">
+            <w:hyperlink w:history="1" r:id="rIdsovpmzczu4f_m7hik4ibx">
               <w:r>
                 <w:rPr>
                   <w:rFonts w:ascii="Arial" w:cs="Arial" w:eastAsia="Arial" w:hAnsi="Arial"/>
@@ -20468,7 +20468,7 @@
         </w:rPr>
         <w:t xml:space="preserve">© 2026 SeaVuria and ARES. Aligned with KICD objectives. Developed by SeaVuria; technical implementation by ARES (with AI assistance from Claude). Licensed under </w:t>
       </w:r>
-      <w:hyperlink w:history="1" r:id="rIdqizss2i_lga5g5djt0ebn">
+      <w:hyperlink w:history="1" r:id="rIdbbbp9udvkw6gea3q5gjyv">
         <w:r>
           <w:rPr>
             <w:rFonts w:ascii="Arial" w:cs="Arial" w:eastAsia="Arial" w:hAnsi="Arial"/>
@@ -20489,7 +20489,7 @@
         </w:rPr>
         <w:t xml:space="preserve"> (</w:t>
       </w:r>
-      <w:hyperlink w:history="1" r:id="rIdlvnrqpetd7gqmk1rtfcc9">
+      <w:hyperlink w:history="1" r:id="rIdetkswzay_vvc4mngwg6j8">
         <w:r>
           <w:rPr>
             <w:rFonts w:ascii="Arial" w:cs="Arial" w:eastAsia="Arial" w:hAnsi="Arial"/>
@@ -21546,7 +21546,7 @@
               <w:spacing w:after="10" w:before="0"/>
               <w:ind w:left="120"/>
             </w:pPr>
-            <w:hyperlink w:history="1" r:id="rIdbldkefidkiwuh6w2mnjwl">
+            <w:hyperlink w:history="1" r:id="rIdszjuinuiflb0flp9augxb">
               <w:r>
                 <w:rPr>
                   <w:rFonts w:ascii="Arial" w:cs="Arial" w:eastAsia="Arial" w:hAnsi="Arial"/>
@@ -21623,7 +21623,7 @@
               <w:spacing w:after="10" w:before="0"/>
               <w:ind w:left="120"/>
             </w:pPr>
-            <w:hyperlink w:history="1" r:id="rIdx8ktyoihce3mbgtbsazcl">
+            <w:hyperlink w:history="1" r:id="rIden3kqwuharpmvbx_mnhhp">
               <w:r>
                 <w:rPr>
                   <w:rFonts w:ascii="Arial" w:cs="Arial" w:eastAsia="Arial" w:hAnsi="Arial"/>
@@ -21855,7 +21855,7 @@
               <w:spacing w:after="10" w:before="0"/>
               <w:ind w:left="120"/>
             </w:pPr>
-            <w:hyperlink w:history="1" r:id="rIdg7huu9-o-lhahwh8yz2ve">
+            <w:hyperlink w:history="1" r:id="rIdjhzxzilacfxf_pgedwlx6">
               <w:r>
                 <w:rPr>
                   <w:rFonts w:ascii="Arial" w:cs="Arial" w:eastAsia="Arial" w:hAnsi="Arial"/>
@@ -21932,7 +21932,7 @@
               <w:spacing w:after="10" w:before="0"/>
               <w:ind w:left="120"/>
             </w:pPr>
-            <w:hyperlink w:history="1" r:id="rIdyngg-r12nz3r6uoskjtwu">
+            <w:hyperlink w:history="1" r:id="rId8gsg5vyrqjqbwq8mqvyyh">
               <w:r>
                 <w:rPr>
                   <w:rFonts w:ascii="Arial" w:cs="Arial" w:eastAsia="Arial" w:hAnsi="Arial"/>
@@ -22164,7 +22164,7 @@
               <w:spacing w:after="10" w:before="0"/>
               <w:ind w:left="120"/>
             </w:pPr>
-            <w:hyperlink w:history="1" r:id="rIdjwrchdobbe26zumd8pfqd">
+            <w:hyperlink w:history="1" r:id="rIdxmrk4hd-7ze6a0e3s7yue">
               <w:r>
                 <w:rPr>
                   <w:rFonts w:ascii="Arial" w:cs="Arial" w:eastAsia="Arial" w:hAnsi="Arial"/>
@@ -22241,7 +22241,7 @@
               <w:spacing w:after="10" w:before="0"/>
               <w:ind w:left="120"/>
             </w:pPr>
-            <w:hyperlink w:history="1" r:id="rIdtlvfyhfu4cebw6sqplqh1">
+            <w:hyperlink w:history="1" r:id="rId14tohfhrxkryedic0flca">
               <w:r>
                 <w:rPr>
                   <w:rFonts w:ascii="Arial" w:cs="Arial" w:eastAsia="Arial" w:hAnsi="Arial"/>
@@ -22473,7 +22473,7 @@
               <w:spacing w:after="10" w:before="0"/>
               <w:ind w:left="120"/>
             </w:pPr>
-            <w:hyperlink w:history="1" r:id="rIdouzwrq7nhrhx35i9nz77d">
+            <w:hyperlink w:history="1" r:id="rIdv7e9zs3ktdbjqzjlnjfla">
               <w:r>
                 <w:rPr>
                   <w:rFonts w:ascii="Arial" w:cs="Arial" w:eastAsia="Arial" w:hAnsi="Arial"/>
@@ -22550,7 +22550,7 @@
               <w:spacing w:after="10" w:before="0"/>
               <w:ind w:left="120"/>
             </w:pPr>
-            <w:hyperlink w:history="1" r:id="rIdoi-0jhw_2iun5v-xjtydg">
+            <w:hyperlink w:history="1" r:id="rIdtoecp0iwna9w3kdbxfr1d">
               <w:r>
                 <w:rPr>
                   <w:rFonts w:ascii="Arial" w:cs="Arial" w:eastAsia="Arial" w:hAnsi="Arial"/>
@@ -22782,7 +22782,7 @@
               <w:spacing w:after="10" w:before="0"/>
               <w:ind w:left="120"/>
             </w:pPr>
-            <w:hyperlink w:history="1" r:id="rId-t13wvyvkluwmil5t2vgn">
+            <w:hyperlink w:history="1" r:id="rIdattneenl-4jhtuq8rtgza">
               <w:r>
                 <w:rPr>
                   <w:rFonts w:ascii="Arial" w:cs="Arial" w:eastAsia="Arial" w:hAnsi="Arial"/>
@@ -22859,7 +22859,7 @@
               <w:spacing w:after="10" w:before="0"/>
               <w:ind w:left="120"/>
             </w:pPr>
-            <w:hyperlink w:history="1" r:id="rIdrgoie4fu-rncfr0c-eh6d">
+            <w:hyperlink w:history="1" r:id="rIdnpcwoknhiamocqjrkjkyt">
               <w:r>
                 <w:rPr>
                   <w:rFonts w:ascii="Arial" w:cs="Arial" w:eastAsia="Arial" w:hAnsi="Arial"/>
@@ -23399,7 +23399,7 @@
         </w:rPr>
         <w:t xml:space="preserve">© 2026 SeaVuria and ARES. Aligned with KICD objectives. Developed by SeaVuria; technical implementation by ARES (with AI assistance from Claude). Licensed under </w:t>
       </w:r>
-      <w:hyperlink w:history="1" r:id="rId_6ac7ts2yrogqd6ukj-n4">
+      <w:hyperlink w:history="1" r:id="rId8ruuwoict_fl-cjn_wj2g">
         <w:r>
           <w:rPr>
             <w:rFonts w:ascii="Arial" w:cs="Arial" w:eastAsia="Arial" w:hAnsi="Arial"/>
@@ -23420,7 +23420,7 @@
         </w:rPr>
         <w:t xml:space="preserve"> (</w:t>
       </w:r>
-      <w:hyperlink w:history="1" r:id="rIdd-x5tkkj9y074p7clo0wy">
+      <w:hyperlink w:history="1" r:id="rIdmlqndxm4glzgj4yr7j8_t">
         <w:r>
           <w:rPr>
             <w:rFonts w:ascii="Arial" w:cs="Arial" w:eastAsia="Arial" w:hAnsi="Arial"/>
@@ -24460,7 +24460,7 @@
             <w:pPr>
               <w:spacing w:after="20" w:before="0"/>
             </w:pPr>
-            <w:hyperlink w:history="1" r:id="rIdl-3afvace_r4qhxb5hx5p">
+            <w:hyperlink w:history="1" r:id="rIdgmvpf_esqp78xvglqvsp2">
               <w:r>
                 <w:rPr>
                   <w:rFonts w:ascii="Arial" w:cs="Arial" w:eastAsia="Arial" w:hAnsi="Arial"/>
@@ -24509,7 +24509,7 @@
               <w:spacing w:after="10" w:before="0"/>
               <w:ind w:left="120"/>
             </w:pPr>
-            <w:hyperlink w:history="1" r:id="rIdk6n9kqgnee_s6wg04qgcd">
+            <w:hyperlink w:history="1" r:id="rIdl0aogvrhpqhw7t41mmadl">
               <w:r>
                 <w:rPr>
                   <w:rFonts w:ascii="Arial" w:cs="Arial" w:eastAsia="Arial" w:hAnsi="Arial"/>
@@ -24571,7 +24571,7 @@
               <w:spacing w:after="10" w:before="0"/>
               <w:ind w:left="120"/>
             </w:pPr>
-            <w:hyperlink w:history="1" r:id="rIdu8yamkuvpv0ngka-uyt5l">
+            <w:hyperlink w:history="1" r:id="rIdq3wpmzj-94zjf3j_jzcno">
               <w:r>
                 <w:rPr>
                   <w:rFonts w:ascii="Arial" w:cs="Arial" w:eastAsia="Arial" w:hAnsi="Arial"/>
@@ -24786,7 +24786,7 @@
             <w:pPr>
               <w:spacing w:after="20" w:before="0"/>
             </w:pPr>
-            <w:hyperlink w:history="1" r:id="rIdpkbktaaimbzvxdfme09iz">
+            <w:hyperlink w:history="1" r:id="rIdsrqstdvzwlkjjsjaa1cfk">
               <w:r>
                 <w:rPr>
                   <w:rFonts w:ascii="Arial" w:cs="Arial" w:eastAsia="Arial" w:hAnsi="Arial"/>
@@ -24835,7 +24835,7 @@
               <w:spacing w:after="10" w:before="0"/>
               <w:ind w:left="120"/>
             </w:pPr>
-            <w:hyperlink w:history="1" r:id="rIdmqkcvqtrhw9wmunffyriq">
+            <w:hyperlink w:history="1" r:id="rIdvbjzmlwjccbmo-gtsf5oa">
               <w:r>
                 <w:rPr>
                   <w:rFonts w:ascii="Arial" w:cs="Arial" w:eastAsia="Arial" w:hAnsi="Arial"/>
@@ -24897,7 +24897,7 @@
               <w:spacing w:after="10" w:before="0"/>
               <w:ind w:left="120"/>
             </w:pPr>
-            <w:hyperlink w:history="1" r:id="rIdvjhluujpif-os_onq9euf">
+            <w:hyperlink w:history="1" r:id="rId4rz7dn-be0izcw4bs0vmc">
               <w:r>
                 <w:rPr>
                   <w:rFonts w:ascii="Arial" w:cs="Arial" w:eastAsia="Arial" w:hAnsi="Arial"/>
@@ -25112,7 +25112,7 @@
             <w:pPr>
               <w:spacing w:after="20" w:before="0"/>
             </w:pPr>
-            <w:hyperlink w:history="1" r:id="rIdqgbn83b8znv79enl6txzm">
+            <w:hyperlink w:history="1" r:id="rIdfa7s3geqj3trvl8n4ok4l">
               <w:r>
                 <w:rPr>
                   <w:rFonts w:ascii="Arial" w:cs="Arial" w:eastAsia="Arial" w:hAnsi="Arial"/>
@@ -25161,7 +25161,7 @@
               <w:spacing w:after="10" w:before="0"/>
               <w:ind w:left="120"/>
             </w:pPr>
-            <w:hyperlink w:history="1" r:id="rIdudt4sgnwecjgdtgt4rpog">
+            <w:hyperlink w:history="1" r:id="rId2ucfgksvgcnlcriheoylr">
               <w:r>
                 <w:rPr>
                   <w:rFonts w:ascii="Arial" w:cs="Arial" w:eastAsia="Arial" w:hAnsi="Arial"/>
@@ -25223,7 +25223,7 @@
               <w:spacing w:after="10" w:before="0"/>
               <w:ind w:left="120"/>
             </w:pPr>
-            <w:hyperlink w:history="1" r:id="rIdiwidaa2cp50pjlmqkums2">
+            <w:hyperlink w:history="1" r:id="rIda0phbcn3f70-ydegp3mjl">
               <w:r>
                 <w:rPr>
                   <w:rFonts w:ascii="Arial" w:cs="Arial" w:eastAsia="Arial" w:hAnsi="Arial"/>
@@ -25438,7 +25438,7 @@
             <w:pPr>
               <w:spacing w:after="20" w:before="0"/>
             </w:pPr>
-            <w:hyperlink w:history="1" r:id="rIds63kzvpkumnmh2tzybbqv">
+            <w:hyperlink w:history="1" r:id="rIdwsttx-nnzrxvrxqmyepwv">
               <w:r>
                 <w:rPr>
                   <w:rFonts w:ascii="Arial" w:cs="Arial" w:eastAsia="Arial" w:hAnsi="Arial"/>
@@ -25487,7 +25487,7 @@
               <w:spacing w:after="10" w:before="0"/>
               <w:ind w:left="120"/>
             </w:pPr>
-            <w:hyperlink w:history="1" r:id="rIdrshiqmtx75etp8y9f4q1t">
+            <w:hyperlink w:history="1" r:id="rIdngxjybxtilswugj_3m3il">
               <w:r>
                 <w:rPr>
                   <w:rFonts w:ascii="Arial" w:cs="Arial" w:eastAsia="Arial" w:hAnsi="Arial"/>
@@ -25549,7 +25549,7 @@
               <w:spacing w:after="10" w:before="0"/>
               <w:ind w:left="120"/>
             </w:pPr>
-            <w:hyperlink w:history="1" r:id="rId_go1xcxqlsos5eu5mbl0f">
+            <w:hyperlink w:history="1" r:id="rIdnh4ipoo33l2rbaes0l4jb">
               <w:r>
                 <w:rPr>
                   <w:rFonts w:ascii="Arial" w:cs="Arial" w:eastAsia="Arial" w:hAnsi="Arial"/>
@@ -25764,7 +25764,7 @@
             <w:pPr>
               <w:spacing w:after="20" w:before="0"/>
             </w:pPr>
-            <w:hyperlink w:history="1" r:id="rId8feldyfh0upi5kq-yyf5s">
+            <w:hyperlink w:history="1" r:id="rIdz1crizvo3ii66ovnfleko">
               <w:r>
                 <w:rPr>
                   <w:rFonts w:ascii="Arial" w:cs="Arial" w:eastAsia="Arial" w:hAnsi="Arial"/>
@@ -25813,7 +25813,7 @@
               <w:spacing w:after="10" w:before="0"/>
               <w:ind w:left="120"/>
             </w:pPr>
-            <w:hyperlink w:history="1" r:id="rIdewyuq4pt6s1uj8mo5b0bl">
+            <w:hyperlink w:history="1" r:id="rIdaduygvljohfyo0_wklzle">
               <w:r>
                 <w:rPr>
                   <w:rFonts w:ascii="Arial" w:cs="Arial" w:eastAsia="Arial" w:hAnsi="Arial"/>
@@ -25875,7 +25875,7 @@
               <w:spacing w:after="10" w:before="0"/>
               <w:ind w:left="120"/>
             </w:pPr>
-            <w:hyperlink w:history="1" r:id="rIdzb3h-ephern1vlhyi0hzs">
+            <w:hyperlink w:history="1" r:id="rIdpt5pb4niqifurrnmcbryx">
               <w:r>
                 <w:rPr>
                   <w:rFonts w:ascii="Arial" w:cs="Arial" w:eastAsia="Arial" w:hAnsi="Arial"/>
@@ -26415,7 +26415,7 @@
         </w:rPr>
         <w:t xml:space="preserve">© 2026 SeaVuria and ARES. Aligned with KICD objectives. Developed by SeaVuria; technical implementation by ARES (with AI assistance from Claude). Licensed under </w:t>
       </w:r>
-      <w:hyperlink w:history="1" r:id="rId-8yfjrbk42z_eutea_5rh">
+      <w:hyperlink w:history="1" r:id="rId9d9oqhcqvdscmeei_1rpt">
         <w:r>
           <w:rPr>
             <w:rFonts w:ascii="Arial" w:cs="Arial" w:eastAsia="Arial" w:hAnsi="Arial"/>
@@ -26436,7 +26436,7 @@
         </w:rPr>
         <w:t xml:space="preserve"> (</w:t>
       </w:r>
-      <w:hyperlink w:history="1" r:id="rIdq0esvamsjolyhs_ktkent">
+      <w:hyperlink w:history="1" r:id="rIdpsxblioifqkzbhrdnxqht">
         <w:r>
           <w:rPr>
             <w:rFonts w:ascii="Arial" w:cs="Arial" w:eastAsia="Arial" w:hAnsi="Arial"/>
